--- a/Avance_Colque_Fernandez.docx
+++ b/Avance_Colque_Fernandez.docx
@@ -1,6 +1,6 @@
 
 <file path=word/document.xml><?xml version="1.0" encoding="utf-8"?>
-<w:document xmlns:wpc="http://schemas.microsoft.com/office/word/2010/wordprocessingCanvas" xmlns:cx="http://schemas.microsoft.com/office/drawing/2014/chartex" xmlns:cx1="http://schemas.microsoft.com/office/drawing/2015/9/8/chartex" xmlns:cx2="http://schemas.microsoft.com/office/drawing/2015/10/21/chartex" xmlns:cx3="http://schemas.microsoft.com/office/drawing/2016/5/9/chartex" xmlns:cx4="http://schemas.microsoft.com/office/drawing/2016/5/10/chartex" xmlns:cx5="http://schemas.microsoft.com/office/drawing/2016/5/11/chartex" xmlns:cx6="http://schemas.microsoft.com/office/drawing/2016/5/12/chartex" xmlns:cx7="http://schemas.microsoft.com/office/drawing/2016/5/13/chartex" xmlns:cx8="http://schemas.microsoft.com/office/drawing/2016/5/14/chartex" xmlns:mc="http://schemas.openxmlformats.org/markup-compatibility/2006" xmlns:aink="http://schemas.microsoft.com/office/drawing/2016/ink" xmlns:am3d="http://schemas.microsoft.com/office/drawing/2017/model3d" xmlns:o="urn:schemas-microsoft-com:office:office" xmlns:r="http://schemas.openxmlformats.org/officeDocument/2006/relationships" xmlns:m="http://schemas.openxmlformats.org/officeDocument/2006/math" xmlns:v="urn:schemas-microsoft-com:vml" xmlns:wp14="http://schemas.microsoft.com/office/word/2010/wordprocessingDrawing" xmlns:wp="http://schemas.openxmlformats.org/drawingml/2006/wordprocessingDrawing" xmlns:w10="urn:schemas-microsoft-com:office:word" xmlns:w="http://schemas.openxmlformats.org/wordprocessingml/2006/main" xmlns:w14="http://schemas.microsoft.com/office/word/2010/wordml" xmlns:w15="http://schemas.microsoft.com/office/word/2012/wordml" xmlns:w16cex="http://schemas.microsoft.com/office/word/2018/wordml/cex" xmlns:w16cid="http://schemas.microsoft.com/office/word/2016/wordml/cid" xmlns:w16="http://schemas.microsoft.com/office/word/2018/wordml" xmlns:w16sdtdh="http://schemas.microsoft.com/office/word/2020/wordml/sdtdatahash" xmlns:w16se="http://schemas.microsoft.com/office/word/2015/wordml/symex" xmlns:wpg="http://schemas.microsoft.com/office/word/2010/wordprocessingGroup" xmlns:wpi="http://schemas.microsoft.com/office/word/2010/wordprocessingInk" xmlns:wne="http://schemas.microsoft.com/office/word/2006/wordml" xmlns:wps="http://schemas.microsoft.com/office/word/2010/wordprocessingShape" mc:Ignorable="w14 w15 w16se w16cid w16 w16cex w16sdtdh wp14">
+<w:document xmlns:wpc="http://schemas.microsoft.com/office/word/2010/wordprocessingCanvas" xmlns:cx="http://schemas.microsoft.com/office/drawing/2014/chartex" xmlns:cx1="http://schemas.microsoft.com/office/drawing/2015/9/8/chartex" xmlns:cx2="http://schemas.microsoft.com/office/drawing/2015/10/21/chartex" xmlns:cx3="http://schemas.microsoft.com/office/drawing/2016/5/9/chartex" xmlns:cx4="http://schemas.microsoft.com/office/drawing/2016/5/10/chartex" xmlns:cx5="http://schemas.microsoft.com/office/drawing/2016/5/11/chartex" xmlns:cx6="http://schemas.microsoft.com/office/drawing/2016/5/12/chartex" xmlns:cx7="http://schemas.microsoft.com/office/drawing/2016/5/13/chartex" xmlns:cx8="http://schemas.microsoft.com/office/drawing/2016/5/14/chartex" xmlns:mc="http://schemas.openxmlformats.org/markup-compatibility/2006" xmlns:aink="http://schemas.microsoft.com/office/drawing/2016/ink" xmlns:am3d="http://schemas.microsoft.com/office/drawing/2017/model3d" xmlns:o="urn:schemas-microsoft-com:office:office" xmlns:oel="http://schemas.microsoft.com/office/2019/extlst" xmlns:r="http://schemas.openxmlformats.org/officeDocument/2006/relationships" xmlns:m="http://schemas.openxmlformats.org/officeDocument/2006/math" xmlns:v="urn:schemas-microsoft-com:vml" xmlns:wp14="http://schemas.microsoft.com/office/word/2010/wordprocessingDrawing" xmlns:wp="http://schemas.openxmlformats.org/drawingml/2006/wordprocessingDrawing" xmlns:w10="urn:schemas-microsoft-com:office:word" xmlns:w="http://schemas.openxmlformats.org/wordprocessingml/2006/main" xmlns:w14="http://schemas.microsoft.com/office/word/2010/wordml" xmlns:w15="http://schemas.microsoft.com/office/word/2012/wordml" xmlns:w16cex="http://schemas.microsoft.com/office/word/2018/wordml/cex" xmlns:w16cid="http://schemas.microsoft.com/office/word/2016/wordml/cid" xmlns:w16="http://schemas.microsoft.com/office/word/2018/wordml" xmlns:w16sdtdh="http://schemas.microsoft.com/office/word/2020/wordml/sdtdatahash" xmlns:w16se="http://schemas.microsoft.com/office/word/2015/wordml/symex" xmlns:wpg="http://schemas.microsoft.com/office/word/2010/wordprocessingGroup" xmlns:wpi="http://schemas.microsoft.com/office/word/2010/wordprocessingInk" xmlns:wne="http://schemas.microsoft.com/office/word/2006/wordml" xmlns:wps="http://schemas.microsoft.com/office/word/2010/wordprocessingShape" mc:Ignorable="w14 w15 w16se w16cid w16 w16cex w16sdtdh wp14">
   <w:body>
     <w:p>
       <w:pPr>
@@ -628,22 +628,69 @@
         <w:tabs>
           <w:tab w:val="left" w:pos="1134"/>
         </w:tabs>
-        <w:rPr>
-          <w:rFonts w:ascii="Arial" w:hAnsi="Arial" w:cs="Arial"/>
-          <w:b/>
-          <w:sz w:val="24"/>
-          <w:szCs w:val="24"/>
-          <w:lang w:val="es-ES"/>
-        </w:rPr>
-      </w:pPr>
-      <w:r>
-        <w:rPr>
-          <w:rFonts w:ascii="Arial" w:hAnsi="Arial" w:cs="Arial"/>
-          <w:sz w:val="24"/>
-          <w:szCs w:val="24"/>
-          <w:lang w:val="es-ES"/>
-        </w:rPr>
-        <w:t>El objetivo de este trabajo practico transversal consiste en la realización de un lenguaje de programación orientado al uso de conjuntos y listas, con el fin de poder llevar a cabo la construcción de las distintas maquinas aprendidas en la materia Teoría de la Computación I.</w:t>
+      </w:pPr>
+      <w:r>
+        <w:rPr>
+          <w:rFonts w:ascii="Arial" w:hAnsi="Arial" w:cs="Arial"/>
+          <w:sz w:val="24"/>
+          <w:szCs w:val="24"/>
+          <w:lang w:val="es-ES"/>
+        </w:rPr>
+        <w:t>El objetivo de este trabajo practico transversal consiste en la realización de un lenguaje de programación orientado al uso de conjuntos</w:t>
+      </w:r>
+      <w:r>
+        <w:rPr>
+          <w:rFonts w:ascii="Arial" w:hAnsi="Arial" w:cs="Arial"/>
+          <w:sz w:val="24"/>
+          <w:szCs w:val="24"/>
+          <w:lang w:val="es-ES"/>
+        </w:rPr>
+        <w:t>,</w:t>
+      </w:r>
+      <w:r>
+        <w:rPr>
+          <w:rFonts w:ascii="Arial" w:hAnsi="Arial" w:cs="Arial"/>
+          <w:sz w:val="24"/>
+          <w:szCs w:val="24"/>
+          <w:lang w:val="es-ES"/>
+        </w:rPr>
+        <w:t xml:space="preserve"> listas</w:t>
+      </w:r>
+      <w:r>
+        <w:rPr>
+          <w:rFonts w:ascii="Arial" w:hAnsi="Arial" w:cs="Arial"/>
+          <w:sz w:val="24"/>
+          <w:szCs w:val="24"/>
+          <w:lang w:val="es-ES"/>
+        </w:rPr>
+        <w:t>, elementos y números, con el</w:t>
+      </w:r>
+      <w:r>
+        <w:rPr>
+          <w:rFonts w:ascii="Arial" w:hAnsi="Arial" w:cs="Arial"/>
+          <w:sz w:val="24"/>
+          <w:szCs w:val="24"/>
+          <w:lang w:val="es-ES"/>
+        </w:rPr>
+        <w:t xml:space="preserve"> propósito</w:t>
+      </w:r>
+      <w:r>
+        <w:rPr>
+          <w:rFonts w:ascii="Arial" w:hAnsi="Arial" w:cs="Arial"/>
+          <w:sz w:val="24"/>
+          <w:szCs w:val="24"/>
+          <w:lang w:val="es-ES"/>
+        </w:rPr>
+        <w:t xml:space="preserve"> de crear programas que implementen dichos tipos de datos</w:t>
+      </w:r>
+      <w:r>
+        <w:rPr>
+          <w:rFonts w:ascii="Arial" w:hAnsi="Arial" w:cs="Arial"/>
+          <w:sz w:val="24"/>
+          <w:szCs w:val="24"/>
+          <w:lang w:val="es-ES"/>
+        </w:rPr>
+        <w:t>, entre ellos algunas operaciones con autómatas.</w:t>
       </w:r>
     </w:p>
     <w:p>
@@ -874,31 +921,6 @@
     </w:p>
     <w:p>
       <w:pPr>
-        <w:rPr>
-          <w:rFonts w:ascii="Arial" w:hAnsi="Arial" w:cs="Arial"/>
-          <w:b/>
-          <w:bCs/>
-          <w:sz w:val="24"/>
-          <w:szCs w:val="24"/>
-          <w:u w:val="single"/>
-          <w:lang w:val="es-ES"/>
-        </w:rPr>
-      </w:pPr>
-      <w:r>
-        <w:rPr>
-          <w:rFonts w:ascii="Arial" w:hAnsi="Arial" w:cs="Arial"/>
-          <w:b/>
-          <w:bCs/>
-          <w:sz w:val="24"/>
-          <w:szCs w:val="24"/>
-          <w:u w:val="single"/>
-          <w:lang w:val="es-ES"/>
-        </w:rPr>
-        <w:t>//TODO: REVISAR!!!!!!!!!!!!!</w:t>
-      </w:r>
-    </w:p>
-    <w:p>
-      <w:pPr>
         <w:pStyle w:val="Prrafodelista"/>
         <w:numPr>
           <w:ilvl w:val="0"/>
@@ -1555,7 +1577,6 @@
           <w:szCs w:val="32"/>
           <w:lang w:val="es-AR"/>
         </w:rPr>
-        <w:lastRenderedPageBreak/>
         <w:t xml:space="preserve">Q </w:t>
       </w:r>
       <w:r>
@@ -1611,6 +1632,7 @@
           <w:sz w:val="32"/>
           <w:szCs w:val="32"/>
         </w:rPr>
+        <w:lastRenderedPageBreak/>
         <w:t>Σ</w:t>
       </w:r>
       <w:r>
@@ -2238,7 +2260,27 @@
           <w:szCs w:val="24"/>
           <w:lang w:val="es-AR"/>
         </w:rPr>
-        <w:t>q0,q1,q2,q3,q4</w:t>
+        <w:t>q</w:t>
+      </w:r>
+      <w:proofErr w:type="gramStart"/>
+      <w:r>
+        <w:rPr>
+          <w:rFonts w:ascii="Arial" w:hAnsi="Arial" w:cs="Arial"/>
+          <w:sz w:val="24"/>
+          <w:szCs w:val="24"/>
+          <w:lang w:val="es-AR"/>
+        </w:rPr>
+        <w:t>0,q</w:t>
+      </w:r>
+      <w:proofErr w:type="gramEnd"/>
+      <w:r>
+        <w:rPr>
+          <w:rFonts w:ascii="Arial" w:hAnsi="Arial" w:cs="Arial"/>
+          <w:sz w:val="24"/>
+          <w:szCs w:val="24"/>
+          <w:lang w:val="es-AR"/>
+        </w:rPr>
+        <w:t>1,q2,q3,q4</w:t>
       </w:r>
       <w:r>
         <w:rPr>
@@ -2362,7 +2404,17 @@
           <w:szCs w:val="24"/>
           <w:lang w:val="es-AR"/>
         </w:rPr>
-        <w:t>q0,0,</w:t>
+        <w:t>q0,</w:t>
+      </w:r>
+      <w:proofErr w:type="gramStart"/>
+      <w:r>
+        <w:rPr>
+          <w:rFonts w:ascii="Arial" w:hAnsi="Arial" w:cs="Arial"/>
+          <w:sz w:val="24"/>
+          <w:szCs w:val="24"/>
+          <w:lang w:val="es-AR"/>
+        </w:rPr>
+        <w:t>0,</w:t>
       </w:r>
       <w:r>
         <w:rPr>
@@ -2376,6 +2428,7 @@
         </w:rPr>
         <w:t>{</w:t>
       </w:r>
+      <w:proofErr w:type="gramEnd"/>
       <w:r>
         <w:rPr>
           <w:rFonts w:ascii="Arial" w:hAnsi="Arial" w:cs="Arial"/>
@@ -3265,7 +3318,6 @@
           <w:szCs w:val="24"/>
           <w:lang w:val="es-AR"/>
         </w:rPr>
-        <w:lastRenderedPageBreak/>
         <w:t>q0</w:t>
       </w:r>
       <w:r>
@@ -3300,6 +3352,7 @@
           <w:szCs w:val="24"/>
           <w:lang w:val="es-AR"/>
         </w:rPr>
+        <w:lastRenderedPageBreak/>
         <w:t>{</w:t>
       </w:r>
       <w:r>
@@ -3309,7 +3362,27 @@
           <w:szCs w:val="24"/>
           <w:lang w:val="es-AR"/>
         </w:rPr>
-        <w:t>q2,q4</w:t>
+        <w:t>q</w:t>
+      </w:r>
+      <w:proofErr w:type="gramStart"/>
+      <w:r>
+        <w:rPr>
+          <w:rFonts w:ascii="Arial" w:hAnsi="Arial" w:cs="Arial"/>
+          <w:sz w:val="24"/>
+          <w:szCs w:val="24"/>
+          <w:lang w:val="es-AR"/>
+        </w:rPr>
+        <w:t>2,q</w:t>
+      </w:r>
+      <w:proofErr w:type="gramEnd"/>
+      <w:r>
+        <w:rPr>
+          <w:rFonts w:ascii="Arial" w:hAnsi="Arial" w:cs="Arial"/>
+          <w:sz w:val="24"/>
+          <w:szCs w:val="24"/>
+          <w:lang w:val="es-AR"/>
+        </w:rPr>
+        <w:t>4</w:t>
       </w:r>
       <w:r>
         <w:rPr>
@@ -3455,7 +3528,17 @@
           <w:lang w:val="es-AR"/>
         </w:rPr>
         <w:tab/>
-        <w:t>sea A=(</w:t>
+        <w:t>sea A</w:t>
+      </w:r>
+      <w:proofErr w:type="gramStart"/>
+      <w:r>
+        <w:rPr>
+          <w:rFonts w:ascii="Arial" w:hAnsi="Arial" w:cs="Arial"/>
+          <w:sz w:val="24"/>
+          <w:szCs w:val="24"/>
+          <w:lang w:val="es-AR"/>
+        </w:rPr>
+        <w:t>=(</w:t>
       </w:r>
       <w:r>
         <w:rPr>
@@ -3475,6 +3558,7 @@
         </w:rPr>
         <w:t>Q</w:t>
       </w:r>
+      <w:proofErr w:type="gramEnd"/>
       <w:r>
         <w:rPr>
           <w:rFonts w:ascii="Arial" w:hAnsi="Arial" w:cs="Arial"/>
@@ -3786,6 +3870,7 @@
         <w:t>(</w:t>
       </w:r>
       <w:proofErr w:type="spellStart"/>
+      <w:proofErr w:type="gramStart"/>
       <w:r>
         <w:rPr>
           <w:rFonts w:ascii="Arial" w:hAnsi="Arial" w:cs="Arial"/>
@@ -3809,6 +3894,7 @@
         <w:t>,a</w:t>
       </w:r>
       <w:proofErr w:type="spellEnd"/>
+      <w:proofErr w:type="gramEnd"/>
       <w:r>
         <w:rPr>
           <w:rFonts w:ascii="Arial" w:eastAsia="Times New Roman" w:hAnsi="Arial" w:cs="Arial"/>
@@ -4060,6 +4146,7 @@
         <w:t>(</w:t>
       </w:r>
       <w:proofErr w:type="spellStart"/>
+      <w:proofErr w:type="gramStart"/>
       <w:r>
         <w:rPr>
           <w:rFonts w:ascii="Arial" w:hAnsi="Arial" w:cs="Arial"/>
@@ -4083,6 +4170,7 @@
         <w:t>,a</w:t>
       </w:r>
       <w:proofErr w:type="spellEnd"/>
+      <w:proofErr w:type="gramEnd"/>
       <w:r>
         <w:rPr>
           <w:rFonts w:ascii="Arial" w:eastAsia="Times New Roman" w:hAnsi="Arial" w:cs="Arial"/>
@@ -4300,6 +4388,7 @@
         </w:rPr>
         <w:t xml:space="preserve"> </w:t>
       </w:r>
+      <w:proofErr w:type="gramStart"/>
       <w:r>
         <w:rPr>
           <w:rFonts w:ascii="Cambria Math" w:eastAsia="Times New Roman" w:hAnsi="Cambria Math" w:cs="Cambria Math"/>
@@ -4326,6 +4415,7 @@
         </w:rPr>
         <w:t>δ</w:t>
       </w:r>
+      <w:proofErr w:type="gramEnd"/>
       <w:r>
         <w:rPr>
           <w:rFonts w:ascii="Arial" w:eastAsia="Times New Roman" w:hAnsi="Arial" w:cs="Arial"/>
@@ -4568,6 +4658,7 @@
         </w:rPr>
         <w:t xml:space="preserve"> </w:t>
       </w:r>
+      <w:proofErr w:type="gramStart"/>
       <w:r>
         <w:rPr>
           <w:rFonts w:ascii="Arial" w:hAnsi="Arial" w:cs="Arial"/>
@@ -4595,6 +4686,7 @@
         </w:rPr>
         <w:t>}</w:t>
       </w:r>
+      <w:proofErr w:type="gramEnd"/>
     </w:p>
     <w:p>
       <w:pPr>
@@ -4762,6 +4854,7 @@
         </w:rPr>
         <w:t>0</w:t>
       </w:r>
+      <w:proofErr w:type="gramStart"/>
       <w:r>
         <w:rPr>
           <w:rFonts w:ascii="Arial" w:hAnsi="Arial" w:cs="Arial"/>
@@ -4809,6 +4902,7 @@
         </w:rPr>
         <w:t>B</w:t>
       </w:r>
+      <w:proofErr w:type="gramEnd"/>
       <w:r>
         <w:rPr>
           <w:rFonts w:ascii="Arial" w:hAnsi="Arial" w:cs="Arial"/>
@@ -4921,6 +5015,7 @@
         <w:t xml:space="preserve"> </w:t>
       </w:r>
       <w:proofErr w:type="spellStart"/>
+      <w:proofErr w:type="gramStart"/>
       <w:r>
         <w:rPr>
           <w:rFonts w:ascii="Consolas" w:eastAsia="Times New Roman" w:hAnsi="Consolas" w:cs="Times New Roman"/>
@@ -4943,6 +5038,7 @@
         <w:t>(</w:t>
       </w:r>
       <w:proofErr w:type="spellStart"/>
+      <w:proofErr w:type="gramEnd"/>
       <w:r>
         <w:rPr>
           <w:rFonts w:ascii="Consolas" w:eastAsia="Times New Roman" w:hAnsi="Consolas" w:cs="Times New Roman"/>
@@ -5085,6 +5181,7 @@
         <w:t xml:space="preserve"> </w:t>
       </w:r>
       <w:proofErr w:type="spellStart"/>
+      <w:proofErr w:type="gramStart"/>
       <w:r>
         <w:rPr>
           <w:rFonts w:ascii="Consolas" w:eastAsia="Times New Roman" w:hAnsi="Consolas" w:cs="Times New Roman"/>
@@ -5104,6 +5201,7 @@
         </w:rPr>
         <w:t>(</w:t>
       </w:r>
+      <w:proofErr w:type="gramEnd"/>
       <w:r>
         <w:rPr>
           <w:rFonts w:ascii="Consolas" w:eastAsia="Times New Roman" w:hAnsi="Consolas" w:cs="Times New Roman"/>
@@ -5220,6 +5318,7 @@
         <w:t xml:space="preserve"> </w:t>
       </w:r>
       <w:proofErr w:type="spellStart"/>
+      <w:proofErr w:type="gramStart"/>
       <w:r>
         <w:rPr>
           <w:rFonts w:ascii="Consolas" w:eastAsia="Times New Roman" w:hAnsi="Consolas" w:cs="Times New Roman"/>
@@ -5239,6 +5338,7 @@
         </w:rPr>
         <w:t>(</w:t>
       </w:r>
+      <w:proofErr w:type="gramEnd"/>
       <w:r>
         <w:rPr>
           <w:rFonts w:ascii="Consolas" w:eastAsia="Times New Roman" w:hAnsi="Consolas" w:cs="Times New Roman"/>
@@ -5355,6 +5455,7 @@
         <w:t xml:space="preserve"> </w:t>
       </w:r>
       <w:proofErr w:type="spellStart"/>
+      <w:proofErr w:type="gramStart"/>
       <w:r>
         <w:rPr>
           <w:rFonts w:ascii="Consolas" w:eastAsia="Times New Roman" w:hAnsi="Consolas" w:cs="Times New Roman"/>
@@ -5374,6 +5475,7 @@
         </w:rPr>
         <w:t>(</w:t>
       </w:r>
+      <w:proofErr w:type="gramEnd"/>
       <w:r>
         <w:rPr>
           <w:rFonts w:ascii="Consolas" w:eastAsia="Times New Roman" w:hAnsi="Consolas" w:cs="Times New Roman"/>
@@ -5490,6 +5592,7 @@
         <w:t xml:space="preserve"> </w:t>
       </w:r>
       <w:proofErr w:type="spellStart"/>
+      <w:proofErr w:type="gramStart"/>
       <w:r>
         <w:rPr>
           <w:rFonts w:ascii="Consolas" w:eastAsia="Times New Roman" w:hAnsi="Consolas" w:cs="Times New Roman"/>
@@ -5509,6 +5612,7 @@
         </w:rPr>
         <w:t>(</w:t>
       </w:r>
+      <w:proofErr w:type="gramEnd"/>
       <w:r>
         <w:rPr>
           <w:rFonts w:ascii="Consolas" w:eastAsia="Times New Roman" w:hAnsi="Consolas" w:cs="Times New Roman"/>
@@ -5635,6 +5739,7 @@
         <w:t xml:space="preserve"> </w:t>
       </w:r>
       <w:proofErr w:type="spellStart"/>
+      <w:proofErr w:type="gramStart"/>
       <w:r>
         <w:rPr>
           <w:rFonts w:ascii="Consolas" w:eastAsia="Times New Roman" w:hAnsi="Consolas" w:cs="Times New Roman"/>
@@ -5654,6 +5759,7 @@
         </w:rPr>
         <w:t>(</w:t>
       </w:r>
+      <w:proofErr w:type="gramEnd"/>
       <w:r>
         <w:rPr>
           <w:rFonts w:ascii="Consolas" w:eastAsia="Times New Roman" w:hAnsi="Consolas" w:cs="Times New Roman"/>
@@ -5764,6 +5870,7 @@
         <w:t xml:space="preserve"> </w:t>
       </w:r>
       <w:proofErr w:type="spellStart"/>
+      <w:proofErr w:type="gramStart"/>
       <w:r>
         <w:rPr>
           <w:rFonts w:ascii="Consolas" w:eastAsia="Times New Roman" w:hAnsi="Consolas" w:cs="Times New Roman"/>
@@ -5784,6 +5891,7 @@
         <w:t>(</w:t>
       </w:r>
       <w:proofErr w:type="spellStart"/>
+      <w:proofErr w:type="gramEnd"/>
       <w:r>
         <w:rPr>
           <w:rFonts w:ascii="Consolas" w:eastAsia="Times New Roman" w:hAnsi="Consolas" w:cs="Times New Roman"/>
@@ -5901,6 +6009,7 @@
         <w:t xml:space="preserve"> </w:t>
       </w:r>
       <w:proofErr w:type="spellStart"/>
+      <w:proofErr w:type="gramStart"/>
       <w:r>
         <w:rPr>
           <w:rFonts w:ascii="Consolas" w:eastAsia="Times New Roman" w:hAnsi="Consolas" w:cs="Times New Roman"/>
@@ -5921,6 +6030,7 @@
         <w:t>(</w:t>
       </w:r>
       <w:proofErr w:type="spellStart"/>
+      <w:proofErr w:type="gramEnd"/>
       <w:r>
         <w:rPr>
           <w:rFonts w:ascii="Consolas" w:eastAsia="Times New Roman" w:hAnsi="Consolas" w:cs="Times New Roman"/>
@@ -6157,6 +6267,7 @@
         <w:t xml:space="preserve"> </w:t>
       </w:r>
       <w:proofErr w:type="spellStart"/>
+      <w:proofErr w:type="gramStart"/>
       <w:r>
         <w:rPr>
           <w:rFonts w:ascii="Consolas" w:eastAsia="Times New Roman" w:hAnsi="Consolas" w:cs="Times New Roman"/>
@@ -6176,6 +6287,7 @@
         </w:rPr>
         <w:t>(</w:t>
       </w:r>
+      <w:proofErr w:type="gramEnd"/>
       <w:r>
         <w:rPr>
           <w:rFonts w:ascii="Consolas" w:eastAsia="Times New Roman" w:hAnsi="Consolas" w:cs="Times New Roman"/>
@@ -6274,6 +6386,7 @@
         <w:t xml:space="preserve"> </w:t>
       </w:r>
       <w:proofErr w:type="spellStart"/>
+      <w:proofErr w:type="gramStart"/>
       <w:r>
         <w:rPr>
           <w:rFonts w:ascii="Consolas" w:eastAsia="Times New Roman" w:hAnsi="Consolas" w:cs="Times New Roman"/>
@@ -6293,6 +6406,7 @@
         </w:rPr>
         <w:t>(</w:t>
       </w:r>
+      <w:proofErr w:type="gramEnd"/>
       <w:r>
         <w:rPr>
           <w:rFonts w:ascii="Consolas" w:eastAsia="Times New Roman" w:hAnsi="Consolas" w:cs="Times New Roman"/>
@@ -6472,7 +6586,6 @@
           <w:sz w:val="21"/>
           <w:szCs w:val="21"/>
         </w:rPr>
-        <w:lastRenderedPageBreak/>
         <w:t xml:space="preserve">    </w:t>
       </w:r>
       <w:proofErr w:type="spellStart"/>
@@ -6772,6 +6885,7 @@
         </w:rPr>
         <w:t xml:space="preserve"> </w:t>
       </w:r>
+      <w:proofErr w:type="gramStart"/>
       <w:r>
         <w:rPr>
           <w:rFonts w:ascii="Consolas" w:eastAsia="Times New Roman" w:hAnsi="Consolas" w:cs="Times New Roman"/>
@@ -6791,6 +6905,7 @@
         <w:t>(</w:t>
       </w:r>
       <w:proofErr w:type="spellStart"/>
+      <w:proofErr w:type="gramEnd"/>
       <w:r>
         <w:rPr>
           <w:rFonts w:ascii="Consolas" w:eastAsia="Times New Roman" w:hAnsi="Consolas" w:cs="Times New Roman"/>
@@ -6982,6 +7097,7 @@
         </w:rPr>
         <w:t xml:space="preserve"> </w:t>
       </w:r>
+      <w:proofErr w:type="gramStart"/>
       <w:r>
         <w:rPr>
           <w:rFonts w:ascii="Consolas" w:eastAsia="Times New Roman" w:hAnsi="Consolas" w:cs="Times New Roman"/>
@@ -7001,6 +7117,7 @@
         <w:t>(</w:t>
       </w:r>
       <w:proofErr w:type="spellStart"/>
+      <w:proofErr w:type="gramEnd"/>
       <w:r>
         <w:rPr>
           <w:rFonts w:ascii="Consolas" w:eastAsia="Times New Roman" w:hAnsi="Consolas" w:cs="Times New Roman"/>
@@ -7130,6 +7247,7 @@
         <w:t xml:space="preserve"> </w:t>
       </w:r>
       <w:proofErr w:type="spellStart"/>
+      <w:proofErr w:type="gramStart"/>
       <w:r>
         <w:rPr>
           <w:rFonts w:ascii="Consolas" w:eastAsia="Times New Roman" w:hAnsi="Consolas" w:cs="Times New Roman"/>
@@ -7149,6 +7267,7 @@
         </w:rPr>
         <w:t>(</w:t>
       </w:r>
+      <w:proofErr w:type="gramEnd"/>
       <w:r>
         <w:rPr>
           <w:rFonts w:ascii="Consolas" w:eastAsia="Times New Roman" w:hAnsi="Consolas" w:cs="Times New Roman"/>
@@ -7330,6 +7449,7 @@
         </w:rPr>
         <w:t xml:space="preserve"> </w:t>
       </w:r>
+      <w:proofErr w:type="gramStart"/>
       <w:r>
         <w:rPr>
           <w:rFonts w:ascii="Consolas" w:eastAsia="Times New Roman" w:hAnsi="Consolas" w:cs="Times New Roman"/>
@@ -7349,6 +7469,7 @@
         <w:t>(</w:t>
       </w:r>
       <w:proofErr w:type="spellStart"/>
+      <w:proofErr w:type="gramEnd"/>
       <w:r>
         <w:rPr>
           <w:rFonts w:ascii="Consolas" w:eastAsia="Times New Roman" w:hAnsi="Consolas" w:cs="Times New Roman"/>
@@ -7609,6 +7730,7 @@
         </w:rPr>
         <w:t xml:space="preserve"> </w:t>
       </w:r>
+      <w:proofErr w:type="gramStart"/>
       <w:r>
         <w:rPr>
           <w:rFonts w:ascii="Consolas" w:eastAsia="Times New Roman" w:hAnsi="Consolas" w:cs="Times New Roman"/>
@@ -7628,6 +7750,7 @@
         <w:t>(</w:t>
       </w:r>
       <w:proofErr w:type="spellStart"/>
+      <w:proofErr w:type="gramEnd"/>
       <w:r>
         <w:rPr>
           <w:rFonts w:ascii="Consolas" w:eastAsia="Times New Roman" w:hAnsi="Consolas" w:cs="Times New Roman"/>
@@ -7737,6 +7860,7 @@
         <w:t xml:space="preserve"> (</w:t>
       </w:r>
       <w:proofErr w:type="spellStart"/>
+      <w:proofErr w:type="gramStart"/>
       <w:r>
         <w:rPr>
           <w:rFonts w:ascii="Consolas" w:eastAsia="Times New Roman" w:hAnsi="Consolas" w:cs="Times New Roman"/>
@@ -7757,6 +7881,7 @@
         <w:t>(</w:t>
       </w:r>
       <w:proofErr w:type="spellStart"/>
+      <w:proofErr w:type="gramEnd"/>
       <w:r>
         <w:rPr>
           <w:rFonts w:ascii="Consolas" w:eastAsia="Times New Roman" w:hAnsi="Consolas" w:cs="Times New Roman"/>
@@ -8015,6 +8140,7 @@
         <w:t xml:space="preserve"> (</w:t>
       </w:r>
       <w:proofErr w:type="spellStart"/>
+      <w:proofErr w:type="gramStart"/>
       <w:r>
         <w:rPr>
           <w:rFonts w:ascii="Consolas" w:eastAsia="Times New Roman" w:hAnsi="Consolas" w:cs="Times New Roman"/>
@@ -8035,6 +8161,7 @@
         <w:t>(</w:t>
       </w:r>
       <w:proofErr w:type="spellStart"/>
+      <w:proofErr w:type="gramEnd"/>
       <w:r>
         <w:rPr>
           <w:rFonts w:ascii="Consolas" w:eastAsia="Times New Roman" w:hAnsi="Consolas" w:cs="Times New Roman"/>
@@ -8270,6 +8397,7 @@
         </w:rPr>
         <w:t xml:space="preserve"> </w:t>
       </w:r>
+      <w:proofErr w:type="gramStart"/>
       <w:r>
         <w:rPr>
           <w:rFonts w:ascii="Consolas" w:eastAsia="Times New Roman" w:hAnsi="Consolas" w:cs="Times New Roman"/>
@@ -8289,6 +8417,7 @@
         <w:t>(</w:t>
       </w:r>
       <w:proofErr w:type="spellStart"/>
+      <w:proofErr w:type="gramEnd"/>
       <w:r>
         <w:rPr>
           <w:rFonts w:ascii="Consolas" w:eastAsia="Times New Roman" w:hAnsi="Consolas" w:cs="Times New Roman"/>
@@ -8835,6 +8964,7 @@
         <w:t xml:space="preserve"> </w:t>
       </w:r>
       <w:proofErr w:type="spellStart"/>
+      <w:proofErr w:type="gramStart"/>
       <w:r>
         <w:rPr>
           <w:rFonts w:ascii="Consolas" w:eastAsia="Times New Roman" w:hAnsi="Consolas" w:cs="Times New Roman"/>
@@ -8854,6 +8984,7 @@
         </w:rPr>
         <w:t>(</w:t>
       </w:r>
+      <w:proofErr w:type="gramEnd"/>
       <w:r>
         <w:rPr>
           <w:rFonts w:ascii="Consolas" w:eastAsia="Times New Roman" w:hAnsi="Consolas" w:cs="Times New Roman"/>
@@ -8905,6 +9036,7 @@
         </w:rPr>
         <w:t xml:space="preserve">            </w:t>
       </w:r>
+      <w:proofErr w:type="gramStart"/>
       <w:r>
         <w:rPr>
           <w:rFonts w:ascii="Consolas" w:eastAsia="Times New Roman" w:hAnsi="Consolas" w:cs="Times New Roman"/>
@@ -8924,6 +9056,7 @@
         <w:t>(</w:t>
       </w:r>
       <w:proofErr w:type="spellStart"/>
+      <w:proofErr w:type="gramEnd"/>
       <w:r>
         <w:rPr>
           <w:rFonts w:ascii="Consolas" w:eastAsia="Times New Roman" w:hAnsi="Consolas" w:cs="Times New Roman"/>
@@ -9044,6 +9177,7 @@
         </w:rPr>
         <w:t xml:space="preserve">            </w:t>
       </w:r>
+      <w:proofErr w:type="gramStart"/>
       <w:r>
         <w:rPr>
           <w:rFonts w:ascii="Consolas" w:eastAsia="Times New Roman" w:hAnsi="Consolas" w:cs="Times New Roman"/>
@@ -9063,6 +9197,7 @@
         <w:t>(</w:t>
       </w:r>
       <w:proofErr w:type="spellStart"/>
+      <w:proofErr w:type="gramEnd"/>
       <w:r>
         <w:rPr>
           <w:rFonts w:ascii="Consolas" w:eastAsia="Times New Roman" w:hAnsi="Consolas" w:cs="Times New Roman"/>
@@ -9183,6 +9318,7 @@
         </w:rPr>
         <w:t xml:space="preserve">            </w:t>
       </w:r>
+      <w:proofErr w:type="gramStart"/>
       <w:r>
         <w:rPr>
           <w:rFonts w:ascii="Consolas" w:eastAsia="Times New Roman" w:hAnsi="Consolas" w:cs="Times New Roman"/>
@@ -9202,6 +9338,7 @@
         <w:t>(</w:t>
       </w:r>
       <w:proofErr w:type="spellStart"/>
+      <w:proofErr w:type="gramEnd"/>
       <w:r>
         <w:rPr>
           <w:rFonts w:ascii="Consolas" w:eastAsia="Times New Roman" w:hAnsi="Consolas" w:cs="Times New Roman"/>
@@ -9331,6 +9468,7 @@
         <w:t xml:space="preserve"> </w:t>
       </w:r>
       <w:proofErr w:type="spellStart"/>
+      <w:proofErr w:type="gramStart"/>
       <w:r>
         <w:rPr>
           <w:rFonts w:ascii="Consolas" w:eastAsia="Times New Roman" w:hAnsi="Consolas" w:cs="Times New Roman"/>
@@ -9351,6 +9489,7 @@
         <w:t>(</w:t>
       </w:r>
       <w:proofErr w:type="spellStart"/>
+      <w:proofErr w:type="gramEnd"/>
       <w:r>
         <w:rPr>
           <w:rFonts w:ascii="Consolas" w:eastAsia="Times New Roman" w:hAnsi="Consolas" w:cs="Times New Roman"/>
@@ -9592,6 +9731,7 @@
         </w:rPr>
         <w:t xml:space="preserve"> </w:t>
       </w:r>
+      <w:proofErr w:type="gramStart"/>
       <w:r>
         <w:rPr>
           <w:rFonts w:ascii="Consolas" w:eastAsia="Times New Roman" w:hAnsi="Consolas" w:cs="Times New Roman"/>
@@ -9611,6 +9751,7 @@
         <w:t>(</w:t>
       </w:r>
       <w:proofErr w:type="spellStart"/>
+      <w:proofErr w:type="gramEnd"/>
       <w:r>
         <w:rPr>
           <w:rFonts w:ascii="Consolas" w:eastAsia="Times New Roman" w:hAnsi="Consolas" w:cs="Times New Roman"/>
@@ -10062,7 +10203,17 @@
           <w:sz w:val="21"/>
           <w:szCs w:val="21"/>
         </w:rPr>
-        <w:t xml:space="preserve"> (</w:t>
+        <w:t xml:space="preserve"> </w:t>
+      </w:r>
+      <w:proofErr w:type="gramStart"/>
+      <w:r>
+        <w:rPr>
+          <w:rFonts w:ascii="Consolas" w:eastAsia="Times New Roman" w:hAnsi="Consolas" w:cs="Times New Roman"/>
+          <w:color w:val="CCCCCC"/>
+          <w:sz w:val="21"/>
+          <w:szCs w:val="21"/>
+        </w:rPr>
+        <w:t>(</w:t>
       </w:r>
       <w:r>
         <w:rPr>
@@ -10082,6 +10233,7 @@
         </w:rPr>
         <w:t>IN</w:t>
       </w:r>
+      <w:proofErr w:type="gramEnd"/>
       <w:r>
         <w:rPr>
           <w:rFonts w:ascii="Consolas" w:eastAsia="Times New Roman" w:hAnsi="Consolas" w:cs="Times New Roman"/>
@@ -10171,9 +10323,197 @@
           <w:sz w:val="21"/>
           <w:szCs w:val="21"/>
         </w:rPr>
+        <w:t xml:space="preserve">                </w:t>
+      </w:r>
+      <w:r>
+        <w:rPr>
+          <w:rFonts w:ascii="Consolas" w:eastAsia="Times New Roman" w:hAnsi="Consolas" w:cs="Times New Roman"/>
+          <w:color w:val="9CDCFE"/>
+          <w:sz w:val="21"/>
+          <w:szCs w:val="21"/>
+        </w:rPr>
+        <w:t>aux1</w:t>
+      </w:r>
+      <w:r>
+        <w:rPr>
+          <w:rFonts w:ascii="Consolas" w:eastAsia="Times New Roman" w:hAnsi="Consolas" w:cs="Times New Roman"/>
+          <w:color w:val="CCCCCC"/>
+          <w:sz w:val="21"/>
+          <w:szCs w:val="21"/>
+        </w:rPr>
+        <w:t xml:space="preserve"> </w:t>
+      </w:r>
+      <w:r>
+        <w:rPr>
+          <w:rFonts w:ascii="Consolas" w:eastAsia="Times New Roman" w:hAnsi="Consolas" w:cs="Times New Roman"/>
+          <w:color w:val="D4D4D4"/>
+          <w:sz w:val="21"/>
+          <w:szCs w:val="21"/>
+        </w:rPr>
+        <w:t>=</w:t>
+      </w:r>
+      <w:r>
+        <w:rPr>
+          <w:rFonts w:ascii="Consolas" w:eastAsia="Times New Roman" w:hAnsi="Consolas" w:cs="Times New Roman"/>
+          <w:color w:val="CCCCCC"/>
+          <w:sz w:val="21"/>
+          <w:szCs w:val="21"/>
+        </w:rPr>
+        <w:t xml:space="preserve"> </w:t>
+      </w:r>
+      <w:proofErr w:type="spellStart"/>
+      <w:proofErr w:type="gramStart"/>
+      <w:r>
+        <w:rPr>
+          <w:rFonts w:ascii="Consolas" w:eastAsia="Times New Roman" w:hAnsi="Consolas" w:cs="Times New Roman"/>
+          <w:color w:val="DCDCAA"/>
+          <w:sz w:val="21"/>
+          <w:szCs w:val="21"/>
+        </w:rPr>
+        <w:t>newNestedData</w:t>
+      </w:r>
+      <w:proofErr w:type="spellEnd"/>
+      <w:r>
+        <w:rPr>
+          <w:rFonts w:ascii="Consolas" w:eastAsia="Times New Roman" w:hAnsi="Consolas" w:cs="Times New Roman"/>
+          <w:color w:val="CCCCCC"/>
+          <w:sz w:val="21"/>
+          <w:szCs w:val="21"/>
+        </w:rPr>
+        <w:t>(</w:t>
+      </w:r>
+      <w:proofErr w:type="spellStart"/>
+      <w:proofErr w:type="gramEnd"/>
+      <w:r>
+        <w:rPr>
+          <w:rFonts w:ascii="Consolas" w:eastAsia="Times New Roman" w:hAnsi="Consolas" w:cs="Times New Roman"/>
+          <w:color w:val="9CDCFE"/>
+          <w:sz w:val="21"/>
+          <w:szCs w:val="21"/>
+        </w:rPr>
+        <w:t>partialState</w:t>
+      </w:r>
+      <w:proofErr w:type="spellEnd"/>
+      <w:r>
+        <w:rPr>
+          <w:rFonts w:ascii="Consolas" w:eastAsia="Times New Roman" w:hAnsi="Consolas" w:cs="Times New Roman"/>
+          <w:color w:val="CCCCCC"/>
+          <w:sz w:val="21"/>
+          <w:szCs w:val="21"/>
+        </w:rPr>
+        <w:t xml:space="preserve">, </w:t>
+      </w:r>
+      <w:r>
+        <w:rPr>
+          <w:rFonts w:ascii="Consolas" w:eastAsia="Times New Roman" w:hAnsi="Consolas" w:cs="Times New Roman"/>
+          <w:color w:val="569CD6"/>
+          <w:sz w:val="21"/>
+          <w:szCs w:val="21"/>
+        </w:rPr>
+        <w:t>SET</w:t>
+      </w:r>
+      <w:r>
+        <w:rPr>
+          <w:rFonts w:ascii="Consolas" w:eastAsia="Times New Roman" w:hAnsi="Consolas" w:cs="Times New Roman"/>
+          <w:color w:val="CCCCCC"/>
+          <w:sz w:val="21"/>
+          <w:szCs w:val="21"/>
+        </w:rPr>
+        <w:t>);</w:t>
+      </w:r>
+    </w:p>
+    <w:p>
+      <w:pPr>
+        <w:shd w:val="clear" w:color="auto" w:fill="1F1F1F"/>
+        <w:spacing w:after="0" w:line="285" w:lineRule="atLeast"/>
+        <w:rPr>
+          <w:rFonts w:ascii="Consolas" w:eastAsia="Times New Roman" w:hAnsi="Consolas" w:cs="Times New Roman"/>
+          <w:color w:val="CCCCCC"/>
+          <w:sz w:val="21"/>
+          <w:szCs w:val="21"/>
+        </w:rPr>
+      </w:pPr>
+      <w:r>
+        <w:rPr>
+          <w:rFonts w:ascii="Consolas" w:eastAsia="Times New Roman" w:hAnsi="Consolas" w:cs="Times New Roman"/>
+          <w:color w:val="CCCCCC"/>
+          <w:sz w:val="21"/>
+          <w:szCs w:val="21"/>
+        </w:rPr>
+        <w:t xml:space="preserve">                </w:t>
+      </w:r>
+      <w:proofErr w:type="spellStart"/>
+      <w:r>
+        <w:rPr>
+          <w:rFonts w:ascii="Consolas" w:eastAsia="Times New Roman" w:hAnsi="Consolas" w:cs="Times New Roman"/>
+          <w:color w:val="DCDCAA"/>
+          <w:sz w:val="21"/>
+          <w:szCs w:val="21"/>
+        </w:rPr>
+        <w:t>dataFree</w:t>
+      </w:r>
+      <w:proofErr w:type="spellEnd"/>
+      <w:r>
+        <w:rPr>
+          <w:rFonts w:ascii="Consolas" w:eastAsia="Times New Roman" w:hAnsi="Consolas" w:cs="Times New Roman"/>
+          <w:color w:val="CCCCCC"/>
+          <w:sz w:val="21"/>
+          <w:szCs w:val="21"/>
+        </w:rPr>
+        <w:t>(</w:t>
+      </w:r>
+      <w:r>
+        <w:rPr>
+          <w:rFonts w:ascii="Consolas" w:eastAsia="Times New Roman" w:hAnsi="Consolas" w:cs="Times New Roman"/>
+          <w:color w:val="D4D4D4"/>
+          <w:sz w:val="21"/>
+          <w:szCs w:val="21"/>
+        </w:rPr>
+        <w:t>&amp;</w:t>
+      </w:r>
+      <w:proofErr w:type="spellStart"/>
+      <w:r>
+        <w:rPr>
+          <w:rFonts w:ascii="Consolas" w:eastAsia="Times New Roman" w:hAnsi="Consolas" w:cs="Times New Roman"/>
+          <w:color w:val="9CDCFE"/>
+          <w:sz w:val="21"/>
+          <w:szCs w:val="21"/>
+        </w:rPr>
+        <w:t>partialState</w:t>
+      </w:r>
+      <w:proofErr w:type="spellEnd"/>
+      <w:r>
+        <w:rPr>
+          <w:rFonts w:ascii="Consolas" w:eastAsia="Times New Roman" w:hAnsi="Consolas" w:cs="Times New Roman"/>
+          <w:color w:val="CCCCCC"/>
+          <w:sz w:val="21"/>
+          <w:szCs w:val="21"/>
+        </w:rPr>
+        <w:t>);</w:t>
+      </w:r>
+    </w:p>
+    <w:p>
+      <w:pPr>
+        <w:shd w:val="clear" w:color="auto" w:fill="1F1F1F"/>
+        <w:spacing w:after="0" w:line="285" w:lineRule="atLeast"/>
+        <w:rPr>
+          <w:rFonts w:ascii="Consolas" w:eastAsia="Times New Roman" w:hAnsi="Consolas" w:cs="Times New Roman"/>
+          <w:color w:val="CCCCCC"/>
+          <w:sz w:val="21"/>
+          <w:szCs w:val="21"/>
+        </w:rPr>
+      </w:pPr>
+      <w:r>
+        <w:rPr>
+          <w:rFonts w:ascii="Consolas" w:eastAsia="Times New Roman" w:hAnsi="Consolas" w:cs="Times New Roman"/>
+          <w:color w:val="CCCCCC"/>
+          <w:sz w:val="21"/>
+          <w:szCs w:val="21"/>
+        </w:rPr>
         <w:lastRenderedPageBreak/>
         <w:t xml:space="preserve">                </w:t>
       </w:r>
+      <w:proofErr w:type="spellStart"/>
       <w:r>
         <w:rPr>
           <w:rFonts w:ascii="Consolas" w:eastAsia="Times New Roman" w:hAnsi="Consolas" w:cs="Times New Roman"/>
@@ -10181,6 +10521,43 @@
           <w:sz w:val="21"/>
           <w:szCs w:val="21"/>
         </w:rPr>
+        <w:t>partialState</w:t>
+      </w:r>
+      <w:proofErr w:type="spellEnd"/>
+      <w:r>
+        <w:rPr>
+          <w:rFonts w:ascii="Consolas" w:eastAsia="Times New Roman" w:hAnsi="Consolas" w:cs="Times New Roman"/>
+          <w:color w:val="CCCCCC"/>
+          <w:sz w:val="21"/>
+          <w:szCs w:val="21"/>
+        </w:rPr>
+        <w:t xml:space="preserve"> </w:t>
+      </w:r>
+      <w:r>
+        <w:rPr>
+          <w:rFonts w:ascii="Consolas" w:eastAsia="Times New Roman" w:hAnsi="Consolas" w:cs="Times New Roman"/>
+          <w:color w:val="D4D4D4"/>
+          <w:sz w:val="21"/>
+          <w:szCs w:val="21"/>
+        </w:rPr>
+        <w:t>=</w:t>
+      </w:r>
+      <w:r>
+        <w:rPr>
+          <w:rFonts w:ascii="Consolas" w:eastAsia="Times New Roman" w:hAnsi="Consolas" w:cs="Times New Roman"/>
+          <w:color w:val="CCCCCC"/>
+          <w:sz w:val="21"/>
+          <w:szCs w:val="21"/>
+        </w:rPr>
+        <w:t xml:space="preserve"> </w:t>
+      </w:r>
+      <w:r>
+        <w:rPr>
+          <w:rFonts w:ascii="Consolas" w:eastAsia="Times New Roman" w:hAnsi="Consolas" w:cs="Times New Roman"/>
+          <w:color w:val="9CDCFE"/>
+          <w:sz w:val="21"/>
+          <w:szCs w:val="21"/>
+        </w:rPr>
         <w:t>aux1</w:t>
       </w:r>
       <w:r>
@@ -10190,83 +10567,7 @@
           <w:sz w:val="21"/>
           <w:szCs w:val="21"/>
         </w:rPr>
-        <w:t xml:space="preserve"> </w:t>
-      </w:r>
-      <w:r>
-        <w:rPr>
-          <w:rFonts w:ascii="Consolas" w:eastAsia="Times New Roman" w:hAnsi="Consolas" w:cs="Times New Roman"/>
-          <w:color w:val="D4D4D4"/>
-          <w:sz w:val="21"/>
-          <w:szCs w:val="21"/>
-        </w:rPr>
-        <w:t>=</w:t>
-      </w:r>
-      <w:r>
-        <w:rPr>
-          <w:rFonts w:ascii="Consolas" w:eastAsia="Times New Roman" w:hAnsi="Consolas" w:cs="Times New Roman"/>
-          <w:color w:val="CCCCCC"/>
-          <w:sz w:val="21"/>
-          <w:szCs w:val="21"/>
-        </w:rPr>
-        <w:t xml:space="preserve"> </w:t>
-      </w:r>
-      <w:proofErr w:type="spellStart"/>
-      <w:r>
-        <w:rPr>
-          <w:rFonts w:ascii="Consolas" w:eastAsia="Times New Roman" w:hAnsi="Consolas" w:cs="Times New Roman"/>
-          <w:color w:val="DCDCAA"/>
-          <w:sz w:val="21"/>
-          <w:szCs w:val="21"/>
-        </w:rPr>
-        <w:t>newNestedData</w:t>
-      </w:r>
-      <w:proofErr w:type="spellEnd"/>
-      <w:r>
-        <w:rPr>
-          <w:rFonts w:ascii="Consolas" w:eastAsia="Times New Roman" w:hAnsi="Consolas" w:cs="Times New Roman"/>
-          <w:color w:val="CCCCCC"/>
-          <w:sz w:val="21"/>
-          <w:szCs w:val="21"/>
-        </w:rPr>
-        <w:t>(</w:t>
-      </w:r>
-      <w:proofErr w:type="spellStart"/>
-      <w:r>
-        <w:rPr>
-          <w:rFonts w:ascii="Consolas" w:eastAsia="Times New Roman" w:hAnsi="Consolas" w:cs="Times New Roman"/>
-          <w:color w:val="9CDCFE"/>
-          <w:sz w:val="21"/>
-          <w:szCs w:val="21"/>
-        </w:rPr>
-        <w:t>partialState</w:t>
-      </w:r>
-      <w:proofErr w:type="spellEnd"/>
-      <w:r>
-        <w:rPr>
-          <w:rFonts w:ascii="Consolas" w:eastAsia="Times New Roman" w:hAnsi="Consolas" w:cs="Times New Roman"/>
-          <w:color w:val="CCCCCC"/>
-          <w:sz w:val="21"/>
-          <w:szCs w:val="21"/>
-        </w:rPr>
-        <w:t xml:space="preserve">, </w:t>
-      </w:r>
-      <w:r>
-        <w:rPr>
-          <w:rFonts w:ascii="Consolas" w:eastAsia="Times New Roman" w:hAnsi="Consolas" w:cs="Times New Roman"/>
-          <w:color w:val="569CD6"/>
-          <w:sz w:val="21"/>
-          <w:szCs w:val="21"/>
-        </w:rPr>
-        <w:t>SET</w:t>
-      </w:r>
-      <w:r>
-        <w:rPr>
-          <w:rFonts w:ascii="Consolas" w:eastAsia="Times New Roman" w:hAnsi="Consolas" w:cs="Times New Roman"/>
-          <w:color w:val="CCCCCC"/>
-          <w:sz w:val="21"/>
-          <w:szCs w:val="21"/>
-        </w:rPr>
-        <w:t>);</w:t>
+        <w:t>;</w:t>
       </w:r>
     </w:p>
     <w:p>
@@ -10280,64 +10581,6 @@
           <w:szCs w:val="21"/>
         </w:rPr>
       </w:pPr>
-      <w:r>
-        <w:rPr>
-          <w:rFonts w:ascii="Consolas" w:eastAsia="Times New Roman" w:hAnsi="Consolas" w:cs="Times New Roman"/>
-          <w:color w:val="CCCCCC"/>
-          <w:sz w:val="21"/>
-          <w:szCs w:val="21"/>
-        </w:rPr>
-        <w:t xml:space="preserve">                </w:t>
-      </w:r>
-      <w:proofErr w:type="spellStart"/>
-      <w:r>
-        <w:rPr>
-          <w:rFonts w:ascii="Consolas" w:eastAsia="Times New Roman" w:hAnsi="Consolas" w:cs="Times New Roman"/>
-          <w:color w:val="DCDCAA"/>
-          <w:sz w:val="21"/>
-          <w:szCs w:val="21"/>
-        </w:rPr>
-        <w:t>dataFree</w:t>
-      </w:r>
-      <w:proofErr w:type="spellEnd"/>
-      <w:r>
-        <w:rPr>
-          <w:rFonts w:ascii="Consolas" w:eastAsia="Times New Roman" w:hAnsi="Consolas" w:cs="Times New Roman"/>
-          <w:color w:val="CCCCCC"/>
-          <w:sz w:val="21"/>
-          <w:szCs w:val="21"/>
-        </w:rPr>
-        <w:t>(</w:t>
-      </w:r>
-      <w:r>
-        <w:rPr>
-          <w:rFonts w:ascii="Consolas" w:eastAsia="Times New Roman" w:hAnsi="Consolas" w:cs="Times New Roman"/>
-          <w:color w:val="D4D4D4"/>
-          <w:sz w:val="21"/>
-          <w:szCs w:val="21"/>
-        </w:rPr>
-        <w:t>&amp;</w:t>
-      </w:r>
-      <w:proofErr w:type="spellStart"/>
-      <w:r>
-        <w:rPr>
-          <w:rFonts w:ascii="Consolas" w:eastAsia="Times New Roman" w:hAnsi="Consolas" w:cs="Times New Roman"/>
-          <w:color w:val="9CDCFE"/>
-          <w:sz w:val="21"/>
-          <w:szCs w:val="21"/>
-        </w:rPr>
-        <w:t>partialState</w:t>
-      </w:r>
-      <w:proofErr w:type="spellEnd"/>
-      <w:r>
-        <w:rPr>
-          <w:rFonts w:ascii="Consolas" w:eastAsia="Times New Roman" w:hAnsi="Consolas" w:cs="Times New Roman"/>
-          <w:color w:val="CCCCCC"/>
-          <w:sz w:val="21"/>
-          <w:szCs w:val="21"/>
-        </w:rPr>
-        <w:t>);</w:t>
-      </w:r>
     </w:p>
     <w:p>
       <w:pPr>
@@ -10359,7 +10602,6 @@
         </w:rPr>
         <w:t xml:space="preserve">                </w:t>
       </w:r>
-      <w:proofErr w:type="spellStart"/>
       <w:r>
         <w:rPr>
           <w:rFonts w:ascii="Consolas" w:eastAsia="Times New Roman" w:hAnsi="Consolas" w:cs="Times New Roman"/>
@@ -10367,6 +10609,83 @@
           <w:sz w:val="21"/>
           <w:szCs w:val="21"/>
         </w:rPr>
+        <w:t>aux1</w:t>
+      </w:r>
+      <w:r>
+        <w:rPr>
+          <w:rFonts w:ascii="Consolas" w:eastAsia="Times New Roman" w:hAnsi="Consolas" w:cs="Times New Roman"/>
+          <w:color w:val="CCCCCC"/>
+          <w:sz w:val="21"/>
+          <w:szCs w:val="21"/>
+        </w:rPr>
+        <w:t xml:space="preserve"> </w:t>
+      </w:r>
+      <w:r>
+        <w:rPr>
+          <w:rFonts w:ascii="Consolas" w:eastAsia="Times New Roman" w:hAnsi="Consolas" w:cs="Times New Roman"/>
+          <w:color w:val="D4D4D4"/>
+          <w:sz w:val="21"/>
+          <w:szCs w:val="21"/>
+        </w:rPr>
+        <w:t>=</w:t>
+      </w:r>
+      <w:r>
+        <w:rPr>
+          <w:rFonts w:ascii="Consolas" w:eastAsia="Times New Roman" w:hAnsi="Consolas" w:cs="Times New Roman"/>
+          <w:color w:val="CCCCCC"/>
+          <w:sz w:val="21"/>
+          <w:szCs w:val="21"/>
+        </w:rPr>
+        <w:t xml:space="preserve"> </w:t>
+      </w:r>
+      <w:proofErr w:type="gramStart"/>
+      <w:r>
+        <w:rPr>
+          <w:rFonts w:ascii="Consolas" w:eastAsia="Times New Roman" w:hAnsi="Consolas" w:cs="Times New Roman"/>
+          <w:color w:val="DCDCAA"/>
+          <w:sz w:val="21"/>
+          <w:szCs w:val="21"/>
+        </w:rPr>
+        <w:t>UNION</w:t>
+      </w:r>
+      <w:r>
+        <w:rPr>
+          <w:rFonts w:ascii="Consolas" w:eastAsia="Times New Roman" w:hAnsi="Consolas" w:cs="Times New Roman"/>
+          <w:color w:val="CCCCCC"/>
+          <w:sz w:val="21"/>
+          <w:szCs w:val="21"/>
+        </w:rPr>
+        <w:t>(</w:t>
+      </w:r>
+      <w:proofErr w:type="spellStart"/>
+      <w:proofErr w:type="gramEnd"/>
+      <w:r>
+        <w:rPr>
+          <w:rFonts w:ascii="Consolas" w:eastAsia="Times New Roman" w:hAnsi="Consolas" w:cs="Times New Roman"/>
+          <w:color w:val="9CDCFE"/>
+          <w:sz w:val="21"/>
+          <w:szCs w:val="21"/>
+        </w:rPr>
+        <w:t>stateSetD</w:t>
+      </w:r>
+      <w:proofErr w:type="spellEnd"/>
+      <w:r>
+        <w:rPr>
+          <w:rFonts w:ascii="Consolas" w:eastAsia="Times New Roman" w:hAnsi="Consolas" w:cs="Times New Roman"/>
+          <w:color w:val="CCCCCC"/>
+          <w:sz w:val="21"/>
+          <w:szCs w:val="21"/>
+        </w:rPr>
+        <w:t xml:space="preserve">, </w:t>
+      </w:r>
+      <w:proofErr w:type="spellStart"/>
+      <w:r>
+        <w:rPr>
+          <w:rFonts w:ascii="Consolas" w:eastAsia="Times New Roman" w:hAnsi="Consolas" w:cs="Times New Roman"/>
+          <w:color w:val="9CDCFE"/>
+          <w:sz w:val="21"/>
+          <w:szCs w:val="21"/>
+        </w:rPr>
         <w:t>partialState</w:t>
       </w:r>
       <w:proofErr w:type="spellEnd"/>
@@ -10377,43 +10696,7 @@
           <w:sz w:val="21"/>
           <w:szCs w:val="21"/>
         </w:rPr>
-        <w:t xml:space="preserve"> </w:t>
-      </w:r>
-      <w:r>
-        <w:rPr>
-          <w:rFonts w:ascii="Consolas" w:eastAsia="Times New Roman" w:hAnsi="Consolas" w:cs="Times New Roman"/>
-          <w:color w:val="D4D4D4"/>
-          <w:sz w:val="21"/>
-          <w:szCs w:val="21"/>
-        </w:rPr>
-        <w:t>=</w:t>
-      </w:r>
-      <w:r>
-        <w:rPr>
-          <w:rFonts w:ascii="Consolas" w:eastAsia="Times New Roman" w:hAnsi="Consolas" w:cs="Times New Roman"/>
-          <w:color w:val="CCCCCC"/>
-          <w:sz w:val="21"/>
-          <w:szCs w:val="21"/>
-        </w:rPr>
-        <w:t xml:space="preserve"> </w:t>
-      </w:r>
-      <w:r>
-        <w:rPr>
-          <w:rFonts w:ascii="Consolas" w:eastAsia="Times New Roman" w:hAnsi="Consolas" w:cs="Times New Roman"/>
-          <w:color w:val="9CDCFE"/>
-          <w:sz w:val="21"/>
-          <w:szCs w:val="21"/>
-        </w:rPr>
-        <w:t>aux1</w:t>
-      </w:r>
-      <w:r>
-        <w:rPr>
-          <w:rFonts w:ascii="Consolas" w:eastAsia="Times New Roman" w:hAnsi="Consolas" w:cs="Times New Roman"/>
-          <w:color w:val="CCCCCC"/>
-          <w:sz w:val="21"/>
-          <w:szCs w:val="21"/>
-        </w:rPr>
-        <w:t>;</w:t>
+        <w:t>);</w:t>
       </w:r>
     </w:p>
     <w:p>
@@ -10427,6 +10710,64 @@
           <w:szCs w:val="21"/>
         </w:rPr>
       </w:pPr>
+      <w:r>
+        <w:rPr>
+          <w:rFonts w:ascii="Consolas" w:eastAsia="Times New Roman" w:hAnsi="Consolas" w:cs="Times New Roman"/>
+          <w:color w:val="CCCCCC"/>
+          <w:sz w:val="21"/>
+          <w:szCs w:val="21"/>
+        </w:rPr>
+        <w:t xml:space="preserve">                </w:t>
+      </w:r>
+      <w:proofErr w:type="spellStart"/>
+      <w:r>
+        <w:rPr>
+          <w:rFonts w:ascii="Consolas" w:eastAsia="Times New Roman" w:hAnsi="Consolas" w:cs="Times New Roman"/>
+          <w:color w:val="DCDCAA"/>
+          <w:sz w:val="21"/>
+          <w:szCs w:val="21"/>
+        </w:rPr>
+        <w:t>dataFree</w:t>
+      </w:r>
+      <w:proofErr w:type="spellEnd"/>
+      <w:r>
+        <w:rPr>
+          <w:rFonts w:ascii="Consolas" w:eastAsia="Times New Roman" w:hAnsi="Consolas" w:cs="Times New Roman"/>
+          <w:color w:val="CCCCCC"/>
+          <w:sz w:val="21"/>
+          <w:szCs w:val="21"/>
+        </w:rPr>
+        <w:t>(</w:t>
+      </w:r>
+      <w:r>
+        <w:rPr>
+          <w:rFonts w:ascii="Consolas" w:eastAsia="Times New Roman" w:hAnsi="Consolas" w:cs="Times New Roman"/>
+          <w:color w:val="D4D4D4"/>
+          <w:sz w:val="21"/>
+          <w:szCs w:val="21"/>
+        </w:rPr>
+        <w:t>&amp;</w:t>
+      </w:r>
+      <w:proofErr w:type="spellStart"/>
+      <w:r>
+        <w:rPr>
+          <w:rFonts w:ascii="Consolas" w:eastAsia="Times New Roman" w:hAnsi="Consolas" w:cs="Times New Roman"/>
+          <w:color w:val="9CDCFE"/>
+          <w:sz w:val="21"/>
+          <w:szCs w:val="21"/>
+        </w:rPr>
+        <w:t>stateSetD</w:t>
+      </w:r>
+      <w:proofErr w:type="spellEnd"/>
+      <w:r>
+        <w:rPr>
+          <w:rFonts w:ascii="Consolas" w:eastAsia="Times New Roman" w:hAnsi="Consolas" w:cs="Times New Roman"/>
+          <w:color w:val="CCCCCC"/>
+          <w:sz w:val="21"/>
+          <w:szCs w:val="21"/>
+        </w:rPr>
+        <w:t>);</w:t>
+      </w:r>
     </w:p>
     <w:p>
       <w:pPr>
@@ -10448,6 +10789,7 @@
         </w:rPr>
         <w:t xml:space="preserve">                </w:t>
       </w:r>
+      <w:proofErr w:type="spellStart"/>
       <w:r>
         <w:rPr>
           <w:rFonts w:ascii="Consolas" w:eastAsia="Times New Roman" w:hAnsi="Consolas" w:cs="Times New Roman"/>
@@ -10455,6 +10797,43 @@
           <w:sz w:val="21"/>
           <w:szCs w:val="21"/>
         </w:rPr>
+        <w:t>stateSetD</w:t>
+      </w:r>
+      <w:proofErr w:type="spellEnd"/>
+      <w:r>
+        <w:rPr>
+          <w:rFonts w:ascii="Consolas" w:eastAsia="Times New Roman" w:hAnsi="Consolas" w:cs="Times New Roman"/>
+          <w:color w:val="CCCCCC"/>
+          <w:sz w:val="21"/>
+          <w:szCs w:val="21"/>
+        </w:rPr>
+        <w:t xml:space="preserve"> </w:t>
+      </w:r>
+      <w:r>
+        <w:rPr>
+          <w:rFonts w:ascii="Consolas" w:eastAsia="Times New Roman" w:hAnsi="Consolas" w:cs="Times New Roman"/>
+          <w:color w:val="D4D4D4"/>
+          <w:sz w:val="21"/>
+          <w:szCs w:val="21"/>
+        </w:rPr>
+        <w:t>=</w:t>
+      </w:r>
+      <w:r>
+        <w:rPr>
+          <w:rFonts w:ascii="Consolas" w:eastAsia="Times New Roman" w:hAnsi="Consolas" w:cs="Times New Roman"/>
+          <w:color w:val="CCCCCC"/>
+          <w:sz w:val="21"/>
+          <w:szCs w:val="21"/>
+        </w:rPr>
+        <w:t xml:space="preserve"> </w:t>
+      </w:r>
+      <w:r>
+        <w:rPr>
+          <w:rFonts w:ascii="Consolas" w:eastAsia="Times New Roman" w:hAnsi="Consolas" w:cs="Times New Roman"/>
+          <w:color w:val="9CDCFE"/>
+          <w:sz w:val="21"/>
+          <w:szCs w:val="21"/>
+        </w:rPr>
         <w:t>aux1</w:t>
       </w:r>
       <w:r>
@@ -10464,83 +10843,7 @@
           <w:sz w:val="21"/>
           <w:szCs w:val="21"/>
         </w:rPr>
-        <w:t xml:space="preserve"> </w:t>
-      </w:r>
-      <w:r>
-        <w:rPr>
-          <w:rFonts w:ascii="Consolas" w:eastAsia="Times New Roman" w:hAnsi="Consolas" w:cs="Times New Roman"/>
-          <w:color w:val="D4D4D4"/>
-          <w:sz w:val="21"/>
-          <w:szCs w:val="21"/>
-        </w:rPr>
-        <w:t>=</w:t>
-      </w:r>
-      <w:r>
-        <w:rPr>
-          <w:rFonts w:ascii="Consolas" w:eastAsia="Times New Roman" w:hAnsi="Consolas" w:cs="Times New Roman"/>
-          <w:color w:val="CCCCCC"/>
-          <w:sz w:val="21"/>
-          <w:szCs w:val="21"/>
-        </w:rPr>
-        <w:t xml:space="preserve"> </w:t>
-      </w:r>
-      <w:r>
-        <w:rPr>
-          <w:rFonts w:ascii="Consolas" w:eastAsia="Times New Roman" w:hAnsi="Consolas" w:cs="Times New Roman"/>
-          <w:color w:val="DCDCAA"/>
-          <w:sz w:val="21"/>
-          <w:szCs w:val="21"/>
-        </w:rPr>
-        <w:t>UNION</w:t>
-      </w:r>
-      <w:r>
-        <w:rPr>
-          <w:rFonts w:ascii="Consolas" w:eastAsia="Times New Roman" w:hAnsi="Consolas" w:cs="Times New Roman"/>
-          <w:color w:val="CCCCCC"/>
-          <w:sz w:val="21"/>
-          <w:szCs w:val="21"/>
-        </w:rPr>
-        <w:t>(</w:t>
-      </w:r>
-      <w:proofErr w:type="spellStart"/>
-      <w:r>
-        <w:rPr>
-          <w:rFonts w:ascii="Consolas" w:eastAsia="Times New Roman" w:hAnsi="Consolas" w:cs="Times New Roman"/>
-          <w:color w:val="9CDCFE"/>
-          <w:sz w:val="21"/>
-          <w:szCs w:val="21"/>
-        </w:rPr>
-        <w:t>stateSetD</w:t>
-      </w:r>
-      <w:proofErr w:type="spellEnd"/>
-      <w:r>
-        <w:rPr>
-          <w:rFonts w:ascii="Consolas" w:eastAsia="Times New Roman" w:hAnsi="Consolas" w:cs="Times New Roman"/>
-          <w:color w:val="CCCCCC"/>
-          <w:sz w:val="21"/>
-          <w:szCs w:val="21"/>
-        </w:rPr>
-        <w:t xml:space="preserve">, </w:t>
-      </w:r>
-      <w:proofErr w:type="spellStart"/>
-      <w:r>
-        <w:rPr>
-          <w:rFonts w:ascii="Consolas" w:eastAsia="Times New Roman" w:hAnsi="Consolas" w:cs="Times New Roman"/>
-          <w:color w:val="9CDCFE"/>
-          <w:sz w:val="21"/>
-          <w:szCs w:val="21"/>
-        </w:rPr>
-        <w:t>partialState</w:t>
-      </w:r>
-      <w:proofErr w:type="spellEnd"/>
-      <w:r>
-        <w:rPr>
-          <w:rFonts w:ascii="Consolas" w:eastAsia="Times New Roman" w:hAnsi="Consolas" w:cs="Times New Roman"/>
-          <w:color w:val="CCCCCC"/>
-          <w:sz w:val="21"/>
-          <w:szCs w:val="21"/>
-        </w:rPr>
-        <w:t>);</w:t>
+        <w:t>;</w:t>
       </w:r>
     </w:p>
     <w:p>
@@ -10563,25 +10866,23 @@
         </w:rPr>
         <w:t xml:space="preserve">                </w:t>
       </w:r>
-      <w:proofErr w:type="spellStart"/>
-      <w:r>
-        <w:rPr>
-          <w:rFonts w:ascii="Consolas" w:eastAsia="Times New Roman" w:hAnsi="Consolas" w:cs="Times New Roman"/>
-          <w:color w:val="DCDCAA"/>
-          <w:sz w:val="21"/>
-          <w:szCs w:val="21"/>
-        </w:rPr>
-        <w:t>dataFree</w:t>
-      </w:r>
-      <w:proofErr w:type="spellEnd"/>
-      <w:r>
-        <w:rPr>
-          <w:rFonts w:ascii="Consolas" w:eastAsia="Times New Roman" w:hAnsi="Consolas" w:cs="Times New Roman"/>
-          <w:color w:val="CCCCCC"/>
-          <w:sz w:val="21"/>
-          <w:szCs w:val="21"/>
-        </w:rPr>
-        <w:t>(</w:t>
+      <w:r>
+        <w:rPr>
+          <w:rFonts w:ascii="Consolas" w:eastAsia="Times New Roman" w:hAnsi="Consolas" w:cs="Times New Roman"/>
+          <w:color w:val="9CDCFE"/>
+          <w:sz w:val="21"/>
+          <w:szCs w:val="21"/>
+        </w:rPr>
+        <w:t>aux1</w:t>
+      </w:r>
+      <w:r>
+        <w:rPr>
+          <w:rFonts w:ascii="Consolas" w:eastAsia="Times New Roman" w:hAnsi="Consolas" w:cs="Times New Roman"/>
+          <w:color w:val="CCCCCC"/>
+          <w:sz w:val="21"/>
+          <w:szCs w:val="21"/>
+        </w:rPr>
+        <w:t xml:space="preserve"> </w:t>
       </w:r>
       <w:r>
         <w:rPr>
@@ -10590,27 +10891,34 @@
           <w:sz w:val="21"/>
           <w:szCs w:val="21"/>
         </w:rPr>
-        <w:t>&amp;</w:t>
-      </w:r>
-      <w:proofErr w:type="spellStart"/>
-      <w:r>
-        <w:rPr>
-          <w:rFonts w:ascii="Consolas" w:eastAsia="Times New Roman" w:hAnsi="Consolas" w:cs="Times New Roman"/>
-          <w:color w:val="9CDCFE"/>
-          <w:sz w:val="21"/>
-          <w:szCs w:val="21"/>
-        </w:rPr>
-        <w:t>stateSetD</w:t>
-      </w:r>
-      <w:proofErr w:type="spellEnd"/>
-      <w:r>
-        <w:rPr>
-          <w:rFonts w:ascii="Consolas" w:eastAsia="Times New Roman" w:hAnsi="Consolas" w:cs="Times New Roman"/>
-          <w:color w:val="CCCCCC"/>
-          <w:sz w:val="21"/>
-          <w:szCs w:val="21"/>
-        </w:rPr>
-        <w:t>);</w:t>
+        <w:t>=</w:t>
+      </w:r>
+      <w:r>
+        <w:rPr>
+          <w:rFonts w:ascii="Consolas" w:eastAsia="Times New Roman" w:hAnsi="Consolas" w:cs="Times New Roman"/>
+          <w:color w:val="CCCCCC"/>
+          <w:sz w:val="21"/>
+          <w:szCs w:val="21"/>
+        </w:rPr>
+        <w:t xml:space="preserve"> </w:t>
+      </w:r>
+      <w:r>
+        <w:rPr>
+          <w:rFonts w:ascii="Consolas" w:eastAsia="Times New Roman" w:hAnsi="Consolas" w:cs="Times New Roman"/>
+          <w:color w:val="569CD6"/>
+          <w:sz w:val="21"/>
+          <w:szCs w:val="21"/>
+        </w:rPr>
+        <w:t>NULL</w:t>
+      </w:r>
+      <w:r>
+        <w:rPr>
+          <w:rFonts w:ascii="Consolas" w:eastAsia="Times New Roman" w:hAnsi="Consolas" w:cs="Times New Roman"/>
+          <w:color w:val="CCCCCC"/>
+          <w:sz w:val="21"/>
+          <w:szCs w:val="21"/>
+        </w:rPr>
+        <w:t>;</w:t>
       </w:r>
     </w:p>
     <w:p>
@@ -10631,63 +10939,7 @@
           <w:sz w:val="21"/>
           <w:szCs w:val="21"/>
         </w:rPr>
-        <w:t xml:space="preserve">                </w:t>
-      </w:r>
-      <w:proofErr w:type="spellStart"/>
-      <w:r>
-        <w:rPr>
-          <w:rFonts w:ascii="Consolas" w:eastAsia="Times New Roman" w:hAnsi="Consolas" w:cs="Times New Roman"/>
-          <w:color w:val="9CDCFE"/>
-          <w:sz w:val="21"/>
-          <w:szCs w:val="21"/>
-        </w:rPr>
-        <w:t>stateSetD</w:t>
-      </w:r>
-      <w:proofErr w:type="spellEnd"/>
-      <w:r>
-        <w:rPr>
-          <w:rFonts w:ascii="Consolas" w:eastAsia="Times New Roman" w:hAnsi="Consolas" w:cs="Times New Roman"/>
-          <w:color w:val="CCCCCC"/>
-          <w:sz w:val="21"/>
-          <w:szCs w:val="21"/>
-        </w:rPr>
-        <w:t xml:space="preserve"> </w:t>
-      </w:r>
-      <w:r>
-        <w:rPr>
-          <w:rFonts w:ascii="Consolas" w:eastAsia="Times New Roman" w:hAnsi="Consolas" w:cs="Times New Roman"/>
-          <w:color w:val="D4D4D4"/>
-          <w:sz w:val="21"/>
-          <w:szCs w:val="21"/>
-        </w:rPr>
-        <w:t>=</w:t>
-      </w:r>
-      <w:r>
-        <w:rPr>
-          <w:rFonts w:ascii="Consolas" w:eastAsia="Times New Roman" w:hAnsi="Consolas" w:cs="Times New Roman"/>
-          <w:color w:val="CCCCCC"/>
-          <w:sz w:val="21"/>
-          <w:szCs w:val="21"/>
-        </w:rPr>
-        <w:t xml:space="preserve"> </w:t>
-      </w:r>
-      <w:r>
-        <w:rPr>
-          <w:rFonts w:ascii="Consolas" w:eastAsia="Times New Roman" w:hAnsi="Consolas" w:cs="Times New Roman"/>
-          <w:color w:val="9CDCFE"/>
-          <w:sz w:val="21"/>
-          <w:szCs w:val="21"/>
-        </w:rPr>
-        <w:t>aux1</w:t>
-      </w:r>
-      <w:r>
-        <w:rPr>
-          <w:rFonts w:ascii="Consolas" w:eastAsia="Times New Roman" w:hAnsi="Consolas" w:cs="Times New Roman"/>
-          <w:color w:val="CCCCCC"/>
-          <w:sz w:val="21"/>
-          <w:szCs w:val="21"/>
-        </w:rPr>
-        <w:t>;</w:t>
+        <w:t>            }</w:t>
       </w:r>
     </w:p>
     <w:p>
@@ -10701,69 +10953,6 @@
           <w:szCs w:val="21"/>
         </w:rPr>
       </w:pPr>
-      <w:r>
-        <w:rPr>
-          <w:rFonts w:ascii="Consolas" w:eastAsia="Times New Roman" w:hAnsi="Consolas" w:cs="Times New Roman"/>
-          <w:color w:val="CCCCCC"/>
-          <w:sz w:val="21"/>
-          <w:szCs w:val="21"/>
-        </w:rPr>
-        <w:t xml:space="preserve">                </w:t>
-      </w:r>
-      <w:r>
-        <w:rPr>
-          <w:rFonts w:ascii="Consolas" w:eastAsia="Times New Roman" w:hAnsi="Consolas" w:cs="Times New Roman"/>
-          <w:color w:val="9CDCFE"/>
-          <w:sz w:val="21"/>
-          <w:szCs w:val="21"/>
-        </w:rPr>
-        <w:t>aux1</w:t>
-      </w:r>
-      <w:r>
-        <w:rPr>
-          <w:rFonts w:ascii="Consolas" w:eastAsia="Times New Roman" w:hAnsi="Consolas" w:cs="Times New Roman"/>
-          <w:color w:val="CCCCCC"/>
-          <w:sz w:val="21"/>
-          <w:szCs w:val="21"/>
-        </w:rPr>
-        <w:t xml:space="preserve"> </w:t>
-      </w:r>
-      <w:r>
-        <w:rPr>
-          <w:rFonts w:ascii="Consolas" w:eastAsia="Times New Roman" w:hAnsi="Consolas" w:cs="Times New Roman"/>
-          <w:color w:val="D4D4D4"/>
-          <w:sz w:val="21"/>
-          <w:szCs w:val="21"/>
-        </w:rPr>
-        <w:t>=</w:t>
-      </w:r>
-      <w:r>
-        <w:rPr>
-          <w:rFonts w:ascii="Consolas" w:eastAsia="Times New Roman" w:hAnsi="Consolas" w:cs="Times New Roman"/>
-          <w:color w:val="CCCCCC"/>
-          <w:sz w:val="21"/>
-          <w:szCs w:val="21"/>
-        </w:rPr>
-        <w:t xml:space="preserve"> </w:t>
-      </w:r>
-      <w:r>
-        <w:rPr>
-          <w:rFonts w:ascii="Consolas" w:eastAsia="Times New Roman" w:hAnsi="Consolas" w:cs="Times New Roman"/>
-          <w:color w:val="569CD6"/>
-          <w:sz w:val="21"/>
-          <w:szCs w:val="21"/>
-        </w:rPr>
-        <w:t>NULL</w:t>
-      </w:r>
-      <w:r>
-        <w:rPr>
-          <w:rFonts w:ascii="Consolas" w:eastAsia="Times New Roman" w:hAnsi="Consolas" w:cs="Times New Roman"/>
-          <w:color w:val="CCCCCC"/>
-          <w:sz w:val="21"/>
-          <w:szCs w:val="21"/>
-        </w:rPr>
-        <w:t>;</w:t>
-      </w:r>
     </w:p>
     <w:p>
       <w:pPr>
@@ -10783,7 +10972,63 @@
           <w:sz w:val="21"/>
           <w:szCs w:val="21"/>
         </w:rPr>
-        <w:t>            }</w:t>
+        <w:t xml:space="preserve">            </w:t>
+      </w:r>
+      <w:proofErr w:type="spellStart"/>
+      <w:r>
+        <w:rPr>
+          <w:rFonts w:ascii="Consolas" w:eastAsia="Times New Roman" w:hAnsi="Consolas" w:cs="Times New Roman"/>
+          <w:color w:val="9CDCFE"/>
+          <w:sz w:val="21"/>
+          <w:szCs w:val="21"/>
+        </w:rPr>
+        <w:t>partialState</w:t>
+      </w:r>
+      <w:proofErr w:type="spellEnd"/>
+      <w:r>
+        <w:rPr>
+          <w:rFonts w:ascii="Consolas" w:eastAsia="Times New Roman" w:hAnsi="Consolas" w:cs="Times New Roman"/>
+          <w:color w:val="CCCCCC"/>
+          <w:sz w:val="21"/>
+          <w:szCs w:val="21"/>
+        </w:rPr>
+        <w:t xml:space="preserve"> </w:t>
+      </w:r>
+      <w:r>
+        <w:rPr>
+          <w:rFonts w:ascii="Consolas" w:eastAsia="Times New Roman" w:hAnsi="Consolas" w:cs="Times New Roman"/>
+          <w:color w:val="D4D4D4"/>
+          <w:sz w:val="21"/>
+          <w:szCs w:val="21"/>
+        </w:rPr>
+        <w:t>=</w:t>
+      </w:r>
+      <w:r>
+        <w:rPr>
+          <w:rFonts w:ascii="Consolas" w:eastAsia="Times New Roman" w:hAnsi="Consolas" w:cs="Times New Roman"/>
+          <w:color w:val="CCCCCC"/>
+          <w:sz w:val="21"/>
+          <w:szCs w:val="21"/>
+        </w:rPr>
+        <w:t xml:space="preserve"> </w:t>
+      </w:r>
+      <w:r>
+        <w:rPr>
+          <w:rFonts w:ascii="Consolas" w:eastAsia="Times New Roman" w:hAnsi="Consolas" w:cs="Times New Roman"/>
+          <w:color w:val="569CD6"/>
+          <w:sz w:val="21"/>
+          <w:szCs w:val="21"/>
+        </w:rPr>
+        <w:t>NULL</w:t>
+      </w:r>
+      <w:r>
+        <w:rPr>
+          <w:rFonts w:ascii="Consolas" w:eastAsia="Times New Roman" w:hAnsi="Consolas" w:cs="Times New Roman"/>
+          <w:color w:val="CCCCCC"/>
+          <w:sz w:val="21"/>
+          <w:szCs w:val="21"/>
+        </w:rPr>
+        <w:t>;</w:t>
       </w:r>
     </w:p>
     <w:p>
@@ -10797,6 +11042,15 @@
           <w:szCs w:val="21"/>
         </w:rPr>
       </w:pPr>
+      <w:r>
+        <w:rPr>
+          <w:rFonts w:ascii="Consolas" w:eastAsia="Times New Roman" w:hAnsi="Consolas" w:cs="Times New Roman"/>
+          <w:color w:val="CCCCCC"/>
+          <w:sz w:val="21"/>
+          <w:szCs w:val="21"/>
+        </w:rPr>
+        <w:t>        }</w:t>
+      </w:r>
     </w:p>
     <w:p>
       <w:pPr>
@@ -10809,71 +11063,6 @@
           <w:szCs w:val="21"/>
         </w:rPr>
       </w:pPr>
-      <w:r>
-        <w:rPr>
-          <w:rFonts w:ascii="Consolas" w:eastAsia="Times New Roman" w:hAnsi="Consolas" w:cs="Times New Roman"/>
-          <w:color w:val="CCCCCC"/>
-          <w:sz w:val="21"/>
-          <w:szCs w:val="21"/>
-        </w:rPr>
-        <w:t xml:space="preserve">            </w:t>
-      </w:r>
-      <w:proofErr w:type="spellStart"/>
-      <w:r>
-        <w:rPr>
-          <w:rFonts w:ascii="Consolas" w:eastAsia="Times New Roman" w:hAnsi="Consolas" w:cs="Times New Roman"/>
-          <w:color w:val="9CDCFE"/>
-          <w:sz w:val="21"/>
-          <w:szCs w:val="21"/>
-        </w:rPr>
-        <w:t>partialState</w:t>
-      </w:r>
-      <w:proofErr w:type="spellEnd"/>
-      <w:r>
-        <w:rPr>
-          <w:rFonts w:ascii="Consolas" w:eastAsia="Times New Roman" w:hAnsi="Consolas" w:cs="Times New Roman"/>
-          <w:color w:val="CCCCCC"/>
-          <w:sz w:val="21"/>
-          <w:szCs w:val="21"/>
-        </w:rPr>
-        <w:t xml:space="preserve"> </w:t>
-      </w:r>
-      <w:r>
-        <w:rPr>
-          <w:rFonts w:ascii="Consolas" w:eastAsia="Times New Roman" w:hAnsi="Consolas" w:cs="Times New Roman"/>
-          <w:color w:val="D4D4D4"/>
-          <w:sz w:val="21"/>
-          <w:szCs w:val="21"/>
-        </w:rPr>
-        <w:t>=</w:t>
-      </w:r>
-      <w:r>
-        <w:rPr>
-          <w:rFonts w:ascii="Consolas" w:eastAsia="Times New Roman" w:hAnsi="Consolas" w:cs="Times New Roman"/>
-          <w:color w:val="CCCCCC"/>
-          <w:sz w:val="21"/>
-          <w:szCs w:val="21"/>
-        </w:rPr>
-        <w:t xml:space="preserve"> </w:t>
-      </w:r>
-      <w:r>
-        <w:rPr>
-          <w:rFonts w:ascii="Consolas" w:eastAsia="Times New Roman" w:hAnsi="Consolas" w:cs="Times New Roman"/>
-          <w:color w:val="569CD6"/>
-          <w:sz w:val="21"/>
-          <w:szCs w:val="21"/>
-        </w:rPr>
-        <w:t>NULL</w:t>
-      </w:r>
-      <w:r>
-        <w:rPr>
-          <w:rFonts w:ascii="Consolas" w:eastAsia="Times New Roman" w:hAnsi="Consolas" w:cs="Times New Roman"/>
-          <w:color w:val="CCCCCC"/>
-          <w:sz w:val="21"/>
-          <w:szCs w:val="21"/>
-        </w:rPr>
-        <w:t>;</w:t>
-      </w:r>
     </w:p>
     <w:p>
       <w:pPr>
@@ -10893,7 +11082,36 @@
           <w:sz w:val="21"/>
           <w:szCs w:val="21"/>
         </w:rPr>
-        <w:t>        }</w:t>
+        <w:t xml:space="preserve">        </w:t>
+      </w:r>
+      <w:proofErr w:type="spellStart"/>
+      <w:r>
+        <w:rPr>
+          <w:rFonts w:ascii="Consolas" w:eastAsia="Times New Roman" w:hAnsi="Consolas" w:cs="Times New Roman"/>
+          <w:color w:val="9CDCFE"/>
+          <w:sz w:val="21"/>
+          <w:szCs w:val="21"/>
+        </w:rPr>
+        <w:t>positionInStateSetD</w:t>
+      </w:r>
+      <w:proofErr w:type="spellEnd"/>
+      <w:r>
+        <w:rPr>
+          <w:rFonts w:ascii="Consolas" w:eastAsia="Times New Roman" w:hAnsi="Consolas" w:cs="Times New Roman"/>
+          <w:color w:val="D4D4D4"/>
+          <w:sz w:val="21"/>
+          <w:szCs w:val="21"/>
+        </w:rPr>
+        <w:t>++</w:t>
+      </w:r>
+      <w:r>
+        <w:rPr>
+          <w:rFonts w:ascii="Consolas" w:eastAsia="Times New Roman" w:hAnsi="Consolas" w:cs="Times New Roman"/>
+          <w:color w:val="CCCCCC"/>
+          <w:sz w:val="21"/>
+          <w:szCs w:val="21"/>
+        </w:rPr>
+        <w:t>;</w:t>
       </w:r>
     </w:p>
     <w:p>
@@ -10907,6 +11125,15 @@
           <w:szCs w:val="21"/>
         </w:rPr>
       </w:pPr>
+      <w:r>
+        <w:rPr>
+          <w:rFonts w:ascii="Consolas" w:eastAsia="Times New Roman" w:hAnsi="Consolas" w:cs="Times New Roman"/>
+          <w:color w:val="CCCCCC"/>
+          <w:sz w:val="21"/>
+          <w:szCs w:val="21"/>
+        </w:rPr>
+        <w:t>    }</w:t>
+      </w:r>
     </w:p>
     <w:p>
       <w:pPr>
@@ -10919,44 +11146,6 @@
           <w:szCs w:val="21"/>
         </w:rPr>
       </w:pPr>
-      <w:r>
-        <w:rPr>
-          <w:rFonts w:ascii="Consolas" w:eastAsia="Times New Roman" w:hAnsi="Consolas" w:cs="Times New Roman"/>
-          <w:color w:val="CCCCCC"/>
-          <w:sz w:val="21"/>
-          <w:szCs w:val="21"/>
-        </w:rPr>
-        <w:t xml:space="preserve">        </w:t>
-      </w:r>
-      <w:proofErr w:type="spellStart"/>
-      <w:r>
-        <w:rPr>
-          <w:rFonts w:ascii="Consolas" w:eastAsia="Times New Roman" w:hAnsi="Consolas" w:cs="Times New Roman"/>
-          <w:color w:val="9CDCFE"/>
-          <w:sz w:val="21"/>
-          <w:szCs w:val="21"/>
-        </w:rPr>
-        <w:t>positionInStateSetD</w:t>
-      </w:r>
-      <w:proofErr w:type="spellEnd"/>
-      <w:r>
-        <w:rPr>
-          <w:rFonts w:ascii="Consolas" w:eastAsia="Times New Roman" w:hAnsi="Consolas" w:cs="Times New Roman"/>
-          <w:color w:val="D4D4D4"/>
-          <w:sz w:val="21"/>
-          <w:szCs w:val="21"/>
-        </w:rPr>
-        <w:t>++</w:t>
-      </w:r>
-      <w:r>
-        <w:rPr>
-          <w:rFonts w:ascii="Consolas" w:eastAsia="Times New Roman" w:hAnsi="Consolas" w:cs="Times New Roman"/>
-          <w:color w:val="CCCCCC"/>
-          <w:sz w:val="21"/>
-          <w:szCs w:val="21"/>
-        </w:rPr>
-        <w:t>;</w:t>
-      </w:r>
     </w:p>
     <w:p>
       <w:pPr>
@@ -10976,7 +11165,206 @@
           <w:sz w:val="21"/>
           <w:szCs w:val="21"/>
         </w:rPr>
-        <w:t>    }</w:t>
+        <w:t xml:space="preserve">    </w:t>
+      </w:r>
+      <w:r>
+        <w:rPr>
+          <w:rFonts w:ascii="Consolas" w:eastAsia="Times New Roman" w:hAnsi="Consolas" w:cs="Times New Roman"/>
+          <w:color w:val="C586C0"/>
+          <w:sz w:val="21"/>
+          <w:szCs w:val="21"/>
+        </w:rPr>
+        <w:t>for</w:t>
+      </w:r>
+      <w:r>
+        <w:rPr>
+          <w:rFonts w:ascii="Consolas" w:eastAsia="Times New Roman" w:hAnsi="Consolas" w:cs="Times New Roman"/>
+          <w:color w:val="CCCCCC"/>
+          <w:sz w:val="21"/>
+          <w:szCs w:val="21"/>
+        </w:rPr>
+        <w:t xml:space="preserve"> (</w:t>
+      </w:r>
+      <w:r>
+        <w:rPr>
+          <w:rFonts w:ascii="Consolas" w:eastAsia="Times New Roman" w:hAnsi="Consolas" w:cs="Times New Roman"/>
+          <w:color w:val="569CD6"/>
+          <w:sz w:val="21"/>
+          <w:szCs w:val="21"/>
+        </w:rPr>
+        <w:t>int</w:t>
+      </w:r>
+      <w:r>
+        <w:rPr>
+          <w:rFonts w:ascii="Consolas" w:eastAsia="Times New Roman" w:hAnsi="Consolas" w:cs="Times New Roman"/>
+          <w:color w:val="CCCCCC"/>
+          <w:sz w:val="21"/>
+          <w:szCs w:val="21"/>
+        </w:rPr>
+        <w:t xml:space="preserve"> </w:t>
+      </w:r>
+      <w:proofErr w:type="spellStart"/>
+      <w:r>
+        <w:rPr>
+          <w:rFonts w:ascii="Consolas" w:eastAsia="Times New Roman" w:hAnsi="Consolas" w:cs="Times New Roman"/>
+          <w:color w:val="9CDCFE"/>
+          <w:sz w:val="21"/>
+          <w:szCs w:val="21"/>
+        </w:rPr>
+        <w:t>positionInStateSetD</w:t>
+      </w:r>
+      <w:proofErr w:type="spellEnd"/>
+      <w:r>
+        <w:rPr>
+          <w:rFonts w:ascii="Consolas" w:eastAsia="Times New Roman" w:hAnsi="Consolas" w:cs="Times New Roman"/>
+          <w:color w:val="CCCCCC"/>
+          <w:sz w:val="21"/>
+          <w:szCs w:val="21"/>
+        </w:rPr>
+        <w:t xml:space="preserve"> </w:t>
+      </w:r>
+      <w:r>
+        <w:rPr>
+          <w:rFonts w:ascii="Consolas" w:eastAsia="Times New Roman" w:hAnsi="Consolas" w:cs="Times New Roman"/>
+          <w:color w:val="D4D4D4"/>
+          <w:sz w:val="21"/>
+          <w:szCs w:val="21"/>
+        </w:rPr>
+        <w:t>=</w:t>
+      </w:r>
+      <w:r>
+        <w:rPr>
+          <w:rFonts w:ascii="Consolas" w:eastAsia="Times New Roman" w:hAnsi="Consolas" w:cs="Times New Roman"/>
+          <w:color w:val="CCCCCC"/>
+          <w:sz w:val="21"/>
+          <w:szCs w:val="21"/>
+        </w:rPr>
+        <w:t xml:space="preserve"> </w:t>
+      </w:r>
+      <w:r>
+        <w:rPr>
+          <w:rFonts w:ascii="Consolas" w:eastAsia="Times New Roman" w:hAnsi="Consolas" w:cs="Times New Roman"/>
+          <w:color w:val="B5CEA8"/>
+          <w:sz w:val="21"/>
+          <w:szCs w:val="21"/>
+        </w:rPr>
+        <w:t>1</w:t>
+      </w:r>
+      <w:r>
+        <w:rPr>
+          <w:rFonts w:ascii="Consolas" w:eastAsia="Times New Roman" w:hAnsi="Consolas" w:cs="Times New Roman"/>
+          <w:color w:val="CCCCCC"/>
+          <w:sz w:val="21"/>
+          <w:szCs w:val="21"/>
+        </w:rPr>
+        <w:t xml:space="preserve">; </w:t>
+      </w:r>
+      <w:proofErr w:type="spellStart"/>
+      <w:r>
+        <w:rPr>
+          <w:rFonts w:ascii="Consolas" w:eastAsia="Times New Roman" w:hAnsi="Consolas" w:cs="Times New Roman"/>
+          <w:color w:val="9CDCFE"/>
+          <w:sz w:val="21"/>
+          <w:szCs w:val="21"/>
+        </w:rPr>
+        <w:t>positionInStateSetD</w:t>
+      </w:r>
+      <w:proofErr w:type="spellEnd"/>
+      <w:r>
+        <w:rPr>
+          <w:rFonts w:ascii="Consolas" w:eastAsia="Times New Roman" w:hAnsi="Consolas" w:cs="Times New Roman"/>
+          <w:color w:val="CCCCCC"/>
+          <w:sz w:val="21"/>
+          <w:szCs w:val="21"/>
+        </w:rPr>
+        <w:t xml:space="preserve"> </w:t>
+      </w:r>
+      <w:r>
+        <w:rPr>
+          <w:rFonts w:ascii="Consolas" w:eastAsia="Times New Roman" w:hAnsi="Consolas" w:cs="Times New Roman"/>
+          <w:color w:val="D4D4D4"/>
+          <w:sz w:val="21"/>
+          <w:szCs w:val="21"/>
+        </w:rPr>
+        <w:t>&lt;=</w:t>
+      </w:r>
+      <w:r>
+        <w:rPr>
+          <w:rFonts w:ascii="Consolas" w:eastAsia="Times New Roman" w:hAnsi="Consolas" w:cs="Times New Roman"/>
+          <w:color w:val="CCCCCC"/>
+          <w:sz w:val="21"/>
+          <w:szCs w:val="21"/>
+        </w:rPr>
+        <w:t xml:space="preserve"> </w:t>
+      </w:r>
+      <w:proofErr w:type="gramStart"/>
+      <w:r>
+        <w:rPr>
+          <w:rFonts w:ascii="Consolas" w:eastAsia="Times New Roman" w:hAnsi="Consolas" w:cs="Times New Roman"/>
+          <w:color w:val="DCDCAA"/>
+          <w:sz w:val="21"/>
+          <w:szCs w:val="21"/>
+        </w:rPr>
+        <w:t>CARDINAL</w:t>
+      </w:r>
+      <w:r>
+        <w:rPr>
+          <w:rFonts w:ascii="Consolas" w:eastAsia="Times New Roman" w:hAnsi="Consolas" w:cs="Times New Roman"/>
+          <w:color w:val="CCCCCC"/>
+          <w:sz w:val="21"/>
+          <w:szCs w:val="21"/>
+        </w:rPr>
+        <w:t>(</w:t>
+      </w:r>
+      <w:proofErr w:type="spellStart"/>
+      <w:proofErr w:type="gramEnd"/>
+      <w:r>
+        <w:rPr>
+          <w:rFonts w:ascii="Consolas" w:eastAsia="Times New Roman" w:hAnsi="Consolas" w:cs="Times New Roman"/>
+          <w:color w:val="9CDCFE"/>
+          <w:sz w:val="21"/>
+          <w:szCs w:val="21"/>
+        </w:rPr>
+        <w:t>stateSetD</w:t>
+      </w:r>
+      <w:proofErr w:type="spellEnd"/>
+      <w:r>
+        <w:rPr>
+          <w:rFonts w:ascii="Consolas" w:eastAsia="Times New Roman" w:hAnsi="Consolas" w:cs="Times New Roman"/>
+          <w:color w:val="CCCCCC"/>
+          <w:sz w:val="21"/>
+          <w:szCs w:val="21"/>
+        </w:rPr>
+        <w:t xml:space="preserve">); </w:t>
+      </w:r>
+      <w:proofErr w:type="spellStart"/>
+      <w:r>
+        <w:rPr>
+          <w:rFonts w:ascii="Consolas" w:eastAsia="Times New Roman" w:hAnsi="Consolas" w:cs="Times New Roman"/>
+          <w:color w:val="9CDCFE"/>
+          <w:sz w:val="21"/>
+          <w:szCs w:val="21"/>
+        </w:rPr>
+        <w:t>positionInStateSetD</w:t>
+      </w:r>
+      <w:proofErr w:type="spellEnd"/>
+      <w:r>
+        <w:rPr>
+          <w:rFonts w:ascii="Consolas" w:eastAsia="Times New Roman" w:hAnsi="Consolas" w:cs="Times New Roman"/>
+          <w:color w:val="D4D4D4"/>
+          <w:sz w:val="21"/>
+          <w:szCs w:val="21"/>
+        </w:rPr>
+        <w:t>++</w:t>
+      </w:r>
+      <w:r>
+        <w:rPr>
+          <w:rFonts w:ascii="Consolas" w:eastAsia="Times New Roman" w:hAnsi="Consolas" w:cs="Times New Roman"/>
+          <w:color w:val="CCCCCC"/>
+          <w:sz w:val="21"/>
+          <w:szCs w:val="21"/>
+        </w:rPr>
+        <w:t>)</w:t>
       </w:r>
     </w:p>
     <w:p>
@@ -10990,6 +11378,15 @@
           <w:szCs w:val="21"/>
         </w:rPr>
       </w:pPr>
+      <w:r>
+        <w:rPr>
+          <w:rFonts w:ascii="Consolas" w:eastAsia="Times New Roman" w:hAnsi="Consolas" w:cs="Times New Roman"/>
+          <w:color w:val="CCCCCC"/>
+          <w:sz w:val="21"/>
+          <w:szCs w:val="21"/>
+        </w:rPr>
+        <w:t>    {</w:t>
+      </w:r>
     </w:p>
     <w:p>
       <w:pPr>
@@ -11009,34 +11406,16 @@
           <w:sz w:val="21"/>
           <w:szCs w:val="21"/>
         </w:rPr>
-        <w:t xml:space="preserve">    </w:t>
-      </w:r>
-      <w:r>
-        <w:rPr>
-          <w:rFonts w:ascii="Consolas" w:eastAsia="Times New Roman" w:hAnsi="Consolas" w:cs="Times New Roman"/>
-          <w:color w:val="C586C0"/>
-          <w:sz w:val="21"/>
-          <w:szCs w:val="21"/>
-        </w:rPr>
-        <w:t>for</w:t>
-      </w:r>
-      <w:r>
-        <w:rPr>
-          <w:rFonts w:ascii="Consolas" w:eastAsia="Times New Roman" w:hAnsi="Consolas" w:cs="Times New Roman"/>
-          <w:color w:val="CCCCCC"/>
-          <w:sz w:val="21"/>
-          <w:szCs w:val="21"/>
-        </w:rPr>
-        <w:t xml:space="preserve"> (</w:t>
-      </w:r>
-      <w:r>
-        <w:rPr>
-          <w:rFonts w:ascii="Consolas" w:eastAsia="Times New Roman" w:hAnsi="Consolas" w:cs="Times New Roman"/>
-          <w:color w:val="569CD6"/>
-          <w:sz w:val="21"/>
-          <w:szCs w:val="21"/>
-        </w:rPr>
-        <w:t>int</w:t>
+        <w:t xml:space="preserve">        </w:t>
+      </w:r>
+      <w:r>
+        <w:rPr>
+          <w:rFonts w:ascii="Consolas" w:eastAsia="Times New Roman" w:hAnsi="Consolas" w:cs="Times New Roman"/>
+          <w:color w:val="9CDCFE"/>
+          <w:sz w:val="21"/>
+          <w:szCs w:val="21"/>
+        </w:rPr>
+        <w:t>aux1</w:t>
       </w:r>
       <w:r>
         <w:rPr>
@@ -11047,6 +11426,64 @@
         </w:rPr>
         <w:t xml:space="preserve"> </w:t>
       </w:r>
+      <w:r>
+        <w:rPr>
+          <w:rFonts w:ascii="Consolas" w:eastAsia="Times New Roman" w:hAnsi="Consolas" w:cs="Times New Roman"/>
+          <w:color w:val="D4D4D4"/>
+          <w:sz w:val="21"/>
+          <w:szCs w:val="21"/>
+        </w:rPr>
+        <w:t>=</w:t>
+      </w:r>
+      <w:r>
+        <w:rPr>
+          <w:rFonts w:ascii="Consolas" w:eastAsia="Times New Roman" w:hAnsi="Consolas" w:cs="Times New Roman"/>
+          <w:color w:val="CCCCCC"/>
+          <w:sz w:val="21"/>
+          <w:szCs w:val="21"/>
+        </w:rPr>
+        <w:t xml:space="preserve"> </w:t>
+      </w:r>
+      <w:proofErr w:type="gramStart"/>
+      <w:r>
+        <w:rPr>
+          <w:rFonts w:ascii="Consolas" w:eastAsia="Times New Roman" w:hAnsi="Consolas" w:cs="Times New Roman"/>
+          <w:color w:val="DCDCAA"/>
+          <w:sz w:val="21"/>
+          <w:szCs w:val="21"/>
+        </w:rPr>
+        <w:t>INTER</w:t>
+      </w:r>
+      <w:r>
+        <w:rPr>
+          <w:rFonts w:ascii="Consolas" w:eastAsia="Times New Roman" w:hAnsi="Consolas" w:cs="Times New Roman"/>
+          <w:color w:val="CCCCCC"/>
+          <w:sz w:val="21"/>
+          <w:szCs w:val="21"/>
+        </w:rPr>
+        <w:t>(</w:t>
+      </w:r>
+      <w:proofErr w:type="spellStart"/>
+      <w:proofErr w:type="gramEnd"/>
+      <w:r>
+        <w:rPr>
+          <w:rFonts w:ascii="Consolas" w:eastAsia="Times New Roman" w:hAnsi="Consolas" w:cs="Times New Roman"/>
+          <w:color w:val="DCDCAA"/>
+          <w:sz w:val="21"/>
+          <w:szCs w:val="21"/>
+        </w:rPr>
+        <w:t>returnElem</w:t>
+      </w:r>
+      <w:proofErr w:type="spellEnd"/>
+      <w:r>
+        <w:rPr>
+          <w:rFonts w:ascii="Consolas" w:eastAsia="Times New Roman" w:hAnsi="Consolas" w:cs="Times New Roman"/>
+          <w:color w:val="CCCCCC"/>
+          <w:sz w:val="21"/>
+          <w:szCs w:val="21"/>
+        </w:rPr>
+        <w:t>(</w:t>
+      </w:r>
       <w:proofErr w:type="spellStart"/>
       <w:r>
         <w:rPr>
@@ -11055,6 +11492,26 @@
           <w:sz w:val="21"/>
           <w:szCs w:val="21"/>
         </w:rPr>
+        <w:t>stateSetD</w:t>
+      </w:r>
+      <w:proofErr w:type="spellEnd"/>
+      <w:r>
+        <w:rPr>
+          <w:rFonts w:ascii="Consolas" w:eastAsia="Times New Roman" w:hAnsi="Consolas" w:cs="Times New Roman"/>
+          <w:color w:val="CCCCCC"/>
+          <w:sz w:val="21"/>
+          <w:szCs w:val="21"/>
+        </w:rPr>
+        <w:t xml:space="preserve">, </w:t>
+      </w:r>
+      <w:proofErr w:type="spellStart"/>
+      <w:r>
+        <w:rPr>
+          <w:rFonts w:ascii="Consolas" w:eastAsia="Times New Roman" w:hAnsi="Consolas" w:cs="Times New Roman"/>
+          <w:color w:val="9CDCFE"/>
+          <w:sz w:val="21"/>
+          <w:szCs w:val="21"/>
+        </w:rPr>
         <w:t>positionInStateSetD</w:t>
       </w:r>
       <w:proofErr w:type="spellEnd"/>
@@ -11065,43 +11522,7 @@
           <w:sz w:val="21"/>
           <w:szCs w:val="21"/>
         </w:rPr>
-        <w:t xml:space="preserve"> </w:t>
-      </w:r>
-      <w:r>
-        <w:rPr>
-          <w:rFonts w:ascii="Consolas" w:eastAsia="Times New Roman" w:hAnsi="Consolas" w:cs="Times New Roman"/>
-          <w:color w:val="D4D4D4"/>
-          <w:sz w:val="21"/>
-          <w:szCs w:val="21"/>
-        </w:rPr>
-        <w:t>=</w:t>
-      </w:r>
-      <w:r>
-        <w:rPr>
-          <w:rFonts w:ascii="Consolas" w:eastAsia="Times New Roman" w:hAnsi="Consolas" w:cs="Times New Roman"/>
-          <w:color w:val="CCCCCC"/>
-          <w:sz w:val="21"/>
-          <w:szCs w:val="21"/>
-        </w:rPr>
-        <w:t xml:space="preserve"> </w:t>
-      </w:r>
-      <w:r>
-        <w:rPr>
-          <w:rFonts w:ascii="Consolas" w:eastAsia="Times New Roman" w:hAnsi="Consolas" w:cs="Times New Roman"/>
-          <w:color w:val="B5CEA8"/>
-          <w:sz w:val="21"/>
-          <w:szCs w:val="21"/>
-        </w:rPr>
-        <w:t>1</w:t>
-      </w:r>
-      <w:r>
-        <w:rPr>
-          <w:rFonts w:ascii="Consolas" w:eastAsia="Times New Roman" w:hAnsi="Consolas" w:cs="Times New Roman"/>
-          <w:color w:val="CCCCCC"/>
-          <w:sz w:val="21"/>
-          <w:szCs w:val="21"/>
-        </w:rPr>
-        <w:t xml:space="preserve">; </w:t>
+        <w:t xml:space="preserve">), </w:t>
       </w:r>
       <w:proofErr w:type="spellStart"/>
       <w:r>
@@ -11111,102 +11532,17 @@
           <w:sz w:val="21"/>
           <w:szCs w:val="21"/>
         </w:rPr>
-        <w:t>positionInStateSetD</w:t>
-      </w:r>
-      <w:proofErr w:type="spellEnd"/>
-      <w:r>
-        <w:rPr>
-          <w:rFonts w:ascii="Consolas" w:eastAsia="Times New Roman" w:hAnsi="Consolas" w:cs="Times New Roman"/>
-          <w:color w:val="CCCCCC"/>
-          <w:sz w:val="21"/>
-          <w:szCs w:val="21"/>
-        </w:rPr>
-        <w:t xml:space="preserve"> </w:t>
-      </w:r>
-      <w:r>
-        <w:rPr>
-          <w:rFonts w:ascii="Consolas" w:eastAsia="Times New Roman" w:hAnsi="Consolas" w:cs="Times New Roman"/>
-          <w:color w:val="D4D4D4"/>
-          <w:sz w:val="21"/>
-          <w:szCs w:val="21"/>
-        </w:rPr>
-        <w:t>&lt;=</w:t>
-      </w:r>
-      <w:r>
-        <w:rPr>
-          <w:rFonts w:ascii="Consolas" w:eastAsia="Times New Roman" w:hAnsi="Consolas" w:cs="Times New Roman"/>
-          <w:color w:val="CCCCCC"/>
-          <w:sz w:val="21"/>
-          <w:szCs w:val="21"/>
-        </w:rPr>
-        <w:t xml:space="preserve"> </w:t>
-      </w:r>
-      <w:r>
-        <w:rPr>
-          <w:rFonts w:ascii="Consolas" w:eastAsia="Times New Roman" w:hAnsi="Consolas" w:cs="Times New Roman"/>
-          <w:color w:val="DCDCAA"/>
-          <w:sz w:val="21"/>
-          <w:szCs w:val="21"/>
-        </w:rPr>
-        <w:t>CARDINAL</w:t>
-      </w:r>
-      <w:r>
-        <w:rPr>
-          <w:rFonts w:ascii="Consolas" w:eastAsia="Times New Roman" w:hAnsi="Consolas" w:cs="Times New Roman"/>
-          <w:color w:val="CCCCCC"/>
-          <w:sz w:val="21"/>
-          <w:szCs w:val="21"/>
-        </w:rPr>
-        <w:t>(</w:t>
-      </w:r>
-      <w:proofErr w:type="spellStart"/>
-      <w:r>
-        <w:rPr>
-          <w:rFonts w:ascii="Consolas" w:eastAsia="Times New Roman" w:hAnsi="Consolas" w:cs="Times New Roman"/>
-          <w:color w:val="9CDCFE"/>
-          <w:sz w:val="21"/>
-          <w:szCs w:val="21"/>
-        </w:rPr>
-        <w:t>stateSetD</w:t>
-      </w:r>
-      <w:proofErr w:type="spellEnd"/>
-      <w:r>
-        <w:rPr>
-          <w:rFonts w:ascii="Consolas" w:eastAsia="Times New Roman" w:hAnsi="Consolas" w:cs="Times New Roman"/>
-          <w:color w:val="CCCCCC"/>
-          <w:sz w:val="21"/>
-          <w:szCs w:val="21"/>
-        </w:rPr>
-        <w:t xml:space="preserve">); </w:t>
-      </w:r>
-      <w:proofErr w:type="spellStart"/>
-      <w:r>
-        <w:rPr>
-          <w:rFonts w:ascii="Consolas" w:eastAsia="Times New Roman" w:hAnsi="Consolas" w:cs="Times New Roman"/>
-          <w:color w:val="9CDCFE"/>
-          <w:sz w:val="21"/>
-          <w:szCs w:val="21"/>
-        </w:rPr>
-        <w:t>positionInStateSetD</w:t>
-      </w:r>
-      <w:proofErr w:type="spellEnd"/>
-      <w:r>
-        <w:rPr>
-          <w:rFonts w:ascii="Consolas" w:eastAsia="Times New Roman" w:hAnsi="Consolas" w:cs="Times New Roman"/>
-          <w:color w:val="D4D4D4"/>
-          <w:sz w:val="21"/>
-          <w:szCs w:val="21"/>
-        </w:rPr>
-        <w:t>++</w:t>
-      </w:r>
-      <w:r>
-        <w:rPr>
-          <w:rFonts w:ascii="Consolas" w:eastAsia="Times New Roman" w:hAnsi="Consolas" w:cs="Times New Roman"/>
-          <w:color w:val="CCCCCC"/>
-          <w:sz w:val="21"/>
-          <w:szCs w:val="21"/>
-        </w:rPr>
-        <w:t>)</w:t>
+        <w:t>acceptanceStatesND</w:t>
+      </w:r>
+      <w:proofErr w:type="spellEnd"/>
+      <w:r>
+        <w:rPr>
+          <w:rFonts w:ascii="Consolas" w:eastAsia="Times New Roman" w:hAnsi="Consolas" w:cs="Times New Roman"/>
+          <w:color w:val="CCCCCC"/>
+          <w:sz w:val="21"/>
+          <w:szCs w:val="21"/>
+        </w:rPr>
+        <w:t>);</w:t>
       </w:r>
     </w:p>
     <w:p>
@@ -11220,15 +11556,6 @@
           <w:szCs w:val="21"/>
         </w:rPr>
       </w:pPr>
-      <w:r>
-        <w:rPr>
-          <w:rFonts w:ascii="Consolas" w:eastAsia="Times New Roman" w:hAnsi="Consolas" w:cs="Times New Roman"/>
-          <w:color w:val="CCCCCC"/>
-          <w:sz w:val="21"/>
-          <w:szCs w:val="21"/>
-        </w:rPr>
-        <w:t>    {</w:t>
-      </w:r>
     </w:p>
     <w:p>
       <w:pPr>
@@ -11253,6 +11580,64 @@
       <w:r>
         <w:rPr>
           <w:rFonts w:ascii="Consolas" w:eastAsia="Times New Roman" w:hAnsi="Consolas" w:cs="Times New Roman"/>
+          <w:color w:val="C586C0"/>
+          <w:sz w:val="21"/>
+          <w:szCs w:val="21"/>
+        </w:rPr>
+        <w:t>if</w:t>
+      </w:r>
+      <w:r>
+        <w:rPr>
+          <w:rFonts w:ascii="Consolas" w:eastAsia="Times New Roman" w:hAnsi="Consolas" w:cs="Times New Roman"/>
+          <w:color w:val="CCCCCC"/>
+          <w:sz w:val="21"/>
+          <w:szCs w:val="21"/>
+        </w:rPr>
+        <w:t xml:space="preserve"> </w:t>
+      </w:r>
+      <w:proofErr w:type="gramStart"/>
+      <w:r>
+        <w:rPr>
+          <w:rFonts w:ascii="Consolas" w:eastAsia="Times New Roman" w:hAnsi="Consolas" w:cs="Times New Roman"/>
+          <w:color w:val="CCCCCC"/>
+          <w:sz w:val="21"/>
+          <w:szCs w:val="21"/>
+        </w:rPr>
+        <w:t>(</w:t>
+      </w:r>
+      <w:r>
+        <w:rPr>
+          <w:rFonts w:ascii="Consolas" w:eastAsia="Times New Roman" w:hAnsi="Consolas" w:cs="Times New Roman"/>
+          <w:color w:val="D4D4D4"/>
+          <w:sz w:val="21"/>
+          <w:szCs w:val="21"/>
+        </w:rPr>
+        <w:t>!</w:t>
+      </w:r>
+      <w:proofErr w:type="spellStart"/>
+      <w:r>
+        <w:rPr>
+          <w:rFonts w:ascii="Consolas" w:eastAsia="Times New Roman" w:hAnsi="Consolas" w:cs="Times New Roman"/>
+          <w:color w:val="DCDCAA"/>
+          <w:sz w:val="21"/>
+          <w:szCs w:val="21"/>
+        </w:rPr>
+        <w:t>isEmpty</w:t>
+      </w:r>
+      <w:proofErr w:type="spellEnd"/>
+      <w:proofErr w:type="gramEnd"/>
+      <w:r>
+        <w:rPr>
+          <w:rFonts w:ascii="Consolas" w:eastAsia="Times New Roman" w:hAnsi="Consolas" w:cs="Times New Roman"/>
+          <w:color w:val="CCCCCC"/>
+          <w:sz w:val="21"/>
+          <w:szCs w:val="21"/>
+        </w:rPr>
+        <w:t>(</w:t>
+      </w:r>
+      <w:r>
+        <w:rPr>
+          <w:rFonts w:ascii="Consolas" w:eastAsia="Times New Roman" w:hAnsi="Consolas" w:cs="Times New Roman"/>
           <w:color w:val="9CDCFE"/>
           <w:sz w:val="21"/>
           <w:szCs w:val="21"/>
@@ -11266,123 +11651,7 @@
           <w:sz w:val="21"/>
           <w:szCs w:val="21"/>
         </w:rPr>
-        <w:t xml:space="preserve"> </w:t>
-      </w:r>
-      <w:r>
-        <w:rPr>
-          <w:rFonts w:ascii="Consolas" w:eastAsia="Times New Roman" w:hAnsi="Consolas" w:cs="Times New Roman"/>
-          <w:color w:val="D4D4D4"/>
-          <w:sz w:val="21"/>
-          <w:szCs w:val="21"/>
-        </w:rPr>
-        <w:t>=</w:t>
-      </w:r>
-      <w:r>
-        <w:rPr>
-          <w:rFonts w:ascii="Consolas" w:eastAsia="Times New Roman" w:hAnsi="Consolas" w:cs="Times New Roman"/>
-          <w:color w:val="CCCCCC"/>
-          <w:sz w:val="21"/>
-          <w:szCs w:val="21"/>
-        </w:rPr>
-        <w:t xml:space="preserve"> </w:t>
-      </w:r>
-      <w:r>
-        <w:rPr>
-          <w:rFonts w:ascii="Consolas" w:eastAsia="Times New Roman" w:hAnsi="Consolas" w:cs="Times New Roman"/>
-          <w:color w:val="DCDCAA"/>
-          <w:sz w:val="21"/>
-          <w:szCs w:val="21"/>
-        </w:rPr>
-        <w:t>INTER</w:t>
-      </w:r>
-      <w:r>
-        <w:rPr>
-          <w:rFonts w:ascii="Consolas" w:eastAsia="Times New Roman" w:hAnsi="Consolas" w:cs="Times New Roman"/>
-          <w:color w:val="CCCCCC"/>
-          <w:sz w:val="21"/>
-          <w:szCs w:val="21"/>
-        </w:rPr>
-        <w:t>(</w:t>
-      </w:r>
-      <w:proofErr w:type="spellStart"/>
-      <w:r>
-        <w:rPr>
-          <w:rFonts w:ascii="Consolas" w:eastAsia="Times New Roman" w:hAnsi="Consolas" w:cs="Times New Roman"/>
-          <w:color w:val="DCDCAA"/>
-          <w:sz w:val="21"/>
-          <w:szCs w:val="21"/>
-        </w:rPr>
-        <w:t>returnElem</w:t>
-      </w:r>
-      <w:proofErr w:type="spellEnd"/>
-      <w:r>
-        <w:rPr>
-          <w:rFonts w:ascii="Consolas" w:eastAsia="Times New Roman" w:hAnsi="Consolas" w:cs="Times New Roman"/>
-          <w:color w:val="CCCCCC"/>
-          <w:sz w:val="21"/>
-          <w:szCs w:val="21"/>
-        </w:rPr>
-        <w:t>(</w:t>
-      </w:r>
-      <w:proofErr w:type="spellStart"/>
-      <w:r>
-        <w:rPr>
-          <w:rFonts w:ascii="Consolas" w:eastAsia="Times New Roman" w:hAnsi="Consolas" w:cs="Times New Roman"/>
-          <w:color w:val="9CDCFE"/>
-          <w:sz w:val="21"/>
-          <w:szCs w:val="21"/>
-        </w:rPr>
-        <w:t>stateSetD</w:t>
-      </w:r>
-      <w:proofErr w:type="spellEnd"/>
-      <w:r>
-        <w:rPr>
-          <w:rFonts w:ascii="Consolas" w:eastAsia="Times New Roman" w:hAnsi="Consolas" w:cs="Times New Roman"/>
-          <w:color w:val="CCCCCC"/>
-          <w:sz w:val="21"/>
-          <w:szCs w:val="21"/>
-        </w:rPr>
-        <w:t xml:space="preserve">, </w:t>
-      </w:r>
-      <w:proofErr w:type="spellStart"/>
-      <w:r>
-        <w:rPr>
-          <w:rFonts w:ascii="Consolas" w:eastAsia="Times New Roman" w:hAnsi="Consolas" w:cs="Times New Roman"/>
-          <w:color w:val="9CDCFE"/>
-          <w:sz w:val="21"/>
-          <w:szCs w:val="21"/>
-        </w:rPr>
-        <w:t>positionInStateSetD</w:t>
-      </w:r>
-      <w:proofErr w:type="spellEnd"/>
-      <w:r>
-        <w:rPr>
-          <w:rFonts w:ascii="Consolas" w:eastAsia="Times New Roman" w:hAnsi="Consolas" w:cs="Times New Roman"/>
-          <w:color w:val="CCCCCC"/>
-          <w:sz w:val="21"/>
-          <w:szCs w:val="21"/>
-        </w:rPr>
-        <w:t xml:space="preserve">), </w:t>
-      </w:r>
-      <w:proofErr w:type="spellStart"/>
-      <w:r>
-        <w:rPr>
-          <w:rFonts w:ascii="Consolas" w:eastAsia="Times New Roman" w:hAnsi="Consolas" w:cs="Times New Roman"/>
-          <w:color w:val="9CDCFE"/>
-          <w:sz w:val="21"/>
-          <w:szCs w:val="21"/>
-        </w:rPr>
-        <w:t>acceptanceStatesND</w:t>
-      </w:r>
-      <w:proofErr w:type="spellEnd"/>
-      <w:r>
-        <w:rPr>
-          <w:rFonts w:ascii="Consolas" w:eastAsia="Times New Roman" w:hAnsi="Consolas" w:cs="Times New Roman"/>
-          <w:color w:val="CCCCCC"/>
-          <w:sz w:val="21"/>
-          <w:szCs w:val="21"/>
-        </w:rPr>
-        <w:t>);</w:t>
+        <w:t>))</w:t>
       </w:r>
     </w:p>
     <w:p>
@@ -11396,6 +11665,15 @@
           <w:szCs w:val="21"/>
         </w:rPr>
       </w:pPr>
+      <w:r>
+        <w:rPr>
+          <w:rFonts w:ascii="Consolas" w:eastAsia="Times New Roman" w:hAnsi="Consolas" w:cs="Times New Roman"/>
+          <w:color w:val="CCCCCC"/>
+          <w:sz w:val="21"/>
+          <w:szCs w:val="21"/>
+        </w:rPr>
+        <w:t>        {</w:t>
+      </w:r>
     </w:p>
     <w:p>
       <w:pPr>
@@ -11415,25 +11693,27 @@
           <w:sz w:val="21"/>
           <w:szCs w:val="21"/>
         </w:rPr>
-        <w:t xml:space="preserve">        </w:t>
-      </w:r>
-      <w:r>
-        <w:rPr>
-          <w:rFonts w:ascii="Consolas" w:eastAsia="Times New Roman" w:hAnsi="Consolas" w:cs="Times New Roman"/>
-          <w:color w:val="C586C0"/>
-          <w:sz w:val="21"/>
-          <w:szCs w:val="21"/>
-        </w:rPr>
-        <w:t>if</w:t>
-      </w:r>
-      <w:r>
-        <w:rPr>
-          <w:rFonts w:ascii="Consolas" w:eastAsia="Times New Roman" w:hAnsi="Consolas" w:cs="Times New Roman"/>
-          <w:color w:val="CCCCCC"/>
-          <w:sz w:val="21"/>
-          <w:szCs w:val="21"/>
-        </w:rPr>
-        <w:t xml:space="preserve"> (</w:t>
+        <w:t xml:space="preserve">            </w:t>
+      </w:r>
+      <w:proofErr w:type="spellStart"/>
+      <w:r>
+        <w:rPr>
+          <w:rFonts w:ascii="Consolas" w:eastAsia="Times New Roman" w:hAnsi="Consolas" w:cs="Times New Roman"/>
+          <w:color w:val="DCDCAA"/>
+          <w:sz w:val="21"/>
+          <w:szCs w:val="21"/>
+        </w:rPr>
+        <w:t>dataFree</w:t>
+      </w:r>
+      <w:proofErr w:type="spellEnd"/>
+      <w:r>
+        <w:rPr>
+          <w:rFonts w:ascii="Consolas" w:eastAsia="Times New Roman" w:hAnsi="Consolas" w:cs="Times New Roman"/>
+          <w:color w:val="CCCCCC"/>
+          <w:sz w:val="21"/>
+          <w:szCs w:val="21"/>
+        </w:rPr>
+        <w:t>(</w:t>
       </w:r>
       <w:r>
         <w:rPr>
@@ -11442,27 +11722,7 @@
           <w:sz w:val="21"/>
           <w:szCs w:val="21"/>
         </w:rPr>
-        <w:t>!</w:t>
-      </w:r>
-      <w:proofErr w:type="spellStart"/>
-      <w:r>
-        <w:rPr>
-          <w:rFonts w:ascii="Consolas" w:eastAsia="Times New Roman" w:hAnsi="Consolas" w:cs="Times New Roman"/>
-          <w:color w:val="DCDCAA"/>
-          <w:sz w:val="21"/>
-          <w:szCs w:val="21"/>
-        </w:rPr>
-        <w:t>isEmpty</w:t>
-      </w:r>
-      <w:proofErr w:type="spellEnd"/>
-      <w:r>
-        <w:rPr>
-          <w:rFonts w:ascii="Consolas" w:eastAsia="Times New Roman" w:hAnsi="Consolas" w:cs="Times New Roman"/>
-          <w:color w:val="CCCCCC"/>
-          <w:sz w:val="21"/>
-          <w:szCs w:val="21"/>
-        </w:rPr>
-        <w:t>(</w:t>
+        <w:t>&amp;</w:t>
       </w:r>
       <w:r>
         <w:rPr>
@@ -11480,7 +11740,7 @@
           <w:sz w:val="21"/>
           <w:szCs w:val="21"/>
         </w:rPr>
-        <w:t>))</w:t>
+        <w:t>);</w:t>
       </w:r>
     </w:p>
     <w:p>
@@ -11501,7 +11761,143 @@
           <w:sz w:val="21"/>
           <w:szCs w:val="21"/>
         </w:rPr>
-        <w:t>        {</w:t>
+        <w:t xml:space="preserve">            </w:t>
+      </w:r>
+      <w:r>
+        <w:rPr>
+          <w:rFonts w:ascii="Consolas" w:eastAsia="Times New Roman" w:hAnsi="Consolas" w:cs="Times New Roman"/>
+          <w:color w:val="9CDCFE"/>
+          <w:sz w:val="21"/>
+          <w:szCs w:val="21"/>
+        </w:rPr>
+        <w:t>aux1</w:t>
+      </w:r>
+      <w:r>
+        <w:rPr>
+          <w:rFonts w:ascii="Consolas" w:eastAsia="Times New Roman" w:hAnsi="Consolas" w:cs="Times New Roman"/>
+          <w:color w:val="CCCCCC"/>
+          <w:sz w:val="21"/>
+          <w:szCs w:val="21"/>
+        </w:rPr>
+        <w:t xml:space="preserve"> </w:t>
+      </w:r>
+      <w:r>
+        <w:rPr>
+          <w:rFonts w:ascii="Consolas" w:eastAsia="Times New Roman" w:hAnsi="Consolas" w:cs="Times New Roman"/>
+          <w:color w:val="D4D4D4"/>
+          <w:sz w:val="21"/>
+          <w:szCs w:val="21"/>
+        </w:rPr>
+        <w:t>=</w:t>
+      </w:r>
+      <w:r>
+        <w:rPr>
+          <w:rFonts w:ascii="Consolas" w:eastAsia="Times New Roman" w:hAnsi="Consolas" w:cs="Times New Roman"/>
+          <w:color w:val="CCCCCC"/>
+          <w:sz w:val="21"/>
+          <w:szCs w:val="21"/>
+        </w:rPr>
+        <w:t xml:space="preserve"> </w:t>
+      </w:r>
+      <w:proofErr w:type="spellStart"/>
+      <w:proofErr w:type="gramStart"/>
+      <w:r>
+        <w:rPr>
+          <w:rFonts w:ascii="Consolas" w:eastAsia="Times New Roman" w:hAnsi="Consolas" w:cs="Times New Roman"/>
+          <w:color w:val="DCDCAA"/>
+          <w:sz w:val="21"/>
+          <w:szCs w:val="21"/>
+        </w:rPr>
+        <w:t>newNestedData</w:t>
+      </w:r>
+      <w:proofErr w:type="spellEnd"/>
+      <w:r>
+        <w:rPr>
+          <w:rFonts w:ascii="Consolas" w:eastAsia="Times New Roman" w:hAnsi="Consolas" w:cs="Times New Roman"/>
+          <w:color w:val="CCCCCC"/>
+          <w:sz w:val="21"/>
+          <w:szCs w:val="21"/>
+        </w:rPr>
+        <w:t>(</w:t>
+      </w:r>
+      <w:proofErr w:type="spellStart"/>
+      <w:proofErr w:type="gramEnd"/>
+      <w:r>
+        <w:rPr>
+          <w:rFonts w:ascii="Consolas" w:eastAsia="Times New Roman" w:hAnsi="Consolas" w:cs="Times New Roman"/>
+          <w:color w:val="DCDCAA"/>
+          <w:sz w:val="21"/>
+          <w:szCs w:val="21"/>
+        </w:rPr>
+        <w:t>returnElem</w:t>
+      </w:r>
+      <w:proofErr w:type="spellEnd"/>
+      <w:r>
+        <w:rPr>
+          <w:rFonts w:ascii="Consolas" w:eastAsia="Times New Roman" w:hAnsi="Consolas" w:cs="Times New Roman"/>
+          <w:color w:val="CCCCCC"/>
+          <w:sz w:val="21"/>
+          <w:szCs w:val="21"/>
+        </w:rPr>
+        <w:t>(</w:t>
+      </w:r>
+      <w:proofErr w:type="spellStart"/>
+      <w:r>
+        <w:rPr>
+          <w:rFonts w:ascii="Consolas" w:eastAsia="Times New Roman" w:hAnsi="Consolas" w:cs="Times New Roman"/>
+          <w:color w:val="9CDCFE"/>
+          <w:sz w:val="21"/>
+          <w:szCs w:val="21"/>
+        </w:rPr>
+        <w:t>stateSetD</w:t>
+      </w:r>
+      <w:proofErr w:type="spellEnd"/>
+      <w:r>
+        <w:rPr>
+          <w:rFonts w:ascii="Consolas" w:eastAsia="Times New Roman" w:hAnsi="Consolas" w:cs="Times New Roman"/>
+          <w:color w:val="CCCCCC"/>
+          <w:sz w:val="21"/>
+          <w:szCs w:val="21"/>
+        </w:rPr>
+        <w:t xml:space="preserve">, </w:t>
+      </w:r>
+      <w:proofErr w:type="spellStart"/>
+      <w:r>
+        <w:rPr>
+          <w:rFonts w:ascii="Consolas" w:eastAsia="Times New Roman" w:hAnsi="Consolas" w:cs="Times New Roman"/>
+          <w:color w:val="9CDCFE"/>
+          <w:sz w:val="21"/>
+          <w:szCs w:val="21"/>
+        </w:rPr>
+        <w:t>positionInStateSetD</w:t>
+      </w:r>
+      <w:proofErr w:type="spellEnd"/>
+      <w:r>
+        <w:rPr>
+          <w:rFonts w:ascii="Consolas" w:eastAsia="Times New Roman" w:hAnsi="Consolas" w:cs="Times New Roman"/>
+          <w:color w:val="CCCCCC"/>
+          <w:sz w:val="21"/>
+          <w:szCs w:val="21"/>
+        </w:rPr>
+        <w:t xml:space="preserve">), </w:t>
+      </w:r>
+      <w:r>
+        <w:rPr>
+          <w:rFonts w:ascii="Consolas" w:eastAsia="Times New Roman" w:hAnsi="Consolas" w:cs="Times New Roman"/>
+          <w:color w:val="569CD6"/>
+          <w:sz w:val="21"/>
+          <w:szCs w:val="21"/>
+        </w:rPr>
+        <w:t>SET</w:t>
+      </w:r>
+      <w:r>
+        <w:rPr>
+          <w:rFonts w:ascii="Consolas" w:eastAsia="Times New Roman" w:hAnsi="Consolas" w:cs="Times New Roman"/>
+          <w:color w:val="CCCCCC"/>
+          <w:sz w:val="21"/>
+          <w:szCs w:val="21"/>
+        </w:rPr>
+        <w:t>);</w:t>
       </w:r>
     </w:p>
     <w:p>
@@ -11524,7 +11920,43 @@
         </w:rPr>
         <w:t xml:space="preserve">            </w:t>
       </w:r>
-      <w:proofErr w:type="spellStart"/>
+      <w:r>
+        <w:rPr>
+          <w:rFonts w:ascii="Consolas" w:eastAsia="Times New Roman" w:hAnsi="Consolas" w:cs="Times New Roman"/>
+          <w:color w:val="9CDCFE"/>
+          <w:sz w:val="21"/>
+          <w:szCs w:val="21"/>
+        </w:rPr>
+        <w:t>aux2</w:t>
+      </w:r>
+      <w:r>
+        <w:rPr>
+          <w:rFonts w:ascii="Consolas" w:eastAsia="Times New Roman" w:hAnsi="Consolas" w:cs="Times New Roman"/>
+          <w:color w:val="CCCCCC"/>
+          <w:sz w:val="21"/>
+          <w:szCs w:val="21"/>
+        </w:rPr>
+        <w:t xml:space="preserve"> </w:t>
+      </w:r>
+      <w:r>
+        <w:rPr>
+          <w:rFonts w:ascii="Consolas" w:eastAsia="Times New Roman" w:hAnsi="Consolas" w:cs="Times New Roman"/>
+          <w:color w:val="D4D4D4"/>
+          <w:sz w:val="21"/>
+          <w:szCs w:val="21"/>
+        </w:rPr>
+        <w:t>=</w:t>
+      </w:r>
+      <w:r>
+        <w:rPr>
+          <w:rFonts w:ascii="Consolas" w:eastAsia="Times New Roman" w:hAnsi="Consolas" w:cs="Times New Roman"/>
+          <w:color w:val="CCCCCC"/>
+          <w:sz w:val="21"/>
+          <w:szCs w:val="21"/>
+        </w:rPr>
+        <w:t xml:space="preserve"> </w:t>
+      </w:r>
+      <w:proofErr w:type="gramStart"/>
       <w:r>
         <w:rPr>
           <w:rFonts w:ascii="Consolas" w:eastAsia="Times New Roman" w:hAnsi="Consolas" w:cs="Times New Roman"/>
@@ -11532,9 +11964,8 @@
           <w:sz w:val="21"/>
           <w:szCs w:val="21"/>
         </w:rPr>
-        <w:t>dataFree</w:t>
-      </w:r>
-      <w:proofErr w:type="spellEnd"/>
+        <w:t>UNION</w:t>
+      </w:r>
       <w:r>
         <w:rPr>
           <w:rFonts w:ascii="Consolas" w:eastAsia="Times New Roman" w:hAnsi="Consolas" w:cs="Times New Roman"/>
@@ -11544,14 +11975,26 @@
         </w:rPr>
         <w:t>(</w:t>
       </w:r>
-      <w:r>
-        <w:rPr>
-          <w:rFonts w:ascii="Consolas" w:eastAsia="Times New Roman" w:hAnsi="Consolas" w:cs="Times New Roman"/>
-          <w:color w:val="D4D4D4"/>
-          <w:sz w:val="21"/>
-          <w:szCs w:val="21"/>
-        </w:rPr>
-        <w:t>&amp;</w:t>
+      <w:proofErr w:type="spellStart"/>
+      <w:proofErr w:type="gramEnd"/>
+      <w:r>
+        <w:rPr>
+          <w:rFonts w:ascii="Consolas" w:eastAsia="Times New Roman" w:hAnsi="Consolas" w:cs="Times New Roman"/>
+          <w:color w:val="9CDCFE"/>
+          <w:sz w:val="21"/>
+          <w:szCs w:val="21"/>
+        </w:rPr>
+        <w:t>acceptanceStatesD</w:t>
+      </w:r>
+      <w:proofErr w:type="spellEnd"/>
+      <w:r>
+        <w:rPr>
+          <w:rFonts w:ascii="Consolas" w:eastAsia="Times New Roman" w:hAnsi="Consolas" w:cs="Times New Roman"/>
+          <w:color w:val="CCCCCC"/>
+          <w:sz w:val="21"/>
+          <w:szCs w:val="21"/>
+        </w:rPr>
+        <w:t xml:space="preserve">, </w:t>
       </w:r>
       <w:r>
         <w:rPr>
@@ -11583,149 +12026,6 @@
           <w:szCs w:val="21"/>
         </w:rPr>
       </w:pPr>
-      <w:r>
-        <w:rPr>
-          <w:rFonts w:ascii="Consolas" w:eastAsia="Times New Roman" w:hAnsi="Consolas" w:cs="Times New Roman"/>
-          <w:color w:val="CCCCCC"/>
-          <w:sz w:val="21"/>
-          <w:szCs w:val="21"/>
-        </w:rPr>
-        <w:t xml:space="preserve">            </w:t>
-      </w:r>
-      <w:r>
-        <w:rPr>
-          <w:rFonts w:ascii="Consolas" w:eastAsia="Times New Roman" w:hAnsi="Consolas" w:cs="Times New Roman"/>
-          <w:color w:val="9CDCFE"/>
-          <w:sz w:val="21"/>
-          <w:szCs w:val="21"/>
-        </w:rPr>
-        <w:t>aux1</w:t>
-      </w:r>
-      <w:r>
-        <w:rPr>
-          <w:rFonts w:ascii="Consolas" w:eastAsia="Times New Roman" w:hAnsi="Consolas" w:cs="Times New Roman"/>
-          <w:color w:val="CCCCCC"/>
-          <w:sz w:val="21"/>
-          <w:szCs w:val="21"/>
-        </w:rPr>
-        <w:t xml:space="preserve"> </w:t>
-      </w:r>
-      <w:r>
-        <w:rPr>
-          <w:rFonts w:ascii="Consolas" w:eastAsia="Times New Roman" w:hAnsi="Consolas" w:cs="Times New Roman"/>
-          <w:color w:val="D4D4D4"/>
-          <w:sz w:val="21"/>
-          <w:szCs w:val="21"/>
-        </w:rPr>
-        <w:t>=</w:t>
-      </w:r>
-      <w:r>
-        <w:rPr>
-          <w:rFonts w:ascii="Consolas" w:eastAsia="Times New Roman" w:hAnsi="Consolas" w:cs="Times New Roman"/>
-          <w:color w:val="CCCCCC"/>
-          <w:sz w:val="21"/>
-          <w:szCs w:val="21"/>
-        </w:rPr>
-        <w:t xml:space="preserve"> </w:t>
-      </w:r>
-      <w:proofErr w:type="spellStart"/>
-      <w:r>
-        <w:rPr>
-          <w:rFonts w:ascii="Consolas" w:eastAsia="Times New Roman" w:hAnsi="Consolas" w:cs="Times New Roman"/>
-          <w:color w:val="DCDCAA"/>
-          <w:sz w:val="21"/>
-          <w:szCs w:val="21"/>
-        </w:rPr>
-        <w:t>newNestedData</w:t>
-      </w:r>
-      <w:proofErr w:type="spellEnd"/>
-      <w:r>
-        <w:rPr>
-          <w:rFonts w:ascii="Consolas" w:eastAsia="Times New Roman" w:hAnsi="Consolas" w:cs="Times New Roman"/>
-          <w:color w:val="CCCCCC"/>
-          <w:sz w:val="21"/>
-          <w:szCs w:val="21"/>
-        </w:rPr>
-        <w:t>(</w:t>
-      </w:r>
-      <w:proofErr w:type="spellStart"/>
-      <w:r>
-        <w:rPr>
-          <w:rFonts w:ascii="Consolas" w:eastAsia="Times New Roman" w:hAnsi="Consolas" w:cs="Times New Roman"/>
-          <w:color w:val="DCDCAA"/>
-          <w:sz w:val="21"/>
-          <w:szCs w:val="21"/>
-        </w:rPr>
-        <w:t>returnElem</w:t>
-      </w:r>
-      <w:proofErr w:type="spellEnd"/>
-      <w:r>
-        <w:rPr>
-          <w:rFonts w:ascii="Consolas" w:eastAsia="Times New Roman" w:hAnsi="Consolas" w:cs="Times New Roman"/>
-          <w:color w:val="CCCCCC"/>
-          <w:sz w:val="21"/>
-          <w:szCs w:val="21"/>
-        </w:rPr>
-        <w:t>(</w:t>
-      </w:r>
-      <w:proofErr w:type="spellStart"/>
-      <w:r>
-        <w:rPr>
-          <w:rFonts w:ascii="Consolas" w:eastAsia="Times New Roman" w:hAnsi="Consolas" w:cs="Times New Roman"/>
-          <w:color w:val="9CDCFE"/>
-          <w:sz w:val="21"/>
-          <w:szCs w:val="21"/>
-        </w:rPr>
-        <w:t>stateSetD</w:t>
-      </w:r>
-      <w:proofErr w:type="spellEnd"/>
-      <w:r>
-        <w:rPr>
-          <w:rFonts w:ascii="Consolas" w:eastAsia="Times New Roman" w:hAnsi="Consolas" w:cs="Times New Roman"/>
-          <w:color w:val="CCCCCC"/>
-          <w:sz w:val="21"/>
-          <w:szCs w:val="21"/>
-        </w:rPr>
-        <w:t xml:space="preserve">, </w:t>
-      </w:r>
-      <w:proofErr w:type="spellStart"/>
-      <w:r>
-        <w:rPr>
-          <w:rFonts w:ascii="Consolas" w:eastAsia="Times New Roman" w:hAnsi="Consolas" w:cs="Times New Roman"/>
-          <w:color w:val="9CDCFE"/>
-          <w:sz w:val="21"/>
-          <w:szCs w:val="21"/>
-        </w:rPr>
-        <w:t>positionInStateSetD</w:t>
-      </w:r>
-      <w:proofErr w:type="spellEnd"/>
-      <w:r>
-        <w:rPr>
-          <w:rFonts w:ascii="Consolas" w:eastAsia="Times New Roman" w:hAnsi="Consolas" w:cs="Times New Roman"/>
-          <w:color w:val="CCCCCC"/>
-          <w:sz w:val="21"/>
-          <w:szCs w:val="21"/>
-        </w:rPr>
-        <w:t xml:space="preserve">), </w:t>
-      </w:r>
-      <w:r>
-        <w:rPr>
-          <w:rFonts w:ascii="Consolas" w:eastAsia="Times New Roman" w:hAnsi="Consolas" w:cs="Times New Roman"/>
-          <w:color w:val="569CD6"/>
-          <w:sz w:val="21"/>
-          <w:szCs w:val="21"/>
-        </w:rPr>
-        <w:t>SET</w:t>
-      </w:r>
-      <w:r>
-        <w:rPr>
-          <w:rFonts w:ascii="Consolas" w:eastAsia="Times New Roman" w:hAnsi="Consolas" w:cs="Times New Roman"/>
-          <w:color w:val="CCCCCC"/>
-          <w:sz w:val="21"/>
-          <w:szCs w:val="21"/>
-        </w:rPr>
-        <w:t>);</w:t>
-      </w:r>
     </w:p>
     <w:p>
       <w:pPr>
@@ -11747,6 +12047,36 @@
         </w:rPr>
         <w:t xml:space="preserve">            </w:t>
       </w:r>
+      <w:proofErr w:type="spellStart"/>
+      <w:r>
+        <w:rPr>
+          <w:rFonts w:ascii="Consolas" w:eastAsia="Times New Roman" w:hAnsi="Consolas" w:cs="Times New Roman"/>
+          <w:color w:val="DCDCAA"/>
+          <w:sz w:val="21"/>
+          <w:szCs w:val="21"/>
+        </w:rPr>
+        <w:t>dataFree</w:t>
+      </w:r>
+      <w:proofErr w:type="spellEnd"/>
+      <w:r>
+        <w:rPr>
+          <w:rFonts w:ascii="Consolas" w:eastAsia="Times New Roman" w:hAnsi="Consolas" w:cs="Times New Roman"/>
+          <w:color w:val="CCCCCC"/>
+          <w:sz w:val="21"/>
+          <w:szCs w:val="21"/>
+        </w:rPr>
+        <w:t>(</w:t>
+      </w:r>
+      <w:r>
+        <w:rPr>
+          <w:rFonts w:ascii="Consolas" w:eastAsia="Times New Roman" w:hAnsi="Consolas" w:cs="Times New Roman"/>
+          <w:color w:val="D4D4D4"/>
+          <w:sz w:val="21"/>
+          <w:szCs w:val="21"/>
+        </w:rPr>
+        <w:t>&amp;</w:t>
+      </w:r>
+      <w:proofErr w:type="spellStart"/>
       <w:r>
         <w:rPr>
           <w:rFonts w:ascii="Consolas" w:eastAsia="Times New Roman" w:hAnsi="Consolas" w:cs="Times New Roman"/>
@@ -11754,82 +12084,9 @@
           <w:sz w:val="21"/>
           <w:szCs w:val="21"/>
         </w:rPr>
-        <w:t>aux2</w:t>
-      </w:r>
-      <w:r>
-        <w:rPr>
-          <w:rFonts w:ascii="Consolas" w:eastAsia="Times New Roman" w:hAnsi="Consolas" w:cs="Times New Roman"/>
-          <w:color w:val="CCCCCC"/>
-          <w:sz w:val="21"/>
-          <w:szCs w:val="21"/>
-        </w:rPr>
-        <w:t xml:space="preserve"> </w:t>
-      </w:r>
-      <w:r>
-        <w:rPr>
-          <w:rFonts w:ascii="Consolas" w:eastAsia="Times New Roman" w:hAnsi="Consolas" w:cs="Times New Roman"/>
-          <w:color w:val="D4D4D4"/>
-          <w:sz w:val="21"/>
-          <w:szCs w:val="21"/>
-        </w:rPr>
-        <w:t>=</w:t>
-      </w:r>
-      <w:r>
-        <w:rPr>
-          <w:rFonts w:ascii="Consolas" w:eastAsia="Times New Roman" w:hAnsi="Consolas" w:cs="Times New Roman"/>
-          <w:color w:val="CCCCCC"/>
-          <w:sz w:val="21"/>
-          <w:szCs w:val="21"/>
-        </w:rPr>
-        <w:t xml:space="preserve"> </w:t>
-      </w:r>
-      <w:r>
-        <w:rPr>
-          <w:rFonts w:ascii="Consolas" w:eastAsia="Times New Roman" w:hAnsi="Consolas" w:cs="Times New Roman"/>
-          <w:color w:val="DCDCAA"/>
-          <w:sz w:val="21"/>
-          <w:szCs w:val="21"/>
-        </w:rPr>
-        <w:t>UNION</w:t>
-      </w:r>
-      <w:r>
-        <w:rPr>
-          <w:rFonts w:ascii="Consolas" w:eastAsia="Times New Roman" w:hAnsi="Consolas" w:cs="Times New Roman"/>
-          <w:color w:val="CCCCCC"/>
-          <w:sz w:val="21"/>
-          <w:szCs w:val="21"/>
-        </w:rPr>
-        <w:t>(</w:t>
-      </w:r>
-      <w:proofErr w:type="spellStart"/>
-      <w:r>
-        <w:rPr>
-          <w:rFonts w:ascii="Consolas" w:eastAsia="Times New Roman" w:hAnsi="Consolas" w:cs="Times New Roman"/>
-          <w:color w:val="9CDCFE"/>
-          <w:sz w:val="21"/>
-          <w:szCs w:val="21"/>
-        </w:rPr>
         <w:t>acceptanceStatesD</w:t>
       </w:r>
       <w:proofErr w:type="spellEnd"/>
-      <w:r>
-        <w:rPr>
-          <w:rFonts w:ascii="Consolas" w:eastAsia="Times New Roman" w:hAnsi="Consolas" w:cs="Times New Roman"/>
-          <w:color w:val="CCCCCC"/>
-          <w:sz w:val="21"/>
-          <w:szCs w:val="21"/>
-        </w:rPr>
-        <w:t xml:space="preserve">, </w:t>
-      </w:r>
-      <w:r>
-        <w:rPr>
-          <w:rFonts w:ascii="Consolas" w:eastAsia="Times New Roman" w:hAnsi="Consolas" w:cs="Times New Roman"/>
-          <w:color w:val="9CDCFE"/>
-          <w:sz w:val="21"/>
-          <w:szCs w:val="21"/>
-        </w:rPr>
-        <w:t>aux1</w:t>
-      </w:r>
       <w:r>
         <w:rPr>
           <w:rFonts w:ascii="Consolas" w:eastAsia="Times New Roman" w:hAnsi="Consolas" w:cs="Times New Roman"/>
@@ -11851,6 +12108,71 @@
           <w:szCs w:val="21"/>
         </w:rPr>
       </w:pPr>
+      <w:r>
+        <w:rPr>
+          <w:rFonts w:ascii="Consolas" w:eastAsia="Times New Roman" w:hAnsi="Consolas" w:cs="Times New Roman"/>
+          <w:color w:val="CCCCCC"/>
+          <w:sz w:val="21"/>
+          <w:szCs w:val="21"/>
+        </w:rPr>
+        <w:t xml:space="preserve">            </w:t>
+      </w:r>
+      <w:proofErr w:type="spellStart"/>
+      <w:r>
+        <w:rPr>
+          <w:rFonts w:ascii="Consolas" w:eastAsia="Times New Roman" w:hAnsi="Consolas" w:cs="Times New Roman"/>
+          <w:color w:val="9CDCFE"/>
+          <w:sz w:val="21"/>
+          <w:szCs w:val="21"/>
+        </w:rPr>
+        <w:t>acceptanceStatesD</w:t>
+      </w:r>
+      <w:proofErr w:type="spellEnd"/>
+      <w:r>
+        <w:rPr>
+          <w:rFonts w:ascii="Consolas" w:eastAsia="Times New Roman" w:hAnsi="Consolas" w:cs="Times New Roman"/>
+          <w:color w:val="CCCCCC"/>
+          <w:sz w:val="21"/>
+          <w:szCs w:val="21"/>
+        </w:rPr>
+        <w:t xml:space="preserve"> </w:t>
+      </w:r>
+      <w:r>
+        <w:rPr>
+          <w:rFonts w:ascii="Consolas" w:eastAsia="Times New Roman" w:hAnsi="Consolas" w:cs="Times New Roman"/>
+          <w:color w:val="D4D4D4"/>
+          <w:sz w:val="21"/>
+          <w:szCs w:val="21"/>
+        </w:rPr>
+        <w:t>=</w:t>
+      </w:r>
+      <w:r>
+        <w:rPr>
+          <w:rFonts w:ascii="Consolas" w:eastAsia="Times New Roman" w:hAnsi="Consolas" w:cs="Times New Roman"/>
+          <w:color w:val="CCCCCC"/>
+          <w:sz w:val="21"/>
+          <w:szCs w:val="21"/>
+        </w:rPr>
+        <w:t xml:space="preserve"> </w:t>
+      </w:r>
+      <w:r>
+        <w:rPr>
+          <w:rFonts w:ascii="Consolas" w:eastAsia="Times New Roman" w:hAnsi="Consolas" w:cs="Times New Roman"/>
+          <w:color w:val="9CDCFE"/>
+          <w:sz w:val="21"/>
+          <w:szCs w:val="21"/>
+        </w:rPr>
+        <w:t>aux2</w:t>
+      </w:r>
+      <w:r>
+        <w:rPr>
+          <w:rFonts w:ascii="Consolas" w:eastAsia="Times New Roman" w:hAnsi="Consolas" w:cs="Times New Roman"/>
+          <w:color w:val="CCCCCC"/>
+          <w:sz w:val="21"/>
+          <w:szCs w:val="21"/>
+        </w:rPr>
+        <w:t>;</w:t>
+      </w:r>
     </w:p>
     <w:p>
       <w:pPr>
@@ -11872,25 +12194,23 @@
         </w:rPr>
         <w:t xml:space="preserve">            </w:t>
       </w:r>
-      <w:proofErr w:type="spellStart"/>
-      <w:r>
-        <w:rPr>
-          <w:rFonts w:ascii="Consolas" w:eastAsia="Times New Roman" w:hAnsi="Consolas" w:cs="Times New Roman"/>
-          <w:color w:val="DCDCAA"/>
-          <w:sz w:val="21"/>
-          <w:szCs w:val="21"/>
-        </w:rPr>
-        <w:t>dataFree</w:t>
-      </w:r>
-      <w:proofErr w:type="spellEnd"/>
-      <w:r>
-        <w:rPr>
-          <w:rFonts w:ascii="Consolas" w:eastAsia="Times New Roman" w:hAnsi="Consolas" w:cs="Times New Roman"/>
-          <w:color w:val="CCCCCC"/>
-          <w:sz w:val="21"/>
-          <w:szCs w:val="21"/>
-        </w:rPr>
-        <w:t>(</w:t>
+      <w:r>
+        <w:rPr>
+          <w:rFonts w:ascii="Consolas" w:eastAsia="Times New Roman" w:hAnsi="Consolas" w:cs="Times New Roman"/>
+          <w:color w:val="9CDCFE"/>
+          <w:sz w:val="21"/>
+          <w:szCs w:val="21"/>
+        </w:rPr>
+        <w:t>aux2</w:t>
+      </w:r>
+      <w:r>
+        <w:rPr>
+          <w:rFonts w:ascii="Consolas" w:eastAsia="Times New Roman" w:hAnsi="Consolas" w:cs="Times New Roman"/>
+          <w:color w:val="CCCCCC"/>
+          <w:sz w:val="21"/>
+          <w:szCs w:val="21"/>
+        </w:rPr>
+        <w:t xml:space="preserve"> </w:t>
       </w:r>
       <w:r>
         <w:rPr>
@@ -11899,27 +12219,34 @@
           <w:sz w:val="21"/>
           <w:szCs w:val="21"/>
         </w:rPr>
-        <w:t>&amp;</w:t>
-      </w:r>
-      <w:proofErr w:type="spellStart"/>
-      <w:r>
-        <w:rPr>
-          <w:rFonts w:ascii="Consolas" w:eastAsia="Times New Roman" w:hAnsi="Consolas" w:cs="Times New Roman"/>
-          <w:color w:val="9CDCFE"/>
-          <w:sz w:val="21"/>
-          <w:szCs w:val="21"/>
-        </w:rPr>
-        <w:t>acceptanceStatesD</w:t>
-      </w:r>
-      <w:proofErr w:type="spellEnd"/>
-      <w:r>
-        <w:rPr>
-          <w:rFonts w:ascii="Consolas" w:eastAsia="Times New Roman" w:hAnsi="Consolas" w:cs="Times New Roman"/>
-          <w:color w:val="CCCCCC"/>
-          <w:sz w:val="21"/>
-          <w:szCs w:val="21"/>
-        </w:rPr>
-        <w:t>);</w:t>
+        <w:t>=</w:t>
+      </w:r>
+      <w:r>
+        <w:rPr>
+          <w:rFonts w:ascii="Consolas" w:eastAsia="Times New Roman" w:hAnsi="Consolas" w:cs="Times New Roman"/>
+          <w:color w:val="CCCCCC"/>
+          <w:sz w:val="21"/>
+          <w:szCs w:val="21"/>
+        </w:rPr>
+        <w:t xml:space="preserve"> </w:t>
+      </w:r>
+      <w:r>
+        <w:rPr>
+          <w:rFonts w:ascii="Consolas" w:eastAsia="Times New Roman" w:hAnsi="Consolas" w:cs="Times New Roman"/>
+          <w:color w:val="569CD6"/>
+          <w:sz w:val="21"/>
+          <w:szCs w:val="21"/>
+        </w:rPr>
+        <w:t>NULL</w:t>
+      </w:r>
+      <w:r>
+        <w:rPr>
+          <w:rFonts w:ascii="Consolas" w:eastAsia="Times New Roman" w:hAnsi="Consolas" w:cs="Times New Roman"/>
+          <w:color w:val="CCCCCC"/>
+          <w:sz w:val="21"/>
+          <w:szCs w:val="21"/>
+        </w:rPr>
+        <w:t>;</w:t>
       </w:r>
     </w:p>
     <w:p>
@@ -11940,63 +12267,7 @@
           <w:sz w:val="21"/>
           <w:szCs w:val="21"/>
         </w:rPr>
-        <w:t xml:space="preserve">            </w:t>
-      </w:r>
-      <w:proofErr w:type="spellStart"/>
-      <w:r>
-        <w:rPr>
-          <w:rFonts w:ascii="Consolas" w:eastAsia="Times New Roman" w:hAnsi="Consolas" w:cs="Times New Roman"/>
-          <w:color w:val="9CDCFE"/>
-          <w:sz w:val="21"/>
-          <w:szCs w:val="21"/>
-        </w:rPr>
-        <w:t>acceptanceStatesD</w:t>
-      </w:r>
-      <w:proofErr w:type="spellEnd"/>
-      <w:r>
-        <w:rPr>
-          <w:rFonts w:ascii="Consolas" w:eastAsia="Times New Roman" w:hAnsi="Consolas" w:cs="Times New Roman"/>
-          <w:color w:val="CCCCCC"/>
-          <w:sz w:val="21"/>
-          <w:szCs w:val="21"/>
-        </w:rPr>
-        <w:t xml:space="preserve"> </w:t>
-      </w:r>
-      <w:r>
-        <w:rPr>
-          <w:rFonts w:ascii="Consolas" w:eastAsia="Times New Roman" w:hAnsi="Consolas" w:cs="Times New Roman"/>
-          <w:color w:val="D4D4D4"/>
-          <w:sz w:val="21"/>
-          <w:szCs w:val="21"/>
-        </w:rPr>
-        <w:t>=</w:t>
-      </w:r>
-      <w:r>
-        <w:rPr>
-          <w:rFonts w:ascii="Consolas" w:eastAsia="Times New Roman" w:hAnsi="Consolas" w:cs="Times New Roman"/>
-          <w:color w:val="CCCCCC"/>
-          <w:sz w:val="21"/>
-          <w:szCs w:val="21"/>
-        </w:rPr>
-        <w:t xml:space="preserve"> </w:t>
-      </w:r>
-      <w:r>
-        <w:rPr>
-          <w:rFonts w:ascii="Consolas" w:eastAsia="Times New Roman" w:hAnsi="Consolas" w:cs="Times New Roman"/>
-          <w:color w:val="9CDCFE"/>
-          <w:sz w:val="21"/>
-          <w:szCs w:val="21"/>
-        </w:rPr>
-        <w:t>aux2</w:t>
-      </w:r>
-      <w:r>
-        <w:rPr>
-          <w:rFonts w:ascii="Consolas" w:eastAsia="Times New Roman" w:hAnsi="Consolas" w:cs="Times New Roman"/>
-          <w:color w:val="CCCCCC"/>
-          <w:sz w:val="21"/>
-          <w:szCs w:val="21"/>
-        </w:rPr>
-        <w:t>;</w:t>
+        <w:t>        }</w:t>
       </w:r>
     </w:p>
     <w:p>
@@ -12010,69 +12281,6 @@
           <w:szCs w:val="21"/>
         </w:rPr>
       </w:pPr>
-      <w:r>
-        <w:rPr>
-          <w:rFonts w:ascii="Consolas" w:eastAsia="Times New Roman" w:hAnsi="Consolas" w:cs="Times New Roman"/>
-          <w:color w:val="CCCCCC"/>
-          <w:sz w:val="21"/>
-          <w:szCs w:val="21"/>
-        </w:rPr>
-        <w:t xml:space="preserve">            </w:t>
-      </w:r>
-      <w:r>
-        <w:rPr>
-          <w:rFonts w:ascii="Consolas" w:eastAsia="Times New Roman" w:hAnsi="Consolas" w:cs="Times New Roman"/>
-          <w:color w:val="9CDCFE"/>
-          <w:sz w:val="21"/>
-          <w:szCs w:val="21"/>
-        </w:rPr>
-        <w:t>aux2</w:t>
-      </w:r>
-      <w:r>
-        <w:rPr>
-          <w:rFonts w:ascii="Consolas" w:eastAsia="Times New Roman" w:hAnsi="Consolas" w:cs="Times New Roman"/>
-          <w:color w:val="CCCCCC"/>
-          <w:sz w:val="21"/>
-          <w:szCs w:val="21"/>
-        </w:rPr>
-        <w:t xml:space="preserve"> </w:t>
-      </w:r>
-      <w:r>
-        <w:rPr>
-          <w:rFonts w:ascii="Consolas" w:eastAsia="Times New Roman" w:hAnsi="Consolas" w:cs="Times New Roman"/>
-          <w:color w:val="D4D4D4"/>
-          <w:sz w:val="21"/>
-          <w:szCs w:val="21"/>
-        </w:rPr>
-        <w:t>=</w:t>
-      </w:r>
-      <w:r>
-        <w:rPr>
-          <w:rFonts w:ascii="Consolas" w:eastAsia="Times New Roman" w:hAnsi="Consolas" w:cs="Times New Roman"/>
-          <w:color w:val="CCCCCC"/>
-          <w:sz w:val="21"/>
-          <w:szCs w:val="21"/>
-        </w:rPr>
-        <w:t xml:space="preserve"> </w:t>
-      </w:r>
-      <w:r>
-        <w:rPr>
-          <w:rFonts w:ascii="Consolas" w:eastAsia="Times New Roman" w:hAnsi="Consolas" w:cs="Times New Roman"/>
-          <w:color w:val="569CD6"/>
-          <w:sz w:val="21"/>
-          <w:szCs w:val="21"/>
-        </w:rPr>
-        <w:t>NULL</w:t>
-      </w:r>
-      <w:r>
-        <w:rPr>
-          <w:rFonts w:ascii="Consolas" w:eastAsia="Times New Roman" w:hAnsi="Consolas" w:cs="Times New Roman"/>
-          <w:color w:val="CCCCCC"/>
-          <w:sz w:val="21"/>
-          <w:szCs w:val="21"/>
-        </w:rPr>
-        <w:t>;</w:t>
-      </w:r>
     </w:p>
     <w:p>
       <w:pPr>
@@ -12092,7 +12300,54 @@
           <w:sz w:val="21"/>
           <w:szCs w:val="21"/>
         </w:rPr>
-        <w:t>        }</w:t>
+        <w:t xml:space="preserve">        </w:t>
+      </w:r>
+      <w:proofErr w:type="spellStart"/>
+      <w:r>
+        <w:rPr>
+          <w:rFonts w:ascii="Consolas" w:eastAsia="Times New Roman" w:hAnsi="Consolas" w:cs="Times New Roman"/>
+          <w:color w:val="DCDCAA"/>
+          <w:sz w:val="21"/>
+          <w:szCs w:val="21"/>
+        </w:rPr>
+        <w:t>dataFree</w:t>
+      </w:r>
+      <w:proofErr w:type="spellEnd"/>
+      <w:r>
+        <w:rPr>
+          <w:rFonts w:ascii="Consolas" w:eastAsia="Times New Roman" w:hAnsi="Consolas" w:cs="Times New Roman"/>
+          <w:color w:val="CCCCCC"/>
+          <w:sz w:val="21"/>
+          <w:szCs w:val="21"/>
+        </w:rPr>
+        <w:t>(</w:t>
+      </w:r>
+      <w:r>
+        <w:rPr>
+          <w:rFonts w:ascii="Consolas" w:eastAsia="Times New Roman" w:hAnsi="Consolas" w:cs="Times New Roman"/>
+          <w:color w:val="D4D4D4"/>
+          <w:sz w:val="21"/>
+          <w:szCs w:val="21"/>
+        </w:rPr>
+        <w:t>&amp;</w:t>
+      </w:r>
+      <w:r>
+        <w:rPr>
+          <w:rFonts w:ascii="Consolas" w:eastAsia="Times New Roman" w:hAnsi="Consolas" w:cs="Times New Roman"/>
+          <w:color w:val="9CDCFE"/>
+          <w:sz w:val="21"/>
+          <w:szCs w:val="21"/>
+        </w:rPr>
+        <w:t>aux1</w:t>
+      </w:r>
+      <w:r>
+        <w:rPr>
+          <w:rFonts w:ascii="Consolas" w:eastAsia="Times New Roman" w:hAnsi="Consolas" w:cs="Times New Roman"/>
+          <w:color w:val="CCCCCC"/>
+          <w:sz w:val="21"/>
+          <w:szCs w:val="21"/>
+        </w:rPr>
+        <w:t>);</w:t>
       </w:r>
     </w:p>
     <w:p>
@@ -12106,6 +12361,15 @@
           <w:szCs w:val="21"/>
         </w:rPr>
       </w:pPr>
+      <w:r>
+        <w:rPr>
+          <w:rFonts w:ascii="Consolas" w:eastAsia="Times New Roman" w:hAnsi="Consolas" w:cs="Times New Roman"/>
+          <w:color w:val="CCCCCC"/>
+          <w:sz w:val="21"/>
+          <w:szCs w:val="21"/>
+        </w:rPr>
+        <w:t>    }</w:t>
+      </w:r>
     </w:p>
     <w:p>
       <w:pPr>
@@ -12118,62 +12382,6 @@
           <w:szCs w:val="21"/>
         </w:rPr>
       </w:pPr>
-      <w:r>
-        <w:rPr>
-          <w:rFonts w:ascii="Consolas" w:eastAsia="Times New Roman" w:hAnsi="Consolas" w:cs="Times New Roman"/>
-          <w:color w:val="CCCCCC"/>
-          <w:sz w:val="21"/>
-          <w:szCs w:val="21"/>
-        </w:rPr>
-        <w:t xml:space="preserve">        </w:t>
-      </w:r>
-      <w:proofErr w:type="spellStart"/>
-      <w:r>
-        <w:rPr>
-          <w:rFonts w:ascii="Consolas" w:eastAsia="Times New Roman" w:hAnsi="Consolas" w:cs="Times New Roman"/>
-          <w:color w:val="DCDCAA"/>
-          <w:sz w:val="21"/>
-          <w:szCs w:val="21"/>
-        </w:rPr>
-        <w:t>dataFree</w:t>
-      </w:r>
-      <w:proofErr w:type="spellEnd"/>
-      <w:r>
-        <w:rPr>
-          <w:rFonts w:ascii="Consolas" w:eastAsia="Times New Roman" w:hAnsi="Consolas" w:cs="Times New Roman"/>
-          <w:color w:val="CCCCCC"/>
-          <w:sz w:val="21"/>
-          <w:szCs w:val="21"/>
-        </w:rPr>
-        <w:t>(</w:t>
-      </w:r>
-      <w:r>
-        <w:rPr>
-          <w:rFonts w:ascii="Consolas" w:eastAsia="Times New Roman" w:hAnsi="Consolas" w:cs="Times New Roman"/>
-          <w:color w:val="D4D4D4"/>
-          <w:sz w:val="21"/>
-          <w:szCs w:val="21"/>
-        </w:rPr>
-        <w:t>&amp;</w:t>
-      </w:r>
-      <w:r>
-        <w:rPr>
-          <w:rFonts w:ascii="Consolas" w:eastAsia="Times New Roman" w:hAnsi="Consolas" w:cs="Times New Roman"/>
-          <w:color w:val="9CDCFE"/>
-          <w:sz w:val="21"/>
-          <w:szCs w:val="21"/>
-        </w:rPr>
-        <w:t>aux1</w:t>
-      </w:r>
-      <w:r>
-        <w:rPr>
-          <w:rFonts w:ascii="Consolas" w:eastAsia="Times New Roman" w:hAnsi="Consolas" w:cs="Times New Roman"/>
-          <w:color w:val="CCCCCC"/>
-          <w:sz w:val="21"/>
-          <w:szCs w:val="21"/>
-        </w:rPr>
-        <w:t>);</w:t>
-      </w:r>
     </w:p>
     <w:p>
       <w:pPr>
@@ -12193,7 +12401,65 @@
           <w:sz w:val="21"/>
           <w:szCs w:val="21"/>
         </w:rPr>
-        <w:t>    }</w:t>
+        <w:t xml:space="preserve">    </w:t>
+      </w:r>
+      <w:proofErr w:type="gramStart"/>
+      <w:r>
+        <w:rPr>
+          <w:rFonts w:ascii="Consolas" w:eastAsia="Times New Roman" w:hAnsi="Consolas" w:cs="Times New Roman"/>
+          <w:color w:val="DCDCAA"/>
+          <w:sz w:val="21"/>
+          <w:szCs w:val="21"/>
+        </w:rPr>
+        <w:t>PUSH</w:t>
+      </w:r>
+      <w:r>
+        <w:rPr>
+          <w:rFonts w:ascii="Consolas" w:eastAsia="Times New Roman" w:hAnsi="Consolas" w:cs="Times New Roman"/>
+          <w:color w:val="CCCCCC"/>
+          <w:sz w:val="21"/>
+          <w:szCs w:val="21"/>
+        </w:rPr>
+        <w:t>(</w:t>
+      </w:r>
+      <w:proofErr w:type="gramEnd"/>
+      <w:r>
+        <w:rPr>
+          <w:rFonts w:ascii="Consolas" w:eastAsia="Times New Roman" w:hAnsi="Consolas" w:cs="Times New Roman"/>
+          <w:color w:val="9CDCFE"/>
+          <w:sz w:val="21"/>
+          <w:szCs w:val="21"/>
+        </w:rPr>
+        <w:t>AFD</w:t>
+      </w:r>
+      <w:r>
+        <w:rPr>
+          <w:rFonts w:ascii="Consolas" w:eastAsia="Times New Roman" w:hAnsi="Consolas" w:cs="Times New Roman"/>
+          <w:color w:val="CCCCCC"/>
+          <w:sz w:val="21"/>
+          <w:szCs w:val="21"/>
+        </w:rPr>
+        <w:t xml:space="preserve">, </w:t>
+      </w:r>
+      <w:proofErr w:type="spellStart"/>
+      <w:r>
+        <w:rPr>
+          <w:rFonts w:ascii="Consolas" w:eastAsia="Times New Roman" w:hAnsi="Consolas" w:cs="Times New Roman"/>
+          <w:color w:val="9CDCFE"/>
+          <w:sz w:val="21"/>
+          <w:szCs w:val="21"/>
+        </w:rPr>
+        <w:t>stateSetD</w:t>
+      </w:r>
+      <w:proofErr w:type="spellEnd"/>
+      <w:r>
+        <w:rPr>
+          <w:rFonts w:ascii="Consolas" w:eastAsia="Times New Roman" w:hAnsi="Consolas" w:cs="Times New Roman"/>
+          <w:color w:val="CCCCCC"/>
+          <w:sz w:val="21"/>
+          <w:szCs w:val="21"/>
+        </w:rPr>
+        <w:t>);</w:t>
       </w:r>
     </w:p>
     <w:p>
@@ -12207,6 +12473,73 @@
           <w:szCs w:val="21"/>
         </w:rPr>
       </w:pPr>
+      <w:r>
+        <w:rPr>
+          <w:rFonts w:ascii="Consolas" w:eastAsia="Times New Roman" w:hAnsi="Consolas" w:cs="Times New Roman"/>
+          <w:color w:val="CCCCCC"/>
+          <w:sz w:val="21"/>
+          <w:szCs w:val="21"/>
+        </w:rPr>
+        <w:t xml:space="preserve">    </w:t>
+      </w:r>
+      <w:proofErr w:type="gramStart"/>
+      <w:r>
+        <w:rPr>
+          <w:rFonts w:ascii="Consolas" w:eastAsia="Times New Roman" w:hAnsi="Consolas" w:cs="Times New Roman"/>
+          <w:color w:val="DCDCAA"/>
+          <w:sz w:val="21"/>
+          <w:szCs w:val="21"/>
+        </w:rPr>
+        <w:t>PUSH</w:t>
+      </w:r>
+      <w:r>
+        <w:rPr>
+          <w:rFonts w:ascii="Consolas" w:eastAsia="Times New Roman" w:hAnsi="Consolas" w:cs="Times New Roman"/>
+          <w:color w:val="CCCCCC"/>
+          <w:sz w:val="21"/>
+          <w:szCs w:val="21"/>
+        </w:rPr>
+        <w:t>(</w:t>
+      </w:r>
+      <w:proofErr w:type="gramEnd"/>
+      <w:r>
+        <w:rPr>
+          <w:rFonts w:ascii="Consolas" w:eastAsia="Times New Roman" w:hAnsi="Consolas" w:cs="Times New Roman"/>
+          <w:color w:val="9CDCFE"/>
+          <w:sz w:val="21"/>
+          <w:szCs w:val="21"/>
+        </w:rPr>
+        <w:t>AFD</w:t>
+      </w:r>
+      <w:r>
+        <w:rPr>
+          <w:rFonts w:ascii="Consolas" w:eastAsia="Times New Roman" w:hAnsi="Consolas" w:cs="Times New Roman"/>
+          <w:color w:val="CCCCCC"/>
+          <w:sz w:val="21"/>
+          <w:szCs w:val="21"/>
+        </w:rPr>
+        <w:t xml:space="preserve">, </w:t>
+      </w:r>
+      <w:proofErr w:type="spellStart"/>
+      <w:r>
+        <w:rPr>
+          <w:rFonts w:ascii="Consolas" w:eastAsia="Times New Roman" w:hAnsi="Consolas" w:cs="Times New Roman"/>
+          <w:color w:val="9CDCFE"/>
+          <w:sz w:val="21"/>
+          <w:szCs w:val="21"/>
+        </w:rPr>
+        <w:t>sigmaD</w:t>
+      </w:r>
+      <w:proofErr w:type="spellEnd"/>
+      <w:r>
+        <w:rPr>
+          <w:rFonts w:ascii="Consolas" w:eastAsia="Times New Roman" w:hAnsi="Consolas" w:cs="Times New Roman"/>
+          <w:color w:val="CCCCCC"/>
+          <w:sz w:val="21"/>
+          <w:szCs w:val="21"/>
+        </w:rPr>
+        <w:t>);</w:t>
+      </w:r>
     </w:p>
     <w:p>
       <w:pPr>
@@ -12228,6 +12561,7 @@
         </w:rPr>
         <w:t xml:space="preserve">    </w:t>
       </w:r>
+      <w:proofErr w:type="gramStart"/>
       <w:r>
         <w:rPr>
           <w:rFonts w:ascii="Consolas" w:eastAsia="Times New Roman" w:hAnsi="Consolas" w:cs="Times New Roman"/>
@@ -12246,6 +12580,7 @@
         </w:rPr>
         <w:t>(</w:t>
       </w:r>
+      <w:proofErr w:type="gramEnd"/>
       <w:r>
         <w:rPr>
           <w:rFonts w:ascii="Consolas" w:eastAsia="Times New Roman" w:hAnsi="Consolas" w:cs="Times New Roman"/>
@@ -12272,7 +12607,7 @@
           <w:sz w:val="21"/>
           <w:szCs w:val="21"/>
         </w:rPr>
-        <w:t>stateSetD</w:t>
+        <w:t>transitionsD</w:t>
       </w:r>
       <w:proofErr w:type="spellEnd"/>
       <w:r>
@@ -12305,6 +12640,7 @@
         </w:rPr>
         <w:t xml:space="preserve">    </w:t>
       </w:r>
+      <w:proofErr w:type="gramStart"/>
       <w:r>
         <w:rPr>
           <w:rFonts w:ascii="Consolas" w:eastAsia="Times New Roman" w:hAnsi="Consolas" w:cs="Times New Roman"/>
@@ -12323,6 +12659,7 @@
         </w:rPr>
         <w:t>(</w:t>
       </w:r>
+      <w:proofErr w:type="gramEnd"/>
       <w:r>
         <w:rPr>
           <w:rFonts w:ascii="Consolas" w:eastAsia="Times New Roman" w:hAnsi="Consolas" w:cs="Times New Roman"/>
@@ -12349,7 +12686,7 @@
           <w:sz w:val="21"/>
           <w:szCs w:val="21"/>
         </w:rPr>
-        <w:t>sigmaD</w:t>
+        <w:t>initialStateD</w:t>
       </w:r>
       <w:proofErr w:type="spellEnd"/>
       <w:r>
@@ -12382,6 +12719,7 @@
         </w:rPr>
         <w:t xml:space="preserve">    </w:t>
       </w:r>
+      <w:proofErr w:type="gramStart"/>
       <w:r>
         <w:rPr>
           <w:rFonts w:ascii="Consolas" w:eastAsia="Times New Roman" w:hAnsi="Consolas" w:cs="Times New Roman"/>
@@ -12400,6 +12738,7 @@
         </w:rPr>
         <w:t>(</w:t>
       </w:r>
+      <w:proofErr w:type="gramEnd"/>
       <w:r>
         <w:rPr>
           <w:rFonts w:ascii="Consolas" w:eastAsia="Times New Roman" w:hAnsi="Consolas" w:cs="Times New Roman"/>
@@ -12426,7 +12765,7 @@
           <w:sz w:val="21"/>
           <w:szCs w:val="21"/>
         </w:rPr>
-        <w:t>transitionsD</w:t>
+        <w:t>acceptanceStatesD</w:t>
       </w:r>
       <w:proofErr w:type="spellEnd"/>
       <w:r>
@@ -12450,71 +12789,6 @@
           <w:szCs w:val="21"/>
         </w:rPr>
       </w:pPr>
-      <w:r>
-        <w:rPr>
-          <w:rFonts w:ascii="Consolas" w:eastAsia="Times New Roman" w:hAnsi="Consolas" w:cs="Times New Roman"/>
-          <w:color w:val="CCCCCC"/>
-          <w:sz w:val="21"/>
-          <w:szCs w:val="21"/>
-        </w:rPr>
-        <w:t xml:space="preserve">    </w:t>
-      </w:r>
-      <w:r>
-        <w:rPr>
-          <w:rFonts w:ascii="Consolas" w:eastAsia="Times New Roman" w:hAnsi="Consolas" w:cs="Times New Roman"/>
-          <w:color w:val="DCDCAA"/>
-          <w:sz w:val="21"/>
-          <w:szCs w:val="21"/>
-        </w:rPr>
-        <w:t>PUSH</w:t>
-      </w:r>
-      <w:r>
-        <w:rPr>
-          <w:rFonts w:ascii="Consolas" w:eastAsia="Times New Roman" w:hAnsi="Consolas" w:cs="Times New Roman"/>
-          <w:color w:val="CCCCCC"/>
-          <w:sz w:val="21"/>
-          <w:szCs w:val="21"/>
-        </w:rPr>
-        <w:t>(</w:t>
-      </w:r>
-      <w:r>
-        <w:rPr>
-          <w:rFonts w:ascii="Consolas" w:eastAsia="Times New Roman" w:hAnsi="Consolas" w:cs="Times New Roman"/>
-          <w:color w:val="9CDCFE"/>
-          <w:sz w:val="21"/>
-          <w:szCs w:val="21"/>
-        </w:rPr>
-        <w:t>AFD</w:t>
-      </w:r>
-      <w:r>
-        <w:rPr>
-          <w:rFonts w:ascii="Consolas" w:eastAsia="Times New Roman" w:hAnsi="Consolas" w:cs="Times New Roman"/>
-          <w:color w:val="CCCCCC"/>
-          <w:sz w:val="21"/>
-          <w:szCs w:val="21"/>
-        </w:rPr>
-        <w:t xml:space="preserve">, </w:t>
-      </w:r>
-      <w:proofErr w:type="spellStart"/>
-      <w:r>
-        <w:rPr>
-          <w:rFonts w:ascii="Consolas" w:eastAsia="Times New Roman" w:hAnsi="Consolas" w:cs="Times New Roman"/>
-          <w:color w:val="9CDCFE"/>
-          <w:sz w:val="21"/>
-          <w:szCs w:val="21"/>
-        </w:rPr>
-        <w:t>initialStateD</w:t>
-      </w:r>
-      <w:proofErr w:type="spellEnd"/>
-      <w:r>
-        <w:rPr>
-          <w:rFonts w:ascii="Consolas" w:eastAsia="Times New Roman" w:hAnsi="Consolas" w:cs="Times New Roman"/>
-          <w:color w:val="CCCCCC"/>
-          <w:sz w:val="21"/>
-          <w:szCs w:val="21"/>
-        </w:rPr>
-        <w:t>);</w:t>
-      </w:r>
     </w:p>
     <w:p>
       <w:pPr>
@@ -12539,20 +12813,20 @@
       <w:r>
         <w:rPr>
           <w:rFonts w:ascii="Consolas" w:eastAsia="Times New Roman" w:hAnsi="Consolas" w:cs="Times New Roman"/>
-          <w:color w:val="DCDCAA"/>
-          <w:sz w:val="21"/>
-          <w:szCs w:val="21"/>
-        </w:rPr>
-        <w:t>PUSH</w:t>
-      </w:r>
-      <w:r>
-        <w:rPr>
-          <w:rFonts w:ascii="Consolas" w:eastAsia="Times New Roman" w:hAnsi="Consolas" w:cs="Times New Roman"/>
-          <w:color w:val="CCCCCC"/>
-          <w:sz w:val="21"/>
-          <w:szCs w:val="21"/>
-        </w:rPr>
-        <w:t>(</w:t>
+          <w:color w:val="C586C0"/>
+          <w:sz w:val="21"/>
+          <w:szCs w:val="21"/>
+        </w:rPr>
+        <w:t>return</w:t>
+      </w:r>
+      <w:r>
+        <w:rPr>
+          <w:rFonts w:ascii="Consolas" w:eastAsia="Times New Roman" w:hAnsi="Consolas" w:cs="Times New Roman"/>
+          <w:color w:val="CCCCCC"/>
+          <w:sz w:val="21"/>
+          <w:szCs w:val="21"/>
+        </w:rPr>
+        <w:t xml:space="preserve"> </w:t>
       </w:r>
       <w:r>
         <w:rPr>
@@ -12570,27 +12844,7 @@
           <w:sz w:val="21"/>
           <w:szCs w:val="21"/>
         </w:rPr>
-        <w:t xml:space="preserve">, </w:t>
-      </w:r>
-      <w:proofErr w:type="spellStart"/>
-      <w:r>
-        <w:rPr>
-          <w:rFonts w:ascii="Consolas" w:eastAsia="Times New Roman" w:hAnsi="Consolas" w:cs="Times New Roman"/>
-          <w:color w:val="9CDCFE"/>
-          <w:sz w:val="21"/>
-          <w:szCs w:val="21"/>
-        </w:rPr>
-        <w:t>acceptanceStatesD</w:t>
-      </w:r>
-      <w:proofErr w:type="spellEnd"/>
-      <w:r>
-        <w:rPr>
-          <w:rFonts w:ascii="Consolas" w:eastAsia="Times New Roman" w:hAnsi="Consolas" w:cs="Times New Roman"/>
-          <w:color w:val="CCCCCC"/>
-          <w:sz w:val="21"/>
-          <w:szCs w:val="21"/>
-        </w:rPr>
-        <w:t>);</w:t>
+        <w:t>;</w:t>
       </w:r>
     </w:p>
     <w:p>
@@ -12602,8 +12856,19 @@
           <w:color w:val="CCCCCC"/>
           <w:sz w:val="21"/>
           <w:szCs w:val="21"/>
-        </w:rPr>
-      </w:pPr>
+          <w:lang w:val="es-AR"/>
+        </w:rPr>
+      </w:pPr>
+      <w:r>
+        <w:rPr>
+          <w:rFonts w:ascii="Consolas" w:eastAsia="Times New Roman" w:hAnsi="Consolas" w:cs="Times New Roman"/>
+          <w:color w:val="CCCCCC"/>
+          <w:sz w:val="21"/>
+          <w:szCs w:val="21"/>
+          <w:lang w:val="es-AR"/>
+        </w:rPr>
+        <w:t>}</w:t>
+      </w:r>
     </w:p>
     <w:p>
       <w:pPr>
@@ -12614,86 +12879,6 @@
           <w:color w:val="CCCCCC"/>
           <w:sz w:val="21"/>
           <w:szCs w:val="21"/>
-        </w:rPr>
-      </w:pPr>
-      <w:r>
-        <w:rPr>
-          <w:rFonts w:ascii="Consolas" w:eastAsia="Times New Roman" w:hAnsi="Consolas" w:cs="Times New Roman"/>
-          <w:color w:val="CCCCCC"/>
-          <w:sz w:val="21"/>
-          <w:szCs w:val="21"/>
-        </w:rPr>
-        <w:t xml:space="preserve">    </w:t>
-      </w:r>
-      <w:r>
-        <w:rPr>
-          <w:rFonts w:ascii="Consolas" w:eastAsia="Times New Roman" w:hAnsi="Consolas" w:cs="Times New Roman"/>
-          <w:color w:val="C586C0"/>
-          <w:sz w:val="21"/>
-          <w:szCs w:val="21"/>
-        </w:rPr>
-        <w:t>return</w:t>
-      </w:r>
-      <w:r>
-        <w:rPr>
-          <w:rFonts w:ascii="Consolas" w:eastAsia="Times New Roman" w:hAnsi="Consolas" w:cs="Times New Roman"/>
-          <w:color w:val="CCCCCC"/>
-          <w:sz w:val="21"/>
-          <w:szCs w:val="21"/>
-        </w:rPr>
-        <w:t xml:space="preserve"> </w:t>
-      </w:r>
-      <w:r>
-        <w:rPr>
-          <w:rFonts w:ascii="Consolas" w:eastAsia="Times New Roman" w:hAnsi="Consolas" w:cs="Times New Roman"/>
-          <w:color w:val="9CDCFE"/>
-          <w:sz w:val="21"/>
-          <w:szCs w:val="21"/>
-        </w:rPr>
-        <w:t>AFD</w:t>
-      </w:r>
-      <w:r>
-        <w:rPr>
-          <w:rFonts w:ascii="Consolas" w:eastAsia="Times New Roman" w:hAnsi="Consolas" w:cs="Times New Roman"/>
-          <w:color w:val="CCCCCC"/>
-          <w:sz w:val="21"/>
-          <w:szCs w:val="21"/>
-        </w:rPr>
-        <w:t>;</w:t>
-      </w:r>
-    </w:p>
-    <w:p>
-      <w:pPr>
-        <w:shd w:val="clear" w:color="auto" w:fill="1F1F1F"/>
-        <w:spacing w:after="0" w:line="285" w:lineRule="atLeast"/>
-        <w:rPr>
-          <w:rFonts w:ascii="Consolas" w:eastAsia="Times New Roman" w:hAnsi="Consolas" w:cs="Times New Roman"/>
-          <w:color w:val="CCCCCC"/>
-          <w:sz w:val="21"/>
-          <w:szCs w:val="21"/>
-          <w:lang w:val="es-AR"/>
-        </w:rPr>
-      </w:pPr>
-      <w:r>
-        <w:rPr>
-          <w:rFonts w:ascii="Consolas" w:eastAsia="Times New Roman" w:hAnsi="Consolas" w:cs="Times New Roman"/>
-          <w:color w:val="CCCCCC"/>
-          <w:sz w:val="21"/>
-          <w:szCs w:val="21"/>
-          <w:lang w:val="es-AR"/>
-        </w:rPr>
-        <w:t>}</w:t>
-      </w:r>
-    </w:p>
-    <w:p>
-      <w:pPr>
-        <w:shd w:val="clear" w:color="auto" w:fill="1F1F1F"/>
-        <w:spacing w:after="0" w:line="285" w:lineRule="atLeast"/>
-        <w:rPr>
-          <w:rFonts w:ascii="Consolas" w:eastAsia="Times New Roman" w:hAnsi="Consolas" w:cs="Times New Roman"/>
-          <w:color w:val="CCCCCC"/>
-          <w:sz w:val="21"/>
-          <w:szCs w:val="21"/>
           <w:lang w:val="es-AR"/>
         </w:rPr>
       </w:pPr>
@@ -12741,27 +12926,7 @@
           <w:szCs w:val="24"/>
           <w:lang w:val="es-ES"/>
         </w:rPr>
-        <w:t xml:space="preserve">Se complica mucho la escritura por la falta de estructuras de control que permitan trabajar fácilmente con conjuntos y listas, por ejemplo, una que permita hacer algo con cada elemento de un conjunto u otra que permita sobrescribir un conjunto con su </w:t>
-      </w:r>
-      <w:proofErr w:type="spellStart"/>
-      <w:r>
-        <w:rPr>
-          <w:rFonts w:ascii="Arial" w:hAnsi="Arial" w:cs="Arial"/>
-          <w:sz w:val="24"/>
-          <w:szCs w:val="24"/>
-          <w:lang w:val="es-ES"/>
-        </w:rPr>
-        <w:t>union</w:t>
-      </w:r>
-      <w:proofErr w:type="spellEnd"/>
-      <w:r>
-        <w:rPr>
-          <w:rFonts w:ascii="Arial" w:hAnsi="Arial" w:cs="Arial"/>
-          <w:sz w:val="24"/>
-          <w:szCs w:val="24"/>
-          <w:lang w:val="es-ES"/>
-        </w:rPr>
-        <w:t xml:space="preserve"> con otro sin tener que realizar manualmente la liberación de memoria.</w:t>
+        <w:t>Se complica mucho la escritura por la falta de estructuras de control que permitan trabajar fácilmente con conjuntos y listas, por ejemplo, una que permita hacer algo con cada elemento de un conjunto u otra que permita sobrescribir un conjunto con su union con otro sin tener que realizar manualmente la liberación de memoria.</w:t>
       </w:r>
     </w:p>
     <w:p>
@@ -13390,6 +13555,15 @@
         </w:rPr>
         <w:t>Abstracciones básicas: Elementos</w:t>
       </w:r>
+      <w:r>
+        <w:rPr>
+          <w:rFonts w:ascii="Arial" w:hAnsi="Arial" w:cs="Arial"/>
+          <w:sz w:val="24"/>
+          <w:szCs w:val="24"/>
+          <w:lang w:val="es-ES"/>
+        </w:rPr>
+        <w:t>, números</w:t>
+      </w:r>
     </w:p>
     <w:p>
       <w:pPr>
@@ -13471,7 +13645,25 @@
           <w:szCs w:val="24"/>
           <w:lang w:val="es-ES"/>
         </w:rPr>
-        <w:t xml:space="preserve">, pop, </w:t>
+        <w:t>,</w:t>
+      </w:r>
+      <w:r>
+        <w:rPr>
+          <w:rFonts w:ascii="Arial" w:hAnsi="Arial" w:cs="Arial"/>
+          <w:sz w:val="24"/>
+          <w:szCs w:val="24"/>
+          <w:lang w:val="es-ES"/>
+        </w:rPr>
+        <w:t xml:space="preserve"> cardinal, retorna elemento,</w:t>
+      </w:r>
+      <w:r>
+        <w:rPr>
+          <w:rFonts w:ascii="Arial" w:hAnsi="Arial" w:cs="Arial"/>
+          <w:sz w:val="24"/>
+          <w:szCs w:val="24"/>
+          <w:lang w:val="es-ES"/>
+        </w:rPr>
+        <w:t xml:space="preserve"> pop, </w:t>
       </w:r>
       <w:proofErr w:type="spellStart"/>
       <w:r>
@@ -13491,7 +13683,16 @@
           <w:szCs w:val="24"/>
           <w:lang w:val="es-ES"/>
         </w:rPr>
-        <w:t xml:space="preserve">. </w:t>
+        <w:t>, operaciones lógicas y aritméticas</w:t>
+      </w:r>
+      <w:r>
+        <w:rPr>
+          <w:rFonts w:ascii="Arial" w:hAnsi="Arial" w:cs="Arial"/>
+          <w:sz w:val="24"/>
+          <w:szCs w:val="24"/>
+          <w:lang w:val="es-ES"/>
+        </w:rPr>
+        <w:t>.</w:t>
       </w:r>
     </w:p>
     <w:p>
@@ -13516,67 +13717,16 @@
           <w:szCs w:val="24"/>
           <w:lang w:val="es-ES"/>
         </w:rPr>
-        <w:t>Abstracciones estructuradas: Condicional (</w:t>
-      </w:r>
-      <w:proofErr w:type="spellStart"/>
-      <w:r>
-        <w:rPr>
-          <w:rFonts w:ascii="Arial" w:hAnsi="Arial" w:cs="Arial"/>
-          <w:sz w:val="24"/>
-          <w:szCs w:val="24"/>
-          <w:lang w:val="es-ES"/>
-        </w:rPr>
-        <w:t>if</w:t>
-      </w:r>
-      <w:proofErr w:type="spellEnd"/>
-      <w:r>
-        <w:rPr>
-          <w:rFonts w:ascii="Arial" w:hAnsi="Arial" w:cs="Arial"/>
-          <w:sz w:val="24"/>
-          <w:szCs w:val="24"/>
-          <w:lang w:val="es-ES"/>
-        </w:rPr>
-        <w:t>), ciclo condicionado (</w:t>
-      </w:r>
-      <w:proofErr w:type="spellStart"/>
-      <w:r>
-        <w:rPr>
-          <w:rFonts w:ascii="Arial" w:hAnsi="Arial" w:cs="Arial"/>
-          <w:sz w:val="24"/>
-          <w:szCs w:val="24"/>
-          <w:lang w:val="es-ES"/>
-        </w:rPr>
-        <w:t>while</w:t>
-      </w:r>
-      <w:proofErr w:type="spellEnd"/>
-      <w:r>
-        <w:rPr>
-          <w:rFonts w:ascii="Arial" w:hAnsi="Arial" w:cs="Arial"/>
-          <w:sz w:val="24"/>
-          <w:szCs w:val="24"/>
-          <w:lang w:val="es-ES"/>
-        </w:rPr>
-        <w:t>), ciclo incondicionado (</w:t>
-      </w:r>
-      <w:proofErr w:type="spellStart"/>
-      <w:r>
-        <w:rPr>
-          <w:rFonts w:ascii="Arial" w:hAnsi="Arial" w:cs="Arial"/>
-          <w:sz w:val="24"/>
-          <w:szCs w:val="24"/>
-          <w:lang w:val="es-ES"/>
-        </w:rPr>
-        <w:t>for</w:t>
-      </w:r>
-      <w:proofErr w:type="spellEnd"/>
-      <w:r>
-        <w:rPr>
-          <w:rFonts w:ascii="Arial" w:hAnsi="Arial" w:cs="Arial"/>
-          <w:sz w:val="24"/>
-          <w:szCs w:val="24"/>
-          <w:lang w:val="es-ES"/>
-        </w:rPr>
-        <w:t xml:space="preserve">), </w:t>
+        <w:t xml:space="preserve">Abstracciones estructuradas: Condicional (if), ciclo condicionado (while), </w:t>
+      </w:r>
+      <w:r>
+        <w:rPr>
+          <w:rFonts w:ascii="Arial" w:hAnsi="Arial" w:cs="Arial"/>
+          <w:sz w:val="24"/>
+          <w:szCs w:val="24"/>
+          <w:lang w:val="es-ES"/>
+        </w:rPr>
+        <w:t>para todo</w:t>
       </w:r>
       <w:r>
         <w:rPr>
@@ -13587,7 +13737,7 @@
           <w:szCs w:val="24"/>
           <w:lang w:val="es-ES"/>
         </w:rPr>
-        <w:t xml:space="preserve">para todo </w:t>
+        <w:t xml:space="preserve"> </w:t>
       </w:r>
       <w:r>
         <w:rPr>
@@ -13598,7 +13748,6 @@
         </w:rPr>
         <w:t>(</w:t>
       </w:r>
-      <w:proofErr w:type="spellStart"/>
       <w:r>
         <w:rPr>
           <w:rFonts w:ascii="Arial" w:hAnsi="Arial" w:cs="Arial"/>
@@ -13608,7 +13757,6 @@
         </w:rPr>
         <w:t>foreach</w:t>
       </w:r>
-      <w:proofErr w:type="spellEnd"/>
       <w:r>
         <w:rPr>
           <w:rFonts w:ascii="Arial" w:hAnsi="Arial" w:cs="Arial"/>
@@ -13617,6 +13765,35 @@
           <w:lang w:val="es-ES"/>
         </w:rPr>
         <w:t>)</w:t>
+      </w:r>
+      <w:r>
+        <w:rPr>
+          <w:rFonts w:ascii="Arial" w:hAnsi="Arial" w:cs="Arial"/>
+          <w:sz w:val="24"/>
+          <w:szCs w:val="24"/>
+          <w:lang w:val="es-ES"/>
+        </w:rPr>
+        <w:t>, asignación múltiple (</w:t>
+      </w:r>
+      <w:proofErr w:type="spellStart"/>
+      <w:r>
+        <w:rPr>
+          <w:rFonts w:ascii="Arial" w:hAnsi="Arial" w:cs="Arial"/>
+          <w:sz w:val="24"/>
+          <w:szCs w:val="24"/>
+          <w:lang w:val="es-ES"/>
+        </w:rPr>
+        <w:t>let</w:t>
+      </w:r>
+      <w:proofErr w:type="spellEnd"/>
+      <w:r>
+        <w:rPr>
+          <w:rFonts w:ascii="Arial" w:hAnsi="Arial" w:cs="Arial"/>
+          <w:sz w:val="24"/>
+          <w:szCs w:val="24"/>
+          <w:lang w:val="es-ES"/>
+        </w:rPr>
+        <w:t>).</w:t>
       </w:r>
     </w:p>
     <w:p>
@@ -13856,7 +14033,21 @@
         <w:rPr>
           <w:rFonts w:ascii="Consolas" w:hAnsi="Consolas" w:cstheme="minorHAnsi"/>
         </w:rPr>
-        <w:t>list afnd2afd(list A){</w:t>
+        <w:t>list afnd2</w:t>
+      </w:r>
+      <w:proofErr w:type="gramStart"/>
+      <w:r>
+        <w:rPr>
+          <w:rFonts w:ascii="Consolas" w:hAnsi="Consolas" w:cstheme="minorHAnsi"/>
+        </w:rPr>
+        <w:t>afd(</w:t>
+      </w:r>
+      <w:proofErr w:type="gramEnd"/>
+      <w:r>
+        <w:rPr>
+          <w:rFonts w:ascii="Consolas" w:hAnsi="Consolas" w:cstheme="minorHAnsi"/>
+        </w:rPr>
+        <w:t>list A){</w:t>
       </w:r>
     </w:p>
     <w:p>
@@ -13871,7 +14062,21 @@
         <w:rPr>
           <w:rFonts w:ascii="Consolas" w:hAnsi="Consolas" w:cstheme="minorHAnsi"/>
         </w:rPr>
-        <w:t xml:space="preserve">    set Delta = A[3];</w:t>
+        <w:t xml:space="preserve">    set Delta = </w:t>
+      </w:r>
+      <w:proofErr w:type="gramStart"/>
+      <w:r>
+        <w:rPr>
+          <w:rFonts w:ascii="Consolas" w:hAnsi="Consolas" w:cstheme="minorHAnsi"/>
+        </w:rPr>
+        <w:t>A[</w:t>
+      </w:r>
+      <w:proofErr w:type="gramEnd"/>
+      <w:r>
+        <w:rPr>
+          <w:rFonts w:ascii="Consolas" w:hAnsi="Consolas" w:cstheme="minorHAnsi"/>
+        </w:rPr>
+        <w:t>3];</w:t>
       </w:r>
     </w:p>
     <w:p>
@@ -13886,7 +14091,21 @@
         <w:rPr>
           <w:rFonts w:ascii="Consolas" w:hAnsi="Consolas" w:cstheme="minorHAnsi"/>
         </w:rPr>
-        <w:t xml:space="preserve">    set F = A[5];</w:t>
+        <w:t xml:space="preserve">    set F = </w:t>
+      </w:r>
+      <w:proofErr w:type="gramStart"/>
+      <w:r>
+        <w:rPr>
+          <w:rFonts w:ascii="Consolas" w:hAnsi="Consolas" w:cstheme="minorHAnsi"/>
+        </w:rPr>
+        <w:t>A[</w:t>
+      </w:r>
+      <w:proofErr w:type="gramEnd"/>
+      <w:r>
+        <w:rPr>
+          <w:rFonts w:ascii="Consolas" w:hAnsi="Consolas" w:cstheme="minorHAnsi"/>
+        </w:rPr>
+        <w:t>5];</w:t>
       </w:r>
     </w:p>
     <w:p>
@@ -13901,7 +14120,21 @@
         <w:rPr>
           <w:rFonts w:ascii="Consolas" w:hAnsi="Consolas" w:cstheme="minorHAnsi"/>
         </w:rPr>
-        <w:t xml:space="preserve">    set Sigma = A[2]</w:t>
+        <w:t xml:space="preserve">    set Sigma = </w:t>
+      </w:r>
+      <w:proofErr w:type="gramStart"/>
+      <w:r>
+        <w:rPr>
+          <w:rFonts w:ascii="Consolas" w:hAnsi="Consolas" w:cstheme="minorHAnsi"/>
+        </w:rPr>
+        <w:t>A[</w:t>
+      </w:r>
+      <w:proofErr w:type="gramEnd"/>
+      <w:r>
+        <w:rPr>
+          <w:rFonts w:ascii="Consolas" w:hAnsi="Consolas" w:cstheme="minorHAnsi"/>
+        </w:rPr>
+        <w:t>2]</w:t>
       </w:r>
     </w:p>
     <w:p>
@@ -13937,7 +14170,21 @@
         <w:rPr>
           <w:rFonts w:ascii="Consolas" w:hAnsi="Consolas" w:cstheme="minorHAnsi"/>
         </w:rPr>
-        <w:t>= {{A[4]}};</w:t>
+        <w:t>= {{</w:t>
+      </w:r>
+      <w:proofErr w:type="gramStart"/>
+      <w:r>
+        <w:rPr>
+          <w:rFonts w:ascii="Consolas" w:hAnsi="Consolas" w:cstheme="minorHAnsi"/>
+        </w:rPr>
+        <w:t>A[</w:t>
+      </w:r>
+      <w:proofErr w:type="gramEnd"/>
+      <w:r>
+        <w:rPr>
+          <w:rFonts w:ascii="Consolas" w:hAnsi="Consolas" w:cstheme="minorHAnsi"/>
+        </w:rPr>
+        <w:t>4]}};</w:t>
       </w:r>
     </w:p>
     <w:p>
@@ -14023,8 +14270,16 @@
         <w:rPr>
           <w:rFonts w:ascii="Consolas" w:hAnsi="Consolas" w:cstheme="minorHAnsi"/>
         </w:rPr>
-        <w:t xml:space="preserve">    foreach R in QB{</w:t>
-      </w:r>
+        <w:t xml:space="preserve">    foreach R in </w:t>
+      </w:r>
+      <w:proofErr w:type="gramStart"/>
+      <w:r>
+        <w:rPr>
+          <w:rFonts w:ascii="Consolas" w:hAnsi="Consolas" w:cstheme="minorHAnsi"/>
+        </w:rPr>
+        <w:t>QB{</w:t>
+      </w:r>
+      <w:proofErr w:type="gramEnd"/>
     </w:p>
     <w:p>
       <w:pPr>
@@ -14053,8 +14308,16 @@
         <w:rPr>
           <w:rFonts w:ascii="Consolas" w:hAnsi="Consolas" w:cstheme="minorHAnsi"/>
         </w:rPr>
-        <w:t xml:space="preserve">        foreach a in Sigma{</w:t>
-      </w:r>
+        <w:t xml:space="preserve">        foreach a in </w:t>
+      </w:r>
+      <w:proofErr w:type="gramStart"/>
+      <w:r>
+        <w:rPr>
+          <w:rFonts w:ascii="Consolas" w:hAnsi="Consolas" w:cstheme="minorHAnsi"/>
+        </w:rPr>
+        <w:t>Sigma{</w:t>
+      </w:r>
+      <w:proofErr w:type="gramEnd"/>
     </w:p>
     <w:p>
       <w:pPr>
@@ -14085,6 +14348,7 @@
         <w:t xml:space="preserve"> = [</w:t>
       </w:r>
       <w:proofErr w:type="spellStart"/>
+      <w:proofErr w:type="gramStart"/>
       <w:r>
         <w:rPr>
           <w:rFonts w:ascii="Consolas" w:hAnsi="Consolas" w:cstheme="minorHAnsi"/>
@@ -14092,6 +14356,7 @@
         <w:t>R,a</w:t>
       </w:r>
       <w:proofErr w:type="spellEnd"/>
+      <w:proofErr w:type="gramEnd"/>
       <w:r>
         <w:rPr>
           <w:rFonts w:ascii="Consolas" w:hAnsi="Consolas" w:cstheme="minorHAnsi"/>
@@ -14149,8 +14414,16 @@
         <w:rPr>
           <w:rFonts w:ascii="Consolas" w:hAnsi="Consolas" w:cstheme="minorHAnsi"/>
         </w:rPr>
-        <w:t xml:space="preserve">            foreach q in R{</w:t>
-      </w:r>
+        <w:t xml:space="preserve">            foreach q in </w:t>
+      </w:r>
+      <w:proofErr w:type="gramStart"/>
+      <w:r>
+        <w:rPr>
+          <w:rFonts w:ascii="Consolas" w:hAnsi="Consolas" w:cstheme="minorHAnsi"/>
+        </w:rPr>
+        <w:t>R{</w:t>
+      </w:r>
+      <w:proofErr w:type="gramEnd"/>
     </w:p>
     <w:p>
       <w:pPr>
@@ -14179,8 +14452,16 @@
         <w:rPr>
           <w:rFonts w:ascii="Consolas" w:hAnsi="Consolas" w:cstheme="minorHAnsi"/>
         </w:rPr>
-        <w:t xml:space="preserve">                foreach T in Delta{</w:t>
-      </w:r>
+        <w:t xml:space="preserve">                foreach T in </w:t>
+      </w:r>
+      <w:proofErr w:type="gramStart"/>
+      <w:r>
+        <w:rPr>
+          <w:rFonts w:ascii="Consolas" w:hAnsi="Consolas" w:cstheme="minorHAnsi"/>
+        </w:rPr>
+        <w:t>Delta{</w:t>
+      </w:r>
+      <w:proofErr w:type="gramEnd"/>
     </w:p>
     <w:p>
       <w:pPr>
@@ -14239,7 +14520,23 @@
           <w:rFonts w:ascii="Consolas" w:hAnsi="Consolas" w:cstheme="minorHAnsi"/>
           <w:lang w:val="es-ES"/>
         </w:rPr>
-        <w:t xml:space="preserve"> | T[3];  </w:t>
+        <w:t xml:space="preserve"> | </w:t>
+      </w:r>
+      <w:proofErr w:type="gramStart"/>
+      <w:r>
+        <w:rPr>
+          <w:rFonts w:ascii="Consolas" w:hAnsi="Consolas" w:cstheme="minorHAnsi"/>
+          <w:lang w:val="es-ES"/>
+        </w:rPr>
+        <w:t>T[</w:t>
+      </w:r>
+      <w:proofErr w:type="gramEnd"/>
+      <w:r>
+        <w:rPr>
+          <w:rFonts w:ascii="Consolas" w:hAnsi="Consolas" w:cstheme="minorHAnsi"/>
+          <w:lang w:val="es-ES"/>
+        </w:rPr>
+        <w:t xml:space="preserve">3];  </w:t>
       </w:r>
     </w:p>
     <w:p>
@@ -14308,15 +14605,31 @@
           <w:rFonts w:ascii="Consolas" w:hAnsi="Consolas" w:cstheme="minorHAnsi"/>
           <w:lang w:val="es-ES"/>
         </w:rPr>
-        <w:t>new_trans</w:t>
-      </w:r>
-      <w:proofErr w:type="spellEnd"/>
+        <w:t>new_</w:t>
+      </w:r>
+      <w:proofErr w:type="gramStart"/>
       <w:r>
         <w:rPr>
           <w:rFonts w:ascii="Consolas" w:hAnsi="Consolas" w:cstheme="minorHAnsi"/>
           <w:lang w:val="es-ES"/>
         </w:rPr>
-        <w:t xml:space="preserve">[3] = </w:t>
+        <w:t>trans</w:t>
+      </w:r>
+      <w:proofErr w:type="spellEnd"/>
+      <w:r>
+        <w:rPr>
+          <w:rFonts w:ascii="Consolas" w:hAnsi="Consolas" w:cstheme="minorHAnsi"/>
+          <w:lang w:val="es-ES"/>
+        </w:rPr>
+        <w:t>[</w:t>
+      </w:r>
+      <w:proofErr w:type="gramEnd"/>
+      <w:r>
+        <w:rPr>
+          <w:rFonts w:ascii="Consolas" w:hAnsi="Consolas" w:cstheme="minorHAnsi"/>
+          <w:lang w:val="es-ES"/>
+        </w:rPr>
+        <w:t xml:space="preserve">3] = </w:t>
       </w:r>
       <w:proofErr w:type="spellStart"/>
       <w:r>
@@ -14408,12 +14721,21 @@
         <w:t>new_q</w:t>
       </w:r>
       <w:proofErr w:type="spellEnd"/>
+      <w:proofErr w:type="gramStart"/>
       <w:r>
         <w:rPr>
           <w:rFonts w:ascii="Consolas" w:hAnsi="Consolas" w:cstheme="minorHAnsi"/>
           <w:lang w:val="es-ES"/>
         </w:rPr>
-        <w:t xml:space="preserve">};  //meto la </w:t>
+        <w:t>};  /</w:t>
+      </w:r>
+      <w:proofErr w:type="gramEnd"/>
+      <w:r>
+        <w:rPr>
+          <w:rFonts w:ascii="Consolas" w:hAnsi="Consolas" w:cstheme="minorHAnsi"/>
+          <w:lang w:val="es-ES"/>
+        </w:rPr>
+        <w:t xml:space="preserve">/meto la </w:t>
       </w:r>
       <w:proofErr w:type="spellStart"/>
       <w:r>
@@ -14466,12 +14788,21 @@
         <w:t>new_q</w:t>
       </w:r>
       <w:proofErr w:type="spellEnd"/>
+      <w:proofErr w:type="gramStart"/>
       <w:r>
         <w:rPr>
           <w:rFonts w:ascii="Consolas" w:hAnsi="Consolas" w:cstheme="minorHAnsi"/>
           <w:lang w:val="es-ES"/>
         </w:rPr>
-        <w:t>};  //añado el nuevo estado</w:t>
+        <w:t>};  /</w:t>
+      </w:r>
+      <w:proofErr w:type="gramEnd"/>
+      <w:r>
+        <w:rPr>
+          <w:rFonts w:ascii="Consolas" w:hAnsi="Consolas" w:cstheme="minorHAnsi"/>
+          <w:lang w:val="es-ES"/>
+        </w:rPr>
+        <w:t>/añado el nuevo estado</w:t>
       </w:r>
     </w:p>
     <w:p>
@@ -14541,8 +14872,16 @@
         <w:rPr>
           <w:rFonts w:ascii="Consolas" w:hAnsi="Consolas" w:cstheme="minorHAnsi"/>
         </w:rPr>
-        <w:t xml:space="preserve">    foreach S in QB{</w:t>
-      </w:r>
+        <w:t xml:space="preserve">    foreach S in </w:t>
+      </w:r>
+      <w:proofErr w:type="gramStart"/>
+      <w:r>
+        <w:rPr>
+          <w:rFonts w:ascii="Consolas" w:hAnsi="Consolas" w:cstheme="minorHAnsi"/>
+        </w:rPr>
+        <w:t>QB{</w:t>
+      </w:r>
+      <w:proofErr w:type="gramEnd"/>
     </w:p>
     <w:p>
       <w:pPr>
@@ -14557,7 +14896,21 @@
         <w:rPr>
           <w:rFonts w:ascii="Consolas" w:hAnsi="Consolas" w:cstheme="minorHAnsi"/>
         </w:rPr>
-        <w:t xml:space="preserve">        if((S &amp; F) != </w:t>
+        <w:t xml:space="preserve">        </w:t>
+      </w:r>
+      <w:proofErr w:type="gramStart"/>
+      <w:r>
+        <w:rPr>
+          <w:rFonts w:ascii="Consolas" w:hAnsi="Consolas" w:cstheme="minorHAnsi"/>
+        </w:rPr>
+        <w:t>if(</w:t>
+      </w:r>
+      <w:proofErr w:type="gramEnd"/>
+      <w:r>
+        <w:rPr>
+          <w:rFonts w:ascii="Consolas" w:hAnsi="Consolas" w:cstheme="minorHAnsi"/>
+        </w:rPr>
+        <w:t xml:space="preserve">(S &amp; F) != </w:t>
       </w:r>
       <w:r>
         <w:rPr>
@@ -14666,7 +15019,23 @@
           <w:rFonts w:ascii="Consolas" w:hAnsi="Consolas" w:cstheme="minorHAnsi"/>
           <w:lang w:val="es-ES"/>
         </w:rPr>
-        <w:t>, {A[4]}, FB];</w:t>
+        <w:t>, {</w:t>
+      </w:r>
+      <w:proofErr w:type="gramStart"/>
+      <w:r>
+        <w:rPr>
+          <w:rFonts w:ascii="Consolas" w:hAnsi="Consolas" w:cstheme="minorHAnsi"/>
+          <w:lang w:val="es-ES"/>
+        </w:rPr>
+        <w:t>A[</w:t>
+      </w:r>
+      <w:proofErr w:type="gramEnd"/>
+      <w:r>
+        <w:rPr>
+          <w:rFonts w:ascii="Consolas" w:hAnsi="Consolas" w:cstheme="minorHAnsi"/>
+          <w:lang w:val="es-ES"/>
+        </w:rPr>
+        <w:t>4]}, FB];</w:t>
       </w:r>
     </w:p>
     <w:p>
@@ -14720,7 +15089,6 @@
           <w:sz w:val="24"/>
           <w:lang w:val="es-ES"/>
         </w:rPr>
-        <w:lastRenderedPageBreak/>
         <w:t>Reconocimiento de patrones</w:t>
       </w:r>
       <w:r>
@@ -14990,7 +15358,6 @@
                 <w:lang w:val="es-ES"/>
               </w:rPr>
             </w:pPr>
-            <w:proofErr w:type="spellStart"/>
             <w:r>
               <w:rPr>
                 <w:rFonts w:ascii="Arial Black" w:hAnsi="Arial Black"/>
@@ -14998,7 +15365,6 @@
               </w:rPr>
               <w:t>if</w:t>
             </w:r>
-            <w:proofErr w:type="spellEnd"/>
           </w:p>
         </w:tc>
       </w:tr>
@@ -15040,7 +15406,6 @@
                 <w:lang w:val="es-ES"/>
               </w:rPr>
             </w:pPr>
-            <w:proofErr w:type="spellStart"/>
             <w:r>
               <w:rPr>
                 <w:rFonts w:ascii="Arial Black" w:hAnsi="Arial Black"/>
@@ -15048,7 +15413,6 @@
               </w:rPr>
               <w:t>while</w:t>
             </w:r>
-            <w:proofErr w:type="spellEnd"/>
           </w:p>
         </w:tc>
       </w:tr>
@@ -15090,7 +15454,6 @@
                 <w:lang w:val="es-ES"/>
               </w:rPr>
             </w:pPr>
-            <w:proofErr w:type="spellStart"/>
             <w:r>
               <w:rPr>
                 <w:rFonts w:ascii="Arial Black" w:hAnsi="Arial Black"/>
@@ -15098,7 +15461,6 @@
               </w:rPr>
               <w:t>foreach</w:t>
             </w:r>
-            <w:proofErr w:type="spellEnd"/>
           </w:p>
         </w:tc>
       </w:tr>
@@ -15140,7 +15502,6 @@
                 <w:lang w:val="es-ES"/>
               </w:rPr>
             </w:pPr>
-            <w:proofErr w:type="spellStart"/>
             <w:r>
               <w:rPr>
                 <w:rFonts w:ascii="Arial Black" w:hAnsi="Arial Black"/>
@@ -15148,7 +15509,6 @@
               </w:rPr>
               <w:t>elem</w:t>
             </w:r>
-            <w:proofErr w:type="spellEnd"/>
           </w:p>
         </w:tc>
       </w:tr>
@@ -15245,7 +15605,6 @@
                 <w:lang w:val="es-ES"/>
               </w:rPr>
             </w:pPr>
-            <w:proofErr w:type="spellStart"/>
             <w:r>
               <w:rPr>
                 <w:rFonts w:ascii="Arial Black" w:hAnsi="Arial Black"/>
@@ -15253,7 +15612,6 @@
               </w:rPr>
               <w:t>list</w:t>
             </w:r>
-            <w:proofErr w:type="spellEnd"/>
           </w:p>
         </w:tc>
       </w:tr>
@@ -16358,6 +16716,7 @@
         <w:rPr>
           <w:lang w:val="es-ES"/>
         </w:rPr>
+        <w:lastRenderedPageBreak/>
         <w:t>Los lenguajes de programación requieren una interpretación de sus sentencias sin ambigüedades, su descripción, a los fines de comunicar su funcionamiento, tanto a los usuarios de los mismos como a quienes realizan su implementación, requiere herramientas formales.</w:t>
       </w:r>
     </w:p>
@@ -16378,7 +16737,6 @@
           <w:szCs w:val="24"/>
           <w:lang w:val="es-ES"/>
         </w:rPr>
-        <w:lastRenderedPageBreak/>
         <w:t>La sintaxis describe la estructura de un programa. Es la descripción de las maneras en las</w:t>
       </w:r>
       <w:r>
@@ -16624,7 +16982,6 @@
         </w:rPr>
         <w:t>&lt;</w:t>
       </w:r>
-      <w:proofErr w:type="spellStart"/>
       <w:r>
         <w:rPr>
           <w:rFonts w:cstheme="minorHAnsi"/>
@@ -16639,16 +16996,15 @@
           <w:sz w:val="20"/>
           <w:szCs w:val="20"/>
         </w:rPr>
-        <w:t>xpression</w:t>
-      </w:r>
-      <w:proofErr w:type="spellEnd"/>
+        <w:t>xpression&gt;</w:t>
+      </w:r>
       <w:r>
         <w:rPr>
           <w:rFonts w:cstheme="minorHAnsi"/>
           <w:sz w:val="20"/>
           <w:szCs w:val="20"/>
         </w:rPr>
-        <w:t>&gt;</w:t>
+        <w:t xml:space="preserve"> </w:t>
       </w:r>
       <w:r>
         <w:rPr>
@@ -16656,7 +17012,7 @@
           <w:sz w:val="20"/>
           <w:szCs w:val="20"/>
         </w:rPr>
-        <w:t xml:space="preserve"> </w:t>
+        <w:t>“)”</w:t>
       </w:r>
       <w:r>
         <w:rPr>
@@ -16664,7 +17020,7 @@
           <w:sz w:val="20"/>
           <w:szCs w:val="20"/>
         </w:rPr>
-        <w:t>“)”</w:t>
+        <w:t xml:space="preserve"> </w:t>
       </w:r>
       <w:r>
         <w:rPr>
@@ -16672,7 +17028,7 @@
           <w:sz w:val="20"/>
           <w:szCs w:val="20"/>
         </w:rPr>
-        <w:t xml:space="preserve"> </w:t>
+        <w:t>“{”</w:t>
       </w:r>
       <w:r>
         <w:rPr>
@@ -16680,7 +17036,7 @@
           <w:sz w:val="20"/>
           <w:szCs w:val="20"/>
         </w:rPr>
-        <w:t>“{”</w:t>
+        <w:t xml:space="preserve"> </w:t>
       </w:r>
       <w:r>
         <w:rPr>
@@ -16688,7 +17044,7 @@
           <w:sz w:val="20"/>
           <w:szCs w:val="20"/>
         </w:rPr>
-        <w:t xml:space="preserve"> </w:t>
+        <w:t>&lt;statement&gt;</w:t>
       </w:r>
       <w:r>
         <w:rPr>
@@ -16696,7 +17052,7 @@
           <w:sz w:val="20"/>
           <w:szCs w:val="20"/>
         </w:rPr>
-        <w:t>&lt;statement&gt;</w:t>
+        <w:t xml:space="preserve"> </w:t>
       </w:r>
       <w:r>
         <w:rPr>
@@ -16704,7 +17060,7 @@
           <w:sz w:val="20"/>
           <w:szCs w:val="20"/>
         </w:rPr>
-        <w:t xml:space="preserve"> </w:t>
+        <w:t>“}”</w:t>
       </w:r>
       <w:r>
         <w:rPr>
@@ -16712,7 +17068,7 @@
           <w:sz w:val="20"/>
           <w:szCs w:val="20"/>
         </w:rPr>
-        <w:t>“}”</w:t>
+        <w:t xml:space="preserve"> [else </w:t>
       </w:r>
       <w:r>
         <w:rPr>
@@ -16720,7 +17076,7 @@
           <w:sz w:val="20"/>
           <w:szCs w:val="20"/>
         </w:rPr>
-        <w:t xml:space="preserve"> [else </w:t>
+        <w:t>“{”</w:t>
       </w:r>
       <w:r>
         <w:rPr>
@@ -16728,7 +17084,7 @@
           <w:sz w:val="20"/>
           <w:szCs w:val="20"/>
         </w:rPr>
-        <w:t>“{”</w:t>
+        <w:t xml:space="preserve"> &lt;statement&gt; </w:t>
       </w:r>
       <w:r>
         <w:rPr>
@@ -16736,15 +17092,16 @@
           <w:sz w:val="20"/>
           <w:szCs w:val="20"/>
         </w:rPr>
-        <w:t xml:space="preserve"> &lt;statement&gt; </w:t>
-      </w:r>
+        <w:t>“}</w:t>
+      </w:r>
+      <w:proofErr w:type="gramStart"/>
       <w:r>
         <w:rPr>
           <w:rFonts w:cstheme="minorHAnsi"/>
           <w:sz w:val="20"/>
           <w:szCs w:val="20"/>
         </w:rPr>
-        <w:t>“}”</w:t>
+        <w:t>”</w:t>
       </w:r>
       <w:r>
         <w:rPr>
@@ -16754,6 +17111,7 @@
         </w:rPr>
         <w:t xml:space="preserve"> ]</w:t>
       </w:r>
+      <w:proofErr w:type="gramEnd"/>
     </w:p>
     <w:p>
       <w:pPr>
@@ -16880,25 +17238,7 @@
           <w:sz w:val="20"/>
           <w:szCs w:val="20"/>
         </w:rPr>
-        <w:t>&lt;while&gt; -&gt; “while” “(” &lt;</w:t>
-      </w:r>
-      <w:proofErr w:type="spellStart"/>
-      <w:r>
-        <w:rPr>
-          <w:rFonts w:cstheme="minorHAnsi"/>
-          <w:sz w:val="20"/>
-          <w:szCs w:val="20"/>
-        </w:rPr>
-        <w:t>logicExpresion</w:t>
-      </w:r>
-      <w:proofErr w:type="spellEnd"/>
-      <w:r>
-        <w:rPr>
-          <w:rFonts w:cstheme="minorHAnsi"/>
-          <w:sz w:val="20"/>
-          <w:szCs w:val="20"/>
-        </w:rPr>
-        <w:t xml:space="preserve">&gt; “)” “{” </w:t>
+        <w:t xml:space="preserve">&lt;while&gt; -&gt; “while” “(” &lt;logicExpresion&gt; “)” “{” </w:t>
       </w:r>
       <w:r>
         <w:rPr>
@@ -16926,15 +17266,16 @@
           <w:sz w:val="20"/>
           <w:szCs w:val="20"/>
         </w:rPr>
-        <w:t>&lt;assignment&gt; -&gt; &lt;identifier&gt; = (</w:t>
-      </w:r>
+        <w:t xml:space="preserve">&lt;assignment&gt; -&gt; &lt;identifier&gt; = </w:t>
+      </w:r>
+      <w:proofErr w:type="gramStart"/>
       <w:r>
         <w:rPr>
           <w:rFonts w:cstheme="minorHAnsi"/>
           <w:sz w:val="20"/>
           <w:szCs w:val="20"/>
         </w:rPr>
-        <w:t xml:space="preserve"> </w:t>
+        <w:t>(</w:t>
       </w:r>
       <w:r>
         <w:rPr>
@@ -16942,25 +17283,24 @@
           <w:sz w:val="20"/>
           <w:szCs w:val="20"/>
         </w:rPr>
-        <w:t>&lt;set&gt; | &lt;list&gt; | &lt;</w:t>
-      </w:r>
-      <w:proofErr w:type="spellStart"/>
+        <w:t xml:space="preserve"> </w:t>
+      </w:r>
       <w:r>
         <w:rPr>
           <w:rFonts w:cstheme="minorHAnsi"/>
           <w:sz w:val="20"/>
           <w:szCs w:val="20"/>
         </w:rPr>
-        <w:t>elem</w:t>
-      </w:r>
-      <w:proofErr w:type="spellEnd"/>
+        <w:t>&lt;</w:t>
+      </w:r>
+      <w:proofErr w:type="gramEnd"/>
       <w:r>
         <w:rPr>
           <w:rFonts w:cstheme="minorHAnsi"/>
           <w:sz w:val="20"/>
           <w:szCs w:val="20"/>
         </w:rPr>
-        <w:t>&gt;</w:t>
+        <w:t>set&gt; | &lt;list&gt; | &lt;elem&gt;</w:t>
       </w:r>
       <w:r>
         <w:rPr>
@@ -16996,25 +17336,25 @@
           <w:sz w:val="20"/>
           <w:szCs w:val="20"/>
         </w:rPr>
-        <w:t xml:space="preserve">&lt;declaration&gt; -&gt; ( set | list | </w:t>
-      </w:r>
-      <w:proofErr w:type="spellStart"/>
+        <w:t xml:space="preserve">&lt;declaration&gt; -&gt; </w:t>
+      </w:r>
+      <w:proofErr w:type="gramStart"/>
       <w:r>
         <w:rPr>
           <w:rFonts w:cstheme="minorHAnsi"/>
           <w:sz w:val="20"/>
           <w:szCs w:val="20"/>
         </w:rPr>
-        <w:t>elem</w:t>
-      </w:r>
-      <w:proofErr w:type="spellEnd"/>
+        <w:t>( set</w:t>
+      </w:r>
+      <w:proofErr w:type="gramEnd"/>
       <w:r>
         <w:rPr>
           <w:rFonts w:cstheme="minorHAnsi"/>
           <w:sz w:val="20"/>
           <w:szCs w:val="20"/>
         </w:rPr>
-        <w:t xml:space="preserve"> ) &lt;identifier&gt;;</w:t>
+        <w:t xml:space="preserve"> | list | elem ) &lt;identifier&gt;;</w:t>
       </w:r>
     </w:p>
     <w:p>
@@ -17034,69 +17374,33 @@
           <w:sz w:val="20"/>
           <w:szCs w:val="20"/>
         </w:rPr>
-        <w:t>&lt;</w:t>
-      </w:r>
-      <w:proofErr w:type="spellStart"/>
+        <w:t xml:space="preserve">&lt;assignDeclaration&gt; -&gt; </w:t>
+      </w:r>
+      <w:proofErr w:type="gramStart"/>
       <w:r>
         <w:rPr>
           <w:rFonts w:cstheme="minorHAnsi"/>
           <w:sz w:val="20"/>
           <w:szCs w:val="20"/>
         </w:rPr>
-        <w:t>assignDeclaration</w:t>
-      </w:r>
-      <w:proofErr w:type="spellEnd"/>
+        <w:t>( set</w:t>
+      </w:r>
+      <w:proofErr w:type="gramEnd"/>
       <w:r>
         <w:rPr>
           <w:rFonts w:cstheme="minorHAnsi"/>
           <w:sz w:val="20"/>
           <w:szCs w:val="20"/>
         </w:rPr>
-        <w:t xml:space="preserve">&gt; -&gt; ( set | list | </w:t>
-      </w:r>
-      <w:proofErr w:type="spellStart"/>
+        <w:t xml:space="preserve"> | list | elem ) &lt;identifier&gt; = </w:t>
+      </w:r>
       <w:r>
         <w:rPr>
           <w:rFonts w:cstheme="minorHAnsi"/>
           <w:sz w:val="20"/>
           <w:szCs w:val="20"/>
         </w:rPr>
-        <w:t>elem</w:t>
-      </w:r>
-      <w:proofErr w:type="spellEnd"/>
-      <w:r>
-        <w:rPr>
-          <w:rFonts w:cstheme="minorHAnsi"/>
-          <w:sz w:val="20"/>
-          <w:szCs w:val="20"/>
-        </w:rPr>
-        <w:t xml:space="preserve"> ) &lt;identifier&gt; = </w:t>
-      </w:r>
-      <w:r>
-        <w:rPr>
-          <w:rFonts w:cstheme="minorHAnsi"/>
-          <w:sz w:val="20"/>
-          <w:szCs w:val="20"/>
-        </w:rPr>
-        <w:t>( &lt;set&gt; | &lt;list&gt; | &lt;</w:t>
-      </w:r>
-      <w:proofErr w:type="spellStart"/>
-      <w:r>
-        <w:rPr>
-          <w:rFonts w:cstheme="minorHAnsi"/>
-          <w:sz w:val="20"/>
-          <w:szCs w:val="20"/>
-        </w:rPr>
-        <w:t>elem</w:t>
-      </w:r>
-      <w:proofErr w:type="spellEnd"/>
-      <w:r>
-        <w:rPr>
-          <w:rFonts w:cstheme="minorHAnsi"/>
-          <w:sz w:val="20"/>
-          <w:szCs w:val="20"/>
-        </w:rPr>
-        <w:t>&gt; )</w:t>
+        <w:t>( &lt;set&gt; | &lt;list&gt; | &lt;elem&gt; )</w:t>
       </w:r>
       <w:r>
         <w:rPr>
@@ -17265,43 +17569,25 @@
           <w:sz w:val="20"/>
           <w:szCs w:val="20"/>
         </w:rPr>
-        <w:t>&lt;</w:t>
-      </w:r>
-      <w:proofErr w:type="spellStart"/>
+        <w:t xml:space="preserve">&lt;manyElems&gt; -&gt; </w:t>
+      </w:r>
+      <w:proofErr w:type="gramStart"/>
       <w:r>
         <w:rPr>
           <w:rFonts w:cstheme="minorHAnsi"/>
           <w:sz w:val="20"/>
           <w:szCs w:val="20"/>
         </w:rPr>
-        <w:t>manyElems</w:t>
-      </w:r>
-      <w:proofErr w:type="spellEnd"/>
+        <w:t>( &lt;</w:t>
+      </w:r>
+      <w:proofErr w:type="gramEnd"/>
       <w:r>
         <w:rPr>
           <w:rFonts w:cstheme="minorHAnsi"/>
           <w:sz w:val="20"/>
           <w:szCs w:val="20"/>
         </w:rPr>
-        <w:t>&gt; -&gt; ( &lt;</w:t>
-      </w:r>
-      <w:proofErr w:type="spellStart"/>
-      <w:r>
-        <w:rPr>
-          <w:rFonts w:cstheme="minorHAnsi"/>
-          <w:sz w:val="20"/>
-          <w:szCs w:val="20"/>
-        </w:rPr>
-        <w:t>elem</w:t>
-      </w:r>
-      <w:proofErr w:type="spellEnd"/>
-      <w:r>
-        <w:rPr>
-          <w:rFonts w:cstheme="minorHAnsi"/>
-          <w:sz w:val="20"/>
-          <w:szCs w:val="20"/>
-        </w:rPr>
-        <w:t>&gt; | &lt;set&gt; | &lt;list&gt; ) [</w:t>
+        <w:t>elem&gt; | &lt;set&gt; | &lt;list&gt; ) [</w:t>
       </w:r>
       <w:r>
         <w:rPr>
@@ -17383,6 +17669,7 @@
           <w:sz w:val="20"/>
           <w:szCs w:val="20"/>
         </w:rPr>
+        <w:lastRenderedPageBreak/>
         <w:t>&lt;inters&gt; -&gt; &lt;set&gt; “&amp;” &lt;set&gt;</w:t>
       </w:r>
     </w:p>
@@ -17405,27 +17692,7 @@
           <w:szCs w:val="20"/>
           <w:lang w:val="es-ES"/>
         </w:rPr>
-        <w:t>&lt;</w:t>
-      </w:r>
-      <w:proofErr w:type="spellStart"/>
-      <w:r>
-        <w:rPr>
-          <w:rFonts w:cstheme="minorHAnsi"/>
-          <w:sz w:val="20"/>
-          <w:szCs w:val="20"/>
-          <w:lang w:val="es-ES"/>
-        </w:rPr>
-        <w:t>diff</w:t>
-      </w:r>
-      <w:proofErr w:type="spellEnd"/>
-      <w:r>
-        <w:rPr>
-          <w:rFonts w:cstheme="minorHAnsi"/>
-          <w:sz w:val="20"/>
-          <w:szCs w:val="20"/>
-          <w:lang w:val="es-ES"/>
-        </w:rPr>
-        <w:t>&gt; -&gt; &lt;set&gt; “&amp;!” &lt;set&gt;</w:t>
+        <w:t>&lt;diff&gt; -&gt; &lt;set&gt; “&amp;!” &lt;set&gt;</w:t>
       </w:r>
     </w:p>
     <w:p>
@@ -17634,7 +17901,15 @@
         <w:t>s</w:t>
       </w:r>
       <w:r>
-        <w:t xml:space="preserve">sign&gt;  -&gt;  </w:t>
+        <w:t>sign</w:t>
+      </w:r>
+      <w:proofErr w:type="gramStart"/>
+      <w:r>
+        <w:t>&gt;  -</w:t>
+      </w:r>
+      <w:proofErr w:type="gramEnd"/>
+      <w:r>
+        <w:t xml:space="preserve">&gt;  </w:t>
       </w:r>
       <w:r>
         <w:rPr>
@@ -17729,14 +18004,12 @@
         </w:rPr>
         <w:t>&lt;</w:t>
       </w:r>
-      <w:proofErr w:type="spellStart"/>
       <w:r>
         <w:rPr>
           <w:rFonts w:cstheme="minorHAnsi"/>
         </w:rPr>
         <w:t>elem</w:t>
       </w:r>
-      <w:proofErr w:type="spellEnd"/>
       <w:r>
         <w:t>&gt;</w:t>
       </w:r>
@@ -17802,6 +18075,7 @@
         </w:rPr>
         <w:t xml:space="preserve">&gt; -&gt; </w:t>
       </w:r>
+      <w:proofErr w:type="gramStart"/>
       <w:r>
         <w:rPr>
           <w:rFonts w:ascii="Arial Black" w:hAnsi="Arial Black"/>
@@ -17816,6 +18090,7 @@
         <w:t xml:space="preserve"> &lt;</w:t>
       </w:r>
       <w:proofErr w:type="spellStart"/>
+      <w:proofErr w:type="gramEnd"/>
       <w:r>
         <w:rPr>
           <w:lang w:val="es-ES"/>
@@ -17934,21 +18209,30 @@
           <w:rFonts w:ascii="Arial Black" w:hAnsi="Arial Black"/>
           <w:lang w:val="es-AR"/>
         </w:rPr>
-        <w:t xml:space="preserve"> ID</w:t>
-      </w:r>
-      <w:r>
-        <w:rPr>
-          <w:lang w:val="es-ES"/>
-        </w:rPr>
         <w:t xml:space="preserve"> </w:t>
       </w:r>
+      <w:proofErr w:type="gramStart"/>
       <w:r>
         <w:rPr>
           <w:rFonts w:ascii="Arial Black" w:hAnsi="Arial Black"/>
+          <w:lang w:val="es-AR"/>
+        </w:rPr>
+        <w:t>ID</w:t>
+      </w:r>
+      <w:r>
+        <w:rPr>
+          <w:lang w:val="es-ES"/>
+        </w:rPr>
+        <w:t xml:space="preserve"> </w:t>
+      </w:r>
+      <w:r>
+        <w:rPr>
+          <w:rFonts w:ascii="Arial Black" w:hAnsi="Arial Black"/>
           <w:lang w:val="es-ES"/>
         </w:rPr>
         <w:t>,</w:t>
       </w:r>
+      <w:proofErr w:type="gramEnd"/>
       <w:r>
         <w:rPr>
           <w:rFonts w:ascii="Arial Black" w:hAnsi="Arial Black"/>
@@ -18026,6 +18310,7 @@
         <w:t>expr</w:t>
       </w:r>
       <w:proofErr w:type="spellEnd"/>
+      <w:proofErr w:type="gramStart"/>
       <w:r>
         <w:rPr>
           <w:lang w:val="es-ES"/>
@@ -18039,6 +18324,7 @@
         </w:rPr>
         <w:t>,</w:t>
       </w:r>
+      <w:proofErr w:type="gramEnd"/>
       <w:r>
         <w:rPr>
           <w:lang w:val="es-ES"/>
@@ -18285,6 +18571,7 @@
         </w:rPr>
         <w:t xml:space="preserve">&lt;exp&gt; -&gt; </w:t>
       </w:r>
+      <w:proofErr w:type="gramStart"/>
       <w:r>
         <w:rPr>
           <w:rFonts w:ascii="Arial Black" w:hAnsi="Arial Black"/>
@@ -18296,7 +18583,14 @@
         <w:rPr>
           <w:bCs/>
         </w:rPr>
-        <w:t xml:space="preserve"> &lt;exp</w:t>
+        <w:t xml:space="preserve"> &lt;</w:t>
+      </w:r>
+      <w:proofErr w:type="gramEnd"/>
+      <w:r>
+        <w:rPr>
+          <w:bCs/>
+        </w:rPr>
+        <w:t>exp</w:t>
       </w:r>
       <w:r>
         <w:rPr>
@@ -18729,7 +19023,21 @@
         <w:rPr>
           <w:lang w:val="es-ES"/>
         </w:rPr>
-        <w:t>Los operadores aritméticos a menudo se utilizan para más de un propósito. Por ejemplo el símbolo “+” generalmente se utiliza para especificar la adición de enteros y la adición de números de punto flotante. Algunos lenguajes, como Java, también lo utilizan para la concatenación de cadenas. Este uso múltiple de un operador se llama sobrecarga de operadores y generalmente se considera aceptable, siempre y cuando ni la legibilidad ni la confiabilidad se vean afectadas.</w:t>
+        <w:t xml:space="preserve">Los operadores aritméticos a menudo se utilizan para más de un propósito. Por </w:t>
+      </w:r>
+      <w:proofErr w:type="gramStart"/>
+      <w:r>
+        <w:rPr>
+          <w:lang w:val="es-ES"/>
+        </w:rPr>
+        <w:t>ejemplo</w:t>
+      </w:r>
+      <w:proofErr w:type="gramEnd"/>
+      <w:r>
+        <w:rPr>
+          <w:lang w:val="es-ES"/>
+        </w:rPr>
+        <w:t xml:space="preserve"> el símbolo “+” generalmente se utiliza para especificar la adición de enteros y la adición de números de punto flotante. Algunos lenguajes, como Java, también lo utilizan para la concatenación de cadenas. Este uso múltiple de un operador se llama sobrecarga de operadores y generalmente se considera aceptable, siempre y cuando ni la legibilidad ni la confiabilidad se vean afectadas.</w:t>
       </w:r>
     </w:p>
     <w:p>
@@ -18921,21 +19229,7 @@
         <w:rPr>
           <w:lang w:val="es-ES"/>
         </w:rPr>
-        <w:t>&lt;</w:t>
-      </w:r>
-      <w:proofErr w:type="spellStart"/>
-      <w:r>
-        <w:rPr>
-          <w:lang w:val="es-ES"/>
-        </w:rPr>
-        <w:t>list</w:t>
-      </w:r>
-      <w:proofErr w:type="spellEnd"/>
-      <w:r>
-        <w:rPr>
-          <w:lang w:val="es-ES"/>
-        </w:rPr>
-        <w:t>&gt;</w:t>
+        <w:t>&lt;list&gt;</w:t>
       </w:r>
     </w:p>
     <w:p>
@@ -19000,7 +19294,15 @@
       </w:r>
       <w:proofErr w:type="spellEnd"/>
       <w:r>
-        <w:t xml:space="preserve">&gt; -&gt;  &lt;expr&gt; != </w:t>
+        <w:t>&gt; -</w:t>
+      </w:r>
+      <w:proofErr w:type="gramStart"/>
+      <w:r>
+        <w:t>&gt;  &lt;</w:t>
+      </w:r>
+      <w:proofErr w:type="gramEnd"/>
+      <w:r>
+        <w:t xml:space="preserve">expr&gt; != </w:t>
       </w:r>
       <w:r>
         <w:rPr>
@@ -19184,7 +19486,11 @@
         <w:spacing w:after="0" w:line="240" w:lineRule="auto"/>
       </w:pPr>
       <w:r>
-        <w:t xml:space="preserve">&lt;not&gt; -&gt; </w:t>
+        <w:t>&lt;not&gt; -</w:t>
+      </w:r>
+      <w:proofErr w:type="gramStart"/>
+      <w:r>
+        <w:t xml:space="preserve">&gt; </w:t>
       </w:r>
       <w:r>
         <w:rPr>
@@ -19192,6 +19498,7 @@
         </w:rPr>
         <w:t>!</w:t>
       </w:r>
+      <w:proofErr w:type="gramEnd"/>
       <w:r>
         <w:t xml:space="preserve"> &lt;</w:t>
       </w:r>
@@ -19344,24 +19651,285 @@
         <w:rPr>
           <w:lang w:val="es-ES"/>
         </w:rPr>
-        <w:t xml:space="preserve">---&gt;Explique sobre la ambigüedad de la sentencia </w:t>
-      </w:r>
-      <w:proofErr w:type="spellStart"/>
-      <w:r>
-        <w:rPr>
-          <w:lang w:val="es-ES"/>
+        <w:t>---&gt;Explique sobre la ambigüedad de la sentencia if</w:t>
+      </w:r>
+    </w:p>
+    <w:p>
+      <w:pPr>
+        <w:spacing w:after="0" w:line="240" w:lineRule="auto"/>
+      </w:pPr>
+      <w:r>
+        <w:t>BNF del if:</w:t>
+      </w:r>
+    </w:p>
+    <w:p>
+      <w:pPr>
+        <w:spacing w:after="0" w:line="240" w:lineRule="auto"/>
+        <w:rPr>
+          <w:rFonts w:cstheme="minorHAnsi"/>
+        </w:rPr>
+      </w:pPr>
+      <w:r>
+        <w:t>&lt;if&gt; -</w:t>
+      </w:r>
+      <w:proofErr w:type="gramStart"/>
+      <w:r>
+        <w:t xml:space="preserve">&gt;  </w:t>
+      </w:r>
+      <w:r>
+        <w:rPr>
+          <w:rFonts w:ascii="Arial Black" w:hAnsi="Arial Black"/>
         </w:rPr>
         <w:t>if</w:t>
       </w:r>
-      <w:proofErr w:type="spellEnd"/>
+      <w:proofErr w:type="gramEnd"/>
+      <w:r>
+        <w:t xml:space="preserve"> </w:t>
+      </w:r>
+      <w:r>
+        <w:rPr>
+          <w:rFonts w:ascii="Arial Black" w:hAnsi="Arial Black"/>
+        </w:rPr>
+        <w:t>(</w:t>
+      </w:r>
+      <w:r>
+        <w:t xml:space="preserve"> &lt;</w:t>
+      </w:r>
+      <w:proofErr w:type="spellStart"/>
+      <w:r>
+        <w:t>logic_</w:t>
+      </w:r>
+      <w:r>
+        <w:t>expr</w:t>
+      </w:r>
+      <w:proofErr w:type="spellEnd"/>
+      <w:r>
+        <w:t xml:space="preserve">&gt; </w:t>
+      </w:r>
+      <w:r>
+        <w:rPr>
+          <w:rFonts w:ascii="Arial Black" w:hAnsi="Arial Black"/>
+        </w:rPr>
+        <w:t xml:space="preserve">) </w:t>
+      </w:r>
+      <w:r>
+        <w:rPr>
+          <w:rFonts w:ascii="Arial Black" w:hAnsi="Arial Black" w:cstheme="minorHAnsi"/>
+        </w:rPr>
+        <w:t>{</w:t>
+      </w:r>
+      <w:r>
+        <w:rPr>
+          <w:rFonts w:cstheme="minorHAnsi"/>
+        </w:rPr>
+        <w:t>&lt;</w:t>
+      </w:r>
+      <w:proofErr w:type="spellStart"/>
+      <w:r>
+        <w:rPr>
+          <w:rFonts w:cstheme="minorHAnsi"/>
+        </w:rPr>
+        <w:t>s</w:t>
+      </w:r>
+      <w:r>
+        <w:rPr>
+          <w:rFonts w:cstheme="minorHAnsi"/>
+        </w:rPr>
+        <w:t>tatement</w:t>
+      </w:r>
+      <w:r>
+        <w:rPr>
+          <w:rFonts w:cstheme="minorHAnsi"/>
+        </w:rPr>
+        <w:t>_list</w:t>
+      </w:r>
+      <w:proofErr w:type="spellEnd"/>
+      <w:r>
+        <w:rPr>
+          <w:rFonts w:cstheme="minorHAnsi"/>
+        </w:rPr>
+        <w:t xml:space="preserve">&gt; </w:t>
+      </w:r>
+      <w:r>
+        <w:rPr>
+          <w:rFonts w:ascii="Arial Black" w:hAnsi="Arial Black" w:cstheme="minorHAnsi"/>
+        </w:rPr>
+        <w:t>}</w:t>
+      </w:r>
+      <w:r>
+        <w:rPr>
+          <w:rFonts w:cstheme="minorHAnsi"/>
+        </w:rPr>
+        <w:t xml:space="preserve"> | </w:t>
+      </w:r>
+      <w:r>
+        <w:rPr>
+          <w:rFonts w:ascii="Arial Black" w:hAnsi="Arial Black" w:cstheme="minorHAnsi"/>
+        </w:rPr>
+        <w:t>if</w:t>
+      </w:r>
+      <w:r>
+        <w:rPr>
+          <w:rFonts w:cstheme="minorHAnsi"/>
+        </w:rPr>
+        <w:t xml:space="preserve"> </w:t>
+      </w:r>
+      <w:r>
+        <w:rPr>
+          <w:rFonts w:ascii="Arial Black" w:hAnsi="Arial Black" w:cstheme="minorHAnsi"/>
+        </w:rPr>
+        <w:t>(</w:t>
+      </w:r>
+      <w:r>
+        <w:rPr>
+          <w:rFonts w:cstheme="minorHAnsi"/>
+        </w:rPr>
+        <w:t>&lt;expr&gt;</w:t>
+      </w:r>
+      <w:r>
+        <w:rPr>
+          <w:rFonts w:ascii="Arial Black" w:hAnsi="Arial Black" w:cstheme="minorHAnsi"/>
+        </w:rPr>
+        <w:t>)</w:t>
+      </w:r>
+      <w:r>
+        <w:rPr>
+          <w:rFonts w:cstheme="minorHAnsi"/>
+        </w:rPr>
+        <w:t xml:space="preserve"> </w:t>
+      </w:r>
+      <w:r>
+        <w:rPr>
+          <w:rFonts w:ascii="Arial Black" w:hAnsi="Arial Black" w:cstheme="minorHAnsi"/>
+        </w:rPr>
+        <w:t>{</w:t>
+      </w:r>
+      <w:r>
+        <w:rPr>
+          <w:rFonts w:ascii="Arial Black" w:hAnsi="Arial Black" w:cstheme="minorHAnsi"/>
+        </w:rPr>
+        <w:t xml:space="preserve"> </w:t>
+      </w:r>
+      <w:r>
+        <w:rPr>
+          <w:rFonts w:cstheme="minorHAnsi"/>
+        </w:rPr>
+        <w:t>&lt;</w:t>
+      </w:r>
+      <w:proofErr w:type="spellStart"/>
+      <w:r>
+        <w:rPr>
+          <w:rFonts w:cstheme="minorHAnsi"/>
+        </w:rPr>
+        <w:t>s</w:t>
+      </w:r>
+      <w:r>
+        <w:rPr>
+          <w:rFonts w:cstheme="minorHAnsi"/>
+        </w:rPr>
+        <w:t>tatement</w:t>
+      </w:r>
+      <w:r>
+        <w:rPr>
+          <w:rFonts w:cstheme="minorHAnsi"/>
+        </w:rPr>
+        <w:t>_list</w:t>
+      </w:r>
+      <w:proofErr w:type="spellEnd"/>
+      <w:r>
+        <w:rPr>
+          <w:rFonts w:cstheme="minorHAnsi"/>
+        </w:rPr>
+        <w:t xml:space="preserve">&gt; </w:t>
+      </w:r>
+      <w:r>
+        <w:rPr>
+          <w:rFonts w:ascii="Arial Black" w:hAnsi="Arial Black" w:cstheme="minorHAnsi"/>
+        </w:rPr>
+        <w:t>}</w:t>
+      </w:r>
+      <w:r>
+        <w:rPr>
+          <w:rFonts w:cstheme="minorHAnsi"/>
+        </w:rPr>
+        <w:t xml:space="preserve"> </w:t>
+      </w:r>
+      <w:r>
+        <w:rPr>
+          <w:rFonts w:cstheme="minorHAnsi"/>
+        </w:rPr>
+        <w:t xml:space="preserve">&gt;  </w:t>
+      </w:r>
+      <w:r>
+        <w:rPr>
+          <w:rFonts w:ascii="Arial Black" w:hAnsi="Arial Black" w:cstheme="minorHAnsi"/>
+        </w:rPr>
+        <w:t xml:space="preserve">else </w:t>
+      </w:r>
+      <w:r>
+        <w:rPr>
+          <w:rFonts w:ascii="Arial Black" w:hAnsi="Arial Black" w:cstheme="minorHAnsi"/>
+        </w:rPr>
+        <w:t>{</w:t>
+      </w:r>
+      <w:r>
+        <w:rPr>
+          <w:rFonts w:ascii="Arial Black" w:hAnsi="Arial Black" w:cstheme="minorHAnsi"/>
+        </w:rPr>
+        <w:t xml:space="preserve"> </w:t>
+      </w:r>
+      <w:r>
+        <w:rPr>
+          <w:rFonts w:cstheme="minorHAnsi"/>
+        </w:rPr>
+        <w:t>&lt;</w:t>
+      </w:r>
+      <w:proofErr w:type="spellStart"/>
+      <w:r>
+        <w:rPr>
+          <w:rFonts w:cstheme="minorHAnsi"/>
+        </w:rPr>
+        <w:t>s</w:t>
+      </w:r>
+      <w:r>
+        <w:rPr>
+          <w:rFonts w:cstheme="minorHAnsi"/>
+        </w:rPr>
+        <w:t>tatement</w:t>
+      </w:r>
+      <w:r>
+        <w:rPr>
+          <w:rFonts w:cstheme="minorHAnsi"/>
+        </w:rPr>
+        <w:t>_list</w:t>
+      </w:r>
+      <w:proofErr w:type="spellEnd"/>
+      <w:r>
+        <w:rPr>
+          <w:rFonts w:cstheme="minorHAnsi"/>
+        </w:rPr>
+        <w:t>&gt;</w:t>
+      </w:r>
+      <w:r>
+        <w:rPr>
+          <w:rFonts w:cstheme="minorHAnsi"/>
+        </w:rPr>
+        <w:t xml:space="preserve"> </w:t>
+      </w:r>
+      <w:r>
+        <w:rPr>
+          <w:rFonts w:ascii="Arial Black" w:hAnsi="Arial Black" w:cstheme="minorHAnsi"/>
+        </w:rPr>
+        <w:t>}</w:t>
+      </w:r>
     </w:p>
     <w:p>
       <w:pPr>
         <w:spacing w:after="0" w:line="240" w:lineRule="auto"/>
-      </w:pPr>
-      <w:r>
-        <w:t>BNF del if:</w:t>
-      </w:r>
+        <w:rPr>
+          <w:rFonts w:ascii="Arial Black" w:hAnsi="Arial Black"/>
+        </w:rPr>
+      </w:pPr>
     </w:p>
     <w:p>
       <w:pPr>
@@ -19371,48 +19939,365 @@
         </w:rPr>
       </w:pPr>
       <w:r>
-        <w:t xml:space="preserve">&lt;if&gt; -&gt;  </w:t>
-      </w:r>
-      <w:r>
-        <w:rPr>
-          <w:rFonts w:ascii="Arial Black" w:hAnsi="Arial Black"/>
+        <w:rPr>
+          <w:rFonts w:cstheme="minorHAnsi"/>
+        </w:rPr>
+        <w:t>EBNF del if:</w:t>
+      </w:r>
+    </w:p>
+    <w:p>
+      <w:pPr>
+        <w:spacing w:after="0" w:line="240" w:lineRule="auto"/>
+        <w:rPr>
+          <w:rFonts w:cstheme="minorHAnsi"/>
+        </w:rPr>
+      </w:pPr>
+      <w:r>
+        <w:rPr>
+          <w:rFonts w:cstheme="minorHAnsi"/>
+        </w:rPr>
+        <w:t xml:space="preserve">&lt;if&gt; -&gt; </w:t>
+      </w:r>
+      <w:r>
+        <w:rPr>
+          <w:rFonts w:ascii="Arial Black" w:hAnsi="Arial Black" w:cstheme="minorHAnsi"/>
         </w:rPr>
         <w:t>if</w:t>
       </w:r>
       <w:r>
+        <w:rPr>
+          <w:rFonts w:cstheme="minorHAnsi"/>
+        </w:rPr>
         <w:t xml:space="preserve"> </w:t>
       </w:r>
-      <w:r>
-        <w:rPr>
-          <w:rFonts w:ascii="Arial Black" w:hAnsi="Arial Black"/>
+      <w:proofErr w:type="gramStart"/>
+      <w:r>
+        <w:rPr>
+          <w:rFonts w:cstheme="minorHAnsi"/>
+        </w:rPr>
+        <w:t>( &lt;</w:t>
+      </w:r>
+      <w:proofErr w:type="spellStart"/>
+      <w:proofErr w:type="gramEnd"/>
+      <w:r>
+        <w:rPr>
+          <w:rFonts w:cstheme="minorHAnsi"/>
+        </w:rPr>
+        <w:t>expresion</w:t>
+      </w:r>
+      <w:proofErr w:type="spellEnd"/>
+      <w:r>
+        <w:rPr>
+          <w:rFonts w:cstheme="minorHAnsi"/>
+        </w:rPr>
+        <w:t>&gt; ) &lt;</w:t>
+      </w:r>
+      <w:proofErr w:type="spellStart"/>
+      <w:r>
+        <w:rPr>
+          <w:rFonts w:cstheme="minorHAnsi"/>
+        </w:rPr>
+        <w:t>sentencias</w:t>
+      </w:r>
+      <w:proofErr w:type="spellEnd"/>
+      <w:r>
+        <w:rPr>
+          <w:rFonts w:cstheme="minorHAnsi"/>
+        </w:rPr>
+        <w:t>&gt; [</w:t>
+      </w:r>
+      <w:r>
+        <w:rPr>
+          <w:rFonts w:ascii="Arial Black" w:hAnsi="Arial Black" w:cstheme="minorHAnsi"/>
+        </w:rPr>
+        <w:t>else</w:t>
+      </w:r>
+      <w:r>
+        <w:rPr>
+          <w:rFonts w:cstheme="minorHAnsi"/>
+        </w:rPr>
+        <w:t xml:space="preserve"> &lt;</w:t>
+      </w:r>
+      <w:proofErr w:type="spellStart"/>
+      <w:r>
+        <w:rPr>
+          <w:rFonts w:cstheme="minorHAnsi"/>
+        </w:rPr>
+        <w:t>sentencias</w:t>
+      </w:r>
+      <w:proofErr w:type="spellEnd"/>
+      <w:r>
+        <w:rPr>
+          <w:rFonts w:cstheme="minorHAnsi"/>
+        </w:rPr>
+        <w:t>&gt;]</w:t>
+      </w:r>
+    </w:p>
+    <w:p>
+      <w:pPr>
+        <w:spacing w:after="0" w:line="240" w:lineRule="auto"/>
+        <w:rPr>
+          <w:rFonts w:cstheme="minorHAnsi"/>
+        </w:rPr>
+      </w:pPr>
+    </w:p>
+    <w:p>
+      <w:pPr>
+        <w:spacing w:after="0" w:line="240" w:lineRule="auto"/>
+        <w:rPr>
+          <w:rFonts w:ascii="Arial Black" w:hAnsi="Arial Black" w:cstheme="minorHAnsi"/>
+        </w:rPr>
+      </w:pPr>
+      <w:r>
+        <w:rPr>
+          <w:rFonts w:cstheme="minorHAnsi"/>
+        </w:rPr>
+        <w:t>&lt;foreach&gt;</w:t>
+      </w:r>
+      <w:r>
+        <w:rPr>
+          <w:rFonts w:cstheme="minorHAnsi"/>
+        </w:rPr>
+        <w:t xml:space="preserve"> -&gt; </w:t>
+      </w:r>
+      <w:r>
+        <w:rPr>
+          <w:rFonts w:ascii="Arial Black" w:hAnsi="Arial Black" w:cstheme="minorHAnsi"/>
+        </w:rPr>
+        <w:t>foreach</w:t>
+      </w:r>
+      <w:r>
+        <w:rPr>
+          <w:rFonts w:ascii="Arial Black" w:hAnsi="Arial Black" w:cstheme="minorHAnsi"/>
+        </w:rPr>
+        <w:t xml:space="preserve"> </w:t>
+      </w:r>
+      <w:r>
+        <w:rPr>
+          <w:rFonts w:ascii="Arial Black" w:hAnsi="Arial Black" w:cstheme="minorHAnsi"/>
+        </w:rPr>
+        <w:t>ID</w:t>
+      </w:r>
+      <w:r>
+        <w:rPr>
+          <w:rFonts w:ascii="Arial Black" w:hAnsi="Arial Black" w:cstheme="minorHAnsi"/>
+        </w:rPr>
+        <w:t xml:space="preserve"> </w:t>
+      </w:r>
+      <w:r>
+        <w:rPr>
+          <w:rFonts w:ascii="Arial Black" w:hAnsi="Arial Black" w:cstheme="minorHAnsi"/>
+        </w:rPr>
+        <w:t>in</w:t>
+      </w:r>
+      <w:r>
+        <w:rPr>
+          <w:rFonts w:cstheme="minorHAnsi"/>
+        </w:rPr>
+        <w:t xml:space="preserve"> </w:t>
+      </w:r>
+      <w:r>
+        <w:rPr>
+          <w:rFonts w:cstheme="minorHAnsi"/>
+        </w:rPr>
+        <w:t>&lt;</w:t>
+      </w:r>
+      <w:r>
+        <w:rPr>
+          <w:rFonts w:cstheme="minorHAnsi"/>
+        </w:rPr>
+        <w:t>list</w:t>
+      </w:r>
+      <w:r>
+        <w:rPr>
+          <w:rFonts w:cstheme="minorHAnsi"/>
+        </w:rPr>
+        <w:t>&gt;</w:t>
+      </w:r>
+      <w:r>
+        <w:rPr>
+          <w:rFonts w:cstheme="minorHAnsi"/>
+        </w:rPr>
+        <w:t xml:space="preserve"> </w:t>
+      </w:r>
+      <w:proofErr w:type="gramStart"/>
+      <w:r>
+        <w:rPr>
+          <w:rFonts w:ascii="Arial Black" w:hAnsi="Arial Black" w:cstheme="minorHAnsi"/>
+        </w:rPr>
+        <w:t>{</w:t>
+      </w:r>
+      <w:r>
+        <w:rPr>
+          <w:rFonts w:ascii="Arial Black" w:hAnsi="Arial Black" w:cstheme="minorHAnsi"/>
+        </w:rPr>
+        <w:t xml:space="preserve"> </w:t>
+      </w:r>
+      <w:r>
+        <w:rPr>
+          <w:rFonts w:cstheme="minorHAnsi"/>
+        </w:rPr>
+        <w:t>&lt;</w:t>
+      </w:r>
+      <w:proofErr w:type="spellStart"/>
+      <w:proofErr w:type="gramEnd"/>
+      <w:r>
+        <w:rPr>
+          <w:rFonts w:cstheme="minorHAnsi"/>
+        </w:rPr>
+        <w:t>statement_list</w:t>
+      </w:r>
+      <w:proofErr w:type="spellEnd"/>
+      <w:r>
+        <w:rPr>
+          <w:rFonts w:cstheme="minorHAnsi"/>
+        </w:rPr>
+        <w:t xml:space="preserve"> </w:t>
+      </w:r>
+      <w:r>
+        <w:rPr>
+          <w:rFonts w:cstheme="minorHAnsi"/>
+        </w:rPr>
+        <w:t>&gt;</w:t>
+      </w:r>
+      <w:r>
+        <w:rPr>
+          <w:rFonts w:cstheme="minorHAnsi"/>
+        </w:rPr>
+        <w:t xml:space="preserve"> </w:t>
+      </w:r>
+      <w:r>
+        <w:rPr>
+          <w:rFonts w:ascii="Arial Black" w:hAnsi="Arial Black" w:cstheme="minorHAnsi"/>
+        </w:rPr>
+        <w:t>}</w:t>
+      </w:r>
+      <w:r>
+        <w:rPr>
+          <w:rFonts w:ascii="Arial Black" w:hAnsi="Arial Black" w:cstheme="minorHAnsi"/>
+        </w:rPr>
+        <w:t xml:space="preserve"> | </w:t>
+      </w:r>
+      <w:r>
+        <w:rPr>
+          <w:rFonts w:ascii="Arial Black" w:hAnsi="Arial Black" w:cstheme="minorHAnsi"/>
+        </w:rPr>
+        <w:t>foreach</w:t>
+      </w:r>
+      <w:r>
+        <w:rPr>
+          <w:rFonts w:ascii="Arial Black" w:hAnsi="Arial Black" w:cstheme="minorHAnsi"/>
+        </w:rPr>
+        <w:t xml:space="preserve"> </w:t>
+      </w:r>
+      <w:r>
+        <w:rPr>
+          <w:rFonts w:ascii="Arial Black" w:hAnsi="Arial Black" w:cstheme="minorHAnsi"/>
+        </w:rPr>
+        <w:t>ID</w:t>
+      </w:r>
+      <w:r>
+        <w:rPr>
+          <w:rFonts w:cstheme="minorHAnsi"/>
+        </w:rPr>
+        <w:t xml:space="preserve"> </w:t>
+      </w:r>
+      <w:r>
+        <w:rPr>
+          <w:rFonts w:ascii="Arial Black" w:hAnsi="Arial Black" w:cstheme="minorHAnsi"/>
+        </w:rPr>
+        <w:t>in</w:t>
+      </w:r>
+      <w:r>
+        <w:rPr>
+          <w:rFonts w:cstheme="minorHAnsi"/>
+        </w:rPr>
+        <w:t xml:space="preserve"> &lt;set&gt; </w:t>
+      </w:r>
+      <w:r>
+        <w:rPr>
+          <w:rFonts w:ascii="Arial Black" w:hAnsi="Arial Black" w:cstheme="minorHAnsi"/>
+        </w:rPr>
+        <w:t>{</w:t>
+      </w:r>
+      <w:r>
+        <w:rPr>
+          <w:rFonts w:ascii="Arial Black" w:hAnsi="Arial Black" w:cstheme="minorHAnsi"/>
+        </w:rPr>
+        <w:t xml:space="preserve"> </w:t>
+      </w:r>
+      <w:r>
+        <w:rPr>
+          <w:rFonts w:cstheme="minorHAnsi"/>
+        </w:rPr>
+        <w:t>&lt;</w:t>
+      </w:r>
+      <w:proofErr w:type="spellStart"/>
+      <w:r>
+        <w:rPr>
+          <w:rFonts w:cstheme="minorHAnsi"/>
+        </w:rPr>
+        <w:t>statement_list</w:t>
+      </w:r>
+      <w:proofErr w:type="spellEnd"/>
+      <w:r>
+        <w:rPr>
+          <w:rFonts w:cstheme="minorHAnsi"/>
+        </w:rPr>
+        <w:t xml:space="preserve">&gt; </w:t>
+      </w:r>
+      <w:r>
+        <w:rPr>
+          <w:rFonts w:ascii="Arial Black" w:hAnsi="Arial Black" w:cstheme="minorHAnsi"/>
+        </w:rPr>
+        <w:t>}</w:t>
+      </w:r>
+    </w:p>
+    <w:p>
+      <w:pPr>
+        <w:spacing w:after="0" w:line="240" w:lineRule="auto"/>
+        <w:rPr>
+          <w:rFonts w:ascii="Arial Black" w:hAnsi="Arial Black" w:cstheme="minorHAnsi"/>
+        </w:rPr>
+      </w:pPr>
+    </w:p>
+    <w:p>
+      <w:pPr>
+        <w:spacing w:after="0" w:line="240" w:lineRule="auto"/>
+        <w:rPr>
+          <w:rFonts w:cstheme="minorHAnsi"/>
+        </w:rPr>
+      </w:pPr>
+      <w:r>
+        <w:rPr>
+          <w:rFonts w:cstheme="minorHAnsi"/>
+        </w:rPr>
+        <w:t xml:space="preserve">&lt;while&gt; -&gt; </w:t>
+      </w:r>
+      <w:r>
+        <w:rPr>
+          <w:rFonts w:ascii="Arial Black" w:hAnsi="Arial Black" w:cstheme="minorHAnsi"/>
+        </w:rPr>
+        <w:t>WHILE</w:t>
+      </w:r>
+      <w:r>
+        <w:rPr>
+          <w:rFonts w:cstheme="minorHAnsi"/>
+        </w:rPr>
+        <w:t xml:space="preserve"> </w:t>
+      </w:r>
+      <w:proofErr w:type="gramStart"/>
+      <w:r>
+        <w:rPr>
+          <w:rFonts w:ascii="Arial Black" w:hAnsi="Arial Black" w:cstheme="minorHAnsi"/>
         </w:rPr>
         <w:t>(</w:t>
       </w:r>
       <w:r>
-        <w:t xml:space="preserve"> &lt;</w:t>
-      </w:r>
-      <w:proofErr w:type="spellStart"/>
-      <w:r>
-        <w:t>logic_</w:t>
-      </w:r>
-      <w:r>
-        <w:t>expr</w:t>
-      </w:r>
-      <w:proofErr w:type="spellEnd"/>
-      <w:r>
-        <w:t xml:space="preserve">&gt; </w:t>
-      </w:r>
-      <w:r>
-        <w:rPr>
-          <w:rFonts w:ascii="Arial Black" w:hAnsi="Arial Black"/>
-        </w:rPr>
-        <w:t xml:space="preserve">) </w:t>
-      </w:r>
-      <w:r>
         <w:rPr>
           <w:rFonts w:ascii="Arial Black" w:hAnsi="Arial Black" w:cstheme="minorHAnsi"/>
         </w:rPr>
-        <w:t>{</w:t>
+        <w:t xml:space="preserve"> </w:t>
       </w:r>
       <w:r>
         <w:rPr>
@@ -19421,576 +20306,7 @@
         <w:t>&lt;</w:t>
       </w:r>
       <w:proofErr w:type="spellStart"/>
-      <w:r>
-        <w:rPr>
-          <w:rFonts w:cstheme="minorHAnsi"/>
-        </w:rPr>
-        <w:t>s</w:t>
-      </w:r>
-      <w:r>
-        <w:rPr>
-          <w:rFonts w:cstheme="minorHAnsi"/>
-        </w:rPr>
-        <w:t>tatement</w:t>
-      </w:r>
-      <w:r>
-        <w:rPr>
-          <w:rFonts w:cstheme="minorHAnsi"/>
-        </w:rPr>
-        <w:t>_list</w:t>
-      </w:r>
-      <w:proofErr w:type="spellEnd"/>
-      <w:r>
-        <w:rPr>
-          <w:rFonts w:cstheme="minorHAnsi"/>
-        </w:rPr>
-        <w:t xml:space="preserve">&gt; </w:t>
-      </w:r>
-      <w:r>
-        <w:rPr>
-          <w:rFonts w:ascii="Arial Black" w:hAnsi="Arial Black" w:cstheme="minorHAnsi"/>
-        </w:rPr>
-        <w:t>}</w:t>
-      </w:r>
-      <w:r>
-        <w:rPr>
-          <w:rFonts w:cstheme="minorHAnsi"/>
-        </w:rPr>
-        <w:t xml:space="preserve"> | </w:t>
-      </w:r>
-      <w:r>
-        <w:rPr>
-          <w:rFonts w:ascii="Arial Black" w:hAnsi="Arial Black" w:cstheme="minorHAnsi"/>
-        </w:rPr>
-        <w:t>if</w:t>
-      </w:r>
-      <w:r>
-        <w:rPr>
-          <w:rFonts w:cstheme="minorHAnsi"/>
-        </w:rPr>
-        <w:t xml:space="preserve"> </w:t>
-      </w:r>
-      <w:r>
-        <w:rPr>
-          <w:rFonts w:ascii="Arial Black" w:hAnsi="Arial Black" w:cstheme="minorHAnsi"/>
-        </w:rPr>
-        <w:t>(</w:t>
-      </w:r>
-      <w:r>
-        <w:rPr>
-          <w:rFonts w:cstheme="minorHAnsi"/>
-        </w:rPr>
-        <w:t>&lt;expr&gt;</w:t>
-      </w:r>
-      <w:r>
-        <w:rPr>
-          <w:rFonts w:ascii="Arial Black" w:hAnsi="Arial Black" w:cstheme="minorHAnsi"/>
-        </w:rPr>
-        <w:t>)</w:t>
-      </w:r>
-      <w:r>
-        <w:rPr>
-          <w:rFonts w:cstheme="minorHAnsi"/>
-        </w:rPr>
-        <w:t xml:space="preserve"> </w:t>
-      </w:r>
-      <w:r>
-        <w:rPr>
-          <w:rFonts w:ascii="Arial Black" w:hAnsi="Arial Black" w:cstheme="minorHAnsi"/>
-        </w:rPr>
-        <w:t>{</w:t>
-      </w:r>
-      <w:r>
-        <w:rPr>
-          <w:rFonts w:ascii="Arial Black" w:hAnsi="Arial Black" w:cstheme="minorHAnsi"/>
-        </w:rPr>
-        <w:t xml:space="preserve"> </w:t>
-      </w:r>
-      <w:r>
-        <w:rPr>
-          <w:rFonts w:cstheme="minorHAnsi"/>
-        </w:rPr>
-        <w:t>&lt;</w:t>
-      </w:r>
-      <w:proofErr w:type="spellStart"/>
-      <w:r>
-        <w:rPr>
-          <w:rFonts w:cstheme="minorHAnsi"/>
-        </w:rPr>
-        <w:t>s</w:t>
-      </w:r>
-      <w:r>
-        <w:rPr>
-          <w:rFonts w:cstheme="minorHAnsi"/>
-        </w:rPr>
-        <w:t>tatement</w:t>
-      </w:r>
-      <w:r>
-        <w:rPr>
-          <w:rFonts w:cstheme="minorHAnsi"/>
-        </w:rPr>
-        <w:t>_list</w:t>
-      </w:r>
-      <w:proofErr w:type="spellEnd"/>
-      <w:r>
-        <w:rPr>
-          <w:rFonts w:cstheme="minorHAnsi"/>
-        </w:rPr>
-        <w:t xml:space="preserve">&gt; </w:t>
-      </w:r>
-      <w:r>
-        <w:rPr>
-          <w:rFonts w:ascii="Arial Black" w:hAnsi="Arial Black" w:cstheme="minorHAnsi"/>
-        </w:rPr>
-        <w:t>}</w:t>
-      </w:r>
-      <w:r>
-        <w:rPr>
-          <w:rFonts w:cstheme="minorHAnsi"/>
-        </w:rPr>
-        <w:t xml:space="preserve"> </w:t>
-      </w:r>
-      <w:r>
-        <w:rPr>
-          <w:rFonts w:cstheme="minorHAnsi"/>
-        </w:rPr>
-        <w:t xml:space="preserve">&gt;  </w:t>
-      </w:r>
-      <w:r>
-        <w:rPr>
-          <w:rFonts w:ascii="Arial Black" w:hAnsi="Arial Black" w:cstheme="minorHAnsi"/>
-        </w:rPr>
-        <w:t xml:space="preserve">else </w:t>
-      </w:r>
-      <w:r>
-        <w:rPr>
-          <w:rFonts w:ascii="Arial Black" w:hAnsi="Arial Black" w:cstheme="minorHAnsi"/>
-        </w:rPr>
-        <w:t>{</w:t>
-      </w:r>
-      <w:r>
-        <w:rPr>
-          <w:rFonts w:ascii="Arial Black" w:hAnsi="Arial Black" w:cstheme="minorHAnsi"/>
-        </w:rPr>
-        <w:t xml:space="preserve"> </w:t>
-      </w:r>
-      <w:r>
-        <w:rPr>
-          <w:rFonts w:cstheme="minorHAnsi"/>
-        </w:rPr>
-        <w:t>&lt;</w:t>
-      </w:r>
-      <w:proofErr w:type="spellStart"/>
-      <w:r>
-        <w:rPr>
-          <w:rFonts w:cstheme="minorHAnsi"/>
-        </w:rPr>
-        <w:t>s</w:t>
-      </w:r>
-      <w:r>
-        <w:rPr>
-          <w:rFonts w:cstheme="minorHAnsi"/>
-        </w:rPr>
-        <w:t>tatement</w:t>
-      </w:r>
-      <w:r>
-        <w:rPr>
-          <w:rFonts w:cstheme="minorHAnsi"/>
-        </w:rPr>
-        <w:t>_list</w:t>
-      </w:r>
-      <w:proofErr w:type="spellEnd"/>
-      <w:r>
-        <w:rPr>
-          <w:rFonts w:cstheme="minorHAnsi"/>
-        </w:rPr>
-        <w:t>&gt;</w:t>
-      </w:r>
-      <w:r>
-        <w:rPr>
-          <w:rFonts w:cstheme="minorHAnsi"/>
-        </w:rPr>
-        <w:t xml:space="preserve"> </w:t>
-      </w:r>
-      <w:r>
-        <w:rPr>
-          <w:rFonts w:ascii="Arial Black" w:hAnsi="Arial Black" w:cstheme="minorHAnsi"/>
-        </w:rPr>
-        <w:t>}</w:t>
-      </w:r>
-    </w:p>
-    <w:p>
-      <w:pPr>
-        <w:spacing w:after="0" w:line="240" w:lineRule="auto"/>
-        <w:rPr>
-          <w:rFonts w:ascii="Arial Black" w:hAnsi="Arial Black"/>
-        </w:rPr>
-      </w:pPr>
-    </w:p>
-    <w:p>
-      <w:pPr>
-        <w:spacing w:after="0" w:line="240" w:lineRule="auto"/>
-        <w:rPr>
-          <w:rFonts w:cstheme="minorHAnsi"/>
-        </w:rPr>
-      </w:pPr>
-      <w:r>
-        <w:rPr>
-          <w:rFonts w:cstheme="minorHAnsi"/>
-        </w:rPr>
-        <w:t>EBNF del if:</w:t>
-      </w:r>
-    </w:p>
-    <w:p>
-      <w:pPr>
-        <w:spacing w:after="0" w:line="240" w:lineRule="auto"/>
-        <w:rPr>
-          <w:rFonts w:cstheme="minorHAnsi"/>
-        </w:rPr>
-      </w:pPr>
-      <w:r>
-        <w:rPr>
-          <w:rFonts w:cstheme="minorHAnsi"/>
-        </w:rPr>
-        <w:t xml:space="preserve">&lt;if&gt; -&gt; </w:t>
-      </w:r>
-      <w:r>
-        <w:rPr>
-          <w:rFonts w:ascii="Arial Black" w:hAnsi="Arial Black" w:cstheme="minorHAnsi"/>
-        </w:rPr>
-        <w:t>if</w:t>
-      </w:r>
-      <w:r>
-        <w:rPr>
-          <w:rFonts w:cstheme="minorHAnsi"/>
-        </w:rPr>
-        <w:t xml:space="preserve"> ( &lt;</w:t>
-      </w:r>
-      <w:proofErr w:type="spellStart"/>
-      <w:r>
-        <w:rPr>
-          <w:rFonts w:cstheme="minorHAnsi"/>
-        </w:rPr>
-        <w:t>expresion</w:t>
-      </w:r>
-      <w:proofErr w:type="spellEnd"/>
-      <w:r>
-        <w:rPr>
-          <w:rFonts w:cstheme="minorHAnsi"/>
-        </w:rPr>
-        <w:t>&gt; ) &lt;</w:t>
-      </w:r>
-      <w:proofErr w:type="spellStart"/>
-      <w:r>
-        <w:rPr>
-          <w:rFonts w:cstheme="minorHAnsi"/>
-        </w:rPr>
-        <w:t>sentencias</w:t>
-      </w:r>
-      <w:proofErr w:type="spellEnd"/>
-      <w:r>
-        <w:rPr>
-          <w:rFonts w:cstheme="minorHAnsi"/>
-        </w:rPr>
-        <w:t>&gt; [</w:t>
-      </w:r>
-      <w:r>
-        <w:rPr>
-          <w:rFonts w:ascii="Arial Black" w:hAnsi="Arial Black" w:cstheme="minorHAnsi"/>
-        </w:rPr>
-        <w:t>else</w:t>
-      </w:r>
-      <w:r>
-        <w:rPr>
-          <w:rFonts w:cstheme="minorHAnsi"/>
-        </w:rPr>
-        <w:t xml:space="preserve"> &lt;</w:t>
-      </w:r>
-      <w:proofErr w:type="spellStart"/>
-      <w:r>
-        <w:rPr>
-          <w:rFonts w:cstheme="minorHAnsi"/>
-        </w:rPr>
-        <w:t>sentencias</w:t>
-      </w:r>
-      <w:proofErr w:type="spellEnd"/>
-      <w:r>
-        <w:rPr>
-          <w:rFonts w:cstheme="minorHAnsi"/>
-        </w:rPr>
-        <w:t>&gt;]</w:t>
-      </w:r>
-    </w:p>
-    <w:p>
-      <w:pPr>
-        <w:spacing w:after="0" w:line="240" w:lineRule="auto"/>
-        <w:rPr>
-          <w:rFonts w:cstheme="minorHAnsi"/>
-        </w:rPr>
-      </w:pPr>
-    </w:p>
-    <w:p>
-      <w:pPr>
-        <w:spacing w:after="0" w:line="240" w:lineRule="auto"/>
-        <w:rPr>
-          <w:rFonts w:ascii="Arial Black" w:hAnsi="Arial Black" w:cstheme="minorHAnsi"/>
-        </w:rPr>
-      </w:pPr>
-      <w:r>
-        <w:rPr>
-          <w:rFonts w:cstheme="minorHAnsi"/>
-        </w:rPr>
-        <w:t>&lt;foreach&gt;</w:t>
-      </w:r>
-      <w:r>
-        <w:rPr>
-          <w:rFonts w:cstheme="minorHAnsi"/>
-        </w:rPr>
-        <w:t xml:space="preserve"> -&gt; </w:t>
-      </w:r>
-      <w:r>
-        <w:rPr>
-          <w:rFonts w:ascii="Arial Black" w:hAnsi="Arial Black" w:cstheme="minorHAnsi"/>
-        </w:rPr>
-        <w:t>foreach</w:t>
-      </w:r>
-      <w:r>
-        <w:rPr>
-          <w:rFonts w:ascii="Arial Black" w:hAnsi="Arial Black" w:cstheme="minorHAnsi"/>
-        </w:rPr>
-        <w:t xml:space="preserve"> </w:t>
-      </w:r>
-      <w:r>
-        <w:rPr>
-          <w:rFonts w:ascii="Arial Black" w:hAnsi="Arial Black" w:cstheme="minorHAnsi"/>
-        </w:rPr>
-        <w:t>ID</w:t>
-      </w:r>
-      <w:r>
-        <w:rPr>
-          <w:rFonts w:ascii="Arial Black" w:hAnsi="Arial Black" w:cstheme="minorHAnsi"/>
-        </w:rPr>
-        <w:t xml:space="preserve"> </w:t>
-      </w:r>
-      <w:r>
-        <w:rPr>
-          <w:rFonts w:ascii="Arial Black" w:hAnsi="Arial Black" w:cstheme="minorHAnsi"/>
-        </w:rPr>
-        <w:t>in</w:t>
-      </w:r>
-      <w:r>
-        <w:rPr>
-          <w:rFonts w:cstheme="minorHAnsi"/>
-        </w:rPr>
-        <w:t xml:space="preserve"> </w:t>
-      </w:r>
-      <w:r>
-        <w:rPr>
-          <w:rFonts w:cstheme="minorHAnsi"/>
-        </w:rPr>
-        <w:t>&lt;</w:t>
-      </w:r>
-      <w:r>
-        <w:rPr>
-          <w:rFonts w:cstheme="minorHAnsi"/>
-        </w:rPr>
-        <w:t>list</w:t>
-      </w:r>
-      <w:r>
-        <w:rPr>
-          <w:rFonts w:cstheme="minorHAnsi"/>
-        </w:rPr>
-        <w:t>&gt;</w:t>
-      </w:r>
-      <w:r>
-        <w:rPr>
-          <w:rFonts w:cstheme="minorHAnsi"/>
-        </w:rPr>
-        <w:t xml:space="preserve"> </w:t>
-      </w:r>
-      <w:r>
-        <w:rPr>
-          <w:rFonts w:ascii="Arial Black" w:hAnsi="Arial Black" w:cstheme="minorHAnsi"/>
-        </w:rPr>
-        <w:t>{</w:t>
-      </w:r>
-      <w:r>
-        <w:rPr>
-          <w:rFonts w:ascii="Arial Black" w:hAnsi="Arial Black" w:cstheme="minorHAnsi"/>
-        </w:rPr>
-        <w:t xml:space="preserve"> </w:t>
-      </w:r>
-      <w:r>
-        <w:rPr>
-          <w:rFonts w:cstheme="minorHAnsi"/>
-        </w:rPr>
-        <w:t>&lt;</w:t>
-      </w:r>
-      <w:proofErr w:type="spellStart"/>
-      <w:r>
-        <w:rPr>
-          <w:rFonts w:cstheme="minorHAnsi"/>
-        </w:rPr>
-        <w:t>statement_list</w:t>
-      </w:r>
-      <w:proofErr w:type="spellEnd"/>
-      <w:r>
-        <w:rPr>
-          <w:rFonts w:cstheme="minorHAnsi"/>
-        </w:rPr>
-        <w:t xml:space="preserve"> </w:t>
-      </w:r>
-      <w:r>
-        <w:rPr>
-          <w:rFonts w:cstheme="minorHAnsi"/>
-        </w:rPr>
-        <w:t>&gt;</w:t>
-      </w:r>
-      <w:r>
-        <w:rPr>
-          <w:rFonts w:cstheme="minorHAnsi"/>
-        </w:rPr>
-        <w:t xml:space="preserve"> </w:t>
-      </w:r>
-      <w:r>
-        <w:rPr>
-          <w:rFonts w:ascii="Arial Black" w:hAnsi="Arial Black" w:cstheme="minorHAnsi"/>
-        </w:rPr>
-        <w:t>}</w:t>
-      </w:r>
-      <w:r>
-        <w:rPr>
-          <w:rFonts w:ascii="Arial Black" w:hAnsi="Arial Black" w:cstheme="minorHAnsi"/>
-        </w:rPr>
-        <w:t xml:space="preserve"> | </w:t>
-      </w:r>
-      <w:r>
-        <w:rPr>
-          <w:rFonts w:ascii="Arial Black" w:hAnsi="Arial Black" w:cstheme="minorHAnsi"/>
-        </w:rPr>
-        <w:t>foreach</w:t>
-      </w:r>
-      <w:r>
-        <w:rPr>
-          <w:rFonts w:ascii="Arial Black" w:hAnsi="Arial Black" w:cstheme="minorHAnsi"/>
-        </w:rPr>
-        <w:t xml:space="preserve"> </w:t>
-      </w:r>
-      <w:r>
-        <w:rPr>
-          <w:rFonts w:ascii="Arial Black" w:hAnsi="Arial Black" w:cstheme="minorHAnsi"/>
-        </w:rPr>
-        <w:t>ID</w:t>
-      </w:r>
-      <w:r>
-        <w:rPr>
-          <w:rFonts w:cstheme="minorHAnsi"/>
-        </w:rPr>
-        <w:t xml:space="preserve"> </w:t>
-      </w:r>
-      <w:r>
-        <w:rPr>
-          <w:rFonts w:ascii="Arial Black" w:hAnsi="Arial Black" w:cstheme="minorHAnsi"/>
-        </w:rPr>
-        <w:t>in</w:t>
-      </w:r>
-      <w:r>
-        <w:rPr>
-          <w:rFonts w:cstheme="minorHAnsi"/>
-        </w:rPr>
-        <w:t xml:space="preserve"> &lt;set&gt; </w:t>
-      </w:r>
-      <w:r>
-        <w:rPr>
-          <w:rFonts w:ascii="Arial Black" w:hAnsi="Arial Black" w:cstheme="minorHAnsi"/>
-        </w:rPr>
-        <w:t>{</w:t>
-      </w:r>
-      <w:r>
-        <w:rPr>
-          <w:rFonts w:ascii="Arial Black" w:hAnsi="Arial Black" w:cstheme="minorHAnsi"/>
-        </w:rPr>
-        <w:t xml:space="preserve"> </w:t>
-      </w:r>
-      <w:r>
-        <w:rPr>
-          <w:rFonts w:cstheme="minorHAnsi"/>
-        </w:rPr>
-        <w:t>&lt;</w:t>
-      </w:r>
-      <w:proofErr w:type="spellStart"/>
-      <w:r>
-        <w:rPr>
-          <w:rFonts w:cstheme="minorHAnsi"/>
-        </w:rPr>
-        <w:t>statement_list</w:t>
-      </w:r>
-      <w:proofErr w:type="spellEnd"/>
-      <w:r>
-        <w:rPr>
-          <w:rFonts w:cstheme="minorHAnsi"/>
-        </w:rPr>
-        <w:t xml:space="preserve">&gt; </w:t>
-      </w:r>
-      <w:r>
-        <w:rPr>
-          <w:rFonts w:ascii="Arial Black" w:hAnsi="Arial Black" w:cstheme="minorHAnsi"/>
-        </w:rPr>
-        <w:t>}</w:t>
-      </w:r>
-    </w:p>
-    <w:p>
-      <w:pPr>
-        <w:spacing w:after="0" w:line="240" w:lineRule="auto"/>
-        <w:rPr>
-          <w:rFonts w:ascii="Arial Black" w:hAnsi="Arial Black" w:cstheme="minorHAnsi"/>
-        </w:rPr>
-      </w:pPr>
-    </w:p>
-    <w:p>
-      <w:pPr>
-        <w:spacing w:after="0" w:line="240" w:lineRule="auto"/>
-        <w:rPr>
-          <w:rFonts w:cstheme="minorHAnsi"/>
-        </w:rPr>
-      </w:pPr>
-      <w:r>
-        <w:rPr>
-          <w:rFonts w:cstheme="minorHAnsi"/>
-        </w:rPr>
-        <w:t xml:space="preserve">&lt;while&gt; -&gt; </w:t>
-      </w:r>
-      <w:r>
-        <w:rPr>
-          <w:rFonts w:ascii="Arial Black" w:hAnsi="Arial Black" w:cstheme="minorHAnsi"/>
-        </w:rPr>
-        <w:t>WHILE</w:t>
-      </w:r>
-      <w:r>
-        <w:rPr>
-          <w:rFonts w:cstheme="minorHAnsi"/>
-        </w:rPr>
-        <w:t xml:space="preserve"> </w:t>
-      </w:r>
-      <w:r>
-        <w:rPr>
-          <w:rFonts w:ascii="Arial Black" w:hAnsi="Arial Black" w:cstheme="minorHAnsi"/>
-        </w:rPr>
-        <w:t>(</w:t>
-      </w:r>
-      <w:r>
-        <w:rPr>
-          <w:rFonts w:ascii="Arial Black" w:hAnsi="Arial Black" w:cstheme="minorHAnsi"/>
-        </w:rPr>
-        <w:t xml:space="preserve"> </w:t>
-      </w:r>
-      <w:r>
-        <w:rPr>
-          <w:rFonts w:cstheme="minorHAnsi"/>
-        </w:rPr>
-        <w:t>&lt;</w:t>
-      </w:r>
-      <w:proofErr w:type="spellStart"/>
+      <w:proofErr w:type="gramEnd"/>
       <w:r>
         <w:rPr>
           <w:rFonts w:cstheme="minorHAnsi"/>
@@ -20254,6 +20570,7 @@
       <w:r>
         <w:t xml:space="preserve">&gt; &lt;name&gt; </w:t>
       </w:r>
+      <w:proofErr w:type="gramStart"/>
       <w:r>
         <w:rPr>
           <w:rFonts w:ascii="Arial Black" w:hAnsi="Arial Black"/>
@@ -20264,6 +20581,7 @@
         <w:t xml:space="preserve"> &lt;</w:t>
       </w:r>
       <w:proofErr w:type="spellStart"/>
+      <w:proofErr w:type="gramEnd"/>
       <w:r>
         <w:t>param_list</w:t>
       </w:r>
@@ -20489,8 +20807,13 @@
         <w:t>asign</w:t>
       </w:r>
       <w:proofErr w:type="spellEnd"/>
-      <w:r>
-        <w:t xml:space="preserve">&gt;  -&gt;  id  </w:t>
+      <w:proofErr w:type="gramStart"/>
+      <w:r>
+        <w:t>&gt;  -</w:t>
+      </w:r>
+      <w:proofErr w:type="gramEnd"/>
+      <w:r>
+        <w:t xml:space="preserve">&gt;  id  </w:t>
       </w:r>
       <w:r>
         <w:rPr>
@@ -20526,6 +20849,7 @@
       <w:r>
         <w:t xml:space="preserve">&gt; -&gt; </w:t>
       </w:r>
+      <w:proofErr w:type="gramStart"/>
       <w:r>
         <w:rPr>
           <w:rFonts w:ascii="Arial Black" w:hAnsi="Arial Black"/>
@@ -20536,6 +20860,7 @@
         <w:t xml:space="preserve"> &lt;</w:t>
       </w:r>
       <w:proofErr w:type="spellStart"/>
+      <w:proofErr w:type="gramEnd"/>
       <w:r>
         <w:t>id_list</w:t>
       </w:r>
@@ -20599,13 +20924,24 @@
         <w:t xml:space="preserve"> </w:t>
       </w:r>
       <w:r>
-        <w:t xml:space="preserve">&gt; -&gt; id | id </w:t>
+        <w:t xml:space="preserve">&gt; -&gt; id | </w:t>
+      </w:r>
+      <w:proofErr w:type="gramStart"/>
+      <w:r>
+        <w:t xml:space="preserve">id </w:t>
       </w:r>
       <w:r>
         <w:rPr>
           <w:rFonts w:ascii="Arial Black" w:hAnsi="Arial Black"/>
         </w:rPr>
-        <w:t xml:space="preserve">, </w:t>
+        <w:t>,</w:t>
+      </w:r>
+      <w:proofErr w:type="gramEnd"/>
+      <w:r>
+        <w:rPr>
+          <w:rFonts w:ascii="Arial Black" w:hAnsi="Arial Black"/>
+        </w:rPr>
+        <w:t xml:space="preserve"> </w:t>
       </w:r>
       <w:r>
         <w:t>&lt;</w:t>
@@ -20639,7 +20975,11 @@
       </w:r>
       <w:proofErr w:type="spellEnd"/>
       <w:r>
-        <w:t xml:space="preserve">&gt; -&gt; &lt;expr&gt; | &lt;expr&gt; </w:t>
+        <w:t>&gt; -&gt; &lt;expr&gt; | &lt;expr</w:t>
+      </w:r>
+      <w:proofErr w:type="gramStart"/>
+      <w:r>
+        <w:t xml:space="preserve">&gt; </w:t>
       </w:r>
       <w:r>
         <w:rPr>
@@ -20647,6 +20987,7 @@
         </w:rPr>
         <w:t>,</w:t>
       </w:r>
+      <w:proofErr w:type="gramEnd"/>
       <w:r>
         <w:t xml:space="preserve"> &lt;</w:t>
       </w:r>
@@ -20848,6 +21189,7 @@
         </w:rPr>
         <w:t xml:space="preserve">| </w:t>
       </w:r>
+      <w:proofErr w:type="gramStart"/>
       <w:r>
         <w:rPr>
           <w:rFonts w:ascii="Arial Black" w:hAnsi="Arial Black" w:cstheme="minorHAnsi"/>
@@ -20861,6 +21203,7 @@
         <w:t xml:space="preserve"> &lt;</w:t>
       </w:r>
       <w:proofErr w:type="spellStart"/>
+      <w:proofErr w:type="gramEnd"/>
       <w:r>
         <w:t>expr_list</w:t>
       </w:r>
@@ -20992,21 +21335,7 @@
           <w:rFonts w:cstheme="minorHAnsi"/>
         </w:rPr>
         <w:lastRenderedPageBreak/>
-        <w:t>&lt;</w:t>
-      </w:r>
-      <w:proofErr w:type="spellStart"/>
-      <w:r>
-        <w:rPr>
-          <w:rFonts w:cstheme="minorHAnsi"/>
-        </w:rPr>
-        <w:t>elem</w:t>
-      </w:r>
-      <w:proofErr w:type="spellEnd"/>
-      <w:r>
-        <w:rPr>
-          <w:rFonts w:cstheme="minorHAnsi"/>
-        </w:rPr>
-        <w:t xml:space="preserve">&gt; -&gt; </w:t>
+        <w:t xml:space="preserve">&lt;elem&gt; -&gt; </w:t>
       </w:r>
       <w:r>
         <w:rPr>
@@ -21064,7 +21393,15 @@
       </w:r>
       <w:proofErr w:type="spellEnd"/>
       <w:r>
-        <w:t xml:space="preserve">&gt; -&gt;  &lt;expr&gt; != </w:t>
+        <w:t>&gt; -</w:t>
+      </w:r>
+      <w:proofErr w:type="gramStart"/>
+      <w:r>
+        <w:t>&gt;  &lt;</w:t>
+      </w:r>
+      <w:proofErr w:type="gramEnd"/>
+      <w:r>
+        <w:t xml:space="preserve">expr&gt; != </w:t>
       </w:r>
       <w:r>
         <w:t>&lt;expr&gt;</w:t>
@@ -21079,13 +21416,24 @@
         </w:rPr>
       </w:pPr>
       <w:r>
-        <w:t xml:space="preserve">&lt;if&gt; -&gt;  </w:t>
+        <w:t>&lt;if&gt; -</w:t>
+      </w:r>
+      <w:proofErr w:type="gramStart"/>
+      <w:r>
+        <w:t xml:space="preserve">&gt;  </w:t>
       </w:r>
       <w:r>
         <w:rPr>
           <w:rFonts w:ascii="Arial Black" w:hAnsi="Arial Black"/>
         </w:rPr>
-        <w:t xml:space="preserve">IF </w:t>
+        <w:t>IF</w:t>
+      </w:r>
+      <w:proofErr w:type="gramEnd"/>
+      <w:r>
+        <w:rPr>
+          <w:rFonts w:ascii="Arial Black" w:hAnsi="Arial Black"/>
+        </w:rPr>
+        <w:t xml:space="preserve"> </w:t>
       </w:r>
       <w:r>
         <w:rPr>
@@ -21271,6 +21619,7 @@
         </w:rPr>
         <w:t xml:space="preserve"> &lt;list&gt; </w:t>
       </w:r>
+      <w:proofErr w:type="gramStart"/>
       <w:r>
         <w:rPr>
           <w:rFonts w:ascii="Arial Black" w:hAnsi="Arial Black" w:cstheme="minorHAnsi"/>
@@ -21290,6 +21639,7 @@
         <w:t>&lt;</w:t>
       </w:r>
       <w:proofErr w:type="spellStart"/>
+      <w:proofErr w:type="gramEnd"/>
       <w:r>
         <w:rPr>
           <w:rFonts w:cstheme="minorHAnsi"/>
@@ -21404,6 +21754,7 @@
         </w:rPr>
         <w:t xml:space="preserve"> </w:t>
       </w:r>
+      <w:proofErr w:type="gramStart"/>
       <w:r>
         <w:rPr>
           <w:rFonts w:ascii="Arial Black" w:hAnsi="Arial Black" w:cstheme="minorHAnsi"/>
@@ -21417,6 +21768,7 @@
         <w:t>&lt;</w:t>
       </w:r>
       <w:proofErr w:type="spellStart"/>
+      <w:proofErr w:type="gramEnd"/>
       <w:r>
         <w:rPr>
           <w:rFonts w:cstheme="minorHAnsi"/>
@@ -21488,6 +21840,7 @@
       <w:r>
         <w:t xml:space="preserve">&gt; &lt;name&gt; </w:t>
       </w:r>
+      <w:proofErr w:type="gramStart"/>
       <w:r>
         <w:rPr>
           <w:rFonts w:ascii="Arial Black" w:hAnsi="Arial Black"/>
@@ -21498,6 +21851,7 @@
         <w:t xml:space="preserve"> &lt;</w:t>
       </w:r>
       <w:proofErr w:type="spellStart"/>
+      <w:proofErr w:type="gramEnd"/>
       <w:r>
         <w:t>param_list</w:t>
       </w:r>
@@ -21724,7 +22078,11 @@
         <w:ind w:left="0"/>
       </w:pPr>
       <w:r>
-        <w:t xml:space="preserve">&lt;not&gt; -&gt; </w:t>
+        <w:t>&lt;not&gt; -</w:t>
+      </w:r>
+      <w:proofErr w:type="gramStart"/>
+      <w:r>
+        <w:t xml:space="preserve">&gt; </w:t>
       </w:r>
       <w:r>
         <w:rPr>
@@ -21732,6 +22090,7 @@
         </w:rPr>
         <w:t>!</w:t>
       </w:r>
+      <w:proofErr w:type="gramEnd"/>
       <w:r>
         <w:t xml:space="preserve"> &lt;</w:t>
       </w:r>
@@ -21843,6 +22202,7 @@
         </w:rPr>
         <w:t>statement</w:t>
       </w:r>
+      <w:proofErr w:type="gramStart"/>
       <w:r>
         <w:rPr>
           <w:rFonts w:cstheme="minorHAnsi"/>
@@ -21855,6 +22215,7 @@
         </w:rPr>
         <w:t>;</w:t>
       </w:r>
+      <w:proofErr w:type="gramEnd"/>
       <w:r>
         <w:rPr>
           <w:rFonts w:cstheme="minorHAnsi"/>
@@ -21948,6 +22309,7 @@
       <w:r>
         <w:t xml:space="preserve">&gt; &lt;name&gt; </w:t>
       </w:r>
+      <w:proofErr w:type="gramStart"/>
       <w:r>
         <w:rPr>
           <w:rFonts w:ascii="Arial Black" w:hAnsi="Arial Black"/>
@@ -21958,6 +22320,7 @@
         <w:t xml:space="preserve"> &lt;</w:t>
       </w:r>
       <w:proofErr w:type="spellStart"/>
+      <w:proofErr w:type="gramEnd"/>
       <w:r>
         <w:t>param_list</w:t>
       </w:r>
@@ -23141,7 +23504,21 @@
         <w:rPr>
           <w:lang w:val="es-ES"/>
         </w:rPr>
-        <w:t>Primer Analizador Sintáctico de Aleph (un archivo .l y un archivo .y relacionados</w:t>
+        <w:t xml:space="preserve">Primer Analizador Sintáctico de Aleph (un </w:t>
+      </w:r>
+      <w:proofErr w:type="gramStart"/>
+      <w:r>
+        <w:rPr>
+          <w:lang w:val="es-ES"/>
+        </w:rPr>
+        <w:t>archivo .l</w:t>
+      </w:r>
+      <w:proofErr w:type="gramEnd"/>
+      <w:r>
+        <w:rPr>
+          <w:lang w:val="es-ES"/>
+        </w:rPr>
+        <w:t xml:space="preserve"> y un archivo .y relacionados</w:t>
       </w:r>
       <w:r>
         <w:rPr>
@@ -23791,7 +24168,14 @@
         <w:rPr>
           <w:lang w:val="es-ES"/>
         </w:rPr>
-        <w:t xml:space="preserve"> 25/11 presentación informe defensa lunes 28/11 15hs -  </w:t>
+        <w:t xml:space="preserve"> 25/11 presentación informe defensa lunes 28/11 15hs </w:t>
+      </w:r>
+      <w:proofErr w:type="gramStart"/>
+      <w:r>
+        <w:rPr>
+          <w:lang w:val="es-ES"/>
+        </w:rPr>
+        <w:t xml:space="preserve">-  </w:t>
       </w:r>
       <w:proofErr w:type="spellStart"/>
       <w:r>
@@ -23801,6 +24185,7 @@
         <w:t>recu</w:t>
       </w:r>
       <w:proofErr w:type="spellEnd"/>
+      <w:proofErr w:type="gramEnd"/>
       <w:r>
         <w:rPr>
           <w:lang w:val="es-ES"/>
@@ -23975,7 +24360,7 @@
 </file>
 
 <file path=word/endnotes.xml><?xml version="1.0" encoding="utf-8"?>
-<w:endnotes xmlns:wpc="http://schemas.microsoft.com/office/word/2010/wordprocessingCanvas" xmlns:cx="http://schemas.microsoft.com/office/drawing/2014/chartex" xmlns:cx1="http://schemas.microsoft.com/office/drawing/2015/9/8/chartex" xmlns:cx2="http://schemas.microsoft.com/office/drawing/2015/10/21/chartex" xmlns:cx3="http://schemas.microsoft.com/office/drawing/2016/5/9/chartex" xmlns:cx4="http://schemas.microsoft.com/office/drawing/2016/5/10/chartex" xmlns:cx5="http://schemas.microsoft.com/office/drawing/2016/5/11/chartex" xmlns:cx6="http://schemas.microsoft.com/office/drawing/2016/5/12/chartex" xmlns:cx7="http://schemas.microsoft.com/office/drawing/2016/5/13/chartex" xmlns:cx8="http://schemas.microsoft.com/office/drawing/2016/5/14/chartex" xmlns:mc="http://schemas.openxmlformats.org/markup-compatibility/2006" xmlns:aink="http://schemas.microsoft.com/office/drawing/2016/ink" xmlns:am3d="http://schemas.microsoft.com/office/drawing/2017/model3d" xmlns:o="urn:schemas-microsoft-com:office:office" xmlns:r="http://schemas.openxmlformats.org/officeDocument/2006/relationships" xmlns:m="http://schemas.openxmlformats.org/officeDocument/2006/math" xmlns:v="urn:schemas-microsoft-com:vml" xmlns:wp14="http://schemas.microsoft.com/office/word/2010/wordprocessingDrawing" xmlns:wp="http://schemas.openxmlformats.org/drawingml/2006/wordprocessingDrawing" xmlns:w10="urn:schemas-microsoft-com:office:word" xmlns:w="http://schemas.openxmlformats.org/wordprocessingml/2006/main" xmlns:w14="http://schemas.microsoft.com/office/word/2010/wordml" xmlns:w15="http://schemas.microsoft.com/office/word/2012/wordml" xmlns:w16cex="http://schemas.microsoft.com/office/word/2018/wordml/cex" xmlns:w16cid="http://schemas.microsoft.com/office/word/2016/wordml/cid" xmlns:w16="http://schemas.microsoft.com/office/word/2018/wordml" xmlns:w16sdtdh="http://schemas.microsoft.com/office/word/2020/wordml/sdtdatahash" xmlns:w16se="http://schemas.microsoft.com/office/word/2015/wordml/symex" xmlns:wpg="http://schemas.microsoft.com/office/word/2010/wordprocessingGroup" xmlns:wpi="http://schemas.microsoft.com/office/word/2010/wordprocessingInk" xmlns:wne="http://schemas.microsoft.com/office/word/2006/wordml" xmlns:wps="http://schemas.microsoft.com/office/word/2010/wordprocessingShape" mc:Ignorable="w14 w15 w16se w16cid w16 w16cex w16sdtdh wp14">
+<w:endnotes xmlns:wpc="http://schemas.microsoft.com/office/word/2010/wordprocessingCanvas" xmlns:cx="http://schemas.microsoft.com/office/drawing/2014/chartex" xmlns:cx1="http://schemas.microsoft.com/office/drawing/2015/9/8/chartex" xmlns:cx2="http://schemas.microsoft.com/office/drawing/2015/10/21/chartex" xmlns:cx3="http://schemas.microsoft.com/office/drawing/2016/5/9/chartex" xmlns:cx4="http://schemas.microsoft.com/office/drawing/2016/5/10/chartex" xmlns:cx5="http://schemas.microsoft.com/office/drawing/2016/5/11/chartex" xmlns:cx6="http://schemas.microsoft.com/office/drawing/2016/5/12/chartex" xmlns:cx7="http://schemas.microsoft.com/office/drawing/2016/5/13/chartex" xmlns:cx8="http://schemas.microsoft.com/office/drawing/2016/5/14/chartex" xmlns:mc="http://schemas.openxmlformats.org/markup-compatibility/2006" xmlns:aink="http://schemas.microsoft.com/office/drawing/2016/ink" xmlns:am3d="http://schemas.microsoft.com/office/drawing/2017/model3d" xmlns:o="urn:schemas-microsoft-com:office:office" xmlns:oel="http://schemas.microsoft.com/office/2019/extlst" xmlns:r="http://schemas.openxmlformats.org/officeDocument/2006/relationships" xmlns:m="http://schemas.openxmlformats.org/officeDocument/2006/math" xmlns:v="urn:schemas-microsoft-com:vml" xmlns:wp14="http://schemas.microsoft.com/office/word/2010/wordprocessingDrawing" xmlns:wp="http://schemas.openxmlformats.org/drawingml/2006/wordprocessingDrawing" xmlns:w10="urn:schemas-microsoft-com:office:word" xmlns:w="http://schemas.openxmlformats.org/wordprocessingml/2006/main" xmlns:w14="http://schemas.microsoft.com/office/word/2010/wordml" xmlns:w15="http://schemas.microsoft.com/office/word/2012/wordml" xmlns:w16cex="http://schemas.microsoft.com/office/word/2018/wordml/cex" xmlns:w16cid="http://schemas.microsoft.com/office/word/2016/wordml/cid" xmlns:w16="http://schemas.microsoft.com/office/word/2018/wordml" xmlns:w16sdtdh="http://schemas.microsoft.com/office/word/2020/wordml/sdtdatahash" xmlns:w16se="http://schemas.microsoft.com/office/word/2015/wordml/symex" xmlns:wpg="http://schemas.microsoft.com/office/word/2010/wordprocessingGroup" xmlns:wpi="http://schemas.microsoft.com/office/word/2010/wordprocessingInk" xmlns:wne="http://schemas.microsoft.com/office/word/2006/wordml" xmlns:wps="http://schemas.microsoft.com/office/word/2010/wordprocessingShape" mc:Ignorable="w14 w15 w16se w16cid w16 w16cex w16sdtdh wp14">
   <w:endnote w:type="separator" w:id="-1">
     <w:p>
       <w:pPr>
@@ -24000,7 +24385,7 @@
 </file>
 
 <file path=word/footnotes.xml><?xml version="1.0" encoding="utf-8"?>
-<w:footnotes xmlns:wpc="http://schemas.microsoft.com/office/word/2010/wordprocessingCanvas" xmlns:cx="http://schemas.microsoft.com/office/drawing/2014/chartex" xmlns:cx1="http://schemas.microsoft.com/office/drawing/2015/9/8/chartex" xmlns:cx2="http://schemas.microsoft.com/office/drawing/2015/10/21/chartex" xmlns:cx3="http://schemas.microsoft.com/office/drawing/2016/5/9/chartex" xmlns:cx4="http://schemas.microsoft.com/office/drawing/2016/5/10/chartex" xmlns:cx5="http://schemas.microsoft.com/office/drawing/2016/5/11/chartex" xmlns:cx6="http://schemas.microsoft.com/office/drawing/2016/5/12/chartex" xmlns:cx7="http://schemas.microsoft.com/office/drawing/2016/5/13/chartex" xmlns:cx8="http://schemas.microsoft.com/office/drawing/2016/5/14/chartex" xmlns:mc="http://schemas.openxmlformats.org/markup-compatibility/2006" xmlns:aink="http://schemas.microsoft.com/office/drawing/2016/ink" xmlns:am3d="http://schemas.microsoft.com/office/drawing/2017/model3d" xmlns:o="urn:schemas-microsoft-com:office:office" xmlns:r="http://schemas.openxmlformats.org/officeDocument/2006/relationships" xmlns:m="http://schemas.openxmlformats.org/officeDocument/2006/math" xmlns:v="urn:schemas-microsoft-com:vml" xmlns:wp14="http://schemas.microsoft.com/office/word/2010/wordprocessingDrawing" xmlns:wp="http://schemas.openxmlformats.org/drawingml/2006/wordprocessingDrawing" xmlns:w10="urn:schemas-microsoft-com:office:word" xmlns:w="http://schemas.openxmlformats.org/wordprocessingml/2006/main" xmlns:w14="http://schemas.microsoft.com/office/word/2010/wordml" xmlns:w15="http://schemas.microsoft.com/office/word/2012/wordml" xmlns:w16cex="http://schemas.microsoft.com/office/word/2018/wordml/cex" xmlns:w16cid="http://schemas.microsoft.com/office/word/2016/wordml/cid" xmlns:w16="http://schemas.microsoft.com/office/word/2018/wordml" xmlns:w16sdtdh="http://schemas.microsoft.com/office/word/2020/wordml/sdtdatahash" xmlns:w16se="http://schemas.microsoft.com/office/word/2015/wordml/symex" xmlns:wpg="http://schemas.microsoft.com/office/word/2010/wordprocessingGroup" xmlns:wpi="http://schemas.microsoft.com/office/word/2010/wordprocessingInk" xmlns:wne="http://schemas.microsoft.com/office/word/2006/wordml" xmlns:wps="http://schemas.microsoft.com/office/word/2010/wordprocessingShape" mc:Ignorable="w14 w15 w16se w16cid w16 w16cex w16sdtdh wp14">
+<w:footnotes xmlns:wpc="http://schemas.microsoft.com/office/word/2010/wordprocessingCanvas" xmlns:cx="http://schemas.microsoft.com/office/drawing/2014/chartex" xmlns:cx1="http://schemas.microsoft.com/office/drawing/2015/9/8/chartex" xmlns:cx2="http://schemas.microsoft.com/office/drawing/2015/10/21/chartex" xmlns:cx3="http://schemas.microsoft.com/office/drawing/2016/5/9/chartex" xmlns:cx4="http://schemas.microsoft.com/office/drawing/2016/5/10/chartex" xmlns:cx5="http://schemas.microsoft.com/office/drawing/2016/5/11/chartex" xmlns:cx6="http://schemas.microsoft.com/office/drawing/2016/5/12/chartex" xmlns:cx7="http://schemas.microsoft.com/office/drawing/2016/5/13/chartex" xmlns:cx8="http://schemas.microsoft.com/office/drawing/2016/5/14/chartex" xmlns:mc="http://schemas.openxmlformats.org/markup-compatibility/2006" xmlns:aink="http://schemas.microsoft.com/office/drawing/2016/ink" xmlns:am3d="http://schemas.microsoft.com/office/drawing/2017/model3d" xmlns:o="urn:schemas-microsoft-com:office:office" xmlns:oel="http://schemas.microsoft.com/office/2019/extlst" xmlns:r="http://schemas.openxmlformats.org/officeDocument/2006/relationships" xmlns:m="http://schemas.openxmlformats.org/officeDocument/2006/math" xmlns:v="urn:schemas-microsoft-com:vml" xmlns:wp14="http://schemas.microsoft.com/office/word/2010/wordprocessingDrawing" xmlns:wp="http://schemas.openxmlformats.org/drawingml/2006/wordprocessingDrawing" xmlns:w10="urn:schemas-microsoft-com:office:word" xmlns:w="http://schemas.openxmlformats.org/wordprocessingml/2006/main" xmlns:w14="http://schemas.microsoft.com/office/word/2010/wordml" xmlns:w15="http://schemas.microsoft.com/office/word/2012/wordml" xmlns:w16cex="http://schemas.microsoft.com/office/word/2018/wordml/cex" xmlns:w16cid="http://schemas.microsoft.com/office/word/2016/wordml/cid" xmlns:w16="http://schemas.microsoft.com/office/word/2018/wordml" xmlns:w16sdtdh="http://schemas.microsoft.com/office/word/2020/wordml/sdtdatahash" xmlns:w16se="http://schemas.microsoft.com/office/word/2015/wordml/symex" xmlns:wpg="http://schemas.microsoft.com/office/word/2010/wordprocessingGroup" xmlns:wpi="http://schemas.microsoft.com/office/word/2010/wordprocessingInk" xmlns:wne="http://schemas.microsoft.com/office/word/2006/wordml" xmlns:wps="http://schemas.microsoft.com/office/word/2010/wordprocessingShape" mc:Ignorable="w14 w15 w16se w16cid w16 w16cex w16sdtdh wp14">
   <w:footnote w:type="separator" w:id="-1">
     <w:p>
       <w:pPr>
@@ -24025,7 +24410,7 @@
 </file>
 
 <file path=word/numbering.xml><?xml version="1.0" encoding="utf-8"?>
-<w:numbering xmlns:wpc="http://schemas.microsoft.com/office/word/2010/wordprocessingCanvas" xmlns:cx="http://schemas.microsoft.com/office/drawing/2014/chartex" xmlns:cx1="http://schemas.microsoft.com/office/drawing/2015/9/8/chartex" xmlns:cx2="http://schemas.microsoft.com/office/drawing/2015/10/21/chartex" xmlns:cx3="http://schemas.microsoft.com/office/drawing/2016/5/9/chartex" xmlns:cx4="http://schemas.microsoft.com/office/drawing/2016/5/10/chartex" xmlns:cx5="http://schemas.microsoft.com/office/drawing/2016/5/11/chartex" xmlns:cx6="http://schemas.microsoft.com/office/drawing/2016/5/12/chartex" xmlns:cx7="http://schemas.microsoft.com/office/drawing/2016/5/13/chartex" xmlns:cx8="http://schemas.microsoft.com/office/drawing/2016/5/14/chartex" xmlns:mc="http://schemas.openxmlformats.org/markup-compatibility/2006" xmlns:aink="http://schemas.microsoft.com/office/drawing/2016/ink" xmlns:am3d="http://schemas.microsoft.com/office/drawing/2017/model3d" xmlns:o="urn:schemas-microsoft-com:office:office" xmlns:r="http://schemas.openxmlformats.org/officeDocument/2006/relationships" xmlns:m="http://schemas.openxmlformats.org/officeDocument/2006/math" xmlns:v="urn:schemas-microsoft-com:vml" xmlns:wp14="http://schemas.microsoft.com/office/word/2010/wordprocessingDrawing" xmlns:wp="http://schemas.openxmlformats.org/drawingml/2006/wordprocessingDrawing" xmlns:w10="urn:schemas-microsoft-com:office:word" xmlns:w="http://schemas.openxmlformats.org/wordprocessingml/2006/main" xmlns:w14="http://schemas.microsoft.com/office/word/2010/wordml" xmlns:w15="http://schemas.microsoft.com/office/word/2012/wordml" xmlns:w16cex="http://schemas.microsoft.com/office/word/2018/wordml/cex" xmlns:w16cid="http://schemas.microsoft.com/office/word/2016/wordml/cid" xmlns:w16="http://schemas.microsoft.com/office/word/2018/wordml" xmlns:w16sdtdh="http://schemas.microsoft.com/office/word/2020/wordml/sdtdatahash" xmlns:w16se="http://schemas.microsoft.com/office/word/2015/wordml/symex" xmlns:wpg="http://schemas.microsoft.com/office/word/2010/wordprocessingGroup" xmlns:wpi="http://schemas.microsoft.com/office/word/2010/wordprocessingInk" xmlns:wne="http://schemas.microsoft.com/office/word/2006/wordml" xmlns:wps="http://schemas.microsoft.com/office/word/2010/wordprocessingShape" mc:Ignorable="w14 w15 w16se w16cid w16 w16cex w16sdtdh wp14">
+<w:numbering xmlns:wpc="http://schemas.microsoft.com/office/word/2010/wordprocessingCanvas" xmlns:cx="http://schemas.microsoft.com/office/drawing/2014/chartex" xmlns:cx1="http://schemas.microsoft.com/office/drawing/2015/9/8/chartex" xmlns:cx2="http://schemas.microsoft.com/office/drawing/2015/10/21/chartex" xmlns:cx3="http://schemas.microsoft.com/office/drawing/2016/5/9/chartex" xmlns:cx4="http://schemas.microsoft.com/office/drawing/2016/5/10/chartex" xmlns:cx5="http://schemas.microsoft.com/office/drawing/2016/5/11/chartex" xmlns:cx6="http://schemas.microsoft.com/office/drawing/2016/5/12/chartex" xmlns:cx7="http://schemas.microsoft.com/office/drawing/2016/5/13/chartex" xmlns:cx8="http://schemas.microsoft.com/office/drawing/2016/5/14/chartex" xmlns:mc="http://schemas.openxmlformats.org/markup-compatibility/2006" xmlns:aink="http://schemas.microsoft.com/office/drawing/2016/ink" xmlns:am3d="http://schemas.microsoft.com/office/drawing/2017/model3d" xmlns:o="urn:schemas-microsoft-com:office:office" xmlns:oel="http://schemas.microsoft.com/office/2019/extlst" xmlns:r="http://schemas.openxmlformats.org/officeDocument/2006/relationships" xmlns:m="http://schemas.openxmlformats.org/officeDocument/2006/math" xmlns:v="urn:schemas-microsoft-com:vml" xmlns:wp14="http://schemas.microsoft.com/office/word/2010/wordprocessingDrawing" xmlns:wp="http://schemas.openxmlformats.org/drawingml/2006/wordprocessingDrawing" xmlns:w10="urn:schemas-microsoft-com:office:word" xmlns:w="http://schemas.openxmlformats.org/wordprocessingml/2006/main" xmlns:w14="http://schemas.microsoft.com/office/word/2010/wordml" xmlns:w15="http://schemas.microsoft.com/office/word/2012/wordml" xmlns:w16cex="http://schemas.microsoft.com/office/word/2018/wordml/cex" xmlns:w16cid="http://schemas.microsoft.com/office/word/2016/wordml/cid" xmlns:w16="http://schemas.microsoft.com/office/word/2018/wordml" xmlns:w16sdtdh="http://schemas.microsoft.com/office/word/2020/wordml/sdtdatahash" xmlns:w16se="http://schemas.microsoft.com/office/word/2015/wordml/symex" xmlns:wpg="http://schemas.microsoft.com/office/word/2010/wordprocessingGroup" xmlns:wpi="http://schemas.microsoft.com/office/word/2010/wordprocessingInk" xmlns:wne="http://schemas.microsoft.com/office/word/2006/wordml" xmlns:wps="http://schemas.microsoft.com/office/word/2010/wordprocessingShape" mc:Ignorable="w14 w15 w16se w16cid w16 w16cex w16sdtdh wp14">
   <w:abstractNum w:abstractNumId="0" w15:restartNumberingAfterBreak="0">
     <w:nsid w:val="02791101"/>
     <w:multiLevelType w:val="multilevel"/>
@@ -25309,22 +25694,22 @@
       </w:pPr>
     </w:lvl>
   </w:abstractNum>
-  <w:num w:numId="1">
+  <w:num w:numId="1" w16cid:durableId="1362121933">
     <w:abstractNumId w:val="8"/>
   </w:num>
-  <w:num w:numId="2">
+  <w:num w:numId="2" w16cid:durableId="68040130">
     <w:abstractNumId w:val="4"/>
   </w:num>
-  <w:num w:numId="3">
+  <w:num w:numId="3" w16cid:durableId="184172826">
     <w:abstractNumId w:val="10"/>
   </w:num>
-  <w:num w:numId="4">
+  <w:num w:numId="4" w16cid:durableId="508105428">
     <w:abstractNumId w:val="12"/>
   </w:num>
-  <w:num w:numId="5">
+  <w:num w:numId="5" w16cid:durableId="1933472193">
     <w:abstractNumId w:val="3"/>
   </w:num>
-  <w:num w:numId="6">
+  <w:num w:numId="6" w16cid:durableId="1549301402">
     <w:abstractNumId w:val="8"/>
     <w:lvlOverride w:ilvl="0">
       <w:startOverride w:val="1"/>
@@ -25354,19 +25739,19 @@
       <w:startOverride w:val="1"/>
     </w:lvlOverride>
   </w:num>
-  <w:num w:numId="7">
+  <w:num w:numId="7" w16cid:durableId="2134471507">
     <w:abstractNumId w:val="11"/>
   </w:num>
-  <w:num w:numId="8">
+  <w:num w:numId="8" w16cid:durableId="759527745">
     <w:abstractNumId w:val="5"/>
   </w:num>
-  <w:num w:numId="9">
+  <w:num w:numId="9" w16cid:durableId="2049328081">
     <w:abstractNumId w:val="0"/>
   </w:num>
-  <w:num w:numId="10">
+  <w:num w:numId="10" w16cid:durableId="467823785">
     <w:abstractNumId w:val="1"/>
   </w:num>
-  <w:num w:numId="11">
+  <w:num w:numId="11" w16cid:durableId="618923680">
     <w:abstractNumId w:val="9"/>
     <w:lvlOverride w:ilvl="0">
       <w:startOverride w:val="1"/>
@@ -25396,7 +25781,7 @@
       <w:startOverride w:val="1"/>
     </w:lvlOverride>
   </w:num>
-  <w:num w:numId="12">
+  <w:num w:numId="12" w16cid:durableId="1603100373">
     <w:abstractNumId w:val="10"/>
     <w:lvlOverride w:ilvl="0">
       <w:startOverride w:val="1"/>
@@ -25426,13 +25811,13 @@
       <w:startOverride w:val="1"/>
     </w:lvlOverride>
   </w:num>
-  <w:num w:numId="13">
+  <w:num w:numId="13" w16cid:durableId="1020199496">
     <w:abstractNumId w:val="2"/>
   </w:num>
-  <w:num w:numId="14">
+  <w:num w:numId="14" w16cid:durableId="760415244">
     <w:abstractNumId w:val="6"/>
   </w:num>
-  <w:num w:numId="15">
+  <w:num w:numId="15" w16cid:durableId="1468741364">
     <w:abstractNumId w:val="7"/>
   </w:num>
 </w:numbering>
@@ -25884,7 +26269,6 @@
   <w:style w:type="character" w:default="1" w:styleId="Fuentedeprrafopredeter">
     <w:name w:val="Default Paragraph Font"/>
     <w:uiPriority w:val="1"/>
-    <w:semiHidden/>
     <w:unhideWhenUsed/>
   </w:style>
   <w:style w:type="table" w:default="1" w:styleId="Tablanormal">

--- a/Avance_Colque_Fernandez.docx
+++ b/Avance_Colque_Fernandez.docx
@@ -15284,11 +15284,479 @@
               </w:tabs>
               <w:jc w:val="center"/>
               <w:rPr>
+                <w:sz w:val="28"/>
+                <w:szCs w:val="28"/>
                 <w:lang w:val="es-ES"/>
               </w:rPr>
             </w:pPr>
             <w:r>
               <w:rPr>
+                <w:sz w:val="28"/>
+                <w:szCs w:val="28"/>
+                <w:lang w:val="es-ES"/>
+              </w:rPr>
+              <w:t>{</w:t>
+            </w:r>
+          </w:p>
+        </w:tc>
+        <w:tc>
+          <w:tcPr>
+            <w:tcW w:w="5092" w:type="dxa"/>
+          </w:tcPr>
+          <w:p>
+            <w:pPr>
+              <w:tabs>
+                <w:tab w:val="left" w:pos="0"/>
+              </w:tabs>
+              <w:jc w:val="center"/>
+              <w:rPr>
+                <w:b/>
+                <w:bCs/>
+                <w:sz w:val="32"/>
+                <w:szCs w:val="32"/>
+                <w:lang w:val="es-ES"/>
+              </w:rPr>
+            </w:pPr>
+            <w:r>
+              <w:rPr>
+                <w:b/>
+                <w:bCs/>
+                <w:sz w:val="32"/>
+                <w:szCs w:val="32"/>
+                <w:lang w:val="es-ES"/>
+              </w:rPr>
+              <w:t>{</w:t>
+            </w:r>
+          </w:p>
+        </w:tc>
+      </w:tr>
+      <w:tr>
+        <w:tc>
+          <w:tcPr>
+            <w:tcW w:w="5091" w:type="dxa"/>
+          </w:tcPr>
+          <w:p>
+            <w:pPr>
+              <w:tabs>
+                <w:tab w:val="left" w:pos="0"/>
+              </w:tabs>
+              <w:jc w:val="center"/>
+              <w:rPr>
+                <w:sz w:val="28"/>
+                <w:szCs w:val="28"/>
+                <w:lang w:val="es-ES"/>
+              </w:rPr>
+            </w:pPr>
+            <w:r>
+              <w:rPr>
+                <w:sz w:val="28"/>
+                <w:szCs w:val="28"/>
+                <w:lang w:val="es-ES"/>
+              </w:rPr>
+              <w:t>}</w:t>
+            </w:r>
+          </w:p>
+        </w:tc>
+        <w:tc>
+          <w:tcPr>
+            <w:tcW w:w="5092" w:type="dxa"/>
+          </w:tcPr>
+          <w:p>
+            <w:pPr>
+              <w:tabs>
+                <w:tab w:val="left" w:pos="0"/>
+              </w:tabs>
+              <w:jc w:val="center"/>
+              <w:rPr>
+                <w:b/>
+                <w:bCs/>
+                <w:sz w:val="32"/>
+                <w:szCs w:val="32"/>
+                <w:lang w:val="es-ES"/>
+              </w:rPr>
+            </w:pPr>
+            <w:r>
+              <w:rPr>
+                <w:b/>
+                <w:bCs/>
+                <w:sz w:val="32"/>
+                <w:szCs w:val="32"/>
+                <w:lang w:val="es-ES"/>
+              </w:rPr>
+              <w:t>}</w:t>
+            </w:r>
+          </w:p>
+        </w:tc>
+      </w:tr>
+      <w:tr>
+        <w:tc>
+          <w:tcPr>
+            <w:tcW w:w="5091" w:type="dxa"/>
+          </w:tcPr>
+          <w:p>
+            <w:pPr>
+              <w:tabs>
+                <w:tab w:val="left" w:pos="0"/>
+              </w:tabs>
+              <w:jc w:val="center"/>
+              <w:rPr>
+                <w:sz w:val="28"/>
+                <w:szCs w:val="28"/>
+                <w:lang w:val="es-ES"/>
+              </w:rPr>
+            </w:pPr>
+            <w:r>
+              <w:rPr>
+                <w:sz w:val="28"/>
+                <w:szCs w:val="28"/>
+                <w:lang w:val="es-ES"/>
+              </w:rPr>
+              <w:t>[</w:t>
+            </w:r>
+          </w:p>
+        </w:tc>
+        <w:tc>
+          <w:tcPr>
+            <w:tcW w:w="5092" w:type="dxa"/>
+          </w:tcPr>
+          <w:p>
+            <w:pPr>
+              <w:tabs>
+                <w:tab w:val="left" w:pos="0"/>
+              </w:tabs>
+              <w:jc w:val="center"/>
+              <w:rPr>
+                <w:b/>
+                <w:bCs/>
+                <w:sz w:val="32"/>
+                <w:szCs w:val="32"/>
+                <w:lang w:val="es-ES"/>
+              </w:rPr>
+            </w:pPr>
+            <w:r>
+              <w:rPr>
+                <w:b/>
+                <w:bCs/>
+                <w:sz w:val="32"/>
+                <w:szCs w:val="32"/>
+                <w:lang w:val="es-ES"/>
+              </w:rPr>
+              <w:t>[</w:t>
+            </w:r>
+          </w:p>
+        </w:tc>
+      </w:tr>
+      <w:tr>
+        <w:tc>
+          <w:tcPr>
+            <w:tcW w:w="5091" w:type="dxa"/>
+          </w:tcPr>
+          <w:p>
+            <w:pPr>
+              <w:tabs>
+                <w:tab w:val="left" w:pos="0"/>
+              </w:tabs>
+              <w:jc w:val="center"/>
+              <w:rPr>
+                <w:sz w:val="28"/>
+                <w:szCs w:val="28"/>
+                <w:lang w:val="es-ES"/>
+              </w:rPr>
+            </w:pPr>
+            <w:r>
+              <w:rPr>
+                <w:sz w:val="28"/>
+                <w:szCs w:val="28"/>
+                <w:lang w:val="es-ES"/>
+              </w:rPr>
+              <w:t>]</w:t>
+            </w:r>
+          </w:p>
+        </w:tc>
+        <w:tc>
+          <w:tcPr>
+            <w:tcW w:w="5092" w:type="dxa"/>
+          </w:tcPr>
+          <w:p>
+            <w:pPr>
+              <w:tabs>
+                <w:tab w:val="left" w:pos="0"/>
+              </w:tabs>
+              <w:jc w:val="center"/>
+              <w:rPr>
+                <w:b/>
+                <w:bCs/>
+                <w:sz w:val="32"/>
+                <w:szCs w:val="32"/>
+                <w:lang w:val="es-ES"/>
+              </w:rPr>
+            </w:pPr>
+            <w:r>
+              <w:rPr>
+                <w:b/>
+                <w:bCs/>
+                <w:sz w:val="32"/>
+                <w:szCs w:val="32"/>
+                <w:lang w:val="es-ES"/>
+              </w:rPr>
+              <w:t>]</w:t>
+            </w:r>
+          </w:p>
+        </w:tc>
+      </w:tr>
+      <w:tr>
+        <w:tc>
+          <w:tcPr>
+            <w:tcW w:w="5091" w:type="dxa"/>
+          </w:tcPr>
+          <w:p>
+            <w:pPr>
+              <w:tabs>
+                <w:tab w:val="left" w:pos="0"/>
+              </w:tabs>
+              <w:jc w:val="center"/>
+              <w:rPr>
+                <w:sz w:val="28"/>
+                <w:szCs w:val="28"/>
+                <w:lang w:val="es-ES"/>
+              </w:rPr>
+            </w:pPr>
+            <w:r>
+              <w:rPr>
+                <w:sz w:val="28"/>
+                <w:szCs w:val="28"/>
+                <w:lang w:val="es-ES"/>
+              </w:rPr>
+              <w:t>+</w:t>
+            </w:r>
+          </w:p>
+        </w:tc>
+        <w:tc>
+          <w:tcPr>
+            <w:tcW w:w="5092" w:type="dxa"/>
+          </w:tcPr>
+          <w:p>
+            <w:pPr>
+              <w:tabs>
+                <w:tab w:val="left" w:pos="0"/>
+              </w:tabs>
+              <w:jc w:val="center"/>
+              <w:rPr>
+                <w:b/>
+                <w:bCs/>
+                <w:sz w:val="32"/>
+                <w:szCs w:val="32"/>
+                <w:lang w:val="es-ES"/>
+              </w:rPr>
+            </w:pPr>
+            <w:r>
+              <w:rPr>
+                <w:b/>
+                <w:bCs/>
+                <w:sz w:val="32"/>
+                <w:szCs w:val="32"/>
+                <w:lang w:val="es-ES"/>
+              </w:rPr>
+              <w:t>+</w:t>
+            </w:r>
+          </w:p>
+        </w:tc>
+      </w:tr>
+      <w:tr>
+        <w:tc>
+          <w:tcPr>
+            <w:tcW w:w="5091" w:type="dxa"/>
+          </w:tcPr>
+          <w:p>
+            <w:pPr>
+              <w:tabs>
+                <w:tab w:val="left" w:pos="0"/>
+              </w:tabs>
+              <w:jc w:val="center"/>
+              <w:rPr>
+                <w:sz w:val="28"/>
+                <w:szCs w:val="28"/>
+                <w:lang w:val="es-ES"/>
+              </w:rPr>
+            </w:pPr>
+            <w:r>
+              <w:rPr>
+                <w:sz w:val="28"/>
+                <w:szCs w:val="28"/>
+                <w:lang w:val="es-ES"/>
+              </w:rPr>
+              <w:t>-</w:t>
+            </w:r>
+          </w:p>
+        </w:tc>
+        <w:tc>
+          <w:tcPr>
+            <w:tcW w:w="5092" w:type="dxa"/>
+          </w:tcPr>
+          <w:p>
+            <w:pPr>
+              <w:tabs>
+                <w:tab w:val="left" w:pos="0"/>
+              </w:tabs>
+              <w:jc w:val="center"/>
+              <w:rPr>
+                <w:b/>
+                <w:bCs/>
+                <w:sz w:val="32"/>
+                <w:szCs w:val="32"/>
+                <w:lang w:val="es-ES"/>
+              </w:rPr>
+            </w:pPr>
+            <w:r>
+              <w:rPr>
+                <w:b/>
+                <w:bCs/>
+                <w:sz w:val="32"/>
+                <w:szCs w:val="32"/>
+                <w:lang w:val="es-ES"/>
+              </w:rPr>
+              <w:t>-</w:t>
+            </w:r>
+          </w:p>
+        </w:tc>
+      </w:tr>
+      <w:tr>
+        <w:tc>
+          <w:tcPr>
+            <w:tcW w:w="5091" w:type="dxa"/>
+          </w:tcPr>
+          <w:p>
+            <w:pPr>
+              <w:tabs>
+                <w:tab w:val="left" w:pos="0"/>
+              </w:tabs>
+              <w:jc w:val="center"/>
+              <w:rPr>
+                <w:sz w:val="28"/>
+                <w:szCs w:val="28"/>
+                <w:lang w:val="es-ES"/>
+              </w:rPr>
+            </w:pPr>
+            <w:r>
+              <w:rPr>
+                <w:sz w:val="28"/>
+                <w:szCs w:val="28"/>
+                <w:lang w:val="es-ES"/>
+              </w:rPr>
+              <w:t>/</w:t>
+            </w:r>
+          </w:p>
+        </w:tc>
+        <w:tc>
+          <w:tcPr>
+            <w:tcW w:w="5092" w:type="dxa"/>
+          </w:tcPr>
+          <w:p>
+            <w:pPr>
+              <w:tabs>
+                <w:tab w:val="left" w:pos="0"/>
+              </w:tabs>
+              <w:jc w:val="center"/>
+              <w:rPr>
+                <w:b/>
+                <w:bCs/>
+                <w:sz w:val="32"/>
+                <w:szCs w:val="32"/>
+                <w:lang w:val="es-ES"/>
+              </w:rPr>
+            </w:pPr>
+            <w:r>
+              <w:rPr>
+                <w:b/>
+                <w:bCs/>
+                <w:sz w:val="32"/>
+                <w:szCs w:val="32"/>
+                <w:lang w:val="es-ES"/>
+              </w:rPr>
+              <w:t>/</w:t>
+            </w:r>
+          </w:p>
+        </w:tc>
+      </w:tr>
+      <w:tr>
+        <w:tc>
+          <w:tcPr>
+            <w:tcW w:w="5091" w:type="dxa"/>
+          </w:tcPr>
+          <w:p>
+            <w:pPr>
+              <w:tabs>
+                <w:tab w:val="left" w:pos="0"/>
+              </w:tabs>
+              <w:jc w:val="center"/>
+              <w:rPr>
+                <w:sz w:val="28"/>
+                <w:szCs w:val="28"/>
+                <w:lang w:val="es-ES"/>
+              </w:rPr>
+            </w:pPr>
+            <w:r>
+              <w:rPr>
+                <w:sz w:val="28"/>
+                <w:szCs w:val="28"/>
+                <w:lang w:val="es-ES"/>
+              </w:rPr>
+              <w:t>*</w:t>
+            </w:r>
+          </w:p>
+        </w:tc>
+        <w:tc>
+          <w:tcPr>
+            <w:tcW w:w="5092" w:type="dxa"/>
+          </w:tcPr>
+          <w:p>
+            <w:pPr>
+              <w:tabs>
+                <w:tab w:val="left" w:pos="0"/>
+              </w:tabs>
+              <w:jc w:val="center"/>
+              <w:rPr>
+                <w:b/>
+                <w:bCs/>
+                <w:sz w:val="32"/>
+                <w:szCs w:val="32"/>
+                <w:lang w:val="es-ES"/>
+              </w:rPr>
+            </w:pPr>
+            <w:r>
+              <w:rPr>
+                <w:b/>
+                <w:bCs/>
+                <w:sz w:val="32"/>
+                <w:szCs w:val="32"/>
+                <w:lang w:val="es-ES"/>
+              </w:rPr>
+              <w:t>*</w:t>
+            </w:r>
+          </w:p>
+        </w:tc>
+      </w:tr>
+      <w:tr>
+        <w:tc>
+          <w:tcPr>
+            <w:tcW w:w="5091" w:type="dxa"/>
+          </w:tcPr>
+          <w:p>
+            <w:pPr>
+              <w:tabs>
+                <w:tab w:val="left" w:pos="0"/>
+              </w:tabs>
+              <w:jc w:val="center"/>
+              <w:rPr>
+                <w:sz w:val="28"/>
+                <w:szCs w:val="28"/>
+                <w:lang w:val="es-ES"/>
+              </w:rPr>
+            </w:pPr>
+            <w:r>
+              <w:rPr>
+                <w:sz w:val="28"/>
+                <w:szCs w:val="28"/>
                 <w:lang w:val="es-ES"/>
               </w:rPr>
               <w:t>=</w:t>
@@ -15306,13 +15774,19 @@
               </w:tabs>
               <w:jc w:val="center"/>
               <w:rPr>
-                <w:rFonts w:ascii="Arial Black" w:hAnsi="Arial Black"/>
+                <w:b/>
+                <w:bCs/>
+                <w:sz w:val="32"/>
+                <w:szCs w:val="32"/>
                 <w:lang w:val="es-ES"/>
               </w:rPr>
             </w:pPr>
             <w:r>
               <w:rPr>
-                <w:rFonts w:ascii="Arial Black" w:hAnsi="Arial Black"/>
+                <w:b/>
+                <w:bCs/>
+                <w:sz w:val="32"/>
+                <w:szCs w:val="32"/>
                 <w:lang w:val="es-ES"/>
               </w:rPr>
               <w:t>=</w:t>
@@ -15332,11 +15806,1060 @@
               </w:tabs>
               <w:jc w:val="center"/>
               <w:rPr>
+                <w:sz w:val="28"/>
+                <w:szCs w:val="28"/>
                 <w:lang w:val="es-ES"/>
               </w:rPr>
             </w:pPr>
             <w:r>
               <w:rPr>
+                <w:sz w:val="28"/>
+                <w:szCs w:val="28"/>
+                <w:lang w:val="es-ES"/>
+              </w:rPr>
+              <w:t>,</w:t>
+            </w:r>
+          </w:p>
+        </w:tc>
+        <w:tc>
+          <w:tcPr>
+            <w:tcW w:w="5092" w:type="dxa"/>
+          </w:tcPr>
+          <w:p>
+            <w:pPr>
+              <w:tabs>
+                <w:tab w:val="left" w:pos="0"/>
+              </w:tabs>
+              <w:jc w:val="center"/>
+              <w:rPr>
+                <w:b/>
+                <w:bCs/>
+                <w:sz w:val="32"/>
+                <w:szCs w:val="32"/>
+                <w:lang w:val="es-ES"/>
+              </w:rPr>
+            </w:pPr>
+            <w:r>
+              <w:rPr>
+                <w:b/>
+                <w:bCs/>
+                <w:sz w:val="32"/>
+                <w:szCs w:val="32"/>
+                <w:lang w:val="es-ES"/>
+              </w:rPr>
+              <w:t>,</w:t>
+            </w:r>
+          </w:p>
+        </w:tc>
+      </w:tr>
+      <w:tr>
+        <w:tc>
+          <w:tcPr>
+            <w:tcW w:w="5091" w:type="dxa"/>
+          </w:tcPr>
+          <w:p>
+            <w:pPr>
+              <w:tabs>
+                <w:tab w:val="left" w:pos="0"/>
+              </w:tabs>
+              <w:jc w:val="center"/>
+              <w:rPr>
+                <w:sz w:val="28"/>
+                <w:szCs w:val="28"/>
+                <w:lang w:val="es-ES"/>
+              </w:rPr>
+            </w:pPr>
+            <w:r>
+              <w:rPr>
+                <w:sz w:val="28"/>
+                <w:szCs w:val="28"/>
+                <w:lang w:val="es-ES"/>
+              </w:rPr>
+              <w:t>;</w:t>
+            </w:r>
+          </w:p>
+        </w:tc>
+        <w:tc>
+          <w:tcPr>
+            <w:tcW w:w="5092" w:type="dxa"/>
+          </w:tcPr>
+          <w:p>
+            <w:pPr>
+              <w:tabs>
+                <w:tab w:val="left" w:pos="0"/>
+              </w:tabs>
+              <w:jc w:val="center"/>
+              <w:rPr>
+                <w:b/>
+                <w:bCs/>
+                <w:sz w:val="32"/>
+                <w:szCs w:val="32"/>
+                <w:lang w:val="es-ES"/>
+              </w:rPr>
+            </w:pPr>
+            <w:r>
+              <w:rPr>
+                <w:b/>
+                <w:bCs/>
+                <w:sz w:val="32"/>
+                <w:szCs w:val="32"/>
+                <w:lang w:val="es-ES"/>
+              </w:rPr>
+              <w:t>;</w:t>
+            </w:r>
+          </w:p>
+        </w:tc>
+      </w:tr>
+      <w:tr>
+        <w:tc>
+          <w:tcPr>
+            <w:tcW w:w="5091" w:type="dxa"/>
+          </w:tcPr>
+          <w:p>
+            <w:pPr>
+              <w:tabs>
+                <w:tab w:val="left" w:pos="0"/>
+              </w:tabs>
+              <w:jc w:val="center"/>
+              <w:rPr>
+                <w:sz w:val="28"/>
+                <w:szCs w:val="28"/>
+                <w:lang w:val="es-ES"/>
+              </w:rPr>
+            </w:pPr>
+            <w:r>
+              <w:rPr>
+                <w:sz w:val="28"/>
+                <w:szCs w:val="28"/>
+                <w:lang w:val="es-ES"/>
+              </w:rPr>
+              <w:t>:</w:t>
+            </w:r>
+          </w:p>
+        </w:tc>
+        <w:tc>
+          <w:tcPr>
+            <w:tcW w:w="5092" w:type="dxa"/>
+          </w:tcPr>
+          <w:p>
+            <w:pPr>
+              <w:tabs>
+                <w:tab w:val="left" w:pos="0"/>
+              </w:tabs>
+              <w:jc w:val="center"/>
+              <w:rPr>
+                <w:b/>
+                <w:bCs/>
+                <w:sz w:val="32"/>
+                <w:szCs w:val="32"/>
+                <w:lang w:val="es-ES"/>
+              </w:rPr>
+            </w:pPr>
+            <w:r>
+              <w:rPr>
+                <w:b/>
+                <w:bCs/>
+                <w:sz w:val="32"/>
+                <w:szCs w:val="32"/>
+                <w:lang w:val="es-ES"/>
+              </w:rPr>
+              <w:t>:</w:t>
+            </w:r>
+          </w:p>
+        </w:tc>
+      </w:tr>
+      <w:tr>
+        <w:tc>
+          <w:tcPr>
+            <w:tcW w:w="5091" w:type="dxa"/>
+          </w:tcPr>
+          <w:p>
+            <w:pPr>
+              <w:tabs>
+                <w:tab w:val="left" w:pos="0"/>
+              </w:tabs>
+              <w:jc w:val="center"/>
+              <w:rPr>
+                <w:sz w:val="28"/>
+                <w:szCs w:val="28"/>
+                <w:lang w:val="es-ES"/>
+              </w:rPr>
+            </w:pPr>
+            <w:r>
+              <w:rPr>
+                <w:sz w:val="28"/>
+                <w:szCs w:val="28"/>
+                <w:lang w:val="es-ES"/>
+              </w:rPr>
+              <w:t>(</w:t>
+            </w:r>
+          </w:p>
+        </w:tc>
+        <w:tc>
+          <w:tcPr>
+            <w:tcW w:w="5092" w:type="dxa"/>
+          </w:tcPr>
+          <w:p>
+            <w:pPr>
+              <w:tabs>
+                <w:tab w:val="left" w:pos="0"/>
+              </w:tabs>
+              <w:jc w:val="center"/>
+              <w:rPr>
+                <w:b/>
+                <w:bCs/>
+                <w:sz w:val="32"/>
+                <w:szCs w:val="32"/>
+                <w:lang w:val="es-ES"/>
+              </w:rPr>
+            </w:pPr>
+            <w:r>
+              <w:rPr>
+                <w:b/>
+                <w:bCs/>
+                <w:sz w:val="32"/>
+                <w:szCs w:val="32"/>
+                <w:lang w:val="es-ES"/>
+              </w:rPr>
+              <w:t>(</w:t>
+            </w:r>
+          </w:p>
+        </w:tc>
+      </w:tr>
+      <w:tr>
+        <w:tc>
+          <w:tcPr>
+            <w:tcW w:w="5091" w:type="dxa"/>
+          </w:tcPr>
+          <w:p>
+            <w:pPr>
+              <w:tabs>
+                <w:tab w:val="left" w:pos="0"/>
+              </w:tabs>
+              <w:jc w:val="center"/>
+              <w:rPr>
+                <w:sz w:val="28"/>
+                <w:szCs w:val="28"/>
+                <w:lang w:val="es-ES"/>
+              </w:rPr>
+            </w:pPr>
+            <w:r>
+              <w:rPr>
+                <w:sz w:val="28"/>
+                <w:szCs w:val="28"/>
+                <w:lang w:val="es-ES"/>
+              </w:rPr>
+              <w:t>)</w:t>
+            </w:r>
+          </w:p>
+        </w:tc>
+        <w:tc>
+          <w:tcPr>
+            <w:tcW w:w="5092" w:type="dxa"/>
+          </w:tcPr>
+          <w:p>
+            <w:pPr>
+              <w:tabs>
+                <w:tab w:val="left" w:pos="0"/>
+              </w:tabs>
+              <w:jc w:val="center"/>
+              <w:rPr>
+                <w:b/>
+                <w:bCs/>
+                <w:sz w:val="32"/>
+                <w:szCs w:val="32"/>
+                <w:lang w:val="es-ES"/>
+              </w:rPr>
+            </w:pPr>
+            <w:r>
+              <w:rPr>
+                <w:b/>
+                <w:bCs/>
+                <w:sz w:val="32"/>
+                <w:szCs w:val="32"/>
+                <w:lang w:val="es-ES"/>
+              </w:rPr>
+              <w:t>)</w:t>
+            </w:r>
+          </w:p>
+        </w:tc>
+      </w:tr>
+      <w:tr>
+        <w:tc>
+          <w:tcPr>
+            <w:tcW w:w="5091" w:type="dxa"/>
+          </w:tcPr>
+          <w:p>
+            <w:pPr>
+              <w:tabs>
+                <w:tab w:val="left" w:pos="0"/>
+              </w:tabs>
+              <w:jc w:val="center"/>
+              <w:rPr>
+                <w:sz w:val="28"/>
+                <w:szCs w:val="28"/>
+                <w:lang w:val="es-ES"/>
+              </w:rPr>
+            </w:pPr>
+            <w:r>
+              <w:rPr>
+                <w:sz w:val="28"/>
+                <w:szCs w:val="28"/>
+                <w:lang w:val="es-ES"/>
+              </w:rPr>
+              <w:t>&gt;</w:t>
+            </w:r>
+          </w:p>
+        </w:tc>
+        <w:tc>
+          <w:tcPr>
+            <w:tcW w:w="5092" w:type="dxa"/>
+          </w:tcPr>
+          <w:p>
+            <w:pPr>
+              <w:tabs>
+                <w:tab w:val="left" w:pos="0"/>
+              </w:tabs>
+              <w:jc w:val="center"/>
+              <w:rPr>
+                <w:b/>
+                <w:bCs/>
+                <w:sz w:val="32"/>
+                <w:szCs w:val="32"/>
+                <w:lang w:val="es-ES"/>
+              </w:rPr>
+            </w:pPr>
+            <w:r>
+              <w:rPr>
+                <w:b/>
+                <w:bCs/>
+                <w:sz w:val="32"/>
+                <w:szCs w:val="32"/>
+                <w:lang w:val="es-ES"/>
+              </w:rPr>
+              <w:t>&gt;</w:t>
+            </w:r>
+          </w:p>
+        </w:tc>
+      </w:tr>
+      <w:tr>
+        <w:tc>
+          <w:tcPr>
+            <w:tcW w:w="5091" w:type="dxa"/>
+          </w:tcPr>
+          <w:p>
+            <w:pPr>
+              <w:tabs>
+                <w:tab w:val="left" w:pos="0"/>
+              </w:tabs>
+              <w:jc w:val="center"/>
+              <w:rPr>
+                <w:sz w:val="28"/>
+                <w:szCs w:val="28"/>
+                <w:lang w:val="es-ES"/>
+              </w:rPr>
+            </w:pPr>
+            <w:r>
+              <w:rPr>
+                <w:sz w:val="28"/>
+                <w:szCs w:val="28"/>
+                <w:lang w:val="es-ES"/>
+              </w:rPr>
+              <w:t>&lt;</w:t>
+            </w:r>
+          </w:p>
+        </w:tc>
+        <w:tc>
+          <w:tcPr>
+            <w:tcW w:w="5092" w:type="dxa"/>
+          </w:tcPr>
+          <w:p>
+            <w:pPr>
+              <w:tabs>
+                <w:tab w:val="left" w:pos="0"/>
+              </w:tabs>
+              <w:jc w:val="center"/>
+              <w:rPr>
+                <w:b/>
+                <w:bCs/>
+                <w:sz w:val="32"/>
+                <w:szCs w:val="32"/>
+                <w:lang w:val="es-ES"/>
+              </w:rPr>
+            </w:pPr>
+            <w:r>
+              <w:rPr>
+                <w:b/>
+                <w:bCs/>
+                <w:sz w:val="32"/>
+                <w:szCs w:val="32"/>
+                <w:lang w:val="es-ES"/>
+              </w:rPr>
+              <w:t>&lt;</w:t>
+            </w:r>
+          </w:p>
+        </w:tc>
+      </w:tr>
+      <w:tr>
+        <w:tc>
+          <w:tcPr>
+            <w:tcW w:w="5091" w:type="dxa"/>
+          </w:tcPr>
+          <w:p>
+            <w:pPr>
+              <w:tabs>
+                <w:tab w:val="left" w:pos="0"/>
+              </w:tabs>
+              <w:jc w:val="center"/>
+              <w:rPr>
+                <w:sz w:val="28"/>
+                <w:szCs w:val="28"/>
+                <w:lang w:val="es-ES"/>
+              </w:rPr>
+            </w:pPr>
+            <w:r>
+              <w:rPr>
+                <w:sz w:val="28"/>
+                <w:szCs w:val="28"/>
+                <w:lang w:val="es-ES"/>
+              </w:rPr>
+              <w:t>!=</w:t>
+            </w:r>
+          </w:p>
+        </w:tc>
+        <w:tc>
+          <w:tcPr>
+            <w:tcW w:w="5092" w:type="dxa"/>
+          </w:tcPr>
+          <w:p>
+            <w:pPr>
+              <w:tabs>
+                <w:tab w:val="left" w:pos="0"/>
+              </w:tabs>
+              <w:jc w:val="center"/>
+              <w:rPr>
+                <w:b/>
+                <w:bCs/>
+                <w:sz w:val="32"/>
+                <w:szCs w:val="32"/>
+                <w:lang w:val="es-ES"/>
+              </w:rPr>
+            </w:pPr>
+            <w:r>
+              <w:rPr>
+                <w:b/>
+                <w:bCs/>
+                <w:sz w:val="32"/>
+                <w:szCs w:val="32"/>
+                <w:lang w:val="es-ES"/>
+              </w:rPr>
+              <w:t>!=</w:t>
+            </w:r>
+          </w:p>
+        </w:tc>
+      </w:tr>
+      <w:tr>
+        <w:tc>
+          <w:tcPr>
+            <w:tcW w:w="5091" w:type="dxa"/>
+          </w:tcPr>
+          <w:p>
+            <w:pPr>
+              <w:tabs>
+                <w:tab w:val="left" w:pos="0"/>
+              </w:tabs>
+              <w:jc w:val="center"/>
+              <w:rPr>
+                <w:sz w:val="28"/>
+                <w:szCs w:val="28"/>
+                <w:lang w:val="es-ES"/>
+              </w:rPr>
+            </w:pPr>
+            <w:r>
+              <w:rPr>
+                <w:sz w:val="28"/>
+                <w:szCs w:val="28"/>
+                <w:lang w:val="es-ES"/>
+              </w:rPr>
+              <w:t>==</w:t>
+            </w:r>
+          </w:p>
+        </w:tc>
+        <w:tc>
+          <w:tcPr>
+            <w:tcW w:w="5092" w:type="dxa"/>
+          </w:tcPr>
+          <w:p>
+            <w:pPr>
+              <w:tabs>
+                <w:tab w:val="left" w:pos="0"/>
+              </w:tabs>
+              <w:jc w:val="center"/>
+              <w:rPr>
+                <w:b/>
+                <w:bCs/>
+                <w:sz w:val="32"/>
+                <w:szCs w:val="32"/>
+                <w:lang w:val="es-ES"/>
+              </w:rPr>
+            </w:pPr>
+            <w:r>
+              <w:rPr>
+                <w:b/>
+                <w:bCs/>
+                <w:sz w:val="32"/>
+                <w:szCs w:val="32"/>
+                <w:lang w:val="es-ES"/>
+              </w:rPr>
+              <w:t>==</w:t>
+            </w:r>
+          </w:p>
+        </w:tc>
+      </w:tr>
+      <w:tr>
+        <w:tc>
+          <w:tcPr>
+            <w:tcW w:w="5091" w:type="dxa"/>
+          </w:tcPr>
+          <w:p>
+            <w:pPr>
+              <w:tabs>
+                <w:tab w:val="left" w:pos="0"/>
+              </w:tabs>
+              <w:jc w:val="center"/>
+              <w:rPr>
+                <w:sz w:val="28"/>
+                <w:szCs w:val="28"/>
+                <w:lang w:val="es-ES"/>
+              </w:rPr>
+            </w:pPr>
+            <w:r>
+              <w:rPr>
+                <w:sz w:val="28"/>
+                <w:szCs w:val="28"/>
+                <w:lang w:val="es-ES"/>
+              </w:rPr>
+              <w:t>&gt;=</w:t>
+            </w:r>
+          </w:p>
+        </w:tc>
+        <w:tc>
+          <w:tcPr>
+            <w:tcW w:w="5092" w:type="dxa"/>
+          </w:tcPr>
+          <w:p>
+            <w:pPr>
+              <w:tabs>
+                <w:tab w:val="left" w:pos="0"/>
+              </w:tabs>
+              <w:jc w:val="center"/>
+              <w:rPr>
+                <w:b/>
+                <w:bCs/>
+                <w:sz w:val="32"/>
+                <w:szCs w:val="32"/>
+                <w:lang w:val="es-ES"/>
+              </w:rPr>
+            </w:pPr>
+            <w:r>
+              <w:rPr>
+                <w:b/>
+                <w:bCs/>
+                <w:sz w:val="32"/>
+                <w:szCs w:val="32"/>
+                <w:lang w:val="es-ES"/>
+              </w:rPr>
+              <w:t>&gt;=</w:t>
+            </w:r>
+          </w:p>
+        </w:tc>
+      </w:tr>
+      <w:tr>
+        <w:tc>
+          <w:tcPr>
+            <w:tcW w:w="5091" w:type="dxa"/>
+          </w:tcPr>
+          <w:p>
+            <w:pPr>
+              <w:tabs>
+                <w:tab w:val="left" w:pos="0"/>
+              </w:tabs>
+              <w:jc w:val="center"/>
+              <w:rPr>
+                <w:sz w:val="28"/>
+                <w:szCs w:val="28"/>
+                <w:lang w:val="es-ES"/>
+              </w:rPr>
+            </w:pPr>
+            <w:r>
+              <w:rPr>
+                <w:sz w:val="28"/>
+                <w:szCs w:val="28"/>
+                <w:lang w:val="es-ES"/>
+              </w:rPr>
+              <w:t>&lt;=</w:t>
+            </w:r>
+          </w:p>
+        </w:tc>
+        <w:tc>
+          <w:tcPr>
+            <w:tcW w:w="5092" w:type="dxa"/>
+          </w:tcPr>
+          <w:p>
+            <w:pPr>
+              <w:tabs>
+                <w:tab w:val="left" w:pos="0"/>
+              </w:tabs>
+              <w:jc w:val="center"/>
+              <w:rPr>
+                <w:b/>
+                <w:bCs/>
+                <w:sz w:val="32"/>
+                <w:szCs w:val="32"/>
+                <w:lang w:val="es-ES"/>
+              </w:rPr>
+            </w:pPr>
+            <w:r>
+              <w:rPr>
+                <w:b/>
+                <w:bCs/>
+                <w:sz w:val="32"/>
+                <w:szCs w:val="32"/>
+                <w:lang w:val="es-ES"/>
+              </w:rPr>
+              <w:t>&lt;=</w:t>
+            </w:r>
+          </w:p>
+        </w:tc>
+      </w:tr>
+      <w:tr>
+        <w:tc>
+          <w:tcPr>
+            <w:tcW w:w="5091" w:type="dxa"/>
+          </w:tcPr>
+          <w:p>
+            <w:pPr>
+              <w:tabs>
+                <w:tab w:val="left" w:pos="0"/>
+              </w:tabs>
+              <w:jc w:val="center"/>
+              <w:rPr>
+                <w:sz w:val="28"/>
+                <w:szCs w:val="28"/>
+                <w:lang w:val="es-ES"/>
+              </w:rPr>
+            </w:pPr>
+            <w:r>
+              <w:rPr>
+                <w:sz w:val="28"/>
+                <w:szCs w:val="28"/>
+                <w:lang w:val="es-ES"/>
+              </w:rPr>
+              <w:t>|</w:t>
+            </w:r>
+          </w:p>
+        </w:tc>
+        <w:tc>
+          <w:tcPr>
+            <w:tcW w:w="5092" w:type="dxa"/>
+          </w:tcPr>
+          <w:p>
+            <w:pPr>
+              <w:tabs>
+                <w:tab w:val="left" w:pos="0"/>
+              </w:tabs>
+              <w:jc w:val="center"/>
+              <w:rPr>
+                <w:b/>
+                <w:bCs/>
+                <w:sz w:val="32"/>
+                <w:szCs w:val="32"/>
+                <w:lang w:val="es-ES"/>
+              </w:rPr>
+            </w:pPr>
+            <w:r>
+              <w:rPr>
+                <w:b/>
+                <w:bCs/>
+                <w:sz w:val="32"/>
+                <w:szCs w:val="32"/>
+                <w:lang w:val="es-ES"/>
+              </w:rPr>
+              <w:t>|</w:t>
+            </w:r>
+          </w:p>
+        </w:tc>
+      </w:tr>
+      <w:tr>
+        <w:tc>
+          <w:tcPr>
+            <w:tcW w:w="5091" w:type="dxa"/>
+          </w:tcPr>
+          <w:p>
+            <w:pPr>
+              <w:tabs>
+                <w:tab w:val="left" w:pos="0"/>
+              </w:tabs>
+              <w:jc w:val="center"/>
+              <w:rPr>
+                <w:sz w:val="28"/>
+                <w:szCs w:val="28"/>
+                <w:lang w:val="es-ES"/>
+              </w:rPr>
+            </w:pPr>
+            <w:r>
+              <w:rPr>
+                <w:sz w:val="28"/>
+                <w:szCs w:val="28"/>
+                <w:lang w:val="es-ES"/>
+              </w:rPr>
+              <w:t>&amp;</w:t>
+            </w:r>
+          </w:p>
+        </w:tc>
+        <w:tc>
+          <w:tcPr>
+            <w:tcW w:w="5092" w:type="dxa"/>
+          </w:tcPr>
+          <w:p>
+            <w:pPr>
+              <w:tabs>
+                <w:tab w:val="left" w:pos="0"/>
+              </w:tabs>
+              <w:jc w:val="center"/>
+              <w:rPr>
+                <w:b/>
+                <w:bCs/>
+                <w:sz w:val="32"/>
+                <w:szCs w:val="32"/>
+                <w:lang w:val="es-ES"/>
+              </w:rPr>
+            </w:pPr>
+            <w:r>
+              <w:rPr>
+                <w:b/>
+                <w:bCs/>
+                <w:sz w:val="32"/>
+                <w:szCs w:val="32"/>
+                <w:lang w:val="es-ES"/>
+              </w:rPr>
+              <w:t>&amp;</w:t>
+            </w:r>
+          </w:p>
+        </w:tc>
+      </w:tr>
+      <w:tr>
+        <w:tc>
+          <w:tcPr>
+            <w:tcW w:w="5091" w:type="dxa"/>
+          </w:tcPr>
+          <w:p>
+            <w:pPr>
+              <w:tabs>
+                <w:tab w:val="left" w:pos="0"/>
+              </w:tabs>
+              <w:jc w:val="center"/>
+              <w:rPr>
+                <w:sz w:val="28"/>
+                <w:szCs w:val="28"/>
+                <w:lang w:val="es-ES"/>
+              </w:rPr>
+            </w:pPr>
+            <w:r>
+              <w:rPr>
+                <w:sz w:val="28"/>
+                <w:szCs w:val="28"/>
+                <w:lang w:val="es-ES"/>
+              </w:rPr>
+              <w:t>&amp;!</w:t>
+            </w:r>
+          </w:p>
+        </w:tc>
+        <w:tc>
+          <w:tcPr>
+            <w:tcW w:w="5092" w:type="dxa"/>
+          </w:tcPr>
+          <w:p>
+            <w:pPr>
+              <w:tabs>
+                <w:tab w:val="left" w:pos="0"/>
+              </w:tabs>
+              <w:jc w:val="center"/>
+              <w:rPr>
+                <w:b/>
+                <w:bCs/>
+                <w:sz w:val="32"/>
+                <w:szCs w:val="32"/>
+                <w:lang w:val="es-ES"/>
+              </w:rPr>
+            </w:pPr>
+            <w:r>
+              <w:rPr>
+                <w:b/>
+                <w:bCs/>
+                <w:sz w:val="32"/>
+                <w:szCs w:val="32"/>
+                <w:lang w:val="es-ES"/>
+              </w:rPr>
+              <w:t>&amp;!</w:t>
+            </w:r>
+          </w:p>
+        </w:tc>
+      </w:tr>
+      <w:tr>
+        <w:tc>
+          <w:tcPr>
+            <w:tcW w:w="5091" w:type="dxa"/>
+          </w:tcPr>
+          <w:p>
+            <w:pPr>
+              <w:tabs>
+                <w:tab w:val="left" w:pos="0"/>
+              </w:tabs>
+              <w:jc w:val="center"/>
+              <w:rPr>
+                <w:sz w:val="28"/>
+                <w:szCs w:val="28"/>
+                <w:lang w:val="es-ES"/>
+              </w:rPr>
+            </w:pPr>
+            <w:r>
+              <w:rPr>
+                <w:sz w:val="28"/>
+                <w:szCs w:val="28"/>
+                <w:lang w:val="es-ES"/>
+              </w:rPr>
+              <w:t>&amp;&amp;</w:t>
+            </w:r>
+          </w:p>
+        </w:tc>
+        <w:tc>
+          <w:tcPr>
+            <w:tcW w:w="5092" w:type="dxa"/>
+          </w:tcPr>
+          <w:p>
+            <w:pPr>
+              <w:tabs>
+                <w:tab w:val="left" w:pos="0"/>
+              </w:tabs>
+              <w:jc w:val="center"/>
+              <w:rPr>
+                <w:b/>
+                <w:bCs/>
+                <w:sz w:val="32"/>
+                <w:szCs w:val="32"/>
+                <w:lang w:val="es-ES"/>
+              </w:rPr>
+            </w:pPr>
+            <w:r>
+              <w:rPr>
+                <w:b/>
+                <w:bCs/>
+                <w:sz w:val="32"/>
+                <w:szCs w:val="32"/>
+                <w:lang w:val="es-ES"/>
+              </w:rPr>
+              <w:t>&amp;&amp;</w:t>
+            </w:r>
+          </w:p>
+        </w:tc>
+      </w:tr>
+      <w:tr>
+        <w:tc>
+          <w:tcPr>
+            <w:tcW w:w="5091" w:type="dxa"/>
+          </w:tcPr>
+          <w:p>
+            <w:pPr>
+              <w:tabs>
+                <w:tab w:val="left" w:pos="0"/>
+              </w:tabs>
+              <w:jc w:val="center"/>
+              <w:rPr>
+                <w:sz w:val="28"/>
+                <w:szCs w:val="28"/>
+                <w:lang w:val="es-ES"/>
+              </w:rPr>
+            </w:pPr>
+            <w:r>
+              <w:rPr>
+                <w:sz w:val="28"/>
+                <w:szCs w:val="28"/>
+                <w:lang w:val="es-ES"/>
+              </w:rPr>
+              <w:t>||</w:t>
+            </w:r>
+          </w:p>
+        </w:tc>
+        <w:tc>
+          <w:tcPr>
+            <w:tcW w:w="5092" w:type="dxa"/>
+          </w:tcPr>
+          <w:p>
+            <w:pPr>
+              <w:tabs>
+                <w:tab w:val="left" w:pos="0"/>
+              </w:tabs>
+              <w:jc w:val="center"/>
+              <w:rPr>
+                <w:b/>
+                <w:bCs/>
+                <w:sz w:val="32"/>
+                <w:szCs w:val="32"/>
+                <w:lang w:val="es-ES"/>
+              </w:rPr>
+            </w:pPr>
+            <w:r>
+              <w:rPr>
+                <w:b/>
+                <w:bCs/>
+                <w:sz w:val="32"/>
+                <w:szCs w:val="32"/>
+                <w:lang w:val="es-ES"/>
+              </w:rPr>
+              <w:t>||</w:t>
+            </w:r>
+          </w:p>
+        </w:tc>
+      </w:tr>
+      <w:tr>
+        <w:tc>
+          <w:tcPr>
+            <w:tcW w:w="5091" w:type="dxa"/>
+          </w:tcPr>
+          <w:p>
+            <w:pPr>
+              <w:tabs>
+                <w:tab w:val="left" w:pos="0"/>
+              </w:tabs>
+              <w:jc w:val="center"/>
+              <w:rPr>
+                <w:sz w:val="28"/>
+                <w:szCs w:val="28"/>
+                <w:lang w:val="es-ES"/>
+              </w:rPr>
+            </w:pPr>
+            <w:r>
+              <w:rPr>
+                <w:sz w:val="28"/>
+                <w:szCs w:val="28"/>
+                <w:lang w:val="es-ES"/>
+              </w:rPr>
+              <w:t>!</w:t>
+            </w:r>
+          </w:p>
+        </w:tc>
+        <w:tc>
+          <w:tcPr>
+            <w:tcW w:w="5092" w:type="dxa"/>
+          </w:tcPr>
+          <w:p>
+            <w:pPr>
+              <w:tabs>
+                <w:tab w:val="left" w:pos="0"/>
+              </w:tabs>
+              <w:jc w:val="center"/>
+              <w:rPr>
+                <w:b/>
+                <w:bCs/>
+                <w:sz w:val="32"/>
+                <w:szCs w:val="32"/>
+                <w:lang w:val="es-ES"/>
+              </w:rPr>
+            </w:pPr>
+            <w:r>
+              <w:rPr>
+                <w:b/>
+                <w:bCs/>
+                <w:sz w:val="32"/>
+                <w:szCs w:val="32"/>
+                <w:lang w:val="es-ES"/>
+              </w:rPr>
+              <w:t>!</w:t>
+            </w:r>
+          </w:p>
+        </w:tc>
+      </w:tr>
+      <w:tr>
+        <w:tc>
+          <w:tcPr>
+            <w:tcW w:w="5091" w:type="dxa"/>
+          </w:tcPr>
+          <w:p>
+            <w:pPr>
+              <w:tabs>
+                <w:tab w:val="left" w:pos="0"/>
+              </w:tabs>
+              <w:jc w:val="center"/>
+              <w:rPr>
+                <w:sz w:val="28"/>
+                <w:szCs w:val="28"/>
+                <w:lang w:val="es-ES"/>
+              </w:rPr>
+            </w:pPr>
+            <w:r>
+              <w:rPr>
+                <w:sz w:val="28"/>
+                <w:szCs w:val="28"/>
+                <w:lang w:val="es-ES"/>
+              </w:rPr>
+              <w:lastRenderedPageBreak/>
+              <w:t>ELEM</w:t>
+            </w:r>
+          </w:p>
+        </w:tc>
+        <w:tc>
+          <w:tcPr>
+            <w:tcW w:w="5092" w:type="dxa"/>
+          </w:tcPr>
+          <w:p>
+            <w:pPr>
+              <w:tabs>
+                <w:tab w:val="left" w:pos="0"/>
+              </w:tabs>
+              <w:jc w:val="center"/>
+              <w:rPr>
+                <w:b/>
+                <w:bCs/>
+                <w:sz w:val="32"/>
+                <w:szCs w:val="32"/>
+                <w:lang w:val="es-ES"/>
+              </w:rPr>
+            </w:pPr>
+            <w:r>
+              <w:rPr>
+                <w:b/>
+                <w:bCs/>
+                <w:sz w:val="32"/>
+                <w:szCs w:val="32"/>
+                <w:lang w:val="es-ES"/>
+              </w:rPr>
+              <w:t>'[a-zA-Z0-9]+</w:t>
+            </w:r>
+          </w:p>
+        </w:tc>
+      </w:tr>
+      <w:tr>
+        <w:tc>
+          <w:tcPr>
+            <w:tcW w:w="5091" w:type="dxa"/>
+          </w:tcPr>
+          <w:p>
+            <w:pPr>
+              <w:tabs>
+                <w:tab w:val="left" w:pos="0"/>
+              </w:tabs>
+              <w:jc w:val="center"/>
+              <w:rPr>
+                <w:sz w:val="28"/>
+                <w:szCs w:val="28"/>
+                <w:lang w:val="es-ES"/>
+              </w:rPr>
+            </w:pPr>
+            <w:r>
+              <w:rPr>
+                <w:sz w:val="28"/>
+                <w:szCs w:val="28"/>
                 <w:lang w:val="es-ES"/>
               </w:rPr>
               <w:t>IF</w:t>
@@ -15354,13 +16877,19 @@
               </w:tabs>
               <w:jc w:val="center"/>
               <w:rPr>
-                <w:rFonts w:ascii="Arial Black" w:hAnsi="Arial Black"/>
+                <w:b/>
+                <w:bCs/>
+                <w:sz w:val="32"/>
+                <w:szCs w:val="32"/>
                 <w:lang w:val="es-ES"/>
               </w:rPr>
             </w:pPr>
             <w:r>
               <w:rPr>
-                <w:rFonts w:ascii="Arial Black" w:hAnsi="Arial Black"/>
+                <w:b/>
+                <w:bCs/>
+                <w:sz w:val="32"/>
+                <w:szCs w:val="32"/>
                 <w:lang w:val="es-ES"/>
               </w:rPr>
               <w:t>if</w:t>
@@ -15380,11 +16909,73 @@
               </w:tabs>
               <w:jc w:val="center"/>
               <w:rPr>
+                <w:sz w:val="28"/>
+                <w:szCs w:val="28"/>
                 <w:lang w:val="es-ES"/>
               </w:rPr>
             </w:pPr>
             <w:r>
               <w:rPr>
+                <w:sz w:val="28"/>
+                <w:szCs w:val="28"/>
+                <w:lang w:val="es-ES"/>
+              </w:rPr>
+              <w:t>ELSE</w:t>
+            </w:r>
+          </w:p>
+        </w:tc>
+        <w:tc>
+          <w:tcPr>
+            <w:tcW w:w="5092" w:type="dxa"/>
+          </w:tcPr>
+          <w:p>
+            <w:pPr>
+              <w:tabs>
+                <w:tab w:val="left" w:pos="0"/>
+              </w:tabs>
+              <w:jc w:val="center"/>
+              <w:rPr>
+                <w:b/>
+                <w:bCs/>
+                <w:sz w:val="32"/>
+                <w:szCs w:val="32"/>
+                <w:lang w:val="es-ES"/>
+              </w:rPr>
+            </w:pPr>
+            <w:r>
+              <w:rPr>
+                <w:b/>
+                <w:bCs/>
+                <w:sz w:val="32"/>
+                <w:szCs w:val="32"/>
+                <w:lang w:val="es-ES"/>
+              </w:rPr>
+              <w:t>else</w:t>
+            </w:r>
+          </w:p>
+        </w:tc>
+      </w:tr>
+      <w:tr>
+        <w:tc>
+          <w:tcPr>
+            <w:tcW w:w="5091" w:type="dxa"/>
+          </w:tcPr>
+          <w:p>
+            <w:pPr>
+              <w:tabs>
+                <w:tab w:val="left" w:pos="0"/>
+              </w:tabs>
+              <w:jc w:val="center"/>
+              <w:rPr>
+                <w:sz w:val="28"/>
+                <w:szCs w:val="28"/>
+                <w:lang w:val="es-ES"/>
+              </w:rPr>
+            </w:pPr>
+            <w:r>
+              <w:rPr>
+                <w:sz w:val="28"/>
+                <w:szCs w:val="28"/>
                 <w:lang w:val="es-ES"/>
               </w:rPr>
               <w:t>WHILE</w:t>
@@ -15402,13 +16993,19 @@
               </w:tabs>
               <w:jc w:val="center"/>
               <w:rPr>
-                <w:rFonts w:ascii="Arial Black" w:hAnsi="Arial Black"/>
+                <w:b/>
+                <w:bCs/>
+                <w:sz w:val="32"/>
+                <w:szCs w:val="32"/>
                 <w:lang w:val="es-ES"/>
               </w:rPr>
             </w:pPr>
             <w:r>
               <w:rPr>
-                <w:rFonts w:ascii="Arial Black" w:hAnsi="Arial Black"/>
+                <w:b/>
+                <w:bCs/>
+                <w:sz w:val="32"/>
+                <w:szCs w:val="32"/>
                 <w:lang w:val="es-ES"/>
               </w:rPr>
               <w:t>while</w:t>
@@ -15428,11 +17025,75 @@
               </w:tabs>
               <w:jc w:val="center"/>
               <w:rPr>
+                <w:sz w:val="28"/>
+                <w:szCs w:val="28"/>
                 <w:lang w:val="es-ES"/>
               </w:rPr>
             </w:pPr>
             <w:r>
               <w:rPr>
+                <w:sz w:val="28"/>
+                <w:szCs w:val="28"/>
+                <w:lang w:val="es-ES"/>
+              </w:rPr>
+              <w:t>LET</w:t>
+            </w:r>
+          </w:p>
+        </w:tc>
+        <w:tc>
+          <w:tcPr>
+            <w:tcW w:w="5092" w:type="dxa"/>
+          </w:tcPr>
+          <w:p>
+            <w:pPr>
+              <w:tabs>
+                <w:tab w:val="left" w:pos="0"/>
+              </w:tabs>
+              <w:jc w:val="center"/>
+              <w:rPr>
+                <w:b/>
+                <w:bCs/>
+                <w:sz w:val="32"/>
+                <w:szCs w:val="32"/>
+                <w:lang w:val="es-ES"/>
+              </w:rPr>
+            </w:pPr>
+            <w:proofErr w:type="spellStart"/>
+            <w:r>
+              <w:rPr>
+                <w:b/>
+                <w:bCs/>
+                <w:sz w:val="32"/>
+                <w:szCs w:val="32"/>
+                <w:lang w:val="es-ES"/>
+              </w:rPr>
+              <w:t>let</w:t>
+            </w:r>
+            <w:proofErr w:type="spellEnd"/>
+          </w:p>
+        </w:tc>
+      </w:tr>
+      <w:tr>
+        <w:tc>
+          <w:tcPr>
+            <w:tcW w:w="5091" w:type="dxa"/>
+          </w:tcPr>
+          <w:p>
+            <w:pPr>
+              <w:tabs>
+                <w:tab w:val="left" w:pos="0"/>
+              </w:tabs>
+              <w:jc w:val="center"/>
+              <w:rPr>
+                <w:sz w:val="28"/>
+                <w:szCs w:val="28"/>
+                <w:lang w:val="es-ES"/>
+              </w:rPr>
+            </w:pPr>
+            <w:r>
+              <w:rPr>
+                <w:sz w:val="28"/>
+                <w:szCs w:val="28"/>
                 <w:lang w:val="es-ES"/>
               </w:rPr>
               <w:t>FOREACH</w:t>
@@ -15450,13 +17111,19 @@
               </w:tabs>
               <w:jc w:val="center"/>
               <w:rPr>
-                <w:rFonts w:ascii="Arial Black" w:hAnsi="Arial Black"/>
+                <w:b/>
+                <w:bCs/>
+                <w:sz w:val="32"/>
+                <w:szCs w:val="32"/>
                 <w:lang w:val="es-ES"/>
               </w:rPr>
             </w:pPr>
             <w:r>
               <w:rPr>
-                <w:rFonts w:ascii="Arial Black" w:hAnsi="Arial Black"/>
+                <w:b/>
+                <w:bCs/>
+                <w:sz w:val="32"/>
+                <w:szCs w:val="32"/>
                 <w:lang w:val="es-ES"/>
               </w:rPr>
               <w:t>foreach</w:t>
@@ -15476,14 +17143,18 @@
               </w:tabs>
               <w:jc w:val="center"/>
               <w:rPr>
+                <w:sz w:val="28"/>
+                <w:szCs w:val="28"/>
                 <w:lang w:val="es-ES"/>
               </w:rPr>
             </w:pPr>
             <w:r>
               <w:rPr>
+                <w:sz w:val="28"/>
+                <w:szCs w:val="28"/>
                 <w:lang w:val="es-ES"/>
               </w:rPr>
-              <w:t>ELEM</w:t>
+              <w:t xml:space="preserve"> POP</w:t>
             </w:r>
           </w:p>
         </w:tc>
@@ -15498,16 +17169,32 @@
               </w:tabs>
               <w:jc w:val="center"/>
               <w:rPr>
-                <w:rFonts w:ascii="Arial Black" w:hAnsi="Arial Black"/>
+                <w:b/>
+                <w:bCs/>
+                <w:sz w:val="32"/>
+                <w:szCs w:val="32"/>
                 <w:lang w:val="es-ES"/>
               </w:rPr>
             </w:pPr>
             <w:r>
               <w:rPr>
-                <w:rFonts w:ascii="Arial Black" w:hAnsi="Arial Black"/>
+                <w:b/>
+                <w:bCs/>
+                <w:sz w:val="32"/>
+                <w:szCs w:val="32"/>
                 <w:lang w:val="es-ES"/>
               </w:rPr>
-              <w:t>elem</w:t>
+              <w:t>p</w:t>
+            </w:r>
+            <w:r>
+              <w:rPr>
+                <w:b/>
+                <w:bCs/>
+                <w:sz w:val="32"/>
+                <w:szCs w:val="32"/>
+                <w:lang w:val="es-ES"/>
+              </w:rPr>
+              <w:t>op</w:t>
             </w:r>
           </w:p>
         </w:tc>
@@ -15524,310 +17211,15 @@
               </w:tabs>
               <w:jc w:val="center"/>
               <w:rPr>
+                <w:sz w:val="28"/>
+                <w:szCs w:val="28"/>
                 <w:lang w:val="es-ES"/>
               </w:rPr>
             </w:pPr>
             <w:r>
               <w:rPr>
-                <w:lang w:val="es-ES"/>
-              </w:rPr>
-              <w:t>SET</w:t>
-            </w:r>
-          </w:p>
-        </w:tc>
-        <w:tc>
-          <w:tcPr>
-            <w:tcW w:w="5092" w:type="dxa"/>
-          </w:tcPr>
-          <w:p>
-            <w:pPr>
-              <w:tabs>
-                <w:tab w:val="left" w:pos="0"/>
-              </w:tabs>
-              <w:jc w:val="center"/>
-              <w:rPr>
-                <w:rFonts w:ascii="Arial Black" w:hAnsi="Arial Black"/>
-                <w:lang w:val="es-ES"/>
-              </w:rPr>
-            </w:pPr>
-            <w:r>
-              <w:rPr>
-                <w:rFonts w:ascii="Arial Black" w:hAnsi="Arial Black"/>
-                <w:lang w:val="es-ES"/>
-              </w:rPr>
-              <w:t>s</w:t>
-            </w:r>
-            <w:r>
-              <w:rPr>
-                <w:rFonts w:ascii="Arial Black" w:hAnsi="Arial Black"/>
-                <w:lang w:val="es-ES"/>
-              </w:rPr>
-              <w:t>et</w:t>
-            </w:r>
-          </w:p>
-        </w:tc>
-      </w:tr>
-      <w:tr>
-        <w:tc>
-          <w:tcPr>
-            <w:tcW w:w="5091" w:type="dxa"/>
-          </w:tcPr>
-          <w:p>
-            <w:pPr>
-              <w:tabs>
-                <w:tab w:val="left" w:pos="0"/>
-              </w:tabs>
-              <w:jc w:val="center"/>
-              <w:rPr>
-                <w:lang w:val="es-ES"/>
-              </w:rPr>
-            </w:pPr>
-            <w:r>
-              <w:rPr>
-                <w:lang w:val="es-ES"/>
-              </w:rPr>
-              <w:t>LIST</w:t>
-            </w:r>
-          </w:p>
-        </w:tc>
-        <w:tc>
-          <w:tcPr>
-            <w:tcW w:w="5092" w:type="dxa"/>
-          </w:tcPr>
-          <w:p>
-            <w:pPr>
-              <w:tabs>
-                <w:tab w:val="left" w:pos="0"/>
-              </w:tabs>
-              <w:jc w:val="center"/>
-              <w:rPr>
-                <w:rFonts w:ascii="Arial Black" w:hAnsi="Arial Black"/>
-                <w:lang w:val="es-ES"/>
-              </w:rPr>
-            </w:pPr>
-            <w:r>
-              <w:rPr>
-                <w:rFonts w:ascii="Arial Black" w:hAnsi="Arial Black"/>
-                <w:lang w:val="es-ES"/>
-              </w:rPr>
-              <w:t>list</w:t>
-            </w:r>
-          </w:p>
-        </w:tc>
-      </w:tr>
-      <w:tr>
-        <w:tc>
-          <w:tcPr>
-            <w:tcW w:w="5091" w:type="dxa"/>
-          </w:tcPr>
-          <w:p>
-            <w:pPr>
-              <w:tabs>
-                <w:tab w:val="left" w:pos="0"/>
-              </w:tabs>
-              <w:jc w:val="center"/>
-              <w:rPr>
-                <w:lang w:val="es-ES"/>
-              </w:rPr>
-            </w:pPr>
-            <w:r>
-              <w:rPr>
-                <w:lang w:val="es-ES"/>
-              </w:rPr>
-              <w:t>UNION</w:t>
-            </w:r>
-          </w:p>
-        </w:tc>
-        <w:tc>
-          <w:tcPr>
-            <w:tcW w:w="5092" w:type="dxa"/>
-          </w:tcPr>
-          <w:p>
-            <w:pPr>
-              <w:tabs>
-                <w:tab w:val="left" w:pos="0"/>
-              </w:tabs>
-              <w:jc w:val="center"/>
-              <w:rPr>
-                <w:rFonts w:ascii="Arial Black" w:hAnsi="Arial Black"/>
-                <w:lang w:val="es-ES"/>
-              </w:rPr>
-            </w:pPr>
-            <w:r>
-              <w:rPr>
-                <w:rFonts w:ascii="Arial Black" w:hAnsi="Arial Black"/>
-                <w:lang w:val="es-ES"/>
-              </w:rPr>
-              <w:t>|</w:t>
-            </w:r>
-          </w:p>
-        </w:tc>
-      </w:tr>
-      <w:tr>
-        <w:tc>
-          <w:tcPr>
-            <w:tcW w:w="5091" w:type="dxa"/>
-          </w:tcPr>
-          <w:p>
-            <w:pPr>
-              <w:tabs>
-                <w:tab w:val="left" w:pos="0"/>
-              </w:tabs>
-              <w:ind w:left="1136" w:hanging="1136"/>
-              <w:jc w:val="center"/>
-              <w:rPr>
-                <w:lang w:val="es-ES"/>
-              </w:rPr>
-            </w:pPr>
-            <w:r>
-              <w:rPr>
-                <w:lang w:val="es-ES"/>
-              </w:rPr>
-              <w:t>INTERS</w:t>
-            </w:r>
-          </w:p>
-        </w:tc>
-        <w:tc>
-          <w:tcPr>
-            <w:tcW w:w="5092" w:type="dxa"/>
-          </w:tcPr>
-          <w:p>
-            <w:pPr>
-              <w:tabs>
-                <w:tab w:val="left" w:pos="0"/>
-              </w:tabs>
-              <w:jc w:val="center"/>
-              <w:rPr>
-                <w:rFonts w:ascii="Arial Black" w:hAnsi="Arial Black"/>
-                <w:lang w:val="es-ES"/>
-              </w:rPr>
-            </w:pPr>
-            <w:r>
-              <w:rPr>
-                <w:rFonts w:ascii="Arial Black" w:hAnsi="Arial Black"/>
-                <w:lang w:val="es-ES"/>
-              </w:rPr>
-              <w:t>&amp;</w:t>
-            </w:r>
-          </w:p>
-        </w:tc>
-      </w:tr>
-      <w:tr>
-        <w:tc>
-          <w:tcPr>
-            <w:tcW w:w="5091" w:type="dxa"/>
-          </w:tcPr>
-          <w:p>
-            <w:pPr>
-              <w:tabs>
-                <w:tab w:val="left" w:pos="0"/>
-              </w:tabs>
-              <w:ind w:left="1136" w:hanging="1136"/>
-              <w:jc w:val="center"/>
-              <w:rPr>
-                <w:lang w:val="es-ES"/>
-              </w:rPr>
-            </w:pPr>
-            <w:r>
-              <w:rPr>
-                <w:lang w:val="es-ES"/>
-              </w:rPr>
-              <w:t>DIFF</w:t>
-            </w:r>
-          </w:p>
-        </w:tc>
-        <w:tc>
-          <w:tcPr>
-            <w:tcW w:w="5092" w:type="dxa"/>
-          </w:tcPr>
-          <w:p>
-            <w:pPr>
-              <w:tabs>
-                <w:tab w:val="left" w:pos="0"/>
-              </w:tabs>
-              <w:jc w:val="center"/>
-              <w:rPr>
-                <w:rFonts w:ascii="Arial Black" w:hAnsi="Arial Black"/>
-                <w:lang w:val="es-ES"/>
-              </w:rPr>
-            </w:pPr>
-            <w:r>
-              <w:rPr>
-                <w:rFonts w:ascii="Arial Black" w:hAnsi="Arial Black"/>
-                <w:lang w:val="es-ES"/>
-              </w:rPr>
-              <w:t>&amp;!</w:t>
-            </w:r>
-          </w:p>
-        </w:tc>
-      </w:tr>
-      <w:tr>
-        <w:tc>
-          <w:tcPr>
-            <w:tcW w:w="5091" w:type="dxa"/>
-          </w:tcPr>
-          <w:p>
-            <w:pPr>
-              <w:tabs>
-                <w:tab w:val="left" w:pos="0"/>
-              </w:tabs>
-              <w:ind w:left="1136" w:hanging="1136"/>
-              <w:jc w:val="center"/>
-              <w:rPr>
-                <w:lang w:val="es-ES"/>
-              </w:rPr>
-            </w:pPr>
-            <w:r>
-              <w:rPr>
-                <w:lang w:val="es-ES"/>
-              </w:rPr>
-              <w:t>POP</w:t>
-            </w:r>
-          </w:p>
-        </w:tc>
-        <w:tc>
-          <w:tcPr>
-            <w:tcW w:w="5092" w:type="dxa"/>
-          </w:tcPr>
-          <w:p>
-            <w:pPr>
-              <w:tabs>
-                <w:tab w:val="left" w:pos="0"/>
-              </w:tabs>
-              <w:jc w:val="center"/>
-              <w:rPr>
-                <w:rFonts w:ascii="Arial Black" w:hAnsi="Arial Black"/>
-                <w:lang w:val="es-ES"/>
-              </w:rPr>
-            </w:pPr>
-            <w:r>
-              <w:rPr>
-                <w:rFonts w:ascii="Arial Black" w:hAnsi="Arial Black"/>
-                <w:lang w:val="es-ES"/>
-              </w:rPr>
-              <w:t>pop</w:t>
-            </w:r>
-          </w:p>
-        </w:tc>
-      </w:tr>
-      <w:tr>
-        <w:tc>
-          <w:tcPr>
-            <w:tcW w:w="5091" w:type="dxa"/>
-          </w:tcPr>
-          <w:p>
-            <w:pPr>
-              <w:tabs>
-                <w:tab w:val="left" w:pos="0"/>
-              </w:tabs>
-              <w:ind w:left="1136" w:hanging="1136"/>
-              <w:jc w:val="center"/>
-              <w:rPr>
-                <w:lang w:val="es-ES"/>
-              </w:rPr>
-            </w:pPr>
-            <w:r>
-              <w:rPr>
+                <w:sz w:val="28"/>
+                <w:szCs w:val="28"/>
                 <w:lang w:val="es-ES"/>
               </w:rPr>
               <w:t>PUSH</w:t>
@@ -15845,17 +17237,33 @@
               </w:tabs>
               <w:jc w:val="center"/>
               <w:rPr>
-                <w:rFonts w:ascii="Arial Black" w:hAnsi="Arial Black"/>
+                <w:b/>
+                <w:bCs/>
+                <w:sz w:val="32"/>
+                <w:szCs w:val="32"/>
                 <w:lang w:val="es-ES"/>
               </w:rPr>
             </w:pPr>
             <w:proofErr w:type="spellStart"/>
             <w:r>
               <w:rPr>
-                <w:rFonts w:ascii="Arial Black" w:hAnsi="Arial Black"/>
+                <w:b/>
+                <w:bCs/>
+                <w:sz w:val="32"/>
+                <w:szCs w:val="32"/>
                 <w:lang w:val="es-ES"/>
               </w:rPr>
-              <w:t>push</w:t>
+              <w:t>p</w:t>
+            </w:r>
+            <w:r>
+              <w:rPr>
+                <w:b/>
+                <w:bCs/>
+                <w:sz w:val="32"/>
+                <w:szCs w:val="32"/>
+                <w:lang w:val="es-ES"/>
+              </w:rPr>
+              <w:t>ush</w:t>
             </w:r>
             <w:proofErr w:type="spellEnd"/>
           </w:p>
@@ -15871,14 +17279,17 @@
               <w:tabs>
                 <w:tab w:val="left" w:pos="0"/>
               </w:tabs>
-              <w:ind w:left="1136" w:hanging="1136"/>
               <w:jc w:val="center"/>
               <w:rPr>
+                <w:sz w:val="28"/>
+                <w:szCs w:val="28"/>
                 <w:lang w:val="es-ES"/>
               </w:rPr>
             </w:pPr>
             <w:r>
               <w:rPr>
+                <w:sz w:val="28"/>
+                <w:szCs w:val="28"/>
                 <w:lang w:val="es-ES"/>
               </w:rPr>
               <w:t>TO</w:t>
@@ -15896,17 +17307,33 @@
               </w:tabs>
               <w:jc w:val="center"/>
               <w:rPr>
-                <w:rFonts w:ascii="Arial Black" w:hAnsi="Arial Black"/>
+                <w:b/>
+                <w:bCs/>
+                <w:sz w:val="32"/>
+                <w:szCs w:val="32"/>
                 <w:lang w:val="es-ES"/>
               </w:rPr>
             </w:pPr>
             <w:proofErr w:type="spellStart"/>
             <w:r>
               <w:rPr>
-                <w:rFonts w:ascii="Arial Black" w:hAnsi="Arial Black"/>
+                <w:b/>
+                <w:bCs/>
+                <w:sz w:val="32"/>
+                <w:szCs w:val="32"/>
                 <w:lang w:val="es-ES"/>
               </w:rPr>
-              <w:t>to</w:t>
+              <w:t>t</w:t>
+            </w:r>
+            <w:r>
+              <w:rPr>
+                <w:b/>
+                <w:bCs/>
+                <w:sz w:val="32"/>
+                <w:szCs w:val="32"/>
+                <w:lang w:val="es-ES"/>
+              </w:rPr>
+              <w:t>o</w:t>
             </w:r>
             <w:proofErr w:type="spellEnd"/>
           </w:p>
@@ -15922,14 +17349,17 @@
               <w:tabs>
                 <w:tab w:val="left" w:pos="0"/>
               </w:tabs>
-              <w:ind w:left="1136" w:hanging="1136"/>
               <w:jc w:val="center"/>
               <w:rPr>
+                <w:sz w:val="28"/>
+                <w:szCs w:val="28"/>
                 <w:lang w:val="es-ES"/>
               </w:rPr>
             </w:pPr>
             <w:r>
               <w:rPr>
+                <w:sz w:val="28"/>
+                <w:szCs w:val="28"/>
                 <w:lang w:val="es-ES"/>
               </w:rPr>
               <w:t>IN</w:t>
@@ -15947,16 +17377,32 @@
               </w:tabs>
               <w:jc w:val="center"/>
               <w:rPr>
-                <w:rFonts w:ascii="Arial Black" w:hAnsi="Arial Black"/>
+                <w:b/>
+                <w:bCs/>
+                <w:sz w:val="32"/>
+                <w:szCs w:val="32"/>
                 <w:lang w:val="es-ES"/>
               </w:rPr>
             </w:pPr>
             <w:r>
               <w:rPr>
-                <w:rFonts w:ascii="Arial Black" w:hAnsi="Arial Black"/>
+                <w:b/>
+                <w:bCs/>
+                <w:sz w:val="32"/>
+                <w:szCs w:val="32"/>
                 <w:lang w:val="es-ES"/>
               </w:rPr>
-              <w:t>in</w:t>
+              <w:t>i</w:t>
+            </w:r>
+            <w:r>
+              <w:rPr>
+                <w:b/>
+                <w:bCs/>
+                <w:sz w:val="32"/>
+                <w:szCs w:val="32"/>
+                <w:lang w:val="es-ES"/>
+              </w:rPr>
+              <w:t>n</w:t>
             </w:r>
           </w:p>
         </w:tc>
@@ -15971,17 +17417,20 @@
               <w:tabs>
                 <w:tab w:val="left" w:pos="0"/>
               </w:tabs>
-              <w:ind w:left="1136" w:hanging="1136"/>
               <w:jc w:val="center"/>
               <w:rPr>
+                <w:sz w:val="28"/>
+                <w:szCs w:val="28"/>
                 <w:lang w:val="es-ES"/>
               </w:rPr>
             </w:pPr>
             <w:r>
               <w:rPr>
+                <w:sz w:val="28"/>
+                <w:szCs w:val="28"/>
                 <w:lang w:val="es-ES"/>
               </w:rPr>
-              <w:t>(</w:t>
+              <w:t>FUNC</w:t>
             </w:r>
           </w:p>
         </w:tc>
@@ -15996,16 +17445,172 @@
               </w:tabs>
               <w:jc w:val="center"/>
               <w:rPr>
-                <w:rFonts w:ascii="Arial Black" w:hAnsi="Arial Black"/>
+                <w:b/>
+                <w:bCs/>
+                <w:sz w:val="32"/>
+                <w:szCs w:val="32"/>
+                <w:lang w:val="es-ES"/>
+              </w:rPr>
+            </w:pPr>
+            <w:proofErr w:type="spellStart"/>
+            <w:r>
+              <w:rPr>
+                <w:b/>
+                <w:bCs/>
+                <w:sz w:val="32"/>
+                <w:szCs w:val="32"/>
+                <w:lang w:val="es-ES"/>
+              </w:rPr>
+              <w:t>s</w:t>
+            </w:r>
+            <w:r>
+              <w:rPr>
+                <w:b/>
+                <w:bCs/>
+                <w:sz w:val="32"/>
+                <w:szCs w:val="32"/>
+                <w:lang w:val="es-ES"/>
+              </w:rPr>
+              <w:t>qrt</w:t>
+            </w:r>
+            <w:proofErr w:type="spellEnd"/>
+          </w:p>
+        </w:tc>
+      </w:tr>
+      <w:tr>
+        <w:tc>
+          <w:tcPr>
+            <w:tcW w:w="5091" w:type="dxa"/>
+          </w:tcPr>
+          <w:p>
+            <w:pPr>
+              <w:tabs>
+                <w:tab w:val="left" w:pos="0"/>
+              </w:tabs>
+              <w:jc w:val="center"/>
+              <w:rPr>
+                <w:sz w:val="28"/>
+                <w:szCs w:val="28"/>
                 <w:lang w:val="es-ES"/>
               </w:rPr>
             </w:pPr>
             <w:r>
               <w:rPr>
-                <w:rFonts w:ascii="Arial Black" w:hAnsi="Arial Black"/>
+                <w:sz w:val="28"/>
+                <w:szCs w:val="28"/>
                 <w:lang w:val="es-ES"/>
               </w:rPr>
-              <w:t>(</w:t>
+              <w:t>FUNC</w:t>
+            </w:r>
+          </w:p>
+        </w:tc>
+        <w:tc>
+          <w:tcPr>
+            <w:tcW w:w="5092" w:type="dxa"/>
+          </w:tcPr>
+          <w:p>
+            <w:pPr>
+              <w:tabs>
+                <w:tab w:val="left" w:pos="0"/>
+              </w:tabs>
+              <w:jc w:val="center"/>
+              <w:rPr>
+                <w:b/>
+                <w:bCs/>
+                <w:sz w:val="32"/>
+                <w:szCs w:val="32"/>
+                <w:lang w:val="es-ES"/>
+              </w:rPr>
+            </w:pPr>
+            <w:proofErr w:type="spellStart"/>
+            <w:r>
+              <w:rPr>
+                <w:b/>
+                <w:bCs/>
+                <w:sz w:val="32"/>
+                <w:szCs w:val="32"/>
+                <w:lang w:val="es-ES"/>
+              </w:rPr>
+              <w:t>e</w:t>
+            </w:r>
+            <w:r>
+              <w:rPr>
+                <w:b/>
+                <w:bCs/>
+                <w:sz w:val="32"/>
+                <w:szCs w:val="32"/>
+                <w:lang w:val="es-ES"/>
+              </w:rPr>
+              <w:t>xp</w:t>
+            </w:r>
+            <w:proofErr w:type="spellEnd"/>
+          </w:p>
+        </w:tc>
+      </w:tr>
+      <w:tr>
+        <w:tc>
+          <w:tcPr>
+            <w:tcW w:w="5091" w:type="dxa"/>
+          </w:tcPr>
+          <w:p>
+            <w:pPr>
+              <w:tabs>
+                <w:tab w:val="left" w:pos="0"/>
+              </w:tabs>
+              <w:jc w:val="center"/>
+              <w:rPr>
+                <w:sz w:val="28"/>
+                <w:szCs w:val="28"/>
+                <w:lang w:val="es-ES"/>
+              </w:rPr>
+            </w:pPr>
+            <w:r>
+              <w:rPr>
+                <w:sz w:val="28"/>
+                <w:szCs w:val="28"/>
+                <w:lang w:val="es-ES"/>
+              </w:rPr>
+              <w:t>FUNC</w:t>
+            </w:r>
+          </w:p>
+        </w:tc>
+        <w:tc>
+          <w:tcPr>
+            <w:tcW w:w="5092" w:type="dxa"/>
+          </w:tcPr>
+          <w:p>
+            <w:pPr>
+              <w:tabs>
+                <w:tab w:val="left" w:pos="0"/>
+              </w:tabs>
+              <w:jc w:val="center"/>
+              <w:rPr>
+                <w:b/>
+                <w:bCs/>
+                <w:sz w:val="32"/>
+                <w:szCs w:val="32"/>
+                <w:lang w:val="es-ES"/>
+              </w:rPr>
+            </w:pPr>
+            <w:r>
+              <w:rPr>
+                <w:b/>
+                <w:bCs/>
+                <w:sz w:val="32"/>
+                <w:szCs w:val="32"/>
+                <w:lang w:val="es-ES"/>
+              </w:rPr>
+              <w:t>l</w:t>
+            </w:r>
+            <w:r>
+              <w:rPr>
+                <w:b/>
+                <w:bCs/>
+                <w:sz w:val="32"/>
+                <w:szCs w:val="32"/>
+                <w:lang w:val="es-ES"/>
+              </w:rPr>
+              <w:t>og</w:t>
             </w:r>
           </w:p>
         </w:tc>
@@ -16020,17 +17625,20 @@
               <w:tabs>
                 <w:tab w:val="left" w:pos="0"/>
               </w:tabs>
-              <w:ind w:left="1136" w:hanging="1136"/>
               <w:jc w:val="center"/>
               <w:rPr>
+                <w:sz w:val="28"/>
+                <w:szCs w:val="28"/>
                 <w:lang w:val="es-ES"/>
               </w:rPr>
             </w:pPr>
             <w:r>
               <w:rPr>
+                <w:sz w:val="28"/>
+                <w:szCs w:val="28"/>
                 <w:lang w:val="es-ES"/>
               </w:rPr>
-              <w:t>)</w:t>
+              <w:t>FUNC</w:t>
             </w:r>
           </w:p>
         </w:tc>
@@ -16045,16 +17653,174 @@
               </w:tabs>
               <w:jc w:val="center"/>
               <w:rPr>
-                <w:rFonts w:ascii="Arial Black" w:hAnsi="Arial Black"/>
+                <w:b/>
+                <w:bCs/>
+                <w:sz w:val="32"/>
+                <w:szCs w:val="32"/>
+                <w:lang w:val="es-ES"/>
+              </w:rPr>
+            </w:pPr>
+            <w:proofErr w:type="spellStart"/>
+            <w:r>
+              <w:rPr>
+                <w:b/>
+                <w:bCs/>
+                <w:sz w:val="32"/>
+                <w:szCs w:val="32"/>
+                <w:lang w:val="es-ES"/>
+              </w:rPr>
+              <w:t>print</w:t>
+            </w:r>
+            <w:proofErr w:type="spellEnd"/>
+          </w:p>
+        </w:tc>
+      </w:tr>
+      <w:tr>
+        <w:tc>
+          <w:tcPr>
+            <w:tcW w:w="5091" w:type="dxa"/>
+          </w:tcPr>
+          <w:p>
+            <w:pPr>
+              <w:tabs>
+                <w:tab w:val="left" w:pos="0"/>
+              </w:tabs>
+              <w:jc w:val="center"/>
+              <w:rPr>
+                <w:sz w:val="28"/>
+                <w:szCs w:val="28"/>
                 <w:lang w:val="es-ES"/>
               </w:rPr>
             </w:pPr>
             <w:r>
               <w:rPr>
-                <w:rFonts w:ascii="Arial Black" w:hAnsi="Arial Black"/>
+                <w:sz w:val="28"/>
+                <w:szCs w:val="28"/>
                 <w:lang w:val="es-ES"/>
               </w:rPr>
-              <w:t>)</w:t>
+              <w:t>FUNC</w:t>
+            </w:r>
+          </w:p>
+        </w:tc>
+        <w:tc>
+          <w:tcPr>
+            <w:tcW w:w="5092" w:type="dxa"/>
+          </w:tcPr>
+          <w:p>
+            <w:pPr>
+              <w:tabs>
+                <w:tab w:val="left" w:pos="0"/>
+              </w:tabs>
+              <w:jc w:val="center"/>
+              <w:rPr>
+                <w:b/>
+                <w:bCs/>
+                <w:sz w:val="32"/>
+                <w:szCs w:val="32"/>
+                <w:lang w:val="es-ES"/>
+              </w:rPr>
+            </w:pPr>
+            <w:proofErr w:type="spellStart"/>
+            <w:r>
+              <w:rPr>
+                <w:b/>
+                <w:bCs/>
+                <w:sz w:val="32"/>
+                <w:szCs w:val="32"/>
+                <w:lang w:val="es-ES"/>
+              </w:rPr>
+              <w:t>a</w:t>
+            </w:r>
+            <w:r>
+              <w:rPr>
+                <w:b/>
+                <w:bCs/>
+                <w:sz w:val="32"/>
+                <w:szCs w:val="32"/>
+                <w:lang w:val="es-ES"/>
+              </w:rPr>
+              <w:t>bs</w:t>
+            </w:r>
+            <w:proofErr w:type="spellEnd"/>
+          </w:p>
+        </w:tc>
+      </w:tr>
+      <w:tr>
+        <w:tc>
+          <w:tcPr>
+            <w:tcW w:w="5091" w:type="dxa"/>
+          </w:tcPr>
+          <w:p>
+            <w:pPr>
+              <w:tabs>
+                <w:tab w:val="left" w:pos="0"/>
+              </w:tabs>
+              <w:jc w:val="center"/>
+              <w:rPr>
+                <w:sz w:val="28"/>
+                <w:szCs w:val="28"/>
+                <w:lang w:val="es-ES"/>
+              </w:rPr>
+            </w:pPr>
+            <w:r>
+              <w:rPr>
+                <w:sz w:val="28"/>
+                <w:szCs w:val="28"/>
+                <w:lang w:val="es-ES"/>
+              </w:rPr>
+              <w:t>NAME</w:t>
+            </w:r>
+          </w:p>
+        </w:tc>
+        <w:tc>
+          <w:tcPr>
+            <w:tcW w:w="5092" w:type="dxa"/>
+          </w:tcPr>
+          <w:p>
+            <w:pPr>
+              <w:tabs>
+                <w:tab w:val="left" w:pos="0"/>
+              </w:tabs>
+              <w:jc w:val="center"/>
+              <w:rPr>
+                <w:b/>
+                <w:bCs/>
+                <w:sz w:val="32"/>
+                <w:szCs w:val="32"/>
+                <w:lang w:val="es-ES"/>
+              </w:rPr>
+            </w:pPr>
+            <w:r>
+              <w:rPr>
+                <w:b/>
+                <w:bCs/>
+                <w:sz w:val="32"/>
+                <w:szCs w:val="32"/>
+                <w:lang w:val="es-ES"/>
+              </w:rPr>
+              <w:t>[a-</w:t>
+            </w:r>
+            <w:proofErr w:type="spellStart"/>
+            <w:r>
+              <w:rPr>
+                <w:b/>
+                <w:bCs/>
+                <w:sz w:val="32"/>
+                <w:szCs w:val="32"/>
+                <w:lang w:val="es-ES"/>
+              </w:rPr>
+              <w:t>zA</w:t>
+            </w:r>
+            <w:proofErr w:type="spellEnd"/>
+            <w:r>
+              <w:rPr>
+                <w:b/>
+                <w:bCs/>
+                <w:sz w:val="32"/>
+                <w:szCs w:val="32"/>
+                <w:lang w:val="es-ES"/>
+              </w:rPr>
+              <w:t>-Z][a-zA-Z0-9]*</w:t>
             </w:r>
           </w:p>
         </w:tc>
@@ -16069,17 +17835,20 @@
               <w:tabs>
                 <w:tab w:val="left" w:pos="0"/>
               </w:tabs>
-              <w:ind w:left="1136" w:hanging="1136"/>
               <w:jc w:val="center"/>
               <w:rPr>
-                <w:lang w:val="es-AR"/>
+                <w:sz w:val="28"/>
+                <w:szCs w:val="28"/>
+                <w:lang w:val="es-ES"/>
               </w:rPr>
             </w:pPr>
             <w:r>
               <w:rPr>
-                <w:lang w:val="es-AR"/>
+                <w:sz w:val="28"/>
+                <w:szCs w:val="28"/>
+                <w:lang w:val="es-ES"/>
               </w:rPr>
-              <w:t>{</w:t>
+              <w:t>NUMBER</w:t>
             </w:r>
           </w:p>
         </w:tc>
@@ -16094,16 +17863,22 @@
               </w:tabs>
               <w:jc w:val="center"/>
               <w:rPr>
-                <w:rFonts w:ascii="Arial Black" w:hAnsi="Arial Black"/>
+                <w:b/>
+                <w:bCs/>
+                <w:sz w:val="32"/>
+                <w:szCs w:val="32"/>
                 <w:lang w:val="es-ES"/>
               </w:rPr>
             </w:pPr>
             <w:r>
               <w:rPr>
-                <w:rFonts w:ascii="Arial Black" w:hAnsi="Arial Black"/>
+                <w:b/>
+                <w:bCs/>
+                <w:sz w:val="32"/>
+                <w:szCs w:val="32"/>
                 <w:lang w:val="es-ES"/>
               </w:rPr>
-              <w:t>{</w:t>
+              <w:t>[0-9]+"."[0-9]*{EXP}?</w:t>
             </w:r>
           </w:p>
         </w:tc>
@@ -16118,17 +17893,20 @@
               <w:tabs>
                 <w:tab w:val="left" w:pos="0"/>
               </w:tabs>
-              <w:ind w:left="1136" w:hanging="1136"/>
               <w:jc w:val="center"/>
               <w:rPr>
+                <w:sz w:val="28"/>
+                <w:szCs w:val="28"/>
                 <w:lang w:val="es-ES"/>
               </w:rPr>
             </w:pPr>
             <w:r>
               <w:rPr>
+                <w:sz w:val="28"/>
+                <w:szCs w:val="28"/>
                 <w:lang w:val="es-ES"/>
               </w:rPr>
-              <w:t>}</w:t>
+              <w:t>NUMBER</w:t>
             </w:r>
           </w:p>
         </w:tc>
@@ -16143,520 +17921,34 @@
               </w:tabs>
               <w:jc w:val="center"/>
               <w:rPr>
-                <w:rFonts w:ascii="Arial Black" w:hAnsi="Arial Black"/>
+                <w:b/>
+                <w:bCs/>
+                <w:sz w:val="32"/>
+                <w:szCs w:val="32"/>
                 <w:lang w:val="es-ES"/>
               </w:rPr>
             </w:pPr>
+            <w:proofErr w:type="gramStart"/>
             <w:r>
               <w:rPr>
-                <w:rFonts w:ascii="Arial Black" w:hAnsi="Arial Black"/>
+                <w:b/>
+                <w:bCs/>
+                <w:sz w:val="32"/>
+                <w:szCs w:val="32"/>
                 <w:lang w:val="es-ES"/>
               </w:rPr>
-              <w:t>}</w:t>
+              <w:t>"."?[</w:t>
             </w:r>
-          </w:p>
-        </w:tc>
-      </w:tr>
-      <w:tr>
-        <w:tc>
-          <w:tcPr>
-            <w:tcW w:w="5091" w:type="dxa"/>
-          </w:tcPr>
-          <w:p>
-            <w:pPr>
-              <w:tabs>
-                <w:tab w:val="left" w:pos="0"/>
-              </w:tabs>
-              <w:ind w:left="1136" w:hanging="1136"/>
-              <w:jc w:val="center"/>
+            <w:proofErr w:type="gramEnd"/>
+            <w:r>
               <w:rPr>
+                <w:b/>
+                <w:bCs/>
+                <w:sz w:val="32"/>
+                <w:szCs w:val="32"/>
                 <w:lang w:val="es-ES"/>
               </w:rPr>
-            </w:pPr>
-            <w:r>
-              <w:rPr>
-                <w:lang w:val="es-ES"/>
-              </w:rPr>
-              <w:t>[</w:t>
-            </w:r>
-          </w:p>
-        </w:tc>
-        <w:tc>
-          <w:tcPr>
-            <w:tcW w:w="5092" w:type="dxa"/>
-          </w:tcPr>
-          <w:p>
-            <w:pPr>
-              <w:tabs>
-                <w:tab w:val="left" w:pos="0"/>
-              </w:tabs>
-              <w:jc w:val="center"/>
-              <w:rPr>
-                <w:rFonts w:ascii="Arial Black" w:hAnsi="Arial Black"/>
-                <w:lang w:val="es-AR"/>
-              </w:rPr>
-            </w:pPr>
-            <w:r>
-              <w:rPr>
-                <w:rFonts w:ascii="Arial Black" w:hAnsi="Arial Black"/>
-                <w:lang w:val="es-AR"/>
-              </w:rPr>
-              <w:t xml:space="preserve"> [</w:t>
-            </w:r>
-          </w:p>
-        </w:tc>
-      </w:tr>
-      <w:tr>
-        <w:tc>
-          <w:tcPr>
-            <w:tcW w:w="5091" w:type="dxa"/>
-          </w:tcPr>
-          <w:p>
-            <w:pPr>
-              <w:tabs>
-                <w:tab w:val="left" w:pos="0"/>
-              </w:tabs>
-              <w:ind w:left="1136" w:hanging="1136"/>
-              <w:jc w:val="center"/>
-              <w:rPr>
-                <w:lang w:val="es-ES"/>
-              </w:rPr>
-            </w:pPr>
-            <w:r>
-              <w:rPr>
-                <w:lang w:val="es-ES"/>
-              </w:rPr>
-              <w:t>]</w:t>
-            </w:r>
-          </w:p>
-        </w:tc>
-        <w:tc>
-          <w:tcPr>
-            <w:tcW w:w="5092" w:type="dxa"/>
-          </w:tcPr>
-          <w:p>
-            <w:pPr>
-              <w:tabs>
-                <w:tab w:val="left" w:pos="0"/>
-              </w:tabs>
-              <w:jc w:val="center"/>
-              <w:rPr>
-                <w:rFonts w:ascii="Arial Black" w:hAnsi="Arial Black"/>
-                <w:lang w:val="es-ES"/>
-              </w:rPr>
-            </w:pPr>
-            <w:r>
-              <w:rPr>
-                <w:rFonts w:ascii="Arial Black" w:hAnsi="Arial Black"/>
-                <w:lang w:val="es-ES"/>
-              </w:rPr>
-              <w:t>]</w:t>
-            </w:r>
-          </w:p>
-        </w:tc>
-      </w:tr>
-      <w:tr>
-        <w:tc>
-          <w:tcPr>
-            <w:tcW w:w="5091" w:type="dxa"/>
-          </w:tcPr>
-          <w:p>
-            <w:pPr>
-              <w:tabs>
-                <w:tab w:val="left" w:pos="0"/>
-              </w:tabs>
-              <w:ind w:left="1136" w:hanging="1136"/>
-              <w:jc w:val="center"/>
-              <w:rPr>
-                <w:lang w:val="es-ES"/>
-              </w:rPr>
-            </w:pPr>
-            <w:r>
-              <w:rPr>
-                <w:lang w:val="es-ES"/>
-              </w:rPr>
-              <w:t>,</w:t>
-            </w:r>
-          </w:p>
-        </w:tc>
-        <w:tc>
-          <w:tcPr>
-            <w:tcW w:w="5092" w:type="dxa"/>
-          </w:tcPr>
-          <w:p>
-            <w:pPr>
-              <w:tabs>
-                <w:tab w:val="left" w:pos="0"/>
-              </w:tabs>
-              <w:jc w:val="center"/>
-              <w:rPr>
-                <w:rFonts w:ascii="Arial Black" w:hAnsi="Arial Black"/>
-                <w:lang w:val="es-ES"/>
-              </w:rPr>
-            </w:pPr>
-            <w:r>
-              <w:rPr>
-                <w:rFonts w:ascii="Arial Black" w:hAnsi="Arial Black"/>
-                <w:lang w:val="es-ES"/>
-              </w:rPr>
-              <w:t>,</w:t>
-            </w:r>
-          </w:p>
-        </w:tc>
-      </w:tr>
-      <w:tr>
-        <w:tc>
-          <w:tcPr>
-            <w:tcW w:w="5091" w:type="dxa"/>
-          </w:tcPr>
-          <w:p>
-            <w:pPr>
-              <w:tabs>
-                <w:tab w:val="left" w:pos="0"/>
-              </w:tabs>
-              <w:ind w:left="1136" w:hanging="1136"/>
-              <w:jc w:val="center"/>
-              <w:rPr>
-                <w:lang w:val="es-ES"/>
-              </w:rPr>
-            </w:pPr>
-            <w:r>
-              <w:rPr>
-                <w:lang w:val="es-ES"/>
-              </w:rPr>
-              <w:t>;</w:t>
-            </w:r>
-          </w:p>
-        </w:tc>
-        <w:tc>
-          <w:tcPr>
-            <w:tcW w:w="5092" w:type="dxa"/>
-          </w:tcPr>
-          <w:p>
-            <w:pPr>
-              <w:tabs>
-                <w:tab w:val="left" w:pos="0"/>
-              </w:tabs>
-              <w:jc w:val="center"/>
-              <w:rPr>
-                <w:rFonts w:ascii="Arial Black" w:hAnsi="Arial Black"/>
-                <w:lang w:val="es-ES"/>
-              </w:rPr>
-            </w:pPr>
-            <w:r>
-              <w:rPr>
-                <w:rFonts w:ascii="Arial Black" w:hAnsi="Arial Black"/>
-                <w:lang w:val="es-ES"/>
-              </w:rPr>
-              <w:t>;</w:t>
-            </w:r>
-          </w:p>
-        </w:tc>
-      </w:tr>
-      <w:tr>
-        <w:tc>
-          <w:tcPr>
-            <w:tcW w:w="5091" w:type="dxa"/>
-          </w:tcPr>
-          <w:p>
-            <w:pPr>
-              <w:tabs>
-                <w:tab w:val="left" w:pos="0"/>
-              </w:tabs>
-              <w:ind w:left="1136" w:hanging="1136"/>
-              <w:jc w:val="center"/>
-              <w:rPr>
-                <w:lang w:val="es-ES"/>
-              </w:rPr>
-            </w:pPr>
-            <w:r>
-              <w:rPr>
-                <w:lang w:val="es-ES"/>
-              </w:rPr>
-              <w:t>IS_EQUAL</w:t>
-            </w:r>
-          </w:p>
-        </w:tc>
-        <w:tc>
-          <w:tcPr>
-            <w:tcW w:w="5092" w:type="dxa"/>
-          </w:tcPr>
-          <w:p>
-            <w:pPr>
-              <w:tabs>
-                <w:tab w:val="left" w:pos="0"/>
-              </w:tabs>
-              <w:jc w:val="center"/>
-              <w:rPr>
-                <w:rFonts w:ascii="Arial Black" w:hAnsi="Arial Black"/>
-                <w:lang w:val="es-ES"/>
-              </w:rPr>
-            </w:pPr>
-            <w:r>
-              <w:rPr>
-                <w:rFonts w:ascii="Arial Black" w:hAnsi="Arial Black"/>
-                <w:lang w:val="es-ES"/>
-              </w:rPr>
-              <w:t>==</w:t>
-            </w:r>
-          </w:p>
-        </w:tc>
-      </w:tr>
-      <w:tr>
-        <w:tc>
-          <w:tcPr>
-            <w:tcW w:w="5091" w:type="dxa"/>
-          </w:tcPr>
-          <w:p>
-            <w:pPr>
-              <w:tabs>
-                <w:tab w:val="left" w:pos="0"/>
-              </w:tabs>
-              <w:ind w:left="1136" w:hanging="1136"/>
-              <w:jc w:val="center"/>
-              <w:rPr>
-                <w:lang w:val="es-MX"/>
-              </w:rPr>
-            </w:pPr>
-            <w:r>
-              <w:rPr>
-                <w:lang w:val="es-MX"/>
-              </w:rPr>
-              <w:t>NOT_EQUAL</w:t>
-            </w:r>
-          </w:p>
-        </w:tc>
-        <w:tc>
-          <w:tcPr>
-            <w:tcW w:w="5092" w:type="dxa"/>
-          </w:tcPr>
-          <w:p>
-            <w:pPr>
-              <w:tabs>
-                <w:tab w:val="left" w:pos="0"/>
-              </w:tabs>
-              <w:jc w:val="center"/>
-              <w:rPr>
-                <w:rFonts w:ascii="Arial Black" w:hAnsi="Arial Black"/>
-                <w:lang w:val="es-ES"/>
-              </w:rPr>
-            </w:pPr>
-            <w:r>
-              <w:rPr>
-                <w:rFonts w:ascii="Arial Black" w:hAnsi="Arial Black"/>
-                <w:lang w:val="es-ES"/>
-              </w:rPr>
-              <w:t>!</w:t>
-            </w:r>
-            <w:r>
-              <w:rPr>
-                <w:rFonts w:ascii="Arial Black" w:hAnsi="Arial Black"/>
-                <w:lang w:val="es-ES"/>
-              </w:rPr>
-              <w:t>=</w:t>
-            </w:r>
-          </w:p>
-        </w:tc>
-      </w:tr>
-      <w:tr>
-        <w:tc>
-          <w:tcPr>
-            <w:tcW w:w="5091" w:type="dxa"/>
-          </w:tcPr>
-          <w:p>
-            <w:pPr>
-              <w:tabs>
-                <w:tab w:val="left" w:pos="0"/>
-              </w:tabs>
-              <w:ind w:left="1136" w:hanging="1136"/>
-              <w:jc w:val="center"/>
-              <w:rPr>
-                <w:lang w:val="es-ES"/>
-              </w:rPr>
-            </w:pPr>
-            <w:r>
-              <w:rPr>
-                <w:lang w:val="es-ES"/>
-              </w:rPr>
-              <w:t>ID</w:t>
-            </w:r>
-          </w:p>
-        </w:tc>
-        <w:tc>
-          <w:tcPr>
-            <w:tcW w:w="5092" w:type="dxa"/>
-          </w:tcPr>
-          <w:p>
-            <w:pPr>
-              <w:tabs>
-                <w:tab w:val="left" w:pos="0"/>
-              </w:tabs>
-              <w:jc w:val="center"/>
-              <w:rPr>
-                <w:rFonts w:ascii="Arial Black" w:hAnsi="Arial Black"/>
-                <w:lang w:val="es-ES"/>
-              </w:rPr>
-            </w:pPr>
-            <w:r>
-              <w:rPr>
-                <w:rFonts w:ascii="Arial Black" w:hAnsi="Arial Black"/>
-                <w:lang w:val="es-AR"/>
-              </w:rPr>
-              <w:t>[A…Z</w:t>
-            </w:r>
-            <w:r>
-              <w:rPr>
-                <w:rFonts w:ascii="Arial Black" w:hAnsi="Arial Black"/>
-                <w:lang w:val="es-ES"/>
-              </w:rPr>
-              <w:t>]</w:t>
-            </w:r>
-          </w:p>
-        </w:tc>
-      </w:tr>
-      <w:tr>
-        <w:tc>
-          <w:tcPr>
-            <w:tcW w:w="5091" w:type="dxa"/>
-          </w:tcPr>
-          <w:p>
-            <w:pPr>
-              <w:tabs>
-                <w:tab w:val="left" w:pos="0"/>
-              </w:tabs>
-              <w:ind w:left="1136" w:hanging="1136"/>
-              <w:jc w:val="center"/>
-              <w:rPr>
-                <w:lang w:val="es-ES"/>
-              </w:rPr>
-            </w:pPr>
-            <w:r>
-              <w:rPr>
-                <w:lang w:val="es-ES"/>
-              </w:rPr>
-              <w:t>NOT</w:t>
-            </w:r>
-          </w:p>
-        </w:tc>
-        <w:tc>
-          <w:tcPr>
-            <w:tcW w:w="5092" w:type="dxa"/>
-          </w:tcPr>
-          <w:p>
-            <w:pPr>
-              <w:tabs>
-                <w:tab w:val="left" w:pos="0"/>
-              </w:tabs>
-              <w:jc w:val="center"/>
-              <w:rPr>
-                <w:rFonts w:ascii="Arial Black" w:hAnsi="Arial Black"/>
-                <w:lang w:val="es-AR"/>
-              </w:rPr>
-            </w:pPr>
-            <w:r>
-              <w:rPr>
-                <w:rFonts w:ascii="Arial Black" w:hAnsi="Arial Black"/>
-                <w:lang w:val="es-AR"/>
-              </w:rPr>
-              <w:t>!</w:t>
-            </w:r>
-          </w:p>
-        </w:tc>
-      </w:tr>
-      <w:tr>
-        <w:tc>
-          <w:tcPr>
-            <w:tcW w:w="5091" w:type="dxa"/>
-          </w:tcPr>
-          <w:p>
-            <w:pPr>
-              <w:tabs>
-                <w:tab w:val="left" w:pos="0"/>
-              </w:tabs>
-              <w:ind w:left="1136" w:hanging="1136"/>
-              <w:jc w:val="center"/>
-              <w:rPr>
-                <w:lang w:val="es-ES"/>
-              </w:rPr>
-            </w:pPr>
-            <w:r>
-              <w:rPr>
-                <w:lang w:val="es-ES"/>
-              </w:rPr>
-              <w:t>AND</w:t>
-            </w:r>
-          </w:p>
-        </w:tc>
-        <w:tc>
-          <w:tcPr>
-            <w:tcW w:w="5092" w:type="dxa"/>
-          </w:tcPr>
-          <w:p>
-            <w:pPr>
-              <w:tabs>
-                <w:tab w:val="left" w:pos="0"/>
-              </w:tabs>
-              <w:jc w:val="center"/>
-              <w:rPr>
-                <w:rFonts w:ascii="Arial Black" w:hAnsi="Arial Black"/>
-                <w:lang w:val="es-AR"/>
-              </w:rPr>
-            </w:pPr>
-            <w:r>
-              <w:rPr>
-                <w:rFonts w:ascii="Arial Black" w:hAnsi="Arial Black"/>
-                <w:lang w:val="es-AR"/>
-              </w:rPr>
-              <w:t>&amp;&amp;</w:t>
-            </w:r>
-          </w:p>
-        </w:tc>
-      </w:tr>
-      <w:tr>
-        <w:tc>
-          <w:tcPr>
-            <w:tcW w:w="5091" w:type="dxa"/>
-          </w:tcPr>
-          <w:p>
-            <w:pPr>
-              <w:tabs>
-                <w:tab w:val="left" w:pos="0"/>
-              </w:tabs>
-              <w:ind w:left="1136" w:hanging="1136"/>
-              <w:jc w:val="center"/>
-              <w:rPr>
-                <w:lang w:val="es-ES"/>
-              </w:rPr>
-            </w:pPr>
-            <w:r>
-              <w:rPr>
-                <w:lang w:val="es-ES"/>
-              </w:rPr>
-              <w:t>OR</w:t>
-            </w:r>
-          </w:p>
-        </w:tc>
-        <w:tc>
-          <w:tcPr>
-            <w:tcW w:w="5092" w:type="dxa"/>
-          </w:tcPr>
-          <w:p>
-            <w:pPr>
-              <w:tabs>
-                <w:tab w:val="left" w:pos="0"/>
-              </w:tabs>
-              <w:jc w:val="center"/>
-              <w:rPr>
-                <w:rFonts w:ascii="Arial Black" w:hAnsi="Arial Black"/>
-                <w:lang w:val="es-AR"/>
-              </w:rPr>
-            </w:pPr>
-            <w:r>
-              <w:rPr>
-                <w:rFonts w:ascii="Arial Black" w:hAnsi="Arial Black"/>
-                <w:lang w:val="es-AR"/>
-              </w:rPr>
-              <w:t>||</w:t>
+              <w:t>0-9]+{EXP}?</w:t>
             </w:r>
           </w:p>
         </w:tc>
@@ -16716,7 +18008,6 @@
         <w:rPr>
           <w:lang w:val="es-ES"/>
         </w:rPr>
-        <w:lastRenderedPageBreak/>
         <w:t>Los lenguajes de programación requieren una interpretación de sus sentencias sin ambigüedades, su descripción, a los fines de comunicar su funcionamiento, tanto a los usuarios de los mismos como a quienes realizan su implementación, requiere herramientas formales.</w:t>
       </w:r>
     </w:p>
@@ -16839,6 +18130,7 @@
           <w:szCs w:val="24"/>
           <w:lang w:val="es-ES"/>
         </w:rPr>
+        <w:lastRenderedPageBreak/>
         <w:t>La BNF (Forma Backus-Naur) es una notación formal utilizada para describir la sintaxis de lenguajes formales, como lenguajes de programación y lenguajes de marcado. Se compone de reglas de producción que especifican cómo se deben combinar los símbolos no terminales (variables) y los símbolos terminales (tokens) para formar estructuras válidas en el lenguaje. Las reglas se definen de manera recursiva, lo que permite describir la estructura jerárquica del lenguaje. BNF es ampliamente utilizado en la especificación de gramáticas formales y es una herramienta esencial en la construcción de compiladores y analizadores sintácticos.</w:t>
       </w:r>
     </w:p>
@@ -17669,7 +18961,6 @@
           <w:sz w:val="20"/>
           <w:szCs w:val="20"/>
         </w:rPr>
-        <w:lastRenderedPageBreak/>
         <w:t>&lt;inters&gt; -&gt; &lt;set&gt; “&amp;” &lt;set&gt;</w:t>
       </w:r>
     </w:p>
@@ -18047,6 +19338,7 @@
         <w:rPr>
           <w:lang w:val="es-ES"/>
         </w:rPr>
+        <w:lastRenderedPageBreak/>
         <w:t>&lt;</w:t>
       </w:r>
       <w:proofErr w:type="spellStart"/>
@@ -18639,7 +19931,6 @@
         <w:rPr>
           <w:noProof/>
         </w:rPr>
-        <w:lastRenderedPageBreak/>
         <w:drawing>
           <wp:inline distT="0" distB="0" distL="0" distR="0" wp14:anchorId="64A74D7D" wp14:editId="14843B44">
             <wp:extent cx="3208329" cy="2306547"/>
@@ -19037,7 +20328,14 @@
         <w:rPr>
           <w:lang w:val="es-ES"/>
         </w:rPr>
-        <w:t xml:space="preserve"> el símbolo “+” generalmente se utiliza para especificar la adición de enteros y la adición de números de punto flotante. Algunos lenguajes, como Java, también lo utilizan para la concatenación de cadenas. Este uso múltiple de un operador se llama sobrecarga de operadores y generalmente se considera aceptable, siempre y cuando ni la legibilidad ni la confiabilidad se vean afectadas.</w:t>
+        <w:t xml:space="preserve"> el símbolo “+” generalmente se utiliza para especificar la adición de enteros y la adición de números de punto flotante. Algunos lenguajes, como Java, también lo utilizan para la concatenación de cadenas. Este uso múltiple de un operador se </w:t>
+      </w:r>
+      <w:r>
+        <w:rPr>
+          <w:lang w:val="es-ES"/>
+        </w:rPr>
+        <w:lastRenderedPageBreak/>
+        <w:t>llama sobrecarga de operadores y generalmente se considera aceptable, siempre y cuando ni la legibilidad ni la confiabilidad se vean afectadas.</w:t>
       </w:r>
     </w:p>
     <w:p>
@@ -19643,16 +20941,19 @@
     </w:p>
     <w:p>
       <w:pPr>
-        <w:rPr>
-          <w:lang w:val="es-ES"/>
-        </w:rPr>
-      </w:pPr>
-      <w:r>
-        <w:rPr>
-          <w:lang w:val="es-ES"/>
-        </w:rPr>
-        <w:t>---&gt;Explique sobre la ambigüedad de la sentencia if</w:t>
-      </w:r>
+        <w:spacing w:after="0" w:line="240" w:lineRule="auto"/>
+        <w:rPr>
+          <w:lang w:val="es-ES"/>
+        </w:rPr>
+      </w:pPr>
+    </w:p>
+    <w:p>
+      <w:pPr>
+        <w:spacing w:after="0" w:line="240" w:lineRule="auto"/>
+        <w:rPr>
+          <w:lang w:val="es-ES"/>
+        </w:rPr>
+      </w:pPr>
     </w:p>
     <w:p>
       <w:pPr>
@@ -20418,6 +21719,7 @@
         <w:rPr>
           <w:lang w:val="es-ES"/>
         </w:rPr>
+        <w:lastRenderedPageBreak/>
         <w:t xml:space="preserve">Las subrutinas permiten la </w:t>
       </w:r>
       <w:proofErr w:type="spellStart"/>
@@ -21334,7 +22636,6 @@
         <w:rPr>
           <w:rFonts w:cstheme="minorHAnsi"/>
         </w:rPr>
-        <w:lastRenderedPageBreak/>
         <w:t xml:space="preserve">&lt;elem&gt; -&gt; </w:t>
       </w:r>
       <w:r>
@@ -22551,7 +23852,14 @@
         <w:rPr>
           <w:lang w:val="es-ES"/>
         </w:rPr>
-        <w:t xml:space="preserve">En esta sección se especificará la semántica, el significado, de las construcciones sintácticas descriptas en la sección anterior del presente informe. Las herramientas formales para esta tarea no son tan conocidas como las herramientas formales para la sintaxis. No obstante, estas herramientas pueden ser utilizadas para complementar las definiciones de algunas construcciones que exijan una mayor precisión en su descripción semántica que aquella que puede brindarse mediante una definición coloquial de su funcionamiento. </w:t>
+        <w:t xml:space="preserve">En esta sección se especificará la semántica, el significado, de las construcciones sintácticas descriptas en la sección anterior del presente informe. Las herramientas formales para esta tarea no son tan conocidas como las </w:t>
+      </w:r>
+      <w:r>
+        <w:rPr>
+          <w:lang w:val="es-ES"/>
+        </w:rPr>
+        <w:lastRenderedPageBreak/>
+        <w:t xml:space="preserve">herramientas formales para la sintaxis. No obstante, estas herramientas pueden ser utilizadas para complementar las definiciones de algunas construcciones que exijan una mayor precisión en su descripción semántica que aquella que puede brindarse mediante una definición coloquial de su funcionamiento. </w:t>
       </w:r>
     </w:p>
     <w:p>
@@ -22909,7 +24217,6 @@
         <w:rPr>
           <w:lang w:val="es-ES"/>
         </w:rPr>
-        <w:lastRenderedPageBreak/>
         <w:t>---&gt;</w:t>
       </w:r>
       <w:r>
@@ -23415,6 +24722,7 @@
         <w:rPr>
           <w:lang w:val="es-ES"/>
         </w:rPr>
+        <w:lastRenderedPageBreak/>
         <w:t>---&gt;Proceso</w:t>
       </w:r>
     </w:p>
@@ -23837,7 +25145,6 @@
           <w:sz w:val="24"/>
           <w:lang w:val="es-ES"/>
         </w:rPr>
-        <w:lastRenderedPageBreak/>
         <w:t>Ligaduras</w:t>
       </w:r>
     </w:p>
@@ -24162,6 +25469,7 @@
         <w:rPr>
           <w:lang w:val="es-ES"/>
         </w:rPr>
+        <w:lastRenderedPageBreak/>
         <w:t>(segundo parcial</w:t>
       </w:r>
       <w:r>

--- a/Avance_Colque_Fernandez.docx
+++ b/Avance_Colque_Fernandez.docx
@@ -1,6 +1,6 @@
 
 <file path=word/document.xml><?xml version="1.0" encoding="utf-8"?>
-<w:document xmlns:wpc="http://schemas.microsoft.com/office/word/2010/wordprocessingCanvas" xmlns:cx="http://schemas.microsoft.com/office/drawing/2014/chartex" xmlns:cx1="http://schemas.microsoft.com/office/drawing/2015/9/8/chartex" xmlns:cx2="http://schemas.microsoft.com/office/drawing/2015/10/21/chartex" xmlns:cx3="http://schemas.microsoft.com/office/drawing/2016/5/9/chartex" xmlns:cx4="http://schemas.microsoft.com/office/drawing/2016/5/10/chartex" xmlns:cx5="http://schemas.microsoft.com/office/drawing/2016/5/11/chartex" xmlns:cx6="http://schemas.microsoft.com/office/drawing/2016/5/12/chartex" xmlns:cx7="http://schemas.microsoft.com/office/drawing/2016/5/13/chartex" xmlns:cx8="http://schemas.microsoft.com/office/drawing/2016/5/14/chartex" xmlns:mc="http://schemas.openxmlformats.org/markup-compatibility/2006" xmlns:aink="http://schemas.microsoft.com/office/drawing/2016/ink" xmlns:am3d="http://schemas.microsoft.com/office/drawing/2017/model3d" xmlns:o="urn:schemas-microsoft-com:office:office" xmlns:oel="http://schemas.microsoft.com/office/2019/extlst" xmlns:r="http://schemas.openxmlformats.org/officeDocument/2006/relationships" xmlns:m="http://schemas.openxmlformats.org/officeDocument/2006/math" xmlns:v="urn:schemas-microsoft-com:vml" xmlns:wp14="http://schemas.microsoft.com/office/word/2010/wordprocessingDrawing" xmlns:wp="http://schemas.openxmlformats.org/drawingml/2006/wordprocessingDrawing" xmlns:w10="urn:schemas-microsoft-com:office:word" xmlns:w="http://schemas.openxmlformats.org/wordprocessingml/2006/main" xmlns:w14="http://schemas.microsoft.com/office/word/2010/wordml" xmlns:w15="http://schemas.microsoft.com/office/word/2012/wordml" xmlns:w16cex="http://schemas.microsoft.com/office/word/2018/wordml/cex" xmlns:w16cid="http://schemas.microsoft.com/office/word/2016/wordml/cid" xmlns:w16="http://schemas.microsoft.com/office/word/2018/wordml" xmlns:w16sdtdh="http://schemas.microsoft.com/office/word/2020/wordml/sdtdatahash" xmlns:w16se="http://schemas.microsoft.com/office/word/2015/wordml/symex" xmlns:wpg="http://schemas.microsoft.com/office/word/2010/wordprocessingGroup" xmlns:wpi="http://schemas.microsoft.com/office/word/2010/wordprocessingInk" xmlns:wne="http://schemas.microsoft.com/office/word/2006/wordml" xmlns:wps="http://schemas.microsoft.com/office/word/2010/wordprocessingShape" mc:Ignorable="w14 w15 w16se w16cid w16 w16cex w16sdtdh wp14">
+<w:document xmlns:wpc="http://schemas.microsoft.com/office/word/2010/wordprocessingCanvas" xmlns:cx="http://schemas.microsoft.com/office/drawing/2014/chartex" xmlns:cx1="http://schemas.microsoft.com/office/drawing/2015/9/8/chartex" xmlns:cx2="http://schemas.microsoft.com/office/drawing/2015/10/21/chartex" xmlns:cx3="http://schemas.microsoft.com/office/drawing/2016/5/9/chartex" xmlns:cx4="http://schemas.microsoft.com/office/drawing/2016/5/10/chartex" xmlns:cx5="http://schemas.microsoft.com/office/drawing/2016/5/11/chartex" xmlns:cx6="http://schemas.microsoft.com/office/drawing/2016/5/12/chartex" xmlns:cx7="http://schemas.microsoft.com/office/drawing/2016/5/13/chartex" xmlns:cx8="http://schemas.microsoft.com/office/drawing/2016/5/14/chartex" xmlns:mc="http://schemas.openxmlformats.org/markup-compatibility/2006" xmlns:aink="http://schemas.microsoft.com/office/drawing/2016/ink" xmlns:am3d="http://schemas.microsoft.com/office/drawing/2017/model3d" xmlns:o="urn:schemas-microsoft-com:office:office" xmlns:oel="http://schemas.microsoft.com/office/2019/extlst" xmlns:r="http://schemas.openxmlformats.org/officeDocument/2006/relationships" xmlns:m="http://schemas.openxmlformats.org/officeDocument/2006/math" xmlns:v="urn:schemas-microsoft-com:vml" xmlns:wp14="http://schemas.microsoft.com/office/word/2010/wordprocessingDrawing" xmlns:wp="http://schemas.openxmlformats.org/drawingml/2006/wordprocessingDrawing" xmlns:w10="urn:schemas-microsoft-com:office:word" xmlns:w="http://schemas.openxmlformats.org/wordprocessingml/2006/main" xmlns:w14="http://schemas.microsoft.com/office/word/2010/wordml" xmlns:w15="http://schemas.microsoft.com/office/word/2012/wordml" xmlns:w16cex="http://schemas.microsoft.com/office/word/2018/wordml/cex" xmlns:w16cid="http://schemas.microsoft.com/office/word/2016/wordml/cid" xmlns:w16="http://schemas.microsoft.com/office/word/2018/wordml" xmlns:w16du="http://schemas.microsoft.com/office/word/2023/wordml/word16du" xmlns:w16sdtdh="http://schemas.microsoft.com/office/word/2020/wordml/sdtdatahash" xmlns:w16se="http://schemas.microsoft.com/office/word/2015/wordml/symex" xmlns:wpg="http://schemas.microsoft.com/office/word/2010/wordprocessingGroup" xmlns:wpi="http://schemas.microsoft.com/office/word/2010/wordprocessingInk" xmlns:wne="http://schemas.microsoft.com/office/word/2006/wordml" xmlns:wps="http://schemas.microsoft.com/office/word/2010/wordprocessingShape" mc:Ignorable="w14 w15 w16se w16cid w16 w16cex w16sdtdh wp14">
   <w:body>
     <w:p>
       <w:pPr>
@@ -628,6 +628,9 @@
         <w:tabs>
           <w:tab w:val="left" w:pos="1134"/>
         </w:tabs>
+        <w:rPr>
+          <w:lang w:val="es-AR"/>
+        </w:rPr>
       </w:pPr>
       <w:r>
         <w:rPr>
@@ -846,77 +849,26 @@
           <w:szCs w:val="24"/>
           <w:lang w:val="es-ES"/>
         </w:rPr>
-        <w:t xml:space="preserve">Flex es una herramienta que se utiliza para generar analizadores léxicos o </w:t>
-      </w:r>
-      <w:proofErr w:type="spellStart"/>
-      <w:r>
-        <w:rPr>
-          <w:rFonts w:ascii="Arial" w:hAnsi="Arial" w:cs="Arial"/>
-          <w:sz w:val="24"/>
-          <w:szCs w:val="24"/>
-          <w:lang w:val="es-ES"/>
-        </w:rPr>
-        <w:t>scanners</w:t>
-      </w:r>
-      <w:proofErr w:type="spellEnd"/>
-      <w:r>
-        <w:rPr>
-          <w:rFonts w:ascii="Arial" w:hAnsi="Arial" w:cs="Arial"/>
-          <w:sz w:val="24"/>
-          <w:szCs w:val="24"/>
-          <w:lang w:val="es-ES"/>
-        </w:rPr>
-        <w:t>. Su función principal es analizar un flujo de texto (como un programa fuente) y dividirlo en tokens, que son unidades léxicas significativas. Estos tokens pueden ser palabras clave, identificadores, números, operadores, símbolos, etc.</w:t>
-      </w:r>
-    </w:p>
-    <w:p>
-      <w:pPr>
-        <w:rPr>
-          <w:rFonts w:ascii="Arial" w:hAnsi="Arial" w:cs="Arial"/>
-          <w:sz w:val="24"/>
-          <w:szCs w:val="24"/>
-          <w:lang w:val="es-ES"/>
-        </w:rPr>
-      </w:pPr>
-      <w:proofErr w:type="spellStart"/>
-      <w:r>
-        <w:rPr>
-          <w:rFonts w:ascii="Arial" w:hAnsi="Arial" w:cs="Arial"/>
-          <w:sz w:val="24"/>
-          <w:szCs w:val="24"/>
-          <w:lang w:val="es-ES"/>
-        </w:rPr>
-        <w:t>Bison</w:t>
-      </w:r>
-      <w:proofErr w:type="spellEnd"/>
-      <w:r>
-        <w:rPr>
-          <w:rFonts w:ascii="Arial" w:hAnsi="Arial" w:cs="Arial"/>
-          <w:sz w:val="24"/>
-          <w:szCs w:val="24"/>
-          <w:lang w:val="es-ES"/>
-        </w:rPr>
-        <w:t xml:space="preserve"> es una herramienta que se utiliza para generar analizadores sintácticos o </w:t>
-      </w:r>
-      <w:proofErr w:type="spellStart"/>
-      <w:r>
-        <w:rPr>
-          <w:rFonts w:ascii="Arial" w:hAnsi="Arial" w:cs="Arial"/>
-          <w:sz w:val="24"/>
-          <w:szCs w:val="24"/>
-          <w:lang w:val="es-ES"/>
-        </w:rPr>
-        <w:t>parsers</w:t>
-      </w:r>
-      <w:proofErr w:type="spellEnd"/>
-      <w:r>
-        <w:rPr>
-          <w:rFonts w:ascii="Arial" w:hAnsi="Arial" w:cs="Arial"/>
-          <w:sz w:val="24"/>
-          <w:szCs w:val="24"/>
-          <w:lang w:val="es-ES"/>
-        </w:rPr>
-        <w:t>. Su función principal es analizar la estructura gramatical de un lenguaje de programación o un formato de datos y construir un árbol de sintaxis abstracta (AST) que represente esa estructura.</w:t>
+        <w:t>Flex es una herramienta que se utiliza para generar analizadores léxicos o scanners. Su función principal es analizar un flujo de texto (como un programa fuente) y dividirlo en tokens, que son unidades léxicas significativas. Estos tokens pueden ser palabras clave, identificadores, números, operadores, símbolos, etc.</w:t>
+      </w:r>
+    </w:p>
+    <w:p>
+      <w:pPr>
+        <w:rPr>
+          <w:rFonts w:ascii="Arial" w:hAnsi="Arial" w:cs="Arial"/>
+          <w:sz w:val="24"/>
+          <w:szCs w:val="24"/>
+          <w:lang w:val="es-ES"/>
+        </w:rPr>
+      </w:pPr>
+      <w:r>
+        <w:rPr>
+          <w:rFonts w:ascii="Arial" w:hAnsi="Arial" w:cs="Arial"/>
+          <w:sz w:val="24"/>
+          <w:szCs w:val="24"/>
+          <w:lang w:val="es-ES"/>
+        </w:rPr>
+        <w:t>Bison es una herramienta que se utiliza para generar analizadores sintácticos o parsers. Su función principal es analizar la estructura gramatical de un lenguaje de programación o un formato de datos y construir un árbol de sintaxis abstracta (AST) que represente esa estructura.</w:t>
       </w:r>
     </w:p>
     <w:p>
@@ -1213,28 +1165,17 @@
           <w:szCs w:val="32"/>
           <w:lang w:val="es-AR"/>
         </w:rPr>
-        <w:t xml:space="preserve"> </w:t>
-      </w:r>
-      <w:proofErr w:type="spellStart"/>
+        <w:t xml:space="preserve"> Q</w:t>
+      </w:r>
       <w:r>
         <w:rPr>
           <w:rFonts w:ascii="Arial" w:eastAsia="Times New Roman" w:hAnsi="Arial" w:cs="Arial"/>
-          <w:sz w:val="32"/>
-          <w:szCs w:val="32"/>
-          <w:lang w:val="es-AR"/>
-        </w:rPr>
-        <w:t>Q</w:t>
-      </w:r>
-      <w:r>
-        <w:rPr>
-          <w:rFonts w:ascii="Arial" w:eastAsia="Times New Roman" w:hAnsi="Arial" w:cs="Arial"/>
           <w:sz w:val="24"/>
           <w:szCs w:val="24"/>
           <w:lang w:val="es-AR"/>
         </w:rPr>
         <w:t>x</w:t>
       </w:r>
-      <w:proofErr w:type="spellEnd"/>
       <w:r>
         <w:rPr>
           <w:rFonts w:ascii="Arial" w:eastAsia="Times New Roman" w:hAnsi="Arial" w:cs="Arial"/>
@@ -1699,17 +1640,24 @@
           <w:szCs w:val="32"/>
           <w:lang w:val="es-AR"/>
         </w:rPr>
-        <w:t xml:space="preserve"> </w:t>
-      </w:r>
-      <w:proofErr w:type="spellStart"/>
+        <w:t xml:space="preserve"> Q</w:t>
+      </w:r>
+      <w:r>
+        <w:rPr>
+          <w:rFonts w:ascii="Arial" w:eastAsia="Times New Roman" w:hAnsi="Arial" w:cs="Arial"/>
+          <w:sz w:val="24"/>
+          <w:szCs w:val="24"/>
+          <w:lang w:val="es-AR"/>
+        </w:rPr>
+        <w:t>x</w:t>
+      </w:r>
       <w:r>
         <w:rPr>
           <w:rFonts w:ascii="Arial" w:eastAsia="Times New Roman" w:hAnsi="Arial" w:cs="Arial"/>
           <w:sz w:val="32"/>
           <w:szCs w:val="32"/>
-          <w:lang w:val="es-AR"/>
-        </w:rPr>
-        <w:t>Q</w:t>
+        </w:rPr>
+        <w:t>Σ</w:t>
       </w:r>
       <w:r>
         <w:rPr>
@@ -1720,43 +1668,14 @@
         </w:rPr>
         <w:t>x</w:t>
       </w:r>
-      <w:proofErr w:type="spellEnd"/>
-      <w:r>
-        <w:rPr>
-          <w:rFonts w:ascii="Arial" w:eastAsia="Times New Roman" w:hAnsi="Arial" w:cs="Arial"/>
+      <w:r>
+        <w:rPr>
+          <w:rFonts w:ascii="Arial" w:hAnsi="Arial" w:cs="Arial"/>
           <w:sz w:val="32"/>
           <w:szCs w:val="32"/>
-        </w:rPr>
-        <w:t>Σ</w:t>
-      </w:r>
-      <w:proofErr w:type="spellStart"/>
-      <w:r>
-        <w:rPr>
-          <w:rFonts w:ascii="Arial" w:eastAsia="Times New Roman" w:hAnsi="Arial" w:cs="Arial"/>
-          <w:sz w:val="24"/>
-          <w:szCs w:val="24"/>
-          <w:lang w:val="es-AR"/>
-        </w:rPr>
-        <w:t>x</w:t>
-      </w:r>
-      <w:r>
-        <w:rPr>
-          <w:rFonts w:ascii="Arial" w:hAnsi="Arial" w:cs="Arial"/>
-          <w:sz w:val="32"/>
-          <w:szCs w:val="32"/>
-          <w:lang w:val="es-AR"/>
-        </w:rPr>
-        <w:t>Q</w:t>
-      </w:r>
-      <w:proofErr w:type="spellEnd"/>
-      <w:r>
-        <w:rPr>
-          <w:rFonts w:ascii="Arial" w:hAnsi="Arial" w:cs="Arial"/>
-          <w:sz w:val="32"/>
-          <w:szCs w:val="32"/>
-          <w:lang w:val="es-AR"/>
-        </w:rPr>
-        <w:t xml:space="preserve"> </w:t>
+          <w:lang w:val="es-AR"/>
+        </w:rPr>
+        <w:t xml:space="preserve">Q </w:t>
       </w:r>
       <w:r>
         <w:rPr>
@@ -2260,27 +2179,7 @@
           <w:szCs w:val="24"/>
           <w:lang w:val="es-AR"/>
         </w:rPr>
-        <w:t>q</w:t>
-      </w:r>
-      <w:proofErr w:type="gramStart"/>
-      <w:r>
-        <w:rPr>
-          <w:rFonts w:ascii="Arial" w:hAnsi="Arial" w:cs="Arial"/>
-          <w:sz w:val="24"/>
-          <w:szCs w:val="24"/>
-          <w:lang w:val="es-AR"/>
-        </w:rPr>
-        <w:t>0,q</w:t>
-      </w:r>
-      <w:proofErr w:type="gramEnd"/>
-      <w:r>
-        <w:rPr>
-          <w:rFonts w:ascii="Arial" w:hAnsi="Arial" w:cs="Arial"/>
-          <w:sz w:val="24"/>
-          <w:szCs w:val="24"/>
-          <w:lang w:val="es-AR"/>
-        </w:rPr>
-        <w:t>1,q2,q3,q4</w:t>
+        <w:t>q0,q1,q2,q3,q4</w:t>
       </w:r>
       <w:r>
         <w:rPr>
@@ -2404,17 +2303,7 @@
           <w:szCs w:val="24"/>
           <w:lang w:val="es-AR"/>
         </w:rPr>
-        <w:t>q0,</w:t>
-      </w:r>
-      <w:proofErr w:type="gramStart"/>
-      <w:r>
-        <w:rPr>
-          <w:rFonts w:ascii="Arial" w:hAnsi="Arial" w:cs="Arial"/>
-          <w:sz w:val="24"/>
-          <w:szCs w:val="24"/>
-          <w:lang w:val="es-AR"/>
-        </w:rPr>
-        <w:t>0,</w:t>
+        <w:t>q0,0,</w:t>
       </w:r>
       <w:r>
         <w:rPr>
@@ -2428,7 +2317,6 @@
         </w:rPr>
         <w:t>{</w:t>
       </w:r>
-      <w:proofErr w:type="gramEnd"/>
       <w:r>
         <w:rPr>
           <w:rFonts w:ascii="Arial" w:hAnsi="Arial" w:cs="Arial"/>
@@ -3362,27 +3250,7 @@
           <w:szCs w:val="24"/>
           <w:lang w:val="es-AR"/>
         </w:rPr>
-        <w:t>q</w:t>
-      </w:r>
-      <w:proofErr w:type="gramStart"/>
-      <w:r>
-        <w:rPr>
-          <w:rFonts w:ascii="Arial" w:hAnsi="Arial" w:cs="Arial"/>
-          <w:sz w:val="24"/>
-          <w:szCs w:val="24"/>
-          <w:lang w:val="es-AR"/>
-        </w:rPr>
-        <w:t>2,q</w:t>
-      </w:r>
-      <w:proofErr w:type="gramEnd"/>
-      <w:r>
-        <w:rPr>
-          <w:rFonts w:ascii="Arial" w:hAnsi="Arial" w:cs="Arial"/>
-          <w:sz w:val="24"/>
-          <w:szCs w:val="24"/>
-          <w:lang w:val="es-AR"/>
-        </w:rPr>
-        <w:t>4</w:t>
+        <w:t>q2,q4</w:t>
       </w:r>
       <w:r>
         <w:rPr>
@@ -3528,17 +3396,7 @@
           <w:lang w:val="es-AR"/>
         </w:rPr>
         <w:tab/>
-        <w:t>sea A</w:t>
-      </w:r>
-      <w:proofErr w:type="gramStart"/>
-      <w:r>
-        <w:rPr>
-          <w:rFonts w:ascii="Arial" w:hAnsi="Arial" w:cs="Arial"/>
-          <w:sz w:val="24"/>
-          <w:szCs w:val="24"/>
-          <w:lang w:val="es-AR"/>
-        </w:rPr>
-        <w:t>=(</w:t>
+        <w:t>sea A=(</w:t>
       </w:r>
       <w:r>
         <w:rPr>
@@ -3558,7 +3416,6 @@
         </w:rPr>
         <w:t>Q</w:t>
       </w:r>
-      <w:proofErr w:type="gramEnd"/>
       <w:r>
         <w:rPr>
           <w:rFonts w:ascii="Arial" w:hAnsi="Arial" w:cs="Arial"/>
@@ -3869,8 +3726,6 @@
         </w:rPr>
         <w:t>(</w:t>
       </w:r>
-      <w:proofErr w:type="spellStart"/>
-      <w:proofErr w:type="gramStart"/>
       <w:r>
         <w:rPr>
           <w:rFonts w:ascii="Arial" w:hAnsi="Arial" w:cs="Arial"/>
@@ -3893,8 +3748,6 @@
         </w:rPr>
         <w:t>,a</w:t>
       </w:r>
-      <w:proofErr w:type="spellEnd"/>
-      <w:proofErr w:type="gramEnd"/>
       <w:r>
         <w:rPr>
           <w:rFonts w:ascii="Arial" w:eastAsia="Times New Roman" w:hAnsi="Arial" w:cs="Arial"/>
@@ -4145,8 +3998,6 @@
         </w:rPr>
         <w:t>(</w:t>
       </w:r>
-      <w:proofErr w:type="spellStart"/>
-      <w:proofErr w:type="gramStart"/>
       <w:r>
         <w:rPr>
           <w:rFonts w:ascii="Arial" w:hAnsi="Arial" w:cs="Arial"/>
@@ -4169,8 +4020,6 @@
         </w:rPr>
         <w:t>,a</w:t>
       </w:r>
-      <w:proofErr w:type="spellEnd"/>
-      <w:proofErr w:type="gramEnd"/>
       <w:r>
         <w:rPr>
           <w:rFonts w:ascii="Arial" w:eastAsia="Times New Roman" w:hAnsi="Arial" w:cs="Arial"/>
@@ -4206,27 +4055,7 @@
           <w:szCs w:val="24"/>
           <w:lang w:val="es-AR"/>
         </w:rPr>
-        <w:t>(</w:t>
-      </w:r>
-      <w:proofErr w:type="spellStart"/>
-      <w:r>
-        <w:rPr>
-          <w:rFonts w:ascii="Arial" w:eastAsia="Times New Roman" w:hAnsi="Arial" w:cs="Arial"/>
-          <w:sz w:val="24"/>
-          <w:szCs w:val="24"/>
-          <w:lang w:val="es-AR"/>
-        </w:rPr>
-        <w:t>q,a</w:t>
-      </w:r>
-      <w:proofErr w:type="spellEnd"/>
-      <w:r>
-        <w:rPr>
-          <w:rFonts w:ascii="Arial" w:eastAsia="Times New Roman" w:hAnsi="Arial" w:cs="Arial"/>
-          <w:sz w:val="24"/>
-          <w:szCs w:val="24"/>
-          <w:lang w:val="es-AR"/>
-        </w:rPr>
-        <w:t xml:space="preserve">) </w:t>
+        <w:t xml:space="preserve">(q,a) </w:t>
       </w:r>
       <w:r>
         <w:rPr>
@@ -4388,7 +4217,6 @@
         </w:rPr>
         <w:t xml:space="preserve"> </w:t>
       </w:r>
-      <w:proofErr w:type="gramStart"/>
       <w:r>
         <w:rPr>
           <w:rFonts w:ascii="Cambria Math" w:eastAsia="Times New Roman" w:hAnsi="Cambria Math" w:cs="Cambria Math"/>
@@ -4415,7 +4243,6 @@
         </w:rPr>
         <w:t>δ</w:t>
       </w:r>
-      <w:proofErr w:type="gramEnd"/>
       <w:r>
         <w:rPr>
           <w:rFonts w:ascii="Arial" w:eastAsia="Times New Roman" w:hAnsi="Arial" w:cs="Arial"/>
@@ -4435,7 +4262,6 @@
         </w:rPr>
         <w:t>(</w:t>
       </w:r>
-      <w:proofErr w:type="spellStart"/>
       <w:r>
         <w:rPr>
           <w:rFonts w:ascii="Arial" w:hAnsi="Arial" w:cs="Arial"/>
@@ -4458,7 +4284,6 @@
         </w:rPr>
         <w:t>,a</w:t>
       </w:r>
-      <w:proofErr w:type="spellEnd"/>
       <w:r>
         <w:rPr>
           <w:rFonts w:ascii="Arial" w:eastAsia="Times New Roman" w:hAnsi="Arial" w:cs="Arial"/>
@@ -4658,7 +4483,6 @@
         </w:rPr>
         <w:t xml:space="preserve"> </w:t>
       </w:r>
-      <w:proofErr w:type="gramStart"/>
       <w:r>
         <w:rPr>
           <w:rFonts w:ascii="Arial" w:hAnsi="Arial" w:cs="Arial"/>
@@ -4686,7 +4510,6 @@
         </w:rPr>
         <w:t>}</w:t>
       </w:r>
-      <w:proofErr w:type="gramEnd"/>
     </w:p>
     <w:p>
       <w:pPr>
@@ -4854,7 +4677,6 @@
         </w:rPr>
         <w:t>0</w:t>
       </w:r>
-      <w:proofErr w:type="gramStart"/>
       <w:r>
         <w:rPr>
           <w:rFonts w:ascii="Arial" w:hAnsi="Arial" w:cs="Arial"/>
@@ -4902,7 +4724,6 @@
         </w:rPr>
         <w:t>B</w:t>
       </w:r>
-      <w:proofErr w:type="gramEnd"/>
       <w:r>
         <w:rPr>
           <w:rFonts w:ascii="Arial" w:hAnsi="Arial" w:cs="Arial"/>
@@ -4992,7 +4813,6 @@
           <w:lang w:val="es-AR"/>
         </w:rPr>
       </w:pPr>
-      <w:proofErr w:type="spellStart"/>
       <w:r>
         <w:rPr>
           <w:rFonts w:ascii="Consolas" w:eastAsia="Times New Roman" w:hAnsi="Consolas" w:cs="Times New Roman"/>
@@ -5003,7 +4823,6 @@
         </w:rPr>
         <w:t>tData</w:t>
       </w:r>
-      <w:proofErr w:type="spellEnd"/>
       <w:r>
         <w:rPr>
           <w:rFonts w:ascii="Consolas" w:eastAsia="Times New Roman" w:hAnsi="Consolas" w:cs="Times New Roman"/>
@@ -5014,8 +4833,6 @@
         </w:rPr>
         <w:t xml:space="preserve"> </w:t>
       </w:r>
-      <w:proofErr w:type="spellStart"/>
-      <w:proofErr w:type="gramStart"/>
       <w:r>
         <w:rPr>
           <w:rFonts w:ascii="Consolas" w:eastAsia="Times New Roman" w:hAnsi="Consolas" w:cs="Times New Roman"/>
@@ -5026,7 +4843,6 @@
         </w:rPr>
         <w:t>ConversionAFD</w:t>
       </w:r>
-      <w:proofErr w:type="spellEnd"/>
       <w:r>
         <w:rPr>
           <w:rFonts w:ascii="Consolas" w:eastAsia="Times New Roman" w:hAnsi="Consolas" w:cs="Times New Roman"/>
@@ -5037,8 +4853,6 @@
         </w:rPr>
         <w:t>(</w:t>
       </w:r>
-      <w:proofErr w:type="spellStart"/>
-      <w:proofErr w:type="gramEnd"/>
       <w:r>
         <w:rPr>
           <w:rFonts w:ascii="Consolas" w:eastAsia="Times New Roman" w:hAnsi="Consolas" w:cs="Times New Roman"/>
@@ -5049,7 +4863,6 @@
         </w:rPr>
         <w:t>tData</w:t>
       </w:r>
-      <w:proofErr w:type="spellEnd"/>
       <w:r>
         <w:rPr>
           <w:rFonts w:ascii="Consolas" w:eastAsia="Times New Roman" w:hAnsi="Consolas" w:cs="Times New Roman"/>
@@ -5090,14 +4903,16 @@
           <w:color w:val="CCCCCC"/>
           <w:sz w:val="21"/>
           <w:szCs w:val="21"/>
-        </w:rPr>
-      </w:pPr>
-      <w:r>
-        <w:rPr>
-          <w:rFonts w:ascii="Consolas" w:eastAsia="Times New Roman" w:hAnsi="Consolas" w:cs="Times New Roman"/>
-          <w:color w:val="CCCCCC"/>
-          <w:sz w:val="21"/>
-          <w:szCs w:val="21"/>
+          <w:lang w:val="es-AR"/>
+        </w:rPr>
+      </w:pPr>
+      <w:r>
+        <w:rPr>
+          <w:rFonts w:ascii="Consolas" w:eastAsia="Times New Roman" w:hAnsi="Consolas" w:cs="Times New Roman"/>
+          <w:color w:val="CCCCCC"/>
+          <w:sz w:val="21"/>
+          <w:szCs w:val="21"/>
+          <w:lang w:val="es-AR"/>
         </w:rPr>
         <w:t>{</w:t>
       </w:r>
@@ -5119,10 +4934,10 @@
           <w:color w:val="CCCCCC"/>
           <w:sz w:val="21"/>
           <w:szCs w:val="21"/>
+          <w:lang w:val="es-AR"/>
         </w:rPr>
         <w:t xml:space="preserve">    </w:t>
       </w:r>
-      <w:proofErr w:type="spellStart"/>
       <w:r>
         <w:rPr>
           <w:rFonts w:ascii="Consolas" w:eastAsia="Times New Roman" w:hAnsi="Consolas" w:cs="Times New Roman"/>
@@ -5132,7 +4947,6 @@
         </w:rPr>
         <w:t>tData</w:t>
       </w:r>
-      <w:proofErr w:type="spellEnd"/>
       <w:r>
         <w:rPr>
           <w:rFonts w:ascii="Consolas" w:eastAsia="Times New Roman" w:hAnsi="Consolas" w:cs="Times New Roman"/>
@@ -5142,7 +4956,6 @@
         </w:rPr>
         <w:t xml:space="preserve"> </w:t>
       </w:r>
-      <w:proofErr w:type="spellStart"/>
       <w:r>
         <w:rPr>
           <w:rFonts w:ascii="Consolas" w:eastAsia="Times New Roman" w:hAnsi="Consolas" w:cs="Times New Roman"/>
@@ -5152,7 +4965,6 @@
         </w:rPr>
         <w:t>sigmaND</w:t>
       </w:r>
-      <w:proofErr w:type="spellEnd"/>
       <w:r>
         <w:rPr>
           <w:rFonts w:ascii="Consolas" w:eastAsia="Times New Roman" w:hAnsi="Consolas" w:cs="Times New Roman"/>
@@ -5180,8 +4992,6 @@
         </w:rPr>
         <w:t xml:space="preserve"> </w:t>
       </w:r>
-      <w:proofErr w:type="spellStart"/>
-      <w:proofErr w:type="gramStart"/>
       <w:r>
         <w:rPr>
           <w:rFonts w:ascii="Consolas" w:eastAsia="Times New Roman" w:hAnsi="Consolas" w:cs="Times New Roman"/>
@@ -5191,7 +5001,6 @@
         </w:rPr>
         <w:t>returnElem</w:t>
       </w:r>
-      <w:proofErr w:type="spellEnd"/>
       <w:r>
         <w:rPr>
           <w:rFonts w:ascii="Consolas" w:eastAsia="Times New Roman" w:hAnsi="Consolas" w:cs="Times New Roman"/>
@@ -5201,7 +5010,6 @@
         </w:rPr>
         <w:t>(</w:t>
       </w:r>
-      <w:proofErr w:type="gramEnd"/>
       <w:r>
         <w:rPr>
           <w:rFonts w:ascii="Consolas" w:eastAsia="Times New Roman" w:hAnsi="Consolas" w:cs="Times New Roman"/>
@@ -5259,7 +5067,6 @@
         </w:rPr>
         <w:t xml:space="preserve">    </w:t>
       </w:r>
-      <w:proofErr w:type="spellStart"/>
       <w:r>
         <w:rPr>
           <w:rFonts w:ascii="Consolas" w:eastAsia="Times New Roman" w:hAnsi="Consolas" w:cs="Times New Roman"/>
@@ -5269,7 +5076,6 @@
         </w:rPr>
         <w:t>tData</w:t>
       </w:r>
-      <w:proofErr w:type="spellEnd"/>
       <w:r>
         <w:rPr>
           <w:rFonts w:ascii="Consolas" w:eastAsia="Times New Roman" w:hAnsi="Consolas" w:cs="Times New Roman"/>
@@ -5279,7 +5085,6 @@
         </w:rPr>
         <w:t xml:space="preserve"> </w:t>
       </w:r>
-      <w:proofErr w:type="spellStart"/>
       <w:r>
         <w:rPr>
           <w:rFonts w:ascii="Consolas" w:eastAsia="Times New Roman" w:hAnsi="Consolas" w:cs="Times New Roman"/>
@@ -5289,7 +5094,6 @@
         </w:rPr>
         <w:t>transitionsND</w:t>
       </w:r>
-      <w:proofErr w:type="spellEnd"/>
       <w:r>
         <w:rPr>
           <w:rFonts w:ascii="Consolas" w:eastAsia="Times New Roman" w:hAnsi="Consolas" w:cs="Times New Roman"/>
@@ -5317,8 +5121,6 @@
         </w:rPr>
         <w:t xml:space="preserve"> </w:t>
       </w:r>
-      <w:proofErr w:type="spellStart"/>
-      <w:proofErr w:type="gramStart"/>
       <w:r>
         <w:rPr>
           <w:rFonts w:ascii="Consolas" w:eastAsia="Times New Roman" w:hAnsi="Consolas" w:cs="Times New Roman"/>
@@ -5328,7 +5130,6 @@
         </w:rPr>
         <w:t>returnElem</w:t>
       </w:r>
-      <w:proofErr w:type="spellEnd"/>
       <w:r>
         <w:rPr>
           <w:rFonts w:ascii="Consolas" w:eastAsia="Times New Roman" w:hAnsi="Consolas" w:cs="Times New Roman"/>
@@ -5338,7 +5139,6 @@
         </w:rPr>
         <w:t>(</w:t>
       </w:r>
-      <w:proofErr w:type="gramEnd"/>
       <w:r>
         <w:rPr>
           <w:rFonts w:ascii="Consolas" w:eastAsia="Times New Roman" w:hAnsi="Consolas" w:cs="Times New Roman"/>
@@ -5396,7 +5196,6 @@
         </w:rPr>
         <w:t xml:space="preserve">    </w:t>
       </w:r>
-      <w:proofErr w:type="spellStart"/>
       <w:r>
         <w:rPr>
           <w:rFonts w:ascii="Consolas" w:eastAsia="Times New Roman" w:hAnsi="Consolas" w:cs="Times New Roman"/>
@@ -5406,7 +5205,6 @@
         </w:rPr>
         <w:t>tData</w:t>
       </w:r>
-      <w:proofErr w:type="spellEnd"/>
       <w:r>
         <w:rPr>
           <w:rFonts w:ascii="Consolas" w:eastAsia="Times New Roman" w:hAnsi="Consolas" w:cs="Times New Roman"/>
@@ -5416,7 +5214,6 @@
         </w:rPr>
         <w:t xml:space="preserve"> </w:t>
       </w:r>
-      <w:proofErr w:type="spellStart"/>
       <w:r>
         <w:rPr>
           <w:rFonts w:ascii="Consolas" w:eastAsia="Times New Roman" w:hAnsi="Consolas" w:cs="Times New Roman"/>
@@ -5426,7 +5223,6 @@
         </w:rPr>
         <w:t>initialStateND</w:t>
       </w:r>
-      <w:proofErr w:type="spellEnd"/>
       <w:r>
         <w:rPr>
           <w:rFonts w:ascii="Consolas" w:eastAsia="Times New Roman" w:hAnsi="Consolas" w:cs="Times New Roman"/>
@@ -5454,8 +5250,6 @@
         </w:rPr>
         <w:t xml:space="preserve"> </w:t>
       </w:r>
-      <w:proofErr w:type="spellStart"/>
-      <w:proofErr w:type="gramStart"/>
       <w:r>
         <w:rPr>
           <w:rFonts w:ascii="Consolas" w:eastAsia="Times New Roman" w:hAnsi="Consolas" w:cs="Times New Roman"/>
@@ -5465,7 +5259,6 @@
         </w:rPr>
         <w:t>returnElem</w:t>
       </w:r>
-      <w:proofErr w:type="spellEnd"/>
       <w:r>
         <w:rPr>
           <w:rFonts w:ascii="Consolas" w:eastAsia="Times New Roman" w:hAnsi="Consolas" w:cs="Times New Roman"/>
@@ -5475,7 +5268,6 @@
         </w:rPr>
         <w:t>(</w:t>
       </w:r>
-      <w:proofErr w:type="gramEnd"/>
       <w:r>
         <w:rPr>
           <w:rFonts w:ascii="Consolas" w:eastAsia="Times New Roman" w:hAnsi="Consolas" w:cs="Times New Roman"/>
@@ -5533,7 +5325,6 @@
         </w:rPr>
         <w:t xml:space="preserve">    </w:t>
       </w:r>
-      <w:proofErr w:type="spellStart"/>
       <w:r>
         <w:rPr>
           <w:rFonts w:ascii="Consolas" w:eastAsia="Times New Roman" w:hAnsi="Consolas" w:cs="Times New Roman"/>
@@ -5543,7 +5334,6 @@
         </w:rPr>
         <w:t>tData</w:t>
       </w:r>
-      <w:proofErr w:type="spellEnd"/>
       <w:r>
         <w:rPr>
           <w:rFonts w:ascii="Consolas" w:eastAsia="Times New Roman" w:hAnsi="Consolas" w:cs="Times New Roman"/>
@@ -5553,7 +5343,6 @@
         </w:rPr>
         <w:t xml:space="preserve"> </w:t>
       </w:r>
-      <w:proofErr w:type="spellStart"/>
       <w:r>
         <w:rPr>
           <w:rFonts w:ascii="Consolas" w:eastAsia="Times New Roman" w:hAnsi="Consolas" w:cs="Times New Roman"/>
@@ -5563,7 +5352,6 @@
         </w:rPr>
         <w:t>acceptanceStatesND</w:t>
       </w:r>
-      <w:proofErr w:type="spellEnd"/>
       <w:r>
         <w:rPr>
           <w:rFonts w:ascii="Consolas" w:eastAsia="Times New Roman" w:hAnsi="Consolas" w:cs="Times New Roman"/>
@@ -5591,8 +5379,6 @@
         </w:rPr>
         <w:t xml:space="preserve"> </w:t>
       </w:r>
-      <w:proofErr w:type="spellStart"/>
-      <w:proofErr w:type="gramStart"/>
       <w:r>
         <w:rPr>
           <w:rFonts w:ascii="Consolas" w:eastAsia="Times New Roman" w:hAnsi="Consolas" w:cs="Times New Roman"/>
@@ -5602,7 +5388,6 @@
         </w:rPr>
         <w:t>returnElem</w:t>
       </w:r>
-      <w:proofErr w:type="spellEnd"/>
       <w:r>
         <w:rPr>
           <w:rFonts w:ascii="Consolas" w:eastAsia="Times New Roman" w:hAnsi="Consolas" w:cs="Times New Roman"/>
@@ -5612,7 +5397,6 @@
         </w:rPr>
         <w:t>(</w:t>
       </w:r>
-      <w:proofErr w:type="gramEnd"/>
       <w:r>
         <w:rPr>
           <w:rFonts w:ascii="Consolas" w:eastAsia="Times New Roman" w:hAnsi="Consolas" w:cs="Times New Roman"/>
@@ -5682,7 +5466,6 @@
         </w:rPr>
         <w:t xml:space="preserve">    </w:t>
       </w:r>
-      <w:proofErr w:type="spellStart"/>
       <w:r>
         <w:rPr>
           <w:rFonts w:ascii="Consolas" w:eastAsia="Times New Roman" w:hAnsi="Consolas" w:cs="Times New Roman"/>
@@ -5692,7 +5475,6 @@
         </w:rPr>
         <w:t>tData</w:t>
       </w:r>
-      <w:proofErr w:type="spellEnd"/>
       <w:r>
         <w:rPr>
           <w:rFonts w:ascii="Consolas" w:eastAsia="Times New Roman" w:hAnsi="Consolas" w:cs="Times New Roman"/>
@@ -5738,8 +5520,6 @@
         </w:rPr>
         <w:t xml:space="preserve"> </w:t>
       </w:r>
-      <w:proofErr w:type="spellStart"/>
-      <w:proofErr w:type="gramStart"/>
       <w:r>
         <w:rPr>
           <w:rFonts w:ascii="Consolas" w:eastAsia="Times New Roman" w:hAnsi="Consolas" w:cs="Times New Roman"/>
@@ -5749,7 +5529,6 @@
         </w:rPr>
         <w:t>newData</w:t>
       </w:r>
-      <w:proofErr w:type="spellEnd"/>
       <w:r>
         <w:rPr>
           <w:rFonts w:ascii="Consolas" w:eastAsia="Times New Roman" w:hAnsi="Consolas" w:cs="Times New Roman"/>
@@ -5759,7 +5538,6 @@
         </w:rPr>
         <w:t>(</w:t>
       </w:r>
-      <w:proofErr w:type="gramEnd"/>
       <w:r>
         <w:rPr>
           <w:rFonts w:ascii="Consolas" w:eastAsia="Times New Roman" w:hAnsi="Consolas" w:cs="Times New Roman"/>
@@ -5811,7 +5589,6 @@
         </w:rPr>
         <w:t xml:space="preserve">    </w:t>
       </w:r>
-      <w:proofErr w:type="spellStart"/>
       <w:r>
         <w:rPr>
           <w:rFonts w:ascii="Consolas" w:eastAsia="Times New Roman" w:hAnsi="Consolas" w:cs="Times New Roman"/>
@@ -5821,7 +5598,6 @@
         </w:rPr>
         <w:t>tData</w:t>
       </w:r>
-      <w:proofErr w:type="spellEnd"/>
       <w:r>
         <w:rPr>
           <w:rFonts w:ascii="Consolas" w:eastAsia="Times New Roman" w:hAnsi="Consolas" w:cs="Times New Roman"/>
@@ -5831,7 +5607,6 @@
         </w:rPr>
         <w:t xml:space="preserve"> </w:t>
       </w:r>
-      <w:proofErr w:type="spellStart"/>
       <w:r>
         <w:rPr>
           <w:rFonts w:ascii="Consolas" w:eastAsia="Times New Roman" w:hAnsi="Consolas" w:cs="Times New Roman"/>
@@ -5841,7 +5616,6 @@
         </w:rPr>
         <w:t>initialStateD</w:t>
       </w:r>
-      <w:proofErr w:type="spellEnd"/>
       <w:r>
         <w:rPr>
           <w:rFonts w:ascii="Consolas" w:eastAsia="Times New Roman" w:hAnsi="Consolas" w:cs="Times New Roman"/>
@@ -5869,8 +5643,6 @@
         </w:rPr>
         <w:t xml:space="preserve"> </w:t>
       </w:r>
-      <w:proofErr w:type="spellStart"/>
-      <w:proofErr w:type="gramStart"/>
       <w:r>
         <w:rPr>
           <w:rFonts w:ascii="Consolas" w:eastAsia="Times New Roman" w:hAnsi="Consolas" w:cs="Times New Roman"/>
@@ -5880,7 +5652,6 @@
         </w:rPr>
         <w:t>newNestedData</w:t>
       </w:r>
-      <w:proofErr w:type="spellEnd"/>
       <w:r>
         <w:rPr>
           <w:rFonts w:ascii="Consolas" w:eastAsia="Times New Roman" w:hAnsi="Consolas" w:cs="Times New Roman"/>
@@ -5890,8 +5661,6 @@
         </w:rPr>
         <w:t>(</w:t>
       </w:r>
-      <w:proofErr w:type="spellStart"/>
-      <w:proofErr w:type="gramEnd"/>
       <w:r>
         <w:rPr>
           <w:rFonts w:ascii="Consolas" w:eastAsia="Times New Roman" w:hAnsi="Consolas" w:cs="Times New Roman"/>
@@ -5901,7 +5670,6 @@
         </w:rPr>
         <w:t>initialStateND</w:t>
       </w:r>
-      <w:proofErr w:type="spellEnd"/>
       <w:r>
         <w:rPr>
           <w:rFonts w:ascii="Consolas" w:eastAsia="Times New Roman" w:hAnsi="Consolas" w:cs="Times New Roman"/>
@@ -5950,7 +5718,6 @@
         </w:rPr>
         <w:t xml:space="preserve">    </w:t>
       </w:r>
-      <w:proofErr w:type="spellStart"/>
       <w:r>
         <w:rPr>
           <w:rFonts w:ascii="Consolas" w:eastAsia="Times New Roman" w:hAnsi="Consolas" w:cs="Times New Roman"/>
@@ -5960,7 +5727,6 @@
         </w:rPr>
         <w:t>tData</w:t>
       </w:r>
-      <w:proofErr w:type="spellEnd"/>
       <w:r>
         <w:rPr>
           <w:rFonts w:ascii="Consolas" w:eastAsia="Times New Roman" w:hAnsi="Consolas" w:cs="Times New Roman"/>
@@ -5970,7 +5736,6 @@
         </w:rPr>
         <w:t xml:space="preserve"> </w:t>
       </w:r>
-      <w:proofErr w:type="spellStart"/>
       <w:r>
         <w:rPr>
           <w:rFonts w:ascii="Consolas" w:eastAsia="Times New Roman" w:hAnsi="Consolas" w:cs="Times New Roman"/>
@@ -5980,7 +5745,6 @@
         </w:rPr>
         <w:t>stateSetD</w:t>
       </w:r>
-      <w:proofErr w:type="spellEnd"/>
       <w:r>
         <w:rPr>
           <w:rFonts w:ascii="Consolas" w:eastAsia="Times New Roman" w:hAnsi="Consolas" w:cs="Times New Roman"/>
@@ -6008,8 +5772,6 @@
         </w:rPr>
         <w:t xml:space="preserve"> </w:t>
       </w:r>
-      <w:proofErr w:type="spellStart"/>
-      <w:proofErr w:type="gramStart"/>
       <w:r>
         <w:rPr>
           <w:rFonts w:ascii="Consolas" w:eastAsia="Times New Roman" w:hAnsi="Consolas" w:cs="Times New Roman"/>
@@ -6019,7 +5781,6 @@
         </w:rPr>
         <w:t>newNestedData</w:t>
       </w:r>
-      <w:proofErr w:type="spellEnd"/>
       <w:r>
         <w:rPr>
           <w:rFonts w:ascii="Consolas" w:eastAsia="Times New Roman" w:hAnsi="Consolas" w:cs="Times New Roman"/>
@@ -6029,8 +5790,6 @@
         </w:rPr>
         <w:t>(</w:t>
       </w:r>
-      <w:proofErr w:type="spellStart"/>
-      <w:proofErr w:type="gramEnd"/>
       <w:r>
         <w:rPr>
           <w:rFonts w:ascii="Consolas" w:eastAsia="Times New Roman" w:hAnsi="Consolas" w:cs="Times New Roman"/>
@@ -6040,7 +5799,6 @@
         </w:rPr>
         <w:t>initialStateD</w:t>
       </w:r>
-      <w:proofErr w:type="spellEnd"/>
       <w:r>
         <w:rPr>
           <w:rFonts w:ascii="Consolas" w:eastAsia="Times New Roman" w:hAnsi="Consolas" w:cs="Times New Roman"/>
@@ -6089,7 +5847,6 @@
         </w:rPr>
         <w:t xml:space="preserve">    </w:t>
       </w:r>
-      <w:proofErr w:type="spellStart"/>
       <w:r>
         <w:rPr>
           <w:rFonts w:ascii="Consolas" w:eastAsia="Times New Roman" w:hAnsi="Consolas" w:cs="Times New Roman"/>
@@ -6099,7 +5856,6 @@
         </w:rPr>
         <w:t>tData</w:t>
       </w:r>
-      <w:proofErr w:type="spellEnd"/>
       <w:r>
         <w:rPr>
           <w:rFonts w:ascii="Consolas" w:eastAsia="Times New Roman" w:hAnsi="Consolas" w:cs="Times New Roman"/>
@@ -6109,7 +5865,6 @@
         </w:rPr>
         <w:t xml:space="preserve"> </w:t>
       </w:r>
-      <w:proofErr w:type="spellStart"/>
       <w:r>
         <w:rPr>
           <w:rFonts w:ascii="Consolas" w:eastAsia="Times New Roman" w:hAnsi="Consolas" w:cs="Times New Roman"/>
@@ -6119,7 +5874,6 @@
         </w:rPr>
         <w:t>sigmaD</w:t>
       </w:r>
-      <w:proofErr w:type="spellEnd"/>
       <w:r>
         <w:rPr>
           <w:rFonts w:ascii="Consolas" w:eastAsia="Times New Roman" w:hAnsi="Consolas" w:cs="Times New Roman"/>
@@ -6147,7 +5901,6 @@
         </w:rPr>
         <w:t xml:space="preserve"> </w:t>
       </w:r>
-      <w:proofErr w:type="spellStart"/>
       <w:r>
         <w:rPr>
           <w:rFonts w:ascii="Consolas" w:eastAsia="Times New Roman" w:hAnsi="Consolas" w:cs="Times New Roman"/>
@@ -6157,7 +5910,6 @@
         </w:rPr>
         <w:t>copyData</w:t>
       </w:r>
-      <w:proofErr w:type="spellEnd"/>
       <w:r>
         <w:rPr>
           <w:rFonts w:ascii="Consolas" w:eastAsia="Times New Roman" w:hAnsi="Consolas" w:cs="Times New Roman"/>
@@ -6167,7 +5919,6 @@
         </w:rPr>
         <w:t>(</w:t>
       </w:r>
-      <w:proofErr w:type="spellStart"/>
       <w:r>
         <w:rPr>
           <w:rFonts w:ascii="Consolas" w:eastAsia="Times New Roman" w:hAnsi="Consolas" w:cs="Times New Roman"/>
@@ -6177,7 +5928,6 @@
         </w:rPr>
         <w:t>sigmaND</w:t>
       </w:r>
-      <w:proofErr w:type="spellEnd"/>
       <w:r>
         <w:rPr>
           <w:rFonts w:ascii="Consolas" w:eastAsia="Times New Roman" w:hAnsi="Consolas" w:cs="Times New Roman"/>
@@ -6208,7 +5958,6 @@
         </w:rPr>
         <w:t xml:space="preserve">    </w:t>
       </w:r>
-      <w:proofErr w:type="spellStart"/>
       <w:r>
         <w:rPr>
           <w:rFonts w:ascii="Consolas" w:eastAsia="Times New Roman" w:hAnsi="Consolas" w:cs="Times New Roman"/>
@@ -6218,7 +5967,6 @@
         </w:rPr>
         <w:t>tData</w:t>
       </w:r>
-      <w:proofErr w:type="spellEnd"/>
       <w:r>
         <w:rPr>
           <w:rFonts w:ascii="Consolas" w:eastAsia="Times New Roman" w:hAnsi="Consolas" w:cs="Times New Roman"/>
@@ -6228,7 +5976,6 @@
         </w:rPr>
         <w:t xml:space="preserve"> </w:t>
       </w:r>
-      <w:proofErr w:type="spellStart"/>
       <w:r>
         <w:rPr>
           <w:rFonts w:ascii="Consolas" w:eastAsia="Times New Roman" w:hAnsi="Consolas" w:cs="Times New Roman"/>
@@ -6238,7 +5985,6 @@
         </w:rPr>
         <w:t>transitionsD</w:t>
       </w:r>
-      <w:proofErr w:type="spellEnd"/>
       <w:r>
         <w:rPr>
           <w:rFonts w:ascii="Consolas" w:eastAsia="Times New Roman" w:hAnsi="Consolas" w:cs="Times New Roman"/>
@@ -6266,8 +6012,6 @@
         </w:rPr>
         <w:t xml:space="preserve"> </w:t>
       </w:r>
-      <w:proofErr w:type="spellStart"/>
-      <w:proofErr w:type="gramStart"/>
       <w:r>
         <w:rPr>
           <w:rFonts w:ascii="Consolas" w:eastAsia="Times New Roman" w:hAnsi="Consolas" w:cs="Times New Roman"/>
@@ -6277,7 +6021,6 @@
         </w:rPr>
         <w:t>newData</w:t>
       </w:r>
-      <w:proofErr w:type="spellEnd"/>
       <w:r>
         <w:rPr>
           <w:rFonts w:ascii="Consolas" w:eastAsia="Times New Roman" w:hAnsi="Consolas" w:cs="Times New Roman"/>
@@ -6287,7 +6030,6 @@
         </w:rPr>
         <w:t>(</w:t>
       </w:r>
-      <w:proofErr w:type="gramEnd"/>
       <w:r>
         <w:rPr>
           <w:rFonts w:ascii="Consolas" w:eastAsia="Times New Roman" w:hAnsi="Consolas" w:cs="Times New Roman"/>
@@ -6327,7 +6069,6 @@
         </w:rPr>
         <w:t xml:space="preserve">    </w:t>
       </w:r>
-      <w:proofErr w:type="spellStart"/>
       <w:r>
         <w:rPr>
           <w:rFonts w:ascii="Consolas" w:eastAsia="Times New Roman" w:hAnsi="Consolas" w:cs="Times New Roman"/>
@@ -6337,7 +6078,6 @@
         </w:rPr>
         <w:t>tData</w:t>
       </w:r>
-      <w:proofErr w:type="spellEnd"/>
       <w:r>
         <w:rPr>
           <w:rFonts w:ascii="Consolas" w:eastAsia="Times New Roman" w:hAnsi="Consolas" w:cs="Times New Roman"/>
@@ -6347,7 +6087,6 @@
         </w:rPr>
         <w:t xml:space="preserve"> </w:t>
       </w:r>
-      <w:proofErr w:type="spellStart"/>
       <w:r>
         <w:rPr>
           <w:rFonts w:ascii="Consolas" w:eastAsia="Times New Roman" w:hAnsi="Consolas" w:cs="Times New Roman"/>
@@ -6357,7 +6096,6 @@
         </w:rPr>
         <w:t>acceptanceStatesD</w:t>
       </w:r>
-      <w:proofErr w:type="spellEnd"/>
       <w:r>
         <w:rPr>
           <w:rFonts w:ascii="Consolas" w:eastAsia="Times New Roman" w:hAnsi="Consolas" w:cs="Times New Roman"/>
@@ -6385,8 +6123,6 @@
         </w:rPr>
         <w:t xml:space="preserve"> </w:t>
       </w:r>
-      <w:proofErr w:type="spellStart"/>
-      <w:proofErr w:type="gramStart"/>
       <w:r>
         <w:rPr>
           <w:rFonts w:ascii="Consolas" w:eastAsia="Times New Roman" w:hAnsi="Consolas" w:cs="Times New Roman"/>
@@ -6396,7 +6132,6 @@
         </w:rPr>
         <w:t>newData</w:t>
       </w:r>
-      <w:proofErr w:type="spellEnd"/>
       <w:r>
         <w:rPr>
           <w:rFonts w:ascii="Consolas" w:eastAsia="Times New Roman" w:hAnsi="Consolas" w:cs="Times New Roman"/>
@@ -6406,7 +6141,6 @@
         </w:rPr>
         <w:t>(</w:t>
       </w:r>
-      <w:proofErr w:type="gramEnd"/>
       <w:r>
         <w:rPr>
           <w:rFonts w:ascii="Consolas" w:eastAsia="Times New Roman" w:hAnsi="Consolas" w:cs="Times New Roman"/>
@@ -6458,7 +6192,6 @@
         </w:rPr>
         <w:t xml:space="preserve">    </w:t>
       </w:r>
-      <w:proofErr w:type="spellStart"/>
       <w:r>
         <w:rPr>
           <w:rFonts w:ascii="Consolas" w:eastAsia="Times New Roman" w:hAnsi="Consolas" w:cs="Times New Roman"/>
@@ -6468,7 +6201,6 @@
         </w:rPr>
         <w:t>tData</w:t>
       </w:r>
-      <w:proofErr w:type="spellEnd"/>
       <w:r>
         <w:rPr>
           <w:rFonts w:ascii="Consolas" w:eastAsia="Times New Roman" w:hAnsi="Consolas" w:cs="Times New Roman"/>
@@ -6517,7 +6249,6 @@
         </w:rPr>
         <w:t xml:space="preserve">    </w:t>
       </w:r>
-      <w:proofErr w:type="spellStart"/>
       <w:r>
         <w:rPr>
           <w:rFonts w:ascii="Consolas" w:eastAsia="Times New Roman" w:hAnsi="Consolas" w:cs="Times New Roman"/>
@@ -6527,7 +6258,6 @@
         </w:rPr>
         <w:t>tData</w:t>
       </w:r>
-      <w:proofErr w:type="spellEnd"/>
       <w:r>
         <w:rPr>
           <w:rFonts w:ascii="Consolas" w:eastAsia="Times New Roman" w:hAnsi="Consolas" w:cs="Times New Roman"/>
@@ -6588,7 +6318,6 @@
         </w:rPr>
         <w:t xml:space="preserve">    </w:t>
       </w:r>
-      <w:proofErr w:type="spellStart"/>
       <w:r>
         <w:rPr>
           <w:rFonts w:ascii="Consolas" w:eastAsia="Times New Roman" w:hAnsi="Consolas" w:cs="Times New Roman"/>
@@ -6598,7 +6327,6 @@
         </w:rPr>
         <w:t>tData</w:t>
       </w:r>
-      <w:proofErr w:type="spellEnd"/>
       <w:r>
         <w:rPr>
           <w:rFonts w:ascii="Consolas" w:eastAsia="Times New Roman" w:hAnsi="Consolas" w:cs="Times New Roman"/>
@@ -6608,7 +6336,6 @@
         </w:rPr>
         <w:t xml:space="preserve"> </w:t>
       </w:r>
-      <w:proofErr w:type="spellStart"/>
       <w:r>
         <w:rPr>
           <w:rFonts w:ascii="Consolas" w:eastAsia="Times New Roman" w:hAnsi="Consolas" w:cs="Times New Roman"/>
@@ -6618,7 +6345,6 @@
         </w:rPr>
         <w:t>partialState</w:t>
       </w:r>
-      <w:proofErr w:type="spellEnd"/>
       <w:r>
         <w:rPr>
           <w:rFonts w:ascii="Consolas" w:eastAsia="Times New Roman" w:hAnsi="Consolas" w:cs="Times New Roman"/>
@@ -6649,7 +6375,6 @@
         </w:rPr>
         <w:t xml:space="preserve">    </w:t>
       </w:r>
-      <w:proofErr w:type="spellStart"/>
       <w:r>
         <w:rPr>
           <w:rFonts w:ascii="Consolas" w:eastAsia="Times New Roman" w:hAnsi="Consolas" w:cs="Times New Roman"/>
@@ -6659,7 +6384,6 @@
         </w:rPr>
         <w:t>tData</w:t>
       </w:r>
-      <w:proofErr w:type="spellEnd"/>
       <w:r>
         <w:rPr>
           <w:rFonts w:ascii="Consolas" w:eastAsia="Times New Roman" w:hAnsi="Consolas" w:cs="Times New Roman"/>
@@ -6669,7 +6393,6 @@
         </w:rPr>
         <w:t xml:space="preserve"> </w:t>
       </w:r>
-      <w:proofErr w:type="spellStart"/>
       <w:r>
         <w:rPr>
           <w:rFonts w:ascii="Consolas" w:eastAsia="Times New Roman" w:hAnsi="Consolas" w:cs="Times New Roman"/>
@@ -6679,7 +6402,6 @@
         </w:rPr>
         <w:t>newTransition</w:t>
       </w:r>
-      <w:proofErr w:type="spellEnd"/>
       <w:r>
         <w:rPr>
           <w:rFonts w:ascii="Consolas" w:eastAsia="Times New Roman" w:hAnsi="Consolas" w:cs="Times New Roman"/>
@@ -6740,7 +6462,6 @@
         </w:rPr>
         <w:t xml:space="preserve"> </w:t>
       </w:r>
-      <w:proofErr w:type="spellStart"/>
       <w:r>
         <w:rPr>
           <w:rFonts w:ascii="Consolas" w:eastAsia="Times New Roman" w:hAnsi="Consolas" w:cs="Times New Roman"/>
@@ -6750,7 +6471,6 @@
         </w:rPr>
         <w:t>positionInStateSetD</w:t>
       </w:r>
-      <w:proofErr w:type="spellEnd"/>
       <w:r>
         <w:rPr>
           <w:rFonts w:ascii="Consolas" w:eastAsia="Times New Roman" w:hAnsi="Consolas" w:cs="Times New Roman"/>
@@ -6847,7 +6567,6 @@
         </w:rPr>
         <w:t xml:space="preserve"> (</w:t>
       </w:r>
-      <w:proofErr w:type="spellStart"/>
       <w:r>
         <w:rPr>
           <w:rFonts w:ascii="Consolas" w:eastAsia="Times New Roman" w:hAnsi="Consolas" w:cs="Times New Roman"/>
@@ -6857,7 +6576,6 @@
         </w:rPr>
         <w:t>positionInStateSetD</w:t>
       </w:r>
-      <w:proofErr w:type="spellEnd"/>
       <w:r>
         <w:rPr>
           <w:rFonts w:ascii="Consolas" w:eastAsia="Times New Roman" w:hAnsi="Consolas" w:cs="Times New Roman"/>
@@ -6885,7 +6603,6 @@
         </w:rPr>
         <w:t xml:space="preserve"> </w:t>
       </w:r>
-      <w:proofErr w:type="gramStart"/>
       <w:r>
         <w:rPr>
           <w:rFonts w:ascii="Consolas" w:eastAsia="Times New Roman" w:hAnsi="Consolas" w:cs="Times New Roman"/>
@@ -6904,8 +6621,6 @@
         </w:rPr>
         <w:t>(</w:t>
       </w:r>
-      <w:proofErr w:type="spellStart"/>
-      <w:proofErr w:type="gramEnd"/>
       <w:r>
         <w:rPr>
           <w:rFonts w:ascii="Consolas" w:eastAsia="Times New Roman" w:hAnsi="Consolas" w:cs="Times New Roman"/>
@@ -6915,7 +6630,6 @@
         </w:rPr>
         <w:t>stateSetD</w:t>
       </w:r>
-      <w:proofErr w:type="spellEnd"/>
       <w:r>
         <w:rPr>
           <w:rFonts w:ascii="Consolas" w:eastAsia="Times New Roman" w:hAnsi="Consolas" w:cs="Times New Roman"/>
@@ -7003,7 +6717,6 @@
         </w:rPr>
         <w:t xml:space="preserve"> </w:t>
       </w:r>
-      <w:proofErr w:type="spellStart"/>
       <w:r>
         <w:rPr>
           <w:rFonts w:ascii="Consolas" w:eastAsia="Times New Roman" w:hAnsi="Consolas" w:cs="Times New Roman"/>
@@ -7013,7 +6726,6 @@
         </w:rPr>
         <w:t>positionInSigmaND</w:t>
       </w:r>
-      <w:proofErr w:type="spellEnd"/>
       <w:r>
         <w:rPr>
           <w:rFonts w:ascii="Consolas" w:eastAsia="Times New Roman" w:hAnsi="Consolas" w:cs="Times New Roman"/>
@@ -7059,7 +6771,6 @@
         </w:rPr>
         <w:t xml:space="preserve">; </w:t>
       </w:r>
-      <w:proofErr w:type="spellStart"/>
       <w:r>
         <w:rPr>
           <w:rFonts w:ascii="Consolas" w:eastAsia="Times New Roman" w:hAnsi="Consolas" w:cs="Times New Roman"/>
@@ -7069,7 +6780,6 @@
         </w:rPr>
         <w:t>positionInSigmaND</w:t>
       </w:r>
-      <w:proofErr w:type="spellEnd"/>
       <w:r>
         <w:rPr>
           <w:rFonts w:ascii="Consolas" w:eastAsia="Times New Roman" w:hAnsi="Consolas" w:cs="Times New Roman"/>
@@ -7097,7 +6807,6 @@
         </w:rPr>
         <w:t xml:space="preserve"> </w:t>
       </w:r>
-      <w:proofErr w:type="gramStart"/>
       <w:r>
         <w:rPr>
           <w:rFonts w:ascii="Consolas" w:eastAsia="Times New Roman" w:hAnsi="Consolas" w:cs="Times New Roman"/>
@@ -7116,8 +6825,6 @@
         </w:rPr>
         <w:t>(</w:t>
       </w:r>
-      <w:proofErr w:type="spellStart"/>
-      <w:proofErr w:type="gramEnd"/>
       <w:r>
         <w:rPr>
           <w:rFonts w:ascii="Consolas" w:eastAsia="Times New Roman" w:hAnsi="Consolas" w:cs="Times New Roman"/>
@@ -7127,7 +6834,6 @@
         </w:rPr>
         <w:t>sigmaND</w:t>
       </w:r>
-      <w:proofErr w:type="spellEnd"/>
       <w:r>
         <w:rPr>
           <w:rFonts w:ascii="Consolas" w:eastAsia="Times New Roman" w:hAnsi="Consolas" w:cs="Times New Roman"/>
@@ -7137,7 +6843,6 @@
         </w:rPr>
         <w:t xml:space="preserve">); </w:t>
       </w:r>
-      <w:proofErr w:type="spellStart"/>
       <w:r>
         <w:rPr>
           <w:rFonts w:ascii="Consolas" w:eastAsia="Times New Roman" w:hAnsi="Consolas" w:cs="Times New Roman"/>
@@ -7147,7 +6852,6 @@
         </w:rPr>
         <w:t>positionInSigmaND</w:t>
       </w:r>
-      <w:proofErr w:type="spellEnd"/>
       <w:r>
         <w:rPr>
           <w:rFonts w:ascii="Consolas" w:eastAsia="Times New Roman" w:hAnsi="Consolas" w:cs="Times New Roman"/>
@@ -7208,7 +6912,6 @@
         </w:rPr>
         <w:t xml:space="preserve">            </w:t>
       </w:r>
-      <w:proofErr w:type="spellStart"/>
       <w:r>
         <w:rPr>
           <w:rFonts w:ascii="Consolas" w:eastAsia="Times New Roman" w:hAnsi="Consolas" w:cs="Times New Roman"/>
@@ -7218,7 +6921,6 @@
         </w:rPr>
         <w:t>partialState</w:t>
       </w:r>
-      <w:proofErr w:type="spellEnd"/>
       <w:r>
         <w:rPr>
           <w:rFonts w:ascii="Consolas" w:eastAsia="Times New Roman" w:hAnsi="Consolas" w:cs="Times New Roman"/>
@@ -7246,8 +6948,6 @@
         </w:rPr>
         <w:t xml:space="preserve"> </w:t>
       </w:r>
-      <w:proofErr w:type="spellStart"/>
-      <w:proofErr w:type="gramStart"/>
       <w:r>
         <w:rPr>
           <w:rFonts w:ascii="Consolas" w:eastAsia="Times New Roman" w:hAnsi="Consolas" w:cs="Times New Roman"/>
@@ -7257,7 +6957,6 @@
         </w:rPr>
         <w:t>newData</w:t>
       </w:r>
-      <w:proofErr w:type="spellEnd"/>
       <w:r>
         <w:rPr>
           <w:rFonts w:ascii="Consolas" w:eastAsia="Times New Roman" w:hAnsi="Consolas" w:cs="Times New Roman"/>
@@ -7267,7 +6966,6 @@
         </w:rPr>
         <w:t>(</w:t>
       </w:r>
-      <w:proofErr w:type="gramEnd"/>
       <w:r>
         <w:rPr>
           <w:rFonts w:ascii="Consolas" w:eastAsia="Times New Roman" w:hAnsi="Consolas" w:cs="Times New Roman"/>
@@ -7355,7 +7053,6 @@
         </w:rPr>
         <w:t xml:space="preserve"> </w:t>
       </w:r>
-      <w:proofErr w:type="spellStart"/>
       <w:r>
         <w:rPr>
           <w:rFonts w:ascii="Consolas" w:eastAsia="Times New Roman" w:hAnsi="Consolas" w:cs="Times New Roman"/>
@@ -7365,7 +7062,6 @@
         </w:rPr>
         <w:t>positionInStateD</w:t>
       </w:r>
-      <w:proofErr w:type="spellEnd"/>
       <w:r>
         <w:rPr>
           <w:rFonts w:ascii="Consolas" w:eastAsia="Times New Roman" w:hAnsi="Consolas" w:cs="Times New Roman"/>
@@ -7411,7 +7107,6 @@
         </w:rPr>
         <w:t xml:space="preserve">; </w:t>
       </w:r>
-      <w:proofErr w:type="spellStart"/>
       <w:r>
         <w:rPr>
           <w:rFonts w:ascii="Consolas" w:eastAsia="Times New Roman" w:hAnsi="Consolas" w:cs="Times New Roman"/>
@@ -7421,7 +7116,6 @@
         </w:rPr>
         <w:t>positionInStateD</w:t>
       </w:r>
-      <w:proofErr w:type="spellEnd"/>
       <w:r>
         <w:rPr>
           <w:rFonts w:ascii="Consolas" w:eastAsia="Times New Roman" w:hAnsi="Consolas" w:cs="Times New Roman"/>
@@ -7449,7 +7143,6 @@
         </w:rPr>
         <w:t xml:space="preserve"> </w:t>
       </w:r>
-      <w:proofErr w:type="gramStart"/>
       <w:r>
         <w:rPr>
           <w:rFonts w:ascii="Consolas" w:eastAsia="Times New Roman" w:hAnsi="Consolas" w:cs="Times New Roman"/>
@@ -7468,8 +7161,6 @@
         </w:rPr>
         <w:t>(</w:t>
       </w:r>
-      <w:proofErr w:type="spellStart"/>
-      <w:proofErr w:type="gramEnd"/>
       <w:r>
         <w:rPr>
           <w:rFonts w:ascii="Consolas" w:eastAsia="Times New Roman" w:hAnsi="Consolas" w:cs="Times New Roman"/>
@@ -7479,7 +7170,6 @@
         </w:rPr>
         <w:t>returnElem</w:t>
       </w:r>
-      <w:proofErr w:type="spellEnd"/>
       <w:r>
         <w:rPr>
           <w:rFonts w:ascii="Consolas" w:eastAsia="Times New Roman" w:hAnsi="Consolas" w:cs="Times New Roman"/>
@@ -7489,7 +7179,6 @@
         </w:rPr>
         <w:t>(</w:t>
       </w:r>
-      <w:proofErr w:type="spellStart"/>
       <w:r>
         <w:rPr>
           <w:rFonts w:ascii="Consolas" w:eastAsia="Times New Roman" w:hAnsi="Consolas" w:cs="Times New Roman"/>
@@ -7499,7 +7188,6 @@
         </w:rPr>
         <w:t>stateSetD</w:t>
       </w:r>
-      <w:proofErr w:type="spellEnd"/>
       <w:r>
         <w:rPr>
           <w:rFonts w:ascii="Consolas" w:eastAsia="Times New Roman" w:hAnsi="Consolas" w:cs="Times New Roman"/>
@@ -7509,7 +7197,6 @@
         </w:rPr>
         <w:t xml:space="preserve">, </w:t>
       </w:r>
-      <w:proofErr w:type="spellStart"/>
       <w:r>
         <w:rPr>
           <w:rFonts w:ascii="Consolas" w:eastAsia="Times New Roman" w:hAnsi="Consolas" w:cs="Times New Roman"/>
@@ -7519,7 +7206,6 @@
         </w:rPr>
         <w:t>positionInStateSetD</w:t>
       </w:r>
-      <w:proofErr w:type="spellEnd"/>
       <w:r>
         <w:rPr>
           <w:rFonts w:ascii="Consolas" w:eastAsia="Times New Roman" w:hAnsi="Consolas" w:cs="Times New Roman"/>
@@ -7529,7 +7215,6 @@
         </w:rPr>
         <w:t xml:space="preserve">)); </w:t>
       </w:r>
-      <w:proofErr w:type="spellStart"/>
       <w:r>
         <w:rPr>
           <w:rFonts w:ascii="Consolas" w:eastAsia="Times New Roman" w:hAnsi="Consolas" w:cs="Times New Roman"/>
@@ -7539,7 +7224,6 @@
         </w:rPr>
         <w:t>positionInStateD</w:t>
       </w:r>
-      <w:proofErr w:type="spellEnd"/>
       <w:r>
         <w:rPr>
           <w:rFonts w:ascii="Consolas" w:eastAsia="Times New Roman" w:hAnsi="Consolas" w:cs="Times New Roman"/>
@@ -7636,7 +7320,6 @@
         </w:rPr>
         <w:t xml:space="preserve"> </w:t>
       </w:r>
-      <w:proofErr w:type="spellStart"/>
       <w:r>
         <w:rPr>
           <w:rFonts w:ascii="Consolas" w:eastAsia="Times New Roman" w:hAnsi="Consolas" w:cs="Times New Roman"/>
@@ -7646,7 +7329,6 @@
         </w:rPr>
         <w:t>positionInTransitionsND</w:t>
       </w:r>
-      <w:proofErr w:type="spellEnd"/>
       <w:r>
         <w:rPr>
           <w:rFonts w:ascii="Consolas" w:eastAsia="Times New Roman" w:hAnsi="Consolas" w:cs="Times New Roman"/>
@@ -7692,7 +7374,6 @@
         </w:rPr>
         <w:t xml:space="preserve">; </w:t>
       </w:r>
-      <w:proofErr w:type="spellStart"/>
       <w:r>
         <w:rPr>
           <w:rFonts w:ascii="Consolas" w:eastAsia="Times New Roman" w:hAnsi="Consolas" w:cs="Times New Roman"/>
@@ -7702,7 +7383,6 @@
         </w:rPr>
         <w:t>positionInTransitionsND</w:t>
       </w:r>
-      <w:proofErr w:type="spellEnd"/>
       <w:r>
         <w:rPr>
           <w:rFonts w:ascii="Consolas" w:eastAsia="Times New Roman" w:hAnsi="Consolas" w:cs="Times New Roman"/>
@@ -7730,7 +7410,6 @@
         </w:rPr>
         <w:t xml:space="preserve"> </w:t>
       </w:r>
-      <w:proofErr w:type="gramStart"/>
       <w:r>
         <w:rPr>
           <w:rFonts w:ascii="Consolas" w:eastAsia="Times New Roman" w:hAnsi="Consolas" w:cs="Times New Roman"/>
@@ -7749,8 +7428,6 @@
         </w:rPr>
         <w:t>(</w:t>
       </w:r>
-      <w:proofErr w:type="spellStart"/>
-      <w:proofErr w:type="gramEnd"/>
       <w:r>
         <w:rPr>
           <w:rFonts w:ascii="Consolas" w:eastAsia="Times New Roman" w:hAnsi="Consolas" w:cs="Times New Roman"/>
@@ -7760,7 +7437,6 @@
         </w:rPr>
         <w:t>transitionsND</w:t>
       </w:r>
-      <w:proofErr w:type="spellEnd"/>
       <w:r>
         <w:rPr>
           <w:rFonts w:ascii="Consolas" w:eastAsia="Times New Roman" w:hAnsi="Consolas" w:cs="Times New Roman"/>
@@ -7770,7 +7446,6 @@
         </w:rPr>
         <w:t xml:space="preserve">); </w:t>
       </w:r>
-      <w:proofErr w:type="spellStart"/>
       <w:r>
         <w:rPr>
           <w:rFonts w:ascii="Consolas" w:eastAsia="Times New Roman" w:hAnsi="Consolas" w:cs="Times New Roman"/>
@@ -7780,7 +7455,6 @@
         </w:rPr>
         <w:t>positionInTransitionsND</w:t>
       </w:r>
-      <w:proofErr w:type="spellEnd"/>
       <w:r>
         <w:rPr>
           <w:rFonts w:ascii="Consolas" w:eastAsia="Times New Roman" w:hAnsi="Consolas" w:cs="Times New Roman"/>
@@ -7859,8 +7533,6 @@
         </w:rPr>
         <w:t xml:space="preserve"> (</w:t>
       </w:r>
-      <w:proofErr w:type="spellStart"/>
-      <w:proofErr w:type="gramStart"/>
       <w:r>
         <w:rPr>
           <w:rFonts w:ascii="Consolas" w:eastAsia="Times New Roman" w:hAnsi="Consolas" w:cs="Times New Roman"/>
@@ -7870,7 +7542,6 @@
         </w:rPr>
         <w:t>isEqual</w:t>
       </w:r>
-      <w:proofErr w:type="spellEnd"/>
       <w:r>
         <w:rPr>
           <w:rFonts w:ascii="Consolas" w:eastAsia="Times New Roman" w:hAnsi="Consolas" w:cs="Times New Roman"/>
@@ -7880,8 +7551,6 @@
         </w:rPr>
         <w:t>(</w:t>
       </w:r>
-      <w:proofErr w:type="spellStart"/>
-      <w:proofErr w:type="gramEnd"/>
       <w:r>
         <w:rPr>
           <w:rFonts w:ascii="Consolas" w:eastAsia="Times New Roman" w:hAnsi="Consolas" w:cs="Times New Roman"/>
@@ -7891,7 +7560,6 @@
         </w:rPr>
         <w:t>returnElem</w:t>
       </w:r>
-      <w:proofErr w:type="spellEnd"/>
       <w:r>
         <w:rPr>
           <w:rFonts w:ascii="Consolas" w:eastAsia="Times New Roman" w:hAnsi="Consolas" w:cs="Times New Roman"/>
@@ -7901,7 +7569,6 @@
         </w:rPr>
         <w:t>(</w:t>
       </w:r>
-      <w:proofErr w:type="spellStart"/>
       <w:r>
         <w:rPr>
           <w:rFonts w:ascii="Consolas" w:eastAsia="Times New Roman" w:hAnsi="Consolas" w:cs="Times New Roman"/>
@@ -7911,7 +7578,6 @@
         </w:rPr>
         <w:t>returnElem</w:t>
       </w:r>
-      <w:proofErr w:type="spellEnd"/>
       <w:r>
         <w:rPr>
           <w:rFonts w:ascii="Consolas" w:eastAsia="Times New Roman" w:hAnsi="Consolas" w:cs="Times New Roman"/>
@@ -7921,7 +7587,6 @@
         </w:rPr>
         <w:t>(</w:t>
       </w:r>
-      <w:proofErr w:type="spellStart"/>
       <w:r>
         <w:rPr>
           <w:rFonts w:ascii="Consolas" w:eastAsia="Times New Roman" w:hAnsi="Consolas" w:cs="Times New Roman"/>
@@ -7931,7 +7596,6 @@
         </w:rPr>
         <w:t>stateSetD</w:t>
       </w:r>
-      <w:proofErr w:type="spellEnd"/>
       <w:r>
         <w:rPr>
           <w:rFonts w:ascii="Consolas" w:eastAsia="Times New Roman" w:hAnsi="Consolas" w:cs="Times New Roman"/>
@@ -7941,7 +7605,6 @@
         </w:rPr>
         <w:t xml:space="preserve">, </w:t>
       </w:r>
-      <w:proofErr w:type="spellStart"/>
       <w:r>
         <w:rPr>
           <w:rFonts w:ascii="Consolas" w:eastAsia="Times New Roman" w:hAnsi="Consolas" w:cs="Times New Roman"/>
@@ -7951,7 +7614,6 @@
         </w:rPr>
         <w:t>positionInStateSetD</w:t>
       </w:r>
-      <w:proofErr w:type="spellEnd"/>
       <w:r>
         <w:rPr>
           <w:rFonts w:ascii="Consolas" w:eastAsia="Times New Roman" w:hAnsi="Consolas" w:cs="Times New Roman"/>
@@ -7961,7 +7623,6 @@
         </w:rPr>
         <w:t xml:space="preserve">), </w:t>
       </w:r>
-      <w:proofErr w:type="spellStart"/>
       <w:r>
         <w:rPr>
           <w:rFonts w:ascii="Consolas" w:eastAsia="Times New Roman" w:hAnsi="Consolas" w:cs="Times New Roman"/>
@@ -7971,7 +7632,6 @@
         </w:rPr>
         <w:t>positionInStateD</w:t>
       </w:r>
-      <w:proofErr w:type="spellEnd"/>
       <w:r>
         <w:rPr>
           <w:rFonts w:ascii="Consolas" w:eastAsia="Times New Roman" w:hAnsi="Consolas" w:cs="Times New Roman"/>
@@ -7981,7 +7641,6 @@
         </w:rPr>
         <w:t xml:space="preserve">), </w:t>
       </w:r>
-      <w:proofErr w:type="spellStart"/>
       <w:r>
         <w:rPr>
           <w:rFonts w:ascii="Consolas" w:eastAsia="Times New Roman" w:hAnsi="Consolas" w:cs="Times New Roman"/>
@@ -7991,7 +7650,6 @@
         </w:rPr>
         <w:t>returnElem</w:t>
       </w:r>
-      <w:proofErr w:type="spellEnd"/>
       <w:r>
         <w:rPr>
           <w:rFonts w:ascii="Consolas" w:eastAsia="Times New Roman" w:hAnsi="Consolas" w:cs="Times New Roman"/>
@@ -8001,7 +7659,6 @@
         </w:rPr>
         <w:t>(</w:t>
       </w:r>
-      <w:proofErr w:type="spellStart"/>
       <w:r>
         <w:rPr>
           <w:rFonts w:ascii="Consolas" w:eastAsia="Times New Roman" w:hAnsi="Consolas" w:cs="Times New Roman"/>
@@ -8011,7 +7668,6 @@
         </w:rPr>
         <w:t>returnElem</w:t>
       </w:r>
-      <w:proofErr w:type="spellEnd"/>
       <w:r>
         <w:rPr>
           <w:rFonts w:ascii="Consolas" w:eastAsia="Times New Roman" w:hAnsi="Consolas" w:cs="Times New Roman"/>
@@ -8021,7 +7677,6 @@
         </w:rPr>
         <w:t>(</w:t>
       </w:r>
-      <w:proofErr w:type="spellStart"/>
       <w:r>
         <w:rPr>
           <w:rFonts w:ascii="Consolas" w:eastAsia="Times New Roman" w:hAnsi="Consolas" w:cs="Times New Roman"/>
@@ -8031,7 +7686,6 @@
         </w:rPr>
         <w:t>transitionsND</w:t>
       </w:r>
-      <w:proofErr w:type="spellEnd"/>
       <w:r>
         <w:rPr>
           <w:rFonts w:ascii="Consolas" w:eastAsia="Times New Roman" w:hAnsi="Consolas" w:cs="Times New Roman"/>
@@ -8041,7 +7695,6 @@
         </w:rPr>
         <w:t xml:space="preserve">, </w:t>
       </w:r>
-      <w:proofErr w:type="spellStart"/>
       <w:r>
         <w:rPr>
           <w:rFonts w:ascii="Consolas" w:eastAsia="Times New Roman" w:hAnsi="Consolas" w:cs="Times New Roman"/>
@@ -8051,7 +7704,6 @@
         </w:rPr>
         <w:t>positionInTransitionsND</w:t>
       </w:r>
-      <w:proofErr w:type="spellEnd"/>
       <w:r>
         <w:rPr>
           <w:rFonts w:ascii="Consolas" w:eastAsia="Times New Roman" w:hAnsi="Consolas" w:cs="Times New Roman"/>
@@ -8139,8 +7791,6 @@
         </w:rPr>
         <w:t xml:space="preserve"> (</w:t>
       </w:r>
-      <w:proofErr w:type="spellStart"/>
-      <w:proofErr w:type="gramStart"/>
       <w:r>
         <w:rPr>
           <w:rFonts w:ascii="Consolas" w:eastAsia="Times New Roman" w:hAnsi="Consolas" w:cs="Times New Roman"/>
@@ -8150,7 +7800,6 @@
         </w:rPr>
         <w:t>isEqual</w:t>
       </w:r>
-      <w:proofErr w:type="spellEnd"/>
       <w:r>
         <w:rPr>
           <w:rFonts w:ascii="Consolas" w:eastAsia="Times New Roman" w:hAnsi="Consolas" w:cs="Times New Roman"/>
@@ -8160,8 +7809,6 @@
         </w:rPr>
         <w:t>(</w:t>
       </w:r>
-      <w:proofErr w:type="spellStart"/>
-      <w:proofErr w:type="gramEnd"/>
       <w:r>
         <w:rPr>
           <w:rFonts w:ascii="Consolas" w:eastAsia="Times New Roman" w:hAnsi="Consolas" w:cs="Times New Roman"/>
@@ -8171,7 +7818,6 @@
         </w:rPr>
         <w:t>returnElem</w:t>
       </w:r>
-      <w:proofErr w:type="spellEnd"/>
       <w:r>
         <w:rPr>
           <w:rFonts w:ascii="Consolas" w:eastAsia="Times New Roman" w:hAnsi="Consolas" w:cs="Times New Roman"/>
@@ -8181,7 +7827,6 @@
         </w:rPr>
         <w:t>(</w:t>
       </w:r>
-      <w:proofErr w:type="spellStart"/>
       <w:r>
         <w:rPr>
           <w:rFonts w:ascii="Consolas" w:eastAsia="Times New Roman" w:hAnsi="Consolas" w:cs="Times New Roman"/>
@@ -8191,7 +7836,6 @@
         </w:rPr>
         <w:t>sigmaND</w:t>
       </w:r>
-      <w:proofErr w:type="spellEnd"/>
       <w:r>
         <w:rPr>
           <w:rFonts w:ascii="Consolas" w:eastAsia="Times New Roman" w:hAnsi="Consolas" w:cs="Times New Roman"/>
@@ -8201,7 +7845,6 @@
         </w:rPr>
         <w:t xml:space="preserve">, </w:t>
       </w:r>
-      <w:proofErr w:type="spellStart"/>
       <w:r>
         <w:rPr>
           <w:rFonts w:ascii="Consolas" w:eastAsia="Times New Roman" w:hAnsi="Consolas" w:cs="Times New Roman"/>
@@ -8211,7 +7854,6 @@
         </w:rPr>
         <w:t>positionInSigmaND</w:t>
       </w:r>
-      <w:proofErr w:type="spellEnd"/>
       <w:r>
         <w:rPr>
           <w:rFonts w:ascii="Consolas" w:eastAsia="Times New Roman" w:hAnsi="Consolas" w:cs="Times New Roman"/>
@@ -8221,7 +7863,6 @@
         </w:rPr>
         <w:t xml:space="preserve">), </w:t>
       </w:r>
-      <w:proofErr w:type="spellStart"/>
       <w:r>
         <w:rPr>
           <w:rFonts w:ascii="Consolas" w:eastAsia="Times New Roman" w:hAnsi="Consolas" w:cs="Times New Roman"/>
@@ -8231,7 +7872,6 @@
         </w:rPr>
         <w:t>returnElem</w:t>
       </w:r>
-      <w:proofErr w:type="spellEnd"/>
       <w:r>
         <w:rPr>
           <w:rFonts w:ascii="Consolas" w:eastAsia="Times New Roman" w:hAnsi="Consolas" w:cs="Times New Roman"/>
@@ -8241,7 +7881,6 @@
         </w:rPr>
         <w:t>(</w:t>
       </w:r>
-      <w:proofErr w:type="spellStart"/>
       <w:r>
         <w:rPr>
           <w:rFonts w:ascii="Consolas" w:eastAsia="Times New Roman" w:hAnsi="Consolas" w:cs="Times New Roman"/>
@@ -8251,7 +7890,6 @@
         </w:rPr>
         <w:t>returnElem</w:t>
       </w:r>
-      <w:proofErr w:type="spellEnd"/>
       <w:r>
         <w:rPr>
           <w:rFonts w:ascii="Consolas" w:eastAsia="Times New Roman" w:hAnsi="Consolas" w:cs="Times New Roman"/>
@@ -8261,7 +7899,6 @@
         </w:rPr>
         <w:t>(</w:t>
       </w:r>
-      <w:proofErr w:type="spellStart"/>
       <w:r>
         <w:rPr>
           <w:rFonts w:ascii="Consolas" w:eastAsia="Times New Roman" w:hAnsi="Consolas" w:cs="Times New Roman"/>
@@ -8271,7 +7908,6 @@
         </w:rPr>
         <w:t>transitionsND</w:t>
       </w:r>
-      <w:proofErr w:type="spellEnd"/>
       <w:r>
         <w:rPr>
           <w:rFonts w:ascii="Consolas" w:eastAsia="Times New Roman" w:hAnsi="Consolas" w:cs="Times New Roman"/>
@@ -8281,7 +7917,6 @@
         </w:rPr>
         <w:t xml:space="preserve">, </w:t>
       </w:r>
-      <w:proofErr w:type="spellStart"/>
       <w:r>
         <w:rPr>
           <w:rFonts w:ascii="Consolas" w:eastAsia="Times New Roman" w:hAnsi="Consolas" w:cs="Times New Roman"/>
@@ -8291,7 +7926,6 @@
         </w:rPr>
         <w:t>positionInTransitionsND</w:t>
       </w:r>
-      <w:proofErr w:type="spellEnd"/>
       <w:r>
         <w:rPr>
           <w:rFonts w:ascii="Consolas" w:eastAsia="Times New Roman" w:hAnsi="Consolas" w:cs="Times New Roman"/>
@@ -8397,7 +8031,6 @@
         </w:rPr>
         <w:t xml:space="preserve"> </w:t>
       </w:r>
-      <w:proofErr w:type="gramStart"/>
       <w:r>
         <w:rPr>
           <w:rFonts w:ascii="Consolas" w:eastAsia="Times New Roman" w:hAnsi="Consolas" w:cs="Times New Roman"/>
@@ -8416,8 +8049,6 @@
         </w:rPr>
         <w:t>(</w:t>
       </w:r>
-      <w:proofErr w:type="spellStart"/>
-      <w:proofErr w:type="gramEnd"/>
       <w:r>
         <w:rPr>
           <w:rFonts w:ascii="Consolas" w:eastAsia="Times New Roman" w:hAnsi="Consolas" w:cs="Times New Roman"/>
@@ -8427,7 +8058,6 @@
         </w:rPr>
         <w:t>partialState</w:t>
       </w:r>
-      <w:proofErr w:type="spellEnd"/>
       <w:r>
         <w:rPr>
           <w:rFonts w:ascii="Consolas" w:eastAsia="Times New Roman" w:hAnsi="Consolas" w:cs="Times New Roman"/>
@@ -8437,7 +8067,6 @@
         </w:rPr>
         <w:t xml:space="preserve">, </w:t>
       </w:r>
-      <w:proofErr w:type="spellStart"/>
       <w:r>
         <w:rPr>
           <w:rFonts w:ascii="Consolas" w:eastAsia="Times New Roman" w:hAnsi="Consolas" w:cs="Times New Roman"/>
@@ -8447,7 +8076,6 @@
         </w:rPr>
         <w:t>returnElem</w:t>
       </w:r>
-      <w:proofErr w:type="spellEnd"/>
       <w:r>
         <w:rPr>
           <w:rFonts w:ascii="Consolas" w:eastAsia="Times New Roman" w:hAnsi="Consolas" w:cs="Times New Roman"/>
@@ -8457,7 +8085,6 @@
         </w:rPr>
         <w:t>(</w:t>
       </w:r>
-      <w:proofErr w:type="spellStart"/>
       <w:r>
         <w:rPr>
           <w:rFonts w:ascii="Consolas" w:eastAsia="Times New Roman" w:hAnsi="Consolas" w:cs="Times New Roman"/>
@@ -8467,7 +8094,6 @@
         </w:rPr>
         <w:t>returnElem</w:t>
       </w:r>
-      <w:proofErr w:type="spellEnd"/>
       <w:r>
         <w:rPr>
           <w:rFonts w:ascii="Consolas" w:eastAsia="Times New Roman" w:hAnsi="Consolas" w:cs="Times New Roman"/>
@@ -8477,7 +8103,6 @@
         </w:rPr>
         <w:t>(</w:t>
       </w:r>
-      <w:proofErr w:type="spellStart"/>
       <w:r>
         <w:rPr>
           <w:rFonts w:ascii="Consolas" w:eastAsia="Times New Roman" w:hAnsi="Consolas" w:cs="Times New Roman"/>
@@ -8487,7 +8112,6 @@
         </w:rPr>
         <w:t>transitionsND</w:t>
       </w:r>
-      <w:proofErr w:type="spellEnd"/>
       <w:r>
         <w:rPr>
           <w:rFonts w:ascii="Consolas" w:eastAsia="Times New Roman" w:hAnsi="Consolas" w:cs="Times New Roman"/>
@@ -8497,7 +8121,6 @@
         </w:rPr>
         <w:t xml:space="preserve">, </w:t>
       </w:r>
-      <w:proofErr w:type="spellStart"/>
       <w:r>
         <w:rPr>
           <w:rFonts w:ascii="Consolas" w:eastAsia="Times New Roman" w:hAnsi="Consolas" w:cs="Times New Roman"/>
@@ -8507,7 +8130,6 @@
         </w:rPr>
         <w:t>positionInTransitionsND</w:t>
       </w:r>
-      <w:proofErr w:type="spellEnd"/>
       <w:r>
         <w:rPr>
           <w:rFonts w:ascii="Consolas" w:eastAsia="Times New Roman" w:hAnsi="Consolas" w:cs="Times New Roman"/>
@@ -8556,7 +8178,6 @@
         </w:rPr>
         <w:t xml:space="preserve">                            </w:t>
       </w:r>
-      <w:proofErr w:type="spellStart"/>
       <w:r>
         <w:rPr>
           <w:rFonts w:ascii="Consolas" w:eastAsia="Times New Roman" w:hAnsi="Consolas" w:cs="Times New Roman"/>
@@ -8566,7 +8187,6 @@
         </w:rPr>
         <w:t>dataFree</w:t>
       </w:r>
-      <w:proofErr w:type="spellEnd"/>
       <w:r>
         <w:rPr>
           <w:rFonts w:ascii="Consolas" w:eastAsia="Times New Roman" w:hAnsi="Consolas" w:cs="Times New Roman"/>
@@ -8585,7 +8205,6 @@
         </w:rPr>
         <w:t>&amp;</w:t>
       </w:r>
-      <w:proofErr w:type="spellStart"/>
       <w:r>
         <w:rPr>
           <w:rFonts w:ascii="Consolas" w:eastAsia="Times New Roman" w:hAnsi="Consolas" w:cs="Times New Roman"/>
@@ -8595,7 +8214,6 @@
         </w:rPr>
         <w:t>partialState</w:t>
       </w:r>
-      <w:proofErr w:type="spellEnd"/>
       <w:r>
         <w:rPr>
           <w:rFonts w:ascii="Consolas" w:eastAsia="Times New Roman" w:hAnsi="Consolas" w:cs="Times New Roman"/>
@@ -8626,7 +8244,6 @@
         </w:rPr>
         <w:t xml:space="preserve">                            </w:t>
       </w:r>
-      <w:proofErr w:type="spellStart"/>
       <w:r>
         <w:rPr>
           <w:rFonts w:ascii="Consolas" w:eastAsia="Times New Roman" w:hAnsi="Consolas" w:cs="Times New Roman"/>
@@ -8636,7 +8253,6 @@
         </w:rPr>
         <w:t>partialState</w:t>
       </w:r>
-      <w:proofErr w:type="spellEnd"/>
       <w:r>
         <w:rPr>
           <w:rFonts w:ascii="Consolas" w:eastAsia="Times New Roman" w:hAnsi="Consolas" w:cs="Times New Roman"/>
@@ -8925,7 +8541,6 @@
         </w:rPr>
         <w:t xml:space="preserve">            </w:t>
       </w:r>
-      <w:proofErr w:type="spellStart"/>
       <w:r>
         <w:rPr>
           <w:rFonts w:ascii="Consolas" w:eastAsia="Times New Roman" w:hAnsi="Consolas" w:cs="Times New Roman"/>
@@ -8935,7 +8550,6 @@
         </w:rPr>
         <w:t>newTransition</w:t>
       </w:r>
-      <w:proofErr w:type="spellEnd"/>
       <w:r>
         <w:rPr>
           <w:rFonts w:ascii="Consolas" w:eastAsia="Times New Roman" w:hAnsi="Consolas" w:cs="Times New Roman"/>
@@ -8963,8 +8577,6 @@
         </w:rPr>
         <w:t xml:space="preserve"> </w:t>
       </w:r>
-      <w:proofErr w:type="spellStart"/>
-      <w:proofErr w:type="gramStart"/>
       <w:r>
         <w:rPr>
           <w:rFonts w:ascii="Consolas" w:eastAsia="Times New Roman" w:hAnsi="Consolas" w:cs="Times New Roman"/>
@@ -8974,7 +8586,6 @@
         </w:rPr>
         <w:t>newData</w:t>
       </w:r>
-      <w:proofErr w:type="spellEnd"/>
       <w:r>
         <w:rPr>
           <w:rFonts w:ascii="Consolas" w:eastAsia="Times New Roman" w:hAnsi="Consolas" w:cs="Times New Roman"/>
@@ -8984,7 +8595,6 @@
         </w:rPr>
         <w:t>(</w:t>
       </w:r>
-      <w:proofErr w:type="gramEnd"/>
       <w:r>
         <w:rPr>
           <w:rFonts w:ascii="Consolas" w:eastAsia="Times New Roman" w:hAnsi="Consolas" w:cs="Times New Roman"/>
@@ -9036,7 +8646,6 @@
         </w:rPr>
         <w:t xml:space="preserve">            </w:t>
       </w:r>
-      <w:proofErr w:type="gramStart"/>
       <w:r>
         <w:rPr>
           <w:rFonts w:ascii="Consolas" w:eastAsia="Times New Roman" w:hAnsi="Consolas" w:cs="Times New Roman"/>
@@ -9055,8 +8664,6 @@
         </w:rPr>
         <w:t>(</w:t>
       </w:r>
-      <w:proofErr w:type="spellStart"/>
-      <w:proofErr w:type="gramEnd"/>
       <w:r>
         <w:rPr>
           <w:rFonts w:ascii="Consolas" w:eastAsia="Times New Roman" w:hAnsi="Consolas" w:cs="Times New Roman"/>
@@ -9066,7 +8673,6 @@
         </w:rPr>
         <w:t>newTransition</w:t>
       </w:r>
-      <w:proofErr w:type="spellEnd"/>
       <w:r>
         <w:rPr>
           <w:rFonts w:ascii="Consolas" w:eastAsia="Times New Roman" w:hAnsi="Consolas" w:cs="Times New Roman"/>
@@ -9076,7 +8682,6 @@
         </w:rPr>
         <w:t xml:space="preserve">, </w:t>
       </w:r>
-      <w:proofErr w:type="spellStart"/>
       <w:r>
         <w:rPr>
           <w:rFonts w:ascii="Consolas" w:eastAsia="Times New Roman" w:hAnsi="Consolas" w:cs="Times New Roman"/>
@@ -9086,7 +8691,6 @@
         </w:rPr>
         <w:t>copyData</w:t>
       </w:r>
-      <w:proofErr w:type="spellEnd"/>
       <w:r>
         <w:rPr>
           <w:rFonts w:ascii="Consolas" w:eastAsia="Times New Roman" w:hAnsi="Consolas" w:cs="Times New Roman"/>
@@ -9096,7 +8700,6 @@
         </w:rPr>
         <w:t>(</w:t>
       </w:r>
-      <w:proofErr w:type="spellStart"/>
       <w:r>
         <w:rPr>
           <w:rFonts w:ascii="Consolas" w:eastAsia="Times New Roman" w:hAnsi="Consolas" w:cs="Times New Roman"/>
@@ -9106,7 +8709,6 @@
         </w:rPr>
         <w:t>returnElem</w:t>
       </w:r>
-      <w:proofErr w:type="spellEnd"/>
       <w:r>
         <w:rPr>
           <w:rFonts w:ascii="Consolas" w:eastAsia="Times New Roman" w:hAnsi="Consolas" w:cs="Times New Roman"/>
@@ -9116,7 +8718,6 @@
         </w:rPr>
         <w:t>(</w:t>
       </w:r>
-      <w:proofErr w:type="spellStart"/>
       <w:r>
         <w:rPr>
           <w:rFonts w:ascii="Consolas" w:eastAsia="Times New Roman" w:hAnsi="Consolas" w:cs="Times New Roman"/>
@@ -9126,7 +8727,6 @@
         </w:rPr>
         <w:t>stateSetD</w:t>
       </w:r>
-      <w:proofErr w:type="spellEnd"/>
       <w:r>
         <w:rPr>
           <w:rFonts w:ascii="Consolas" w:eastAsia="Times New Roman" w:hAnsi="Consolas" w:cs="Times New Roman"/>
@@ -9136,7 +8736,6 @@
         </w:rPr>
         <w:t xml:space="preserve">, </w:t>
       </w:r>
-      <w:proofErr w:type="spellStart"/>
       <w:r>
         <w:rPr>
           <w:rFonts w:ascii="Consolas" w:eastAsia="Times New Roman" w:hAnsi="Consolas" w:cs="Times New Roman"/>
@@ -9146,7 +8745,6 @@
         </w:rPr>
         <w:t>positionInStateSetD</w:t>
       </w:r>
-      <w:proofErr w:type="spellEnd"/>
       <w:r>
         <w:rPr>
           <w:rFonts w:ascii="Consolas" w:eastAsia="Times New Roman" w:hAnsi="Consolas" w:cs="Times New Roman"/>
@@ -9177,7 +8775,6 @@
         </w:rPr>
         <w:t xml:space="preserve">            </w:t>
       </w:r>
-      <w:proofErr w:type="gramStart"/>
       <w:r>
         <w:rPr>
           <w:rFonts w:ascii="Consolas" w:eastAsia="Times New Roman" w:hAnsi="Consolas" w:cs="Times New Roman"/>
@@ -9196,8 +8793,6 @@
         </w:rPr>
         <w:t>(</w:t>
       </w:r>
-      <w:proofErr w:type="spellStart"/>
-      <w:proofErr w:type="gramEnd"/>
       <w:r>
         <w:rPr>
           <w:rFonts w:ascii="Consolas" w:eastAsia="Times New Roman" w:hAnsi="Consolas" w:cs="Times New Roman"/>
@@ -9207,7 +8802,6 @@
         </w:rPr>
         <w:t>newTransition</w:t>
       </w:r>
-      <w:proofErr w:type="spellEnd"/>
       <w:r>
         <w:rPr>
           <w:rFonts w:ascii="Consolas" w:eastAsia="Times New Roman" w:hAnsi="Consolas" w:cs="Times New Roman"/>
@@ -9217,7 +8811,6 @@
         </w:rPr>
         <w:t xml:space="preserve">, </w:t>
       </w:r>
-      <w:proofErr w:type="spellStart"/>
       <w:r>
         <w:rPr>
           <w:rFonts w:ascii="Consolas" w:eastAsia="Times New Roman" w:hAnsi="Consolas" w:cs="Times New Roman"/>
@@ -9227,7 +8820,6 @@
         </w:rPr>
         <w:t>copyData</w:t>
       </w:r>
-      <w:proofErr w:type="spellEnd"/>
       <w:r>
         <w:rPr>
           <w:rFonts w:ascii="Consolas" w:eastAsia="Times New Roman" w:hAnsi="Consolas" w:cs="Times New Roman"/>
@@ -9237,7 +8829,6 @@
         </w:rPr>
         <w:t>(</w:t>
       </w:r>
-      <w:proofErr w:type="spellStart"/>
       <w:r>
         <w:rPr>
           <w:rFonts w:ascii="Consolas" w:eastAsia="Times New Roman" w:hAnsi="Consolas" w:cs="Times New Roman"/>
@@ -9247,7 +8838,6 @@
         </w:rPr>
         <w:t>returnElem</w:t>
       </w:r>
-      <w:proofErr w:type="spellEnd"/>
       <w:r>
         <w:rPr>
           <w:rFonts w:ascii="Consolas" w:eastAsia="Times New Roman" w:hAnsi="Consolas" w:cs="Times New Roman"/>
@@ -9257,7 +8847,6 @@
         </w:rPr>
         <w:t>(</w:t>
       </w:r>
-      <w:proofErr w:type="spellStart"/>
       <w:r>
         <w:rPr>
           <w:rFonts w:ascii="Consolas" w:eastAsia="Times New Roman" w:hAnsi="Consolas" w:cs="Times New Roman"/>
@@ -9267,7 +8856,6 @@
         </w:rPr>
         <w:t>sigmaND</w:t>
       </w:r>
-      <w:proofErr w:type="spellEnd"/>
       <w:r>
         <w:rPr>
           <w:rFonts w:ascii="Consolas" w:eastAsia="Times New Roman" w:hAnsi="Consolas" w:cs="Times New Roman"/>
@@ -9277,7 +8865,6 @@
         </w:rPr>
         <w:t xml:space="preserve">, </w:t>
       </w:r>
-      <w:proofErr w:type="spellStart"/>
       <w:r>
         <w:rPr>
           <w:rFonts w:ascii="Consolas" w:eastAsia="Times New Roman" w:hAnsi="Consolas" w:cs="Times New Roman"/>
@@ -9287,7 +8874,6 @@
         </w:rPr>
         <w:t>positionInSigmaND</w:t>
       </w:r>
-      <w:proofErr w:type="spellEnd"/>
       <w:r>
         <w:rPr>
           <w:rFonts w:ascii="Consolas" w:eastAsia="Times New Roman" w:hAnsi="Consolas" w:cs="Times New Roman"/>
@@ -9318,7 +8904,6 @@
         </w:rPr>
         <w:t xml:space="preserve">            </w:t>
       </w:r>
-      <w:proofErr w:type="gramStart"/>
       <w:r>
         <w:rPr>
           <w:rFonts w:ascii="Consolas" w:eastAsia="Times New Roman" w:hAnsi="Consolas" w:cs="Times New Roman"/>
@@ -9337,8 +8922,6 @@
         </w:rPr>
         <w:t>(</w:t>
       </w:r>
-      <w:proofErr w:type="spellStart"/>
-      <w:proofErr w:type="gramEnd"/>
       <w:r>
         <w:rPr>
           <w:rFonts w:ascii="Consolas" w:eastAsia="Times New Roman" w:hAnsi="Consolas" w:cs="Times New Roman"/>
@@ -9348,7 +8931,6 @@
         </w:rPr>
         <w:t>newTransition</w:t>
       </w:r>
-      <w:proofErr w:type="spellEnd"/>
       <w:r>
         <w:rPr>
           <w:rFonts w:ascii="Consolas" w:eastAsia="Times New Roman" w:hAnsi="Consolas" w:cs="Times New Roman"/>
@@ -9358,7 +8940,6 @@
         </w:rPr>
         <w:t xml:space="preserve">, </w:t>
       </w:r>
-      <w:proofErr w:type="spellStart"/>
       <w:r>
         <w:rPr>
           <w:rFonts w:ascii="Consolas" w:eastAsia="Times New Roman" w:hAnsi="Consolas" w:cs="Times New Roman"/>
@@ -9368,7 +8949,6 @@
         </w:rPr>
         <w:t>copyData</w:t>
       </w:r>
-      <w:proofErr w:type="spellEnd"/>
       <w:r>
         <w:rPr>
           <w:rFonts w:ascii="Consolas" w:eastAsia="Times New Roman" w:hAnsi="Consolas" w:cs="Times New Roman"/>
@@ -9378,7 +8958,6 @@
         </w:rPr>
         <w:t>(</w:t>
       </w:r>
-      <w:proofErr w:type="spellStart"/>
       <w:r>
         <w:rPr>
           <w:rFonts w:ascii="Consolas" w:eastAsia="Times New Roman" w:hAnsi="Consolas" w:cs="Times New Roman"/>
@@ -9388,7 +8967,6 @@
         </w:rPr>
         <w:t>partialState</w:t>
       </w:r>
-      <w:proofErr w:type="spellEnd"/>
       <w:r>
         <w:rPr>
           <w:rFonts w:ascii="Consolas" w:eastAsia="Times New Roman" w:hAnsi="Consolas" w:cs="Times New Roman"/>
@@ -9467,8 +9045,6 @@
         </w:rPr>
         <w:t xml:space="preserve"> </w:t>
       </w:r>
-      <w:proofErr w:type="spellStart"/>
-      <w:proofErr w:type="gramStart"/>
       <w:r>
         <w:rPr>
           <w:rFonts w:ascii="Consolas" w:eastAsia="Times New Roman" w:hAnsi="Consolas" w:cs="Times New Roman"/>
@@ -9478,7 +9054,6 @@
         </w:rPr>
         <w:t>newNestedData</w:t>
       </w:r>
-      <w:proofErr w:type="spellEnd"/>
       <w:r>
         <w:rPr>
           <w:rFonts w:ascii="Consolas" w:eastAsia="Times New Roman" w:hAnsi="Consolas" w:cs="Times New Roman"/>
@@ -9488,8 +9063,6 @@
         </w:rPr>
         <w:t>(</w:t>
       </w:r>
-      <w:proofErr w:type="spellStart"/>
-      <w:proofErr w:type="gramEnd"/>
       <w:r>
         <w:rPr>
           <w:rFonts w:ascii="Consolas" w:eastAsia="Times New Roman" w:hAnsi="Consolas" w:cs="Times New Roman"/>
@@ -9499,7 +9072,6 @@
         </w:rPr>
         <w:t>newTransition</w:t>
       </w:r>
-      <w:proofErr w:type="spellEnd"/>
       <w:r>
         <w:rPr>
           <w:rFonts w:ascii="Consolas" w:eastAsia="Times New Roman" w:hAnsi="Consolas" w:cs="Times New Roman"/>
@@ -9548,7 +9120,6 @@
         </w:rPr>
         <w:t xml:space="preserve">            </w:t>
       </w:r>
-      <w:proofErr w:type="spellStart"/>
       <w:r>
         <w:rPr>
           <w:rFonts w:ascii="Consolas" w:eastAsia="Times New Roman" w:hAnsi="Consolas" w:cs="Times New Roman"/>
@@ -9558,7 +9129,6 @@
         </w:rPr>
         <w:t>dataFree</w:t>
       </w:r>
-      <w:proofErr w:type="spellEnd"/>
       <w:r>
         <w:rPr>
           <w:rFonts w:ascii="Consolas" w:eastAsia="Times New Roman" w:hAnsi="Consolas" w:cs="Times New Roman"/>
@@ -9577,7 +9147,6 @@
         </w:rPr>
         <w:t>&amp;</w:t>
       </w:r>
-      <w:proofErr w:type="spellStart"/>
       <w:r>
         <w:rPr>
           <w:rFonts w:ascii="Consolas" w:eastAsia="Times New Roman" w:hAnsi="Consolas" w:cs="Times New Roman"/>
@@ -9587,7 +9156,6 @@
         </w:rPr>
         <w:t>newTransition</w:t>
       </w:r>
-      <w:proofErr w:type="spellEnd"/>
       <w:r>
         <w:rPr>
           <w:rFonts w:ascii="Consolas" w:eastAsia="Times New Roman" w:hAnsi="Consolas" w:cs="Times New Roman"/>
@@ -9618,7 +9186,6 @@
         </w:rPr>
         <w:t xml:space="preserve">            </w:t>
       </w:r>
-      <w:proofErr w:type="spellStart"/>
       <w:r>
         <w:rPr>
           <w:rFonts w:ascii="Consolas" w:eastAsia="Times New Roman" w:hAnsi="Consolas" w:cs="Times New Roman"/>
@@ -9628,7 +9195,6 @@
         </w:rPr>
         <w:t>newTransition</w:t>
       </w:r>
-      <w:proofErr w:type="spellEnd"/>
       <w:r>
         <w:rPr>
           <w:rFonts w:ascii="Consolas" w:eastAsia="Times New Roman" w:hAnsi="Consolas" w:cs="Times New Roman"/>
@@ -9731,7 +9297,6 @@
         </w:rPr>
         <w:t xml:space="preserve"> </w:t>
       </w:r>
-      <w:proofErr w:type="gramStart"/>
       <w:r>
         <w:rPr>
           <w:rFonts w:ascii="Consolas" w:eastAsia="Times New Roman" w:hAnsi="Consolas" w:cs="Times New Roman"/>
@@ -9750,8 +9315,6 @@
         </w:rPr>
         <w:t>(</w:t>
       </w:r>
-      <w:proofErr w:type="spellStart"/>
-      <w:proofErr w:type="gramEnd"/>
       <w:r>
         <w:rPr>
           <w:rFonts w:ascii="Consolas" w:eastAsia="Times New Roman" w:hAnsi="Consolas" w:cs="Times New Roman"/>
@@ -9761,7 +9324,6 @@
         </w:rPr>
         <w:t>transitionsD</w:t>
       </w:r>
-      <w:proofErr w:type="spellEnd"/>
       <w:r>
         <w:rPr>
           <w:rFonts w:ascii="Consolas" w:eastAsia="Times New Roman" w:hAnsi="Consolas" w:cs="Times New Roman"/>
@@ -9810,7 +9372,6 @@
         </w:rPr>
         <w:t xml:space="preserve">            </w:t>
       </w:r>
-      <w:proofErr w:type="spellStart"/>
       <w:r>
         <w:rPr>
           <w:rFonts w:ascii="Consolas" w:eastAsia="Times New Roman" w:hAnsi="Consolas" w:cs="Times New Roman"/>
@@ -9820,7 +9381,6 @@
         </w:rPr>
         <w:t>dataFree</w:t>
       </w:r>
-      <w:proofErr w:type="spellEnd"/>
       <w:r>
         <w:rPr>
           <w:rFonts w:ascii="Consolas" w:eastAsia="Times New Roman" w:hAnsi="Consolas" w:cs="Times New Roman"/>
@@ -9839,7 +9399,6 @@
         </w:rPr>
         <w:t>&amp;</w:t>
       </w:r>
-      <w:proofErr w:type="spellStart"/>
       <w:r>
         <w:rPr>
           <w:rFonts w:ascii="Consolas" w:eastAsia="Times New Roman" w:hAnsi="Consolas" w:cs="Times New Roman"/>
@@ -9849,7 +9408,6 @@
         </w:rPr>
         <w:t>transitionsD</w:t>
       </w:r>
-      <w:proofErr w:type="spellEnd"/>
       <w:r>
         <w:rPr>
           <w:rFonts w:ascii="Consolas" w:eastAsia="Times New Roman" w:hAnsi="Consolas" w:cs="Times New Roman"/>
@@ -9880,7 +9438,6 @@
         </w:rPr>
         <w:t xml:space="preserve">            </w:t>
       </w:r>
-      <w:proofErr w:type="spellStart"/>
       <w:r>
         <w:rPr>
           <w:rFonts w:ascii="Consolas" w:eastAsia="Times New Roman" w:hAnsi="Consolas" w:cs="Times New Roman"/>
@@ -9890,7 +9447,6 @@
         </w:rPr>
         <w:t>dataFree</w:t>
       </w:r>
-      <w:proofErr w:type="spellEnd"/>
       <w:r>
         <w:rPr>
           <w:rFonts w:ascii="Consolas" w:eastAsia="Times New Roman" w:hAnsi="Consolas" w:cs="Times New Roman"/>
@@ -9948,7 +9504,6 @@
         </w:rPr>
         <w:t xml:space="preserve">            </w:t>
       </w:r>
-      <w:proofErr w:type="spellStart"/>
       <w:r>
         <w:rPr>
           <w:rFonts w:ascii="Consolas" w:eastAsia="Times New Roman" w:hAnsi="Consolas" w:cs="Times New Roman"/>
@@ -9958,7 +9513,6 @@
         </w:rPr>
         <w:t>transitionsD</w:t>
       </w:r>
-      <w:proofErr w:type="spellEnd"/>
       <w:r>
         <w:rPr>
           <w:rFonts w:ascii="Consolas" w:eastAsia="Times New Roman" w:hAnsi="Consolas" w:cs="Times New Roman"/>
@@ -10203,9 +9757,26 @@
           <w:sz w:val="21"/>
           <w:szCs w:val="21"/>
         </w:rPr>
-        <w:t xml:space="preserve"> </w:t>
-      </w:r>
-      <w:proofErr w:type="gramStart"/>
+        <w:t xml:space="preserve"> (</w:t>
+      </w:r>
+      <w:r>
+        <w:rPr>
+          <w:rFonts w:ascii="Consolas" w:eastAsia="Times New Roman" w:hAnsi="Consolas" w:cs="Times New Roman"/>
+          <w:color w:val="D4D4D4"/>
+          <w:sz w:val="21"/>
+          <w:szCs w:val="21"/>
+        </w:rPr>
+        <w:t>!</w:t>
+      </w:r>
+      <w:r>
+        <w:rPr>
+          <w:rFonts w:ascii="Consolas" w:eastAsia="Times New Roman" w:hAnsi="Consolas" w:cs="Times New Roman"/>
+          <w:color w:val="DCDCAA"/>
+          <w:sz w:val="21"/>
+          <w:szCs w:val="21"/>
+        </w:rPr>
+        <w:t>IN</w:t>
+      </w:r>
       <w:r>
         <w:rPr>
           <w:rFonts w:ascii="Consolas" w:eastAsia="Times New Roman" w:hAnsi="Consolas" w:cs="Times New Roman"/>
@@ -10218,42 +9789,12 @@
       <w:r>
         <w:rPr>
           <w:rFonts w:ascii="Consolas" w:eastAsia="Times New Roman" w:hAnsi="Consolas" w:cs="Times New Roman"/>
-          <w:color w:val="D4D4D4"/>
-          <w:sz w:val="21"/>
-          <w:szCs w:val="21"/>
-        </w:rPr>
-        <w:t>!</w:t>
-      </w:r>
-      <w:r>
-        <w:rPr>
-          <w:rFonts w:ascii="Consolas" w:eastAsia="Times New Roman" w:hAnsi="Consolas" w:cs="Times New Roman"/>
-          <w:color w:val="DCDCAA"/>
-          <w:sz w:val="21"/>
-          <w:szCs w:val="21"/>
-        </w:rPr>
-        <w:t>IN</w:t>
-      </w:r>
-      <w:proofErr w:type="gramEnd"/>
-      <w:r>
-        <w:rPr>
-          <w:rFonts w:ascii="Consolas" w:eastAsia="Times New Roman" w:hAnsi="Consolas" w:cs="Times New Roman"/>
-          <w:color w:val="CCCCCC"/>
-          <w:sz w:val="21"/>
-          <w:szCs w:val="21"/>
-        </w:rPr>
-        <w:t>(</w:t>
-      </w:r>
-      <w:proofErr w:type="spellStart"/>
-      <w:r>
-        <w:rPr>
-          <w:rFonts w:ascii="Consolas" w:eastAsia="Times New Roman" w:hAnsi="Consolas" w:cs="Times New Roman"/>
           <w:color w:val="9CDCFE"/>
           <w:sz w:val="21"/>
           <w:szCs w:val="21"/>
         </w:rPr>
         <w:t>stateSetD</w:t>
       </w:r>
-      <w:proofErr w:type="spellEnd"/>
       <w:r>
         <w:rPr>
           <w:rFonts w:ascii="Consolas" w:eastAsia="Times New Roman" w:hAnsi="Consolas" w:cs="Times New Roman"/>
@@ -10263,7 +9804,6 @@
         </w:rPr>
         <w:t xml:space="preserve">, </w:t>
       </w:r>
-      <w:proofErr w:type="spellStart"/>
       <w:r>
         <w:rPr>
           <w:rFonts w:ascii="Consolas" w:eastAsia="Times New Roman" w:hAnsi="Consolas" w:cs="Times New Roman"/>
@@ -10273,7 +9813,6 @@
         </w:rPr>
         <w:t>partialState</w:t>
       </w:r>
-      <w:proofErr w:type="spellEnd"/>
       <w:r>
         <w:rPr>
           <w:rFonts w:ascii="Consolas" w:eastAsia="Times New Roman" w:hAnsi="Consolas" w:cs="Times New Roman"/>
@@ -10361,8 +9900,6 @@
         </w:rPr>
         <w:t xml:space="preserve"> </w:t>
       </w:r>
-      <w:proofErr w:type="spellStart"/>
-      <w:proofErr w:type="gramStart"/>
       <w:r>
         <w:rPr>
           <w:rFonts w:ascii="Consolas" w:eastAsia="Times New Roman" w:hAnsi="Consolas" w:cs="Times New Roman"/>
@@ -10372,7 +9909,6 @@
         </w:rPr>
         <w:t>newNestedData</w:t>
       </w:r>
-      <w:proofErr w:type="spellEnd"/>
       <w:r>
         <w:rPr>
           <w:rFonts w:ascii="Consolas" w:eastAsia="Times New Roman" w:hAnsi="Consolas" w:cs="Times New Roman"/>
@@ -10382,8 +9918,6 @@
         </w:rPr>
         <w:t>(</w:t>
       </w:r>
-      <w:proofErr w:type="spellStart"/>
-      <w:proofErr w:type="gramEnd"/>
       <w:r>
         <w:rPr>
           <w:rFonts w:ascii="Consolas" w:eastAsia="Times New Roman" w:hAnsi="Consolas" w:cs="Times New Roman"/>
@@ -10393,7 +9927,6 @@
         </w:rPr>
         <w:t>partialState</w:t>
       </w:r>
-      <w:proofErr w:type="spellEnd"/>
       <w:r>
         <w:rPr>
           <w:rFonts w:ascii="Consolas" w:eastAsia="Times New Roman" w:hAnsi="Consolas" w:cs="Times New Roman"/>
@@ -10442,7 +9975,6 @@
         </w:rPr>
         <w:t xml:space="preserve">                </w:t>
       </w:r>
-      <w:proofErr w:type="spellStart"/>
       <w:r>
         <w:rPr>
           <w:rFonts w:ascii="Consolas" w:eastAsia="Times New Roman" w:hAnsi="Consolas" w:cs="Times New Roman"/>
@@ -10452,7 +9984,6 @@
         </w:rPr>
         <w:t>dataFree</w:t>
       </w:r>
-      <w:proofErr w:type="spellEnd"/>
       <w:r>
         <w:rPr>
           <w:rFonts w:ascii="Consolas" w:eastAsia="Times New Roman" w:hAnsi="Consolas" w:cs="Times New Roman"/>
@@ -10471,7 +10002,6 @@
         </w:rPr>
         <w:t>&amp;</w:t>
       </w:r>
-      <w:proofErr w:type="spellStart"/>
       <w:r>
         <w:rPr>
           <w:rFonts w:ascii="Consolas" w:eastAsia="Times New Roman" w:hAnsi="Consolas" w:cs="Times New Roman"/>
@@ -10481,7 +10011,6 @@
         </w:rPr>
         <w:t>partialState</w:t>
       </w:r>
-      <w:proofErr w:type="spellEnd"/>
       <w:r>
         <w:rPr>
           <w:rFonts w:ascii="Consolas" w:eastAsia="Times New Roman" w:hAnsi="Consolas" w:cs="Times New Roman"/>
@@ -10513,7 +10042,6 @@
         <w:lastRenderedPageBreak/>
         <w:t xml:space="preserve">                </w:t>
       </w:r>
-      <w:proofErr w:type="spellStart"/>
       <w:r>
         <w:rPr>
           <w:rFonts w:ascii="Consolas" w:eastAsia="Times New Roman" w:hAnsi="Consolas" w:cs="Times New Roman"/>
@@ -10523,7 +10051,6 @@
         </w:rPr>
         <w:t>partialState</w:t>
       </w:r>
-      <w:proofErr w:type="spellEnd"/>
       <w:r>
         <w:rPr>
           <w:rFonts w:ascii="Consolas" w:eastAsia="Times New Roman" w:hAnsi="Consolas" w:cs="Times New Roman"/>
@@ -10638,7 +10165,6 @@
         </w:rPr>
         <w:t xml:space="preserve"> </w:t>
       </w:r>
-      <w:proofErr w:type="gramStart"/>
       <w:r>
         <w:rPr>
           <w:rFonts w:ascii="Consolas" w:eastAsia="Times New Roman" w:hAnsi="Consolas" w:cs="Times New Roman"/>
@@ -10657,8 +10183,6 @@
         </w:rPr>
         <w:t>(</w:t>
       </w:r>
-      <w:proofErr w:type="spellStart"/>
-      <w:proofErr w:type="gramEnd"/>
       <w:r>
         <w:rPr>
           <w:rFonts w:ascii="Consolas" w:eastAsia="Times New Roman" w:hAnsi="Consolas" w:cs="Times New Roman"/>
@@ -10668,7 +10192,6 @@
         </w:rPr>
         <w:t>stateSetD</w:t>
       </w:r>
-      <w:proofErr w:type="spellEnd"/>
       <w:r>
         <w:rPr>
           <w:rFonts w:ascii="Consolas" w:eastAsia="Times New Roman" w:hAnsi="Consolas" w:cs="Times New Roman"/>
@@ -10678,7 +10201,6 @@
         </w:rPr>
         <w:t xml:space="preserve">, </w:t>
       </w:r>
-      <w:proofErr w:type="spellStart"/>
       <w:r>
         <w:rPr>
           <w:rFonts w:ascii="Consolas" w:eastAsia="Times New Roman" w:hAnsi="Consolas" w:cs="Times New Roman"/>
@@ -10688,7 +10210,6 @@
         </w:rPr>
         <w:t>partialState</w:t>
       </w:r>
-      <w:proofErr w:type="spellEnd"/>
       <w:r>
         <w:rPr>
           <w:rFonts w:ascii="Consolas" w:eastAsia="Times New Roman" w:hAnsi="Consolas" w:cs="Times New Roman"/>
@@ -10719,7 +10240,6 @@
         </w:rPr>
         <w:t xml:space="preserve">                </w:t>
       </w:r>
-      <w:proofErr w:type="spellStart"/>
       <w:r>
         <w:rPr>
           <w:rFonts w:ascii="Consolas" w:eastAsia="Times New Roman" w:hAnsi="Consolas" w:cs="Times New Roman"/>
@@ -10729,7 +10249,6 @@
         </w:rPr>
         <w:t>dataFree</w:t>
       </w:r>
-      <w:proofErr w:type="spellEnd"/>
       <w:r>
         <w:rPr>
           <w:rFonts w:ascii="Consolas" w:eastAsia="Times New Roman" w:hAnsi="Consolas" w:cs="Times New Roman"/>
@@ -10748,7 +10267,6 @@
         </w:rPr>
         <w:t>&amp;</w:t>
       </w:r>
-      <w:proofErr w:type="spellStart"/>
       <w:r>
         <w:rPr>
           <w:rFonts w:ascii="Consolas" w:eastAsia="Times New Roman" w:hAnsi="Consolas" w:cs="Times New Roman"/>
@@ -10758,7 +10276,6 @@
         </w:rPr>
         <w:t>stateSetD</w:t>
       </w:r>
-      <w:proofErr w:type="spellEnd"/>
       <w:r>
         <w:rPr>
           <w:rFonts w:ascii="Consolas" w:eastAsia="Times New Roman" w:hAnsi="Consolas" w:cs="Times New Roman"/>
@@ -10789,7 +10306,6 @@
         </w:rPr>
         <w:t xml:space="preserve">                </w:t>
       </w:r>
-      <w:proofErr w:type="spellStart"/>
       <w:r>
         <w:rPr>
           <w:rFonts w:ascii="Consolas" w:eastAsia="Times New Roman" w:hAnsi="Consolas" w:cs="Times New Roman"/>
@@ -10799,7 +10315,6 @@
         </w:rPr>
         <w:t>stateSetD</w:t>
       </w:r>
-      <w:proofErr w:type="spellEnd"/>
       <w:r>
         <w:rPr>
           <w:rFonts w:ascii="Consolas" w:eastAsia="Times New Roman" w:hAnsi="Consolas" w:cs="Times New Roman"/>
@@ -10974,7 +10489,6 @@
         </w:rPr>
         <w:t xml:space="preserve">            </w:t>
       </w:r>
-      <w:proofErr w:type="spellStart"/>
       <w:r>
         <w:rPr>
           <w:rFonts w:ascii="Consolas" w:eastAsia="Times New Roman" w:hAnsi="Consolas" w:cs="Times New Roman"/>
@@ -10984,7 +10498,6 @@
         </w:rPr>
         <w:t>partialState</w:t>
       </w:r>
-      <w:proofErr w:type="spellEnd"/>
       <w:r>
         <w:rPr>
           <w:rFonts w:ascii="Consolas" w:eastAsia="Times New Roman" w:hAnsi="Consolas" w:cs="Times New Roman"/>
@@ -11084,7 +10597,6 @@
         </w:rPr>
         <w:t xml:space="preserve">        </w:t>
       </w:r>
-      <w:proofErr w:type="spellStart"/>
       <w:r>
         <w:rPr>
           <w:rFonts w:ascii="Consolas" w:eastAsia="Times New Roman" w:hAnsi="Consolas" w:cs="Times New Roman"/>
@@ -11094,7 +10606,6 @@
         </w:rPr>
         <w:t>positionInStateSetD</w:t>
       </w:r>
-      <w:proofErr w:type="spellEnd"/>
       <w:r>
         <w:rPr>
           <w:rFonts w:ascii="Consolas" w:eastAsia="Times New Roman" w:hAnsi="Consolas" w:cs="Times New Roman"/>
@@ -11203,7 +10714,6 @@
         </w:rPr>
         <w:t xml:space="preserve"> </w:t>
       </w:r>
-      <w:proofErr w:type="spellStart"/>
       <w:r>
         <w:rPr>
           <w:rFonts w:ascii="Consolas" w:eastAsia="Times New Roman" w:hAnsi="Consolas" w:cs="Times New Roman"/>
@@ -11213,7 +10723,6 @@
         </w:rPr>
         <w:t>positionInStateSetD</w:t>
       </w:r>
-      <w:proofErr w:type="spellEnd"/>
       <w:r>
         <w:rPr>
           <w:rFonts w:ascii="Consolas" w:eastAsia="Times New Roman" w:hAnsi="Consolas" w:cs="Times New Roman"/>
@@ -11259,7 +10768,6 @@
         </w:rPr>
         <w:t xml:space="preserve">; </w:t>
       </w:r>
-      <w:proofErr w:type="spellStart"/>
       <w:r>
         <w:rPr>
           <w:rFonts w:ascii="Consolas" w:eastAsia="Times New Roman" w:hAnsi="Consolas" w:cs="Times New Roman"/>
@@ -11269,7 +10777,6 @@
         </w:rPr>
         <w:t>positionInStateSetD</w:t>
       </w:r>
-      <w:proofErr w:type="spellEnd"/>
       <w:r>
         <w:rPr>
           <w:rFonts w:ascii="Consolas" w:eastAsia="Times New Roman" w:hAnsi="Consolas" w:cs="Times New Roman"/>
@@ -11297,7 +10804,6 @@
         </w:rPr>
         <w:t xml:space="preserve"> </w:t>
       </w:r>
-      <w:proofErr w:type="gramStart"/>
       <w:r>
         <w:rPr>
           <w:rFonts w:ascii="Consolas" w:eastAsia="Times New Roman" w:hAnsi="Consolas" w:cs="Times New Roman"/>
@@ -11316,8 +10822,6 @@
         </w:rPr>
         <w:t>(</w:t>
       </w:r>
-      <w:proofErr w:type="spellStart"/>
-      <w:proofErr w:type="gramEnd"/>
       <w:r>
         <w:rPr>
           <w:rFonts w:ascii="Consolas" w:eastAsia="Times New Roman" w:hAnsi="Consolas" w:cs="Times New Roman"/>
@@ -11327,7 +10831,6 @@
         </w:rPr>
         <w:t>stateSetD</w:t>
       </w:r>
-      <w:proofErr w:type="spellEnd"/>
       <w:r>
         <w:rPr>
           <w:rFonts w:ascii="Consolas" w:eastAsia="Times New Roman" w:hAnsi="Consolas" w:cs="Times New Roman"/>
@@ -11337,7 +10840,6 @@
         </w:rPr>
         <w:t xml:space="preserve">); </w:t>
       </w:r>
-      <w:proofErr w:type="spellStart"/>
       <w:r>
         <w:rPr>
           <w:rFonts w:ascii="Consolas" w:eastAsia="Times New Roman" w:hAnsi="Consolas" w:cs="Times New Roman"/>
@@ -11347,7 +10849,6 @@
         </w:rPr>
         <w:t>positionInStateSetD</w:t>
       </w:r>
-      <w:proofErr w:type="spellEnd"/>
       <w:r>
         <w:rPr>
           <w:rFonts w:ascii="Consolas" w:eastAsia="Times New Roman" w:hAnsi="Consolas" w:cs="Times New Roman"/>
@@ -11444,7 +10945,6 @@
         </w:rPr>
         <w:t xml:space="preserve"> </w:t>
       </w:r>
-      <w:proofErr w:type="gramStart"/>
       <w:r>
         <w:rPr>
           <w:rFonts w:ascii="Consolas" w:eastAsia="Times New Roman" w:hAnsi="Consolas" w:cs="Times New Roman"/>
@@ -11463,8 +10963,6 @@
         </w:rPr>
         <w:t>(</w:t>
       </w:r>
-      <w:proofErr w:type="spellStart"/>
-      <w:proofErr w:type="gramEnd"/>
       <w:r>
         <w:rPr>
           <w:rFonts w:ascii="Consolas" w:eastAsia="Times New Roman" w:hAnsi="Consolas" w:cs="Times New Roman"/>
@@ -11474,7 +10972,6 @@
         </w:rPr>
         <w:t>returnElem</w:t>
       </w:r>
-      <w:proofErr w:type="spellEnd"/>
       <w:r>
         <w:rPr>
           <w:rFonts w:ascii="Consolas" w:eastAsia="Times New Roman" w:hAnsi="Consolas" w:cs="Times New Roman"/>
@@ -11484,7 +10981,6 @@
         </w:rPr>
         <w:t>(</w:t>
       </w:r>
-      <w:proofErr w:type="spellStart"/>
       <w:r>
         <w:rPr>
           <w:rFonts w:ascii="Consolas" w:eastAsia="Times New Roman" w:hAnsi="Consolas" w:cs="Times New Roman"/>
@@ -11494,7 +10990,6 @@
         </w:rPr>
         <w:t>stateSetD</w:t>
       </w:r>
-      <w:proofErr w:type="spellEnd"/>
       <w:r>
         <w:rPr>
           <w:rFonts w:ascii="Consolas" w:eastAsia="Times New Roman" w:hAnsi="Consolas" w:cs="Times New Roman"/>
@@ -11504,7 +10999,6 @@
         </w:rPr>
         <w:t xml:space="preserve">, </w:t>
       </w:r>
-      <w:proofErr w:type="spellStart"/>
       <w:r>
         <w:rPr>
           <w:rFonts w:ascii="Consolas" w:eastAsia="Times New Roman" w:hAnsi="Consolas" w:cs="Times New Roman"/>
@@ -11514,7 +11008,6 @@
         </w:rPr>
         <w:t>positionInStateSetD</w:t>
       </w:r>
-      <w:proofErr w:type="spellEnd"/>
       <w:r>
         <w:rPr>
           <w:rFonts w:ascii="Consolas" w:eastAsia="Times New Roman" w:hAnsi="Consolas" w:cs="Times New Roman"/>
@@ -11524,7 +11017,6 @@
         </w:rPr>
         <w:t xml:space="preserve">), </w:t>
       </w:r>
-      <w:proofErr w:type="spellStart"/>
       <w:r>
         <w:rPr>
           <w:rFonts w:ascii="Consolas" w:eastAsia="Times New Roman" w:hAnsi="Consolas" w:cs="Times New Roman"/>
@@ -11534,7 +11026,6 @@
         </w:rPr>
         <w:t>acceptanceStatesND</w:t>
       </w:r>
-      <w:proofErr w:type="spellEnd"/>
       <w:r>
         <w:rPr>
           <w:rFonts w:ascii="Consolas" w:eastAsia="Times New Roman" w:hAnsi="Consolas" w:cs="Times New Roman"/>
@@ -11593,17 +11084,7 @@
           <w:sz w:val="21"/>
           <w:szCs w:val="21"/>
         </w:rPr>
-        <w:t xml:space="preserve"> </w:t>
-      </w:r>
-      <w:proofErr w:type="gramStart"/>
-      <w:r>
-        <w:rPr>
-          <w:rFonts w:ascii="Consolas" w:eastAsia="Times New Roman" w:hAnsi="Consolas" w:cs="Times New Roman"/>
-          <w:color w:val="CCCCCC"/>
-          <w:sz w:val="21"/>
-          <w:szCs w:val="21"/>
-        </w:rPr>
-        <w:t>(</w:t>
+        <w:t xml:space="preserve"> (</w:t>
       </w:r>
       <w:r>
         <w:rPr>
@@ -11614,7 +11095,6 @@
         </w:rPr>
         <w:t>!</w:t>
       </w:r>
-      <w:proofErr w:type="spellStart"/>
       <w:r>
         <w:rPr>
           <w:rFonts w:ascii="Consolas" w:eastAsia="Times New Roman" w:hAnsi="Consolas" w:cs="Times New Roman"/>
@@ -11624,8 +11104,6 @@
         </w:rPr>
         <w:t>isEmpty</w:t>
       </w:r>
-      <w:proofErr w:type="spellEnd"/>
-      <w:proofErr w:type="gramEnd"/>
       <w:r>
         <w:rPr>
           <w:rFonts w:ascii="Consolas" w:eastAsia="Times New Roman" w:hAnsi="Consolas" w:cs="Times New Roman"/>
@@ -11695,7 +11173,6 @@
         </w:rPr>
         <w:t xml:space="preserve">            </w:t>
       </w:r>
-      <w:proofErr w:type="spellStart"/>
       <w:r>
         <w:rPr>
           <w:rFonts w:ascii="Consolas" w:eastAsia="Times New Roman" w:hAnsi="Consolas" w:cs="Times New Roman"/>
@@ -11705,7 +11182,6 @@
         </w:rPr>
         <w:t>dataFree</w:t>
       </w:r>
-      <w:proofErr w:type="spellEnd"/>
       <w:r>
         <w:rPr>
           <w:rFonts w:ascii="Consolas" w:eastAsia="Times New Roman" w:hAnsi="Consolas" w:cs="Times New Roman"/>
@@ -11799,8 +11275,6 @@
         </w:rPr>
         <w:t xml:space="preserve"> </w:t>
       </w:r>
-      <w:proofErr w:type="spellStart"/>
-      <w:proofErr w:type="gramStart"/>
       <w:r>
         <w:rPr>
           <w:rFonts w:ascii="Consolas" w:eastAsia="Times New Roman" w:hAnsi="Consolas" w:cs="Times New Roman"/>
@@ -11810,7 +11284,6 @@
         </w:rPr>
         <w:t>newNestedData</w:t>
       </w:r>
-      <w:proofErr w:type="spellEnd"/>
       <w:r>
         <w:rPr>
           <w:rFonts w:ascii="Consolas" w:eastAsia="Times New Roman" w:hAnsi="Consolas" w:cs="Times New Roman"/>
@@ -11820,8 +11293,6 @@
         </w:rPr>
         <w:t>(</w:t>
       </w:r>
-      <w:proofErr w:type="spellStart"/>
-      <w:proofErr w:type="gramEnd"/>
       <w:r>
         <w:rPr>
           <w:rFonts w:ascii="Consolas" w:eastAsia="Times New Roman" w:hAnsi="Consolas" w:cs="Times New Roman"/>
@@ -11831,7 +11302,6 @@
         </w:rPr>
         <w:t>returnElem</w:t>
       </w:r>
-      <w:proofErr w:type="spellEnd"/>
       <w:r>
         <w:rPr>
           <w:rFonts w:ascii="Consolas" w:eastAsia="Times New Roman" w:hAnsi="Consolas" w:cs="Times New Roman"/>
@@ -11841,7 +11311,6 @@
         </w:rPr>
         <w:t>(</w:t>
       </w:r>
-      <w:proofErr w:type="spellStart"/>
       <w:r>
         <w:rPr>
           <w:rFonts w:ascii="Consolas" w:eastAsia="Times New Roman" w:hAnsi="Consolas" w:cs="Times New Roman"/>
@@ -11851,7 +11320,6 @@
         </w:rPr>
         <w:t>stateSetD</w:t>
       </w:r>
-      <w:proofErr w:type="spellEnd"/>
       <w:r>
         <w:rPr>
           <w:rFonts w:ascii="Consolas" w:eastAsia="Times New Roman" w:hAnsi="Consolas" w:cs="Times New Roman"/>
@@ -11861,7 +11329,6 @@
         </w:rPr>
         <w:t xml:space="preserve">, </w:t>
       </w:r>
-      <w:proofErr w:type="spellStart"/>
       <w:r>
         <w:rPr>
           <w:rFonts w:ascii="Consolas" w:eastAsia="Times New Roman" w:hAnsi="Consolas" w:cs="Times New Roman"/>
@@ -11871,7 +11338,6 @@
         </w:rPr>
         <w:t>positionInStateSetD</w:t>
       </w:r>
-      <w:proofErr w:type="spellEnd"/>
       <w:r>
         <w:rPr>
           <w:rFonts w:ascii="Consolas" w:eastAsia="Times New Roman" w:hAnsi="Consolas" w:cs="Times New Roman"/>
@@ -11956,7 +11422,6 @@
         </w:rPr>
         <w:t xml:space="preserve"> </w:t>
       </w:r>
-      <w:proofErr w:type="gramStart"/>
       <w:r>
         <w:rPr>
           <w:rFonts w:ascii="Consolas" w:eastAsia="Times New Roman" w:hAnsi="Consolas" w:cs="Times New Roman"/>
@@ -11975,8 +11440,6 @@
         </w:rPr>
         <w:t>(</w:t>
       </w:r>
-      <w:proofErr w:type="spellStart"/>
-      <w:proofErr w:type="gramEnd"/>
       <w:r>
         <w:rPr>
           <w:rFonts w:ascii="Consolas" w:eastAsia="Times New Roman" w:hAnsi="Consolas" w:cs="Times New Roman"/>
@@ -11986,7 +11449,6 @@
         </w:rPr>
         <w:t>acceptanceStatesD</w:t>
       </w:r>
-      <w:proofErr w:type="spellEnd"/>
       <w:r>
         <w:rPr>
           <w:rFonts w:ascii="Consolas" w:eastAsia="Times New Roman" w:hAnsi="Consolas" w:cs="Times New Roman"/>
@@ -12047,7 +11509,6 @@
         </w:rPr>
         <w:t xml:space="preserve">            </w:t>
       </w:r>
-      <w:proofErr w:type="spellStart"/>
       <w:r>
         <w:rPr>
           <w:rFonts w:ascii="Consolas" w:eastAsia="Times New Roman" w:hAnsi="Consolas" w:cs="Times New Roman"/>
@@ -12057,7 +11518,6 @@
         </w:rPr>
         <w:t>dataFree</w:t>
       </w:r>
-      <w:proofErr w:type="spellEnd"/>
       <w:r>
         <w:rPr>
           <w:rFonts w:ascii="Consolas" w:eastAsia="Times New Roman" w:hAnsi="Consolas" w:cs="Times New Roman"/>
@@ -12076,7 +11536,6 @@
         </w:rPr>
         <w:t>&amp;</w:t>
       </w:r>
-      <w:proofErr w:type="spellStart"/>
       <w:r>
         <w:rPr>
           <w:rFonts w:ascii="Consolas" w:eastAsia="Times New Roman" w:hAnsi="Consolas" w:cs="Times New Roman"/>
@@ -12086,7 +11545,6 @@
         </w:rPr>
         <w:t>acceptanceStatesD</w:t>
       </w:r>
-      <w:proofErr w:type="spellEnd"/>
       <w:r>
         <w:rPr>
           <w:rFonts w:ascii="Consolas" w:eastAsia="Times New Roman" w:hAnsi="Consolas" w:cs="Times New Roman"/>
@@ -12117,7 +11575,6 @@
         </w:rPr>
         <w:t xml:space="preserve">            </w:t>
       </w:r>
-      <w:proofErr w:type="spellStart"/>
       <w:r>
         <w:rPr>
           <w:rFonts w:ascii="Consolas" w:eastAsia="Times New Roman" w:hAnsi="Consolas" w:cs="Times New Roman"/>
@@ -12127,7 +11584,6 @@
         </w:rPr>
         <w:t>acceptanceStatesD</w:t>
       </w:r>
-      <w:proofErr w:type="spellEnd"/>
       <w:r>
         <w:rPr>
           <w:rFonts w:ascii="Consolas" w:eastAsia="Times New Roman" w:hAnsi="Consolas" w:cs="Times New Roman"/>
@@ -12302,7 +11758,6 @@
         </w:rPr>
         <w:t xml:space="preserve">        </w:t>
       </w:r>
-      <w:proofErr w:type="spellStart"/>
       <w:r>
         <w:rPr>
           <w:rFonts w:ascii="Consolas" w:eastAsia="Times New Roman" w:hAnsi="Consolas" w:cs="Times New Roman"/>
@@ -12312,7 +11767,6 @@
         </w:rPr>
         <w:t>dataFree</w:t>
       </w:r>
-      <w:proofErr w:type="spellEnd"/>
       <w:r>
         <w:rPr>
           <w:rFonts w:ascii="Consolas" w:eastAsia="Times New Roman" w:hAnsi="Consolas" w:cs="Times New Roman"/>
@@ -12403,7 +11857,6 @@
         </w:rPr>
         <w:t xml:space="preserve">    </w:t>
       </w:r>
-      <w:proofErr w:type="gramStart"/>
       <w:r>
         <w:rPr>
           <w:rFonts w:ascii="Consolas" w:eastAsia="Times New Roman" w:hAnsi="Consolas" w:cs="Times New Roman"/>
@@ -12422,7 +11875,6 @@
         </w:rPr>
         <w:t>(</w:t>
       </w:r>
-      <w:proofErr w:type="gramEnd"/>
       <w:r>
         <w:rPr>
           <w:rFonts w:ascii="Consolas" w:eastAsia="Times New Roman" w:hAnsi="Consolas" w:cs="Times New Roman"/>
@@ -12441,7 +11893,6 @@
         </w:rPr>
         <w:t xml:space="preserve">, </w:t>
       </w:r>
-      <w:proofErr w:type="spellStart"/>
       <w:r>
         <w:rPr>
           <w:rFonts w:ascii="Consolas" w:eastAsia="Times New Roman" w:hAnsi="Consolas" w:cs="Times New Roman"/>
@@ -12451,7 +11902,6 @@
         </w:rPr>
         <w:t>stateSetD</w:t>
       </w:r>
-      <w:proofErr w:type="spellEnd"/>
       <w:r>
         <w:rPr>
           <w:rFonts w:ascii="Consolas" w:eastAsia="Times New Roman" w:hAnsi="Consolas" w:cs="Times New Roman"/>
@@ -12482,7 +11932,6 @@
         </w:rPr>
         <w:t xml:space="preserve">    </w:t>
       </w:r>
-      <w:proofErr w:type="gramStart"/>
       <w:r>
         <w:rPr>
           <w:rFonts w:ascii="Consolas" w:eastAsia="Times New Roman" w:hAnsi="Consolas" w:cs="Times New Roman"/>
@@ -12501,7 +11950,6 @@
         </w:rPr>
         <w:t>(</w:t>
       </w:r>
-      <w:proofErr w:type="gramEnd"/>
       <w:r>
         <w:rPr>
           <w:rFonts w:ascii="Consolas" w:eastAsia="Times New Roman" w:hAnsi="Consolas" w:cs="Times New Roman"/>
@@ -12520,7 +11968,6 @@
         </w:rPr>
         <w:t xml:space="preserve">, </w:t>
       </w:r>
-      <w:proofErr w:type="spellStart"/>
       <w:r>
         <w:rPr>
           <w:rFonts w:ascii="Consolas" w:eastAsia="Times New Roman" w:hAnsi="Consolas" w:cs="Times New Roman"/>
@@ -12530,7 +11977,6 @@
         </w:rPr>
         <w:t>sigmaD</w:t>
       </w:r>
-      <w:proofErr w:type="spellEnd"/>
       <w:r>
         <w:rPr>
           <w:rFonts w:ascii="Consolas" w:eastAsia="Times New Roman" w:hAnsi="Consolas" w:cs="Times New Roman"/>
@@ -12561,7 +12007,6 @@
         </w:rPr>
         <w:t xml:space="preserve">    </w:t>
       </w:r>
-      <w:proofErr w:type="gramStart"/>
       <w:r>
         <w:rPr>
           <w:rFonts w:ascii="Consolas" w:eastAsia="Times New Roman" w:hAnsi="Consolas" w:cs="Times New Roman"/>
@@ -12580,7 +12025,6 @@
         </w:rPr>
         <w:t>(</w:t>
       </w:r>
-      <w:proofErr w:type="gramEnd"/>
       <w:r>
         <w:rPr>
           <w:rFonts w:ascii="Consolas" w:eastAsia="Times New Roman" w:hAnsi="Consolas" w:cs="Times New Roman"/>
@@ -12599,7 +12043,6 @@
         </w:rPr>
         <w:t xml:space="preserve">, </w:t>
       </w:r>
-      <w:proofErr w:type="spellStart"/>
       <w:r>
         <w:rPr>
           <w:rFonts w:ascii="Consolas" w:eastAsia="Times New Roman" w:hAnsi="Consolas" w:cs="Times New Roman"/>
@@ -12609,7 +12052,6 @@
         </w:rPr>
         <w:t>transitionsD</w:t>
       </w:r>
-      <w:proofErr w:type="spellEnd"/>
       <w:r>
         <w:rPr>
           <w:rFonts w:ascii="Consolas" w:eastAsia="Times New Roman" w:hAnsi="Consolas" w:cs="Times New Roman"/>
@@ -12640,7 +12082,6 @@
         </w:rPr>
         <w:t xml:space="preserve">    </w:t>
       </w:r>
-      <w:proofErr w:type="gramStart"/>
       <w:r>
         <w:rPr>
           <w:rFonts w:ascii="Consolas" w:eastAsia="Times New Roman" w:hAnsi="Consolas" w:cs="Times New Roman"/>
@@ -12659,7 +12100,6 @@
         </w:rPr>
         <w:t>(</w:t>
       </w:r>
-      <w:proofErr w:type="gramEnd"/>
       <w:r>
         <w:rPr>
           <w:rFonts w:ascii="Consolas" w:eastAsia="Times New Roman" w:hAnsi="Consolas" w:cs="Times New Roman"/>
@@ -12678,7 +12118,6 @@
         </w:rPr>
         <w:t xml:space="preserve">, </w:t>
       </w:r>
-      <w:proofErr w:type="spellStart"/>
       <w:r>
         <w:rPr>
           <w:rFonts w:ascii="Consolas" w:eastAsia="Times New Roman" w:hAnsi="Consolas" w:cs="Times New Roman"/>
@@ -12688,7 +12127,6 @@
         </w:rPr>
         <w:t>initialStateD</w:t>
       </w:r>
-      <w:proofErr w:type="spellEnd"/>
       <w:r>
         <w:rPr>
           <w:rFonts w:ascii="Consolas" w:eastAsia="Times New Roman" w:hAnsi="Consolas" w:cs="Times New Roman"/>
@@ -12719,7 +12157,6 @@
         </w:rPr>
         <w:t xml:space="preserve">    </w:t>
       </w:r>
-      <w:proofErr w:type="gramStart"/>
       <w:r>
         <w:rPr>
           <w:rFonts w:ascii="Consolas" w:eastAsia="Times New Roman" w:hAnsi="Consolas" w:cs="Times New Roman"/>
@@ -12738,7 +12175,6 @@
         </w:rPr>
         <w:t>(</w:t>
       </w:r>
-      <w:proofErr w:type="gramEnd"/>
       <w:r>
         <w:rPr>
           <w:rFonts w:ascii="Consolas" w:eastAsia="Times New Roman" w:hAnsi="Consolas" w:cs="Times New Roman"/>
@@ -12757,7 +12193,6 @@
         </w:rPr>
         <w:t xml:space="preserve">, </w:t>
       </w:r>
-      <w:proofErr w:type="spellStart"/>
       <w:r>
         <w:rPr>
           <w:rFonts w:ascii="Consolas" w:eastAsia="Times New Roman" w:hAnsi="Consolas" w:cs="Times New Roman"/>
@@ -12767,7 +12202,6 @@
         </w:rPr>
         <w:t>acceptanceStatesD</w:t>
       </w:r>
-      <w:proofErr w:type="spellEnd"/>
       <w:r>
         <w:rPr>
           <w:rFonts w:ascii="Consolas" w:eastAsia="Times New Roman" w:hAnsi="Consolas" w:cs="Times New Roman"/>
@@ -13029,27 +12463,7 @@
           <w:szCs w:val="24"/>
           <w:lang w:val="es-ES"/>
         </w:rPr>
-        <w:t xml:space="preserve">Un lenguaje de programación es un sistema </w:t>
-      </w:r>
-      <w:proofErr w:type="spellStart"/>
-      <w:r>
-        <w:rPr>
-          <w:rFonts w:ascii="Arial" w:hAnsi="Arial" w:cs="Arial"/>
-          <w:sz w:val="24"/>
-          <w:szCs w:val="24"/>
-          <w:lang w:val="es-ES"/>
-        </w:rPr>
-        <w:t>notacional</w:t>
-      </w:r>
-      <w:proofErr w:type="spellEnd"/>
-      <w:r>
-        <w:rPr>
-          <w:rFonts w:ascii="Arial" w:hAnsi="Arial" w:cs="Arial"/>
-          <w:sz w:val="24"/>
-          <w:szCs w:val="24"/>
-          <w:lang w:val="es-ES"/>
-        </w:rPr>
-        <w:t xml:space="preserve"> para describir computaciones en una forma legible tanto para la maquina como para el ser humano. </w:t>
+        <w:t xml:space="preserve">Un lenguaje de programación es un sistema notacional para describir computaciones en una forma legible tanto para la maquina como para el ser humano. </w:t>
       </w:r>
     </w:p>
     <w:p>
@@ -13372,27 +12786,7 @@
           <w:szCs w:val="24"/>
           <w:lang w:val="es-ES"/>
         </w:rPr>
-        <w:t xml:space="preserve">Son aquellos enunciados o sentencias en un lenguaje que combinan unas cuantas instrucciones de máquina en una sentencia abstracta </w:t>
-      </w:r>
-      <w:proofErr w:type="spellStart"/>
-      <w:r>
-        <w:rPr>
-          <w:rFonts w:ascii="Arial" w:hAnsi="Arial" w:cs="Arial"/>
-          <w:sz w:val="24"/>
-          <w:szCs w:val="24"/>
-          <w:lang w:val="es-ES"/>
-        </w:rPr>
-        <w:t>mas</w:t>
-      </w:r>
-      <w:proofErr w:type="spellEnd"/>
-      <w:r>
-        <w:rPr>
-          <w:rFonts w:ascii="Arial" w:hAnsi="Arial" w:cs="Arial"/>
-          <w:sz w:val="24"/>
-          <w:szCs w:val="24"/>
-          <w:lang w:val="es-ES"/>
-        </w:rPr>
-        <w:t xml:space="preserve"> comprensible.</w:t>
+        <w:t>Son aquellos enunciados o sentencias en un lenguaje que combinan unas cuantas instrucciones de máquina en una sentencia abstracta mas comprensible.</w:t>
       </w:r>
     </w:p>
     <w:p>
@@ -13663,19 +13057,8 @@
           <w:szCs w:val="24"/>
           <w:lang w:val="es-ES"/>
         </w:rPr>
-        <w:t xml:space="preserve"> pop, </w:t>
-      </w:r>
-      <w:proofErr w:type="spellStart"/>
-      <w:r>
-        <w:rPr>
-          <w:rFonts w:ascii="Arial" w:hAnsi="Arial" w:cs="Arial"/>
-          <w:sz w:val="24"/>
-          <w:szCs w:val="24"/>
-          <w:lang w:val="es-ES"/>
-        </w:rPr>
-        <w:t>push</w:t>
-      </w:r>
-      <w:proofErr w:type="spellEnd"/>
+        <w:t xml:space="preserve"> pop, push</w:t>
+      </w:r>
       <w:r>
         <w:rPr>
           <w:rFonts w:ascii="Arial" w:hAnsi="Arial" w:cs="Arial"/>
@@ -13773,27 +13156,7 @@
           <w:szCs w:val="24"/>
           <w:lang w:val="es-ES"/>
         </w:rPr>
-        <w:t>, asignación múltiple (</w:t>
-      </w:r>
-      <w:proofErr w:type="spellStart"/>
-      <w:r>
-        <w:rPr>
-          <w:rFonts w:ascii="Arial" w:hAnsi="Arial" w:cs="Arial"/>
-          <w:sz w:val="24"/>
-          <w:szCs w:val="24"/>
-          <w:lang w:val="es-ES"/>
-        </w:rPr>
-        <w:t>let</w:t>
-      </w:r>
-      <w:proofErr w:type="spellEnd"/>
-      <w:r>
-        <w:rPr>
-          <w:rFonts w:ascii="Arial" w:hAnsi="Arial" w:cs="Arial"/>
-          <w:sz w:val="24"/>
-          <w:szCs w:val="24"/>
-          <w:lang w:val="es-ES"/>
-        </w:rPr>
-        <w:t>).</w:t>
+        <w:t>, asignación múltiple (let).</w:t>
       </w:r>
     </w:p>
     <w:p>
@@ -14033,21 +13396,7 @@
         <w:rPr>
           <w:rFonts w:ascii="Consolas" w:hAnsi="Consolas" w:cstheme="minorHAnsi"/>
         </w:rPr>
-        <w:t>list afnd2</w:t>
-      </w:r>
-      <w:proofErr w:type="gramStart"/>
-      <w:r>
-        <w:rPr>
-          <w:rFonts w:ascii="Consolas" w:hAnsi="Consolas" w:cstheme="minorHAnsi"/>
-        </w:rPr>
-        <w:t>afd(</w:t>
-      </w:r>
-      <w:proofErr w:type="gramEnd"/>
-      <w:r>
-        <w:rPr>
-          <w:rFonts w:ascii="Consolas" w:hAnsi="Consolas" w:cstheme="minorHAnsi"/>
-        </w:rPr>
-        <w:t>list A){</w:t>
+        <w:t>list afnd2afd(list A){</w:t>
       </w:r>
     </w:p>
     <w:p>
@@ -14062,21 +13411,7 @@
         <w:rPr>
           <w:rFonts w:ascii="Consolas" w:hAnsi="Consolas" w:cstheme="minorHAnsi"/>
         </w:rPr>
-        <w:t xml:space="preserve">    set Delta = </w:t>
-      </w:r>
-      <w:proofErr w:type="gramStart"/>
-      <w:r>
-        <w:rPr>
-          <w:rFonts w:ascii="Consolas" w:hAnsi="Consolas" w:cstheme="minorHAnsi"/>
-        </w:rPr>
-        <w:t>A[</w:t>
-      </w:r>
-      <w:proofErr w:type="gramEnd"/>
-      <w:r>
-        <w:rPr>
-          <w:rFonts w:ascii="Consolas" w:hAnsi="Consolas" w:cstheme="minorHAnsi"/>
-        </w:rPr>
-        <w:t>3];</w:t>
+        <w:t xml:space="preserve">    set Delta = A[3];</w:t>
       </w:r>
     </w:p>
     <w:p>
@@ -14091,21 +13426,7 @@
         <w:rPr>
           <w:rFonts w:ascii="Consolas" w:hAnsi="Consolas" w:cstheme="minorHAnsi"/>
         </w:rPr>
-        <w:t xml:space="preserve">    set F = </w:t>
-      </w:r>
-      <w:proofErr w:type="gramStart"/>
-      <w:r>
-        <w:rPr>
-          <w:rFonts w:ascii="Consolas" w:hAnsi="Consolas" w:cstheme="minorHAnsi"/>
-        </w:rPr>
-        <w:t>A[</w:t>
-      </w:r>
-      <w:proofErr w:type="gramEnd"/>
-      <w:r>
-        <w:rPr>
-          <w:rFonts w:ascii="Consolas" w:hAnsi="Consolas" w:cstheme="minorHAnsi"/>
-        </w:rPr>
-        <w:t>5];</w:t>
+        <w:t xml:space="preserve">    set F = A[5];</w:t>
       </w:r>
     </w:p>
     <w:p>
@@ -14120,21 +13441,7 @@
         <w:rPr>
           <w:rFonts w:ascii="Consolas" w:hAnsi="Consolas" w:cstheme="minorHAnsi"/>
         </w:rPr>
-        <w:t xml:space="preserve">    set Sigma = </w:t>
-      </w:r>
-      <w:proofErr w:type="gramStart"/>
-      <w:r>
-        <w:rPr>
-          <w:rFonts w:ascii="Consolas" w:hAnsi="Consolas" w:cstheme="minorHAnsi"/>
-        </w:rPr>
-        <w:t>A[</w:t>
-      </w:r>
-      <w:proofErr w:type="gramEnd"/>
-      <w:r>
-        <w:rPr>
-          <w:rFonts w:ascii="Consolas" w:hAnsi="Consolas" w:cstheme="minorHAnsi"/>
-        </w:rPr>
-        <w:t>2]</w:t>
+        <w:t xml:space="preserve">    set Sigma = A[2]</w:t>
       </w:r>
     </w:p>
     <w:p>
@@ -14170,21 +13477,7 @@
         <w:rPr>
           <w:rFonts w:ascii="Consolas" w:hAnsi="Consolas" w:cstheme="minorHAnsi"/>
         </w:rPr>
-        <w:t>= {{</w:t>
-      </w:r>
-      <w:proofErr w:type="gramStart"/>
-      <w:r>
-        <w:rPr>
-          <w:rFonts w:ascii="Consolas" w:hAnsi="Consolas" w:cstheme="minorHAnsi"/>
-        </w:rPr>
-        <w:t>A[</w:t>
-      </w:r>
-      <w:proofErr w:type="gramEnd"/>
-      <w:r>
-        <w:rPr>
-          <w:rFonts w:ascii="Consolas" w:hAnsi="Consolas" w:cstheme="minorHAnsi"/>
-        </w:rPr>
-        <w:t>4]}};</w:t>
+        <w:t>= {{A[4]}};</w:t>
       </w:r>
     </w:p>
     <w:p>
@@ -14199,16 +13492,8 @@
         <w:rPr>
           <w:rFonts w:ascii="Consolas" w:hAnsi="Consolas" w:cstheme="minorHAnsi"/>
         </w:rPr>
-        <w:t xml:space="preserve">    set </w:t>
-      </w:r>
-      <w:proofErr w:type="spellStart"/>
-      <w:r>
-        <w:rPr>
-          <w:rFonts w:ascii="Consolas" w:hAnsi="Consolas" w:cstheme="minorHAnsi"/>
-        </w:rPr>
-        <w:t>DeltaB</w:t>
-      </w:r>
-      <w:proofErr w:type="spellEnd"/>
+        <w:t xml:space="preserve">    set DeltaB</w:t>
+      </w:r>
       <w:r>
         <w:rPr>
           <w:rFonts w:ascii="Consolas" w:hAnsi="Consolas" w:cstheme="minorHAnsi"/>
@@ -14270,16 +13555,8 @@
         <w:rPr>
           <w:rFonts w:ascii="Consolas" w:hAnsi="Consolas" w:cstheme="minorHAnsi"/>
         </w:rPr>
-        <w:t xml:space="preserve">    foreach R in </w:t>
-      </w:r>
-      <w:proofErr w:type="gramStart"/>
-      <w:r>
-        <w:rPr>
-          <w:rFonts w:ascii="Consolas" w:hAnsi="Consolas" w:cstheme="minorHAnsi"/>
-        </w:rPr>
-        <w:t>QB{</w:t>
-      </w:r>
-      <w:proofErr w:type="gramEnd"/>
+        <w:t xml:space="preserve">    foreach R in QB{</w:t>
+      </w:r>
     </w:p>
     <w:p>
       <w:pPr>
@@ -14308,16 +13585,8 @@
         <w:rPr>
           <w:rFonts w:ascii="Consolas" w:hAnsi="Consolas" w:cstheme="minorHAnsi"/>
         </w:rPr>
-        <w:t xml:space="preserve">        foreach a in </w:t>
-      </w:r>
-      <w:proofErr w:type="gramStart"/>
-      <w:r>
-        <w:rPr>
-          <w:rFonts w:ascii="Consolas" w:hAnsi="Consolas" w:cstheme="minorHAnsi"/>
-        </w:rPr>
-        <w:t>Sigma{</w:t>
-      </w:r>
-      <w:proofErr w:type="gramEnd"/>
+        <w:t xml:space="preserve">        foreach a in Sigma{</w:t>
+      </w:r>
     </w:p>
     <w:p>
       <w:pPr>
@@ -14331,37 +13600,7 @@
         <w:rPr>
           <w:rFonts w:ascii="Consolas" w:hAnsi="Consolas" w:cstheme="minorHAnsi"/>
         </w:rPr>
-        <w:t xml:space="preserve">            list </w:t>
-      </w:r>
-      <w:proofErr w:type="spellStart"/>
-      <w:r>
-        <w:rPr>
-          <w:rFonts w:ascii="Consolas" w:hAnsi="Consolas" w:cstheme="minorHAnsi"/>
-        </w:rPr>
-        <w:t>new_trans</w:t>
-      </w:r>
-      <w:proofErr w:type="spellEnd"/>
-      <w:r>
-        <w:rPr>
-          <w:rFonts w:ascii="Consolas" w:hAnsi="Consolas" w:cstheme="minorHAnsi"/>
-        </w:rPr>
-        <w:t xml:space="preserve"> = [</w:t>
-      </w:r>
-      <w:proofErr w:type="spellStart"/>
-      <w:proofErr w:type="gramStart"/>
-      <w:r>
-        <w:rPr>
-          <w:rFonts w:ascii="Consolas" w:hAnsi="Consolas" w:cstheme="minorHAnsi"/>
-        </w:rPr>
-        <w:t>R,a</w:t>
-      </w:r>
-      <w:proofErr w:type="spellEnd"/>
-      <w:proofErr w:type="gramEnd"/>
-      <w:r>
-        <w:rPr>
-          <w:rFonts w:ascii="Consolas" w:hAnsi="Consolas" w:cstheme="minorHAnsi"/>
-        </w:rPr>
-        <w:t>,{}];</w:t>
+        <w:t xml:space="preserve">            list new_trans = [R,a,{}];</w:t>
       </w:r>
     </w:p>
     <w:p>
@@ -14376,21 +13615,7 @@
         <w:rPr>
           <w:rFonts w:ascii="Consolas" w:hAnsi="Consolas" w:cstheme="minorHAnsi"/>
         </w:rPr>
-        <w:t xml:space="preserve">            set </w:t>
-      </w:r>
-      <w:proofErr w:type="spellStart"/>
-      <w:r>
-        <w:rPr>
-          <w:rFonts w:ascii="Consolas" w:hAnsi="Consolas" w:cstheme="minorHAnsi"/>
-        </w:rPr>
-        <w:t>new_q</w:t>
-      </w:r>
-      <w:proofErr w:type="spellEnd"/>
-      <w:r>
-        <w:rPr>
-          <w:rFonts w:ascii="Consolas" w:hAnsi="Consolas" w:cstheme="minorHAnsi"/>
-        </w:rPr>
-        <w:t xml:space="preserve"> = {};</w:t>
+        <w:t xml:space="preserve">            set new_q = {};</w:t>
       </w:r>
     </w:p>
     <w:p>
@@ -14414,16 +13639,8 @@
         <w:rPr>
           <w:rFonts w:ascii="Consolas" w:hAnsi="Consolas" w:cstheme="minorHAnsi"/>
         </w:rPr>
-        <w:t xml:space="preserve">            foreach q in </w:t>
-      </w:r>
-      <w:proofErr w:type="gramStart"/>
-      <w:r>
-        <w:rPr>
-          <w:rFonts w:ascii="Consolas" w:hAnsi="Consolas" w:cstheme="minorHAnsi"/>
-        </w:rPr>
-        <w:t>R{</w:t>
-      </w:r>
-      <w:proofErr w:type="gramEnd"/>
+        <w:t xml:space="preserve">            foreach q in R{</w:t>
+      </w:r>
     </w:p>
     <w:p>
       <w:pPr>
@@ -14452,16 +13669,8 @@
         <w:rPr>
           <w:rFonts w:ascii="Consolas" w:hAnsi="Consolas" w:cstheme="minorHAnsi"/>
         </w:rPr>
-        <w:t xml:space="preserve">                foreach T in </w:t>
-      </w:r>
-      <w:proofErr w:type="gramStart"/>
-      <w:r>
-        <w:rPr>
-          <w:rFonts w:ascii="Consolas" w:hAnsi="Consolas" w:cstheme="minorHAnsi"/>
-        </w:rPr>
-        <w:t>Delta{</w:t>
-      </w:r>
-      <w:proofErr w:type="gramEnd"/>
+        <w:t xml:space="preserve">                foreach T in Delta{</w:t>
+      </w:r>
     </w:p>
     <w:p>
       <w:pPr>
@@ -14490,53 +13699,12 @@
         </w:rPr>
         <w:t xml:space="preserve">                        </w:t>
       </w:r>
-      <w:proofErr w:type="spellStart"/>
       <w:r>
         <w:rPr>
           <w:rFonts w:ascii="Consolas" w:hAnsi="Consolas" w:cstheme="minorHAnsi"/>
           <w:lang w:val="es-ES"/>
         </w:rPr>
-        <w:t>new_q</w:t>
-      </w:r>
-      <w:proofErr w:type="spellEnd"/>
-      <w:r>
-        <w:rPr>
-          <w:rFonts w:ascii="Consolas" w:hAnsi="Consolas" w:cstheme="minorHAnsi"/>
-          <w:lang w:val="es-ES"/>
-        </w:rPr>
-        <w:t xml:space="preserve"> = </w:t>
-      </w:r>
-      <w:proofErr w:type="spellStart"/>
-      <w:r>
-        <w:rPr>
-          <w:rFonts w:ascii="Consolas" w:hAnsi="Consolas" w:cstheme="minorHAnsi"/>
-          <w:lang w:val="es-ES"/>
-        </w:rPr>
-        <w:t>new_q</w:t>
-      </w:r>
-      <w:proofErr w:type="spellEnd"/>
-      <w:r>
-        <w:rPr>
-          <w:rFonts w:ascii="Consolas" w:hAnsi="Consolas" w:cstheme="minorHAnsi"/>
-          <w:lang w:val="es-ES"/>
-        </w:rPr>
-        <w:t xml:space="preserve"> | </w:t>
-      </w:r>
-      <w:proofErr w:type="gramStart"/>
-      <w:r>
-        <w:rPr>
-          <w:rFonts w:ascii="Consolas" w:hAnsi="Consolas" w:cstheme="minorHAnsi"/>
-          <w:lang w:val="es-ES"/>
-        </w:rPr>
-        <w:t>T[</w:t>
-      </w:r>
-      <w:proofErr w:type="gramEnd"/>
-      <w:r>
-        <w:rPr>
-          <w:rFonts w:ascii="Consolas" w:hAnsi="Consolas" w:cstheme="minorHAnsi"/>
-          <w:lang w:val="es-ES"/>
-        </w:rPr>
-        <w:t xml:space="preserve">3];  </w:t>
+        <w:t xml:space="preserve">new_q = new_q | T[3];  </w:t>
       </w:r>
     </w:p>
     <w:p>
@@ -14597,65 +13765,8 @@
           <w:rFonts w:ascii="Consolas" w:hAnsi="Consolas" w:cstheme="minorHAnsi"/>
           <w:lang w:val="es-ES"/>
         </w:rPr>
-        <w:t xml:space="preserve">            </w:t>
-      </w:r>
-      <w:proofErr w:type="spellStart"/>
-      <w:r>
-        <w:rPr>
-          <w:rFonts w:ascii="Consolas" w:hAnsi="Consolas" w:cstheme="minorHAnsi"/>
-          <w:lang w:val="es-ES"/>
-        </w:rPr>
-        <w:t>new_</w:t>
-      </w:r>
-      <w:proofErr w:type="gramStart"/>
-      <w:r>
-        <w:rPr>
-          <w:rFonts w:ascii="Consolas" w:hAnsi="Consolas" w:cstheme="minorHAnsi"/>
-          <w:lang w:val="es-ES"/>
-        </w:rPr>
-        <w:t>trans</w:t>
-      </w:r>
-      <w:proofErr w:type="spellEnd"/>
-      <w:r>
-        <w:rPr>
-          <w:rFonts w:ascii="Consolas" w:hAnsi="Consolas" w:cstheme="minorHAnsi"/>
-          <w:lang w:val="es-ES"/>
-        </w:rPr>
-        <w:t>[</w:t>
-      </w:r>
-      <w:proofErr w:type="gramEnd"/>
-      <w:r>
-        <w:rPr>
-          <w:rFonts w:ascii="Consolas" w:hAnsi="Consolas" w:cstheme="minorHAnsi"/>
-          <w:lang w:val="es-ES"/>
-        </w:rPr>
-        <w:t xml:space="preserve">3] = </w:t>
-      </w:r>
-      <w:proofErr w:type="spellStart"/>
-      <w:r>
-        <w:rPr>
-          <w:rFonts w:ascii="Consolas" w:hAnsi="Consolas" w:cstheme="minorHAnsi"/>
-          <w:lang w:val="es-ES"/>
-        </w:rPr>
-        <w:t>new_q</w:t>
-      </w:r>
-      <w:proofErr w:type="spellEnd"/>
-      <w:r>
-        <w:rPr>
-          <w:rFonts w:ascii="Consolas" w:hAnsi="Consolas" w:cstheme="minorHAnsi"/>
-          <w:lang w:val="es-ES"/>
-        </w:rPr>
-        <w:t xml:space="preserve">;   //meto el nuevo estado en la </w:t>
-      </w:r>
-      <w:proofErr w:type="spellStart"/>
-      <w:r>
-        <w:rPr>
-          <w:rFonts w:ascii="Consolas" w:hAnsi="Consolas" w:cstheme="minorHAnsi"/>
-          <w:lang w:val="es-ES"/>
-        </w:rPr>
-        <w:t>transicion</w:t>
-      </w:r>
-      <w:proofErr w:type="spellEnd"/>
+        <w:t xml:space="preserve">            new_trans[3] = new_q;   //meto el nuevo estado en la transicion</w:t>
+      </w:r>
     </w:p>
     <w:p>
       <w:pPr>
@@ -14671,97 +13782,22 @@
           <w:rFonts w:ascii="Consolas" w:hAnsi="Consolas" w:cstheme="minorHAnsi"/>
           <w:lang w:val="es-ES"/>
         </w:rPr>
-        <w:t xml:space="preserve">            </w:t>
-      </w:r>
-      <w:proofErr w:type="spellStart"/>
+        <w:t xml:space="preserve">            DeltaB</w:t>
+      </w:r>
       <w:r>
         <w:rPr>
           <w:rFonts w:ascii="Consolas" w:hAnsi="Consolas" w:cstheme="minorHAnsi"/>
           <w:lang w:val="es-ES"/>
         </w:rPr>
-        <w:t>DeltaB</w:t>
-      </w:r>
-      <w:proofErr w:type="spellEnd"/>
+        <w:t xml:space="preserve"> </w:t>
+      </w:r>
       <w:r>
         <w:rPr>
           <w:rFonts w:ascii="Consolas" w:hAnsi="Consolas" w:cstheme="minorHAnsi"/>
           <w:lang w:val="es-ES"/>
         </w:rPr>
-        <w:t xml:space="preserve"> </w:t>
-      </w:r>
-      <w:r>
-        <w:rPr>
-          <w:rFonts w:ascii="Consolas" w:hAnsi="Consolas" w:cstheme="minorHAnsi"/>
-          <w:lang w:val="es-ES"/>
-        </w:rPr>
-        <w:t xml:space="preserve">= </w:t>
-      </w:r>
-      <w:proofErr w:type="spellStart"/>
-      <w:r>
-        <w:rPr>
-          <w:rFonts w:ascii="Consolas" w:hAnsi="Consolas" w:cstheme="minorHAnsi"/>
-          <w:lang w:val="es-ES"/>
-        </w:rPr>
-        <w:t>DeltaB</w:t>
-      </w:r>
-      <w:proofErr w:type="spellEnd"/>
-      <w:r>
-        <w:rPr>
-          <w:rFonts w:ascii="Consolas" w:hAnsi="Consolas" w:cstheme="minorHAnsi"/>
-          <w:lang w:val="es-ES"/>
-        </w:rPr>
-        <w:t xml:space="preserve"> | {</w:t>
-      </w:r>
-      <w:proofErr w:type="spellStart"/>
-      <w:r>
-        <w:rPr>
-          <w:rFonts w:ascii="Consolas" w:hAnsi="Consolas" w:cstheme="minorHAnsi"/>
-          <w:lang w:val="es-ES"/>
-        </w:rPr>
-        <w:t>new_q</w:t>
-      </w:r>
-      <w:proofErr w:type="spellEnd"/>
-      <w:proofErr w:type="gramStart"/>
-      <w:r>
-        <w:rPr>
-          <w:rFonts w:ascii="Consolas" w:hAnsi="Consolas" w:cstheme="minorHAnsi"/>
-          <w:lang w:val="es-ES"/>
-        </w:rPr>
-        <w:t>};  /</w:t>
-      </w:r>
-      <w:proofErr w:type="gramEnd"/>
-      <w:r>
-        <w:rPr>
-          <w:rFonts w:ascii="Consolas" w:hAnsi="Consolas" w:cstheme="minorHAnsi"/>
-          <w:lang w:val="es-ES"/>
-        </w:rPr>
-        <w:t xml:space="preserve">/meto la </w:t>
-      </w:r>
-      <w:proofErr w:type="spellStart"/>
-      <w:r>
-        <w:rPr>
-          <w:rFonts w:ascii="Consolas" w:hAnsi="Consolas" w:cstheme="minorHAnsi"/>
-          <w:lang w:val="es-ES"/>
-        </w:rPr>
-        <w:t>transicion</w:t>
-      </w:r>
-      <w:proofErr w:type="spellEnd"/>
-      <w:r>
-        <w:rPr>
-          <w:rFonts w:ascii="Consolas" w:hAnsi="Consolas" w:cstheme="minorHAnsi"/>
-          <w:lang w:val="es-ES"/>
-        </w:rPr>
-        <w:t xml:space="preserve"> en el </w:t>
-      </w:r>
-      <w:proofErr w:type="spellStart"/>
-      <w:r>
-        <w:rPr>
-          <w:rFonts w:ascii="Consolas" w:hAnsi="Consolas" w:cstheme="minorHAnsi"/>
-          <w:lang w:val="es-ES"/>
-        </w:rPr>
-        <w:t>DeltaB</w:t>
-      </w:r>
-      <w:proofErr w:type="spellEnd"/>
+        <w:t>= DeltaB | {new_q};  //meto la transicion en el DeltaB</w:t>
+      </w:r>
     </w:p>
     <w:p>
       <w:pPr>
@@ -14777,32 +13813,7 @@
           <w:rFonts w:ascii="Consolas" w:hAnsi="Consolas" w:cstheme="minorHAnsi"/>
           <w:lang w:val="es-ES"/>
         </w:rPr>
-        <w:t xml:space="preserve">            QB = QB | {</w:t>
-      </w:r>
-      <w:proofErr w:type="spellStart"/>
-      <w:r>
-        <w:rPr>
-          <w:rFonts w:ascii="Consolas" w:hAnsi="Consolas" w:cstheme="minorHAnsi"/>
-          <w:lang w:val="es-ES"/>
-        </w:rPr>
-        <w:t>new_q</w:t>
-      </w:r>
-      <w:proofErr w:type="spellEnd"/>
-      <w:proofErr w:type="gramStart"/>
-      <w:r>
-        <w:rPr>
-          <w:rFonts w:ascii="Consolas" w:hAnsi="Consolas" w:cstheme="minorHAnsi"/>
-          <w:lang w:val="es-ES"/>
-        </w:rPr>
-        <w:t>};  /</w:t>
-      </w:r>
-      <w:proofErr w:type="gramEnd"/>
-      <w:r>
-        <w:rPr>
-          <w:rFonts w:ascii="Consolas" w:hAnsi="Consolas" w:cstheme="minorHAnsi"/>
-          <w:lang w:val="es-ES"/>
-        </w:rPr>
-        <w:t>/añado el nuevo estado</w:t>
+        <w:t xml:space="preserve">            QB = QB | {new_q};  //añado el nuevo estado</w:t>
       </w:r>
     </w:p>
     <w:p>
@@ -14872,16 +13883,8 @@
         <w:rPr>
           <w:rFonts w:ascii="Consolas" w:hAnsi="Consolas" w:cstheme="minorHAnsi"/>
         </w:rPr>
-        <w:t xml:space="preserve">    foreach S in </w:t>
-      </w:r>
-      <w:proofErr w:type="gramStart"/>
-      <w:r>
-        <w:rPr>
-          <w:rFonts w:ascii="Consolas" w:hAnsi="Consolas" w:cstheme="minorHAnsi"/>
-        </w:rPr>
-        <w:t>QB{</w:t>
-      </w:r>
-      <w:proofErr w:type="gramEnd"/>
+        <w:t xml:space="preserve">    foreach S in QB{</w:t>
+      </w:r>
     </w:p>
     <w:p>
       <w:pPr>
@@ -14896,38 +13899,15 @@
         <w:rPr>
           <w:rFonts w:ascii="Consolas" w:hAnsi="Consolas" w:cstheme="minorHAnsi"/>
         </w:rPr>
-        <w:t xml:space="preserve">        </w:t>
-      </w:r>
-      <w:proofErr w:type="gramStart"/>
+        <w:t xml:space="preserve">        if((S &amp; F) != </w:t>
+      </w:r>
       <w:r>
         <w:rPr>
           <w:rFonts w:ascii="Consolas" w:hAnsi="Consolas" w:cstheme="minorHAnsi"/>
-        </w:rPr>
-        <w:t>if(</w:t>
-      </w:r>
-      <w:proofErr w:type="gramEnd"/>
-      <w:r>
-        <w:rPr>
-          <w:rFonts w:ascii="Consolas" w:hAnsi="Consolas" w:cstheme="minorHAnsi"/>
-        </w:rPr>
-        <w:t xml:space="preserve">(S &amp; F) != </w:t>
-      </w:r>
-      <w:r>
-        <w:rPr>
-          <w:rFonts w:ascii="Consolas" w:hAnsi="Consolas" w:cstheme="minorHAnsi"/>
-          <w:lang w:val="es-ES"/>
-        </w:rPr>
-        <w:t xml:space="preserve">{})  //Compara con el </w:t>
-      </w:r>
-      <w:proofErr w:type="spellStart"/>
-      <w:r>
-        <w:rPr>
-          <w:rFonts w:ascii="Consolas" w:hAnsi="Consolas" w:cstheme="minorHAnsi"/>
-          <w:lang w:val="es-ES"/>
-        </w:rPr>
-        <w:t>vacio</w:t>
-      </w:r>
-      <w:proofErr w:type="spellEnd"/>
+          <w:lang w:val="es-ES"/>
+        </w:rPr>
+        <w:t>{})  //Compara con el vacio</w:t>
+      </w:r>
     </w:p>
     <w:p>
       <w:pPr>
@@ -14987,55 +13967,7 @@
           <w:rFonts w:ascii="Consolas" w:hAnsi="Consolas" w:cstheme="minorHAnsi"/>
           <w:lang w:val="es-ES"/>
         </w:rPr>
-        <w:t xml:space="preserve">    </w:t>
-      </w:r>
-      <w:proofErr w:type="spellStart"/>
-      <w:r>
-        <w:rPr>
-          <w:rFonts w:ascii="Consolas" w:hAnsi="Consolas" w:cstheme="minorHAnsi"/>
-          <w:lang w:val="es-ES"/>
-        </w:rPr>
-        <w:t>return</w:t>
-      </w:r>
-      <w:proofErr w:type="spellEnd"/>
-      <w:r>
-        <w:rPr>
-          <w:rFonts w:ascii="Consolas" w:hAnsi="Consolas" w:cstheme="minorHAnsi"/>
-          <w:lang w:val="es-ES"/>
-        </w:rPr>
-        <w:t xml:space="preserve"> [QB, Sigma, </w:t>
-      </w:r>
-      <w:proofErr w:type="spellStart"/>
-      <w:r>
-        <w:rPr>
-          <w:rFonts w:ascii="Consolas" w:hAnsi="Consolas" w:cstheme="minorHAnsi"/>
-          <w:lang w:val="es-ES"/>
-        </w:rPr>
-        <w:t>DeltaB</w:t>
-      </w:r>
-      <w:proofErr w:type="spellEnd"/>
-      <w:r>
-        <w:rPr>
-          <w:rFonts w:ascii="Consolas" w:hAnsi="Consolas" w:cstheme="minorHAnsi"/>
-          <w:lang w:val="es-ES"/>
-        </w:rPr>
-        <w:t>, {</w:t>
-      </w:r>
-      <w:proofErr w:type="gramStart"/>
-      <w:r>
-        <w:rPr>
-          <w:rFonts w:ascii="Consolas" w:hAnsi="Consolas" w:cstheme="minorHAnsi"/>
-          <w:lang w:val="es-ES"/>
-        </w:rPr>
-        <w:t>A[</w:t>
-      </w:r>
-      <w:proofErr w:type="gramEnd"/>
-      <w:r>
-        <w:rPr>
-          <w:rFonts w:ascii="Consolas" w:hAnsi="Consolas" w:cstheme="minorHAnsi"/>
-          <w:lang w:val="es-ES"/>
-        </w:rPr>
-        <w:t>4]}, FB];</w:t>
+        <w:t xml:space="preserve">    return [QB, Sigma, DeltaB, {A[4]}, FB];</w:t>
       </w:r>
     </w:p>
     <w:p>
@@ -17058,7 +15990,6 @@
                 <w:lang w:val="es-ES"/>
               </w:rPr>
             </w:pPr>
-            <w:proofErr w:type="spellStart"/>
             <w:r>
               <w:rPr>
                 <w:b/>
@@ -17069,7 +16000,6 @@
               </w:rPr>
               <w:t>let</w:t>
             </w:r>
-            <w:proofErr w:type="spellEnd"/>
           </w:p>
         </w:tc>
       </w:tr>
@@ -17244,7 +16174,6 @@
                 <w:lang w:val="es-ES"/>
               </w:rPr>
             </w:pPr>
-            <w:proofErr w:type="spellStart"/>
             <w:r>
               <w:rPr>
                 <w:b/>
@@ -17265,7 +16194,6 @@
               </w:rPr>
               <w:t>ush</w:t>
             </w:r>
-            <w:proofErr w:type="spellEnd"/>
           </w:p>
         </w:tc>
       </w:tr>
@@ -17314,7 +16242,6 @@
                 <w:lang w:val="es-ES"/>
               </w:rPr>
             </w:pPr>
-            <w:proofErr w:type="spellStart"/>
             <w:r>
               <w:rPr>
                 <w:b/>
@@ -17335,7 +16262,6 @@
               </w:rPr>
               <w:t>o</w:t>
             </w:r>
-            <w:proofErr w:type="spellEnd"/>
           </w:p>
         </w:tc>
       </w:tr>
@@ -17452,7 +16378,6 @@
                 <w:lang w:val="es-ES"/>
               </w:rPr>
             </w:pPr>
-            <w:proofErr w:type="spellStart"/>
             <w:r>
               <w:rPr>
                 <w:b/>
@@ -17473,7 +16398,6 @@
               </w:rPr>
               <w:t>qrt</w:t>
             </w:r>
-            <w:proofErr w:type="spellEnd"/>
           </w:p>
         </w:tc>
       </w:tr>
@@ -17522,7 +16446,6 @@
                 <w:lang w:val="es-ES"/>
               </w:rPr>
             </w:pPr>
-            <w:proofErr w:type="spellStart"/>
             <w:r>
               <w:rPr>
                 <w:b/>
@@ -17543,7 +16466,6 @@
               </w:rPr>
               <w:t>xp</w:t>
             </w:r>
-            <w:proofErr w:type="spellEnd"/>
           </w:p>
         </w:tc>
       </w:tr>
@@ -17660,7 +16582,6 @@
                 <w:lang w:val="es-ES"/>
               </w:rPr>
             </w:pPr>
-            <w:proofErr w:type="spellStart"/>
             <w:r>
               <w:rPr>
                 <w:b/>
@@ -17671,7 +16592,6 @@
               </w:rPr>
               <w:t>print</w:t>
             </w:r>
-            <w:proofErr w:type="spellEnd"/>
           </w:p>
         </w:tc>
       </w:tr>
@@ -17720,7 +16640,6 @@
                 <w:lang w:val="es-ES"/>
               </w:rPr>
             </w:pPr>
-            <w:proofErr w:type="spellStart"/>
             <w:r>
               <w:rPr>
                 <w:b/>
@@ -17741,7 +16660,6 @@
               </w:rPr>
               <w:t>bs</w:t>
             </w:r>
-            <w:proofErr w:type="spellEnd"/>
           </w:p>
         </w:tc>
       </w:tr>
@@ -17798,29 +16716,7 @@
                 <w:szCs w:val="32"/>
                 <w:lang w:val="es-ES"/>
               </w:rPr>
-              <w:t>[a-</w:t>
-            </w:r>
-            <w:proofErr w:type="spellStart"/>
-            <w:r>
-              <w:rPr>
-                <w:b/>
-                <w:bCs/>
-                <w:sz w:val="32"/>
-                <w:szCs w:val="32"/>
-                <w:lang w:val="es-ES"/>
-              </w:rPr>
-              <w:t>zA</w:t>
-            </w:r>
-            <w:proofErr w:type="spellEnd"/>
-            <w:r>
-              <w:rPr>
-                <w:b/>
-                <w:bCs/>
-                <w:sz w:val="32"/>
-                <w:szCs w:val="32"/>
-                <w:lang w:val="es-ES"/>
-              </w:rPr>
-              <w:t>-Z][a-zA-Z0-9]*</w:t>
+              <w:t>[a-zA-Z][a-zA-Z0-9]*</w:t>
             </w:r>
           </w:p>
         </w:tc>
@@ -17928,7 +16824,6 @@
                 <w:lang w:val="es-ES"/>
               </w:rPr>
             </w:pPr>
-            <w:proofErr w:type="gramStart"/>
             <w:r>
               <w:rPr>
                 <w:b/>
@@ -17937,18 +16832,7 @@
                 <w:szCs w:val="32"/>
                 <w:lang w:val="es-ES"/>
               </w:rPr>
-              <w:t>"."?[</w:t>
-            </w:r>
-            <w:proofErr w:type="gramEnd"/>
-            <w:r>
-              <w:rPr>
-                <w:b/>
-                <w:bCs/>
-                <w:sz w:val="32"/>
-                <w:szCs w:val="32"/>
-                <w:lang w:val="es-ES"/>
-              </w:rPr>
-              <w:t>0-9]+{EXP}?</w:t>
+              <w:t>"."?[0-9]+{EXP}?</w:t>
             </w:r>
           </w:p>
         </w:tc>
@@ -18384,26 +17268,124 @@
           <w:sz w:val="20"/>
           <w:szCs w:val="20"/>
         </w:rPr>
-        <w:t>“}</w:t>
-      </w:r>
-      <w:proofErr w:type="gramStart"/>
+        <w:t>“}”</w:t>
+      </w:r>
       <w:r>
         <w:rPr>
           <w:rFonts w:cstheme="minorHAnsi"/>
           <w:sz w:val="20"/>
           <w:szCs w:val="20"/>
         </w:rPr>
-        <w:t>”</w:t>
-      </w:r>
-      <w:r>
+        <w:t xml:space="preserve"> ]</w:t>
+      </w:r>
+    </w:p>
+    <w:p>
+      <w:pPr>
+        <w:tabs>
+          <w:tab w:val="left" w:pos="0"/>
+        </w:tabs>
         <w:rPr>
           <w:rFonts w:cstheme="minorHAnsi"/>
           <w:sz w:val="20"/>
           <w:szCs w:val="20"/>
         </w:rPr>
-        <w:t xml:space="preserve"> ]</w:t>
-      </w:r>
-      <w:proofErr w:type="gramEnd"/>
+      </w:pPr>
+      <w:r>
+        <w:rPr>
+          <w:rFonts w:cstheme="minorHAnsi"/>
+          <w:sz w:val="20"/>
+          <w:szCs w:val="20"/>
+        </w:rPr>
+        <w:t xml:space="preserve">&lt;foreach&gt; -&gt; </w:t>
+      </w:r>
+      <w:r>
+        <w:rPr>
+          <w:rFonts w:cstheme="minorHAnsi"/>
+          <w:sz w:val="20"/>
+          <w:szCs w:val="20"/>
+        </w:rPr>
+        <w:t>“</w:t>
+      </w:r>
+      <w:r>
+        <w:rPr>
+          <w:rFonts w:cstheme="minorHAnsi"/>
+          <w:sz w:val="20"/>
+          <w:szCs w:val="20"/>
+        </w:rPr>
+        <w:t>foreach</w:t>
+      </w:r>
+      <w:r>
+        <w:rPr>
+          <w:rFonts w:cstheme="minorHAnsi"/>
+          <w:sz w:val="20"/>
+          <w:szCs w:val="20"/>
+        </w:rPr>
+        <w:t>”</w:t>
+      </w:r>
+      <w:r>
+        <w:rPr>
+          <w:rFonts w:cstheme="minorHAnsi"/>
+          <w:sz w:val="20"/>
+          <w:szCs w:val="20"/>
+        </w:rPr>
+        <w:t xml:space="preserve"> &lt;identifier&gt; </w:t>
+      </w:r>
+      <w:r>
+        <w:rPr>
+          <w:rFonts w:cstheme="minorHAnsi"/>
+          <w:sz w:val="20"/>
+          <w:szCs w:val="20"/>
+        </w:rPr>
+        <w:t>“</w:t>
+      </w:r>
+      <w:r>
+        <w:rPr>
+          <w:rFonts w:cstheme="minorHAnsi"/>
+          <w:sz w:val="20"/>
+          <w:szCs w:val="20"/>
+        </w:rPr>
+        <w:t>in</w:t>
+      </w:r>
+      <w:r>
+        <w:rPr>
+          <w:rFonts w:cstheme="minorHAnsi"/>
+          <w:sz w:val="20"/>
+          <w:szCs w:val="20"/>
+        </w:rPr>
+        <w:t>”</w:t>
+      </w:r>
+      <w:r>
+        <w:rPr>
+          <w:rFonts w:cstheme="minorHAnsi"/>
+          <w:sz w:val="20"/>
+          <w:szCs w:val="20"/>
+        </w:rPr>
+        <w:t xml:space="preserve"> &lt;set&gt; </w:t>
+      </w:r>
+      <w:r>
+        <w:rPr>
+          <w:rFonts w:cstheme="minorHAnsi"/>
+          <w:sz w:val="20"/>
+          <w:szCs w:val="20"/>
+        </w:rPr>
+        <w:t>“{”</w:t>
+      </w:r>
+      <w:r>
+        <w:rPr>
+          <w:rFonts w:cstheme="minorHAnsi"/>
+          <w:sz w:val="20"/>
+          <w:szCs w:val="20"/>
+        </w:rPr>
+        <w:t xml:space="preserve"> &lt;statement&gt; </w:t>
+      </w:r>
+      <w:r>
+        <w:rPr>
+          <w:rFonts w:cstheme="minorHAnsi"/>
+          <w:sz w:val="20"/>
+          <w:szCs w:val="20"/>
+        </w:rPr>
+        <w:t>“}”</w:t>
+      </w:r>
     </w:p>
     <w:p>
       <w:pPr>
@@ -18422,7 +17404,7 @@
           <w:sz w:val="20"/>
           <w:szCs w:val="20"/>
         </w:rPr>
-        <w:t xml:space="preserve">&lt;foreach&gt; -&gt; </w:t>
+        <w:t xml:space="preserve">&lt;while&gt; -&gt; “while” “(” &lt;logicExpresion&gt; “)” “{” </w:t>
       </w:r>
       <w:r>
         <w:rPr>
@@ -18430,23 +17412,27 @@
           <w:sz w:val="20"/>
           <w:szCs w:val="20"/>
         </w:rPr>
-        <w:t>“</w:t>
-      </w:r>
-      <w:r>
+        <w:t>&lt;statement&gt; “}”</w:t>
+      </w:r>
+    </w:p>
+    <w:p>
+      <w:pPr>
+        <w:tabs>
+          <w:tab w:val="left" w:pos="0"/>
+        </w:tabs>
         <w:rPr>
           <w:rFonts w:cstheme="minorHAnsi"/>
           <w:sz w:val="20"/>
           <w:szCs w:val="20"/>
         </w:rPr>
-        <w:t>foreach</w:t>
-      </w:r>
+      </w:pPr>
       <w:r>
         <w:rPr>
           <w:rFonts w:cstheme="minorHAnsi"/>
           <w:sz w:val="20"/>
           <w:szCs w:val="20"/>
         </w:rPr>
-        <w:t>”</w:t>
+        <w:t>&lt;assignment&gt; -&gt; &lt;identifier&gt; = (</w:t>
       </w:r>
       <w:r>
         <w:rPr>
@@ -18454,7 +17440,7 @@
           <w:sz w:val="20"/>
           <w:szCs w:val="20"/>
         </w:rPr>
-        <w:t xml:space="preserve"> &lt;identifier&gt; </w:t>
+        <w:t xml:space="preserve"> </w:t>
       </w:r>
       <w:r>
         <w:rPr>
@@ -18462,7 +17448,7 @@
           <w:sz w:val="20"/>
           <w:szCs w:val="20"/>
         </w:rPr>
-        <w:t>“</w:t>
+        <w:t>&lt;set&gt; | &lt;list&gt; | &lt;elem&gt;</w:t>
       </w:r>
       <w:r>
         <w:rPr>
@@ -18470,7 +17456,7 @@
           <w:sz w:val="20"/>
           <w:szCs w:val="20"/>
         </w:rPr>
-        <w:t>in</w:t>
+        <w:t xml:space="preserve"> </w:t>
       </w:r>
       <w:r>
         <w:rPr>
@@ -18478,213 +17464,47 @@
           <w:sz w:val="20"/>
           <w:szCs w:val="20"/>
         </w:rPr>
-        <w:t>”</w:t>
-      </w:r>
-      <w:r>
+        <w:t>);</w:t>
+      </w:r>
+    </w:p>
+    <w:p>
+      <w:pPr>
+        <w:tabs>
+          <w:tab w:val="left" w:pos="0"/>
+        </w:tabs>
         <w:rPr>
           <w:rFonts w:cstheme="minorHAnsi"/>
           <w:sz w:val="20"/>
           <w:szCs w:val="20"/>
         </w:rPr>
-        <w:t xml:space="preserve"> &lt;set&gt; </w:t>
-      </w:r>
+      </w:pPr>
       <w:r>
         <w:rPr>
           <w:rFonts w:cstheme="minorHAnsi"/>
           <w:sz w:val="20"/>
           <w:szCs w:val="20"/>
         </w:rPr>
-        <w:t>“{”</w:t>
-      </w:r>
-      <w:r>
+        <w:t>&lt;declaration&gt; -&gt; ( set | list | elem ) &lt;identifier&gt;;</w:t>
+      </w:r>
+    </w:p>
+    <w:p>
+      <w:pPr>
+        <w:tabs>
+          <w:tab w:val="left" w:pos="0"/>
+        </w:tabs>
         <w:rPr>
           <w:rFonts w:cstheme="minorHAnsi"/>
           <w:sz w:val="20"/>
           <w:szCs w:val="20"/>
         </w:rPr>
-        <w:t xml:space="preserve"> &lt;statement&gt; </w:t>
-      </w:r>
+      </w:pPr>
       <w:r>
         <w:rPr>
           <w:rFonts w:cstheme="minorHAnsi"/>
           <w:sz w:val="20"/>
           <w:szCs w:val="20"/>
         </w:rPr>
-        <w:t>“}”</w:t>
-      </w:r>
-    </w:p>
-    <w:p>
-      <w:pPr>
-        <w:tabs>
-          <w:tab w:val="left" w:pos="0"/>
-        </w:tabs>
-        <w:rPr>
-          <w:rFonts w:cstheme="minorHAnsi"/>
-          <w:sz w:val="20"/>
-          <w:szCs w:val="20"/>
-        </w:rPr>
-      </w:pPr>
-      <w:r>
-        <w:rPr>
-          <w:rFonts w:cstheme="minorHAnsi"/>
-          <w:sz w:val="20"/>
-          <w:szCs w:val="20"/>
-        </w:rPr>
-        <w:t xml:space="preserve">&lt;while&gt; -&gt; “while” “(” &lt;logicExpresion&gt; “)” “{” </w:t>
-      </w:r>
-      <w:r>
-        <w:rPr>
-          <w:rFonts w:cstheme="minorHAnsi"/>
-          <w:sz w:val="20"/>
-          <w:szCs w:val="20"/>
-        </w:rPr>
-        <w:t>&lt;statement&gt; “}”</w:t>
-      </w:r>
-    </w:p>
-    <w:p>
-      <w:pPr>
-        <w:tabs>
-          <w:tab w:val="left" w:pos="0"/>
-        </w:tabs>
-        <w:rPr>
-          <w:rFonts w:cstheme="minorHAnsi"/>
-          <w:sz w:val="20"/>
-          <w:szCs w:val="20"/>
-        </w:rPr>
-      </w:pPr>
-      <w:r>
-        <w:rPr>
-          <w:rFonts w:cstheme="minorHAnsi"/>
-          <w:sz w:val="20"/>
-          <w:szCs w:val="20"/>
-        </w:rPr>
-        <w:t xml:space="preserve">&lt;assignment&gt; -&gt; &lt;identifier&gt; = </w:t>
-      </w:r>
-      <w:proofErr w:type="gramStart"/>
-      <w:r>
-        <w:rPr>
-          <w:rFonts w:cstheme="minorHAnsi"/>
-          <w:sz w:val="20"/>
-          <w:szCs w:val="20"/>
-        </w:rPr>
-        <w:t>(</w:t>
-      </w:r>
-      <w:r>
-        <w:rPr>
-          <w:rFonts w:cstheme="minorHAnsi"/>
-          <w:sz w:val="20"/>
-          <w:szCs w:val="20"/>
-        </w:rPr>
-        <w:t xml:space="preserve"> </w:t>
-      </w:r>
-      <w:r>
-        <w:rPr>
-          <w:rFonts w:cstheme="minorHAnsi"/>
-          <w:sz w:val="20"/>
-          <w:szCs w:val="20"/>
-        </w:rPr>
-        <w:t>&lt;</w:t>
-      </w:r>
-      <w:proofErr w:type="gramEnd"/>
-      <w:r>
-        <w:rPr>
-          <w:rFonts w:cstheme="minorHAnsi"/>
-          <w:sz w:val="20"/>
-          <w:szCs w:val="20"/>
-        </w:rPr>
-        <w:t>set&gt; | &lt;list&gt; | &lt;elem&gt;</w:t>
-      </w:r>
-      <w:r>
-        <w:rPr>
-          <w:rFonts w:cstheme="minorHAnsi"/>
-          <w:sz w:val="20"/>
-          <w:szCs w:val="20"/>
-        </w:rPr>
-        <w:t xml:space="preserve"> </w:t>
-      </w:r>
-      <w:r>
-        <w:rPr>
-          <w:rFonts w:cstheme="minorHAnsi"/>
-          <w:sz w:val="20"/>
-          <w:szCs w:val="20"/>
-        </w:rPr>
-        <w:t>);</w:t>
-      </w:r>
-    </w:p>
-    <w:p>
-      <w:pPr>
-        <w:tabs>
-          <w:tab w:val="left" w:pos="0"/>
-        </w:tabs>
-        <w:rPr>
-          <w:rFonts w:cstheme="minorHAnsi"/>
-          <w:sz w:val="20"/>
-          <w:szCs w:val="20"/>
-        </w:rPr>
-      </w:pPr>
-      <w:r>
-        <w:rPr>
-          <w:rFonts w:cstheme="minorHAnsi"/>
-          <w:sz w:val="20"/>
-          <w:szCs w:val="20"/>
-        </w:rPr>
-        <w:t xml:space="preserve">&lt;declaration&gt; -&gt; </w:t>
-      </w:r>
-      <w:proofErr w:type="gramStart"/>
-      <w:r>
-        <w:rPr>
-          <w:rFonts w:cstheme="minorHAnsi"/>
-          <w:sz w:val="20"/>
-          <w:szCs w:val="20"/>
-        </w:rPr>
-        <w:t>( set</w:t>
-      </w:r>
-      <w:proofErr w:type="gramEnd"/>
-      <w:r>
-        <w:rPr>
-          <w:rFonts w:cstheme="minorHAnsi"/>
-          <w:sz w:val="20"/>
-          <w:szCs w:val="20"/>
-        </w:rPr>
-        <w:t xml:space="preserve"> | list | elem ) &lt;identifier&gt;;</w:t>
-      </w:r>
-    </w:p>
-    <w:p>
-      <w:pPr>
-        <w:tabs>
-          <w:tab w:val="left" w:pos="0"/>
-        </w:tabs>
-        <w:rPr>
-          <w:rFonts w:cstheme="minorHAnsi"/>
-          <w:sz w:val="20"/>
-          <w:szCs w:val="20"/>
-        </w:rPr>
-      </w:pPr>
-      <w:r>
-        <w:rPr>
-          <w:rFonts w:cstheme="minorHAnsi"/>
-          <w:sz w:val="20"/>
-          <w:szCs w:val="20"/>
-        </w:rPr>
-        <w:t xml:space="preserve">&lt;assignDeclaration&gt; -&gt; </w:t>
-      </w:r>
-      <w:proofErr w:type="gramStart"/>
-      <w:r>
-        <w:rPr>
-          <w:rFonts w:cstheme="minorHAnsi"/>
-          <w:sz w:val="20"/>
-          <w:szCs w:val="20"/>
-        </w:rPr>
-        <w:t>( set</w:t>
-      </w:r>
-      <w:proofErr w:type="gramEnd"/>
-      <w:r>
-        <w:rPr>
-          <w:rFonts w:cstheme="minorHAnsi"/>
-          <w:sz w:val="20"/>
-          <w:szCs w:val="20"/>
-        </w:rPr>
-        <w:t xml:space="preserve"> | list | elem ) &lt;identifier&gt; = </w:t>
+        <w:t xml:space="preserve">&lt;assignDeclaration&gt; -&gt; ( set | list | elem ) &lt;identifier&gt; = </w:t>
       </w:r>
       <w:r>
         <w:rPr>
@@ -18737,25 +17557,23 @@
           <w:sz w:val="20"/>
           <w:szCs w:val="20"/>
         </w:rPr>
-        <w:t xml:space="preserve"> &lt;</w:t>
-      </w:r>
-      <w:proofErr w:type="spellStart"/>
+        <w:t xml:space="preserve"> &lt;manyTypeElems&gt; </w:t>
+      </w:r>
       <w:r>
         <w:rPr>
           <w:rFonts w:cstheme="minorHAnsi"/>
           <w:sz w:val="20"/>
           <w:szCs w:val="20"/>
         </w:rPr>
-        <w:t>manyTypeElems</w:t>
-      </w:r>
-      <w:proofErr w:type="spellEnd"/>
+        <w:t>“</w:t>
+      </w:r>
       <w:r>
         <w:rPr>
           <w:rFonts w:cstheme="minorHAnsi"/>
           <w:sz w:val="20"/>
           <w:szCs w:val="20"/>
         </w:rPr>
-        <w:t xml:space="preserve">&gt; </w:t>
+        <w:t>}</w:t>
       </w:r>
       <w:r>
         <w:rPr>
@@ -18763,7 +17581,7 @@
           <w:sz w:val="20"/>
           <w:szCs w:val="20"/>
         </w:rPr>
-        <w:t>“</w:t>
+        <w:t>”</w:t>
       </w:r>
       <w:r>
         <w:rPr>
@@ -18771,23 +17589,43 @@
           <w:sz w:val="20"/>
           <w:szCs w:val="20"/>
         </w:rPr>
-        <w:t>}</w:t>
-      </w:r>
-      <w:r>
+        <w:t xml:space="preserve"> | &lt;union&gt; | &lt;inters&gt; | &lt;diff&gt;</w:t>
+      </w:r>
+    </w:p>
+    <w:p>
+      <w:pPr>
+        <w:tabs>
+          <w:tab w:val="left" w:pos="0"/>
+        </w:tabs>
         <w:rPr>
           <w:rFonts w:cstheme="minorHAnsi"/>
           <w:sz w:val="20"/>
           <w:szCs w:val="20"/>
         </w:rPr>
-        <w:t>”</w:t>
-      </w:r>
+      </w:pPr>
       <w:r>
         <w:rPr>
           <w:rFonts w:cstheme="minorHAnsi"/>
           <w:sz w:val="20"/>
           <w:szCs w:val="20"/>
         </w:rPr>
-        <w:t xml:space="preserve"> | &lt;union&gt; | &lt;inters&gt; | &lt;diff&gt;</w:t>
+        <w:t xml:space="preserve">&lt;list&gt; -&gt; &lt;identifier&gt; | </w:t>
+      </w:r>
+      <w:r>
+        <w:rPr>
+          <w:rFonts w:cstheme="minorHAnsi"/>
+          <w:sz w:val="20"/>
+          <w:szCs w:val="20"/>
+        </w:rPr>
+        <w:t>“[” &lt;manyTypeElems&gt; “]”</w:t>
+      </w:r>
+      <w:r>
+        <w:rPr>
+          <w:rFonts w:cstheme="minorHAnsi"/>
+          <w:sz w:val="20"/>
+          <w:szCs w:val="20"/>
+        </w:rPr>
+        <w:t xml:space="preserve"> | &lt;pop&gt; |</w:t>
       </w:r>
     </w:p>
     <w:p>
@@ -18807,7 +17645,7 @@
           <w:sz w:val="20"/>
           <w:szCs w:val="20"/>
         </w:rPr>
-        <w:t xml:space="preserve">&lt;list&gt; -&gt; &lt;identifier&gt; | </w:t>
+        <w:t>&lt;manyElems&gt; -&gt; ( &lt;elem&gt; | &lt;set&gt; | &lt;list&gt; ) [</w:t>
       </w:r>
       <w:r>
         <w:rPr>
@@ -18815,105 +17653,15 @@
           <w:sz w:val="20"/>
           <w:szCs w:val="20"/>
         </w:rPr>
-        <w:t>“[” &lt;</w:t>
-      </w:r>
-      <w:proofErr w:type="spellStart"/>
+        <w:t>“, ”</w:t>
+      </w:r>
       <w:r>
         <w:rPr>
           <w:rFonts w:cstheme="minorHAnsi"/>
           <w:sz w:val="20"/>
           <w:szCs w:val="20"/>
         </w:rPr>
-        <w:t>manyTypeElems</w:t>
-      </w:r>
-      <w:proofErr w:type="spellEnd"/>
-      <w:r>
-        <w:rPr>
-          <w:rFonts w:cstheme="minorHAnsi"/>
-          <w:sz w:val="20"/>
-          <w:szCs w:val="20"/>
-        </w:rPr>
-        <w:t>&gt; “]”</w:t>
-      </w:r>
-      <w:r>
-        <w:rPr>
-          <w:rFonts w:cstheme="minorHAnsi"/>
-          <w:sz w:val="20"/>
-          <w:szCs w:val="20"/>
-        </w:rPr>
-        <w:t xml:space="preserve"> | &lt;pop&gt; |</w:t>
-      </w:r>
-    </w:p>
-    <w:p>
-      <w:pPr>
-        <w:tabs>
-          <w:tab w:val="left" w:pos="0"/>
-        </w:tabs>
-        <w:rPr>
-          <w:rFonts w:cstheme="minorHAnsi"/>
-          <w:sz w:val="20"/>
-          <w:szCs w:val="20"/>
-        </w:rPr>
-      </w:pPr>
-      <w:r>
-        <w:rPr>
-          <w:rFonts w:cstheme="minorHAnsi"/>
-          <w:sz w:val="20"/>
-          <w:szCs w:val="20"/>
-        </w:rPr>
-        <w:t xml:space="preserve">&lt;manyElems&gt; -&gt; </w:t>
-      </w:r>
-      <w:proofErr w:type="gramStart"/>
-      <w:r>
-        <w:rPr>
-          <w:rFonts w:cstheme="minorHAnsi"/>
-          <w:sz w:val="20"/>
-          <w:szCs w:val="20"/>
-        </w:rPr>
-        <w:t>( &lt;</w:t>
-      </w:r>
-      <w:proofErr w:type="gramEnd"/>
-      <w:r>
-        <w:rPr>
-          <w:rFonts w:cstheme="minorHAnsi"/>
-          <w:sz w:val="20"/>
-          <w:szCs w:val="20"/>
-        </w:rPr>
-        <w:t>elem&gt; | &lt;set&gt; | &lt;list&gt; ) [</w:t>
-      </w:r>
-      <w:r>
-        <w:rPr>
-          <w:rFonts w:cstheme="minorHAnsi"/>
-          <w:sz w:val="20"/>
-          <w:szCs w:val="20"/>
-        </w:rPr>
-        <w:t>“, ”</w:t>
-      </w:r>
-      <w:r>
-        <w:rPr>
-          <w:rFonts w:cstheme="minorHAnsi"/>
-          <w:sz w:val="20"/>
-          <w:szCs w:val="20"/>
-        </w:rPr>
-        <w:t xml:space="preserve"> &lt;</w:t>
-      </w:r>
-      <w:proofErr w:type="spellStart"/>
-      <w:r>
-        <w:rPr>
-          <w:rFonts w:cstheme="minorHAnsi"/>
-          <w:sz w:val="20"/>
-          <w:szCs w:val="20"/>
-        </w:rPr>
-        <w:t>manyTypeElems</w:t>
-      </w:r>
-      <w:proofErr w:type="spellEnd"/>
-      <w:r>
-        <w:rPr>
-          <w:rFonts w:cstheme="minorHAnsi"/>
-          <w:sz w:val="20"/>
-          <w:szCs w:val="20"/>
-        </w:rPr>
-        <w:t>&gt;]</w:t>
+        <w:t xml:space="preserve"> &lt;manyTypeElems&gt;]</w:t>
       </w:r>
       <w:r>
         <w:rPr>
@@ -19085,35 +17833,7 @@
         <w:rPr>
           <w:lang w:val="es-ES"/>
         </w:rPr>
-        <w:t xml:space="preserve">Se presentan a continuación las BNF y </w:t>
-      </w:r>
-      <w:proofErr w:type="spellStart"/>
-      <w:r>
-        <w:rPr>
-          <w:lang w:val="es-ES"/>
-        </w:rPr>
-        <w:t>EBNFs</w:t>
-      </w:r>
-      <w:proofErr w:type="spellEnd"/>
-      <w:r>
-        <w:rPr>
-          <w:lang w:val="es-ES"/>
-        </w:rPr>
-        <w:t xml:space="preserve"> de las diferentes instrucciones que conforman </w:t>
-      </w:r>
-      <w:proofErr w:type="spellStart"/>
-      <w:r>
-        <w:rPr>
-          <w:lang w:val="es-ES"/>
-        </w:rPr>
-        <w:t>Alpeh</w:t>
-      </w:r>
-      <w:proofErr w:type="spellEnd"/>
-      <w:r>
-        <w:rPr>
-          <w:lang w:val="es-ES"/>
-        </w:rPr>
-        <w:t>.</w:t>
+        <w:t>Se presentan a continuación las BNF y EBNFs de las diferentes instrucciones que conforman Alpeh.</w:t>
       </w:r>
     </w:p>
     <w:p>
@@ -19167,14 +17887,12 @@
           <w:u w:val="single"/>
         </w:rPr>
       </w:pPr>
-      <w:proofErr w:type="spellStart"/>
       <w:r>
         <w:rPr>
           <w:u w:val="single"/>
         </w:rPr>
         <w:t>Asignación</w:t>
       </w:r>
-      <w:proofErr w:type="spellEnd"/>
     </w:p>
     <w:p>
       <w:pPr>
@@ -19192,15 +17910,7 @@
         <w:t>s</w:t>
       </w:r>
       <w:r>
-        <w:t>sign</w:t>
-      </w:r>
-      <w:proofErr w:type="gramStart"/>
-      <w:r>
-        <w:t>&gt;  -</w:t>
-      </w:r>
-      <w:proofErr w:type="gramEnd"/>
-      <w:r>
-        <w:t xml:space="preserve">&gt;  </w:t>
+        <w:t xml:space="preserve">sign&gt;  -&gt;  </w:t>
       </w:r>
       <w:r>
         <w:rPr>
@@ -19339,14 +18049,7 @@
           <w:lang w:val="es-ES"/>
         </w:rPr>
         <w:lastRenderedPageBreak/>
-        <w:t>&lt;</w:t>
-      </w:r>
-      <w:proofErr w:type="spellStart"/>
-      <w:r>
-        <w:rPr>
-          <w:lang w:val="es-ES"/>
-        </w:rPr>
-        <w:t>a</w:t>
+        <w:t>&lt;a</w:t>
       </w:r>
       <w:r>
         <w:rPr>
@@ -19358,16 +18061,8 @@
         <w:rPr>
           <w:lang w:val="es-ES"/>
         </w:rPr>
-        <w:t>sign_mult</w:t>
-      </w:r>
-      <w:proofErr w:type="spellEnd"/>
-      <w:r>
-        <w:rPr>
-          <w:lang w:val="es-ES"/>
-        </w:rPr>
-        <w:t xml:space="preserve">&gt; -&gt; </w:t>
-      </w:r>
-      <w:proofErr w:type="gramStart"/>
+        <w:t xml:space="preserve">sign_mult&gt; -&gt; </w:t>
+      </w:r>
       <w:r>
         <w:rPr>
           <w:rFonts w:ascii="Arial Black" w:hAnsi="Arial Black"/>
@@ -19379,22 +18074,7 @@
         <w:rPr>
           <w:lang w:val="es-ES"/>
         </w:rPr>
-        <w:t xml:space="preserve"> &lt;</w:t>
-      </w:r>
-      <w:proofErr w:type="spellStart"/>
-      <w:proofErr w:type="gramEnd"/>
-      <w:r>
-        <w:rPr>
-          <w:lang w:val="es-ES"/>
-        </w:rPr>
-        <w:t>lista_id</w:t>
-      </w:r>
-      <w:proofErr w:type="spellEnd"/>
-      <w:r>
-        <w:rPr>
-          <w:lang w:val="es-ES"/>
-        </w:rPr>
-        <w:t xml:space="preserve">&gt; </w:t>
+        <w:t xml:space="preserve"> &lt;lista_id&gt; </w:t>
       </w:r>
       <w:r>
         <w:rPr>
@@ -19420,21 +18100,7 @@
         <w:rPr>
           <w:lang w:val="es-ES"/>
         </w:rPr>
-        <w:t xml:space="preserve"> &lt;</w:t>
-      </w:r>
-      <w:proofErr w:type="spellStart"/>
-      <w:r>
-        <w:rPr>
-          <w:lang w:val="es-ES"/>
-        </w:rPr>
-        <w:t>lista_expr</w:t>
-      </w:r>
-      <w:proofErr w:type="spellEnd"/>
-      <w:r>
-        <w:rPr>
-          <w:lang w:val="es-ES"/>
-        </w:rPr>
-        <w:t xml:space="preserve">&gt; </w:t>
+        <w:t xml:space="preserve"> &lt;lista_expr&gt; </w:t>
       </w:r>
       <w:r>
         <w:rPr>
@@ -19467,21 +18133,7 @@
         <w:rPr>
           <w:lang w:val="es-ES"/>
         </w:rPr>
-        <w:t>&lt;</w:t>
-      </w:r>
-      <w:proofErr w:type="spellStart"/>
-      <w:r>
-        <w:rPr>
-          <w:lang w:val="es-ES"/>
-        </w:rPr>
-        <w:t>lista_id</w:t>
-      </w:r>
-      <w:proofErr w:type="spellEnd"/>
-      <w:r>
-        <w:rPr>
-          <w:lang w:val="es-ES"/>
-        </w:rPr>
-        <w:t xml:space="preserve">&gt; -&gt; </w:t>
+        <w:t xml:space="preserve">&lt;lista_id&gt; -&gt; </w:t>
       </w:r>
       <w:r>
         <w:rPr>
@@ -19501,141 +18153,60 @@
           <w:rFonts w:ascii="Arial Black" w:hAnsi="Arial Black"/>
           <w:lang w:val="es-AR"/>
         </w:rPr>
+        <w:t xml:space="preserve"> ID</w:t>
+      </w:r>
+      <w:r>
+        <w:rPr>
+          <w:lang w:val="es-ES"/>
+        </w:rPr>
         <w:t xml:space="preserve"> </w:t>
       </w:r>
-      <w:proofErr w:type="gramStart"/>
       <w:r>
         <w:rPr>
           <w:rFonts w:ascii="Arial Black" w:hAnsi="Arial Black"/>
-          <w:lang w:val="es-AR"/>
-        </w:rPr>
-        <w:t>ID</w:t>
-      </w:r>
-      <w:r>
-        <w:rPr>
+          <w:lang w:val="es-ES"/>
+        </w:rPr>
+        <w:t>,</w:t>
+      </w:r>
+      <w:r>
+        <w:rPr>
+          <w:rFonts w:ascii="Arial Black" w:hAnsi="Arial Black"/>
           <w:lang w:val="es-ES"/>
         </w:rPr>
         <w:t xml:space="preserve"> </w:t>
       </w:r>
       <w:r>
         <w:rPr>
+          <w:lang w:val="es-ES"/>
+        </w:rPr>
+        <w:t>&lt;lista_id&gt;</w:t>
+      </w:r>
+    </w:p>
+    <w:p>
+      <w:pPr>
+        <w:spacing w:after="0"/>
+        <w:rPr>
+          <w:lang w:val="es-ES"/>
+        </w:rPr>
+      </w:pPr>
+      <w:r>
+        <w:rPr>
+          <w:lang w:val="es-ES"/>
+        </w:rPr>
+        <w:t xml:space="preserve">&lt;lista_expr&gt; -&gt; &lt;expr&gt; | &lt;expr&gt; </w:t>
+      </w:r>
+      <w:r>
+        <w:rPr>
           <w:rFonts w:ascii="Arial Black" w:hAnsi="Arial Black"/>
           <w:lang w:val="es-ES"/>
         </w:rPr>
         <w:t>,</w:t>
       </w:r>
-      <w:proofErr w:type="gramEnd"/>
-      <w:r>
-        <w:rPr>
-          <w:rFonts w:ascii="Arial Black" w:hAnsi="Arial Black"/>
-          <w:lang w:val="es-ES"/>
-        </w:rPr>
-        <w:t xml:space="preserve"> </w:t>
-      </w:r>
-      <w:r>
-        <w:rPr>
-          <w:lang w:val="es-ES"/>
-        </w:rPr>
-        <w:t>&lt;</w:t>
-      </w:r>
-      <w:proofErr w:type="spellStart"/>
-      <w:r>
-        <w:rPr>
-          <w:lang w:val="es-ES"/>
-        </w:rPr>
-        <w:t>lista_id</w:t>
-      </w:r>
-      <w:proofErr w:type="spellEnd"/>
-      <w:r>
-        <w:rPr>
-          <w:lang w:val="es-ES"/>
-        </w:rPr>
-        <w:t>&gt;</w:t>
-      </w:r>
-    </w:p>
-    <w:p>
-      <w:pPr>
-        <w:spacing w:after="0"/>
-        <w:rPr>
-          <w:lang w:val="es-ES"/>
-        </w:rPr>
-      </w:pPr>
-      <w:r>
-        <w:rPr>
-          <w:lang w:val="es-ES"/>
-        </w:rPr>
-        <w:t>&lt;</w:t>
-      </w:r>
-      <w:proofErr w:type="spellStart"/>
-      <w:r>
-        <w:rPr>
-          <w:lang w:val="es-ES"/>
-        </w:rPr>
-        <w:t>lista_expr</w:t>
-      </w:r>
-      <w:proofErr w:type="spellEnd"/>
-      <w:r>
-        <w:rPr>
-          <w:lang w:val="es-ES"/>
-        </w:rPr>
-        <w:t>&gt; -&gt; &lt;</w:t>
-      </w:r>
-      <w:proofErr w:type="spellStart"/>
-      <w:r>
-        <w:rPr>
-          <w:lang w:val="es-ES"/>
-        </w:rPr>
-        <w:t>expr</w:t>
-      </w:r>
-      <w:proofErr w:type="spellEnd"/>
-      <w:r>
-        <w:rPr>
-          <w:lang w:val="es-ES"/>
-        </w:rPr>
-        <w:t>&gt; | &lt;</w:t>
-      </w:r>
-      <w:proofErr w:type="spellStart"/>
-      <w:r>
-        <w:rPr>
-          <w:lang w:val="es-ES"/>
-        </w:rPr>
-        <w:t>expr</w:t>
-      </w:r>
-      <w:proofErr w:type="spellEnd"/>
-      <w:proofErr w:type="gramStart"/>
-      <w:r>
-        <w:rPr>
-          <w:lang w:val="es-ES"/>
-        </w:rPr>
-        <w:t xml:space="preserve">&gt; </w:t>
-      </w:r>
-      <w:r>
-        <w:rPr>
-          <w:rFonts w:ascii="Arial Black" w:hAnsi="Arial Black"/>
-          <w:lang w:val="es-ES"/>
-        </w:rPr>
-        <w:t>,</w:t>
-      </w:r>
-      <w:proofErr w:type="gramEnd"/>
-      <w:r>
-        <w:rPr>
-          <w:lang w:val="es-ES"/>
-        </w:rPr>
-        <w:t xml:space="preserve"> &lt;</w:t>
-      </w:r>
-      <w:proofErr w:type="spellStart"/>
-      <w:r>
-        <w:rPr>
-          <w:lang w:val="es-ES"/>
-        </w:rPr>
-        <w:t>lista_expr</w:t>
-      </w:r>
-      <w:proofErr w:type="spellEnd"/>
-      <w:r>
-        <w:rPr>
-          <w:lang w:val="es-ES"/>
-        </w:rPr>
-        <w:t>&gt;</w:t>
+      <w:r>
+        <w:rPr>
+          <w:lang w:val="es-ES"/>
+        </w:rPr>
+        <w:t xml:space="preserve"> &lt;lista_expr&gt;</w:t>
       </w:r>
     </w:p>
     <w:p>
@@ -19863,7 +18434,6 @@
         </w:rPr>
         <w:t xml:space="preserve">&lt;exp&gt; -&gt; </w:t>
       </w:r>
-      <w:proofErr w:type="gramStart"/>
       <w:r>
         <w:rPr>
           <w:rFonts w:ascii="Arial Black" w:hAnsi="Arial Black"/>
@@ -19875,14 +18445,7 @@
         <w:rPr>
           <w:bCs/>
         </w:rPr>
-        <w:t xml:space="preserve"> &lt;</w:t>
-      </w:r>
-      <w:proofErr w:type="gramEnd"/>
-      <w:r>
-        <w:rPr>
-          <w:bCs/>
-        </w:rPr>
-        <w:t>exp</w:t>
+        <w:t xml:space="preserve"> &lt;exp</w:t>
       </w:r>
       <w:r>
         <w:rPr>
@@ -20071,16 +18634,8 @@
         <w:rPr>
           <w:lang w:val="es-ES"/>
         </w:rPr>
-        <w:t xml:space="preserve">que el </w:t>
-      </w:r>
-      <w:proofErr w:type="spellStart"/>
-      <w:r>
-        <w:rPr>
-          <w:lang w:val="es-ES"/>
-        </w:rPr>
-        <w:t>parser</w:t>
-      </w:r>
-      <w:proofErr w:type="spellEnd"/>
+        <w:t>que el parser</w:t>
+      </w:r>
       <w:r>
         <w:rPr>
           <w:lang w:val="es-ES"/>
@@ -20314,21 +18869,7 @@
         <w:rPr>
           <w:lang w:val="es-ES"/>
         </w:rPr>
-        <w:t xml:space="preserve">Los operadores aritméticos a menudo se utilizan para más de un propósito. Por </w:t>
-      </w:r>
-      <w:proofErr w:type="gramStart"/>
-      <w:r>
-        <w:rPr>
-          <w:lang w:val="es-ES"/>
-        </w:rPr>
-        <w:t>ejemplo</w:t>
-      </w:r>
-      <w:proofErr w:type="gramEnd"/>
-      <w:r>
-        <w:rPr>
-          <w:lang w:val="es-ES"/>
-        </w:rPr>
-        <w:t xml:space="preserve"> el símbolo “+” generalmente se utiliza para especificar la adición de enteros y la adición de números de punto flotante. Algunos lenguajes, como Java, también lo utilizan para la concatenación de cadenas. Este uso múltiple de un operador se </w:t>
+        <w:t xml:space="preserve">Los operadores aritméticos a menudo se utilizan para más de un propósito. Por ejemplo el símbolo “+” generalmente se utiliza para especificar la adición de enteros y la adición de números de punto flotante. Algunos lenguajes, como Java, también lo utilizan para la concatenación de cadenas. Este uso múltiple de un operador se </w:t>
       </w:r>
       <w:r>
         <w:rPr>
@@ -20564,11 +19105,9 @@
       <w:r>
         <w:t>&lt;</w:t>
       </w:r>
-      <w:proofErr w:type="spellStart"/>
       <w:r>
         <w:t>is_equal</w:t>
       </w:r>
-      <w:proofErr w:type="spellEnd"/>
       <w:r>
         <w:t>&gt;</w:t>
       </w:r>
@@ -20579,64 +19118,22 @@
     <w:p>
       <w:pPr>
         <w:spacing w:after="0" w:line="240" w:lineRule="auto"/>
-        <w:rPr>
-          <w:lang w:val="es-ES"/>
-        </w:rPr>
-      </w:pPr>
-      <w:r>
-        <w:t>&lt;</w:t>
-      </w:r>
-      <w:proofErr w:type="spellStart"/>
-      <w:r>
-        <w:t>not_equal</w:t>
-      </w:r>
-      <w:proofErr w:type="spellEnd"/>
-      <w:r>
-        <w:t>&gt; -</w:t>
-      </w:r>
-      <w:proofErr w:type="gramStart"/>
-      <w:r>
-        <w:t>&gt;  &lt;</w:t>
-      </w:r>
-      <w:proofErr w:type="gramEnd"/>
-      <w:r>
-        <w:t xml:space="preserve">expr&gt; != </w:t>
-      </w:r>
-      <w:r>
-        <w:rPr>
-          <w:lang w:val="es-ES"/>
-        </w:rPr>
-        <w:t>&lt;</w:t>
-      </w:r>
-      <w:proofErr w:type="spellStart"/>
-      <w:r>
-        <w:rPr>
-          <w:lang w:val="es-ES"/>
-        </w:rPr>
-        <w:t>expr</w:t>
-      </w:r>
-      <w:proofErr w:type="spellEnd"/>
-      <w:r>
-        <w:rPr>
-          <w:lang w:val="es-ES"/>
-        </w:rPr>
-        <w:t>&gt;</w:t>
+      </w:pPr>
+      <w:r>
+        <w:t xml:space="preserve">&lt;not_equal&gt; -&gt;  &lt;expr&gt; != </w:t>
+      </w:r>
+      <w:r>
+        <w:t>&lt;expr&gt;</w:t>
       </w:r>
     </w:p>
     <w:p>
       <w:pPr>
         <w:spacing w:after="0" w:line="240" w:lineRule="auto"/>
-        <w:rPr>
-          <w:lang w:val="es-ES"/>
-        </w:rPr>
       </w:pPr>
     </w:p>
     <w:p>
       <w:pPr>
         <w:spacing w:after="0" w:line="240" w:lineRule="auto"/>
-        <w:rPr>
-          <w:lang w:val="es-ES"/>
-        </w:rPr>
       </w:pPr>
     </w:p>
     <w:p>
@@ -20708,962 +19205,786 @@
       <w:r>
         <w:t>&lt;and&gt; -&gt; &lt;</w:t>
       </w:r>
-      <w:proofErr w:type="spellStart"/>
       <w:r>
         <w:t>logic_</w:t>
       </w:r>
       <w:r>
-        <w:t>expr</w:t>
-      </w:r>
-      <w:proofErr w:type="spellEnd"/>
-      <w:r>
+        <w:t xml:space="preserve">expr&gt; </w:t>
+      </w:r>
+      <w:r>
+        <w:rPr>
+          <w:rFonts w:ascii="Arial Black" w:hAnsi="Arial Black"/>
+        </w:rPr>
+        <w:t>&amp;&amp;</w:t>
+      </w:r>
+      <w:r>
+        <w:t xml:space="preserve"> &lt;</w:t>
+      </w:r>
+      <w:r>
+        <w:t>logic_</w:t>
+      </w:r>
+      <w:r>
+        <w:t>expr&gt;</w:t>
+      </w:r>
+    </w:p>
+    <w:p>
+      <w:pPr>
+        <w:spacing w:after="0" w:line="240" w:lineRule="auto"/>
+      </w:pPr>
+      <w:r>
+        <w:t>&lt;or&gt; -&gt; &lt;</w:t>
+      </w:r>
+      <w:r>
+        <w:t>logic_</w:t>
+      </w:r>
+      <w:r>
+        <w:t xml:space="preserve">expr&gt; </w:t>
+      </w:r>
+      <w:r>
+        <w:rPr>
+          <w:rFonts w:ascii="Arial Black" w:hAnsi="Arial Black"/>
+        </w:rPr>
+        <w:t>||</w:t>
+      </w:r>
+      <w:r>
+        <w:t xml:space="preserve"> &lt;</w:t>
+      </w:r>
+      <w:r>
+        <w:t>logic_</w:t>
+      </w:r>
+      <w:r>
+        <w:t>expr&gt;</w:t>
+      </w:r>
+    </w:p>
+    <w:p>
+      <w:pPr>
+        <w:spacing w:after="0" w:line="240" w:lineRule="auto"/>
+      </w:pPr>
+      <w:r>
+        <w:t xml:space="preserve">&lt;not&gt; -&gt; </w:t>
+      </w:r>
+      <w:r>
+        <w:rPr>
+          <w:rFonts w:ascii="Arial Black" w:hAnsi="Arial Black"/>
+        </w:rPr>
+        <w:t>!</w:t>
+      </w:r>
+      <w:r>
+        <w:t xml:space="preserve"> &lt;logic_expr&gt;</w:t>
+      </w:r>
+    </w:p>
+    <w:p>
+      <w:pPr>
+        <w:spacing w:after="0" w:line="240" w:lineRule="auto"/>
+      </w:pPr>
+      <w:r>
+        <w:t>&lt;</w:t>
+      </w:r>
+      <w:r>
+        <w:t>logic_</w:t>
+      </w:r>
+      <w:r>
+        <w:t xml:space="preserve">expr&gt; -&gt; </w:t>
+      </w:r>
+      <w:r>
+        <w:t xml:space="preserve">&lt;and&gt; | &lt;or&gt; | &lt;not&gt; | &lt;is_equal&gt; | &lt;not_equal&gt; | </w:t>
+      </w:r>
+      <w:r>
+        <w:rPr>
+          <w:rFonts w:ascii="Arial Black" w:hAnsi="Arial Black"/>
+        </w:rPr>
+        <w:t>(</w:t>
+      </w:r>
+      <w:r>
+        <w:t>&lt;logic_expr&gt;</w:t>
+      </w:r>
+      <w:r>
+        <w:rPr>
+          <w:rFonts w:ascii="Arial Black" w:hAnsi="Arial Black"/>
+        </w:rPr>
+        <w:t>)</w:t>
+      </w:r>
+    </w:p>
+    <w:p>
+      <w:pPr>
+        <w:spacing w:after="0" w:line="240" w:lineRule="auto"/>
+      </w:pPr>
+    </w:p>
+    <w:p>
+      <w:pPr>
+        <w:rPr>
+          <w:b/>
+          <w:lang w:val="es-ES"/>
+        </w:rPr>
+      </w:pPr>
+      <w:r>
+        <w:rPr>
+          <w:b/>
+          <w:lang w:val="es-ES"/>
+        </w:rPr>
+        <w:t>Estructuras de Control</w:t>
+      </w:r>
+    </w:p>
+    <w:p>
+      <w:pPr>
+        <w:rPr>
+          <w:lang w:val="es-ES"/>
+        </w:rPr>
+      </w:pPr>
+      <w:r>
+        <w:rPr>
+          <w:lang w:val="es-ES"/>
+        </w:rPr>
+        <w:t xml:space="preserve">El control del </w:t>
+      </w:r>
+      <w:r>
+        <w:rPr>
+          <w:lang w:val="es-ES"/>
+        </w:rPr>
+        <w:t>fl</w:t>
+      </w:r>
+      <w:r>
+        <w:rPr>
+          <w:lang w:val="es-ES"/>
+        </w:rPr>
+        <w:t>ujo de ejecuci</w:t>
+      </w:r>
+      <w:r>
+        <w:rPr>
+          <w:lang w:val="es-ES"/>
+        </w:rPr>
+        <w:t>ó</w:t>
+      </w:r>
+      <w:r>
+        <w:rPr>
+          <w:lang w:val="es-ES"/>
+        </w:rPr>
+        <w:t>n de instrucciones permite alterar el orden en</w:t>
+      </w:r>
+      <w:r>
+        <w:rPr>
+          <w:lang w:val="es-ES"/>
+        </w:rPr>
+        <w:t xml:space="preserve"> </w:t>
+      </w:r>
+      <w:r>
+        <w:rPr>
+          <w:lang w:val="es-ES"/>
+        </w:rPr>
+        <w:t>el que cada sentencia es evaluada.</w:t>
+      </w:r>
+    </w:p>
+    <w:p>
+      <w:pPr>
+        <w:spacing w:after="0" w:line="240" w:lineRule="auto"/>
+        <w:rPr>
+          <w:lang w:val="es-ES"/>
+        </w:rPr>
+      </w:pPr>
+    </w:p>
+    <w:p>
+      <w:pPr>
+        <w:spacing w:after="0" w:line="240" w:lineRule="auto"/>
+        <w:rPr>
+          <w:lang w:val="es-ES"/>
+        </w:rPr>
+      </w:pPr>
+    </w:p>
+    <w:p>
+      <w:pPr>
+        <w:spacing w:after="0" w:line="240" w:lineRule="auto"/>
+      </w:pPr>
+      <w:r>
+        <w:t>BNF del if:</w:t>
+      </w:r>
+    </w:p>
+    <w:p>
+      <w:pPr>
+        <w:spacing w:after="0" w:line="240" w:lineRule="auto"/>
+        <w:rPr>
+          <w:rFonts w:cstheme="minorHAnsi"/>
+        </w:rPr>
+      </w:pPr>
+      <w:r>
+        <w:t xml:space="preserve">&lt;if&gt; -&gt;  </w:t>
+      </w:r>
+      <w:r>
+        <w:rPr>
+          <w:rFonts w:ascii="Arial Black" w:hAnsi="Arial Black"/>
+        </w:rPr>
+        <w:t>if</w:t>
+      </w:r>
+      <w:r>
+        <w:t xml:space="preserve"> </w:t>
+      </w:r>
+      <w:r>
+        <w:rPr>
+          <w:rFonts w:ascii="Arial Black" w:hAnsi="Arial Black"/>
+        </w:rPr>
+        <w:t>(</w:t>
+      </w:r>
+      <w:r>
+        <w:t xml:space="preserve"> &lt;</w:t>
+      </w:r>
+      <w:r>
+        <w:t>logic_</w:t>
+      </w:r>
+      <w:r>
+        <w:t xml:space="preserve">expr&gt; </w:t>
+      </w:r>
+      <w:r>
+        <w:rPr>
+          <w:rFonts w:ascii="Arial Black" w:hAnsi="Arial Black"/>
+        </w:rPr>
+        <w:t xml:space="preserve">) </w:t>
+      </w:r>
+      <w:r>
+        <w:rPr>
+          <w:rFonts w:ascii="Arial Black" w:hAnsi="Arial Black" w:cstheme="minorHAnsi"/>
+        </w:rPr>
+        <w:t>{</w:t>
+      </w:r>
+      <w:r>
+        <w:rPr>
+          <w:rFonts w:cstheme="minorHAnsi"/>
+        </w:rPr>
+        <w:t>&lt;</w:t>
+      </w:r>
+      <w:r>
+        <w:rPr>
+          <w:rFonts w:cstheme="minorHAnsi"/>
+        </w:rPr>
+        <w:t>s</w:t>
+      </w:r>
+      <w:r>
+        <w:rPr>
+          <w:rFonts w:cstheme="minorHAnsi"/>
+        </w:rPr>
+        <w:t>tatement</w:t>
+      </w:r>
+      <w:r>
+        <w:rPr>
+          <w:rFonts w:cstheme="minorHAnsi"/>
+        </w:rPr>
+        <w:t>_list</w:t>
+      </w:r>
+      <w:r>
+        <w:rPr>
+          <w:rFonts w:cstheme="minorHAnsi"/>
+        </w:rPr>
         <w:t xml:space="preserve">&gt; </w:t>
       </w:r>
       <w:r>
         <w:rPr>
+          <w:rFonts w:ascii="Arial Black" w:hAnsi="Arial Black" w:cstheme="minorHAnsi"/>
+        </w:rPr>
+        <w:t>}</w:t>
+      </w:r>
+      <w:r>
+        <w:rPr>
+          <w:rFonts w:cstheme="minorHAnsi"/>
+        </w:rPr>
+        <w:t xml:space="preserve"> | </w:t>
+      </w:r>
+      <w:r>
+        <w:rPr>
+          <w:rFonts w:ascii="Arial Black" w:hAnsi="Arial Black" w:cstheme="minorHAnsi"/>
+        </w:rPr>
+        <w:t>if</w:t>
+      </w:r>
+      <w:r>
+        <w:rPr>
+          <w:rFonts w:cstheme="minorHAnsi"/>
+        </w:rPr>
+        <w:t xml:space="preserve"> </w:t>
+      </w:r>
+      <w:r>
+        <w:rPr>
+          <w:rFonts w:ascii="Arial Black" w:hAnsi="Arial Black" w:cstheme="minorHAnsi"/>
+        </w:rPr>
+        <w:t>(</w:t>
+      </w:r>
+      <w:r>
+        <w:rPr>
+          <w:rFonts w:cstheme="minorHAnsi"/>
+        </w:rPr>
+        <w:t>&lt;expr&gt;</w:t>
+      </w:r>
+      <w:r>
+        <w:rPr>
+          <w:rFonts w:ascii="Arial Black" w:hAnsi="Arial Black" w:cstheme="minorHAnsi"/>
+        </w:rPr>
+        <w:t>)</w:t>
+      </w:r>
+      <w:r>
+        <w:rPr>
+          <w:rFonts w:cstheme="minorHAnsi"/>
+        </w:rPr>
+        <w:t xml:space="preserve"> </w:t>
+      </w:r>
+      <w:r>
+        <w:rPr>
+          <w:rFonts w:ascii="Arial Black" w:hAnsi="Arial Black" w:cstheme="minorHAnsi"/>
+        </w:rPr>
+        <w:t>{</w:t>
+      </w:r>
+      <w:r>
+        <w:rPr>
+          <w:rFonts w:ascii="Arial Black" w:hAnsi="Arial Black" w:cstheme="minorHAnsi"/>
+        </w:rPr>
+        <w:t xml:space="preserve"> </w:t>
+      </w:r>
+      <w:r>
+        <w:rPr>
+          <w:rFonts w:cstheme="minorHAnsi"/>
+        </w:rPr>
+        <w:t>&lt;</w:t>
+      </w:r>
+      <w:r>
+        <w:rPr>
+          <w:rFonts w:cstheme="minorHAnsi"/>
+        </w:rPr>
+        <w:t>s</w:t>
+      </w:r>
+      <w:r>
+        <w:rPr>
+          <w:rFonts w:cstheme="minorHAnsi"/>
+        </w:rPr>
+        <w:t>tatement</w:t>
+      </w:r>
+      <w:r>
+        <w:rPr>
+          <w:rFonts w:cstheme="minorHAnsi"/>
+        </w:rPr>
+        <w:t>_list</w:t>
+      </w:r>
+      <w:r>
+        <w:rPr>
+          <w:rFonts w:cstheme="minorHAnsi"/>
+        </w:rPr>
+        <w:t xml:space="preserve">&gt; </w:t>
+      </w:r>
+      <w:r>
+        <w:rPr>
+          <w:rFonts w:ascii="Arial Black" w:hAnsi="Arial Black" w:cstheme="minorHAnsi"/>
+        </w:rPr>
+        <w:t>}</w:t>
+      </w:r>
+      <w:r>
+        <w:rPr>
+          <w:rFonts w:cstheme="minorHAnsi"/>
+        </w:rPr>
+        <w:t xml:space="preserve"> </w:t>
+      </w:r>
+      <w:r>
+        <w:rPr>
+          <w:rFonts w:cstheme="minorHAnsi"/>
+        </w:rPr>
+        <w:t xml:space="preserve">&gt;  </w:t>
+      </w:r>
+      <w:r>
+        <w:rPr>
+          <w:rFonts w:ascii="Arial Black" w:hAnsi="Arial Black" w:cstheme="minorHAnsi"/>
+        </w:rPr>
+        <w:t xml:space="preserve">else </w:t>
+      </w:r>
+      <w:r>
+        <w:rPr>
+          <w:rFonts w:ascii="Arial Black" w:hAnsi="Arial Black" w:cstheme="minorHAnsi"/>
+        </w:rPr>
+        <w:t>{</w:t>
+      </w:r>
+      <w:r>
+        <w:rPr>
+          <w:rFonts w:ascii="Arial Black" w:hAnsi="Arial Black" w:cstheme="minorHAnsi"/>
+        </w:rPr>
+        <w:t xml:space="preserve"> </w:t>
+      </w:r>
+      <w:r>
+        <w:rPr>
+          <w:rFonts w:cstheme="minorHAnsi"/>
+        </w:rPr>
+        <w:t>&lt;</w:t>
+      </w:r>
+      <w:r>
+        <w:rPr>
+          <w:rFonts w:cstheme="minorHAnsi"/>
+        </w:rPr>
+        <w:t>s</w:t>
+      </w:r>
+      <w:r>
+        <w:rPr>
+          <w:rFonts w:cstheme="minorHAnsi"/>
+        </w:rPr>
+        <w:t>tatement</w:t>
+      </w:r>
+      <w:r>
+        <w:rPr>
+          <w:rFonts w:cstheme="minorHAnsi"/>
+        </w:rPr>
+        <w:t>_list</w:t>
+      </w:r>
+      <w:r>
+        <w:rPr>
+          <w:rFonts w:cstheme="minorHAnsi"/>
+        </w:rPr>
+        <w:t>&gt;</w:t>
+      </w:r>
+      <w:r>
+        <w:rPr>
+          <w:rFonts w:cstheme="minorHAnsi"/>
+        </w:rPr>
+        <w:t xml:space="preserve"> </w:t>
+      </w:r>
+      <w:r>
+        <w:rPr>
+          <w:rFonts w:ascii="Arial Black" w:hAnsi="Arial Black" w:cstheme="minorHAnsi"/>
+        </w:rPr>
+        <w:t>}</w:t>
+      </w:r>
+    </w:p>
+    <w:p>
+      <w:pPr>
+        <w:spacing w:after="0" w:line="240" w:lineRule="auto"/>
+        <w:rPr>
           <w:rFonts w:ascii="Arial Black" w:hAnsi="Arial Black"/>
         </w:rPr>
-        <w:t>&amp;&amp;</w:t>
-      </w:r>
-      <w:r>
-        <w:t xml:space="preserve"> &lt;</w:t>
-      </w:r>
-      <w:proofErr w:type="spellStart"/>
-      <w:r>
+      </w:pPr>
+    </w:p>
+    <w:p>
+      <w:pPr>
+        <w:spacing w:after="0" w:line="240" w:lineRule="auto"/>
+        <w:rPr>
+          <w:rFonts w:cstheme="minorHAnsi"/>
+        </w:rPr>
+      </w:pPr>
+      <w:r>
+        <w:rPr>
+          <w:rFonts w:cstheme="minorHAnsi"/>
+        </w:rPr>
+        <w:t>EBNF del if:</w:t>
+      </w:r>
+    </w:p>
+    <w:p>
+      <w:pPr>
+        <w:spacing w:after="0" w:line="240" w:lineRule="auto"/>
+        <w:rPr>
+          <w:rFonts w:cstheme="minorHAnsi"/>
+        </w:rPr>
+      </w:pPr>
+      <w:r>
+        <w:rPr>
+          <w:rFonts w:cstheme="minorHAnsi"/>
+        </w:rPr>
+        <w:t xml:space="preserve">&lt;if&gt; -&gt; </w:t>
+      </w:r>
+      <w:r>
+        <w:rPr>
+          <w:rFonts w:ascii="Arial Black" w:hAnsi="Arial Black" w:cstheme="minorHAnsi"/>
+        </w:rPr>
+        <w:t>if</w:t>
+      </w:r>
+      <w:r>
+        <w:rPr>
+          <w:rFonts w:cstheme="minorHAnsi"/>
+        </w:rPr>
+        <w:t xml:space="preserve"> ( &lt;expresion&gt; ) &lt;sentencias&gt; [</w:t>
+      </w:r>
+      <w:r>
+        <w:rPr>
+          <w:rFonts w:ascii="Arial Black" w:hAnsi="Arial Black" w:cstheme="minorHAnsi"/>
+        </w:rPr>
+        <w:t>else</w:t>
+      </w:r>
+      <w:r>
+        <w:rPr>
+          <w:rFonts w:cstheme="minorHAnsi"/>
+        </w:rPr>
+        <w:t xml:space="preserve"> &lt;sentencias&gt;]</w:t>
+      </w:r>
+    </w:p>
+    <w:p>
+      <w:pPr>
+        <w:spacing w:after="0" w:line="240" w:lineRule="auto"/>
+        <w:rPr>
+          <w:rFonts w:cstheme="minorHAnsi"/>
+        </w:rPr>
+      </w:pPr>
+    </w:p>
+    <w:p>
+      <w:pPr>
+        <w:spacing w:after="0" w:line="240" w:lineRule="auto"/>
+        <w:rPr>
+          <w:rFonts w:ascii="Arial Black" w:hAnsi="Arial Black" w:cstheme="minorHAnsi"/>
+        </w:rPr>
+      </w:pPr>
+      <w:r>
+        <w:rPr>
+          <w:rFonts w:cstheme="minorHAnsi"/>
+        </w:rPr>
+        <w:t>&lt;foreach&gt;</w:t>
+      </w:r>
+      <w:r>
+        <w:rPr>
+          <w:rFonts w:cstheme="minorHAnsi"/>
+        </w:rPr>
+        <w:t xml:space="preserve"> -&gt; </w:t>
+      </w:r>
+      <w:r>
+        <w:rPr>
+          <w:rFonts w:ascii="Arial Black" w:hAnsi="Arial Black" w:cstheme="minorHAnsi"/>
+        </w:rPr>
+        <w:t>foreach</w:t>
+      </w:r>
+      <w:r>
+        <w:rPr>
+          <w:rFonts w:ascii="Arial Black" w:hAnsi="Arial Black" w:cstheme="minorHAnsi"/>
+        </w:rPr>
+        <w:t xml:space="preserve"> </w:t>
+      </w:r>
+      <w:r>
+        <w:rPr>
+          <w:rFonts w:ascii="Arial Black" w:hAnsi="Arial Black" w:cstheme="minorHAnsi"/>
+        </w:rPr>
+        <w:t>ID</w:t>
+      </w:r>
+      <w:r>
+        <w:rPr>
+          <w:rFonts w:ascii="Arial Black" w:hAnsi="Arial Black" w:cstheme="minorHAnsi"/>
+        </w:rPr>
+        <w:t xml:space="preserve"> </w:t>
+      </w:r>
+      <w:r>
+        <w:rPr>
+          <w:rFonts w:ascii="Arial Black" w:hAnsi="Arial Black" w:cstheme="minorHAnsi"/>
+        </w:rPr>
+        <w:t>in</w:t>
+      </w:r>
+      <w:r>
+        <w:rPr>
+          <w:rFonts w:cstheme="minorHAnsi"/>
+        </w:rPr>
+        <w:t xml:space="preserve"> </w:t>
+      </w:r>
+      <w:r>
+        <w:rPr>
+          <w:rFonts w:cstheme="minorHAnsi"/>
+        </w:rPr>
+        <w:t>&lt;</w:t>
+      </w:r>
+      <w:r>
+        <w:rPr>
+          <w:rFonts w:cstheme="minorHAnsi"/>
+        </w:rPr>
+        <w:t>list</w:t>
+      </w:r>
+      <w:r>
+        <w:rPr>
+          <w:rFonts w:cstheme="minorHAnsi"/>
+        </w:rPr>
+        <w:t>&gt;</w:t>
+      </w:r>
+      <w:r>
+        <w:rPr>
+          <w:rFonts w:cstheme="minorHAnsi"/>
+        </w:rPr>
+        <w:t xml:space="preserve"> </w:t>
+      </w:r>
+      <w:r>
+        <w:rPr>
+          <w:rFonts w:ascii="Arial Black" w:hAnsi="Arial Black" w:cstheme="minorHAnsi"/>
+        </w:rPr>
+        <w:t>{</w:t>
+      </w:r>
+      <w:r>
+        <w:rPr>
+          <w:rFonts w:ascii="Arial Black" w:hAnsi="Arial Black" w:cstheme="minorHAnsi"/>
+        </w:rPr>
+        <w:t xml:space="preserve"> </w:t>
+      </w:r>
+      <w:r>
+        <w:rPr>
+          <w:rFonts w:cstheme="minorHAnsi"/>
+        </w:rPr>
+        <w:t>&lt;</w:t>
+      </w:r>
+      <w:r>
+        <w:rPr>
+          <w:rFonts w:cstheme="minorHAnsi"/>
+        </w:rPr>
+        <w:t xml:space="preserve">statement_list </w:t>
+      </w:r>
+      <w:r>
+        <w:rPr>
+          <w:rFonts w:cstheme="minorHAnsi"/>
+        </w:rPr>
+        <w:t>&gt;</w:t>
+      </w:r>
+      <w:r>
+        <w:rPr>
+          <w:rFonts w:cstheme="minorHAnsi"/>
+        </w:rPr>
+        <w:t xml:space="preserve"> </w:t>
+      </w:r>
+      <w:r>
+        <w:rPr>
+          <w:rFonts w:ascii="Arial Black" w:hAnsi="Arial Black" w:cstheme="minorHAnsi"/>
+        </w:rPr>
+        <w:t>}</w:t>
+      </w:r>
+      <w:r>
+        <w:rPr>
+          <w:rFonts w:ascii="Arial Black" w:hAnsi="Arial Black" w:cstheme="minorHAnsi"/>
+        </w:rPr>
+        <w:t xml:space="preserve"> | </w:t>
+      </w:r>
+      <w:r>
+        <w:rPr>
+          <w:rFonts w:ascii="Arial Black" w:hAnsi="Arial Black" w:cstheme="minorHAnsi"/>
+        </w:rPr>
+        <w:t>foreach</w:t>
+      </w:r>
+      <w:r>
+        <w:rPr>
+          <w:rFonts w:ascii="Arial Black" w:hAnsi="Arial Black" w:cstheme="minorHAnsi"/>
+        </w:rPr>
+        <w:t xml:space="preserve"> </w:t>
+      </w:r>
+      <w:r>
+        <w:rPr>
+          <w:rFonts w:ascii="Arial Black" w:hAnsi="Arial Black" w:cstheme="minorHAnsi"/>
+        </w:rPr>
+        <w:t>ID</w:t>
+      </w:r>
+      <w:r>
+        <w:rPr>
+          <w:rFonts w:cstheme="minorHAnsi"/>
+        </w:rPr>
+        <w:t xml:space="preserve"> </w:t>
+      </w:r>
+      <w:r>
+        <w:rPr>
+          <w:rFonts w:ascii="Arial Black" w:hAnsi="Arial Black" w:cstheme="minorHAnsi"/>
+        </w:rPr>
+        <w:t>in</w:t>
+      </w:r>
+      <w:r>
+        <w:rPr>
+          <w:rFonts w:cstheme="minorHAnsi"/>
+        </w:rPr>
+        <w:t xml:space="preserve"> &lt;set&gt; </w:t>
+      </w:r>
+      <w:r>
+        <w:rPr>
+          <w:rFonts w:ascii="Arial Black" w:hAnsi="Arial Black" w:cstheme="minorHAnsi"/>
+        </w:rPr>
+        <w:t>{</w:t>
+      </w:r>
+      <w:r>
+        <w:rPr>
+          <w:rFonts w:ascii="Arial Black" w:hAnsi="Arial Black" w:cstheme="minorHAnsi"/>
+        </w:rPr>
+        <w:t xml:space="preserve"> </w:t>
+      </w:r>
+      <w:r>
+        <w:rPr>
+          <w:rFonts w:cstheme="minorHAnsi"/>
+        </w:rPr>
+        <w:t xml:space="preserve">&lt;statement_list&gt; </w:t>
+      </w:r>
+      <w:r>
+        <w:rPr>
+          <w:rFonts w:ascii="Arial Black" w:hAnsi="Arial Black" w:cstheme="minorHAnsi"/>
+        </w:rPr>
+        <w:t>}</w:t>
+      </w:r>
+    </w:p>
+    <w:p>
+      <w:pPr>
+        <w:spacing w:after="0" w:line="240" w:lineRule="auto"/>
+        <w:rPr>
+          <w:rFonts w:ascii="Arial Black" w:hAnsi="Arial Black" w:cstheme="minorHAnsi"/>
+        </w:rPr>
+      </w:pPr>
+    </w:p>
+    <w:p>
+      <w:pPr>
+        <w:spacing w:after="0" w:line="240" w:lineRule="auto"/>
+        <w:rPr>
+          <w:rFonts w:cstheme="minorHAnsi"/>
+        </w:rPr>
+      </w:pPr>
+      <w:r>
+        <w:rPr>
+          <w:rFonts w:cstheme="minorHAnsi"/>
+        </w:rPr>
+        <w:t xml:space="preserve">&lt;while&gt; -&gt; </w:t>
+      </w:r>
+      <w:r>
+        <w:rPr>
+          <w:rFonts w:ascii="Arial Black" w:hAnsi="Arial Black" w:cstheme="minorHAnsi"/>
+        </w:rPr>
+        <w:t>WHILE</w:t>
+      </w:r>
+      <w:r>
+        <w:rPr>
+          <w:rFonts w:cstheme="minorHAnsi"/>
+        </w:rPr>
+        <w:t xml:space="preserve"> </w:t>
+      </w:r>
+      <w:r>
+        <w:rPr>
+          <w:rFonts w:ascii="Arial Black" w:hAnsi="Arial Black" w:cstheme="minorHAnsi"/>
+        </w:rPr>
+        <w:t>(</w:t>
+      </w:r>
+      <w:r>
+        <w:rPr>
+          <w:rFonts w:ascii="Arial Black" w:hAnsi="Arial Black" w:cstheme="minorHAnsi"/>
+        </w:rPr>
+        <w:t xml:space="preserve"> </w:t>
+      </w:r>
+      <w:r>
+        <w:rPr>
+          <w:rFonts w:cstheme="minorHAnsi"/>
+        </w:rPr>
+        <w:t>&lt;</w:t>
+      </w:r>
+      <w:r>
+        <w:rPr>
+          <w:rFonts w:cstheme="minorHAnsi"/>
+        </w:rPr>
         <w:t>logic_</w:t>
       </w:r>
       <w:r>
-        <w:t>expr</w:t>
-      </w:r>
-      <w:proofErr w:type="spellEnd"/>
-      <w:r>
-        <w:t>&gt;</w:t>
-      </w:r>
-    </w:p>
-    <w:p>
-      <w:pPr>
-        <w:spacing w:after="0" w:line="240" w:lineRule="auto"/>
-      </w:pPr>
-      <w:r>
-        <w:t>&lt;or&gt; -&gt; &lt;</w:t>
-      </w:r>
-      <w:proofErr w:type="spellStart"/>
-      <w:r>
-        <w:t>logic_</w:t>
-      </w:r>
-      <w:r>
-        <w:t>expr</w:t>
-      </w:r>
-      <w:proofErr w:type="spellEnd"/>
-      <w:r>
-        <w:t xml:space="preserve">&gt; </w:t>
-      </w:r>
-      <w:r>
-        <w:rPr>
-          <w:rFonts w:ascii="Arial Black" w:hAnsi="Arial Black"/>
-        </w:rPr>
-        <w:t>||</w:t>
-      </w:r>
-      <w:r>
-        <w:t xml:space="preserve"> &lt;</w:t>
-      </w:r>
-      <w:proofErr w:type="spellStart"/>
-      <w:r>
-        <w:t>logic_</w:t>
-      </w:r>
-      <w:r>
-        <w:t>expr</w:t>
-      </w:r>
-      <w:proofErr w:type="spellEnd"/>
-      <w:r>
-        <w:t>&gt;</w:t>
-      </w:r>
-    </w:p>
-    <w:p>
-      <w:pPr>
-        <w:spacing w:after="0" w:line="240" w:lineRule="auto"/>
-      </w:pPr>
-      <w:r>
-        <w:t>&lt;not&gt; -</w:t>
-      </w:r>
-      <w:proofErr w:type="gramStart"/>
-      <w:r>
-        <w:t xml:space="preserve">&gt; </w:t>
-      </w:r>
-      <w:r>
-        <w:rPr>
-          <w:rFonts w:ascii="Arial Black" w:hAnsi="Arial Black"/>
-        </w:rPr>
-        <w:t>!</w:t>
-      </w:r>
-      <w:proofErr w:type="gramEnd"/>
-      <w:r>
-        <w:t xml:space="preserve"> &lt;</w:t>
-      </w:r>
-      <w:proofErr w:type="spellStart"/>
-      <w:r>
-        <w:t>logic_expr</w:t>
-      </w:r>
-      <w:proofErr w:type="spellEnd"/>
-      <w:r>
-        <w:t>&gt;</w:t>
-      </w:r>
-    </w:p>
-    <w:p>
-      <w:pPr>
-        <w:spacing w:after="0" w:line="240" w:lineRule="auto"/>
-      </w:pPr>
-      <w:r>
-        <w:t>&lt;</w:t>
-      </w:r>
-      <w:proofErr w:type="spellStart"/>
-      <w:r>
-        <w:t>logic_</w:t>
-      </w:r>
-      <w:r>
-        <w:t>expr</w:t>
-      </w:r>
-      <w:proofErr w:type="spellEnd"/>
-      <w:r>
-        <w:t xml:space="preserve">&gt; -&gt; </w:t>
-      </w:r>
-      <w:r>
-        <w:t>&lt;and&gt; | &lt;or&gt; | &lt;not&gt; | &lt;</w:t>
-      </w:r>
-      <w:proofErr w:type="spellStart"/>
-      <w:r>
-        <w:t>is_equal</w:t>
-      </w:r>
-      <w:proofErr w:type="spellEnd"/>
-      <w:r>
-        <w:t>&gt; | &lt;</w:t>
-      </w:r>
-      <w:proofErr w:type="spellStart"/>
-      <w:r>
-        <w:t>not_equal</w:t>
-      </w:r>
-      <w:proofErr w:type="spellEnd"/>
-      <w:r>
-        <w:t xml:space="preserve">&gt; | </w:t>
-      </w:r>
-      <w:r>
-        <w:rPr>
-          <w:rFonts w:ascii="Arial Black" w:hAnsi="Arial Black"/>
-        </w:rPr>
-        <w:t>(</w:t>
-      </w:r>
-      <w:r>
-        <w:t>&lt;</w:t>
-      </w:r>
-      <w:proofErr w:type="spellStart"/>
-      <w:r>
-        <w:t>logic_expr</w:t>
-      </w:r>
-      <w:proofErr w:type="spellEnd"/>
-      <w:r>
-        <w:t>&gt;</w:t>
-      </w:r>
-      <w:r>
-        <w:rPr>
-          <w:rFonts w:ascii="Arial Black" w:hAnsi="Arial Black"/>
+        <w:rPr>
+          <w:rFonts w:cstheme="minorHAnsi"/>
+        </w:rPr>
+        <w:t>expr&gt;</w:t>
+      </w:r>
+      <w:r>
+        <w:rPr>
+          <w:rFonts w:ascii="Arial Black" w:hAnsi="Arial Black" w:cstheme="minorHAnsi"/>
+        </w:rPr>
+        <w:t xml:space="preserve"> </w:t>
+      </w:r>
+      <w:r>
+        <w:rPr>
+          <w:rFonts w:ascii="Arial Black" w:hAnsi="Arial Black" w:cstheme="minorHAnsi"/>
         </w:rPr>
         <w:t>)</w:t>
       </w:r>
-    </w:p>
-    <w:p>
-      <w:pPr>
-        <w:spacing w:after="0" w:line="240" w:lineRule="auto"/>
-      </w:pPr>
-    </w:p>
-    <w:p>
-      <w:pPr>
-        <w:rPr>
-          <w:b/>
-          <w:lang w:val="es-ES"/>
-        </w:rPr>
-      </w:pPr>
-      <w:r>
-        <w:rPr>
-          <w:b/>
-          <w:lang w:val="es-ES"/>
-        </w:rPr>
-        <w:t>Estructuras de Control</w:t>
-      </w:r>
-    </w:p>
-    <w:p>
-      <w:pPr>
-        <w:rPr>
-          <w:lang w:val="es-ES"/>
-        </w:rPr>
-      </w:pPr>
-      <w:r>
-        <w:rPr>
-          <w:lang w:val="es-ES"/>
-        </w:rPr>
-        <w:t xml:space="preserve">El control del </w:t>
-      </w:r>
-      <w:r>
-        <w:rPr>
-          <w:lang w:val="es-ES"/>
-        </w:rPr>
-        <w:t>fl</w:t>
-      </w:r>
-      <w:r>
-        <w:rPr>
-          <w:lang w:val="es-ES"/>
-        </w:rPr>
-        <w:t>ujo de ejecuci</w:t>
-      </w:r>
-      <w:r>
-        <w:rPr>
-          <w:lang w:val="es-ES"/>
-        </w:rPr>
-        <w:t>ó</w:t>
-      </w:r>
-      <w:r>
-        <w:rPr>
-          <w:lang w:val="es-ES"/>
-        </w:rPr>
-        <w:t>n de instrucciones permite alterar el orden en</w:t>
-      </w:r>
-      <w:r>
-        <w:rPr>
-          <w:lang w:val="es-ES"/>
-        </w:rPr>
-        <w:t xml:space="preserve"> </w:t>
-      </w:r>
-      <w:r>
-        <w:rPr>
-          <w:lang w:val="es-ES"/>
-        </w:rPr>
-        <w:t>el que cada sentencia es evaluada.</w:t>
-      </w:r>
-    </w:p>
-    <w:p>
-      <w:pPr>
-        <w:spacing w:after="0" w:line="240" w:lineRule="auto"/>
-        <w:rPr>
-          <w:lang w:val="es-ES"/>
-        </w:rPr>
-      </w:pPr>
-    </w:p>
-    <w:p>
-      <w:pPr>
-        <w:spacing w:after="0" w:line="240" w:lineRule="auto"/>
-        <w:rPr>
-          <w:lang w:val="es-ES"/>
-        </w:rPr>
-      </w:pPr>
-    </w:p>
-    <w:p>
-      <w:pPr>
-        <w:spacing w:after="0" w:line="240" w:lineRule="auto"/>
-      </w:pPr>
-      <w:r>
-        <w:t>BNF del if:</w:t>
-      </w:r>
-    </w:p>
-    <w:p>
-      <w:pPr>
-        <w:spacing w:after="0" w:line="240" w:lineRule="auto"/>
+      <w:r>
+        <w:rPr>
+          <w:rFonts w:ascii="Arial Black" w:hAnsi="Arial Black" w:cstheme="minorHAnsi"/>
+        </w:rPr>
+        <w:t>{</w:t>
+      </w:r>
+      <w:r>
         <w:rPr>
           <w:rFonts w:cstheme="minorHAnsi"/>
         </w:rPr>
-      </w:pPr>
-      <w:r>
-        <w:t>&lt;if&gt; -</w:t>
-      </w:r>
-      <w:proofErr w:type="gramStart"/>
-      <w:r>
-        <w:t xml:space="preserve">&gt;  </w:t>
-      </w:r>
-      <w:r>
-        <w:rPr>
-          <w:rFonts w:ascii="Arial Black" w:hAnsi="Arial Black"/>
-        </w:rPr>
-        <w:t>if</w:t>
-      </w:r>
-      <w:proofErr w:type="gramEnd"/>
-      <w:r>
-        <w:t xml:space="preserve"> </w:t>
-      </w:r>
-      <w:r>
-        <w:rPr>
-          <w:rFonts w:ascii="Arial Black" w:hAnsi="Arial Black"/>
-        </w:rPr>
-        <w:t>(</w:t>
-      </w:r>
-      <w:r>
-        <w:t xml:space="preserve"> &lt;</w:t>
-      </w:r>
-      <w:proofErr w:type="spellStart"/>
-      <w:r>
-        <w:t>logic_</w:t>
-      </w:r>
-      <w:r>
-        <w:t>expr</w:t>
-      </w:r>
-      <w:proofErr w:type="spellEnd"/>
-      <w:r>
-        <w:t xml:space="preserve">&gt; </w:t>
-      </w:r>
-      <w:r>
-        <w:rPr>
-          <w:rFonts w:ascii="Arial Black" w:hAnsi="Arial Black"/>
-        </w:rPr>
-        <w:t xml:space="preserve">) </w:t>
-      </w:r>
-      <w:r>
-        <w:rPr>
-          <w:rFonts w:ascii="Arial Black" w:hAnsi="Arial Black" w:cstheme="minorHAnsi"/>
-        </w:rPr>
-        <w:t>{</w:t>
-      </w:r>
-      <w:r>
-        <w:rPr>
-          <w:rFonts w:cstheme="minorHAnsi"/>
-        </w:rPr>
-        <w:t>&lt;</w:t>
-      </w:r>
-      <w:proofErr w:type="spellStart"/>
-      <w:r>
-        <w:rPr>
-          <w:rFonts w:cstheme="minorHAnsi"/>
-        </w:rPr>
-        <w:t>s</w:t>
-      </w:r>
-      <w:r>
-        <w:rPr>
-          <w:rFonts w:cstheme="minorHAnsi"/>
-        </w:rPr>
-        <w:t>tatement</w:t>
-      </w:r>
-      <w:r>
-        <w:rPr>
-          <w:rFonts w:cstheme="minorHAnsi"/>
-        </w:rPr>
-        <w:t>_list</w:t>
-      </w:r>
-      <w:proofErr w:type="spellEnd"/>
-      <w:r>
-        <w:rPr>
-          <w:rFonts w:cstheme="minorHAnsi"/>
-        </w:rPr>
-        <w:t xml:space="preserve">&gt; </w:t>
-      </w:r>
-      <w:r>
-        <w:rPr>
-          <w:rFonts w:ascii="Arial Black" w:hAnsi="Arial Black" w:cstheme="minorHAnsi"/>
-        </w:rPr>
-        <w:t>}</w:t>
-      </w:r>
-      <w:r>
-        <w:rPr>
-          <w:rFonts w:cstheme="minorHAnsi"/>
-        </w:rPr>
-        <w:t xml:space="preserve"> | </w:t>
-      </w:r>
-      <w:r>
-        <w:rPr>
-          <w:rFonts w:ascii="Arial Black" w:hAnsi="Arial Black" w:cstheme="minorHAnsi"/>
-        </w:rPr>
-        <w:t>if</w:t>
-      </w:r>
-      <w:r>
-        <w:rPr>
-          <w:rFonts w:cstheme="minorHAnsi"/>
-        </w:rPr>
-        <w:t xml:space="preserve"> </w:t>
-      </w:r>
-      <w:r>
-        <w:rPr>
-          <w:rFonts w:ascii="Arial Black" w:hAnsi="Arial Black" w:cstheme="minorHAnsi"/>
-        </w:rPr>
-        <w:t>(</w:t>
-      </w:r>
-      <w:r>
-        <w:rPr>
-          <w:rFonts w:cstheme="minorHAnsi"/>
-        </w:rPr>
-        <w:t>&lt;expr&gt;</w:t>
-      </w:r>
-      <w:r>
-        <w:rPr>
-          <w:rFonts w:ascii="Arial Black" w:hAnsi="Arial Black" w:cstheme="minorHAnsi"/>
-        </w:rPr>
-        <w:t>)</w:t>
-      </w:r>
-      <w:r>
-        <w:rPr>
-          <w:rFonts w:cstheme="minorHAnsi"/>
-        </w:rPr>
-        <w:t xml:space="preserve"> </w:t>
-      </w:r>
-      <w:r>
-        <w:rPr>
-          <w:rFonts w:ascii="Arial Black" w:hAnsi="Arial Black" w:cstheme="minorHAnsi"/>
-        </w:rPr>
-        <w:t>{</w:t>
-      </w:r>
-      <w:r>
-        <w:rPr>
-          <w:rFonts w:ascii="Arial Black" w:hAnsi="Arial Black" w:cstheme="minorHAnsi"/>
-        </w:rPr>
-        <w:t xml:space="preserve"> </w:t>
-      </w:r>
-      <w:r>
-        <w:rPr>
-          <w:rFonts w:cstheme="minorHAnsi"/>
-        </w:rPr>
-        <w:t>&lt;</w:t>
-      </w:r>
-      <w:proofErr w:type="spellStart"/>
-      <w:r>
-        <w:rPr>
-          <w:rFonts w:cstheme="minorHAnsi"/>
-        </w:rPr>
-        <w:t>s</w:t>
-      </w:r>
-      <w:r>
-        <w:rPr>
-          <w:rFonts w:cstheme="minorHAnsi"/>
-        </w:rPr>
-        <w:t>tatement</w:t>
-      </w:r>
-      <w:r>
-        <w:rPr>
-          <w:rFonts w:cstheme="minorHAnsi"/>
-        </w:rPr>
-        <w:t>_list</w:t>
-      </w:r>
-      <w:proofErr w:type="spellEnd"/>
-      <w:r>
-        <w:rPr>
-          <w:rFonts w:cstheme="minorHAnsi"/>
-        </w:rPr>
-        <w:t xml:space="preserve">&gt; </w:t>
-      </w:r>
-      <w:r>
-        <w:rPr>
-          <w:rFonts w:ascii="Arial Black" w:hAnsi="Arial Black" w:cstheme="minorHAnsi"/>
-        </w:rPr>
-        <w:t>}</w:t>
-      </w:r>
-      <w:r>
-        <w:rPr>
-          <w:rFonts w:cstheme="minorHAnsi"/>
-        </w:rPr>
-        <w:t xml:space="preserve"> </w:t>
-      </w:r>
-      <w:r>
-        <w:rPr>
-          <w:rFonts w:cstheme="minorHAnsi"/>
-        </w:rPr>
-        <w:t xml:space="preserve">&gt;  </w:t>
-      </w:r>
-      <w:r>
-        <w:rPr>
-          <w:rFonts w:ascii="Arial Black" w:hAnsi="Arial Black" w:cstheme="minorHAnsi"/>
-        </w:rPr>
-        <w:t xml:space="preserve">else </w:t>
-      </w:r>
-      <w:r>
-        <w:rPr>
-          <w:rFonts w:ascii="Arial Black" w:hAnsi="Arial Black" w:cstheme="minorHAnsi"/>
-        </w:rPr>
-        <w:t>{</w:t>
-      </w:r>
-      <w:r>
-        <w:rPr>
-          <w:rFonts w:ascii="Arial Black" w:hAnsi="Arial Black" w:cstheme="minorHAnsi"/>
-        </w:rPr>
-        <w:t xml:space="preserve"> </w:t>
-      </w:r>
-      <w:r>
-        <w:rPr>
-          <w:rFonts w:cstheme="minorHAnsi"/>
-        </w:rPr>
-        <w:t>&lt;</w:t>
-      </w:r>
-      <w:proofErr w:type="spellStart"/>
-      <w:r>
-        <w:rPr>
-          <w:rFonts w:cstheme="minorHAnsi"/>
-        </w:rPr>
-        <w:t>s</w:t>
-      </w:r>
-      <w:r>
-        <w:rPr>
-          <w:rFonts w:cstheme="minorHAnsi"/>
-        </w:rPr>
-        <w:t>tatement</w:t>
-      </w:r>
-      <w:r>
-        <w:rPr>
-          <w:rFonts w:cstheme="minorHAnsi"/>
-        </w:rPr>
-        <w:t>_list</w:t>
-      </w:r>
-      <w:proofErr w:type="spellEnd"/>
-      <w:r>
-        <w:rPr>
-          <w:rFonts w:cstheme="minorHAnsi"/>
-        </w:rPr>
-        <w:t>&gt;</w:t>
-      </w:r>
-      <w:r>
-        <w:rPr>
-          <w:rFonts w:cstheme="minorHAnsi"/>
-        </w:rPr>
-        <w:t xml:space="preserve"> </w:t>
-      </w:r>
-      <w:r>
-        <w:rPr>
-          <w:rFonts w:ascii="Arial Black" w:hAnsi="Arial Black" w:cstheme="minorHAnsi"/>
-        </w:rPr>
-        <w:t>}</w:t>
-      </w:r>
-    </w:p>
-    <w:p>
-      <w:pPr>
-        <w:spacing w:after="0" w:line="240" w:lineRule="auto"/>
-        <w:rPr>
-          <w:rFonts w:ascii="Arial Black" w:hAnsi="Arial Black"/>
-        </w:rPr>
-      </w:pPr>
-    </w:p>
-    <w:p>
-      <w:pPr>
-        <w:spacing w:after="0" w:line="240" w:lineRule="auto"/>
-        <w:rPr>
-          <w:rFonts w:cstheme="minorHAnsi"/>
-        </w:rPr>
-      </w:pPr>
-      <w:r>
-        <w:rPr>
-          <w:rFonts w:cstheme="minorHAnsi"/>
-        </w:rPr>
-        <w:t>EBNF del if:</w:t>
-      </w:r>
-    </w:p>
-    <w:p>
-      <w:pPr>
-        <w:spacing w:after="0" w:line="240" w:lineRule="auto"/>
-        <w:rPr>
-          <w:rFonts w:cstheme="minorHAnsi"/>
-        </w:rPr>
-      </w:pPr>
-      <w:r>
-        <w:rPr>
-          <w:rFonts w:cstheme="minorHAnsi"/>
-        </w:rPr>
-        <w:t xml:space="preserve">&lt;if&gt; -&gt; </w:t>
-      </w:r>
-      <w:r>
-        <w:rPr>
-          <w:rFonts w:ascii="Arial Black" w:hAnsi="Arial Black" w:cstheme="minorHAnsi"/>
-        </w:rPr>
-        <w:t>if</w:t>
-      </w:r>
-      <w:r>
-        <w:rPr>
-          <w:rFonts w:cstheme="minorHAnsi"/>
-        </w:rPr>
-        <w:t xml:space="preserve"> </w:t>
-      </w:r>
-      <w:proofErr w:type="gramStart"/>
-      <w:r>
-        <w:rPr>
-          <w:rFonts w:cstheme="minorHAnsi"/>
-        </w:rPr>
-        <w:t>( &lt;</w:t>
-      </w:r>
-      <w:proofErr w:type="spellStart"/>
-      <w:proofErr w:type="gramEnd"/>
-      <w:r>
-        <w:rPr>
-          <w:rFonts w:cstheme="minorHAnsi"/>
-        </w:rPr>
-        <w:t>expresion</w:t>
-      </w:r>
-      <w:proofErr w:type="spellEnd"/>
-      <w:r>
-        <w:rPr>
-          <w:rFonts w:cstheme="minorHAnsi"/>
-        </w:rPr>
-        <w:t>&gt; ) &lt;</w:t>
-      </w:r>
-      <w:proofErr w:type="spellStart"/>
-      <w:r>
-        <w:rPr>
-          <w:rFonts w:cstheme="minorHAnsi"/>
-        </w:rPr>
-        <w:t>sentencias</w:t>
-      </w:r>
-      <w:proofErr w:type="spellEnd"/>
-      <w:r>
-        <w:rPr>
-          <w:rFonts w:cstheme="minorHAnsi"/>
-        </w:rPr>
-        <w:t>&gt; [</w:t>
-      </w:r>
-      <w:r>
-        <w:rPr>
-          <w:rFonts w:ascii="Arial Black" w:hAnsi="Arial Black" w:cstheme="minorHAnsi"/>
-        </w:rPr>
-        <w:t>else</w:t>
-      </w:r>
-      <w:r>
-        <w:rPr>
-          <w:rFonts w:cstheme="minorHAnsi"/>
-        </w:rPr>
-        <w:t xml:space="preserve"> &lt;</w:t>
-      </w:r>
-      <w:proofErr w:type="spellStart"/>
-      <w:r>
-        <w:rPr>
-          <w:rFonts w:cstheme="minorHAnsi"/>
-        </w:rPr>
-        <w:t>sentencias</w:t>
-      </w:r>
-      <w:proofErr w:type="spellEnd"/>
-      <w:r>
-        <w:rPr>
-          <w:rFonts w:cstheme="minorHAnsi"/>
-        </w:rPr>
-        <w:t>&gt;]</w:t>
-      </w:r>
-    </w:p>
-    <w:p>
-      <w:pPr>
-        <w:spacing w:after="0" w:line="240" w:lineRule="auto"/>
-        <w:rPr>
-          <w:rFonts w:cstheme="minorHAnsi"/>
-        </w:rPr>
-      </w:pPr>
-    </w:p>
-    <w:p>
-      <w:pPr>
-        <w:spacing w:after="0" w:line="240" w:lineRule="auto"/>
-        <w:rPr>
-          <w:rFonts w:ascii="Arial Black" w:hAnsi="Arial Black" w:cstheme="minorHAnsi"/>
-        </w:rPr>
-      </w:pPr>
-      <w:r>
-        <w:rPr>
-          <w:rFonts w:cstheme="minorHAnsi"/>
-        </w:rPr>
-        <w:t>&lt;foreach&gt;</w:t>
-      </w:r>
-      <w:r>
-        <w:rPr>
-          <w:rFonts w:cstheme="minorHAnsi"/>
-        </w:rPr>
-        <w:t xml:space="preserve"> -&gt; </w:t>
-      </w:r>
-      <w:r>
-        <w:rPr>
-          <w:rFonts w:ascii="Arial Black" w:hAnsi="Arial Black" w:cstheme="minorHAnsi"/>
-        </w:rPr>
-        <w:t>foreach</w:t>
-      </w:r>
-      <w:r>
-        <w:rPr>
-          <w:rFonts w:ascii="Arial Black" w:hAnsi="Arial Black" w:cstheme="minorHAnsi"/>
-        </w:rPr>
-        <w:t xml:space="preserve"> </w:t>
-      </w:r>
-      <w:r>
-        <w:rPr>
-          <w:rFonts w:ascii="Arial Black" w:hAnsi="Arial Black" w:cstheme="minorHAnsi"/>
-        </w:rPr>
-        <w:t>ID</w:t>
-      </w:r>
-      <w:r>
-        <w:rPr>
-          <w:rFonts w:ascii="Arial Black" w:hAnsi="Arial Black" w:cstheme="minorHAnsi"/>
-        </w:rPr>
-        <w:t xml:space="preserve"> </w:t>
-      </w:r>
-      <w:r>
-        <w:rPr>
-          <w:rFonts w:ascii="Arial Black" w:hAnsi="Arial Black" w:cstheme="minorHAnsi"/>
-        </w:rPr>
-        <w:t>in</w:t>
-      </w:r>
-      <w:r>
-        <w:rPr>
-          <w:rFonts w:cstheme="minorHAnsi"/>
-        </w:rPr>
-        <w:t xml:space="preserve"> </w:t>
-      </w:r>
-      <w:r>
-        <w:rPr>
-          <w:rFonts w:cstheme="minorHAnsi"/>
-        </w:rPr>
-        <w:t>&lt;</w:t>
-      </w:r>
-      <w:r>
-        <w:rPr>
-          <w:rFonts w:cstheme="minorHAnsi"/>
-        </w:rPr>
-        <w:t>list</w:t>
-      </w:r>
-      <w:r>
-        <w:rPr>
-          <w:rFonts w:cstheme="minorHAnsi"/>
-        </w:rPr>
-        <w:t>&gt;</w:t>
-      </w:r>
-      <w:r>
-        <w:rPr>
-          <w:rFonts w:cstheme="minorHAnsi"/>
-        </w:rPr>
-        <w:t xml:space="preserve"> </w:t>
-      </w:r>
-      <w:proofErr w:type="gramStart"/>
-      <w:r>
-        <w:rPr>
-          <w:rFonts w:ascii="Arial Black" w:hAnsi="Arial Black" w:cstheme="minorHAnsi"/>
-        </w:rPr>
-        <w:t>{</w:t>
-      </w:r>
-      <w:r>
-        <w:rPr>
-          <w:rFonts w:ascii="Arial Black" w:hAnsi="Arial Black" w:cstheme="minorHAnsi"/>
-        </w:rPr>
-        <w:t xml:space="preserve"> </w:t>
-      </w:r>
-      <w:r>
-        <w:rPr>
-          <w:rFonts w:cstheme="minorHAnsi"/>
-        </w:rPr>
-        <w:t>&lt;</w:t>
-      </w:r>
-      <w:proofErr w:type="spellStart"/>
-      <w:proofErr w:type="gramEnd"/>
-      <w:r>
-        <w:rPr>
-          <w:rFonts w:cstheme="minorHAnsi"/>
-        </w:rPr>
-        <w:t>statement_list</w:t>
-      </w:r>
-      <w:proofErr w:type="spellEnd"/>
-      <w:r>
-        <w:rPr>
-          <w:rFonts w:cstheme="minorHAnsi"/>
-        </w:rPr>
-        <w:t xml:space="preserve"> </w:t>
-      </w:r>
-      <w:r>
-        <w:rPr>
-          <w:rFonts w:cstheme="minorHAnsi"/>
-        </w:rPr>
-        <w:t>&gt;</w:t>
-      </w:r>
-      <w:r>
-        <w:rPr>
-          <w:rFonts w:cstheme="minorHAnsi"/>
-        </w:rPr>
-        <w:t xml:space="preserve"> </w:t>
-      </w:r>
-      <w:r>
-        <w:rPr>
-          <w:rFonts w:ascii="Arial Black" w:hAnsi="Arial Black" w:cstheme="minorHAnsi"/>
-        </w:rPr>
-        <w:t>}</w:t>
-      </w:r>
-      <w:r>
-        <w:rPr>
-          <w:rFonts w:ascii="Arial Black" w:hAnsi="Arial Black" w:cstheme="minorHAnsi"/>
-        </w:rPr>
-        <w:t xml:space="preserve"> | </w:t>
-      </w:r>
-      <w:r>
-        <w:rPr>
-          <w:rFonts w:ascii="Arial Black" w:hAnsi="Arial Black" w:cstheme="minorHAnsi"/>
-        </w:rPr>
-        <w:t>foreach</w:t>
-      </w:r>
-      <w:r>
-        <w:rPr>
-          <w:rFonts w:ascii="Arial Black" w:hAnsi="Arial Black" w:cstheme="minorHAnsi"/>
-        </w:rPr>
-        <w:t xml:space="preserve"> </w:t>
-      </w:r>
-      <w:r>
-        <w:rPr>
-          <w:rFonts w:ascii="Arial Black" w:hAnsi="Arial Black" w:cstheme="minorHAnsi"/>
-        </w:rPr>
-        <w:t>ID</w:t>
-      </w:r>
-      <w:r>
-        <w:rPr>
-          <w:rFonts w:cstheme="minorHAnsi"/>
-        </w:rPr>
-        <w:t xml:space="preserve"> </w:t>
-      </w:r>
-      <w:r>
-        <w:rPr>
-          <w:rFonts w:ascii="Arial Black" w:hAnsi="Arial Black" w:cstheme="minorHAnsi"/>
-        </w:rPr>
-        <w:t>in</w:t>
-      </w:r>
-      <w:r>
-        <w:rPr>
-          <w:rFonts w:cstheme="minorHAnsi"/>
-        </w:rPr>
-        <w:t xml:space="preserve"> &lt;set&gt; </w:t>
-      </w:r>
-      <w:r>
-        <w:rPr>
-          <w:rFonts w:ascii="Arial Black" w:hAnsi="Arial Black" w:cstheme="minorHAnsi"/>
-        </w:rPr>
-        <w:t>{</w:t>
-      </w:r>
-      <w:r>
-        <w:rPr>
-          <w:rFonts w:ascii="Arial Black" w:hAnsi="Arial Black" w:cstheme="minorHAnsi"/>
-        </w:rPr>
-        <w:t xml:space="preserve"> </w:t>
-      </w:r>
-      <w:r>
-        <w:rPr>
-          <w:rFonts w:cstheme="minorHAnsi"/>
-        </w:rPr>
-        <w:t>&lt;</w:t>
-      </w:r>
-      <w:proofErr w:type="spellStart"/>
-      <w:r>
-        <w:rPr>
-          <w:rFonts w:cstheme="minorHAnsi"/>
-        </w:rPr>
-        <w:t>statement_list</w:t>
-      </w:r>
-      <w:proofErr w:type="spellEnd"/>
-      <w:r>
-        <w:rPr>
-          <w:rFonts w:cstheme="minorHAnsi"/>
-        </w:rPr>
-        <w:t xml:space="preserve">&gt; </w:t>
-      </w:r>
-      <w:r>
-        <w:rPr>
-          <w:rFonts w:ascii="Arial Black" w:hAnsi="Arial Black" w:cstheme="minorHAnsi"/>
-        </w:rPr>
-        <w:t>}</w:t>
-      </w:r>
-    </w:p>
-    <w:p>
-      <w:pPr>
-        <w:spacing w:after="0" w:line="240" w:lineRule="auto"/>
-        <w:rPr>
-          <w:rFonts w:ascii="Arial Black" w:hAnsi="Arial Black" w:cstheme="minorHAnsi"/>
-        </w:rPr>
-      </w:pPr>
-    </w:p>
-    <w:p>
-      <w:pPr>
-        <w:spacing w:after="0" w:line="240" w:lineRule="auto"/>
-        <w:rPr>
-          <w:rFonts w:cstheme="minorHAnsi"/>
-        </w:rPr>
-      </w:pPr>
-      <w:r>
-        <w:rPr>
-          <w:rFonts w:cstheme="minorHAnsi"/>
-        </w:rPr>
-        <w:t xml:space="preserve">&lt;while&gt; -&gt; </w:t>
-      </w:r>
-      <w:r>
-        <w:rPr>
-          <w:rFonts w:ascii="Arial Black" w:hAnsi="Arial Black" w:cstheme="minorHAnsi"/>
-        </w:rPr>
-        <w:t>WHILE</w:t>
-      </w:r>
-      <w:r>
-        <w:rPr>
-          <w:rFonts w:cstheme="minorHAnsi"/>
-        </w:rPr>
-        <w:t xml:space="preserve"> </w:t>
-      </w:r>
-      <w:proofErr w:type="gramStart"/>
-      <w:r>
-        <w:rPr>
-          <w:rFonts w:ascii="Arial Black" w:hAnsi="Arial Black" w:cstheme="minorHAnsi"/>
-        </w:rPr>
-        <w:t>(</w:t>
-      </w:r>
-      <w:r>
-        <w:rPr>
-          <w:rFonts w:ascii="Arial Black" w:hAnsi="Arial Black" w:cstheme="minorHAnsi"/>
-        </w:rPr>
-        <w:t xml:space="preserve"> </w:t>
-      </w:r>
-      <w:r>
-        <w:rPr>
-          <w:rFonts w:cstheme="minorHAnsi"/>
-        </w:rPr>
-        <w:t>&lt;</w:t>
-      </w:r>
-      <w:proofErr w:type="spellStart"/>
-      <w:proofErr w:type="gramEnd"/>
-      <w:r>
-        <w:rPr>
-          <w:rFonts w:cstheme="minorHAnsi"/>
-        </w:rPr>
-        <w:t>logic_</w:t>
-      </w:r>
-      <w:r>
-        <w:rPr>
-          <w:rFonts w:cstheme="minorHAnsi"/>
-        </w:rPr>
-        <w:t>expr</w:t>
-      </w:r>
-      <w:proofErr w:type="spellEnd"/>
-      <w:r>
-        <w:rPr>
-          <w:rFonts w:cstheme="minorHAnsi"/>
-        </w:rPr>
-        <w:t>&gt;</w:t>
-      </w:r>
-      <w:r>
-        <w:rPr>
-          <w:rFonts w:ascii="Arial Black" w:hAnsi="Arial Black" w:cstheme="minorHAnsi"/>
-        </w:rPr>
-        <w:t xml:space="preserve"> </w:t>
-      </w:r>
-      <w:r>
-        <w:rPr>
-          <w:rFonts w:ascii="Arial Black" w:hAnsi="Arial Black" w:cstheme="minorHAnsi"/>
-        </w:rPr>
-        <w:t>)</w:t>
-      </w:r>
-      <w:r>
-        <w:rPr>
-          <w:rFonts w:ascii="Arial Black" w:hAnsi="Arial Black" w:cstheme="minorHAnsi"/>
-        </w:rPr>
-        <w:t>{</w:t>
-      </w:r>
-      <w:r>
-        <w:rPr>
-          <w:rFonts w:cstheme="minorHAnsi"/>
-        </w:rPr>
-        <w:t xml:space="preserve"> &lt;</w:t>
-      </w:r>
-      <w:proofErr w:type="spellStart"/>
-      <w:r>
-        <w:rPr>
-          <w:rFonts w:cstheme="minorHAnsi"/>
-        </w:rPr>
-        <w:t>statement_list</w:t>
-      </w:r>
-      <w:proofErr w:type="spellEnd"/>
-      <w:r>
-        <w:rPr>
-          <w:rFonts w:cstheme="minorHAnsi"/>
-        </w:rPr>
-        <w:t xml:space="preserve"> &gt; </w:t>
+        <w:t xml:space="preserve"> &lt;statement_list &gt; </w:t>
       </w:r>
       <w:r>
         <w:rPr>
@@ -21720,14 +20041,7 @@
           <w:lang w:val="es-ES"/>
         </w:rPr>
         <w:lastRenderedPageBreak/>
-        <w:t xml:space="preserve">Las subrutinas permiten la </w:t>
-      </w:r>
-      <w:proofErr w:type="spellStart"/>
-      <w:r>
-        <w:rPr>
-          <w:lang w:val="es-ES"/>
-        </w:rPr>
-        <w:t>modularizaci</w:t>
+        <w:t>Las subrutinas permiten la modularizaci</w:t>
       </w:r>
       <w:r>
         <w:rPr>
@@ -21739,14 +20053,7 @@
         <w:rPr>
           <w:lang w:val="es-ES"/>
         </w:rPr>
-        <w:t>n</w:t>
-      </w:r>
-      <w:proofErr w:type="spellEnd"/>
-      <w:r>
-        <w:rPr>
-          <w:lang w:val="es-ES"/>
-        </w:rPr>
-        <w:t xml:space="preserve"> de un programa, de manera que</w:t>
+        <w:t>n de un programa, de manera que</w:t>
       </w:r>
       <w:r>
         <w:rPr>
@@ -21862,17 +20169,8 @@
         </w:rPr>
       </w:pPr>
       <w:r>
-        <w:t>&lt;subroutine&gt; -&gt; &lt;</w:t>
-      </w:r>
-      <w:proofErr w:type="spellStart"/>
-      <w:r>
-        <w:t>data_type</w:t>
-      </w:r>
-      <w:proofErr w:type="spellEnd"/>
-      <w:r>
-        <w:t xml:space="preserve">&gt; &lt;name&gt; </w:t>
-      </w:r>
-      <w:proofErr w:type="gramStart"/>
+        <w:t xml:space="preserve">&lt;subroutine&gt; -&gt; &lt;data_type&gt; &lt;name&gt; </w:t>
+      </w:r>
       <w:r>
         <w:rPr>
           <w:rFonts w:ascii="Arial Black" w:hAnsi="Arial Black"/>
@@ -21880,16 +20178,7 @@
         <w:t>(</w:t>
       </w:r>
       <w:r>
-        <w:t xml:space="preserve"> &lt;</w:t>
-      </w:r>
-      <w:proofErr w:type="spellStart"/>
-      <w:proofErr w:type="gramEnd"/>
-      <w:r>
-        <w:t>param_list</w:t>
-      </w:r>
-      <w:proofErr w:type="spellEnd"/>
-      <w:r>
-        <w:t xml:space="preserve">&gt; </w:t>
+        <w:t xml:space="preserve"> &lt;param_list&gt; </w:t>
       </w:r>
       <w:r>
         <w:rPr>
@@ -21928,21 +20217,7 @@
         <w:rPr>
           <w:rFonts w:cstheme="minorHAnsi"/>
         </w:rPr>
-        <w:t>&lt;</w:t>
-      </w:r>
-      <w:proofErr w:type="spellStart"/>
-      <w:r>
-        <w:rPr>
-          <w:rFonts w:cstheme="minorHAnsi"/>
-        </w:rPr>
-        <w:t>data_type</w:t>
-      </w:r>
-      <w:proofErr w:type="spellEnd"/>
-      <w:r>
-        <w:rPr>
-          <w:rFonts w:cstheme="minorHAnsi"/>
-        </w:rPr>
-        <w:t xml:space="preserve">&gt; -&gt; &lt;type&gt; | </w:t>
+        <w:t xml:space="preserve">&lt;data_type&gt; -&gt; &lt;type&gt; | </w:t>
       </w:r>
       <w:r>
         <w:rPr>
@@ -21978,35 +20253,7 @@
         <w:rPr>
           <w:rFonts w:cstheme="minorHAnsi"/>
         </w:rPr>
-        <w:t>&lt;</w:t>
-      </w:r>
-      <w:proofErr w:type="spellStart"/>
-      <w:r>
-        <w:rPr>
-          <w:rFonts w:cstheme="minorHAnsi"/>
-        </w:rPr>
-        <w:t>param_list</w:t>
-      </w:r>
-      <w:proofErr w:type="spellEnd"/>
-      <w:r>
-        <w:rPr>
-          <w:rFonts w:cstheme="minorHAnsi"/>
-        </w:rPr>
-        <w:t>&gt; -&gt; &lt;param&gt; | &lt;param&gt;, &lt;</w:t>
-      </w:r>
-      <w:proofErr w:type="spellStart"/>
-      <w:r>
-        <w:rPr>
-          <w:rFonts w:cstheme="minorHAnsi"/>
-        </w:rPr>
-        <w:t>param_list</w:t>
-      </w:r>
-      <w:proofErr w:type="spellEnd"/>
-      <w:r>
-        <w:rPr>
-          <w:rFonts w:cstheme="minorHAnsi"/>
-        </w:rPr>
-        <w:t>&gt;</w:t>
+        <w:t>&lt;param_list&gt; -&gt; &lt;param&gt; | &lt;param&gt;, &lt;param_list&gt;</w:t>
       </w:r>
     </w:p>
     <w:p>
@@ -22023,39 +20270,7 @@
           <w:rFonts w:cstheme="minorHAnsi"/>
           <w:lang w:val="es-AR"/>
         </w:rPr>
-        <w:t>&lt;</w:t>
-      </w:r>
-      <w:proofErr w:type="spellStart"/>
-      <w:r>
-        <w:rPr>
-          <w:rFonts w:cstheme="minorHAnsi"/>
-          <w:lang w:val="es-AR"/>
-        </w:rPr>
-        <w:t>param</w:t>
-      </w:r>
-      <w:proofErr w:type="spellEnd"/>
-      <w:r>
-        <w:rPr>
-          <w:rFonts w:cstheme="minorHAnsi"/>
-          <w:lang w:val="es-AR"/>
-        </w:rPr>
-        <w:t>&gt; -&gt; &lt;</w:t>
-      </w:r>
-      <w:proofErr w:type="spellStart"/>
-      <w:r>
-        <w:rPr>
-          <w:rFonts w:cstheme="minorHAnsi"/>
-          <w:lang w:val="es-AR"/>
-        </w:rPr>
-        <w:t>type</w:t>
-      </w:r>
-      <w:proofErr w:type="spellEnd"/>
-      <w:r>
-        <w:rPr>
-          <w:rFonts w:cstheme="minorHAnsi"/>
-          <w:lang w:val="es-AR"/>
-        </w:rPr>
-        <w:t>&gt; id</w:t>
+        <w:t>&lt;param&gt; -&gt; &lt;type&gt; id</w:t>
       </w:r>
     </w:p>
     <w:p>
@@ -22102,20 +20317,7 @@
         </w:rPr>
       </w:pPr>
       <w:r>
-        <w:t>&lt;</w:t>
-      </w:r>
-      <w:proofErr w:type="spellStart"/>
-      <w:r>
-        <w:t>asign</w:t>
-      </w:r>
-      <w:proofErr w:type="spellEnd"/>
-      <w:proofErr w:type="gramStart"/>
-      <w:r>
-        <w:t>&gt;  -</w:t>
-      </w:r>
-      <w:proofErr w:type="gramEnd"/>
-      <w:r>
-        <w:t xml:space="preserve">&gt;  id  </w:t>
+        <w:t xml:space="preserve">&lt;asign&gt;  -&gt;  id  </w:t>
       </w:r>
       <w:r>
         <w:rPr>
@@ -22141,17 +20343,8 @@
         <w:ind w:left="0"/>
       </w:pPr>
       <w:r>
-        <w:t>&lt;</w:t>
-      </w:r>
-      <w:proofErr w:type="spellStart"/>
-      <w:r>
-        <w:t>asign_mult</w:t>
-      </w:r>
-      <w:proofErr w:type="spellEnd"/>
-      <w:r>
-        <w:t xml:space="preserve">&gt; -&gt; </w:t>
-      </w:r>
-      <w:proofErr w:type="gramStart"/>
+        <w:t xml:space="preserve">&lt;asign_mult&gt; -&gt; </w:t>
+      </w:r>
       <w:r>
         <w:rPr>
           <w:rFonts w:ascii="Arial Black" w:hAnsi="Arial Black"/>
@@ -22161,12 +20354,9 @@
       <w:r>
         <w:t xml:space="preserve"> &lt;</w:t>
       </w:r>
-      <w:proofErr w:type="spellStart"/>
-      <w:proofErr w:type="gramEnd"/>
       <w:r>
         <w:t>id_list</w:t>
       </w:r>
-      <w:proofErr w:type="spellEnd"/>
       <w:r>
         <w:t xml:space="preserve">&gt; </w:t>
       </w:r>
@@ -22188,11 +20378,9 @@
       <w:r>
         <w:t xml:space="preserve"> &lt;</w:t>
       </w:r>
-      <w:proofErr w:type="spellStart"/>
       <w:r>
         <w:t>expr_list</w:t>
       </w:r>
-      <w:proofErr w:type="spellEnd"/>
       <w:r>
         <w:t xml:space="preserve">&gt; </w:t>
       </w:r>
@@ -22217,45 +20405,30 @@
       <w:r>
         <w:t xml:space="preserve"> </w:t>
       </w:r>
-      <w:proofErr w:type="spellStart"/>
       <w:r>
         <w:t>id_list</w:t>
       </w:r>
-      <w:proofErr w:type="spellEnd"/>
       <w:r>
         <w:t xml:space="preserve"> </w:t>
       </w:r>
       <w:r>
-        <w:t xml:space="preserve">&gt; -&gt; id | </w:t>
-      </w:r>
-      <w:proofErr w:type="gramStart"/>
-      <w:r>
-        <w:t xml:space="preserve">id </w:t>
+        <w:t xml:space="preserve">&gt; -&gt; id | id </w:t>
       </w:r>
       <w:r>
         <w:rPr>
           <w:rFonts w:ascii="Arial Black" w:hAnsi="Arial Black"/>
         </w:rPr>
-        <w:t>,</w:t>
-      </w:r>
-      <w:proofErr w:type="gramEnd"/>
-      <w:r>
-        <w:rPr>
-          <w:rFonts w:ascii="Arial Black" w:hAnsi="Arial Black"/>
-        </w:rPr>
+        <w:t xml:space="preserve">, </w:t>
+      </w:r>
+      <w:r>
+        <w:t>&lt;</w:t>
+      </w:r>
+      <w:r>
         <w:t xml:space="preserve"> </w:t>
       </w:r>
       <w:r>
-        <w:t>&lt;</w:t>
-      </w:r>
-      <w:r>
-        <w:t xml:space="preserve"> </w:t>
-      </w:r>
-      <w:proofErr w:type="spellStart"/>
-      <w:r>
         <w:t>id_list</w:t>
       </w:r>
-      <w:proofErr w:type="spellEnd"/>
       <w:r>
         <w:t xml:space="preserve"> </w:t>
       </w:r>
@@ -22271,17 +20444,11 @@
       <w:r>
         <w:t>&lt;</w:t>
       </w:r>
-      <w:proofErr w:type="spellStart"/>
       <w:r>
         <w:t>expr_list</w:t>
       </w:r>
-      <w:proofErr w:type="spellEnd"/>
-      <w:r>
-        <w:t>&gt; -&gt; &lt;expr&gt; | &lt;expr</w:t>
-      </w:r>
-      <w:proofErr w:type="gramStart"/>
-      <w:r>
-        <w:t xml:space="preserve">&gt; </w:t>
+      <w:r>
+        <w:t xml:space="preserve">&gt; -&gt; &lt;expr&gt; | &lt;expr&gt; </w:t>
       </w:r>
       <w:r>
         <w:rPr>
@@ -22289,15 +20456,12 @@
         </w:rPr>
         <w:t>,</w:t>
       </w:r>
-      <w:proofErr w:type="gramEnd"/>
       <w:r>
         <w:t xml:space="preserve"> &lt;</w:t>
       </w:r>
-      <w:proofErr w:type="spellStart"/>
       <w:r>
         <w:t>expr_list</w:t>
       </w:r>
-      <w:proofErr w:type="spellEnd"/>
       <w:r>
         <w:t>&gt;</w:t>
       </w:r>
@@ -22491,7 +20655,6 @@
         </w:rPr>
         <w:t xml:space="preserve">| </w:t>
       </w:r>
-      <w:proofErr w:type="gramStart"/>
       <w:r>
         <w:rPr>
           <w:rFonts w:ascii="Arial Black" w:hAnsi="Arial Black" w:cstheme="minorHAnsi"/>
@@ -22504,12 +20667,9 @@
         </w:rPr>
         <w:t xml:space="preserve"> &lt;</w:t>
       </w:r>
-      <w:proofErr w:type="spellStart"/>
-      <w:proofErr w:type="gramEnd"/>
       <w:r>
         <w:t>expr_list</w:t>
       </w:r>
-      <w:proofErr w:type="spellEnd"/>
       <w:r>
         <w:rPr>
           <w:rFonts w:cstheme="minorHAnsi"/>
@@ -22589,21 +20749,7 @@
         <w:rPr>
           <w:rFonts w:cstheme="minorHAnsi"/>
         </w:rPr>
-        <w:t>&lt;</w:t>
-      </w:r>
-      <w:proofErr w:type="spellStart"/>
-      <w:r>
-        <w:rPr>
-          <w:rFonts w:cstheme="minorHAnsi"/>
-        </w:rPr>
-        <w:t>expr_list</w:t>
-      </w:r>
-      <w:proofErr w:type="spellEnd"/>
-      <w:r>
-        <w:rPr>
-          <w:rFonts w:cstheme="minorHAnsi"/>
-        </w:rPr>
-        <w:t>&gt;</w:t>
+        <w:t>&lt;expr_list&gt;</w:t>
       </w:r>
       <w:r>
         <w:rPr>
@@ -22669,15 +20815,7 @@
         <w:ind w:left="0"/>
       </w:pPr>
       <w:r>
-        <w:t>&lt;</w:t>
-      </w:r>
-      <w:proofErr w:type="spellStart"/>
-      <w:r>
-        <w:t>is_equal</w:t>
-      </w:r>
-      <w:proofErr w:type="spellEnd"/>
-      <w:r>
-        <w:t>&gt; -&gt; &lt;expr&gt; == &lt;expr&gt;</w:t>
+        <w:t>&lt;is_equal&gt; -&gt; &lt;expr&gt; == &lt;expr&gt;</w:t>
       </w:r>
     </w:p>
     <w:p>
@@ -22686,23 +20824,7 @@
         <w:ind w:left="0"/>
       </w:pPr>
       <w:r>
-        <w:t>&lt;</w:t>
-      </w:r>
-      <w:proofErr w:type="spellStart"/>
-      <w:r>
-        <w:t>not_equal</w:t>
-      </w:r>
-      <w:proofErr w:type="spellEnd"/>
-      <w:r>
-        <w:t>&gt; -</w:t>
-      </w:r>
-      <w:proofErr w:type="gramStart"/>
-      <w:r>
-        <w:t>&gt;  &lt;</w:t>
-      </w:r>
-      <w:proofErr w:type="gramEnd"/>
-      <w:r>
-        <w:t xml:space="preserve">expr&gt; != </w:t>
+        <w:t xml:space="preserve">&lt;not_equal&gt; -&gt;  &lt;expr&gt; != </w:t>
       </w:r>
       <w:r>
         <w:t>&lt;expr&gt;</w:t>
@@ -22717,157 +20839,82 @@
         </w:rPr>
       </w:pPr>
       <w:r>
-        <w:t>&lt;if&gt; -</w:t>
-      </w:r>
-      <w:proofErr w:type="gramStart"/>
-      <w:r>
-        <w:t xml:space="preserve">&gt;  </w:t>
+        <w:t xml:space="preserve">&lt;if&gt; -&gt;  </w:t>
       </w:r>
       <w:r>
         <w:rPr>
           <w:rFonts w:ascii="Arial Black" w:hAnsi="Arial Black"/>
         </w:rPr>
-        <w:t>IF</w:t>
-      </w:r>
-      <w:proofErr w:type="gramEnd"/>
+        <w:t xml:space="preserve">IF </w:t>
+      </w:r>
       <w:r>
         <w:rPr>
           <w:rFonts w:ascii="Arial Black" w:hAnsi="Arial Black"/>
         </w:rPr>
+        <w:t>(</w:t>
+      </w:r>
+      <w:r>
+        <w:t xml:space="preserve"> &lt;expresion&gt; </w:t>
+      </w:r>
+      <w:r>
+        <w:rPr>
+          <w:rFonts w:ascii="Arial Black" w:hAnsi="Arial Black"/>
+        </w:rPr>
+        <w:t xml:space="preserve">) </w:t>
+      </w:r>
+      <w:r>
+        <w:rPr>
+          <w:rFonts w:cstheme="minorHAnsi"/>
+        </w:rPr>
+        <w:t xml:space="preserve">&lt;sentencias&gt;  | </w:t>
+      </w:r>
+      <w:r>
+        <w:rPr>
+          <w:rFonts w:ascii="Arial Black" w:hAnsi="Arial Black" w:cstheme="minorHAnsi"/>
+        </w:rPr>
+        <w:t xml:space="preserve">IF </w:t>
+      </w:r>
+      <w:r>
+        <w:rPr>
+          <w:rFonts w:ascii="Arial Black" w:hAnsi="Arial Black" w:cstheme="minorHAnsi"/>
+        </w:rPr>
+        <w:t>(</w:t>
+      </w:r>
+      <w:r>
+        <w:rPr>
+          <w:rFonts w:cstheme="minorHAnsi"/>
+        </w:rPr>
+        <w:t>&lt;expresion&gt;</w:t>
+      </w:r>
+      <w:r>
+        <w:rPr>
+          <w:rFonts w:ascii="Arial Black" w:hAnsi="Arial Black" w:cstheme="minorHAnsi"/>
+        </w:rPr>
+        <w:t>)</w:t>
+      </w:r>
+      <w:r>
+        <w:rPr>
+          <w:rFonts w:cstheme="minorHAnsi"/>
+        </w:rPr>
+        <w:t xml:space="preserve"> &lt;sentencias&gt;  </w:t>
+      </w:r>
+      <w:r>
+        <w:rPr>
+          <w:rFonts w:ascii="Arial Black" w:hAnsi="Arial Black" w:cstheme="minorHAnsi"/>
+        </w:rPr>
+        <w:t>ELSE</w:t>
+      </w:r>
+      <w:r>
+        <w:rPr>
+          <w:rFonts w:ascii="Arial Black" w:hAnsi="Arial Black" w:cstheme="minorHAnsi"/>
+        </w:rPr>
         <w:t xml:space="preserve"> </w:t>
       </w:r>
       <w:r>
         <w:rPr>
-          <w:rFonts w:ascii="Arial Black" w:hAnsi="Arial Black"/>
-        </w:rPr>
-        <w:t>(</w:t>
-      </w:r>
-      <w:r>
-        <w:t xml:space="preserve"> &lt;</w:t>
-      </w:r>
-      <w:proofErr w:type="spellStart"/>
-      <w:r>
-        <w:t>expresion</w:t>
-      </w:r>
-      <w:proofErr w:type="spellEnd"/>
-      <w:r>
-        <w:t xml:space="preserve">&gt; </w:t>
-      </w:r>
-      <w:r>
-        <w:rPr>
-          <w:rFonts w:ascii="Arial Black" w:hAnsi="Arial Black"/>
-        </w:rPr>
-        <w:t xml:space="preserve">) </w:t>
-      </w:r>
-      <w:r>
-        <w:rPr>
           <w:rFonts w:cstheme="minorHAnsi"/>
         </w:rPr>
-        <w:t>&lt;</w:t>
-      </w:r>
-      <w:proofErr w:type="spellStart"/>
-      <w:r>
-        <w:rPr>
-          <w:rFonts w:cstheme="minorHAnsi"/>
-        </w:rPr>
-        <w:t>sentencias</w:t>
-      </w:r>
-      <w:proofErr w:type="spellEnd"/>
-      <w:r>
-        <w:rPr>
-          <w:rFonts w:cstheme="minorHAnsi"/>
-        </w:rPr>
-        <w:t xml:space="preserve">&gt;  | </w:t>
-      </w:r>
-      <w:r>
-        <w:rPr>
-          <w:rFonts w:ascii="Arial Black" w:hAnsi="Arial Black" w:cstheme="minorHAnsi"/>
-        </w:rPr>
-        <w:t xml:space="preserve">IF </w:t>
-      </w:r>
-      <w:r>
-        <w:rPr>
-          <w:rFonts w:ascii="Arial Black" w:hAnsi="Arial Black" w:cstheme="minorHAnsi"/>
-        </w:rPr>
-        <w:t>(</w:t>
-      </w:r>
-      <w:r>
-        <w:rPr>
-          <w:rFonts w:cstheme="minorHAnsi"/>
-        </w:rPr>
-        <w:t>&lt;</w:t>
-      </w:r>
-      <w:proofErr w:type="spellStart"/>
-      <w:r>
-        <w:rPr>
-          <w:rFonts w:cstheme="minorHAnsi"/>
-        </w:rPr>
-        <w:t>expresion</w:t>
-      </w:r>
-      <w:proofErr w:type="spellEnd"/>
-      <w:r>
-        <w:rPr>
-          <w:rFonts w:cstheme="minorHAnsi"/>
-        </w:rPr>
-        <w:t>&gt;</w:t>
-      </w:r>
-      <w:r>
-        <w:rPr>
-          <w:rFonts w:ascii="Arial Black" w:hAnsi="Arial Black" w:cstheme="minorHAnsi"/>
-        </w:rPr>
-        <w:t>)</w:t>
-      </w:r>
-      <w:r>
-        <w:rPr>
-          <w:rFonts w:cstheme="minorHAnsi"/>
-        </w:rPr>
-        <w:t xml:space="preserve"> &lt;</w:t>
-      </w:r>
-      <w:proofErr w:type="spellStart"/>
-      <w:r>
-        <w:rPr>
-          <w:rFonts w:cstheme="minorHAnsi"/>
-        </w:rPr>
-        <w:t>sentencias</w:t>
-      </w:r>
-      <w:proofErr w:type="spellEnd"/>
-      <w:r>
-        <w:rPr>
-          <w:rFonts w:cstheme="minorHAnsi"/>
-        </w:rPr>
-        <w:t xml:space="preserve">&gt;  </w:t>
-      </w:r>
-      <w:r>
-        <w:rPr>
-          <w:rFonts w:ascii="Arial Black" w:hAnsi="Arial Black" w:cstheme="minorHAnsi"/>
-        </w:rPr>
-        <w:t>ELSE</w:t>
-      </w:r>
-      <w:r>
-        <w:rPr>
-          <w:rFonts w:ascii="Arial Black" w:hAnsi="Arial Black" w:cstheme="minorHAnsi"/>
-        </w:rPr>
-        <w:t xml:space="preserve"> </w:t>
-      </w:r>
-      <w:r>
-        <w:rPr>
-          <w:rFonts w:cstheme="minorHAnsi"/>
-        </w:rPr>
-        <w:t>&lt;</w:t>
-      </w:r>
-      <w:proofErr w:type="spellStart"/>
-      <w:r>
-        <w:rPr>
-          <w:rFonts w:cstheme="minorHAnsi"/>
-        </w:rPr>
-        <w:t>sentencias</w:t>
-      </w:r>
-      <w:proofErr w:type="spellEnd"/>
-      <w:r>
-        <w:rPr>
-          <w:rFonts w:cstheme="minorHAnsi"/>
-        </w:rPr>
-        <w:t>&gt;</w:t>
+        <w:t>&lt;sentencias&gt;</w:t>
       </w:r>
     </w:p>
     <w:p>
@@ -22920,7 +20967,6 @@
         </w:rPr>
         <w:t xml:space="preserve"> &lt;list&gt; </w:t>
       </w:r>
-      <w:proofErr w:type="gramStart"/>
       <w:r>
         <w:rPr>
           <w:rFonts w:ascii="Arial Black" w:hAnsi="Arial Black" w:cstheme="minorHAnsi"/>
@@ -22937,90 +20983,61 @@
         <w:rPr>
           <w:rFonts w:cstheme="minorHAnsi"/>
         </w:rPr>
-        <w:t>&lt;</w:t>
-      </w:r>
-      <w:proofErr w:type="spellStart"/>
-      <w:proofErr w:type="gramEnd"/>
+        <w:t xml:space="preserve">&lt;statement_list &gt; </w:t>
+      </w:r>
+      <w:r>
+        <w:rPr>
+          <w:rFonts w:ascii="Arial Black" w:hAnsi="Arial Black" w:cstheme="minorHAnsi"/>
+        </w:rPr>
+        <w:t>}</w:t>
+      </w:r>
+      <w:r>
+        <w:rPr>
+          <w:rFonts w:ascii="Arial Black" w:hAnsi="Arial Black" w:cstheme="minorHAnsi"/>
+        </w:rPr>
+        <w:t xml:space="preserve"> | FOREACH </w:t>
+      </w:r>
+      <w:r>
+        <w:rPr>
+          <w:rFonts w:ascii="Arial Black" w:hAnsi="Arial Black" w:cstheme="minorHAnsi"/>
+        </w:rPr>
+        <w:t>ID</w:t>
+      </w:r>
       <w:r>
         <w:rPr>
           <w:rFonts w:cstheme="minorHAnsi"/>
         </w:rPr>
-        <w:t>statement_list</w:t>
-      </w:r>
-      <w:proofErr w:type="spellEnd"/>
+        <w:t xml:space="preserve"> </w:t>
+      </w:r>
+      <w:r>
+        <w:rPr>
+          <w:rFonts w:ascii="Arial Black" w:hAnsi="Arial Black" w:cstheme="minorHAnsi"/>
+        </w:rPr>
+        <w:t>IN</w:t>
+      </w:r>
       <w:r>
         <w:rPr>
           <w:rFonts w:cstheme="minorHAnsi"/>
         </w:rPr>
-        <w:t xml:space="preserve"> &gt; </w:t>
+        <w:t xml:space="preserve"> &lt;set&gt; </w:t>
       </w:r>
       <w:r>
         <w:rPr>
           <w:rFonts w:ascii="Arial Black" w:hAnsi="Arial Black" w:cstheme="minorHAnsi"/>
         </w:rPr>
-        <w:t>}</w:t>
+        <w:t>{</w:t>
       </w:r>
       <w:r>
         <w:rPr>
           <w:rFonts w:ascii="Arial Black" w:hAnsi="Arial Black" w:cstheme="minorHAnsi"/>
         </w:rPr>
-        <w:t xml:space="preserve"> | FOREACH </w:t>
-      </w:r>
-      <w:r>
-        <w:rPr>
-          <w:rFonts w:ascii="Arial Black" w:hAnsi="Arial Black" w:cstheme="minorHAnsi"/>
-        </w:rPr>
-        <w:t>ID</w:t>
+        <w:t xml:space="preserve"> </w:t>
       </w:r>
       <w:r>
         <w:rPr>
           <w:rFonts w:cstheme="minorHAnsi"/>
         </w:rPr>
-        <w:t xml:space="preserve"> </w:t>
-      </w:r>
-      <w:r>
-        <w:rPr>
-          <w:rFonts w:ascii="Arial Black" w:hAnsi="Arial Black" w:cstheme="minorHAnsi"/>
-        </w:rPr>
-        <w:t>IN</w:t>
-      </w:r>
-      <w:r>
-        <w:rPr>
-          <w:rFonts w:cstheme="minorHAnsi"/>
-        </w:rPr>
-        <w:t xml:space="preserve"> &lt;set&gt; </w:t>
-      </w:r>
-      <w:r>
-        <w:rPr>
-          <w:rFonts w:ascii="Arial Black" w:hAnsi="Arial Black" w:cstheme="minorHAnsi"/>
-        </w:rPr>
-        <w:t>{</w:t>
-      </w:r>
-      <w:r>
-        <w:rPr>
-          <w:rFonts w:ascii="Arial Black" w:hAnsi="Arial Black" w:cstheme="minorHAnsi"/>
-        </w:rPr>
-        <w:t xml:space="preserve"> </w:t>
-      </w:r>
-      <w:r>
-        <w:rPr>
-          <w:rFonts w:cstheme="minorHAnsi"/>
-        </w:rPr>
-        <w:t>&lt;</w:t>
-      </w:r>
-      <w:proofErr w:type="spellStart"/>
-      <w:r>
-        <w:rPr>
-          <w:rFonts w:cstheme="minorHAnsi"/>
-        </w:rPr>
-        <w:t>statement_list</w:t>
-      </w:r>
-      <w:proofErr w:type="spellEnd"/>
-      <w:r>
-        <w:rPr>
-          <w:rFonts w:cstheme="minorHAnsi"/>
-        </w:rPr>
-        <w:t xml:space="preserve">&gt; </w:t>
+        <w:t xml:space="preserve">&lt;statement_list&gt; </w:t>
       </w:r>
       <w:r>
         <w:rPr>
@@ -23055,7 +21072,6 @@
         </w:rPr>
         <w:t xml:space="preserve"> </w:t>
       </w:r>
-      <w:proofErr w:type="gramStart"/>
       <w:r>
         <w:rPr>
           <w:rFonts w:ascii="Arial Black" w:hAnsi="Arial Black" w:cstheme="minorHAnsi"/>
@@ -23066,54 +21082,25 @@
         <w:rPr>
           <w:rFonts w:cstheme="minorHAnsi"/>
         </w:rPr>
-        <w:t>&lt;</w:t>
-      </w:r>
-      <w:proofErr w:type="spellStart"/>
-      <w:proofErr w:type="gramEnd"/>
+        <w:t>&lt;logic_expr&gt;</w:t>
+      </w:r>
+      <w:r>
+        <w:rPr>
+          <w:rFonts w:ascii="Arial Black" w:hAnsi="Arial Black" w:cstheme="minorHAnsi"/>
+        </w:rPr>
+        <w:t xml:space="preserve"> )</w:t>
+      </w:r>
+      <w:r>
+        <w:rPr>
+          <w:rFonts w:ascii="Arial Black" w:hAnsi="Arial Black" w:cstheme="minorHAnsi"/>
+        </w:rPr>
+        <w:t>{</w:t>
+      </w:r>
       <w:r>
         <w:rPr>
           <w:rFonts w:cstheme="minorHAnsi"/>
         </w:rPr>
-        <w:t>logic_expr</w:t>
-      </w:r>
-      <w:proofErr w:type="spellEnd"/>
-      <w:r>
-        <w:rPr>
-          <w:rFonts w:cstheme="minorHAnsi"/>
-        </w:rPr>
-        <w:t>&gt;</w:t>
-      </w:r>
-      <w:r>
-        <w:rPr>
-          <w:rFonts w:ascii="Arial Black" w:hAnsi="Arial Black" w:cstheme="minorHAnsi"/>
-        </w:rPr>
-        <w:t xml:space="preserve"> )</w:t>
-      </w:r>
-      <w:r>
-        <w:rPr>
-          <w:rFonts w:ascii="Arial Black" w:hAnsi="Arial Black" w:cstheme="minorHAnsi"/>
-        </w:rPr>
-        <w:t>{</w:t>
-      </w:r>
-      <w:r>
-        <w:rPr>
-          <w:rFonts w:cstheme="minorHAnsi"/>
-        </w:rPr>
-        <w:t xml:space="preserve"> &lt;</w:t>
-      </w:r>
-      <w:proofErr w:type="spellStart"/>
-      <w:r>
-        <w:rPr>
-          <w:rFonts w:cstheme="minorHAnsi"/>
-        </w:rPr>
-        <w:t>statement_list</w:t>
-      </w:r>
-      <w:proofErr w:type="spellEnd"/>
-      <w:r>
-        <w:rPr>
-          <w:rFonts w:cstheme="minorHAnsi"/>
-        </w:rPr>
-        <w:t xml:space="preserve"> &gt; </w:t>
+        <w:t xml:space="preserve"> &lt;statement_list &gt; </w:t>
       </w:r>
       <w:r>
         <w:rPr>
@@ -23131,17 +21118,8 @@
         </w:rPr>
       </w:pPr>
       <w:r>
-        <w:t>&lt;subroutine&gt; -&gt; &lt;</w:t>
-      </w:r>
-      <w:proofErr w:type="spellStart"/>
-      <w:r>
-        <w:t>data_type</w:t>
-      </w:r>
-      <w:proofErr w:type="spellEnd"/>
-      <w:r>
-        <w:t xml:space="preserve">&gt; &lt;name&gt; </w:t>
-      </w:r>
-      <w:proofErr w:type="gramStart"/>
+        <w:t xml:space="preserve">&lt;subroutine&gt; -&gt; &lt;data_type&gt; &lt;name&gt; </w:t>
+      </w:r>
       <w:r>
         <w:rPr>
           <w:rFonts w:ascii="Arial Black" w:hAnsi="Arial Black"/>
@@ -23149,16 +21127,7 @@
         <w:t>(</w:t>
       </w:r>
       <w:r>
-        <w:t xml:space="preserve"> &lt;</w:t>
-      </w:r>
-      <w:proofErr w:type="spellStart"/>
-      <w:proofErr w:type="gramEnd"/>
-      <w:r>
-        <w:t>param_list</w:t>
-      </w:r>
-      <w:proofErr w:type="spellEnd"/>
-      <w:r>
-        <w:t xml:space="preserve">&gt; </w:t>
+        <w:t xml:space="preserve"> &lt;param_list&gt; </w:t>
       </w:r>
       <w:r>
         <w:rPr>
@@ -23197,21 +21166,7 @@
         <w:rPr>
           <w:rFonts w:cstheme="minorHAnsi"/>
         </w:rPr>
-        <w:t>&lt;</w:t>
-      </w:r>
-      <w:proofErr w:type="spellStart"/>
-      <w:r>
-        <w:rPr>
-          <w:rFonts w:cstheme="minorHAnsi"/>
-        </w:rPr>
-        <w:t>data_type</w:t>
-      </w:r>
-      <w:proofErr w:type="spellEnd"/>
-      <w:r>
-        <w:rPr>
-          <w:rFonts w:cstheme="minorHAnsi"/>
-        </w:rPr>
-        <w:t xml:space="preserve">&gt; -&gt; &lt;type&gt; | </w:t>
+        <w:t xml:space="preserve">&lt;data_type&gt; -&gt; &lt;type&gt; | </w:t>
       </w:r>
       <w:r>
         <w:rPr>
@@ -23247,35 +21202,7 @@
         <w:rPr>
           <w:rFonts w:cstheme="minorHAnsi"/>
         </w:rPr>
-        <w:t>&lt;</w:t>
-      </w:r>
-      <w:proofErr w:type="spellStart"/>
-      <w:r>
-        <w:rPr>
-          <w:rFonts w:cstheme="minorHAnsi"/>
-        </w:rPr>
-        <w:t>param_list</w:t>
-      </w:r>
-      <w:proofErr w:type="spellEnd"/>
-      <w:r>
-        <w:rPr>
-          <w:rFonts w:cstheme="minorHAnsi"/>
-        </w:rPr>
-        <w:t>&gt; -&gt; &lt;param&gt; | &lt;param&gt;, &lt;</w:t>
-      </w:r>
-      <w:proofErr w:type="spellStart"/>
-      <w:r>
-        <w:rPr>
-          <w:rFonts w:cstheme="minorHAnsi"/>
-        </w:rPr>
-        <w:t>param_list</w:t>
-      </w:r>
-      <w:proofErr w:type="spellEnd"/>
-      <w:r>
-        <w:rPr>
-          <w:rFonts w:cstheme="minorHAnsi"/>
-        </w:rPr>
-        <w:t>&gt;</w:t>
+        <w:t>&lt;param_list&gt; -&gt; &lt;param&gt; | &lt;param&gt;, &lt;param_list&gt;</w:t>
       </w:r>
     </w:p>
     <w:p>
@@ -23301,16 +21228,11 @@
       <w:r>
         <w:t>&lt;and&gt; -&gt; &lt;</w:t>
       </w:r>
-      <w:proofErr w:type="spellStart"/>
       <w:r>
         <w:t>logic_</w:t>
       </w:r>
       <w:r>
-        <w:t>expr</w:t>
-      </w:r>
-      <w:proofErr w:type="spellEnd"/>
-      <w:r>
-        <w:t xml:space="preserve">&gt; </w:t>
+        <w:t xml:space="preserve">expr&gt; </w:t>
       </w:r>
       <w:r>
         <w:rPr>
@@ -23321,16 +21243,11 @@
       <w:r>
         <w:t xml:space="preserve"> &lt;</w:t>
       </w:r>
-      <w:proofErr w:type="spellStart"/>
       <w:r>
         <w:t>logic_</w:t>
       </w:r>
       <w:r>
-        <w:t>expr</w:t>
-      </w:r>
-      <w:proofErr w:type="spellEnd"/>
-      <w:r>
-        <w:t>&gt;</w:t>
+        <w:t>expr&gt;</w:t>
       </w:r>
     </w:p>
     <w:p>
@@ -23341,16 +21258,11 @@
       <w:r>
         <w:t>&lt;or&gt; -&gt; &lt;</w:t>
       </w:r>
-      <w:proofErr w:type="spellStart"/>
       <w:r>
         <w:t>logic_</w:t>
       </w:r>
       <w:r>
-        <w:t>expr</w:t>
-      </w:r>
-      <w:proofErr w:type="spellEnd"/>
-      <w:r>
-        <w:t xml:space="preserve">&gt; </w:t>
+        <w:t xml:space="preserve">expr&gt; </w:t>
       </w:r>
       <w:r>
         <w:rPr>
@@ -23361,16 +21273,11 @@
       <w:r>
         <w:t xml:space="preserve"> &lt;</w:t>
       </w:r>
-      <w:proofErr w:type="spellStart"/>
       <w:r>
         <w:t>logic_</w:t>
       </w:r>
       <w:r>
-        <w:t>expr</w:t>
-      </w:r>
-      <w:proofErr w:type="spellEnd"/>
-      <w:r>
-        <w:t>&gt;</w:t>
+        <w:t>expr&gt;</w:t>
       </w:r>
     </w:p>
     <w:p>
@@ -23379,11 +21286,7 @@
         <w:ind w:left="0"/>
       </w:pPr>
       <w:r>
-        <w:t>&lt;not&gt; -</w:t>
-      </w:r>
-      <w:proofErr w:type="gramStart"/>
-      <w:r>
-        <w:t xml:space="preserve">&gt; </w:t>
+        <w:t xml:space="preserve">&lt;not&gt; -&gt; </w:t>
       </w:r>
       <w:r>
         <w:rPr>
@@ -23391,17 +21294,8 @@
         </w:rPr>
         <w:t>!</w:t>
       </w:r>
-      <w:proofErr w:type="gramEnd"/>
-      <w:r>
-        <w:t xml:space="preserve"> &lt;</w:t>
-      </w:r>
-      <w:proofErr w:type="spellStart"/>
-      <w:r>
-        <w:t>logic_expr</w:t>
-      </w:r>
-      <w:proofErr w:type="spellEnd"/>
-      <w:r>
-        <w:t>&gt;</w:t>
+      <w:r>
+        <w:t xml:space="preserve"> &lt;logic_expr&gt;</w:t>
       </w:r>
     </w:p>
     <w:p>
@@ -23413,31 +21307,7 @@
         </w:rPr>
       </w:pPr>
       <w:r>
-        <w:t>&lt;</w:t>
-      </w:r>
-      <w:proofErr w:type="spellStart"/>
-      <w:r>
-        <w:t>logic_expr</w:t>
-      </w:r>
-      <w:proofErr w:type="spellEnd"/>
-      <w:r>
-        <w:t>&gt; -&gt; &lt;and&gt; | &lt;or&gt; | &lt;not&gt; | &lt;</w:t>
-      </w:r>
-      <w:proofErr w:type="spellStart"/>
-      <w:r>
-        <w:t>is_equal</w:t>
-      </w:r>
-      <w:proofErr w:type="spellEnd"/>
-      <w:r>
-        <w:t>&gt; | &lt;</w:t>
-      </w:r>
-      <w:proofErr w:type="spellStart"/>
-      <w:r>
-        <w:t>not_equal</w:t>
-      </w:r>
-      <w:proofErr w:type="spellEnd"/>
-      <w:r>
-        <w:t xml:space="preserve">&gt; | </w:t>
+        <w:t xml:space="preserve">&lt;logic_expr&gt; -&gt; &lt;and&gt; | &lt;or&gt; | &lt;not&gt; | &lt;is_equal&gt; | &lt;not_equal&gt; | </w:t>
       </w:r>
       <w:r>
         <w:rPr>
@@ -23446,15 +21316,7 @@
         <w:t>(</w:t>
       </w:r>
       <w:r>
-        <w:t>&lt;</w:t>
-      </w:r>
-      <w:proofErr w:type="spellStart"/>
-      <w:r>
-        <w:t>logic_expr</w:t>
-      </w:r>
-      <w:proofErr w:type="spellEnd"/>
-      <w:r>
-        <w:t>&gt;</w:t>
+        <w:t>&lt;logic_expr&gt;</w:t>
       </w:r>
       <w:r>
         <w:rPr>
@@ -23475,62 +21337,50 @@
         <w:rPr>
           <w:rFonts w:cstheme="minorHAnsi"/>
         </w:rPr>
-        <w:t>&lt;</w:t>
-      </w:r>
-      <w:proofErr w:type="spellStart"/>
+        <w:t>&lt;s</w:t>
+      </w:r>
       <w:r>
         <w:rPr>
           <w:rFonts w:cstheme="minorHAnsi"/>
         </w:rPr>
-        <w:t>s</w:t>
+        <w:t>tatement_list</w:t>
       </w:r>
       <w:r>
         <w:rPr>
           <w:rFonts w:cstheme="minorHAnsi"/>
         </w:rPr>
-        <w:t>tatement_list</w:t>
-      </w:r>
-      <w:proofErr w:type="spellEnd"/>
+        <w:t>&gt; -&gt; &lt;</w:t>
+      </w:r>
       <w:r>
         <w:rPr>
           <w:rFonts w:cstheme="minorHAnsi"/>
         </w:rPr>
-        <w:t>&gt; -&gt; &lt;</w:t>
+        <w:t>statement</w:t>
       </w:r>
       <w:r>
         <w:rPr>
           <w:rFonts w:cstheme="minorHAnsi"/>
         </w:rPr>
-        <w:t>statement</w:t>
-      </w:r>
-      <w:proofErr w:type="gramStart"/>
+        <w:t xml:space="preserve">&gt; </w:t>
+      </w:r>
+      <w:r>
+        <w:rPr>
+          <w:rFonts w:ascii="Arial Black" w:hAnsi="Arial Black" w:cstheme="minorHAnsi"/>
+        </w:rPr>
+        <w:t>;</w:t>
+      </w:r>
       <w:r>
         <w:rPr>
           <w:rFonts w:cstheme="minorHAnsi"/>
         </w:rPr>
-        <w:t xml:space="preserve">&gt; </w:t>
-      </w:r>
-      <w:r>
-        <w:rPr>
-          <w:rFonts w:ascii="Arial Black" w:hAnsi="Arial Black" w:cstheme="minorHAnsi"/>
-        </w:rPr>
-        <w:t>;</w:t>
-      </w:r>
-      <w:proofErr w:type="gramEnd"/>
+        <w:t xml:space="preserve"> &lt;</w:t>
+      </w:r>
       <w:r>
         <w:rPr>
           <w:rFonts w:cstheme="minorHAnsi"/>
         </w:rPr>
-        <w:t xml:space="preserve"> &lt;</w:t>
-      </w:r>
-      <w:proofErr w:type="spellStart"/>
-      <w:r>
-        <w:rPr>
-          <w:rFonts w:cstheme="minorHAnsi"/>
-        </w:rPr>
         <w:t>statement_list</w:t>
       </w:r>
-      <w:proofErr w:type="spellEnd"/>
       <w:r>
         <w:rPr>
           <w:rFonts w:cstheme="minorHAnsi"/>
@@ -23574,21 +21424,7 @@
         <w:rPr>
           <w:rFonts w:cstheme="minorHAnsi"/>
         </w:rPr>
-        <w:t xml:space="preserve"> -&gt; &lt;if&gt; | &lt;while&gt; | &lt;foreach&gt; | &lt;def&gt; | &lt;assign&gt; | &lt;</w:t>
-      </w:r>
-      <w:proofErr w:type="spellStart"/>
-      <w:r>
-        <w:rPr>
-          <w:rFonts w:cstheme="minorHAnsi"/>
-        </w:rPr>
-        <w:t>assign_mult</w:t>
-      </w:r>
-      <w:proofErr w:type="spellEnd"/>
-      <w:r>
-        <w:rPr>
-          <w:rFonts w:cstheme="minorHAnsi"/>
-        </w:rPr>
-        <w:t>&gt;</w:t>
+        <w:t xml:space="preserve"> -&gt; &lt;if&gt; | &lt;while&gt; | &lt;foreach&gt; | &lt;def&gt; | &lt;assign&gt; | &lt;assign_mult&gt;</w:t>
       </w:r>
     </w:p>
     <w:p>
@@ -23600,17 +21436,8 @@
         </w:rPr>
       </w:pPr>
       <w:r>
-        <w:t>&lt;subroutine&gt; -&gt; &lt;</w:t>
-      </w:r>
-      <w:proofErr w:type="spellStart"/>
-      <w:r>
-        <w:t>data_type</w:t>
-      </w:r>
-      <w:proofErr w:type="spellEnd"/>
-      <w:r>
-        <w:t xml:space="preserve">&gt; &lt;name&gt; </w:t>
-      </w:r>
-      <w:proofErr w:type="gramStart"/>
+        <w:t xml:space="preserve">&lt;subroutine&gt; -&gt; &lt;data_type&gt; &lt;name&gt; </w:t>
+      </w:r>
       <w:r>
         <w:rPr>
           <w:rFonts w:ascii="Arial Black" w:hAnsi="Arial Black"/>
@@ -23618,16 +21445,7 @@
         <w:t>(</w:t>
       </w:r>
       <w:r>
-        <w:t xml:space="preserve"> &lt;</w:t>
-      </w:r>
-      <w:proofErr w:type="spellStart"/>
-      <w:proofErr w:type="gramEnd"/>
-      <w:r>
-        <w:t>param_list</w:t>
-      </w:r>
-      <w:proofErr w:type="spellEnd"/>
-      <w:r>
-        <w:t xml:space="preserve">&gt; </w:t>
+        <w:t xml:space="preserve"> &lt;param_list&gt; </w:t>
       </w:r>
       <w:r>
         <w:rPr>
@@ -23666,21 +21484,7 @@
         <w:rPr>
           <w:rFonts w:cstheme="minorHAnsi"/>
         </w:rPr>
-        <w:t>&lt;</w:t>
-      </w:r>
-      <w:proofErr w:type="spellStart"/>
-      <w:r>
-        <w:rPr>
-          <w:rFonts w:cstheme="minorHAnsi"/>
-        </w:rPr>
-        <w:t>data_type</w:t>
-      </w:r>
-      <w:proofErr w:type="spellEnd"/>
-      <w:r>
-        <w:rPr>
-          <w:rFonts w:cstheme="minorHAnsi"/>
-        </w:rPr>
-        <w:t xml:space="preserve">&gt; -&gt; &lt;type&gt; | </w:t>
+        <w:t xml:space="preserve">&lt;data_type&gt; -&gt; &lt;type&gt; | </w:t>
       </w:r>
       <w:r>
         <w:rPr>
@@ -23716,35 +21520,7 @@
         <w:rPr>
           <w:rFonts w:cstheme="minorHAnsi"/>
         </w:rPr>
-        <w:t>&lt;</w:t>
-      </w:r>
-      <w:proofErr w:type="spellStart"/>
-      <w:r>
-        <w:rPr>
-          <w:rFonts w:cstheme="minorHAnsi"/>
-        </w:rPr>
-        <w:t>param_list</w:t>
-      </w:r>
-      <w:proofErr w:type="spellEnd"/>
-      <w:r>
-        <w:rPr>
-          <w:rFonts w:cstheme="minorHAnsi"/>
-        </w:rPr>
-        <w:t>&gt; -&gt; &lt;param&gt; | &lt;param&gt;, &lt;</w:t>
-      </w:r>
-      <w:proofErr w:type="spellStart"/>
-      <w:r>
-        <w:rPr>
-          <w:rFonts w:cstheme="minorHAnsi"/>
-        </w:rPr>
-        <w:t>param_list</w:t>
-      </w:r>
-      <w:proofErr w:type="spellEnd"/>
-      <w:r>
-        <w:rPr>
-          <w:rFonts w:cstheme="minorHAnsi"/>
-        </w:rPr>
-        <w:t>&gt;</w:t>
+        <w:t>&lt;param_list&gt; -&gt; &lt;param&gt; | &lt;param&gt;, &lt;param_list&gt;</w:t>
       </w:r>
     </w:p>
     <w:p>
@@ -23761,39 +21537,7 @@
           <w:rFonts w:cstheme="minorHAnsi"/>
           <w:lang w:val="es-AR"/>
         </w:rPr>
-        <w:t>&lt;</w:t>
-      </w:r>
-      <w:proofErr w:type="spellStart"/>
-      <w:r>
-        <w:rPr>
-          <w:rFonts w:cstheme="minorHAnsi"/>
-          <w:lang w:val="es-AR"/>
-        </w:rPr>
-        <w:t>param</w:t>
-      </w:r>
-      <w:proofErr w:type="spellEnd"/>
-      <w:r>
-        <w:rPr>
-          <w:rFonts w:cstheme="minorHAnsi"/>
-          <w:lang w:val="es-AR"/>
-        </w:rPr>
-        <w:t>&gt; -&gt; &lt;</w:t>
-      </w:r>
-      <w:proofErr w:type="spellStart"/>
-      <w:r>
-        <w:rPr>
-          <w:rFonts w:cstheme="minorHAnsi"/>
-          <w:lang w:val="es-AR"/>
-        </w:rPr>
-        <w:t>type</w:t>
-      </w:r>
-      <w:proofErr w:type="spellEnd"/>
-      <w:r>
-        <w:rPr>
-          <w:rFonts w:cstheme="minorHAnsi"/>
-          <w:lang w:val="es-AR"/>
-        </w:rPr>
-        <w:t>&gt; id</w:t>
+        <w:t>&lt;param&gt; -&gt; &lt;type&gt; id</w:t>
       </w:r>
     </w:p>
     <w:p>
@@ -23871,9 +21615,33 @@
       </w:pPr>
       <w:r>
         <w:rPr>
-          <w:lang w:val="es-ES"/>
-        </w:rPr>
-        <w:t>---&gt;poner aquí Def Semántica</w:t>
+          <w:b/>
+          <w:bCs/>
+          <w:sz w:val="24"/>
+          <w:szCs w:val="24"/>
+          <w:lang w:val="es-ES"/>
+        </w:rPr>
+        <w:t>Semántica</w:t>
+      </w:r>
+      <w:r>
+        <w:rPr>
+          <w:sz w:val="24"/>
+          <w:szCs w:val="24"/>
+          <w:lang w:val="es-ES"/>
+        </w:rPr>
+        <w:t xml:space="preserve">: </w:t>
+      </w:r>
+      <w:r>
+        <w:rPr>
+          <w:lang w:val="es-ES"/>
+        </w:rPr>
+        <w:t>Se refiere al significado de las expresiones, sentencias y las unidades de un programa</w:t>
+      </w:r>
+      <w:r>
+        <w:rPr>
+          <w:lang w:val="es-ES"/>
+        </w:rPr>
+        <w:t>.</w:t>
       </w:r>
     </w:p>
     <w:p>
@@ -23912,94 +21680,66 @@
     </w:p>
     <w:p>
       <w:pPr>
+        <w:tabs>
+          <w:tab w:val="left" w:pos="1134"/>
+        </w:tabs>
+        <w:rPr>
+          <w:iCs/>
+          <w:sz w:val="24"/>
+          <w:lang w:val="es-ES"/>
+        </w:rPr>
+      </w:pPr>
+      <w:r>
+        <w:rPr>
+          <w:iCs/>
+          <w:sz w:val="24"/>
+          <w:lang w:val="es-ES"/>
+        </w:rPr>
+        <w:t>La semántica estática tiene que ver con las formas legales de un programa. Muchas de estas reglas declaran las restricciones de tipos. La semántica estática es muy nombrada debido a que el análisis requerido para validar estas especificaciones puede ser realizado en tiempo de compilación.</w:t>
+      </w:r>
+    </w:p>
+    <w:p>
+      <w:pPr>
+        <w:tabs>
+          <w:tab w:val="left" w:pos="1134"/>
+        </w:tabs>
+        <w:rPr>
+          <w:iCs/>
+          <w:sz w:val="24"/>
+          <w:lang w:val="es-ES"/>
+        </w:rPr>
+      </w:pPr>
+    </w:p>
+    <w:p>
+      <w:pPr>
         <w:jc w:val="both"/>
         <w:rPr>
-          <w:lang w:val="es-ES"/>
-        </w:rPr>
-      </w:pPr>
-      <w:r>
-        <w:rPr>
-          <w:lang w:val="es-ES"/>
-        </w:rPr>
-        <w:t>---&gt;</w:t>
-      </w:r>
-      <w:r>
-        <w:rPr>
-          <w:lang w:val="es-ES"/>
-        </w:rPr>
-        <w:t xml:space="preserve">Poner aquí </w:t>
-      </w:r>
-      <w:r>
-        <w:rPr>
-          <w:lang w:val="es-ES"/>
-        </w:rPr>
-        <w:t xml:space="preserve">Def Semántica Estática </w:t>
+          <w:b/>
+          <w:lang w:val="es-ES"/>
+        </w:rPr>
+      </w:pPr>
+      <w:r>
+        <w:rPr>
+          <w:b/>
+          <w:lang w:val="es-ES"/>
+        </w:rPr>
+        <w:t>Gramática de Atributos</w:t>
       </w:r>
     </w:p>
     <w:p>
       <w:pPr>
         <w:jc w:val="both"/>
         <w:rPr>
-          <w:b/>
-          <w:lang w:val="es-ES"/>
-        </w:rPr>
-      </w:pPr>
-      <w:r>
-        <w:rPr>
-          <w:b/>
-          <w:lang w:val="es-ES"/>
-        </w:rPr>
-        <w:t>Gramática de Atributos</w:t>
-      </w:r>
-    </w:p>
-    <w:p>
-      <w:pPr>
-        <w:jc w:val="both"/>
-        <w:rPr>
-          <w:lang w:val="es-ES"/>
-        </w:rPr>
-      </w:pPr>
-      <w:r>
-        <w:rPr>
-          <w:lang w:val="es-ES"/>
-        </w:rPr>
-        <w:t>---&gt;</w:t>
-      </w:r>
-      <w:r>
-        <w:rPr>
-          <w:lang w:val="es-ES"/>
-        </w:rPr>
-        <w:t xml:space="preserve">Poner aquí </w:t>
-      </w:r>
-      <w:r>
-        <w:rPr>
-          <w:lang w:val="es-ES"/>
-        </w:rPr>
-        <w:t xml:space="preserve">Def </w:t>
-      </w:r>
-      <w:r>
-        <w:rPr>
-          <w:lang w:val="es-ES"/>
-        </w:rPr>
-        <w:t>G</w:t>
-      </w:r>
-      <w:r>
-        <w:rPr>
-          <w:lang w:val="es-ES"/>
-        </w:rPr>
-        <w:t xml:space="preserve">ramática de </w:t>
-      </w:r>
-      <w:r>
-        <w:rPr>
-          <w:lang w:val="es-ES"/>
-        </w:rPr>
-        <w:t>A</w:t>
-      </w:r>
-      <w:r>
-        <w:rPr>
-          <w:lang w:val="es-ES"/>
-        </w:rPr>
-        <w:t>tributos</w:t>
+          <w:bCs/>
+          <w:lang w:val="es-ES"/>
+        </w:rPr>
+      </w:pPr>
+      <w:r>
+        <w:rPr>
+          <w:bCs/>
+          <w:lang w:val="es-ES"/>
+        </w:rPr>
+        <w:t>La gramática de atributos es un dispositivo utilizado para describir más de la estructura de un lenguaje de programación de lo que se puede describir con una gramática libre de contexto. Es más, es una extensión de la misma, la cual permite describir convenientemente ciertas reglas del lenguaje, como la compatibilidad de tipos.</w:t>
       </w:r>
     </w:p>
     <w:p>
@@ -24223,21 +21963,7 @@
         <w:rPr>
           <w:lang w:val="es-ES"/>
         </w:rPr>
-        <w:t xml:space="preserve">Poner aquí las descripciones de las estructuras de control de </w:t>
-      </w:r>
-      <w:proofErr w:type="spellStart"/>
-      <w:r>
-        <w:rPr>
-          <w:lang w:val="es-ES"/>
-        </w:rPr>
-        <w:t>Apleh</w:t>
-      </w:r>
-      <w:proofErr w:type="spellEnd"/>
-      <w:r>
-        <w:rPr>
-          <w:lang w:val="es-ES"/>
-        </w:rPr>
-        <w:t xml:space="preserve"> con semántica operacional</w:t>
+        <w:t>Poner aquí las descripciones de las estructuras de control de Apleh con semántica operacional</w:t>
       </w:r>
     </w:p>
     <w:p>
@@ -24255,7 +21981,6 @@
         </w:rPr>
         <w:t xml:space="preserve">Semántica </w:t>
       </w:r>
-      <w:proofErr w:type="spellStart"/>
       <w:r>
         <w:rPr>
           <w:b/>
@@ -24263,7 +21988,6 @@
         </w:rPr>
         <w:t>Denotacional</w:t>
       </w:r>
-      <w:proofErr w:type="spellEnd"/>
     </w:p>
     <w:p>
       <w:pPr>
@@ -24290,14 +22014,12 @@
         </w:rPr>
         <w:t xml:space="preserve">Def Semántica </w:t>
       </w:r>
-      <w:proofErr w:type="spellStart"/>
       <w:r>
         <w:rPr>
           <w:lang w:val="es-ES"/>
         </w:rPr>
         <w:t>Denotacional</w:t>
       </w:r>
-      <w:proofErr w:type="spellEnd"/>
     </w:p>
     <w:p>
       <w:pPr>
@@ -24345,30 +22067,14 @@
         <w:rPr>
           <w:lang w:val="es-ES"/>
         </w:rPr>
-        <w:t xml:space="preserve">Poner aquí las descripciones de las estructuras de control de </w:t>
-      </w:r>
-      <w:proofErr w:type="spellStart"/>
-      <w:r>
-        <w:rPr>
-          <w:lang w:val="es-ES"/>
-        </w:rPr>
-        <w:t>Apleh</w:t>
-      </w:r>
-      <w:proofErr w:type="spellEnd"/>
-      <w:r>
-        <w:rPr>
-          <w:lang w:val="es-ES"/>
-        </w:rPr>
-        <w:t xml:space="preserve"> con semántica </w:t>
-      </w:r>
-      <w:proofErr w:type="spellStart"/>
+        <w:t xml:space="preserve">Poner aquí las descripciones de las estructuras de control de Apleh con semántica </w:t>
+      </w:r>
       <w:r>
         <w:rPr>
           <w:lang w:val="es-ES"/>
         </w:rPr>
         <w:t>denotacional</w:t>
       </w:r>
-      <w:proofErr w:type="spellEnd"/>
     </w:p>
     <w:p>
       <w:pPr>
@@ -24632,6 +22338,7 @@
         <w:rPr>
           <w:lang w:val="es-ES"/>
         </w:rPr>
+        <w:lastRenderedPageBreak/>
         <w:t>---&gt;Metas del Análisis Sintáctico</w:t>
       </w:r>
     </w:p>
@@ -24722,7 +22429,6 @@
         <w:rPr>
           <w:lang w:val="es-ES"/>
         </w:rPr>
-        <w:lastRenderedPageBreak/>
         <w:t>---&gt;Proceso</w:t>
       </w:r>
     </w:p>
@@ -24783,16 +22489,8 @@
         <w:rPr>
           <w:lang w:val="es-ES"/>
         </w:rPr>
-        <w:t xml:space="preserve">---&gt;Funcionamiento del analizador generado por </w:t>
-      </w:r>
-      <w:proofErr w:type="spellStart"/>
-      <w:r>
-        <w:rPr>
-          <w:lang w:val="es-ES"/>
-        </w:rPr>
-        <w:t>Bison</w:t>
-      </w:r>
-      <w:proofErr w:type="spellEnd"/>
+        <w:t>---&gt;Funcionamiento del analizador generado por Bison</w:t>
+      </w:r>
     </w:p>
     <w:p>
       <w:pPr>
@@ -24812,21 +22510,7 @@
         <w:rPr>
           <w:lang w:val="es-ES"/>
         </w:rPr>
-        <w:t xml:space="preserve">Primer Analizador Sintáctico de Aleph (un </w:t>
-      </w:r>
-      <w:proofErr w:type="gramStart"/>
-      <w:r>
-        <w:rPr>
-          <w:lang w:val="es-ES"/>
-        </w:rPr>
-        <w:t>archivo .l</w:t>
-      </w:r>
-      <w:proofErr w:type="gramEnd"/>
-      <w:r>
-        <w:rPr>
-          <w:lang w:val="es-ES"/>
-        </w:rPr>
-        <w:t xml:space="preserve"> y un archivo .y relacionados</w:t>
+        <w:t>Primer Analizador Sintáctico de Aleph (un archivo .l y un archivo .y relacionados</w:t>
       </w:r>
       <w:r>
         <w:rPr>
@@ -25036,21 +22720,7 @@
         <w:rPr>
           <w:lang w:val="es-ES"/>
         </w:rPr>
-        <w:t>--&gt;Describa las componentes de la seis-</w:t>
-      </w:r>
-      <w:proofErr w:type="spellStart"/>
-      <w:r>
-        <w:rPr>
-          <w:lang w:val="es-ES"/>
-        </w:rPr>
-        <w:t>upla</w:t>
-      </w:r>
-      <w:proofErr w:type="spellEnd"/>
-      <w:r>
-        <w:rPr>
-          <w:lang w:val="es-ES"/>
-        </w:rPr>
-        <w:t xml:space="preserve"> que caracteriza a una variable.</w:t>
+        <w:t>--&gt;Describa las componentes de la seis-upla que caracteriza a una variable.</w:t>
       </w:r>
     </w:p>
     <w:p>
@@ -25084,16 +22754,8 @@
         <w:rPr>
           <w:lang w:val="es-ES"/>
         </w:rPr>
-        <w:t xml:space="preserve">la de símbolos y mostrar código en </w:t>
-      </w:r>
-      <w:proofErr w:type="spellStart"/>
-      <w:r>
-        <w:rPr>
-          <w:lang w:val="es-ES"/>
-        </w:rPr>
-        <w:t>aleph</w:t>
-      </w:r>
-      <w:proofErr w:type="spellEnd"/>
+        <w:t>la de símbolos y mostrar código en aleph</w:t>
+      </w:r>
     </w:p>
     <w:p>
       <w:pPr>
@@ -25389,6 +23051,7 @@
         <w:rPr>
           <w:lang w:val="es-ES"/>
         </w:rPr>
+        <w:lastRenderedPageBreak/>
         <w:t>--&gt;Relacione estos conceptos con la implementación de Aleph</w:t>
       </w:r>
     </w:p>
@@ -25469,36 +23132,13 @@
         <w:rPr>
           <w:lang w:val="es-ES"/>
         </w:rPr>
-        <w:lastRenderedPageBreak/>
         <w:t>(segundo parcial</w:t>
       </w:r>
       <w:r>
         <w:rPr>
           <w:lang w:val="es-ES"/>
         </w:rPr>
-        <w:t xml:space="preserve"> 25/11 presentación informe defensa lunes 28/11 15hs </w:t>
-      </w:r>
-      <w:proofErr w:type="gramStart"/>
-      <w:r>
-        <w:rPr>
-          <w:lang w:val="es-ES"/>
-        </w:rPr>
-        <w:t xml:space="preserve">-  </w:t>
-      </w:r>
-      <w:proofErr w:type="spellStart"/>
-      <w:r>
-        <w:rPr>
-          <w:lang w:val="es-ES"/>
-        </w:rPr>
-        <w:t>recu</w:t>
-      </w:r>
-      <w:proofErr w:type="spellEnd"/>
-      <w:proofErr w:type="gramEnd"/>
-      <w:r>
-        <w:rPr>
-          <w:lang w:val="es-ES"/>
-        </w:rPr>
-        <w:t xml:space="preserve">: </w:t>
+        <w:t xml:space="preserve"> 25/11 presentación informe defensa lunes 28/11 15hs -  recu: </w:t>
       </w:r>
       <w:r>
         <w:rPr>
@@ -25668,7 +23308,7 @@
 </file>
 
 <file path=word/endnotes.xml><?xml version="1.0" encoding="utf-8"?>
-<w:endnotes xmlns:wpc="http://schemas.microsoft.com/office/word/2010/wordprocessingCanvas" xmlns:cx="http://schemas.microsoft.com/office/drawing/2014/chartex" xmlns:cx1="http://schemas.microsoft.com/office/drawing/2015/9/8/chartex" xmlns:cx2="http://schemas.microsoft.com/office/drawing/2015/10/21/chartex" xmlns:cx3="http://schemas.microsoft.com/office/drawing/2016/5/9/chartex" xmlns:cx4="http://schemas.microsoft.com/office/drawing/2016/5/10/chartex" xmlns:cx5="http://schemas.microsoft.com/office/drawing/2016/5/11/chartex" xmlns:cx6="http://schemas.microsoft.com/office/drawing/2016/5/12/chartex" xmlns:cx7="http://schemas.microsoft.com/office/drawing/2016/5/13/chartex" xmlns:cx8="http://schemas.microsoft.com/office/drawing/2016/5/14/chartex" xmlns:mc="http://schemas.openxmlformats.org/markup-compatibility/2006" xmlns:aink="http://schemas.microsoft.com/office/drawing/2016/ink" xmlns:am3d="http://schemas.microsoft.com/office/drawing/2017/model3d" xmlns:o="urn:schemas-microsoft-com:office:office" xmlns:oel="http://schemas.microsoft.com/office/2019/extlst" xmlns:r="http://schemas.openxmlformats.org/officeDocument/2006/relationships" xmlns:m="http://schemas.openxmlformats.org/officeDocument/2006/math" xmlns:v="urn:schemas-microsoft-com:vml" xmlns:wp14="http://schemas.microsoft.com/office/word/2010/wordprocessingDrawing" xmlns:wp="http://schemas.openxmlformats.org/drawingml/2006/wordprocessingDrawing" xmlns:w10="urn:schemas-microsoft-com:office:word" xmlns:w="http://schemas.openxmlformats.org/wordprocessingml/2006/main" xmlns:w14="http://schemas.microsoft.com/office/word/2010/wordml" xmlns:w15="http://schemas.microsoft.com/office/word/2012/wordml" xmlns:w16cex="http://schemas.microsoft.com/office/word/2018/wordml/cex" xmlns:w16cid="http://schemas.microsoft.com/office/word/2016/wordml/cid" xmlns:w16="http://schemas.microsoft.com/office/word/2018/wordml" xmlns:w16sdtdh="http://schemas.microsoft.com/office/word/2020/wordml/sdtdatahash" xmlns:w16se="http://schemas.microsoft.com/office/word/2015/wordml/symex" xmlns:wpg="http://schemas.microsoft.com/office/word/2010/wordprocessingGroup" xmlns:wpi="http://schemas.microsoft.com/office/word/2010/wordprocessingInk" xmlns:wne="http://schemas.microsoft.com/office/word/2006/wordml" xmlns:wps="http://schemas.microsoft.com/office/word/2010/wordprocessingShape" mc:Ignorable="w14 w15 w16se w16cid w16 w16cex w16sdtdh wp14">
+<w:endnotes xmlns:wpc="http://schemas.microsoft.com/office/word/2010/wordprocessingCanvas" xmlns:cx="http://schemas.microsoft.com/office/drawing/2014/chartex" xmlns:cx1="http://schemas.microsoft.com/office/drawing/2015/9/8/chartex" xmlns:cx2="http://schemas.microsoft.com/office/drawing/2015/10/21/chartex" xmlns:cx3="http://schemas.microsoft.com/office/drawing/2016/5/9/chartex" xmlns:cx4="http://schemas.microsoft.com/office/drawing/2016/5/10/chartex" xmlns:cx5="http://schemas.microsoft.com/office/drawing/2016/5/11/chartex" xmlns:cx6="http://schemas.microsoft.com/office/drawing/2016/5/12/chartex" xmlns:cx7="http://schemas.microsoft.com/office/drawing/2016/5/13/chartex" xmlns:cx8="http://schemas.microsoft.com/office/drawing/2016/5/14/chartex" xmlns:mc="http://schemas.openxmlformats.org/markup-compatibility/2006" xmlns:aink="http://schemas.microsoft.com/office/drawing/2016/ink" xmlns:am3d="http://schemas.microsoft.com/office/drawing/2017/model3d" xmlns:o="urn:schemas-microsoft-com:office:office" xmlns:oel="http://schemas.microsoft.com/office/2019/extlst" xmlns:r="http://schemas.openxmlformats.org/officeDocument/2006/relationships" xmlns:m="http://schemas.openxmlformats.org/officeDocument/2006/math" xmlns:v="urn:schemas-microsoft-com:vml" xmlns:wp14="http://schemas.microsoft.com/office/word/2010/wordprocessingDrawing" xmlns:wp="http://schemas.openxmlformats.org/drawingml/2006/wordprocessingDrawing" xmlns:w10="urn:schemas-microsoft-com:office:word" xmlns:w="http://schemas.openxmlformats.org/wordprocessingml/2006/main" xmlns:w14="http://schemas.microsoft.com/office/word/2010/wordml" xmlns:w15="http://schemas.microsoft.com/office/word/2012/wordml" xmlns:w16cex="http://schemas.microsoft.com/office/word/2018/wordml/cex" xmlns:w16cid="http://schemas.microsoft.com/office/word/2016/wordml/cid" xmlns:w16="http://schemas.microsoft.com/office/word/2018/wordml" xmlns:w16du="http://schemas.microsoft.com/office/word/2023/wordml/word16du" xmlns:w16sdtdh="http://schemas.microsoft.com/office/word/2020/wordml/sdtdatahash" xmlns:w16se="http://schemas.microsoft.com/office/word/2015/wordml/symex" xmlns:wpg="http://schemas.microsoft.com/office/word/2010/wordprocessingGroup" xmlns:wpi="http://schemas.microsoft.com/office/word/2010/wordprocessingInk" xmlns:wne="http://schemas.microsoft.com/office/word/2006/wordml" xmlns:wps="http://schemas.microsoft.com/office/word/2010/wordprocessingShape" mc:Ignorable="w14 w15 w16se w16cid w16 w16cex w16sdtdh wp14">
   <w:endnote w:type="separator" w:id="-1">
     <w:p>
       <w:pPr>
@@ -25693,7 +23333,7 @@
 </file>
 
 <file path=word/footnotes.xml><?xml version="1.0" encoding="utf-8"?>
-<w:footnotes xmlns:wpc="http://schemas.microsoft.com/office/word/2010/wordprocessingCanvas" xmlns:cx="http://schemas.microsoft.com/office/drawing/2014/chartex" xmlns:cx1="http://schemas.microsoft.com/office/drawing/2015/9/8/chartex" xmlns:cx2="http://schemas.microsoft.com/office/drawing/2015/10/21/chartex" xmlns:cx3="http://schemas.microsoft.com/office/drawing/2016/5/9/chartex" xmlns:cx4="http://schemas.microsoft.com/office/drawing/2016/5/10/chartex" xmlns:cx5="http://schemas.microsoft.com/office/drawing/2016/5/11/chartex" xmlns:cx6="http://schemas.microsoft.com/office/drawing/2016/5/12/chartex" xmlns:cx7="http://schemas.microsoft.com/office/drawing/2016/5/13/chartex" xmlns:cx8="http://schemas.microsoft.com/office/drawing/2016/5/14/chartex" xmlns:mc="http://schemas.openxmlformats.org/markup-compatibility/2006" xmlns:aink="http://schemas.microsoft.com/office/drawing/2016/ink" xmlns:am3d="http://schemas.microsoft.com/office/drawing/2017/model3d" xmlns:o="urn:schemas-microsoft-com:office:office" xmlns:oel="http://schemas.microsoft.com/office/2019/extlst" xmlns:r="http://schemas.openxmlformats.org/officeDocument/2006/relationships" xmlns:m="http://schemas.openxmlformats.org/officeDocument/2006/math" xmlns:v="urn:schemas-microsoft-com:vml" xmlns:wp14="http://schemas.microsoft.com/office/word/2010/wordprocessingDrawing" xmlns:wp="http://schemas.openxmlformats.org/drawingml/2006/wordprocessingDrawing" xmlns:w10="urn:schemas-microsoft-com:office:word" xmlns:w="http://schemas.openxmlformats.org/wordprocessingml/2006/main" xmlns:w14="http://schemas.microsoft.com/office/word/2010/wordml" xmlns:w15="http://schemas.microsoft.com/office/word/2012/wordml" xmlns:w16cex="http://schemas.microsoft.com/office/word/2018/wordml/cex" xmlns:w16cid="http://schemas.microsoft.com/office/word/2016/wordml/cid" xmlns:w16="http://schemas.microsoft.com/office/word/2018/wordml" xmlns:w16sdtdh="http://schemas.microsoft.com/office/word/2020/wordml/sdtdatahash" xmlns:w16se="http://schemas.microsoft.com/office/word/2015/wordml/symex" xmlns:wpg="http://schemas.microsoft.com/office/word/2010/wordprocessingGroup" xmlns:wpi="http://schemas.microsoft.com/office/word/2010/wordprocessingInk" xmlns:wne="http://schemas.microsoft.com/office/word/2006/wordml" xmlns:wps="http://schemas.microsoft.com/office/word/2010/wordprocessingShape" mc:Ignorable="w14 w15 w16se w16cid w16 w16cex w16sdtdh wp14">
+<w:footnotes xmlns:wpc="http://schemas.microsoft.com/office/word/2010/wordprocessingCanvas" xmlns:cx="http://schemas.microsoft.com/office/drawing/2014/chartex" xmlns:cx1="http://schemas.microsoft.com/office/drawing/2015/9/8/chartex" xmlns:cx2="http://schemas.microsoft.com/office/drawing/2015/10/21/chartex" xmlns:cx3="http://schemas.microsoft.com/office/drawing/2016/5/9/chartex" xmlns:cx4="http://schemas.microsoft.com/office/drawing/2016/5/10/chartex" xmlns:cx5="http://schemas.microsoft.com/office/drawing/2016/5/11/chartex" xmlns:cx6="http://schemas.microsoft.com/office/drawing/2016/5/12/chartex" xmlns:cx7="http://schemas.microsoft.com/office/drawing/2016/5/13/chartex" xmlns:cx8="http://schemas.microsoft.com/office/drawing/2016/5/14/chartex" xmlns:mc="http://schemas.openxmlformats.org/markup-compatibility/2006" xmlns:aink="http://schemas.microsoft.com/office/drawing/2016/ink" xmlns:am3d="http://schemas.microsoft.com/office/drawing/2017/model3d" xmlns:o="urn:schemas-microsoft-com:office:office" xmlns:oel="http://schemas.microsoft.com/office/2019/extlst" xmlns:r="http://schemas.openxmlformats.org/officeDocument/2006/relationships" xmlns:m="http://schemas.openxmlformats.org/officeDocument/2006/math" xmlns:v="urn:schemas-microsoft-com:vml" xmlns:wp14="http://schemas.microsoft.com/office/word/2010/wordprocessingDrawing" xmlns:wp="http://schemas.openxmlformats.org/drawingml/2006/wordprocessingDrawing" xmlns:w10="urn:schemas-microsoft-com:office:word" xmlns:w="http://schemas.openxmlformats.org/wordprocessingml/2006/main" xmlns:w14="http://schemas.microsoft.com/office/word/2010/wordml" xmlns:w15="http://schemas.microsoft.com/office/word/2012/wordml" xmlns:w16cex="http://schemas.microsoft.com/office/word/2018/wordml/cex" xmlns:w16cid="http://schemas.microsoft.com/office/word/2016/wordml/cid" xmlns:w16="http://schemas.microsoft.com/office/word/2018/wordml" xmlns:w16du="http://schemas.microsoft.com/office/word/2023/wordml/word16du" xmlns:w16sdtdh="http://schemas.microsoft.com/office/word/2020/wordml/sdtdatahash" xmlns:w16se="http://schemas.microsoft.com/office/word/2015/wordml/symex" xmlns:wpg="http://schemas.microsoft.com/office/word/2010/wordprocessingGroup" xmlns:wpi="http://schemas.microsoft.com/office/word/2010/wordprocessingInk" xmlns:wne="http://schemas.microsoft.com/office/word/2006/wordml" xmlns:wps="http://schemas.microsoft.com/office/word/2010/wordprocessingShape" mc:Ignorable="w14 w15 w16se w16cid w16 w16cex w16sdtdh wp14">
   <w:footnote w:type="separator" w:id="-1">
     <w:p>
       <w:pPr>
@@ -25718,7 +23358,7 @@
 </file>
 
 <file path=word/numbering.xml><?xml version="1.0" encoding="utf-8"?>
-<w:numbering xmlns:wpc="http://schemas.microsoft.com/office/word/2010/wordprocessingCanvas" xmlns:cx="http://schemas.microsoft.com/office/drawing/2014/chartex" xmlns:cx1="http://schemas.microsoft.com/office/drawing/2015/9/8/chartex" xmlns:cx2="http://schemas.microsoft.com/office/drawing/2015/10/21/chartex" xmlns:cx3="http://schemas.microsoft.com/office/drawing/2016/5/9/chartex" xmlns:cx4="http://schemas.microsoft.com/office/drawing/2016/5/10/chartex" xmlns:cx5="http://schemas.microsoft.com/office/drawing/2016/5/11/chartex" xmlns:cx6="http://schemas.microsoft.com/office/drawing/2016/5/12/chartex" xmlns:cx7="http://schemas.microsoft.com/office/drawing/2016/5/13/chartex" xmlns:cx8="http://schemas.microsoft.com/office/drawing/2016/5/14/chartex" xmlns:mc="http://schemas.openxmlformats.org/markup-compatibility/2006" xmlns:aink="http://schemas.microsoft.com/office/drawing/2016/ink" xmlns:am3d="http://schemas.microsoft.com/office/drawing/2017/model3d" xmlns:o="urn:schemas-microsoft-com:office:office" xmlns:oel="http://schemas.microsoft.com/office/2019/extlst" xmlns:r="http://schemas.openxmlformats.org/officeDocument/2006/relationships" xmlns:m="http://schemas.openxmlformats.org/officeDocument/2006/math" xmlns:v="urn:schemas-microsoft-com:vml" xmlns:wp14="http://schemas.microsoft.com/office/word/2010/wordprocessingDrawing" xmlns:wp="http://schemas.openxmlformats.org/drawingml/2006/wordprocessingDrawing" xmlns:w10="urn:schemas-microsoft-com:office:word" xmlns:w="http://schemas.openxmlformats.org/wordprocessingml/2006/main" xmlns:w14="http://schemas.microsoft.com/office/word/2010/wordml" xmlns:w15="http://schemas.microsoft.com/office/word/2012/wordml" xmlns:w16cex="http://schemas.microsoft.com/office/word/2018/wordml/cex" xmlns:w16cid="http://schemas.microsoft.com/office/word/2016/wordml/cid" xmlns:w16="http://schemas.microsoft.com/office/word/2018/wordml" xmlns:w16sdtdh="http://schemas.microsoft.com/office/word/2020/wordml/sdtdatahash" xmlns:w16se="http://schemas.microsoft.com/office/word/2015/wordml/symex" xmlns:wpg="http://schemas.microsoft.com/office/word/2010/wordprocessingGroup" xmlns:wpi="http://schemas.microsoft.com/office/word/2010/wordprocessingInk" xmlns:wne="http://schemas.microsoft.com/office/word/2006/wordml" xmlns:wps="http://schemas.microsoft.com/office/word/2010/wordprocessingShape" mc:Ignorable="w14 w15 w16se w16cid w16 w16cex w16sdtdh wp14">
+<w:numbering xmlns:wpc="http://schemas.microsoft.com/office/word/2010/wordprocessingCanvas" xmlns:cx="http://schemas.microsoft.com/office/drawing/2014/chartex" xmlns:cx1="http://schemas.microsoft.com/office/drawing/2015/9/8/chartex" xmlns:cx2="http://schemas.microsoft.com/office/drawing/2015/10/21/chartex" xmlns:cx3="http://schemas.microsoft.com/office/drawing/2016/5/9/chartex" xmlns:cx4="http://schemas.microsoft.com/office/drawing/2016/5/10/chartex" xmlns:cx5="http://schemas.microsoft.com/office/drawing/2016/5/11/chartex" xmlns:cx6="http://schemas.microsoft.com/office/drawing/2016/5/12/chartex" xmlns:cx7="http://schemas.microsoft.com/office/drawing/2016/5/13/chartex" xmlns:cx8="http://schemas.microsoft.com/office/drawing/2016/5/14/chartex" xmlns:mc="http://schemas.openxmlformats.org/markup-compatibility/2006" xmlns:aink="http://schemas.microsoft.com/office/drawing/2016/ink" xmlns:am3d="http://schemas.microsoft.com/office/drawing/2017/model3d" xmlns:o="urn:schemas-microsoft-com:office:office" xmlns:oel="http://schemas.microsoft.com/office/2019/extlst" xmlns:r="http://schemas.openxmlformats.org/officeDocument/2006/relationships" xmlns:m="http://schemas.openxmlformats.org/officeDocument/2006/math" xmlns:v="urn:schemas-microsoft-com:vml" xmlns:wp14="http://schemas.microsoft.com/office/word/2010/wordprocessingDrawing" xmlns:wp="http://schemas.openxmlformats.org/drawingml/2006/wordprocessingDrawing" xmlns:w10="urn:schemas-microsoft-com:office:word" xmlns:w="http://schemas.openxmlformats.org/wordprocessingml/2006/main" xmlns:w14="http://schemas.microsoft.com/office/word/2010/wordml" xmlns:w15="http://schemas.microsoft.com/office/word/2012/wordml" xmlns:w16cex="http://schemas.microsoft.com/office/word/2018/wordml/cex" xmlns:w16cid="http://schemas.microsoft.com/office/word/2016/wordml/cid" xmlns:w16="http://schemas.microsoft.com/office/word/2018/wordml" xmlns:w16du="http://schemas.microsoft.com/office/word/2023/wordml/word16du" xmlns:w16sdtdh="http://schemas.microsoft.com/office/word/2020/wordml/sdtdatahash" xmlns:w16se="http://schemas.microsoft.com/office/word/2015/wordml/symex" xmlns:wpg="http://schemas.microsoft.com/office/word/2010/wordprocessingGroup" xmlns:wpi="http://schemas.microsoft.com/office/word/2010/wordprocessingInk" xmlns:wne="http://schemas.microsoft.com/office/word/2006/wordml" xmlns:wps="http://schemas.microsoft.com/office/word/2010/wordprocessingShape" mc:Ignorable="w14 w15 w16se w16cid w16 w16cex w16sdtdh wp14">
   <w:abstractNum w:abstractNumId="0" w15:restartNumberingAfterBreak="0">
     <w:nsid w:val="02791101"/>
     <w:multiLevelType w:val="multilevel"/>
@@ -27577,6 +25217,7 @@
   <w:style w:type="character" w:default="1" w:styleId="Fuentedeprrafopredeter">
     <w:name w:val="Default Paragraph Font"/>
     <w:uiPriority w:val="1"/>
+    <w:semiHidden/>
     <w:unhideWhenUsed/>
   </w:style>
   <w:style w:type="table" w:default="1" w:styleId="Tablanormal">

--- a/Avance_Colque_Fernandez.docx
+++ b/Avance_Colque_Fernandez.docx
@@ -849,26 +849,77 @@
           <w:szCs w:val="24"/>
           <w:lang w:val="es-ES"/>
         </w:rPr>
-        <w:t>Flex es una herramienta que se utiliza para generar analizadores léxicos o scanners. Su función principal es analizar un flujo de texto (como un programa fuente) y dividirlo en tokens, que son unidades léxicas significativas. Estos tokens pueden ser palabras clave, identificadores, números, operadores, símbolos, etc.</w:t>
-      </w:r>
-    </w:p>
-    <w:p>
-      <w:pPr>
-        <w:rPr>
-          <w:rFonts w:ascii="Arial" w:hAnsi="Arial" w:cs="Arial"/>
-          <w:sz w:val="24"/>
-          <w:szCs w:val="24"/>
-          <w:lang w:val="es-ES"/>
-        </w:rPr>
-      </w:pPr>
-      <w:r>
-        <w:rPr>
-          <w:rFonts w:ascii="Arial" w:hAnsi="Arial" w:cs="Arial"/>
-          <w:sz w:val="24"/>
-          <w:szCs w:val="24"/>
-          <w:lang w:val="es-ES"/>
-        </w:rPr>
-        <w:t>Bison es una herramienta que se utiliza para generar analizadores sintácticos o parsers. Su función principal es analizar la estructura gramatical de un lenguaje de programación o un formato de datos y construir un árbol de sintaxis abstracta (AST) que represente esa estructura.</w:t>
+        <w:t xml:space="preserve">Flex es una herramienta que se utiliza para generar analizadores léxicos o </w:t>
+      </w:r>
+      <w:proofErr w:type="spellStart"/>
+      <w:r>
+        <w:rPr>
+          <w:rFonts w:ascii="Arial" w:hAnsi="Arial" w:cs="Arial"/>
+          <w:sz w:val="24"/>
+          <w:szCs w:val="24"/>
+          <w:lang w:val="es-ES"/>
+        </w:rPr>
+        <w:t>scanners</w:t>
+      </w:r>
+      <w:proofErr w:type="spellEnd"/>
+      <w:r>
+        <w:rPr>
+          <w:rFonts w:ascii="Arial" w:hAnsi="Arial" w:cs="Arial"/>
+          <w:sz w:val="24"/>
+          <w:szCs w:val="24"/>
+          <w:lang w:val="es-ES"/>
+        </w:rPr>
+        <w:t>. Su función principal es analizar un flujo de texto (como un programa fuente) y dividirlo en tokens, que son unidades léxicas significativas. Estos tokens pueden ser palabras clave, identificadores, números, operadores, símbolos, etc.</w:t>
+      </w:r>
+    </w:p>
+    <w:p>
+      <w:pPr>
+        <w:rPr>
+          <w:rFonts w:ascii="Arial" w:hAnsi="Arial" w:cs="Arial"/>
+          <w:sz w:val="24"/>
+          <w:szCs w:val="24"/>
+          <w:lang w:val="es-ES"/>
+        </w:rPr>
+      </w:pPr>
+      <w:proofErr w:type="spellStart"/>
+      <w:r>
+        <w:rPr>
+          <w:rFonts w:ascii="Arial" w:hAnsi="Arial" w:cs="Arial"/>
+          <w:sz w:val="24"/>
+          <w:szCs w:val="24"/>
+          <w:lang w:val="es-ES"/>
+        </w:rPr>
+        <w:t>Bison</w:t>
+      </w:r>
+      <w:proofErr w:type="spellEnd"/>
+      <w:r>
+        <w:rPr>
+          <w:rFonts w:ascii="Arial" w:hAnsi="Arial" w:cs="Arial"/>
+          <w:sz w:val="24"/>
+          <w:szCs w:val="24"/>
+          <w:lang w:val="es-ES"/>
+        </w:rPr>
+        <w:t xml:space="preserve"> es una herramienta que se utiliza para generar analizadores sintácticos o </w:t>
+      </w:r>
+      <w:proofErr w:type="spellStart"/>
+      <w:r>
+        <w:rPr>
+          <w:rFonts w:ascii="Arial" w:hAnsi="Arial" w:cs="Arial"/>
+          <w:sz w:val="24"/>
+          <w:szCs w:val="24"/>
+          <w:lang w:val="es-ES"/>
+        </w:rPr>
+        <w:t>parsers</w:t>
+      </w:r>
+      <w:proofErr w:type="spellEnd"/>
+      <w:r>
+        <w:rPr>
+          <w:rFonts w:ascii="Arial" w:hAnsi="Arial" w:cs="Arial"/>
+          <w:sz w:val="24"/>
+          <w:szCs w:val="24"/>
+          <w:lang w:val="es-ES"/>
+        </w:rPr>
+        <w:t>. Su función principal es analizar la estructura gramatical de un lenguaje de programación o un formato de datos y construir un árbol de sintaxis abstracta (AST) que represente esa estructura.</w:t>
       </w:r>
     </w:p>
     <w:p>
@@ -1165,17 +1216,28 @@
           <w:szCs w:val="32"/>
           <w:lang w:val="es-AR"/>
         </w:rPr>
-        <w:t xml:space="preserve"> Q</w:t>
-      </w:r>
+        <w:t xml:space="preserve"> </w:t>
+      </w:r>
+      <w:proofErr w:type="spellStart"/>
       <w:r>
         <w:rPr>
           <w:rFonts w:ascii="Arial" w:eastAsia="Times New Roman" w:hAnsi="Arial" w:cs="Arial"/>
+          <w:sz w:val="32"/>
+          <w:szCs w:val="32"/>
+          <w:lang w:val="es-AR"/>
+        </w:rPr>
+        <w:t>Q</w:t>
+      </w:r>
+      <w:r>
+        <w:rPr>
+          <w:rFonts w:ascii="Arial" w:eastAsia="Times New Roman" w:hAnsi="Arial" w:cs="Arial"/>
           <w:sz w:val="24"/>
           <w:szCs w:val="24"/>
           <w:lang w:val="es-AR"/>
         </w:rPr>
         <w:t>x</w:t>
       </w:r>
+      <w:proofErr w:type="spellEnd"/>
       <w:r>
         <w:rPr>
           <w:rFonts w:ascii="Arial" w:eastAsia="Times New Roman" w:hAnsi="Arial" w:cs="Arial"/>
@@ -1640,24 +1702,17 @@
           <w:szCs w:val="32"/>
           <w:lang w:val="es-AR"/>
         </w:rPr>
-        <w:t xml:space="preserve"> Q</w:t>
-      </w:r>
-      <w:r>
-        <w:rPr>
-          <w:rFonts w:ascii="Arial" w:eastAsia="Times New Roman" w:hAnsi="Arial" w:cs="Arial"/>
-          <w:sz w:val="24"/>
-          <w:szCs w:val="24"/>
-          <w:lang w:val="es-AR"/>
-        </w:rPr>
-        <w:t>x</w:t>
-      </w:r>
+        <w:t xml:space="preserve"> </w:t>
+      </w:r>
+      <w:proofErr w:type="spellStart"/>
       <w:r>
         <w:rPr>
           <w:rFonts w:ascii="Arial" w:eastAsia="Times New Roman" w:hAnsi="Arial" w:cs="Arial"/>
           <w:sz w:val="32"/>
           <w:szCs w:val="32"/>
-        </w:rPr>
-        <w:t>Σ</w:t>
+          <w:lang w:val="es-AR"/>
+        </w:rPr>
+        <w:t>Q</w:t>
       </w:r>
       <w:r>
         <w:rPr>
@@ -1668,14 +1723,43 @@
         </w:rPr>
         <w:t>x</w:t>
       </w:r>
-      <w:r>
-        <w:rPr>
-          <w:rFonts w:ascii="Arial" w:hAnsi="Arial" w:cs="Arial"/>
+      <w:proofErr w:type="spellEnd"/>
+      <w:r>
+        <w:rPr>
+          <w:rFonts w:ascii="Arial" w:eastAsia="Times New Roman" w:hAnsi="Arial" w:cs="Arial"/>
           <w:sz w:val="32"/>
           <w:szCs w:val="32"/>
-          <w:lang w:val="es-AR"/>
-        </w:rPr>
-        <w:t xml:space="preserve">Q </w:t>
+        </w:rPr>
+        <w:t>Σ</w:t>
+      </w:r>
+      <w:proofErr w:type="spellStart"/>
+      <w:r>
+        <w:rPr>
+          <w:rFonts w:ascii="Arial" w:eastAsia="Times New Roman" w:hAnsi="Arial" w:cs="Arial"/>
+          <w:sz w:val="24"/>
+          <w:szCs w:val="24"/>
+          <w:lang w:val="es-AR"/>
+        </w:rPr>
+        <w:t>x</w:t>
+      </w:r>
+      <w:r>
+        <w:rPr>
+          <w:rFonts w:ascii="Arial" w:hAnsi="Arial" w:cs="Arial"/>
+          <w:sz w:val="32"/>
+          <w:szCs w:val="32"/>
+          <w:lang w:val="es-AR"/>
+        </w:rPr>
+        <w:t>Q</w:t>
+      </w:r>
+      <w:proofErr w:type="spellEnd"/>
+      <w:r>
+        <w:rPr>
+          <w:rFonts w:ascii="Arial" w:hAnsi="Arial" w:cs="Arial"/>
+          <w:sz w:val="32"/>
+          <w:szCs w:val="32"/>
+          <w:lang w:val="es-AR"/>
+        </w:rPr>
+        <w:t xml:space="preserve"> </w:t>
       </w:r>
       <w:r>
         <w:rPr>
@@ -3726,6 +3810,7 @@
         </w:rPr>
         <w:t>(</w:t>
       </w:r>
+      <w:proofErr w:type="spellStart"/>
       <w:r>
         <w:rPr>
           <w:rFonts w:ascii="Arial" w:hAnsi="Arial" w:cs="Arial"/>
@@ -3748,6 +3833,7 @@
         </w:rPr>
         <w:t>,a</w:t>
       </w:r>
+      <w:proofErr w:type="spellEnd"/>
       <w:r>
         <w:rPr>
           <w:rFonts w:ascii="Arial" w:eastAsia="Times New Roman" w:hAnsi="Arial" w:cs="Arial"/>
@@ -3998,6 +4084,8 @@
         </w:rPr>
         <w:t>(</w:t>
       </w:r>
+      <w:proofErr w:type="spellStart"/>
+      <w:proofErr w:type="gramStart"/>
       <w:r>
         <w:rPr>
           <w:rFonts w:ascii="Arial" w:hAnsi="Arial" w:cs="Arial"/>
@@ -4020,6 +4108,8 @@
         </w:rPr>
         <w:t>,a</w:t>
       </w:r>
+      <w:proofErr w:type="spellEnd"/>
+      <w:proofErr w:type="gramEnd"/>
       <w:r>
         <w:rPr>
           <w:rFonts w:ascii="Arial" w:eastAsia="Times New Roman" w:hAnsi="Arial" w:cs="Arial"/>
@@ -4055,7 +4145,27 @@
           <w:szCs w:val="24"/>
           <w:lang w:val="es-AR"/>
         </w:rPr>
-        <w:t xml:space="preserve">(q,a) </w:t>
+        <w:t>(</w:t>
+      </w:r>
+      <w:proofErr w:type="spellStart"/>
+      <w:r>
+        <w:rPr>
+          <w:rFonts w:ascii="Arial" w:eastAsia="Times New Roman" w:hAnsi="Arial" w:cs="Arial"/>
+          <w:sz w:val="24"/>
+          <w:szCs w:val="24"/>
+          <w:lang w:val="es-AR"/>
+        </w:rPr>
+        <w:t>q,a</w:t>
+      </w:r>
+      <w:proofErr w:type="spellEnd"/>
+      <w:r>
+        <w:rPr>
+          <w:rFonts w:ascii="Arial" w:eastAsia="Times New Roman" w:hAnsi="Arial" w:cs="Arial"/>
+          <w:sz w:val="24"/>
+          <w:szCs w:val="24"/>
+          <w:lang w:val="es-AR"/>
+        </w:rPr>
+        <w:t xml:space="preserve">) </w:t>
       </w:r>
       <w:r>
         <w:rPr>
@@ -4262,6 +4372,7 @@
         </w:rPr>
         <w:t>(</w:t>
       </w:r>
+      <w:proofErr w:type="spellStart"/>
       <w:r>
         <w:rPr>
           <w:rFonts w:ascii="Arial" w:hAnsi="Arial" w:cs="Arial"/>
@@ -4284,6 +4395,7 @@
         </w:rPr>
         <w:t>,a</w:t>
       </w:r>
+      <w:proofErr w:type="spellEnd"/>
       <w:r>
         <w:rPr>
           <w:rFonts w:ascii="Arial" w:eastAsia="Times New Roman" w:hAnsi="Arial" w:cs="Arial"/>
@@ -4813,6 +4925,7 @@
           <w:lang w:val="es-AR"/>
         </w:rPr>
       </w:pPr>
+      <w:proofErr w:type="spellStart"/>
       <w:r>
         <w:rPr>
           <w:rFonts w:ascii="Consolas" w:eastAsia="Times New Roman" w:hAnsi="Consolas" w:cs="Times New Roman"/>
@@ -4823,6 +4936,7 @@
         </w:rPr>
         <w:t>tData</w:t>
       </w:r>
+      <w:proofErr w:type="spellEnd"/>
       <w:r>
         <w:rPr>
           <w:rFonts w:ascii="Consolas" w:eastAsia="Times New Roman" w:hAnsi="Consolas" w:cs="Times New Roman"/>
@@ -4833,6 +4947,7 @@
         </w:rPr>
         <w:t xml:space="preserve"> </w:t>
       </w:r>
+      <w:proofErr w:type="spellStart"/>
       <w:r>
         <w:rPr>
           <w:rFonts w:ascii="Consolas" w:eastAsia="Times New Roman" w:hAnsi="Consolas" w:cs="Times New Roman"/>
@@ -4843,6 +4958,7 @@
         </w:rPr>
         <w:t>ConversionAFD</w:t>
       </w:r>
+      <w:proofErr w:type="spellEnd"/>
       <w:r>
         <w:rPr>
           <w:rFonts w:ascii="Consolas" w:eastAsia="Times New Roman" w:hAnsi="Consolas" w:cs="Times New Roman"/>
@@ -4853,6 +4969,7 @@
         </w:rPr>
         <w:t>(</w:t>
       </w:r>
+      <w:proofErr w:type="spellStart"/>
       <w:r>
         <w:rPr>
           <w:rFonts w:ascii="Consolas" w:eastAsia="Times New Roman" w:hAnsi="Consolas" w:cs="Times New Roman"/>
@@ -4863,6 +4980,7 @@
         </w:rPr>
         <w:t>tData</w:t>
       </w:r>
+      <w:proofErr w:type="spellEnd"/>
       <w:r>
         <w:rPr>
           <w:rFonts w:ascii="Consolas" w:eastAsia="Times New Roman" w:hAnsi="Consolas" w:cs="Times New Roman"/>
@@ -4938,6 +5056,7 @@
         </w:rPr>
         <w:t xml:space="preserve">    </w:t>
       </w:r>
+      <w:proofErr w:type="spellStart"/>
       <w:r>
         <w:rPr>
           <w:rFonts w:ascii="Consolas" w:eastAsia="Times New Roman" w:hAnsi="Consolas" w:cs="Times New Roman"/>
@@ -4947,6 +5066,7 @@
         </w:rPr>
         <w:t>tData</w:t>
       </w:r>
+      <w:proofErr w:type="spellEnd"/>
       <w:r>
         <w:rPr>
           <w:rFonts w:ascii="Consolas" w:eastAsia="Times New Roman" w:hAnsi="Consolas" w:cs="Times New Roman"/>
@@ -4956,6 +5076,7 @@
         </w:rPr>
         <w:t xml:space="preserve"> </w:t>
       </w:r>
+      <w:proofErr w:type="spellStart"/>
       <w:r>
         <w:rPr>
           <w:rFonts w:ascii="Consolas" w:eastAsia="Times New Roman" w:hAnsi="Consolas" w:cs="Times New Roman"/>
@@ -4965,6 +5086,7 @@
         </w:rPr>
         <w:t>sigmaND</w:t>
       </w:r>
+      <w:proofErr w:type="spellEnd"/>
       <w:r>
         <w:rPr>
           <w:rFonts w:ascii="Consolas" w:eastAsia="Times New Roman" w:hAnsi="Consolas" w:cs="Times New Roman"/>
@@ -4992,6 +5114,8 @@
         </w:rPr>
         <w:t xml:space="preserve"> </w:t>
       </w:r>
+      <w:proofErr w:type="spellStart"/>
+      <w:proofErr w:type="gramStart"/>
       <w:r>
         <w:rPr>
           <w:rFonts w:ascii="Consolas" w:eastAsia="Times New Roman" w:hAnsi="Consolas" w:cs="Times New Roman"/>
@@ -5001,6 +5125,7 @@
         </w:rPr>
         <w:t>returnElem</w:t>
       </w:r>
+      <w:proofErr w:type="spellEnd"/>
       <w:r>
         <w:rPr>
           <w:rFonts w:ascii="Consolas" w:eastAsia="Times New Roman" w:hAnsi="Consolas" w:cs="Times New Roman"/>
@@ -5010,6 +5135,7 @@
         </w:rPr>
         <w:t>(</w:t>
       </w:r>
+      <w:proofErr w:type="gramEnd"/>
       <w:r>
         <w:rPr>
           <w:rFonts w:ascii="Consolas" w:eastAsia="Times New Roman" w:hAnsi="Consolas" w:cs="Times New Roman"/>
@@ -5067,6 +5193,7 @@
         </w:rPr>
         <w:t xml:space="preserve">    </w:t>
       </w:r>
+      <w:proofErr w:type="spellStart"/>
       <w:r>
         <w:rPr>
           <w:rFonts w:ascii="Consolas" w:eastAsia="Times New Roman" w:hAnsi="Consolas" w:cs="Times New Roman"/>
@@ -5076,6 +5203,7 @@
         </w:rPr>
         <w:t>tData</w:t>
       </w:r>
+      <w:proofErr w:type="spellEnd"/>
       <w:r>
         <w:rPr>
           <w:rFonts w:ascii="Consolas" w:eastAsia="Times New Roman" w:hAnsi="Consolas" w:cs="Times New Roman"/>
@@ -5085,6 +5213,7 @@
         </w:rPr>
         <w:t xml:space="preserve"> </w:t>
       </w:r>
+      <w:proofErr w:type="spellStart"/>
       <w:r>
         <w:rPr>
           <w:rFonts w:ascii="Consolas" w:eastAsia="Times New Roman" w:hAnsi="Consolas" w:cs="Times New Roman"/>
@@ -5094,6 +5223,7 @@
         </w:rPr>
         <w:t>transitionsND</w:t>
       </w:r>
+      <w:proofErr w:type="spellEnd"/>
       <w:r>
         <w:rPr>
           <w:rFonts w:ascii="Consolas" w:eastAsia="Times New Roman" w:hAnsi="Consolas" w:cs="Times New Roman"/>
@@ -5121,6 +5251,8 @@
         </w:rPr>
         <w:t xml:space="preserve"> </w:t>
       </w:r>
+      <w:proofErr w:type="spellStart"/>
+      <w:proofErr w:type="gramStart"/>
       <w:r>
         <w:rPr>
           <w:rFonts w:ascii="Consolas" w:eastAsia="Times New Roman" w:hAnsi="Consolas" w:cs="Times New Roman"/>
@@ -5130,6 +5262,7 @@
         </w:rPr>
         <w:t>returnElem</w:t>
       </w:r>
+      <w:proofErr w:type="spellEnd"/>
       <w:r>
         <w:rPr>
           <w:rFonts w:ascii="Consolas" w:eastAsia="Times New Roman" w:hAnsi="Consolas" w:cs="Times New Roman"/>
@@ -5139,6 +5272,7 @@
         </w:rPr>
         <w:t>(</w:t>
       </w:r>
+      <w:proofErr w:type="gramEnd"/>
       <w:r>
         <w:rPr>
           <w:rFonts w:ascii="Consolas" w:eastAsia="Times New Roman" w:hAnsi="Consolas" w:cs="Times New Roman"/>
@@ -5196,6 +5330,7 @@
         </w:rPr>
         <w:t xml:space="preserve">    </w:t>
       </w:r>
+      <w:proofErr w:type="spellStart"/>
       <w:r>
         <w:rPr>
           <w:rFonts w:ascii="Consolas" w:eastAsia="Times New Roman" w:hAnsi="Consolas" w:cs="Times New Roman"/>
@@ -5205,6 +5340,7 @@
         </w:rPr>
         <w:t>tData</w:t>
       </w:r>
+      <w:proofErr w:type="spellEnd"/>
       <w:r>
         <w:rPr>
           <w:rFonts w:ascii="Consolas" w:eastAsia="Times New Roman" w:hAnsi="Consolas" w:cs="Times New Roman"/>
@@ -5214,6 +5350,7 @@
         </w:rPr>
         <w:t xml:space="preserve"> </w:t>
       </w:r>
+      <w:proofErr w:type="spellStart"/>
       <w:r>
         <w:rPr>
           <w:rFonts w:ascii="Consolas" w:eastAsia="Times New Roman" w:hAnsi="Consolas" w:cs="Times New Roman"/>
@@ -5223,6 +5360,7 @@
         </w:rPr>
         <w:t>initialStateND</w:t>
       </w:r>
+      <w:proofErr w:type="spellEnd"/>
       <w:r>
         <w:rPr>
           <w:rFonts w:ascii="Consolas" w:eastAsia="Times New Roman" w:hAnsi="Consolas" w:cs="Times New Roman"/>
@@ -5250,6 +5388,8 @@
         </w:rPr>
         <w:t xml:space="preserve"> </w:t>
       </w:r>
+      <w:proofErr w:type="spellStart"/>
+      <w:proofErr w:type="gramStart"/>
       <w:r>
         <w:rPr>
           <w:rFonts w:ascii="Consolas" w:eastAsia="Times New Roman" w:hAnsi="Consolas" w:cs="Times New Roman"/>
@@ -5259,6 +5399,7 @@
         </w:rPr>
         <w:t>returnElem</w:t>
       </w:r>
+      <w:proofErr w:type="spellEnd"/>
       <w:r>
         <w:rPr>
           <w:rFonts w:ascii="Consolas" w:eastAsia="Times New Roman" w:hAnsi="Consolas" w:cs="Times New Roman"/>
@@ -5268,6 +5409,7 @@
         </w:rPr>
         <w:t>(</w:t>
       </w:r>
+      <w:proofErr w:type="gramEnd"/>
       <w:r>
         <w:rPr>
           <w:rFonts w:ascii="Consolas" w:eastAsia="Times New Roman" w:hAnsi="Consolas" w:cs="Times New Roman"/>
@@ -5325,6 +5467,7 @@
         </w:rPr>
         <w:t xml:space="preserve">    </w:t>
       </w:r>
+      <w:proofErr w:type="spellStart"/>
       <w:r>
         <w:rPr>
           <w:rFonts w:ascii="Consolas" w:eastAsia="Times New Roman" w:hAnsi="Consolas" w:cs="Times New Roman"/>
@@ -5334,6 +5477,7 @@
         </w:rPr>
         <w:t>tData</w:t>
       </w:r>
+      <w:proofErr w:type="spellEnd"/>
       <w:r>
         <w:rPr>
           <w:rFonts w:ascii="Consolas" w:eastAsia="Times New Roman" w:hAnsi="Consolas" w:cs="Times New Roman"/>
@@ -5343,6 +5487,7 @@
         </w:rPr>
         <w:t xml:space="preserve"> </w:t>
       </w:r>
+      <w:proofErr w:type="spellStart"/>
       <w:r>
         <w:rPr>
           <w:rFonts w:ascii="Consolas" w:eastAsia="Times New Roman" w:hAnsi="Consolas" w:cs="Times New Roman"/>
@@ -5352,6 +5497,7 @@
         </w:rPr>
         <w:t>acceptanceStatesND</w:t>
       </w:r>
+      <w:proofErr w:type="spellEnd"/>
       <w:r>
         <w:rPr>
           <w:rFonts w:ascii="Consolas" w:eastAsia="Times New Roman" w:hAnsi="Consolas" w:cs="Times New Roman"/>
@@ -5379,6 +5525,8 @@
         </w:rPr>
         <w:t xml:space="preserve"> </w:t>
       </w:r>
+      <w:proofErr w:type="spellStart"/>
+      <w:proofErr w:type="gramStart"/>
       <w:r>
         <w:rPr>
           <w:rFonts w:ascii="Consolas" w:eastAsia="Times New Roman" w:hAnsi="Consolas" w:cs="Times New Roman"/>
@@ -5388,6 +5536,7 @@
         </w:rPr>
         <w:t>returnElem</w:t>
       </w:r>
+      <w:proofErr w:type="spellEnd"/>
       <w:r>
         <w:rPr>
           <w:rFonts w:ascii="Consolas" w:eastAsia="Times New Roman" w:hAnsi="Consolas" w:cs="Times New Roman"/>
@@ -5397,6 +5546,7 @@
         </w:rPr>
         <w:t>(</w:t>
       </w:r>
+      <w:proofErr w:type="gramEnd"/>
       <w:r>
         <w:rPr>
           <w:rFonts w:ascii="Consolas" w:eastAsia="Times New Roman" w:hAnsi="Consolas" w:cs="Times New Roman"/>
@@ -5466,6 +5616,7 @@
         </w:rPr>
         <w:t xml:space="preserve">    </w:t>
       </w:r>
+      <w:proofErr w:type="spellStart"/>
       <w:r>
         <w:rPr>
           <w:rFonts w:ascii="Consolas" w:eastAsia="Times New Roman" w:hAnsi="Consolas" w:cs="Times New Roman"/>
@@ -5475,6 +5626,7 @@
         </w:rPr>
         <w:t>tData</w:t>
       </w:r>
+      <w:proofErr w:type="spellEnd"/>
       <w:r>
         <w:rPr>
           <w:rFonts w:ascii="Consolas" w:eastAsia="Times New Roman" w:hAnsi="Consolas" w:cs="Times New Roman"/>
@@ -5520,6 +5672,8 @@
         </w:rPr>
         <w:t xml:space="preserve"> </w:t>
       </w:r>
+      <w:proofErr w:type="spellStart"/>
+      <w:proofErr w:type="gramStart"/>
       <w:r>
         <w:rPr>
           <w:rFonts w:ascii="Consolas" w:eastAsia="Times New Roman" w:hAnsi="Consolas" w:cs="Times New Roman"/>
@@ -5529,6 +5683,7 @@
         </w:rPr>
         <w:t>newData</w:t>
       </w:r>
+      <w:proofErr w:type="spellEnd"/>
       <w:r>
         <w:rPr>
           <w:rFonts w:ascii="Consolas" w:eastAsia="Times New Roman" w:hAnsi="Consolas" w:cs="Times New Roman"/>
@@ -5538,6 +5693,7 @@
         </w:rPr>
         <w:t>(</w:t>
       </w:r>
+      <w:proofErr w:type="gramEnd"/>
       <w:r>
         <w:rPr>
           <w:rFonts w:ascii="Consolas" w:eastAsia="Times New Roman" w:hAnsi="Consolas" w:cs="Times New Roman"/>
@@ -5589,6 +5745,7 @@
         </w:rPr>
         <w:t xml:space="preserve">    </w:t>
       </w:r>
+      <w:proofErr w:type="spellStart"/>
       <w:r>
         <w:rPr>
           <w:rFonts w:ascii="Consolas" w:eastAsia="Times New Roman" w:hAnsi="Consolas" w:cs="Times New Roman"/>
@@ -5598,6 +5755,7 @@
         </w:rPr>
         <w:t>tData</w:t>
       </w:r>
+      <w:proofErr w:type="spellEnd"/>
       <w:r>
         <w:rPr>
           <w:rFonts w:ascii="Consolas" w:eastAsia="Times New Roman" w:hAnsi="Consolas" w:cs="Times New Roman"/>
@@ -5607,6 +5765,7 @@
         </w:rPr>
         <w:t xml:space="preserve"> </w:t>
       </w:r>
+      <w:proofErr w:type="spellStart"/>
       <w:r>
         <w:rPr>
           <w:rFonts w:ascii="Consolas" w:eastAsia="Times New Roman" w:hAnsi="Consolas" w:cs="Times New Roman"/>
@@ -5616,6 +5775,7 @@
         </w:rPr>
         <w:t>initialStateD</w:t>
       </w:r>
+      <w:proofErr w:type="spellEnd"/>
       <w:r>
         <w:rPr>
           <w:rFonts w:ascii="Consolas" w:eastAsia="Times New Roman" w:hAnsi="Consolas" w:cs="Times New Roman"/>
@@ -5643,6 +5803,8 @@
         </w:rPr>
         <w:t xml:space="preserve"> </w:t>
       </w:r>
+      <w:proofErr w:type="spellStart"/>
+      <w:proofErr w:type="gramStart"/>
       <w:r>
         <w:rPr>
           <w:rFonts w:ascii="Consolas" w:eastAsia="Times New Roman" w:hAnsi="Consolas" w:cs="Times New Roman"/>
@@ -5652,6 +5814,7 @@
         </w:rPr>
         <w:t>newNestedData</w:t>
       </w:r>
+      <w:proofErr w:type="spellEnd"/>
       <w:r>
         <w:rPr>
           <w:rFonts w:ascii="Consolas" w:eastAsia="Times New Roman" w:hAnsi="Consolas" w:cs="Times New Roman"/>
@@ -5661,6 +5824,8 @@
         </w:rPr>
         <w:t>(</w:t>
       </w:r>
+      <w:proofErr w:type="spellStart"/>
+      <w:proofErr w:type="gramEnd"/>
       <w:r>
         <w:rPr>
           <w:rFonts w:ascii="Consolas" w:eastAsia="Times New Roman" w:hAnsi="Consolas" w:cs="Times New Roman"/>
@@ -5670,6 +5835,7 @@
         </w:rPr>
         <w:t>initialStateND</w:t>
       </w:r>
+      <w:proofErr w:type="spellEnd"/>
       <w:r>
         <w:rPr>
           <w:rFonts w:ascii="Consolas" w:eastAsia="Times New Roman" w:hAnsi="Consolas" w:cs="Times New Roman"/>
@@ -5718,6 +5884,7 @@
         </w:rPr>
         <w:t xml:space="preserve">    </w:t>
       </w:r>
+      <w:proofErr w:type="spellStart"/>
       <w:r>
         <w:rPr>
           <w:rFonts w:ascii="Consolas" w:eastAsia="Times New Roman" w:hAnsi="Consolas" w:cs="Times New Roman"/>
@@ -5727,6 +5894,7 @@
         </w:rPr>
         <w:t>tData</w:t>
       </w:r>
+      <w:proofErr w:type="spellEnd"/>
       <w:r>
         <w:rPr>
           <w:rFonts w:ascii="Consolas" w:eastAsia="Times New Roman" w:hAnsi="Consolas" w:cs="Times New Roman"/>
@@ -5736,6 +5904,7 @@
         </w:rPr>
         <w:t xml:space="preserve"> </w:t>
       </w:r>
+      <w:proofErr w:type="spellStart"/>
       <w:r>
         <w:rPr>
           <w:rFonts w:ascii="Consolas" w:eastAsia="Times New Roman" w:hAnsi="Consolas" w:cs="Times New Roman"/>
@@ -5745,6 +5914,7 @@
         </w:rPr>
         <w:t>stateSetD</w:t>
       </w:r>
+      <w:proofErr w:type="spellEnd"/>
       <w:r>
         <w:rPr>
           <w:rFonts w:ascii="Consolas" w:eastAsia="Times New Roman" w:hAnsi="Consolas" w:cs="Times New Roman"/>
@@ -5772,6 +5942,8 @@
         </w:rPr>
         <w:t xml:space="preserve"> </w:t>
       </w:r>
+      <w:proofErr w:type="spellStart"/>
+      <w:proofErr w:type="gramStart"/>
       <w:r>
         <w:rPr>
           <w:rFonts w:ascii="Consolas" w:eastAsia="Times New Roman" w:hAnsi="Consolas" w:cs="Times New Roman"/>
@@ -5781,6 +5953,7 @@
         </w:rPr>
         <w:t>newNestedData</w:t>
       </w:r>
+      <w:proofErr w:type="spellEnd"/>
       <w:r>
         <w:rPr>
           <w:rFonts w:ascii="Consolas" w:eastAsia="Times New Roman" w:hAnsi="Consolas" w:cs="Times New Roman"/>
@@ -5790,6 +5963,8 @@
         </w:rPr>
         <w:t>(</w:t>
       </w:r>
+      <w:proofErr w:type="spellStart"/>
+      <w:proofErr w:type="gramEnd"/>
       <w:r>
         <w:rPr>
           <w:rFonts w:ascii="Consolas" w:eastAsia="Times New Roman" w:hAnsi="Consolas" w:cs="Times New Roman"/>
@@ -5799,6 +5974,7 @@
         </w:rPr>
         <w:t>initialStateD</w:t>
       </w:r>
+      <w:proofErr w:type="spellEnd"/>
       <w:r>
         <w:rPr>
           <w:rFonts w:ascii="Consolas" w:eastAsia="Times New Roman" w:hAnsi="Consolas" w:cs="Times New Roman"/>
@@ -5847,6 +6023,7 @@
         </w:rPr>
         <w:t xml:space="preserve">    </w:t>
       </w:r>
+      <w:proofErr w:type="spellStart"/>
       <w:r>
         <w:rPr>
           <w:rFonts w:ascii="Consolas" w:eastAsia="Times New Roman" w:hAnsi="Consolas" w:cs="Times New Roman"/>
@@ -5856,6 +6033,7 @@
         </w:rPr>
         <w:t>tData</w:t>
       </w:r>
+      <w:proofErr w:type="spellEnd"/>
       <w:r>
         <w:rPr>
           <w:rFonts w:ascii="Consolas" w:eastAsia="Times New Roman" w:hAnsi="Consolas" w:cs="Times New Roman"/>
@@ -5865,6 +6043,7 @@
         </w:rPr>
         <w:t xml:space="preserve"> </w:t>
       </w:r>
+      <w:proofErr w:type="spellStart"/>
       <w:r>
         <w:rPr>
           <w:rFonts w:ascii="Consolas" w:eastAsia="Times New Roman" w:hAnsi="Consolas" w:cs="Times New Roman"/>
@@ -5874,6 +6053,7 @@
         </w:rPr>
         <w:t>sigmaD</w:t>
       </w:r>
+      <w:proofErr w:type="spellEnd"/>
       <w:r>
         <w:rPr>
           <w:rFonts w:ascii="Consolas" w:eastAsia="Times New Roman" w:hAnsi="Consolas" w:cs="Times New Roman"/>
@@ -5901,6 +6081,7 @@
         </w:rPr>
         <w:t xml:space="preserve"> </w:t>
       </w:r>
+      <w:proofErr w:type="spellStart"/>
       <w:r>
         <w:rPr>
           <w:rFonts w:ascii="Consolas" w:eastAsia="Times New Roman" w:hAnsi="Consolas" w:cs="Times New Roman"/>
@@ -5910,6 +6091,7 @@
         </w:rPr>
         <w:t>copyData</w:t>
       </w:r>
+      <w:proofErr w:type="spellEnd"/>
       <w:r>
         <w:rPr>
           <w:rFonts w:ascii="Consolas" w:eastAsia="Times New Roman" w:hAnsi="Consolas" w:cs="Times New Roman"/>
@@ -5919,6 +6101,7 @@
         </w:rPr>
         <w:t>(</w:t>
       </w:r>
+      <w:proofErr w:type="spellStart"/>
       <w:r>
         <w:rPr>
           <w:rFonts w:ascii="Consolas" w:eastAsia="Times New Roman" w:hAnsi="Consolas" w:cs="Times New Roman"/>
@@ -5928,6 +6111,7 @@
         </w:rPr>
         <w:t>sigmaND</w:t>
       </w:r>
+      <w:proofErr w:type="spellEnd"/>
       <w:r>
         <w:rPr>
           <w:rFonts w:ascii="Consolas" w:eastAsia="Times New Roman" w:hAnsi="Consolas" w:cs="Times New Roman"/>
@@ -5958,6 +6142,7 @@
         </w:rPr>
         <w:t xml:space="preserve">    </w:t>
       </w:r>
+      <w:proofErr w:type="spellStart"/>
       <w:r>
         <w:rPr>
           <w:rFonts w:ascii="Consolas" w:eastAsia="Times New Roman" w:hAnsi="Consolas" w:cs="Times New Roman"/>
@@ -5967,6 +6152,7 @@
         </w:rPr>
         <w:t>tData</w:t>
       </w:r>
+      <w:proofErr w:type="spellEnd"/>
       <w:r>
         <w:rPr>
           <w:rFonts w:ascii="Consolas" w:eastAsia="Times New Roman" w:hAnsi="Consolas" w:cs="Times New Roman"/>
@@ -5976,6 +6162,7 @@
         </w:rPr>
         <w:t xml:space="preserve"> </w:t>
       </w:r>
+      <w:proofErr w:type="spellStart"/>
       <w:r>
         <w:rPr>
           <w:rFonts w:ascii="Consolas" w:eastAsia="Times New Roman" w:hAnsi="Consolas" w:cs="Times New Roman"/>
@@ -5985,6 +6172,7 @@
         </w:rPr>
         <w:t>transitionsD</w:t>
       </w:r>
+      <w:proofErr w:type="spellEnd"/>
       <w:r>
         <w:rPr>
           <w:rFonts w:ascii="Consolas" w:eastAsia="Times New Roman" w:hAnsi="Consolas" w:cs="Times New Roman"/>
@@ -6012,6 +6200,8 @@
         </w:rPr>
         <w:t xml:space="preserve"> </w:t>
       </w:r>
+      <w:proofErr w:type="spellStart"/>
+      <w:proofErr w:type="gramStart"/>
       <w:r>
         <w:rPr>
           <w:rFonts w:ascii="Consolas" w:eastAsia="Times New Roman" w:hAnsi="Consolas" w:cs="Times New Roman"/>
@@ -6021,6 +6211,7 @@
         </w:rPr>
         <w:t>newData</w:t>
       </w:r>
+      <w:proofErr w:type="spellEnd"/>
       <w:r>
         <w:rPr>
           <w:rFonts w:ascii="Consolas" w:eastAsia="Times New Roman" w:hAnsi="Consolas" w:cs="Times New Roman"/>
@@ -6030,6 +6221,7 @@
         </w:rPr>
         <w:t>(</w:t>
       </w:r>
+      <w:proofErr w:type="gramEnd"/>
       <w:r>
         <w:rPr>
           <w:rFonts w:ascii="Consolas" w:eastAsia="Times New Roman" w:hAnsi="Consolas" w:cs="Times New Roman"/>
@@ -6069,6 +6261,7 @@
         </w:rPr>
         <w:t xml:space="preserve">    </w:t>
       </w:r>
+      <w:proofErr w:type="spellStart"/>
       <w:r>
         <w:rPr>
           <w:rFonts w:ascii="Consolas" w:eastAsia="Times New Roman" w:hAnsi="Consolas" w:cs="Times New Roman"/>
@@ -6078,6 +6271,7 @@
         </w:rPr>
         <w:t>tData</w:t>
       </w:r>
+      <w:proofErr w:type="spellEnd"/>
       <w:r>
         <w:rPr>
           <w:rFonts w:ascii="Consolas" w:eastAsia="Times New Roman" w:hAnsi="Consolas" w:cs="Times New Roman"/>
@@ -6087,6 +6281,7 @@
         </w:rPr>
         <w:t xml:space="preserve"> </w:t>
       </w:r>
+      <w:proofErr w:type="spellStart"/>
       <w:r>
         <w:rPr>
           <w:rFonts w:ascii="Consolas" w:eastAsia="Times New Roman" w:hAnsi="Consolas" w:cs="Times New Roman"/>
@@ -6096,6 +6291,7 @@
         </w:rPr>
         <w:t>acceptanceStatesD</w:t>
       </w:r>
+      <w:proofErr w:type="spellEnd"/>
       <w:r>
         <w:rPr>
           <w:rFonts w:ascii="Consolas" w:eastAsia="Times New Roman" w:hAnsi="Consolas" w:cs="Times New Roman"/>
@@ -6123,6 +6319,8 @@
         </w:rPr>
         <w:t xml:space="preserve"> </w:t>
       </w:r>
+      <w:proofErr w:type="spellStart"/>
+      <w:proofErr w:type="gramStart"/>
       <w:r>
         <w:rPr>
           <w:rFonts w:ascii="Consolas" w:eastAsia="Times New Roman" w:hAnsi="Consolas" w:cs="Times New Roman"/>
@@ -6132,6 +6330,7 @@
         </w:rPr>
         <w:t>newData</w:t>
       </w:r>
+      <w:proofErr w:type="spellEnd"/>
       <w:r>
         <w:rPr>
           <w:rFonts w:ascii="Consolas" w:eastAsia="Times New Roman" w:hAnsi="Consolas" w:cs="Times New Roman"/>
@@ -6141,6 +6340,7 @@
         </w:rPr>
         <w:t>(</w:t>
       </w:r>
+      <w:proofErr w:type="gramEnd"/>
       <w:r>
         <w:rPr>
           <w:rFonts w:ascii="Consolas" w:eastAsia="Times New Roman" w:hAnsi="Consolas" w:cs="Times New Roman"/>
@@ -6192,6 +6392,7 @@
         </w:rPr>
         <w:t xml:space="preserve">    </w:t>
       </w:r>
+      <w:proofErr w:type="spellStart"/>
       <w:r>
         <w:rPr>
           <w:rFonts w:ascii="Consolas" w:eastAsia="Times New Roman" w:hAnsi="Consolas" w:cs="Times New Roman"/>
@@ -6201,6 +6402,7 @@
         </w:rPr>
         <w:t>tData</w:t>
       </w:r>
+      <w:proofErr w:type="spellEnd"/>
       <w:r>
         <w:rPr>
           <w:rFonts w:ascii="Consolas" w:eastAsia="Times New Roman" w:hAnsi="Consolas" w:cs="Times New Roman"/>
@@ -6249,6 +6451,7 @@
         </w:rPr>
         <w:t xml:space="preserve">    </w:t>
       </w:r>
+      <w:proofErr w:type="spellStart"/>
       <w:r>
         <w:rPr>
           <w:rFonts w:ascii="Consolas" w:eastAsia="Times New Roman" w:hAnsi="Consolas" w:cs="Times New Roman"/>
@@ -6258,6 +6461,7 @@
         </w:rPr>
         <w:t>tData</w:t>
       </w:r>
+      <w:proofErr w:type="spellEnd"/>
       <w:r>
         <w:rPr>
           <w:rFonts w:ascii="Consolas" w:eastAsia="Times New Roman" w:hAnsi="Consolas" w:cs="Times New Roman"/>
@@ -6318,6 +6522,7 @@
         </w:rPr>
         <w:t xml:space="preserve">    </w:t>
       </w:r>
+      <w:proofErr w:type="spellStart"/>
       <w:r>
         <w:rPr>
           <w:rFonts w:ascii="Consolas" w:eastAsia="Times New Roman" w:hAnsi="Consolas" w:cs="Times New Roman"/>
@@ -6327,6 +6532,7 @@
         </w:rPr>
         <w:t>tData</w:t>
       </w:r>
+      <w:proofErr w:type="spellEnd"/>
       <w:r>
         <w:rPr>
           <w:rFonts w:ascii="Consolas" w:eastAsia="Times New Roman" w:hAnsi="Consolas" w:cs="Times New Roman"/>
@@ -6336,6 +6542,7 @@
         </w:rPr>
         <w:t xml:space="preserve"> </w:t>
       </w:r>
+      <w:proofErr w:type="spellStart"/>
       <w:r>
         <w:rPr>
           <w:rFonts w:ascii="Consolas" w:eastAsia="Times New Roman" w:hAnsi="Consolas" w:cs="Times New Roman"/>
@@ -6345,6 +6552,7 @@
         </w:rPr>
         <w:t>partialState</w:t>
       </w:r>
+      <w:proofErr w:type="spellEnd"/>
       <w:r>
         <w:rPr>
           <w:rFonts w:ascii="Consolas" w:eastAsia="Times New Roman" w:hAnsi="Consolas" w:cs="Times New Roman"/>
@@ -6375,6 +6583,7 @@
         </w:rPr>
         <w:t xml:space="preserve">    </w:t>
       </w:r>
+      <w:proofErr w:type="spellStart"/>
       <w:r>
         <w:rPr>
           <w:rFonts w:ascii="Consolas" w:eastAsia="Times New Roman" w:hAnsi="Consolas" w:cs="Times New Roman"/>
@@ -6384,6 +6593,7 @@
         </w:rPr>
         <w:t>tData</w:t>
       </w:r>
+      <w:proofErr w:type="spellEnd"/>
       <w:r>
         <w:rPr>
           <w:rFonts w:ascii="Consolas" w:eastAsia="Times New Roman" w:hAnsi="Consolas" w:cs="Times New Roman"/>
@@ -6393,6 +6603,7 @@
         </w:rPr>
         <w:t xml:space="preserve"> </w:t>
       </w:r>
+      <w:proofErr w:type="spellStart"/>
       <w:r>
         <w:rPr>
           <w:rFonts w:ascii="Consolas" w:eastAsia="Times New Roman" w:hAnsi="Consolas" w:cs="Times New Roman"/>
@@ -6402,6 +6613,7 @@
         </w:rPr>
         <w:t>newTransition</w:t>
       </w:r>
+      <w:proofErr w:type="spellEnd"/>
       <w:r>
         <w:rPr>
           <w:rFonts w:ascii="Consolas" w:eastAsia="Times New Roman" w:hAnsi="Consolas" w:cs="Times New Roman"/>
@@ -6462,6 +6674,7 @@
         </w:rPr>
         <w:t xml:space="preserve"> </w:t>
       </w:r>
+      <w:proofErr w:type="spellStart"/>
       <w:r>
         <w:rPr>
           <w:rFonts w:ascii="Consolas" w:eastAsia="Times New Roman" w:hAnsi="Consolas" w:cs="Times New Roman"/>
@@ -6471,6 +6684,7 @@
         </w:rPr>
         <w:t>positionInStateSetD</w:t>
       </w:r>
+      <w:proofErr w:type="spellEnd"/>
       <w:r>
         <w:rPr>
           <w:rFonts w:ascii="Consolas" w:eastAsia="Times New Roman" w:hAnsi="Consolas" w:cs="Times New Roman"/>
@@ -6567,6 +6781,7 @@
         </w:rPr>
         <w:t xml:space="preserve"> (</w:t>
       </w:r>
+      <w:proofErr w:type="spellStart"/>
       <w:r>
         <w:rPr>
           <w:rFonts w:ascii="Consolas" w:eastAsia="Times New Roman" w:hAnsi="Consolas" w:cs="Times New Roman"/>
@@ -6576,6 +6791,7 @@
         </w:rPr>
         <w:t>positionInStateSetD</w:t>
       </w:r>
+      <w:proofErr w:type="spellEnd"/>
       <w:r>
         <w:rPr>
           <w:rFonts w:ascii="Consolas" w:eastAsia="Times New Roman" w:hAnsi="Consolas" w:cs="Times New Roman"/>
@@ -6603,6 +6819,7 @@
         </w:rPr>
         <w:t xml:space="preserve"> </w:t>
       </w:r>
+      <w:proofErr w:type="gramStart"/>
       <w:r>
         <w:rPr>
           <w:rFonts w:ascii="Consolas" w:eastAsia="Times New Roman" w:hAnsi="Consolas" w:cs="Times New Roman"/>
@@ -6621,6 +6838,8 @@
         </w:rPr>
         <w:t>(</w:t>
       </w:r>
+      <w:proofErr w:type="spellStart"/>
+      <w:proofErr w:type="gramEnd"/>
       <w:r>
         <w:rPr>
           <w:rFonts w:ascii="Consolas" w:eastAsia="Times New Roman" w:hAnsi="Consolas" w:cs="Times New Roman"/>
@@ -6630,6 +6849,7 @@
         </w:rPr>
         <w:t>stateSetD</w:t>
       </w:r>
+      <w:proofErr w:type="spellEnd"/>
       <w:r>
         <w:rPr>
           <w:rFonts w:ascii="Consolas" w:eastAsia="Times New Roman" w:hAnsi="Consolas" w:cs="Times New Roman"/>
@@ -6717,6 +6937,7 @@
         </w:rPr>
         <w:t xml:space="preserve"> </w:t>
       </w:r>
+      <w:proofErr w:type="spellStart"/>
       <w:r>
         <w:rPr>
           <w:rFonts w:ascii="Consolas" w:eastAsia="Times New Roman" w:hAnsi="Consolas" w:cs="Times New Roman"/>
@@ -6726,6 +6947,7 @@
         </w:rPr>
         <w:t>positionInSigmaND</w:t>
       </w:r>
+      <w:proofErr w:type="spellEnd"/>
       <w:r>
         <w:rPr>
           <w:rFonts w:ascii="Consolas" w:eastAsia="Times New Roman" w:hAnsi="Consolas" w:cs="Times New Roman"/>
@@ -6771,6 +6993,7 @@
         </w:rPr>
         <w:t xml:space="preserve">; </w:t>
       </w:r>
+      <w:proofErr w:type="spellStart"/>
       <w:r>
         <w:rPr>
           <w:rFonts w:ascii="Consolas" w:eastAsia="Times New Roman" w:hAnsi="Consolas" w:cs="Times New Roman"/>
@@ -6780,6 +7003,7 @@
         </w:rPr>
         <w:t>positionInSigmaND</w:t>
       </w:r>
+      <w:proofErr w:type="spellEnd"/>
       <w:r>
         <w:rPr>
           <w:rFonts w:ascii="Consolas" w:eastAsia="Times New Roman" w:hAnsi="Consolas" w:cs="Times New Roman"/>
@@ -6807,6 +7031,7 @@
         </w:rPr>
         <w:t xml:space="preserve"> </w:t>
       </w:r>
+      <w:proofErr w:type="gramStart"/>
       <w:r>
         <w:rPr>
           <w:rFonts w:ascii="Consolas" w:eastAsia="Times New Roman" w:hAnsi="Consolas" w:cs="Times New Roman"/>
@@ -6825,6 +7050,8 @@
         </w:rPr>
         <w:t>(</w:t>
       </w:r>
+      <w:proofErr w:type="spellStart"/>
+      <w:proofErr w:type="gramEnd"/>
       <w:r>
         <w:rPr>
           <w:rFonts w:ascii="Consolas" w:eastAsia="Times New Roman" w:hAnsi="Consolas" w:cs="Times New Roman"/>
@@ -6834,6 +7061,7 @@
         </w:rPr>
         <w:t>sigmaND</w:t>
       </w:r>
+      <w:proofErr w:type="spellEnd"/>
       <w:r>
         <w:rPr>
           <w:rFonts w:ascii="Consolas" w:eastAsia="Times New Roman" w:hAnsi="Consolas" w:cs="Times New Roman"/>
@@ -6843,6 +7071,7 @@
         </w:rPr>
         <w:t xml:space="preserve">); </w:t>
       </w:r>
+      <w:proofErr w:type="spellStart"/>
       <w:r>
         <w:rPr>
           <w:rFonts w:ascii="Consolas" w:eastAsia="Times New Roman" w:hAnsi="Consolas" w:cs="Times New Roman"/>
@@ -6852,6 +7081,7 @@
         </w:rPr>
         <w:t>positionInSigmaND</w:t>
       </w:r>
+      <w:proofErr w:type="spellEnd"/>
       <w:r>
         <w:rPr>
           <w:rFonts w:ascii="Consolas" w:eastAsia="Times New Roman" w:hAnsi="Consolas" w:cs="Times New Roman"/>
@@ -6912,6 +7142,7 @@
         </w:rPr>
         <w:t xml:space="preserve">            </w:t>
       </w:r>
+      <w:proofErr w:type="spellStart"/>
       <w:r>
         <w:rPr>
           <w:rFonts w:ascii="Consolas" w:eastAsia="Times New Roman" w:hAnsi="Consolas" w:cs="Times New Roman"/>
@@ -6921,6 +7152,7 @@
         </w:rPr>
         <w:t>partialState</w:t>
       </w:r>
+      <w:proofErr w:type="spellEnd"/>
       <w:r>
         <w:rPr>
           <w:rFonts w:ascii="Consolas" w:eastAsia="Times New Roman" w:hAnsi="Consolas" w:cs="Times New Roman"/>
@@ -6948,6 +7180,8 @@
         </w:rPr>
         <w:t xml:space="preserve"> </w:t>
       </w:r>
+      <w:proofErr w:type="spellStart"/>
+      <w:proofErr w:type="gramStart"/>
       <w:r>
         <w:rPr>
           <w:rFonts w:ascii="Consolas" w:eastAsia="Times New Roman" w:hAnsi="Consolas" w:cs="Times New Roman"/>
@@ -6957,6 +7191,7 @@
         </w:rPr>
         <w:t>newData</w:t>
       </w:r>
+      <w:proofErr w:type="spellEnd"/>
       <w:r>
         <w:rPr>
           <w:rFonts w:ascii="Consolas" w:eastAsia="Times New Roman" w:hAnsi="Consolas" w:cs="Times New Roman"/>
@@ -6966,6 +7201,7 @@
         </w:rPr>
         <w:t>(</w:t>
       </w:r>
+      <w:proofErr w:type="gramEnd"/>
       <w:r>
         <w:rPr>
           <w:rFonts w:ascii="Consolas" w:eastAsia="Times New Roman" w:hAnsi="Consolas" w:cs="Times New Roman"/>
@@ -7053,6 +7289,7 @@
         </w:rPr>
         <w:t xml:space="preserve"> </w:t>
       </w:r>
+      <w:proofErr w:type="spellStart"/>
       <w:r>
         <w:rPr>
           <w:rFonts w:ascii="Consolas" w:eastAsia="Times New Roman" w:hAnsi="Consolas" w:cs="Times New Roman"/>
@@ -7062,6 +7299,7 @@
         </w:rPr>
         <w:t>positionInStateD</w:t>
       </w:r>
+      <w:proofErr w:type="spellEnd"/>
       <w:r>
         <w:rPr>
           <w:rFonts w:ascii="Consolas" w:eastAsia="Times New Roman" w:hAnsi="Consolas" w:cs="Times New Roman"/>
@@ -7107,6 +7345,7 @@
         </w:rPr>
         <w:t xml:space="preserve">; </w:t>
       </w:r>
+      <w:proofErr w:type="spellStart"/>
       <w:r>
         <w:rPr>
           <w:rFonts w:ascii="Consolas" w:eastAsia="Times New Roman" w:hAnsi="Consolas" w:cs="Times New Roman"/>
@@ -7116,6 +7355,7 @@
         </w:rPr>
         <w:t>positionInStateD</w:t>
       </w:r>
+      <w:proofErr w:type="spellEnd"/>
       <w:r>
         <w:rPr>
           <w:rFonts w:ascii="Consolas" w:eastAsia="Times New Roman" w:hAnsi="Consolas" w:cs="Times New Roman"/>
@@ -7143,6 +7383,7 @@
         </w:rPr>
         <w:t xml:space="preserve"> </w:t>
       </w:r>
+      <w:proofErr w:type="gramStart"/>
       <w:r>
         <w:rPr>
           <w:rFonts w:ascii="Consolas" w:eastAsia="Times New Roman" w:hAnsi="Consolas" w:cs="Times New Roman"/>
@@ -7161,6 +7402,8 @@
         </w:rPr>
         <w:t>(</w:t>
       </w:r>
+      <w:proofErr w:type="spellStart"/>
+      <w:proofErr w:type="gramEnd"/>
       <w:r>
         <w:rPr>
           <w:rFonts w:ascii="Consolas" w:eastAsia="Times New Roman" w:hAnsi="Consolas" w:cs="Times New Roman"/>
@@ -7170,6 +7413,7 @@
         </w:rPr>
         <w:t>returnElem</w:t>
       </w:r>
+      <w:proofErr w:type="spellEnd"/>
       <w:r>
         <w:rPr>
           <w:rFonts w:ascii="Consolas" w:eastAsia="Times New Roman" w:hAnsi="Consolas" w:cs="Times New Roman"/>
@@ -7179,6 +7423,7 @@
         </w:rPr>
         <w:t>(</w:t>
       </w:r>
+      <w:proofErr w:type="spellStart"/>
       <w:r>
         <w:rPr>
           <w:rFonts w:ascii="Consolas" w:eastAsia="Times New Roman" w:hAnsi="Consolas" w:cs="Times New Roman"/>
@@ -7188,6 +7433,7 @@
         </w:rPr>
         <w:t>stateSetD</w:t>
       </w:r>
+      <w:proofErr w:type="spellEnd"/>
       <w:r>
         <w:rPr>
           <w:rFonts w:ascii="Consolas" w:eastAsia="Times New Roman" w:hAnsi="Consolas" w:cs="Times New Roman"/>
@@ -7197,6 +7443,7 @@
         </w:rPr>
         <w:t xml:space="preserve">, </w:t>
       </w:r>
+      <w:proofErr w:type="spellStart"/>
       <w:r>
         <w:rPr>
           <w:rFonts w:ascii="Consolas" w:eastAsia="Times New Roman" w:hAnsi="Consolas" w:cs="Times New Roman"/>
@@ -7206,6 +7453,7 @@
         </w:rPr>
         <w:t>positionInStateSetD</w:t>
       </w:r>
+      <w:proofErr w:type="spellEnd"/>
       <w:r>
         <w:rPr>
           <w:rFonts w:ascii="Consolas" w:eastAsia="Times New Roman" w:hAnsi="Consolas" w:cs="Times New Roman"/>
@@ -7215,6 +7463,7 @@
         </w:rPr>
         <w:t xml:space="preserve">)); </w:t>
       </w:r>
+      <w:proofErr w:type="spellStart"/>
       <w:r>
         <w:rPr>
           <w:rFonts w:ascii="Consolas" w:eastAsia="Times New Roman" w:hAnsi="Consolas" w:cs="Times New Roman"/>
@@ -7224,6 +7473,7 @@
         </w:rPr>
         <w:t>positionInStateD</w:t>
       </w:r>
+      <w:proofErr w:type="spellEnd"/>
       <w:r>
         <w:rPr>
           <w:rFonts w:ascii="Consolas" w:eastAsia="Times New Roman" w:hAnsi="Consolas" w:cs="Times New Roman"/>
@@ -7320,6 +7570,7 @@
         </w:rPr>
         <w:t xml:space="preserve"> </w:t>
       </w:r>
+      <w:proofErr w:type="spellStart"/>
       <w:r>
         <w:rPr>
           <w:rFonts w:ascii="Consolas" w:eastAsia="Times New Roman" w:hAnsi="Consolas" w:cs="Times New Roman"/>
@@ -7329,6 +7580,7 @@
         </w:rPr>
         <w:t>positionInTransitionsND</w:t>
       </w:r>
+      <w:proofErr w:type="spellEnd"/>
       <w:r>
         <w:rPr>
           <w:rFonts w:ascii="Consolas" w:eastAsia="Times New Roman" w:hAnsi="Consolas" w:cs="Times New Roman"/>
@@ -7374,6 +7626,7 @@
         </w:rPr>
         <w:t xml:space="preserve">; </w:t>
       </w:r>
+      <w:proofErr w:type="spellStart"/>
       <w:r>
         <w:rPr>
           <w:rFonts w:ascii="Consolas" w:eastAsia="Times New Roman" w:hAnsi="Consolas" w:cs="Times New Roman"/>
@@ -7383,6 +7636,7 @@
         </w:rPr>
         <w:t>positionInTransitionsND</w:t>
       </w:r>
+      <w:proofErr w:type="spellEnd"/>
       <w:r>
         <w:rPr>
           <w:rFonts w:ascii="Consolas" w:eastAsia="Times New Roman" w:hAnsi="Consolas" w:cs="Times New Roman"/>
@@ -7410,6 +7664,7 @@
         </w:rPr>
         <w:t xml:space="preserve"> </w:t>
       </w:r>
+      <w:proofErr w:type="gramStart"/>
       <w:r>
         <w:rPr>
           <w:rFonts w:ascii="Consolas" w:eastAsia="Times New Roman" w:hAnsi="Consolas" w:cs="Times New Roman"/>
@@ -7428,6 +7683,8 @@
         </w:rPr>
         <w:t>(</w:t>
       </w:r>
+      <w:proofErr w:type="spellStart"/>
+      <w:proofErr w:type="gramEnd"/>
       <w:r>
         <w:rPr>
           <w:rFonts w:ascii="Consolas" w:eastAsia="Times New Roman" w:hAnsi="Consolas" w:cs="Times New Roman"/>
@@ -7437,6 +7694,7 @@
         </w:rPr>
         <w:t>transitionsND</w:t>
       </w:r>
+      <w:proofErr w:type="spellEnd"/>
       <w:r>
         <w:rPr>
           <w:rFonts w:ascii="Consolas" w:eastAsia="Times New Roman" w:hAnsi="Consolas" w:cs="Times New Roman"/>
@@ -7446,6 +7704,7 @@
         </w:rPr>
         <w:t xml:space="preserve">); </w:t>
       </w:r>
+      <w:proofErr w:type="spellStart"/>
       <w:r>
         <w:rPr>
           <w:rFonts w:ascii="Consolas" w:eastAsia="Times New Roman" w:hAnsi="Consolas" w:cs="Times New Roman"/>
@@ -7455,6 +7714,7 @@
         </w:rPr>
         <w:t>positionInTransitionsND</w:t>
       </w:r>
+      <w:proofErr w:type="spellEnd"/>
       <w:r>
         <w:rPr>
           <w:rFonts w:ascii="Consolas" w:eastAsia="Times New Roman" w:hAnsi="Consolas" w:cs="Times New Roman"/>
@@ -7533,6 +7793,8 @@
         </w:rPr>
         <w:t xml:space="preserve"> (</w:t>
       </w:r>
+      <w:proofErr w:type="spellStart"/>
+      <w:proofErr w:type="gramStart"/>
       <w:r>
         <w:rPr>
           <w:rFonts w:ascii="Consolas" w:eastAsia="Times New Roman" w:hAnsi="Consolas" w:cs="Times New Roman"/>
@@ -7542,6 +7804,7 @@
         </w:rPr>
         <w:t>isEqual</w:t>
       </w:r>
+      <w:proofErr w:type="spellEnd"/>
       <w:r>
         <w:rPr>
           <w:rFonts w:ascii="Consolas" w:eastAsia="Times New Roman" w:hAnsi="Consolas" w:cs="Times New Roman"/>
@@ -7551,6 +7814,8 @@
         </w:rPr>
         <w:t>(</w:t>
       </w:r>
+      <w:proofErr w:type="spellStart"/>
+      <w:proofErr w:type="gramEnd"/>
       <w:r>
         <w:rPr>
           <w:rFonts w:ascii="Consolas" w:eastAsia="Times New Roman" w:hAnsi="Consolas" w:cs="Times New Roman"/>
@@ -7560,6 +7825,7 @@
         </w:rPr>
         <w:t>returnElem</w:t>
       </w:r>
+      <w:proofErr w:type="spellEnd"/>
       <w:r>
         <w:rPr>
           <w:rFonts w:ascii="Consolas" w:eastAsia="Times New Roman" w:hAnsi="Consolas" w:cs="Times New Roman"/>
@@ -7569,6 +7835,7 @@
         </w:rPr>
         <w:t>(</w:t>
       </w:r>
+      <w:proofErr w:type="spellStart"/>
       <w:r>
         <w:rPr>
           <w:rFonts w:ascii="Consolas" w:eastAsia="Times New Roman" w:hAnsi="Consolas" w:cs="Times New Roman"/>
@@ -7578,6 +7845,7 @@
         </w:rPr>
         <w:t>returnElem</w:t>
       </w:r>
+      <w:proofErr w:type="spellEnd"/>
       <w:r>
         <w:rPr>
           <w:rFonts w:ascii="Consolas" w:eastAsia="Times New Roman" w:hAnsi="Consolas" w:cs="Times New Roman"/>
@@ -7587,6 +7855,7 @@
         </w:rPr>
         <w:t>(</w:t>
       </w:r>
+      <w:proofErr w:type="spellStart"/>
       <w:r>
         <w:rPr>
           <w:rFonts w:ascii="Consolas" w:eastAsia="Times New Roman" w:hAnsi="Consolas" w:cs="Times New Roman"/>
@@ -7596,6 +7865,7 @@
         </w:rPr>
         <w:t>stateSetD</w:t>
       </w:r>
+      <w:proofErr w:type="spellEnd"/>
       <w:r>
         <w:rPr>
           <w:rFonts w:ascii="Consolas" w:eastAsia="Times New Roman" w:hAnsi="Consolas" w:cs="Times New Roman"/>
@@ -7605,6 +7875,7 @@
         </w:rPr>
         <w:t xml:space="preserve">, </w:t>
       </w:r>
+      <w:proofErr w:type="spellStart"/>
       <w:r>
         <w:rPr>
           <w:rFonts w:ascii="Consolas" w:eastAsia="Times New Roman" w:hAnsi="Consolas" w:cs="Times New Roman"/>
@@ -7614,6 +7885,7 @@
         </w:rPr>
         <w:t>positionInStateSetD</w:t>
       </w:r>
+      <w:proofErr w:type="spellEnd"/>
       <w:r>
         <w:rPr>
           <w:rFonts w:ascii="Consolas" w:eastAsia="Times New Roman" w:hAnsi="Consolas" w:cs="Times New Roman"/>
@@ -7623,6 +7895,7 @@
         </w:rPr>
         <w:t xml:space="preserve">), </w:t>
       </w:r>
+      <w:proofErr w:type="spellStart"/>
       <w:r>
         <w:rPr>
           <w:rFonts w:ascii="Consolas" w:eastAsia="Times New Roman" w:hAnsi="Consolas" w:cs="Times New Roman"/>
@@ -7632,6 +7905,7 @@
         </w:rPr>
         <w:t>positionInStateD</w:t>
       </w:r>
+      <w:proofErr w:type="spellEnd"/>
       <w:r>
         <w:rPr>
           <w:rFonts w:ascii="Consolas" w:eastAsia="Times New Roman" w:hAnsi="Consolas" w:cs="Times New Roman"/>
@@ -7641,6 +7915,7 @@
         </w:rPr>
         <w:t xml:space="preserve">), </w:t>
       </w:r>
+      <w:proofErr w:type="spellStart"/>
       <w:r>
         <w:rPr>
           <w:rFonts w:ascii="Consolas" w:eastAsia="Times New Roman" w:hAnsi="Consolas" w:cs="Times New Roman"/>
@@ -7650,6 +7925,7 @@
         </w:rPr>
         <w:t>returnElem</w:t>
       </w:r>
+      <w:proofErr w:type="spellEnd"/>
       <w:r>
         <w:rPr>
           <w:rFonts w:ascii="Consolas" w:eastAsia="Times New Roman" w:hAnsi="Consolas" w:cs="Times New Roman"/>
@@ -7659,6 +7935,7 @@
         </w:rPr>
         <w:t>(</w:t>
       </w:r>
+      <w:proofErr w:type="spellStart"/>
       <w:r>
         <w:rPr>
           <w:rFonts w:ascii="Consolas" w:eastAsia="Times New Roman" w:hAnsi="Consolas" w:cs="Times New Roman"/>
@@ -7668,6 +7945,7 @@
         </w:rPr>
         <w:t>returnElem</w:t>
       </w:r>
+      <w:proofErr w:type="spellEnd"/>
       <w:r>
         <w:rPr>
           <w:rFonts w:ascii="Consolas" w:eastAsia="Times New Roman" w:hAnsi="Consolas" w:cs="Times New Roman"/>
@@ -7677,6 +7955,7 @@
         </w:rPr>
         <w:t>(</w:t>
       </w:r>
+      <w:proofErr w:type="spellStart"/>
       <w:r>
         <w:rPr>
           <w:rFonts w:ascii="Consolas" w:eastAsia="Times New Roman" w:hAnsi="Consolas" w:cs="Times New Roman"/>
@@ -7686,6 +7965,7 @@
         </w:rPr>
         <w:t>transitionsND</w:t>
       </w:r>
+      <w:proofErr w:type="spellEnd"/>
       <w:r>
         <w:rPr>
           <w:rFonts w:ascii="Consolas" w:eastAsia="Times New Roman" w:hAnsi="Consolas" w:cs="Times New Roman"/>
@@ -7695,6 +7975,7 @@
         </w:rPr>
         <w:t xml:space="preserve">, </w:t>
       </w:r>
+      <w:proofErr w:type="spellStart"/>
       <w:r>
         <w:rPr>
           <w:rFonts w:ascii="Consolas" w:eastAsia="Times New Roman" w:hAnsi="Consolas" w:cs="Times New Roman"/>
@@ -7704,6 +7985,7 @@
         </w:rPr>
         <w:t>positionInTransitionsND</w:t>
       </w:r>
+      <w:proofErr w:type="spellEnd"/>
       <w:r>
         <w:rPr>
           <w:rFonts w:ascii="Consolas" w:eastAsia="Times New Roman" w:hAnsi="Consolas" w:cs="Times New Roman"/>
@@ -7791,6 +8073,8 @@
         </w:rPr>
         <w:t xml:space="preserve"> (</w:t>
       </w:r>
+      <w:proofErr w:type="spellStart"/>
+      <w:proofErr w:type="gramStart"/>
       <w:r>
         <w:rPr>
           <w:rFonts w:ascii="Consolas" w:eastAsia="Times New Roman" w:hAnsi="Consolas" w:cs="Times New Roman"/>
@@ -7800,6 +8084,7 @@
         </w:rPr>
         <w:t>isEqual</w:t>
       </w:r>
+      <w:proofErr w:type="spellEnd"/>
       <w:r>
         <w:rPr>
           <w:rFonts w:ascii="Consolas" w:eastAsia="Times New Roman" w:hAnsi="Consolas" w:cs="Times New Roman"/>
@@ -7809,6 +8094,8 @@
         </w:rPr>
         <w:t>(</w:t>
       </w:r>
+      <w:proofErr w:type="spellStart"/>
+      <w:proofErr w:type="gramEnd"/>
       <w:r>
         <w:rPr>
           <w:rFonts w:ascii="Consolas" w:eastAsia="Times New Roman" w:hAnsi="Consolas" w:cs="Times New Roman"/>
@@ -7818,6 +8105,7 @@
         </w:rPr>
         <w:t>returnElem</w:t>
       </w:r>
+      <w:proofErr w:type="spellEnd"/>
       <w:r>
         <w:rPr>
           <w:rFonts w:ascii="Consolas" w:eastAsia="Times New Roman" w:hAnsi="Consolas" w:cs="Times New Roman"/>
@@ -7827,6 +8115,7 @@
         </w:rPr>
         <w:t>(</w:t>
       </w:r>
+      <w:proofErr w:type="spellStart"/>
       <w:r>
         <w:rPr>
           <w:rFonts w:ascii="Consolas" w:eastAsia="Times New Roman" w:hAnsi="Consolas" w:cs="Times New Roman"/>
@@ -7836,6 +8125,7 @@
         </w:rPr>
         <w:t>sigmaND</w:t>
       </w:r>
+      <w:proofErr w:type="spellEnd"/>
       <w:r>
         <w:rPr>
           <w:rFonts w:ascii="Consolas" w:eastAsia="Times New Roman" w:hAnsi="Consolas" w:cs="Times New Roman"/>
@@ -7845,6 +8135,7 @@
         </w:rPr>
         <w:t xml:space="preserve">, </w:t>
       </w:r>
+      <w:proofErr w:type="spellStart"/>
       <w:r>
         <w:rPr>
           <w:rFonts w:ascii="Consolas" w:eastAsia="Times New Roman" w:hAnsi="Consolas" w:cs="Times New Roman"/>
@@ -7854,6 +8145,7 @@
         </w:rPr>
         <w:t>positionInSigmaND</w:t>
       </w:r>
+      <w:proofErr w:type="spellEnd"/>
       <w:r>
         <w:rPr>
           <w:rFonts w:ascii="Consolas" w:eastAsia="Times New Roman" w:hAnsi="Consolas" w:cs="Times New Roman"/>
@@ -7863,6 +8155,7 @@
         </w:rPr>
         <w:t xml:space="preserve">), </w:t>
       </w:r>
+      <w:proofErr w:type="spellStart"/>
       <w:r>
         <w:rPr>
           <w:rFonts w:ascii="Consolas" w:eastAsia="Times New Roman" w:hAnsi="Consolas" w:cs="Times New Roman"/>
@@ -7872,6 +8165,7 @@
         </w:rPr>
         <w:t>returnElem</w:t>
       </w:r>
+      <w:proofErr w:type="spellEnd"/>
       <w:r>
         <w:rPr>
           <w:rFonts w:ascii="Consolas" w:eastAsia="Times New Roman" w:hAnsi="Consolas" w:cs="Times New Roman"/>
@@ -7881,6 +8175,7 @@
         </w:rPr>
         <w:t>(</w:t>
       </w:r>
+      <w:proofErr w:type="spellStart"/>
       <w:r>
         <w:rPr>
           <w:rFonts w:ascii="Consolas" w:eastAsia="Times New Roman" w:hAnsi="Consolas" w:cs="Times New Roman"/>
@@ -7890,6 +8185,7 @@
         </w:rPr>
         <w:t>returnElem</w:t>
       </w:r>
+      <w:proofErr w:type="spellEnd"/>
       <w:r>
         <w:rPr>
           <w:rFonts w:ascii="Consolas" w:eastAsia="Times New Roman" w:hAnsi="Consolas" w:cs="Times New Roman"/>
@@ -7899,6 +8195,7 @@
         </w:rPr>
         <w:t>(</w:t>
       </w:r>
+      <w:proofErr w:type="spellStart"/>
       <w:r>
         <w:rPr>
           <w:rFonts w:ascii="Consolas" w:eastAsia="Times New Roman" w:hAnsi="Consolas" w:cs="Times New Roman"/>
@@ -7908,6 +8205,7 @@
         </w:rPr>
         <w:t>transitionsND</w:t>
       </w:r>
+      <w:proofErr w:type="spellEnd"/>
       <w:r>
         <w:rPr>
           <w:rFonts w:ascii="Consolas" w:eastAsia="Times New Roman" w:hAnsi="Consolas" w:cs="Times New Roman"/>
@@ -7917,6 +8215,7 @@
         </w:rPr>
         <w:t xml:space="preserve">, </w:t>
       </w:r>
+      <w:proofErr w:type="spellStart"/>
       <w:r>
         <w:rPr>
           <w:rFonts w:ascii="Consolas" w:eastAsia="Times New Roman" w:hAnsi="Consolas" w:cs="Times New Roman"/>
@@ -7926,6 +8225,7 @@
         </w:rPr>
         <w:t>positionInTransitionsND</w:t>
       </w:r>
+      <w:proofErr w:type="spellEnd"/>
       <w:r>
         <w:rPr>
           <w:rFonts w:ascii="Consolas" w:eastAsia="Times New Roman" w:hAnsi="Consolas" w:cs="Times New Roman"/>
@@ -8031,6 +8331,7 @@
         </w:rPr>
         <w:t xml:space="preserve"> </w:t>
       </w:r>
+      <w:proofErr w:type="gramStart"/>
       <w:r>
         <w:rPr>
           <w:rFonts w:ascii="Consolas" w:eastAsia="Times New Roman" w:hAnsi="Consolas" w:cs="Times New Roman"/>
@@ -8049,6 +8350,8 @@
         </w:rPr>
         <w:t>(</w:t>
       </w:r>
+      <w:proofErr w:type="spellStart"/>
+      <w:proofErr w:type="gramEnd"/>
       <w:r>
         <w:rPr>
           <w:rFonts w:ascii="Consolas" w:eastAsia="Times New Roman" w:hAnsi="Consolas" w:cs="Times New Roman"/>
@@ -8058,6 +8361,7 @@
         </w:rPr>
         <w:t>partialState</w:t>
       </w:r>
+      <w:proofErr w:type="spellEnd"/>
       <w:r>
         <w:rPr>
           <w:rFonts w:ascii="Consolas" w:eastAsia="Times New Roman" w:hAnsi="Consolas" w:cs="Times New Roman"/>
@@ -8067,6 +8371,7 @@
         </w:rPr>
         <w:t xml:space="preserve">, </w:t>
       </w:r>
+      <w:proofErr w:type="spellStart"/>
       <w:r>
         <w:rPr>
           <w:rFonts w:ascii="Consolas" w:eastAsia="Times New Roman" w:hAnsi="Consolas" w:cs="Times New Roman"/>
@@ -8076,6 +8381,7 @@
         </w:rPr>
         <w:t>returnElem</w:t>
       </w:r>
+      <w:proofErr w:type="spellEnd"/>
       <w:r>
         <w:rPr>
           <w:rFonts w:ascii="Consolas" w:eastAsia="Times New Roman" w:hAnsi="Consolas" w:cs="Times New Roman"/>
@@ -8085,6 +8391,7 @@
         </w:rPr>
         <w:t>(</w:t>
       </w:r>
+      <w:proofErr w:type="spellStart"/>
       <w:r>
         <w:rPr>
           <w:rFonts w:ascii="Consolas" w:eastAsia="Times New Roman" w:hAnsi="Consolas" w:cs="Times New Roman"/>
@@ -8094,6 +8401,7 @@
         </w:rPr>
         <w:t>returnElem</w:t>
       </w:r>
+      <w:proofErr w:type="spellEnd"/>
       <w:r>
         <w:rPr>
           <w:rFonts w:ascii="Consolas" w:eastAsia="Times New Roman" w:hAnsi="Consolas" w:cs="Times New Roman"/>
@@ -8103,6 +8411,7 @@
         </w:rPr>
         <w:t>(</w:t>
       </w:r>
+      <w:proofErr w:type="spellStart"/>
       <w:r>
         <w:rPr>
           <w:rFonts w:ascii="Consolas" w:eastAsia="Times New Roman" w:hAnsi="Consolas" w:cs="Times New Roman"/>
@@ -8112,6 +8421,7 @@
         </w:rPr>
         <w:t>transitionsND</w:t>
       </w:r>
+      <w:proofErr w:type="spellEnd"/>
       <w:r>
         <w:rPr>
           <w:rFonts w:ascii="Consolas" w:eastAsia="Times New Roman" w:hAnsi="Consolas" w:cs="Times New Roman"/>
@@ -8121,6 +8431,7 @@
         </w:rPr>
         <w:t xml:space="preserve">, </w:t>
       </w:r>
+      <w:proofErr w:type="spellStart"/>
       <w:r>
         <w:rPr>
           <w:rFonts w:ascii="Consolas" w:eastAsia="Times New Roman" w:hAnsi="Consolas" w:cs="Times New Roman"/>
@@ -8130,6 +8441,7 @@
         </w:rPr>
         <w:t>positionInTransitionsND</w:t>
       </w:r>
+      <w:proofErr w:type="spellEnd"/>
       <w:r>
         <w:rPr>
           <w:rFonts w:ascii="Consolas" w:eastAsia="Times New Roman" w:hAnsi="Consolas" w:cs="Times New Roman"/>
@@ -8178,6 +8490,7 @@
         </w:rPr>
         <w:t xml:space="preserve">                            </w:t>
       </w:r>
+      <w:proofErr w:type="spellStart"/>
       <w:r>
         <w:rPr>
           <w:rFonts w:ascii="Consolas" w:eastAsia="Times New Roman" w:hAnsi="Consolas" w:cs="Times New Roman"/>
@@ -8187,6 +8500,7 @@
         </w:rPr>
         <w:t>dataFree</w:t>
       </w:r>
+      <w:proofErr w:type="spellEnd"/>
       <w:r>
         <w:rPr>
           <w:rFonts w:ascii="Consolas" w:eastAsia="Times New Roman" w:hAnsi="Consolas" w:cs="Times New Roman"/>
@@ -8205,6 +8519,7 @@
         </w:rPr>
         <w:t>&amp;</w:t>
       </w:r>
+      <w:proofErr w:type="spellStart"/>
       <w:r>
         <w:rPr>
           <w:rFonts w:ascii="Consolas" w:eastAsia="Times New Roman" w:hAnsi="Consolas" w:cs="Times New Roman"/>
@@ -8214,6 +8529,7 @@
         </w:rPr>
         <w:t>partialState</w:t>
       </w:r>
+      <w:proofErr w:type="spellEnd"/>
       <w:r>
         <w:rPr>
           <w:rFonts w:ascii="Consolas" w:eastAsia="Times New Roman" w:hAnsi="Consolas" w:cs="Times New Roman"/>
@@ -8244,6 +8560,7 @@
         </w:rPr>
         <w:t xml:space="preserve">                            </w:t>
       </w:r>
+      <w:proofErr w:type="spellStart"/>
       <w:r>
         <w:rPr>
           <w:rFonts w:ascii="Consolas" w:eastAsia="Times New Roman" w:hAnsi="Consolas" w:cs="Times New Roman"/>
@@ -8253,6 +8570,7 @@
         </w:rPr>
         <w:t>partialState</w:t>
       </w:r>
+      <w:proofErr w:type="spellEnd"/>
       <w:r>
         <w:rPr>
           <w:rFonts w:ascii="Consolas" w:eastAsia="Times New Roman" w:hAnsi="Consolas" w:cs="Times New Roman"/>
@@ -8541,6 +8859,7 @@
         </w:rPr>
         <w:t xml:space="preserve">            </w:t>
       </w:r>
+      <w:proofErr w:type="spellStart"/>
       <w:r>
         <w:rPr>
           <w:rFonts w:ascii="Consolas" w:eastAsia="Times New Roman" w:hAnsi="Consolas" w:cs="Times New Roman"/>
@@ -8550,6 +8869,7 @@
         </w:rPr>
         <w:t>newTransition</w:t>
       </w:r>
+      <w:proofErr w:type="spellEnd"/>
       <w:r>
         <w:rPr>
           <w:rFonts w:ascii="Consolas" w:eastAsia="Times New Roman" w:hAnsi="Consolas" w:cs="Times New Roman"/>
@@ -8577,6 +8897,8 @@
         </w:rPr>
         <w:t xml:space="preserve"> </w:t>
       </w:r>
+      <w:proofErr w:type="spellStart"/>
+      <w:proofErr w:type="gramStart"/>
       <w:r>
         <w:rPr>
           <w:rFonts w:ascii="Consolas" w:eastAsia="Times New Roman" w:hAnsi="Consolas" w:cs="Times New Roman"/>
@@ -8586,6 +8908,7 @@
         </w:rPr>
         <w:t>newData</w:t>
       </w:r>
+      <w:proofErr w:type="spellEnd"/>
       <w:r>
         <w:rPr>
           <w:rFonts w:ascii="Consolas" w:eastAsia="Times New Roman" w:hAnsi="Consolas" w:cs="Times New Roman"/>
@@ -8595,6 +8918,7 @@
         </w:rPr>
         <w:t>(</w:t>
       </w:r>
+      <w:proofErr w:type="gramEnd"/>
       <w:r>
         <w:rPr>
           <w:rFonts w:ascii="Consolas" w:eastAsia="Times New Roman" w:hAnsi="Consolas" w:cs="Times New Roman"/>
@@ -8646,6 +8970,7 @@
         </w:rPr>
         <w:t xml:space="preserve">            </w:t>
       </w:r>
+      <w:proofErr w:type="gramStart"/>
       <w:r>
         <w:rPr>
           <w:rFonts w:ascii="Consolas" w:eastAsia="Times New Roman" w:hAnsi="Consolas" w:cs="Times New Roman"/>
@@ -8664,6 +8989,8 @@
         </w:rPr>
         <w:t>(</w:t>
       </w:r>
+      <w:proofErr w:type="spellStart"/>
+      <w:proofErr w:type="gramEnd"/>
       <w:r>
         <w:rPr>
           <w:rFonts w:ascii="Consolas" w:eastAsia="Times New Roman" w:hAnsi="Consolas" w:cs="Times New Roman"/>
@@ -8673,6 +9000,7 @@
         </w:rPr>
         <w:t>newTransition</w:t>
       </w:r>
+      <w:proofErr w:type="spellEnd"/>
       <w:r>
         <w:rPr>
           <w:rFonts w:ascii="Consolas" w:eastAsia="Times New Roman" w:hAnsi="Consolas" w:cs="Times New Roman"/>
@@ -8682,6 +9010,7 @@
         </w:rPr>
         <w:t xml:space="preserve">, </w:t>
       </w:r>
+      <w:proofErr w:type="spellStart"/>
       <w:r>
         <w:rPr>
           <w:rFonts w:ascii="Consolas" w:eastAsia="Times New Roman" w:hAnsi="Consolas" w:cs="Times New Roman"/>
@@ -8691,6 +9020,7 @@
         </w:rPr>
         <w:t>copyData</w:t>
       </w:r>
+      <w:proofErr w:type="spellEnd"/>
       <w:r>
         <w:rPr>
           <w:rFonts w:ascii="Consolas" w:eastAsia="Times New Roman" w:hAnsi="Consolas" w:cs="Times New Roman"/>
@@ -8700,6 +9030,7 @@
         </w:rPr>
         <w:t>(</w:t>
       </w:r>
+      <w:proofErr w:type="spellStart"/>
       <w:r>
         <w:rPr>
           <w:rFonts w:ascii="Consolas" w:eastAsia="Times New Roman" w:hAnsi="Consolas" w:cs="Times New Roman"/>
@@ -8709,6 +9040,7 @@
         </w:rPr>
         <w:t>returnElem</w:t>
       </w:r>
+      <w:proofErr w:type="spellEnd"/>
       <w:r>
         <w:rPr>
           <w:rFonts w:ascii="Consolas" w:eastAsia="Times New Roman" w:hAnsi="Consolas" w:cs="Times New Roman"/>
@@ -8718,6 +9050,7 @@
         </w:rPr>
         <w:t>(</w:t>
       </w:r>
+      <w:proofErr w:type="spellStart"/>
       <w:r>
         <w:rPr>
           <w:rFonts w:ascii="Consolas" w:eastAsia="Times New Roman" w:hAnsi="Consolas" w:cs="Times New Roman"/>
@@ -8727,6 +9060,7 @@
         </w:rPr>
         <w:t>stateSetD</w:t>
       </w:r>
+      <w:proofErr w:type="spellEnd"/>
       <w:r>
         <w:rPr>
           <w:rFonts w:ascii="Consolas" w:eastAsia="Times New Roman" w:hAnsi="Consolas" w:cs="Times New Roman"/>
@@ -8736,6 +9070,7 @@
         </w:rPr>
         <w:t xml:space="preserve">, </w:t>
       </w:r>
+      <w:proofErr w:type="spellStart"/>
       <w:r>
         <w:rPr>
           <w:rFonts w:ascii="Consolas" w:eastAsia="Times New Roman" w:hAnsi="Consolas" w:cs="Times New Roman"/>
@@ -8745,6 +9080,7 @@
         </w:rPr>
         <w:t>positionInStateSetD</w:t>
       </w:r>
+      <w:proofErr w:type="spellEnd"/>
       <w:r>
         <w:rPr>
           <w:rFonts w:ascii="Consolas" w:eastAsia="Times New Roman" w:hAnsi="Consolas" w:cs="Times New Roman"/>
@@ -8775,6 +9111,7 @@
         </w:rPr>
         <w:t xml:space="preserve">            </w:t>
       </w:r>
+      <w:proofErr w:type="gramStart"/>
       <w:r>
         <w:rPr>
           <w:rFonts w:ascii="Consolas" w:eastAsia="Times New Roman" w:hAnsi="Consolas" w:cs="Times New Roman"/>
@@ -8793,6 +9130,8 @@
         </w:rPr>
         <w:t>(</w:t>
       </w:r>
+      <w:proofErr w:type="spellStart"/>
+      <w:proofErr w:type="gramEnd"/>
       <w:r>
         <w:rPr>
           <w:rFonts w:ascii="Consolas" w:eastAsia="Times New Roman" w:hAnsi="Consolas" w:cs="Times New Roman"/>
@@ -8802,6 +9141,7 @@
         </w:rPr>
         <w:t>newTransition</w:t>
       </w:r>
+      <w:proofErr w:type="spellEnd"/>
       <w:r>
         <w:rPr>
           <w:rFonts w:ascii="Consolas" w:eastAsia="Times New Roman" w:hAnsi="Consolas" w:cs="Times New Roman"/>
@@ -8811,6 +9151,7 @@
         </w:rPr>
         <w:t xml:space="preserve">, </w:t>
       </w:r>
+      <w:proofErr w:type="spellStart"/>
       <w:r>
         <w:rPr>
           <w:rFonts w:ascii="Consolas" w:eastAsia="Times New Roman" w:hAnsi="Consolas" w:cs="Times New Roman"/>
@@ -8820,6 +9161,7 @@
         </w:rPr>
         <w:t>copyData</w:t>
       </w:r>
+      <w:proofErr w:type="spellEnd"/>
       <w:r>
         <w:rPr>
           <w:rFonts w:ascii="Consolas" w:eastAsia="Times New Roman" w:hAnsi="Consolas" w:cs="Times New Roman"/>
@@ -8829,6 +9171,7 @@
         </w:rPr>
         <w:t>(</w:t>
       </w:r>
+      <w:proofErr w:type="spellStart"/>
       <w:r>
         <w:rPr>
           <w:rFonts w:ascii="Consolas" w:eastAsia="Times New Roman" w:hAnsi="Consolas" w:cs="Times New Roman"/>
@@ -8838,6 +9181,7 @@
         </w:rPr>
         <w:t>returnElem</w:t>
       </w:r>
+      <w:proofErr w:type="spellEnd"/>
       <w:r>
         <w:rPr>
           <w:rFonts w:ascii="Consolas" w:eastAsia="Times New Roman" w:hAnsi="Consolas" w:cs="Times New Roman"/>
@@ -8847,6 +9191,7 @@
         </w:rPr>
         <w:t>(</w:t>
       </w:r>
+      <w:proofErr w:type="spellStart"/>
       <w:r>
         <w:rPr>
           <w:rFonts w:ascii="Consolas" w:eastAsia="Times New Roman" w:hAnsi="Consolas" w:cs="Times New Roman"/>
@@ -8856,6 +9201,7 @@
         </w:rPr>
         <w:t>sigmaND</w:t>
       </w:r>
+      <w:proofErr w:type="spellEnd"/>
       <w:r>
         <w:rPr>
           <w:rFonts w:ascii="Consolas" w:eastAsia="Times New Roman" w:hAnsi="Consolas" w:cs="Times New Roman"/>
@@ -8865,6 +9211,7 @@
         </w:rPr>
         <w:t xml:space="preserve">, </w:t>
       </w:r>
+      <w:proofErr w:type="spellStart"/>
       <w:r>
         <w:rPr>
           <w:rFonts w:ascii="Consolas" w:eastAsia="Times New Roman" w:hAnsi="Consolas" w:cs="Times New Roman"/>
@@ -8874,6 +9221,7 @@
         </w:rPr>
         <w:t>positionInSigmaND</w:t>
       </w:r>
+      <w:proofErr w:type="spellEnd"/>
       <w:r>
         <w:rPr>
           <w:rFonts w:ascii="Consolas" w:eastAsia="Times New Roman" w:hAnsi="Consolas" w:cs="Times New Roman"/>
@@ -8904,6 +9252,7 @@
         </w:rPr>
         <w:t xml:space="preserve">            </w:t>
       </w:r>
+      <w:proofErr w:type="gramStart"/>
       <w:r>
         <w:rPr>
           <w:rFonts w:ascii="Consolas" w:eastAsia="Times New Roman" w:hAnsi="Consolas" w:cs="Times New Roman"/>
@@ -8922,6 +9271,8 @@
         </w:rPr>
         <w:t>(</w:t>
       </w:r>
+      <w:proofErr w:type="spellStart"/>
+      <w:proofErr w:type="gramEnd"/>
       <w:r>
         <w:rPr>
           <w:rFonts w:ascii="Consolas" w:eastAsia="Times New Roman" w:hAnsi="Consolas" w:cs="Times New Roman"/>
@@ -8931,6 +9282,7 @@
         </w:rPr>
         <w:t>newTransition</w:t>
       </w:r>
+      <w:proofErr w:type="spellEnd"/>
       <w:r>
         <w:rPr>
           <w:rFonts w:ascii="Consolas" w:eastAsia="Times New Roman" w:hAnsi="Consolas" w:cs="Times New Roman"/>
@@ -8940,6 +9292,7 @@
         </w:rPr>
         <w:t xml:space="preserve">, </w:t>
       </w:r>
+      <w:proofErr w:type="spellStart"/>
       <w:r>
         <w:rPr>
           <w:rFonts w:ascii="Consolas" w:eastAsia="Times New Roman" w:hAnsi="Consolas" w:cs="Times New Roman"/>
@@ -8949,6 +9302,7 @@
         </w:rPr>
         <w:t>copyData</w:t>
       </w:r>
+      <w:proofErr w:type="spellEnd"/>
       <w:r>
         <w:rPr>
           <w:rFonts w:ascii="Consolas" w:eastAsia="Times New Roman" w:hAnsi="Consolas" w:cs="Times New Roman"/>
@@ -8958,6 +9312,7 @@
         </w:rPr>
         <w:t>(</w:t>
       </w:r>
+      <w:proofErr w:type="spellStart"/>
       <w:r>
         <w:rPr>
           <w:rFonts w:ascii="Consolas" w:eastAsia="Times New Roman" w:hAnsi="Consolas" w:cs="Times New Roman"/>
@@ -8967,6 +9322,7 @@
         </w:rPr>
         <w:t>partialState</w:t>
       </w:r>
+      <w:proofErr w:type="spellEnd"/>
       <w:r>
         <w:rPr>
           <w:rFonts w:ascii="Consolas" w:eastAsia="Times New Roman" w:hAnsi="Consolas" w:cs="Times New Roman"/>
@@ -9045,6 +9401,8 @@
         </w:rPr>
         <w:t xml:space="preserve"> </w:t>
       </w:r>
+      <w:proofErr w:type="spellStart"/>
+      <w:proofErr w:type="gramStart"/>
       <w:r>
         <w:rPr>
           <w:rFonts w:ascii="Consolas" w:eastAsia="Times New Roman" w:hAnsi="Consolas" w:cs="Times New Roman"/>
@@ -9054,6 +9412,7 @@
         </w:rPr>
         <w:t>newNestedData</w:t>
       </w:r>
+      <w:proofErr w:type="spellEnd"/>
       <w:r>
         <w:rPr>
           <w:rFonts w:ascii="Consolas" w:eastAsia="Times New Roman" w:hAnsi="Consolas" w:cs="Times New Roman"/>
@@ -9063,6 +9422,8 @@
         </w:rPr>
         <w:t>(</w:t>
       </w:r>
+      <w:proofErr w:type="spellStart"/>
+      <w:proofErr w:type="gramEnd"/>
       <w:r>
         <w:rPr>
           <w:rFonts w:ascii="Consolas" w:eastAsia="Times New Roman" w:hAnsi="Consolas" w:cs="Times New Roman"/>
@@ -9072,6 +9433,7 @@
         </w:rPr>
         <w:t>newTransition</w:t>
       </w:r>
+      <w:proofErr w:type="spellEnd"/>
       <w:r>
         <w:rPr>
           <w:rFonts w:ascii="Consolas" w:eastAsia="Times New Roman" w:hAnsi="Consolas" w:cs="Times New Roman"/>
@@ -9120,6 +9482,7 @@
         </w:rPr>
         <w:t xml:space="preserve">            </w:t>
       </w:r>
+      <w:proofErr w:type="spellStart"/>
       <w:r>
         <w:rPr>
           <w:rFonts w:ascii="Consolas" w:eastAsia="Times New Roman" w:hAnsi="Consolas" w:cs="Times New Roman"/>
@@ -9129,6 +9492,7 @@
         </w:rPr>
         <w:t>dataFree</w:t>
       </w:r>
+      <w:proofErr w:type="spellEnd"/>
       <w:r>
         <w:rPr>
           <w:rFonts w:ascii="Consolas" w:eastAsia="Times New Roman" w:hAnsi="Consolas" w:cs="Times New Roman"/>
@@ -9147,6 +9511,7 @@
         </w:rPr>
         <w:t>&amp;</w:t>
       </w:r>
+      <w:proofErr w:type="spellStart"/>
       <w:r>
         <w:rPr>
           <w:rFonts w:ascii="Consolas" w:eastAsia="Times New Roman" w:hAnsi="Consolas" w:cs="Times New Roman"/>
@@ -9156,6 +9521,7 @@
         </w:rPr>
         <w:t>newTransition</w:t>
       </w:r>
+      <w:proofErr w:type="spellEnd"/>
       <w:r>
         <w:rPr>
           <w:rFonts w:ascii="Consolas" w:eastAsia="Times New Roman" w:hAnsi="Consolas" w:cs="Times New Roman"/>
@@ -9186,6 +9552,7 @@
         </w:rPr>
         <w:t xml:space="preserve">            </w:t>
       </w:r>
+      <w:proofErr w:type="spellStart"/>
       <w:r>
         <w:rPr>
           <w:rFonts w:ascii="Consolas" w:eastAsia="Times New Roman" w:hAnsi="Consolas" w:cs="Times New Roman"/>
@@ -9195,6 +9562,7 @@
         </w:rPr>
         <w:t>newTransition</w:t>
       </w:r>
+      <w:proofErr w:type="spellEnd"/>
       <w:r>
         <w:rPr>
           <w:rFonts w:ascii="Consolas" w:eastAsia="Times New Roman" w:hAnsi="Consolas" w:cs="Times New Roman"/>
@@ -9297,6 +9665,7 @@
         </w:rPr>
         <w:t xml:space="preserve"> </w:t>
       </w:r>
+      <w:proofErr w:type="gramStart"/>
       <w:r>
         <w:rPr>
           <w:rFonts w:ascii="Consolas" w:eastAsia="Times New Roman" w:hAnsi="Consolas" w:cs="Times New Roman"/>
@@ -9315,6 +9684,8 @@
         </w:rPr>
         <w:t>(</w:t>
       </w:r>
+      <w:proofErr w:type="spellStart"/>
+      <w:proofErr w:type="gramEnd"/>
       <w:r>
         <w:rPr>
           <w:rFonts w:ascii="Consolas" w:eastAsia="Times New Roman" w:hAnsi="Consolas" w:cs="Times New Roman"/>
@@ -9324,6 +9695,7 @@
         </w:rPr>
         <w:t>transitionsD</w:t>
       </w:r>
+      <w:proofErr w:type="spellEnd"/>
       <w:r>
         <w:rPr>
           <w:rFonts w:ascii="Consolas" w:eastAsia="Times New Roman" w:hAnsi="Consolas" w:cs="Times New Roman"/>
@@ -9372,6 +9744,7 @@
         </w:rPr>
         <w:t xml:space="preserve">            </w:t>
       </w:r>
+      <w:proofErr w:type="spellStart"/>
       <w:r>
         <w:rPr>
           <w:rFonts w:ascii="Consolas" w:eastAsia="Times New Roman" w:hAnsi="Consolas" w:cs="Times New Roman"/>
@@ -9381,6 +9754,7 @@
         </w:rPr>
         <w:t>dataFree</w:t>
       </w:r>
+      <w:proofErr w:type="spellEnd"/>
       <w:r>
         <w:rPr>
           <w:rFonts w:ascii="Consolas" w:eastAsia="Times New Roman" w:hAnsi="Consolas" w:cs="Times New Roman"/>
@@ -9399,6 +9773,7 @@
         </w:rPr>
         <w:t>&amp;</w:t>
       </w:r>
+      <w:proofErr w:type="spellStart"/>
       <w:r>
         <w:rPr>
           <w:rFonts w:ascii="Consolas" w:eastAsia="Times New Roman" w:hAnsi="Consolas" w:cs="Times New Roman"/>
@@ -9408,6 +9783,7 @@
         </w:rPr>
         <w:t>transitionsD</w:t>
       </w:r>
+      <w:proofErr w:type="spellEnd"/>
       <w:r>
         <w:rPr>
           <w:rFonts w:ascii="Consolas" w:eastAsia="Times New Roman" w:hAnsi="Consolas" w:cs="Times New Roman"/>
@@ -9438,6 +9814,7 @@
         </w:rPr>
         <w:t xml:space="preserve">            </w:t>
       </w:r>
+      <w:proofErr w:type="spellStart"/>
       <w:r>
         <w:rPr>
           <w:rFonts w:ascii="Consolas" w:eastAsia="Times New Roman" w:hAnsi="Consolas" w:cs="Times New Roman"/>
@@ -9447,6 +9824,7 @@
         </w:rPr>
         <w:t>dataFree</w:t>
       </w:r>
+      <w:proofErr w:type="spellEnd"/>
       <w:r>
         <w:rPr>
           <w:rFonts w:ascii="Consolas" w:eastAsia="Times New Roman" w:hAnsi="Consolas" w:cs="Times New Roman"/>
@@ -9504,6 +9882,7 @@
         </w:rPr>
         <w:t xml:space="preserve">            </w:t>
       </w:r>
+      <w:proofErr w:type="spellStart"/>
       <w:r>
         <w:rPr>
           <w:rFonts w:ascii="Consolas" w:eastAsia="Times New Roman" w:hAnsi="Consolas" w:cs="Times New Roman"/>
@@ -9513,6 +9892,7 @@
         </w:rPr>
         <w:t>transitionsD</w:t>
       </w:r>
+      <w:proofErr w:type="spellEnd"/>
       <w:r>
         <w:rPr>
           <w:rFonts w:ascii="Consolas" w:eastAsia="Times New Roman" w:hAnsi="Consolas" w:cs="Times New Roman"/>
@@ -9757,7 +10137,17 @@
           <w:sz w:val="21"/>
           <w:szCs w:val="21"/>
         </w:rPr>
-        <w:t xml:space="preserve"> (</w:t>
+        <w:t xml:space="preserve"> </w:t>
+      </w:r>
+      <w:proofErr w:type="gramStart"/>
+      <w:r>
+        <w:rPr>
+          <w:rFonts w:ascii="Consolas" w:eastAsia="Times New Roman" w:hAnsi="Consolas" w:cs="Times New Roman"/>
+          <w:color w:val="CCCCCC"/>
+          <w:sz w:val="21"/>
+          <w:szCs w:val="21"/>
+        </w:rPr>
+        <w:t>(</w:t>
       </w:r>
       <w:r>
         <w:rPr>
@@ -9777,6 +10167,7 @@
         </w:rPr>
         <w:t>IN</w:t>
       </w:r>
+      <w:proofErr w:type="gramEnd"/>
       <w:r>
         <w:rPr>
           <w:rFonts w:ascii="Consolas" w:eastAsia="Times New Roman" w:hAnsi="Consolas" w:cs="Times New Roman"/>
@@ -9786,6 +10177,7 @@
         </w:rPr>
         <w:t>(</w:t>
       </w:r>
+      <w:proofErr w:type="spellStart"/>
       <w:r>
         <w:rPr>
           <w:rFonts w:ascii="Consolas" w:eastAsia="Times New Roman" w:hAnsi="Consolas" w:cs="Times New Roman"/>
@@ -9795,6 +10187,7 @@
         </w:rPr>
         <w:t>stateSetD</w:t>
       </w:r>
+      <w:proofErr w:type="spellEnd"/>
       <w:r>
         <w:rPr>
           <w:rFonts w:ascii="Consolas" w:eastAsia="Times New Roman" w:hAnsi="Consolas" w:cs="Times New Roman"/>
@@ -9804,6 +10197,7 @@
         </w:rPr>
         <w:t xml:space="preserve">, </w:t>
       </w:r>
+      <w:proofErr w:type="spellStart"/>
       <w:r>
         <w:rPr>
           <w:rFonts w:ascii="Consolas" w:eastAsia="Times New Roman" w:hAnsi="Consolas" w:cs="Times New Roman"/>
@@ -9813,6 +10207,7 @@
         </w:rPr>
         <w:t>partialState</w:t>
       </w:r>
+      <w:proofErr w:type="spellEnd"/>
       <w:r>
         <w:rPr>
           <w:rFonts w:ascii="Consolas" w:eastAsia="Times New Roman" w:hAnsi="Consolas" w:cs="Times New Roman"/>
@@ -9900,6 +10295,8 @@
         </w:rPr>
         <w:t xml:space="preserve"> </w:t>
       </w:r>
+      <w:proofErr w:type="spellStart"/>
+      <w:proofErr w:type="gramStart"/>
       <w:r>
         <w:rPr>
           <w:rFonts w:ascii="Consolas" w:eastAsia="Times New Roman" w:hAnsi="Consolas" w:cs="Times New Roman"/>
@@ -9909,6 +10306,7 @@
         </w:rPr>
         <w:t>newNestedData</w:t>
       </w:r>
+      <w:proofErr w:type="spellEnd"/>
       <w:r>
         <w:rPr>
           <w:rFonts w:ascii="Consolas" w:eastAsia="Times New Roman" w:hAnsi="Consolas" w:cs="Times New Roman"/>
@@ -9918,6 +10316,8 @@
         </w:rPr>
         <w:t>(</w:t>
       </w:r>
+      <w:proofErr w:type="spellStart"/>
+      <w:proofErr w:type="gramEnd"/>
       <w:r>
         <w:rPr>
           <w:rFonts w:ascii="Consolas" w:eastAsia="Times New Roman" w:hAnsi="Consolas" w:cs="Times New Roman"/>
@@ -9927,6 +10327,7 @@
         </w:rPr>
         <w:t>partialState</w:t>
       </w:r>
+      <w:proofErr w:type="spellEnd"/>
       <w:r>
         <w:rPr>
           <w:rFonts w:ascii="Consolas" w:eastAsia="Times New Roman" w:hAnsi="Consolas" w:cs="Times New Roman"/>
@@ -9975,6 +10376,7 @@
         </w:rPr>
         <w:t xml:space="preserve">                </w:t>
       </w:r>
+      <w:proofErr w:type="spellStart"/>
       <w:r>
         <w:rPr>
           <w:rFonts w:ascii="Consolas" w:eastAsia="Times New Roman" w:hAnsi="Consolas" w:cs="Times New Roman"/>
@@ -9984,6 +10386,7 @@
         </w:rPr>
         <w:t>dataFree</w:t>
       </w:r>
+      <w:proofErr w:type="spellEnd"/>
       <w:r>
         <w:rPr>
           <w:rFonts w:ascii="Consolas" w:eastAsia="Times New Roman" w:hAnsi="Consolas" w:cs="Times New Roman"/>
@@ -10002,6 +10405,7 @@
         </w:rPr>
         <w:t>&amp;</w:t>
       </w:r>
+      <w:proofErr w:type="spellStart"/>
       <w:r>
         <w:rPr>
           <w:rFonts w:ascii="Consolas" w:eastAsia="Times New Roman" w:hAnsi="Consolas" w:cs="Times New Roman"/>
@@ -10011,6 +10415,7 @@
         </w:rPr>
         <w:t>partialState</w:t>
       </w:r>
+      <w:proofErr w:type="spellEnd"/>
       <w:r>
         <w:rPr>
           <w:rFonts w:ascii="Consolas" w:eastAsia="Times New Roman" w:hAnsi="Consolas" w:cs="Times New Roman"/>
@@ -10042,6 +10447,7 @@
         <w:lastRenderedPageBreak/>
         <w:t xml:space="preserve">                </w:t>
       </w:r>
+      <w:proofErr w:type="spellStart"/>
       <w:r>
         <w:rPr>
           <w:rFonts w:ascii="Consolas" w:eastAsia="Times New Roman" w:hAnsi="Consolas" w:cs="Times New Roman"/>
@@ -10051,6 +10457,7 @@
         </w:rPr>
         <w:t>partialState</w:t>
       </w:r>
+      <w:proofErr w:type="spellEnd"/>
       <w:r>
         <w:rPr>
           <w:rFonts w:ascii="Consolas" w:eastAsia="Times New Roman" w:hAnsi="Consolas" w:cs="Times New Roman"/>
@@ -10165,6 +10572,7 @@
         </w:rPr>
         <w:t xml:space="preserve"> </w:t>
       </w:r>
+      <w:proofErr w:type="gramStart"/>
       <w:r>
         <w:rPr>
           <w:rFonts w:ascii="Consolas" w:eastAsia="Times New Roman" w:hAnsi="Consolas" w:cs="Times New Roman"/>
@@ -10183,6 +10591,8 @@
         </w:rPr>
         <w:t>(</w:t>
       </w:r>
+      <w:proofErr w:type="spellStart"/>
+      <w:proofErr w:type="gramEnd"/>
       <w:r>
         <w:rPr>
           <w:rFonts w:ascii="Consolas" w:eastAsia="Times New Roman" w:hAnsi="Consolas" w:cs="Times New Roman"/>
@@ -10192,6 +10602,7 @@
         </w:rPr>
         <w:t>stateSetD</w:t>
       </w:r>
+      <w:proofErr w:type="spellEnd"/>
       <w:r>
         <w:rPr>
           <w:rFonts w:ascii="Consolas" w:eastAsia="Times New Roman" w:hAnsi="Consolas" w:cs="Times New Roman"/>
@@ -10201,6 +10612,7 @@
         </w:rPr>
         <w:t xml:space="preserve">, </w:t>
       </w:r>
+      <w:proofErr w:type="spellStart"/>
       <w:r>
         <w:rPr>
           <w:rFonts w:ascii="Consolas" w:eastAsia="Times New Roman" w:hAnsi="Consolas" w:cs="Times New Roman"/>
@@ -10210,6 +10622,7 @@
         </w:rPr>
         <w:t>partialState</w:t>
       </w:r>
+      <w:proofErr w:type="spellEnd"/>
       <w:r>
         <w:rPr>
           <w:rFonts w:ascii="Consolas" w:eastAsia="Times New Roman" w:hAnsi="Consolas" w:cs="Times New Roman"/>
@@ -10240,6 +10653,7 @@
         </w:rPr>
         <w:t xml:space="preserve">                </w:t>
       </w:r>
+      <w:proofErr w:type="spellStart"/>
       <w:r>
         <w:rPr>
           <w:rFonts w:ascii="Consolas" w:eastAsia="Times New Roman" w:hAnsi="Consolas" w:cs="Times New Roman"/>
@@ -10249,6 +10663,7 @@
         </w:rPr>
         <w:t>dataFree</w:t>
       </w:r>
+      <w:proofErr w:type="spellEnd"/>
       <w:r>
         <w:rPr>
           <w:rFonts w:ascii="Consolas" w:eastAsia="Times New Roman" w:hAnsi="Consolas" w:cs="Times New Roman"/>
@@ -10267,6 +10682,7 @@
         </w:rPr>
         <w:t>&amp;</w:t>
       </w:r>
+      <w:proofErr w:type="spellStart"/>
       <w:r>
         <w:rPr>
           <w:rFonts w:ascii="Consolas" w:eastAsia="Times New Roman" w:hAnsi="Consolas" w:cs="Times New Roman"/>
@@ -10276,6 +10692,7 @@
         </w:rPr>
         <w:t>stateSetD</w:t>
       </w:r>
+      <w:proofErr w:type="spellEnd"/>
       <w:r>
         <w:rPr>
           <w:rFonts w:ascii="Consolas" w:eastAsia="Times New Roman" w:hAnsi="Consolas" w:cs="Times New Roman"/>
@@ -10306,6 +10723,7 @@
         </w:rPr>
         <w:t xml:space="preserve">                </w:t>
       </w:r>
+      <w:proofErr w:type="spellStart"/>
       <w:r>
         <w:rPr>
           <w:rFonts w:ascii="Consolas" w:eastAsia="Times New Roman" w:hAnsi="Consolas" w:cs="Times New Roman"/>
@@ -10315,6 +10733,7 @@
         </w:rPr>
         <w:t>stateSetD</w:t>
       </w:r>
+      <w:proofErr w:type="spellEnd"/>
       <w:r>
         <w:rPr>
           <w:rFonts w:ascii="Consolas" w:eastAsia="Times New Roman" w:hAnsi="Consolas" w:cs="Times New Roman"/>
@@ -10489,6 +10908,7 @@
         </w:rPr>
         <w:t xml:space="preserve">            </w:t>
       </w:r>
+      <w:proofErr w:type="spellStart"/>
       <w:r>
         <w:rPr>
           <w:rFonts w:ascii="Consolas" w:eastAsia="Times New Roman" w:hAnsi="Consolas" w:cs="Times New Roman"/>
@@ -10498,6 +10918,7 @@
         </w:rPr>
         <w:t>partialState</w:t>
       </w:r>
+      <w:proofErr w:type="spellEnd"/>
       <w:r>
         <w:rPr>
           <w:rFonts w:ascii="Consolas" w:eastAsia="Times New Roman" w:hAnsi="Consolas" w:cs="Times New Roman"/>
@@ -10597,6 +11018,7 @@
         </w:rPr>
         <w:t xml:space="preserve">        </w:t>
       </w:r>
+      <w:proofErr w:type="spellStart"/>
       <w:r>
         <w:rPr>
           <w:rFonts w:ascii="Consolas" w:eastAsia="Times New Roman" w:hAnsi="Consolas" w:cs="Times New Roman"/>
@@ -10606,6 +11028,7 @@
         </w:rPr>
         <w:t>positionInStateSetD</w:t>
       </w:r>
+      <w:proofErr w:type="spellEnd"/>
       <w:r>
         <w:rPr>
           <w:rFonts w:ascii="Consolas" w:eastAsia="Times New Roman" w:hAnsi="Consolas" w:cs="Times New Roman"/>
@@ -10714,6 +11137,7 @@
         </w:rPr>
         <w:t xml:space="preserve"> </w:t>
       </w:r>
+      <w:proofErr w:type="spellStart"/>
       <w:r>
         <w:rPr>
           <w:rFonts w:ascii="Consolas" w:eastAsia="Times New Roman" w:hAnsi="Consolas" w:cs="Times New Roman"/>
@@ -10723,6 +11147,7 @@
         </w:rPr>
         <w:t>positionInStateSetD</w:t>
       </w:r>
+      <w:proofErr w:type="spellEnd"/>
       <w:r>
         <w:rPr>
           <w:rFonts w:ascii="Consolas" w:eastAsia="Times New Roman" w:hAnsi="Consolas" w:cs="Times New Roman"/>
@@ -10768,6 +11193,7 @@
         </w:rPr>
         <w:t xml:space="preserve">; </w:t>
       </w:r>
+      <w:proofErr w:type="spellStart"/>
       <w:r>
         <w:rPr>
           <w:rFonts w:ascii="Consolas" w:eastAsia="Times New Roman" w:hAnsi="Consolas" w:cs="Times New Roman"/>
@@ -10777,6 +11203,7 @@
         </w:rPr>
         <w:t>positionInStateSetD</w:t>
       </w:r>
+      <w:proofErr w:type="spellEnd"/>
       <w:r>
         <w:rPr>
           <w:rFonts w:ascii="Consolas" w:eastAsia="Times New Roman" w:hAnsi="Consolas" w:cs="Times New Roman"/>
@@ -10804,6 +11231,7 @@
         </w:rPr>
         <w:t xml:space="preserve"> </w:t>
       </w:r>
+      <w:proofErr w:type="gramStart"/>
       <w:r>
         <w:rPr>
           <w:rFonts w:ascii="Consolas" w:eastAsia="Times New Roman" w:hAnsi="Consolas" w:cs="Times New Roman"/>
@@ -10822,6 +11250,8 @@
         </w:rPr>
         <w:t>(</w:t>
       </w:r>
+      <w:proofErr w:type="spellStart"/>
+      <w:proofErr w:type="gramEnd"/>
       <w:r>
         <w:rPr>
           <w:rFonts w:ascii="Consolas" w:eastAsia="Times New Roman" w:hAnsi="Consolas" w:cs="Times New Roman"/>
@@ -10831,6 +11261,7 @@
         </w:rPr>
         <w:t>stateSetD</w:t>
       </w:r>
+      <w:proofErr w:type="spellEnd"/>
       <w:r>
         <w:rPr>
           <w:rFonts w:ascii="Consolas" w:eastAsia="Times New Roman" w:hAnsi="Consolas" w:cs="Times New Roman"/>
@@ -10840,6 +11271,7 @@
         </w:rPr>
         <w:t xml:space="preserve">); </w:t>
       </w:r>
+      <w:proofErr w:type="spellStart"/>
       <w:r>
         <w:rPr>
           <w:rFonts w:ascii="Consolas" w:eastAsia="Times New Roman" w:hAnsi="Consolas" w:cs="Times New Roman"/>
@@ -10849,6 +11281,7 @@
         </w:rPr>
         <w:t>positionInStateSetD</w:t>
       </w:r>
+      <w:proofErr w:type="spellEnd"/>
       <w:r>
         <w:rPr>
           <w:rFonts w:ascii="Consolas" w:eastAsia="Times New Roman" w:hAnsi="Consolas" w:cs="Times New Roman"/>
@@ -10945,6 +11378,7 @@
         </w:rPr>
         <w:t xml:space="preserve"> </w:t>
       </w:r>
+      <w:proofErr w:type="gramStart"/>
       <w:r>
         <w:rPr>
           <w:rFonts w:ascii="Consolas" w:eastAsia="Times New Roman" w:hAnsi="Consolas" w:cs="Times New Roman"/>
@@ -10963,6 +11397,8 @@
         </w:rPr>
         <w:t>(</w:t>
       </w:r>
+      <w:proofErr w:type="spellStart"/>
+      <w:proofErr w:type="gramEnd"/>
       <w:r>
         <w:rPr>
           <w:rFonts w:ascii="Consolas" w:eastAsia="Times New Roman" w:hAnsi="Consolas" w:cs="Times New Roman"/>
@@ -10972,6 +11408,7 @@
         </w:rPr>
         <w:t>returnElem</w:t>
       </w:r>
+      <w:proofErr w:type="spellEnd"/>
       <w:r>
         <w:rPr>
           <w:rFonts w:ascii="Consolas" w:eastAsia="Times New Roman" w:hAnsi="Consolas" w:cs="Times New Roman"/>
@@ -10981,6 +11418,7 @@
         </w:rPr>
         <w:t>(</w:t>
       </w:r>
+      <w:proofErr w:type="spellStart"/>
       <w:r>
         <w:rPr>
           <w:rFonts w:ascii="Consolas" w:eastAsia="Times New Roman" w:hAnsi="Consolas" w:cs="Times New Roman"/>
@@ -10990,6 +11428,7 @@
         </w:rPr>
         <w:t>stateSetD</w:t>
       </w:r>
+      <w:proofErr w:type="spellEnd"/>
       <w:r>
         <w:rPr>
           <w:rFonts w:ascii="Consolas" w:eastAsia="Times New Roman" w:hAnsi="Consolas" w:cs="Times New Roman"/>
@@ -10999,6 +11438,7 @@
         </w:rPr>
         <w:t xml:space="preserve">, </w:t>
       </w:r>
+      <w:proofErr w:type="spellStart"/>
       <w:r>
         <w:rPr>
           <w:rFonts w:ascii="Consolas" w:eastAsia="Times New Roman" w:hAnsi="Consolas" w:cs="Times New Roman"/>
@@ -11008,6 +11448,7 @@
         </w:rPr>
         <w:t>positionInStateSetD</w:t>
       </w:r>
+      <w:proofErr w:type="spellEnd"/>
       <w:r>
         <w:rPr>
           <w:rFonts w:ascii="Consolas" w:eastAsia="Times New Roman" w:hAnsi="Consolas" w:cs="Times New Roman"/>
@@ -11017,6 +11458,7 @@
         </w:rPr>
         <w:t xml:space="preserve">), </w:t>
       </w:r>
+      <w:proofErr w:type="spellStart"/>
       <w:r>
         <w:rPr>
           <w:rFonts w:ascii="Consolas" w:eastAsia="Times New Roman" w:hAnsi="Consolas" w:cs="Times New Roman"/>
@@ -11026,6 +11468,7 @@
         </w:rPr>
         <w:t>acceptanceStatesND</w:t>
       </w:r>
+      <w:proofErr w:type="spellEnd"/>
       <w:r>
         <w:rPr>
           <w:rFonts w:ascii="Consolas" w:eastAsia="Times New Roman" w:hAnsi="Consolas" w:cs="Times New Roman"/>
@@ -11084,7 +11527,17 @@
           <w:sz w:val="21"/>
           <w:szCs w:val="21"/>
         </w:rPr>
-        <w:t xml:space="preserve"> (</w:t>
+        <w:t xml:space="preserve"> </w:t>
+      </w:r>
+      <w:proofErr w:type="gramStart"/>
+      <w:r>
+        <w:rPr>
+          <w:rFonts w:ascii="Consolas" w:eastAsia="Times New Roman" w:hAnsi="Consolas" w:cs="Times New Roman"/>
+          <w:color w:val="CCCCCC"/>
+          <w:sz w:val="21"/>
+          <w:szCs w:val="21"/>
+        </w:rPr>
+        <w:t>(</w:t>
       </w:r>
       <w:r>
         <w:rPr>
@@ -11095,6 +11548,7 @@
         </w:rPr>
         <w:t>!</w:t>
       </w:r>
+      <w:proofErr w:type="spellStart"/>
       <w:r>
         <w:rPr>
           <w:rFonts w:ascii="Consolas" w:eastAsia="Times New Roman" w:hAnsi="Consolas" w:cs="Times New Roman"/>
@@ -11104,6 +11558,8 @@
         </w:rPr>
         <w:t>isEmpty</w:t>
       </w:r>
+      <w:proofErr w:type="spellEnd"/>
+      <w:proofErr w:type="gramEnd"/>
       <w:r>
         <w:rPr>
           <w:rFonts w:ascii="Consolas" w:eastAsia="Times New Roman" w:hAnsi="Consolas" w:cs="Times New Roman"/>
@@ -11173,6 +11629,7 @@
         </w:rPr>
         <w:t xml:space="preserve">            </w:t>
       </w:r>
+      <w:proofErr w:type="spellStart"/>
       <w:r>
         <w:rPr>
           <w:rFonts w:ascii="Consolas" w:eastAsia="Times New Roman" w:hAnsi="Consolas" w:cs="Times New Roman"/>
@@ -11182,6 +11639,7 @@
         </w:rPr>
         <w:t>dataFree</w:t>
       </w:r>
+      <w:proofErr w:type="spellEnd"/>
       <w:r>
         <w:rPr>
           <w:rFonts w:ascii="Consolas" w:eastAsia="Times New Roman" w:hAnsi="Consolas" w:cs="Times New Roman"/>
@@ -11275,6 +11733,8 @@
         </w:rPr>
         <w:t xml:space="preserve"> </w:t>
       </w:r>
+      <w:proofErr w:type="spellStart"/>
+      <w:proofErr w:type="gramStart"/>
       <w:r>
         <w:rPr>
           <w:rFonts w:ascii="Consolas" w:eastAsia="Times New Roman" w:hAnsi="Consolas" w:cs="Times New Roman"/>
@@ -11284,6 +11744,7 @@
         </w:rPr>
         <w:t>newNestedData</w:t>
       </w:r>
+      <w:proofErr w:type="spellEnd"/>
       <w:r>
         <w:rPr>
           <w:rFonts w:ascii="Consolas" w:eastAsia="Times New Roman" w:hAnsi="Consolas" w:cs="Times New Roman"/>
@@ -11293,6 +11754,8 @@
         </w:rPr>
         <w:t>(</w:t>
       </w:r>
+      <w:proofErr w:type="spellStart"/>
+      <w:proofErr w:type="gramEnd"/>
       <w:r>
         <w:rPr>
           <w:rFonts w:ascii="Consolas" w:eastAsia="Times New Roman" w:hAnsi="Consolas" w:cs="Times New Roman"/>
@@ -11302,6 +11765,7 @@
         </w:rPr>
         <w:t>returnElem</w:t>
       </w:r>
+      <w:proofErr w:type="spellEnd"/>
       <w:r>
         <w:rPr>
           <w:rFonts w:ascii="Consolas" w:eastAsia="Times New Roman" w:hAnsi="Consolas" w:cs="Times New Roman"/>
@@ -11311,6 +11775,7 @@
         </w:rPr>
         <w:t>(</w:t>
       </w:r>
+      <w:proofErr w:type="spellStart"/>
       <w:r>
         <w:rPr>
           <w:rFonts w:ascii="Consolas" w:eastAsia="Times New Roman" w:hAnsi="Consolas" w:cs="Times New Roman"/>
@@ -11320,6 +11785,7 @@
         </w:rPr>
         <w:t>stateSetD</w:t>
       </w:r>
+      <w:proofErr w:type="spellEnd"/>
       <w:r>
         <w:rPr>
           <w:rFonts w:ascii="Consolas" w:eastAsia="Times New Roman" w:hAnsi="Consolas" w:cs="Times New Roman"/>
@@ -11329,6 +11795,7 @@
         </w:rPr>
         <w:t xml:space="preserve">, </w:t>
       </w:r>
+      <w:proofErr w:type="spellStart"/>
       <w:r>
         <w:rPr>
           <w:rFonts w:ascii="Consolas" w:eastAsia="Times New Roman" w:hAnsi="Consolas" w:cs="Times New Roman"/>
@@ -11338,6 +11805,7 @@
         </w:rPr>
         <w:t>positionInStateSetD</w:t>
       </w:r>
+      <w:proofErr w:type="spellEnd"/>
       <w:r>
         <w:rPr>
           <w:rFonts w:ascii="Consolas" w:eastAsia="Times New Roman" w:hAnsi="Consolas" w:cs="Times New Roman"/>
@@ -11422,6 +11890,7 @@
         </w:rPr>
         <w:t xml:space="preserve"> </w:t>
       </w:r>
+      <w:proofErr w:type="gramStart"/>
       <w:r>
         <w:rPr>
           <w:rFonts w:ascii="Consolas" w:eastAsia="Times New Roman" w:hAnsi="Consolas" w:cs="Times New Roman"/>
@@ -11440,6 +11909,8 @@
         </w:rPr>
         <w:t>(</w:t>
       </w:r>
+      <w:proofErr w:type="spellStart"/>
+      <w:proofErr w:type="gramEnd"/>
       <w:r>
         <w:rPr>
           <w:rFonts w:ascii="Consolas" w:eastAsia="Times New Roman" w:hAnsi="Consolas" w:cs="Times New Roman"/>
@@ -11449,6 +11920,7 @@
         </w:rPr>
         <w:t>acceptanceStatesD</w:t>
       </w:r>
+      <w:proofErr w:type="spellEnd"/>
       <w:r>
         <w:rPr>
           <w:rFonts w:ascii="Consolas" w:eastAsia="Times New Roman" w:hAnsi="Consolas" w:cs="Times New Roman"/>
@@ -11509,6 +11981,7 @@
         </w:rPr>
         <w:t xml:space="preserve">            </w:t>
       </w:r>
+      <w:proofErr w:type="spellStart"/>
       <w:r>
         <w:rPr>
           <w:rFonts w:ascii="Consolas" w:eastAsia="Times New Roman" w:hAnsi="Consolas" w:cs="Times New Roman"/>
@@ -11518,6 +11991,7 @@
         </w:rPr>
         <w:t>dataFree</w:t>
       </w:r>
+      <w:proofErr w:type="spellEnd"/>
       <w:r>
         <w:rPr>
           <w:rFonts w:ascii="Consolas" w:eastAsia="Times New Roman" w:hAnsi="Consolas" w:cs="Times New Roman"/>
@@ -11536,6 +12010,7 @@
         </w:rPr>
         <w:t>&amp;</w:t>
       </w:r>
+      <w:proofErr w:type="spellStart"/>
       <w:r>
         <w:rPr>
           <w:rFonts w:ascii="Consolas" w:eastAsia="Times New Roman" w:hAnsi="Consolas" w:cs="Times New Roman"/>
@@ -11545,6 +12020,7 @@
         </w:rPr>
         <w:t>acceptanceStatesD</w:t>
       </w:r>
+      <w:proofErr w:type="spellEnd"/>
       <w:r>
         <w:rPr>
           <w:rFonts w:ascii="Consolas" w:eastAsia="Times New Roman" w:hAnsi="Consolas" w:cs="Times New Roman"/>
@@ -11575,6 +12051,7 @@
         </w:rPr>
         <w:t xml:space="preserve">            </w:t>
       </w:r>
+      <w:proofErr w:type="spellStart"/>
       <w:r>
         <w:rPr>
           <w:rFonts w:ascii="Consolas" w:eastAsia="Times New Roman" w:hAnsi="Consolas" w:cs="Times New Roman"/>
@@ -11584,6 +12061,7 @@
         </w:rPr>
         <w:t>acceptanceStatesD</w:t>
       </w:r>
+      <w:proofErr w:type="spellEnd"/>
       <w:r>
         <w:rPr>
           <w:rFonts w:ascii="Consolas" w:eastAsia="Times New Roman" w:hAnsi="Consolas" w:cs="Times New Roman"/>
@@ -11758,6 +12236,7 @@
         </w:rPr>
         <w:t xml:space="preserve">        </w:t>
       </w:r>
+      <w:proofErr w:type="spellStart"/>
       <w:r>
         <w:rPr>
           <w:rFonts w:ascii="Consolas" w:eastAsia="Times New Roman" w:hAnsi="Consolas" w:cs="Times New Roman"/>
@@ -11767,6 +12246,7 @@
         </w:rPr>
         <w:t>dataFree</w:t>
       </w:r>
+      <w:proofErr w:type="spellEnd"/>
       <w:r>
         <w:rPr>
           <w:rFonts w:ascii="Consolas" w:eastAsia="Times New Roman" w:hAnsi="Consolas" w:cs="Times New Roman"/>
@@ -11857,6 +12337,7 @@
         </w:rPr>
         <w:t xml:space="preserve">    </w:t>
       </w:r>
+      <w:proofErr w:type="gramStart"/>
       <w:r>
         <w:rPr>
           <w:rFonts w:ascii="Consolas" w:eastAsia="Times New Roman" w:hAnsi="Consolas" w:cs="Times New Roman"/>
@@ -11875,6 +12356,7 @@
         </w:rPr>
         <w:t>(</w:t>
       </w:r>
+      <w:proofErr w:type="gramEnd"/>
       <w:r>
         <w:rPr>
           <w:rFonts w:ascii="Consolas" w:eastAsia="Times New Roman" w:hAnsi="Consolas" w:cs="Times New Roman"/>
@@ -11893,6 +12375,7 @@
         </w:rPr>
         <w:t xml:space="preserve">, </w:t>
       </w:r>
+      <w:proofErr w:type="spellStart"/>
       <w:r>
         <w:rPr>
           <w:rFonts w:ascii="Consolas" w:eastAsia="Times New Roman" w:hAnsi="Consolas" w:cs="Times New Roman"/>
@@ -11902,6 +12385,7 @@
         </w:rPr>
         <w:t>stateSetD</w:t>
       </w:r>
+      <w:proofErr w:type="spellEnd"/>
       <w:r>
         <w:rPr>
           <w:rFonts w:ascii="Consolas" w:eastAsia="Times New Roman" w:hAnsi="Consolas" w:cs="Times New Roman"/>
@@ -11932,6 +12416,7 @@
         </w:rPr>
         <w:t xml:space="preserve">    </w:t>
       </w:r>
+      <w:proofErr w:type="gramStart"/>
       <w:r>
         <w:rPr>
           <w:rFonts w:ascii="Consolas" w:eastAsia="Times New Roman" w:hAnsi="Consolas" w:cs="Times New Roman"/>
@@ -11950,6 +12435,7 @@
         </w:rPr>
         <w:t>(</w:t>
       </w:r>
+      <w:proofErr w:type="gramEnd"/>
       <w:r>
         <w:rPr>
           <w:rFonts w:ascii="Consolas" w:eastAsia="Times New Roman" w:hAnsi="Consolas" w:cs="Times New Roman"/>
@@ -11968,6 +12454,7 @@
         </w:rPr>
         <w:t xml:space="preserve">, </w:t>
       </w:r>
+      <w:proofErr w:type="spellStart"/>
       <w:r>
         <w:rPr>
           <w:rFonts w:ascii="Consolas" w:eastAsia="Times New Roman" w:hAnsi="Consolas" w:cs="Times New Roman"/>
@@ -11977,6 +12464,7 @@
         </w:rPr>
         <w:t>sigmaD</w:t>
       </w:r>
+      <w:proofErr w:type="spellEnd"/>
       <w:r>
         <w:rPr>
           <w:rFonts w:ascii="Consolas" w:eastAsia="Times New Roman" w:hAnsi="Consolas" w:cs="Times New Roman"/>
@@ -12007,6 +12495,7 @@
         </w:rPr>
         <w:t xml:space="preserve">    </w:t>
       </w:r>
+      <w:proofErr w:type="gramStart"/>
       <w:r>
         <w:rPr>
           <w:rFonts w:ascii="Consolas" w:eastAsia="Times New Roman" w:hAnsi="Consolas" w:cs="Times New Roman"/>
@@ -12025,6 +12514,7 @@
         </w:rPr>
         <w:t>(</w:t>
       </w:r>
+      <w:proofErr w:type="gramEnd"/>
       <w:r>
         <w:rPr>
           <w:rFonts w:ascii="Consolas" w:eastAsia="Times New Roman" w:hAnsi="Consolas" w:cs="Times New Roman"/>
@@ -12043,6 +12533,7 @@
         </w:rPr>
         <w:t xml:space="preserve">, </w:t>
       </w:r>
+      <w:proofErr w:type="spellStart"/>
       <w:r>
         <w:rPr>
           <w:rFonts w:ascii="Consolas" w:eastAsia="Times New Roman" w:hAnsi="Consolas" w:cs="Times New Roman"/>
@@ -12052,6 +12543,7 @@
         </w:rPr>
         <w:t>transitionsD</w:t>
       </w:r>
+      <w:proofErr w:type="spellEnd"/>
       <w:r>
         <w:rPr>
           <w:rFonts w:ascii="Consolas" w:eastAsia="Times New Roman" w:hAnsi="Consolas" w:cs="Times New Roman"/>
@@ -12082,6 +12574,7 @@
         </w:rPr>
         <w:t xml:space="preserve">    </w:t>
       </w:r>
+      <w:proofErr w:type="gramStart"/>
       <w:r>
         <w:rPr>
           <w:rFonts w:ascii="Consolas" w:eastAsia="Times New Roman" w:hAnsi="Consolas" w:cs="Times New Roman"/>
@@ -12100,6 +12593,7 @@
         </w:rPr>
         <w:t>(</w:t>
       </w:r>
+      <w:proofErr w:type="gramEnd"/>
       <w:r>
         <w:rPr>
           <w:rFonts w:ascii="Consolas" w:eastAsia="Times New Roman" w:hAnsi="Consolas" w:cs="Times New Roman"/>
@@ -12118,6 +12612,7 @@
         </w:rPr>
         <w:t xml:space="preserve">, </w:t>
       </w:r>
+      <w:proofErr w:type="spellStart"/>
       <w:r>
         <w:rPr>
           <w:rFonts w:ascii="Consolas" w:eastAsia="Times New Roman" w:hAnsi="Consolas" w:cs="Times New Roman"/>
@@ -12127,6 +12622,7 @@
         </w:rPr>
         <w:t>initialStateD</w:t>
       </w:r>
+      <w:proofErr w:type="spellEnd"/>
       <w:r>
         <w:rPr>
           <w:rFonts w:ascii="Consolas" w:eastAsia="Times New Roman" w:hAnsi="Consolas" w:cs="Times New Roman"/>
@@ -12157,6 +12653,7 @@
         </w:rPr>
         <w:t xml:space="preserve">    </w:t>
       </w:r>
+      <w:proofErr w:type="gramStart"/>
       <w:r>
         <w:rPr>
           <w:rFonts w:ascii="Consolas" w:eastAsia="Times New Roman" w:hAnsi="Consolas" w:cs="Times New Roman"/>
@@ -12175,6 +12672,7 @@
         </w:rPr>
         <w:t>(</w:t>
       </w:r>
+      <w:proofErr w:type="gramEnd"/>
       <w:r>
         <w:rPr>
           <w:rFonts w:ascii="Consolas" w:eastAsia="Times New Roman" w:hAnsi="Consolas" w:cs="Times New Roman"/>
@@ -12193,6 +12691,7 @@
         </w:rPr>
         <w:t xml:space="preserve">, </w:t>
       </w:r>
+      <w:proofErr w:type="spellStart"/>
       <w:r>
         <w:rPr>
           <w:rFonts w:ascii="Consolas" w:eastAsia="Times New Roman" w:hAnsi="Consolas" w:cs="Times New Roman"/>
@@ -12202,6 +12701,7 @@
         </w:rPr>
         <w:t>acceptanceStatesD</w:t>
       </w:r>
+      <w:proofErr w:type="spellEnd"/>
       <w:r>
         <w:rPr>
           <w:rFonts w:ascii="Consolas" w:eastAsia="Times New Roman" w:hAnsi="Consolas" w:cs="Times New Roman"/>
@@ -12463,7 +12963,27 @@
           <w:szCs w:val="24"/>
           <w:lang w:val="es-ES"/>
         </w:rPr>
-        <w:t xml:space="preserve">Un lenguaje de programación es un sistema notacional para describir computaciones en una forma legible tanto para la maquina como para el ser humano. </w:t>
+        <w:t xml:space="preserve">Un lenguaje de programación es un sistema </w:t>
+      </w:r>
+      <w:proofErr w:type="spellStart"/>
+      <w:r>
+        <w:rPr>
+          <w:rFonts w:ascii="Arial" w:hAnsi="Arial" w:cs="Arial"/>
+          <w:sz w:val="24"/>
+          <w:szCs w:val="24"/>
+          <w:lang w:val="es-ES"/>
+        </w:rPr>
+        <w:t>notacional</w:t>
+      </w:r>
+      <w:proofErr w:type="spellEnd"/>
+      <w:r>
+        <w:rPr>
+          <w:rFonts w:ascii="Arial" w:hAnsi="Arial" w:cs="Arial"/>
+          <w:sz w:val="24"/>
+          <w:szCs w:val="24"/>
+          <w:lang w:val="es-ES"/>
+        </w:rPr>
+        <w:t xml:space="preserve"> para describir computaciones en una forma legible tanto para la maquina como para el ser humano. </w:t>
       </w:r>
     </w:p>
     <w:p>
@@ -12786,7 +13306,27 @@
           <w:szCs w:val="24"/>
           <w:lang w:val="es-ES"/>
         </w:rPr>
-        <w:t>Son aquellos enunciados o sentencias en un lenguaje que combinan unas cuantas instrucciones de máquina en una sentencia abstracta mas comprensible.</w:t>
+        <w:t xml:space="preserve">Son aquellos enunciados o sentencias en un lenguaje que combinan unas cuantas instrucciones de máquina en una sentencia abstracta </w:t>
+      </w:r>
+      <w:proofErr w:type="spellStart"/>
+      <w:r>
+        <w:rPr>
+          <w:rFonts w:ascii="Arial" w:hAnsi="Arial" w:cs="Arial"/>
+          <w:sz w:val="24"/>
+          <w:szCs w:val="24"/>
+          <w:lang w:val="es-ES"/>
+        </w:rPr>
+        <w:t>mas</w:t>
+      </w:r>
+      <w:proofErr w:type="spellEnd"/>
+      <w:r>
+        <w:rPr>
+          <w:rFonts w:ascii="Arial" w:hAnsi="Arial" w:cs="Arial"/>
+          <w:sz w:val="24"/>
+          <w:szCs w:val="24"/>
+          <w:lang w:val="es-ES"/>
+        </w:rPr>
+        <w:t xml:space="preserve"> comprensible.</w:t>
       </w:r>
     </w:p>
     <w:p>
@@ -13057,8 +13597,19 @@
           <w:szCs w:val="24"/>
           <w:lang w:val="es-ES"/>
         </w:rPr>
-        <w:t xml:space="preserve"> pop, push</w:t>
-      </w:r>
+        <w:t xml:space="preserve"> pop, </w:t>
+      </w:r>
+      <w:proofErr w:type="spellStart"/>
+      <w:r>
+        <w:rPr>
+          <w:rFonts w:ascii="Arial" w:hAnsi="Arial" w:cs="Arial"/>
+          <w:sz w:val="24"/>
+          <w:szCs w:val="24"/>
+          <w:lang w:val="es-ES"/>
+        </w:rPr>
+        <w:t>push</w:t>
+      </w:r>
+      <w:proofErr w:type="spellEnd"/>
       <w:r>
         <w:rPr>
           <w:rFonts w:ascii="Arial" w:hAnsi="Arial" w:cs="Arial"/>
@@ -13156,7 +13707,27 @@
           <w:szCs w:val="24"/>
           <w:lang w:val="es-ES"/>
         </w:rPr>
-        <w:t>, asignación múltiple (let).</w:t>
+        <w:t>, asignación múltiple (</w:t>
+      </w:r>
+      <w:proofErr w:type="spellStart"/>
+      <w:r>
+        <w:rPr>
+          <w:rFonts w:ascii="Arial" w:hAnsi="Arial" w:cs="Arial"/>
+          <w:sz w:val="24"/>
+          <w:szCs w:val="24"/>
+          <w:lang w:val="es-ES"/>
+        </w:rPr>
+        <w:t>let</w:t>
+      </w:r>
+      <w:proofErr w:type="spellEnd"/>
+      <w:r>
+        <w:rPr>
+          <w:rFonts w:ascii="Arial" w:hAnsi="Arial" w:cs="Arial"/>
+          <w:sz w:val="24"/>
+          <w:szCs w:val="24"/>
+          <w:lang w:val="es-ES"/>
+        </w:rPr>
+        <w:t>).</w:t>
       </w:r>
     </w:p>
     <w:p>
@@ -13396,7 +13967,21 @@
         <w:rPr>
           <w:rFonts w:ascii="Consolas" w:hAnsi="Consolas" w:cstheme="minorHAnsi"/>
         </w:rPr>
-        <w:t>list afnd2afd(list A){</w:t>
+        <w:t>list afnd2</w:t>
+      </w:r>
+      <w:proofErr w:type="gramStart"/>
+      <w:r>
+        <w:rPr>
+          <w:rFonts w:ascii="Consolas" w:hAnsi="Consolas" w:cstheme="minorHAnsi"/>
+        </w:rPr>
+        <w:t>afd(</w:t>
+      </w:r>
+      <w:proofErr w:type="gramEnd"/>
+      <w:r>
+        <w:rPr>
+          <w:rFonts w:ascii="Consolas" w:hAnsi="Consolas" w:cstheme="minorHAnsi"/>
+        </w:rPr>
+        <w:t>list A){</w:t>
       </w:r>
     </w:p>
     <w:p>
@@ -13411,7 +13996,21 @@
         <w:rPr>
           <w:rFonts w:ascii="Consolas" w:hAnsi="Consolas" w:cstheme="minorHAnsi"/>
         </w:rPr>
-        <w:t xml:space="preserve">    set Delta = A[3];</w:t>
+        <w:t xml:space="preserve">    set Delta = </w:t>
+      </w:r>
+      <w:proofErr w:type="gramStart"/>
+      <w:r>
+        <w:rPr>
+          <w:rFonts w:ascii="Consolas" w:hAnsi="Consolas" w:cstheme="minorHAnsi"/>
+        </w:rPr>
+        <w:t>A[</w:t>
+      </w:r>
+      <w:proofErr w:type="gramEnd"/>
+      <w:r>
+        <w:rPr>
+          <w:rFonts w:ascii="Consolas" w:hAnsi="Consolas" w:cstheme="minorHAnsi"/>
+        </w:rPr>
+        <w:t>3];</w:t>
       </w:r>
     </w:p>
     <w:p>
@@ -13426,7 +14025,21 @@
         <w:rPr>
           <w:rFonts w:ascii="Consolas" w:hAnsi="Consolas" w:cstheme="minorHAnsi"/>
         </w:rPr>
-        <w:t xml:space="preserve">    set F = A[5];</w:t>
+        <w:t xml:space="preserve">    set F = </w:t>
+      </w:r>
+      <w:proofErr w:type="gramStart"/>
+      <w:r>
+        <w:rPr>
+          <w:rFonts w:ascii="Consolas" w:hAnsi="Consolas" w:cstheme="minorHAnsi"/>
+        </w:rPr>
+        <w:t>A[</w:t>
+      </w:r>
+      <w:proofErr w:type="gramEnd"/>
+      <w:r>
+        <w:rPr>
+          <w:rFonts w:ascii="Consolas" w:hAnsi="Consolas" w:cstheme="minorHAnsi"/>
+        </w:rPr>
+        <w:t>5];</w:t>
       </w:r>
     </w:p>
     <w:p>
@@ -13441,7 +14054,21 @@
         <w:rPr>
           <w:rFonts w:ascii="Consolas" w:hAnsi="Consolas" w:cstheme="minorHAnsi"/>
         </w:rPr>
-        <w:t xml:space="preserve">    set Sigma = A[2]</w:t>
+        <w:t xml:space="preserve">    set Sigma = </w:t>
+      </w:r>
+      <w:proofErr w:type="gramStart"/>
+      <w:r>
+        <w:rPr>
+          <w:rFonts w:ascii="Consolas" w:hAnsi="Consolas" w:cstheme="minorHAnsi"/>
+        </w:rPr>
+        <w:t>A[</w:t>
+      </w:r>
+      <w:proofErr w:type="gramEnd"/>
+      <w:r>
+        <w:rPr>
+          <w:rFonts w:ascii="Consolas" w:hAnsi="Consolas" w:cstheme="minorHAnsi"/>
+        </w:rPr>
+        <w:t>2]</w:t>
       </w:r>
     </w:p>
     <w:p>
@@ -13477,7 +14104,21 @@
         <w:rPr>
           <w:rFonts w:ascii="Consolas" w:hAnsi="Consolas" w:cstheme="minorHAnsi"/>
         </w:rPr>
-        <w:t>= {{A[4]}};</w:t>
+        <w:t>= {{</w:t>
+      </w:r>
+      <w:proofErr w:type="gramStart"/>
+      <w:r>
+        <w:rPr>
+          <w:rFonts w:ascii="Consolas" w:hAnsi="Consolas" w:cstheme="minorHAnsi"/>
+        </w:rPr>
+        <w:t>A[</w:t>
+      </w:r>
+      <w:proofErr w:type="gramEnd"/>
+      <w:r>
+        <w:rPr>
+          <w:rFonts w:ascii="Consolas" w:hAnsi="Consolas" w:cstheme="minorHAnsi"/>
+        </w:rPr>
+        <w:t>4]}};</w:t>
       </w:r>
     </w:p>
     <w:p>
@@ -13492,8 +14133,16 @@
         <w:rPr>
           <w:rFonts w:ascii="Consolas" w:hAnsi="Consolas" w:cstheme="minorHAnsi"/>
         </w:rPr>
-        <w:t xml:space="preserve">    set DeltaB</w:t>
-      </w:r>
+        <w:t xml:space="preserve">    set </w:t>
+      </w:r>
+      <w:proofErr w:type="spellStart"/>
+      <w:r>
+        <w:rPr>
+          <w:rFonts w:ascii="Consolas" w:hAnsi="Consolas" w:cstheme="minorHAnsi"/>
+        </w:rPr>
+        <w:t>DeltaB</w:t>
+      </w:r>
+      <w:proofErr w:type="spellEnd"/>
       <w:r>
         <w:rPr>
           <w:rFonts w:ascii="Consolas" w:hAnsi="Consolas" w:cstheme="minorHAnsi"/>
@@ -13555,8 +14204,16 @@
         <w:rPr>
           <w:rFonts w:ascii="Consolas" w:hAnsi="Consolas" w:cstheme="minorHAnsi"/>
         </w:rPr>
-        <w:t xml:space="preserve">    foreach R in QB{</w:t>
-      </w:r>
+        <w:t xml:space="preserve">    foreach R in </w:t>
+      </w:r>
+      <w:proofErr w:type="gramStart"/>
+      <w:r>
+        <w:rPr>
+          <w:rFonts w:ascii="Consolas" w:hAnsi="Consolas" w:cstheme="minorHAnsi"/>
+        </w:rPr>
+        <w:t>QB{</w:t>
+      </w:r>
+      <w:proofErr w:type="gramEnd"/>
     </w:p>
     <w:p>
       <w:pPr>
@@ -13585,8 +14242,16 @@
         <w:rPr>
           <w:rFonts w:ascii="Consolas" w:hAnsi="Consolas" w:cstheme="minorHAnsi"/>
         </w:rPr>
-        <w:t xml:space="preserve">        foreach a in Sigma{</w:t>
-      </w:r>
+        <w:t xml:space="preserve">        foreach a in </w:t>
+      </w:r>
+      <w:proofErr w:type="gramStart"/>
+      <w:r>
+        <w:rPr>
+          <w:rFonts w:ascii="Consolas" w:hAnsi="Consolas" w:cstheme="minorHAnsi"/>
+        </w:rPr>
+        <w:t>Sigma{</w:t>
+      </w:r>
+      <w:proofErr w:type="gramEnd"/>
     </w:p>
     <w:p>
       <w:pPr>
@@ -13600,7 +14265,37 @@
         <w:rPr>
           <w:rFonts w:ascii="Consolas" w:hAnsi="Consolas" w:cstheme="minorHAnsi"/>
         </w:rPr>
-        <w:t xml:space="preserve">            list new_trans = [R,a,{}];</w:t>
+        <w:t xml:space="preserve">            list </w:t>
+      </w:r>
+      <w:proofErr w:type="spellStart"/>
+      <w:r>
+        <w:rPr>
+          <w:rFonts w:ascii="Consolas" w:hAnsi="Consolas" w:cstheme="minorHAnsi"/>
+        </w:rPr>
+        <w:t>new_trans</w:t>
+      </w:r>
+      <w:proofErr w:type="spellEnd"/>
+      <w:r>
+        <w:rPr>
+          <w:rFonts w:ascii="Consolas" w:hAnsi="Consolas" w:cstheme="minorHAnsi"/>
+        </w:rPr>
+        <w:t xml:space="preserve"> = [</w:t>
+      </w:r>
+      <w:proofErr w:type="spellStart"/>
+      <w:proofErr w:type="gramStart"/>
+      <w:r>
+        <w:rPr>
+          <w:rFonts w:ascii="Consolas" w:hAnsi="Consolas" w:cstheme="minorHAnsi"/>
+        </w:rPr>
+        <w:t>R,a</w:t>
+      </w:r>
+      <w:proofErr w:type="spellEnd"/>
+      <w:proofErr w:type="gramEnd"/>
+      <w:r>
+        <w:rPr>
+          <w:rFonts w:ascii="Consolas" w:hAnsi="Consolas" w:cstheme="minorHAnsi"/>
+        </w:rPr>
+        <w:t>,{}];</w:t>
       </w:r>
     </w:p>
     <w:p>
@@ -13615,7 +14310,21 @@
         <w:rPr>
           <w:rFonts w:ascii="Consolas" w:hAnsi="Consolas" w:cstheme="minorHAnsi"/>
         </w:rPr>
-        <w:t xml:space="preserve">            set new_q = {};</w:t>
+        <w:t xml:space="preserve">            set </w:t>
+      </w:r>
+      <w:proofErr w:type="spellStart"/>
+      <w:r>
+        <w:rPr>
+          <w:rFonts w:ascii="Consolas" w:hAnsi="Consolas" w:cstheme="minorHAnsi"/>
+        </w:rPr>
+        <w:t>new_q</w:t>
+      </w:r>
+      <w:proofErr w:type="spellEnd"/>
+      <w:r>
+        <w:rPr>
+          <w:rFonts w:ascii="Consolas" w:hAnsi="Consolas" w:cstheme="minorHAnsi"/>
+        </w:rPr>
+        <w:t xml:space="preserve"> = {};</w:t>
       </w:r>
     </w:p>
     <w:p>
@@ -13639,8 +14348,16 @@
         <w:rPr>
           <w:rFonts w:ascii="Consolas" w:hAnsi="Consolas" w:cstheme="minorHAnsi"/>
         </w:rPr>
-        <w:t xml:space="preserve">            foreach q in R{</w:t>
-      </w:r>
+        <w:t xml:space="preserve">            foreach q in </w:t>
+      </w:r>
+      <w:proofErr w:type="gramStart"/>
+      <w:r>
+        <w:rPr>
+          <w:rFonts w:ascii="Consolas" w:hAnsi="Consolas" w:cstheme="minorHAnsi"/>
+        </w:rPr>
+        <w:t>R{</w:t>
+      </w:r>
+      <w:proofErr w:type="gramEnd"/>
     </w:p>
     <w:p>
       <w:pPr>
@@ -13669,8 +14386,16 @@
         <w:rPr>
           <w:rFonts w:ascii="Consolas" w:hAnsi="Consolas" w:cstheme="minorHAnsi"/>
         </w:rPr>
-        <w:t xml:space="preserve">                foreach T in Delta{</w:t>
-      </w:r>
+        <w:t xml:space="preserve">                foreach T in </w:t>
+      </w:r>
+      <w:proofErr w:type="gramStart"/>
+      <w:r>
+        <w:rPr>
+          <w:rFonts w:ascii="Consolas" w:hAnsi="Consolas" w:cstheme="minorHAnsi"/>
+        </w:rPr>
+        <w:t>Delta{</w:t>
+      </w:r>
+      <w:proofErr w:type="gramEnd"/>
     </w:p>
     <w:p>
       <w:pPr>
@@ -13699,12 +14424,37 @@
         </w:rPr>
         <w:t xml:space="preserve">                        </w:t>
       </w:r>
+      <w:proofErr w:type="spellStart"/>
       <w:r>
         <w:rPr>
           <w:rFonts w:ascii="Consolas" w:hAnsi="Consolas" w:cstheme="minorHAnsi"/>
           <w:lang w:val="es-ES"/>
         </w:rPr>
-        <w:t xml:space="preserve">new_q = new_q | T[3];  </w:t>
+        <w:t>new_q</w:t>
+      </w:r>
+      <w:proofErr w:type="spellEnd"/>
+      <w:r>
+        <w:rPr>
+          <w:rFonts w:ascii="Consolas" w:hAnsi="Consolas" w:cstheme="minorHAnsi"/>
+          <w:lang w:val="es-ES"/>
+        </w:rPr>
+        <w:t xml:space="preserve"> = </w:t>
+      </w:r>
+      <w:proofErr w:type="spellStart"/>
+      <w:r>
+        <w:rPr>
+          <w:rFonts w:ascii="Consolas" w:hAnsi="Consolas" w:cstheme="minorHAnsi"/>
+          <w:lang w:val="es-ES"/>
+        </w:rPr>
+        <w:t>new_q</w:t>
+      </w:r>
+      <w:proofErr w:type="spellEnd"/>
+      <w:r>
+        <w:rPr>
+          <w:rFonts w:ascii="Consolas" w:hAnsi="Consolas" w:cstheme="minorHAnsi"/>
+          <w:lang w:val="es-ES"/>
+        </w:rPr>
+        <w:t xml:space="preserve"> | T[3];  </w:t>
       </w:r>
     </w:p>
     <w:p>
@@ -13765,8 +14515,49 @@
           <w:rFonts w:ascii="Consolas" w:hAnsi="Consolas" w:cstheme="minorHAnsi"/>
           <w:lang w:val="es-ES"/>
         </w:rPr>
-        <w:t xml:space="preserve">            new_trans[3] = new_q;   //meto el nuevo estado en la transicion</w:t>
-      </w:r>
+        <w:t xml:space="preserve">            </w:t>
+      </w:r>
+      <w:proofErr w:type="spellStart"/>
+      <w:r>
+        <w:rPr>
+          <w:rFonts w:ascii="Consolas" w:hAnsi="Consolas" w:cstheme="minorHAnsi"/>
+          <w:lang w:val="es-ES"/>
+        </w:rPr>
+        <w:t>new_trans</w:t>
+      </w:r>
+      <w:proofErr w:type="spellEnd"/>
+      <w:r>
+        <w:rPr>
+          <w:rFonts w:ascii="Consolas" w:hAnsi="Consolas" w:cstheme="minorHAnsi"/>
+          <w:lang w:val="es-ES"/>
+        </w:rPr>
+        <w:t xml:space="preserve">[3] = </w:t>
+      </w:r>
+      <w:proofErr w:type="spellStart"/>
+      <w:r>
+        <w:rPr>
+          <w:rFonts w:ascii="Consolas" w:hAnsi="Consolas" w:cstheme="minorHAnsi"/>
+          <w:lang w:val="es-ES"/>
+        </w:rPr>
+        <w:t>new_q</w:t>
+      </w:r>
+      <w:proofErr w:type="spellEnd"/>
+      <w:r>
+        <w:rPr>
+          <w:rFonts w:ascii="Consolas" w:hAnsi="Consolas" w:cstheme="minorHAnsi"/>
+          <w:lang w:val="es-ES"/>
+        </w:rPr>
+        <w:t xml:space="preserve">;   //meto el nuevo estado en la </w:t>
+      </w:r>
+      <w:proofErr w:type="spellStart"/>
+      <w:r>
+        <w:rPr>
+          <w:rFonts w:ascii="Consolas" w:hAnsi="Consolas" w:cstheme="minorHAnsi"/>
+          <w:lang w:val="es-ES"/>
+        </w:rPr>
+        <w:t>transicion</w:t>
+      </w:r>
+      <w:proofErr w:type="spellEnd"/>
     </w:p>
     <w:p>
       <w:pPr>
@@ -13782,13 +14573,22 @@
           <w:rFonts w:ascii="Consolas" w:hAnsi="Consolas" w:cstheme="minorHAnsi"/>
           <w:lang w:val="es-ES"/>
         </w:rPr>
-        <w:t xml:space="preserve">            DeltaB</w:t>
-      </w:r>
+        <w:t xml:space="preserve">            </w:t>
+      </w:r>
+      <w:proofErr w:type="spellStart"/>
       <w:r>
         <w:rPr>
           <w:rFonts w:ascii="Consolas" w:hAnsi="Consolas" w:cstheme="minorHAnsi"/>
           <w:lang w:val="es-ES"/>
         </w:rPr>
+        <w:t>DeltaB</w:t>
+      </w:r>
+      <w:proofErr w:type="spellEnd"/>
+      <w:r>
+        <w:rPr>
+          <w:rFonts w:ascii="Consolas" w:hAnsi="Consolas" w:cstheme="minorHAnsi"/>
+          <w:lang w:val="es-ES"/>
+        </w:rPr>
         <w:t xml:space="preserve"> </w:t>
       </w:r>
       <w:r>
@@ -13796,8 +14596,65 @@
           <w:rFonts w:ascii="Consolas" w:hAnsi="Consolas" w:cstheme="minorHAnsi"/>
           <w:lang w:val="es-ES"/>
         </w:rPr>
-        <w:t>= DeltaB | {new_q};  //meto la transicion en el DeltaB</w:t>
-      </w:r>
+        <w:t xml:space="preserve">= </w:t>
+      </w:r>
+      <w:proofErr w:type="spellStart"/>
+      <w:r>
+        <w:rPr>
+          <w:rFonts w:ascii="Consolas" w:hAnsi="Consolas" w:cstheme="minorHAnsi"/>
+          <w:lang w:val="es-ES"/>
+        </w:rPr>
+        <w:t>DeltaB</w:t>
+      </w:r>
+      <w:proofErr w:type="spellEnd"/>
+      <w:r>
+        <w:rPr>
+          <w:rFonts w:ascii="Consolas" w:hAnsi="Consolas" w:cstheme="minorHAnsi"/>
+          <w:lang w:val="es-ES"/>
+        </w:rPr>
+        <w:t xml:space="preserve"> | {</w:t>
+      </w:r>
+      <w:proofErr w:type="spellStart"/>
+      <w:r>
+        <w:rPr>
+          <w:rFonts w:ascii="Consolas" w:hAnsi="Consolas" w:cstheme="minorHAnsi"/>
+          <w:lang w:val="es-ES"/>
+        </w:rPr>
+        <w:t>new_q</w:t>
+      </w:r>
+      <w:proofErr w:type="spellEnd"/>
+      <w:r>
+        <w:rPr>
+          <w:rFonts w:ascii="Consolas" w:hAnsi="Consolas" w:cstheme="minorHAnsi"/>
+          <w:lang w:val="es-ES"/>
+        </w:rPr>
+        <w:t xml:space="preserve">};  //meto la </w:t>
+      </w:r>
+      <w:proofErr w:type="spellStart"/>
+      <w:r>
+        <w:rPr>
+          <w:rFonts w:ascii="Consolas" w:hAnsi="Consolas" w:cstheme="minorHAnsi"/>
+          <w:lang w:val="es-ES"/>
+        </w:rPr>
+        <w:t>transicion</w:t>
+      </w:r>
+      <w:proofErr w:type="spellEnd"/>
+      <w:r>
+        <w:rPr>
+          <w:rFonts w:ascii="Consolas" w:hAnsi="Consolas" w:cstheme="minorHAnsi"/>
+          <w:lang w:val="es-ES"/>
+        </w:rPr>
+        <w:t xml:space="preserve"> en el </w:t>
+      </w:r>
+      <w:proofErr w:type="spellStart"/>
+      <w:r>
+        <w:rPr>
+          <w:rFonts w:ascii="Consolas" w:hAnsi="Consolas" w:cstheme="minorHAnsi"/>
+          <w:lang w:val="es-ES"/>
+        </w:rPr>
+        <w:t>DeltaB</w:t>
+      </w:r>
+      <w:proofErr w:type="spellEnd"/>
     </w:p>
     <w:p>
       <w:pPr>
@@ -13813,7 +14670,23 @@
           <w:rFonts w:ascii="Consolas" w:hAnsi="Consolas" w:cstheme="minorHAnsi"/>
           <w:lang w:val="es-ES"/>
         </w:rPr>
-        <w:t xml:space="preserve">            QB = QB | {new_q};  //añado el nuevo estado</w:t>
+        <w:t xml:space="preserve">            QB = QB | {</w:t>
+      </w:r>
+      <w:proofErr w:type="spellStart"/>
+      <w:r>
+        <w:rPr>
+          <w:rFonts w:ascii="Consolas" w:hAnsi="Consolas" w:cstheme="minorHAnsi"/>
+          <w:lang w:val="es-ES"/>
+        </w:rPr>
+        <w:t>new_q</w:t>
+      </w:r>
+      <w:proofErr w:type="spellEnd"/>
+      <w:r>
+        <w:rPr>
+          <w:rFonts w:ascii="Consolas" w:hAnsi="Consolas" w:cstheme="minorHAnsi"/>
+          <w:lang w:val="es-ES"/>
+        </w:rPr>
+        <w:t>};  //añado el nuevo estado</w:t>
       </w:r>
     </w:p>
     <w:p>
@@ -13883,8 +14756,16 @@
         <w:rPr>
           <w:rFonts w:ascii="Consolas" w:hAnsi="Consolas" w:cstheme="minorHAnsi"/>
         </w:rPr>
-        <w:t xml:space="preserve">    foreach S in QB{</w:t>
-      </w:r>
+        <w:t xml:space="preserve">    foreach S in </w:t>
+      </w:r>
+      <w:proofErr w:type="gramStart"/>
+      <w:r>
+        <w:rPr>
+          <w:rFonts w:ascii="Consolas" w:hAnsi="Consolas" w:cstheme="minorHAnsi"/>
+        </w:rPr>
+        <w:t>QB{</w:t>
+      </w:r>
+      <w:proofErr w:type="gramEnd"/>
     </w:p>
     <w:p>
       <w:pPr>
@@ -13899,15 +14780,38 @@
         <w:rPr>
           <w:rFonts w:ascii="Consolas" w:hAnsi="Consolas" w:cstheme="minorHAnsi"/>
         </w:rPr>
-        <w:t xml:space="preserve">        if((S &amp; F) != </w:t>
-      </w:r>
+        <w:t xml:space="preserve">        </w:t>
+      </w:r>
+      <w:proofErr w:type="gramStart"/>
       <w:r>
         <w:rPr>
           <w:rFonts w:ascii="Consolas" w:hAnsi="Consolas" w:cstheme="minorHAnsi"/>
-          <w:lang w:val="es-ES"/>
-        </w:rPr>
-        <w:t>{})  //Compara con el vacio</w:t>
-      </w:r>
+        </w:rPr>
+        <w:t>if(</w:t>
+      </w:r>
+      <w:proofErr w:type="gramEnd"/>
+      <w:r>
+        <w:rPr>
+          <w:rFonts w:ascii="Consolas" w:hAnsi="Consolas" w:cstheme="minorHAnsi"/>
+        </w:rPr>
+        <w:t xml:space="preserve">(S &amp; F) != </w:t>
+      </w:r>
+      <w:r>
+        <w:rPr>
+          <w:rFonts w:ascii="Consolas" w:hAnsi="Consolas" w:cstheme="minorHAnsi"/>
+          <w:lang w:val="es-ES"/>
+        </w:rPr>
+        <w:t xml:space="preserve">{})  //Compara con el </w:t>
+      </w:r>
+      <w:proofErr w:type="spellStart"/>
+      <w:r>
+        <w:rPr>
+          <w:rFonts w:ascii="Consolas" w:hAnsi="Consolas" w:cstheme="minorHAnsi"/>
+          <w:lang w:val="es-ES"/>
+        </w:rPr>
+        <w:t>vacio</w:t>
+      </w:r>
+      <w:proofErr w:type="spellEnd"/>
     </w:p>
     <w:p>
       <w:pPr>
@@ -13967,7 +14871,39 @@
           <w:rFonts w:ascii="Consolas" w:hAnsi="Consolas" w:cstheme="minorHAnsi"/>
           <w:lang w:val="es-ES"/>
         </w:rPr>
-        <w:t xml:space="preserve">    return [QB, Sigma, DeltaB, {A[4]}, FB];</w:t>
+        <w:t xml:space="preserve">    </w:t>
+      </w:r>
+      <w:proofErr w:type="spellStart"/>
+      <w:r>
+        <w:rPr>
+          <w:rFonts w:ascii="Consolas" w:hAnsi="Consolas" w:cstheme="minorHAnsi"/>
+          <w:lang w:val="es-ES"/>
+        </w:rPr>
+        <w:t>return</w:t>
+      </w:r>
+      <w:proofErr w:type="spellEnd"/>
+      <w:r>
+        <w:rPr>
+          <w:rFonts w:ascii="Consolas" w:hAnsi="Consolas" w:cstheme="minorHAnsi"/>
+          <w:lang w:val="es-ES"/>
+        </w:rPr>
+        <w:t xml:space="preserve"> [QB, Sigma, </w:t>
+      </w:r>
+      <w:proofErr w:type="spellStart"/>
+      <w:r>
+        <w:rPr>
+          <w:rFonts w:ascii="Consolas" w:hAnsi="Consolas" w:cstheme="minorHAnsi"/>
+          <w:lang w:val="es-ES"/>
+        </w:rPr>
+        <w:t>DeltaB</w:t>
+      </w:r>
+      <w:proofErr w:type="spellEnd"/>
+      <w:r>
+        <w:rPr>
+          <w:rFonts w:ascii="Consolas" w:hAnsi="Consolas" w:cstheme="minorHAnsi"/>
+          <w:lang w:val="es-ES"/>
+        </w:rPr>
+        <w:t>, {A[4]}, FB];</w:t>
       </w:r>
     </w:p>
     <w:p>
@@ -15990,6 +16926,7 @@
                 <w:lang w:val="es-ES"/>
               </w:rPr>
             </w:pPr>
+            <w:proofErr w:type="spellStart"/>
             <w:r>
               <w:rPr>
                 <w:b/>
@@ -16000,6 +16937,7 @@
               </w:rPr>
               <w:t>let</w:t>
             </w:r>
+            <w:proofErr w:type="spellEnd"/>
           </w:p>
         </w:tc>
       </w:tr>
@@ -16174,6 +17112,7 @@
                 <w:lang w:val="es-ES"/>
               </w:rPr>
             </w:pPr>
+            <w:proofErr w:type="spellStart"/>
             <w:r>
               <w:rPr>
                 <w:b/>
@@ -16194,6 +17133,7 @@
               </w:rPr>
               <w:t>ush</w:t>
             </w:r>
+            <w:proofErr w:type="spellEnd"/>
           </w:p>
         </w:tc>
       </w:tr>
@@ -16242,6 +17182,7 @@
                 <w:lang w:val="es-ES"/>
               </w:rPr>
             </w:pPr>
+            <w:proofErr w:type="spellStart"/>
             <w:r>
               <w:rPr>
                 <w:b/>
@@ -16262,6 +17203,7 @@
               </w:rPr>
               <w:t>o</w:t>
             </w:r>
+            <w:proofErr w:type="spellEnd"/>
           </w:p>
         </w:tc>
       </w:tr>
@@ -16378,6 +17320,7 @@
                 <w:lang w:val="es-ES"/>
               </w:rPr>
             </w:pPr>
+            <w:proofErr w:type="spellStart"/>
             <w:r>
               <w:rPr>
                 <w:b/>
@@ -16398,6 +17341,7 @@
               </w:rPr>
               <w:t>qrt</w:t>
             </w:r>
+            <w:proofErr w:type="spellEnd"/>
           </w:p>
         </w:tc>
       </w:tr>
@@ -16446,6 +17390,7 @@
                 <w:lang w:val="es-ES"/>
               </w:rPr>
             </w:pPr>
+            <w:proofErr w:type="spellStart"/>
             <w:r>
               <w:rPr>
                 <w:b/>
@@ -16466,6 +17411,7 @@
               </w:rPr>
               <w:t>xp</w:t>
             </w:r>
+            <w:proofErr w:type="spellEnd"/>
           </w:p>
         </w:tc>
       </w:tr>
@@ -16582,6 +17528,7 @@
                 <w:lang w:val="es-ES"/>
               </w:rPr>
             </w:pPr>
+            <w:proofErr w:type="spellStart"/>
             <w:r>
               <w:rPr>
                 <w:b/>
@@ -16592,6 +17539,7 @@
               </w:rPr>
               <w:t>print</w:t>
             </w:r>
+            <w:proofErr w:type="spellEnd"/>
           </w:p>
         </w:tc>
       </w:tr>
@@ -16640,6 +17588,7 @@
                 <w:lang w:val="es-ES"/>
               </w:rPr>
             </w:pPr>
+            <w:proofErr w:type="spellStart"/>
             <w:r>
               <w:rPr>
                 <w:b/>
@@ -16660,6 +17609,7 @@
               </w:rPr>
               <w:t>bs</w:t>
             </w:r>
+            <w:proofErr w:type="spellEnd"/>
           </w:p>
         </w:tc>
       </w:tr>
@@ -16716,7 +17666,29 @@
                 <w:szCs w:val="32"/>
                 <w:lang w:val="es-ES"/>
               </w:rPr>
-              <w:t>[a-zA-Z][a-zA-Z0-9]*</w:t>
+              <w:t>[a-</w:t>
+            </w:r>
+            <w:proofErr w:type="spellStart"/>
+            <w:r>
+              <w:rPr>
+                <w:b/>
+                <w:bCs/>
+                <w:sz w:val="32"/>
+                <w:szCs w:val="32"/>
+                <w:lang w:val="es-ES"/>
+              </w:rPr>
+              <w:t>zA</w:t>
+            </w:r>
+            <w:proofErr w:type="spellEnd"/>
+            <w:r>
+              <w:rPr>
+                <w:b/>
+                <w:bCs/>
+                <w:sz w:val="32"/>
+                <w:szCs w:val="32"/>
+                <w:lang w:val="es-ES"/>
+              </w:rPr>
+              <w:t>-Z][a-zA-Z0-9]*</w:t>
             </w:r>
           </w:p>
         </w:tc>
@@ -17268,16 +18240,26 @@
           <w:sz w:val="20"/>
           <w:szCs w:val="20"/>
         </w:rPr>
-        <w:t>“}”</w:t>
-      </w:r>
+        <w:t>“}</w:t>
+      </w:r>
+      <w:proofErr w:type="gramStart"/>
       <w:r>
         <w:rPr>
           <w:rFonts w:cstheme="minorHAnsi"/>
           <w:sz w:val="20"/>
           <w:szCs w:val="20"/>
         </w:rPr>
+        <w:t>”</w:t>
+      </w:r>
+      <w:r>
+        <w:rPr>
+          <w:rFonts w:cstheme="minorHAnsi"/>
+          <w:sz w:val="20"/>
+          <w:szCs w:val="20"/>
+        </w:rPr>
         <w:t xml:space="preserve"> ]</w:t>
       </w:r>
+      <w:proofErr w:type="gramEnd"/>
     </w:p>
     <w:p>
       <w:pPr>
@@ -17432,15 +18414,16 @@
           <w:sz w:val="20"/>
           <w:szCs w:val="20"/>
         </w:rPr>
-        <w:t>&lt;assignment&gt; -&gt; &lt;identifier&gt; = (</w:t>
-      </w:r>
+        <w:t xml:space="preserve">&lt;assignment&gt; -&gt; &lt;identifier&gt; = </w:t>
+      </w:r>
+      <w:proofErr w:type="gramStart"/>
       <w:r>
         <w:rPr>
           <w:rFonts w:cstheme="minorHAnsi"/>
           <w:sz w:val="20"/>
           <w:szCs w:val="20"/>
         </w:rPr>
-        <w:t xml:space="preserve"> </w:t>
+        <w:t>(</w:t>
       </w:r>
       <w:r>
         <w:rPr>
@@ -17448,7 +18431,24 @@
           <w:sz w:val="20"/>
           <w:szCs w:val="20"/>
         </w:rPr>
-        <w:t>&lt;set&gt; | &lt;list&gt; | &lt;elem&gt;</w:t>
+        <w:t xml:space="preserve"> </w:t>
+      </w:r>
+      <w:r>
+        <w:rPr>
+          <w:rFonts w:cstheme="minorHAnsi"/>
+          <w:sz w:val="20"/>
+          <w:szCs w:val="20"/>
+        </w:rPr>
+        <w:t>&lt;</w:t>
+      </w:r>
+      <w:proofErr w:type="gramEnd"/>
+      <w:r>
+        <w:rPr>
+          <w:rFonts w:cstheme="minorHAnsi"/>
+          <w:sz w:val="20"/>
+          <w:szCs w:val="20"/>
+        </w:rPr>
+        <w:t>set&gt; | &lt;list&gt; | &lt;elem&gt;</w:t>
       </w:r>
       <w:r>
         <w:rPr>
@@ -17484,7 +18484,25 @@
           <w:sz w:val="20"/>
           <w:szCs w:val="20"/>
         </w:rPr>
-        <w:t>&lt;declaration&gt; -&gt; ( set | list | elem ) &lt;identifier&gt;;</w:t>
+        <w:t xml:space="preserve">&lt;declaration&gt; -&gt; </w:t>
+      </w:r>
+      <w:proofErr w:type="gramStart"/>
+      <w:r>
+        <w:rPr>
+          <w:rFonts w:cstheme="minorHAnsi"/>
+          <w:sz w:val="20"/>
+          <w:szCs w:val="20"/>
+        </w:rPr>
+        <w:t>( set</w:t>
+      </w:r>
+      <w:proofErr w:type="gramEnd"/>
+      <w:r>
+        <w:rPr>
+          <w:rFonts w:cstheme="minorHAnsi"/>
+          <w:sz w:val="20"/>
+          <w:szCs w:val="20"/>
+        </w:rPr>
+        <w:t xml:space="preserve"> | list | elem ) &lt;identifier&gt;;</w:t>
       </w:r>
     </w:p>
     <w:p>
@@ -17504,7 +18522,25 @@
           <w:sz w:val="20"/>
           <w:szCs w:val="20"/>
         </w:rPr>
-        <w:t xml:space="preserve">&lt;assignDeclaration&gt; -&gt; ( set | list | elem ) &lt;identifier&gt; = </w:t>
+        <w:t xml:space="preserve">&lt;assignDeclaration&gt; -&gt; </w:t>
+      </w:r>
+      <w:proofErr w:type="gramStart"/>
+      <w:r>
+        <w:rPr>
+          <w:rFonts w:cstheme="minorHAnsi"/>
+          <w:sz w:val="20"/>
+          <w:szCs w:val="20"/>
+        </w:rPr>
+        <w:t>( set</w:t>
+      </w:r>
+      <w:proofErr w:type="gramEnd"/>
+      <w:r>
+        <w:rPr>
+          <w:rFonts w:cstheme="minorHAnsi"/>
+          <w:sz w:val="20"/>
+          <w:szCs w:val="20"/>
+        </w:rPr>
+        <w:t xml:space="preserve"> | list | elem ) &lt;identifier&gt; = </w:t>
       </w:r>
       <w:r>
         <w:rPr>
@@ -17557,7 +18593,25 @@
           <w:sz w:val="20"/>
           <w:szCs w:val="20"/>
         </w:rPr>
-        <w:t xml:space="preserve"> &lt;manyTypeElems&gt; </w:t>
+        <w:t xml:space="preserve"> &lt;</w:t>
+      </w:r>
+      <w:proofErr w:type="spellStart"/>
+      <w:r>
+        <w:rPr>
+          <w:rFonts w:cstheme="minorHAnsi"/>
+          <w:sz w:val="20"/>
+          <w:szCs w:val="20"/>
+        </w:rPr>
+        <w:t>manyTypeElems</w:t>
+      </w:r>
+      <w:proofErr w:type="spellEnd"/>
+      <w:r>
+        <w:rPr>
+          <w:rFonts w:cstheme="minorHAnsi"/>
+          <w:sz w:val="20"/>
+          <w:szCs w:val="20"/>
+        </w:rPr>
+        <w:t xml:space="preserve">&gt; </w:t>
       </w:r>
       <w:r>
         <w:rPr>
@@ -17617,7 +18671,25 @@
           <w:sz w:val="20"/>
           <w:szCs w:val="20"/>
         </w:rPr>
-        <w:t>“[” &lt;manyTypeElems&gt; “]”</w:t>
+        <w:t>“[” &lt;</w:t>
+      </w:r>
+      <w:proofErr w:type="spellStart"/>
+      <w:r>
+        <w:rPr>
+          <w:rFonts w:cstheme="minorHAnsi"/>
+          <w:sz w:val="20"/>
+          <w:szCs w:val="20"/>
+        </w:rPr>
+        <w:t>manyTypeElems</w:t>
+      </w:r>
+      <w:proofErr w:type="spellEnd"/>
+      <w:r>
+        <w:rPr>
+          <w:rFonts w:cstheme="minorHAnsi"/>
+          <w:sz w:val="20"/>
+          <w:szCs w:val="20"/>
+        </w:rPr>
+        <w:t>&gt; “]”</w:t>
       </w:r>
       <w:r>
         <w:rPr>
@@ -17645,23 +18717,59 @@
           <w:sz w:val="20"/>
           <w:szCs w:val="20"/>
         </w:rPr>
-        <w:t>&lt;manyElems&gt; -&gt; ( &lt;elem&gt; | &lt;set&gt; | &lt;list&gt; ) [</w:t>
-      </w:r>
+        <w:t xml:space="preserve">&lt;manyElems&gt; -&gt; </w:t>
+      </w:r>
+      <w:proofErr w:type="gramStart"/>
       <w:r>
         <w:rPr>
           <w:rFonts w:cstheme="minorHAnsi"/>
           <w:sz w:val="20"/>
           <w:szCs w:val="20"/>
         </w:rPr>
-        <w:t>“, ”</w:t>
-      </w:r>
+        <w:t>( &lt;</w:t>
+      </w:r>
+      <w:proofErr w:type="gramEnd"/>
       <w:r>
         <w:rPr>
           <w:rFonts w:cstheme="minorHAnsi"/>
           <w:sz w:val="20"/>
           <w:szCs w:val="20"/>
         </w:rPr>
-        <w:t xml:space="preserve"> &lt;manyTypeElems&gt;]</w:t>
+        <w:t>elem&gt; | &lt;set&gt; | &lt;list&gt; ) [</w:t>
+      </w:r>
+      <w:r>
+        <w:rPr>
+          <w:rFonts w:cstheme="minorHAnsi"/>
+          <w:sz w:val="20"/>
+          <w:szCs w:val="20"/>
+        </w:rPr>
+        <w:t>“, ”</w:t>
+      </w:r>
+      <w:r>
+        <w:rPr>
+          <w:rFonts w:cstheme="minorHAnsi"/>
+          <w:sz w:val="20"/>
+          <w:szCs w:val="20"/>
+        </w:rPr>
+        <w:t xml:space="preserve"> &lt;</w:t>
+      </w:r>
+      <w:proofErr w:type="spellStart"/>
+      <w:r>
+        <w:rPr>
+          <w:rFonts w:cstheme="minorHAnsi"/>
+          <w:sz w:val="20"/>
+          <w:szCs w:val="20"/>
+        </w:rPr>
+        <w:t>manyTypeElems</w:t>
+      </w:r>
+      <w:proofErr w:type="spellEnd"/>
+      <w:r>
+        <w:rPr>
+          <w:rFonts w:cstheme="minorHAnsi"/>
+          <w:sz w:val="20"/>
+          <w:szCs w:val="20"/>
+        </w:rPr>
+        <w:t>&gt;]</w:t>
       </w:r>
       <w:r>
         <w:rPr>
@@ -17833,7 +18941,35 @@
         <w:rPr>
           <w:lang w:val="es-ES"/>
         </w:rPr>
-        <w:t>Se presentan a continuación las BNF y EBNFs de las diferentes instrucciones que conforman Alpeh.</w:t>
+        <w:t xml:space="preserve">Se presentan a continuación las BNF y </w:t>
+      </w:r>
+      <w:proofErr w:type="spellStart"/>
+      <w:r>
+        <w:rPr>
+          <w:lang w:val="es-ES"/>
+        </w:rPr>
+        <w:t>EBNFs</w:t>
+      </w:r>
+      <w:proofErr w:type="spellEnd"/>
+      <w:r>
+        <w:rPr>
+          <w:lang w:val="es-ES"/>
+        </w:rPr>
+        <w:t xml:space="preserve"> de las diferentes instrucciones que conforman </w:t>
+      </w:r>
+      <w:proofErr w:type="spellStart"/>
+      <w:r>
+        <w:rPr>
+          <w:lang w:val="es-ES"/>
+        </w:rPr>
+        <w:t>Alpeh</w:t>
+      </w:r>
+      <w:proofErr w:type="spellEnd"/>
+      <w:r>
+        <w:rPr>
+          <w:lang w:val="es-ES"/>
+        </w:rPr>
+        <w:t>.</w:t>
       </w:r>
     </w:p>
     <w:p>
@@ -17887,12 +19023,14 @@
           <w:u w:val="single"/>
         </w:rPr>
       </w:pPr>
+      <w:proofErr w:type="spellStart"/>
       <w:r>
         <w:rPr>
           <w:u w:val="single"/>
         </w:rPr>
         <w:t>Asignación</w:t>
       </w:r>
+      <w:proofErr w:type="spellEnd"/>
     </w:p>
     <w:p>
       <w:pPr>
@@ -17910,7 +19048,15 @@
         <w:t>s</w:t>
       </w:r>
       <w:r>
-        <w:t xml:space="preserve">sign&gt;  -&gt;  </w:t>
+        <w:t>sign</w:t>
+      </w:r>
+      <w:proofErr w:type="gramStart"/>
+      <w:r>
+        <w:t>&gt;  -</w:t>
+      </w:r>
+      <w:proofErr w:type="gramEnd"/>
+      <w:r>
+        <w:t xml:space="preserve">&gt;  </w:t>
       </w:r>
       <w:r>
         <w:rPr>
@@ -18049,7 +19195,14 @@
           <w:lang w:val="es-ES"/>
         </w:rPr>
         <w:lastRenderedPageBreak/>
-        <w:t>&lt;a</w:t>
+        <w:t>&lt;</w:t>
+      </w:r>
+      <w:proofErr w:type="spellStart"/>
+      <w:r>
+        <w:rPr>
+          <w:lang w:val="es-ES"/>
+        </w:rPr>
+        <w:t>a</w:t>
       </w:r>
       <w:r>
         <w:rPr>
@@ -18061,7 +19214,14 @@
         <w:rPr>
           <w:lang w:val="es-ES"/>
         </w:rPr>
-        <w:t xml:space="preserve">sign_mult&gt; -&gt; </w:t>
+        <w:t>sign_mult</w:t>
+      </w:r>
+      <w:proofErr w:type="spellEnd"/>
+      <w:r>
+        <w:rPr>
+          <w:lang w:val="es-ES"/>
+        </w:rPr>
+        <w:t xml:space="preserve">&gt; -&gt; </w:t>
       </w:r>
       <w:r>
         <w:rPr>
@@ -18074,7 +19234,21 @@
         <w:rPr>
           <w:lang w:val="es-ES"/>
         </w:rPr>
-        <w:t xml:space="preserve"> &lt;lista_id&gt; </w:t>
+        <w:t xml:space="preserve"> &lt;</w:t>
+      </w:r>
+      <w:proofErr w:type="spellStart"/>
+      <w:r>
+        <w:rPr>
+          <w:lang w:val="es-ES"/>
+        </w:rPr>
+        <w:t>lista_id</w:t>
+      </w:r>
+      <w:proofErr w:type="spellEnd"/>
+      <w:r>
+        <w:rPr>
+          <w:lang w:val="es-ES"/>
+        </w:rPr>
+        <w:t xml:space="preserve">&gt; </w:t>
       </w:r>
       <w:r>
         <w:rPr>
@@ -18100,7 +19274,21 @@
         <w:rPr>
           <w:lang w:val="es-ES"/>
         </w:rPr>
-        <w:t xml:space="preserve"> &lt;lista_expr&gt; </w:t>
+        <w:t xml:space="preserve"> &lt;</w:t>
+      </w:r>
+      <w:proofErr w:type="spellStart"/>
+      <w:r>
+        <w:rPr>
+          <w:lang w:val="es-ES"/>
+        </w:rPr>
+        <w:t>lista_expr</w:t>
+      </w:r>
+      <w:proofErr w:type="spellEnd"/>
+      <w:r>
+        <w:rPr>
+          <w:lang w:val="es-ES"/>
+        </w:rPr>
+        <w:t xml:space="preserve">&gt; </w:t>
       </w:r>
       <w:r>
         <w:rPr>
@@ -18133,7 +19321,21 @@
         <w:rPr>
           <w:lang w:val="es-ES"/>
         </w:rPr>
-        <w:t xml:space="preserve">&lt;lista_id&gt; -&gt; </w:t>
+        <w:t>&lt;</w:t>
+      </w:r>
+      <w:proofErr w:type="spellStart"/>
+      <w:r>
+        <w:rPr>
+          <w:lang w:val="es-ES"/>
+        </w:rPr>
+        <w:t>lista_id</w:t>
+      </w:r>
+      <w:proofErr w:type="spellEnd"/>
+      <w:r>
+        <w:rPr>
+          <w:lang w:val="es-ES"/>
+        </w:rPr>
+        <w:t xml:space="preserve">&gt; -&gt; </w:t>
       </w:r>
       <w:r>
         <w:rPr>
@@ -18179,7 +19381,21 @@
         <w:rPr>
           <w:lang w:val="es-ES"/>
         </w:rPr>
-        <w:t>&lt;lista_id&gt;</w:t>
+        <w:t>&lt;</w:t>
+      </w:r>
+      <w:proofErr w:type="spellStart"/>
+      <w:r>
+        <w:rPr>
+          <w:lang w:val="es-ES"/>
+        </w:rPr>
+        <w:t>lista_id</w:t>
+      </w:r>
+      <w:proofErr w:type="spellEnd"/>
+      <w:r>
+        <w:rPr>
+          <w:lang w:val="es-ES"/>
+        </w:rPr>
+        <w:t>&gt;</w:t>
       </w:r>
     </w:p>
     <w:p>
@@ -18193,7 +19409,49 @@
         <w:rPr>
           <w:lang w:val="es-ES"/>
         </w:rPr>
-        <w:t xml:space="preserve">&lt;lista_expr&gt; -&gt; &lt;expr&gt; | &lt;expr&gt; </w:t>
+        <w:t>&lt;</w:t>
+      </w:r>
+      <w:proofErr w:type="spellStart"/>
+      <w:r>
+        <w:rPr>
+          <w:lang w:val="es-ES"/>
+        </w:rPr>
+        <w:t>lista_expr</w:t>
+      </w:r>
+      <w:proofErr w:type="spellEnd"/>
+      <w:r>
+        <w:rPr>
+          <w:lang w:val="es-ES"/>
+        </w:rPr>
+        <w:t>&gt; -&gt; &lt;</w:t>
+      </w:r>
+      <w:proofErr w:type="spellStart"/>
+      <w:r>
+        <w:rPr>
+          <w:lang w:val="es-ES"/>
+        </w:rPr>
+        <w:t>expr</w:t>
+      </w:r>
+      <w:proofErr w:type="spellEnd"/>
+      <w:r>
+        <w:rPr>
+          <w:lang w:val="es-ES"/>
+        </w:rPr>
+        <w:t>&gt; | &lt;</w:t>
+      </w:r>
+      <w:proofErr w:type="spellStart"/>
+      <w:r>
+        <w:rPr>
+          <w:lang w:val="es-ES"/>
+        </w:rPr>
+        <w:t>expr</w:t>
+      </w:r>
+      <w:proofErr w:type="spellEnd"/>
+      <w:r>
+        <w:rPr>
+          <w:lang w:val="es-ES"/>
+        </w:rPr>
+        <w:t xml:space="preserve">&gt; </w:t>
       </w:r>
       <w:r>
         <w:rPr>
@@ -18206,7 +19464,21 @@
         <w:rPr>
           <w:lang w:val="es-ES"/>
         </w:rPr>
-        <w:t xml:space="preserve"> &lt;lista_expr&gt;</w:t>
+        <w:t xml:space="preserve"> &lt;</w:t>
+      </w:r>
+      <w:proofErr w:type="spellStart"/>
+      <w:r>
+        <w:rPr>
+          <w:lang w:val="es-ES"/>
+        </w:rPr>
+        <w:t>lista_expr</w:t>
+      </w:r>
+      <w:proofErr w:type="spellEnd"/>
+      <w:r>
+        <w:rPr>
+          <w:lang w:val="es-ES"/>
+        </w:rPr>
+        <w:t>&gt;</w:t>
       </w:r>
     </w:p>
     <w:p>
@@ -18434,6 +19706,7 @@
         </w:rPr>
         <w:t xml:space="preserve">&lt;exp&gt; -&gt; </w:t>
       </w:r>
+      <w:proofErr w:type="gramStart"/>
       <w:r>
         <w:rPr>
           <w:rFonts w:ascii="Arial Black" w:hAnsi="Arial Black"/>
@@ -18445,7 +19718,14 @@
         <w:rPr>
           <w:bCs/>
         </w:rPr>
-        <w:t xml:space="preserve"> &lt;exp</w:t>
+        <w:t xml:space="preserve"> &lt;</w:t>
+      </w:r>
+      <w:proofErr w:type="gramEnd"/>
+      <w:r>
+        <w:rPr>
+          <w:bCs/>
+        </w:rPr>
+        <w:t>exp</w:t>
       </w:r>
       <w:r>
         <w:rPr>
@@ -18634,8 +19914,16 @@
         <w:rPr>
           <w:lang w:val="es-ES"/>
         </w:rPr>
-        <w:t>que el parser</w:t>
-      </w:r>
+        <w:t xml:space="preserve">que el </w:t>
+      </w:r>
+      <w:proofErr w:type="spellStart"/>
+      <w:r>
+        <w:rPr>
+          <w:lang w:val="es-ES"/>
+        </w:rPr>
+        <w:t>parser</w:t>
+      </w:r>
+      <w:proofErr w:type="spellEnd"/>
       <w:r>
         <w:rPr>
           <w:lang w:val="es-ES"/>
@@ -19105,9 +20393,11 @@
       <w:r>
         <w:t>&lt;</w:t>
       </w:r>
+      <w:proofErr w:type="spellStart"/>
       <w:r>
         <w:t>is_equal</w:t>
       </w:r>
+      <w:proofErr w:type="spellEnd"/>
       <w:r>
         <w:t>&gt;</w:t>
       </w:r>
@@ -19120,7 +20410,23 @@
         <w:spacing w:after="0" w:line="240" w:lineRule="auto"/>
       </w:pPr>
       <w:r>
-        <w:t xml:space="preserve">&lt;not_equal&gt; -&gt;  &lt;expr&gt; != </w:t>
+        <w:t>&lt;</w:t>
+      </w:r>
+      <w:proofErr w:type="spellStart"/>
+      <w:r>
+        <w:t>not_equal</w:t>
+      </w:r>
+      <w:proofErr w:type="spellEnd"/>
+      <w:r>
+        <w:t>&gt; -</w:t>
+      </w:r>
+      <w:proofErr w:type="gramStart"/>
+      <w:r>
+        <w:t>&gt;  &lt;</w:t>
+      </w:r>
+      <w:proofErr w:type="gramEnd"/>
+      <w:r>
+        <w:t xml:space="preserve">expr&gt; != </w:t>
       </w:r>
       <w:r>
         <w:t>&lt;expr&gt;</w:t>
@@ -19205,11 +20511,16 @@
       <w:r>
         <w:t>&lt;and&gt; -&gt; &lt;</w:t>
       </w:r>
+      <w:proofErr w:type="spellStart"/>
       <w:r>
         <w:t>logic_</w:t>
       </w:r>
       <w:r>
-        <w:t xml:space="preserve">expr&gt; </w:t>
+        <w:t>expr</w:t>
+      </w:r>
+      <w:proofErr w:type="spellEnd"/>
+      <w:r>
+        <w:t xml:space="preserve">&gt; </w:t>
       </w:r>
       <w:r>
         <w:rPr>
@@ -19220,11 +20531,16 @@
       <w:r>
         <w:t xml:space="preserve"> &lt;</w:t>
       </w:r>
+      <w:proofErr w:type="spellStart"/>
       <w:r>
         <w:t>logic_</w:t>
       </w:r>
       <w:r>
-        <w:t>expr&gt;</w:t>
+        <w:t>expr</w:t>
+      </w:r>
+      <w:proofErr w:type="spellEnd"/>
+      <w:r>
+        <w:t>&gt;</w:t>
       </w:r>
     </w:p>
     <w:p>
@@ -19234,11 +20550,16 @@
       <w:r>
         <w:t>&lt;or&gt; -&gt; &lt;</w:t>
       </w:r>
+      <w:proofErr w:type="spellStart"/>
       <w:r>
         <w:t>logic_</w:t>
       </w:r>
       <w:r>
-        <w:t xml:space="preserve">expr&gt; </w:t>
+        <w:t>expr</w:t>
+      </w:r>
+      <w:proofErr w:type="spellEnd"/>
+      <w:r>
+        <w:t xml:space="preserve">&gt; </w:t>
       </w:r>
       <w:r>
         <w:rPr>
@@ -19249,11 +20570,16 @@
       <w:r>
         <w:t xml:space="preserve"> &lt;</w:t>
       </w:r>
+      <w:proofErr w:type="spellStart"/>
       <w:r>
         <w:t>logic_</w:t>
       </w:r>
       <w:r>
-        <w:t>expr&gt;</w:t>
+        <w:t>expr</w:t>
+      </w:r>
+      <w:proofErr w:type="spellEnd"/>
+      <w:r>
+        <w:t>&gt;</w:t>
       </w:r>
     </w:p>
     <w:p>
@@ -19261,7 +20587,11 @@
         <w:spacing w:after="0" w:line="240" w:lineRule="auto"/>
       </w:pPr>
       <w:r>
-        <w:t xml:space="preserve">&lt;not&gt; -&gt; </w:t>
+        <w:t>&lt;not&gt; -</w:t>
+      </w:r>
+      <w:proofErr w:type="gramStart"/>
+      <w:r>
+        <w:t xml:space="preserve">&gt; </w:t>
       </w:r>
       <w:r>
         <w:rPr>
@@ -19269,8 +20599,17 @@
         </w:rPr>
         <w:t>!</w:t>
       </w:r>
-      <w:r>
-        <w:t xml:space="preserve"> &lt;logic_expr&gt;</w:t>
+      <w:proofErr w:type="gramEnd"/>
+      <w:r>
+        <w:t xml:space="preserve"> &lt;</w:t>
+      </w:r>
+      <w:proofErr w:type="spellStart"/>
+      <w:r>
+        <w:t>logic_expr</w:t>
+      </w:r>
+      <w:proofErr w:type="spellEnd"/>
+      <w:r>
+        <w:t>&gt;</w:t>
       </w:r>
     </w:p>
     <w:p>
@@ -19280,14 +20619,35 @@
       <w:r>
         <w:t>&lt;</w:t>
       </w:r>
+      <w:proofErr w:type="spellStart"/>
       <w:r>
         <w:t>logic_</w:t>
       </w:r>
       <w:r>
-        <w:t xml:space="preserve">expr&gt; -&gt; </w:t>
-      </w:r>
-      <w:r>
-        <w:t xml:space="preserve">&lt;and&gt; | &lt;or&gt; | &lt;not&gt; | &lt;is_equal&gt; | &lt;not_equal&gt; | </w:t>
+        <w:t>expr</w:t>
+      </w:r>
+      <w:proofErr w:type="spellEnd"/>
+      <w:r>
+        <w:t xml:space="preserve">&gt; -&gt; </w:t>
+      </w:r>
+      <w:r>
+        <w:t>&lt;and&gt; | &lt;or&gt; | &lt;not&gt; | &lt;</w:t>
+      </w:r>
+      <w:proofErr w:type="spellStart"/>
+      <w:r>
+        <w:t>is_equal</w:t>
+      </w:r>
+      <w:proofErr w:type="spellEnd"/>
+      <w:r>
+        <w:t>&gt; | &lt;</w:t>
+      </w:r>
+      <w:proofErr w:type="spellStart"/>
+      <w:r>
+        <w:t>not_equal</w:t>
+      </w:r>
+      <w:proofErr w:type="spellEnd"/>
+      <w:r>
+        <w:t xml:space="preserve">&gt; | </w:t>
       </w:r>
       <w:r>
         <w:rPr>
@@ -19296,7 +20656,15 @@
         <w:t>(</w:t>
       </w:r>
       <w:r>
-        <w:t>&lt;logic_expr&gt;</w:t>
+        <w:t>&lt;</w:t>
+      </w:r>
+      <w:proofErr w:type="spellStart"/>
+      <w:r>
+        <w:t>logic_expr</w:t>
+      </w:r>
+      <w:proofErr w:type="spellEnd"/>
+      <w:r>
+        <w:t>&gt;</w:t>
       </w:r>
       <w:r>
         <w:rPr>
@@ -19406,7 +20774,11 @@
         </w:rPr>
       </w:pPr>
       <w:r>
-        <w:t xml:space="preserve">&lt;if&gt; -&gt;  </w:t>
+        <w:t>&lt;if&gt; -</w:t>
+      </w:r>
+      <w:proofErr w:type="gramStart"/>
+      <w:r>
+        <w:t xml:space="preserve">&gt;  </w:t>
       </w:r>
       <w:r>
         <w:rPr>
@@ -19414,6 +20786,7 @@
         </w:rPr>
         <w:t>if</w:t>
       </w:r>
+      <w:proofErr w:type="gramEnd"/>
       <w:r>
         <w:t xml:space="preserve"> </w:t>
       </w:r>
@@ -19426,11 +20799,16 @@
       <w:r>
         <w:t xml:space="preserve"> &lt;</w:t>
       </w:r>
+      <w:proofErr w:type="spellStart"/>
       <w:r>
         <w:t>logic_</w:t>
       </w:r>
       <w:r>
-        <w:t xml:space="preserve">expr&gt; </w:t>
+        <w:t>expr</w:t>
+      </w:r>
+      <w:proofErr w:type="spellEnd"/>
+      <w:r>
+        <w:t xml:space="preserve">&gt; </w:t>
       </w:r>
       <w:r>
         <w:rPr>
@@ -19450,6 +20828,7 @@
         </w:rPr>
         <w:t>&lt;</w:t>
       </w:r>
+      <w:proofErr w:type="spellStart"/>
       <w:r>
         <w:rPr>
           <w:rFonts w:cstheme="minorHAnsi"/>
@@ -19468,6 +20847,7 @@
         </w:rPr>
         <w:t>_list</w:t>
       </w:r>
+      <w:proofErr w:type="spellEnd"/>
       <w:r>
         <w:rPr>
           <w:rFonts w:cstheme="minorHAnsi"/>
@@ -19540,6 +20920,7 @@
         </w:rPr>
         <w:t>&lt;</w:t>
       </w:r>
+      <w:proofErr w:type="spellStart"/>
       <w:r>
         <w:rPr>
           <w:rFonts w:cstheme="minorHAnsi"/>
@@ -19558,6 +20939,7 @@
         </w:rPr>
         <w:t>_list</w:t>
       </w:r>
+      <w:proofErr w:type="spellEnd"/>
       <w:r>
         <w:rPr>
           <w:rFonts w:cstheme="minorHAnsi"/>
@@ -19606,6 +20988,7 @@
         </w:rPr>
         <w:t>&lt;</w:t>
       </w:r>
+      <w:proofErr w:type="spellStart"/>
       <w:r>
         <w:rPr>
           <w:rFonts w:cstheme="minorHAnsi"/>
@@ -19624,6 +21007,7 @@
         </w:rPr>
         <w:t>_list</w:t>
       </w:r>
+      <w:proofErr w:type="spellEnd"/>
       <w:r>
         <w:rPr>
           <w:rFonts w:cstheme="minorHAnsi"/>
@@ -19688,7 +21072,43 @@
         <w:rPr>
           <w:rFonts w:cstheme="minorHAnsi"/>
         </w:rPr>
-        <w:t xml:space="preserve"> ( &lt;expresion&gt; ) &lt;sentencias&gt; [</w:t>
+        <w:t xml:space="preserve"> </w:t>
+      </w:r>
+      <w:proofErr w:type="gramStart"/>
+      <w:r>
+        <w:rPr>
+          <w:rFonts w:cstheme="minorHAnsi"/>
+        </w:rPr>
+        <w:t>( &lt;</w:t>
+      </w:r>
+      <w:proofErr w:type="spellStart"/>
+      <w:proofErr w:type="gramEnd"/>
+      <w:r>
+        <w:rPr>
+          <w:rFonts w:cstheme="minorHAnsi"/>
+        </w:rPr>
+        <w:t>expresion</w:t>
+      </w:r>
+      <w:proofErr w:type="spellEnd"/>
+      <w:r>
+        <w:rPr>
+          <w:rFonts w:cstheme="minorHAnsi"/>
+        </w:rPr>
+        <w:t>&gt; ) &lt;</w:t>
+      </w:r>
+      <w:proofErr w:type="spellStart"/>
+      <w:r>
+        <w:rPr>
+          <w:rFonts w:cstheme="minorHAnsi"/>
+        </w:rPr>
+        <w:t>sentencias</w:t>
+      </w:r>
+      <w:proofErr w:type="spellEnd"/>
+      <w:r>
+        <w:rPr>
+          <w:rFonts w:cstheme="minorHAnsi"/>
+        </w:rPr>
+        <w:t>&gt; [</w:t>
       </w:r>
       <w:r>
         <w:rPr>
@@ -19700,7 +21120,21 @@
         <w:rPr>
           <w:rFonts w:cstheme="minorHAnsi"/>
         </w:rPr>
-        <w:t xml:space="preserve"> &lt;sentencias&gt;]</w:t>
+        <w:t xml:space="preserve"> &lt;</w:t>
+      </w:r>
+      <w:proofErr w:type="spellStart"/>
+      <w:r>
+        <w:rPr>
+          <w:rFonts w:cstheme="minorHAnsi"/>
+        </w:rPr>
+        <w:t>sentencias</w:t>
+      </w:r>
+      <w:proofErr w:type="spellEnd"/>
+      <w:r>
+        <w:rPr>
+          <w:rFonts w:cstheme="minorHAnsi"/>
+        </w:rPr>
+        <w:t>&gt;]</w:t>
       </w:r>
     </w:p>
     <w:p>
@@ -19790,6 +21224,7 @@
         </w:rPr>
         <w:t xml:space="preserve"> </w:t>
       </w:r>
+      <w:proofErr w:type="gramStart"/>
       <w:r>
         <w:rPr>
           <w:rFonts w:ascii="Arial Black" w:hAnsi="Arial Black" w:cstheme="minorHAnsi"/>
@@ -19808,11 +21243,20 @@
         </w:rPr>
         <w:t>&lt;</w:t>
       </w:r>
-      <w:r>
-        <w:rPr>
-          <w:rFonts w:cstheme="minorHAnsi"/>
-        </w:rPr>
-        <w:t xml:space="preserve">statement_list </w:t>
+      <w:proofErr w:type="spellStart"/>
+      <w:proofErr w:type="gramEnd"/>
+      <w:r>
+        <w:rPr>
+          <w:rFonts w:cstheme="minorHAnsi"/>
+        </w:rPr>
+        <w:t>statement_list</w:t>
+      </w:r>
+      <w:proofErr w:type="spellEnd"/>
+      <w:r>
+        <w:rPr>
+          <w:rFonts w:cstheme="minorHAnsi"/>
+        </w:rPr>
+        <w:t xml:space="preserve"> </w:t>
       </w:r>
       <w:r>
         <w:rPr>
@@ -19890,7 +21334,21 @@
         <w:rPr>
           <w:rFonts w:cstheme="minorHAnsi"/>
         </w:rPr>
-        <w:t xml:space="preserve">&lt;statement_list&gt; </w:t>
+        <w:t>&lt;</w:t>
+      </w:r>
+      <w:proofErr w:type="spellStart"/>
+      <w:r>
+        <w:rPr>
+          <w:rFonts w:cstheme="minorHAnsi"/>
+        </w:rPr>
+        <w:t>statement_list</w:t>
+      </w:r>
+      <w:proofErr w:type="spellEnd"/>
+      <w:r>
+        <w:rPr>
+          <w:rFonts w:cstheme="minorHAnsi"/>
+        </w:rPr>
+        <w:t xml:space="preserve">&gt; </w:t>
       </w:r>
       <w:r>
         <w:rPr>
@@ -19932,6 +21390,7 @@
         </w:rPr>
         <w:t xml:space="preserve"> </w:t>
       </w:r>
+      <w:proofErr w:type="gramStart"/>
       <w:r>
         <w:rPr>
           <w:rFonts w:ascii="Arial Black" w:hAnsi="Arial Black" w:cstheme="minorHAnsi"/>
@@ -19950,6 +21409,8 @@
         </w:rPr>
         <w:t>&lt;</w:t>
       </w:r>
+      <w:proofErr w:type="spellStart"/>
+      <w:proofErr w:type="gramEnd"/>
       <w:r>
         <w:rPr>
           <w:rFonts w:cstheme="minorHAnsi"/>
@@ -19960,7 +21421,14 @@
         <w:rPr>
           <w:rFonts w:cstheme="minorHAnsi"/>
         </w:rPr>
-        <w:t>expr&gt;</w:t>
+        <w:t>expr</w:t>
+      </w:r>
+      <w:proofErr w:type="spellEnd"/>
+      <w:r>
+        <w:rPr>
+          <w:rFonts w:cstheme="minorHAnsi"/>
+        </w:rPr>
+        <w:t>&gt;</w:t>
       </w:r>
       <w:r>
         <w:rPr>
@@ -19984,7 +21452,21 @@
         <w:rPr>
           <w:rFonts w:cstheme="minorHAnsi"/>
         </w:rPr>
-        <w:t xml:space="preserve"> &lt;statement_list &gt; </w:t>
+        <w:t xml:space="preserve"> &lt;</w:t>
+      </w:r>
+      <w:proofErr w:type="spellStart"/>
+      <w:r>
+        <w:rPr>
+          <w:rFonts w:cstheme="minorHAnsi"/>
+        </w:rPr>
+        <w:t>statement_list</w:t>
+      </w:r>
+      <w:proofErr w:type="spellEnd"/>
+      <w:r>
+        <w:rPr>
+          <w:rFonts w:cstheme="minorHAnsi"/>
+        </w:rPr>
+        <w:t xml:space="preserve"> &gt; </w:t>
       </w:r>
       <w:r>
         <w:rPr>
@@ -20041,7 +21523,14 @@
           <w:lang w:val="es-ES"/>
         </w:rPr>
         <w:lastRenderedPageBreak/>
-        <w:t>Las subrutinas permiten la modularizaci</w:t>
+        <w:t xml:space="preserve">Las subrutinas permiten la </w:t>
+      </w:r>
+      <w:proofErr w:type="spellStart"/>
+      <w:r>
+        <w:rPr>
+          <w:lang w:val="es-ES"/>
+        </w:rPr>
+        <w:t>modularizaci</w:t>
       </w:r>
       <w:r>
         <w:rPr>
@@ -20053,7 +21542,14 @@
         <w:rPr>
           <w:lang w:val="es-ES"/>
         </w:rPr>
-        <w:t>n de un programa, de manera que</w:t>
+        <w:t>n</w:t>
+      </w:r>
+      <w:proofErr w:type="spellEnd"/>
+      <w:r>
+        <w:rPr>
+          <w:lang w:val="es-ES"/>
+        </w:rPr>
+        <w:t xml:space="preserve"> de un programa, de manera que</w:t>
       </w:r>
       <w:r>
         <w:rPr>
@@ -20169,8 +21665,17 @@
         </w:rPr>
       </w:pPr>
       <w:r>
-        <w:t xml:space="preserve">&lt;subroutine&gt; -&gt; &lt;data_type&gt; &lt;name&gt; </w:t>
-      </w:r>
+        <w:t>&lt;subroutine&gt; -&gt; &lt;</w:t>
+      </w:r>
+      <w:proofErr w:type="spellStart"/>
+      <w:r>
+        <w:t>data_type</w:t>
+      </w:r>
+      <w:proofErr w:type="spellEnd"/>
+      <w:r>
+        <w:t xml:space="preserve">&gt; &lt;name&gt; </w:t>
+      </w:r>
+      <w:proofErr w:type="gramStart"/>
       <w:r>
         <w:rPr>
           <w:rFonts w:ascii="Arial Black" w:hAnsi="Arial Black"/>
@@ -20178,7 +21683,16 @@
         <w:t>(</w:t>
       </w:r>
       <w:r>
-        <w:t xml:space="preserve"> &lt;param_list&gt; </w:t>
+        <w:t xml:space="preserve"> &lt;</w:t>
+      </w:r>
+      <w:proofErr w:type="spellStart"/>
+      <w:proofErr w:type="gramEnd"/>
+      <w:r>
+        <w:t>param_list</w:t>
+      </w:r>
+      <w:proofErr w:type="spellEnd"/>
+      <w:r>
+        <w:t xml:space="preserve">&gt; </w:t>
       </w:r>
       <w:r>
         <w:rPr>
@@ -20217,7 +21731,21 @@
         <w:rPr>
           <w:rFonts w:cstheme="minorHAnsi"/>
         </w:rPr>
-        <w:t xml:space="preserve">&lt;data_type&gt; -&gt; &lt;type&gt; | </w:t>
+        <w:t>&lt;</w:t>
+      </w:r>
+      <w:proofErr w:type="spellStart"/>
+      <w:r>
+        <w:rPr>
+          <w:rFonts w:cstheme="minorHAnsi"/>
+        </w:rPr>
+        <w:t>data_type</w:t>
+      </w:r>
+      <w:proofErr w:type="spellEnd"/>
+      <w:r>
+        <w:rPr>
+          <w:rFonts w:cstheme="minorHAnsi"/>
+        </w:rPr>
+        <w:t xml:space="preserve">&gt; -&gt; &lt;type&gt; | </w:t>
       </w:r>
       <w:r>
         <w:rPr>
@@ -20253,7 +21781,35 @@
         <w:rPr>
           <w:rFonts w:cstheme="minorHAnsi"/>
         </w:rPr>
-        <w:t>&lt;param_list&gt; -&gt; &lt;param&gt; | &lt;param&gt;, &lt;param_list&gt;</w:t>
+        <w:t>&lt;</w:t>
+      </w:r>
+      <w:proofErr w:type="spellStart"/>
+      <w:r>
+        <w:rPr>
+          <w:rFonts w:cstheme="minorHAnsi"/>
+        </w:rPr>
+        <w:t>param_list</w:t>
+      </w:r>
+      <w:proofErr w:type="spellEnd"/>
+      <w:r>
+        <w:rPr>
+          <w:rFonts w:cstheme="minorHAnsi"/>
+        </w:rPr>
+        <w:t>&gt; -&gt; &lt;param&gt; | &lt;param&gt;, &lt;</w:t>
+      </w:r>
+      <w:proofErr w:type="spellStart"/>
+      <w:r>
+        <w:rPr>
+          <w:rFonts w:cstheme="minorHAnsi"/>
+        </w:rPr>
+        <w:t>param_list</w:t>
+      </w:r>
+      <w:proofErr w:type="spellEnd"/>
+      <w:r>
+        <w:rPr>
+          <w:rFonts w:cstheme="minorHAnsi"/>
+        </w:rPr>
+        <w:t>&gt;</w:t>
       </w:r>
     </w:p>
     <w:p>
@@ -20270,7 +21826,39 @@
           <w:rFonts w:cstheme="minorHAnsi"/>
           <w:lang w:val="es-AR"/>
         </w:rPr>
-        <w:t>&lt;param&gt; -&gt; &lt;type&gt; id</w:t>
+        <w:t>&lt;</w:t>
+      </w:r>
+      <w:proofErr w:type="spellStart"/>
+      <w:r>
+        <w:rPr>
+          <w:rFonts w:cstheme="minorHAnsi"/>
+          <w:lang w:val="es-AR"/>
+        </w:rPr>
+        <w:t>param</w:t>
+      </w:r>
+      <w:proofErr w:type="spellEnd"/>
+      <w:r>
+        <w:rPr>
+          <w:rFonts w:cstheme="minorHAnsi"/>
+          <w:lang w:val="es-AR"/>
+        </w:rPr>
+        <w:t>&gt; -&gt; &lt;</w:t>
+      </w:r>
+      <w:proofErr w:type="spellStart"/>
+      <w:r>
+        <w:rPr>
+          <w:rFonts w:cstheme="minorHAnsi"/>
+          <w:lang w:val="es-AR"/>
+        </w:rPr>
+        <w:t>type</w:t>
+      </w:r>
+      <w:proofErr w:type="spellEnd"/>
+      <w:r>
+        <w:rPr>
+          <w:rFonts w:cstheme="minorHAnsi"/>
+          <w:lang w:val="es-AR"/>
+        </w:rPr>
+        <w:t>&gt; id</w:t>
       </w:r>
     </w:p>
     <w:p>
@@ -20317,7 +21905,20 @@
         </w:rPr>
       </w:pPr>
       <w:r>
-        <w:t xml:space="preserve">&lt;asign&gt;  -&gt;  id  </w:t>
+        <w:t>&lt;</w:t>
+      </w:r>
+      <w:proofErr w:type="spellStart"/>
+      <w:r>
+        <w:t>asign</w:t>
+      </w:r>
+      <w:proofErr w:type="spellEnd"/>
+      <w:proofErr w:type="gramStart"/>
+      <w:r>
+        <w:t>&gt;  -</w:t>
+      </w:r>
+      <w:proofErr w:type="gramEnd"/>
+      <w:r>
+        <w:t xml:space="preserve">&gt;  id  </w:t>
       </w:r>
       <w:r>
         <w:rPr>
@@ -20343,8 +21944,17 @@
         <w:ind w:left="0"/>
       </w:pPr>
       <w:r>
-        <w:t xml:space="preserve">&lt;asign_mult&gt; -&gt; </w:t>
-      </w:r>
+        <w:t>&lt;</w:t>
+      </w:r>
+      <w:proofErr w:type="spellStart"/>
+      <w:r>
+        <w:t>asign_mult</w:t>
+      </w:r>
+      <w:proofErr w:type="spellEnd"/>
+      <w:r>
+        <w:t xml:space="preserve">&gt; -&gt; </w:t>
+      </w:r>
+      <w:proofErr w:type="gramStart"/>
       <w:r>
         <w:rPr>
           <w:rFonts w:ascii="Arial Black" w:hAnsi="Arial Black"/>
@@ -20354,9 +21964,12 @@
       <w:r>
         <w:t xml:space="preserve"> &lt;</w:t>
       </w:r>
+      <w:proofErr w:type="spellStart"/>
+      <w:proofErr w:type="gramEnd"/>
       <w:r>
         <w:t>id_list</w:t>
       </w:r>
+      <w:proofErr w:type="spellEnd"/>
       <w:r>
         <w:t xml:space="preserve">&gt; </w:t>
       </w:r>
@@ -20378,9 +21991,11 @@
       <w:r>
         <w:t xml:space="preserve"> &lt;</w:t>
       </w:r>
+      <w:proofErr w:type="spellStart"/>
       <w:r>
         <w:t>expr_list</w:t>
       </w:r>
+      <w:proofErr w:type="spellEnd"/>
       <w:r>
         <w:t xml:space="preserve">&gt; </w:t>
       </w:r>
@@ -20405,20 +22020,33 @@
       <w:r>
         <w:t xml:space="preserve"> </w:t>
       </w:r>
+      <w:proofErr w:type="spellStart"/>
       <w:r>
         <w:t>id_list</w:t>
       </w:r>
+      <w:proofErr w:type="spellEnd"/>
       <w:r>
         <w:t xml:space="preserve"> </w:t>
       </w:r>
       <w:r>
-        <w:t xml:space="preserve">&gt; -&gt; id | id </w:t>
+        <w:t xml:space="preserve">&gt; -&gt; id | </w:t>
+      </w:r>
+      <w:proofErr w:type="gramStart"/>
+      <w:r>
+        <w:t xml:space="preserve">id </w:t>
       </w:r>
       <w:r>
         <w:rPr>
           <w:rFonts w:ascii="Arial Black" w:hAnsi="Arial Black"/>
         </w:rPr>
-        <w:t xml:space="preserve">, </w:t>
+        <w:t>,</w:t>
+      </w:r>
+      <w:proofErr w:type="gramEnd"/>
+      <w:r>
+        <w:rPr>
+          <w:rFonts w:ascii="Arial Black" w:hAnsi="Arial Black"/>
+        </w:rPr>
+        <w:t xml:space="preserve"> </w:t>
       </w:r>
       <w:r>
         <w:t>&lt;</w:t>
@@ -20426,9 +22054,11 @@
       <w:r>
         <w:t xml:space="preserve"> </w:t>
       </w:r>
+      <w:proofErr w:type="spellStart"/>
       <w:r>
         <w:t>id_list</w:t>
       </w:r>
+      <w:proofErr w:type="spellEnd"/>
       <w:r>
         <w:t xml:space="preserve"> </w:t>
       </w:r>
@@ -20444,11 +22074,17 @@
       <w:r>
         <w:t>&lt;</w:t>
       </w:r>
+      <w:proofErr w:type="spellStart"/>
       <w:r>
         <w:t>expr_list</w:t>
       </w:r>
-      <w:r>
-        <w:t xml:space="preserve">&gt; -&gt; &lt;expr&gt; | &lt;expr&gt; </w:t>
+      <w:proofErr w:type="spellEnd"/>
+      <w:r>
+        <w:t>&gt; -&gt; &lt;expr&gt; | &lt;expr</w:t>
+      </w:r>
+      <w:proofErr w:type="gramStart"/>
+      <w:r>
+        <w:t xml:space="preserve">&gt; </w:t>
       </w:r>
       <w:r>
         <w:rPr>
@@ -20456,12 +22092,15 @@
         </w:rPr>
         <w:t>,</w:t>
       </w:r>
+      <w:proofErr w:type="gramEnd"/>
       <w:r>
         <w:t xml:space="preserve"> &lt;</w:t>
       </w:r>
+      <w:proofErr w:type="spellStart"/>
       <w:r>
         <w:t>expr_list</w:t>
       </w:r>
+      <w:proofErr w:type="spellEnd"/>
       <w:r>
         <w:t>&gt;</w:t>
       </w:r>
@@ -20655,6 +22294,7 @@
         </w:rPr>
         <w:t xml:space="preserve">| </w:t>
       </w:r>
+      <w:proofErr w:type="gramStart"/>
       <w:r>
         <w:rPr>
           <w:rFonts w:ascii="Arial Black" w:hAnsi="Arial Black" w:cstheme="minorHAnsi"/>
@@ -20667,9 +22307,12 @@
         </w:rPr>
         <w:t xml:space="preserve"> &lt;</w:t>
       </w:r>
+      <w:proofErr w:type="spellStart"/>
+      <w:proofErr w:type="gramEnd"/>
       <w:r>
         <w:t>expr_list</w:t>
       </w:r>
+      <w:proofErr w:type="spellEnd"/>
       <w:r>
         <w:rPr>
           <w:rFonts w:cstheme="minorHAnsi"/>
@@ -20749,7 +22392,21 @@
         <w:rPr>
           <w:rFonts w:cstheme="minorHAnsi"/>
         </w:rPr>
-        <w:t>&lt;expr_list&gt;</w:t>
+        <w:t>&lt;</w:t>
+      </w:r>
+      <w:proofErr w:type="spellStart"/>
+      <w:r>
+        <w:rPr>
+          <w:rFonts w:cstheme="minorHAnsi"/>
+        </w:rPr>
+        <w:t>expr_list</w:t>
+      </w:r>
+      <w:proofErr w:type="spellEnd"/>
+      <w:r>
+        <w:rPr>
+          <w:rFonts w:cstheme="minorHAnsi"/>
+        </w:rPr>
+        <w:t>&gt;</w:t>
       </w:r>
       <w:r>
         <w:rPr>
@@ -20815,7 +22472,15 @@
         <w:ind w:left="0"/>
       </w:pPr>
       <w:r>
-        <w:t>&lt;is_equal&gt; -&gt; &lt;expr&gt; == &lt;expr&gt;</w:t>
+        <w:t>&lt;</w:t>
+      </w:r>
+      <w:proofErr w:type="spellStart"/>
+      <w:r>
+        <w:t>is_equal</w:t>
+      </w:r>
+      <w:proofErr w:type="spellEnd"/>
+      <w:r>
+        <w:t>&gt; -&gt; &lt;expr&gt; == &lt;expr&gt;</w:t>
       </w:r>
     </w:p>
     <w:p>
@@ -20824,7 +22489,23 @@
         <w:ind w:left="0"/>
       </w:pPr>
       <w:r>
-        <w:t xml:space="preserve">&lt;not_equal&gt; -&gt;  &lt;expr&gt; != </w:t>
+        <w:t>&lt;</w:t>
+      </w:r>
+      <w:proofErr w:type="spellStart"/>
+      <w:r>
+        <w:t>not_equal</w:t>
+      </w:r>
+      <w:proofErr w:type="spellEnd"/>
+      <w:r>
+        <w:t>&gt; -</w:t>
+      </w:r>
+      <w:proofErr w:type="gramStart"/>
+      <w:r>
+        <w:t>&gt;  &lt;</w:t>
+      </w:r>
+      <w:proofErr w:type="gramEnd"/>
+      <w:r>
+        <w:t xml:space="preserve">expr&gt; != </w:t>
       </w:r>
       <w:r>
         <w:t>&lt;expr&gt;</w:t>
@@ -20839,82 +22520,157 @@
         </w:rPr>
       </w:pPr>
       <w:r>
-        <w:t xml:space="preserve">&lt;if&gt; -&gt;  </w:t>
+        <w:t>&lt;if&gt; -</w:t>
+      </w:r>
+      <w:proofErr w:type="gramStart"/>
+      <w:r>
+        <w:t xml:space="preserve">&gt;  </w:t>
       </w:r>
       <w:r>
         <w:rPr>
           <w:rFonts w:ascii="Arial Black" w:hAnsi="Arial Black"/>
         </w:rPr>
+        <w:t>IF</w:t>
+      </w:r>
+      <w:proofErr w:type="gramEnd"/>
+      <w:r>
+        <w:rPr>
+          <w:rFonts w:ascii="Arial Black" w:hAnsi="Arial Black"/>
+        </w:rPr>
+        <w:t xml:space="preserve"> </w:t>
+      </w:r>
+      <w:r>
+        <w:rPr>
+          <w:rFonts w:ascii="Arial Black" w:hAnsi="Arial Black"/>
+        </w:rPr>
+        <w:t>(</w:t>
+      </w:r>
+      <w:r>
+        <w:t xml:space="preserve"> &lt;</w:t>
+      </w:r>
+      <w:proofErr w:type="spellStart"/>
+      <w:r>
+        <w:t>expresion</w:t>
+      </w:r>
+      <w:proofErr w:type="spellEnd"/>
+      <w:r>
+        <w:t xml:space="preserve">&gt; </w:t>
+      </w:r>
+      <w:r>
+        <w:rPr>
+          <w:rFonts w:ascii="Arial Black" w:hAnsi="Arial Black"/>
+        </w:rPr>
+        <w:t xml:space="preserve">) </w:t>
+      </w:r>
+      <w:r>
+        <w:rPr>
+          <w:rFonts w:cstheme="minorHAnsi"/>
+        </w:rPr>
+        <w:t>&lt;</w:t>
+      </w:r>
+      <w:proofErr w:type="spellStart"/>
+      <w:r>
+        <w:rPr>
+          <w:rFonts w:cstheme="minorHAnsi"/>
+        </w:rPr>
+        <w:t>sentencias</w:t>
+      </w:r>
+      <w:proofErr w:type="spellEnd"/>
+      <w:r>
+        <w:rPr>
+          <w:rFonts w:cstheme="minorHAnsi"/>
+        </w:rPr>
+        <w:t xml:space="preserve">&gt;  | </w:t>
+      </w:r>
+      <w:r>
+        <w:rPr>
+          <w:rFonts w:ascii="Arial Black" w:hAnsi="Arial Black" w:cstheme="minorHAnsi"/>
+        </w:rPr>
         <w:t xml:space="preserve">IF </w:t>
       </w:r>
       <w:r>
         <w:rPr>
-          <w:rFonts w:ascii="Arial Black" w:hAnsi="Arial Black"/>
+          <w:rFonts w:ascii="Arial Black" w:hAnsi="Arial Black" w:cstheme="minorHAnsi"/>
         </w:rPr>
         <w:t>(</w:t>
       </w:r>
       <w:r>
-        <w:t xml:space="preserve"> &lt;expresion&gt; </w:t>
-      </w:r>
-      <w:r>
-        <w:rPr>
-          <w:rFonts w:ascii="Arial Black" w:hAnsi="Arial Black"/>
-        </w:rPr>
-        <w:t xml:space="preserve">) </w:t>
-      </w:r>
-      <w:r>
-        <w:rPr>
-          <w:rFonts w:cstheme="minorHAnsi"/>
-        </w:rPr>
-        <w:t xml:space="preserve">&lt;sentencias&gt;  | </w:t>
+        <w:rPr>
+          <w:rFonts w:cstheme="minorHAnsi"/>
+        </w:rPr>
+        <w:t>&lt;</w:t>
+      </w:r>
+      <w:proofErr w:type="spellStart"/>
+      <w:r>
+        <w:rPr>
+          <w:rFonts w:cstheme="minorHAnsi"/>
+        </w:rPr>
+        <w:t>expresion</w:t>
+      </w:r>
+      <w:proofErr w:type="spellEnd"/>
+      <w:r>
+        <w:rPr>
+          <w:rFonts w:cstheme="minorHAnsi"/>
+        </w:rPr>
+        <w:t>&gt;</w:t>
       </w:r>
       <w:r>
         <w:rPr>
           <w:rFonts w:ascii="Arial Black" w:hAnsi="Arial Black" w:cstheme="minorHAnsi"/>
         </w:rPr>
-        <w:t xml:space="preserve">IF </w:t>
+        <w:t>)</w:t>
+      </w:r>
+      <w:r>
+        <w:rPr>
+          <w:rFonts w:cstheme="minorHAnsi"/>
+        </w:rPr>
+        <w:t xml:space="preserve"> &lt;</w:t>
+      </w:r>
+      <w:proofErr w:type="spellStart"/>
+      <w:r>
+        <w:rPr>
+          <w:rFonts w:cstheme="minorHAnsi"/>
+        </w:rPr>
+        <w:t>sentencias</w:t>
+      </w:r>
+      <w:proofErr w:type="spellEnd"/>
+      <w:r>
+        <w:rPr>
+          <w:rFonts w:cstheme="minorHAnsi"/>
+        </w:rPr>
+        <w:t xml:space="preserve">&gt;  </w:t>
       </w:r>
       <w:r>
         <w:rPr>
           <w:rFonts w:ascii="Arial Black" w:hAnsi="Arial Black" w:cstheme="minorHAnsi"/>
         </w:rPr>
-        <w:t>(</w:t>
-      </w:r>
-      <w:r>
-        <w:rPr>
-          <w:rFonts w:cstheme="minorHAnsi"/>
-        </w:rPr>
-        <w:t>&lt;expresion&gt;</w:t>
+        <w:t>ELSE</w:t>
       </w:r>
       <w:r>
         <w:rPr>
           <w:rFonts w:ascii="Arial Black" w:hAnsi="Arial Black" w:cstheme="minorHAnsi"/>
         </w:rPr>
-        <w:t>)</w:t>
-      </w:r>
-      <w:r>
-        <w:rPr>
-          <w:rFonts w:cstheme="minorHAnsi"/>
-        </w:rPr>
-        <w:t xml:space="preserve"> &lt;sentencias&gt;  </w:t>
-      </w:r>
-      <w:r>
-        <w:rPr>
-          <w:rFonts w:ascii="Arial Black" w:hAnsi="Arial Black" w:cstheme="minorHAnsi"/>
-        </w:rPr>
-        <w:t>ELSE</w:t>
-      </w:r>
-      <w:r>
-        <w:rPr>
-          <w:rFonts w:ascii="Arial Black" w:hAnsi="Arial Black" w:cstheme="minorHAnsi"/>
-        </w:rPr>
         <w:t xml:space="preserve"> </w:t>
       </w:r>
       <w:r>
         <w:rPr>
           <w:rFonts w:cstheme="minorHAnsi"/>
         </w:rPr>
-        <w:t>&lt;sentencias&gt;</w:t>
+        <w:t>&lt;</w:t>
+      </w:r>
+      <w:proofErr w:type="spellStart"/>
+      <w:r>
+        <w:rPr>
+          <w:rFonts w:cstheme="minorHAnsi"/>
+        </w:rPr>
+        <w:t>sentencias</w:t>
+      </w:r>
+      <w:proofErr w:type="spellEnd"/>
+      <w:r>
+        <w:rPr>
+          <w:rFonts w:cstheme="minorHAnsi"/>
+        </w:rPr>
+        <w:t>&gt;</w:t>
       </w:r>
     </w:p>
     <w:p>
@@ -20967,6 +22723,7 @@
         </w:rPr>
         <w:t xml:space="preserve"> &lt;list&gt; </w:t>
       </w:r>
+      <w:proofErr w:type="gramStart"/>
       <w:r>
         <w:rPr>
           <w:rFonts w:ascii="Arial Black" w:hAnsi="Arial Black" w:cstheme="minorHAnsi"/>
@@ -20983,7 +22740,22 @@
         <w:rPr>
           <w:rFonts w:cstheme="minorHAnsi"/>
         </w:rPr>
-        <w:t xml:space="preserve">&lt;statement_list &gt; </w:t>
+        <w:t>&lt;</w:t>
+      </w:r>
+      <w:proofErr w:type="spellStart"/>
+      <w:proofErr w:type="gramEnd"/>
+      <w:r>
+        <w:rPr>
+          <w:rFonts w:cstheme="minorHAnsi"/>
+        </w:rPr>
+        <w:t>statement_list</w:t>
+      </w:r>
+      <w:proofErr w:type="spellEnd"/>
+      <w:r>
+        <w:rPr>
+          <w:rFonts w:cstheme="minorHAnsi"/>
+        </w:rPr>
+        <w:t xml:space="preserve"> &gt; </w:t>
       </w:r>
       <w:r>
         <w:rPr>
@@ -21037,7 +22809,21 @@
         <w:rPr>
           <w:rFonts w:cstheme="minorHAnsi"/>
         </w:rPr>
-        <w:t xml:space="preserve">&lt;statement_list&gt; </w:t>
+        <w:t>&lt;</w:t>
+      </w:r>
+      <w:proofErr w:type="spellStart"/>
+      <w:r>
+        <w:rPr>
+          <w:rFonts w:cstheme="minorHAnsi"/>
+        </w:rPr>
+        <w:t>statement_list</w:t>
+      </w:r>
+      <w:proofErr w:type="spellEnd"/>
+      <w:r>
+        <w:rPr>
+          <w:rFonts w:cstheme="minorHAnsi"/>
+        </w:rPr>
+        <w:t xml:space="preserve">&gt; </w:t>
       </w:r>
       <w:r>
         <w:rPr>
@@ -21072,6 +22858,7 @@
         </w:rPr>
         <w:t xml:space="preserve"> </w:t>
       </w:r>
+      <w:proofErr w:type="gramStart"/>
       <w:r>
         <w:rPr>
           <w:rFonts w:ascii="Arial Black" w:hAnsi="Arial Black" w:cstheme="minorHAnsi"/>
@@ -21082,7 +22869,22 @@
         <w:rPr>
           <w:rFonts w:cstheme="minorHAnsi"/>
         </w:rPr>
-        <w:t>&lt;logic_expr&gt;</w:t>
+        <w:t>&lt;</w:t>
+      </w:r>
+      <w:proofErr w:type="spellStart"/>
+      <w:proofErr w:type="gramEnd"/>
+      <w:r>
+        <w:rPr>
+          <w:rFonts w:cstheme="minorHAnsi"/>
+        </w:rPr>
+        <w:t>logic_expr</w:t>
+      </w:r>
+      <w:proofErr w:type="spellEnd"/>
+      <w:r>
+        <w:rPr>
+          <w:rFonts w:cstheme="minorHAnsi"/>
+        </w:rPr>
+        <w:t>&gt;</w:t>
       </w:r>
       <w:r>
         <w:rPr>
@@ -21100,7 +22902,21 @@
         <w:rPr>
           <w:rFonts w:cstheme="minorHAnsi"/>
         </w:rPr>
-        <w:t xml:space="preserve"> &lt;statement_list &gt; </w:t>
+        <w:t xml:space="preserve"> &lt;</w:t>
+      </w:r>
+      <w:proofErr w:type="spellStart"/>
+      <w:r>
+        <w:rPr>
+          <w:rFonts w:cstheme="minorHAnsi"/>
+        </w:rPr>
+        <w:t>statement_list</w:t>
+      </w:r>
+      <w:proofErr w:type="spellEnd"/>
+      <w:r>
+        <w:rPr>
+          <w:rFonts w:cstheme="minorHAnsi"/>
+        </w:rPr>
+        <w:t xml:space="preserve"> &gt; </w:t>
       </w:r>
       <w:r>
         <w:rPr>
@@ -21118,8 +22934,17 @@
         </w:rPr>
       </w:pPr>
       <w:r>
-        <w:t xml:space="preserve">&lt;subroutine&gt; -&gt; &lt;data_type&gt; &lt;name&gt; </w:t>
-      </w:r>
+        <w:t>&lt;subroutine&gt; -&gt; &lt;</w:t>
+      </w:r>
+      <w:proofErr w:type="spellStart"/>
+      <w:r>
+        <w:t>data_type</w:t>
+      </w:r>
+      <w:proofErr w:type="spellEnd"/>
+      <w:r>
+        <w:t xml:space="preserve">&gt; &lt;name&gt; </w:t>
+      </w:r>
+      <w:proofErr w:type="gramStart"/>
       <w:r>
         <w:rPr>
           <w:rFonts w:ascii="Arial Black" w:hAnsi="Arial Black"/>
@@ -21127,7 +22952,16 @@
         <w:t>(</w:t>
       </w:r>
       <w:r>
-        <w:t xml:space="preserve"> &lt;param_list&gt; </w:t>
+        <w:t xml:space="preserve"> &lt;</w:t>
+      </w:r>
+      <w:proofErr w:type="spellStart"/>
+      <w:proofErr w:type="gramEnd"/>
+      <w:r>
+        <w:t>param_list</w:t>
+      </w:r>
+      <w:proofErr w:type="spellEnd"/>
+      <w:r>
+        <w:t xml:space="preserve">&gt; </w:t>
       </w:r>
       <w:r>
         <w:rPr>
@@ -21166,7 +23000,21 @@
         <w:rPr>
           <w:rFonts w:cstheme="minorHAnsi"/>
         </w:rPr>
-        <w:t xml:space="preserve">&lt;data_type&gt; -&gt; &lt;type&gt; | </w:t>
+        <w:t>&lt;</w:t>
+      </w:r>
+      <w:proofErr w:type="spellStart"/>
+      <w:r>
+        <w:rPr>
+          <w:rFonts w:cstheme="minorHAnsi"/>
+        </w:rPr>
+        <w:t>data_type</w:t>
+      </w:r>
+      <w:proofErr w:type="spellEnd"/>
+      <w:r>
+        <w:rPr>
+          <w:rFonts w:cstheme="minorHAnsi"/>
+        </w:rPr>
+        <w:t xml:space="preserve">&gt; -&gt; &lt;type&gt; | </w:t>
       </w:r>
       <w:r>
         <w:rPr>
@@ -21202,7 +23050,35 @@
         <w:rPr>
           <w:rFonts w:cstheme="minorHAnsi"/>
         </w:rPr>
-        <w:t>&lt;param_list&gt; -&gt; &lt;param&gt; | &lt;param&gt;, &lt;param_list&gt;</w:t>
+        <w:t>&lt;</w:t>
+      </w:r>
+      <w:proofErr w:type="spellStart"/>
+      <w:r>
+        <w:rPr>
+          <w:rFonts w:cstheme="minorHAnsi"/>
+        </w:rPr>
+        <w:t>param_list</w:t>
+      </w:r>
+      <w:proofErr w:type="spellEnd"/>
+      <w:r>
+        <w:rPr>
+          <w:rFonts w:cstheme="minorHAnsi"/>
+        </w:rPr>
+        <w:t>&gt; -&gt; &lt;param&gt; | &lt;param&gt;, &lt;</w:t>
+      </w:r>
+      <w:proofErr w:type="spellStart"/>
+      <w:r>
+        <w:rPr>
+          <w:rFonts w:cstheme="minorHAnsi"/>
+        </w:rPr>
+        <w:t>param_list</w:t>
+      </w:r>
+      <w:proofErr w:type="spellEnd"/>
+      <w:r>
+        <w:rPr>
+          <w:rFonts w:cstheme="minorHAnsi"/>
+        </w:rPr>
+        <w:t>&gt;</w:t>
       </w:r>
     </w:p>
     <w:p>
@@ -21228,11 +23104,16 @@
       <w:r>
         <w:t>&lt;and&gt; -&gt; &lt;</w:t>
       </w:r>
+      <w:proofErr w:type="spellStart"/>
       <w:r>
         <w:t>logic_</w:t>
       </w:r>
       <w:r>
-        <w:t xml:space="preserve">expr&gt; </w:t>
+        <w:t>expr</w:t>
+      </w:r>
+      <w:proofErr w:type="spellEnd"/>
+      <w:r>
+        <w:t xml:space="preserve">&gt; </w:t>
       </w:r>
       <w:r>
         <w:rPr>
@@ -21243,11 +23124,16 @@
       <w:r>
         <w:t xml:space="preserve"> &lt;</w:t>
       </w:r>
+      <w:proofErr w:type="spellStart"/>
       <w:r>
         <w:t>logic_</w:t>
       </w:r>
       <w:r>
-        <w:t>expr&gt;</w:t>
+        <w:t>expr</w:t>
+      </w:r>
+      <w:proofErr w:type="spellEnd"/>
+      <w:r>
+        <w:t>&gt;</w:t>
       </w:r>
     </w:p>
     <w:p>
@@ -21258,11 +23144,16 @@
       <w:r>
         <w:t>&lt;or&gt; -&gt; &lt;</w:t>
       </w:r>
+      <w:proofErr w:type="spellStart"/>
       <w:r>
         <w:t>logic_</w:t>
       </w:r>
       <w:r>
-        <w:t xml:space="preserve">expr&gt; </w:t>
+        <w:t>expr</w:t>
+      </w:r>
+      <w:proofErr w:type="spellEnd"/>
+      <w:r>
+        <w:t xml:space="preserve">&gt; </w:t>
       </w:r>
       <w:r>
         <w:rPr>
@@ -21273,11 +23164,16 @@
       <w:r>
         <w:t xml:space="preserve"> &lt;</w:t>
       </w:r>
+      <w:proofErr w:type="spellStart"/>
       <w:r>
         <w:t>logic_</w:t>
       </w:r>
       <w:r>
-        <w:t>expr&gt;</w:t>
+        <w:t>expr</w:t>
+      </w:r>
+      <w:proofErr w:type="spellEnd"/>
+      <w:r>
+        <w:t>&gt;</w:t>
       </w:r>
     </w:p>
     <w:p>
@@ -21286,7 +23182,11 @@
         <w:ind w:left="0"/>
       </w:pPr>
       <w:r>
-        <w:t xml:space="preserve">&lt;not&gt; -&gt; </w:t>
+        <w:t>&lt;not&gt; -</w:t>
+      </w:r>
+      <w:proofErr w:type="gramStart"/>
+      <w:r>
+        <w:t xml:space="preserve">&gt; </w:t>
       </w:r>
       <w:r>
         <w:rPr>
@@ -21294,8 +23194,17 @@
         </w:rPr>
         <w:t>!</w:t>
       </w:r>
-      <w:r>
-        <w:t xml:space="preserve"> &lt;logic_expr&gt;</w:t>
+      <w:proofErr w:type="gramEnd"/>
+      <w:r>
+        <w:t xml:space="preserve"> &lt;</w:t>
+      </w:r>
+      <w:proofErr w:type="spellStart"/>
+      <w:r>
+        <w:t>logic_expr</w:t>
+      </w:r>
+      <w:proofErr w:type="spellEnd"/>
+      <w:r>
+        <w:t>&gt;</w:t>
       </w:r>
     </w:p>
     <w:p>
@@ -21307,7 +23216,31 @@
         </w:rPr>
       </w:pPr>
       <w:r>
-        <w:t xml:space="preserve">&lt;logic_expr&gt; -&gt; &lt;and&gt; | &lt;or&gt; | &lt;not&gt; | &lt;is_equal&gt; | &lt;not_equal&gt; | </w:t>
+        <w:t>&lt;</w:t>
+      </w:r>
+      <w:proofErr w:type="spellStart"/>
+      <w:r>
+        <w:t>logic_expr</w:t>
+      </w:r>
+      <w:proofErr w:type="spellEnd"/>
+      <w:r>
+        <w:t>&gt; -&gt; &lt;and&gt; | &lt;or&gt; | &lt;not&gt; | &lt;</w:t>
+      </w:r>
+      <w:proofErr w:type="spellStart"/>
+      <w:r>
+        <w:t>is_equal</w:t>
+      </w:r>
+      <w:proofErr w:type="spellEnd"/>
+      <w:r>
+        <w:t>&gt; | &lt;</w:t>
+      </w:r>
+      <w:proofErr w:type="spellStart"/>
+      <w:r>
+        <w:t>not_equal</w:t>
+      </w:r>
+      <w:proofErr w:type="spellEnd"/>
+      <w:r>
+        <w:t xml:space="preserve">&gt; | </w:t>
       </w:r>
       <w:r>
         <w:rPr>
@@ -21316,7 +23249,15 @@
         <w:t>(</w:t>
       </w:r>
       <w:r>
-        <w:t>&lt;logic_expr&gt;</w:t>
+        <w:t>&lt;</w:t>
+      </w:r>
+      <w:proofErr w:type="spellStart"/>
+      <w:r>
+        <w:t>logic_expr</w:t>
+      </w:r>
+      <w:proofErr w:type="spellEnd"/>
+      <w:r>
+        <w:t>&gt;</w:t>
       </w:r>
       <w:r>
         <w:rPr>
@@ -21337,7 +23278,14 @@
         <w:rPr>
           <w:rFonts w:cstheme="minorHAnsi"/>
         </w:rPr>
-        <w:t>&lt;s</w:t>
+        <w:t>&lt;</w:t>
+      </w:r>
+      <w:proofErr w:type="spellStart"/>
+      <w:r>
+        <w:rPr>
+          <w:rFonts w:cstheme="minorHAnsi"/>
+        </w:rPr>
+        <w:t>s</w:t>
       </w:r>
       <w:r>
         <w:rPr>
@@ -21345,6 +23293,7 @@
         </w:rPr>
         <w:t>tatement_list</w:t>
       </w:r>
+      <w:proofErr w:type="spellEnd"/>
       <w:r>
         <w:rPr>
           <w:rFonts w:cstheme="minorHAnsi"/>
@@ -21357,6 +23306,7 @@
         </w:rPr>
         <w:t>statement</w:t>
       </w:r>
+      <w:proofErr w:type="gramStart"/>
       <w:r>
         <w:rPr>
           <w:rFonts w:cstheme="minorHAnsi"/>
@@ -21369,18 +23319,21 @@
         </w:rPr>
         <w:t>;</w:t>
       </w:r>
+      <w:proofErr w:type="gramEnd"/>
       <w:r>
         <w:rPr>
           <w:rFonts w:cstheme="minorHAnsi"/>
         </w:rPr>
         <w:t xml:space="preserve"> &lt;</w:t>
       </w:r>
+      <w:proofErr w:type="spellStart"/>
       <w:r>
         <w:rPr>
           <w:rFonts w:cstheme="minorHAnsi"/>
         </w:rPr>
         <w:t>statement_list</w:t>
       </w:r>
+      <w:proofErr w:type="spellEnd"/>
       <w:r>
         <w:rPr>
           <w:rFonts w:cstheme="minorHAnsi"/>
@@ -21424,7 +23377,21 @@
         <w:rPr>
           <w:rFonts w:cstheme="minorHAnsi"/>
         </w:rPr>
-        <w:t xml:space="preserve"> -&gt; &lt;if&gt; | &lt;while&gt; | &lt;foreach&gt; | &lt;def&gt; | &lt;assign&gt; | &lt;assign_mult&gt;</w:t>
+        <w:t xml:space="preserve"> -&gt; &lt;if&gt; | &lt;while&gt; | &lt;foreach&gt; | &lt;def&gt; | &lt;assign&gt; | &lt;</w:t>
+      </w:r>
+      <w:proofErr w:type="spellStart"/>
+      <w:r>
+        <w:rPr>
+          <w:rFonts w:cstheme="minorHAnsi"/>
+        </w:rPr>
+        <w:t>assign_mult</w:t>
+      </w:r>
+      <w:proofErr w:type="spellEnd"/>
+      <w:r>
+        <w:rPr>
+          <w:rFonts w:cstheme="minorHAnsi"/>
+        </w:rPr>
+        <w:t>&gt;</w:t>
       </w:r>
     </w:p>
     <w:p>
@@ -21436,8 +23403,17 @@
         </w:rPr>
       </w:pPr>
       <w:r>
-        <w:t xml:space="preserve">&lt;subroutine&gt; -&gt; &lt;data_type&gt; &lt;name&gt; </w:t>
-      </w:r>
+        <w:t>&lt;subroutine&gt; -&gt; &lt;</w:t>
+      </w:r>
+      <w:proofErr w:type="spellStart"/>
+      <w:r>
+        <w:t>data_type</w:t>
+      </w:r>
+      <w:proofErr w:type="spellEnd"/>
+      <w:r>
+        <w:t xml:space="preserve">&gt; &lt;name&gt; </w:t>
+      </w:r>
+      <w:proofErr w:type="gramStart"/>
       <w:r>
         <w:rPr>
           <w:rFonts w:ascii="Arial Black" w:hAnsi="Arial Black"/>
@@ -21445,7 +23421,16 @@
         <w:t>(</w:t>
       </w:r>
       <w:r>
-        <w:t xml:space="preserve"> &lt;param_list&gt; </w:t>
+        <w:t xml:space="preserve"> &lt;</w:t>
+      </w:r>
+      <w:proofErr w:type="spellStart"/>
+      <w:proofErr w:type="gramEnd"/>
+      <w:r>
+        <w:t>param_list</w:t>
+      </w:r>
+      <w:proofErr w:type="spellEnd"/>
+      <w:r>
+        <w:t xml:space="preserve">&gt; </w:t>
       </w:r>
       <w:r>
         <w:rPr>
@@ -21484,7 +23469,21 @@
         <w:rPr>
           <w:rFonts w:cstheme="minorHAnsi"/>
         </w:rPr>
-        <w:t xml:space="preserve">&lt;data_type&gt; -&gt; &lt;type&gt; | </w:t>
+        <w:t>&lt;</w:t>
+      </w:r>
+      <w:proofErr w:type="spellStart"/>
+      <w:r>
+        <w:rPr>
+          <w:rFonts w:cstheme="minorHAnsi"/>
+        </w:rPr>
+        <w:t>data_type</w:t>
+      </w:r>
+      <w:proofErr w:type="spellEnd"/>
+      <w:r>
+        <w:rPr>
+          <w:rFonts w:cstheme="minorHAnsi"/>
+        </w:rPr>
+        <w:t xml:space="preserve">&gt; -&gt; &lt;type&gt; | </w:t>
       </w:r>
       <w:r>
         <w:rPr>
@@ -21520,7 +23519,35 @@
         <w:rPr>
           <w:rFonts w:cstheme="minorHAnsi"/>
         </w:rPr>
-        <w:t>&lt;param_list&gt; -&gt; &lt;param&gt; | &lt;param&gt;, &lt;param_list&gt;</w:t>
+        <w:t>&lt;</w:t>
+      </w:r>
+      <w:proofErr w:type="spellStart"/>
+      <w:r>
+        <w:rPr>
+          <w:rFonts w:cstheme="minorHAnsi"/>
+        </w:rPr>
+        <w:t>param_list</w:t>
+      </w:r>
+      <w:proofErr w:type="spellEnd"/>
+      <w:r>
+        <w:rPr>
+          <w:rFonts w:cstheme="minorHAnsi"/>
+        </w:rPr>
+        <w:t>&gt; -&gt; &lt;param&gt; | &lt;param&gt;, &lt;</w:t>
+      </w:r>
+      <w:proofErr w:type="spellStart"/>
+      <w:r>
+        <w:rPr>
+          <w:rFonts w:cstheme="minorHAnsi"/>
+        </w:rPr>
+        <w:t>param_list</w:t>
+      </w:r>
+      <w:proofErr w:type="spellEnd"/>
+      <w:r>
+        <w:rPr>
+          <w:rFonts w:cstheme="minorHAnsi"/>
+        </w:rPr>
+        <w:t>&gt;</w:t>
       </w:r>
     </w:p>
     <w:p>
@@ -21537,7 +23564,39 @@
           <w:rFonts w:cstheme="minorHAnsi"/>
           <w:lang w:val="es-AR"/>
         </w:rPr>
-        <w:t>&lt;param&gt; -&gt; &lt;type&gt; id</w:t>
+        <w:t>&lt;</w:t>
+      </w:r>
+      <w:proofErr w:type="spellStart"/>
+      <w:r>
+        <w:rPr>
+          <w:rFonts w:cstheme="minorHAnsi"/>
+          <w:lang w:val="es-AR"/>
+        </w:rPr>
+        <w:t>param</w:t>
+      </w:r>
+      <w:proofErr w:type="spellEnd"/>
+      <w:r>
+        <w:rPr>
+          <w:rFonts w:cstheme="minorHAnsi"/>
+          <w:lang w:val="es-AR"/>
+        </w:rPr>
+        <w:t>&gt; -&gt; &lt;</w:t>
+      </w:r>
+      <w:proofErr w:type="spellStart"/>
+      <w:r>
+        <w:rPr>
+          <w:rFonts w:cstheme="minorHAnsi"/>
+          <w:lang w:val="es-AR"/>
+        </w:rPr>
+        <w:t>type</w:t>
+      </w:r>
+      <w:proofErr w:type="spellEnd"/>
+      <w:r>
+        <w:rPr>
+          <w:rFonts w:cstheme="minorHAnsi"/>
+          <w:lang w:val="es-AR"/>
+        </w:rPr>
+        <w:t>&gt; id</w:t>
       </w:r>
     </w:p>
     <w:p>
@@ -21963,7 +24022,21 @@
         <w:rPr>
           <w:lang w:val="es-ES"/>
         </w:rPr>
-        <w:t>Poner aquí las descripciones de las estructuras de control de Apleh con semántica operacional</w:t>
+        <w:t xml:space="preserve">Poner aquí las descripciones de las estructuras de control de </w:t>
+      </w:r>
+      <w:proofErr w:type="spellStart"/>
+      <w:r>
+        <w:rPr>
+          <w:lang w:val="es-ES"/>
+        </w:rPr>
+        <w:t>Apleh</w:t>
+      </w:r>
+      <w:proofErr w:type="spellEnd"/>
+      <w:r>
+        <w:rPr>
+          <w:lang w:val="es-ES"/>
+        </w:rPr>
+        <w:t xml:space="preserve"> con semántica operacional</w:t>
       </w:r>
     </w:p>
     <w:p>
@@ -21981,6 +24054,7 @@
         </w:rPr>
         <w:t xml:space="preserve">Semántica </w:t>
       </w:r>
+      <w:proofErr w:type="spellStart"/>
       <w:r>
         <w:rPr>
           <w:b/>
@@ -21988,6 +24062,7 @@
         </w:rPr>
         <w:t>Denotacional</w:t>
       </w:r>
+      <w:proofErr w:type="spellEnd"/>
     </w:p>
     <w:p>
       <w:pPr>
@@ -22014,12 +24089,14 @@
         </w:rPr>
         <w:t xml:space="preserve">Def Semántica </w:t>
       </w:r>
+      <w:proofErr w:type="spellStart"/>
       <w:r>
         <w:rPr>
           <w:lang w:val="es-ES"/>
         </w:rPr>
         <w:t>Denotacional</w:t>
       </w:r>
+      <w:proofErr w:type="spellEnd"/>
     </w:p>
     <w:p>
       <w:pPr>
@@ -22067,14 +24144,30 @@
         <w:rPr>
           <w:lang w:val="es-ES"/>
         </w:rPr>
-        <w:t xml:space="preserve">Poner aquí las descripciones de las estructuras de control de Apleh con semántica </w:t>
-      </w:r>
+        <w:t xml:space="preserve">Poner aquí las descripciones de las estructuras de control de </w:t>
+      </w:r>
+      <w:proofErr w:type="spellStart"/>
+      <w:r>
+        <w:rPr>
+          <w:lang w:val="es-ES"/>
+        </w:rPr>
+        <w:t>Apleh</w:t>
+      </w:r>
+      <w:proofErr w:type="spellEnd"/>
+      <w:r>
+        <w:rPr>
+          <w:lang w:val="es-ES"/>
+        </w:rPr>
+        <w:t xml:space="preserve"> con semántica </w:t>
+      </w:r>
+      <w:proofErr w:type="spellStart"/>
       <w:r>
         <w:rPr>
           <w:lang w:val="es-ES"/>
         </w:rPr>
         <w:t>denotacional</w:t>
       </w:r>
+      <w:proofErr w:type="spellEnd"/>
     </w:p>
     <w:p>
       <w:pPr>
@@ -22489,8 +24582,16 @@
         <w:rPr>
           <w:lang w:val="es-ES"/>
         </w:rPr>
-        <w:t>---&gt;Funcionamiento del analizador generado por Bison</w:t>
-      </w:r>
+        <w:t xml:space="preserve">---&gt;Funcionamiento del analizador generado por </w:t>
+      </w:r>
+      <w:proofErr w:type="spellStart"/>
+      <w:r>
+        <w:rPr>
+          <w:lang w:val="es-ES"/>
+        </w:rPr>
+        <w:t>Bison</w:t>
+      </w:r>
+      <w:proofErr w:type="spellEnd"/>
     </w:p>
     <w:p>
       <w:pPr>
@@ -22720,7 +24821,21 @@
         <w:rPr>
           <w:lang w:val="es-ES"/>
         </w:rPr>
-        <w:t>--&gt;Describa las componentes de la seis-upla que caracteriza a una variable.</w:t>
+        <w:t>--&gt;Describa las componentes de la seis-</w:t>
+      </w:r>
+      <w:proofErr w:type="spellStart"/>
+      <w:r>
+        <w:rPr>
+          <w:lang w:val="es-ES"/>
+        </w:rPr>
+        <w:t>upla</w:t>
+      </w:r>
+      <w:proofErr w:type="spellEnd"/>
+      <w:r>
+        <w:rPr>
+          <w:lang w:val="es-ES"/>
+        </w:rPr>
+        <w:t xml:space="preserve"> que caracteriza a una variable.</w:t>
       </w:r>
     </w:p>
     <w:p>
@@ -22754,8 +24869,16 @@
         <w:rPr>
           <w:lang w:val="es-ES"/>
         </w:rPr>
-        <w:t>la de símbolos y mostrar código en aleph</w:t>
-      </w:r>
+        <w:t xml:space="preserve">la de símbolos y mostrar código en </w:t>
+      </w:r>
+      <w:proofErr w:type="spellStart"/>
+      <w:r>
+        <w:rPr>
+          <w:lang w:val="es-ES"/>
+        </w:rPr>
+        <w:t>aleph</w:t>
+      </w:r>
+      <w:proofErr w:type="spellEnd"/>
     </w:p>
     <w:p>
       <w:pPr>
@@ -23138,7 +25261,21 @@
         <w:rPr>
           <w:lang w:val="es-ES"/>
         </w:rPr>
-        <w:t xml:space="preserve"> 25/11 presentación informe defensa lunes 28/11 15hs -  recu: </w:t>
+        <w:t xml:space="preserve"> 25/11 presentación informe defensa lunes 28/11 15hs -  </w:t>
+      </w:r>
+      <w:proofErr w:type="spellStart"/>
+      <w:r>
+        <w:rPr>
+          <w:lang w:val="es-ES"/>
+        </w:rPr>
+        <w:t>recu</w:t>
+      </w:r>
+      <w:proofErr w:type="spellEnd"/>
+      <w:r>
+        <w:rPr>
+          <w:lang w:val="es-ES"/>
+        </w:rPr>
+        <w:t xml:space="preserve">: </w:t>
       </w:r>
       <w:r>
         <w:rPr>

--- a/Avance_Colque_Fernandez.docx
+++ b/Avance_Colque_Fernandez.docx
@@ -1,6 +1,6 @@
 
 <file path=word/document.xml><?xml version="1.0" encoding="utf-8"?>
-<w:document xmlns:wpc="http://schemas.microsoft.com/office/word/2010/wordprocessingCanvas" xmlns:cx="http://schemas.microsoft.com/office/drawing/2014/chartex" xmlns:cx1="http://schemas.microsoft.com/office/drawing/2015/9/8/chartex" xmlns:cx2="http://schemas.microsoft.com/office/drawing/2015/10/21/chartex" xmlns:cx3="http://schemas.microsoft.com/office/drawing/2016/5/9/chartex" xmlns:cx4="http://schemas.microsoft.com/office/drawing/2016/5/10/chartex" xmlns:cx5="http://schemas.microsoft.com/office/drawing/2016/5/11/chartex" xmlns:cx6="http://schemas.microsoft.com/office/drawing/2016/5/12/chartex" xmlns:cx7="http://schemas.microsoft.com/office/drawing/2016/5/13/chartex" xmlns:cx8="http://schemas.microsoft.com/office/drawing/2016/5/14/chartex" xmlns:mc="http://schemas.openxmlformats.org/markup-compatibility/2006" xmlns:aink="http://schemas.microsoft.com/office/drawing/2016/ink" xmlns:am3d="http://schemas.microsoft.com/office/drawing/2017/model3d" xmlns:o="urn:schemas-microsoft-com:office:office" xmlns:oel="http://schemas.microsoft.com/office/2019/extlst" xmlns:r="http://schemas.openxmlformats.org/officeDocument/2006/relationships" xmlns:m="http://schemas.openxmlformats.org/officeDocument/2006/math" xmlns:v="urn:schemas-microsoft-com:vml" xmlns:wp14="http://schemas.microsoft.com/office/word/2010/wordprocessingDrawing" xmlns:wp="http://schemas.openxmlformats.org/drawingml/2006/wordprocessingDrawing" xmlns:w10="urn:schemas-microsoft-com:office:word" xmlns:w="http://schemas.openxmlformats.org/wordprocessingml/2006/main" xmlns:w14="http://schemas.microsoft.com/office/word/2010/wordml" xmlns:w15="http://schemas.microsoft.com/office/word/2012/wordml" xmlns:w16cex="http://schemas.microsoft.com/office/word/2018/wordml/cex" xmlns:w16cid="http://schemas.microsoft.com/office/word/2016/wordml/cid" xmlns:w16="http://schemas.microsoft.com/office/word/2018/wordml" xmlns:w16du="http://schemas.microsoft.com/office/word/2023/wordml/word16du" xmlns:w16sdtdh="http://schemas.microsoft.com/office/word/2020/wordml/sdtdatahash" xmlns:w16se="http://schemas.microsoft.com/office/word/2015/wordml/symex" xmlns:wpg="http://schemas.microsoft.com/office/word/2010/wordprocessingGroup" xmlns:wpi="http://schemas.microsoft.com/office/word/2010/wordprocessingInk" xmlns:wne="http://schemas.microsoft.com/office/word/2006/wordml" xmlns:wps="http://schemas.microsoft.com/office/word/2010/wordprocessingShape" mc:Ignorable="w14 w15 w16se w16cid w16 w16cex w16sdtdh wp14">
+<w:document xmlns:wpc="http://schemas.microsoft.com/office/word/2010/wordprocessingCanvas" xmlns:cx="http://schemas.microsoft.com/office/drawing/2014/chartex" xmlns:cx1="http://schemas.microsoft.com/office/drawing/2015/9/8/chartex" xmlns:cx2="http://schemas.microsoft.com/office/drawing/2015/10/21/chartex" xmlns:cx3="http://schemas.microsoft.com/office/drawing/2016/5/9/chartex" xmlns:cx4="http://schemas.microsoft.com/office/drawing/2016/5/10/chartex" xmlns:cx5="http://schemas.microsoft.com/office/drawing/2016/5/11/chartex" xmlns:cx6="http://schemas.microsoft.com/office/drawing/2016/5/12/chartex" xmlns:cx7="http://schemas.microsoft.com/office/drawing/2016/5/13/chartex" xmlns:cx8="http://schemas.microsoft.com/office/drawing/2016/5/14/chartex" xmlns:mc="http://schemas.openxmlformats.org/markup-compatibility/2006" xmlns:aink="http://schemas.microsoft.com/office/drawing/2016/ink" xmlns:am3d="http://schemas.microsoft.com/office/drawing/2017/model3d" xmlns:o="urn:schemas-microsoft-com:office:office" xmlns:r="http://schemas.openxmlformats.org/officeDocument/2006/relationships" xmlns:m="http://schemas.openxmlformats.org/officeDocument/2006/math" xmlns:v="urn:schemas-microsoft-com:vml" xmlns:wp14="http://schemas.microsoft.com/office/word/2010/wordprocessingDrawing" xmlns:wp="http://schemas.openxmlformats.org/drawingml/2006/wordprocessingDrawing" xmlns:w10="urn:schemas-microsoft-com:office:word" xmlns:w="http://schemas.openxmlformats.org/wordprocessingml/2006/main" xmlns:w14="http://schemas.microsoft.com/office/word/2010/wordml" xmlns:w15="http://schemas.microsoft.com/office/word/2012/wordml" xmlns:w16cex="http://schemas.microsoft.com/office/word/2018/wordml/cex" xmlns:w16cid="http://schemas.microsoft.com/office/word/2016/wordml/cid" xmlns:w16="http://schemas.microsoft.com/office/word/2018/wordml" xmlns:w16sdtdh="http://schemas.microsoft.com/office/word/2020/wordml/sdtdatahash" xmlns:w16se="http://schemas.microsoft.com/office/word/2015/wordml/symex" xmlns:wpg="http://schemas.microsoft.com/office/word/2010/wordprocessingGroup" xmlns:wpi="http://schemas.microsoft.com/office/word/2010/wordprocessingInk" xmlns:wne="http://schemas.microsoft.com/office/word/2006/wordml" xmlns:wps="http://schemas.microsoft.com/office/word/2010/wordprocessingShape" mc:Ignorable="w14 w15 w16se w16cid w16 w16cex w16sdtdh wp14">
   <w:body>
     <w:p>
       <w:pPr>
@@ -18,7 +18,7 @@
           <w:color w:val="000000"/>
           <w:sz w:val="40"/>
           <w:szCs w:val="40"/>
-          <w:lang w:val="es-419"/>
+          <w:lang w:val="es-AR"/>
         </w:rPr>
       </w:pPr>
     </w:p>
@@ -849,77 +849,26 @@
           <w:szCs w:val="24"/>
           <w:lang w:val="es-ES"/>
         </w:rPr>
-        <w:t xml:space="preserve">Flex es una herramienta que se utiliza para generar analizadores léxicos o </w:t>
-      </w:r>
-      <w:proofErr w:type="spellStart"/>
-      <w:r>
-        <w:rPr>
-          <w:rFonts w:ascii="Arial" w:hAnsi="Arial" w:cs="Arial"/>
-          <w:sz w:val="24"/>
-          <w:szCs w:val="24"/>
-          <w:lang w:val="es-ES"/>
-        </w:rPr>
-        <w:t>scanners</w:t>
-      </w:r>
-      <w:proofErr w:type="spellEnd"/>
-      <w:r>
-        <w:rPr>
-          <w:rFonts w:ascii="Arial" w:hAnsi="Arial" w:cs="Arial"/>
-          <w:sz w:val="24"/>
-          <w:szCs w:val="24"/>
-          <w:lang w:val="es-ES"/>
-        </w:rPr>
-        <w:t>. Su función principal es analizar un flujo de texto (como un programa fuente) y dividirlo en tokens, que son unidades léxicas significativas. Estos tokens pueden ser palabras clave, identificadores, números, operadores, símbolos, etc.</w:t>
-      </w:r>
-    </w:p>
-    <w:p>
-      <w:pPr>
-        <w:rPr>
-          <w:rFonts w:ascii="Arial" w:hAnsi="Arial" w:cs="Arial"/>
-          <w:sz w:val="24"/>
-          <w:szCs w:val="24"/>
-          <w:lang w:val="es-ES"/>
-        </w:rPr>
-      </w:pPr>
-      <w:proofErr w:type="spellStart"/>
-      <w:r>
-        <w:rPr>
-          <w:rFonts w:ascii="Arial" w:hAnsi="Arial" w:cs="Arial"/>
-          <w:sz w:val="24"/>
-          <w:szCs w:val="24"/>
-          <w:lang w:val="es-ES"/>
-        </w:rPr>
-        <w:t>Bison</w:t>
-      </w:r>
-      <w:proofErr w:type="spellEnd"/>
-      <w:r>
-        <w:rPr>
-          <w:rFonts w:ascii="Arial" w:hAnsi="Arial" w:cs="Arial"/>
-          <w:sz w:val="24"/>
-          <w:szCs w:val="24"/>
-          <w:lang w:val="es-ES"/>
-        </w:rPr>
-        <w:t xml:space="preserve"> es una herramienta que se utiliza para generar analizadores sintácticos o </w:t>
-      </w:r>
-      <w:proofErr w:type="spellStart"/>
-      <w:r>
-        <w:rPr>
-          <w:rFonts w:ascii="Arial" w:hAnsi="Arial" w:cs="Arial"/>
-          <w:sz w:val="24"/>
-          <w:szCs w:val="24"/>
-          <w:lang w:val="es-ES"/>
-        </w:rPr>
-        <w:t>parsers</w:t>
-      </w:r>
-      <w:proofErr w:type="spellEnd"/>
-      <w:r>
-        <w:rPr>
-          <w:rFonts w:ascii="Arial" w:hAnsi="Arial" w:cs="Arial"/>
-          <w:sz w:val="24"/>
-          <w:szCs w:val="24"/>
-          <w:lang w:val="es-ES"/>
-        </w:rPr>
-        <w:t>. Su función principal es analizar la estructura gramatical de un lenguaje de programación o un formato de datos y construir un árbol de sintaxis abstracta (AST) que represente esa estructura.</w:t>
+        <w:t>Flex es una herramienta que se utiliza para generar analizadores léxicos o scanners. Su función principal es analizar un flujo de texto (como un programa fuente) y dividirlo en tokens, que son unidades léxicas significativas. Estos tokens pueden ser palabras clave, identificadores, números, operadores, símbolos, etc.</w:t>
+      </w:r>
+    </w:p>
+    <w:p>
+      <w:pPr>
+        <w:rPr>
+          <w:rFonts w:ascii="Arial" w:hAnsi="Arial" w:cs="Arial"/>
+          <w:sz w:val="24"/>
+          <w:szCs w:val="24"/>
+          <w:lang w:val="es-ES"/>
+        </w:rPr>
+      </w:pPr>
+      <w:r>
+        <w:rPr>
+          <w:rFonts w:ascii="Arial" w:hAnsi="Arial" w:cs="Arial"/>
+          <w:sz w:val="24"/>
+          <w:szCs w:val="24"/>
+          <w:lang w:val="es-ES"/>
+        </w:rPr>
+        <w:t>Bison es una herramienta que se utiliza para generar analizadores sintácticos o parsers. Su función principal es analizar la estructura gramatical de un lenguaje de programación o un formato de datos y construir un árbol de sintaxis abstracta (AST) que represente esa estructura.</w:t>
       </w:r>
     </w:p>
     <w:p>
@@ -1216,28 +1165,17 @@
           <w:szCs w:val="32"/>
           <w:lang w:val="es-AR"/>
         </w:rPr>
-        <w:t xml:space="preserve"> </w:t>
-      </w:r>
-      <w:proofErr w:type="spellStart"/>
+        <w:t xml:space="preserve"> Q</w:t>
+      </w:r>
       <w:r>
         <w:rPr>
           <w:rFonts w:ascii="Arial" w:eastAsia="Times New Roman" w:hAnsi="Arial" w:cs="Arial"/>
-          <w:sz w:val="32"/>
-          <w:szCs w:val="32"/>
-          <w:lang w:val="es-AR"/>
-        </w:rPr>
-        <w:t>Q</w:t>
-      </w:r>
-      <w:r>
-        <w:rPr>
-          <w:rFonts w:ascii="Arial" w:eastAsia="Times New Roman" w:hAnsi="Arial" w:cs="Arial"/>
           <w:sz w:val="24"/>
           <w:szCs w:val="24"/>
           <w:lang w:val="es-AR"/>
         </w:rPr>
         <w:t>x</w:t>
       </w:r>
-      <w:proofErr w:type="spellEnd"/>
       <w:r>
         <w:rPr>
           <w:rFonts w:ascii="Arial" w:eastAsia="Times New Roman" w:hAnsi="Arial" w:cs="Arial"/>
@@ -1702,17 +1640,24 @@
           <w:szCs w:val="32"/>
           <w:lang w:val="es-AR"/>
         </w:rPr>
-        <w:t xml:space="preserve"> </w:t>
-      </w:r>
-      <w:proofErr w:type="spellStart"/>
+        <w:t xml:space="preserve"> Q</w:t>
+      </w:r>
+      <w:r>
+        <w:rPr>
+          <w:rFonts w:ascii="Arial" w:eastAsia="Times New Roman" w:hAnsi="Arial" w:cs="Arial"/>
+          <w:sz w:val="24"/>
+          <w:szCs w:val="24"/>
+          <w:lang w:val="es-AR"/>
+        </w:rPr>
+        <w:t>x</w:t>
+      </w:r>
       <w:r>
         <w:rPr>
           <w:rFonts w:ascii="Arial" w:eastAsia="Times New Roman" w:hAnsi="Arial" w:cs="Arial"/>
           <w:sz w:val="32"/>
           <w:szCs w:val="32"/>
-          <w:lang w:val="es-AR"/>
-        </w:rPr>
-        <w:t>Q</w:t>
+        </w:rPr>
+        <w:t>Σ</w:t>
       </w:r>
       <w:r>
         <w:rPr>
@@ -1723,43 +1668,14 @@
         </w:rPr>
         <w:t>x</w:t>
       </w:r>
-      <w:proofErr w:type="spellEnd"/>
-      <w:r>
-        <w:rPr>
-          <w:rFonts w:ascii="Arial" w:eastAsia="Times New Roman" w:hAnsi="Arial" w:cs="Arial"/>
+      <w:r>
+        <w:rPr>
+          <w:rFonts w:ascii="Arial" w:hAnsi="Arial" w:cs="Arial"/>
           <w:sz w:val="32"/>
           <w:szCs w:val="32"/>
-        </w:rPr>
-        <w:t>Σ</w:t>
-      </w:r>
-      <w:proofErr w:type="spellStart"/>
-      <w:r>
-        <w:rPr>
-          <w:rFonts w:ascii="Arial" w:eastAsia="Times New Roman" w:hAnsi="Arial" w:cs="Arial"/>
-          <w:sz w:val="24"/>
-          <w:szCs w:val="24"/>
-          <w:lang w:val="es-AR"/>
-        </w:rPr>
-        <w:t>x</w:t>
-      </w:r>
-      <w:r>
-        <w:rPr>
-          <w:rFonts w:ascii="Arial" w:hAnsi="Arial" w:cs="Arial"/>
-          <w:sz w:val="32"/>
-          <w:szCs w:val="32"/>
-          <w:lang w:val="es-AR"/>
-        </w:rPr>
-        <w:t>Q</w:t>
-      </w:r>
-      <w:proofErr w:type="spellEnd"/>
-      <w:r>
-        <w:rPr>
-          <w:rFonts w:ascii="Arial" w:hAnsi="Arial" w:cs="Arial"/>
-          <w:sz w:val="32"/>
-          <w:szCs w:val="32"/>
-          <w:lang w:val="es-AR"/>
-        </w:rPr>
-        <w:t xml:space="preserve"> </w:t>
+          <w:lang w:val="es-AR"/>
+        </w:rPr>
+        <w:t xml:space="preserve">Q </w:t>
       </w:r>
       <w:r>
         <w:rPr>
@@ -3810,7 +3726,6 @@
         </w:rPr>
         <w:t>(</w:t>
       </w:r>
-      <w:proofErr w:type="spellStart"/>
       <w:r>
         <w:rPr>
           <w:rFonts w:ascii="Arial" w:hAnsi="Arial" w:cs="Arial"/>
@@ -3833,7 +3748,6 @@
         </w:rPr>
         <w:t>,a</w:t>
       </w:r>
-      <w:proofErr w:type="spellEnd"/>
       <w:r>
         <w:rPr>
           <w:rFonts w:ascii="Arial" w:eastAsia="Times New Roman" w:hAnsi="Arial" w:cs="Arial"/>
@@ -4084,7 +3998,6 @@
         </w:rPr>
         <w:t>(</w:t>
       </w:r>
-      <w:proofErr w:type="spellStart"/>
       <w:proofErr w:type="gramStart"/>
       <w:r>
         <w:rPr>
@@ -4108,7 +4021,6 @@
         </w:rPr>
         <w:t>,a</w:t>
       </w:r>
-      <w:proofErr w:type="spellEnd"/>
       <w:proofErr w:type="gramEnd"/>
       <w:r>
         <w:rPr>
@@ -4145,27 +4057,7 @@
           <w:szCs w:val="24"/>
           <w:lang w:val="es-AR"/>
         </w:rPr>
-        <w:t>(</w:t>
-      </w:r>
-      <w:proofErr w:type="spellStart"/>
-      <w:r>
-        <w:rPr>
-          <w:rFonts w:ascii="Arial" w:eastAsia="Times New Roman" w:hAnsi="Arial" w:cs="Arial"/>
-          <w:sz w:val="24"/>
-          <w:szCs w:val="24"/>
-          <w:lang w:val="es-AR"/>
-        </w:rPr>
-        <w:t>q,a</w:t>
-      </w:r>
-      <w:proofErr w:type="spellEnd"/>
-      <w:r>
-        <w:rPr>
-          <w:rFonts w:ascii="Arial" w:eastAsia="Times New Roman" w:hAnsi="Arial" w:cs="Arial"/>
-          <w:sz w:val="24"/>
-          <w:szCs w:val="24"/>
-          <w:lang w:val="es-AR"/>
-        </w:rPr>
-        <w:t xml:space="preserve">) </w:t>
+        <w:t xml:space="preserve">(q,a) </w:t>
       </w:r>
       <w:r>
         <w:rPr>
@@ -4372,7 +4264,6 @@
         </w:rPr>
         <w:t>(</w:t>
       </w:r>
-      <w:proofErr w:type="spellStart"/>
       <w:r>
         <w:rPr>
           <w:rFonts w:ascii="Arial" w:hAnsi="Arial" w:cs="Arial"/>
@@ -4395,7 +4286,7 @@
         </w:rPr>
         <w:t>,a</w:t>
       </w:r>
-      <w:proofErr w:type="spellEnd"/>
+      <w:proofErr w:type="gramStart"/>
       <w:r>
         <w:rPr>
           <w:rFonts w:ascii="Arial" w:eastAsia="Times New Roman" w:hAnsi="Arial" w:cs="Arial"/>
@@ -4414,6 +4305,7 @@
         </w:rPr>
         <w:t xml:space="preserve"> }</w:t>
       </w:r>
+      <w:proofErr w:type="gramEnd"/>
     </w:p>
     <w:p>
       <w:pPr>
@@ -4925,7 +4817,6 @@
           <w:lang w:val="es-AR"/>
         </w:rPr>
       </w:pPr>
-      <w:proofErr w:type="spellStart"/>
       <w:r>
         <w:rPr>
           <w:rFonts w:ascii="Consolas" w:eastAsia="Times New Roman" w:hAnsi="Consolas" w:cs="Times New Roman"/>
@@ -4936,7 +4827,6 @@
         </w:rPr>
         <w:t>tData</w:t>
       </w:r>
-      <w:proofErr w:type="spellEnd"/>
       <w:r>
         <w:rPr>
           <w:rFonts w:ascii="Consolas" w:eastAsia="Times New Roman" w:hAnsi="Consolas" w:cs="Times New Roman"/>
@@ -4947,7 +4837,6 @@
         </w:rPr>
         <w:t xml:space="preserve"> </w:t>
       </w:r>
-      <w:proofErr w:type="spellStart"/>
       <w:r>
         <w:rPr>
           <w:rFonts w:ascii="Consolas" w:eastAsia="Times New Roman" w:hAnsi="Consolas" w:cs="Times New Roman"/>
@@ -4958,7 +4847,6 @@
         </w:rPr>
         <w:t>ConversionAFD</w:t>
       </w:r>
-      <w:proofErr w:type="spellEnd"/>
       <w:r>
         <w:rPr>
           <w:rFonts w:ascii="Consolas" w:eastAsia="Times New Roman" w:hAnsi="Consolas" w:cs="Times New Roman"/>
@@ -4969,7 +4857,6 @@
         </w:rPr>
         <w:t>(</w:t>
       </w:r>
-      <w:proofErr w:type="spellStart"/>
       <w:r>
         <w:rPr>
           <w:rFonts w:ascii="Consolas" w:eastAsia="Times New Roman" w:hAnsi="Consolas" w:cs="Times New Roman"/>
@@ -4980,7 +4867,6 @@
         </w:rPr>
         <w:t>tData</w:t>
       </w:r>
-      <w:proofErr w:type="spellEnd"/>
       <w:r>
         <w:rPr>
           <w:rFonts w:ascii="Consolas" w:eastAsia="Times New Roman" w:hAnsi="Consolas" w:cs="Times New Roman"/>
@@ -5021,16 +4907,14 @@
           <w:color w:val="CCCCCC"/>
           <w:sz w:val="21"/>
           <w:szCs w:val="21"/>
-          <w:lang w:val="es-AR"/>
-        </w:rPr>
-      </w:pPr>
-      <w:r>
-        <w:rPr>
-          <w:rFonts w:ascii="Consolas" w:eastAsia="Times New Roman" w:hAnsi="Consolas" w:cs="Times New Roman"/>
-          <w:color w:val="CCCCCC"/>
-          <w:sz w:val="21"/>
-          <w:szCs w:val="21"/>
-          <w:lang w:val="es-AR"/>
+        </w:rPr>
+      </w:pPr>
+      <w:r>
+        <w:rPr>
+          <w:rFonts w:ascii="Consolas" w:eastAsia="Times New Roman" w:hAnsi="Consolas" w:cs="Times New Roman"/>
+          <w:color w:val="CCCCCC"/>
+          <w:sz w:val="21"/>
+          <w:szCs w:val="21"/>
         </w:rPr>
         <w:t>{</w:t>
       </w:r>
@@ -5052,11 +4936,9 @@
           <w:color w:val="CCCCCC"/>
           <w:sz w:val="21"/>
           <w:szCs w:val="21"/>
-          <w:lang w:val="es-AR"/>
         </w:rPr>
         <w:t xml:space="preserve">    </w:t>
       </w:r>
-      <w:proofErr w:type="spellStart"/>
       <w:r>
         <w:rPr>
           <w:rFonts w:ascii="Consolas" w:eastAsia="Times New Roman" w:hAnsi="Consolas" w:cs="Times New Roman"/>
@@ -5066,7 +4948,6 @@
         </w:rPr>
         <w:t>tData</w:t>
       </w:r>
-      <w:proofErr w:type="spellEnd"/>
       <w:r>
         <w:rPr>
           <w:rFonts w:ascii="Consolas" w:eastAsia="Times New Roman" w:hAnsi="Consolas" w:cs="Times New Roman"/>
@@ -5076,7 +4957,6 @@
         </w:rPr>
         <w:t xml:space="preserve"> </w:t>
       </w:r>
-      <w:proofErr w:type="spellStart"/>
       <w:r>
         <w:rPr>
           <w:rFonts w:ascii="Consolas" w:eastAsia="Times New Roman" w:hAnsi="Consolas" w:cs="Times New Roman"/>
@@ -5086,7 +4966,6 @@
         </w:rPr>
         <w:t>sigmaND</w:t>
       </w:r>
-      <w:proofErr w:type="spellEnd"/>
       <w:r>
         <w:rPr>
           <w:rFonts w:ascii="Consolas" w:eastAsia="Times New Roman" w:hAnsi="Consolas" w:cs="Times New Roman"/>
@@ -5114,7 +4993,6 @@
         </w:rPr>
         <w:t xml:space="preserve"> </w:t>
       </w:r>
-      <w:proofErr w:type="spellStart"/>
       <w:proofErr w:type="gramStart"/>
       <w:r>
         <w:rPr>
@@ -5125,7 +5003,6 @@
         </w:rPr>
         <w:t>returnElem</w:t>
       </w:r>
-      <w:proofErr w:type="spellEnd"/>
       <w:r>
         <w:rPr>
           <w:rFonts w:ascii="Consolas" w:eastAsia="Times New Roman" w:hAnsi="Consolas" w:cs="Times New Roman"/>
@@ -5193,7 +5070,6 @@
         </w:rPr>
         <w:t xml:space="preserve">    </w:t>
       </w:r>
-      <w:proofErr w:type="spellStart"/>
       <w:r>
         <w:rPr>
           <w:rFonts w:ascii="Consolas" w:eastAsia="Times New Roman" w:hAnsi="Consolas" w:cs="Times New Roman"/>
@@ -5203,7 +5079,6 @@
         </w:rPr>
         <w:t>tData</w:t>
       </w:r>
-      <w:proofErr w:type="spellEnd"/>
       <w:r>
         <w:rPr>
           <w:rFonts w:ascii="Consolas" w:eastAsia="Times New Roman" w:hAnsi="Consolas" w:cs="Times New Roman"/>
@@ -5213,7 +5088,6 @@
         </w:rPr>
         <w:t xml:space="preserve"> </w:t>
       </w:r>
-      <w:proofErr w:type="spellStart"/>
       <w:r>
         <w:rPr>
           <w:rFonts w:ascii="Consolas" w:eastAsia="Times New Roman" w:hAnsi="Consolas" w:cs="Times New Roman"/>
@@ -5223,7 +5097,6 @@
         </w:rPr>
         <w:t>transitionsND</w:t>
       </w:r>
-      <w:proofErr w:type="spellEnd"/>
       <w:r>
         <w:rPr>
           <w:rFonts w:ascii="Consolas" w:eastAsia="Times New Roman" w:hAnsi="Consolas" w:cs="Times New Roman"/>
@@ -5251,7 +5124,6 @@
         </w:rPr>
         <w:t xml:space="preserve"> </w:t>
       </w:r>
-      <w:proofErr w:type="spellStart"/>
       <w:proofErr w:type="gramStart"/>
       <w:r>
         <w:rPr>
@@ -5262,7 +5134,6 @@
         </w:rPr>
         <w:t>returnElem</w:t>
       </w:r>
-      <w:proofErr w:type="spellEnd"/>
       <w:r>
         <w:rPr>
           <w:rFonts w:ascii="Consolas" w:eastAsia="Times New Roman" w:hAnsi="Consolas" w:cs="Times New Roman"/>
@@ -5330,7 +5201,6 @@
         </w:rPr>
         <w:t xml:space="preserve">    </w:t>
       </w:r>
-      <w:proofErr w:type="spellStart"/>
       <w:r>
         <w:rPr>
           <w:rFonts w:ascii="Consolas" w:eastAsia="Times New Roman" w:hAnsi="Consolas" w:cs="Times New Roman"/>
@@ -5340,7 +5210,6 @@
         </w:rPr>
         <w:t>tData</w:t>
       </w:r>
-      <w:proofErr w:type="spellEnd"/>
       <w:r>
         <w:rPr>
           <w:rFonts w:ascii="Consolas" w:eastAsia="Times New Roman" w:hAnsi="Consolas" w:cs="Times New Roman"/>
@@ -5350,7 +5219,6 @@
         </w:rPr>
         <w:t xml:space="preserve"> </w:t>
       </w:r>
-      <w:proofErr w:type="spellStart"/>
       <w:r>
         <w:rPr>
           <w:rFonts w:ascii="Consolas" w:eastAsia="Times New Roman" w:hAnsi="Consolas" w:cs="Times New Roman"/>
@@ -5360,7 +5228,6 @@
         </w:rPr>
         <w:t>initialStateND</w:t>
       </w:r>
-      <w:proofErr w:type="spellEnd"/>
       <w:r>
         <w:rPr>
           <w:rFonts w:ascii="Consolas" w:eastAsia="Times New Roman" w:hAnsi="Consolas" w:cs="Times New Roman"/>
@@ -5388,7 +5255,6 @@
         </w:rPr>
         <w:t xml:space="preserve"> </w:t>
       </w:r>
-      <w:proofErr w:type="spellStart"/>
       <w:proofErr w:type="gramStart"/>
       <w:r>
         <w:rPr>
@@ -5399,7 +5265,6 @@
         </w:rPr>
         <w:t>returnElem</w:t>
       </w:r>
-      <w:proofErr w:type="spellEnd"/>
       <w:r>
         <w:rPr>
           <w:rFonts w:ascii="Consolas" w:eastAsia="Times New Roman" w:hAnsi="Consolas" w:cs="Times New Roman"/>
@@ -5467,7 +5332,6 @@
         </w:rPr>
         <w:t xml:space="preserve">    </w:t>
       </w:r>
-      <w:proofErr w:type="spellStart"/>
       <w:r>
         <w:rPr>
           <w:rFonts w:ascii="Consolas" w:eastAsia="Times New Roman" w:hAnsi="Consolas" w:cs="Times New Roman"/>
@@ -5477,7 +5341,6 @@
         </w:rPr>
         <w:t>tData</w:t>
       </w:r>
-      <w:proofErr w:type="spellEnd"/>
       <w:r>
         <w:rPr>
           <w:rFonts w:ascii="Consolas" w:eastAsia="Times New Roman" w:hAnsi="Consolas" w:cs="Times New Roman"/>
@@ -5487,7 +5350,6 @@
         </w:rPr>
         <w:t xml:space="preserve"> </w:t>
       </w:r>
-      <w:proofErr w:type="spellStart"/>
       <w:r>
         <w:rPr>
           <w:rFonts w:ascii="Consolas" w:eastAsia="Times New Roman" w:hAnsi="Consolas" w:cs="Times New Roman"/>
@@ -5497,7 +5359,6 @@
         </w:rPr>
         <w:t>acceptanceStatesND</w:t>
       </w:r>
-      <w:proofErr w:type="spellEnd"/>
       <w:r>
         <w:rPr>
           <w:rFonts w:ascii="Consolas" w:eastAsia="Times New Roman" w:hAnsi="Consolas" w:cs="Times New Roman"/>
@@ -5525,7 +5386,6 @@
         </w:rPr>
         <w:t xml:space="preserve"> </w:t>
       </w:r>
-      <w:proofErr w:type="spellStart"/>
       <w:proofErr w:type="gramStart"/>
       <w:r>
         <w:rPr>
@@ -5536,7 +5396,6 @@
         </w:rPr>
         <w:t>returnElem</w:t>
       </w:r>
-      <w:proofErr w:type="spellEnd"/>
       <w:r>
         <w:rPr>
           <w:rFonts w:ascii="Consolas" w:eastAsia="Times New Roman" w:hAnsi="Consolas" w:cs="Times New Roman"/>
@@ -5616,7 +5475,6 @@
         </w:rPr>
         <w:t xml:space="preserve">    </w:t>
       </w:r>
-      <w:proofErr w:type="spellStart"/>
       <w:r>
         <w:rPr>
           <w:rFonts w:ascii="Consolas" w:eastAsia="Times New Roman" w:hAnsi="Consolas" w:cs="Times New Roman"/>
@@ -5626,7 +5484,6 @@
         </w:rPr>
         <w:t>tData</w:t>
       </w:r>
-      <w:proofErr w:type="spellEnd"/>
       <w:r>
         <w:rPr>
           <w:rFonts w:ascii="Consolas" w:eastAsia="Times New Roman" w:hAnsi="Consolas" w:cs="Times New Roman"/>
@@ -5672,7 +5529,6 @@
         </w:rPr>
         <w:t xml:space="preserve"> </w:t>
       </w:r>
-      <w:proofErr w:type="spellStart"/>
       <w:proofErr w:type="gramStart"/>
       <w:r>
         <w:rPr>
@@ -5683,7 +5539,6 @@
         </w:rPr>
         <w:t>newData</w:t>
       </w:r>
-      <w:proofErr w:type="spellEnd"/>
       <w:r>
         <w:rPr>
           <w:rFonts w:ascii="Consolas" w:eastAsia="Times New Roman" w:hAnsi="Consolas" w:cs="Times New Roman"/>
@@ -5745,7 +5600,6 @@
         </w:rPr>
         <w:t xml:space="preserve">    </w:t>
       </w:r>
-      <w:proofErr w:type="spellStart"/>
       <w:r>
         <w:rPr>
           <w:rFonts w:ascii="Consolas" w:eastAsia="Times New Roman" w:hAnsi="Consolas" w:cs="Times New Roman"/>
@@ -5755,7 +5609,6 @@
         </w:rPr>
         <w:t>tData</w:t>
       </w:r>
-      <w:proofErr w:type="spellEnd"/>
       <w:r>
         <w:rPr>
           <w:rFonts w:ascii="Consolas" w:eastAsia="Times New Roman" w:hAnsi="Consolas" w:cs="Times New Roman"/>
@@ -5765,7 +5618,6 @@
         </w:rPr>
         <w:t xml:space="preserve"> </w:t>
       </w:r>
-      <w:proofErr w:type="spellStart"/>
       <w:r>
         <w:rPr>
           <w:rFonts w:ascii="Consolas" w:eastAsia="Times New Roman" w:hAnsi="Consolas" w:cs="Times New Roman"/>
@@ -5775,7 +5627,6 @@
         </w:rPr>
         <w:t>initialStateD</w:t>
       </w:r>
-      <w:proofErr w:type="spellEnd"/>
       <w:r>
         <w:rPr>
           <w:rFonts w:ascii="Consolas" w:eastAsia="Times New Roman" w:hAnsi="Consolas" w:cs="Times New Roman"/>
@@ -5803,7 +5654,6 @@
         </w:rPr>
         <w:t xml:space="preserve"> </w:t>
       </w:r>
-      <w:proofErr w:type="spellStart"/>
       <w:proofErr w:type="gramStart"/>
       <w:r>
         <w:rPr>
@@ -5814,7 +5664,6 @@
         </w:rPr>
         <w:t>newNestedData</w:t>
       </w:r>
-      <w:proofErr w:type="spellEnd"/>
       <w:r>
         <w:rPr>
           <w:rFonts w:ascii="Consolas" w:eastAsia="Times New Roman" w:hAnsi="Consolas" w:cs="Times New Roman"/>
@@ -5824,7 +5673,6 @@
         </w:rPr>
         <w:t>(</w:t>
       </w:r>
-      <w:proofErr w:type="spellStart"/>
       <w:proofErr w:type="gramEnd"/>
       <w:r>
         <w:rPr>
@@ -5835,7 +5683,6 @@
         </w:rPr>
         <w:t>initialStateND</w:t>
       </w:r>
-      <w:proofErr w:type="spellEnd"/>
       <w:r>
         <w:rPr>
           <w:rFonts w:ascii="Consolas" w:eastAsia="Times New Roman" w:hAnsi="Consolas" w:cs="Times New Roman"/>
@@ -5884,7 +5731,6 @@
         </w:rPr>
         <w:t xml:space="preserve">    </w:t>
       </w:r>
-      <w:proofErr w:type="spellStart"/>
       <w:r>
         <w:rPr>
           <w:rFonts w:ascii="Consolas" w:eastAsia="Times New Roman" w:hAnsi="Consolas" w:cs="Times New Roman"/>
@@ -5894,7 +5740,6 @@
         </w:rPr>
         <w:t>tData</w:t>
       </w:r>
-      <w:proofErr w:type="spellEnd"/>
       <w:r>
         <w:rPr>
           <w:rFonts w:ascii="Consolas" w:eastAsia="Times New Roman" w:hAnsi="Consolas" w:cs="Times New Roman"/>
@@ -5904,7 +5749,6 @@
         </w:rPr>
         <w:t xml:space="preserve"> </w:t>
       </w:r>
-      <w:proofErr w:type="spellStart"/>
       <w:r>
         <w:rPr>
           <w:rFonts w:ascii="Consolas" w:eastAsia="Times New Roman" w:hAnsi="Consolas" w:cs="Times New Roman"/>
@@ -5914,7 +5758,6 @@
         </w:rPr>
         <w:t>stateSetD</w:t>
       </w:r>
-      <w:proofErr w:type="spellEnd"/>
       <w:r>
         <w:rPr>
           <w:rFonts w:ascii="Consolas" w:eastAsia="Times New Roman" w:hAnsi="Consolas" w:cs="Times New Roman"/>
@@ -5942,7 +5785,6 @@
         </w:rPr>
         <w:t xml:space="preserve"> </w:t>
       </w:r>
-      <w:proofErr w:type="spellStart"/>
       <w:proofErr w:type="gramStart"/>
       <w:r>
         <w:rPr>
@@ -5953,7 +5795,6 @@
         </w:rPr>
         <w:t>newNestedData</w:t>
       </w:r>
-      <w:proofErr w:type="spellEnd"/>
       <w:r>
         <w:rPr>
           <w:rFonts w:ascii="Consolas" w:eastAsia="Times New Roman" w:hAnsi="Consolas" w:cs="Times New Roman"/>
@@ -5963,7 +5804,6 @@
         </w:rPr>
         <w:t>(</w:t>
       </w:r>
-      <w:proofErr w:type="spellStart"/>
       <w:proofErr w:type="gramEnd"/>
       <w:r>
         <w:rPr>
@@ -5974,7 +5814,6 @@
         </w:rPr>
         <w:t>initialStateD</w:t>
       </w:r>
-      <w:proofErr w:type="spellEnd"/>
       <w:r>
         <w:rPr>
           <w:rFonts w:ascii="Consolas" w:eastAsia="Times New Roman" w:hAnsi="Consolas" w:cs="Times New Roman"/>
@@ -6023,7 +5862,6 @@
         </w:rPr>
         <w:t xml:space="preserve">    </w:t>
       </w:r>
-      <w:proofErr w:type="spellStart"/>
       <w:r>
         <w:rPr>
           <w:rFonts w:ascii="Consolas" w:eastAsia="Times New Roman" w:hAnsi="Consolas" w:cs="Times New Roman"/>
@@ -6033,7 +5871,6 @@
         </w:rPr>
         <w:t>tData</w:t>
       </w:r>
-      <w:proofErr w:type="spellEnd"/>
       <w:r>
         <w:rPr>
           <w:rFonts w:ascii="Consolas" w:eastAsia="Times New Roman" w:hAnsi="Consolas" w:cs="Times New Roman"/>
@@ -6043,7 +5880,6 @@
         </w:rPr>
         <w:t xml:space="preserve"> </w:t>
       </w:r>
-      <w:proofErr w:type="spellStart"/>
       <w:r>
         <w:rPr>
           <w:rFonts w:ascii="Consolas" w:eastAsia="Times New Roman" w:hAnsi="Consolas" w:cs="Times New Roman"/>
@@ -6053,7 +5889,6 @@
         </w:rPr>
         <w:t>sigmaD</w:t>
       </w:r>
-      <w:proofErr w:type="spellEnd"/>
       <w:r>
         <w:rPr>
           <w:rFonts w:ascii="Consolas" w:eastAsia="Times New Roman" w:hAnsi="Consolas" w:cs="Times New Roman"/>
@@ -6081,7 +5916,6 @@
         </w:rPr>
         <w:t xml:space="preserve"> </w:t>
       </w:r>
-      <w:proofErr w:type="spellStart"/>
       <w:r>
         <w:rPr>
           <w:rFonts w:ascii="Consolas" w:eastAsia="Times New Roman" w:hAnsi="Consolas" w:cs="Times New Roman"/>
@@ -6091,7 +5925,6 @@
         </w:rPr>
         <w:t>copyData</w:t>
       </w:r>
-      <w:proofErr w:type="spellEnd"/>
       <w:r>
         <w:rPr>
           <w:rFonts w:ascii="Consolas" w:eastAsia="Times New Roman" w:hAnsi="Consolas" w:cs="Times New Roman"/>
@@ -6101,7 +5934,6 @@
         </w:rPr>
         <w:t>(</w:t>
       </w:r>
-      <w:proofErr w:type="spellStart"/>
       <w:r>
         <w:rPr>
           <w:rFonts w:ascii="Consolas" w:eastAsia="Times New Roman" w:hAnsi="Consolas" w:cs="Times New Roman"/>
@@ -6111,7 +5943,6 @@
         </w:rPr>
         <w:t>sigmaND</w:t>
       </w:r>
-      <w:proofErr w:type="spellEnd"/>
       <w:r>
         <w:rPr>
           <w:rFonts w:ascii="Consolas" w:eastAsia="Times New Roman" w:hAnsi="Consolas" w:cs="Times New Roman"/>
@@ -6142,7 +5973,6 @@
         </w:rPr>
         <w:t xml:space="preserve">    </w:t>
       </w:r>
-      <w:proofErr w:type="spellStart"/>
       <w:r>
         <w:rPr>
           <w:rFonts w:ascii="Consolas" w:eastAsia="Times New Roman" w:hAnsi="Consolas" w:cs="Times New Roman"/>
@@ -6152,7 +5982,6 @@
         </w:rPr>
         <w:t>tData</w:t>
       </w:r>
-      <w:proofErr w:type="spellEnd"/>
       <w:r>
         <w:rPr>
           <w:rFonts w:ascii="Consolas" w:eastAsia="Times New Roman" w:hAnsi="Consolas" w:cs="Times New Roman"/>
@@ -6162,7 +5991,6 @@
         </w:rPr>
         <w:t xml:space="preserve"> </w:t>
       </w:r>
-      <w:proofErr w:type="spellStart"/>
       <w:r>
         <w:rPr>
           <w:rFonts w:ascii="Consolas" w:eastAsia="Times New Roman" w:hAnsi="Consolas" w:cs="Times New Roman"/>
@@ -6172,7 +6000,6 @@
         </w:rPr>
         <w:t>transitionsD</w:t>
       </w:r>
-      <w:proofErr w:type="spellEnd"/>
       <w:r>
         <w:rPr>
           <w:rFonts w:ascii="Consolas" w:eastAsia="Times New Roman" w:hAnsi="Consolas" w:cs="Times New Roman"/>
@@ -6200,7 +6027,6 @@
         </w:rPr>
         <w:t xml:space="preserve"> </w:t>
       </w:r>
-      <w:proofErr w:type="spellStart"/>
       <w:proofErr w:type="gramStart"/>
       <w:r>
         <w:rPr>
@@ -6211,7 +6037,6 @@
         </w:rPr>
         <w:t>newData</w:t>
       </w:r>
-      <w:proofErr w:type="spellEnd"/>
       <w:r>
         <w:rPr>
           <w:rFonts w:ascii="Consolas" w:eastAsia="Times New Roman" w:hAnsi="Consolas" w:cs="Times New Roman"/>
@@ -6261,7 +6086,6 @@
         </w:rPr>
         <w:t xml:space="preserve">    </w:t>
       </w:r>
-      <w:proofErr w:type="spellStart"/>
       <w:r>
         <w:rPr>
           <w:rFonts w:ascii="Consolas" w:eastAsia="Times New Roman" w:hAnsi="Consolas" w:cs="Times New Roman"/>
@@ -6271,7 +6095,6 @@
         </w:rPr>
         <w:t>tData</w:t>
       </w:r>
-      <w:proofErr w:type="spellEnd"/>
       <w:r>
         <w:rPr>
           <w:rFonts w:ascii="Consolas" w:eastAsia="Times New Roman" w:hAnsi="Consolas" w:cs="Times New Roman"/>
@@ -6281,7 +6104,6 @@
         </w:rPr>
         <w:t xml:space="preserve"> </w:t>
       </w:r>
-      <w:proofErr w:type="spellStart"/>
       <w:r>
         <w:rPr>
           <w:rFonts w:ascii="Consolas" w:eastAsia="Times New Roman" w:hAnsi="Consolas" w:cs="Times New Roman"/>
@@ -6291,7 +6113,6 @@
         </w:rPr>
         <w:t>acceptanceStatesD</w:t>
       </w:r>
-      <w:proofErr w:type="spellEnd"/>
       <w:r>
         <w:rPr>
           <w:rFonts w:ascii="Consolas" w:eastAsia="Times New Roman" w:hAnsi="Consolas" w:cs="Times New Roman"/>
@@ -6319,7 +6140,6 @@
         </w:rPr>
         <w:t xml:space="preserve"> </w:t>
       </w:r>
-      <w:proofErr w:type="spellStart"/>
       <w:proofErr w:type="gramStart"/>
       <w:r>
         <w:rPr>
@@ -6330,7 +6150,6 @@
         </w:rPr>
         <w:t>newData</w:t>
       </w:r>
-      <w:proofErr w:type="spellEnd"/>
       <w:r>
         <w:rPr>
           <w:rFonts w:ascii="Consolas" w:eastAsia="Times New Roman" w:hAnsi="Consolas" w:cs="Times New Roman"/>
@@ -6392,7 +6211,6 @@
         </w:rPr>
         <w:t xml:space="preserve">    </w:t>
       </w:r>
-      <w:proofErr w:type="spellStart"/>
       <w:r>
         <w:rPr>
           <w:rFonts w:ascii="Consolas" w:eastAsia="Times New Roman" w:hAnsi="Consolas" w:cs="Times New Roman"/>
@@ -6402,7 +6220,6 @@
         </w:rPr>
         <w:t>tData</w:t>
       </w:r>
-      <w:proofErr w:type="spellEnd"/>
       <w:r>
         <w:rPr>
           <w:rFonts w:ascii="Consolas" w:eastAsia="Times New Roman" w:hAnsi="Consolas" w:cs="Times New Roman"/>
@@ -6451,7 +6268,6 @@
         </w:rPr>
         <w:t xml:space="preserve">    </w:t>
       </w:r>
-      <w:proofErr w:type="spellStart"/>
       <w:r>
         <w:rPr>
           <w:rFonts w:ascii="Consolas" w:eastAsia="Times New Roman" w:hAnsi="Consolas" w:cs="Times New Roman"/>
@@ -6461,7 +6277,6 @@
         </w:rPr>
         <w:t>tData</w:t>
       </w:r>
-      <w:proofErr w:type="spellEnd"/>
       <w:r>
         <w:rPr>
           <w:rFonts w:ascii="Consolas" w:eastAsia="Times New Roman" w:hAnsi="Consolas" w:cs="Times New Roman"/>
@@ -6522,7 +6337,6 @@
         </w:rPr>
         <w:t xml:space="preserve">    </w:t>
       </w:r>
-      <w:proofErr w:type="spellStart"/>
       <w:r>
         <w:rPr>
           <w:rFonts w:ascii="Consolas" w:eastAsia="Times New Roman" w:hAnsi="Consolas" w:cs="Times New Roman"/>
@@ -6532,7 +6346,6 @@
         </w:rPr>
         <w:t>tData</w:t>
       </w:r>
-      <w:proofErr w:type="spellEnd"/>
       <w:r>
         <w:rPr>
           <w:rFonts w:ascii="Consolas" w:eastAsia="Times New Roman" w:hAnsi="Consolas" w:cs="Times New Roman"/>
@@ -6542,7 +6355,6 @@
         </w:rPr>
         <w:t xml:space="preserve"> </w:t>
       </w:r>
-      <w:proofErr w:type="spellStart"/>
       <w:r>
         <w:rPr>
           <w:rFonts w:ascii="Consolas" w:eastAsia="Times New Roman" w:hAnsi="Consolas" w:cs="Times New Roman"/>
@@ -6552,7 +6364,6 @@
         </w:rPr>
         <w:t>partialState</w:t>
       </w:r>
-      <w:proofErr w:type="spellEnd"/>
       <w:r>
         <w:rPr>
           <w:rFonts w:ascii="Consolas" w:eastAsia="Times New Roman" w:hAnsi="Consolas" w:cs="Times New Roman"/>
@@ -6583,7 +6394,6 @@
         </w:rPr>
         <w:t xml:space="preserve">    </w:t>
       </w:r>
-      <w:proofErr w:type="spellStart"/>
       <w:r>
         <w:rPr>
           <w:rFonts w:ascii="Consolas" w:eastAsia="Times New Roman" w:hAnsi="Consolas" w:cs="Times New Roman"/>
@@ -6593,7 +6403,6 @@
         </w:rPr>
         <w:t>tData</w:t>
       </w:r>
-      <w:proofErr w:type="spellEnd"/>
       <w:r>
         <w:rPr>
           <w:rFonts w:ascii="Consolas" w:eastAsia="Times New Roman" w:hAnsi="Consolas" w:cs="Times New Roman"/>
@@ -6603,7 +6412,6 @@
         </w:rPr>
         <w:t xml:space="preserve"> </w:t>
       </w:r>
-      <w:proofErr w:type="spellStart"/>
       <w:r>
         <w:rPr>
           <w:rFonts w:ascii="Consolas" w:eastAsia="Times New Roman" w:hAnsi="Consolas" w:cs="Times New Roman"/>
@@ -6613,7 +6421,6 @@
         </w:rPr>
         <w:t>newTransition</w:t>
       </w:r>
-      <w:proofErr w:type="spellEnd"/>
       <w:r>
         <w:rPr>
           <w:rFonts w:ascii="Consolas" w:eastAsia="Times New Roman" w:hAnsi="Consolas" w:cs="Times New Roman"/>
@@ -6674,7 +6481,6 @@
         </w:rPr>
         <w:t xml:space="preserve"> </w:t>
       </w:r>
-      <w:proofErr w:type="spellStart"/>
       <w:r>
         <w:rPr>
           <w:rFonts w:ascii="Consolas" w:eastAsia="Times New Roman" w:hAnsi="Consolas" w:cs="Times New Roman"/>
@@ -6684,7 +6490,6 @@
         </w:rPr>
         <w:t>positionInStateSetD</w:t>
       </w:r>
-      <w:proofErr w:type="spellEnd"/>
       <w:r>
         <w:rPr>
           <w:rFonts w:ascii="Consolas" w:eastAsia="Times New Roman" w:hAnsi="Consolas" w:cs="Times New Roman"/>
@@ -6781,7 +6586,6 @@
         </w:rPr>
         <w:t xml:space="preserve"> (</w:t>
       </w:r>
-      <w:proofErr w:type="spellStart"/>
       <w:r>
         <w:rPr>
           <w:rFonts w:ascii="Consolas" w:eastAsia="Times New Roman" w:hAnsi="Consolas" w:cs="Times New Roman"/>
@@ -6791,7 +6595,6 @@
         </w:rPr>
         <w:t>positionInStateSetD</w:t>
       </w:r>
-      <w:proofErr w:type="spellEnd"/>
       <w:r>
         <w:rPr>
           <w:rFonts w:ascii="Consolas" w:eastAsia="Times New Roman" w:hAnsi="Consolas" w:cs="Times New Roman"/>
@@ -6838,7 +6641,6 @@
         </w:rPr>
         <w:t>(</w:t>
       </w:r>
-      <w:proofErr w:type="spellStart"/>
       <w:proofErr w:type="gramEnd"/>
       <w:r>
         <w:rPr>
@@ -6849,7 +6651,6 @@
         </w:rPr>
         <w:t>stateSetD</w:t>
       </w:r>
-      <w:proofErr w:type="spellEnd"/>
       <w:r>
         <w:rPr>
           <w:rFonts w:ascii="Consolas" w:eastAsia="Times New Roman" w:hAnsi="Consolas" w:cs="Times New Roman"/>
@@ -6937,7 +6738,6 @@
         </w:rPr>
         <w:t xml:space="preserve"> </w:t>
       </w:r>
-      <w:proofErr w:type="spellStart"/>
       <w:r>
         <w:rPr>
           <w:rFonts w:ascii="Consolas" w:eastAsia="Times New Roman" w:hAnsi="Consolas" w:cs="Times New Roman"/>
@@ -6947,7 +6747,6 @@
         </w:rPr>
         <w:t>positionInSigmaND</w:t>
       </w:r>
-      <w:proofErr w:type="spellEnd"/>
       <w:r>
         <w:rPr>
           <w:rFonts w:ascii="Consolas" w:eastAsia="Times New Roman" w:hAnsi="Consolas" w:cs="Times New Roman"/>
@@ -6993,7 +6792,6 @@
         </w:rPr>
         <w:t xml:space="preserve">; </w:t>
       </w:r>
-      <w:proofErr w:type="spellStart"/>
       <w:r>
         <w:rPr>
           <w:rFonts w:ascii="Consolas" w:eastAsia="Times New Roman" w:hAnsi="Consolas" w:cs="Times New Roman"/>
@@ -7003,7 +6801,6 @@
         </w:rPr>
         <w:t>positionInSigmaND</w:t>
       </w:r>
-      <w:proofErr w:type="spellEnd"/>
       <w:r>
         <w:rPr>
           <w:rFonts w:ascii="Consolas" w:eastAsia="Times New Roman" w:hAnsi="Consolas" w:cs="Times New Roman"/>
@@ -7050,7 +6847,6 @@
         </w:rPr>
         <w:t>(</w:t>
       </w:r>
-      <w:proofErr w:type="spellStart"/>
       <w:proofErr w:type="gramEnd"/>
       <w:r>
         <w:rPr>
@@ -7061,7 +6857,6 @@
         </w:rPr>
         <w:t>sigmaND</w:t>
       </w:r>
-      <w:proofErr w:type="spellEnd"/>
       <w:r>
         <w:rPr>
           <w:rFonts w:ascii="Consolas" w:eastAsia="Times New Roman" w:hAnsi="Consolas" w:cs="Times New Roman"/>
@@ -7071,7 +6866,6 @@
         </w:rPr>
         <w:t xml:space="preserve">); </w:t>
       </w:r>
-      <w:proofErr w:type="spellStart"/>
       <w:r>
         <w:rPr>
           <w:rFonts w:ascii="Consolas" w:eastAsia="Times New Roman" w:hAnsi="Consolas" w:cs="Times New Roman"/>
@@ -7081,7 +6875,6 @@
         </w:rPr>
         <w:t>positionInSigmaND</w:t>
       </w:r>
-      <w:proofErr w:type="spellEnd"/>
       <w:r>
         <w:rPr>
           <w:rFonts w:ascii="Consolas" w:eastAsia="Times New Roman" w:hAnsi="Consolas" w:cs="Times New Roman"/>
@@ -7142,7 +6935,6 @@
         </w:rPr>
         <w:t xml:space="preserve">            </w:t>
       </w:r>
-      <w:proofErr w:type="spellStart"/>
       <w:r>
         <w:rPr>
           <w:rFonts w:ascii="Consolas" w:eastAsia="Times New Roman" w:hAnsi="Consolas" w:cs="Times New Roman"/>
@@ -7152,7 +6944,6 @@
         </w:rPr>
         <w:t>partialState</w:t>
       </w:r>
-      <w:proofErr w:type="spellEnd"/>
       <w:r>
         <w:rPr>
           <w:rFonts w:ascii="Consolas" w:eastAsia="Times New Roman" w:hAnsi="Consolas" w:cs="Times New Roman"/>
@@ -7180,7 +6971,6 @@
         </w:rPr>
         <w:t xml:space="preserve"> </w:t>
       </w:r>
-      <w:proofErr w:type="spellStart"/>
       <w:proofErr w:type="gramStart"/>
       <w:r>
         <w:rPr>
@@ -7191,7 +6981,6 @@
         </w:rPr>
         <w:t>newData</w:t>
       </w:r>
-      <w:proofErr w:type="spellEnd"/>
       <w:r>
         <w:rPr>
           <w:rFonts w:ascii="Consolas" w:eastAsia="Times New Roman" w:hAnsi="Consolas" w:cs="Times New Roman"/>
@@ -7289,7 +7078,6 @@
         </w:rPr>
         <w:t xml:space="preserve"> </w:t>
       </w:r>
-      <w:proofErr w:type="spellStart"/>
       <w:r>
         <w:rPr>
           <w:rFonts w:ascii="Consolas" w:eastAsia="Times New Roman" w:hAnsi="Consolas" w:cs="Times New Roman"/>
@@ -7299,7 +7087,6 @@
         </w:rPr>
         <w:t>positionInStateD</w:t>
       </w:r>
-      <w:proofErr w:type="spellEnd"/>
       <w:r>
         <w:rPr>
           <w:rFonts w:ascii="Consolas" w:eastAsia="Times New Roman" w:hAnsi="Consolas" w:cs="Times New Roman"/>
@@ -7345,7 +7132,6 @@
         </w:rPr>
         <w:t xml:space="preserve">; </w:t>
       </w:r>
-      <w:proofErr w:type="spellStart"/>
       <w:r>
         <w:rPr>
           <w:rFonts w:ascii="Consolas" w:eastAsia="Times New Roman" w:hAnsi="Consolas" w:cs="Times New Roman"/>
@@ -7355,7 +7141,6 @@
         </w:rPr>
         <w:t>positionInStateD</w:t>
       </w:r>
-      <w:proofErr w:type="spellEnd"/>
       <w:r>
         <w:rPr>
           <w:rFonts w:ascii="Consolas" w:eastAsia="Times New Roman" w:hAnsi="Consolas" w:cs="Times New Roman"/>
@@ -7402,7 +7187,6 @@
         </w:rPr>
         <w:t>(</w:t>
       </w:r>
-      <w:proofErr w:type="spellStart"/>
       <w:proofErr w:type="gramEnd"/>
       <w:r>
         <w:rPr>
@@ -7413,7 +7197,6 @@
         </w:rPr>
         <w:t>returnElem</w:t>
       </w:r>
-      <w:proofErr w:type="spellEnd"/>
       <w:r>
         <w:rPr>
           <w:rFonts w:ascii="Consolas" w:eastAsia="Times New Roman" w:hAnsi="Consolas" w:cs="Times New Roman"/>
@@ -7423,7 +7206,6 @@
         </w:rPr>
         <w:t>(</w:t>
       </w:r>
-      <w:proofErr w:type="spellStart"/>
       <w:r>
         <w:rPr>
           <w:rFonts w:ascii="Consolas" w:eastAsia="Times New Roman" w:hAnsi="Consolas" w:cs="Times New Roman"/>
@@ -7433,7 +7215,6 @@
         </w:rPr>
         <w:t>stateSetD</w:t>
       </w:r>
-      <w:proofErr w:type="spellEnd"/>
       <w:r>
         <w:rPr>
           <w:rFonts w:ascii="Consolas" w:eastAsia="Times New Roman" w:hAnsi="Consolas" w:cs="Times New Roman"/>
@@ -7443,7 +7224,6 @@
         </w:rPr>
         <w:t xml:space="preserve">, </w:t>
       </w:r>
-      <w:proofErr w:type="spellStart"/>
       <w:r>
         <w:rPr>
           <w:rFonts w:ascii="Consolas" w:eastAsia="Times New Roman" w:hAnsi="Consolas" w:cs="Times New Roman"/>
@@ -7453,7 +7233,6 @@
         </w:rPr>
         <w:t>positionInStateSetD</w:t>
       </w:r>
-      <w:proofErr w:type="spellEnd"/>
       <w:r>
         <w:rPr>
           <w:rFonts w:ascii="Consolas" w:eastAsia="Times New Roman" w:hAnsi="Consolas" w:cs="Times New Roman"/>
@@ -7463,7 +7242,6 @@
         </w:rPr>
         <w:t xml:space="preserve">)); </w:t>
       </w:r>
-      <w:proofErr w:type="spellStart"/>
       <w:r>
         <w:rPr>
           <w:rFonts w:ascii="Consolas" w:eastAsia="Times New Roman" w:hAnsi="Consolas" w:cs="Times New Roman"/>
@@ -7473,7 +7251,6 @@
         </w:rPr>
         <w:t>positionInStateD</w:t>
       </w:r>
-      <w:proofErr w:type="spellEnd"/>
       <w:r>
         <w:rPr>
           <w:rFonts w:ascii="Consolas" w:eastAsia="Times New Roman" w:hAnsi="Consolas" w:cs="Times New Roman"/>
@@ -7570,7 +7347,6 @@
         </w:rPr>
         <w:t xml:space="preserve"> </w:t>
       </w:r>
-      <w:proofErr w:type="spellStart"/>
       <w:r>
         <w:rPr>
           <w:rFonts w:ascii="Consolas" w:eastAsia="Times New Roman" w:hAnsi="Consolas" w:cs="Times New Roman"/>
@@ -7580,7 +7356,6 @@
         </w:rPr>
         <w:t>positionInTransitionsND</w:t>
       </w:r>
-      <w:proofErr w:type="spellEnd"/>
       <w:r>
         <w:rPr>
           <w:rFonts w:ascii="Consolas" w:eastAsia="Times New Roman" w:hAnsi="Consolas" w:cs="Times New Roman"/>
@@ -7626,7 +7401,6 @@
         </w:rPr>
         <w:t xml:space="preserve">; </w:t>
       </w:r>
-      <w:proofErr w:type="spellStart"/>
       <w:r>
         <w:rPr>
           <w:rFonts w:ascii="Consolas" w:eastAsia="Times New Roman" w:hAnsi="Consolas" w:cs="Times New Roman"/>
@@ -7636,7 +7410,6 @@
         </w:rPr>
         <w:t>positionInTransitionsND</w:t>
       </w:r>
-      <w:proofErr w:type="spellEnd"/>
       <w:r>
         <w:rPr>
           <w:rFonts w:ascii="Consolas" w:eastAsia="Times New Roman" w:hAnsi="Consolas" w:cs="Times New Roman"/>
@@ -7683,7 +7456,6 @@
         </w:rPr>
         <w:t>(</w:t>
       </w:r>
-      <w:proofErr w:type="spellStart"/>
       <w:proofErr w:type="gramEnd"/>
       <w:r>
         <w:rPr>
@@ -7694,7 +7466,6 @@
         </w:rPr>
         <w:t>transitionsND</w:t>
       </w:r>
-      <w:proofErr w:type="spellEnd"/>
       <w:r>
         <w:rPr>
           <w:rFonts w:ascii="Consolas" w:eastAsia="Times New Roman" w:hAnsi="Consolas" w:cs="Times New Roman"/>
@@ -7704,7 +7475,6 @@
         </w:rPr>
         <w:t xml:space="preserve">); </w:t>
       </w:r>
-      <w:proofErr w:type="spellStart"/>
       <w:r>
         <w:rPr>
           <w:rFonts w:ascii="Consolas" w:eastAsia="Times New Roman" w:hAnsi="Consolas" w:cs="Times New Roman"/>
@@ -7714,7 +7484,6 @@
         </w:rPr>
         <w:t>positionInTransitionsND</w:t>
       </w:r>
-      <w:proofErr w:type="spellEnd"/>
       <w:r>
         <w:rPr>
           <w:rFonts w:ascii="Consolas" w:eastAsia="Times New Roman" w:hAnsi="Consolas" w:cs="Times New Roman"/>
@@ -7793,7 +7562,6 @@
         </w:rPr>
         <w:t xml:space="preserve"> (</w:t>
       </w:r>
-      <w:proofErr w:type="spellStart"/>
       <w:proofErr w:type="gramStart"/>
       <w:r>
         <w:rPr>
@@ -7804,7 +7572,6 @@
         </w:rPr>
         <w:t>isEqual</w:t>
       </w:r>
-      <w:proofErr w:type="spellEnd"/>
       <w:r>
         <w:rPr>
           <w:rFonts w:ascii="Consolas" w:eastAsia="Times New Roman" w:hAnsi="Consolas" w:cs="Times New Roman"/>
@@ -7814,7 +7581,6 @@
         </w:rPr>
         <w:t>(</w:t>
       </w:r>
-      <w:proofErr w:type="spellStart"/>
       <w:proofErr w:type="gramEnd"/>
       <w:r>
         <w:rPr>
@@ -7825,7 +7591,6 @@
         </w:rPr>
         <w:t>returnElem</w:t>
       </w:r>
-      <w:proofErr w:type="spellEnd"/>
       <w:r>
         <w:rPr>
           <w:rFonts w:ascii="Consolas" w:eastAsia="Times New Roman" w:hAnsi="Consolas" w:cs="Times New Roman"/>
@@ -7835,7 +7600,6 @@
         </w:rPr>
         <w:t>(</w:t>
       </w:r>
-      <w:proofErr w:type="spellStart"/>
       <w:r>
         <w:rPr>
           <w:rFonts w:ascii="Consolas" w:eastAsia="Times New Roman" w:hAnsi="Consolas" w:cs="Times New Roman"/>
@@ -7845,7 +7609,6 @@
         </w:rPr>
         <w:t>returnElem</w:t>
       </w:r>
-      <w:proofErr w:type="spellEnd"/>
       <w:r>
         <w:rPr>
           <w:rFonts w:ascii="Consolas" w:eastAsia="Times New Roman" w:hAnsi="Consolas" w:cs="Times New Roman"/>
@@ -7855,7 +7618,6 @@
         </w:rPr>
         <w:t>(</w:t>
       </w:r>
-      <w:proofErr w:type="spellStart"/>
       <w:r>
         <w:rPr>
           <w:rFonts w:ascii="Consolas" w:eastAsia="Times New Roman" w:hAnsi="Consolas" w:cs="Times New Roman"/>
@@ -7865,7 +7627,6 @@
         </w:rPr>
         <w:t>stateSetD</w:t>
       </w:r>
-      <w:proofErr w:type="spellEnd"/>
       <w:r>
         <w:rPr>
           <w:rFonts w:ascii="Consolas" w:eastAsia="Times New Roman" w:hAnsi="Consolas" w:cs="Times New Roman"/>
@@ -7875,7 +7636,6 @@
         </w:rPr>
         <w:t xml:space="preserve">, </w:t>
       </w:r>
-      <w:proofErr w:type="spellStart"/>
       <w:r>
         <w:rPr>
           <w:rFonts w:ascii="Consolas" w:eastAsia="Times New Roman" w:hAnsi="Consolas" w:cs="Times New Roman"/>
@@ -7885,7 +7645,6 @@
         </w:rPr>
         <w:t>positionInStateSetD</w:t>
       </w:r>
-      <w:proofErr w:type="spellEnd"/>
       <w:r>
         <w:rPr>
           <w:rFonts w:ascii="Consolas" w:eastAsia="Times New Roman" w:hAnsi="Consolas" w:cs="Times New Roman"/>
@@ -7895,7 +7654,6 @@
         </w:rPr>
         <w:t xml:space="preserve">), </w:t>
       </w:r>
-      <w:proofErr w:type="spellStart"/>
       <w:r>
         <w:rPr>
           <w:rFonts w:ascii="Consolas" w:eastAsia="Times New Roman" w:hAnsi="Consolas" w:cs="Times New Roman"/>
@@ -7905,7 +7663,6 @@
         </w:rPr>
         <w:t>positionInStateD</w:t>
       </w:r>
-      <w:proofErr w:type="spellEnd"/>
       <w:r>
         <w:rPr>
           <w:rFonts w:ascii="Consolas" w:eastAsia="Times New Roman" w:hAnsi="Consolas" w:cs="Times New Roman"/>
@@ -7915,7 +7672,6 @@
         </w:rPr>
         <w:t xml:space="preserve">), </w:t>
       </w:r>
-      <w:proofErr w:type="spellStart"/>
       <w:r>
         <w:rPr>
           <w:rFonts w:ascii="Consolas" w:eastAsia="Times New Roman" w:hAnsi="Consolas" w:cs="Times New Roman"/>
@@ -7925,7 +7681,6 @@
         </w:rPr>
         <w:t>returnElem</w:t>
       </w:r>
-      <w:proofErr w:type="spellEnd"/>
       <w:r>
         <w:rPr>
           <w:rFonts w:ascii="Consolas" w:eastAsia="Times New Roman" w:hAnsi="Consolas" w:cs="Times New Roman"/>
@@ -7935,7 +7690,6 @@
         </w:rPr>
         <w:t>(</w:t>
       </w:r>
-      <w:proofErr w:type="spellStart"/>
       <w:r>
         <w:rPr>
           <w:rFonts w:ascii="Consolas" w:eastAsia="Times New Roman" w:hAnsi="Consolas" w:cs="Times New Roman"/>
@@ -7945,7 +7699,6 @@
         </w:rPr>
         <w:t>returnElem</w:t>
       </w:r>
-      <w:proofErr w:type="spellEnd"/>
       <w:r>
         <w:rPr>
           <w:rFonts w:ascii="Consolas" w:eastAsia="Times New Roman" w:hAnsi="Consolas" w:cs="Times New Roman"/>
@@ -7955,7 +7708,6 @@
         </w:rPr>
         <w:t>(</w:t>
       </w:r>
-      <w:proofErr w:type="spellStart"/>
       <w:r>
         <w:rPr>
           <w:rFonts w:ascii="Consolas" w:eastAsia="Times New Roman" w:hAnsi="Consolas" w:cs="Times New Roman"/>
@@ -7965,7 +7717,6 @@
         </w:rPr>
         <w:t>transitionsND</w:t>
       </w:r>
-      <w:proofErr w:type="spellEnd"/>
       <w:r>
         <w:rPr>
           <w:rFonts w:ascii="Consolas" w:eastAsia="Times New Roman" w:hAnsi="Consolas" w:cs="Times New Roman"/>
@@ -7975,7 +7726,6 @@
         </w:rPr>
         <w:t xml:space="preserve">, </w:t>
       </w:r>
-      <w:proofErr w:type="spellStart"/>
       <w:r>
         <w:rPr>
           <w:rFonts w:ascii="Consolas" w:eastAsia="Times New Roman" w:hAnsi="Consolas" w:cs="Times New Roman"/>
@@ -7985,7 +7735,6 @@
         </w:rPr>
         <w:t>positionInTransitionsND</w:t>
       </w:r>
-      <w:proofErr w:type="spellEnd"/>
       <w:r>
         <w:rPr>
           <w:rFonts w:ascii="Consolas" w:eastAsia="Times New Roman" w:hAnsi="Consolas" w:cs="Times New Roman"/>
@@ -8073,7 +7822,6 @@
         </w:rPr>
         <w:t xml:space="preserve"> (</w:t>
       </w:r>
-      <w:proofErr w:type="spellStart"/>
       <w:proofErr w:type="gramStart"/>
       <w:r>
         <w:rPr>
@@ -8084,7 +7832,6 @@
         </w:rPr>
         <w:t>isEqual</w:t>
       </w:r>
-      <w:proofErr w:type="spellEnd"/>
       <w:r>
         <w:rPr>
           <w:rFonts w:ascii="Consolas" w:eastAsia="Times New Roman" w:hAnsi="Consolas" w:cs="Times New Roman"/>
@@ -8094,7 +7841,6 @@
         </w:rPr>
         <w:t>(</w:t>
       </w:r>
-      <w:proofErr w:type="spellStart"/>
       <w:proofErr w:type="gramEnd"/>
       <w:r>
         <w:rPr>
@@ -8105,7 +7851,6 @@
         </w:rPr>
         <w:t>returnElem</w:t>
       </w:r>
-      <w:proofErr w:type="spellEnd"/>
       <w:r>
         <w:rPr>
           <w:rFonts w:ascii="Consolas" w:eastAsia="Times New Roman" w:hAnsi="Consolas" w:cs="Times New Roman"/>
@@ -8115,7 +7860,6 @@
         </w:rPr>
         <w:t>(</w:t>
       </w:r>
-      <w:proofErr w:type="spellStart"/>
       <w:r>
         <w:rPr>
           <w:rFonts w:ascii="Consolas" w:eastAsia="Times New Roman" w:hAnsi="Consolas" w:cs="Times New Roman"/>
@@ -8125,7 +7869,6 @@
         </w:rPr>
         <w:t>sigmaND</w:t>
       </w:r>
-      <w:proofErr w:type="spellEnd"/>
       <w:r>
         <w:rPr>
           <w:rFonts w:ascii="Consolas" w:eastAsia="Times New Roman" w:hAnsi="Consolas" w:cs="Times New Roman"/>
@@ -8135,7 +7878,6 @@
         </w:rPr>
         <w:t xml:space="preserve">, </w:t>
       </w:r>
-      <w:proofErr w:type="spellStart"/>
       <w:r>
         <w:rPr>
           <w:rFonts w:ascii="Consolas" w:eastAsia="Times New Roman" w:hAnsi="Consolas" w:cs="Times New Roman"/>
@@ -8145,7 +7887,6 @@
         </w:rPr>
         <w:t>positionInSigmaND</w:t>
       </w:r>
-      <w:proofErr w:type="spellEnd"/>
       <w:r>
         <w:rPr>
           <w:rFonts w:ascii="Consolas" w:eastAsia="Times New Roman" w:hAnsi="Consolas" w:cs="Times New Roman"/>
@@ -8155,7 +7896,6 @@
         </w:rPr>
         <w:t xml:space="preserve">), </w:t>
       </w:r>
-      <w:proofErr w:type="spellStart"/>
       <w:r>
         <w:rPr>
           <w:rFonts w:ascii="Consolas" w:eastAsia="Times New Roman" w:hAnsi="Consolas" w:cs="Times New Roman"/>
@@ -8165,7 +7905,6 @@
         </w:rPr>
         <w:t>returnElem</w:t>
       </w:r>
-      <w:proofErr w:type="spellEnd"/>
       <w:r>
         <w:rPr>
           <w:rFonts w:ascii="Consolas" w:eastAsia="Times New Roman" w:hAnsi="Consolas" w:cs="Times New Roman"/>
@@ -8175,7 +7914,6 @@
         </w:rPr>
         <w:t>(</w:t>
       </w:r>
-      <w:proofErr w:type="spellStart"/>
       <w:r>
         <w:rPr>
           <w:rFonts w:ascii="Consolas" w:eastAsia="Times New Roman" w:hAnsi="Consolas" w:cs="Times New Roman"/>
@@ -8185,7 +7923,6 @@
         </w:rPr>
         <w:t>returnElem</w:t>
       </w:r>
-      <w:proofErr w:type="spellEnd"/>
       <w:r>
         <w:rPr>
           <w:rFonts w:ascii="Consolas" w:eastAsia="Times New Roman" w:hAnsi="Consolas" w:cs="Times New Roman"/>
@@ -8195,7 +7932,6 @@
         </w:rPr>
         <w:t>(</w:t>
       </w:r>
-      <w:proofErr w:type="spellStart"/>
       <w:r>
         <w:rPr>
           <w:rFonts w:ascii="Consolas" w:eastAsia="Times New Roman" w:hAnsi="Consolas" w:cs="Times New Roman"/>
@@ -8205,7 +7941,6 @@
         </w:rPr>
         <w:t>transitionsND</w:t>
       </w:r>
-      <w:proofErr w:type="spellEnd"/>
       <w:r>
         <w:rPr>
           <w:rFonts w:ascii="Consolas" w:eastAsia="Times New Roman" w:hAnsi="Consolas" w:cs="Times New Roman"/>
@@ -8215,7 +7950,6 @@
         </w:rPr>
         <w:t xml:space="preserve">, </w:t>
       </w:r>
-      <w:proofErr w:type="spellStart"/>
       <w:r>
         <w:rPr>
           <w:rFonts w:ascii="Consolas" w:eastAsia="Times New Roman" w:hAnsi="Consolas" w:cs="Times New Roman"/>
@@ -8225,7 +7959,6 @@
         </w:rPr>
         <w:t>positionInTransitionsND</w:t>
       </w:r>
-      <w:proofErr w:type="spellEnd"/>
       <w:r>
         <w:rPr>
           <w:rFonts w:ascii="Consolas" w:eastAsia="Times New Roman" w:hAnsi="Consolas" w:cs="Times New Roman"/>
@@ -8350,7 +8083,6 @@
         </w:rPr>
         <w:t>(</w:t>
       </w:r>
-      <w:proofErr w:type="spellStart"/>
       <w:proofErr w:type="gramEnd"/>
       <w:r>
         <w:rPr>
@@ -8361,7 +8093,6 @@
         </w:rPr>
         <w:t>partialState</w:t>
       </w:r>
-      <w:proofErr w:type="spellEnd"/>
       <w:r>
         <w:rPr>
           <w:rFonts w:ascii="Consolas" w:eastAsia="Times New Roman" w:hAnsi="Consolas" w:cs="Times New Roman"/>
@@ -8371,7 +8102,6 @@
         </w:rPr>
         <w:t xml:space="preserve">, </w:t>
       </w:r>
-      <w:proofErr w:type="spellStart"/>
       <w:r>
         <w:rPr>
           <w:rFonts w:ascii="Consolas" w:eastAsia="Times New Roman" w:hAnsi="Consolas" w:cs="Times New Roman"/>
@@ -8381,7 +8111,6 @@
         </w:rPr>
         <w:t>returnElem</w:t>
       </w:r>
-      <w:proofErr w:type="spellEnd"/>
       <w:r>
         <w:rPr>
           <w:rFonts w:ascii="Consolas" w:eastAsia="Times New Roman" w:hAnsi="Consolas" w:cs="Times New Roman"/>
@@ -8391,7 +8120,6 @@
         </w:rPr>
         <w:t>(</w:t>
       </w:r>
-      <w:proofErr w:type="spellStart"/>
       <w:r>
         <w:rPr>
           <w:rFonts w:ascii="Consolas" w:eastAsia="Times New Roman" w:hAnsi="Consolas" w:cs="Times New Roman"/>
@@ -8401,7 +8129,6 @@
         </w:rPr>
         <w:t>returnElem</w:t>
       </w:r>
-      <w:proofErr w:type="spellEnd"/>
       <w:r>
         <w:rPr>
           <w:rFonts w:ascii="Consolas" w:eastAsia="Times New Roman" w:hAnsi="Consolas" w:cs="Times New Roman"/>
@@ -8411,7 +8138,6 @@
         </w:rPr>
         <w:t>(</w:t>
       </w:r>
-      <w:proofErr w:type="spellStart"/>
       <w:r>
         <w:rPr>
           <w:rFonts w:ascii="Consolas" w:eastAsia="Times New Roman" w:hAnsi="Consolas" w:cs="Times New Roman"/>
@@ -8421,7 +8147,6 @@
         </w:rPr>
         <w:t>transitionsND</w:t>
       </w:r>
-      <w:proofErr w:type="spellEnd"/>
       <w:r>
         <w:rPr>
           <w:rFonts w:ascii="Consolas" w:eastAsia="Times New Roman" w:hAnsi="Consolas" w:cs="Times New Roman"/>
@@ -8431,7 +8156,6 @@
         </w:rPr>
         <w:t xml:space="preserve">, </w:t>
       </w:r>
-      <w:proofErr w:type="spellStart"/>
       <w:r>
         <w:rPr>
           <w:rFonts w:ascii="Consolas" w:eastAsia="Times New Roman" w:hAnsi="Consolas" w:cs="Times New Roman"/>
@@ -8441,7 +8165,6 @@
         </w:rPr>
         <w:t>positionInTransitionsND</w:t>
       </w:r>
-      <w:proofErr w:type="spellEnd"/>
       <w:r>
         <w:rPr>
           <w:rFonts w:ascii="Consolas" w:eastAsia="Times New Roman" w:hAnsi="Consolas" w:cs="Times New Roman"/>
@@ -8490,7 +8213,6 @@
         </w:rPr>
         <w:t xml:space="preserve">                            </w:t>
       </w:r>
-      <w:proofErr w:type="spellStart"/>
       <w:r>
         <w:rPr>
           <w:rFonts w:ascii="Consolas" w:eastAsia="Times New Roman" w:hAnsi="Consolas" w:cs="Times New Roman"/>
@@ -8500,7 +8222,6 @@
         </w:rPr>
         <w:t>dataFree</w:t>
       </w:r>
-      <w:proofErr w:type="spellEnd"/>
       <w:r>
         <w:rPr>
           <w:rFonts w:ascii="Consolas" w:eastAsia="Times New Roman" w:hAnsi="Consolas" w:cs="Times New Roman"/>
@@ -8519,7 +8240,6 @@
         </w:rPr>
         <w:t>&amp;</w:t>
       </w:r>
-      <w:proofErr w:type="spellStart"/>
       <w:r>
         <w:rPr>
           <w:rFonts w:ascii="Consolas" w:eastAsia="Times New Roman" w:hAnsi="Consolas" w:cs="Times New Roman"/>
@@ -8529,7 +8249,6 @@
         </w:rPr>
         <w:t>partialState</w:t>
       </w:r>
-      <w:proofErr w:type="spellEnd"/>
       <w:r>
         <w:rPr>
           <w:rFonts w:ascii="Consolas" w:eastAsia="Times New Roman" w:hAnsi="Consolas" w:cs="Times New Roman"/>
@@ -8560,7 +8279,6 @@
         </w:rPr>
         <w:t xml:space="preserve">                            </w:t>
       </w:r>
-      <w:proofErr w:type="spellStart"/>
       <w:r>
         <w:rPr>
           <w:rFonts w:ascii="Consolas" w:eastAsia="Times New Roman" w:hAnsi="Consolas" w:cs="Times New Roman"/>
@@ -8570,7 +8288,6 @@
         </w:rPr>
         <w:t>partialState</w:t>
       </w:r>
-      <w:proofErr w:type="spellEnd"/>
       <w:r>
         <w:rPr>
           <w:rFonts w:ascii="Consolas" w:eastAsia="Times New Roman" w:hAnsi="Consolas" w:cs="Times New Roman"/>
@@ -8859,7 +8576,6 @@
         </w:rPr>
         <w:t xml:space="preserve">            </w:t>
       </w:r>
-      <w:proofErr w:type="spellStart"/>
       <w:r>
         <w:rPr>
           <w:rFonts w:ascii="Consolas" w:eastAsia="Times New Roman" w:hAnsi="Consolas" w:cs="Times New Roman"/>
@@ -8869,7 +8585,6 @@
         </w:rPr>
         <w:t>newTransition</w:t>
       </w:r>
-      <w:proofErr w:type="spellEnd"/>
       <w:r>
         <w:rPr>
           <w:rFonts w:ascii="Consolas" w:eastAsia="Times New Roman" w:hAnsi="Consolas" w:cs="Times New Roman"/>
@@ -8897,7 +8612,6 @@
         </w:rPr>
         <w:t xml:space="preserve"> </w:t>
       </w:r>
-      <w:proofErr w:type="spellStart"/>
       <w:proofErr w:type="gramStart"/>
       <w:r>
         <w:rPr>
@@ -8908,7 +8622,6 @@
         </w:rPr>
         <w:t>newData</w:t>
       </w:r>
-      <w:proofErr w:type="spellEnd"/>
       <w:r>
         <w:rPr>
           <w:rFonts w:ascii="Consolas" w:eastAsia="Times New Roman" w:hAnsi="Consolas" w:cs="Times New Roman"/>
@@ -8989,7 +8702,6 @@
         </w:rPr>
         <w:t>(</w:t>
       </w:r>
-      <w:proofErr w:type="spellStart"/>
       <w:proofErr w:type="gramEnd"/>
       <w:r>
         <w:rPr>
@@ -9000,7 +8712,6 @@
         </w:rPr>
         <w:t>newTransition</w:t>
       </w:r>
-      <w:proofErr w:type="spellEnd"/>
       <w:r>
         <w:rPr>
           <w:rFonts w:ascii="Consolas" w:eastAsia="Times New Roman" w:hAnsi="Consolas" w:cs="Times New Roman"/>
@@ -9010,7 +8721,6 @@
         </w:rPr>
         <w:t xml:space="preserve">, </w:t>
       </w:r>
-      <w:proofErr w:type="spellStart"/>
       <w:r>
         <w:rPr>
           <w:rFonts w:ascii="Consolas" w:eastAsia="Times New Roman" w:hAnsi="Consolas" w:cs="Times New Roman"/>
@@ -9020,7 +8730,6 @@
         </w:rPr>
         <w:t>copyData</w:t>
       </w:r>
-      <w:proofErr w:type="spellEnd"/>
       <w:r>
         <w:rPr>
           <w:rFonts w:ascii="Consolas" w:eastAsia="Times New Roman" w:hAnsi="Consolas" w:cs="Times New Roman"/>
@@ -9030,7 +8739,6 @@
         </w:rPr>
         <w:t>(</w:t>
       </w:r>
-      <w:proofErr w:type="spellStart"/>
       <w:r>
         <w:rPr>
           <w:rFonts w:ascii="Consolas" w:eastAsia="Times New Roman" w:hAnsi="Consolas" w:cs="Times New Roman"/>
@@ -9040,7 +8748,6 @@
         </w:rPr>
         <w:t>returnElem</w:t>
       </w:r>
-      <w:proofErr w:type="spellEnd"/>
       <w:r>
         <w:rPr>
           <w:rFonts w:ascii="Consolas" w:eastAsia="Times New Roman" w:hAnsi="Consolas" w:cs="Times New Roman"/>
@@ -9050,7 +8757,6 @@
         </w:rPr>
         <w:t>(</w:t>
       </w:r>
-      <w:proofErr w:type="spellStart"/>
       <w:r>
         <w:rPr>
           <w:rFonts w:ascii="Consolas" w:eastAsia="Times New Roman" w:hAnsi="Consolas" w:cs="Times New Roman"/>
@@ -9060,7 +8766,6 @@
         </w:rPr>
         <w:t>stateSetD</w:t>
       </w:r>
-      <w:proofErr w:type="spellEnd"/>
       <w:r>
         <w:rPr>
           <w:rFonts w:ascii="Consolas" w:eastAsia="Times New Roman" w:hAnsi="Consolas" w:cs="Times New Roman"/>
@@ -9070,7 +8775,6 @@
         </w:rPr>
         <w:t xml:space="preserve">, </w:t>
       </w:r>
-      <w:proofErr w:type="spellStart"/>
       <w:r>
         <w:rPr>
           <w:rFonts w:ascii="Consolas" w:eastAsia="Times New Roman" w:hAnsi="Consolas" w:cs="Times New Roman"/>
@@ -9080,7 +8784,6 @@
         </w:rPr>
         <w:t>positionInStateSetD</w:t>
       </w:r>
-      <w:proofErr w:type="spellEnd"/>
       <w:r>
         <w:rPr>
           <w:rFonts w:ascii="Consolas" w:eastAsia="Times New Roman" w:hAnsi="Consolas" w:cs="Times New Roman"/>
@@ -9130,7 +8833,6 @@
         </w:rPr>
         <w:t>(</w:t>
       </w:r>
-      <w:proofErr w:type="spellStart"/>
       <w:proofErr w:type="gramEnd"/>
       <w:r>
         <w:rPr>
@@ -9141,7 +8843,6 @@
         </w:rPr>
         <w:t>newTransition</w:t>
       </w:r>
-      <w:proofErr w:type="spellEnd"/>
       <w:r>
         <w:rPr>
           <w:rFonts w:ascii="Consolas" w:eastAsia="Times New Roman" w:hAnsi="Consolas" w:cs="Times New Roman"/>
@@ -9151,7 +8852,6 @@
         </w:rPr>
         <w:t xml:space="preserve">, </w:t>
       </w:r>
-      <w:proofErr w:type="spellStart"/>
       <w:r>
         <w:rPr>
           <w:rFonts w:ascii="Consolas" w:eastAsia="Times New Roman" w:hAnsi="Consolas" w:cs="Times New Roman"/>
@@ -9161,7 +8861,6 @@
         </w:rPr>
         <w:t>copyData</w:t>
       </w:r>
-      <w:proofErr w:type="spellEnd"/>
       <w:r>
         <w:rPr>
           <w:rFonts w:ascii="Consolas" w:eastAsia="Times New Roman" w:hAnsi="Consolas" w:cs="Times New Roman"/>
@@ -9171,7 +8870,6 @@
         </w:rPr>
         <w:t>(</w:t>
       </w:r>
-      <w:proofErr w:type="spellStart"/>
       <w:r>
         <w:rPr>
           <w:rFonts w:ascii="Consolas" w:eastAsia="Times New Roman" w:hAnsi="Consolas" w:cs="Times New Roman"/>
@@ -9181,7 +8879,6 @@
         </w:rPr>
         <w:t>returnElem</w:t>
       </w:r>
-      <w:proofErr w:type="spellEnd"/>
       <w:r>
         <w:rPr>
           <w:rFonts w:ascii="Consolas" w:eastAsia="Times New Roman" w:hAnsi="Consolas" w:cs="Times New Roman"/>
@@ -9191,7 +8888,6 @@
         </w:rPr>
         <w:t>(</w:t>
       </w:r>
-      <w:proofErr w:type="spellStart"/>
       <w:r>
         <w:rPr>
           <w:rFonts w:ascii="Consolas" w:eastAsia="Times New Roman" w:hAnsi="Consolas" w:cs="Times New Roman"/>
@@ -9201,7 +8897,6 @@
         </w:rPr>
         <w:t>sigmaND</w:t>
       </w:r>
-      <w:proofErr w:type="spellEnd"/>
       <w:r>
         <w:rPr>
           <w:rFonts w:ascii="Consolas" w:eastAsia="Times New Roman" w:hAnsi="Consolas" w:cs="Times New Roman"/>
@@ -9211,7 +8906,6 @@
         </w:rPr>
         <w:t xml:space="preserve">, </w:t>
       </w:r>
-      <w:proofErr w:type="spellStart"/>
       <w:r>
         <w:rPr>
           <w:rFonts w:ascii="Consolas" w:eastAsia="Times New Roman" w:hAnsi="Consolas" w:cs="Times New Roman"/>
@@ -9221,7 +8915,6 @@
         </w:rPr>
         <w:t>positionInSigmaND</w:t>
       </w:r>
-      <w:proofErr w:type="spellEnd"/>
       <w:r>
         <w:rPr>
           <w:rFonts w:ascii="Consolas" w:eastAsia="Times New Roman" w:hAnsi="Consolas" w:cs="Times New Roman"/>
@@ -9271,7 +8964,6 @@
         </w:rPr>
         <w:t>(</w:t>
       </w:r>
-      <w:proofErr w:type="spellStart"/>
       <w:proofErr w:type="gramEnd"/>
       <w:r>
         <w:rPr>
@@ -9282,7 +8974,6 @@
         </w:rPr>
         <w:t>newTransition</w:t>
       </w:r>
-      <w:proofErr w:type="spellEnd"/>
       <w:r>
         <w:rPr>
           <w:rFonts w:ascii="Consolas" w:eastAsia="Times New Roman" w:hAnsi="Consolas" w:cs="Times New Roman"/>
@@ -9292,7 +8983,6 @@
         </w:rPr>
         <w:t xml:space="preserve">, </w:t>
       </w:r>
-      <w:proofErr w:type="spellStart"/>
       <w:r>
         <w:rPr>
           <w:rFonts w:ascii="Consolas" w:eastAsia="Times New Roman" w:hAnsi="Consolas" w:cs="Times New Roman"/>
@@ -9302,7 +8992,6 @@
         </w:rPr>
         <w:t>copyData</w:t>
       </w:r>
-      <w:proofErr w:type="spellEnd"/>
       <w:r>
         <w:rPr>
           <w:rFonts w:ascii="Consolas" w:eastAsia="Times New Roman" w:hAnsi="Consolas" w:cs="Times New Roman"/>
@@ -9312,7 +9001,6 @@
         </w:rPr>
         <w:t>(</w:t>
       </w:r>
-      <w:proofErr w:type="spellStart"/>
       <w:r>
         <w:rPr>
           <w:rFonts w:ascii="Consolas" w:eastAsia="Times New Roman" w:hAnsi="Consolas" w:cs="Times New Roman"/>
@@ -9322,7 +9010,6 @@
         </w:rPr>
         <w:t>partialState</w:t>
       </w:r>
-      <w:proofErr w:type="spellEnd"/>
       <w:r>
         <w:rPr>
           <w:rFonts w:ascii="Consolas" w:eastAsia="Times New Roman" w:hAnsi="Consolas" w:cs="Times New Roman"/>
@@ -9401,7 +9088,6 @@
         </w:rPr>
         <w:t xml:space="preserve"> </w:t>
       </w:r>
-      <w:proofErr w:type="spellStart"/>
       <w:proofErr w:type="gramStart"/>
       <w:r>
         <w:rPr>
@@ -9412,7 +9098,6 @@
         </w:rPr>
         <w:t>newNestedData</w:t>
       </w:r>
-      <w:proofErr w:type="spellEnd"/>
       <w:r>
         <w:rPr>
           <w:rFonts w:ascii="Consolas" w:eastAsia="Times New Roman" w:hAnsi="Consolas" w:cs="Times New Roman"/>
@@ -9422,7 +9107,6 @@
         </w:rPr>
         <w:t>(</w:t>
       </w:r>
-      <w:proofErr w:type="spellStart"/>
       <w:proofErr w:type="gramEnd"/>
       <w:r>
         <w:rPr>
@@ -9433,7 +9117,6 @@
         </w:rPr>
         <w:t>newTransition</w:t>
       </w:r>
-      <w:proofErr w:type="spellEnd"/>
       <w:r>
         <w:rPr>
           <w:rFonts w:ascii="Consolas" w:eastAsia="Times New Roman" w:hAnsi="Consolas" w:cs="Times New Roman"/>
@@ -9482,7 +9165,6 @@
         </w:rPr>
         <w:t xml:space="preserve">            </w:t>
       </w:r>
-      <w:proofErr w:type="spellStart"/>
       <w:r>
         <w:rPr>
           <w:rFonts w:ascii="Consolas" w:eastAsia="Times New Roman" w:hAnsi="Consolas" w:cs="Times New Roman"/>
@@ -9492,7 +9174,6 @@
         </w:rPr>
         <w:t>dataFree</w:t>
       </w:r>
-      <w:proofErr w:type="spellEnd"/>
       <w:r>
         <w:rPr>
           <w:rFonts w:ascii="Consolas" w:eastAsia="Times New Roman" w:hAnsi="Consolas" w:cs="Times New Roman"/>
@@ -9511,7 +9192,6 @@
         </w:rPr>
         <w:t>&amp;</w:t>
       </w:r>
-      <w:proofErr w:type="spellStart"/>
       <w:r>
         <w:rPr>
           <w:rFonts w:ascii="Consolas" w:eastAsia="Times New Roman" w:hAnsi="Consolas" w:cs="Times New Roman"/>
@@ -9521,7 +9201,6 @@
         </w:rPr>
         <w:t>newTransition</w:t>
       </w:r>
-      <w:proofErr w:type="spellEnd"/>
       <w:r>
         <w:rPr>
           <w:rFonts w:ascii="Consolas" w:eastAsia="Times New Roman" w:hAnsi="Consolas" w:cs="Times New Roman"/>
@@ -9552,7 +9231,6 @@
         </w:rPr>
         <w:t xml:space="preserve">            </w:t>
       </w:r>
-      <w:proofErr w:type="spellStart"/>
       <w:r>
         <w:rPr>
           <w:rFonts w:ascii="Consolas" w:eastAsia="Times New Roman" w:hAnsi="Consolas" w:cs="Times New Roman"/>
@@ -9562,7 +9240,6 @@
         </w:rPr>
         <w:t>newTransition</w:t>
       </w:r>
-      <w:proofErr w:type="spellEnd"/>
       <w:r>
         <w:rPr>
           <w:rFonts w:ascii="Consolas" w:eastAsia="Times New Roman" w:hAnsi="Consolas" w:cs="Times New Roman"/>
@@ -9684,7 +9361,6 @@
         </w:rPr>
         <w:t>(</w:t>
       </w:r>
-      <w:proofErr w:type="spellStart"/>
       <w:proofErr w:type="gramEnd"/>
       <w:r>
         <w:rPr>
@@ -9695,7 +9371,6 @@
         </w:rPr>
         <w:t>transitionsD</w:t>
       </w:r>
-      <w:proofErr w:type="spellEnd"/>
       <w:r>
         <w:rPr>
           <w:rFonts w:ascii="Consolas" w:eastAsia="Times New Roman" w:hAnsi="Consolas" w:cs="Times New Roman"/>
@@ -9744,7 +9419,6 @@
         </w:rPr>
         <w:t xml:space="preserve">            </w:t>
       </w:r>
-      <w:proofErr w:type="spellStart"/>
       <w:r>
         <w:rPr>
           <w:rFonts w:ascii="Consolas" w:eastAsia="Times New Roman" w:hAnsi="Consolas" w:cs="Times New Roman"/>
@@ -9754,7 +9428,6 @@
         </w:rPr>
         <w:t>dataFree</w:t>
       </w:r>
-      <w:proofErr w:type="spellEnd"/>
       <w:r>
         <w:rPr>
           <w:rFonts w:ascii="Consolas" w:eastAsia="Times New Roman" w:hAnsi="Consolas" w:cs="Times New Roman"/>
@@ -9773,7 +9446,6 @@
         </w:rPr>
         <w:t>&amp;</w:t>
       </w:r>
-      <w:proofErr w:type="spellStart"/>
       <w:r>
         <w:rPr>
           <w:rFonts w:ascii="Consolas" w:eastAsia="Times New Roman" w:hAnsi="Consolas" w:cs="Times New Roman"/>
@@ -9783,7 +9455,6 @@
         </w:rPr>
         <w:t>transitionsD</w:t>
       </w:r>
-      <w:proofErr w:type="spellEnd"/>
       <w:r>
         <w:rPr>
           <w:rFonts w:ascii="Consolas" w:eastAsia="Times New Roman" w:hAnsi="Consolas" w:cs="Times New Roman"/>
@@ -9814,7 +9485,6 @@
         </w:rPr>
         <w:t xml:space="preserve">            </w:t>
       </w:r>
-      <w:proofErr w:type="spellStart"/>
       <w:r>
         <w:rPr>
           <w:rFonts w:ascii="Consolas" w:eastAsia="Times New Roman" w:hAnsi="Consolas" w:cs="Times New Roman"/>
@@ -9824,7 +9494,6 @@
         </w:rPr>
         <w:t>dataFree</w:t>
       </w:r>
-      <w:proofErr w:type="spellEnd"/>
       <w:r>
         <w:rPr>
           <w:rFonts w:ascii="Consolas" w:eastAsia="Times New Roman" w:hAnsi="Consolas" w:cs="Times New Roman"/>
@@ -9882,7 +9551,6 @@
         </w:rPr>
         <w:t xml:space="preserve">            </w:t>
       </w:r>
-      <w:proofErr w:type="spellStart"/>
       <w:r>
         <w:rPr>
           <w:rFonts w:ascii="Consolas" w:eastAsia="Times New Roman" w:hAnsi="Consolas" w:cs="Times New Roman"/>
@@ -9892,7 +9560,6 @@
         </w:rPr>
         <w:t>transitionsD</w:t>
       </w:r>
-      <w:proofErr w:type="spellEnd"/>
       <w:r>
         <w:rPr>
           <w:rFonts w:ascii="Consolas" w:eastAsia="Times New Roman" w:hAnsi="Consolas" w:cs="Times New Roman"/>
@@ -10177,7 +9844,6 @@
         </w:rPr>
         <w:t>(</w:t>
       </w:r>
-      <w:proofErr w:type="spellStart"/>
       <w:r>
         <w:rPr>
           <w:rFonts w:ascii="Consolas" w:eastAsia="Times New Roman" w:hAnsi="Consolas" w:cs="Times New Roman"/>
@@ -10187,7 +9853,6 @@
         </w:rPr>
         <w:t>stateSetD</w:t>
       </w:r>
-      <w:proofErr w:type="spellEnd"/>
       <w:r>
         <w:rPr>
           <w:rFonts w:ascii="Consolas" w:eastAsia="Times New Roman" w:hAnsi="Consolas" w:cs="Times New Roman"/>
@@ -10197,7 +9862,6 @@
         </w:rPr>
         <w:t xml:space="preserve">, </w:t>
       </w:r>
-      <w:proofErr w:type="spellStart"/>
       <w:r>
         <w:rPr>
           <w:rFonts w:ascii="Consolas" w:eastAsia="Times New Roman" w:hAnsi="Consolas" w:cs="Times New Roman"/>
@@ -10207,7 +9871,6 @@
         </w:rPr>
         <w:t>partialState</w:t>
       </w:r>
-      <w:proofErr w:type="spellEnd"/>
       <w:r>
         <w:rPr>
           <w:rFonts w:ascii="Consolas" w:eastAsia="Times New Roman" w:hAnsi="Consolas" w:cs="Times New Roman"/>
@@ -10295,7 +9958,6 @@
         </w:rPr>
         <w:t xml:space="preserve"> </w:t>
       </w:r>
-      <w:proofErr w:type="spellStart"/>
       <w:proofErr w:type="gramStart"/>
       <w:r>
         <w:rPr>
@@ -10306,7 +9968,6 @@
         </w:rPr>
         <w:t>newNestedData</w:t>
       </w:r>
-      <w:proofErr w:type="spellEnd"/>
       <w:r>
         <w:rPr>
           <w:rFonts w:ascii="Consolas" w:eastAsia="Times New Roman" w:hAnsi="Consolas" w:cs="Times New Roman"/>
@@ -10316,7 +9977,6 @@
         </w:rPr>
         <w:t>(</w:t>
       </w:r>
-      <w:proofErr w:type="spellStart"/>
       <w:proofErr w:type="gramEnd"/>
       <w:r>
         <w:rPr>
@@ -10327,7 +9987,6 @@
         </w:rPr>
         <w:t>partialState</w:t>
       </w:r>
-      <w:proofErr w:type="spellEnd"/>
       <w:r>
         <w:rPr>
           <w:rFonts w:ascii="Consolas" w:eastAsia="Times New Roman" w:hAnsi="Consolas" w:cs="Times New Roman"/>
@@ -10376,7 +10035,6 @@
         </w:rPr>
         <w:t xml:space="preserve">                </w:t>
       </w:r>
-      <w:proofErr w:type="spellStart"/>
       <w:r>
         <w:rPr>
           <w:rFonts w:ascii="Consolas" w:eastAsia="Times New Roman" w:hAnsi="Consolas" w:cs="Times New Roman"/>
@@ -10386,7 +10044,6 @@
         </w:rPr>
         <w:t>dataFree</w:t>
       </w:r>
-      <w:proofErr w:type="spellEnd"/>
       <w:r>
         <w:rPr>
           <w:rFonts w:ascii="Consolas" w:eastAsia="Times New Roman" w:hAnsi="Consolas" w:cs="Times New Roman"/>
@@ -10405,7 +10062,6 @@
         </w:rPr>
         <w:t>&amp;</w:t>
       </w:r>
-      <w:proofErr w:type="spellStart"/>
       <w:r>
         <w:rPr>
           <w:rFonts w:ascii="Consolas" w:eastAsia="Times New Roman" w:hAnsi="Consolas" w:cs="Times New Roman"/>
@@ -10415,7 +10071,6 @@
         </w:rPr>
         <w:t>partialState</w:t>
       </w:r>
-      <w:proofErr w:type="spellEnd"/>
       <w:r>
         <w:rPr>
           <w:rFonts w:ascii="Consolas" w:eastAsia="Times New Roman" w:hAnsi="Consolas" w:cs="Times New Roman"/>
@@ -10447,7 +10102,6 @@
         <w:lastRenderedPageBreak/>
         <w:t xml:space="preserve">                </w:t>
       </w:r>
-      <w:proofErr w:type="spellStart"/>
       <w:r>
         <w:rPr>
           <w:rFonts w:ascii="Consolas" w:eastAsia="Times New Roman" w:hAnsi="Consolas" w:cs="Times New Roman"/>
@@ -10457,7 +10111,6 @@
         </w:rPr>
         <w:t>partialState</w:t>
       </w:r>
-      <w:proofErr w:type="spellEnd"/>
       <w:r>
         <w:rPr>
           <w:rFonts w:ascii="Consolas" w:eastAsia="Times New Roman" w:hAnsi="Consolas" w:cs="Times New Roman"/>
@@ -10591,7 +10244,6 @@
         </w:rPr>
         <w:t>(</w:t>
       </w:r>
-      <w:proofErr w:type="spellStart"/>
       <w:proofErr w:type="gramEnd"/>
       <w:r>
         <w:rPr>
@@ -10602,7 +10254,6 @@
         </w:rPr>
         <w:t>stateSetD</w:t>
       </w:r>
-      <w:proofErr w:type="spellEnd"/>
       <w:r>
         <w:rPr>
           <w:rFonts w:ascii="Consolas" w:eastAsia="Times New Roman" w:hAnsi="Consolas" w:cs="Times New Roman"/>
@@ -10612,7 +10263,6 @@
         </w:rPr>
         <w:t xml:space="preserve">, </w:t>
       </w:r>
-      <w:proofErr w:type="spellStart"/>
       <w:r>
         <w:rPr>
           <w:rFonts w:ascii="Consolas" w:eastAsia="Times New Roman" w:hAnsi="Consolas" w:cs="Times New Roman"/>
@@ -10622,7 +10272,6 @@
         </w:rPr>
         <w:t>partialState</w:t>
       </w:r>
-      <w:proofErr w:type="spellEnd"/>
       <w:r>
         <w:rPr>
           <w:rFonts w:ascii="Consolas" w:eastAsia="Times New Roman" w:hAnsi="Consolas" w:cs="Times New Roman"/>
@@ -10653,7 +10302,6 @@
         </w:rPr>
         <w:t xml:space="preserve">                </w:t>
       </w:r>
-      <w:proofErr w:type="spellStart"/>
       <w:r>
         <w:rPr>
           <w:rFonts w:ascii="Consolas" w:eastAsia="Times New Roman" w:hAnsi="Consolas" w:cs="Times New Roman"/>
@@ -10663,7 +10311,6 @@
         </w:rPr>
         <w:t>dataFree</w:t>
       </w:r>
-      <w:proofErr w:type="spellEnd"/>
       <w:r>
         <w:rPr>
           <w:rFonts w:ascii="Consolas" w:eastAsia="Times New Roman" w:hAnsi="Consolas" w:cs="Times New Roman"/>
@@ -10682,7 +10329,6 @@
         </w:rPr>
         <w:t>&amp;</w:t>
       </w:r>
-      <w:proofErr w:type="spellStart"/>
       <w:r>
         <w:rPr>
           <w:rFonts w:ascii="Consolas" w:eastAsia="Times New Roman" w:hAnsi="Consolas" w:cs="Times New Roman"/>
@@ -10692,7 +10338,6 @@
         </w:rPr>
         <w:t>stateSetD</w:t>
       </w:r>
-      <w:proofErr w:type="spellEnd"/>
       <w:r>
         <w:rPr>
           <w:rFonts w:ascii="Consolas" w:eastAsia="Times New Roman" w:hAnsi="Consolas" w:cs="Times New Roman"/>
@@ -10723,7 +10368,6 @@
         </w:rPr>
         <w:t xml:space="preserve">                </w:t>
       </w:r>
-      <w:proofErr w:type="spellStart"/>
       <w:r>
         <w:rPr>
           <w:rFonts w:ascii="Consolas" w:eastAsia="Times New Roman" w:hAnsi="Consolas" w:cs="Times New Roman"/>
@@ -10733,7 +10377,6 @@
         </w:rPr>
         <w:t>stateSetD</w:t>
       </w:r>
-      <w:proofErr w:type="spellEnd"/>
       <w:r>
         <w:rPr>
           <w:rFonts w:ascii="Consolas" w:eastAsia="Times New Roman" w:hAnsi="Consolas" w:cs="Times New Roman"/>
@@ -10908,7 +10551,6 @@
         </w:rPr>
         <w:t xml:space="preserve">            </w:t>
       </w:r>
-      <w:proofErr w:type="spellStart"/>
       <w:r>
         <w:rPr>
           <w:rFonts w:ascii="Consolas" w:eastAsia="Times New Roman" w:hAnsi="Consolas" w:cs="Times New Roman"/>
@@ -10918,7 +10560,6 @@
         </w:rPr>
         <w:t>partialState</w:t>
       </w:r>
-      <w:proofErr w:type="spellEnd"/>
       <w:r>
         <w:rPr>
           <w:rFonts w:ascii="Consolas" w:eastAsia="Times New Roman" w:hAnsi="Consolas" w:cs="Times New Roman"/>
@@ -11018,7 +10659,6 @@
         </w:rPr>
         <w:t xml:space="preserve">        </w:t>
       </w:r>
-      <w:proofErr w:type="spellStart"/>
       <w:r>
         <w:rPr>
           <w:rFonts w:ascii="Consolas" w:eastAsia="Times New Roman" w:hAnsi="Consolas" w:cs="Times New Roman"/>
@@ -11028,7 +10668,6 @@
         </w:rPr>
         <w:t>positionInStateSetD</w:t>
       </w:r>
-      <w:proofErr w:type="spellEnd"/>
       <w:r>
         <w:rPr>
           <w:rFonts w:ascii="Consolas" w:eastAsia="Times New Roman" w:hAnsi="Consolas" w:cs="Times New Roman"/>
@@ -11137,7 +10776,6 @@
         </w:rPr>
         <w:t xml:space="preserve"> </w:t>
       </w:r>
-      <w:proofErr w:type="spellStart"/>
       <w:r>
         <w:rPr>
           <w:rFonts w:ascii="Consolas" w:eastAsia="Times New Roman" w:hAnsi="Consolas" w:cs="Times New Roman"/>
@@ -11147,7 +10785,6 @@
         </w:rPr>
         <w:t>positionInStateSetD</w:t>
       </w:r>
-      <w:proofErr w:type="spellEnd"/>
       <w:r>
         <w:rPr>
           <w:rFonts w:ascii="Consolas" w:eastAsia="Times New Roman" w:hAnsi="Consolas" w:cs="Times New Roman"/>
@@ -11193,7 +10830,6 @@
         </w:rPr>
         <w:t xml:space="preserve">; </w:t>
       </w:r>
-      <w:proofErr w:type="spellStart"/>
       <w:r>
         <w:rPr>
           <w:rFonts w:ascii="Consolas" w:eastAsia="Times New Roman" w:hAnsi="Consolas" w:cs="Times New Roman"/>
@@ -11203,7 +10839,6 @@
         </w:rPr>
         <w:t>positionInStateSetD</w:t>
       </w:r>
-      <w:proofErr w:type="spellEnd"/>
       <w:r>
         <w:rPr>
           <w:rFonts w:ascii="Consolas" w:eastAsia="Times New Roman" w:hAnsi="Consolas" w:cs="Times New Roman"/>
@@ -11250,7 +10885,6 @@
         </w:rPr>
         <w:t>(</w:t>
       </w:r>
-      <w:proofErr w:type="spellStart"/>
       <w:proofErr w:type="gramEnd"/>
       <w:r>
         <w:rPr>
@@ -11261,7 +10895,6 @@
         </w:rPr>
         <w:t>stateSetD</w:t>
       </w:r>
-      <w:proofErr w:type="spellEnd"/>
       <w:r>
         <w:rPr>
           <w:rFonts w:ascii="Consolas" w:eastAsia="Times New Roman" w:hAnsi="Consolas" w:cs="Times New Roman"/>
@@ -11271,7 +10904,6 @@
         </w:rPr>
         <w:t xml:space="preserve">); </w:t>
       </w:r>
-      <w:proofErr w:type="spellStart"/>
       <w:r>
         <w:rPr>
           <w:rFonts w:ascii="Consolas" w:eastAsia="Times New Roman" w:hAnsi="Consolas" w:cs="Times New Roman"/>
@@ -11281,7 +10913,6 @@
         </w:rPr>
         <w:t>positionInStateSetD</w:t>
       </w:r>
-      <w:proofErr w:type="spellEnd"/>
       <w:r>
         <w:rPr>
           <w:rFonts w:ascii="Consolas" w:eastAsia="Times New Roman" w:hAnsi="Consolas" w:cs="Times New Roman"/>
@@ -11397,7 +11028,6 @@
         </w:rPr>
         <w:t>(</w:t>
       </w:r>
-      <w:proofErr w:type="spellStart"/>
       <w:proofErr w:type="gramEnd"/>
       <w:r>
         <w:rPr>
@@ -11408,7 +11038,6 @@
         </w:rPr>
         <w:t>returnElem</w:t>
       </w:r>
-      <w:proofErr w:type="spellEnd"/>
       <w:r>
         <w:rPr>
           <w:rFonts w:ascii="Consolas" w:eastAsia="Times New Roman" w:hAnsi="Consolas" w:cs="Times New Roman"/>
@@ -11418,7 +11047,6 @@
         </w:rPr>
         <w:t>(</w:t>
       </w:r>
-      <w:proofErr w:type="spellStart"/>
       <w:r>
         <w:rPr>
           <w:rFonts w:ascii="Consolas" w:eastAsia="Times New Roman" w:hAnsi="Consolas" w:cs="Times New Roman"/>
@@ -11428,7 +11056,6 @@
         </w:rPr>
         <w:t>stateSetD</w:t>
       </w:r>
-      <w:proofErr w:type="spellEnd"/>
       <w:r>
         <w:rPr>
           <w:rFonts w:ascii="Consolas" w:eastAsia="Times New Roman" w:hAnsi="Consolas" w:cs="Times New Roman"/>
@@ -11438,7 +11065,6 @@
         </w:rPr>
         <w:t xml:space="preserve">, </w:t>
       </w:r>
-      <w:proofErr w:type="spellStart"/>
       <w:r>
         <w:rPr>
           <w:rFonts w:ascii="Consolas" w:eastAsia="Times New Roman" w:hAnsi="Consolas" w:cs="Times New Roman"/>
@@ -11448,7 +11074,6 @@
         </w:rPr>
         <w:t>positionInStateSetD</w:t>
       </w:r>
-      <w:proofErr w:type="spellEnd"/>
       <w:r>
         <w:rPr>
           <w:rFonts w:ascii="Consolas" w:eastAsia="Times New Roman" w:hAnsi="Consolas" w:cs="Times New Roman"/>
@@ -11458,7 +11083,6 @@
         </w:rPr>
         <w:t xml:space="preserve">), </w:t>
       </w:r>
-      <w:proofErr w:type="spellStart"/>
       <w:r>
         <w:rPr>
           <w:rFonts w:ascii="Consolas" w:eastAsia="Times New Roman" w:hAnsi="Consolas" w:cs="Times New Roman"/>
@@ -11468,7 +11092,6 @@
         </w:rPr>
         <w:t>acceptanceStatesND</w:t>
       </w:r>
-      <w:proofErr w:type="spellEnd"/>
       <w:r>
         <w:rPr>
           <w:rFonts w:ascii="Consolas" w:eastAsia="Times New Roman" w:hAnsi="Consolas" w:cs="Times New Roman"/>
@@ -11548,7 +11171,6 @@
         </w:rPr>
         <w:t>!</w:t>
       </w:r>
-      <w:proofErr w:type="spellStart"/>
       <w:r>
         <w:rPr>
           <w:rFonts w:ascii="Consolas" w:eastAsia="Times New Roman" w:hAnsi="Consolas" w:cs="Times New Roman"/>
@@ -11558,7 +11180,6 @@
         </w:rPr>
         <w:t>isEmpty</w:t>
       </w:r>
-      <w:proofErr w:type="spellEnd"/>
       <w:proofErr w:type="gramEnd"/>
       <w:r>
         <w:rPr>
@@ -11629,7 +11250,6 @@
         </w:rPr>
         <w:t xml:space="preserve">            </w:t>
       </w:r>
-      <w:proofErr w:type="spellStart"/>
       <w:r>
         <w:rPr>
           <w:rFonts w:ascii="Consolas" w:eastAsia="Times New Roman" w:hAnsi="Consolas" w:cs="Times New Roman"/>
@@ -11639,7 +11259,6 @@
         </w:rPr>
         <w:t>dataFree</w:t>
       </w:r>
-      <w:proofErr w:type="spellEnd"/>
       <w:r>
         <w:rPr>
           <w:rFonts w:ascii="Consolas" w:eastAsia="Times New Roman" w:hAnsi="Consolas" w:cs="Times New Roman"/>
@@ -11733,7 +11352,6 @@
         </w:rPr>
         <w:t xml:space="preserve"> </w:t>
       </w:r>
-      <w:proofErr w:type="spellStart"/>
       <w:proofErr w:type="gramStart"/>
       <w:r>
         <w:rPr>
@@ -11744,7 +11362,6 @@
         </w:rPr>
         <w:t>newNestedData</w:t>
       </w:r>
-      <w:proofErr w:type="spellEnd"/>
       <w:r>
         <w:rPr>
           <w:rFonts w:ascii="Consolas" w:eastAsia="Times New Roman" w:hAnsi="Consolas" w:cs="Times New Roman"/>
@@ -11754,7 +11371,6 @@
         </w:rPr>
         <w:t>(</w:t>
       </w:r>
-      <w:proofErr w:type="spellStart"/>
       <w:proofErr w:type="gramEnd"/>
       <w:r>
         <w:rPr>
@@ -11765,7 +11381,6 @@
         </w:rPr>
         <w:t>returnElem</w:t>
       </w:r>
-      <w:proofErr w:type="spellEnd"/>
       <w:r>
         <w:rPr>
           <w:rFonts w:ascii="Consolas" w:eastAsia="Times New Roman" w:hAnsi="Consolas" w:cs="Times New Roman"/>
@@ -11775,7 +11390,6 @@
         </w:rPr>
         <w:t>(</w:t>
       </w:r>
-      <w:proofErr w:type="spellStart"/>
       <w:r>
         <w:rPr>
           <w:rFonts w:ascii="Consolas" w:eastAsia="Times New Roman" w:hAnsi="Consolas" w:cs="Times New Roman"/>
@@ -11785,7 +11399,6 @@
         </w:rPr>
         <w:t>stateSetD</w:t>
       </w:r>
-      <w:proofErr w:type="spellEnd"/>
       <w:r>
         <w:rPr>
           <w:rFonts w:ascii="Consolas" w:eastAsia="Times New Roman" w:hAnsi="Consolas" w:cs="Times New Roman"/>
@@ -11795,7 +11408,6 @@
         </w:rPr>
         <w:t xml:space="preserve">, </w:t>
       </w:r>
-      <w:proofErr w:type="spellStart"/>
       <w:r>
         <w:rPr>
           <w:rFonts w:ascii="Consolas" w:eastAsia="Times New Roman" w:hAnsi="Consolas" w:cs="Times New Roman"/>
@@ -11805,7 +11417,6 @@
         </w:rPr>
         <w:t>positionInStateSetD</w:t>
       </w:r>
-      <w:proofErr w:type="spellEnd"/>
       <w:r>
         <w:rPr>
           <w:rFonts w:ascii="Consolas" w:eastAsia="Times New Roman" w:hAnsi="Consolas" w:cs="Times New Roman"/>
@@ -11909,7 +11520,6 @@
         </w:rPr>
         <w:t>(</w:t>
       </w:r>
-      <w:proofErr w:type="spellStart"/>
       <w:proofErr w:type="gramEnd"/>
       <w:r>
         <w:rPr>
@@ -11920,7 +11530,6 @@
         </w:rPr>
         <w:t>acceptanceStatesD</w:t>
       </w:r>
-      <w:proofErr w:type="spellEnd"/>
       <w:r>
         <w:rPr>
           <w:rFonts w:ascii="Consolas" w:eastAsia="Times New Roman" w:hAnsi="Consolas" w:cs="Times New Roman"/>
@@ -11981,7 +11590,6 @@
         </w:rPr>
         <w:t xml:space="preserve">            </w:t>
       </w:r>
-      <w:proofErr w:type="spellStart"/>
       <w:r>
         <w:rPr>
           <w:rFonts w:ascii="Consolas" w:eastAsia="Times New Roman" w:hAnsi="Consolas" w:cs="Times New Roman"/>
@@ -11991,7 +11599,6 @@
         </w:rPr>
         <w:t>dataFree</w:t>
       </w:r>
-      <w:proofErr w:type="spellEnd"/>
       <w:r>
         <w:rPr>
           <w:rFonts w:ascii="Consolas" w:eastAsia="Times New Roman" w:hAnsi="Consolas" w:cs="Times New Roman"/>
@@ -12010,7 +11617,6 @@
         </w:rPr>
         <w:t>&amp;</w:t>
       </w:r>
-      <w:proofErr w:type="spellStart"/>
       <w:r>
         <w:rPr>
           <w:rFonts w:ascii="Consolas" w:eastAsia="Times New Roman" w:hAnsi="Consolas" w:cs="Times New Roman"/>
@@ -12020,7 +11626,6 @@
         </w:rPr>
         <w:t>acceptanceStatesD</w:t>
       </w:r>
-      <w:proofErr w:type="spellEnd"/>
       <w:r>
         <w:rPr>
           <w:rFonts w:ascii="Consolas" w:eastAsia="Times New Roman" w:hAnsi="Consolas" w:cs="Times New Roman"/>
@@ -12051,7 +11656,6 @@
         </w:rPr>
         <w:t xml:space="preserve">            </w:t>
       </w:r>
-      <w:proofErr w:type="spellStart"/>
       <w:r>
         <w:rPr>
           <w:rFonts w:ascii="Consolas" w:eastAsia="Times New Roman" w:hAnsi="Consolas" w:cs="Times New Roman"/>
@@ -12061,7 +11665,6 @@
         </w:rPr>
         <w:t>acceptanceStatesD</w:t>
       </w:r>
-      <w:proofErr w:type="spellEnd"/>
       <w:r>
         <w:rPr>
           <w:rFonts w:ascii="Consolas" w:eastAsia="Times New Roman" w:hAnsi="Consolas" w:cs="Times New Roman"/>
@@ -12236,7 +11839,6 @@
         </w:rPr>
         <w:t xml:space="preserve">        </w:t>
       </w:r>
-      <w:proofErr w:type="spellStart"/>
       <w:r>
         <w:rPr>
           <w:rFonts w:ascii="Consolas" w:eastAsia="Times New Roman" w:hAnsi="Consolas" w:cs="Times New Roman"/>
@@ -12246,7 +11848,6 @@
         </w:rPr>
         <w:t>dataFree</w:t>
       </w:r>
-      <w:proofErr w:type="spellEnd"/>
       <w:r>
         <w:rPr>
           <w:rFonts w:ascii="Consolas" w:eastAsia="Times New Roman" w:hAnsi="Consolas" w:cs="Times New Roman"/>
@@ -12375,7 +11976,6 @@
         </w:rPr>
         <w:t xml:space="preserve">, </w:t>
       </w:r>
-      <w:proofErr w:type="spellStart"/>
       <w:r>
         <w:rPr>
           <w:rFonts w:ascii="Consolas" w:eastAsia="Times New Roman" w:hAnsi="Consolas" w:cs="Times New Roman"/>
@@ -12385,7 +11985,6 @@
         </w:rPr>
         <w:t>stateSetD</w:t>
       </w:r>
-      <w:proofErr w:type="spellEnd"/>
       <w:r>
         <w:rPr>
           <w:rFonts w:ascii="Consolas" w:eastAsia="Times New Roman" w:hAnsi="Consolas" w:cs="Times New Roman"/>
@@ -12454,7 +12053,6 @@
         </w:rPr>
         <w:t xml:space="preserve">, </w:t>
       </w:r>
-      <w:proofErr w:type="spellStart"/>
       <w:r>
         <w:rPr>
           <w:rFonts w:ascii="Consolas" w:eastAsia="Times New Roman" w:hAnsi="Consolas" w:cs="Times New Roman"/>
@@ -12464,7 +12062,6 @@
         </w:rPr>
         <w:t>sigmaD</w:t>
       </w:r>
-      <w:proofErr w:type="spellEnd"/>
       <w:r>
         <w:rPr>
           <w:rFonts w:ascii="Consolas" w:eastAsia="Times New Roman" w:hAnsi="Consolas" w:cs="Times New Roman"/>
@@ -12533,7 +12130,6 @@
         </w:rPr>
         <w:t xml:space="preserve">, </w:t>
       </w:r>
-      <w:proofErr w:type="spellStart"/>
       <w:r>
         <w:rPr>
           <w:rFonts w:ascii="Consolas" w:eastAsia="Times New Roman" w:hAnsi="Consolas" w:cs="Times New Roman"/>
@@ -12543,7 +12139,6 @@
         </w:rPr>
         <w:t>transitionsD</w:t>
       </w:r>
-      <w:proofErr w:type="spellEnd"/>
       <w:r>
         <w:rPr>
           <w:rFonts w:ascii="Consolas" w:eastAsia="Times New Roman" w:hAnsi="Consolas" w:cs="Times New Roman"/>
@@ -12612,7 +12207,6 @@
         </w:rPr>
         <w:t xml:space="preserve">, </w:t>
       </w:r>
-      <w:proofErr w:type="spellStart"/>
       <w:r>
         <w:rPr>
           <w:rFonts w:ascii="Consolas" w:eastAsia="Times New Roman" w:hAnsi="Consolas" w:cs="Times New Roman"/>
@@ -12622,7 +12216,6 @@
         </w:rPr>
         <w:t>initialStateD</w:t>
       </w:r>
-      <w:proofErr w:type="spellEnd"/>
       <w:r>
         <w:rPr>
           <w:rFonts w:ascii="Consolas" w:eastAsia="Times New Roman" w:hAnsi="Consolas" w:cs="Times New Roman"/>
@@ -12691,7 +12284,6 @@
         </w:rPr>
         <w:t xml:space="preserve">, </w:t>
       </w:r>
-      <w:proofErr w:type="spellStart"/>
       <w:r>
         <w:rPr>
           <w:rFonts w:ascii="Consolas" w:eastAsia="Times New Roman" w:hAnsi="Consolas" w:cs="Times New Roman"/>
@@ -12701,7 +12293,6 @@
         </w:rPr>
         <w:t>acceptanceStatesD</w:t>
       </w:r>
-      <w:proofErr w:type="spellEnd"/>
       <w:r>
         <w:rPr>
           <w:rFonts w:ascii="Consolas" w:eastAsia="Times New Roman" w:hAnsi="Consolas" w:cs="Times New Roman"/>
@@ -12963,27 +12554,7 @@
           <w:szCs w:val="24"/>
           <w:lang w:val="es-ES"/>
         </w:rPr>
-        <w:t xml:space="preserve">Un lenguaje de programación es un sistema </w:t>
-      </w:r>
-      <w:proofErr w:type="spellStart"/>
-      <w:r>
-        <w:rPr>
-          <w:rFonts w:ascii="Arial" w:hAnsi="Arial" w:cs="Arial"/>
-          <w:sz w:val="24"/>
-          <w:szCs w:val="24"/>
-          <w:lang w:val="es-ES"/>
-        </w:rPr>
-        <w:t>notacional</w:t>
-      </w:r>
-      <w:proofErr w:type="spellEnd"/>
-      <w:r>
-        <w:rPr>
-          <w:rFonts w:ascii="Arial" w:hAnsi="Arial" w:cs="Arial"/>
-          <w:sz w:val="24"/>
-          <w:szCs w:val="24"/>
-          <w:lang w:val="es-ES"/>
-        </w:rPr>
-        <w:t xml:space="preserve"> para describir computaciones en una forma legible tanto para la maquina como para el ser humano. </w:t>
+        <w:t xml:space="preserve">Un lenguaje de programación es un sistema notacional para describir computaciones en una forma legible tanto para la maquina como para el ser humano. </w:t>
       </w:r>
     </w:p>
     <w:p>
@@ -13306,27 +12877,7 @@
           <w:szCs w:val="24"/>
           <w:lang w:val="es-ES"/>
         </w:rPr>
-        <w:t xml:space="preserve">Son aquellos enunciados o sentencias en un lenguaje que combinan unas cuantas instrucciones de máquina en una sentencia abstracta </w:t>
-      </w:r>
-      <w:proofErr w:type="spellStart"/>
-      <w:r>
-        <w:rPr>
-          <w:rFonts w:ascii="Arial" w:hAnsi="Arial" w:cs="Arial"/>
-          <w:sz w:val="24"/>
-          <w:szCs w:val="24"/>
-          <w:lang w:val="es-ES"/>
-        </w:rPr>
-        <w:t>mas</w:t>
-      </w:r>
-      <w:proofErr w:type="spellEnd"/>
-      <w:r>
-        <w:rPr>
-          <w:rFonts w:ascii="Arial" w:hAnsi="Arial" w:cs="Arial"/>
-          <w:sz w:val="24"/>
-          <w:szCs w:val="24"/>
-          <w:lang w:val="es-ES"/>
-        </w:rPr>
-        <w:t xml:space="preserve"> comprensible.</w:t>
+        <w:t>Son aquellos enunciados o sentencias en un lenguaje que combinan unas cuantas instrucciones de máquina en una sentencia abstracta mas comprensible.</w:t>
       </w:r>
     </w:p>
     <w:p>
@@ -13597,19 +13148,8 @@
           <w:szCs w:val="24"/>
           <w:lang w:val="es-ES"/>
         </w:rPr>
-        <w:t xml:space="preserve"> pop, </w:t>
-      </w:r>
-      <w:proofErr w:type="spellStart"/>
-      <w:r>
-        <w:rPr>
-          <w:rFonts w:ascii="Arial" w:hAnsi="Arial" w:cs="Arial"/>
-          <w:sz w:val="24"/>
-          <w:szCs w:val="24"/>
-          <w:lang w:val="es-ES"/>
-        </w:rPr>
-        <w:t>push</w:t>
-      </w:r>
-      <w:proofErr w:type="spellEnd"/>
+        <w:t xml:space="preserve"> pop, push</w:t>
+      </w:r>
       <w:r>
         <w:rPr>
           <w:rFonts w:ascii="Arial" w:hAnsi="Arial" w:cs="Arial"/>
@@ -13707,27 +13247,7 @@
           <w:szCs w:val="24"/>
           <w:lang w:val="es-ES"/>
         </w:rPr>
-        <w:t>, asignación múltiple (</w:t>
-      </w:r>
-      <w:proofErr w:type="spellStart"/>
-      <w:r>
-        <w:rPr>
-          <w:rFonts w:ascii="Arial" w:hAnsi="Arial" w:cs="Arial"/>
-          <w:sz w:val="24"/>
-          <w:szCs w:val="24"/>
-          <w:lang w:val="es-ES"/>
-        </w:rPr>
-        <w:t>let</w:t>
-      </w:r>
-      <w:proofErr w:type="spellEnd"/>
-      <w:r>
-        <w:rPr>
-          <w:rFonts w:ascii="Arial" w:hAnsi="Arial" w:cs="Arial"/>
-          <w:sz w:val="24"/>
-          <w:szCs w:val="24"/>
-          <w:lang w:val="es-ES"/>
-        </w:rPr>
-        <w:t>).</w:t>
+        <w:t>, asignación múltiple (let).</w:t>
       </w:r>
     </w:p>
     <w:p>
@@ -14133,16 +13653,8 @@
         <w:rPr>
           <w:rFonts w:ascii="Consolas" w:hAnsi="Consolas" w:cstheme="minorHAnsi"/>
         </w:rPr>
-        <w:t xml:space="preserve">    set </w:t>
-      </w:r>
-      <w:proofErr w:type="spellStart"/>
-      <w:r>
-        <w:rPr>
-          <w:rFonts w:ascii="Consolas" w:hAnsi="Consolas" w:cstheme="minorHAnsi"/>
-        </w:rPr>
-        <w:t>DeltaB</w:t>
-      </w:r>
-      <w:proofErr w:type="spellEnd"/>
+        <w:t xml:space="preserve">    set DeltaB</w:t>
+      </w:r>
       <w:r>
         <w:rPr>
           <w:rFonts w:ascii="Consolas" w:hAnsi="Consolas" w:cstheme="minorHAnsi"/>
@@ -14265,31 +13777,15 @@
         <w:rPr>
           <w:rFonts w:ascii="Consolas" w:hAnsi="Consolas" w:cstheme="minorHAnsi"/>
         </w:rPr>
-        <w:t xml:space="preserve">            list </w:t>
-      </w:r>
-      <w:proofErr w:type="spellStart"/>
+        <w:t xml:space="preserve">            list new_trans = [</w:t>
+      </w:r>
+      <w:proofErr w:type="gramStart"/>
       <w:r>
         <w:rPr>
           <w:rFonts w:ascii="Consolas" w:hAnsi="Consolas" w:cstheme="minorHAnsi"/>
         </w:rPr>
-        <w:t>new_trans</w:t>
-      </w:r>
-      <w:proofErr w:type="spellEnd"/>
-      <w:r>
-        <w:rPr>
-          <w:rFonts w:ascii="Consolas" w:hAnsi="Consolas" w:cstheme="minorHAnsi"/>
-        </w:rPr>
-        <w:t xml:space="preserve"> = [</w:t>
-      </w:r>
-      <w:proofErr w:type="spellStart"/>
-      <w:proofErr w:type="gramStart"/>
-      <w:r>
-        <w:rPr>
-          <w:rFonts w:ascii="Consolas" w:hAnsi="Consolas" w:cstheme="minorHAnsi"/>
-        </w:rPr>
         <w:t>R,a</w:t>
       </w:r>
-      <w:proofErr w:type="spellEnd"/>
       <w:proofErr w:type="gramEnd"/>
       <w:r>
         <w:rPr>
@@ -14310,21 +13806,7 @@
         <w:rPr>
           <w:rFonts w:ascii="Consolas" w:hAnsi="Consolas" w:cstheme="minorHAnsi"/>
         </w:rPr>
-        <w:t xml:space="preserve">            set </w:t>
-      </w:r>
-      <w:proofErr w:type="spellStart"/>
-      <w:r>
-        <w:rPr>
-          <w:rFonts w:ascii="Consolas" w:hAnsi="Consolas" w:cstheme="minorHAnsi"/>
-        </w:rPr>
-        <w:t>new_q</w:t>
-      </w:r>
-      <w:proofErr w:type="spellEnd"/>
-      <w:r>
-        <w:rPr>
-          <w:rFonts w:ascii="Consolas" w:hAnsi="Consolas" w:cstheme="minorHAnsi"/>
-        </w:rPr>
-        <w:t xml:space="preserve"> = {};</w:t>
+        <w:t xml:space="preserve">            set new_q = {};</w:t>
       </w:r>
     </w:p>
     <w:p>
@@ -14424,37 +13906,12 @@
         </w:rPr>
         <w:t xml:space="preserve">                        </w:t>
       </w:r>
-      <w:proofErr w:type="spellStart"/>
       <w:r>
         <w:rPr>
           <w:rFonts w:ascii="Consolas" w:hAnsi="Consolas" w:cstheme="minorHAnsi"/>
           <w:lang w:val="es-ES"/>
         </w:rPr>
-        <w:t>new_q</w:t>
-      </w:r>
-      <w:proofErr w:type="spellEnd"/>
-      <w:r>
-        <w:rPr>
-          <w:rFonts w:ascii="Consolas" w:hAnsi="Consolas" w:cstheme="minorHAnsi"/>
-          <w:lang w:val="es-ES"/>
-        </w:rPr>
-        <w:t xml:space="preserve"> = </w:t>
-      </w:r>
-      <w:proofErr w:type="spellStart"/>
-      <w:r>
-        <w:rPr>
-          <w:rFonts w:ascii="Consolas" w:hAnsi="Consolas" w:cstheme="minorHAnsi"/>
-          <w:lang w:val="es-ES"/>
-        </w:rPr>
-        <w:t>new_q</w:t>
-      </w:r>
-      <w:proofErr w:type="spellEnd"/>
-      <w:r>
-        <w:rPr>
-          <w:rFonts w:ascii="Consolas" w:hAnsi="Consolas" w:cstheme="minorHAnsi"/>
-          <w:lang w:val="es-ES"/>
-        </w:rPr>
-        <w:t xml:space="preserve"> | T[3];  </w:t>
+        <w:t xml:space="preserve">new_q = new_q | T[3];  </w:t>
       </w:r>
     </w:p>
     <w:p>
@@ -14515,49 +13972,8 @@
           <w:rFonts w:ascii="Consolas" w:hAnsi="Consolas" w:cstheme="minorHAnsi"/>
           <w:lang w:val="es-ES"/>
         </w:rPr>
-        <w:t xml:space="preserve">            </w:t>
-      </w:r>
-      <w:proofErr w:type="spellStart"/>
-      <w:r>
-        <w:rPr>
-          <w:rFonts w:ascii="Consolas" w:hAnsi="Consolas" w:cstheme="minorHAnsi"/>
-          <w:lang w:val="es-ES"/>
-        </w:rPr>
-        <w:t>new_trans</w:t>
-      </w:r>
-      <w:proofErr w:type="spellEnd"/>
-      <w:r>
-        <w:rPr>
-          <w:rFonts w:ascii="Consolas" w:hAnsi="Consolas" w:cstheme="minorHAnsi"/>
-          <w:lang w:val="es-ES"/>
-        </w:rPr>
-        <w:t xml:space="preserve">[3] = </w:t>
-      </w:r>
-      <w:proofErr w:type="spellStart"/>
-      <w:r>
-        <w:rPr>
-          <w:rFonts w:ascii="Consolas" w:hAnsi="Consolas" w:cstheme="minorHAnsi"/>
-          <w:lang w:val="es-ES"/>
-        </w:rPr>
-        <w:t>new_q</w:t>
-      </w:r>
-      <w:proofErr w:type="spellEnd"/>
-      <w:r>
-        <w:rPr>
-          <w:rFonts w:ascii="Consolas" w:hAnsi="Consolas" w:cstheme="minorHAnsi"/>
-          <w:lang w:val="es-ES"/>
-        </w:rPr>
-        <w:t xml:space="preserve">;   //meto el nuevo estado en la </w:t>
-      </w:r>
-      <w:proofErr w:type="spellStart"/>
-      <w:r>
-        <w:rPr>
-          <w:rFonts w:ascii="Consolas" w:hAnsi="Consolas" w:cstheme="minorHAnsi"/>
-          <w:lang w:val="es-ES"/>
-        </w:rPr>
-        <w:t>transicion</w:t>
-      </w:r>
-      <w:proofErr w:type="spellEnd"/>
+        <w:t xml:space="preserve">            new_trans[3] = new_q;   //meto el nuevo estado en la transicion</w:t>
+      </w:r>
     </w:p>
     <w:p>
       <w:pPr>
@@ -14573,88 +13989,22 @@
           <w:rFonts w:ascii="Consolas" w:hAnsi="Consolas" w:cstheme="minorHAnsi"/>
           <w:lang w:val="es-ES"/>
         </w:rPr>
-        <w:t xml:space="preserve">            </w:t>
-      </w:r>
-      <w:proofErr w:type="spellStart"/>
+        <w:t xml:space="preserve">            DeltaB</w:t>
+      </w:r>
       <w:r>
         <w:rPr>
           <w:rFonts w:ascii="Consolas" w:hAnsi="Consolas" w:cstheme="minorHAnsi"/>
           <w:lang w:val="es-ES"/>
         </w:rPr>
-        <w:t>DeltaB</w:t>
-      </w:r>
-      <w:proofErr w:type="spellEnd"/>
+        <w:t xml:space="preserve"> </w:t>
+      </w:r>
       <w:r>
         <w:rPr>
           <w:rFonts w:ascii="Consolas" w:hAnsi="Consolas" w:cstheme="minorHAnsi"/>
           <w:lang w:val="es-ES"/>
         </w:rPr>
-        <w:t xml:space="preserve"> </w:t>
-      </w:r>
-      <w:r>
-        <w:rPr>
-          <w:rFonts w:ascii="Consolas" w:hAnsi="Consolas" w:cstheme="minorHAnsi"/>
-          <w:lang w:val="es-ES"/>
-        </w:rPr>
-        <w:t xml:space="preserve">= </w:t>
-      </w:r>
-      <w:proofErr w:type="spellStart"/>
-      <w:r>
-        <w:rPr>
-          <w:rFonts w:ascii="Consolas" w:hAnsi="Consolas" w:cstheme="minorHAnsi"/>
-          <w:lang w:val="es-ES"/>
-        </w:rPr>
-        <w:t>DeltaB</w:t>
-      </w:r>
-      <w:proofErr w:type="spellEnd"/>
-      <w:r>
-        <w:rPr>
-          <w:rFonts w:ascii="Consolas" w:hAnsi="Consolas" w:cstheme="minorHAnsi"/>
-          <w:lang w:val="es-ES"/>
-        </w:rPr>
-        <w:t xml:space="preserve"> | {</w:t>
-      </w:r>
-      <w:proofErr w:type="spellStart"/>
-      <w:r>
-        <w:rPr>
-          <w:rFonts w:ascii="Consolas" w:hAnsi="Consolas" w:cstheme="minorHAnsi"/>
-          <w:lang w:val="es-ES"/>
-        </w:rPr>
-        <w:t>new_q</w:t>
-      </w:r>
-      <w:proofErr w:type="spellEnd"/>
-      <w:r>
-        <w:rPr>
-          <w:rFonts w:ascii="Consolas" w:hAnsi="Consolas" w:cstheme="minorHAnsi"/>
-          <w:lang w:val="es-ES"/>
-        </w:rPr>
-        <w:t xml:space="preserve">};  //meto la </w:t>
-      </w:r>
-      <w:proofErr w:type="spellStart"/>
-      <w:r>
-        <w:rPr>
-          <w:rFonts w:ascii="Consolas" w:hAnsi="Consolas" w:cstheme="minorHAnsi"/>
-          <w:lang w:val="es-ES"/>
-        </w:rPr>
-        <w:t>transicion</w:t>
-      </w:r>
-      <w:proofErr w:type="spellEnd"/>
-      <w:r>
-        <w:rPr>
-          <w:rFonts w:ascii="Consolas" w:hAnsi="Consolas" w:cstheme="minorHAnsi"/>
-          <w:lang w:val="es-ES"/>
-        </w:rPr>
-        <w:t xml:space="preserve"> en el </w:t>
-      </w:r>
-      <w:proofErr w:type="spellStart"/>
-      <w:r>
-        <w:rPr>
-          <w:rFonts w:ascii="Consolas" w:hAnsi="Consolas" w:cstheme="minorHAnsi"/>
-          <w:lang w:val="es-ES"/>
-        </w:rPr>
-        <w:t>DeltaB</w:t>
-      </w:r>
-      <w:proofErr w:type="spellEnd"/>
+        <w:t>= DeltaB | {new_q};  //meto la transicion en el DeltaB</w:t>
+      </w:r>
     </w:p>
     <w:p>
       <w:pPr>
@@ -14670,23 +14020,7 @@
           <w:rFonts w:ascii="Consolas" w:hAnsi="Consolas" w:cstheme="minorHAnsi"/>
           <w:lang w:val="es-ES"/>
         </w:rPr>
-        <w:t xml:space="preserve">            QB = QB | {</w:t>
-      </w:r>
-      <w:proofErr w:type="spellStart"/>
-      <w:r>
-        <w:rPr>
-          <w:rFonts w:ascii="Consolas" w:hAnsi="Consolas" w:cstheme="minorHAnsi"/>
-          <w:lang w:val="es-ES"/>
-        </w:rPr>
-        <w:t>new_q</w:t>
-      </w:r>
-      <w:proofErr w:type="spellEnd"/>
-      <w:r>
-        <w:rPr>
-          <w:rFonts w:ascii="Consolas" w:hAnsi="Consolas" w:cstheme="minorHAnsi"/>
-          <w:lang w:val="es-ES"/>
-        </w:rPr>
-        <w:t>};  //añado el nuevo estado</w:t>
+        <w:t xml:space="preserve">            QB = QB | {new_q};  //añado el nuevo estado</w:t>
       </w:r>
     </w:p>
     <w:p>
@@ -14801,17 +14135,8 @@
           <w:rFonts w:ascii="Consolas" w:hAnsi="Consolas" w:cstheme="minorHAnsi"/>
           <w:lang w:val="es-ES"/>
         </w:rPr>
-        <w:t xml:space="preserve">{})  //Compara con el </w:t>
-      </w:r>
-      <w:proofErr w:type="spellStart"/>
-      <w:r>
-        <w:rPr>
-          <w:rFonts w:ascii="Consolas" w:hAnsi="Consolas" w:cstheme="minorHAnsi"/>
-          <w:lang w:val="es-ES"/>
-        </w:rPr>
-        <w:t>vacio</w:t>
-      </w:r>
-      <w:proofErr w:type="spellEnd"/>
+        <w:t>{})  //Compara con el vacio</w:t>
+      </w:r>
     </w:p>
     <w:p>
       <w:pPr>
@@ -14871,39 +14196,7 @@
           <w:rFonts w:ascii="Consolas" w:hAnsi="Consolas" w:cstheme="minorHAnsi"/>
           <w:lang w:val="es-ES"/>
         </w:rPr>
-        <w:t xml:space="preserve">    </w:t>
-      </w:r>
-      <w:proofErr w:type="spellStart"/>
-      <w:r>
-        <w:rPr>
-          <w:rFonts w:ascii="Consolas" w:hAnsi="Consolas" w:cstheme="minorHAnsi"/>
-          <w:lang w:val="es-ES"/>
-        </w:rPr>
-        <w:t>return</w:t>
-      </w:r>
-      <w:proofErr w:type="spellEnd"/>
-      <w:r>
-        <w:rPr>
-          <w:rFonts w:ascii="Consolas" w:hAnsi="Consolas" w:cstheme="minorHAnsi"/>
-          <w:lang w:val="es-ES"/>
-        </w:rPr>
-        <w:t xml:space="preserve"> [QB, Sigma, </w:t>
-      </w:r>
-      <w:proofErr w:type="spellStart"/>
-      <w:r>
-        <w:rPr>
-          <w:rFonts w:ascii="Consolas" w:hAnsi="Consolas" w:cstheme="minorHAnsi"/>
-          <w:lang w:val="es-ES"/>
-        </w:rPr>
-        <w:t>DeltaB</w:t>
-      </w:r>
-      <w:proofErr w:type="spellEnd"/>
-      <w:r>
-        <w:rPr>
-          <w:rFonts w:ascii="Consolas" w:hAnsi="Consolas" w:cstheme="minorHAnsi"/>
-          <w:lang w:val="es-ES"/>
-        </w:rPr>
-        <w:t>, {A[4]}, FB];</w:t>
+        <w:t xml:space="preserve">    return [QB, Sigma, DeltaB, {A[4]}, FB];</w:t>
       </w:r>
     </w:p>
     <w:p>
@@ -16926,7 +16219,6 @@
                 <w:lang w:val="es-ES"/>
               </w:rPr>
             </w:pPr>
-            <w:proofErr w:type="spellStart"/>
             <w:r>
               <w:rPr>
                 <w:b/>
@@ -16937,7 +16229,6 @@
               </w:rPr>
               <w:t>let</w:t>
             </w:r>
-            <w:proofErr w:type="spellEnd"/>
           </w:p>
         </w:tc>
       </w:tr>
@@ -17112,7 +16403,6 @@
                 <w:lang w:val="es-ES"/>
               </w:rPr>
             </w:pPr>
-            <w:proofErr w:type="spellStart"/>
             <w:r>
               <w:rPr>
                 <w:b/>
@@ -17133,7 +16423,6 @@
               </w:rPr>
               <w:t>ush</w:t>
             </w:r>
-            <w:proofErr w:type="spellEnd"/>
           </w:p>
         </w:tc>
       </w:tr>
@@ -17182,7 +16471,6 @@
                 <w:lang w:val="es-ES"/>
               </w:rPr>
             </w:pPr>
-            <w:proofErr w:type="spellStart"/>
             <w:r>
               <w:rPr>
                 <w:b/>
@@ -17203,7 +16491,6 @@
               </w:rPr>
               <w:t>o</w:t>
             </w:r>
-            <w:proofErr w:type="spellEnd"/>
           </w:p>
         </w:tc>
       </w:tr>
@@ -17320,7 +16607,6 @@
                 <w:lang w:val="es-ES"/>
               </w:rPr>
             </w:pPr>
-            <w:proofErr w:type="spellStart"/>
             <w:r>
               <w:rPr>
                 <w:b/>
@@ -17341,7 +16627,6 @@
               </w:rPr>
               <w:t>qrt</w:t>
             </w:r>
-            <w:proofErr w:type="spellEnd"/>
           </w:p>
         </w:tc>
       </w:tr>
@@ -17390,7 +16675,6 @@
                 <w:lang w:val="es-ES"/>
               </w:rPr>
             </w:pPr>
-            <w:proofErr w:type="spellStart"/>
             <w:r>
               <w:rPr>
                 <w:b/>
@@ -17411,7 +16695,6 @@
               </w:rPr>
               <w:t>xp</w:t>
             </w:r>
-            <w:proofErr w:type="spellEnd"/>
           </w:p>
         </w:tc>
       </w:tr>
@@ -17528,7 +16811,6 @@
                 <w:lang w:val="es-ES"/>
               </w:rPr>
             </w:pPr>
-            <w:proofErr w:type="spellStart"/>
             <w:r>
               <w:rPr>
                 <w:b/>
@@ -17539,7 +16821,6 @@
               </w:rPr>
               <w:t>print</w:t>
             </w:r>
-            <w:proofErr w:type="spellEnd"/>
           </w:p>
         </w:tc>
       </w:tr>
@@ -17588,7 +16869,6 @@
                 <w:lang w:val="es-ES"/>
               </w:rPr>
             </w:pPr>
-            <w:proofErr w:type="spellStart"/>
             <w:r>
               <w:rPr>
                 <w:b/>
@@ -17609,7 +16889,6 @@
               </w:rPr>
               <w:t>bs</w:t>
             </w:r>
-            <w:proofErr w:type="spellEnd"/>
           </w:p>
         </w:tc>
       </w:tr>
@@ -17666,29 +16945,7 @@
                 <w:szCs w:val="32"/>
                 <w:lang w:val="es-ES"/>
               </w:rPr>
-              <w:t>[a-</w:t>
-            </w:r>
-            <w:proofErr w:type="spellStart"/>
-            <w:r>
-              <w:rPr>
-                <w:b/>
-                <w:bCs/>
-                <w:sz w:val="32"/>
-                <w:szCs w:val="32"/>
-                <w:lang w:val="es-ES"/>
-              </w:rPr>
-              <w:t>zA</w:t>
-            </w:r>
-            <w:proofErr w:type="spellEnd"/>
-            <w:r>
-              <w:rPr>
-                <w:b/>
-                <w:bCs/>
-                <w:sz w:val="32"/>
-                <w:szCs w:val="32"/>
-                <w:lang w:val="es-ES"/>
-              </w:rPr>
-              <w:t>-Z][a-zA-Z0-9]*</w:t>
+              <w:t>[a-zA-Z][a-zA-Z0-9]*</w:t>
             </w:r>
           </w:p>
         </w:tc>
@@ -18593,25 +17850,23 @@
           <w:sz w:val="20"/>
           <w:szCs w:val="20"/>
         </w:rPr>
-        <w:t xml:space="preserve"> &lt;</w:t>
-      </w:r>
-      <w:proofErr w:type="spellStart"/>
+        <w:t xml:space="preserve"> &lt;manyTypeElems&gt; </w:t>
+      </w:r>
       <w:r>
         <w:rPr>
           <w:rFonts w:cstheme="minorHAnsi"/>
           <w:sz w:val="20"/>
           <w:szCs w:val="20"/>
         </w:rPr>
-        <w:t>manyTypeElems</w:t>
-      </w:r>
-      <w:proofErr w:type="spellEnd"/>
+        <w:t>“</w:t>
+      </w:r>
       <w:r>
         <w:rPr>
           <w:rFonts w:cstheme="minorHAnsi"/>
           <w:sz w:val="20"/>
           <w:szCs w:val="20"/>
         </w:rPr>
-        <w:t xml:space="preserve">&gt; </w:t>
+        <w:t>}</w:t>
       </w:r>
       <w:r>
         <w:rPr>
@@ -18619,7 +17874,7 @@
           <w:sz w:val="20"/>
           <w:szCs w:val="20"/>
         </w:rPr>
-        <w:t>“</w:t>
+        <w:t>”</w:t>
       </w:r>
       <w:r>
         <w:rPr>
@@ -18627,23 +17882,43 @@
           <w:sz w:val="20"/>
           <w:szCs w:val="20"/>
         </w:rPr>
-        <w:t>}</w:t>
-      </w:r>
-      <w:r>
+        <w:t xml:space="preserve"> | &lt;union&gt; | &lt;inters&gt; | &lt;diff&gt;</w:t>
+      </w:r>
+    </w:p>
+    <w:p>
+      <w:pPr>
+        <w:tabs>
+          <w:tab w:val="left" w:pos="0"/>
+        </w:tabs>
         <w:rPr>
           <w:rFonts w:cstheme="minorHAnsi"/>
           <w:sz w:val="20"/>
           <w:szCs w:val="20"/>
         </w:rPr>
-        <w:t>”</w:t>
-      </w:r>
+      </w:pPr>
       <w:r>
         <w:rPr>
           <w:rFonts w:cstheme="minorHAnsi"/>
           <w:sz w:val="20"/>
           <w:szCs w:val="20"/>
         </w:rPr>
-        <w:t xml:space="preserve"> | &lt;union&gt; | &lt;inters&gt; | &lt;diff&gt;</w:t>
+        <w:t xml:space="preserve">&lt;list&gt; -&gt; &lt;identifier&gt; | </w:t>
+      </w:r>
+      <w:r>
+        <w:rPr>
+          <w:rFonts w:cstheme="minorHAnsi"/>
+          <w:sz w:val="20"/>
+          <w:szCs w:val="20"/>
+        </w:rPr>
+        <w:t>“[” &lt;manyTypeElems&gt; “]”</w:t>
+      </w:r>
+      <w:r>
+        <w:rPr>
+          <w:rFonts w:cstheme="minorHAnsi"/>
+          <w:sz w:val="20"/>
+          <w:szCs w:val="20"/>
+        </w:rPr>
+        <w:t xml:space="preserve"> | &lt;pop&gt; |</w:t>
       </w:r>
     </w:p>
     <w:p>
@@ -18663,33 +17938,33 @@
           <w:sz w:val="20"/>
           <w:szCs w:val="20"/>
         </w:rPr>
-        <w:t xml:space="preserve">&lt;list&gt; -&gt; &lt;identifier&gt; | </w:t>
-      </w:r>
+        <w:t xml:space="preserve">&lt;manyElems&gt; -&gt; </w:t>
+      </w:r>
+      <w:proofErr w:type="gramStart"/>
       <w:r>
         <w:rPr>
           <w:rFonts w:cstheme="minorHAnsi"/>
           <w:sz w:val="20"/>
           <w:szCs w:val="20"/>
         </w:rPr>
-        <w:t>“[” &lt;</w:t>
-      </w:r>
-      <w:proofErr w:type="spellStart"/>
+        <w:t>( &lt;</w:t>
+      </w:r>
+      <w:proofErr w:type="gramEnd"/>
       <w:r>
         <w:rPr>
           <w:rFonts w:cstheme="minorHAnsi"/>
           <w:sz w:val="20"/>
           <w:szCs w:val="20"/>
         </w:rPr>
-        <w:t>manyTypeElems</w:t>
-      </w:r>
-      <w:proofErr w:type="spellEnd"/>
+        <w:t>elem&gt; | &lt;set&gt; | &lt;list&gt; ) [</w:t>
+      </w:r>
       <w:r>
         <w:rPr>
           <w:rFonts w:cstheme="minorHAnsi"/>
           <w:sz w:val="20"/>
           <w:szCs w:val="20"/>
         </w:rPr>
-        <w:t>&gt; “]”</w:t>
+        <w:t>“, ”</w:t>
       </w:r>
       <w:r>
         <w:rPr>
@@ -18697,79 +17972,7 @@
           <w:sz w:val="20"/>
           <w:szCs w:val="20"/>
         </w:rPr>
-        <w:t xml:space="preserve"> | &lt;pop&gt; |</w:t>
-      </w:r>
-    </w:p>
-    <w:p>
-      <w:pPr>
-        <w:tabs>
-          <w:tab w:val="left" w:pos="0"/>
-        </w:tabs>
-        <w:rPr>
-          <w:rFonts w:cstheme="minorHAnsi"/>
-          <w:sz w:val="20"/>
-          <w:szCs w:val="20"/>
-        </w:rPr>
-      </w:pPr>
-      <w:r>
-        <w:rPr>
-          <w:rFonts w:cstheme="minorHAnsi"/>
-          <w:sz w:val="20"/>
-          <w:szCs w:val="20"/>
-        </w:rPr>
-        <w:t xml:space="preserve">&lt;manyElems&gt; -&gt; </w:t>
-      </w:r>
-      <w:proofErr w:type="gramStart"/>
-      <w:r>
-        <w:rPr>
-          <w:rFonts w:cstheme="minorHAnsi"/>
-          <w:sz w:val="20"/>
-          <w:szCs w:val="20"/>
-        </w:rPr>
-        <w:t>( &lt;</w:t>
-      </w:r>
-      <w:proofErr w:type="gramEnd"/>
-      <w:r>
-        <w:rPr>
-          <w:rFonts w:cstheme="minorHAnsi"/>
-          <w:sz w:val="20"/>
-          <w:szCs w:val="20"/>
-        </w:rPr>
-        <w:t>elem&gt; | &lt;set&gt; | &lt;list&gt; ) [</w:t>
-      </w:r>
-      <w:r>
-        <w:rPr>
-          <w:rFonts w:cstheme="minorHAnsi"/>
-          <w:sz w:val="20"/>
-          <w:szCs w:val="20"/>
-        </w:rPr>
-        <w:t>“, ”</w:t>
-      </w:r>
-      <w:r>
-        <w:rPr>
-          <w:rFonts w:cstheme="minorHAnsi"/>
-          <w:sz w:val="20"/>
-          <w:szCs w:val="20"/>
-        </w:rPr>
-        <w:t xml:space="preserve"> &lt;</w:t>
-      </w:r>
-      <w:proofErr w:type="spellStart"/>
-      <w:r>
-        <w:rPr>
-          <w:rFonts w:cstheme="minorHAnsi"/>
-          <w:sz w:val="20"/>
-          <w:szCs w:val="20"/>
-        </w:rPr>
-        <w:t>manyTypeElems</w:t>
-      </w:r>
-      <w:proofErr w:type="spellEnd"/>
-      <w:r>
-        <w:rPr>
-          <w:rFonts w:cstheme="minorHAnsi"/>
-          <w:sz w:val="20"/>
-          <w:szCs w:val="20"/>
-        </w:rPr>
-        <w:t>&gt;]</w:t>
+        <w:t xml:space="preserve"> &lt;manyTypeElems&gt;]</w:t>
       </w:r>
       <w:r>
         <w:rPr>
@@ -18941,35 +18144,7 @@
         <w:rPr>
           <w:lang w:val="es-ES"/>
         </w:rPr>
-        <w:t xml:space="preserve">Se presentan a continuación las BNF y </w:t>
-      </w:r>
-      <w:proofErr w:type="spellStart"/>
-      <w:r>
-        <w:rPr>
-          <w:lang w:val="es-ES"/>
-        </w:rPr>
-        <w:t>EBNFs</w:t>
-      </w:r>
-      <w:proofErr w:type="spellEnd"/>
-      <w:r>
-        <w:rPr>
-          <w:lang w:val="es-ES"/>
-        </w:rPr>
-        <w:t xml:space="preserve"> de las diferentes instrucciones que conforman </w:t>
-      </w:r>
-      <w:proofErr w:type="spellStart"/>
-      <w:r>
-        <w:rPr>
-          <w:lang w:val="es-ES"/>
-        </w:rPr>
-        <w:t>Alpeh</w:t>
-      </w:r>
-      <w:proofErr w:type="spellEnd"/>
-      <w:r>
-        <w:rPr>
-          <w:lang w:val="es-ES"/>
-        </w:rPr>
-        <w:t>.</w:t>
+        <w:t>Se presentan a continuación las BNF y EBNFs de las diferentes instrucciones que conforman Alpeh.</w:t>
       </w:r>
     </w:p>
     <w:p>
@@ -19023,14 +18198,12 @@
           <w:u w:val="single"/>
         </w:rPr>
       </w:pPr>
-      <w:proofErr w:type="spellStart"/>
       <w:r>
         <w:rPr>
           <w:u w:val="single"/>
         </w:rPr>
         <w:t>Asignación</w:t>
       </w:r>
-      <w:proofErr w:type="spellEnd"/>
     </w:p>
     <w:p>
       <w:pPr>
@@ -19195,14 +18368,7 @@
           <w:lang w:val="es-ES"/>
         </w:rPr>
         <w:lastRenderedPageBreak/>
-        <w:t>&lt;</w:t>
-      </w:r>
-      <w:proofErr w:type="spellStart"/>
-      <w:r>
-        <w:rPr>
-          <w:lang w:val="es-ES"/>
-        </w:rPr>
-        <w:t>a</w:t>
+        <w:t>&lt;a</w:t>
       </w:r>
       <w:r>
         <w:rPr>
@@ -19214,14 +18380,7 @@
         <w:rPr>
           <w:lang w:val="es-ES"/>
         </w:rPr>
-        <w:t>sign_mult</w:t>
-      </w:r>
-      <w:proofErr w:type="spellEnd"/>
-      <w:r>
-        <w:rPr>
-          <w:lang w:val="es-ES"/>
-        </w:rPr>
-        <w:t xml:space="preserve">&gt; -&gt; </w:t>
+        <w:t xml:space="preserve">sign_mult&gt; -&gt; </w:t>
       </w:r>
       <w:r>
         <w:rPr>
@@ -19234,21 +18393,7 @@
         <w:rPr>
           <w:lang w:val="es-ES"/>
         </w:rPr>
-        <w:t xml:space="preserve"> &lt;</w:t>
-      </w:r>
-      <w:proofErr w:type="spellStart"/>
-      <w:r>
-        <w:rPr>
-          <w:lang w:val="es-ES"/>
-        </w:rPr>
-        <w:t>lista_id</w:t>
-      </w:r>
-      <w:proofErr w:type="spellEnd"/>
-      <w:r>
-        <w:rPr>
-          <w:lang w:val="es-ES"/>
-        </w:rPr>
-        <w:t xml:space="preserve">&gt; </w:t>
+        <w:t xml:space="preserve"> &lt;lista_id&gt; </w:t>
       </w:r>
       <w:r>
         <w:rPr>
@@ -19274,21 +18419,7 @@
         <w:rPr>
           <w:lang w:val="es-ES"/>
         </w:rPr>
-        <w:t xml:space="preserve"> &lt;</w:t>
-      </w:r>
-      <w:proofErr w:type="spellStart"/>
-      <w:r>
-        <w:rPr>
-          <w:lang w:val="es-ES"/>
-        </w:rPr>
-        <w:t>lista_expr</w:t>
-      </w:r>
-      <w:proofErr w:type="spellEnd"/>
-      <w:r>
-        <w:rPr>
-          <w:lang w:val="es-ES"/>
-        </w:rPr>
-        <w:t xml:space="preserve">&gt; </w:t>
+        <w:t xml:space="preserve"> &lt;lista_expr&gt; </w:t>
       </w:r>
       <w:r>
         <w:rPr>
@@ -19321,21 +18452,7 @@
         <w:rPr>
           <w:lang w:val="es-ES"/>
         </w:rPr>
-        <w:t>&lt;</w:t>
-      </w:r>
-      <w:proofErr w:type="spellStart"/>
-      <w:r>
-        <w:rPr>
-          <w:lang w:val="es-ES"/>
-        </w:rPr>
-        <w:t>lista_id</w:t>
-      </w:r>
-      <w:proofErr w:type="spellEnd"/>
-      <w:r>
-        <w:rPr>
-          <w:lang w:val="es-ES"/>
-        </w:rPr>
-        <w:t xml:space="preserve">&gt; -&gt; </w:t>
+        <w:t xml:space="preserve">&lt;lista_id&gt; -&gt; </w:t>
       </w:r>
       <w:r>
         <w:rPr>
@@ -19381,21 +18498,7 @@
         <w:rPr>
           <w:lang w:val="es-ES"/>
         </w:rPr>
-        <w:t>&lt;</w:t>
-      </w:r>
-      <w:proofErr w:type="spellStart"/>
-      <w:r>
-        <w:rPr>
-          <w:lang w:val="es-ES"/>
-        </w:rPr>
-        <w:t>lista_id</w:t>
-      </w:r>
-      <w:proofErr w:type="spellEnd"/>
-      <w:r>
-        <w:rPr>
-          <w:lang w:val="es-ES"/>
-        </w:rPr>
-        <w:t>&gt;</w:t>
+        <w:t>&lt;lista_id&gt;</w:t>
       </w:r>
     </w:p>
     <w:p>
@@ -19409,49 +18512,7 @@
         <w:rPr>
           <w:lang w:val="es-ES"/>
         </w:rPr>
-        <w:t>&lt;</w:t>
-      </w:r>
-      <w:proofErr w:type="spellStart"/>
-      <w:r>
-        <w:rPr>
-          <w:lang w:val="es-ES"/>
-        </w:rPr>
-        <w:t>lista_expr</w:t>
-      </w:r>
-      <w:proofErr w:type="spellEnd"/>
-      <w:r>
-        <w:rPr>
-          <w:lang w:val="es-ES"/>
-        </w:rPr>
-        <w:t>&gt; -&gt; &lt;</w:t>
-      </w:r>
-      <w:proofErr w:type="spellStart"/>
-      <w:r>
-        <w:rPr>
-          <w:lang w:val="es-ES"/>
-        </w:rPr>
-        <w:t>expr</w:t>
-      </w:r>
-      <w:proofErr w:type="spellEnd"/>
-      <w:r>
-        <w:rPr>
-          <w:lang w:val="es-ES"/>
-        </w:rPr>
-        <w:t>&gt; | &lt;</w:t>
-      </w:r>
-      <w:proofErr w:type="spellStart"/>
-      <w:r>
-        <w:rPr>
-          <w:lang w:val="es-ES"/>
-        </w:rPr>
-        <w:t>expr</w:t>
-      </w:r>
-      <w:proofErr w:type="spellEnd"/>
-      <w:r>
-        <w:rPr>
-          <w:lang w:val="es-ES"/>
-        </w:rPr>
-        <w:t xml:space="preserve">&gt; </w:t>
+        <w:t xml:space="preserve">&lt;lista_expr&gt; -&gt; &lt;expr&gt; | &lt;expr&gt; </w:t>
       </w:r>
       <w:r>
         <w:rPr>
@@ -19464,21 +18525,7 @@
         <w:rPr>
           <w:lang w:val="es-ES"/>
         </w:rPr>
-        <w:t xml:space="preserve"> &lt;</w:t>
-      </w:r>
-      <w:proofErr w:type="spellStart"/>
-      <w:r>
-        <w:rPr>
-          <w:lang w:val="es-ES"/>
-        </w:rPr>
-        <w:t>lista_expr</w:t>
-      </w:r>
-      <w:proofErr w:type="spellEnd"/>
-      <w:r>
-        <w:rPr>
-          <w:lang w:val="es-ES"/>
-        </w:rPr>
-        <w:t>&gt;</w:t>
+        <w:t xml:space="preserve"> &lt;lista_expr&gt;</w:t>
       </w:r>
     </w:p>
     <w:p>
@@ -19914,16 +18961,8 @@
         <w:rPr>
           <w:lang w:val="es-ES"/>
         </w:rPr>
-        <w:t xml:space="preserve">que el </w:t>
-      </w:r>
-      <w:proofErr w:type="spellStart"/>
-      <w:r>
-        <w:rPr>
-          <w:lang w:val="es-ES"/>
-        </w:rPr>
-        <w:t>parser</w:t>
-      </w:r>
-      <w:proofErr w:type="spellEnd"/>
+        <w:t>que el parser</w:t>
+      </w:r>
       <w:r>
         <w:rPr>
           <w:lang w:val="es-ES"/>
@@ -20157,7 +19196,21 @@
         <w:rPr>
           <w:lang w:val="es-ES"/>
         </w:rPr>
-        <w:t xml:space="preserve">Los operadores aritméticos a menudo se utilizan para más de un propósito. Por ejemplo el símbolo “+” generalmente se utiliza para especificar la adición de enteros y la adición de números de punto flotante. Algunos lenguajes, como Java, también lo utilizan para la concatenación de cadenas. Este uso múltiple de un operador se </w:t>
+        <w:t xml:space="preserve">Los operadores aritméticos a menudo se utilizan para más de un propósito. Por </w:t>
+      </w:r>
+      <w:proofErr w:type="gramStart"/>
+      <w:r>
+        <w:rPr>
+          <w:lang w:val="es-ES"/>
+        </w:rPr>
+        <w:t>ejemplo</w:t>
+      </w:r>
+      <w:proofErr w:type="gramEnd"/>
+      <w:r>
+        <w:rPr>
+          <w:lang w:val="es-ES"/>
+        </w:rPr>
+        <w:t xml:space="preserve"> el símbolo “+” generalmente se utiliza para especificar la adición de enteros y la adición de números de punto flotante. Algunos lenguajes, como Java, también lo utilizan para la concatenación de cadenas. Este uso múltiple de un operador se </w:t>
       </w:r>
       <w:r>
         <w:rPr>
@@ -20393,11 +19446,9 @@
       <w:r>
         <w:t>&lt;</w:t>
       </w:r>
-      <w:proofErr w:type="spellStart"/>
       <w:r>
         <w:t>is_equal</w:t>
       </w:r>
-      <w:proofErr w:type="spellEnd"/>
       <w:r>
         <w:t>&gt;</w:t>
       </w:r>
@@ -20408,17 +19459,12 @@
     <w:p>
       <w:pPr>
         <w:spacing w:after="0" w:line="240" w:lineRule="auto"/>
-      </w:pPr>
-      <w:r>
-        <w:t>&lt;</w:t>
-      </w:r>
-      <w:proofErr w:type="spellStart"/>
-      <w:r>
-        <w:t>not_equal</w:t>
-      </w:r>
-      <w:proofErr w:type="spellEnd"/>
-      <w:r>
-        <w:t>&gt; -</w:t>
+        <w:rPr>
+          <w:lang w:val="es-AR"/>
+        </w:rPr>
+      </w:pPr>
+      <w:r>
+        <w:t>&lt;not_equal&gt; -</w:t>
       </w:r>
       <w:proofErr w:type="gramStart"/>
       <w:r>
@@ -20429,17 +19475,26 @@
         <w:t xml:space="preserve">expr&gt; != </w:t>
       </w:r>
       <w:r>
+        <w:rPr>
+          <w:lang w:val="es-AR"/>
+        </w:rPr>
         <w:t>&lt;expr&gt;</w:t>
       </w:r>
     </w:p>
     <w:p>
       <w:pPr>
         <w:spacing w:after="0" w:line="240" w:lineRule="auto"/>
+        <w:rPr>
+          <w:lang w:val="es-AR"/>
+        </w:rPr>
       </w:pPr>
     </w:p>
     <w:p>
       <w:pPr>
         <w:spacing w:after="0" w:line="240" w:lineRule="auto"/>
+        <w:rPr>
+          <w:lang w:val="es-AR"/>
+        </w:rPr>
       </w:pPr>
     </w:p>
     <w:p>
@@ -20511,14 +19566,65 @@
       <w:r>
         <w:t>&lt;and&gt; -&gt; &lt;</w:t>
       </w:r>
-      <w:proofErr w:type="spellStart"/>
       <w:r>
         <w:t>logic_</w:t>
       </w:r>
       <w:r>
-        <w:t>expr</w:t>
-      </w:r>
-      <w:proofErr w:type="spellEnd"/>
+        <w:t xml:space="preserve">expr&gt; </w:t>
+      </w:r>
+      <w:r>
+        <w:rPr>
+          <w:rFonts w:ascii="Arial Black" w:hAnsi="Arial Black"/>
+        </w:rPr>
+        <w:t>&amp;&amp;</w:t>
+      </w:r>
+      <w:r>
+        <w:t xml:space="preserve"> &lt;</w:t>
+      </w:r>
+      <w:r>
+        <w:t>logic_</w:t>
+      </w:r>
+      <w:r>
+        <w:t>expr&gt;</w:t>
+      </w:r>
+    </w:p>
+    <w:p>
+      <w:pPr>
+        <w:spacing w:after="0" w:line="240" w:lineRule="auto"/>
+      </w:pPr>
+      <w:r>
+        <w:t>&lt;or&gt; -&gt; &lt;</w:t>
+      </w:r>
+      <w:r>
+        <w:t>logic_</w:t>
+      </w:r>
+      <w:r>
+        <w:t xml:space="preserve">expr&gt; </w:t>
+      </w:r>
+      <w:r>
+        <w:rPr>
+          <w:rFonts w:ascii="Arial Black" w:hAnsi="Arial Black"/>
+        </w:rPr>
+        <w:t>||</w:t>
+      </w:r>
+      <w:r>
+        <w:t xml:space="preserve"> &lt;</w:t>
+      </w:r>
+      <w:r>
+        <w:t>logic_</w:t>
+      </w:r>
+      <w:r>
+        <w:t>expr&gt;</w:t>
+      </w:r>
+    </w:p>
+    <w:p>
+      <w:pPr>
+        <w:spacing w:after="0" w:line="240" w:lineRule="auto"/>
+      </w:pPr>
+      <w:r>
+        <w:t>&lt;not&gt; -</w:t>
+      </w:r>
+      <w:proofErr w:type="gramStart"/>
       <w:r>
         <w:t xml:space="preserve">&gt; </w:t>
       </w:r>
@@ -20526,947 +19632,748 @@
         <w:rPr>
           <w:rFonts w:ascii="Arial Black" w:hAnsi="Arial Black"/>
         </w:rPr>
-        <w:t>&amp;&amp;</w:t>
+        <w:t>!</w:t>
+      </w:r>
+      <w:proofErr w:type="gramEnd"/>
+      <w:r>
+        <w:t xml:space="preserve"> &lt;logic_expr&gt;</w:t>
+      </w:r>
+    </w:p>
+    <w:p>
+      <w:pPr>
+        <w:spacing w:after="0" w:line="240" w:lineRule="auto"/>
+      </w:pPr>
+      <w:r>
+        <w:t>&lt;</w:t>
+      </w:r>
+      <w:r>
+        <w:t>logic_</w:t>
+      </w:r>
+      <w:r>
+        <w:t xml:space="preserve">expr&gt; -&gt; </w:t>
+      </w:r>
+      <w:r>
+        <w:t xml:space="preserve">&lt;and&gt; | &lt;or&gt; | &lt;not&gt; | &lt;is_equal&gt; | &lt;not_equal&gt; | </w:t>
+      </w:r>
+      <w:r>
+        <w:rPr>
+          <w:rFonts w:ascii="Arial Black" w:hAnsi="Arial Black"/>
+        </w:rPr>
+        <w:t>(</w:t>
+      </w:r>
+      <w:r>
+        <w:t>&lt;logic_expr&gt;</w:t>
+      </w:r>
+      <w:r>
+        <w:rPr>
+          <w:rFonts w:ascii="Arial Black" w:hAnsi="Arial Black"/>
+        </w:rPr>
+        <w:t>)</w:t>
+      </w:r>
+    </w:p>
+    <w:p>
+      <w:pPr>
+        <w:spacing w:after="0" w:line="240" w:lineRule="auto"/>
+      </w:pPr>
+    </w:p>
+    <w:p>
+      <w:pPr>
+        <w:rPr>
+          <w:b/>
+          <w:lang w:val="es-ES"/>
+        </w:rPr>
+      </w:pPr>
+      <w:r>
+        <w:rPr>
+          <w:b/>
+          <w:lang w:val="es-ES"/>
+        </w:rPr>
+        <w:t>Estructuras de Control</w:t>
+      </w:r>
+    </w:p>
+    <w:p>
+      <w:pPr>
+        <w:rPr>
+          <w:lang w:val="es-ES"/>
+        </w:rPr>
+      </w:pPr>
+      <w:r>
+        <w:rPr>
+          <w:lang w:val="es-ES"/>
+        </w:rPr>
+        <w:t xml:space="preserve">El control del </w:t>
+      </w:r>
+      <w:r>
+        <w:rPr>
+          <w:lang w:val="es-ES"/>
+        </w:rPr>
+        <w:t>fl</w:t>
+      </w:r>
+      <w:r>
+        <w:rPr>
+          <w:lang w:val="es-ES"/>
+        </w:rPr>
+        <w:t>ujo de ejecuci</w:t>
+      </w:r>
+      <w:r>
+        <w:rPr>
+          <w:lang w:val="es-ES"/>
+        </w:rPr>
+        <w:t>ó</w:t>
+      </w:r>
+      <w:r>
+        <w:rPr>
+          <w:lang w:val="es-ES"/>
+        </w:rPr>
+        <w:t>n de instrucciones permite alterar el orden en</w:t>
+      </w:r>
+      <w:r>
+        <w:rPr>
+          <w:lang w:val="es-ES"/>
+        </w:rPr>
+        <w:t xml:space="preserve"> </w:t>
+      </w:r>
+      <w:r>
+        <w:rPr>
+          <w:lang w:val="es-ES"/>
+        </w:rPr>
+        <w:t>el que cada sentencia es evaluada.</w:t>
+      </w:r>
+    </w:p>
+    <w:p>
+      <w:pPr>
+        <w:spacing w:after="0" w:line="240" w:lineRule="auto"/>
+        <w:rPr>
+          <w:lang w:val="es-ES"/>
+        </w:rPr>
+      </w:pPr>
+    </w:p>
+    <w:p>
+      <w:pPr>
+        <w:spacing w:after="0" w:line="240" w:lineRule="auto"/>
+        <w:rPr>
+          <w:lang w:val="es-ES"/>
+        </w:rPr>
+      </w:pPr>
+    </w:p>
+    <w:p>
+      <w:pPr>
+        <w:spacing w:after="0" w:line="240" w:lineRule="auto"/>
+      </w:pPr>
+      <w:r>
+        <w:t>BNF del if:</w:t>
+      </w:r>
+    </w:p>
+    <w:p>
+      <w:pPr>
+        <w:spacing w:after="0" w:line="240" w:lineRule="auto"/>
+        <w:rPr>
+          <w:rFonts w:cstheme="minorHAnsi"/>
+        </w:rPr>
+      </w:pPr>
+      <w:r>
+        <w:t>&lt;if&gt; -</w:t>
+      </w:r>
+      <w:proofErr w:type="gramStart"/>
+      <w:r>
+        <w:t xml:space="preserve">&gt;  </w:t>
+      </w:r>
+      <w:r>
+        <w:rPr>
+          <w:rFonts w:ascii="Arial Black" w:hAnsi="Arial Black"/>
+        </w:rPr>
+        <w:t>if</w:t>
+      </w:r>
+      <w:proofErr w:type="gramEnd"/>
+      <w:r>
+        <w:t xml:space="preserve"> </w:t>
+      </w:r>
+      <w:r>
+        <w:rPr>
+          <w:rFonts w:ascii="Arial Black" w:hAnsi="Arial Black"/>
+        </w:rPr>
+        <w:t>(</w:t>
       </w:r>
       <w:r>
         <w:t xml:space="preserve"> &lt;</w:t>
       </w:r>
-      <w:proofErr w:type="spellStart"/>
       <w:r>
         <w:t>logic_</w:t>
       </w:r>
       <w:r>
-        <w:t>expr</w:t>
-      </w:r>
-      <w:proofErr w:type="spellEnd"/>
-      <w:r>
+        <w:t xml:space="preserve">expr&gt; </w:t>
+      </w:r>
+      <w:r>
+        <w:rPr>
+          <w:rFonts w:ascii="Arial Black" w:hAnsi="Arial Black"/>
+        </w:rPr>
+        <w:t xml:space="preserve">) </w:t>
+      </w:r>
+      <w:r>
+        <w:rPr>
+          <w:rFonts w:ascii="Arial Black" w:hAnsi="Arial Black" w:cstheme="minorHAnsi"/>
+        </w:rPr>
+        <w:t>{</w:t>
+      </w:r>
+      <w:r>
+        <w:rPr>
+          <w:rFonts w:cstheme="minorHAnsi"/>
+        </w:rPr>
+        <w:t>&lt;</w:t>
+      </w:r>
+      <w:r>
+        <w:rPr>
+          <w:rFonts w:cstheme="minorHAnsi"/>
+        </w:rPr>
+        <w:t>s</w:t>
+      </w:r>
+      <w:r>
+        <w:rPr>
+          <w:rFonts w:cstheme="minorHAnsi"/>
+        </w:rPr>
+        <w:t>tatement</w:t>
+      </w:r>
+      <w:r>
+        <w:rPr>
+          <w:rFonts w:cstheme="minorHAnsi"/>
+        </w:rPr>
+        <w:t>_list</w:t>
+      </w:r>
+      <w:r>
+        <w:rPr>
+          <w:rFonts w:cstheme="minorHAnsi"/>
+        </w:rPr>
+        <w:t xml:space="preserve">&gt; </w:t>
+      </w:r>
+      <w:r>
+        <w:rPr>
+          <w:rFonts w:ascii="Arial Black" w:hAnsi="Arial Black" w:cstheme="minorHAnsi"/>
+        </w:rPr>
+        <w:t>}</w:t>
+      </w:r>
+      <w:r>
+        <w:rPr>
+          <w:rFonts w:cstheme="minorHAnsi"/>
+        </w:rPr>
+        <w:t xml:space="preserve"> | </w:t>
+      </w:r>
+      <w:r>
+        <w:rPr>
+          <w:rFonts w:ascii="Arial Black" w:hAnsi="Arial Black" w:cstheme="minorHAnsi"/>
+        </w:rPr>
+        <w:t>if</w:t>
+      </w:r>
+      <w:r>
+        <w:rPr>
+          <w:rFonts w:cstheme="minorHAnsi"/>
+        </w:rPr>
+        <w:t xml:space="preserve"> </w:t>
+      </w:r>
+      <w:r>
+        <w:rPr>
+          <w:rFonts w:ascii="Arial Black" w:hAnsi="Arial Black" w:cstheme="minorHAnsi"/>
+        </w:rPr>
+        <w:t>(</w:t>
+      </w:r>
+      <w:r>
+        <w:rPr>
+          <w:rFonts w:cstheme="minorHAnsi"/>
+        </w:rPr>
+        <w:t>&lt;expr&gt;</w:t>
+      </w:r>
+      <w:r>
+        <w:rPr>
+          <w:rFonts w:ascii="Arial Black" w:hAnsi="Arial Black" w:cstheme="minorHAnsi"/>
+        </w:rPr>
+        <w:t>)</w:t>
+      </w:r>
+      <w:r>
+        <w:rPr>
+          <w:rFonts w:cstheme="minorHAnsi"/>
+        </w:rPr>
+        <w:t xml:space="preserve"> </w:t>
+      </w:r>
+      <w:r>
+        <w:rPr>
+          <w:rFonts w:ascii="Arial Black" w:hAnsi="Arial Black" w:cstheme="minorHAnsi"/>
+        </w:rPr>
+        <w:t>{</w:t>
+      </w:r>
+      <w:r>
+        <w:rPr>
+          <w:rFonts w:ascii="Arial Black" w:hAnsi="Arial Black" w:cstheme="minorHAnsi"/>
+        </w:rPr>
+        <w:t xml:space="preserve"> </w:t>
+      </w:r>
+      <w:r>
+        <w:rPr>
+          <w:rFonts w:cstheme="minorHAnsi"/>
+        </w:rPr>
+        <w:t>&lt;</w:t>
+      </w:r>
+      <w:r>
+        <w:rPr>
+          <w:rFonts w:cstheme="minorHAnsi"/>
+        </w:rPr>
+        <w:t>s</w:t>
+      </w:r>
+      <w:r>
+        <w:rPr>
+          <w:rFonts w:cstheme="minorHAnsi"/>
+        </w:rPr>
+        <w:t>tatement</w:t>
+      </w:r>
+      <w:r>
+        <w:rPr>
+          <w:rFonts w:cstheme="minorHAnsi"/>
+        </w:rPr>
+        <w:t>_list</w:t>
+      </w:r>
+      <w:r>
+        <w:rPr>
+          <w:rFonts w:cstheme="minorHAnsi"/>
+        </w:rPr>
+        <w:t xml:space="preserve">&gt; </w:t>
+      </w:r>
+      <w:r>
+        <w:rPr>
+          <w:rFonts w:ascii="Arial Black" w:hAnsi="Arial Black" w:cstheme="minorHAnsi"/>
+        </w:rPr>
+        <w:t>}</w:t>
+      </w:r>
+      <w:r>
+        <w:rPr>
+          <w:rFonts w:cstheme="minorHAnsi"/>
+        </w:rPr>
+        <w:t xml:space="preserve"> </w:t>
+      </w:r>
+      <w:r>
+        <w:rPr>
+          <w:rFonts w:cstheme="minorHAnsi"/>
+        </w:rPr>
+        <w:t xml:space="preserve">&gt;  </w:t>
+      </w:r>
+      <w:r>
+        <w:rPr>
+          <w:rFonts w:ascii="Arial Black" w:hAnsi="Arial Black" w:cstheme="minorHAnsi"/>
+        </w:rPr>
+        <w:t xml:space="preserve">else </w:t>
+      </w:r>
+      <w:r>
+        <w:rPr>
+          <w:rFonts w:ascii="Arial Black" w:hAnsi="Arial Black" w:cstheme="minorHAnsi"/>
+        </w:rPr>
+        <w:t>{</w:t>
+      </w:r>
+      <w:r>
+        <w:rPr>
+          <w:rFonts w:ascii="Arial Black" w:hAnsi="Arial Black" w:cstheme="minorHAnsi"/>
+        </w:rPr>
+        <w:t xml:space="preserve"> </w:t>
+      </w:r>
+      <w:r>
+        <w:rPr>
+          <w:rFonts w:cstheme="minorHAnsi"/>
+        </w:rPr>
+        <w:t>&lt;</w:t>
+      </w:r>
+      <w:r>
+        <w:rPr>
+          <w:rFonts w:cstheme="minorHAnsi"/>
+        </w:rPr>
+        <w:t>s</w:t>
+      </w:r>
+      <w:r>
+        <w:rPr>
+          <w:rFonts w:cstheme="minorHAnsi"/>
+        </w:rPr>
+        <w:t>tatement</w:t>
+      </w:r>
+      <w:r>
+        <w:rPr>
+          <w:rFonts w:cstheme="minorHAnsi"/>
+        </w:rPr>
+        <w:t>_list</w:t>
+      </w:r>
+      <w:r>
+        <w:rPr>
+          <w:rFonts w:cstheme="minorHAnsi"/>
+        </w:rPr>
         <w:t>&gt;</w:t>
       </w:r>
+      <w:r>
+        <w:rPr>
+          <w:rFonts w:cstheme="minorHAnsi"/>
+        </w:rPr>
+        <w:t xml:space="preserve"> </w:t>
+      </w:r>
+      <w:r>
+        <w:rPr>
+          <w:rFonts w:ascii="Arial Black" w:hAnsi="Arial Black" w:cstheme="minorHAnsi"/>
+        </w:rPr>
+        <w:t>}</w:t>
+      </w:r>
     </w:p>
     <w:p>
       <w:pPr>
         <w:spacing w:after="0" w:line="240" w:lineRule="auto"/>
-      </w:pPr>
-      <w:r>
-        <w:t>&lt;or&gt; -&gt; &lt;</w:t>
-      </w:r>
-      <w:proofErr w:type="spellStart"/>
-      <w:r>
+        <w:rPr>
+          <w:rFonts w:ascii="Arial Black" w:hAnsi="Arial Black"/>
+        </w:rPr>
+      </w:pPr>
+    </w:p>
+    <w:p>
+      <w:pPr>
+        <w:spacing w:after="0" w:line="240" w:lineRule="auto"/>
+        <w:rPr>
+          <w:rFonts w:cstheme="minorHAnsi"/>
+        </w:rPr>
+      </w:pPr>
+      <w:r>
+        <w:rPr>
+          <w:rFonts w:cstheme="minorHAnsi"/>
+        </w:rPr>
+        <w:t>EBNF del if:</w:t>
+      </w:r>
+    </w:p>
+    <w:p>
+      <w:pPr>
+        <w:spacing w:after="0" w:line="240" w:lineRule="auto"/>
+        <w:rPr>
+          <w:rFonts w:cstheme="minorHAnsi"/>
+        </w:rPr>
+      </w:pPr>
+      <w:r>
+        <w:rPr>
+          <w:rFonts w:cstheme="minorHAnsi"/>
+        </w:rPr>
+        <w:t xml:space="preserve">&lt;if&gt; -&gt; </w:t>
+      </w:r>
+      <w:r>
+        <w:rPr>
+          <w:rFonts w:ascii="Arial Black" w:hAnsi="Arial Black" w:cstheme="minorHAnsi"/>
+        </w:rPr>
+        <w:t>if</w:t>
+      </w:r>
+      <w:r>
+        <w:rPr>
+          <w:rFonts w:cstheme="minorHAnsi"/>
+        </w:rPr>
+        <w:t xml:space="preserve"> </w:t>
+      </w:r>
+      <w:proofErr w:type="gramStart"/>
+      <w:r>
+        <w:rPr>
+          <w:rFonts w:cstheme="minorHAnsi"/>
+        </w:rPr>
+        <w:t>( &lt;</w:t>
+      </w:r>
+      <w:proofErr w:type="gramEnd"/>
+      <w:r>
+        <w:rPr>
+          <w:rFonts w:cstheme="minorHAnsi"/>
+        </w:rPr>
+        <w:t>expresion&gt; ) &lt;sentencias&gt; [</w:t>
+      </w:r>
+      <w:r>
+        <w:rPr>
+          <w:rFonts w:ascii="Arial Black" w:hAnsi="Arial Black" w:cstheme="minorHAnsi"/>
+        </w:rPr>
+        <w:t>else</w:t>
+      </w:r>
+      <w:r>
+        <w:rPr>
+          <w:rFonts w:cstheme="minorHAnsi"/>
+        </w:rPr>
+        <w:t xml:space="preserve"> &lt;sentencias&gt;]</w:t>
+      </w:r>
+    </w:p>
+    <w:p>
+      <w:pPr>
+        <w:spacing w:after="0" w:line="240" w:lineRule="auto"/>
+        <w:rPr>
+          <w:rFonts w:cstheme="minorHAnsi"/>
+        </w:rPr>
+      </w:pPr>
+    </w:p>
+    <w:p>
+      <w:pPr>
+        <w:spacing w:after="0" w:line="240" w:lineRule="auto"/>
+        <w:rPr>
+          <w:rFonts w:ascii="Arial Black" w:hAnsi="Arial Black" w:cstheme="minorHAnsi"/>
+        </w:rPr>
+      </w:pPr>
+      <w:r>
+        <w:rPr>
+          <w:rFonts w:cstheme="minorHAnsi"/>
+        </w:rPr>
+        <w:t>&lt;foreach&gt;</w:t>
+      </w:r>
+      <w:r>
+        <w:rPr>
+          <w:rFonts w:cstheme="minorHAnsi"/>
+        </w:rPr>
+        <w:t xml:space="preserve"> -&gt; </w:t>
+      </w:r>
+      <w:r>
+        <w:rPr>
+          <w:rFonts w:ascii="Arial Black" w:hAnsi="Arial Black" w:cstheme="minorHAnsi"/>
+        </w:rPr>
+        <w:t>foreach</w:t>
+      </w:r>
+      <w:r>
+        <w:rPr>
+          <w:rFonts w:ascii="Arial Black" w:hAnsi="Arial Black" w:cstheme="minorHAnsi"/>
+        </w:rPr>
+        <w:t xml:space="preserve"> </w:t>
+      </w:r>
+      <w:r>
+        <w:rPr>
+          <w:rFonts w:ascii="Arial Black" w:hAnsi="Arial Black" w:cstheme="minorHAnsi"/>
+        </w:rPr>
+        <w:t>ID</w:t>
+      </w:r>
+      <w:r>
+        <w:rPr>
+          <w:rFonts w:ascii="Arial Black" w:hAnsi="Arial Black" w:cstheme="minorHAnsi"/>
+        </w:rPr>
+        <w:t xml:space="preserve"> </w:t>
+      </w:r>
+      <w:r>
+        <w:rPr>
+          <w:rFonts w:ascii="Arial Black" w:hAnsi="Arial Black" w:cstheme="minorHAnsi"/>
+        </w:rPr>
+        <w:t>in</w:t>
+      </w:r>
+      <w:r>
+        <w:rPr>
+          <w:rFonts w:cstheme="minorHAnsi"/>
+        </w:rPr>
+        <w:t xml:space="preserve"> </w:t>
+      </w:r>
+      <w:r>
+        <w:rPr>
+          <w:rFonts w:cstheme="minorHAnsi"/>
+        </w:rPr>
+        <w:t>&lt;</w:t>
+      </w:r>
+      <w:r>
+        <w:rPr>
+          <w:rFonts w:cstheme="minorHAnsi"/>
+        </w:rPr>
+        <w:t>list</w:t>
+      </w:r>
+      <w:r>
+        <w:rPr>
+          <w:rFonts w:cstheme="minorHAnsi"/>
+        </w:rPr>
+        <w:t>&gt;</w:t>
+      </w:r>
+      <w:r>
+        <w:rPr>
+          <w:rFonts w:cstheme="minorHAnsi"/>
+        </w:rPr>
+        <w:t xml:space="preserve"> </w:t>
+      </w:r>
+      <w:proofErr w:type="gramStart"/>
+      <w:r>
+        <w:rPr>
+          <w:rFonts w:ascii="Arial Black" w:hAnsi="Arial Black" w:cstheme="minorHAnsi"/>
+        </w:rPr>
+        <w:t>{</w:t>
+      </w:r>
+      <w:r>
+        <w:rPr>
+          <w:rFonts w:ascii="Arial Black" w:hAnsi="Arial Black" w:cstheme="minorHAnsi"/>
+        </w:rPr>
+        <w:t xml:space="preserve"> </w:t>
+      </w:r>
+      <w:r>
+        <w:rPr>
+          <w:rFonts w:cstheme="minorHAnsi"/>
+        </w:rPr>
+        <w:t>&lt;</w:t>
+      </w:r>
+      <w:proofErr w:type="gramEnd"/>
+      <w:r>
+        <w:rPr>
+          <w:rFonts w:cstheme="minorHAnsi"/>
+        </w:rPr>
+        <w:t xml:space="preserve">statement_list </w:t>
+      </w:r>
+      <w:r>
+        <w:rPr>
+          <w:rFonts w:cstheme="minorHAnsi"/>
+        </w:rPr>
+        <w:t>&gt;</w:t>
+      </w:r>
+      <w:r>
+        <w:rPr>
+          <w:rFonts w:cstheme="minorHAnsi"/>
+        </w:rPr>
+        <w:t xml:space="preserve"> </w:t>
+      </w:r>
+      <w:r>
+        <w:rPr>
+          <w:rFonts w:ascii="Arial Black" w:hAnsi="Arial Black" w:cstheme="minorHAnsi"/>
+        </w:rPr>
+        <w:t>}</w:t>
+      </w:r>
+      <w:r>
+        <w:rPr>
+          <w:rFonts w:ascii="Arial Black" w:hAnsi="Arial Black" w:cstheme="minorHAnsi"/>
+        </w:rPr>
+        <w:t xml:space="preserve"> | </w:t>
+      </w:r>
+      <w:r>
+        <w:rPr>
+          <w:rFonts w:ascii="Arial Black" w:hAnsi="Arial Black" w:cstheme="minorHAnsi"/>
+        </w:rPr>
+        <w:t>foreach</w:t>
+      </w:r>
+      <w:r>
+        <w:rPr>
+          <w:rFonts w:ascii="Arial Black" w:hAnsi="Arial Black" w:cstheme="minorHAnsi"/>
+        </w:rPr>
+        <w:t xml:space="preserve"> </w:t>
+      </w:r>
+      <w:r>
+        <w:rPr>
+          <w:rFonts w:ascii="Arial Black" w:hAnsi="Arial Black" w:cstheme="minorHAnsi"/>
+        </w:rPr>
+        <w:t>ID</w:t>
+      </w:r>
+      <w:r>
+        <w:rPr>
+          <w:rFonts w:cstheme="minorHAnsi"/>
+        </w:rPr>
+        <w:t xml:space="preserve"> </w:t>
+      </w:r>
+      <w:r>
+        <w:rPr>
+          <w:rFonts w:ascii="Arial Black" w:hAnsi="Arial Black" w:cstheme="minorHAnsi"/>
+        </w:rPr>
+        <w:t>in</w:t>
+      </w:r>
+      <w:r>
+        <w:rPr>
+          <w:rFonts w:cstheme="minorHAnsi"/>
+        </w:rPr>
+        <w:t xml:space="preserve"> &lt;set&gt; </w:t>
+      </w:r>
+      <w:r>
+        <w:rPr>
+          <w:rFonts w:ascii="Arial Black" w:hAnsi="Arial Black" w:cstheme="minorHAnsi"/>
+        </w:rPr>
+        <w:t>{</w:t>
+      </w:r>
+      <w:r>
+        <w:rPr>
+          <w:rFonts w:ascii="Arial Black" w:hAnsi="Arial Black" w:cstheme="minorHAnsi"/>
+        </w:rPr>
+        <w:t xml:space="preserve"> </w:t>
+      </w:r>
+      <w:r>
+        <w:rPr>
+          <w:rFonts w:cstheme="minorHAnsi"/>
+        </w:rPr>
+        <w:t xml:space="preserve">&lt;statement_list&gt; </w:t>
+      </w:r>
+      <w:r>
+        <w:rPr>
+          <w:rFonts w:ascii="Arial Black" w:hAnsi="Arial Black" w:cstheme="minorHAnsi"/>
+        </w:rPr>
+        <w:t>}</w:t>
+      </w:r>
+    </w:p>
+    <w:p>
+      <w:pPr>
+        <w:spacing w:after="0" w:line="240" w:lineRule="auto"/>
+        <w:rPr>
+          <w:rFonts w:ascii="Arial Black" w:hAnsi="Arial Black" w:cstheme="minorHAnsi"/>
+        </w:rPr>
+      </w:pPr>
+    </w:p>
+    <w:p>
+      <w:pPr>
+        <w:spacing w:after="0" w:line="240" w:lineRule="auto"/>
+        <w:rPr>
+          <w:rFonts w:cstheme="minorHAnsi"/>
+        </w:rPr>
+      </w:pPr>
+      <w:r>
+        <w:rPr>
+          <w:rFonts w:cstheme="minorHAnsi"/>
+        </w:rPr>
+        <w:t xml:space="preserve">&lt;while&gt; -&gt; </w:t>
+      </w:r>
+      <w:r>
+        <w:rPr>
+          <w:rFonts w:ascii="Arial Black" w:hAnsi="Arial Black" w:cstheme="minorHAnsi"/>
+        </w:rPr>
+        <w:t>WHILE</w:t>
+      </w:r>
+      <w:r>
+        <w:rPr>
+          <w:rFonts w:cstheme="minorHAnsi"/>
+        </w:rPr>
+        <w:t xml:space="preserve"> </w:t>
+      </w:r>
+      <w:proofErr w:type="gramStart"/>
+      <w:r>
+        <w:rPr>
+          <w:rFonts w:ascii="Arial Black" w:hAnsi="Arial Black" w:cstheme="minorHAnsi"/>
+        </w:rPr>
+        <w:t>(</w:t>
+      </w:r>
+      <w:r>
+        <w:rPr>
+          <w:rFonts w:ascii="Arial Black" w:hAnsi="Arial Black" w:cstheme="minorHAnsi"/>
+        </w:rPr>
+        <w:t xml:space="preserve"> </w:t>
+      </w:r>
+      <w:r>
+        <w:rPr>
+          <w:rFonts w:cstheme="minorHAnsi"/>
+        </w:rPr>
+        <w:t>&lt;</w:t>
+      </w:r>
+      <w:proofErr w:type="gramEnd"/>
+      <w:r>
+        <w:rPr>
+          <w:rFonts w:cstheme="minorHAnsi"/>
+        </w:rPr>
         <w:t>logic_</w:t>
       </w:r>
       <w:r>
-        <w:t>expr</w:t>
-      </w:r>
-      <w:proofErr w:type="spellEnd"/>
-      <w:r>
-        <w:t xml:space="preserve">&gt; </w:t>
-      </w:r>
-      <w:r>
-        <w:rPr>
-          <w:rFonts w:ascii="Arial Black" w:hAnsi="Arial Black"/>
-        </w:rPr>
-        <w:t>||</w:t>
-      </w:r>
-      <w:r>
-        <w:t xml:space="preserve"> &lt;</w:t>
-      </w:r>
-      <w:proofErr w:type="spellStart"/>
-      <w:r>
-        <w:t>logic_</w:t>
-      </w:r>
-      <w:r>
-        <w:t>expr</w:t>
-      </w:r>
-      <w:proofErr w:type="spellEnd"/>
-      <w:r>
-        <w:t>&gt;</w:t>
-      </w:r>
-    </w:p>
-    <w:p>
-      <w:pPr>
-        <w:spacing w:after="0" w:line="240" w:lineRule="auto"/>
-      </w:pPr>
-      <w:r>
-        <w:t>&lt;not&gt; -</w:t>
-      </w:r>
-      <w:proofErr w:type="gramStart"/>
-      <w:r>
-        <w:t xml:space="preserve">&gt; </w:t>
-      </w:r>
-      <w:r>
-        <w:rPr>
-          <w:rFonts w:ascii="Arial Black" w:hAnsi="Arial Black"/>
-        </w:rPr>
-        <w:t>!</w:t>
-      </w:r>
-      <w:proofErr w:type="gramEnd"/>
-      <w:r>
-        <w:t xml:space="preserve"> &lt;</w:t>
-      </w:r>
-      <w:proofErr w:type="spellStart"/>
-      <w:r>
-        <w:t>logic_expr</w:t>
-      </w:r>
-      <w:proofErr w:type="spellEnd"/>
-      <w:r>
-        <w:t>&gt;</w:t>
-      </w:r>
-    </w:p>
-    <w:p>
-      <w:pPr>
-        <w:spacing w:after="0" w:line="240" w:lineRule="auto"/>
-      </w:pPr>
-      <w:r>
-        <w:t>&lt;</w:t>
-      </w:r>
-      <w:proofErr w:type="spellStart"/>
-      <w:r>
-        <w:t>logic_</w:t>
-      </w:r>
-      <w:r>
-        <w:t>expr</w:t>
-      </w:r>
-      <w:proofErr w:type="spellEnd"/>
-      <w:r>
-        <w:t xml:space="preserve">&gt; -&gt; </w:t>
-      </w:r>
-      <w:r>
-        <w:t>&lt;and&gt; | &lt;or&gt; | &lt;not&gt; | &lt;</w:t>
-      </w:r>
-      <w:proofErr w:type="spellStart"/>
-      <w:r>
-        <w:t>is_equal</w:t>
-      </w:r>
-      <w:proofErr w:type="spellEnd"/>
-      <w:r>
-        <w:t>&gt; | &lt;</w:t>
-      </w:r>
-      <w:proofErr w:type="spellStart"/>
-      <w:r>
-        <w:t>not_equal</w:t>
-      </w:r>
-      <w:proofErr w:type="spellEnd"/>
-      <w:r>
-        <w:t xml:space="preserve">&gt; | </w:t>
-      </w:r>
-      <w:r>
-        <w:rPr>
-          <w:rFonts w:ascii="Arial Black" w:hAnsi="Arial Black"/>
-        </w:rPr>
-        <w:t>(</w:t>
-      </w:r>
-      <w:r>
-        <w:t>&lt;</w:t>
-      </w:r>
-      <w:proofErr w:type="spellStart"/>
-      <w:r>
-        <w:t>logic_expr</w:t>
-      </w:r>
-      <w:proofErr w:type="spellEnd"/>
-      <w:r>
-        <w:t>&gt;</w:t>
-      </w:r>
-      <w:r>
-        <w:rPr>
-          <w:rFonts w:ascii="Arial Black" w:hAnsi="Arial Black"/>
+        <w:rPr>
+          <w:rFonts w:cstheme="minorHAnsi"/>
+        </w:rPr>
+        <w:t>expr&gt;</w:t>
+      </w:r>
+      <w:r>
+        <w:rPr>
+          <w:rFonts w:ascii="Arial Black" w:hAnsi="Arial Black" w:cstheme="minorHAnsi"/>
+        </w:rPr>
+        <w:t xml:space="preserve"> </w:t>
+      </w:r>
+      <w:r>
+        <w:rPr>
+          <w:rFonts w:ascii="Arial Black" w:hAnsi="Arial Black" w:cstheme="minorHAnsi"/>
         </w:rPr>
         <w:t>)</w:t>
       </w:r>
-    </w:p>
-    <w:p>
-      <w:pPr>
-        <w:spacing w:after="0" w:line="240" w:lineRule="auto"/>
-      </w:pPr>
-    </w:p>
-    <w:p>
-      <w:pPr>
-        <w:rPr>
-          <w:b/>
-          <w:lang w:val="es-ES"/>
-        </w:rPr>
-      </w:pPr>
-      <w:r>
-        <w:rPr>
-          <w:b/>
-          <w:lang w:val="es-ES"/>
-        </w:rPr>
-        <w:t>Estructuras de Control</w:t>
-      </w:r>
-    </w:p>
-    <w:p>
-      <w:pPr>
-        <w:rPr>
-          <w:lang w:val="es-ES"/>
-        </w:rPr>
-      </w:pPr>
-      <w:r>
-        <w:rPr>
-          <w:lang w:val="es-ES"/>
-        </w:rPr>
-        <w:t xml:space="preserve">El control del </w:t>
-      </w:r>
-      <w:r>
-        <w:rPr>
-          <w:lang w:val="es-ES"/>
-        </w:rPr>
-        <w:t>fl</w:t>
-      </w:r>
-      <w:r>
-        <w:rPr>
-          <w:lang w:val="es-ES"/>
-        </w:rPr>
-        <w:t>ujo de ejecuci</w:t>
-      </w:r>
-      <w:r>
-        <w:rPr>
-          <w:lang w:val="es-ES"/>
-        </w:rPr>
-        <w:t>ó</w:t>
-      </w:r>
-      <w:r>
-        <w:rPr>
-          <w:lang w:val="es-ES"/>
-        </w:rPr>
-        <w:t>n de instrucciones permite alterar el orden en</w:t>
-      </w:r>
-      <w:r>
-        <w:rPr>
-          <w:lang w:val="es-ES"/>
-        </w:rPr>
-        <w:t xml:space="preserve"> </w:t>
-      </w:r>
-      <w:r>
-        <w:rPr>
-          <w:lang w:val="es-ES"/>
-        </w:rPr>
-        <w:t>el que cada sentencia es evaluada.</w:t>
-      </w:r>
-    </w:p>
-    <w:p>
-      <w:pPr>
-        <w:spacing w:after="0" w:line="240" w:lineRule="auto"/>
-        <w:rPr>
-          <w:lang w:val="es-ES"/>
-        </w:rPr>
-      </w:pPr>
-    </w:p>
-    <w:p>
-      <w:pPr>
-        <w:spacing w:after="0" w:line="240" w:lineRule="auto"/>
-        <w:rPr>
-          <w:lang w:val="es-ES"/>
-        </w:rPr>
-      </w:pPr>
-    </w:p>
-    <w:p>
-      <w:pPr>
-        <w:spacing w:after="0" w:line="240" w:lineRule="auto"/>
-      </w:pPr>
-      <w:r>
-        <w:t>BNF del if:</w:t>
-      </w:r>
-    </w:p>
-    <w:p>
-      <w:pPr>
-        <w:spacing w:after="0" w:line="240" w:lineRule="auto"/>
+      <w:r>
+        <w:rPr>
+          <w:rFonts w:ascii="Arial Black" w:hAnsi="Arial Black" w:cstheme="minorHAnsi"/>
+        </w:rPr>
+        <w:t>{</w:t>
+      </w:r>
+      <w:r>
         <w:rPr>
           <w:rFonts w:cstheme="minorHAnsi"/>
         </w:rPr>
-      </w:pPr>
-      <w:r>
-        <w:t>&lt;if&gt; -</w:t>
-      </w:r>
-      <w:proofErr w:type="gramStart"/>
-      <w:r>
-        <w:t xml:space="preserve">&gt;  </w:t>
-      </w:r>
-      <w:r>
-        <w:rPr>
-          <w:rFonts w:ascii="Arial Black" w:hAnsi="Arial Black"/>
-        </w:rPr>
-        <w:t>if</w:t>
-      </w:r>
-      <w:proofErr w:type="gramEnd"/>
-      <w:r>
-        <w:t xml:space="preserve"> </w:t>
-      </w:r>
-      <w:r>
-        <w:rPr>
-          <w:rFonts w:ascii="Arial Black" w:hAnsi="Arial Black"/>
-        </w:rPr>
-        <w:t>(</w:t>
-      </w:r>
-      <w:r>
-        <w:t xml:space="preserve"> &lt;</w:t>
-      </w:r>
-      <w:proofErr w:type="spellStart"/>
-      <w:r>
-        <w:t>logic_</w:t>
-      </w:r>
-      <w:r>
-        <w:t>expr</w:t>
-      </w:r>
-      <w:proofErr w:type="spellEnd"/>
-      <w:r>
-        <w:t xml:space="preserve">&gt; </w:t>
-      </w:r>
-      <w:r>
-        <w:rPr>
-          <w:rFonts w:ascii="Arial Black" w:hAnsi="Arial Black"/>
-        </w:rPr>
-        <w:t xml:space="preserve">) </w:t>
-      </w:r>
-      <w:r>
-        <w:rPr>
-          <w:rFonts w:ascii="Arial Black" w:hAnsi="Arial Black" w:cstheme="minorHAnsi"/>
-        </w:rPr>
-        <w:t>{</w:t>
-      </w:r>
-      <w:r>
-        <w:rPr>
-          <w:rFonts w:cstheme="minorHAnsi"/>
-        </w:rPr>
-        <w:t>&lt;</w:t>
-      </w:r>
-      <w:proofErr w:type="spellStart"/>
-      <w:r>
-        <w:rPr>
-          <w:rFonts w:cstheme="minorHAnsi"/>
-        </w:rPr>
-        <w:t>s</w:t>
-      </w:r>
-      <w:r>
-        <w:rPr>
-          <w:rFonts w:cstheme="minorHAnsi"/>
-        </w:rPr>
-        <w:t>tatement</w:t>
-      </w:r>
-      <w:r>
-        <w:rPr>
-          <w:rFonts w:cstheme="minorHAnsi"/>
-        </w:rPr>
-        <w:t>_list</w:t>
-      </w:r>
-      <w:proofErr w:type="spellEnd"/>
-      <w:r>
-        <w:rPr>
-          <w:rFonts w:cstheme="minorHAnsi"/>
-        </w:rPr>
-        <w:t xml:space="preserve">&gt; </w:t>
-      </w:r>
-      <w:r>
-        <w:rPr>
-          <w:rFonts w:ascii="Arial Black" w:hAnsi="Arial Black" w:cstheme="minorHAnsi"/>
-        </w:rPr>
-        <w:t>}</w:t>
-      </w:r>
-      <w:r>
-        <w:rPr>
-          <w:rFonts w:cstheme="minorHAnsi"/>
-        </w:rPr>
-        <w:t xml:space="preserve"> | </w:t>
-      </w:r>
-      <w:r>
-        <w:rPr>
-          <w:rFonts w:ascii="Arial Black" w:hAnsi="Arial Black" w:cstheme="minorHAnsi"/>
-        </w:rPr>
-        <w:t>if</w:t>
-      </w:r>
-      <w:r>
-        <w:rPr>
-          <w:rFonts w:cstheme="minorHAnsi"/>
-        </w:rPr>
-        <w:t xml:space="preserve"> </w:t>
-      </w:r>
-      <w:r>
-        <w:rPr>
-          <w:rFonts w:ascii="Arial Black" w:hAnsi="Arial Black" w:cstheme="minorHAnsi"/>
-        </w:rPr>
-        <w:t>(</w:t>
-      </w:r>
-      <w:r>
-        <w:rPr>
-          <w:rFonts w:cstheme="minorHAnsi"/>
-        </w:rPr>
-        <w:t>&lt;expr&gt;</w:t>
-      </w:r>
-      <w:r>
-        <w:rPr>
-          <w:rFonts w:ascii="Arial Black" w:hAnsi="Arial Black" w:cstheme="minorHAnsi"/>
-        </w:rPr>
-        <w:t>)</w:t>
-      </w:r>
-      <w:r>
-        <w:rPr>
-          <w:rFonts w:cstheme="minorHAnsi"/>
-        </w:rPr>
-        <w:t xml:space="preserve"> </w:t>
-      </w:r>
-      <w:r>
-        <w:rPr>
-          <w:rFonts w:ascii="Arial Black" w:hAnsi="Arial Black" w:cstheme="minorHAnsi"/>
-        </w:rPr>
-        <w:t>{</w:t>
-      </w:r>
-      <w:r>
-        <w:rPr>
-          <w:rFonts w:ascii="Arial Black" w:hAnsi="Arial Black" w:cstheme="minorHAnsi"/>
-        </w:rPr>
-        <w:t xml:space="preserve"> </w:t>
-      </w:r>
-      <w:r>
-        <w:rPr>
-          <w:rFonts w:cstheme="minorHAnsi"/>
-        </w:rPr>
-        <w:t>&lt;</w:t>
-      </w:r>
-      <w:proofErr w:type="spellStart"/>
-      <w:r>
-        <w:rPr>
-          <w:rFonts w:cstheme="minorHAnsi"/>
-        </w:rPr>
-        <w:t>s</w:t>
-      </w:r>
-      <w:r>
-        <w:rPr>
-          <w:rFonts w:cstheme="minorHAnsi"/>
-        </w:rPr>
-        <w:t>tatement</w:t>
-      </w:r>
-      <w:r>
-        <w:rPr>
-          <w:rFonts w:cstheme="minorHAnsi"/>
-        </w:rPr>
-        <w:t>_list</w:t>
-      </w:r>
-      <w:proofErr w:type="spellEnd"/>
-      <w:r>
-        <w:rPr>
-          <w:rFonts w:cstheme="minorHAnsi"/>
-        </w:rPr>
-        <w:t xml:space="preserve">&gt; </w:t>
-      </w:r>
-      <w:r>
-        <w:rPr>
-          <w:rFonts w:ascii="Arial Black" w:hAnsi="Arial Black" w:cstheme="minorHAnsi"/>
-        </w:rPr>
-        <w:t>}</w:t>
-      </w:r>
-      <w:r>
-        <w:rPr>
-          <w:rFonts w:cstheme="minorHAnsi"/>
-        </w:rPr>
-        <w:t xml:space="preserve"> </w:t>
-      </w:r>
-      <w:r>
-        <w:rPr>
-          <w:rFonts w:cstheme="minorHAnsi"/>
-        </w:rPr>
-        <w:t xml:space="preserve">&gt;  </w:t>
-      </w:r>
-      <w:r>
-        <w:rPr>
-          <w:rFonts w:ascii="Arial Black" w:hAnsi="Arial Black" w:cstheme="minorHAnsi"/>
-        </w:rPr>
-        <w:t xml:space="preserve">else </w:t>
-      </w:r>
-      <w:r>
-        <w:rPr>
-          <w:rFonts w:ascii="Arial Black" w:hAnsi="Arial Black" w:cstheme="minorHAnsi"/>
-        </w:rPr>
-        <w:t>{</w:t>
-      </w:r>
-      <w:r>
-        <w:rPr>
-          <w:rFonts w:ascii="Arial Black" w:hAnsi="Arial Black" w:cstheme="minorHAnsi"/>
-        </w:rPr>
-        <w:t xml:space="preserve"> </w:t>
-      </w:r>
-      <w:r>
-        <w:rPr>
-          <w:rFonts w:cstheme="minorHAnsi"/>
-        </w:rPr>
-        <w:t>&lt;</w:t>
-      </w:r>
-      <w:proofErr w:type="spellStart"/>
-      <w:r>
-        <w:rPr>
-          <w:rFonts w:cstheme="minorHAnsi"/>
-        </w:rPr>
-        <w:t>s</w:t>
-      </w:r>
-      <w:r>
-        <w:rPr>
-          <w:rFonts w:cstheme="minorHAnsi"/>
-        </w:rPr>
-        <w:t>tatement</w:t>
-      </w:r>
-      <w:r>
-        <w:rPr>
-          <w:rFonts w:cstheme="minorHAnsi"/>
-        </w:rPr>
-        <w:t>_list</w:t>
-      </w:r>
-      <w:proofErr w:type="spellEnd"/>
-      <w:r>
-        <w:rPr>
-          <w:rFonts w:cstheme="minorHAnsi"/>
-        </w:rPr>
-        <w:t>&gt;</w:t>
-      </w:r>
-      <w:r>
-        <w:rPr>
-          <w:rFonts w:cstheme="minorHAnsi"/>
-        </w:rPr>
-        <w:t xml:space="preserve"> </w:t>
-      </w:r>
-      <w:r>
-        <w:rPr>
-          <w:rFonts w:ascii="Arial Black" w:hAnsi="Arial Black" w:cstheme="minorHAnsi"/>
-        </w:rPr>
-        <w:t>}</w:t>
-      </w:r>
-    </w:p>
-    <w:p>
-      <w:pPr>
-        <w:spacing w:after="0" w:line="240" w:lineRule="auto"/>
-        <w:rPr>
-          <w:rFonts w:ascii="Arial Black" w:hAnsi="Arial Black"/>
-        </w:rPr>
-      </w:pPr>
-    </w:p>
-    <w:p>
-      <w:pPr>
-        <w:spacing w:after="0" w:line="240" w:lineRule="auto"/>
-        <w:rPr>
-          <w:rFonts w:cstheme="minorHAnsi"/>
-        </w:rPr>
-      </w:pPr>
-      <w:r>
-        <w:rPr>
-          <w:rFonts w:cstheme="minorHAnsi"/>
-        </w:rPr>
-        <w:t>EBNF del if:</w:t>
-      </w:r>
-    </w:p>
-    <w:p>
-      <w:pPr>
-        <w:spacing w:after="0" w:line="240" w:lineRule="auto"/>
-        <w:rPr>
-          <w:rFonts w:cstheme="minorHAnsi"/>
-        </w:rPr>
-      </w:pPr>
-      <w:r>
-        <w:rPr>
-          <w:rFonts w:cstheme="minorHAnsi"/>
-        </w:rPr>
-        <w:t xml:space="preserve">&lt;if&gt; -&gt; </w:t>
-      </w:r>
-      <w:r>
-        <w:rPr>
-          <w:rFonts w:ascii="Arial Black" w:hAnsi="Arial Black" w:cstheme="minorHAnsi"/>
-        </w:rPr>
-        <w:t>if</w:t>
-      </w:r>
-      <w:r>
-        <w:rPr>
-          <w:rFonts w:cstheme="minorHAnsi"/>
-        </w:rPr>
-        <w:t xml:space="preserve"> </w:t>
-      </w:r>
-      <w:proofErr w:type="gramStart"/>
-      <w:r>
-        <w:rPr>
-          <w:rFonts w:cstheme="minorHAnsi"/>
-        </w:rPr>
-        <w:t>( &lt;</w:t>
-      </w:r>
-      <w:proofErr w:type="spellStart"/>
-      <w:proofErr w:type="gramEnd"/>
-      <w:r>
-        <w:rPr>
-          <w:rFonts w:cstheme="minorHAnsi"/>
-        </w:rPr>
-        <w:t>expresion</w:t>
-      </w:r>
-      <w:proofErr w:type="spellEnd"/>
-      <w:r>
-        <w:rPr>
-          <w:rFonts w:cstheme="minorHAnsi"/>
-        </w:rPr>
-        <w:t>&gt; ) &lt;</w:t>
-      </w:r>
-      <w:proofErr w:type="spellStart"/>
-      <w:r>
-        <w:rPr>
-          <w:rFonts w:cstheme="minorHAnsi"/>
-        </w:rPr>
-        <w:t>sentencias</w:t>
-      </w:r>
-      <w:proofErr w:type="spellEnd"/>
-      <w:r>
-        <w:rPr>
-          <w:rFonts w:cstheme="minorHAnsi"/>
-        </w:rPr>
-        <w:t>&gt; [</w:t>
-      </w:r>
-      <w:r>
-        <w:rPr>
-          <w:rFonts w:ascii="Arial Black" w:hAnsi="Arial Black" w:cstheme="minorHAnsi"/>
-        </w:rPr>
-        <w:t>else</w:t>
-      </w:r>
-      <w:r>
-        <w:rPr>
-          <w:rFonts w:cstheme="minorHAnsi"/>
-        </w:rPr>
-        <w:t xml:space="preserve"> &lt;</w:t>
-      </w:r>
-      <w:proofErr w:type="spellStart"/>
-      <w:r>
-        <w:rPr>
-          <w:rFonts w:cstheme="minorHAnsi"/>
-        </w:rPr>
-        <w:t>sentencias</w:t>
-      </w:r>
-      <w:proofErr w:type="spellEnd"/>
-      <w:r>
-        <w:rPr>
-          <w:rFonts w:cstheme="minorHAnsi"/>
-        </w:rPr>
-        <w:t>&gt;]</w:t>
-      </w:r>
-    </w:p>
-    <w:p>
-      <w:pPr>
-        <w:spacing w:after="0" w:line="240" w:lineRule="auto"/>
-        <w:rPr>
-          <w:rFonts w:cstheme="minorHAnsi"/>
-        </w:rPr>
-      </w:pPr>
-    </w:p>
-    <w:p>
-      <w:pPr>
-        <w:spacing w:after="0" w:line="240" w:lineRule="auto"/>
-        <w:rPr>
-          <w:rFonts w:ascii="Arial Black" w:hAnsi="Arial Black" w:cstheme="minorHAnsi"/>
-        </w:rPr>
-      </w:pPr>
-      <w:r>
-        <w:rPr>
-          <w:rFonts w:cstheme="minorHAnsi"/>
-        </w:rPr>
-        <w:t>&lt;foreach&gt;</w:t>
-      </w:r>
-      <w:r>
-        <w:rPr>
-          <w:rFonts w:cstheme="minorHAnsi"/>
-        </w:rPr>
-        <w:t xml:space="preserve"> -&gt; </w:t>
-      </w:r>
-      <w:r>
-        <w:rPr>
-          <w:rFonts w:ascii="Arial Black" w:hAnsi="Arial Black" w:cstheme="minorHAnsi"/>
-        </w:rPr>
-        <w:t>foreach</w:t>
-      </w:r>
-      <w:r>
-        <w:rPr>
-          <w:rFonts w:ascii="Arial Black" w:hAnsi="Arial Black" w:cstheme="minorHAnsi"/>
-        </w:rPr>
-        <w:t xml:space="preserve"> </w:t>
-      </w:r>
-      <w:r>
-        <w:rPr>
-          <w:rFonts w:ascii="Arial Black" w:hAnsi="Arial Black" w:cstheme="minorHAnsi"/>
-        </w:rPr>
-        <w:t>ID</w:t>
-      </w:r>
-      <w:r>
-        <w:rPr>
-          <w:rFonts w:ascii="Arial Black" w:hAnsi="Arial Black" w:cstheme="minorHAnsi"/>
-        </w:rPr>
-        <w:t xml:space="preserve"> </w:t>
-      </w:r>
-      <w:r>
-        <w:rPr>
-          <w:rFonts w:ascii="Arial Black" w:hAnsi="Arial Black" w:cstheme="minorHAnsi"/>
-        </w:rPr>
-        <w:t>in</w:t>
-      </w:r>
-      <w:r>
-        <w:rPr>
-          <w:rFonts w:cstheme="minorHAnsi"/>
-        </w:rPr>
-        <w:t xml:space="preserve"> </w:t>
-      </w:r>
-      <w:r>
-        <w:rPr>
-          <w:rFonts w:cstheme="minorHAnsi"/>
-        </w:rPr>
-        <w:t>&lt;</w:t>
-      </w:r>
-      <w:r>
-        <w:rPr>
-          <w:rFonts w:cstheme="minorHAnsi"/>
-        </w:rPr>
-        <w:t>list</w:t>
-      </w:r>
-      <w:r>
-        <w:rPr>
-          <w:rFonts w:cstheme="minorHAnsi"/>
-        </w:rPr>
-        <w:t>&gt;</w:t>
-      </w:r>
-      <w:r>
-        <w:rPr>
-          <w:rFonts w:cstheme="minorHAnsi"/>
-        </w:rPr>
-        <w:t xml:space="preserve"> </w:t>
-      </w:r>
-      <w:proofErr w:type="gramStart"/>
-      <w:r>
-        <w:rPr>
-          <w:rFonts w:ascii="Arial Black" w:hAnsi="Arial Black" w:cstheme="minorHAnsi"/>
-        </w:rPr>
-        <w:t>{</w:t>
-      </w:r>
-      <w:r>
-        <w:rPr>
-          <w:rFonts w:ascii="Arial Black" w:hAnsi="Arial Black" w:cstheme="minorHAnsi"/>
-        </w:rPr>
-        <w:t xml:space="preserve"> </w:t>
-      </w:r>
-      <w:r>
-        <w:rPr>
-          <w:rFonts w:cstheme="minorHAnsi"/>
-        </w:rPr>
-        <w:t>&lt;</w:t>
-      </w:r>
-      <w:proofErr w:type="spellStart"/>
-      <w:proofErr w:type="gramEnd"/>
-      <w:r>
-        <w:rPr>
-          <w:rFonts w:cstheme="minorHAnsi"/>
-        </w:rPr>
-        <w:t>statement_list</w:t>
-      </w:r>
-      <w:proofErr w:type="spellEnd"/>
-      <w:r>
-        <w:rPr>
-          <w:rFonts w:cstheme="minorHAnsi"/>
-        </w:rPr>
-        <w:t xml:space="preserve"> </w:t>
-      </w:r>
-      <w:r>
-        <w:rPr>
-          <w:rFonts w:cstheme="minorHAnsi"/>
-        </w:rPr>
-        <w:t>&gt;</w:t>
-      </w:r>
-      <w:r>
-        <w:rPr>
-          <w:rFonts w:cstheme="minorHAnsi"/>
-        </w:rPr>
-        <w:t xml:space="preserve"> </w:t>
-      </w:r>
-      <w:r>
-        <w:rPr>
-          <w:rFonts w:ascii="Arial Black" w:hAnsi="Arial Black" w:cstheme="minorHAnsi"/>
-        </w:rPr>
-        <w:t>}</w:t>
-      </w:r>
-      <w:r>
-        <w:rPr>
-          <w:rFonts w:ascii="Arial Black" w:hAnsi="Arial Black" w:cstheme="minorHAnsi"/>
-        </w:rPr>
-        <w:t xml:space="preserve"> | </w:t>
-      </w:r>
-      <w:r>
-        <w:rPr>
-          <w:rFonts w:ascii="Arial Black" w:hAnsi="Arial Black" w:cstheme="minorHAnsi"/>
-        </w:rPr>
-        <w:t>foreach</w:t>
-      </w:r>
-      <w:r>
-        <w:rPr>
-          <w:rFonts w:ascii="Arial Black" w:hAnsi="Arial Black" w:cstheme="minorHAnsi"/>
-        </w:rPr>
-        <w:t xml:space="preserve"> </w:t>
-      </w:r>
-      <w:r>
-        <w:rPr>
-          <w:rFonts w:ascii="Arial Black" w:hAnsi="Arial Black" w:cstheme="minorHAnsi"/>
-        </w:rPr>
-        <w:t>ID</w:t>
-      </w:r>
-      <w:r>
-        <w:rPr>
-          <w:rFonts w:cstheme="minorHAnsi"/>
-        </w:rPr>
-        <w:t xml:space="preserve"> </w:t>
-      </w:r>
-      <w:r>
-        <w:rPr>
-          <w:rFonts w:ascii="Arial Black" w:hAnsi="Arial Black" w:cstheme="minorHAnsi"/>
-        </w:rPr>
-        <w:t>in</w:t>
-      </w:r>
-      <w:r>
-        <w:rPr>
-          <w:rFonts w:cstheme="minorHAnsi"/>
-        </w:rPr>
-        <w:t xml:space="preserve"> &lt;set&gt; </w:t>
-      </w:r>
-      <w:r>
-        <w:rPr>
-          <w:rFonts w:ascii="Arial Black" w:hAnsi="Arial Black" w:cstheme="minorHAnsi"/>
-        </w:rPr>
-        <w:t>{</w:t>
-      </w:r>
-      <w:r>
-        <w:rPr>
-          <w:rFonts w:ascii="Arial Black" w:hAnsi="Arial Black" w:cstheme="minorHAnsi"/>
-        </w:rPr>
-        <w:t xml:space="preserve"> </w:t>
-      </w:r>
-      <w:r>
-        <w:rPr>
-          <w:rFonts w:cstheme="minorHAnsi"/>
-        </w:rPr>
-        <w:t>&lt;</w:t>
-      </w:r>
-      <w:proofErr w:type="spellStart"/>
-      <w:r>
-        <w:rPr>
-          <w:rFonts w:cstheme="minorHAnsi"/>
-        </w:rPr>
-        <w:t>statement_list</w:t>
-      </w:r>
-      <w:proofErr w:type="spellEnd"/>
-      <w:r>
-        <w:rPr>
-          <w:rFonts w:cstheme="minorHAnsi"/>
-        </w:rPr>
-        <w:t xml:space="preserve">&gt; </w:t>
-      </w:r>
-      <w:r>
-        <w:rPr>
-          <w:rFonts w:ascii="Arial Black" w:hAnsi="Arial Black" w:cstheme="minorHAnsi"/>
-        </w:rPr>
-        <w:t>}</w:t>
-      </w:r>
-    </w:p>
-    <w:p>
-      <w:pPr>
-        <w:spacing w:after="0" w:line="240" w:lineRule="auto"/>
-        <w:rPr>
-          <w:rFonts w:ascii="Arial Black" w:hAnsi="Arial Black" w:cstheme="minorHAnsi"/>
-        </w:rPr>
-      </w:pPr>
-    </w:p>
-    <w:p>
-      <w:pPr>
-        <w:spacing w:after="0" w:line="240" w:lineRule="auto"/>
-        <w:rPr>
-          <w:rFonts w:cstheme="minorHAnsi"/>
-        </w:rPr>
-      </w:pPr>
-      <w:r>
-        <w:rPr>
-          <w:rFonts w:cstheme="minorHAnsi"/>
-        </w:rPr>
-        <w:t xml:space="preserve">&lt;while&gt; -&gt; </w:t>
-      </w:r>
-      <w:r>
-        <w:rPr>
-          <w:rFonts w:ascii="Arial Black" w:hAnsi="Arial Black" w:cstheme="minorHAnsi"/>
-        </w:rPr>
-        <w:t>WHILE</w:t>
-      </w:r>
-      <w:r>
-        <w:rPr>
-          <w:rFonts w:cstheme="minorHAnsi"/>
-        </w:rPr>
-        <w:t xml:space="preserve"> </w:t>
-      </w:r>
-      <w:proofErr w:type="gramStart"/>
-      <w:r>
-        <w:rPr>
-          <w:rFonts w:ascii="Arial Black" w:hAnsi="Arial Black" w:cstheme="minorHAnsi"/>
-        </w:rPr>
-        <w:t>(</w:t>
-      </w:r>
-      <w:r>
-        <w:rPr>
-          <w:rFonts w:ascii="Arial Black" w:hAnsi="Arial Black" w:cstheme="minorHAnsi"/>
-        </w:rPr>
-        <w:t xml:space="preserve"> </w:t>
-      </w:r>
-      <w:r>
-        <w:rPr>
-          <w:rFonts w:cstheme="minorHAnsi"/>
-        </w:rPr>
-        <w:t>&lt;</w:t>
-      </w:r>
-      <w:proofErr w:type="spellStart"/>
-      <w:proofErr w:type="gramEnd"/>
-      <w:r>
-        <w:rPr>
-          <w:rFonts w:cstheme="minorHAnsi"/>
-        </w:rPr>
-        <w:t>logic_</w:t>
-      </w:r>
-      <w:r>
-        <w:rPr>
-          <w:rFonts w:cstheme="minorHAnsi"/>
-        </w:rPr>
-        <w:t>expr</w:t>
-      </w:r>
-      <w:proofErr w:type="spellEnd"/>
-      <w:r>
-        <w:rPr>
-          <w:rFonts w:cstheme="minorHAnsi"/>
-        </w:rPr>
-        <w:t>&gt;</w:t>
-      </w:r>
-      <w:r>
-        <w:rPr>
-          <w:rFonts w:ascii="Arial Black" w:hAnsi="Arial Black" w:cstheme="minorHAnsi"/>
-        </w:rPr>
-        <w:t xml:space="preserve"> </w:t>
-      </w:r>
-      <w:r>
-        <w:rPr>
-          <w:rFonts w:ascii="Arial Black" w:hAnsi="Arial Black" w:cstheme="minorHAnsi"/>
-        </w:rPr>
-        <w:t>)</w:t>
-      </w:r>
-      <w:r>
-        <w:rPr>
-          <w:rFonts w:ascii="Arial Black" w:hAnsi="Arial Black" w:cstheme="minorHAnsi"/>
-        </w:rPr>
-        <w:t>{</w:t>
-      </w:r>
-      <w:r>
-        <w:rPr>
-          <w:rFonts w:cstheme="minorHAnsi"/>
-        </w:rPr>
-        <w:t xml:space="preserve"> &lt;</w:t>
-      </w:r>
-      <w:proofErr w:type="spellStart"/>
-      <w:r>
-        <w:rPr>
-          <w:rFonts w:cstheme="minorHAnsi"/>
-        </w:rPr>
-        <w:t>statement_list</w:t>
-      </w:r>
-      <w:proofErr w:type="spellEnd"/>
-      <w:r>
-        <w:rPr>
-          <w:rFonts w:cstheme="minorHAnsi"/>
-        </w:rPr>
-        <w:t xml:space="preserve"> &gt; </w:t>
+        <w:t xml:space="preserve"> &lt;statement_list &gt; </w:t>
       </w:r>
       <w:r>
         <w:rPr>
@@ -21523,14 +20430,7 @@
           <w:lang w:val="es-ES"/>
         </w:rPr>
         <w:lastRenderedPageBreak/>
-        <w:t xml:space="preserve">Las subrutinas permiten la </w:t>
-      </w:r>
-      <w:proofErr w:type="spellStart"/>
-      <w:r>
-        <w:rPr>
-          <w:lang w:val="es-ES"/>
-        </w:rPr>
-        <w:t>modularizaci</w:t>
+        <w:t>Las subrutinas permiten la modularizaci</w:t>
       </w:r>
       <w:r>
         <w:rPr>
@@ -21542,14 +20442,7 @@
         <w:rPr>
           <w:lang w:val="es-ES"/>
         </w:rPr>
-        <w:t>n</w:t>
-      </w:r>
-      <w:proofErr w:type="spellEnd"/>
-      <w:r>
-        <w:rPr>
-          <w:lang w:val="es-ES"/>
-        </w:rPr>
-        <w:t xml:space="preserve"> de un programa, de manera que</w:t>
+        <w:t>n de un programa, de manera que</w:t>
       </w:r>
       <w:r>
         <w:rPr>
@@ -21665,15 +20558,7 @@
         </w:rPr>
       </w:pPr>
       <w:r>
-        <w:t>&lt;subroutine&gt; -&gt; &lt;</w:t>
-      </w:r>
-      <w:proofErr w:type="spellStart"/>
-      <w:r>
-        <w:t>data_type</w:t>
-      </w:r>
-      <w:proofErr w:type="spellEnd"/>
-      <w:r>
-        <w:t xml:space="preserve">&gt; &lt;name&gt; </w:t>
+        <w:t xml:space="preserve">&lt;subroutine&gt; -&gt; &lt;data_type&gt; &lt;name&gt; </w:t>
       </w:r>
       <w:proofErr w:type="gramStart"/>
       <w:r>
@@ -21685,14 +20570,9 @@
       <w:r>
         <w:t xml:space="preserve"> &lt;</w:t>
       </w:r>
-      <w:proofErr w:type="spellStart"/>
       <w:proofErr w:type="gramEnd"/>
       <w:r>
-        <w:t>param_list</w:t>
-      </w:r>
-      <w:proofErr w:type="spellEnd"/>
-      <w:r>
-        <w:t xml:space="preserve">&gt; </w:t>
+        <w:t xml:space="preserve">param_list&gt; </w:t>
       </w:r>
       <w:r>
         <w:rPr>
@@ -21731,21 +20611,7 @@
         <w:rPr>
           <w:rFonts w:cstheme="minorHAnsi"/>
         </w:rPr>
-        <w:t>&lt;</w:t>
-      </w:r>
-      <w:proofErr w:type="spellStart"/>
-      <w:r>
-        <w:rPr>
-          <w:rFonts w:cstheme="minorHAnsi"/>
-        </w:rPr>
-        <w:t>data_type</w:t>
-      </w:r>
-      <w:proofErr w:type="spellEnd"/>
-      <w:r>
-        <w:rPr>
-          <w:rFonts w:cstheme="minorHAnsi"/>
-        </w:rPr>
-        <w:t xml:space="preserve">&gt; -&gt; &lt;type&gt; | </w:t>
+        <w:t xml:space="preserve">&lt;data_type&gt; -&gt; &lt;type&gt; | </w:t>
       </w:r>
       <w:r>
         <w:rPr>
@@ -21781,35 +20647,7 @@
         <w:rPr>
           <w:rFonts w:cstheme="minorHAnsi"/>
         </w:rPr>
-        <w:t>&lt;</w:t>
-      </w:r>
-      <w:proofErr w:type="spellStart"/>
-      <w:r>
-        <w:rPr>
-          <w:rFonts w:cstheme="minorHAnsi"/>
-        </w:rPr>
-        <w:t>param_list</w:t>
-      </w:r>
-      <w:proofErr w:type="spellEnd"/>
-      <w:r>
-        <w:rPr>
-          <w:rFonts w:cstheme="minorHAnsi"/>
-        </w:rPr>
-        <w:t>&gt; -&gt; &lt;param&gt; | &lt;param&gt;, &lt;</w:t>
-      </w:r>
-      <w:proofErr w:type="spellStart"/>
-      <w:r>
-        <w:rPr>
-          <w:rFonts w:cstheme="minorHAnsi"/>
-        </w:rPr>
-        <w:t>param_list</w:t>
-      </w:r>
-      <w:proofErr w:type="spellEnd"/>
-      <w:r>
-        <w:rPr>
-          <w:rFonts w:cstheme="minorHAnsi"/>
-        </w:rPr>
-        <w:t>&gt;</w:t>
+        <w:t>&lt;param_list&gt; -&gt; &lt;param&gt; | &lt;param&gt;, &lt;param_list&gt;</w:t>
       </w:r>
     </w:p>
     <w:p>
@@ -21826,39 +20664,7 @@
           <w:rFonts w:cstheme="minorHAnsi"/>
           <w:lang w:val="es-AR"/>
         </w:rPr>
-        <w:t>&lt;</w:t>
-      </w:r>
-      <w:proofErr w:type="spellStart"/>
-      <w:r>
-        <w:rPr>
-          <w:rFonts w:cstheme="minorHAnsi"/>
-          <w:lang w:val="es-AR"/>
-        </w:rPr>
-        <w:t>param</w:t>
-      </w:r>
-      <w:proofErr w:type="spellEnd"/>
-      <w:r>
-        <w:rPr>
-          <w:rFonts w:cstheme="minorHAnsi"/>
-          <w:lang w:val="es-AR"/>
-        </w:rPr>
-        <w:t>&gt; -&gt; &lt;</w:t>
-      </w:r>
-      <w:proofErr w:type="spellStart"/>
-      <w:r>
-        <w:rPr>
-          <w:rFonts w:cstheme="minorHAnsi"/>
-          <w:lang w:val="es-AR"/>
-        </w:rPr>
-        <w:t>type</w:t>
-      </w:r>
-      <w:proofErr w:type="spellEnd"/>
-      <w:r>
-        <w:rPr>
-          <w:rFonts w:cstheme="minorHAnsi"/>
-          <w:lang w:val="es-AR"/>
-        </w:rPr>
-        <w:t>&gt; id</w:t>
+        <w:t>&lt;param&gt; -&gt; &lt;type&gt; id</w:t>
       </w:r>
     </w:p>
     <w:p>
@@ -21905,13 +20711,8 @@
         </w:rPr>
       </w:pPr>
       <w:r>
-        <w:t>&lt;</w:t>
-      </w:r>
-      <w:proofErr w:type="spellStart"/>
-      <w:r>
-        <w:t>asign</w:t>
-      </w:r>
-      <w:proofErr w:type="spellEnd"/>
+        <w:t>&lt;asign</w:t>
+      </w:r>
       <w:proofErr w:type="gramStart"/>
       <w:r>
         <w:t>&gt;  -</w:t>
@@ -21944,15 +20745,7 @@
         <w:ind w:left="0"/>
       </w:pPr>
       <w:r>
-        <w:t>&lt;</w:t>
-      </w:r>
-      <w:proofErr w:type="spellStart"/>
-      <w:r>
-        <w:t>asign_mult</w:t>
-      </w:r>
-      <w:proofErr w:type="spellEnd"/>
-      <w:r>
-        <w:t xml:space="preserve">&gt; -&gt; </w:t>
+        <w:t xml:space="preserve">&lt;asign_mult&gt; -&gt; </w:t>
       </w:r>
       <w:proofErr w:type="gramStart"/>
       <w:r>
@@ -21964,12 +20757,10 @@
       <w:r>
         <w:t xml:space="preserve"> &lt;</w:t>
       </w:r>
-      <w:proofErr w:type="spellStart"/>
       <w:proofErr w:type="gramEnd"/>
       <w:r>
         <w:t>id_list</w:t>
       </w:r>
-      <w:proofErr w:type="spellEnd"/>
       <w:r>
         <w:t xml:space="preserve">&gt; </w:t>
       </w:r>
@@ -21991,11 +20782,9 @@
       <w:r>
         <w:t xml:space="preserve"> &lt;</w:t>
       </w:r>
-      <w:proofErr w:type="spellStart"/>
       <w:r>
         <w:t>expr_list</w:t>
       </w:r>
-      <w:proofErr w:type="spellEnd"/>
       <w:r>
         <w:t xml:space="preserve">&gt; </w:t>
       </w:r>
@@ -22020,11 +20809,9 @@
       <w:r>
         <w:t xml:space="preserve"> </w:t>
       </w:r>
-      <w:proofErr w:type="spellStart"/>
       <w:r>
         <w:t>id_list</w:t>
       </w:r>
-      <w:proofErr w:type="spellEnd"/>
       <w:r>
         <w:t xml:space="preserve"> </w:t>
       </w:r>
@@ -22054,11 +20841,9 @@
       <w:r>
         <w:t xml:space="preserve"> </w:t>
       </w:r>
-      <w:proofErr w:type="spellStart"/>
       <w:r>
         <w:t>id_list</w:t>
       </w:r>
-      <w:proofErr w:type="spellEnd"/>
       <w:r>
         <w:t xml:space="preserve"> </w:t>
       </w:r>
@@ -22074,11 +20859,9 @@
       <w:r>
         <w:t>&lt;</w:t>
       </w:r>
-      <w:proofErr w:type="spellStart"/>
       <w:r>
         <w:t>expr_list</w:t>
       </w:r>
-      <w:proofErr w:type="spellEnd"/>
       <w:r>
         <w:t>&gt; -&gt; &lt;expr&gt; | &lt;expr</w:t>
       </w:r>
@@ -22096,11 +20879,9 @@
       <w:r>
         <w:t xml:space="preserve"> &lt;</w:t>
       </w:r>
-      <w:proofErr w:type="spellStart"/>
       <w:r>
         <w:t>expr_list</w:t>
       </w:r>
-      <w:proofErr w:type="spellEnd"/>
       <w:r>
         <w:t>&gt;</w:t>
       </w:r>
@@ -22307,12 +21088,10 @@
         </w:rPr>
         <w:t xml:space="preserve"> &lt;</w:t>
       </w:r>
-      <w:proofErr w:type="spellStart"/>
       <w:proofErr w:type="gramEnd"/>
       <w:r>
         <w:t>expr_list</w:t>
       </w:r>
-      <w:proofErr w:type="spellEnd"/>
       <w:r>
         <w:rPr>
           <w:rFonts w:cstheme="minorHAnsi"/>
@@ -22392,21 +21171,7 @@
         <w:rPr>
           <w:rFonts w:cstheme="minorHAnsi"/>
         </w:rPr>
-        <w:t>&lt;</w:t>
-      </w:r>
-      <w:proofErr w:type="spellStart"/>
-      <w:r>
-        <w:rPr>
-          <w:rFonts w:cstheme="minorHAnsi"/>
-        </w:rPr>
-        <w:t>expr_list</w:t>
-      </w:r>
-      <w:proofErr w:type="spellEnd"/>
-      <w:r>
-        <w:rPr>
-          <w:rFonts w:cstheme="minorHAnsi"/>
-        </w:rPr>
-        <w:t>&gt;</w:t>
+        <w:t>&lt;expr_list&gt;</w:t>
       </w:r>
       <w:r>
         <w:rPr>
@@ -22472,15 +21237,7 @@
         <w:ind w:left="0"/>
       </w:pPr>
       <w:r>
-        <w:t>&lt;</w:t>
-      </w:r>
-      <w:proofErr w:type="spellStart"/>
-      <w:r>
-        <w:t>is_equal</w:t>
-      </w:r>
-      <w:proofErr w:type="spellEnd"/>
-      <w:r>
-        <w:t>&gt; -&gt; &lt;expr&gt; == &lt;expr&gt;</w:t>
+        <w:t>&lt;is_equal&gt; -&gt; &lt;expr&gt; == &lt;expr&gt;</w:t>
       </w:r>
     </w:p>
     <w:p>
@@ -22489,15 +21246,7 @@
         <w:ind w:left="0"/>
       </w:pPr>
       <w:r>
-        <w:t>&lt;</w:t>
-      </w:r>
-      <w:proofErr w:type="spellStart"/>
-      <w:r>
-        <w:t>not_equal</w:t>
-      </w:r>
-      <w:proofErr w:type="spellEnd"/>
-      <w:r>
-        <w:t>&gt; -</w:t>
+        <w:t>&lt;not_equal&gt; -</w:t>
       </w:r>
       <w:proofErr w:type="gramStart"/>
       <w:r>
@@ -22546,15 +21295,7 @@
         <w:t>(</w:t>
       </w:r>
       <w:r>
-        <w:t xml:space="preserve"> &lt;</w:t>
-      </w:r>
-      <w:proofErr w:type="spellStart"/>
-      <w:r>
-        <w:t>expresion</w:t>
-      </w:r>
-      <w:proofErr w:type="spellEnd"/>
-      <w:r>
-        <w:t xml:space="preserve">&gt; </w:t>
+        <w:t xml:space="preserve"> &lt;expresion&gt; </w:t>
       </w:r>
       <w:r>
         <w:rPr>
@@ -22566,111 +21307,55 @@
         <w:rPr>
           <w:rFonts w:cstheme="minorHAnsi"/>
         </w:rPr>
-        <w:t>&lt;</w:t>
-      </w:r>
-      <w:proofErr w:type="spellStart"/>
+        <w:t xml:space="preserve">&lt;sentencias&gt;  | </w:t>
+      </w:r>
+      <w:r>
+        <w:rPr>
+          <w:rFonts w:ascii="Arial Black" w:hAnsi="Arial Black" w:cstheme="minorHAnsi"/>
+        </w:rPr>
+        <w:t xml:space="preserve">IF </w:t>
+      </w:r>
+      <w:r>
+        <w:rPr>
+          <w:rFonts w:ascii="Arial Black" w:hAnsi="Arial Black" w:cstheme="minorHAnsi"/>
+        </w:rPr>
+        <w:t>(</w:t>
+      </w:r>
       <w:r>
         <w:rPr>
           <w:rFonts w:cstheme="minorHAnsi"/>
         </w:rPr>
-        <w:t>sentencias</w:t>
-      </w:r>
-      <w:proofErr w:type="spellEnd"/>
+        <w:t>&lt;expresion&gt;</w:t>
+      </w:r>
+      <w:r>
+        <w:rPr>
+          <w:rFonts w:ascii="Arial Black" w:hAnsi="Arial Black" w:cstheme="minorHAnsi"/>
+        </w:rPr>
+        <w:t>)</w:t>
+      </w:r>
       <w:r>
         <w:rPr>
           <w:rFonts w:cstheme="minorHAnsi"/>
         </w:rPr>
-        <w:t xml:space="preserve">&gt;  | </w:t>
+        <w:t xml:space="preserve"> &lt;sentencias&gt;  </w:t>
       </w:r>
       <w:r>
         <w:rPr>
           <w:rFonts w:ascii="Arial Black" w:hAnsi="Arial Black" w:cstheme="minorHAnsi"/>
         </w:rPr>
-        <w:t xml:space="preserve">IF </w:t>
+        <w:t>ELSE</w:t>
       </w:r>
       <w:r>
         <w:rPr>
           <w:rFonts w:ascii="Arial Black" w:hAnsi="Arial Black" w:cstheme="minorHAnsi"/>
         </w:rPr>
-        <w:t>(</w:t>
+        <w:t xml:space="preserve"> </w:t>
       </w:r>
       <w:r>
         <w:rPr>
           <w:rFonts w:cstheme="minorHAnsi"/>
         </w:rPr>
-        <w:t>&lt;</w:t>
-      </w:r>
-      <w:proofErr w:type="spellStart"/>
-      <w:r>
-        <w:rPr>
-          <w:rFonts w:cstheme="minorHAnsi"/>
-        </w:rPr>
-        <w:t>expresion</w:t>
-      </w:r>
-      <w:proofErr w:type="spellEnd"/>
-      <w:r>
-        <w:rPr>
-          <w:rFonts w:cstheme="minorHAnsi"/>
-        </w:rPr>
-        <w:t>&gt;</w:t>
-      </w:r>
-      <w:r>
-        <w:rPr>
-          <w:rFonts w:ascii="Arial Black" w:hAnsi="Arial Black" w:cstheme="minorHAnsi"/>
-        </w:rPr>
-        <w:t>)</w:t>
-      </w:r>
-      <w:r>
-        <w:rPr>
-          <w:rFonts w:cstheme="minorHAnsi"/>
-        </w:rPr>
-        <w:t xml:space="preserve"> &lt;</w:t>
-      </w:r>
-      <w:proofErr w:type="spellStart"/>
-      <w:r>
-        <w:rPr>
-          <w:rFonts w:cstheme="minorHAnsi"/>
-        </w:rPr>
-        <w:t>sentencias</w:t>
-      </w:r>
-      <w:proofErr w:type="spellEnd"/>
-      <w:r>
-        <w:rPr>
-          <w:rFonts w:cstheme="minorHAnsi"/>
-        </w:rPr>
-        <w:t xml:space="preserve">&gt;  </w:t>
-      </w:r>
-      <w:r>
-        <w:rPr>
-          <w:rFonts w:ascii="Arial Black" w:hAnsi="Arial Black" w:cstheme="minorHAnsi"/>
-        </w:rPr>
-        <w:t>ELSE</w:t>
-      </w:r>
-      <w:r>
-        <w:rPr>
-          <w:rFonts w:ascii="Arial Black" w:hAnsi="Arial Black" w:cstheme="minorHAnsi"/>
-        </w:rPr>
-        <w:t xml:space="preserve"> </w:t>
-      </w:r>
-      <w:r>
-        <w:rPr>
-          <w:rFonts w:cstheme="minorHAnsi"/>
-        </w:rPr>
-        <w:t>&lt;</w:t>
-      </w:r>
-      <w:proofErr w:type="spellStart"/>
-      <w:r>
-        <w:rPr>
-          <w:rFonts w:cstheme="minorHAnsi"/>
-        </w:rPr>
-        <w:t>sentencias</w:t>
-      </w:r>
-      <w:proofErr w:type="spellEnd"/>
-      <w:r>
-        <w:rPr>
-          <w:rFonts w:cstheme="minorHAnsi"/>
-        </w:rPr>
-        <w:t>&gt;</w:t>
+        <w:t>&lt;sentencias&gt;</w:t>
       </w:r>
     </w:p>
     <w:p>
@@ -22742,88 +21427,66 @@
         </w:rPr>
         <w:t>&lt;</w:t>
       </w:r>
-      <w:proofErr w:type="spellStart"/>
       <w:proofErr w:type="gramEnd"/>
       <w:r>
         <w:rPr>
           <w:rFonts w:cstheme="minorHAnsi"/>
         </w:rPr>
-        <w:t>statement_list</w:t>
-      </w:r>
-      <w:proofErr w:type="spellEnd"/>
+        <w:t xml:space="preserve">statement_list &gt; </w:t>
+      </w:r>
+      <w:r>
+        <w:rPr>
+          <w:rFonts w:ascii="Arial Black" w:hAnsi="Arial Black" w:cstheme="minorHAnsi"/>
+        </w:rPr>
+        <w:t>}</w:t>
+      </w:r>
+      <w:r>
+        <w:rPr>
+          <w:rFonts w:ascii="Arial Black" w:hAnsi="Arial Black" w:cstheme="minorHAnsi"/>
+        </w:rPr>
+        <w:t xml:space="preserve"> | FOREACH </w:t>
+      </w:r>
+      <w:r>
+        <w:rPr>
+          <w:rFonts w:ascii="Arial Black" w:hAnsi="Arial Black" w:cstheme="minorHAnsi"/>
+        </w:rPr>
+        <w:t>ID</w:t>
+      </w:r>
       <w:r>
         <w:rPr>
           <w:rFonts w:cstheme="minorHAnsi"/>
         </w:rPr>
-        <w:t xml:space="preserve"> &gt; </w:t>
+        <w:t xml:space="preserve"> </w:t>
       </w:r>
       <w:r>
         <w:rPr>
           <w:rFonts w:ascii="Arial Black" w:hAnsi="Arial Black" w:cstheme="minorHAnsi"/>
         </w:rPr>
-        <w:t>}</w:t>
+        <w:t>IN</w:t>
+      </w:r>
+      <w:r>
+        <w:rPr>
+          <w:rFonts w:cstheme="minorHAnsi"/>
+        </w:rPr>
+        <w:t xml:space="preserve"> &lt;set&gt; </w:t>
       </w:r>
       <w:r>
         <w:rPr>
           <w:rFonts w:ascii="Arial Black" w:hAnsi="Arial Black" w:cstheme="minorHAnsi"/>
         </w:rPr>
-        <w:t xml:space="preserve"> | FOREACH </w:t>
+        <w:t>{</w:t>
       </w:r>
       <w:r>
         <w:rPr>
           <w:rFonts w:ascii="Arial Black" w:hAnsi="Arial Black" w:cstheme="minorHAnsi"/>
         </w:rPr>
-        <w:t>ID</w:t>
+        <w:t xml:space="preserve"> </w:t>
       </w:r>
       <w:r>
         <w:rPr>
           <w:rFonts w:cstheme="minorHAnsi"/>
         </w:rPr>
-        <w:t xml:space="preserve"> </w:t>
-      </w:r>
-      <w:r>
-        <w:rPr>
-          <w:rFonts w:ascii="Arial Black" w:hAnsi="Arial Black" w:cstheme="minorHAnsi"/>
-        </w:rPr>
-        <w:t>IN</w:t>
-      </w:r>
-      <w:r>
-        <w:rPr>
-          <w:rFonts w:cstheme="minorHAnsi"/>
-        </w:rPr>
-        <w:t xml:space="preserve"> &lt;set&gt; </w:t>
-      </w:r>
-      <w:r>
-        <w:rPr>
-          <w:rFonts w:ascii="Arial Black" w:hAnsi="Arial Black" w:cstheme="minorHAnsi"/>
-        </w:rPr>
-        <w:t>{</w:t>
-      </w:r>
-      <w:r>
-        <w:rPr>
-          <w:rFonts w:ascii="Arial Black" w:hAnsi="Arial Black" w:cstheme="minorHAnsi"/>
-        </w:rPr>
-        <w:t xml:space="preserve"> </w:t>
-      </w:r>
-      <w:r>
-        <w:rPr>
-          <w:rFonts w:cstheme="minorHAnsi"/>
-        </w:rPr>
-        <w:t>&lt;</w:t>
-      </w:r>
-      <w:proofErr w:type="spellStart"/>
-      <w:r>
-        <w:rPr>
-          <w:rFonts w:cstheme="minorHAnsi"/>
-        </w:rPr>
-        <w:t>statement_list</w:t>
-      </w:r>
-      <w:proofErr w:type="spellEnd"/>
-      <w:r>
-        <w:rPr>
-          <w:rFonts w:cstheme="minorHAnsi"/>
-        </w:rPr>
-        <w:t xml:space="preserve">&gt; </w:t>
+        <w:t xml:space="preserve">&lt;statement_list&gt; </w:t>
       </w:r>
       <w:r>
         <w:rPr>
@@ -22871,52 +21534,30 @@
         </w:rPr>
         <w:t>&lt;</w:t>
       </w:r>
-      <w:proofErr w:type="spellStart"/>
       <w:proofErr w:type="gramEnd"/>
       <w:r>
         <w:rPr>
           <w:rFonts w:cstheme="minorHAnsi"/>
         </w:rPr>
-        <w:t>logic_expr</w:t>
-      </w:r>
-      <w:proofErr w:type="spellEnd"/>
+        <w:t>logic_expr&gt;</w:t>
+      </w:r>
+      <w:r>
+        <w:rPr>
+          <w:rFonts w:ascii="Arial Black" w:hAnsi="Arial Black" w:cstheme="minorHAnsi"/>
+        </w:rPr>
+        <w:t xml:space="preserve"> )</w:t>
+      </w:r>
+      <w:r>
+        <w:rPr>
+          <w:rFonts w:ascii="Arial Black" w:hAnsi="Arial Black" w:cstheme="minorHAnsi"/>
+        </w:rPr>
+        <w:t>{</w:t>
+      </w:r>
       <w:r>
         <w:rPr>
           <w:rFonts w:cstheme="minorHAnsi"/>
         </w:rPr>
-        <w:t>&gt;</w:t>
-      </w:r>
-      <w:r>
-        <w:rPr>
-          <w:rFonts w:ascii="Arial Black" w:hAnsi="Arial Black" w:cstheme="minorHAnsi"/>
-        </w:rPr>
-        <w:t xml:space="preserve"> )</w:t>
-      </w:r>
-      <w:r>
-        <w:rPr>
-          <w:rFonts w:ascii="Arial Black" w:hAnsi="Arial Black" w:cstheme="minorHAnsi"/>
-        </w:rPr>
-        <w:t>{</w:t>
-      </w:r>
-      <w:r>
-        <w:rPr>
-          <w:rFonts w:cstheme="minorHAnsi"/>
-        </w:rPr>
-        <w:t xml:space="preserve"> &lt;</w:t>
-      </w:r>
-      <w:proofErr w:type="spellStart"/>
-      <w:r>
-        <w:rPr>
-          <w:rFonts w:cstheme="minorHAnsi"/>
-        </w:rPr>
-        <w:t>statement_list</w:t>
-      </w:r>
-      <w:proofErr w:type="spellEnd"/>
-      <w:r>
-        <w:rPr>
-          <w:rFonts w:cstheme="minorHAnsi"/>
-        </w:rPr>
-        <w:t xml:space="preserve"> &gt; </w:t>
+        <w:t xml:space="preserve"> &lt;statement_list &gt; </w:t>
       </w:r>
       <w:r>
         <w:rPr>
@@ -22934,15 +21575,7 @@
         </w:rPr>
       </w:pPr>
       <w:r>
-        <w:t>&lt;subroutine&gt; -&gt; &lt;</w:t>
-      </w:r>
-      <w:proofErr w:type="spellStart"/>
-      <w:r>
-        <w:t>data_type</w:t>
-      </w:r>
-      <w:proofErr w:type="spellEnd"/>
-      <w:r>
-        <w:t xml:space="preserve">&gt; &lt;name&gt; </w:t>
+        <w:t xml:space="preserve">&lt;subroutine&gt; -&gt; &lt;data_type&gt; &lt;name&gt; </w:t>
       </w:r>
       <w:proofErr w:type="gramStart"/>
       <w:r>
@@ -22954,14 +21587,9 @@
       <w:r>
         <w:t xml:space="preserve"> &lt;</w:t>
       </w:r>
-      <w:proofErr w:type="spellStart"/>
       <w:proofErr w:type="gramEnd"/>
       <w:r>
-        <w:t>param_list</w:t>
-      </w:r>
-      <w:proofErr w:type="spellEnd"/>
-      <w:r>
-        <w:t xml:space="preserve">&gt; </w:t>
+        <w:t xml:space="preserve">param_list&gt; </w:t>
       </w:r>
       <w:r>
         <w:rPr>
@@ -23000,21 +21628,7 @@
         <w:rPr>
           <w:rFonts w:cstheme="minorHAnsi"/>
         </w:rPr>
-        <w:t>&lt;</w:t>
-      </w:r>
-      <w:proofErr w:type="spellStart"/>
-      <w:r>
-        <w:rPr>
-          <w:rFonts w:cstheme="minorHAnsi"/>
-        </w:rPr>
-        <w:t>data_type</w:t>
-      </w:r>
-      <w:proofErr w:type="spellEnd"/>
-      <w:r>
-        <w:rPr>
-          <w:rFonts w:cstheme="minorHAnsi"/>
-        </w:rPr>
-        <w:t xml:space="preserve">&gt; -&gt; &lt;type&gt; | </w:t>
+        <w:t xml:space="preserve">&lt;data_type&gt; -&gt; &lt;type&gt; | </w:t>
       </w:r>
       <w:r>
         <w:rPr>
@@ -23050,35 +21664,7 @@
         <w:rPr>
           <w:rFonts w:cstheme="minorHAnsi"/>
         </w:rPr>
-        <w:t>&lt;</w:t>
-      </w:r>
-      <w:proofErr w:type="spellStart"/>
-      <w:r>
-        <w:rPr>
-          <w:rFonts w:cstheme="minorHAnsi"/>
-        </w:rPr>
-        <w:t>param_list</w:t>
-      </w:r>
-      <w:proofErr w:type="spellEnd"/>
-      <w:r>
-        <w:rPr>
-          <w:rFonts w:cstheme="minorHAnsi"/>
-        </w:rPr>
-        <w:t>&gt; -&gt; &lt;param&gt; | &lt;param&gt;, &lt;</w:t>
-      </w:r>
-      <w:proofErr w:type="spellStart"/>
-      <w:r>
-        <w:rPr>
-          <w:rFonts w:cstheme="minorHAnsi"/>
-        </w:rPr>
-        <w:t>param_list</w:t>
-      </w:r>
-      <w:proofErr w:type="spellEnd"/>
-      <w:r>
-        <w:rPr>
-          <w:rFonts w:cstheme="minorHAnsi"/>
-        </w:rPr>
-        <w:t>&gt;</w:t>
+        <w:t>&lt;param_list&gt; -&gt; &lt;param&gt; | &lt;param&gt;, &lt;param_list&gt;</w:t>
       </w:r>
     </w:p>
     <w:p>
@@ -23104,16 +21690,11 @@
       <w:r>
         <w:t>&lt;and&gt; -&gt; &lt;</w:t>
       </w:r>
-      <w:proofErr w:type="spellStart"/>
       <w:r>
         <w:t>logic_</w:t>
       </w:r>
       <w:r>
-        <w:t>expr</w:t>
-      </w:r>
-      <w:proofErr w:type="spellEnd"/>
-      <w:r>
-        <w:t xml:space="preserve">&gt; </w:t>
+        <w:t xml:space="preserve">expr&gt; </w:t>
       </w:r>
       <w:r>
         <w:rPr>
@@ -23124,16 +21705,11 @@
       <w:r>
         <w:t xml:space="preserve"> &lt;</w:t>
       </w:r>
-      <w:proofErr w:type="spellStart"/>
       <w:r>
         <w:t>logic_</w:t>
       </w:r>
       <w:r>
-        <w:t>expr</w:t>
-      </w:r>
-      <w:proofErr w:type="spellEnd"/>
-      <w:r>
-        <w:t>&gt;</w:t>
+        <w:t>expr&gt;</w:t>
       </w:r>
     </w:p>
     <w:p>
@@ -23144,16 +21720,11 @@
       <w:r>
         <w:t>&lt;or&gt; -&gt; &lt;</w:t>
       </w:r>
-      <w:proofErr w:type="spellStart"/>
       <w:r>
         <w:t>logic_</w:t>
       </w:r>
       <w:r>
-        <w:t>expr</w:t>
-      </w:r>
-      <w:proofErr w:type="spellEnd"/>
-      <w:r>
-        <w:t xml:space="preserve">&gt; </w:t>
+        <w:t xml:space="preserve">expr&gt; </w:t>
       </w:r>
       <w:r>
         <w:rPr>
@@ -23164,16 +21735,11 @@
       <w:r>
         <w:t xml:space="preserve"> &lt;</w:t>
       </w:r>
-      <w:proofErr w:type="spellStart"/>
       <w:r>
         <w:t>logic_</w:t>
       </w:r>
       <w:r>
-        <w:t>expr</w:t>
-      </w:r>
-      <w:proofErr w:type="spellEnd"/>
-      <w:r>
-        <w:t>&gt;</w:t>
+        <w:t>expr&gt;</w:t>
       </w:r>
     </w:p>
     <w:p>
@@ -23196,15 +21762,7 @@
       </w:r>
       <w:proofErr w:type="gramEnd"/>
       <w:r>
-        <w:t xml:space="preserve"> &lt;</w:t>
-      </w:r>
-      <w:proofErr w:type="spellStart"/>
-      <w:r>
-        <w:t>logic_expr</w:t>
-      </w:r>
-      <w:proofErr w:type="spellEnd"/>
-      <w:r>
-        <w:t>&gt;</w:t>
+        <w:t xml:space="preserve"> &lt;logic_expr&gt;</w:t>
       </w:r>
     </w:p>
     <w:p>
@@ -23216,31 +21774,7 @@
         </w:rPr>
       </w:pPr>
       <w:r>
-        <w:t>&lt;</w:t>
-      </w:r>
-      <w:proofErr w:type="spellStart"/>
-      <w:r>
-        <w:t>logic_expr</w:t>
-      </w:r>
-      <w:proofErr w:type="spellEnd"/>
-      <w:r>
-        <w:t>&gt; -&gt; &lt;and&gt; | &lt;or&gt; | &lt;not&gt; | &lt;</w:t>
-      </w:r>
-      <w:proofErr w:type="spellStart"/>
-      <w:r>
-        <w:t>is_equal</w:t>
-      </w:r>
-      <w:proofErr w:type="spellEnd"/>
-      <w:r>
-        <w:t>&gt; | &lt;</w:t>
-      </w:r>
-      <w:proofErr w:type="spellStart"/>
-      <w:r>
-        <w:t>not_equal</w:t>
-      </w:r>
-      <w:proofErr w:type="spellEnd"/>
-      <w:r>
-        <w:t xml:space="preserve">&gt; | </w:t>
+        <w:t xml:space="preserve">&lt;logic_expr&gt; -&gt; &lt;and&gt; | &lt;or&gt; | &lt;not&gt; | &lt;is_equal&gt; | &lt;not_equal&gt; | </w:t>
       </w:r>
       <w:r>
         <w:rPr>
@@ -23249,15 +21783,7 @@
         <w:t>(</w:t>
       </w:r>
       <w:r>
-        <w:t>&lt;</w:t>
-      </w:r>
-      <w:proofErr w:type="spellStart"/>
-      <w:r>
-        <w:t>logic_expr</w:t>
-      </w:r>
-      <w:proofErr w:type="spellEnd"/>
-      <w:r>
-        <w:t>&gt;</w:t>
+        <w:t>&lt;logic_expr&gt;</w:t>
       </w:r>
       <w:r>
         <w:rPr>
@@ -23278,62 +21804,52 @@
         <w:rPr>
           <w:rFonts w:cstheme="minorHAnsi"/>
         </w:rPr>
-        <w:t>&lt;</w:t>
-      </w:r>
-      <w:proofErr w:type="spellStart"/>
+        <w:t>&lt;s</w:t>
+      </w:r>
       <w:r>
         <w:rPr>
           <w:rFonts w:cstheme="minorHAnsi"/>
         </w:rPr>
-        <w:t>s</w:t>
+        <w:t>tatement_list</w:t>
       </w:r>
       <w:r>
         <w:rPr>
           <w:rFonts w:cstheme="minorHAnsi"/>
         </w:rPr>
-        <w:t>tatement_list</w:t>
-      </w:r>
-      <w:proofErr w:type="spellEnd"/>
+        <w:t>&gt; -&gt; &lt;</w:t>
+      </w:r>
       <w:r>
         <w:rPr>
           <w:rFonts w:cstheme="minorHAnsi"/>
         </w:rPr>
-        <w:t>&gt; -&gt; &lt;</w:t>
-      </w:r>
+        <w:t>statement</w:t>
+      </w:r>
+      <w:proofErr w:type="gramStart"/>
       <w:r>
         <w:rPr>
           <w:rFonts w:cstheme="minorHAnsi"/>
         </w:rPr>
-        <w:t>statement</w:t>
-      </w:r>
-      <w:proofErr w:type="gramStart"/>
+        <w:t xml:space="preserve">&gt; </w:t>
+      </w:r>
+      <w:r>
+        <w:rPr>
+          <w:rFonts w:ascii="Arial Black" w:hAnsi="Arial Black" w:cstheme="minorHAnsi"/>
+        </w:rPr>
+        <w:t>;</w:t>
+      </w:r>
+      <w:proofErr w:type="gramEnd"/>
       <w:r>
         <w:rPr>
           <w:rFonts w:cstheme="minorHAnsi"/>
         </w:rPr>
-        <w:t xml:space="preserve">&gt; </w:t>
-      </w:r>
-      <w:r>
-        <w:rPr>
-          <w:rFonts w:ascii="Arial Black" w:hAnsi="Arial Black" w:cstheme="minorHAnsi"/>
-        </w:rPr>
-        <w:t>;</w:t>
-      </w:r>
-      <w:proofErr w:type="gramEnd"/>
+        <w:t xml:space="preserve"> &lt;</w:t>
+      </w:r>
       <w:r>
         <w:rPr>
           <w:rFonts w:cstheme="minorHAnsi"/>
         </w:rPr>
-        <w:t xml:space="preserve"> &lt;</w:t>
-      </w:r>
-      <w:proofErr w:type="spellStart"/>
-      <w:r>
-        <w:rPr>
-          <w:rFonts w:cstheme="minorHAnsi"/>
-        </w:rPr>
         <w:t>statement_list</w:t>
       </w:r>
-      <w:proofErr w:type="spellEnd"/>
       <w:r>
         <w:rPr>
           <w:rFonts w:cstheme="minorHAnsi"/>
@@ -23377,21 +21893,7 @@
         <w:rPr>
           <w:rFonts w:cstheme="minorHAnsi"/>
         </w:rPr>
-        <w:t xml:space="preserve"> -&gt; &lt;if&gt; | &lt;while&gt; | &lt;foreach&gt; | &lt;def&gt; | &lt;assign&gt; | &lt;</w:t>
-      </w:r>
-      <w:proofErr w:type="spellStart"/>
-      <w:r>
-        <w:rPr>
-          <w:rFonts w:cstheme="minorHAnsi"/>
-        </w:rPr>
-        <w:t>assign_mult</w:t>
-      </w:r>
-      <w:proofErr w:type="spellEnd"/>
-      <w:r>
-        <w:rPr>
-          <w:rFonts w:cstheme="minorHAnsi"/>
-        </w:rPr>
-        <w:t>&gt;</w:t>
+        <w:t xml:space="preserve"> -&gt; &lt;if&gt; | &lt;while&gt; | &lt;foreach&gt; | &lt;def&gt; | &lt;assign&gt; | &lt;assign_mult&gt;</w:t>
       </w:r>
     </w:p>
     <w:p>
@@ -23403,15 +21905,7 @@
         </w:rPr>
       </w:pPr>
       <w:r>
-        <w:t>&lt;subroutine&gt; -&gt; &lt;</w:t>
-      </w:r>
-      <w:proofErr w:type="spellStart"/>
-      <w:r>
-        <w:t>data_type</w:t>
-      </w:r>
-      <w:proofErr w:type="spellEnd"/>
-      <w:r>
-        <w:t xml:space="preserve">&gt; &lt;name&gt; </w:t>
+        <w:t xml:space="preserve">&lt;subroutine&gt; -&gt; &lt;data_type&gt; &lt;name&gt; </w:t>
       </w:r>
       <w:proofErr w:type="gramStart"/>
       <w:r>
@@ -23423,14 +21917,9 @@
       <w:r>
         <w:t xml:space="preserve"> &lt;</w:t>
       </w:r>
-      <w:proofErr w:type="spellStart"/>
       <w:proofErr w:type="gramEnd"/>
       <w:r>
-        <w:t>param_list</w:t>
-      </w:r>
-      <w:proofErr w:type="spellEnd"/>
-      <w:r>
-        <w:t xml:space="preserve">&gt; </w:t>
+        <w:t xml:space="preserve">param_list&gt; </w:t>
       </w:r>
       <w:r>
         <w:rPr>
@@ -23469,21 +21958,7 @@
         <w:rPr>
           <w:rFonts w:cstheme="minorHAnsi"/>
         </w:rPr>
-        <w:t>&lt;</w:t>
-      </w:r>
-      <w:proofErr w:type="spellStart"/>
-      <w:r>
-        <w:rPr>
-          <w:rFonts w:cstheme="minorHAnsi"/>
-        </w:rPr>
-        <w:t>data_type</w:t>
-      </w:r>
-      <w:proofErr w:type="spellEnd"/>
-      <w:r>
-        <w:rPr>
-          <w:rFonts w:cstheme="minorHAnsi"/>
-        </w:rPr>
-        <w:t xml:space="preserve">&gt; -&gt; &lt;type&gt; | </w:t>
+        <w:t xml:space="preserve">&lt;data_type&gt; -&gt; &lt;type&gt; | </w:t>
       </w:r>
       <w:r>
         <w:rPr>
@@ -23519,35 +21994,7 @@
         <w:rPr>
           <w:rFonts w:cstheme="minorHAnsi"/>
         </w:rPr>
-        <w:t>&lt;</w:t>
-      </w:r>
-      <w:proofErr w:type="spellStart"/>
-      <w:r>
-        <w:rPr>
-          <w:rFonts w:cstheme="minorHAnsi"/>
-        </w:rPr>
-        <w:t>param_list</w:t>
-      </w:r>
-      <w:proofErr w:type="spellEnd"/>
-      <w:r>
-        <w:rPr>
-          <w:rFonts w:cstheme="minorHAnsi"/>
-        </w:rPr>
-        <w:t>&gt; -&gt; &lt;param&gt; | &lt;param&gt;, &lt;</w:t>
-      </w:r>
-      <w:proofErr w:type="spellStart"/>
-      <w:r>
-        <w:rPr>
-          <w:rFonts w:cstheme="minorHAnsi"/>
-        </w:rPr>
-        <w:t>param_list</w:t>
-      </w:r>
-      <w:proofErr w:type="spellEnd"/>
-      <w:r>
-        <w:rPr>
-          <w:rFonts w:cstheme="minorHAnsi"/>
-        </w:rPr>
-        <w:t>&gt;</w:t>
+        <w:t>&lt;param_list&gt; -&gt; &lt;param&gt; | &lt;param&gt;, &lt;param_list&gt;</w:t>
       </w:r>
     </w:p>
     <w:p>
@@ -23564,39 +22011,7 @@
           <w:rFonts w:cstheme="minorHAnsi"/>
           <w:lang w:val="es-AR"/>
         </w:rPr>
-        <w:t>&lt;</w:t>
-      </w:r>
-      <w:proofErr w:type="spellStart"/>
-      <w:r>
-        <w:rPr>
-          <w:rFonts w:cstheme="minorHAnsi"/>
-          <w:lang w:val="es-AR"/>
-        </w:rPr>
-        <w:t>param</w:t>
-      </w:r>
-      <w:proofErr w:type="spellEnd"/>
-      <w:r>
-        <w:rPr>
-          <w:rFonts w:cstheme="minorHAnsi"/>
-          <w:lang w:val="es-AR"/>
-        </w:rPr>
-        <w:t>&gt; -&gt; &lt;</w:t>
-      </w:r>
-      <w:proofErr w:type="spellStart"/>
-      <w:r>
-        <w:rPr>
-          <w:rFonts w:cstheme="minorHAnsi"/>
-          <w:lang w:val="es-AR"/>
-        </w:rPr>
-        <w:t>type</w:t>
-      </w:r>
-      <w:proofErr w:type="spellEnd"/>
-      <w:r>
-        <w:rPr>
-          <w:rFonts w:cstheme="minorHAnsi"/>
-          <w:lang w:val="es-AR"/>
-        </w:rPr>
-        <w:t>&gt; id</w:t>
+        <w:t>&lt;param&gt; -&gt; &lt;type&gt; id</w:t>
       </w:r>
     </w:p>
     <w:p>
@@ -23808,53 +22223,1287 @@
         <w:jc w:val="both"/>
         <w:rPr>
           <w:bCs/>
-          <w:u w:val="single"/>
-          <w:lang w:val="es-ES"/>
-        </w:rPr>
-      </w:pPr>
-      <w:r>
-        <w:rPr>
-          <w:bCs/>
-          <w:u w:val="single"/>
-          <w:lang w:val="es-ES"/>
-        </w:rPr>
-        <w:t xml:space="preserve">Gramática de atributos </w:t>
-      </w:r>
-      <w:r>
-        <w:rPr>
-          <w:bCs/>
           <w:color w:val="000000" w:themeColor="text1"/>
           <w:u w:val="single"/>
           <w:lang w:val="es-ES"/>
         </w:rPr>
+      </w:pPr>
+      <w:r>
+        <w:rPr>
+          <w:bCs/>
+          <w:u w:val="single"/>
+          <w:lang w:val="es-ES"/>
+        </w:rPr>
+        <w:t xml:space="preserve">Gramática de atributos </w:t>
+      </w:r>
+      <w:r>
+        <w:rPr>
+          <w:bCs/>
+          <w:color w:val="000000" w:themeColor="text1"/>
+          <w:u w:val="single"/>
+          <w:lang w:val="es-ES"/>
+        </w:rPr>
         <w:t>para las expresiones de Aleph</w:t>
       </w:r>
     </w:p>
     <w:p>
       <w:pPr>
+        <w:pStyle w:val="Prrafodelista"/>
+        <w:ind w:left="0"/>
         <w:jc w:val="both"/>
         <w:rPr>
-          <w:lang w:val="es-ES"/>
-        </w:rPr>
-      </w:pPr>
-      <w:r>
-        <w:rPr>
-          <w:lang w:val="es-ES"/>
-        </w:rPr>
-        <w:t>---&gt;</w:t>
-      </w:r>
-      <w:r>
-        <w:rPr>
-          <w:lang w:val="es-ES"/>
-        </w:rPr>
-        <w:t>Poner aquí las g</w:t>
-      </w:r>
-      <w:r>
-        <w:rPr>
-          <w:lang w:val="es-ES"/>
-        </w:rPr>
-        <w:t>ramáticas de atributos de las operaciones unión intersección y diferencia</w:t>
-      </w:r>
+          <w:bCs/>
+          <w:color w:val="000000" w:themeColor="text1"/>
+          <w:u w:val="single"/>
+          <w:lang w:val="es-ES"/>
+        </w:rPr>
+      </w:pPr>
+    </w:p>
+    <w:p>
+      <w:pPr>
+        <w:pStyle w:val="Prrafodelista"/>
+        <w:ind w:left="0"/>
+        <w:jc w:val="both"/>
+        <w:rPr>
+          <w:bCs/>
+          <w:color w:val="000000" w:themeColor="text1"/>
+          <w:u w:val="single"/>
+        </w:rPr>
+      </w:pPr>
+      <w:r>
+        <w:rPr>
+          <w:bCs/>
+          <w:color w:val="000000" w:themeColor="text1"/>
+          <w:u w:val="single"/>
+        </w:rPr>
+        <w:t>Unión:</w:t>
+      </w:r>
+    </w:p>
+    <w:p>
+      <w:pPr>
+        <w:pStyle w:val="Prrafodelista"/>
+        <w:ind w:left="0"/>
+        <w:jc w:val="both"/>
+        <w:rPr>
+          <w:bCs/>
+          <w:color w:val="000000" w:themeColor="text1"/>
+        </w:rPr>
+      </w:pPr>
+      <w:r>
+        <w:rPr>
+          <w:bCs/>
+          <w:color w:val="000000" w:themeColor="text1"/>
+        </w:rPr>
+        <w:t>Syntax rule: &lt;exp&gt; -&gt; &lt;exp&gt; | &lt;exp&gt;</w:t>
+      </w:r>
+    </w:p>
+    <w:p>
+      <w:pPr>
+        <w:pStyle w:val="Prrafodelista"/>
+        <w:ind w:left="0"/>
+        <w:jc w:val="both"/>
+        <w:rPr>
+          <w:bCs/>
+          <w:color w:val="000000" w:themeColor="text1"/>
+        </w:rPr>
+      </w:pPr>
+      <w:r>
+        <w:rPr>
+          <w:bCs/>
+          <w:color w:val="000000" w:themeColor="text1"/>
+        </w:rPr>
+        <w:t>Semantic rule: &lt;exp</w:t>
+      </w:r>
+      <w:proofErr w:type="gramStart"/>
+      <w:r>
+        <w:rPr>
+          <w:bCs/>
+          <w:color w:val="000000" w:themeColor="text1"/>
+        </w:rPr>
+        <w:t>&gt;.actual</w:t>
+      </w:r>
+      <w:proofErr w:type="gramEnd"/>
+      <w:r>
+        <w:rPr>
+          <w:bCs/>
+          <w:color w:val="000000" w:themeColor="text1"/>
+        </w:rPr>
+        <w:t>_type</w:t>
+      </w:r>
+      <w:r>
+        <w:rPr>
+          <w:bCs/>
+          <w:color w:val="000000" w:themeColor="text1"/>
+        </w:rPr>
+        <w:t xml:space="preserve"> </w:t>
+      </w:r>
+      <w:r>
+        <w:rPr>
+          <w:bCs/>
+          <w:color w:val="000000" w:themeColor="text1"/>
+        </w:rPr>
+        <w:t>&lt;-</w:t>
+      </w:r>
+      <w:r>
+        <w:rPr>
+          <w:bCs/>
+          <w:color w:val="000000" w:themeColor="text1"/>
+        </w:rPr>
+        <w:t xml:space="preserve"> </w:t>
+      </w:r>
+    </w:p>
+    <w:p>
+      <w:pPr>
+        <w:pStyle w:val="Prrafodelista"/>
+        <w:ind w:left="0"/>
+        <w:jc w:val="both"/>
+        <w:rPr>
+          <w:bCs/>
+          <w:color w:val="000000" w:themeColor="text1"/>
+        </w:rPr>
+      </w:pPr>
+      <w:r>
+        <w:rPr>
+          <w:bCs/>
+          <w:color w:val="000000" w:themeColor="text1"/>
+        </w:rPr>
+        <w:tab/>
+      </w:r>
+      <w:r>
+        <w:rPr>
+          <w:bCs/>
+          <w:color w:val="000000" w:themeColor="text1"/>
+        </w:rPr>
+        <w:tab/>
+      </w:r>
+      <w:r>
+        <w:rPr>
+          <w:bCs/>
+          <w:color w:val="000000" w:themeColor="text1"/>
+        </w:rPr>
+        <w:tab/>
+      </w:r>
+      <w:r>
+        <w:rPr>
+          <w:bCs/>
+          <w:color w:val="000000" w:themeColor="text1"/>
+        </w:rPr>
+        <w:tab/>
+      </w:r>
+      <w:r>
+        <w:rPr>
+          <w:bCs/>
+          <w:color w:val="000000" w:themeColor="text1"/>
+        </w:rPr>
+        <w:tab/>
+      </w:r>
+      <w:r>
+        <w:rPr>
+          <w:bCs/>
+          <w:color w:val="000000" w:themeColor="text1"/>
+        </w:rPr>
+        <w:tab/>
+      </w:r>
+      <w:r>
+        <w:rPr>
+          <w:bCs/>
+          <w:color w:val="000000" w:themeColor="text1"/>
+        </w:rPr>
+        <w:tab/>
+      </w:r>
+      <w:r>
+        <w:rPr>
+          <w:bCs/>
+          <w:color w:val="000000" w:themeColor="text1"/>
+        </w:rPr>
+        <w:tab/>
+        <w:t>If (&lt;exp</w:t>
+      </w:r>
+      <w:proofErr w:type="gramStart"/>
+      <w:r>
+        <w:rPr>
+          <w:bCs/>
+          <w:color w:val="000000" w:themeColor="text1"/>
+        </w:rPr>
+        <w:t>&gt;.nodetype</w:t>
+      </w:r>
+      <w:proofErr w:type="gramEnd"/>
+      <w:r>
+        <w:rPr>
+          <w:bCs/>
+          <w:color w:val="000000" w:themeColor="text1"/>
+        </w:rPr>
+        <w:t xml:space="preserve"> = SET) and (&lt;exp&gt;.nodetype = SET)</w:t>
+      </w:r>
+    </w:p>
+    <w:p>
+      <w:pPr>
+        <w:pStyle w:val="Prrafodelista"/>
+        <w:ind w:left="0"/>
+        <w:jc w:val="both"/>
+        <w:rPr>
+          <w:bCs/>
+          <w:color w:val="000000" w:themeColor="text1"/>
+        </w:rPr>
+      </w:pPr>
+      <w:r>
+        <w:rPr>
+          <w:bCs/>
+          <w:color w:val="000000" w:themeColor="text1"/>
+        </w:rPr>
+        <w:tab/>
+      </w:r>
+      <w:r>
+        <w:rPr>
+          <w:bCs/>
+          <w:color w:val="000000" w:themeColor="text1"/>
+        </w:rPr>
+        <w:tab/>
+      </w:r>
+      <w:r>
+        <w:rPr>
+          <w:bCs/>
+          <w:color w:val="000000" w:themeColor="text1"/>
+        </w:rPr>
+        <w:tab/>
+      </w:r>
+      <w:r>
+        <w:rPr>
+          <w:bCs/>
+          <w:color w:val="000000" w:themeColor="text1"/>
+        </w:rPr>
+        <w:tab/>
+      </w:r>
+      <w:r>
+        <w:rPr>
+          <w:bCs/>
+          <w:color w:val="000000" w:themeColor="text1"/>
+        </w:rPr>
+        <w:tab/>
+      </w:r>
+      <w:r>
+        <w:rPr>
+          <w:bCs/>
+          <w:color w:val="000000" w:themeColor="text1"/>
+        </w:rPr>
+        <w:tab/>
+      </w:r>
+      <w:r>
+        <w:rPr>
+          <w:bCs/>
+          <w:color w:val="000000" w:themeColor="text1"/>
+        </w:rPr>
+        <w:tab/>
+      </w:r>
+      <w:r>
+        <w:rPr>
+          <w:bCs/>
+          <w:color w:val="000000" w:themeColor="text1"/>
+        </w:rPr>
+        <w:tab/>
+      </w:r>
+      <w:r>
+        <w:rPr>
+          <w:bCs/>
+          <w:color w:val="000000" w:themeColor="text1"/>
+        </w:rPr>
+        <w:t>then SET</w:t>
+      </w:r>
+    </w:p>
+    <w:p>
+      <w:pPr>
+        <w:pStyle w:val="Prrafodelista"/>
+        <w:ind w:left="0"/>
+        <w:jc w:val="both"/>
+        <w:rPr>
+          <w:bCs/>
+          <w:color w:val="000000" w:themeColor="text1"/>
+        </w:rPr>
+      </w:pPr>
+      <w:r>
+        <w:rPr>
+          <w:bCs/>
+          <w:color w:val="000000" w:themeColor="text1"/>
+        </w:rPr>
+        <w:tab/>
+      </w:r>
+      <w:r>
+        <w:rPr>
+          <w:bCs/>
+          <w:color w:val="000000" w:themeColor="text1"/>
+        </w:rPr>
+        <w:tab/>
+      </w:r>
+      <w:r>
+        <w:rPr>
+          <w:bCs/>
+          <w:color w:val="000000" w:themeColor="text1"/>
+        </w:rPr>
+        <w:tab/>
+      </w:r>
+      <w:r>
+        <w:rPr>
+          <w:bCs/>
+          <w:color w:val="000000" w:themeColor="text1"/>
+        </w:rPr>
+        <w:tab/>
+      </w:r>
+      <w:r>
+        <w:rPr>
+          <w:bCs/>
+          <w:color w:val="000000" w:themeColor="text1"/>
+        </w:rPr>
+        <w:tab/>
+      </w:r>
+      <w:r>
+        <w:rPr>
+          <w:bCs/>
+          <w:color w:val="000000" w:themeColor="text1"/>
+        </w:rPr>
+        <w:tab/>
+      </w:r>
+      <w:r>
+        <w:rPr>
+          <w:bCs/>
+          <w:color w:val="000000" w:themeColor="text1"/>
+        </w:rPr>
+        <w:tab/>
+      </w:r>
+      <w:r>
+        <w:rPr>
+          <w:bCs/>
+          <w:color w:val="000000" w:themeColor="text1"/>
+        </w:rPr>
+        <w:tab/>
+        <w:t>else ERROR</w:t>
+      </w:r>
+    </w:p>
+    <w:p>
+      <w:pPr>
+        <w:pStyle w:val="Prrafodelista"/>
+        <w:ind w:left="0"/>
+        <w:jc w:val="both"/>
+        <w:rPr>
+          <w:bCs/>
+          <w:color w:val="000000" w:themeColor="text1"/>
+        </w:rPr>
+      </w:pPr>
+      <w:r>
+        <w:rPr>
+          <w:bCs/>
+          <w:color w:val="000000" w:themeColor="text1"/>
+        </w:rPr>
+        <w:tab/>
+      </w:r>
+      <w:r>
+        <w:rPr>
+          <w:bCs/>
+          <w:color w:val="000000" w:themeColor="text1"/>
+        </w:rPr>
+        <w:tab/>
+      </w:r>
+      <w:r>
+        <w:rPr>
+          <w:bCs/>
+          <w:color w:val="000000" w:themeColor="text1"/>
+        </w:rPr>
+        <w:tab/>
+      </w:r>
+      <w:r>
+        <w:rPr>
+          <w:bCs/>
+          <w:color w:val="000000" w:themeColor="text1"/>
+        </w:rPr>
+        <w:tab/>
+      </w:r>
+      <w:r>
+        <w:rPr>
+          <w:bCs/>
+          <w:color w:val="000000" w:themeColor="text1"/>
+        </w:rPr>
+        <w:tab/>
+      </w:r>
+      <w:r>
+        <w:rPr>
+          <w:bCs/>
+          <w:color w:val="000000" w:themeColor="text1"/>
+        </w:rPr>
+        <w:tab/>
+      </w:r>
+      <w:r>
+        <w:rPr>
+          <w:bCs/>
+          <w:color w:val="000000" w:themeColor="text1"/>
+        </w:rPr>
+        <w:tab/>
+      </w:r>
+      <w:r>
+        <w:rPr>
+          <w:bCs/>
+          <w:color w:val="000000" w:themeColor="text1"/>
+        </w:rPr>
+        <w:tab/>
+        <w:t>end if</w:t>
+      </w:r>
+    </w:p>
+    <w:p>
+      <w:pPr>
+        <w:pStyle w:val="Prrafodelista"/>
+        <w:ind w:left="0"/>
+        <w:jc w:val="both"/>
+        <w:rPr>
+          <w:bCs/>
+          <w:color w:val="000000" w:themeColor="text1"/>
+        </w:rPr>
+      </w:pPr>
+    </w:p>
+    <w:p>
+      <w:pPr>
+        <w:pStyle w:val="Prrafodelista"/>
+        <w:ind w:left="0"/>
+        <w:jc w:val="both"/>
+        <w:rPr>
+          <w:bCs/>
+          <w:color w:val="000000" w:themeColor="text1"/>
+          <w:u w:val="single"/>
+        </w:rPr>
+      </w:pPr>
+      <w:r>
+        <w:rPr>
+          <w:bCs/>
+          <w:color w:val="000000" w:themeColor="text1"/>
+          <w:u w:val="single"/>
+        </w:rPr>
+        <w:t>Intersección:</w:t>
+      </w:r>
+    </w:p>
+    <w:p>
+      <w:pPr>
+        <w:pStyle w:val="Prrafodelista"/>
+        <w:ind w:left="0"/>
+        <w:jc w:val="both"/>
+        <w:rPr>
+          <w:bCs/>
+          <w:color w:val="000000" w:themeColor="text1"/>
+        </w:rPr>
+      </w:pPr>
+      <w:r>
+        <w:rPr>
+          <w:bCs/>
+          <w:color w:val="000000" w:themeColor="text1"/>
+        </w:rPr>
+        <w:t xml:space="preserve">Syntax rule: &lt;exp&gt; -&gt; &lt;exp&gt; </w:t>
+      </w:r>
+      <w:r>
+        <w:rPr>
+          <w:bCs/>
+          <w:color w:val="000000" w:themeColor="text1"/>
+        </w:rPr>
+        <w:t>&amp;</w:t>
+      </w:r>
+      <w:r>
+        <w:rPr>
+          <w:bCs/>
+          <w:color w:val="000000" w:themeColor="text1"/>
+        </w:rPr>
+        <w:t xml:space="preserve"> &lt;exp&gt;</w:t>
+      </w:r>
+    </w:p>
+    <w:p>
+      <w:pPr>
+        <w:pStyle w:val="Prrafodelista"/>
+        <w:ind w:left="0"/>
+        <w:jc w:val="both"/>
+        <w:rPr>
+          <w:bCs/>
+          <w:color w:val="000000" w:themeColor="text1"/>
+        </w:rPr>
+      </w:pPr>
+      <w:r>
+        <w:rPr>
+          <w:bCs/>
+          <w:color w:val="000000" w:themeColor="text1"/>
+        </w:rPr>
+        <w:t>Semantic rule: &lt;exp</w:t>
+      </w:r>
+      <w:proofErr w:type="gramStart"/>
+      <w:r>
+        <w:rPr>
+          <w:bCs/>
+          <w:color w:val="000000" w:themeColor="text1"/>
+        </w:rPr>
+        <w:t>&gt;.actual</w:t>
+      </w:r>
+      <w:proofErr w:type="gramEnd"/>
+      <w:r>
+        <w:rPr>
+          <w:bCs/>
+          <w:color w:val="000000" w:themeColor="text1"/>
+        </w:rPr>
+        <w:t>_type</w:t>
+      </w:r>
+      <w:r>
+        <w:rPr>
+          <w:bCs/>
+          <w:color w:val="000000" w:themeColor="text1"/>
+        </w:rPr>
+        <w:t xml:space="preserve"> </w:t>
+      </w:r>
+      <w:r>
+        <w:rPr>
+          <w:bCs/>
+          <w:color w:val="000000" w:themeColor="text1"/>
+        </w:rPr>
+        <w:t>&lt;-</w:t>
+      </w:r>
+      <w:r>
+        <w:rPr>
+          <w:bCs/>
+          <w:color w:val="000000" w:themeColor="text1"/>
+        </w:rPr>
+        <w:t xml:space="preserve"> </w:t>
+      </w:r>
+    </w:p>
+    <w:p>
+      <w:pPr>
+        <w:pStyle w:val="Prrafodelista"/>
+        <w:ind w:left="0"/>
+        <w:jc w:val="both"/>
+        <w:rPr>
+          <w:bCs/>
+          <w:color w:val="000000" w:themeColor="text1"/>
+        </w:rPr>
+      </w:pPr>
+      <w:r>
+        <w:rPr>
+          <w:bCs/>
+          <w:color w:val="000000" w:themeColor="text1"/>
+        </w:rPr>
+        <w:tab/>
+      </w:r>
+      <w:r>
+        <w:rPr>
+          <w:bCs/>
+          <w:color w:val="000000" w:themeColor="text1"/>
+        </w:rPr>
+        <w:tab/>
+      </w:r>
+      <w:r>
+        <w:rPr>
+          <w:bCs/>
+          <w:color w:val="000000" w:themeColor="text1"/>
+        </w:rPr>
+        <w:tab/>
+      </w:r>
+      <w:r>
+        <w:rPr>
+          <w:bCs/>
+          <w:color w:val="000000" w:themeColor="text1"/>
+        </w:rPr>
+        <w:tab/>
+      </w:r>
+      <w:r>
+        <w:rPr>
+          <w:bCs/>
+          <w:color w:val="000000" w:themeColor="text1"/>
+        </w:rPr>
+        <w:tab/>
+      </w:r>
+      <w:r>
+        <w:rPr>
+          <w:bCs/>
+          <w:color w:val="000000" w:themeColor="text1"/>
+        </w:rPr>
+        <w:tab/>
+      </w:r>
+      <w:r>
+        <w:rPr>
+          <w:bCs/>
+          <w:color w:val="000000" w:themeColor="text1"/>
+        </w:rPr>
+        <w:tab/>
+      </w:r>
+      <w:r>
+        <w:rPr>
+          <w:bCs/>
+          <w:color w:val="000000" w:themeColor="text1"/>
+        </w:rPr>
+        <w:tab/>
+        <w:t>If (&lt;exp</w:t>
+      </w:r>
+      <w:proofErr w:type="gramStart"/>
+      <w:r>
+        <w:rPr>
+          <w:bCs/>
+          <w:color w:val="000000" w:themeColor="text1"/>
+        </w:rPr>
+        <w:t>&gt;.nodetype</w:t>
+      </w:r>
+      <w:proofErr w:type="gramEnd"/>
+      <w:r>
+        <w:rPr>
+          <w:bCs/>
+          <w:color w:val="000000" w:themeColor="text1"/>
+        </w:rPr>
+        <w:t xml:space="preserve"> = SET) and (&lt;exp&gt;.nodetype = SET)</w:t>
+      </w:r>
+    </w:p>
+    <w:p>
+      <w:pPr>
+        <w:pStyle w:val="Prrafodelista"/>
+        <w:ind w:left="0"/>
+        <w:jc w:val="both"/>
+        <w:rPr>
+          <w:bCs/>
+          <w:color w:val="000000" w:themeColor="text1"/>
+        </w:rPr>
+      </w:pPr>
+      <w:r>
+        <w:rPr>
+          <w:bCs/>
+          <w:color w:val="000000" w:themeColor="text1"/>
+        </w:rPr>
+        <w:tab/>
+      </w:r>
+      <w:r>
+        <w:rPr>
+          <w:bCs/>
+          <w:color w:val="000000" w:themeColor="text1"/>
+        </w:rPr>
+        <w:tab/>
+      </w:r>
+      <w:r>
+        <w:rPr>
+          <w:bCs/>
+          <w:color w:val="000000" w:themeColor="text1"/>
+        </w:rPr>
+        <w:tab/>
+      </w:r>
+      <w:r>
+        <w:rPr>
+          <w:bCs/>
+          <w:color w:val="000000" w:themeColor="text1"/>
+        </w:rPr>
+        <w:tab/>
+      </w:r>
+      <w:r>
+        <w:rPr>
+          <w:bCs/>
+          <w:color w:val="000000" w:themeColor="text1"/>
+        </w:rPr>
+        <w:tab/>
+      </w:r>
+      <w:r>
+        <w:rPr>
+          <w:bCs/>
+          <w:color w:val="000000" w:themeColor="text1"/>
+        </w:rPr>
+        <w:tab/>
+      </w:r>
+      <w:r>
+        <w:rPr>
+          <w:bCs/>
+          <w:color w:val="000000" w:themeColor="text1"/>
+        </w:rPr>
+        <w:tab/>
+      </w:r>
+      <w:r>
+        <w:rPr>
+          <w:bCs/>
+          <w:color w:val="000000" w:themeColor="text1"/>
+        </w:rPr>
+        <w:tab/>
+      </w:r>
+      <w:r>
+        <w:rPr>
+          <w:bCs/>
+          <w:color w:val="000000" w:themeColor="text1"/>
+        </w:rPr>
+        <w:t>then SET</w:t>
+      </w:r>
+    </w:p>
+    <w:p>
+      <w:pPr>
+        <w:pStyle w:val="Prrafodelista"/>
+        <w:ind w:left="0"/>
+        <w:jc w:val="both"/>
+        <w:rPr>
+          <w:bCs/>
+          <w:color w:val="000000" w:themeColor="text1"/>
+        </w:rPr>
+      </w:pPr>
+      <w:r>
+        <w:rPr>
+          <w:bCs/>
+          <w:color w:val="000000" w:themeColor="text1"/>
+        </w:rPr>
+        <w:tab/>
+      </w:r>
+      <w:r>
+        <w:rPr>
+          <w:bCs/>
+          <w:color w:val="000000" w:themeColor="text1"/>
+        </w:rPr>
+        <w:tab/>
+      </w:r>
+      <w:r>
+        <w:rPr>
+          <w:bCs/>
+          <w:color w:val="000000" w:themeColor="text1"/>
+        </w:rPr>
+        <w:tab/>
+      </w:r>
+      <w:r>
+        <w:rPr>
+          <w:bCs/>
+          <w:color w:val="000000" w:themeColor="text1"/>
+        </w:rPr>
+        <w:tab/>
+      </w:r>
+      <w:r>
+        <w:rPr>
+          <w:bCs/>
+          <w:color w:val="000000" w:themeColor="text1"/>
+        </w:rPr>
+        <w:tab/>
+      </w:r>
+      <w:r>
+        <w:rPr>
+          <w:bCs/>
+          <w:color w:val="000000" w:themeColor="text1"/>
+        </w:rPr>
+        <w:tab/>
+      </w:r>
+      <w:r>
+        <w:rPr>
+          <w:bCs/>
+          <w:color w:val="000000" w:themeColor="text1"/>
+        </w:rPr>
+        <w:tab/>
+      </w:r>
+      <w:r>
+        <w:rPr>
+          <w:bCs/>
+          <w:color w:val="000000" w:themeColor="text1"/>
+        </w:rPr>
+        <w:tab/>
+        <w:t>else ERROR</w:t>
+      </w:r>
+    </w:p>
+    <w:p>
+      <w:pPr>
+        <w:pStyle w:val="Prrafodelista"/>
+        <w:ind w:left="0"/>
+        <w:jc w:val="both"/>
+        <w:rPr>
+          <w:bCs/>
+          <w:color w:val="000000" w:themeColor="text1"/>
+        </w:rPr>
+      </w:pPr>
+      <w:r>
+        <w:rPr>
+          <w:bCs/>
+          <w:color w:val="000000" w:themeColor="text1"/>
+        </w:rPr>
+        <w:tab/>
+      </w:r>
+      <w:r>
+        <w:rPr>
+          <w:bCs/>
+          <w:color w:val="000000" w:themeColor="text1"/>
+        </w:rPr>
+        <w:tab/>
+      </w:r>
+      <w:r>
+        <w:rPr>
+          <w:bCs/>
+          <w:color w:val="000000" w:themeColor="text1"/>
+        </w:rPr>
+        <w:tab/>
+      </w:r>
+      <w:r>
+        <w:rPr>
+          <w:bCs/>
+          <w:color w:val="000000" w:themeColor="text1"/>
+        </w:rPr>
+        <w:tab/>
+      </w:r>
+      <w:r>
+        <w:rPr>
+          <w:bCs/>
+          <w:color w:val="000000" w:themeColor="text1"/>
+        </w:rPr>
+        <w:tab/>
+      </w:r>
+      <w:r>
+        <w:rPr>
+          <w:bCs/>
+          <w:color w:val="000000" w:themeColor="text1"/>
+        </w:rPr>
+        <w:tab/>
+      </w:r>
+      <w:r>
+        <w:rPr>
+          <w:bCs/>
+          <w:color w:val="000000" w:themeColor="text1"/>
+        </w:rPr>
+        <w:tab/>
+      </w:r>
+      <w:r>
+        <w:rPr>
+          <w:bCs/>
+          <w:color w:val="000000" w:themeColor="text1"/>
+        </w:rPr>
+        <w:tab/>
+        <w:t>end if</w:t>
+      </w:r>
+    </w:p>
+    <w:p>
+      <w:pPr>
+        <w:pStyle w:val="Prrafodelista"/>
+        <w:ind w:left="0"/>
+        <w:jc w:val="both"/>
+        <w:rPr>
+          <w:bCs/>
+          <w:color w:val="000000" w:themeColor="text1"/>
+          <w:u w:val="single"/>
+        </w:rPr>
+      </w:pPr>
+      <w:r>
+        <w:rPr>
+          <w:bCs/>
+          <w:color w:val="000000" w:themeColor="text1"/>
+          <w:u w:val="single"/>
+        </w:rPr>
+        <w:t>Diferencia</w:t>
+      </w:r>
+      <w:r>
+        <w:rPr>
+          <w:bCs/>
+          <w:color w:val="000000" w:themeColor="text1"/>
+          <w:u w:val="single"/>
+        </w:rPr>
+        <w:t>:</w:t>
+      </w:r>
+    </w:p>
+    <w:p>
+      <w:pPr>
+        <w:pStyle w:val="Prrafodelista"/>
+        <w:ind w:left="0"/>
+        <w:jc w:val="both"/>
+        <w:rPr>
+          <w:bCs/>
+          <w:color w:val="000000" w:themeColor="text1"/>
+        </w:rPr>
+      </w:pPr>
+      <w:r>
+        <w:rPr>
+          <w:bCs/>
+          <w:color w:val="000000" w:themeColor="text1"/>
+        </w:rPr>
+        <w:t>Syntax rule: &lt;exp&gt; -&gt; &lt;exp</w:t>
+      </w:r>
+      <w:proofErr w:type="gramStart"/>
+      <w:r>
+        <w:rPr>
+          <w:bCs/>
+          <w:color w:val="000000" w:themeColor="text1"/>
+        </w:rPr>
+        <w:t xml:space="preserve">&gt; </w:t>
+      </w:r>
+      <w:r>
+        <w:rPr>
+          <w:bCs/>
+          <w:color w:val="000000" w:themeColor="text1"/>
+        </w:rPr>
+        <w:t>!</w:t>
+      </w:r>
+      <w:proofErr w:type="gramEnd"/>
+      <w:r>
+        <w:rPr>
+          <w:bCs/>
+          <w:color w:val="000000" w:themeColor="text1"/>
+        </w:rPr>
+        <w:t>&amp;</w:t>
+      </w:r>
+      <w:r>
+        <w:rPr>
+          <w:bCs/>
+          <w:color w:val="000000" w:themeColor="text1"/>
+        </w:rPr>
+        <w:t xml:space="preserve"> &lt;exp&gt;</w:t>
+      </w:r>
+    </w:p>
+    <w:p>
+      <w:pPr>
+        <w:pStyle w:val="Prrafodelista"/>
+        <w:ind w:left="0"/>
+        <w:jc w:val="both"/>
+        <w:rPr>
+          <w:bCs/>
+          <w:color w:val="000000" w:themeColor="text1"/>
+        </w:rPr>
+      </w:pPr>
+      <w:r>
+        <w:rPr>
+          <w:bCs/>
+          <w:color w:val="000000" w:themeColor="text1"/>
+        </w:rPr>
+        <w:t>Semantic rule: &lt;exp</w:t>
+      </w:r>
+      <w:proofErr w:type="gramStart"/>
+      <w:r>
+        <w:rPr>
+          <w:bCs/>
+          <w:color w:val="000000" w:themeColor="text1"/>
+        </w:rPr>
+        <w:t>&gt;.actual</w:t>
+      </w:r>
+      <w:proofErr w:type="gramEnd"/>
+      <w:r>
+        <w:rPr>
+          <w:bCs/>
+          <w:color w:val="000000" w:themeColor="text1"/>
+        </w:rPr>
+        <w:t>_type</w:t>
+      </w:r>
+      <w:r>
+        <w:rPr>
+          <w:bCs/>
+          <w:color w:val="000000" w:themeColor="text1"/>
+        </w:rPr>
+        <w:t xml:space="preserve"> </w:t>
+      </w:r>
+      <w:r>
+        <w:rPr>
+          <w:bCs/>
+          <w:color w:val="000000" w:themeColor="text1"/>
+        </w:rPr>
+        <w:t>&lt;-</w:t>
+      </w:r>
+      <w:r>
+        <w:rPr>
+          <w:bCs/>
+          <w:color w:val="000000" w:themeColor="text1"/>
+        </w:rPr>
+        <w:t xml:space="preserve"> </w:t>
+      </w:r>
+    </w:p>
+    <w:p>
+      <w:pPr>
+        <w:pStyle w:val="Prrafodelista"/>
+        <w:ind w:left="0"/>
+        <w:jc w:val="both"/>
+        <w:rPr>
+          <w:bCs/>
+          <w:color w:val="000000" w:themeColor="text1"/>
+        </w:rPr>
+      </w:pPr>
+      <w:r>
+        <w:rPr>
+          <w:bCs/>
+          <w:color w:val="000000" w:themeColor="text1"/>
+        </w:rPr>
+        <w:tab/>
+      </w:r>
+      <w:r>
+        <w:rPr>
+          <w:bCs/>
+          <w:color w:val="000000" w:themeColor="text1"/>
+        </w:rPr>
+        <w:tab/>
+      </w:r>
+      <w:r>
+        <w:rPr>
+          <w:bCs/>
+          <w:color w:val="000000" w:themeColor="text1"/>
+        </w:rPr>
+        <w:tab/>
+      </w:r>
+      <w:r>
+        <w:rPr>
+          <w:bCs/>
+          <w:color w:val="000000" w:themeColor="text1"/>
+        </w:rPr>
+        <w:tab/>
+      </w:r>
+      <w:r>
+        <w:rPr>
+          <w:bCs/>
+          <w:color w:val="000000" w:themeColor="text1"/>
+        </w:rPr>
+        <w:tab/>
+      </w:r>
+      <w:r>
+        <w:rPr>
+          <w:bCs/>
+          <w:color w:val="000000" w:themeColor="text1"/>
+        </w:rPr>
+        <w:tab/>
+      </w:r>
+      <w:r>
+        <w:rPr>
+          <w:bCs/>
+          <w:color w:val="000000" w:themeColor="text1"/>
+        </w:rPr>
+        <w:tab/>
+      </w:r>
+      <w:r>
+        <w:rPr>
+          <w:bCs/>
+          <w:color w:val="000000" w:themeColor="text1"/>
+        </w:rPr>
+        <w:tab/>
+        <w:t>If (&lt;exp</w:t>
+      </w:r>
+      <w:proofErr w:type="gramStart"/>
+      <w:r>
+        <w:rPr>
+          <w:bCs/>
+          <w:color w:val="000000" w:themeColor="text1"/>
+        </w:rPr>
+        <w:t>&gt;.nodetype</w:t>
+      </w:r>
+      <w:proofErr w:type="gramEnd"/>
+      <w:r>
+        <w:rPr>
+          <w:bCs/>
+          <w:color w:val="000000" w:themeColor="text1"/>
+        </w:rPr>
+        <w:t xml:space="preserve"> = SET) and (&lt;exp&gt;.nodetype = SET)</w:t>
+      </w:r>
+    </w:p>
+    <w:p>
+      <w:pPr>
+        <w:pStyle w:val="Prrafodelista"/>
+        <w:ind w:left="0"/>
+        <w:jc w:val="both"/>
+        <w:rPr>
+          <w:bCs/>
+          <w:color w:val="000000" w:themeColor="text1"/>
+        </w:rPr>
+      </w:pPr>
+      <w:r>
+        <w:rPr>
+          <w:bCs/>
+          <w:color w:val="000000" w:themeColor="text1"/>
+        </w:rPr>
+        <w:tab/>
+      </w:r>
+      <w:r>
+        <w:rPr>
+          <w:bCs/>
+          <w:color w:val="000000" w:themeColor="text1"/>
+        </w:rPr>
+        <w:tab/>
+      </w:r>
+      <w:r>
+        <w:rPr>
+          <w:bCs/>
+          <w:color w:val="000000" w:themeColor="text1"/>
+        </w:rPr>
+        <w:tab/>
+      </w:r>
+      <w:r>
+        <w:rPr>
+          <w:bCs/>
+          <w:color w:val="000000" w:themeColor="text1"/>
+        </w:rPr>
+        <w:tab/>
+      </w:r>
+      <w:r>
+        <w:rPr>
+          <w:bCs/>
+          <w:color w:val="000000" w:themeColor="text1"/>
+        </w:rPr>
+        <w:tab/>
+      </w:r>
+      <w:r>
+        <w:rPr>
+          <w:bCs/>
+          <w:color w:val="000000" w:themeColor="text1"/>
+        </w:rPr>
+        <w:tab/>
+      </w:r>
+      <w:r>
+        <w:rPr>
+          <w:bCs/>
+          <w:color w:val="000000" w:themeColor="text1"/>
+        </w:rPr>
+        <w:tab/>
+      </w:r>
+      <w:r>
+        <w:rPr>
+          <w:bCs/>
+          <w:color w:val="000000" w:themeColor="text1"/>
+        </w:rPr>
+        <w:tab/>
+      </w:r>
+      <w:r>
+        <w:rPr>
+          <w:bCs/>
+          <w:color w:val="000000" w:themeColor="text1"/>
+        </w:rPr>
+        <w:t>then SET</w:t>
+      </w:r>
+    </w:p>
+    <w:p>
+      <w:pPr>
+        <w:pStyle w:val="Prrafodelista"/>
+        <w:ind w:left="0"/>
+        <w:jc w:val="both"/>
+        <w:rPr>
+          <w:bCs/>
+          <w:color w:val="000000" w:themeColor="text1"/>
+        </w:rPr>
+      </w:pPr>
+      <w:r>
+        <w:rPr>
+          <w:bCs/>
+          <w:color w:val="000000" w:themeColor="text1"/>
+        </w:rPr>
+        <w:tab/>
+      </w:r>
+      <w:r>
+        <w:rPr>
+          <w:bCs/>
+          <w:color w:val="000000" w:themeColor="text1"/>
+        </w:rPr>
+        <w:tab/>
+      </w:r>
+      <w:r>
+        <w:rPr>
+          <w:bCs/>
+          <w:color w:val="000000" w:themeColor="text1"/>
+        </w:rPr>
+        <w:tab/>
+      </w:r>
+      <w:r>
+        <w:rPr>
+          <w:bCs/>
+          <w:color w:val="000000" w:themeColor="text1"/>
+        </w:rPr>
+        <w:tab/>
+      </w:r>
+      <w:r>
+        <w:rPr>
+          <w:bCs/>
+          <w:color w:val="000000" w:themeColor="text1"/>
+        </w:rPr>
+        <w:tab/>
+      </w:r>
+      <w:r>
+        <w:rPr>
+          <w:bCs/>
+          <w:color w:val="000000" w:themeColor="text1"/>
+        </w:rPr>
+        <w:tab/>
+      </w:r>
+      <w:r>
+        <w:rPr>
+          <w:bCs/>
+          <w:color w:val="000000" w:themeColor="text1"/>
+        </w:rPr>
+        <w:tab/>
+      </w:r>
+      <w:r>
+        <w:rPr>
+          <w:bCs/>
+          <w:color w:val="000000" w:themeColor="text1"/>
+        </w:rPr>
+        <w:tab/>
+        <w:t>else ERROR</w:t>
+      </w:r>
+    </w:p>
+    <w:p>
+      <w:pPr>
+        <w:pStyle w:val="Prrafodelista"/>
+        <w:ind w:left="0"/>
+        <w:jc w:val="both"/>
+        <w:rPr>
+          <w:bCs/>
+          <w:color w:val="000000" w:themeColor="text1"/>
+        </w:rPr>
+      </w:pPr>
+      <w:r>
+        <w:rPr>
+          <w:bCs/>
+          <w:color w:val="000000" w:themeColor="text1"/>
+        </w:rPr>
+        <w:tab/>
+      </w:r>
+      <w:r>
+        <w:rPr>
+          <w:bCs/>
+          <w:color w:val="000000" w:themeColor="text1"/>
+        </w:rPr>
+        <w:tab/>
+      </w:r>
+      <w:r>
+        <w:rPr>
+          <w:bCs/>
+          <w:color w:val="000000" w:themeColor="text1"/>
+        </w:rPr>
+        <w:tab/>
+      </w:r>
+      <w:r>
+        <w:rPr>
+          <w:bCs/>
+          <w:color w:val="000000" w:themeColor="text1"/>
+        </w:rPr>
+        <w:tab/>
+      </w:r>
+      <w:r>
+        <w:rPr>
+          <w:bCs/>
+          <w:color w:val="000000" w:themeColor="text1"/>
+        </w:rPr>
+        <w:tab/>
+      </w:r>
+      <w:r>
+        <w:rPr>
+          <w:bCs/>
+          <w:color w:val="000000" w:themeColor="text1"/>
+        </w:rPr>
+        <w:tab/>
+      </w:r>
+      <w:r>
+        <w:rPr>
+          <w:bCs/>
+          <w:color w:val="000000" w:themeColor="text1"/>
+        </w:rPr>
+        <w:tab/>
+      </w:r>
+      <w:r>
+        <w:rPr>
+          <w:bCs/>
+          <w:color w:val="000000" w:themeColor="text1"/>
+        </w:rPr>
+        <w:tab/>
+        <w:t>end if</w:t>
+      </w:r>
+    </w:p>
+    <w:p>
+      <w:pPr>
+        <w:pStyle w:val="Prrafodelista"/>
+        <w:ind w:left="0"/>
+        <w:jc w:val="both"/>
+        <w:rPr>
+          <w:bCs/>
+          <w:color w:val="000000" w:themeColor="text1"/>
+        </w:rPr>
+      </w:pPr>
+    </w:p>
+    <w:p>
+      <w:pPr>
+        <w:pStyle w:val="Prrafodelista"/>
+        <w:ind w:left="0"/>
+        <w:jc w:val="both"/>
+        <w:rPr>
+          <w:bCs/>
+          <w:color w:val="000000" w:themeColor="text1"/>
+        </w:rPr>
+      </w:pPr>
     </w:p>
     <w:p>
       <w:pPr>
@@ -23893,19 +23542,19 @@
         <w:rPr>
           <w:lang w:val="es-ES"/>
         </w:rPr>
-        <w:t>---&gt;</w:t>
-      </w:r>
-      <w:r>
-        <w:rPr>
-          <w:lang w:val="es-ES"/>
-        </w:rPr>
-        <w:t xml:space="preserve">Poner aquí </w:t>
-      </w:r>
-      <w:r>
-        <w:rPr>
-          <w:lang w:val="es-ES"/>
-        </w:rPr>
-        <w:t>Def Semántica Dinámica</w:t>
+        <w:t xml:space="preserve">La semántica dinámica, se refiere a la interpretación del significado de un programa o sus componentes durante el tiempo de ejecución. Se centra en </w:t>
+      </w:r>
+      <w:r>
+        <w:rPr>
+          <w:lang w:val="es-ES"/>
+        </w:rPr>
+        <w:t>cómo</w:t>
+      </w:r>
+      <w:r>
+        <w:rPr>
+          <w:lang w:val="es-ES"/>
+        </w:rPr>
+        <w:t xml:space="preserve"> se comporta un programa a medida que se ejecuta en una maquina o un entorno informático</w:t>
       </w:r>
     </w:p>
     <w:p>
@@ -23922,32 +23571,6 @@
           <w:lang w:val="es-ES"/>
         </w:rPr>
         <w:t>Semántica Operacional</w:t>
-      </w:r>
-    </w:p>
-    <w:p>
-      <w:pPr>
-        <w:jc w:val="both"/>
-        <w:rPr>
-          <w:lang w:val="es-ES"/>
-        </w:rPr>
-      </w:pPr>
-      <w:r>
-        <w:rPr>
-          <w:lang w:val="es-ES"/>
-        </w:rPr>
-        <w:t>---&gt;</w:t>
-      </w:r>
-      <w:r>
-        <w:rPr>
-          <w:lang w:val="es-ES"/>
-        </w:rPr>
-        <w:t xml:space="preserve">Poner aquí </w:t>
-      </w:r>
-      <w:r>
-        <w:rPr>
-          <w:lang w:val="es-ES"/>
-        </w:rPr>
-        <w:t>Def Semántica Operacional</w:t>
       </w:r>
     </w:p>
     <w:p>
@@ -23957,146 +23580,16 @@
         <w:jc w:val="both"/>
         <w:rPr>
           <w:bCs/>
-          <w:u w:val="single"/>
-          <w:lang w:val="es-ES"/>
-        </w:rPr>
-      </w:pPr>
-      <w:r>
-        <w:rPr>
-          <w:bCs/>
-          <w:u w:val="single"/>
-          <w:lang w:val="es-ES"/>
-        </w:rPr>
-        <w:t>Descripción las estructuras de control</w:t>
-      </w:r>
-      <w:r>
-        <w:rPr>
-          <w:bCs/>
-          <w:color w:val="000000" w:themeColor="text1"/>
-          <w:u w:val="single"/>
-          <w:lang w:val="es-ES"/>
-        </w:rPr>
-        <w:t xml:space="preserve"> de Aleph</w:t>
-      </w:r>
-    </w:p>
-    <w:p>
-      <w:pPr>
-        <w:jc w:val="both"/>
-        <w:rPr>
-          <w:lang w:val="es-ES"/>
-        </w:rPr>
-      </w:pPr>
-      <w:r>
-        <w:rPr>
-          <w:lang w:val="es-ES"/>
-        </w:rPr>
-        <w:t>-</w:t>
-      </w:r>
-      <w:r>
-        <w:rPr>
-          <w:lang w:val="es-ES"/>
-        </w:rPr>
-        <w:t>-</w:t>
-      </w:r>
-      <w:r>
-        <w:rPr>
-          <w:lang w:val="es-ES"/>
-        </w:rPr>
-        <w:t>-&gt;Poner aquí definición de lenguaje intermedio para describir Aleph</w:t>
-      </w:r>
-    </w:p>
-    <w:p>
-      <w:pPr>
-        <w:jc w:val="both"/>
-        <w:rPr>
-          <w:lang w:val="es-ES"/>
-        </w:rPr>
-      </w:pPr>
-      <w:r>
-        <w:rPr>
-          <w:lang w:val="es-ES"/>
-        </w:rPr>
-        <w:t>---&gt;</w:t>
-      </w:r>
-      <w:r>
-        <w:rPr>
-          <w:lang w:val="es-ES"/>
-        </w:rPr>
-        <w:t xml:space="preserve">Poner aquí las descripciones de las estructuras de control de </w:t>
-      </w:r>
-      <w:proofErr w:type="spellStart"/>
-      <w:r>
-        <w:rPr>
-          <w:lang w:val="es-ES"/>
-        </w:rPr>
-        <w:t>Apleh</w:t>
-      </w:r>
-      <w:proofErr w:type="spellEnd"/>
-      <w:r>
-        <w:rPr>
-          <w:lang w:val="es-ES"/>
-        </w:rPr>
-        <w:t xml:space="preserve"> con semántica operacional</w:t>
-      </w:r>
-    </w:p>
-    <w:p>
-      <w:pPr>
-        <w:jc w:val="both"/>
-        <w:rPr>
-          <w:b/>
-          <w:lang w:val="es-ES"/>
-        </w:rPr>
-      </w:pPr>
-      <w:r>
-        <w:rPr>
-          <w:b/>
-          <w:lang w:val="es-ES"/>
-        </w:rPr>
-        <w:t xml:space="preserve">Semántica </w:t>
-      </w:r>
-      <w:proofErr w:type="spellStart"/>
-      <w:r>
-        <w:rPr>
-          <w:b/>
-          <w:lang w:val="es-ES"/>
-        </w:rPr>
-        <w:t>Denotacional</w:t>
-      </w:r>
-      <w:proofErr w:type="spellEnd"/>
-    </w:p>
-    <w:p>
-      <w:pPr>
-        <w:jc w:val="both"/>
-        <w:rPr>
-          <w:lang w:val="es-ES"/>
-        </w:rPr>
-      </w:pPr>
-      <w:r>
-        <w:rPr>
-          <w:lang w:val="es-ES"/>
-        </w:rPr>
-        <w:t>---&gt;</w:t>
-      </w:r>
-      <w:r>
-        <w:rPr>
-          <w:lang w:val="es-ES"/>
-        </w:rPr>
-        <w:t xml:space="preserve">Poner aquí </w:t>
-      </w:r>
-      <w:r>
-        <w:rPr>
-          <w:lang w:val="es-ES"/>
-        </w:rPr>
-        <w:t xml:space="preserve">Def Semántica </w:t>
-      </w:r>
-      <w:proofErr w:type="spellStart"/>
-      <w:r>
-        <w:rPr>
-          <w:lang w:val="es-ES"/>
-        </w:rPr>
-        <w:t>Denotacional</w:t>
-      </w:r>
-      <w:proofErr w:type="spellEnd"/>
+          <w:lang w:val="es-ES"/>
+        </w:rPr>
+      </w:pPr>
+      <w:r>
+        <w:rPr>
+          <w:bCs/>
+          <w:lang w:val="es-ES"/>
+        </w:rPr>
+        <w:t>La semántica operacional se centra en los cambios que ocurren en el estado de la máquina cuando ejecuta una sentencia dada, los cuales definen el significado de esa sentencia.</w:t>
+      </w:r>
     </w:p>
     <w:p>
       <w:pPr>
@@ -24115,6 +23608,7 @@
           <w:u w:val="single"/>
           <w:lang w:val="es-ES"/>
         </w:rPr>
+        <w:lastRenderedPageBreak/>
         <w:t>Descripción las estructuras de control</w:t>
       </w:r>
       <w:r>
@@ -24138,36 +23632,418 @@
         <w:rPr>
           <w:lang w:val="es-ES"/>
         </w:rPr>
+        <w:t>-</w:t>
+      </w:r>
+      <w:r>
+        <w:rPr>
+          <w:lang w:val="es-ES"/>
+        </w:rPr>
+        <w:t>-</w:t>
+      </w:r>
+      <w:r>
+        <w:rPr>
+          <w:lang w:val="es-ES"/>
+        </w:rPr>
+        <w:t>-&gt;Poner aquí definición de lenguaje intermedio para describir Aleph</w:t>
+      </w:r>
+    </w:p>
+    <w:p>
+      <w:pPr>
+        <w:jc w:val="both"/>
+        <w:rPr>
+          <w:lang w:val="es-ES"/>
+        </w:rPr>
+      </w:pPr>
+      <w:r>
+        <w:rPr>
+          <w:lang w:val="es-ES"/>
+        </w:rPr>
+        <w:t xml:space="preserve">Para describir la semántica operacional de las sentencias de Aleph, podemos usar una computadora virtual de bajo nivel, implementada como una simulación de software donde los registros, memoria, información de estado y proceso de ejecución pueden ser simulados. El conjunto de instrucciones debe ser diseñado de forma tal que la semántica de cada instrucción sea fácil de describir y entender. </w:t>
+      </w:r>
+    </w:p>
+    <w:p>
+      <w:pPr>
+        <w:jc w:val="both"/>
+        <w:rPr>
+          <w:lang w:val="es-ES"/>
+        </w:rPr>
+      </w:pPr>
+      <w:r>
+        <w:rPr>
+          <w:lang w:val="es-ES"/>
+        </w:rPr>
         <w:t>---&gt;</w:t>
       </w:r>
       <w:r>
         <w:rPr>
           <w:lang w:val="es-ES"/>
         </w:rPr>
-        <w:t xml:space="preserve">Poner aquí las descripciones de las estructuras de control de </w:t>
-      </w:r>
-      <w:proofErr w:type="spellStart"/>
-      <w:r>
-        <w:rPr>
-          <w:lang w:val="es-ES"/>
-        </w:rPr>
-        <w:t>Apleh</w:t>
-      </w:r>
-      <w:proofErr w:type="spellEnd"/>
-      <w:r>
-        <w:rPr>
-          <w:lang w:val="es-ES"/>
-        </w:rPr>
-        <w:t xml:space="preserve"> con semántica </w:t>
-      </w:r>
-      <w:proofErr w:type="spellStart"/>
+        <w:t>Poner aquí las descripciones de las estructuras de control de Apleh con semántica operacional</w:t>
+      </w:r>
+    </w:p>
+    <w:p>
+      <w:pPr>
+        <w:jc w:val="both"/>
+        <w:rPr>
+          <w:lang w:val="es-ES"/>
+        </w:rPr>
+      </w:pPr>
+      <w:r>
+        <w:rPr>
+          <w:u w:val="single"/>
+          <w:lang w:val="es-ES"/>
+        </w:rPr>
+        <w:t>IF en Aleph</w:t>
+      </w:r>
+      <w:r>
+        <w:rPr>
+          <w:lang w:val="es-ES"/>
+        </w:rPr>
+        <w:t>:</w:t>
+      </w:r>
+    </w:p>
+    <w:p>
+      <w:pPr>
+        <w:jc w:val="both"/>
+      </w:pPr>
+      <w:r>
+        <w:t>If (expression_list;) {</w:t>
+      </w:r>
+      <w:r>
+        <w:t>stm_list</w:t>
+      </w:r>
+      <w:r>
+        <w:t>T</w:t>
+      </w:r>
+      <w:r>
+        <w:t>}</w:t>
+      </w:r>
+      <w:r>
+        <w:t xml:space="preserve"> else {stm</w:t>
+      </w:r>
+      <w:r>
+        <w:t>_list</w:t>
+      </w:r>
+      <w:r>
+        <w:t>F</w:t>
+      </w:r>
+      <w:r>
+        <w:t>}</w:t>
+      </w:r>
+    </w:p>
+    <w:p>
+      <w:pPr>
+        <w:jc w:val="both"/>
+      </w:pPr>
+      <w:r>
+        <w:rPr>
+          <w:u w:val="single"/>
+        </w:rPr>
+        <w:t>IF en semantica operacional</w:t>
+      </w:r>
+      <w:r>
+        <w:t>:</w:t>
+      </w:r>
+    </w:p>
+    <w:p>
+      <w:pPr>
+        <w:jc w:val="both"/>
+        <w:rPr>
+          <w:lang w:val="es-AR"/>
+        </w:rPr>
+      </w:pPr>
+      <w:r>
+        <w:rPr>
+          <w:lang w:val="es-AR"/>
+        </w:rPr>
+        <w:t>e</w:t>
+      </w:r>
+      <w:r>
+        <w:rPr>
+          <w:lang w:val="es-AR"/>
+        </w:rPr>
+        <w:t xml:space="preserve">xpr1 false? </w:t>
+      </w:r>
+      <w:r>
+        <w:rPr>
+          <w:lang w:val="es-AR"/>
+        </w:rPr>
+        <w:t>g</w:t>
+      </w:r>
+      <w:r>
+        <w:rPr>
+          <w:lang w:val="es-AR"/>
+        </w:rPr>
+        <w:t xml:space="preserve">oto </w:t>
+      </w:r>
+      <w:r>
+        <w:rPr>
+          <w:lang w:val="es-AR"/>
+        </w:rPr>
+        <w:t>Else</w:t>
+      </w:r>
+      <w:r>
+        <w:rPr>
+          <w:lang w:val="es-AR"/>
+        </w:rPr>
+        <w:t>;</w:t>
+      </w:r>
+    </w:p>
+    <w:p>
+      <w:pPr>
+        <w:spacing w:line="240" w:lineRule="auto"/>
+        <w:jc w:val="both"/>
+        <w:rPr>
+          <w:lang w:val="es-AR"/>
+        </w:rPr>
+      </w:pPr>
+      <w:r>
+        <w:rPr>
+          <w:lang w:val="es-AR"/>
+        </w:rPr>
+        <w:t>expr2 false? goto Else;</w:t>
+      </w:r>
+    </w:p>
+    <w:p>
+      <w:pPr>
+        <w:spacing w:line="240" w:lineRule="auto"/>
+        <w:jc w:val="both"/>
+        <w:rPr>
+          <w:lang w:val="es-AR"/>
+        </w:rPr>
+      </w:pPr>
+      <w:r>
+        <w:rPr>
+          <w:lang w:val="es-AR"/>
+        </w:rPr>
+        <w:t>…</w:t>
+      </w:r>
+    </w:p>
+    <w:p>
+      <w:pPr>
+        <w:spacing w:line="240" w:lineRule="auto"/>
+        <w:jc w:val="both"/>
+        <w:rPr>
+          <w:lang w:val="es-AR"/>
+        </w:rPr>
+      </w:pPr>
+      <w:r>
+        <w:rPr>
+          <w:lang w:val="es-AR"/>
+        </w:rPr>
+        <w:t>Stm1T;</w:t>
+      </w:r>
+    </w:p>
+    <w:p>
+      <w:pPr>
+        <w:spacing w:line="240" w:lineRule="auto"/>
+        <w:jc w:val="both"/>
+        <w:rPr>
+          <w:lang w:val="es-AR"/>
+        </w:rPr>
+      </w:pPr>
+      <w:r>
+        <w:rPr>
+          <w:lang w:val="es-AR"/>
+        </w:rPr>
+        <w:t>Stm2T;</w:t>
+      </w:r>
+    </w:p>
+    <w:p>
+      <w:pPr>
+        <w:spacing w:line="240" w:lineRule="auto"/>
+        <w:jc w:val="both"/>
+        <w:rPr>
+          <w:lang w:val="es-AR"/>
+        </w:rPr>
+      </w:pPr>
+      <w:r>
+        <w:rPr>
+          <w:lang w:val="es-AR"/>
+        </w:rPr>
+        <w:t>…</w:t>
+      </w:r>
+    </w:p>
+    <w:p>
+      <w:pPr>
+        <w:spacing w:line="240" w:lineRule="auto"/>
+        <w:jc w:val="both"/>
+      </w:pPr>
+      <w:r>
+        <w:t>g</w:t>
+      </w:r>
+      <w:r>
+        <w:t>ot</w:t>
+      </w:r>
+      <w:r>
+        <w:t>o END;</w:t>
+      </w:r>
+    </w:p>
+    <w:p>
+      <w:pPr>
+        <w:spacing w:line="240" w:lineRule="auto"/>
+        <w:jc w:val="both"/>
+      </w:pPr>
+      <w:r>
+        <w:t>Else:</w:t>
+      </w:r>
+    </w:p>
+    <w:p>
+      <w:pPr>
+        <w:spacing w:line="240" w:lineRule="auto"/>
+        <w:jc w:val="both"/>
+      </w:pPr>
+      <w:r>
+        <w:t>Stm1F;</w:t>
+      </w:r>
+    </w:p>
+    <w:p>
+      <w:pPr>
+        <w:spacing w:line="240" w:lineRule="auto"/>
+        <w:jc w:val="both"/>
+      </w:pPr>
+      <w:r>
+        <w:t>Stm2F;</w:t>
+      </w:r>
+    </w:p>
+    <w:p>
+      <w:pPr>
+        <w:spacing w:line="240" w:lineRule="auto"/>
+        <w:jc w:val="both"/>
+      </w:pPr>
+      <w:r>
+        <w:t>…</w:t>
+      </w:r>
+    </w:p>
+    <w:p>
+      <w:pPr>
+        <w:spacing w:line="240" w:lineRule="auto"/>
+        <w:jc w:val="both"/>
+      </w:pPr>
+      <w:r>
+        <w:t>goto END;</w:t>
+      </w:r>
+    </w:p>
+    <w:p>
+      <w:pPr>
+        <w:jc w:val="both"/>
+        <w:rPr>
+          <w:b/>
+        </w:rPr>
+      </w:pPr>
+      <w:r>
+        <w:rPr>
+          <w:b/>
+        </w:rPr>
+        <w:t>Semántica Denotacional</w:t>
+      </w:r>
+    </w:p>
+    <w:p>
+      <w:pPr>
+        <w:jc w:val="both"/>
+        <w:rPr>
+          <w:lang w:val="es-ES"/>
+        </w:rPr>
+      </w:pPr>
+      <w:r>
+        <w:rPr>
+          <w:lang w:val="es-ES"/>
+        </w:rPr>
+        <w:t>---&gt;</w:t>
+      </w:r>
+      <w:r>
+        <w:rPr>
+          <w:lang w:val="es-ES"/>
+        </w:rPr>
+        <w:t xml:space="preserve">Poner aquí </w:t>
+      </w:r>
+      <w:r>
+        <w:rPr>
+          <w:lang w:val="es-ES"/>
+        </w:rPr>
+        <w:t xml:space="preserve">Def Semántica </w:t>
+      </w:r>
+      <w:r>
+        <w:rPr>
+          <w:lang w:val="es-ES"/>
+        </w:rPr>
+        <w:t>Denotacional</w:t>
+      </w:r>
+    </w:p>
+    <w:p>
+      <w:pPr>
+        <w:jc w:val="both"/>
+        <w:rPr>
+          <w:lang w:val="es-ES"/>
+        </w:rPr>
+      </w:pPr>
+      <w:r>
+        <w:rPr>
+          <w:lang w:val="es-ES"/>
+        </w:rPr>
+        <w:t>La semántica denotacional es el método formal más riguroso y ampliamente conocido para describir el significado de los programas</w:t>
+      </w:r>
+      <w:r>
+        <w:rPr>
+          <w:lang w:val="es-ES"/>
+        </w:rPr>
+        <w:t xml:space="preserve">. Se basa en la teoría de dominios matemáticos y utiliza funciones matemáticas para asignar significado a los programas y a sus fragmentos, estas funciones se utilizan para mapear programas a elementos de un dominio matemático, que representan el significado de los programas. </w:t>
+      </w:r>
+    </w:p>
+    <w:p>
+      <w:pPr>
+        <w:pStyle w:val="Prrafodelista"/>
+        <w:ind w:left="0"/>
+        <w:jc w:val="both"/>
+        <w:rPr>
+          <w:bCs/>
+          <w:u w:val="single"/>
+          <w:lang w:val="es-ES"/>
+        </w:rPr>
+      </w:pPr>
+      <w:r>
+        <w:rPr>
+          <w:bCs/>
+          <w:u w:val="single"/>
+          <w:lang w:val="es-ES"/>
+        </w:rPr>
+        <w:t>Descripción las estructuras de control</w:t>
+      </w:r>
+      <w:r>
+        <w:rPr>
+          <w:bCs/>
+          <w:color w:val="000000" w:themeColor="text1"/>
+          <w:u w:val="single"/>
+          <w:lang w:val="es-ES"/>
+        </w:rPr>
+        <w:t xml:space="preserve"> de Aleph</w:t>
+      </w:r>
+    </w:p>
+    <w:p>
+      <w:pPr>
+        <w:jc w:val="both"/>
+        <w:rPr>
+          <w:lang w:val="es-ES"/>
+        </w:rPr>
+      </w:pPr>
+      <w:r>
+        <w:rPr>
+          <w:lang w:val="es-ES"/>
+        </w:rPr>
+        <w:t>---&gt;</w:t>
+      </w:r>
+      <w:r>
+        <w:rPr>
+          <w:lang w:val="es-ES"/>
+        </w:rPr>
+        <w:t xml:space="preserve">Poner aquí las descripciones de las estructuras de control de Apleh con semántica </w:t>
+      </w:r>
       <w:r>
         <w:rPr>
           <w:lang w:val="es-ES"/>
         </w:rPr>
         <w:t>denotacional</w:t>
       </w:r>
-      <w:proofErr w:type="spellEnd"/>
     </w:p>
     <w:p>
       <w:pPr>
@@ -24347,6 +24223,7 @@
         <w:rPr>
           <w:lang w:val="es-ES"/>
         </w:rPr>
+        <w:lastRenderedPageBreak/>
         <w:t xml:space="preserve">--&gt;Avance de código: </w:t>
       </w:r>
       <w:r>
@@ -24431,7 +24308,6 @@
         <w:rPr>
           <w:lang w:val="es-ES"/>
         </w:rPr>
-        <w:lastRenderedPageBreak/>
         <w:t>---&gt;Metas del Análisis Sintáctico</w:t>
       </w:r>
     </w:p>
@@ -24582,16 +24458,8 @@
         <w:rPr>
           <w:lang w:val="es-ES"/>
         </w:rPr>
-        <w:t xml:space="preserve">---&gt;Funcionamiento del analizador generado por </w:t>
-      </w:r>
-      <w:proofErr w:type="spellStart"/>
-      <w:r>
-        <w:rPr>
-          <w:lang w:val="es-ES"/>
-        </w:rPr>
-        <w:t>Bison</w:t>
-      </w:r>
-      <w:proofErr w:type="spellEnd"/>
+        <w:t>---&gt;Funcionamiento del analizador generado por Bison</w:t>
+      </w:r>
     </w:p>
     <w:p>
       <w:pPr>
@@ -24821,21 +24689,7 @@
         <w:rPr>
           <w:lang w:val="es-ES"/>
         </w:rPr>
-        <w:t>--&gt;Describa las componentes de la seis-</w:t>
-      </w:r>
-      <w:proofErr w:type="spellStart"/>
-      <w:r>
-        <w:rPr>
-          <w:lang w:val="es-ES"/>
-        </w:rPr>
-        <w:t>upla</w:t>
-      </w:r>
-      <w:proofErr w:type="spellEnd"/>
-      <w:r>
-        <w:rPr>
-          <w:lang w:val="es-ES"/>
-        </w:rPr>
-        <w:t xml:space="preserve"> que caracteriza a una variable.</w:t>
+        <w:t>--&gt;Describa las componentes de la seis-upla que caracteriza a una variable.</w:t>
       </w:r>
     </w:p>
     <w:p>
@@ -24869,16 +24723,8 @@
         <w:rPr>
           <w:lang w:val="es-ES"/>
         </w:rPr>
-        <w:t xml:space="preserve">la de símbolos y mostrar código en </w:t>
-      </w:r>
-      <w:proofErr w:type="spellStart"/>
-      <w:r>
-        <w:rPr>
-          <w:lang w:val="es-ES"/>
-        </w:rPr>
-        <w:t>aleph</w:t>
-      </w:r>
-      <w:proofErr w:type="spellEnd"/>
+        <w:t>la de símbolos y mostrar código en aleph</w:t>
+      </w:r>
     </w:p>
     <w:p>
       <w:pPr>
@@ -25126,6 +24972,7 @@
         <w:rPr>
           <w:lang w:val="es-ES"/>
         </w:rPr>
+        <w:lastRenderedPageBreak/>
         <w:t xml:space="preserve">--&gt;Defina: error de tipo. </w:t>
       </w:r>
     </w:p>
@@ -25174,7 +25021,6 @@
         <w:rPr>
           <w:lang w:val="es-ES"/>
         </w:rPr>
-        <w:lastRenderedPageBreak/>
         <w:t>--&gt;Relacione estos conceptos con la implementación de Aleph</w:t>
       </w:r>
     </w:p>
@@ -25261,16 +25107,16 @@
         <w:rPr>
           <w:lang w:val="es-ES"/>
         </w:rPr>
-        <w:t xml:space="preserve"> 25/11 presentación informe defensa lunes 28/11 15hs -  </w:t>
-      </w:r>
-      <w:proofErr w:type="spellStart"/>
-      <w:r>
-        <w:rPr>
-          <w:lang w:val="es-ES"/>
-        </w:rPr>
-        <w:t>recu</w:t>
-      </w:r>
-      <w:proofErr w:type="spellEnd"/>
+        <w:t xml:space="preserve"> 25/11 presentación informe defensa lunes 28/11 15hs </w:t>
+      </w:r>
+      <w:proofErr w:type="gramStart"/>
+      <w:r>
+        <w:rPr>
+          <w:lang w:val="es-ES"/>
+        </w:rPr>
+        <w:t>-  recu</w:t>
+      </w:r>
+      <w:proofErr w:type="gramEnd"/>
       <w:r>
         <w:rPr>
           <w:lang w:val="es-ES"/>
@@ -25445,7 +25291,7 @@
 </file>
 
 <file path=word/endnotes.xml><?xml version="1.0" encoding="utf-8"?>
-<w:endnotes xmlns:wpc="http://schemas.microsoft.com/office/word/2010/wordprocessingCanvas" xmlns:cx="http://schemas.microsoft.com/office/drawing/2014/chartex" xmlns:cx1="http://schemas.microsoft.com/office/drawing/2015/9/8/chartex" xmlns:cx2="http://schemas.microsoft.com/office/drawing/2015/10/21/chartex" xmlns:cx3="http://schemas.microsoft.com/office/drawing/2016/5/9/chartex" xmlns:cx4="http://schemas.microsoft.com/office/drawing/2016/5/10/chartex" xmlns:cx5="http://schemas.microsoft.com/office/drawing/2016/5/11/chartex" xmlns:cx6="http://schemas.microsoft.com/office/drawing/2016/5/12/chartex" xmlns:cx7="http://schemas.microsoft.com/office/drawing/2016/5/13/chartex" xmlns:cx8="http://schemas.microsoft.com/office/drawing/2016/5/14/chartex" xmlns:mc="http://schemas.openxmlformats.org/markup-compatibility/2006" xmlns:aink="http://schemas.microsoft.com/office/drawing/2016/ink" xmlns:am3d="http://schemas.microsoft.com/office/drawing/2017/model3d" xmlns:o="urn:schemas-microsoft-com:office:office" xmlns:oel="http://schemas.microsoft.com/office/2019/extlst" xmlns:r="http://schemas.openxmlformats.org/officeDocument/2006/relationships" xmlns:m="http://schemas.openxmlformats.org/officeDocument/2006/math" xmlns:v="urn:schemas-microsoft-com:vml" xmlns:wp14="http://schemas.microsoft.com/office/word/2010/wordprocessingDrawing" xmlns:wp="http://schemas.openxmlformats.org/drawingml/2006/wordprocessingDrawing" xmlns:w10="urn:schemas-microsoft-com:office:word" xmlns:w="http://schemas.openxmlformats.org/wordprocessingml/2006/main" xmlns:w14="http://schemas.microsoft.com/office/word/2010/wordml" xmlns:w15="http://schemas.microsoft.com/office/word/2012/wordml" xmlns:w16cex="http://schemas.microsoft.com/office/word/2018/wordml/cex" xmlns:w16cid="http://schemas.microsoft.com/office/word/2016/wordml/cid" xmlns:w16="http://schemas.microsoft.com/office/word/2018/wordml" xmlns:w16du="http://schemas.microsoft.com/office/word/2023/wordml/word16du" xmlns:w16sdtdh="http://schemas.microsoft.com/office/word/2020/wordml/sdtdatahash" xmlns:w16se="http://schemas.microsoft.com/office/word/2015/wordml/symex" xmlns:wpg="http://schemas.microsoft.com/office/word/2010/wordprocessingGroup" xmlns:wpi="http://schemas.microsoft.com/office/word/2010/wordprocessingInk" xmlns:wne="http://schemas.microsoft.com/office/word/2006/wordml" xmlns:wps="http://schemas.microsoft.com/office/word/2010/wordprocessingShape" mc:Ignorable="w14 w15 w16se w16cid w16 w16cex w16sdtdh wp14">
+<w:endnotes xmlns:wpc="http://schemas.microsoft.com/office/word/2010/wordprocessingCanvas" xmlns:cx="http://schemas.microsoft.com/office/drawing/2014/chartex" xmlns:cx1="http://schemas.microsoft.com/office/drawing/2015/9/8/chartex" xmlns:cx2="http://schemas.microsoft.com/office/drawing/2015/10/21/chartex" xmlns:cx3="http://schemas.microsoft.com/office/drawing/2016/5/9/chartex" xmlns:cx4="http://schemas.microsoft.com/office/drawing/2016/5/10/chartex" xmlns:cx5="http://schemas.microsoft.com/office/drawing/2016/5/11/chartex" xmlns:cx6="http://schemas.microsoft.com/office/drawing/2016/5/12/chartex" xmlns:cx7="http://schemas.microsoft.com/office/drawing/2016/5/13/chartex" xmlns:cx8="http://schemas.microsoft.com/office/drawing/2016/5/14/chartex" xmlns:mc="http://schemas.openxmlformats.org/markup-compatibility/2006" xmlns:aink="http://schemas.microsoft.com/office/drawing/2016/ink" xmlns:am3d="http://schemas.microsoft.com/office/drawing/2017/model3d" xmlns:o="urn:schemas-microsoft-com:office:office" xmlns:r="http://schemas.openxmlformats.org/officeDocument/2006/relationships" xmlns:m="http://schemas.openxmlformats.org/officeDocument/2006/math" xmlns:v="urn:schemas-microsoft-com:vml" xmlns:wp14="http://schemas.microsoft.com/office/word/2010/wordprocessingDrawing" xmlns:wp="http://schemas.openxmlformats.org/drawingml/2006/wordprocessingDrawing" xmlns:w10="urn:schemas-microsoft-com:office:word" xmlns:w="http://schemas.openxmlformats.org/wordprocessingml/2006/main" xmlns:w14="http://schemas.microsoft.com/office/word/2010/wordml" xmlns:w15="http://schemas.microsoft.com/office/word/2012/wordml" xmlns:w16cex="http://schemas.microsoft.com/office/word/2018/wordml/cex" xmlns:w16cid="http://schemas.microsoft.com/office/word/2016/wordml/cid" xmlns:w16="http://schemas.microsoft.com/office/word/2018/wordml" xmlns:w16sdtdh="http://schemas.microsoft.com/office/word/2020/wordml/sdtdatahash" xmlns:w16se="http://schemas.microsoft.com/office/word/2015/wordml/symex" xmlns:wpg="http://schemas.microsoft.com/office/word/2010/wordprocessingGroup" xmlns:wpi="http://schemas.microsoft.com/office/word/2010/wordprocessingInk" xmlns:wne="http://schemas.microsoft.com/office/word/2006/wordml" xmlns:wps="http://schemas.microsoft.com/office/word/2010/wordprocessingShape" mc:Ignorable="w14 w15 w16se w16cid w16 w16cex w16sdtdh wp14">
   <w:endnote w:type="separator" w:id="-1">
     <w:p>
       <w:pPr>
@@ -25470,7 +25316,7 @@
 </file>
 
 <file path=word/footnotes.xml><?xml version="1.0" encoding="utf-8"?>
-<w:footnotes xmlns:wpc="http://schemas.microsoft.com/office/word/2010/wordprocessingCanvas" xmlns:cx="http://schemas.microsoft.com/office/drawing/2014/chartex" xmlns:cx1="http://schemas.microsoft.com/office/drawing/2015/9/8/chartex" xmlns:cx2="http://schemas.microsoft.com/office/drawing/2015/10/21/chartex" xmlns:cx3="http://schemas.microsoft.com/office/drawing/2016/5/9/chartex" xmlns:cx4="http://schemas.microsoft.com/office/drawing/2016/5/10/chartex" xmlns:cx5="http://schemas.microsoft.com/office/drawing/2016/5/11/chartex" xmlns:cx6="http://schemas.microsoft.com/office/drawing/2016/5/12/chartex" xmlns:cx7="http://schemas.microsoft.com/office/drawing/2016/5/13/chartex" xmlns:cx8="http://schemas.microsoft.com/office/drawing/2016/5/14/chartex" xmlns:mc="http://schemas.openxmlformats.org/markup-compatibility/2006" xmlns:aink="http://schemas.microsoft.com/office/drawing/2016/ink" xmlns:am3d="http://schemas.microsoft.com/office/drawing/2017/model3d" xmlns:o="urn:schemas-microsoft-com:office:office" xmlns:oel="http://schemas.microsoft.com/office/2019/extlst" xmlns:r="http://schemas.openxmlformats.org/officeDocument/2006/relationships" xmlns:m="http://schemas.openxmlformats.org/officeDocument/2006/math" xmlns:v="urn:schemas-microsoft-com:vml" xmlns:wp14="http://schemas.microsoft.com/office/word/2010/wordprocessingDrawing" xmlns:wp="http://schemas.openxmlformats.org/drawingml/2006/wordprocessingDrawing" xmlns:w10="urn:schemas-microsoft-com:office:word" xmlns:w="http://schemas.openxmlformats.org/wordprocessingml/2006/main" xmlns:w14="http://schemas.microsoft.com/office/word/2010/wordml" xmlns:w15="http://schemas.microsoft.com/office/word/2012/wordml" xmlns:w16cex="http://schemas.microsoft.com/office/word/2018/wordml/cex" xmlns:w16cid="http://schemas.microsoft.com/office/word/2016/wordml/cid" xmlns:w16="http://schemas.microsoft.com/office/word/2018/wordml" xmlns:w16du="http://schemas.microsoft.com/office/word/2023/wordml/word16du" xmlns:w16sdtdh="http://schemas.microsoft.com/office/word/2020/wordml/sdtdatahash" xmlns:w16se="http://schemas.microsoft.com/office/word/2015/wordml/symex" xmlns:wpg="http://schemas.microsoft.com/office/word/2010/wordprocessingGroup" xmlns:wpi="http://schemas.microsoft.com/office/word/2010/wordprocessingInk" xmlns:wne="http://schemas.microsoft.com/office/word/2006/wordml" xmlns:wps="http://schemas.microsoft.com/office/word/2010/wordprocessingShape" mc:Ignorable="w14 w15 w16se w16cid w16 w16cex w16sdtdh wp14">
+<w:footnotes xmlns:wpc="http://schemas.microsoft.com/office/word/2010/wordprocessingCanvas" xmlns:cx="http://schemas.microsoft.com/office/drawing/2014/chartex" xmlns:cx1="http://schemas.microsoft.com/office/drawing/2015/9/8/chartex" xmlns:cx2="http://schemas.microsoft.com/office/drawing/2015/10/21/chartex" xmlns:cx3="http://schemas.microsoft.com/office/drawing/2016/5/9/chartex" xmlns:cx4="http://schemas.microsoft.com/office/drawing/2016/5/10/chartex" xmlns:cx5="http://schemas.microsoft.com/office/drawing/2016/5/11/chartex" xmlns:cx6="http://schemas.microsoft.com/office/drawing/2016/5/12/chartex" xmlns:cx7="http://schemas.microsoft.com/office/drawing/2016/5/13/chartex" xmlns:cx8="http://schemas.microsoft.com/office/drawing/2016/5/14/chartex" xmlns:mc="http://schemas.openxmlformats.org/markup-compatibility/2006" xmlns:aink="http://schemas.microsoft.com/office/drawing/2016/ink" xmlns:am3d="http://schemas.microsoft.com/office/drawing/2017/model3d" xmlns:o="urn:schemas-microsoft-com:office:office" xmlns:r="http://schemas.openxmlformats.org/officeDocument/2006/relationships" xmlns:m="http://schemas.openxmlformats.org/officeDocument/2006/math" xmlns:v="urn:schemas-microsoft-com:vml" xmlns:wp14="http://schemas.microsoft.com/office/word/2010/wordprocessingDrawing" xmlns:wp="http://schemas.openxmlformats.org/drawingml/2006/wordprocessingDrawing" xmlns:w10="urn:schemas-microsoft-com:office:word" xmlns:w="http://schemas.openxmlformats.org/wordprocessingml/2006/main" xmlns:w14="http://schemas.microsoft.com/office/word/2010/wordml" xmlns:w15="http://schemas.microsoft.com/office/word/2012/wordml" xmlns:w16cex="http://schemas.microsoft.com/office/word/2018/wordml/cex" xmlns:w16cid="http://schemas.microsoft.com/office/word/2016/wordml/cid" xmlns:w16="http://schemas.microsoft.com/office/word/2018/wordml" xmlns:w16sdtdh="http://schemas.microsoft.com/office/word/2020/wordml/sdtdatahash" xmlns:w16se="http://schemas.microsoft.com/office/word/2015/wordml/symex" xmlns:wpg="http://schemas.microsoft.com/office/word/2010/wordprocessingGroup" xmlns:wpi="http://schemas.microsoft.com/office/word/2010/wordprocessingInk" xmlns:wne="http://schemas.microsoft.com/office/word/2006/wordml" xmlns:wps="http://schemas.microsoft.com/office/word/2010/wordprocessingShape" mc:Ignorable="w14 w15 w16se w16cid w16 w16cex w16sdtdh wp14">
   <w:footnote w:type="separator" w:id="-1">
     <w:p>
       <w:pPr>
@@ -25495,7 +25341,7 @@
 </file>
 
 <file path=word/numbering.xml><?xml version="1.0" encoding="utf-8"?>
-<w:numbering xmlns:wpc="http://schemas.microsoft.com/office/word/2010/wordprocessingCanvas" xmlns:cx="http://schemas.microsoft.com/office/drawing/2014/chartex" xmlns:cx1="http://schemas.microsoft.com/office/drawing/2015/9/8/chartex" xmlns:cx2="http://schemas.microsoft.com/office/drawing/2015/10/21/chartex" xmlns:cx3="http://schemas.microsoft.com/office/drawing/2016/5/9/chartex" xmlns:cx4="http://schemas.microsoft.com/office/drawing/2016/5/10/chartex" xmlns:cx5="http://schemas.microsoft.com/office/drawing/2016/5/11/chartex" xmlns:cx6="http://schemas.microsoft.com/office/drawing/2016/5/12/chartex" xmlns:cx7="http://schemas.microsoft.com/office/drawing/2016/5/13/chartex" xmlns:cx8="http://schemas.microsoft.com/office/drawing/2016/5/14/chartex" xmlns:mc="http://schemas.openxmlformats.org/markup-compatibility/2006" xmlns:aink="http://schemas.microsoft.com/office/drawing/2016/ink" xmlns:am3d="http://schemas.microsoft.com/office/drawing/2017/model3d" xmlns:o="urn:schemas-microsoft-com:office:office" xmlns:oel="http://schemas.microsoft.com/office/2019/extlst" xmlns:r="http://schemas.openxmlformats.org/officeDocument/2006/relationships" xmlns:m="http://schemas.openxmlformats.org/officeDocument/2006/math" xmlns:v="urn:schemas-microsoft-com:vml" xmlns:wp14="http://schemas.microsoft.com/office/word/2010/wordprocessingDrawing" xmlns:wp="http://schemas.openxmlformats.org/drawingml/2006/wordprocessingDrawing" xmlns:w10="urn:schemas-microsoft-com:office:word" xmlns:w="http://schemas.openxmlformats.org/wordprocessingml/2006/main" xmlns:w14="http://schemas.microsoft.com/office/word/2010/wordml" xmlns:w15="http://schemas.microsoft.com/office/word/2012/wordml" xmlns:w16cex="http://schemas.microsoft.com/office/word/2018/wordml/cex" xmlns:w16cid="http://schemas.microsoft.com/office/word/2016/wordml/cid" xmlns:w16="http://schemas.microsoft.com/office/word/2018/wordml" xmlns:w16du="http://schemas.microsoft.com/office/word/2023/wordml/word16du" xmlns:w16sdtdh="http://schemas.microsoft.com/office/word/2020/wordml/sdtdatahash" xmlns:w16se="http://schemas.microsoft.com/office/word/2015/wordml/symex" xmlns:wpg="http://schemas.microsoft.com/office/word/2010/wordprocessingGroup" xmlns:wpi="http://schemas.microsoft.com/office/word/2010/wordprocessingInk" xmlns:wne="http://schemas.microsoft.com/office/word/2006/wordml" xmlns:wps="http://schemas.microsoft.com/office/word/2010/wordprocessingShape" mc:Ignorable="w14 w15 w16se w16cid w16 w16cex w16sdtdh wp14">
+<w:numbering xmlns:wpc="http://schemas.microsoft.com/office/word/2010/wordprocessingCanvas" xmlns:cx="http://schemas.microsoft.com/office/drawing/2014/chartex" xmlns:cx1="http://schemas.microsoft.com/office/drawing/2015/9/8/chartex" xmlns:cx2="http://schemas.microsoft.com/office/drawing/2015/10/21/chartex" xmlns:cx3="http://schemas.microsoft.com/office/drawing/2016/5/9/chartex" xmlns:cx4="http://schemas.microsoft.com/office/drawing/2016/5/10/chartex" xmlns:cx5="http://schemas.microsoft.com/office/drawing/2016/5/11/chartex" xmlns:cx6="http://schemas.microsoft.com/office/drawing/2016/5/12/chartex" xmlns:cx7="http://schemas.microsoft.com/office/drawing/2016/5/13/chartex" xmlns:cx8="http://schemas.microsoft.com/office/drawing/2016/5/14/chartex" xmlns:mc="http://schemas.openxmlformats.org/markup-compatibility/2006" xmlns:aink="http://schemas.microsoft.com/office/drawing/2016/ink" xmlns:am3d="http://schemas.microsoft.com/office/drawing/2017/model3d" xmlns:o="urn:schemas-microsoft-com:office:office" xmlns:r="http://schemas.openxmlformats.org/officeDocument/2006/relationships" xmlns:m="http://schemas.openxmlformats.org/officeDocument/2006/math" xmlns:v="urn:schemas-microsoft-com:vml" xmlns:wp14="http://schemas.microsoft.com/office/word/2010/wordprocessingDrawing" xmlns:wp="http://schemas.openxmlformats.org/drawingml/2006/wordprocessingDrawing" xmlns:w10="urn:schemas-microsoft-com:office:word" xmlns:w="http://schemas.openxmlformats.org/wordprocessingml/2006/main" xmlns:w14="http://schemas.microsoft.com/office/word/2010/wordml" xmlns:w15="http://schemas.microsoft.com/office/word/2012/wordml" xmlns:w16cex="http://schemas.microsoft.com/office/word/2018/wordml/cex" xmlns:w16cid="http://schemas.microsoft.com/office/word/2016/wordml/cid" xmlns:w16="http://schemas.microsoft.com/office/word/2018/wordml" xmlns:w16sdtdh="http://schemas.microsoft.com/office/word/2020/wordml/sdtdatahash" xmlns:w16se="http://schemas.microsoft.com/office/word/2015/wordml/symex" xmlns:wpg="http://schemas.microsoft.com/office/word/2010/wordprocessingGroup" xmlns:wpi="http://schemas.microsoft.com/office/word/2010/wordprocessingInk" xmlns:wne="http://schemas.microsoft.com/office/word/2006/wordml" xmlns:wps="http://schemas.microsoft.com/office/word/2010/wordprocessingShape" mc:Ignorable="w14 w15 w16se w16cid w16 w16cex w16sdtdh wp14">
   <w:abstractNum w:abstractNumId="0" w15:restartNumberingAfterBreak="0">
     <w:nsid w:val="02791101"/>
     <w:multiLevelType w:val="multilevel"/>
@@ -26779,22 +26625,22 @@
       </w:pPr>
     </w:lvl>
   </w:abstractNum>
-  <w:num w:numId="1" w16cid:durableId="1362121933">
+  <w:num w:numId="1">
     <w:abstractNumId w:val="8"/>
   </w:num>
-  <w:num w:numId="2" w16cid:durableId="68040130">
+  <w:num w:numId="2">
     <w:abstractNumId w:val="4"/>
   </w:num>
-  <w:num w:numId="3" w16cid:durableId="184172826">
+  <w:num w:numId="3">
     <w:abstractNumId w:val="10"/>
   </w:num>
-  <w:num w:numId="4" w16cid:durableId="508105428">
+  <w:num w:numId="4">
     <w:abstractNumId w:val="12"/>
   </w:num>
-  <w:num w:numId="5" w16cid:durableId="1933472193">
+  <w:num w:numId="5">
     <w:abstractNumId w:val="3"/>
   </w:num>
-  <w:num w:numId="6" w16cid:durableId="1549301402">
+  <w:num w:numId="6">
     <w:abstractNumId w:val="8"/>
     <w:lvlOverride w:ilvl="0">
       <w:startOverride w:val="1"/>
@@ -26824,19 +26670,19 @@
       <w:startOverride w:val="1"/>
     </w:lvlOverride>
   </w:num>
-  <w:num w:numId="7" w16cid:durableId="2134471507">
+  <w:num w:numId="7">
     <w:abstractNumId w:val="11"/>
   </w:num>
-  <w:num w:numId="8" w16cid:durableId="759527745">
+  <w:num w:numId="8">
     <w:abstractNumId w:val="5"/>
   </w:num>
-  <w:num w:numId="9" w16cid:durableId="2049328081">
+  <w:num w:numId="9">
     <w:abstractNumId w:val="0"/>
   </w:num>
-  <w:num w:numId="10" w16cid:durableId="467823785">
+  <w:num w:numId="10">
     <w:abstractNumId w:val="1"/>
   </w:num>
-  <w:num w:numId="11" w16cid:durableId="618923680">
+  <w:num w:numId="11">
     <w:abstractNumId w:val="9"/>
     <w:lvlOverride w:ilvl="0">
       <w:startOverride w:val="1"/>
@@ -26866,7 +26712,7 @@
       <w:startOverride w:val="1"/>
     </w:lvlOverride>
   </w:num>
-  <w:num w:numId="12" w16cid:durableId="1603100373">
+  <w:num w:numId="12">
     <w:abstractNumId w:val="10"/>
     <w:lvlOverride w:ilvl="0">
       <w:startOverride w:val="1"/>
@@ -26896,13 +26742,13 @@
       <w:startOverride w:val="1"/>
     </w:lvlOverride>
   </w:num>
-  <w:num w:numId="13" w16cid:durableId="1020199496">
+  <w:num w:numId="13">
     <w:abstractNumId w:val="2"/>
   </w:num>
-  <w:num w:numId="14" w16cid:durableId="760415244">
+  <w:num w:numId="14">
     <w:abstractNumId w:val="6"/>
   </w:num>
-  <w:num w:numId="15" w16cid:durableId="1468741364">
+  <w:num w:numId="15">
     <w:abstractNumId w:val="7"/>
   </w:num>
 </w:numbering>

--- a/Avance_Colque_Fernandez.docx
+++ b/Avance_Colque_Fernandez.docx
@@ -1,6 +1,6 @@
 
 <file path=word/document.xml><?xml version="1.0" encoding="utf-8"?>
-<w:document xmlns:wpc="http://schemas.microsoft.com/office/word/2010/wordprocessingCanvas" xmlns:cx="http://schemas.microsoft.com/office/drawing/2014/chartex" xmlns:cx1="http://schemas.microsoft.com/office/drawing/2015/9/8/chartex" xmlns:cx2="http://schemas.microsoft.com/office/drawing/2015/10/21/chartex" xmlns:cx3="http://schemas.microsoft.com/office/drawing/2016/5/9/chartex" xmlns:cx4="http://schemas.microsoft.com/office/drawing/2016/5/10/chartex" xmlns:cx5="http://schemas.microsoft.com/office/drawing/2016/5/11/chartex" xmlns:cx6="http://schemas.microsoft.com/office/drawing/2016/5/12/chartex" xmlns:cx7="http://schemas.microsoft.com/office/drawing/2016/5/13/chartex" xmlns:cx8="http://schemas.microsoft.com/office/drawing/2016/5/14/chartex" xmlns:mc="http://schemas.openxmlformats.org/markup-compatibility/2006" xmlns:aink="http://schemas.microsoft.com/office/drawing/2016/ink" xmlns:am3d="http://schemas.microsoft.com/office/drawing/2017/model3d" xmlns:o="urn:schemas-microsoft-com:office:office" xmlns:r="http://schemas.openxmlformats.org/officeDocument/2006/relationships" xmlns:m="http://schemas.openxmlformats.org/officeDocument/2006/math" xmlns:v="urn:schemas-microsoft-com:vml" xmlns:wp14="http://schemas.microsoft.com/office/word/2010/wordprocessingDrawing" xmlns:wp="http://schemas.openxmlformats.org/drawingml/2006/wordprocessingDrawing" xmlns:w10="urn:schemas-microsoft-com:office:word" xmlns:w="http://schemas.openxmlformats.org/wordprocessingml/2006/main" xmlns:w14="http://schemas.microsoft.com/office/word/2010/wordml" xmlns:w15="http://schemas.microsoft.com/office/word/2012/wordml" xmlns:w16cex="http://schemas.microsoft.com/office/word/2018/wordml/cex" xmlns:w16cid="http://schemas.microsoft.com/office/word/2016/wordml/cid" xmlns:w16="http://schemas.microsoft.com/office/word/2018/wordml" xmlns:w16sdtdh="http://schemas.microsoft.com/office/word/2020/wordml/sdtdatahash" xmlns:w16se="http://schemas.microsoft.com/office/word/2015/wordml/symex" xmlns:wpg="http://schemas.microsoft.com/office/word/2010/wordprocessingGroup" xmlns:wpi="http://schemas.microsoft.com/office/word/2010/wordprocessingInk" xmlns:wne="http://schemas.microsoft.com/office/word/2006/wordml" xmlns:wps="http://schemas.microsoft.com/office/word/2010/wordprocessingShape" mc:Ignorable="w14 w15 w16se w16cid w16 w16cex w16sdtdh wp14">
+<w:document xmlns:wpc="http://schemas.microsoft.com/office/word/2010/wordprocessingCanvas" xmlns:cx="http://schemas.microsoft.com/office/drawing/2014/chartex" xmlns:cx1="http://schemas.microsoft.com/office/drawing/2015/9/8/chartex" xmlns:cx2="http://schemas.microsoft.com/office/drawing/2015/10/21/chartex" xmlns:cx3="http://schemas.microsoft.com/office/drawing/2016/5/9/chartex" xmlns:cx4="http://schemas.microsoft.com/office/drawing/2016/5/10/chartex" xmlns:cx5="http://schemas.microsoft.com/office/drawing/2016/5/11/chartex" xmlns:cx6="http://schemas.microsoft.com/office/drawing/2016/5/12/chartex" xmlns:cx7="http://schemas.microsoft.com/office/drawing/2016/5/13/chartex" xmlns:cx8="http://schemas.microsoft.com/office/drawing/2016/5/14/chartex" xmlns:mc="http://schemas.openxmlformats.org/markup-compatibility/2006" xmlns:aink="http://schemas.microsoft.com/office/drawing/2016/ink" xmlns:am3d="http://schemas.microsoft.com/office/drawing/2017/model3d" xmlns:o="urn:schemas-microsoft-com:office:office" xmlns:oel="http://schemas.microsoft.com/office/2019/extlst" xmlns:r="http://schemas.openxmlformats.org/officeDocument/2006/relationships" xmlns:m="http://schemas.openxmlformats.org/officeDocument/2006/math" xmlns:v="urn:schemas-microsoft-com:vml" xmlns:wp14="http://schemas.microsoft.com/office/word/2010/wordprocessingDrawing" xmlns:wp="http://schemas.openxmlformats.org/drawingml/2006/wordprocessingDrawing" xmlns:w10="urn:schemas-microsoft-com:office:word" xmlns:w="http://schemas.openxmlformats.org/wordprocessingml/2006/main" xmlns:w14="http://schemas.microsoft.com/office/word/2010/wordml" xmlns:w15="http://schemas.microsoft.com/office/word/2012/wordml" xmlns:w16cex="http://schemas.microsoft.com/office/word/2018/wordml/cex" xmlns:w16cid="http://schemas.microsoft.com/office/word/2016/wordml/cid" xmlns:w16="http://schemas.microsoft.com/office/word/2018/wordml" xmlns:w16sdtdh="http://schemas.microsoft.com/office/word/2020/wordml/sdtdatahash" xmlns:w16se="http://schemas.microsoft.com/office/word/2015/wordml/symex" xmlns:wpg="http://schemas.microsoft.com/office/word/2010/wordprocessingGroup" xmlns:wpi="http://schemas.microsoft.com/office/word/2010/wordprocessingInk" xmlns:wne="http://schemas.microsoft.com/office/word/2006/wordml" xmlns:wps="http://schemas.microsoft.com/office/word/2010/wordprocessingShape" mc:Ignorable="w14 w15 w16se w16cid w16 w16cex w16sdtdh wp14">
   <w:body>
     <w:p>
       <w:pPr>
@@ -765,8 +765,13 @@
         </w:rPr>
       </w:pPr>
       <w:r>
-        <w:t>El termino alef</w:t>
-      </w:r>
+        <w:t xml:space="preserve">El termino </w:t>
+      </w:r>
+      <w:proofErr w:type="spellStart"/>
+      <w:r>
+        <w:t>alef</w:t>
+      </w:r>
+      <w:proofErr w:type="spellEnd"/>
       <w:r>
         <w:rPr>
           <w:color w:val="FF0000"/>
@@ -786,7 +791,21 @@
         <w:rPr>
           <w:lang w:val="es-AR"/>
         </w:rPr>
-        <w:t>, empleado por Georg Cantor en la formulación de su teoría de conjuntos para representar la cardinalidad de los números infinitos, es decir, para ordenar los números transfinitos y así diferenciar los distintos tamaños de infinito.</w:t>
+        <w:t xml:space="preserve">, empleado por Georg Cantor en la formulación de su teoría de conjuntos para representar la cardinalidad de los números infinitos, es decir, para ordenar los números </w:t>
+      </w:r>
+      <w:proofErr w:type="spellStart"/>
+      <w:r>
+        <w:rPr>
+          <w:lang w:val="es-AR"/>
+        </w:rPr>
+        <w:t>transfinitos</w:t>
+      </w:r>
+      <w:proofErr w:type="spellEnd"/>
+      <w:r>
+        <w:rPr>
+          <w:lang w:val="es-AR"/>
+        </w:rPr>
+        <w:t xml:space="preserve"> y así diferenciar los distintos tamaños de infinito.</w:t>
       </w:r>
     </w:p>
     <w:p>
@@ -849,26 +868,77 @@
           <w:szCs w:val="24"/>
           <w:lang w:val="es-ES"/>
         </w:rPr>
-        <w:t>Flex es una herramienta que se utiliza para generar analizadores léxicos o scanners. Su función principal es analizar un flujo de texto (como un programa fuente) y dividirlo en tokens, que son unidades léxicas significativas. Estos tokens pueden ser palabras clave, identificadores, números, operadores, símbolos, etc.</w:t>
-      </w:r>
-    </w:p>
-    <w:p>
-      <w:pPr>
-        <w:rPr>
-          <w:rFonts w:ascii="Arial" w:hAnsi="Arial" w:cs="Arial"/>
-          <w:sz w:val="24"/>
-          <w:szCs w:val="24"/>
-          <w:lang w:val="es-ES"/>
-        </w:rPr>
-      </w:pPr>
-      <w:r>
-        <w:rPr>
-          <w:rFonts w:ascii="Arial" w:hAnsi="Arial" w:cs="Arial"/>
-          <w:sz w:val="24"/>
-          <w:szCs w:val="24"/>
-          <w:lang w:val="es-ES"/>
-        </w:rPr>
-        <w:t>Bison es una herramienta que se utiliza para generar analizadores sintácticos o parsers. Su función principal es analizar la estructura gramatical de un lenguaje de programación o un formato de datos y construir un árbol de sintaxis abstracta (AST) que represente esa estructura.</w:t>
+        <w:t xml:space="preserve">Flex es una herramienta que se utiliza para generar analizadores léxicos o </w:t>
+      </w:r>
+      <w:proofErr w:type="spellStart"/>
+      <w:r>
+        <w:rPr>
+          <w:rFonts w:ascii="Arial" w:hAnsi="Arial" w:cs="Arial"/>
+          <w:sz w:val="24"/>
+          <w:szCs w:val="24"/>
+          <w:lang w:val="es-ES"/>
+        </w:rPr>
+        <w:t>scanners</w:t>
+      </w:r>
+      <w:proofErr w:type="spellEnd"/>
+      <w:r>
+        <w:rPr>
+          <w:rFonts w:ascii="Arial" w:hAnsi="Arial" w:cs="Arial"/>
+          <w:sz w:val="24"/>
+          <w:szCs w:val="24"/>
+          <w:lang w:val="es-ES"/>
+        </w:rPr>
+        <w:t>. Su función principal es analizar un flujo de texto (como un programa fuente) y dividirlo en tokens, que son unidades léxicas significativas. Estos tokens pueden ser palabras clave, identificadores, números, operadores, símbolos, etc.</w:t>
+      </w:r>
+    </w:p>
+    <w:p>
+      <w:pPr>
+        <w:rPr>
+          <w:rFonts w:ascii="Arial" w:hAnsi="Arial" w:cs="Arial"/>
+          <w:sz w:val="24"/>
+          <w:szCs w:val="24"/>
+          <w:lang w:val="es-ES"/>
+        </w:rPr>
+      </w:pPr>
+      <w:proofErr w:type="spellStart"/>
+      <w:r>
+        <w:rPr>
+          <w:rFonts w:ascii="Arial" w:hAnsi="Arial" w:cs="Arial"/>
+          <w:sz w:val="24"/>
+          <w:szCs w:val="24"/>
+          <w:lang w:val="es-ES"/>
+        </w:rPr>
+        <w:t>Bison</w:t>
+      </w:r>
+      <w:proofErr w:type="spellEnd"/>
+      <w:r>
+        <w:rPr>
+          <w:rFonts w:ascii="Arial" w:hAnsi="Arial" w:cs="Arial"/>
+          <w:sz w:val="24"/>
+          <w:szCs w:val="24"/>
+          <w:lang w:val="es-ES"/>
+        </w:rPr>
+        <w:t xml:space="preserve"> es una herramienta que se utiliza para generar analizadores sintácticos o </w:t>
+      </w:r>
+      <w:proofErr w:type="spellStart"/>
+      <w:r>
+        <w:rPr>
+          <w:rFonts w:ascii="Arial" w:hAnsi="Arial" w:cs="Arial"/>
+          <w:sz w:val="24"/>
+          <w:szCs w:val="24"/>
+          <w:lang w:val="es-ES"/>
+        </w:rPr>
+        <w:t>parsers</w:t>
+      </w:r>
+      <w:proofErr w:type="spellEnd"/>
+      <w:r>
+        <w:rPr>
+          <w:rFonts w:ascii="Arial" w:hAnsi="Arial" w:cs="Arial"/>
+          <w:sz w:val="24"/>
+          <w:szCs w:val="24"/>
+          <w:lang w:val="es-ES"/>
+        </w:rPr>
+        <w:t>. Su función principal es analizar la estructura gramatical de un lenguaje de programación o un formato de datos y construir un árbol de sintaxis abstracta (AST) que represente esa estructura.</w:t>
       </w:r>
     </w:p>
     <w:p>
@@ -1017,7 +1087,27 @@
           <w:szCs w:val="24"/>
           <w:lang w:val="es-AR"/>
         </w:rPr>
-        <w:t>Un autómata finito determinista (afd) A es una 5-upla definida por los siguientes elementos:</w:t>
+        <w:t>Un autómata finito determinista (</w:t>
+      </w:r>
+      <w:proofErr w:type="spellStart"/>
+      <w:r>
+        <w:rPr>
+          <w:rFonts w:ascii="Arial" w:hAnsi="Arial" w:cs="Arial"/>
+          <w:sz w:val="24"/>
+          <w:szCs w:val="24"/>
+          <w:lang w:val="es-AR"/>
+        </w:rPr>
+        <w:t>afd</w:t>
+      </w:r>
+      <w:proofErr w:type="spellEnd"/>
+      <w:r>
+        <w:rPr>
+          <w:rFonts w:ascii="Arial" w:hAnsi="Arial" w:cs="Arial"/>
+          <w:sz w:val="24"/>
+          <w:szCs w:val="24"/>
+          <w:lang w:val="es-AR"/>
+        </w:rPr>
+        <w:t>) A es una 5-upla definida por los siguientes elementos:</w:t>
       </w:r>
     </w:p>
     <w:p>
@@ -1165,17 +1255,28 @@
           <w:szCs w:val="32"/>
           <w:lang w:val="es-AR"/>
         </w:rPr>
-        <w:t xml:space="preserve"> Q</w:t>
-      </w:r>
+        <w:t xml:space="preserve"> </w:t>
+      </w:r>
+      <w:proofErr w:type="spellStart"/>
       <w:r>
         <w:rPr>
           <w:rFonts w:ascii="Arial" w:eastAsia="Times New Roman" w:hAnsi="Arial" w:cs="Arial"/>
+          <w:sz w:val="32"/>
+          <w:szCs w:val="32"/>
+          <w:lang w:val="es-AR"/>
+        </w:rPr>
+        <w:t>Q</w:t>
+      </w:r>
+      <w:r>
+        <w:rPr>
+          <w:rFonts w:ascii="Arial" w:eastAsia="Times New Roman" w:hAnsi="Arial" w:cs="Arial"/>
           <w:sz w:val="24"/>
           <w:szCs w:val="24"/>
           <w:lang w:val="es-AR"/>
         </w:rPr>
         <w:t>x</w:t>
       </w:r>
+      <w:proofErr w:type="spellEnd"/>
       <w:r>
         <w:rPr>
           <w:rFonts w:ascii="Arial" w:eastAsia="Times New Roman" w:hAnsi="Arial" w:cs="Arial"/>
@@ -1491,7 +1592,27 @@
           <w:szCs w:val="24"/>
           <w:lang w:val="es-AR"/>
         </w:rPr>
-        <w:t>Un autómata finito no determinista (afnd) A es una 5-upla definida por los siguientes elementos:</w:t>
+        <w:t>Un autómata finito no determinista (</w:t>
+      </w:r>
+      <w:proofErr w:type="spellStart"/>
+      <w:r>
+        <w:rPr>
+          <w:rFonts w:ascii="Arial" w:hAnsi="Arial" w:cs="Arial"/>
+          <w:sz w:val="24"/>
+          <w:szCs w:val="24"/>
+          <w:lang w:val="es-AR"/>
+        </w:rPr>
+        <w:t>afnd</w:t>
+      </w:r>
+      <w:proofErr w:type="spellEnd"/>
+      <w:r>
+        <w:rPr>
+          <w:rFonts w:ascii="Arial" w:hAnsi="Arial" w:cs="Arial"/>
+          <w:sz w:val="24"/>
+          <w:szCs w:val="24"/>
+          <w:lang w:val="es-AR"/>
+        </w:rPr>
+        <w:t>) A es una 5-upla definida por los siguientes elementos:</w:t>
       </w:r>
     </w:p>
     <w:p>
@@ -1640,24 +1761,17 @@
           <w:szCs w:val="32"/>
           <w:lang w:val="es-AR"/>
         </w:rPr>
-        <w:t xml:space="preserve"> Q</w:t>
-      </w:r>
-      <w:r>
-        <w:rPr>
-          <w:rFonts w:ascii="Arial" w:eastAsia="Times New Roman" w:hAnsi="Arial" w:cs="Arial"/>
-          <w:sz w:val="24"/>
-          <w:szCs w:val="24"/>
-          <w:lang w:val="es-AR"/>
-        </w:rPr>
-        <w:t>x</w:t>
-      </w:r>
+        <w:t xml:space="preserve"> </w:t>
+      </w:r>
+      <w:proofErr w:type="spellStart"/>
       <w:r>
         <w:rPr>
           <w:rFonts w:ascii="Arial" w:eastAsia="Times New Roman" w:hAnsi="Arial" w:cs="Arial"/>
           <w:sz w:val="32"/>
           <w:szCs w:val="32"/>
-        </w:rPr>
-        <w:t>Σ</w:t>
+          <w:lang w:val="es-AR"/>
+        </w:rPr>
+        <w:t>Q</w:t>
       </w:r>
       <w:r>
         <w:rPr>
@@ -1668,14 +1782,43 @@
         </w:rPr>
         <w:t>x</w:t>
       </w:r>
-      <w:r>
-        <w:rPr>
-          <w:rFonts w:ascii="Arial" w:hAnsi="Arial" w:cs="Arial"/>
+      <w:proofErr w:type="spellEnd"/>
+      <w:r>
+        <w:rPr>
+          <w:rFonts w:ascii="Arial" w:eastAsia="Times New Roman" w:hAnsi="Arial" w:cs="Arial"/>
           <w:sz w:val="32"/>
           <w:szCs w:val="32"/>
-          <w:lang w:val="es-AR"/>
-        </w:rPr>
-        <w:t xml:space="preserve">Q </w:t>
+        </w:rPr>
+        <w:t>Σ</w:t>
+      </w:r>
+      <w:proofErr w:type="spellStart"/>
+      <w:r>
+        <w:rPr>
+          <w:rFonts w:ascii="Arial" w:eastAsia="Times New Roman" w:hAnsi="Arial" w:cs="Arial"/>
+          <w:sz w:val="24"/>
+          <w:szCs w:val="24"/>
+          <w:lang w:val="es-AR"/>
+        </w:rPr>
+        <w:t>x</w:t>
+      </w:r>
+      <w:r>
+        <w:rPr>
+          <w:rFonts w:ascii="Arial" w:hAnsi="Arial" w:cs="Arial"/>
+          <w:sz w:val="32"/>
+          <w:szCs w:val="32"/>
+          <w:lang w:val="es-AR"/>
+        </w:rPr>
+        <w:t>Q</w:t>
+      </w:r>
+      <w:proofErr w:type="spellEnd"/>
+      <w:r>
+        <w:rPr>
+          <w:rFonts w:ascii="Arial" w:hAnsi="Arial" w:cs="Arial"/>
+          <w:sz w:val="32"/>
+          <w:szCs w:val="32"/>
+          <w:lang w:val="es-AR"/>
+        </w:rPr>
+        <w:t xml:space="preserve"> </w:t>
       </w:r>
       <w:r>
         <w:rPr>
@@ -3307,7 +3450,47 @@
           <w:szCs w:val="24"/>
           <w:lang w:val="es-AR"/>
         </w:rPr>
-        <w:t>Los autómatas finitos deterministas y no deterministas aceptan lenguajes regulares, luego, dado un afnd podemos encontrar un afd equivalente, es decir, que acepta el mismo lenguaje</w:t>
+        <w:t xml:space="preserve">Los autómatas finitos deterministas y no deterministas aceptan lenguajes regulares, luego, dado un </w:t>
+      </w:r>
+      <w:proofErr w:type="spellStart"/>
+      <w:r>
+        <w:rPr>
+          <w:rFonts w:ascii="Arial" w:hAnsi="Arial" w:cs="Arial"/>
+          <w:sz w:val="24"/>
+          <w:szCs w:val="24"/>
+          <w:lang w:val="es-AR"/>
+        </w:rPr>
+        <w:t>afnd</w:t>
+      </w:r>
+      <w:proofErr w:type="spellEnd"/>
+      <w:r>
+        <w:rPr>
+          <w:rFonts w:ascii="Arial" w:hAnsi="Arial" w:cs="Arial"/>
+          <w:sz w:val="24"/>
+          <w:szCs w:val="24"/>
+          <w:lang w:val="es-AR"/>
+        </w:rPr>
+        <w:t xml:space="preserve"> podemos encontrar un </w:t>
+      </w:r>
+      <w:proofErr w:type="spellStart"/>
+      <w:r>
+        <w:rPr>
+          <w:rFonts w:ascii="Arial" w:hAnsi="Arial" w:cs="Arial"/>
+          <w:sz w:val="24"/>
+          <w:szCs w:val="24"/>
+          <w:lang w:val="es-AR"/>
+        </w:rPr>
+        <w:t>afd</w:t>
+      </w:r>
+      <w:proofErr w:type="spellEnd"/>
+      <w:r>
+        <w:rPr>
+          <w:rFonts w:ascii="Arial" w:hAnsi="Arial" w:cs="Arial"/>
+          <w:sz w:val="24"/>
+          <w:szCs w:val="24"/>
+          <w:lang w:val="es-AR"/>
+        </w:rPr>
+        <w:t xml:space="preserve"> equivalente, es decir, que acepta el mismo lenguaje</w:t>
       </w:r>
       <w:r>
         <w:rPr>
@@ -3726,6 +3909,7 @@
         </w:rPr>
         <w:t>(</w:t>
       </w:r>
+      <w:proofErr w:type="spellStart"/>
       <w:r>
         <w:rPr>
           <w:rFonts w:ascii="Arial" w:hAnsi="Arial" w:cs="Arial"/>
@@ -3748,6 +3932,7 @@
         </w:rPr>
         <w:t>,a</w:t>
       </w:r>
+      <w:proofErr w:type="spellEnd"/>
       <w:r>
         <w:rPr>
           <w:rFonts w:ascii="Arial" w:eastAsia="Times New Roman" w:hAnsi="Arial" w:cs="Arial"/>
@@ -3998,7 +4183,7 @@
         </w:rPr>
         <w:t>(</w:t>
       </w:r>
-      <w:proofErr w:type="gramStart"/>
+      <w:proofErr w:type="spellStart"/>
       <w:r>
         <w:rPr>
           <w:rFonts w:ascii="Arial" w:hAnsi="Arial" w:cs="Arial"/>
@@ -4021,7 +4206,7 @@
         </w:rPr>
         <w:t>,a</w:t>
       </w:r>
-      <w:proofErr w:type="gramEnd"/>
+      <w:proofErr w:type="spellEnd"/>
       <w:r>
         <w:rPr>
           <w:rFonts w:ascii="Arial" w:eastAsia="Times New Roman" w:hAnsi="Arial" w:cs="Arial"/>
@@ -4057,7 +4242,27 @@
           <w:szCs w:val="24"/>
           <w:lang w:val="es-AR"/>
         </w:rPr>
-        <w:t xml:space="preserve">(q,a) </w:t>
+        <w:t>(</w:t>
+      </w:r>
+      <w:proofErr w:type="spellStart"/>
+      <w:r>
+        <w:rPr>
+          <w:rFonts w:ascii="Arial" w:eastAsia="Times New Roman" w:hAnsi="Arial" w:cs="Arial"/>
+          <w:sz w:val="24"/>
+          <w:szCs w:val="24"/>
+          <w:lang w:val="es-AR"/>
+        </w:rPr>
+        <w:t>q,a</w:t>
+      </w:r>
+      <w:proofErr w:type="spellEnd"/>
+      <w:r>
+        <w:rPr>
+          <w:rFonts w:ascii="Arial" w:eastAsia="Times New Roman" w:hAnsi="Arial" w:cs="Arial"/>
+          <w:sz w:val="24"/>
+          <w:szCs w:val="24"/>
+          <w:lang w:val="es-AR"/>
+        </w:rPr>
+        <w:t xml:space="preserve">) </w:t>
       </w:r>
       <w:r>
         <w:rPr>
@@ -4264,6 +4469,7 @@
         </w:rPr>
         <w:t>(</w:t>
       </w:r>
+      <w:proofErr w:type="spellStart"/>
       <w:r>
         <w:rPr>
           <w:rFonts w:ascii="Arial" w:hAnsi="Arial" w:cs="Arial"/>
@@ -4286,7 +4492,7 @@
         </w:rPr>
         <w:t>,a</w:t>
       </w:r>
-      <w:proofErr w:type="gramStart"/>
+      <w:proofErr w:type="spellEnd"/>
       <w:r>
         <w:rPr>
           <w:rFonts w:ascii="Arial" w:eastAsia="Times New Roman" w:hAnsi="Arial" w:cs="Arial"/>
@@ -4305,7 +4511,6 @@
         </w:rPr>
         <w:t xml:space="preserve"> }</w:t>
       </w:r>
-      <w:proofErr w:type="gramEnd"/>
     </w:p>
     <w:p>
       <w:pPr>
@@ -4817,6 +5022,7 @@
           <w:lang w:val="es-AR"/>
         </w:rPr>
       </w:pPr>
+      <w:proofErr w:type="spellStart"/>
       <w:r>
         <w:rPr>
           <w:rFonts w:ascii="Consolas" w:eastAsia="Times New Roman" w:hAnsi="Consolas" w:cs="Times New Roman"/>
@@ -4827,6 +5033,7 @@
         </w:rPr>
         <w:t>tData</w:t>
       </w:r>
+      <w:proofErr w:type="spellEnd"/>
       <w:r>
         <w:rPr>
           <w:rFonts w:ascii="Consolas" w:eastAsia="Times New Roman" w:hAnsi="Consolas" w:cs="Times New Roman"/>
@@ -4837,6 +5044,7 @@
         </w:rPr>
         <w:t xml:space="preserve"> </w:t>
       </w:r>
+      <w:proofErr w:type="spellStart"/>
       <w:r>
         <w:rPr>
           <w:rFonts w:ascii="Consolas" w:eastAsia="Times New Roman" w:hAnsi="Consolas" w:cs="Times New Roman"/>
@@ -4847,6 +5055,7 @@
         </w:rPr>
         <w:t>ConversionAFD</w:t>
       </w:r>
+      <w:proofErr w:type="spellEnd"/>
       <w:r>
         <w:rPr>
           <w:rFonts w:ascii="Consolas" w:eastAsia="Times New Roman" w:hAnsi="Consolas" w:cs="Times New Roman"/>
@@ -4857,6 +5066,7 @@
         </w:rPr>
         <w:t>(</w:t>
       </w:r>
+      <w:proofErr w:type="spellStart"/>
       <w:r>
         <w:rPr>
           <w:rFonts w:ascii="Consolas" w:eastAsia="Times New Roman" w:hAnsi="Consolas" w:cs="Times New Roman"/>
@@ -4867,6 +5077,7 @@
         </w:rPr>
         <w:t>tData</w:t>
       </w:r>
+      <w:proofErr w:type="spellEnd"/>
       <w:r>
         <w:rPr>
           <w:rFonts w:ascii="Consolas" w:eastAsia="Times New Roman" w:hAnsi="Consolas" w:cs="Times New Roman"/>
@@ -4939,6 +5150,7 @@
         </w:rPr>
         <w:t xml:space="preserve">    </w:t>
       </w:r>
+      <w:proofErr w:type="spellStart"/>
       <w:r>
         <w:rPr>
           <w:rFonts w:ascii="Consolas" w:eastAsia="Times New Roman" w:hAnsi="Consolas" w:cs="Times New Roman"/>
@@ -4948,6 +5160,7 @@
         </w:rPr>
         <w:t>tData</w:t>
       </w:r>
+      <w:proofErr w:type="spellEnd"/>
       <w:r>
         <w:rPr>
           <w:rFonts w:ascii="Consolas" w:eastAsia="Times New Roman" w:hAnsi="Consolas" w:cs="Times New Roman"/>
@@ -4957,6 +5170,7 @@
         </w:rPr>
         <w:t xml:space="preserve"> </w:t>
       </w:r>
+      <w:proofErr w:type="spellStart"/>
       <w:r>
         <w:rPr>
           <w:rFonts w:ascii="Consolas" w:eastAsia="Times New Roman" w:hAnsi="Consolas" w:cs="Times New Roman"/>
@@ -4966,6 +5180,7 @@
         </w:rPr>
         <w:t>sigmaND</w:t>
       </w:r>
+      <w:proofErr w:type="spellEnd"/>
       <w:r>
         <w:rPr>
           <w:rFonts w:ascii="Consolas" w:eastAsia="Times New Roman" w:hAnsi="Consolas" w:cs="Times New Roman"/>
@@ -4993,7 +5208,7 @@
         </w:rPr>
         <w:t xml:space="preserve"> </w:t>
       </w:r>
-      <w:proofErr w:type="gramStart"/>
+      <w:proofErr w:type="spellStart"/>
       <w:r>
         <w:rPr>
           <w:rFonts w:ascii="Consolas" w:eastAsia="Times New Roman" w:hAnsi="Consolas" w:cs="Times New Roman"/>
@@ -5003,6 +5218,7 @@
         </w:rPr>
         <w:t>returnElem</w:t>
       </w:r>
+      <w:proofErr w:type="spellEnd"/>
       <w:r>
         <w:rPr>
           <w:rFonts w:ascii="Consolas" w:eastAsia="Times New Roman" w:hAnsi="Consolas" w:cs="Times New Roman"/>
@@ -5012,7 +5228,6 @@
         </w:rPr>
         <w:t>(</w:t>
       </w:r>
-      <w:proofErr w:type="gramEnd"/>
       <w:r>
         <w:rPr>
           <w:rFonts w:ascii="Consolas" w:eastAsia="Times New Roman" w:hAnsi="Consolas" w:cs="Times New Roman"/>
@@ -5070,6 +5285,7 @@
         </w:rPr>
         <w:t xml:space="preserve">    </w:t>
       </w:r>
+      <w:proofErr w:type="spellStart"/>
       <w:r>
         <w:rPr>
           <w:rFonts w:ascii="Consolas" w:eastAsia="Times New Roman" w:hAnsi="Consolas" w:cs="Times New Roman"/>
@@ -5079,6 +5295,7 @@
         </w:rPr>
         <w:t>tData</w:t>
       </w:r>
+      <w:proofErr w:type="spellEnd"/>
       <w:r>
         <w:rPr>
           <w:rFonts w:ascii="Consolas" w:eastAsia="Times New Roman" w:hAnsi="Consolas" w:cs="Times New Roman"/>
@@ -5088,6 +5305,7 @@
         </w:rPr>
         <w:t xml:space="preserve"> </w:t>
       </w:r>
+      <w:proofErr w:type="spellStart"/>
       <w:r>
         <w:rPr>
           <w:rFonts w:ascii="Consolas" w:eastAsia="Times New Roman" w:hAnsi="Consolas" w:cs="Times New Roman"/>
@@ -5097,6 +5315,7 @@
         </w:rPr>
         <w:t>transitionsND</w:t>
       </w:r>
+      <w:proofErr w:type="spellEnd"/>
       <w:r>
         <w:rPr>
           <w:rFonts w:ascii="Consolas" w:eastAsia="Times New Roman" w:hAnsi="Consolas" w:cs="Times New Roman"/>
@@ -5124,7 +5343,7 @@
         </w:rPr>
         <w:t xml:space="preserve"> </w:t>
       </w:r>
-      <w:proofErr w:type="gramStart"/>
+      <w:proofErr w:type="spellStart"/>
       <w:r>
         <w:rPr>
           <w:rFonts w:ascii="Consolas" w:eastAsia="Times New Roman" w:hAnsi="Consolas" w:cs="Times New Roman"/>
@@ -5134,6 +5353,7 @@
         </w:rPr>
         <w:t>returnElem</w:t>
       </w:r>
+      <w:proofErr w:type="spellEnd"/>
       <w:r>
         <w:rPr>
           <w:rFonts w:ascii="Consolas" w:eastAsia="Times New Roman" w:hAnsi="Consolas" w:cs="Times New Roman"/>
@@ -5143,7 +5363,6 @@
         </w:rPr>
         <w:t>(</w:t>
       </w:r>
-      <w:proofErr w:type="gramEnd"/>
       <w:r>
         <w:rPr>
           <w:rFonts w:ascii="Consolas" w:eastAsia="Times New Roman" w:hAnsi="Consolas" w:cs="Times New Roman"/>
@@ -5201,6 +5420,7 @@
         </w:rPr>
         <w:t xml:space="preserve">    </w:t>
       </w:r>
+      <w:proofErr w:type="spellStart"/>
       <w:r>
         <w:rPr>
           <w:rFonts w:ascii="Consolas" w:eastAsia="Times New Roman" w:hAnsi="Consolas" w:cs="Times New Roman"/>
@@ -5210,6 +5430,7 @@
         </w:rPr>
         <w:t>tData</w:t>
       </w:r>
+      <w:proofErr w:type="spellEnd"/>
       <w:r>
         <w:rPr>
           <w:rFonts w:ascii="Consolas" w:eastAsia="Times New Roman" w:hAnsi="Consolas" w:cs="Times New Roman"/>
@@ -5219,6 +5440,7 @@
         </w:rPr>
         <w:t xml:space="preserve"> </w:t>
       </w:r>
+      <w:proofErr w:type="spellStart"/>
       <w:r>
         <w:rPr>
           <w:rFonts w:ascii="Consolas" w:eastAsia="Times New Roman" w:hAnsi="Consolas" w:cs="Times New Roman"/>
@@ -5228,6 +5450,7 @@
         </w:rPr>
         <w:t>initialStateND</w:t>
       </w:r>
+      <w:proofErr w:type="spellEnd"/>
       <w:r>
         <w:rPr>
           <w:rFonts w:ascii="Consolas" w:eastAsia="Times New Roman" w:hAnsi="Consolas" w:cs="Times New Roman"/>
@@ -5255,7 +5478,7 @@
         </w:rPr>
         <w:t xml:space="preserve"> </w:t>
       </w:r>
-      <w:proofErr w:type="gramStart"/>
+      <w:proofErr w:type="spellStart"/>
       <w:r>
         <w:rPr>
           <w:rFonts w:ascii="Consolas" w:eastAsia="Times New Roman" w:hAnsi="Consolas" w:cs="Times New Roman"/>
@@ -5265,6 +5488,7 @@
         </w:rPr>
         <w:t>returnElem</w:t>
       </w:r>
+      <w:proofErr w:type="spellEnd"/>
       <w:r>
         <w:rPr>
           <w:rFonts w:ascii="Consolas" w:eastAsia="Times New Roman" w:hAnsi="Consolas" w:cs="Times New Roman"/>
@@ -5274,7 +5498,6 @@
         </w:rPr>
         <w:t>(</w:t>
       </w:r>
-      <w:proofErr w:type="gramEnd"/>
       <w:r>
         <w:rPr>
           <w:rFonts w:ascii="Consolas" w:eastAsia="Times New Roman" w:hAnsi="Consolas" w:cs="Times New Roman"/>
@@ -5332,6 +5555,7 @@
         </w:rPr>
         <w:t xml:space="preserve">    </w:t>
       </w:r>
+      <w:proofErr w:type="spellStart"/>
       <w:r>
         <w:rPr>
           <w:rFonts w:ascii="Consolas" w:eastAsia="Times New Roman" w:hAnsi="Consolas" w:cs="Times New Roman"/>
@@ -5341,6 +5565,7 @@
         </w:rPr>
         <w:t>tData</w:t>
       </w:r>
+      <w:proofErr w:type="spellEnd"/>
       <w:r>
         <w:rPr>
           <w:rFonts w:ascii="Consolas" w:eastAsia="Times New Roman" w:hAnsi="Consolas" w:cs="Times New Roman"/>
@@ -5350,6 +5575,7 @@
         </w:rPr>
         <w:t xml:space="preserve"> </w:t>
       </w:r>
+      <w:proofErr w:type="spellStart"/>
       <w:r>
         <w:rPr>
           <w:rFonts w:ascii="Consolas" w:eastAsia="Times New Roman" w:hAnsi="Consolas" w:cs="Times New Roman"/>
@@ -5359,6 +5585,7 @@
         </w:rPr>
         <w:t>acceptanceStatesND</w:t>
       </w:r>
+      <w:proofErr w:type="spellEnd"/>
       <w:r>
         <w:rPr>
           <w:rFonts w:ascii="Consolas" w:eastAsia="Times New Roman" w:hAnsi="Consolas" w:cs="Times New Roman"/>
@@ -5386,7 +5613,7 @@
         </w:rPr>
         <w:t xml:space="preserve"> </w:t>
       </w:r>
-      <w:proofErr w:type="gramStart"/>
+      <w:proofErr w:type="spellStart"/>
       <w:r>
         <w:rPr>
           <w:rFonts w:ascii="Consolas" w:eastAsia="Times New Roman" w:hAnsi="Consolas" w:cs="Times New Roman"/>
@@ -5396,6 +5623,7 @@
         </w:rPr>
         <w:t>returnElem</w:t>
       </w:r>
+      <w:proofErr w:type="spellEnd"/>
       <w:r>
         <w:rPr>
           <w:rFonts w:ascii="Consolas" w:eastAsia="Times New Roman" w:hAnsi="Consolas" w:cs="Times New Roman"/>
@@ -5405,7 +5633,6 @@
         </w:rPr>
         <w:t>(</w:t>
       </w:r>
-      <w:proofErr w:type="gramEnd"/>
       <w:r>
         <w:rPr>
           <w:rFonts w:ascii="Consolas" w:eastAsia="Times New Roman" w:hAnsi="Consolas" w:cs="Times New Roman"/>
@@ -5475,6 +5702,7 @@
         </w:rPr>
         <w:t xml:space="preserve">    </w:t>
       </w:r>
+      <w:proofErr w:type="spellStart"/>
       <w:r>
         <w:rPr>
           <w:rFonts w:ascii="Consolas" w:eastAsia="Times New Roman" w:hAnsi="Consolas" w:cs="Times New Roman"/>
@@ -5484,6 +5712,7 @@
         </w:rPr>
         <w:t>tData</w:t>
       </w:r>
+      <w:proofErr w:type="spellEnd"/>
       <w:r>
         <w:rPr>
           <w:rFonts w:ascii="Consolas" w:eastAsia="Times New Roman" w:hAnsi="Consolas" w:cs="Times New Roman"/>
@@ -5529,7 +5758,7 @@
         </w:rPr>
         <w:t xml:space="preserve"> </w:t>
       </w:r>
-      <w:proofErr w:type="gramStart"/>
+      <w:proofErr w:type="spellStart"/>
       <w:r>
         <w:rPr>
           <w:rFonts w:ascii="Consolas" w:eastAsia="Times New Roman" w:hAnsi="Consolas" w:cs="Times New Roman"/>
@@ -5539,6 +5768,7 @@
         </w:rPr>
         <w:t>newData</w:t>
       </w:r>
+      <w:proofErr w:type="spellEnd"/>
       <w:r>
         <w:rPr>
           <w:rFonts w:ascii="Consolas" w:eastAsia="Times New Roman" w:hAnsi="Consolas" w:cs="Times New Roman"/>
@@ -5548,7 +5778,6 @@
         </w:rPr>
         <w:t>(</w:t>
       </w:r>
-      <w:proofErr w:type="gramEnd"/>
       <w:r>
         <w:rPr>
           <w:rFonts w:ascii="Consolas" w:eastAsia="Times New Roman" w:hAnsi="Consolas" w:cs="Times New Roman"/>
@@ -5600,6 +5829,7 @@
         </w:rPr>
         <w:t xml:space="preserve">    </w:t>
       </w:r>
+      <w:proofErr w:type="spellStart"/>
       <w:r>
         <w:rPr>
           <w:rFonts w:ascii="Consolas" w:eastAsia="Times New Roman" w:hAnsi="Consolas" w:cs="Times New Roman"/>
@@ -5609,6 +5839,7 @@
         </w:rPr>
         <w:t>tData</w:t>
       </w:r>
+      <w:proofErr w:type="spellEnd"/>
       <w:r>
         <w:rPr>
           <w:rFonts w:ascii="Consolas" w:eastAsia="Times New Roman" w:hAnsi="Consolas" w:cs="Times New Roman"/>
@@ -5618,6 +5849,7 @@
         </w:rPr>
         <w:t xml:space="preserve"> </w:t>
       </w:r>
+      <w:proofErr w:type="spellStart"/>
       <w:r>
         <w:rPr>
           <w:rFonts w:ascii="Consolas" w:eastAsia="Times New Roman" w:hAnsi="Consolas" w:cs="Times New Roman"/>
@@ -5627,6 +5859,7 @@
         </w:rPr>
         <w:t>initialStateD</w:t>
       </w:r>
+      <w:proofErr w:type="spellEnd"/>
       <w:r>
         <w:rPr>
           <w:rFonts w:ascii="Consolas" w:eastAsia="Times New Roman" w:hAnsi="Consolas" w:cs="Times New Roman"/>
@@ -5654,7 +5887,7 @@
         </w:rPr>
         <w:t xml:space="preserve"> </w:t>
       </w:r>
-      <w:proofErr w:type="gramStart"/>
+      <w:proofErr w:type="spellStart"/>
       <w:r>
         <w:rPr>
           <w:rFonts w:ascii="Consolas" w:eastAsia="Times New Roman" w:hAnsi="Consolas" w:cs="Times New Roman"/>
@@ -5664,6 +5897,7 @@
         </w:rPr>
         <w:t>newNestedData</w:t>
       </w:r>
+      <w:proofErr w:type="spellEnd"/>
       <w:r>
         <w:rPr>
           <w:rFonts w:ascii="Consolas" w:eastAsia="Times New Roman" w:hAnsi="Consolas" w:cs="Times New Roman"/>
@@ -5673,7 +5907,7 @@
         </w:rPr>
         <w:t>(</w:t>
       </w:r>
-      <w:proofErr w:type="gramEnd"/>
+      <w:proofErr w:type="spellStart"/>
       <w:r>
         <w:rPr>
           <w:rFonts w:ascii="Consolas" w:eastAsia="Times New Roman" w:hAnsi="Consolas" w:cs="Times New Roman"/>
@@ -5683,6 +5917,7 @@
         </w:rPr>
         <w:t>initialStateND</w:t>
       </w:r>
+      <w:proofErr w:type="spellEnd"/>
       <w:r>
         <w:rPr>
           <w:rFonts w:ascii="Consolas" w:eastAsia="Times New Roman" w:hAnsi="Consolas" w:cs="Times New Roman"/>
@@ -5731,6 +5966,7 @@
         </w:rPr>
         <w:t xml:space="preserve">    </w:t>
       </w:r>
+      <w:proofErr w:type="spellStart"/>
       <w:r>
         <w:rPr>
           <w:rFonts w:ascii="Consolas" w:eastAsia="Times New Roman" w:hAnsi="Consolas" w:cs="Times New Roman"/>
@@ -5740,6 +5976,7 @@
         </w:rPr>
         <w:t>tData</w:t>
       </w:r>
+      <w:proofErr w:type="spellEnd"/>
       <w:r>
         <w:rPr>
           <w:rFonts w:ascii="Consolas" w:eastAsia="Times New Roman" w:hAnsi="Consolas" w:cs="Times New Roman"/>
@@ -5749,6 +5986,7 @@
         </w:rPr>
         <w:t xml:space="preserve"> </w:t>
       </w:r>
+      <w:proofErr w:type="spellStart"/>
       <w:r>
         <w:rPr>
           <w:rFonts w:ascii="Consolas" w:eastAsia="Times New Roman" w:hAnsi="Consolas" w:cs="Times New Roman"/>
@@ -5758,6 +5996,7 @@
         </w:rPr>
         <w:t>stateSetD</w:t>
       </w:r>
+      <w:proofErr w:type="spellEnd"/>
       <w:r>
         <w:rPr>
           <w:rFonts w:ascii="Consolas" w:eastAsia="Times New Roman" w:hAnsi="Consolas" w:cs="Times New Roman"/>
@@ -5785,7 +6024,7 @@
         </w:rPr>
         <w:t xml:space="preserve"> </w:t>
       </w:r>
-      <w:proofErr w:type="gramStart"/>
+      <w:proofErr w:type="spellStart"/>
       <w:r>
         <w:rPr>
           <w:rFonts w:ascii="Consolas" w:eastAsia="Times New Roman" w:hAnsi="Consolas" w:cs="Times New Roman"/>
@@ -5795,6 +6034,7 @@
         </w:rPr>
         <w:t>newNestedData</w:t>
       </w:r>
+      <w:proofErr w:type="spellEnd"/>
       <w:r>
         <w:rPr>
           <w:rFonts w:ascii="Consolas" w:eastAsia="Times New Roman" w:hAnsi="Consolas" w:cs="Times New Roman"/>
@@ -5804,7 +6044,7 @@
         </w:rPr>
         <w:t>(</w:t>
       </w:r>
-      <w:proofErr w:type="gramEnd"/>
+      <w:proofErr w:type="spellStart"/>
       <w:r>
         <w:rPr>
           <w:rFonts w:ascii="Consolas" w:eastAsia="Times New Roman" w:hAnsi="Consolas" w:cs="Times New Roman"/>
@@ -5814,6 +6054,7 @@
         </w:rPr>
         <w:t>initialStateD</w:t>
       </w:r>
+      <w:proofErr w:type="spellEnd"/>
       <w:r>
         <w:rPr>
           <w:rFonts w:ascii="Consolas" w:eastAsia="Times New Roman" w:hAnsi="Consolas" w:cs="Times New Roman"/>
@@ -5862,6 +6103,7 @@
         </w:rPr>
         <w:t xml:space="preserve">    </w:t>
       </w:r>
+      <w:proofErr w:type="spellStart"/>
       <w:r>
         <w:rPr>
           <w:rFonts w:ascii="Consolas" w:eastAsia="Times New Roman" w:hAnsi="Consolas" w:cs="Times New Roman"/>
@@ -5871,6 +6113,7 @@
         </w:rPr>
         <w:t>tData</w:t>
       </w:r>
+      <w:proofErr w:type="spellEnd"/>
       <w:r>
         <w:rPr>
           <w:rFonts w:ascii="Consolas" w:eastAsia="Times New Roman" w:hAnsi="Consolas" w:cs="Times New Roman"/>
@@ -5880,6 +6123,7 @@
         </w:rPr>
         <w:t xml:space="preserve"> </w:t>
       </w:r>
+      <w:proofErr w:type="spellStart"/>
       <w:r>
         <w:rPr>
           <w:rFonts w:ascii="Consolas" w:eastAsia="Times New Roman" w:hAnsi="Consolas" w:cs="Times New Roman"/>
@@ -5889,6 +6133,7 @@
         </w:rPr>
         <w:t>sigmaD</w:t>
       </w:r>
+      <w:proofErr w:type="spellEnd"/>
       <w:r>
         <w:rPr>
           <w:rFonts w:ascii="Consolas" w:eastAsia="Times New Roman" w:hAnsi="Consolas" w:cs="Times New Roman"/>
@@ -5916,6 +6161,7 @@
         </w:rPr>
         <w:t xml:space="preserve"> </w:t>
       </w:r>
+      <w:proofErr w:type="spellStart"/>
       <w:r>
         <w:rPr>
           <w:rFonts w:ascii="Consolas" w:eastAsia="Times New Roman" w:hAnsi="Consolas" w:cs="Times New Roman"/>
@@ -5925,6 +6171,7 @@
         </w:rPr>
         <w:t>copyData</w:t>
       </w:r>
+      <w:proofErr w:type="spellEnd"/>
       <w:r>
         <w:rPr>
           <w:rFonts w:ascii="Consolas" w:eastAsia="Times New Roman" w:hAnsi="Consolas" w:cs="Times New Roman"/>
@@ -5934,6 +6181,7 @@
         </w:rPr>
         <w:t>(</w:t>
       </w:r>
+      <w:proofErr w:type="spellStart"/>
       <w:r>
         <w:rPr>
           <w:rFonts w:ascii="Consolas" w:eastAsia="Times New Roman" w:hAnsi="Consolas" w:cs="Times New Roman"/>
@@ -5943,6 +6191,7 @@
         </w:rPr>
         <w:t>sigmaND</w:t>
       </w:r>
+      <w:proofErr w:type="spellEnd"/>
       <w:r>
         <w:rPr>
           <w:rFonts w:ascii="Consolas" w:eastAsia="Times New Roman" w:hAnsi="Consolas" w:cs="Times New Roman"/>
@@ -5973,6 +6222,7 @@
         </w:rPr>
         <w:t xml:space="preserve">    </w:t>
       </w:r>
+      <w:proofErr w:type="spellStart"/>
       <w:r>
         <w:rPr>
           <w:rFonts w:ascii="Consolas" w:eastAsia="Times New Roman" w:hAnsi="Consolas" w:cs="Times New Roman"/>
@@ -5982,6 +6232,7 @@
         </w:rPr>
         <w:t>tData</w:t>
       </w:r>
+      <w:proofErr w:type="spellEnd"/>
       <w:r>
         <w:rPr>
           <w:rFonts w:ascii="Consolas" w:eastAsia="Times New Roman" w:hAnsi="Consolas" w:cs="Times New Roman"/>
@@ -5991,6 +6242,7 @@
         </w:rPr>
         <w:t xml:space="preserve"> </w:t>
       </w:r>
+      <w:proofErr w:type="spellStart"/>
       <w:r>
         <w:rPr>
           <w:rFonts w:ascii="Consolas" w:eastAsia="Times New Roman" w:hAnsi="Consolas" w:cs="Times New Roman"/>
@@ -6000,6 +6252,7 @@
         </w:rPr>
         <w:t>transitionsD</w:t>
       </w:r>
+      <w:proofErr w:type="spellEnd"/>
       <w:r>
         <w:rPr>
           <w:rFonts w:ascii="Consolas" w:eastAsia="Times New Roman" w:hAnsi="Consolas" w:cs="Times New Roman"/>
@@ -6027,7 +6280,7 @@
         </w:rPr>
         <w:t xml:space="preserve"> </w:t>
       </w:r>
-      <w:proofErr w:type="gramStart"/>
+      <w:proofErr w:type="spellStart"/>
       <w:r>
         <w:rPr>
           <w:rFonts w:ascii="Consolas" w:eastAsia="Times New Roman" w:hAnsi="Consolas" w:cs="Times New Roman"/>
@@ -6037,6 +6290,7 @@
         </w:rPr>
         <w:t>newData</w:t>
       </w:r>
+      <w:proofErr w:type="spellEnd"/>
       <w:r>
         <w:rPr>
           <w:rFonts w:ascii="Consolas" w:eastAsia="Times New Roman" w:hAnsi="Consolas" w:cs="Times New Roman"/>
@@ -6046,7 +6300,6 @@
         </w:rPr>
         <w:t>(</w:t>
       </w:r>
-      <w:proofErr w:type="gramEnd"/>
       <w:r>
         <w:rPr>
           <w:rFonts w:ascii="Consolas" w:eastAsia="Times New Roman" w:hAnsi="Consolas" w:cs="Times New Roman"/>
@@ -6086,6 +6339,7 @@
         </w:rPr>
         <w:t xml:space="preserve">    </w:t>
       </w:r>
+      <w:proofErr w:type="spellStart"/>
       <w:r>
         <w:rPr>
           <w:rFonts w:ascii="Consolas" w:eastAsia="Times New Roman" w:hAnsi="Consolas" w:cs="Times New Roman"/>
@@ -6095,6 +6349,7 @@
         </w:rPr>
         <w:t>tData</w:t>
       </w:r>
+      <w:proofErr w:type="spellEnd"/>
       <w:r>
         <w:rPr>
           <w:rFonts w:ascii="Consolas" w:eastAsia="Times New Roman" w:hAnsi="Consolas" w:cs="Times New Roman"/>
@@ -6104,6 +6359,7 @@
         </w:rPr>
         <w:t xml:space="preserve"> </w:t>
       </w:r>
+      <w:proofErr w:type="spellStart"/>
       <w:r>
         <w:rPr>
           <w:rFonts w:ascii="Consolas" w:eastAsia="Times New Roman" w:hAnsi="Consolas" w:cs="Times New Roman"/>
@@ -6113,6 +6369,7 @@
         </w:rPr>
         <w:t>acceptanceStatesD</w:t>
       </w:r>
+      <w:proofErr w:type="spellEnd"/>
       <w:r>
         <w:rPr>
           <w:rFonts w:ascii="Consolas" w:eastAsia="Times New Roman" w:hAnsi="Consolas" w:cs="Times New Roman"/>
@@ -6140,7 +6397,7 @@
         </w:rPr>
         <w:t xml:space="preserve"> </w:t>
       </w:r>
-      <w:proofErr w:type="gramStart"/>
+      <w:proofErr w:type="spellStart"/>
       <w:r>
         <w:rPr>
           <w:rFonts w:ascii="Consolas" w:eastAsia="Times New Roman" w:hAnsi="Consolas" w:cs="Times New Roman"/>
@@ -6150,6 +6407,7 @@
         </w:rPr>
         <w:t>newData</w:t>
       </w:r>
+      <w:proofErr w:type="spellEnd"/>
       <w:r>
         <w:rPr>
           <w:rFonts w:ascii="Consolas" w:eastAsia="Times New Roman" w:hAnsi="Consolas" w:cs="Times New Roman"/>
@@ -6159,7 +6417,6 @@
         </w:rPr>
         <w:t>(</w:t>
       </w:r>
-      <w:proofErr w:type="gramEnd"/>
       <w:r>
         <w:rPr>
           <w:rFonts w:ascii="Consolas" w:eastAsia="Times New Roman" w:hAnsi="Consolas" w:cs="Times New Roman"/>
@@ -6211,6 +6468,7 @@
         </w:rPr>
         <w:t xml:space="preserve">    </w:t>
       </w:r>
+      <w:proofErr w:type="spellStart"/>
       <w:r>
         <w:rPr>
           <w:rFonts w:ascii="Consolas" w:eastAsia="Times New Roman" w:hAnsi="Consolas" w:cs="Times New Roman"/>
@@ -6220,6 +6478,7 @@
         </w:rPr>
         <w:t>tData</w:t>
       </w:r>
+      <w:proofErr w:type="spellEnd"/>
       <w:r>
         <w:rPr>
           <w:rFonts w:ascii="Consolas" w:eastAsia="Times New Roman" w:hAnsi="Consolas" w:cs="Times New Roman"/>
@@ -6268,6 +6527,7 @@
         </w:rPr>
         <w:t xml:space="preserve">    </w:t>
       </w:r>
+      <w:proofErr w:type="spellStart"/>
       <w:r>
         <w:rPr>
           <w:rFonts w:ascii="Consolas" w:eastAsia="Times New Roman" w:hAnsi="Consolas" w:cs="Times New Roman"/>
@@ -6277,6 +6537,7 @@
         </w:rPr>
         <w:t>tData</w:t>
       </w:r>
+      <w:proofErr w:type="spellEnd"/>
       <w:r>
         <w:rPr>
           <w:rFonts w:ascii="Consolas" w:eastAsia="Times New Roman" w:hAnsi="Consolas" w:cs="Times New Roman"/>
@@ -6337,6 +6598,7 @@
         </w:rPr>
         <w:t xml:space="preserve">    </w:t>
       </w:r>
+      <w:proofErr w:type="spellStart"/>
       <w:r>
         <w:rPr>
           <w:rFonts w:ascii="Consolas" w:eastAsia="Times New Roman" w:hAnsi="Consolas" w:cs="Times New Roman"/>
@@ -6346,6 +6608,7 @@
         </w:rPr>
         <w:t>tData</w:t>
       </w:r>
+      <w:proofErr w:type="spellEnd"/>
       <w:r>
         <w:rPr>
           <w:rFonts w:ascii="Consolas" w:eastAsia="Times New Roman" w:hAnsi="Consolas" w:cs="Times New Roman"/>
@@ -6355,6 +6618,7 @@
         </w:rPr>
         <w:t xml:space="preserve"> </w:t>
       </w:r>
+      <w:proofErr w:type="spellStart"/>
       <w:r>
         <w:rPr>
           <w:rFonts w:ascii="Consolas" w:eastAsia="Times New Roman" w:hAnsi="Consolas" w:cs="Times New Roman"/>
@@ -6364,6 +6628,7 @@
         </w:rPr>
         <w:t>partialState</w:t>
       </w:r>
+      <w:proofErr w:type="spellEnd"/>
       <w:r>
         <w:rPr>
           <w:rFonts w:ascii="Consolas" w:eastAsia="Times New Roman" w:hAnsi="Consolas" w:cs="Times New Roman"/>
@@ -6394,6 +6659,7 @@
         </w:rPr>
         <w:t xml:space="preserve">    </w:t>
       </w:r>
+      <w:proofErr w:type="spellStart"/>
       <w:r>
         <w:rPr>
           <w:rFonts w:ascii="Consolas" w:eastAsia="Times New Roman" w:hAnsi="Consolas" w:cs="Times New Roman"/>
@@ -6403,6 +6669,7 @@
         </w:rPr>
         <w:t>tData</w:t>
       </w:r>
+      <w:proofErr w:type="spellEnd"/>
       <w:r>
         <w:rPr>
           <w:rFonts w:ascii="Consolas" w:eastAsia="Times New Roman" w:hAnsi="Consolas" w:cs="Times New Roman"/>
@@ -6412,6 +6679,7 @@
         </w:rPr>
         <w:t xml:space="preserve"> </w:t>
       </w:r>
+      <w:proofErr w:type="spellStart"/>
       <w:r>
         <w:rPr>
           <w:rFonts w:ascii="Consolas" w:eastAsia="Times New Roman" w:hAnsi="Consolas" w:cs="Times New Roman"/>
@@ -6421,6 +6689,7 @@
         </w:rPr>
         <w:t>newTransition</w:t>
       </w:r>
+      <w:proofErr w:type="spellEnd"/>
       <w:r>
         <w:rPr>
           <w:rFonts w:ascii="Consolas" w:eastAsia="Times New Roman" w:hAnsi="Consolas" w:cs="Times New Roman"/>
@@ -6481,6 +6750,7 @@
         </w:rPr>
         <w:t xml:space="preserve"> </w:t>
       </w:r>
+      <w:proofErr w:type="spellStart"/>
       <w:r>
         <w:rPr>
           <w:rFonts w:ascii="Consolas" w:eastAsia="Times New Roman" w:hAnsi="Consolas" w:cs="Times New Roman"/>
@@ -6490,6 +6760,7 @@
         </w:rPr>
         <w:t>positionInStateSetD</w:t>
       </w:r>
+      <w:proofErr w:type="spellEnd"/>
       <w:r>
         <w:rPr>
           <w:rFonts w:ascii="Consolas" w:eastAsia="Times New Roman" w:hAnsi="Consolas" w:cs="Times New Roman"/>
@@ -6586,6 +6857,7 @@
         </w:rPr>
         <w:t xml:space="preserve"> (</w:t>
       </w:r>
+      <w:proofErr w:type="spellStart"/>
       <w:r>
         <w:rPr>
           <w:rFonts w:ascii="Consolas" w:eastAsia="Times New Roman" w:hAnsi="Consolas" w:cs="Times New Roman"/>
@@ -6595,6 +6867,7 @@
         </w:rPr>
         <w:t>positionInStateSetD</w:t>
       </w:r>
+      <w:proofErr w:type="spellEnd"/>
       <w:r>
         <w:rPr>
           <w:rFonts w:ascii="Consolas" w:eastAsia="Times New Roman" w:hAnsi="Consolas" w:cs="Times New Roman"/>
@@ -6622,7 +6895,6 @@
         </w:rPr>
         <w:t xml:space="preserve"> </w:t>
       </w:r>
-      <w:proofErr w:type="gramStart"/>
       <w:r>
         <w:rPr>
           <w:rFonts w:ascii="Consolas" w:eastAsia="Times New Roman" w:hAnsi="Consolas" w:cs="Times New Roman"/>
@@ -6641,7 +6913,7 @@
         </w:rPr>
         <w:t>(</w:t>
       </w:r>
-      <w:proofErr w:type="gramEnd"/>
+      <w:proofErr w:type="spellStart"/>
       <w:r>
         <w:rPr>
           <w:rFonts w:ascii="Consolas" w:eastAsia="Times New Roman" w:hAnsi="Consolas" w:cs="Times New Roman"/>
@@ -6651,6 +6923,7 @@
         </w:rPr>
         <w:t>stateSetD</w:t>
       </w:r>
+      <w:proofErr w:type="spellEnd"/>
       <w:r>
         <w:rPr>
           <w:rFonts w:ascii="Consolas" w:eastAsia="Times New Roman" w:hAnsi="Consolas" w:cs="Times New Roman"/>
@@ -6738,6 +7011,7 @@
         </w:rPr>
         <w:t xml:space="preserve"> </w:t>
       </w:r>
+      <w:proofErr w:type="spellStart"/>
       <w:r>
         <w:rPr>
           <w:rFonts w:ascii="Consolas" w:eastAsia="Times New Roman" w:hAnsi="Consolas" w:cs="Times New Roman"/>
@@ -6747,6 +7021,7 @@
         </w:rPr>
         <w:t>positionInSigmaND</w:t>
       </w:r>
+      <w:proofErr w:type="spellEnd"/>
       <w:r>
         <w:rPr>
           <w:rFonts w:ascii="Consolas" w:eastAsia="Times New Roman" w:hAnsi="Consolas" w:cs="Times New Roman"/>
@@ -6792,6 +7067,7 @@
         </w:rPr>
         <w:t xml:space="preserve">; </w:t>
       </w:r>
+      <w:proofErr w:type="spellStart"/>
       <w:r>
         <w:rPr>
           <w:rFonts w:ascii="Consolas" w:eastAsia="Times New Roman" w:hAnsi="Consolas" w:cs="Times New Roman"/>
@@ -6801,6 +7077,7 @@
         </w:rPr>
         <w:t>positionInSigmaND</w:t>
       </w:r>
+      <w:proofErr w:type="spellEnd"/>
       <w:r>
         <w:rPr>
           <w:rFonts w:ascii="Consolas" w:eastAsia="Times New Roman" w:hAnsi="Consolas" w:cs="Times New Roman"/>
@@ -6828,7 +7105,6 @@
         </w:rPr>
         <w:t xml:space="preserve"> </w:t>
       </w:r>
-      <w:proofErr w:type="gramStart"/>
       <w:r>
         <w:rPr>
           <w:rFonts w:ascii="Consolas" w:eastAsia="Times New Roman" w:hAnsi="Consolas" w:cs="Times New Roman"/>
@@ -6847,7 +7123,7 @@
         </w:rPr>
         <w:t>(</w:t>
       </w:r>
-      <w:proofErr w:type="gramEnd"/>
+      <w:proofErr w:type="spellStart"/>
       <w:r>
         <w:rPr>
           <w:rFonts w:ascii="Consolas" w:eastAsia="Times New Roman" w:hAnsi="Consolas" w:cs="Times New Roman"/>
@@ -6857,6 +7133,7 @@
         </w:rPr>
         <w:t>sigmaND</w:t>
       </w:r>
+      <w:proofErr w:type="spellEnd"/>
       <w:r>
         <w:rPr>
           <w:rFonts w:ascii="Consolas" w:eastAsia="Times New Roman" w:hAnsi="Consolas" w:cs="Times New Roman"/>
@@ -6866,6 +7143,7 @@
         </w:rPr>
         <w:t xml:space="preserve">); </w:t>
       </w:r>
+      <w:proofErr w:type="spellStart"/>
       <w:r>
         <w:rPr>
           <w:rFonts w:ascii="Consolas" w:eastAsia="Times New Roman" w:hAnsi="Consolas" w:cs="Times New Roman"/>
@@ -6875,6 +7153,7 @@
         </w:rPr>
         <w:t>positionInSigmaND</w:t>
       </w:r>
+      <w:proofErr w:type="spellEnd"/>
       <w:r>
         <w:rPr>
           <w:rFonts w:ascii="Consolas" w:eastAsia="Times New Roman" w:hAnsi="Consolas" w:cs="Times New Roman"/>
@@ -6935,6 +7214,7 @@
         </w:rPr>
         <w:t xml:space="preserve">            </w:t>
       </w:r>
+      <w:proofErr w:type="spellStart"/>
       <w:r>
         <w:rPr>
           <w:rFonts w:ascii="Consolas" w:eastAsia="Times New Roman" w:hAnsi="Consolas" w:cs="Times New Roman"/>
@@ -6944,6 +7224,7 @@
         </w:rPr>
         <w:t>partialState</w:t>
       </w:r>
+      <w:proofErr w:type="spellEnd"/>
       <w:r>
         <w:rPr>
           <w:rFonts w:ascii="Consolas" w:eastAsia="Times New Roman" w:hAnsi="Consolas" w:cs="Times New Roman"/>
@@ -6971,7 +7252,7 @@
         </w:rPr>
         <w:t xml:space="preserve"> </w:t>
       </w:r>
-      <w:proofErr w:type="gramStart"/>
+      <w:proofErr w:type="spellStart"/>
       <w:r>
         <w:rPr>
           <w:rFonts w:ascii="Consolas" w:eastAsia="Times New Roman" w:hAnsi="Consolas" w:cs="Times New Roman"/>
@@ -6981,6 +7262,7 @@
         </w:rPr>
         <w:t>newData</w:t>
       </w:r>
+      <w:proofErr w:type="spellEnd"/>
       <w:r>
         <w:rPr>
           <w:rFonts w:ascii="Consolas" w:eastAsia="Times New Roman" w:hAnsi="Consolas" w:cs="Times New Roman"/>
@@ -6990,7 +7272,6 @@
         </w:rPr>
         <w:t>(</w:t>
       </w:r>
-      <w:proofErr w:type="gramEnd"/>
       <w:r>
         <w:rPr>
           <w:rFonts w:ascii="Consolas" w:eastAsia="Times New Roman" w:hAnsi="Consolas" w:cs="Times New Roman"/>
@@ -7078,6 +7359,7 @@
         </w:rPr>
         <w:t xml:space="preserve"> </w:t>
       </w:r>
+      <w:proofErr w:type="spellStart"/>
       <w:r>
         <w:rPr>
           <w:rFonts w:ascii="Consolas" w:eastAsia="Times New Roman" w:hAnsi="Consolas" w:cs="Times New Roman"/>
@@ -7087,6 +7369,7 @@
         </w:rPr>
         <w:t>positionInStateD</w:t>
       </w:r>
+      <w:proofErr w:type="spellEnd"/>
       <w:r>
         <w:rPr>
           <w:rFonts w:ascii="Consolas" w:eastAsia="Times New Roman" w:hAnsi="Consolas" w:cs="Times New Roman"/>
@@ -7132,6 +7415,7 @@
         </w:rPr>
         <w:t xml:space="preserve">; </w:t>
       </w:r>
+      <w:proofErr w:type="spellStart"/>
       <w:r>
         <w:rPr>
           <w:rFonts w:ascii="Consolas" w:eastAsia="Times New Roman" w:hAnsi="Consolas" w:cs="Times New Roman"/>
@@ -7141,6 +7425,7 @@
         </w:rPr>
         <w:t>positionInStateD</w:t>
       </w:r>
+      <w:proofErr w:type="spellEnd"/>
       <w:r>
         <w:rPr>
           <w:rFonts w:ascii="Consolas" w:eastAsia="Times New Roman" w:hAnsi="Consolas" w:cs="Times New Roman"/>
@@ -7168,7 +7453,6 @@
         </w:rPr>
         <w:t xml:space="preserve"> </w:t>
       </w:r>
-      <w:proofErr w:type="gramStart"/>
       <w:r>
         <w:rPr>
           <w:rFonts w:ascii="Consolas" w:eastAsia="Times New Roman" w:hAnsi="Consolas" w:cs="Times New Roman"/>
@@ -7187,7 +7471,7 @@
         </w:rPr>
         <w:t>(</w:t>
       </w:r>
-      <w:proofErr w:type="gramEnd"/>
+      <w:proofErr w:type="spellStart"/>
       <w:r>
         <w:rPr>
           <w:rFonts w:ascii="Consolas" w:eastAsia="Times New Roman" w:hAnsi="Consolas" w:cs="Times New Roman"/>
@@ -7197,6 +7481,7 @@
         </w:rPr>
         <w:t>returnElem</w:t>
       </w:r>
+      <w:proofErr w:type="spellEnd"/>
       <w:r>
         <w:rPr>
           <w:rFonts w:ascii="Consolas" w:eastAsia="Times New Roman" w:hAnsi="Consolas" w:cs="Times New Roman"/>
@@ -7206,6 +7491,7 @@
         </w:rPr>
         <w:t>(</w:t>
       </w:r>
+      <w:proofErr w:type="spellStart"/>
       <w:r>
         <w:rPr>
           <w:rFonts w:ascii="Consolas" w:eastAsia="Times New Roman" w:hAnsi="Consolas" w:cs="Times New Roman"/>
@@ -7215,6 +7501,7 @@
         </w:rPr>
         <w:t>stateSetD</w:t>
       </w:r>
+      <w:proofErr w:type="spellEnd"/>
       <w:r>
         <w:rPr>
           <w:rFonts w:ascii="Consolas" w:eastAsia="Times New Roman" w:hAnsi="Consolas" w:cs="Times New Roman"/>
@@ -7224,6 +7511,7 @@
         </w:rPr>
         <w:t xml:space="preserve">, </w:t>
       </w:r>
+      <w:proofErr w:type="spellStart"/>
       <w:r>
         <w:rPr>
           <w:rFonts w:ascii="Consolas" w:eastAsia="Times New Roman" w:hAnsi="Consolas" w:cs="Times New Roman"/>
@@ -7233,6 +7521,7 @@
         </w:rPr>
         <w:t>positionInStateSetD</w:t>
       </w:r>
+      <w:proofErr w:type="spellEnd"/>
       <w:r>
         <w:rPr>
           <w:rFonts w:ascii="Consolas" w:eastAsia="Times New Roman" w:hAnsi="Consolas" w:cs="Times New Roman"/>
@@ -7242,6 +7531,7 @@
         </w:rPr>
         <w:t xml:space="preserve">)); </w:t>
       </w:r>
+      <w:proofErr w:type="spellStart"/>
       <w:r>
         <w:rPr>
           <w:rFonts w:ascii="Consolas" w:eastAsia="Times New Roman" w:hAnsi="Consolas" w:cs="Times New Roman"/>
@@ -7251,6 +7541,7 @@
         </w:rPr>
         <w:t>positionInStateD</w:t>
       </w:r>
+      <w:proofErr w:type="spellEnd"/>
       <w:r>
         <w:rPr>
           <w:rFonts w:ascii="Consolas" w:eastAsia="Times New Roman" w:hAnsi="Consolas" w:cs="Times New Roman"/>
@@ -7347,6 +7638,7 @@
         </w:rPr>
         <w:t xml:space="preserve"> </w:t>
       </w:r>
+      <w:proofErr w:type="spellStart"/>
       <w:r>
         <w:rPr>
           <w:rFonts w:ascii="Consolas" w:eastAsia="Times New Roman" w:hAnsi="Consolas" w:cs="Times New Roman"/>
@@ -7356,6 +7648,7 @@
         </w:rPr>
         <w:t>positionInTransitionsND</w:t>
       </w:r>
+      <w:proofErr w:type="spellEnd"/>
       <w:r>
         <w:rPr>
           <w:rFonts w:ascii="Consolas" w:eastAsia="Times New Roman" w:hAnsi="Consolas" w:cs="Times New Roman"/>
@@ -7401,6 +7694,7 @@
         </w:rPr>
         <w:t xml:space="preserve">; </w:t>
       </w:r>
+      <w:proofErr w:type="spellStart"/>
       <w:r>
         <w:rPr>
           <w:rFonts w:ascii="Consolas" w:eastAsia="Times New Roman" w:hAnsi="Consolas" w:cs="Times New Roman"/>
@@ -7410,6 +7704,7 @@
         </w:rPr>
         <w:t>positionInTransitionsND</w:t>
       </w:r>
+      <w:proofErr w:type="spellEnd"/>
       <w:r>
         <w:rPr>
           <w:rFonts w:ascii="Consolas" w:eastAsia="Times New Roman" w:hAnsi="Consolas" w:cs="Times New Roman"/>
@@ -7437,7 +7732,6 @@
         </w:rPr>
         <w:t xml:space="preserve"> </w:t>
       </w:r>
-      <w:proofErr w:type="gramStart"/>
       <w:r>
         <w:rPr>
           <w:rFonts w:ascii="Consolas" w:eastAsia="Times New Roman" w:hAnsi="Consolas" w:cs="Times New Roman"/>
@@ -7456,7 +7750,7 @@
         </w:rPr>
         <w:t>(</w:t>
       </w:r>
-      <w:proofErr w:type="gramEnd"/>
+      <w:proofErr w:type="spellStart"/>
       <w:r>
         <w:rPr>
           <w:rFonts w:ascii="Consolas" w:eastAsia="Times New Roman" w:hAnsi="Consolas" w:cs="Times New Roman"/>
@@ -7466,6 +7760,7 @@
         </w:rPr>
         <w:t>transitionsND</w:t>
       </w:r>
+      <w:proofErr w:type="spellEnd"/>
       <w:r>
         <w:rPr>
           <w:rFonts w:ascii="Consolas" w:eastAsia="Times New Roman" w:hAnsi="Consolas" w:cs="Times New Roman"/>
@@ -7475,6 +7770,7 @@
         </w:rPr>
         <w:t xml:space="preserve">); </w:t>
       </w:r>
+      <w:proofErr w:type="spellStart"/>
       <w:r>
         <w:rPr>
           <w:rFonts w:ascii="Consolas" w:eastAsia="Times New Roman" w:hAnsi="Consolas" w:cs="Times New Roman"/>
@@ -7484,6 +7780,7 @@
         </w:rPr>
         <w:t>positionInTransitionsND</w:t>
       </w:r>
+      <w:proofErr w:type="spellEnd"/>
       <w:r>
         <w:rPr>
           <w:rFonts w:ascii="Consolas" w:eastAsia="Times New Roman" w:hAnsi="Consolas" w:cs="Times New Roman"/>
@@ -7562,7 +7859,7 @@
         </w:rPr>
         <w:t xml:space="preserve"> (</w:t>
       </w:r>
-      <w:proofErr w:type="gramStart"/>
+      <w:proofErr w:type="spellStart"/>
       <w:r>
         <w:rPr>
           <w:rFonts w:ascii="Consolas" w:eastAsia="Times New Roman" w:hAnsi="Consolas" w:cs="Times New Roman"/>
@@ -7572,6 +7869,7 @@
         </w:rPr>
         <w:t>isEqual</w:t>
       </w:r>
+      <w:proofErr w:type="spellEnd"/>
       <w:r>
         <w:rPr>
           <w:rFonts w:ascii="Consolas" w:eastAsia="Times New Roman" w:hAnsi="Consolas" w:cs="Times New Roman"/>
@@ -7581,7 +7879,7 @@
         </w:rPr>
         <w:t>(</w:t>
       </w:r>
-      <w:proofErr w:type="gramEnd"/>
+      <w:proofErr w:type="spellStart"/>
       <w:r>
         <w:rPr>
           <w:rFonts w:ascii="Consolas" w:eastAsia="Times New Roman" w:hAnsi="Consolas" w:cs="Times New Roman"/>
@@ -7591,6 +7889,7 @@
         </w:rPr>
         <w:t>returnElem</w:t>
       </w:r>
+      <w:proofErr w:type="spellEnd"/>
       <w:r>
         <w:rPr>
           <w:rFonts w:ascii="Consolas" w:eastAsia="Times New Roman" w:hAnsi="Consolas" w:cs="Times New Roman"/>
@@ -7600,6 +7899,7 @@
         </w:rPr>
         <w:t>(</w:t>
       </w:r>
+      <w:proofErr w:type="spellStart"/>
       <w:r>
         <w:rPr>
           <w:rFonts w:ascii="Consolas" w:eastAsia="Times New Roman" w:hAnsi="Consolas" w:cs="Times New Roman"/>
@@ -7609,6 +7909,7 @@
         </w:rPr>
         <w:t>returnElem</w:t>
       </w:r>
+      <w:proofErr w:type="spellEnd"/>
       <w:r>
         <w:rPr>
           <w:rFonts w:ascii="Consolas" w:eastAsia="Times New Roman" w:hAnsi="Consolas" w:cs="Times New Roman"/>
@@ -7618,6 +7919,7 @@
         </w:rPr>
         <w:t>(</w:t>
       </w:r>
+      <w:proofErr w:type="spellStart"/>
       <w:r>
         <w:rPr>
           <w:rFonts w:ascii="Consolas" w:eastAsia="Times New Roman" w:hAnsi="Consolas" w:cs="Times New Roman"/>
@@ -7627,6 +7929,7 @@
         </w:rPr>
         <w:t>stateSetD</w:t>
       </w:r>
+      <w:proofErr w:type="spellEnd"/>
       <w:r>
         <w:rPr>
           <w:rFonts w:ascii="Consolas" w:eastAsia="Times New Roman" w:hAnsi="Consolas" w:cs="Times New Roman"/>
@@ -7636,6 +7939,7 @@
         </w:rPr>
         <w:t xml:space="preserve">, </w:t>
       </w:r>
+      <w:proofErr w:type="spellStart"/>
       <w:r>
         <w:rPr>
           <w:rFonts w:ascii="Consolas" w:eastAsia="Times New Roman" w:hAnsi="Consolas" w:cs="Times New Roman"/>
@@ -7645,6 +7949,7 @@
         </w:rPr>
         <w:t>positionInStateSetD</w:t>
       </w:r>
+      <w:proofErr w:type="spellEnd"/>
       <w:r>
         <w:rPr>
           <w:rFonts w:ascii="Consolas" w:eastAsia="Times New Roman" w:hAnsi="Consolas" w:cs="Times New Roman"/>
@@ -7654,6 +7959,7 @@
         </w:rPr>
         <w:t xml:space="preserve">), </w:t>
       </w:r>
+      <w:proofErr w:type="spellStart"/>
       <w:r>
         <w:rPr>
           <w:rFonts w:ascii="Consolas" w:eastAsia="Times New Roman" w:hAnsi="Consolas" w:cs="Times New Roman"/>
@@ -7663,6 +7969,7 @@
         </w:rPr>
         <w:t>positionInStateD</w:t>
       </w:r>
+      <w:proofErr w:type="spellEnd"/>
       <w:r>
         <w:rPr>
           <w:rFonts w:ascii="Consolas" w:eastAsia="Times New Roman" w:hAnsi="Consolas" w:cs="Times New Roman"/>
@@ -7672,6 +7979,7 @@
         </w:rPr>
         <w:t xml:space="preserve">), </w:t>
       </w:r>
+      <w:proofErr w:type="spellStart"/>
       <w:r>
         <w:rPr>
           <w:rFonts w:ascii="Consolas" w:eastAsia="Times New Roman" w:hAnsi="Consolas" w:cs="Times New Roman"/>
@@ -7681,6 +7989,7 @@
         </w:rPr>
         <w:t>returnElem</w:t>
       </w:r>
+      <w:proofErr w:type="spellEnd"/>
       <w:r>
         <w:rPr>
           <w:rFonts w:ascii="Consolas" w:eastAsia="Times New Roman" w:hAnsi="Consolas" w:cs="Times New Roman"/>
@@ -7690,6 +7999,7 @@
         </w:rPr>
         <w:t>(</w:t>
       </w:r>
+      <w:proofErr w:type="spellStart"/>
       <w:r>
         <w:rPr>
           <w:rFonts w:ascii="Consolas" w:eastAsia="Times New Roman" w:hAnsi="Consolas" w:cs="Times New Roman"/>
@@ -7699,6 +8009,7 @@
         </w:rPr>
         <w:t>returnElem</w:t>
       </w:r>
+      <w:proofErr w:type="spellEnd"/>
       <w:r>
         <w:rPr>
           <w:rFonts w:ascii="Consolas" w:eastAsia="Times New Roman" w:hAnsi="Consolas" w:cs="Times New Roman"/>
@@ -7708,6 +8019,7 @@
         </w:rPr>
         <w:t>(</w:t>
       </w:r>
+      <w:proofErr w:type="spellStart"/>
       <w:r>
         <w:rPr>
           <w:rFonts w:ascii="Consolas" w:eastAsia="Times New Roman" w:hAnsi="Consolas" w:cs="Times New Roman"/>
@@ -7717,6 +8029,7 @@
         </w:rPr>
         <w:t>transitionsND</w:t>
       </w:r>
+      <w:proofErr w:type="spellEnd"/>
       <w:r>
         <w:rPr>
           <w:rFonts w:ascii="Consolas" w:eastAsia="Times New Roman" w:hAnsi="Consolas" w:cs="Times New Roman"/>
@@ -7726,6 +8039,7 @@
         </w:rPr>
         <w:t xml:space="preserve">, </w:t>
       </w:r>
+      <w:proofErr w:type="spellStart"/>
       <w:r>
         <w:rPr>
           <w:rFonts w:ascii="Consolas" w:eastAsia="Times New Roman" w:hAnsi="Consolas" w:cs="Times New Roman"/>
@@ -7735,6 +8049,7 @@
         </w:rPr>
         <w:t>positionInTransitionsND</w:t>
       </w:r>
+      <w:proofErr w:type="spellEnd"/>
       <w:r>
         <w:rPr>
           <w:rFonts w:ascii="Consolas" w:eastAsia="Times New Roman" w:hAnsi="Consolas" w:cs="Times New Roman"/>
@@ -7822,7 +8137,7 @@
         </w:rPr>
         <w:t xml:space="preserve"> (</w:t>
       </w:r>
-      <w:proofErr w:type="gramStart"/>
+      <w:proofErr w:type="spellStart"/>
       <w:r>
         <w:rPr>
           <w:rFonts w:ascii="Consolas" w:eastAsia="Times New Roman" w:hAnsi="Consolas" w:cs="Times New Roman"/>
@@ -7832,6 +8147,7 @@
         </w:rPr>
         <w:t>isEqual</w:t>
       </w:r>
+      <w:proofErr w:type="spellEnd"/>
       <w:r>
         <w:rPr>
           <w:rFonts w:ascii="Consolas" w:eastAsia="Times New Roman" w:hAnsi="Consolas" w:cs="Times New Roman"/>
@@ -7841,7 +8157,7 @@
         </w:rPr>
         <w:t>(</w:t>
       </w:r>
-      <w:proofErr w:type="gramEnd"/>
+      <w:proofErr w:type="spellStart"/>
       <w:r>
         <w:rPr>
           <w:rFonts w:ascii="Consolas" w:eastAsia="Times New Roman" w:hAnsi="Consolas" w:cs="Times New Roman"/>
@@ -7851,6 +8167,7 @@
         </w:rPr>
         <w:t>returnElem</w:t>
       </w:r>
+      <w:proofErr w:type="spellEnd"/>
       <w:r>
         <w:rPr>
           <w:rFonts w:ascii="Consolas" w:eastAsia="Times New Roman" w:hAnsi="Consolas" w:cs="Times New Roman"/>
@@ -7860,6 +8177,7 @@
         </w:rPr>
         <w:t>(</w:t>
       </w:r>
+      <w:proofErr w:type="spellStart"/>
       <w:r>
         <w:rPr>
           <w:rFonts w:ascii="Consolas" w:eastAsia="Times New Roman" w:hAnsi="Consolas" w:cs="Times New Roman"/>
@@ -7869,6 +8187,7 @@
         </w:rPr>
         <w:t>sigmaND</w:t>
       </w:r>
+      <w:proofErr w:type="spellEnd"/>
       <w:r>
         <w:rPr>
           <w:rFonts w:ascii="Consolas" w:eastAsia="Times New Roman" w:hAnsi="Consolas" w:cs="Times New Roman"/>
@@ -7878,6 +8197,7 @@
         </w:rPr>
         <w:t xml:space="preserve">, </w:t>
       </w:r>
+      <w:proofErr w:type="spellStart"/>
       <w:r>
         <w:rPr>
           <w:rFonts w:ascii="Consolas" w:eastAsia="Times New Roman" w:hAnsi="Consolas" w:cs="Times New Roman"/>
@@ -7887,6 +8207,7 @@
         </w:rPr>
         <w:t>positionInSigmaND</w:t>
       </w:r>
+      <w:proofErr w:type="spellEnd"/>
       <w:r>
         <w:rPr>
           <w:rFonts w:ascii="Consolas" w:eastAsia="Times New Roman" w:hAnsi="Consolas" w:cs="Times New Roman"/>
@@ -7896,6 +8217,7 @@
         </w:rPr>
         <w:t xml:space="preserve">), </w:t>
       </w:r>
+      <w:proofErr w:type="spellStart"/>
       <w:r>
         <w:rPr>
           <w:rFonts w:ascii="Consolas" w:eastAsia="Times New Roman" w:hAnsi="Consolas" w:cs="Times New Roman"/>
@@ -7905,6 +8227,7 @@
         </w:rPr>
         <w:t>returnElem</w:t>
       </w:r>
+      <w:proofErr w:type="spellEnd"/>
       <w:r>
         <w:rPr>
           <w:rFonts w:ascii="Consolas" w:eastAsia="Times New Roman" w:hAnsi="Consolas" w:cs="Times New Roman"/>
@@ -7914,6 +8237,7 @@
         </w:rPr>
         <w:t>(</w:t>
       </w:r>
+      <w:proofErr w:type="spellStart"/>
       <w:r>
         <w:rPr>
           <w:rFonts w:ascii="Consolas" w:eastAsia="Times New Roman" w:hAnsi="Consolas" w:cs="Times New Roman"/>
@@ -7923,6 +8247,7 @@
         </w:rPr>
         <w:t>returnElem</w:t>
       </w:r>
+      <w:proofErr w:type="spellEnd"/>
       <w:r>
         <w:rPr>
           <w:rFonts w:ascii="Consolas" w:eastAsia="Times New Roman" w:hAnsi="Consolas" w:cs="Times New Roman"/>
@@ -7932,6 +8257,7 @@
         </w:rPr>
         <w:t>(</w:t>
       </w:r>
+      <w:proofErr w:type="spellStart"/>
       <w:r>
         <w:rPr>
           <w:rFonts w:ascii="Consolas" w:eastAsia="Times New Roman" w:hAnsi="Consolas" w:cs="Times New Roman"/>
@@ -7941,6 +8267,7 @@
         </w:rPr>
         <w:t>transitionsND</w:t>
       </w:r>
+      <w:proofErr w:type="spellEnd"/>
       <w:r>
         <w:rPr>
           <w:rFonts w:ascii="Consolas" w:eastAsia="Times New Roman" w:hAnsi="Consolas" w:cs="Times New Roman"/>
@@ -7950,6 +8277,7 @@
         </w:rPr>
         <w:t xml:space="preserve">, </w:t>
       </w:r>
+      <w:proofErr w:type="spellStart"/>
       <w:r>
         <w:rPr>
           <w:rFonts w:ascii="Consolas" w:eastAsia="Times New Roman" w:hAnsi="Consolas" w:cs="Times New Roman"/>
@@ -7959,6 +8287,7 @@
         </w:rPr>
         <w:t>positionInTransitionsND</w:t>
       </w:r>
+      <w:proofErr w:type="spellEnd"/>
       <w:r>
         <w:rPr>
           <w:rFonts w:ascii="Consolas" w:eastAsia="Times New Roman" w:hAnsi="Consolas" w:cs="Times New Roman"/>
@@ -8064,7 +8393,6 @@
         </w:rPr>
         <w:t xml:space="preserve"> </w:t>
       </w:r>
-      <w:proofErr w:type="gramStart"/>
       <w:r>
         <w:rPr>
           <w:rFonts w:ascii="Consolas" w:eastAsia="Times New Roman" w:hAnsi="Consolas" w:cs="Times New Roman"/>
@@ -8083,7 +8411,7 @@
         </w:rPr>
         <w:t>(</w:t>
       </w:r>
-      <w:proofErr w:type="gramEnd"/>
+      <w:proofErr w:type="spellStart"/>
       <w:r>
         <w:rPr>
           <w:rFonts w:ascii="Consolas" w:eastAsia="Times New Roman" w:hAnsi="Consolas" w:cs="Times New Roman"/>
@@ -8093,6 +8421,7 @@
         </w:rPr>
         <w:t>partialState</w:t>
       </w:r>
+      <w:proofErr w:type="spellEnd"/>
       <w:r>
         <w:rPr>
           <w:rFonts w:ascii="Consolas" w:eastAsia="Times New Roman" w:hAnsi="Consolas" w:cs="Times New Roman"/>
@@ -8102,6 +8431,7 @@
         </w:rPr>
         <w:t xml:space="preserve">, </w:t>
       </w:r>
+      <w:proofErr w:type="spellStart"/>
       <w:r>
         <w:rPr>
           <w:rFonts w:ascii="Consolas" w:eastAsia="Times New Roman" w:hAnsi="Consolas" w:cs="Times New Roman"/>
@@ -8111,6 +8441,7 @@
         </w:rPr>
         <w:t>returnElem</w:t>
       </w:r>
+      <w:proofErr w:type="spellEnd"/>
       <w:r>
         <w:rPr>
           <w:rFonts w:ascii="Consolas" w:eastAsia="Times New Roman" w:hAnsi="Consolas" w:cs="Times New Roman"/>
@@ -8120,6 +8451,7 @@
         </w:rPr>
         <w:t>(</w:t>
       </w:r>
+      <w:proofErr w:type="spellStart"/>
       <w:r>
         <w:rPr>
           <w:rFonts w:ascii="Consolas" w:eastAsia="Times New Roman" w:hAnsi="Consolas" w:cs="Times New Roman"/>
@@ -8129,6 +8461,7 @@
         </w:rPr>
         <w:t>returnElem</w:t>
       </w:r>
+      <w:proofErr w:type="spellEnd"/>
       <w:r>
         <w:rPr>
           <w:rFonts w:ascii="Consolas" w:eastAsia="Times New Roman" w:hAnsi="Consolas" w:cs="Times New Roman"/>
@@ -8138,6 +8471,7 @@
         </w:rPr>
         <w:t>(</w:t>
       </w:r>
+      <w:proofErr w:type="spellStart"/>
       <w:r>
         <w:rPr>
           <w:rFonts w:ascii="Consolas" w:eastAsia="Times New Roman" w:hAnsi="Consolas" w:cs="Times New Roman"/>
@@ -8147,6 +8481,7 @@
         </w:rPr>
         <w:t>transitionsND</w:t>
       </w:r>
+      <w:proofErr w:type="spellEnd"/>
       <w:r>
         <w:rPr>
           <w:rFonts w:ascii="Consolas" w:eastAsia="Times New Roman" w:hAnsi="Consolas" w:cs="Times New Roman"/>
@@ -8156,6 +8491,7 @@
         </w:rPr>
         <w:t xml:space="preserve">, </w:t>
       </w:r>
+      <w:proofErr w:type="spellStart"/>
       <w:r>
         <w:rPr>
           <w:rFonts w:ascii="Consolas" w:eastAsia="Times New Roman" w:hAnsi="Consolas" w:cs="Times New Roman"/>
@@ -8165,6 +8501,7 @@
         </w:rPr>
         <w:t>positionInTransitionsND</w:t>
       </w:r>
+      <w:proofErr w:type="spellEnd"/>
       <w:r>
         <w:rPr>
           <w:rFonts w:ascii="Consolas" w:eastAsia="Times New Roman" w:hAnsi="Consolas" w:cs="Times New Roman"/>
@@ -8213,6 +8550,7 @@
         </w:rPr>
         <w:t xml:space="preserve">                            </w:t>
       </w:r>
+      <w:proofErr w:type="spellStart"/>
       <w:r>
         <w:rPr>
           <w:rFonts w:ascii="Consolas" w:eastAsia="Times New Roman" w:hAnsi="Consolas" w:cs="Times New Roman"/>
@@ -8222,6 +8560,7 @@
         </w:rPr>
         <w:t>dataFree</w:t>
       </w:r>
+      <w:proofErr w:type="spellEnd"/>
       <w:r>
         <w:rPr>
           <w:rFonts w:ascii="Consolas" w:eastAsia="Times New Roman" w:hAnsi="Consolas" w:cs="Times New Roman"/>
@@ -8240,6 +8579,7 @@
         </w:rPr>
         <w:t>&amp;</w:t>
       </w:r>
+      <w:proofErr w:type="spellStart"/>
       <w:r>
         <w:rPr>
           <w:rFonts w:ascii="Consolas" w:eastAsia="Times New Roman" w:hAnsi="Consolas" w:cs="Times New Roman"/>
@@ -8249,6 +8589,7 @@
         </w:rPr>
         <w:t>partialState</w:t>
       </w:r>
+      <w:proofErr w:type="spellEnd"/>
       <w:r>
         <w:rPr>
           <w:rFonts w:ascii="Consolas" w:eastAsia="Times New Roman" w:hAnsi="Consolas" w:cs="Times New Roman"/>
@@ -8279,6 +8620,7 @@
         </w:rPr>
         <w:t xml:space="preserve">                            </w:t>
       </w:r>
+      <w:proofErr w:type="spellStart"/>
       <w:r>
         <w:rPr>
           <w:rFonts w:ascii="Consolas" w:eastAsia="Times New Roman" w:hAnsi="Consolas" w:cs="Times New Roman"/>
@@ -8288,6 +8630,7 @@
         </w:rPr>
         <w:t>partialState</w:t>
       </w:r>
+      <w:proofErr w:type="spellEnd"/>
       <w:r>
         <w:rPr>
           <w:rFonts w:ascii="Consolas" w:eastAsia="Times New Roman" w:hAnsi="Consolas" w:cs="Times New Roman"/>
@@ -8576,6 +8919,7 @@
         </w:rPr>
         <w:t xml:space="preserve">            </w:t>
       </w:r>
+      <w:proofErr w:type="spellStart"/>
       <w:r>
         <w:rPr>
           <w:rFonts w:ascii="Consolas" w:eastAsia="Times New Roman" w:hAnsi="Consolas" w:cs="Times New Roman"/>
@@ -8585,6 +8929,7 @@
         </w:rPr>
         <w:t>newTransition</w:t>
       </w:r>
+      <w:proofErr w:type="spellEnd"/>
       <w:r>
         <w:rPr>
           <w:rFonts w:ascii="Consolas" w:eastAsia="Times New Roman" w:hAnsi="Consolas" w:cs="Times New Roman"/>
@@ -8612,7 +8957,7 @@
         </w:rPr>
         <w:t xml:space="preserve"> </w:t>
       </w:r>
-      <w:proofErr w:type="gramStart"/>
+      <w:proofErr w:type="spellStart"/>
       <w:r>
         <w:rPr>
           <w:rFonts w:ascii="Consolas" w:eastAsia="Times New Roman" w:hAnsi="Consolas" w:cs="Times New Roman"/>
@@ -8622,6 +8967,7 @@
         </w:rPr>
         <w:t>newData</w:t>
       </w:r>
+      <w:proofErr w:type="spellEnd"/>
       <w:r>
         <w:rPr>
           <w:rFonts w:ascii="Consolas" w:eastAsia="Times New Roman" w:hAnsi="Consolas" w:cs="Times New Roman"/>
@@ -8631,7 +8977,6 @@
         </w:rPr>
         <w:t>(</w:t>
       </w:r>
-      <w:proofErr w:type="gramEnd"/>
       <w:r>
         <w:rPr>
           <w:rFonts w:ascii="Consolas" w:eastAsia="Times New Roman" w:hAnsi="Consolas" w:cs="Times New Roman"/>
@@ -8683,7 +9028,6 @@
         </w:rPr>
         <w:t xml:space="preserve">            </w:t>
       </w:r>
-      <w:proofErr w:type="gramStart"/>
       <w:r>
         <w:rPr>
           <w:rFonts w:ascii="Consolas" w:eastAsia="Times New Roman" w:hAnsi="Consolas" w:cs="Times New Roman"/>
@@ -8702,7 +9046,7 @@
         </w:rPr>
         <w:t>(</w:t>
       </w:r>
-      <w:proofErr w:type="gramEnd"/>
+      <w:proofErr w:type="spellStart"/>
       <w:r>
         <w:rPr>
           <w:rFonts w:ascii="Consolas" w:eastAsia="Times New Roman" w:hAnsi="Consolas" w:cs="Times New Roman"/>
@@ -8712,6 +9056,7 @@
         </w:rPr>
         <w:t>newTransition</w:t>
       </w:r>
+      <w:proofErr w:type="spellEnd"/>
       <w:r>
         <w:rPr>
           <w:rFonts w:ascii="Consolas" w:eastAsia="Times New Roman" w:hAnsi="Consolas" w:cs="Times New Roman"/>
@@ -8721,6 +9066,7 @@
         </w:rPr>
         <w:t xml:space="preserve">, </w:t>
       </w:r>
+      <w:proofErr w:type="spellStart"/>
       <w:r>
         <w:rPr>
           <w:rFonts w:ascii="Consolas" w:eastAsia="Times New Roman" w:hAnsi="Consolas" w:cs="Times New Roman"/>
@@ -8730,6 +9076,7 @@
         </w:rPr>
         <w:t>copyData</w:t>
       </w:r>
+      <w:proofErr w:type="spellEnd"/>
       <w:r>
         <w:rPr>
           <w:rFonts w:ascii="Consolas" w:eastAsia="Times New Roman" w:hAnsi="Consolas" w:cs="Times New Roman"/>
@@ -8739,6 +9086,7 @@
         </w:rPr>
         <w:t>(</w:t>
       </w:r>
+      <w:proofErr w:type="spellStart"/>
       <w:r>
         <w:rPr>
           <w:rFonts w:ascii="Consolas" w:eastAsia="Times New Roman" w:hAnsi="Consolas" w:cs="Times New Roman"/>
@@ -8748,6 +9096,7 @@
         </w:rPr>
         <w:t>returnElem</w:t>
       </w:r>
+      <w:proofErr w:type="spellEnd"/>
       <w:r>
         <w:rPr>
           <w:rFonts w:ascii="Consolas" w:eastAsia="Times New Roman" w:hAnsi="Consolas" w:cs="Times New Roman"/>
@@ -8757,6 +9106,7 @@
         </w:rPr>
         <w:t>(</w:t>
       </w:r>
+      <w:proofErr w:type="spellStart"/>
       <w:r>
         <w:rPr>
           <w:rFonts w:ascii="Consolas" w:eastAsia="Times New Roman" w:hAnsi="Consolas" w:cs="Times New Roman"/>
@@ -8766,6 +9116,7 @@
         </w:rPr>
         <w:t>stateSetD</w:t>
       </w:r>
+      <w:proofErr w:type="spellEnd"/>
       <w:r>
         <w:rPr>
           <w:rFonts w:ascii="Consolas" w:eastAsia="Times New Roman" w:hAnsi="Consolas" w:cs="Times New Roman"/>
@@ -8775,6 +9126,7 @@
         </w:rPr>
         <w:t xml:space="preserve">, </w:t>
       </w:r>
+      <w:proofErr w:type="spellStart"/>
       <w:r>
         <w:rPr>
           <w:rFonts w:ascii="Consolas" w:eastAsia="Times New Roman" w:hAnsi="Consolas" w:cs="Times New Roman"/>
@@ -8784,6 +9136,7 @@
         </w:rPr>
         <w:t>positionInStateSetD</w:t>
       </w:r>
+      <w:proofErr w:type="spellEnd"/>
       <w:r>
         <w:rPr>
           <w:rFonts w:ascii="Consolas" w:eastAsia="Times New Roman" w:hAnsi="Consolas" w:cs="Times New Roman"/>
@@ -8814,7 +9167,6 @@
         </w:rPr>
         <w:t xml:space="preserve">            </w:t>
       </w:r>
-      <w:proofErr w:type="gramStart"/>
       <w:r>
         <w:rPr>
           <w:rFonts w:ascii="Consolas" w:eastAsia="Times New Roman" w:hAnsi="Consolas" w:cs="Times New Roman"/>
@@ -8833,7 +9185,7 @@
         </w:rPr>
         <w:t>(</w:t>
       </w:r>
-      <w:proofErr w:type="gramEnd"/>
+      <w:proofErr w:type="spellStart"/>
       <w:r>
         <w:rPr>
           <w:rFonts w:ascii="Consolas" w:eastAsia="Times New Roman" w:hAnsi="Consolas" w:cs="Times New Roman"/>
@@ -8843,6 +9195,7 @@
         </w:rPr>
         <w:t>newTransition</w:t>
       </w:r>
+      <w:proofErr w:type="spellEnd"/>
       <w:r>
         <w:rPr>
           <w:rFonts w:ascii="Consolas" w:eastAsia="Times New Roman" w:hAnsi="Consolas" w:cs="Times New Roman"/>
@@ -8852,6 +9205,7 @@
         </w:rPr>
         <w:t xml:space="preserve">, </w:t>
       </w:r>
+      <w:proofErr w:type="spellStart"/>
       <w:r>
         <w:rPr>
           <w:rFonts w:ascii="Consolas" w:eastAsia="Times New Roman" w:hAnsi="Consolas" w:cs="Times New Roman"/>
@@ -8861,6 +9215,7 @@
         </w:rPr>
         <w:t>copyData</w:t>
       </w:r>
+      <w:proofErr w:type="spellEnd"/>
       <w:r>
         <w:rPr>
           <w:rFonts w:ascii="Consolas" w:eastAsia="Times New Roman" w:hAnsi="Consolas" w:cs="Times New Roman"/>
@@ -8870,6 +9225,7 @@
         </w:rPr>
         <w:t>(</w:t>
       </w:r>
+      <w:proofErr w:type="spellStart"/>
       <w:r>
         <w:rPr>
           <w:rFonts w:ascii="Consolas" w:eastAsia="Times New Roman" w:hAnsi="Consolas" w:cs="Times New Roman"/>
@@ -8879,6 +9235,7 @@
         </w:rPr>
         <w:t>returnElem</w:t>
       </w:r>
+      <w:proofErr w:type="spellEnd"/>
       <w:r>
         <w:rPr>
           <w:rFonts w:ascii="Consolas" w:eastAsia="Times New Roman" w:hAnsi="Consolas" w:cs="Times New Roman"/>
@@ -8888,6 +9245,7 @@
         </w:rPr>
         <w:t>(</w:t>
       </w:r>
+      <w:proofErr w:type="spellStart"/>
       <w:r>
         <w:rPr>
           <w:rFonts w:ascii="Consolas" w:eastAsia="Times New Roman" w:hAnsi="Consolas" w:cs="Times New Roman"/>
@@ -8897,6 +9255,7 @@
         </w:rPr>
         <w:t>sigmaND</w:t>
       </w:r>
+      <w:proofErr w:type="spellEnd"/>
       <w:r>
         <w:rPr>
           <w:rFonts w:ascii="Consolas" w:eastAsia="Times New Roman" w:hAnsi="Consolas" w:cs="Times New Roman"/>
@@ -8906,6 +9265,7 @@
         </w:rPr>
         <w:t xml:space="preserve">, </w:t>
       </w:r>
+      <w:proofErr w:type="spellStart"/>
       <w:r>
         <w:rPr>
           <w:rFonts w:ascii="Consolas" w:eastAsia="Times New Roman" w:hAnsi="Consolas" w:cs="Times New Roman"/>
@@ -8915,6 +9275,7 @@
         </w:rPr>
         <w:t>positionInSigmaND</w:t>
       </w:r>
+      <w:proofErr w:type="spellEnd"/>
       <w:r>
         <w:rPr>
           <w:rFonts w:ascii="Consolas" w:eastAsia="Times New Roman" w:hAnsi="Consolas" w:cs="Times New Roman"/>
@@ -8945,7 +9306,6 @@
         </w:rPr>
         <w:t xml:space="preserve">            </w:t>
       </w:r>
-      <w:proofErr w:type="gramStart"/>
       <w:r>
         <w:rPr>
           <w:rFonts w:ascii="Consolas" w:eastAsia="Times New Roman" w:hAnsi="Consolas" w:cs="Times New Roman"/>
@@ -8964,7 +9324,7 @@
         </w:rPr>
         <w:t>(</w:t>
       </w:r>
-      <w:proofErr w:type="gramEnd"/>
+      <w:proofErr w:type="spellStart"/>
       <w:r>
         <w:rPr>
           <w:rFonts w:ascii="Consolas" w:eastAsia="Times New Roman" w:hAnsi="Consolas" w:cs="Times New Roman"/>
@@ -8974,6 +9334,7 @@
         </w:rPr>
         <w:t>newTransition</w:t>
       </w:r>
+      <w:proofErr w:type="spellEnd"/>
       <w:r>
         <w:rPr>
           <w:rFonts w:ascii="Consolas" w:eastAsia="Times New Roman" w:hAnsi="Consolas" w:cs="Times New Roman"/>
@@ -8983,6 +9344,7 @@
         </w:rPr>
         <w:t xml:space="preserve">, </w:t>
       </w:r>
+      <w:proofErr w:type="spellStart"/>
       <w:r>
         <w:rPr>
           <w:rFonts w:ascii="Consolas" w:eastAsia="Times New Roman" w:hAnsi="Consolas" w:cs="Times New Roman"/>
@@ -8992,6 +9354,7 @@
         </w:rPr>
         <w:t>copyData</w:t>
       </w:r>
+      <w:proofErr w:type="spellEnd"/>
       <w:r>
         <w:rPr>
           <w:rFonts w:ascii="Consolas" w:eastAsia="Times New Roman" w:hAnsi="Consolas" w:cs="Times New Roman"/>
@@ -9001,6 +9364,7 @@
         </w:rPr>
         <w:t>(</w:t>
       </w:r>
+      <w:proofErr w:type="spellStart"/>
       <w:r>
         <w:rPr>
           <w:rFonts w:ascii="Consolas" w:eastAsia="Times New Roman" w:hAnsi="Consolas" w:cs="Times New Roman"/>
@@ -9010,6 +9374,7 @@
         </w:rPr>
         <w:t>partialState</w:t>
       </w:r>
+      <w:proofErr w:type="spellEnd"/>
       <w:r>
         <w:rPr>
           <w:rFonts w:ascii="Consolas" w:eastAsia="Times New Roman" w:hAnsi="Consolas" w:cs="Times New Roman"/>
@@ -9088,7 +9453,7 @@
         </w:rPr>
         <w:t xml:space="preserve"> </w:t>
       </w:r>
-      <w:proofErr w:type="gramStart"/>
+      <w:proofErr w:type="spellStart"/>
       <w:r>
         <w:rPr>
           <w:rFonts w:ascii="Consolas" w:eastAsia="Times New Roman" w:hAnsi="Consolas" w:cs="Times New Roman"/>
@@ -9098,6 +9463,7 @@
         </w:rPr>
         <w:t>newNestedData</w:t>
       </w:r>
+      <w:proofErr w:type="spellEnd"/>
       <w:r>
         <w:rPr>
           <w:rFonts w:ascii="Consolas" w:eastAsia="Times New Roman" w:hAnsi="Consolas" w:cs="Times New Roman"/>
@@ -9107,7 +9473,7 @@
         </w:rPr>
         <w:t>(</w:t>
       </w:r>
-      <w:proofErr w:type="gramEnd"/>
+      <w:proofErr w:type="spellStart"/>
       <w:r>
         <w:rPr>
           <w:rFonts w:ascii="Consolas" w:eastAsia="Times New Roman" w:hAnsi="Consolas" w:cs="Times New Roman"/>
@@ -9117,6 +9483,7 @@
         </w:rPr>
         <w:t>newTransition</w:t>
       </w:r>
+      <w:proofErr w:type="spellEnd"/>
       <w:r>
         <w:rPr>
           <w:rFonts w:ascii="Consolas" w:eastAsia="Times New Roman" w:hAnsi="Consolas" w:cs="Times New Roman"/>
@@ -9165,6 +9532,7 @@
         </w:rPr>
         <w:t xml:space="preserve">            </w:t>
       </w:r>
+      <w:proofErr w:type="spellStart"/>
       <w:r>
         <w:rPr>
           <w:rFonts w:ascii="Consolas" w:eastAsia="Times New Roman" w:hAnsi="Consolas" w:cs="Times New Roman"/>
@@ -9174,6 +9542,7 @@
         </w:rPr>
         <w:t>dataFree</w:t>
       </w:r>
+      <w:proofErr w:type="spellEnd"/>
       <w:r>
         <w:rPr>
           <w:rFonts w:ascii="Consolas" w:eastAsia="Times New Roman" w:hAnsi="Consolas" w:cs="Times New Roman"/>
@@ -9192,6 +9561,7 @@
         </w:rPr>
         <w:t>&amp;</w:t>
       </w:r>
+      <w:proofErr w:type="spellStart"/>
       <w:r>
         <w:rPr>
           <w:rFonts w:ascii="Consolas" w:eastAsia="Times New Roman" w:hAnsi="Consolas" w:cs="Times New Roman"/>
@@ -9201,6 +9571,7 @@
         </w:rPr>
         <w:t>newTransition</w:t>
       </w:r>
+      <w:proofErr w:type="spellEnd"/>
       <w:r>
         <w:rPr>
           <w:rFonts w:ascii="Consolas" w:eastAsia="Times New Roman" w:hAnsi="Consolas" w:cs="Times New Roman"/>
@@ -9231,6 +9602,7 @@
         </w:rPr>
         <w:t xml:space="preserve">            </w:t>
       </w:r>
+      <w:proofErr w:type="spellStart"/>
       <w:r>
         <w:rPr>
           <w:rFonts w:ascii="Consolas" w:eastAsia="Times New Roman" w:hAnsi="Consolas" w:cs="Times New Roman"/>
@@ -9240,6 +9612,7 @@
         </w:rPr>
         <w:t>newTransition</w:t>
       </w:r>
+      <w:proofErr w:type="spellEnd"/>
       <w:r>
         <w:rPr>
           <w:rFonts w:ascii="Consolas" w:eastAsia="Times New Roman" w:hAnsi="Consolas" w:cs="Times New Roman"/>
@@ -9342,7 +9715,6 @@
         </w:rPr>
         <w:t xml:space="preserve"> </w:t>
       </w:r>
-      <w:proofErr w:type="gramStart"/>
       <w:r>
         <w:rPr>
           <w:rFonts w:ascii="Consolas" w:eastAsia="Times New Roman" w:hAnsi="Consolas" w:cs="Times New Roman"/>
@@ -9361,7 +9733,7 @@
         </w:rPr>
         <w:t>(</w:t>
       </w:r>
-      <w:proofErr w:type="gramEnd"/>
+      <w:proofErr w:type="spellStart"/>
       <w:r>
         <w:rPr>
           <w:rFonts w:ascii="Consolas" w:eastAsia="Times New Roman" w:hAnsi="Consolas" w:cs="Times New Roman"/>
@@ -9371,6 +9743,7 @@
         </w:rPr>
         <w:t>transitionsD</w:t>
       </w:r>
+      <w:proofErr w:type="spellEnd"/>
       <w:r>
         <w:rPr>
           <w:rFonts w:ascii="Consolas" w:eastAsia="Times New Roman" w:hAnsi="Consolas" w:cs="Times New Roman"/>
@@ -9419,6 +9792,7 @@
         </w:rPr>
         <w:t xml:space="preserve">            </w:t>
       </w:r>
+      <w:proofErr w:type="spellStart"/>
       <w:r>
         <w:rPr>
           <w:rFonts w:ascii="Consolas" w:eastAsia="Times New Roman" w:hAnsi="Consolas" w:cs="Times New Roman"/>
@@ -9428,6 +9802,7 @@
         </w:rPr>
         <w:t>dataFree</w:t>
       </w:r>
+      <w:proofErr w:type="spellEnd"/>
       <w:r>
         <w:rPr>
           <w:rFonts w:ascii="Consolas" w:eastAsia="Times New Roman" w:hAnsi="Consolas" w:cs="Times New Roman"/>
@@ -9446,6 +9821,7 @@
         </w:rPr>
         <w:t>&amp;</w:t>
       </w:r>
+      <w:proofErr w:type="spellStart"/>
       <w:r>
         <w:rPr>
           <w:rFonts w:ascii="Consolas" w:eastAsia="Times New Roman" w:hAnsi="Consolas" w:cs="Times New Roman"/>
@@ -9455,6 +9831,7 @@
         </w:rPr>
         <w:t>transitionsD</w:t>
       </w:r>
+      <w:proofErr w:type="spellEnd"/>
       <w:r>
         <w:rPr>
           <w:rFonts w:ascii="Consolas" w:eastAsia="Times New Roman" w:hAnsi="Consolas" w:cs="Times New Roman"/>
@@ -9485,6 +9862,7 @@
         </w:rPr>
         <w:t xml:space="preserve">            </w:t>
       </w:r>
+      <w:proofErr w:type="spellStart"/>
       <w:r>
         <w:rPr>
           <w:rFonts w:ascii="Consolas" w:eastAsia="Times New Roman" w:hAnsi="Consolas" w:cs="Times New Roman"/>
@@ -9494,6 +9872,7 @@
         </w:rPr>
         <w:t>dataFree</w:t>
       </w:r>
+      <w:proofErr w:type="spellEnd"/>
       <w:r>
         <w:rPr>
           <w:rFonts w:ascii="Consolas" w:eastAsia="Times New Roman" w:hAnsi="Consolas" w:cs="Times New Roman"/>
@@ -9551,6 +9930,7 @@
         </w:rPr>
         <w:t xml:space="preserve">            </w:t>
       </w:r>
+      <w:proofErr w:type="spellStart"/>
       <w:r>
         <w:rPr>
           <w:rFonts w:ascii="Consolas" w:eastAsia="Times New Roman" w:hAnsi="Consolas" w:cs="Times New Roman"/>
@@ -9560,6 +9940,7 @@
         </w:rPr>
         <w:t>transitionsD</w:t>
       </w:r>
+      <w:proofErr w:type="spellEnd"/>
       <w:r>
         <w:rPr>
           <w:rFonts w:ascii="Consolas" w:eastAsia="Times New Roman" w:hAnsi="Consolas" w:cs="Times New Roman"/>
@@ -9804,9 +10185,26 @@
           <w:sz w:val="21"/>
           <w:szCs w:val="21"/>
         </w:rPr>
-        <w:t xml:space="preserve"> </w:t>
-      </w:r>
-      <w:proofErr w:type="gramStart"/>
+        <w:t xml:space="preserve"> (</w:t>
+      </w:r>
+      <w:r>
+        <w:rPr>
+          <w:rFonts w:ascii="Consolas" w:eastAsia="Times New Roman" w:hAnsi="Consolas" w:cs="Times New Roman"/>
+          <w:color w:val="D4D4D4"/>
+          <w:sz w:val="21"/>
+          <w:szCs w:val="21"/>
+        </w:rPr>
+        <w:t>!</w:t>
+      </w:r>
+      <w:r>
+        <w:rPr>
+          <w:rFonts w:ascii="Consolas" w:eastAsia="Times New Roman" w:hAnsi="Consolas" w:cs="Times New Roman"/>
+          <w:color w:val="DCDCAA"/>
+          <w:sz w:val="21"/>
+          <w:szCs w:val="21"/>
+        </w:rPr>
+        <w:t>IN</w:t>
+      </w:r>
       <w:r>
         <w:rPr>
           <w:rFonts w:ascii="Consolas" w:eastAsia="Times New Roman" w:hAnsi="Consolas" w:cs="Times New Roman"/>
@@ -9816,34 +10214,7 @@
         </w:rPr>
         <w:t>(</w:t>
       </w:r>
-      <w:r>
-        <w:rPr>
-          <w:rFonts w:ascii="Consolas" w:eastAsia="Times New Roman" w:hAnsi="Consolas" w:cs="Times New Roman"/>
-          <w:color w:val="D4D4D4"/>
-          <w:sz w:val="21"/>
-          <w:szCs w:val="21"/>
-        </w:rPr>
-        <w:t>!</w:t>
-      </w:r>
-      <w:r>
-        <w:rPr>
-          <w:rFonts w:ascii="Consolas" w:eastAsia="Times New Roman" w:hAnsi="Consolas" w:cs="Times New Roman"/>
-          <w:color w:val="DCDCAA"/>
-          <w:sz w:val="21"/>
-          <w:szCs w:val="21"/>
-        </w:rPr>
-        <w:t>IN</w:t>
-      </w:r>
-      <w:proofErr w:type="gramEnd"/>
-      <w:r>
-        <w:rPr>
-          <w:rFonts w:ascii="Consolas" w:eastAsia="Times New Roman" w:hAnsi="Consolas" w:cs="Times New Roman"/>
-          <w:color w:val="CCCCCC"/>
-          <w:sz w:val="21"/>
-          <w:szCs w:val="21"/>
-        </w:rPr>
-        <w:t>(</w:t>
-      </w:r>
+      <w:proofErr w:type="spellStart"/>
       <w:r>
         <w:rPr>
           <w:rFonts w:ascii="Consolas" w:eastAsia="Times New Roman" w:hAnsi="Consolas" w:cs="Times New Roman"/>
@@ -9853,6 +10224,7 @@
         </w:rPr>
         <w:t>stateSetD</w:t>
       </w:r>
+      <w:proofErr w:type="spellEnd"/>
       <w:r>
         <w:rPr>
           <w:rFonts w:ascii="Consolas" w:eastAsia="Times New Roman" w:hAnsi="Consolas" w:cs="Times New Roman"/>
@@ -9862,6 +10234,7 @@
         </w:rPr>
         <w:t xml:space="preserve">, </w:t>
       </w:r>
+      <w:proofErr w:type="spellStart"/>
       <w:r>
         <w:rPr>
           <w:rFonts w:ascii="Consolas" w:eastAsia="Times New Roman" w:hAnsi="Consolas" w:cs="Times New Roman"/>
@@ -9871,6 +10244,7 @@
         </w:rPr>
         <w:t>partialState</w:t>
       </w:r>
+      <w:proofErr w:type="spellEnd"/>
       <w:r>
         <w:rPr>
           <w:rFonts w:ascii="Consolas" w:eastAsia="Times New Roman" w:hAnsi="Consolas" w:cs="Times New Roman"/>
@@ -9958,7 +10332,7 @@
         </w:rPr>
         <w:t xml:space="preserve"> </w:t>
       </w:r>
-      <w:proofErr w:type="gramStart"/>
+      <w:proofErr w:type="spellStart"/>
       <w:r>
         <w:rPr>
           <w:rFonts w:ascii="Consolas" w:eastAsia="Times New Roman" w:hAnsi="Consolas" w:cs="Times New Roman"/>
@@ -9968,6 +10342,7 @@
         </w:rPr>
         <w:t>newNestedData</w:t>
       </w:r>
+      <w:proofErr w:type="spellEnd"/>
       <w:r>
         <w:rPr>
           <w:rFonts w:ascii="Consolas" w:eastAsia="Times New Roman" w:hAnsi="Consolas" w:cs="Times New Roman"/>
@@ -9977,7 +10352,7 @@
         </w:rPr>
         <w:t>(</w:t>
       </w:r>
-      <w:proofErr w:type="gramEnd"/>
+      <w:proofErr w:type="spellStart"/>
       <w:r>
         <w:rPr>
           <w:rFonts w:ascii="Consolas" w:eastAsia="Times New Roman" w:hAnsi="Consolas" w:cs="Times New Roman"/>
@@ -9987,6 +10362,7 @@
         </w:rPr>
         <w:t>partialState</w:t>
       </w:r>
+      <w:proofErr w:type="spellEnd"/>
       <w:r>
         <w:rPr>
           <w:rFonts w:ascii="Consolas" w:eastAsia="Times New Roman" w:hAnsi="Consolas" w:cs="Times New Roman"/>
@@ -10035,6 +10411,7 @@
         </w:rPr>
         <w:t xml:space="preserve">                </w:t>
       </w:r>
+      <w:proofErr w:type="spellStart"/>
       <w:r>
         <w:rPr>
           <w:rFonts w:ascii="Consolas" w:eastAsia="Times New Roman" w:hAnsi="Consolas" w:cs="Times New Roman"/>
@@ -10044,6 +10421,7 @@
         </w:rPr>
         <w:t>dataFree</w:t>
       </w:r>
+      <w:proofErr w:type="spellEnd"/>
       <w:r>
         <w:rPr>
           <w:rFonts w:ascii="Consolas" w:eastAsia="Times New Roman" w:hAnsi="Consolas" w:cs="Times New Roman"/>
@@ -10062,6 +10440,7 @@
         </w:rPr>
         <w:t>&amp;</w:t>
       </w:r>
+      <w:proofErr w:type="spellStart"/>
       <w:r>
         <w:rPr>
           <w:rFonts w:ascii="Consolas" w:eastAsia="Times New Roman" w:hAnsi="Consolas" w:cs="Times New Roman"/>
@@ -10071,6 +10450,7 @@
         </w:rPr>
         <w:t>partialState</w:t>
       </w:r>
+      <w:proofErr w:type="spellEnd"/>
       <w:r>
         <w:rPr>
           <w:rFonts w:ascii="Consolas" w:eastAsia="Times New Roman" w:hAnsi="Consolas" w:cs="Times New Roman"/>
@@ -10102,6 +10482,7 @@
         <w:lastRenderedPageBreak/>
         <w:t xml:space="preserve">                </w:t>
       </w:r>
+      <w:proofErr w:type="spellStart"/>
       <w:r>
         <w:rPr>
           <w:rFonts w:ascii="Consolas" w:eastAsia="Times New Roman" w:hAnsi="Consolas" w:cs="Times New Roman"/>
@@ -10111,6 +10492,7 @@
         </w:rPr>
         <w:t>partialState</w:t>
       </w:r>
+      <w:proofErr w:type="spellEnd"/>
       <w:r>
         <w:rPr>
           <w:rFonts w:ascii="Consolas" w:eastAsia="Times New Roman" w:hAnsi="Consolas" w:cs="Times New Roman"/>
@@ -10225,7 +10607,6 @@
         </w:rPr>
         <w:t xml:space="preserve"> </w:t>
       </w:r>
-      <w:proofErr w:type="gramStart"/>
       <w:r>
         <w:rPr>
           <w:rFonts w:ascii="Consolas" w:eastAsia="Times New Roman" w:hAnsi="Consolas" w:cs="Times New Roman"/>
@@ -10244,7 +10625,7 @@
         </w:rPr>
         <w:t>(</w:t>
       </w:r>
-      <w:proofErr w:type="gramEnd"/>
+      <w:proofErr w:type="spellStart"/>
       <w:r>
         <w:rPr>
           <w:rFonts w:ascii="Consolas" w:eastAsia="Times New Roman" w:hAnsi="Consolas" w:cs="Times New Roman"/>
@@ -10254,6 +10635,7 @@
         </w:rPr>
         <w:t>stateSetD</w:t>
       </w:r>
+      <w:proofErr w:type="spellEnd"/>
       <w:r>
         <w:rPr>
           <w:rFonts w:ascii="Consolas" w:eastAsia="Times New Roman" w:hAnsi="Consolas" w:cs="Times New Roman"/>
@@ -10263,6 +10645,7 @@
         </w:rPr>
         <w:t xml:space="preserve">, </w:t>
       </w:r>
+      <w:proofErr w:type="spellStart"/>
       <w:r>
         <w:rPr>
           <w:rFonts w:ascii="Consolas" w:eastAsia="Times New Roman" w:hAnsi="Consolas" w:cs="Times New Roman"/>
@@ -10272,6 +10655,7 @@
         </w:rPr>
         <w:t>partialState</w:t>
       </w:r>
+      <w:proofErr w:type="spellEnd"/>
       <w:r>
         <w:rPr>
           <w:rFonts w:ascii="Consolas" w:eastAsia="Times New Roman" w:hAnsi="Consolas" w:cs="Times New Roman"/>
@@ -10302,6 +10686,7 @@
         </w:rPr>
         <w:t xml:space="preserve">                </w:t>
       </w:r>
+      <w:proofErr w:type="spellStart"/>
       <w:r>
         <w:rPr>
           <w:rFonts w:ascii="Consolas" w:eastAsia="Times New Roman" w:hAnsi="Consolas" w:cs="Times New Roman"/>
@@ -10311,6 +10696,7 @@
         </w:rPr>
         <w:t>dataFree</w:t>
       </w:r>
+      <w:proofErr w:type="spellEnd"/>
       <w:r>
         <w:rPr>
           <w:rFonts w:ascii="Consolas" w:eastAsia="Times New Roman" w:hAnsi="Consolas" w:cs="Times New Roman"/>
@@ -10329,6 +10715,7 @@
         </w:rPr>
         <w:t>&amp;</w:t>
       </w:r>
+      <w:proofErr w:type="spellStart"/>
       <w:r>
         <w:rPr>
           <w:rFonts w:ascii="Consolas" w:eastAsia="Times New Roman" w:hAnsi="Consolas" w:cs="Times New Roman"/>
@@ -10338,6 +10725,7 @@
         </w:rPr>
         <w:t>stateSetD</w:t>
       </w:r>
+      <w:proofErr w:type="spellEnd"/>
       <w:r>
         <w:rPr>
           <w:rFonts w:ascii="Consolas" w:eastAsia="Times New Roman" w:hAnsi="Consolas" w:cs="Times New Roman"/>
@@ -10368,6 +10756,7 @@
         </w:rPr>
         <w:t xml:space="preserve">                </w:t>
       </w:r>
+      <w:proofErr w:type="spellStart"/>
       <w:r>
         <w:rPr>
           <w:rFonts w:ascii="Consolas" w:eastAsia="Times New Roman" w:hAnsi="Consolas" w:cs="Times New Roman"/>
@@ -10377,6 +10766,7 @@
         </w:rPr>
         <w:t>stateSetD</w:t>
       </w:r>
+      <w:proofErr w:type="spellEnd"/>
       <w:r>
         <w:rPr>
           <w:rFonts w:ascii="Consolas" w:eastAsia="Times New Roman" w:hAnsi="Consolas" w:cs="Times New Roman"/>
@@ -10551,6 +10941,7 @@
         </w:rPr>
         <w:t xml:space="preserve">            </w:t>
       </w:r>
+      <w:proofErr w:type="spellStart"/>
       <w:r>
         <w:rPr>
           <w:rFonts w:ascii="Consolas" w:eastAsia="Times New Roman" w:hAnsi="Consolas" w:cs="Times New Roman"/>
@@ -10560,6 +10951,7 @@
         </w:rPr>
         <w:t>partialState</w:t>
       </w:r>
+      <w:proofErr w:type="spellEnd"/>
       <w:r>
         <w:rPr>
           <w:rFonts w:ascii="Consolas" w:eastAsia="Times New Roman" w:hAnsi="Consolas" w:cs="Times New Roman"/>
@@ -10659,6 +11051,7 @@
         </w:rPr>
         <w:t xml:space="preserve">        </w:t>
       </w:r>
+      <w:proofErr w:type="spellStart"/>
       <w:r>
         <w:rPr>
           <w:rFonts w:ascii="Consolas" w:eastAsia="Times New Roman" w:hAnsi="Consolas" w:cs="Times New Roman"/>
@@ -10668,6 +11061,7 @@
         </w:rPr>
         <w:t>positionInStateSetD</w:t>
       </w:r>
+      <w:proofErr w:type="spellEnd"/>
       <w:r>
         <w:rPr>
           <w:rFonts w:ascii="Consolas" w:eastAsia="Times New Roman" w:hAnsi="Consolas" w:cs="Times New Roman"/>
@@ -10776,6 +11170,7 @@
         </w:rPr>
         <w:t xml:space="preserve"> </w:t>
       </w:r>
+      <w:proofErr w:type="spellStart"/>
       <w:r>
         <w:rPr>
           <w:rFonts w:ascii="Consolas" w:eastAsia="Times New Roman" w:hAnsi="Consolas" w:cs="Times New Roman"/>
@@ -10785,6 +11180,7 @@
         </w:rPr>
         <w:t>positionInStateSetD</w:t>
       </w:r>
+      <w:proofErr w:type="spellEnd"/>
       <w:r>
         <w:rPr>
           <w:rFonts w:ascii="Consolas" w:eastAsia="Times New Roman" w:hAnsi="Consolas" w:cs="Times New Roman"/>
@@ -10830,6 +11226,7 @@
         </w:rPr>
         <w:t xml:space="preserve">; </w:t>
       </w:r>
+      <w:proofErr w:type="spellStart"/>
       <w:r>
         <w:rPr>
           <w:rFonts w:ascii="Consolas" w:eastAsia="Times New Roman" w:hAnsi="Consolas" w:cs="Times New Roman"/>
@@ -10839,6 +11236,7 @@
         </w:rPr>
         <w:t>positionInStateSetD</w:t>
       </w:r>
+      <w:proofErr w:type="spellEnd"/>
       <w:r>
         <w:rPr>
           <w:rFonts w:ascii="Consolas" w:eastAsia="Times New Roman" w:hAnsi="Consolas" w:cs="Times New Roman"/>
@@ -10866,7 +11264,6 @@
         </w:rPr>
         <w:t xml:space="preserve"> </w:t>
       </w:r>
-      <w:proofErr w:type="gramStart"/>
       <w:r>
         <w:rPr>
           <w:rFonts w:ascii="Consolas" w:eastAsia="Times New Roman" w:hAnsi="Consolas" w:cs="Times New Roman"/>
@@ -10885,7 +11282,7 @@
         </w:rPr>
         <w:t>(</w:t>
       </w:r>
-      <w:proofErr w:type="gramEnd"/>
+      <w:proofErr w:type="spellStart"/>
       <w:r>
         <w:rPr>
           <w:rFonts w:ascii="Consolas" w:eastAsia="Times New Roman" w:hAnsi="Consolas" w:cs="Times New Roman"/>
@@ -10895,6 +11292,7 @@
         </w:rPr>
         <w:t>stateSetD</w:t>
       </w:r>
+      <w:proofErr w:type="spellEnd"/>
       <w:r>
         <w:rPr>
           <w:rFonts w:ascii="Consolas" w:eastAsia="Times New Roman" w:hAnsi="Consolas" w:cs="Times New Roman"/>
@@ -10904,6 +11302,7 @@
         </w:rPr>
         <w:t xml:space="preserve">); </w:t>
       </w:r>
+      <w:proofErr w:type="spellStart"/>
       <w:r>
         <w:rPr>
           <w:rFonts w:ascii="Consolas" w:eastAsia="Times New Roman" w:hAnsi="Consolas" w:cs="Times New Roman"/>
@@ -10913,6 +11312,7 @@
         </w:rPr>
         <w:t>positionInStateSetD</w:t>
       </w:r>
+      <w:proofErr w:type="spellEnd"/>
       <w:r>
         <w:rPr>
           <w:rFonts w:ascii="Consolas" w:eastAsia="Times New Roman" w:hAnsi="Consolas" w:cs="Times New Roman"/>
@@ -11009,7 +11409,6 @@
         </w:rPr>
         <w:t xml:space="preserve"> </w:t>
       </w:r>
-      <w:proofErr w:type="gramStart"/>
       <w:r>
         <w:rPr>
           <w:rFonts w:ascii="Consolas" w:eastAsia="Times New Roman" w:hAnsi="Consolas" w:cs="Times New Roman"/>
@@ -11028,7 +11427,7 @@
         </w:rPr>
         <w:t>(</w:t>
       </w:r>
-      <w:proofErr w:type="gramEnd"/>
+      <w:proofErr w:type="spellStart"/>
       <w:r>
         <w:rPr>
           <w:rFonts w:ascii="Consolas" w:eastAsia="Times New Roman" w:hAnsi="Consolas" w:cs="Times New Roman"/>
@@ -11038,6 +11437,7 @@
         </w:rPr>
         <w:t>returnElem</w:t>
       </w:r>
+      <w:proofErr w:type="spellEnd"/>
       <w:r>
         <w:rPr>
           <w:rFonts w:ascii="Consolas" w:eastAsia="Times New Roman" w:hAnsi="Consolas" w:cs="Times New Roman"/>
@@ -11047,6 +11447,7 @@
         </w:rPr>
         <w:t>(</w:t>
       </w:r>
+      <w:proofErr w:type="spellStart"/>
       <w:r>
         <w:rPr>
           <w:rFonts w:ascii="Consolas" w:eastAsia="Times New Roman" w:hAnsi="Consolas" w:cs="Times New Roman"/>
@@ -11056,6 +11457,7 @@
         </w:rPr>
         <w:t>stateSetD</w:t>
       </w:r>
+      <w:proofErr w:type="spellEnd"/>
       <w:r>
         <w:rPr>
           <w:rFonts w:ascii="Consolas" w:eastAsia="Times New Roman" w:hAnsi="Consolas" w:cs="Times New Roman"/>
@@ -11065,6 +11467,7 @@
         </w:rPr>
         <w:t xml:space="preserve">, </w:t>
       </w:r>
+      <w:proofErr w:type="spellStart"/>
       <w:r>
         <w:rPr>
           <w:rFonts w:ascii="Consolas" w:eastAsia="Times New Roman" w:hAnsi="Consolas" w:cs="Times New Roman"/>
@@ -11074,6 +11477,7 @@
         </w:rPr>
         <w:t>positionInStateSetD</w:t>
       </w:r>
+      <w:proofErr w:type="spellEnd"/>
       <w:r>
         <w:rPr>
           <w:rFonts w:ascii="Consolas" w:eastAsia="Times New Roman" w:hAnsi="Consolas" w:cs="Times New Roman"/>
@@ -11083,6 +11487,7 @@
         </w:rPr>
         <w:t xml:space="preserve">), </w:t>
       </w:r>
+      <w:proofErr w:type="spellStart"/>
       <w:r>
         <w:rPr>
           <w:rFonts w:ascii="Consolas" w:eastAsia="Times New Roman" w:hAnsi="Consolas" w:cs="Times New Roman"/>
@@ -11092,6 +11497,7 @@
         </w:rPr>
         <w:t>acceptanceStatesND</w:t>
       </w:r>
+      <w:proofErr w:type="spellEnd"/>
       <w:r>
         <w:rPr>
           <w:rFonts w:ascii="Consolas" w:eastAsia="Times New Roman" w:hAnsi="Consolas" w:cs="Times New Roman"/>
@@ -11150,17 +11556,7 @@
           <w:sz w:val="21"/>
           <w:szCs w:val="21"/>
         </w:rPr>
-        <w:t xml:space="preserve"> </w:t>
-      </w:r>
-      <w:proofErr w:type="gramStart"/>
-      <w:r>
-        <w:rPr>
-          <w:rFonts w:ascii="Consolas" w:eastAsia="Times New Roman" w:hAnsi="Consolas" w:cs="Times New Roman"/>
-          <w:color w:val="CCCCCC"/>
-          <w:sz w:val="21"/>
-          <w:szCs w:val="21"/>
-        </w:rPr>
-        <w:t>(</w:t>
+        <w:t xml:space="preserve"> (</w:t>
       </w:r>
       <w:r>
         <w:rPr>
@@ -11171,6 +11567,7 @@
         </w:rPr>
         <w:t>!</w:t>
       </w:r>
+      <w:proofErr w:type="spellStart"/>
       <w:r>
         <w:rPr>
           <w:rFonts w:ascii="Consolas" w:eastAsia="Times New Roman" w:hAnsi="Consolas" w:cs="Times New Roman"/>
@@ -11180,7 +11577,7 @@
         </w:rPr>
         <w:t>isEmpty</w:t>
       </w:r>
-      <w:proofErr w:type="gramEnd"/>
+      <w:proofErr w:type="spellEnd"/>
       <w:r>
         <w:rPr>
           <w:rFonts w:ascii="Consolas" w:eastAsia="Times New Roman" w:hAnsi="Consolas" w:cs="Times New Roman"/>
@@ -11250,6 +11647,7 @@
         </w:rPr>
         <w:t xml:space="preserve">            </w:t>
       </w:r>
+      <w:proofErr w:type="spellStart"/>
       <w:r>
         <w:rPr>
           <w:rFonts w:ascii="Consolas" w:eastAsia="Times New Roman" w:hAnsi="Consolas" w:cs="Times New Roman"/>
@@ -11259,6 +11657,7 @@
         </w:rPr>
         <w:t>dataFree</w:t>
       </w:r>
+      <w:proofErr w:type="spellEnd"/>
       <w:r>
         <w:rPr>
           <w:rFonts w:ascii="Consolas" w:eastAsia="Times New Roman" w:hAnsi="Consolas" w:cs="Times New Roman"/>
@@ -11352,7 +11751,7 @@
         </w:rPr>
         <w:t xml:space="preserve"> </w:t>
       </w:r>
-      <w:proofErr w:type="gramStart"/>
+      <w:proofErr w:type="spellStart"/>
       <w:r>
         <w:rPr>
           <w:rFonts w:ascii="Consolas" w:eastAsia="Times New Roman" w:hAnsi="Consolas" w:cs="Times New Roman"/>
@@ -11362,6 +11761,7 @@
         </w:rPr>
         <w:t>newNestedData</w:t>
       </w:r>
+      <w:proofErr w:type="spellEnd"/>
       <w:r>
         <w:rPr>
           <w:rFonts w:ascii="Consolas" w:eastAsia="Times New Roman" w:hAnsi="Consolas" w:cs="Times New Roman"/>
@@ -11371,7 +11771,7 @@
         </w:rPr>
         <w:t>(</w:t>
       </w:r>
-      <w:proofErr w:type="gramEnd"/>
+      <w:proofErr w:type="spellStart"/>
       <w:r>
         <w:rPr>
           <w:rFonts w:ascii="Consolas" w:eastAsia="Times New Roman" w:hAnsi="Consolas" w:cs="Times New Roman"/>
@@ -11381,6 +11781,7 @@
         </w:rPr>
         <w:t>returnElem</w:t>
       </w:r>
+      <w:proofErr w:type="spellEnd"/>
       <w:r>
         <w:rPr>
           <w:rFonts w:ascii="Consolas" w:eastAsia="Times New Roman" w:hAnsi="Consolas" w:cs="Times New Roman"/>
@@ -11390,6 +11791,7 @@
         </w:rPr>
         <w:t>(</w:t>
       </w:r>
+      <w:proofErr w:type="spellStart"/>
       <w:r>
         <w:rPr>
           <w:rFonts w:ascii="Consolas" w:eastAsia="Times New Roman" w:hAnsi="Consolas" w:cs="Times New Roman"/>
@@ -11399,6 +11801,7 @@
         </w:rPr>
         <w:t>stateSetD</w:t>
       </w:r>
+      <w:proofErr w:type="spellEnd"/>
       <w:r>
         <w:rPr>
           <w:rFonts w:ascii="Consolas" w:eastAsia="Times New Roman" w:hAnsi="Consolas" w:cs="Times New Roman"/>
@@ -11408,6 +11811,7 @@
         </w:rPr>
         <w:t xml:space="preserve">, </w:t>
       </w:r>
+      <w:proofErr w:type="spellStart"/>
       <w:r>
         <w:rPr>
           <w:rFonts w:ascii="Consolas" w:eastAsia="Times New Roman" w:hAnsi="Consolas" w:cs="Times New Roman"/>
@@ -11417,6 +11821,7 @@
         </w:rPr>
         <w:t>positionInStateSetD</w:t>
       </w:r>
+      <w:proofErr w:type="spellEnd"/>
       <w:r>
         <w:rPr>
           <w:rFonts w:ascii="Consolas" w:eastAsia="Times New Roman" w:hAnsi="Consolas" w:cs="Times New Roman"/>
@@ -11501,7 +11906,6 @@
         </w:rPr>
         <w:t xml:space="preserve"> </w:t>
       </w:r>
-      <w:proofErr w:type="gramStart"/>
       <w:r>
         <w:rPr>
           <w:rFonts w:ascii="Consolas" w:eastAsia="Times New Roman" w:hAnsi="Consolas" w:cs="Times New Roman"/>
@@ -11520,7 +11924,7 @@
         </w:rPr>
         <w:t>(</w:t>
       </w:r>
-      <w:proofErr w:type="gramEnd"/>
+      <w:proofErr w:type="spellStart"/>
       <w:r>
         <w:rPr>
           <w:rFonts w:ascii="Consolas" w:eastAsia="Times New Roman" w:hAnsi="Consolas" w:cs="Times New Roman"/>
@@ -11530,6 +11934,7 @@
         </w:rPr>
         <w:t>acceptanceStatesD</w:t>
       </w:r>
+      <w:proofErr w:type="spellEnd"/>
       <w:r>
         <w:rPr>
           <w:rFonts w:ascii="Consolas" w:eastAsia="Times New Roman" w:hAnsi="Consolas" w:cs="Times New Roman"/>
@@ -11590,6 +11995,7 @@
         </w:rPr>
         <w:t xml:space="preserve">            </w:t>
       </w:r>
+      <w:proofErr w:type="spellStart"/>
       <w:r>
         <w:rPr>
           <w:rFonts w:ascii="Consolas" w:eastAsia="Times New Roman" w:hAnsi="Consolas" w:cs="Times New Roman"/>
@@ -11599,6 +12005,7 @@
         </w:rPr>
         <w:t>dataFree</w:t>
       </w:r>
+      <w:proofErr w:type="spellEnd"/>
       <w:r>
         <w:rPr>
           <w:rFonts w:ascii="Consolas" w:eastAsia="Times New Roman" w:hAnsi="Consolas" w:cs="Times New Roman"/>
@@ -11617,6 +12024,7 @@
         </w:rPr>
         <w:t>&amp;</w:t>
       </w:r>
+      <w:proofErr w:type="spellStart"/>
       <w:r>
         <w:rPr>
           <w:rFonts w:ascii="Consolas" w:eastAsia="Times New Roman" w:hAnsi="Consolas" w:cs="Times New Roman"/>
@@ -11626,6 +12034,7 @@
         </w:rPr>
         <w:t>acceptanceStatesD</w:t>
       </w:r>
+      <w:proofErr w:type="spellEnd"/>
       <w:r>
         <w:rPr>
           <w:rFonts w:ascii="Consolas" w:eastAsia="Times New Roman" w:hAnsi="Consolas" w:cs="Times New Roman"/>
@@ -11656,6 +12065,7 @@
         </w:rPr>
         <w:t xml:space="preserve">            </w:t>
       </w:r>
+      <w:proofErr w:type="spellStart"/>
       <w:r>
         <w:rPr>
           <w:rFonts w:ascii="Consolas" w:eastAsia="Times New Roman" w:hAnsi="Consolas" w:cs="Times New Roman"/>
@@ -11665,6 +12075,7 @@
         </w:rPr>
         <w:t>acceptanceStatesD</w:t>
       </w:r>
+      <w:proofErr w:type="spellEnd"/>
       <w:r>
         <w:rPr>
           <w:rFonts w:ascii="Consolas" w:eastAsia="Times New Roman" w:hAnsi="Consolas" w:cs="Times New Roman"/>
@@ -11839,6 +12250,7 @@
         </w:rPr>
         <w:t xml:space="preserve">        </w:t>
       </w:r>
+      <w:proofErr w:type="spellStart"/>
       <w:r>
         <w:rPr>
           <w:rFonts w:ascii="Consolas" w:eastAsia="Times New Roman" w:hAnsi="Consolas" w:cs="Times New Roman"/>
@@ -11848,6 +12260,7 @@
         </w:rPr>
         <w:t>dataFree</w:t>
       </w:r>
+      <w:proofErr w:type="spellEnd"/>
       <w:r>
         <w:rPr>
           <w:rFonts w:ascii="Consolas" w:eastAsia="Times New Roman" w:hAnsi="Consolas" w:cs="Times New Roman"/>
@@ -11938,7 +12351,6 @@
         </w:rPr>
         <w:t xml:space="preserve">    </w:t>
       </w:r>
-      <w:proofErr w:type="gramStart"/>
       <w:r>
         <w:rPr>
           <w:rFonts w:ascii="Consolas" w:eastAsia="Times New Roman" w:hAnsi="Consolas" w:cs="Times New Roman"/>
@@ -11957,7 +12369,6 @@
         </w:rPr>
         <w:t>(</w:t>
       </w:r>
-      <w:proofErr w:type="gramEnd"/>
       <w:r>
         <w:rPr>
           <w:rFonts w:ascii="Consolas" w:eastAsia="Times New Roman" w:hAnsi="Consolas" w:cs="Times New Roman"/>
@@ -11976,6 +12387,7 @@
         </w:rPr>
         <w:t xml:space="preserve">, </w:t>
       </w:r>
+      <w:proofErr w:type="spellStart"/>
       <w:r>
         <w:rPr>
           <w:rFonts w:ascii="Consolas" w:eastAsia="Times New Roman" w:hAnsi="Consolas" w:cs="Times New Roman"/>
@@ -11985,6 +12397,7 @@
         </w:rPr>
         <w:t>stateSetD</w:t>
       </w:r>
+      <w:proofErr w:type="spellEnd"/>
       <w:r>
         <w:rPr>
           <w:rFonts w:ascii="Consolas" w:eastAsia="Times New Roman" w:hAnsi="Consolas" w:cs="Times New Roman"/>
@@ -12015,7 +12428,6 @@
         </w:rPr>
         <w:t xml:space="preserve">    </w:t>
       </w:r>
-      <w:proofErr w:type="gramStart"/>
       <w:r>
         <w:rPr>
           <w:rFonts w:ascii="Consolas" w:eastAsia="Times New Roman" w:hAnsi="Consolas" w:cs="Times New Roman"/>
@@ -12034,7 +12446,6 @@
         </w:rPr>
         <w:t>(</w:t>
       </w:r>
-      <w:proofErr w:type="gramEnd"/>
       <w:r>
         <w:rPr>
           <w:rFonts w:ascii="Consolas" w:eastAsia="Times New Roman" w:hAnsi="Consolas" w:cs="Times New Roman"/>
@@ -12053,6 +12464,7 @@
         </w:rPr>
         <w:t xml:space="preserve">, </w:t>
       </w:r>
+      <w:proofErr w:type="spellStart"/>
       <w:r>
         <w:rPr>
           <w:rFonts w:ascii="Consolas" w:eastAsia="Times New Roman" w:hAnsi="Consolas" w:cs="Times New Roman"/>
@@ -12062,6 +12474,7 @@
         </w:rPr>
         <w:t>sigmaD</w:t>
       </w:r>
+      <w:proofErr w:type="spellEnd"/>
       <w:r>
         <w:rPr>
           <w:rFonts w:ascii="Consolas" w:eastAsia="Times New Roman" w:hAnsi="Consolas" w:cs="Times New Roman"/>
@@ -12092,7 +12505,6 @@
         </w:rPr>
         <w:t xml:space="preserve">    </w:t>
       </w:r>
-      <w:proofErr w:type="gramStart"/>
       <w:r>
         <w:rPr>
           <w:rFonts w:ascii="Consolas" w:eastAsia="Times New Roman" w:hAnsi="Consolas" w:cs="Times New Roman"/>
@@ -12111,7 +12523,6 @@
         </w:rPr>
         <w:t>(</w:t>
       </w:r>
-      <w:proofErr w:type="gramEnd"/>
       <w:r>
         <w:rPr>
           <w:rFonts w:ascii="Consolas" w:eastAsia="Times New Roman" w:hAnsi="Consolas" w:cs="Times New Roman"/>
@@ -12130,6 +12541,7 @@
         </w:rPr>
         <w:t xml:space="preserve">, </w:t>
       </w:r>
+      <w:proofErr w:type="spellStart"/>
       <w:r>
         <w:rPr>
           <w:rFonts w:ascii="Consolas" w:eastAsia="Times New Roman" w:hAnsi="Consolas" w:cs="Times New Roman"/>
@@ -12139,6 +12551,7 @@
         </w:rPr>
         <w:t>transitionsD</w:t>
       </w:r>
+      <w:proofErr w:type="spellEnd"/>
       <w:r>
         <w:rPr>
           <w:rFonts w:ascii="Consolas" w:eastAsia="Times New Roman" w:hAnsi="Consolas" w:cs="Times New Roman"/>
@@ -12169,7 +12582,6 @@
         </w:rPr>
         <w:t xml:space="preserve">    </w:t>
       </w:r>
-      <w:proofErr w:type="gramStart"/>
       <w:r>
         <w:rPr>
           <w:rFonts w:ascii="Consolas" w:eastAsia="Times New Roman" w:hAnsi="Consolas" w:cs="Times New Roman"/>
@@ -12188,7 +12600,6 @@
         </w:rPr>
         <w:t>(</w:t>
       </w:r>
-      <w:proofErr w:type="gramEnd"/>
       <w:r>
         <w:rPr>
           <w:rFonts w:ascii="Consolas" w:eastAsia="Times New Roman" w:hAnsi="Consolas" w:cs="Times New Roman"/>
@@ -12207,6 +12618,7 @@
         </w:rPr>
         <w:t xml:space="preserve">, </w:t>
       </w:r>
+      <w:proofErr w:type="spellStart"/>
       <w:r>
         <w:rPr>
           <w:rFonts w:ascii="Consolas" w:eastAsia="Times New Roman" w:hAnsi="Consolas" w:cs="Times New Roman"/>
@@ -12216,6 +12628,7 @@
         </w:rPr>
         <w:t>initialStateD</w:t>
       </w:r>
+      <w:proofErr w:type="spellEnd"/>
       <w:r>
         <w:rPr>
           <w:rFonts w:ascii="Consolas" w:eastAsia="Times New Roman" w:hAnsi="Consolas" w:cs="Times New Roman"/>
@@ -12246,7 +12659,6 @@
         </w:rPr>
         <w:t xml:space="preserve">    </w:t>
       </w:r>
-      <w:proofErr w:type="gramStart"/>
       <w:r>
         <w:rPr>
           <w:rFonts w:ascii="Consolas" w:eastAsia="Times New Roman" w:hAnsi="Consolas" w:cs="Times New Roman"/>
@@ -12265,7 +12677,6 @@
         </w:rPr>
         <w:t>(</w:t>
       </w:r>
-      <w:proofErr w:type="gramEnd"/>
       <w:r>
         <w:rPr>
           <w:rFonts w:ascii="Consolas" w:eastAsia="Times New Roman" w:hAnsi="Consolas" w:cs="Times New Roman"/>
@@ -12284,6 +12695,7 @@
         </w:rPr>
         <w:t xml:space="preserve">, </w:t>
       </w:r>
+      <w:proofErr w:type="spellStart"/>
       <w:r>
         <w:rPr>
           <w:rFonts w:ascii="Consolas" w:eastAsia="Times New Roman" w:hAnsi="Consolas" w:cs="Times New Roman"/>
@@ -12293,6 +12705,7 @@
         </w:rPr>
         <w:t>acceptanceStatesD</w:t>
       </w:r>
+      <w:proofErr w:type="spellEnd"/>
       <w:r>
         <w:rPr>
           <w:rFonts w:ascii="Consolas" w:eastAsia="Times New Roman" w:hAnsi="Consolas" w:cs="Times New Roman"/>
@@ -12554,7 +12967,27 @@
           <w:szCs w:val="24"/>
           <w:lang w:val="es-ES"/>
         </w:rPr>
-        <w:t xml:space="preserve">Un lenguaje de programación es un sistema notacional para describir computaciones en una forma legible tanto para la maquina como para el ser humano. </w:t>
+        <w:t xml:space="preserve">Un lenguaje de programación es un sistema </w:t>
+      </w:r>
+      <w:proofErr w:type="spellStart"/>
+      <w:r>
+        <w:rPr>
+          <w:rFonts w:ascii="Arial" w:hAnsi="Arial" w:cs="Arial"/>
+          <w:sz w:val="24"/>
+          <w:szCs w:val="24"/>
+          <w:lang w:val="es-ES"/>
+        </w:rPr>
+        <w:t>notacional</w:t>
+      </w:r>
+      <w:proofErr w:type="spellEnd"/>
+      <w:r>
+        <w:rPr>
+          <w:rFonts w:ascii="Arial" w:hAnsi="Arial" w:cs="Arial"/>
+          <w:sz w:val="24"/>
+          <w:szCs w:val="24"/>
+          <w:lang w:val="es-ES"/>
+        </w:rPr>
+        <w:t xml:space="preserve"> para describir computaciones en una forma legible tanto para la maquina como para el ser humano. </w:t>
       </w:r>
     </w:p>
     <w:p>
@@ -12877,7 +13310,27 @@
           <w:szCs w:val="24"/>
           <w:lang w:val="es-ES"/>
         </w:rPr>
-        <w:t>Son aquellos enunciados o sentencias en un lenguaje que combinan unas cuantas instrucciones de máquina en una sentencia abstracta mas comprensible.</w:t>
+        <w:t xml:space="preserve">Son aquellos enunciados o sentencias en un lenguaje que combinan unas cuantas instrucciones de máquina en una sentencia abstracta </w:t>
+      </w:r>
+      <w:proofErr w:type="spellStart"/>
+      <w:r>
+        <w:rPr>
+          <w:rFonts w:ascii="Arial" w:hAnsi="Arial" w:cs="Arial"/>
+          <w:sz w:val="24"/>
+          <w:szCs w:val="24"/>
+          <w:lang w:val="es-ES"/>
+        </w:rPr>
+        <w:t>mas</w:t>
+      </w:r>
+      <w:proofErr w:type="spellEnd"/>
+      <w:r>
+        <w:rPr>
+          <w:rFonts w:ascii="Arial" w:hAnsi="Arial" w:cs="Arial"/>
+          <w:sz w:val="24"/>
+          <w:szCs w:val="24"/>
+          <w:lang w:val="es-ES"/>
+        </w:rPr>
+        <w:t xml:space="preserve"> comprensible.</w:t>
       </w:r>
     </w:p>
     <w:p>
@@ -13148,8 +13601,19 @@
           <w:szCs w:val="24"/>
           <w:lang w:val="es-ES"/>
         </w:rPr>
-        <w:t xml:space="preserve"> pop, push</w:t>
-      </w:r>
+        <w:t xml:space="preserve"> pop, </w:t>
+      </w:r>
+      <w:proofErr w:type="spellStart"/>
+      <w:r>
+        <w:rPr>
+          <w:rFonts w:ascii="Arial" w:hAnsi="Arial" w:cs="Arial"/>
+          <w:sz w:val="24"/>
+          <w:szCs w:val="24"/>
+          <w:lang w:val="es-ES"/>
+        </w:rPr>
+        <w:t>push</w:t>
+      </w:r>
+      <w:proofErr w:type="spellEnd"/>
       <w:r>
         <w:rPr>
           <w:rFonts w:ascii="Arial" w:hAnsi="Arial" w:cs="Arial"/>
@@ -13247,7 +13711,27 @@
           <w:szCs w:val="24"/>
           <w:lang w:val="es-ES"/>
         </w:rPr>
-        <w:t>, asignación múltiple (let).</w:t>
+        <w:t>, asignación múltiple (</w:t>
+      </w:r>
+      <w:proofErr w:type="spellStart"/>
+      <w:r>
+        <w:rPr>
+          <w:rFonts w:ascii="Arial" w:hAnsi="Arial" w:cs="Arial"/>
+          <w:sz w:val="24"/>
+          <w:szCs w:val="24"/>
+          <w:lang w:val="es-ES"/>
+        </w:rPr>
+        <w:t>let</w:t>
+      </w:r>
+      <w:proofErr w:type="spellEnd"/>
+      <w:r>
+        <w:rPr>
+          <w:rFonts w:ascii="Arial" w:hAnsi="Arial" w:cs="Arial"/>
+          <w:sz w:val="24"/>
+          <w:szCs w:val="24"/>
+          <w:lang w:val="es-ES"/>
+        </w:rPr>
+        <w:t>).</w:t>
       </w:r>
     </w:p>
     <w:p>
@@ -13487,21 +13971,7 @@
         <w:rPr>
           <w:rFonts w:ascii="Consolas" w:hAnsi="Consolas" w:cstheme="minorHAnsi"/>
         </w:rPr>
-        <w:t>list afnd2</w:t>
-      </w:r>
-      <w:proofErr w:type="gramStart"/>
-      <w:r>
-        <w:rPr>
-          <w:rFonts w:ascii="Consolas" w:hAnsi="Consolas" w:cstheme="minorHAnsi"/>
-        </w:rPr>
-        <w:t>afd(</w:t>
-      </w:r>
-      <w:proofErr w:type="gramEnd"/>
-      <w:r>
-        <w:rPr>
-          <w:rFonts w:ascii="Consolas" w:hAnsi="Consolas" w:cstheme="minorHAnsi"/>
-        </w:rPr>
-        <w:t>list A){</w:t>
+        <w:t>list afnd2afd(list A){</w:t>
       </w:r>
     </w:p>
     <w:p>
@@ -13516,21 +13986,7 @@
         <w:rPr>
           <w:rFonts w:ascii="Consolas" w:hAnsi="Consolas" w:cstheme="minorHAnsi"/>
         </w:rPr>
-        <w:t xml:space="preserve">    set Delta = </w:t>
-      </w:r>
-      <w:proofErr w:type="gramStart"/>
-      <w:r>
-        <w:rPr>
-          <w:rFonts w:ascii="Consolas" w:hAnsi="Consolas" w:cstheme="minorHAnsi"/>
-        </w:rPr>
-        <w:t>A[</w:t>
-      </w:r>
-      <w:proofErr w:type="gramEnd"/>
-      <w:r>
-        <w:rPr>
-          <w:rFonts w:ascii="Consolas" w:hAnsi="Consolas" w:cstheme="minorHAnsi"/>
-        </w:rPr>
-        <w:t>3];</w:t>
+        <w:t xml:space="preserve">    set Delta = A[3];</w:t>
       </w:r>
     </w:p>
     <w:p>
@@ -13545,21 +14001,7 @@
         <w:rPr>
           <w:rFonts w:ascii="Consolas" w:hAnsi="Consolas" w:cstheme="minorHAnsi"/>
         </w:rPr>
-        <w:t xml:space="preserve">    set F = </w:t>
-      </w:r>
-      <w:proofErr w:type="gramStart"/>
-      <w:r>
-        <w:rPr>
-          <w:rFonts w:ascii="Consolas" w:hAnsi="Consolas" w:cstheme="minorHAnsi"/>
-        </w:rPr>
-        <w:t>A[</w:t>
-      </w:r>
-      <w:proofErr w:type="gramEnd"/>
-      <w:r>
-        <w:rPr>
-          <w:rFonts w:ascii="Consolas" w:hAnsi="Consolas" w:cstheme="minorHAnsi"/>
-        </w:rPr>
-        <w:t>5];</w:t>
+        <w:t xml:space="preserve">    set F = A[5];</w:t>
       </w:r>
     </w:p>
     <w:p>
@@ -13574,21 +14016,7 @@
         <w:rPr>
           <w:rFonts w:ascii="Consolas" w:hAnsi="Consolas" w:cstheme="minorHAnsi"/>
         </w:rPr>
-        <w:t xml:space="preserve">    set Sigma = </w:t>
-      </w:r>
-      <w:proofErr w:type="gramStart"/>
-      <w:r>
-        <w:rPr>
-          <w:rFonts w:ascii="Consolas" w:hAnsi="Consolas" w:cstheme="minorHAnsi"/>
-        </w:rPr>
-        <w:t>A[</w:t>
-      </w:r>
-      <w:proofErr w:type="gramEnd"/>
-      <w:r>
-        <w:rPr>
-          <w:rFonts w:ascii="Consolas" w:hAnsi="Consolas" w:cstheme="minorHAnsi"/>
-        </w:rPr>
-        <w:t>2]</w:t>
+        <w:t xml:space="preserve">    set Sigma = A[2]</w:t>
       </w:r>
     </w:p>
     <w:p>
@@ -13624,21 +14052,7 @@
         <w:rPr>
           <w:rFonts w:ascii="Consolas" w:hAnsi="Consolas" w:cstheme="minorHAnsi"/>
         </w:rPr>
-        <w:t>= {{</w:t>
-      </w:r>
-      <w:proofErr w:type="gramStart"/>
-      <w:r>
-        <w:rPr>
-          <w:rFonts w:ascii="Consolas" w:hAnsi="Consolas" w:cstheme="minorHAnsi"/>
-        </w:rPr>
-        <w:t>A[</w:t>
-      </w:r>
-      <w:proofErr w:type="gramEnd"/>
-      <w:r>
-        <w:rPr>
-          <w:rFonts w:ascii="Consolas" w:hAnsi="Consolas" w:cstheme="minorHAnsi"/>
-        </w:rPr>
-        <w:t>4]}};</w:t>
+        <w:t>= {{A[4]}};</w:t>
       </w:r>
     </w:p>
     <w:p>
@@ -13653,8 +14067,16 @@
         <w:rPr>
           <w:rFonts w:ascii="Consolas" w:hAnsi="Consolas" w:cstheme="minorHAnsi"/>
         </w:rPr>
-        <w:t xml:space="preserve">    set DeltaB</w:t>
-      </w:r>
+        <w:t xml:space="preserve">    set </w:t>
+      </w:r>
+      <w:proofErr w:type="spellStart"/>
+      <w:r>
+        <w:rPr>
+          <w:rFonts w:ascii="Consolas" w:hAnsi="Consolas" w:cstheme="minorHAnsi"/>
+        </w:rPr>
+        <w:t>DeltaB</w:t>
+      </w:r>
+      <w:proofErr w:type="spellEnd"/>
       <w:r>
         <w:rPr>
           <w:rFonts w:ascii="Consolas" w:hAnsi="Consolas" w:cstheme="minorHAnsi"/>
@@ -13716,16 +14138,8 @@
         <w:rPr>
           <w:rFonts w:ascii="Consolas" w:hAnsi="Consolas" w:cstheme="minorHAnsi"/>
         </w:rPr>
-        <w:t xml:space="preserve">    foreach R in </w:t>
-      </w:r>
-      <w:proofErr w:type="gramStart"/>
-      <w:r>
-        <w:rPr>
-          <w:rFonts w:ascii="Consolas" w:hAnsi="Consolas" w:cstheme="minorHAnsi"/>
-        </w:rPr>
-        <w:t>QB{</w:t>
-      </w:r>
-      <w:proofErr w:type="gramEnd"/>
+        <w:t xml:space="preserve">    foreach R in QB{</w:t>
+      </w:r>
     </w:p>
     <w:p>
       <w:pPr>
@@ -13754,16 +14168,8 @@
         <w:rPr>
           <w:rFonts w:ascii="Consolas" w:hAnsi="Consolas" w:cstheme="minorHAnsi"/>
         </w:rPr>
-        <w:t xml:space="preserve">        foreach a in </w:t>
-      </w:r>
-      <w:proofErr w:type="gramStart"/>
-      <w:r>
-        <w:rPr>
-          <w:rFonts w:ascii="Consolas" w:hAnsi="Consolas" w:cstheme="minorHAnsi"/>
-        </w:rPr>
-        <w:t>Sigma{</w:t>
-      </w:r>
-      <w:proofErr w:type="gramEnd"/>
+        <w:t xml:space="preserve">        foreach a in Sigma{</w:t>
+      </w:r>
     </w:p>
     <w:p>
       <w:pPr>
@@ -13777,16 +14183,30 @@
         <w:rPr>
           <w:rFonts w:ascii="Consolas" w:hAnsi="Consolas" w:cstheme="minorHAnsi"/>
         </w:rPr>
-        <w:t xml:space="preserve">            list new_trans = [</w:t>
-      </w:r>
-      <w:proofErr w:type="gramStart"/>
+        <w:t xml:space="preserve">            list </w:t>
+      </w:r>
+      <w:proofErr w:type="spellStart"/>
       <w:r>
         <w:rPr>
           <w:rFonts w:ascii="Consolas" w:hAnsi="Consolas" w:cstheme="minorHAnsi"/>
         </w:rPr>
+        <w:t>new_trans</w:t>
+      </w:r>
+      <w:proofErr w:type="spellEnd"/>
+      <w:r>
+        <w:rPr>
+          <w:rFonts w:ascii="Consolas" w:hAnsi="Consolas" w:cstheme="minorHAnsi"/>
+        </w:rPr>
+        <w:t xml:space="preserve"> = [</w:t>
+      </w:r>
+      <w:proofErr w:type="spellStart"/>
+      <w:r>
+        <w:rPr>
+          <w:rFonts w:ascii="Consolas" w:hAnsi="Consolas" w:cstheme="minorHAnsi"/>
+        </w:rPr>
         <w:t>R,a</w:t>
       </w:r>
-      <w:proofErr w:type="gramEnd"/>
+      <w:proofErr w:type="spellEnd"/>
       <w:r>
         <w:rPr>
           <w:rFonts w:ascii="Consolas" w:hAnsi="Consolas" w:cstheme="minorHAnsi"/>
@@ -13806,7 +14226,21 @@
         <w:rPr>
           <w:rFonts w:ascii="Consolas" w:hAnsi="Consolas" w:cstheme="minorHAnsi"/>
         </w:rPr>
-        <w:t xml:space="preserve">            set new_q = {};</w:t>
+        <w:t xml:space="preserve">            set </w:t>
+      </w:r>
+      <w:proofErr w:type="spellStart"/>
+      <w:r>
+        <w:rPr>
+          <w:rFonts w:ascii="Consolas" w:hAnsi="Consolas" w:cstheme="minorHAnsi"/>
+        </w:rPr>
+        <w:t>new_q</w:t>
+      </w:r>
+      <w:proofErr w:type="spellEnd"/>
+      <w:r>
+        <w:rPr>
+          <w:rFonts w:ascii="Consolas" w:hAnsi="Consolas" w:cstheme="minorHAnsi"/>
+        </w:rPr>
+        <w:t xml:space="preserve"> = {};</w:t>
       </w:r>
     </w:p>
     <w:p>
@@ -13830,16 +14264,8 @@
         <w:rPr>
           <w:rFonts w:ascii="Consolas" w:hAnsi="Consolas" w:cstheme="minorHAnsi"/>
         </w:rPr>
-        <w:t xml:space="preserve">            foreach q in </w:t>
-      </w:r>
-      <w:proofErr w:type="gramStart"/>
-      <w:r>
-        <w:rPr>
-          <w:rFonts w:ascii="Consolas" w:hAnsi="Consolas" w:cstheme="minorHAnsi"/>
-        </w:rPr>
-        <w:t>R{</w:t>
-      </w:r>
-      <w:proofErr w:type="gramEnd"/>
+        <w:t xml:space="preserve">            foreach q in R{</w:t>
+      </w:r>
     </w:p>
     <w:p>
       <w:pPr>
@@ -13868,16 +14294,8 @@
         <w:rPr>
           <w:rFonts w:ascii="Consolas" w:hAnsi="Consolas" w:cstheme="minorHAnsi"/>
         </w:rPr>
-        <w:t xml:space="preserve">                foreach T in </w:t>
-      </w:r>
-      <w:proofErr w:type="gramStart"/>
-      <w:r>
-        <w:rPr>
-          <w:rFonts w:ascii="Consolas" w:hAnsi="Consolas" w:cstheme="minorHAnsi"/>
-        </w:rPr>
-        <w:t>Delta{</w:t>
-      </w:r>
-      <w:proofErr w:type="gramEnd"/>
+        <w:t xml:space="preserve">                foreach T in Delta{</w:t>
+      </w:r>
     </w:p>
     <w:p>
       <w:pPr>
@@ -13906,12 +14324,37 @@
         </w:rPr>
         <w:t xml:space="preserve">                        </w:t>
       </w:r>
+      <w:proofErr w:type="spellStart"/>
       <w:r>
         <w:rPr>
           <w:rFonts w:ascii="Consolas" w:hAnsi="Consolas" w:cstheme="minorHAnsi"/>
           <w:lang w:val="es-ES"/>
         </w:rPr>
-        <w:t xml:space="preserve">new_q = new_q | T[3];  </w:t>
+        <w:t>new_q</w:t>
+      </w:r>
+      <w:proofErr w:type="spellEnd"/>
+      <w:r>
+        <w:rPr>
+          <w:rFonts w:ascii="Consolas" w:hAnsi="Consolas" w:cstheme="minorHAnsi"/>
+          <w:lang w:val="es-ES"/>
+        </w:rPr>
+        <w:t xml:space="preserve"> = </w:t>
+      </w:r>
+      <w:proofErr w:type="spellStart"/>
+      <w:r>
+        <w:rPr>
+          <w:rFonts w:ascii="Consolas" w:hAnsi="Consolas" w:cstheme="minorHAnsi"/>
+          <w:lang w:val="es-ES"/>
+        </w:rPr>
+        <w:t>new_q</w:t>
+      </w:r>
+      <w:proofErr w:type="spellEnd"/>
+      <w:r>
+        <w:rPr>
+          <w:rFonts w:ascii="Consolas" w:hAnsi="Consolas" w:cstheme="minorHAnsi"/>
+          <w:lang w:val="es-ES"/>
+        </w:rPr>
+        <w:t xml:space="preserve"> | T[3];  </w:t>
       </w:r>
     </w:p>
     <w:p>
@@ -13972,8 +14415,49 @@
           <w:rFonts w:ascii="Consolas" w:hAnsi="Consolas" w:cstheme="minorHAnsi"/>
           <w:lang w:val="es-ES"/>
         </w:rPr>
-        <w:t xml:space="preserve">            new_trans[3] = new_q;   //meto el nuevo estado en la transicion</w:t>
-      </w:r>
+        <w:t xml:space="preserve">            </w:t>
+      </w:r>
+      <w:proofErr w:type="spellStart"/>
+      <w:r>
+        <w:rPr>
+          <w:rFonts w:ascii="Consolas" w:hAnsi="Consolas" w:cstheme="minorHAnsi"/>
+          <w:lang w:val="es-ES"/>
+        </w:rPr>
+        <w:t>new_trans</w:t>
+      </w:r>
+      <w:proofErr w:type="spellEnd"/>
+      <w:r>
+        <w:rPr>
+          <w:rFonts w:ascii="Consolas" w:hAnsi="Consolas" w:cstheme="minorHAnsi"/>
+          <w:lang w:val="es-ES"/>
+        </w:rPr>
+        <w:t xml:space="preserve">[3] = </w:t>
+      </w:r>
+      <w:proofErr w:type="spellStart"/>
+      <w:r>
+        <w:rPr>
+          <w:rFonts w:ascii="Consolas" w:hAnsi="Consolas" w:cstheme="minorHAnsi"/>
+          <w:lang w:val="es-ES"/>
+        </w:rPr>
+        <w:t>new_q</w:t>
+      </w:r>
+      <w:proofErr w:type="spellEnd"/>
+      <w:r>
+        <w:rPr>
+          <w:rFonts w:ascii="Consolas" w:hAnsi="Consolas" w:cstheme="minorHAnsi"/>
+          <w:lang w:val="es-ES"/>
+        </w:rPr>
+        <w:t xml:space="preserve">;   //meto el nuevo estado en la </w:t>
+      </w:r>
+      <w:proofErr w:type="spellStart"/>
+      <w:r>
+        <w:rPr>
+          <w:rFonts w:ascii="Consolas" w:hAnsi="Consolas" w:cstheme="minorHAnsi"/>
+          <w:lang w:val="es-ES"/>
+        </w:rPr>
+        <w:t>transicion</w:t>
+      </w:r>
+      <w:proofErr w:type="spellEnd"/>
     </w:p>
     <w:p>
       <w:pPr>
@@ -13989,13 +14473,22 @@
           <w:rFonts w:ascii="Consolas" w:hAnsi="Consolas" w:cstheme="minorHAnsi"/>
           <w:lang w:val="es-ES"/>
         </w:rPr>
-        <w:t xml:space="preserve">            DeltaB</w:t>
-      </w:r>
+        <w:t xml:space="preserve">            </w:t>
+      </w:r>
+      <w:proofErr w:type="spellStart"/>
       <w:r>
         <w:rPr>
           <w:rFonts w:ascii="Consolas" w:hAnsi="Consolas" w:cstheme="minorHAnsi"/>
           <w:lang w:val="es-ES"/>
         </w:rPr>
+        <w:t>DeltaB</w:t>
+      </w:r>
+      <w:proofErr w:type="spellEnd"/>
+      <w:r>
+        <w:rPr>
+          <w:rFonts w:ascii="Consolas" w:hAnsi="Consolas" w:cstheme="minorHAnsi"/>
+          <w:lang w:val="es-ES"/>
+        </w:rPr>
         <w:t xml:space="preserve"> </w:t>
       </w:r>
       <w:r>
@@ -14003,8 +14496,65 @@
           <w:rFonts w:ascii="Consolas" w:hAnsi="Consolas" w:cstheme="minorHAnsi"/>
           <w:lang w:val="es-ES"/>
         </w:rPr>
-        <w:t>= DeltaB | {new_q};  //meto la transicion en el DeltaB</w:t>
-      </w:r>
+        <w:t xml:space="preserve">= </w:t>
+      </w:r>
+      <w:proofErr w:type="spellStart"/>
+      <w:r>
+        <w:rPr>
+          <w:rFonts w:ascii="Consolas" w:hAnsi="Consolas" w:cstheme="minorHAnsi"/>
+          <w:lang w:val="es-ES"/>
+        </w:rPr>
+        <w:t>DeltaB</w:t>
+      </w:r>
+      <w:proofErr w:type="spellEnd"/>
+      <w:r>
+        <w:rPr>
+          <w:rFonts w:ascii="Consolas" w:hAnsi="Consolas" w:cstheme="minorHAnsi"/>
+          <w:lang w:val="es-ES"/>
+        </w:rPr>
+        <w:t xml:space="preserve"> | {</w:t>
+      </w:r>
+      <w:proofErr w:type="spellStart"/>
+      <w:r>
+        <w:rPr>
+          <w:rFonts w:ascii="Consolas" w:hAnsi="Consolas" w:cstheme="minorHAnsi"/>
+          <w:lang w:val="es-ES"/>
+        </w:rPr>
+        <w:t>new_q</w:t>
+      </w:r>
+      <w:proofErr w:type="spellEnd"/>
+      <w:r>
+        <w:rPr>
+          <w:rFonts w:ascii="Consolas" w:hAnsi="Consolas" w:cstheme="minorHAnsi"/>
+          <w:lang w:val="es-ES"/>
+        </w:rPr>
+        <w:t xml:space="preserve">};  //meto la </w:t>
+      </w:r>
+      <w:proofErr w:type="spellStart"/>
+      <w:r>
+        <w:rPr>
+          <w:rFonts w:ascii="Consolas" w:hAnsi="Consolas" w:cstheme="minorHAnsi"/>
+          <w:lang w:val="es-ES"/>
+        </w:rPr>
+        <w:t>transicion</w:t>
+      </w:r>
+      <w:proofErr w:type="spellEnd"/>
+      <w:r>
+        <w:rPr>
+          <w:rFonts w:ascii="Consolas" w:hAnsi="Consolas" w:cstheme="minorHAnsi"/>
+          <w:lang w:val="es-ES"/>
+        </w:rPr>
+        <w:t xml:space="preserve"> en el </w:t>
+      </w:r>
+      <w:proofErr w:type="spellStart"/>
+      <w:r>
+        <w:rPr>
+          <w:rFonts w:ascii="Consolas" w:hAnsi="Consolas" w:cstheme="minorHAnsi"/>
+          <w:lang w:val="es-ES"/>
+        </w:rPr>
+        <w:t>DeltaB</w:t>
+      </w:r>
+      <w:proofErr w:type="spellEnd"/>
     </w:p>
     <w:p>
       <w:pPr>
@@ -14020,7 +14570,23 @@
           <w:rFonts w:ascii="Consolas" w:hAnsi="Consolas" w:cstheme="minorHAnsi"/>
           <w:lang w:val="es-ES"/>
         </w:rPr>
-        <w:t xml:space="preserve">            QB = QB | {new_q};  //añado el nuevo estado</w:t>
+        <w:t xml:space="preserve">            QB = QB | {</w:t>
+      </w:r>
+      <w:proofErr w:type="spellStart"/>
+      <w:r>
+        <w:rPr>
+          <w:rFonts w:ascii="Consolas" w:hAnsi="Consolas" w:cstheme="minorHAnsi"/>
+          <w:lang w:val="es-ES"/>
+        </w:rPr>
+        <w:t>new_q</w:t>
+      </w:r>
+      <w:proofErr w:type="spellEnd"/>
+      <w:r>
+        <w:rPr>
+          <w:rFonts w:ascii="Consolas" w:hAnsi="Consolas" w:cstheme="minorHAnsi"/>
+          <w:lang w:val="es-ES"/>
+        </w:rPr>
+        <w:t>};  //añado el nuevo estado</w:t>
       </w:r>
     </w:p>
     <w:p>
@@ -14090,16 +14656,8 @@
         <w:rPr>
           <w:rFonts w:ascii="Consolas" w:hAnsi="Consolas" w:cstheme="minorHAnsi"/>
         </w:rPr>
-        <w:t xml:space="preserve">    foreach S in </w:t>
-      </w:r>
-      <w:proofErr w:type="gramStart"/>
-      <w:r>
-        <w:rPr>
-          <w:rFonts w:ascii="Consolas" w:hAnsi="Consolas" w:cstheme="minorHAnsi"/>
-        </w:rPr>
-        <w:t>QB{</w:t>
-      </w:r>
-      <w:proofErr w:type="gramEnd"/>
+        <w:t xml:space="preserve">    foreach S in QB{</w:t>
+      </w:r>
     </w:p>
     <w:p>
       <w:pPr>
@@ -14114,29 +14672,24 @@
         <w:rPr>
           <w:rFonts w:ascii="Consolas" w:hAnsi="Consolas" w:cstheme="minorHAnsi"/>
         </w:rPr>
-        <w:t xml:space="preserve">        </w:t>
-      </w:r>
-      <w:proofErr w:type="gramStart"/>
+        <w:t xml:space="preserve">        if((S &amp; F) != </w:t>
+      </w:r>
       <w:r>
         <w:rPr>
           <w:rFonts w:ascii="Consolas" w:hAnsi="Consolas" w:cstheme="minorHAnsi"/>
-        </w:rPr>
-        <w:t>if(</w:t>
-      </w:r>
-      <w:proofErr w:type="gramEnd"/>
+          <w:lang w:val="es-ES"/>
+        </w:rPr>
+        <w:t xml:space="preserve">{})  //Compara con el </w:t>
+      </w:r>
+      <w:proofErr w:type="spellStart"/>
       <w:r>
         <w:rPr>
           <w:rFonts w:ascii="Consolas" w:hAnsi="Consolas" w:cstheme="minorHAnsi"/>
-        </w:rPr>
-        <w:t xml:space="preserve">(S &amp; F) != </w:t>
-      </w:r>
-      <w:r>
-        <w:rPr>
-          <w:rFonts w:ascii="Consolas" w:hAnsi="Consolas" w:cstheme="minorHAnsi"/>
-          <w:lang w:val="es-ES"/>
-        </w:rPr>
-        <w:t>{})  //Compara con el vacio</w:t>
-      </w:r>
+          <w:lang w:val="es-ES"/>
+        </w:rPr>
+        <w:t>vacio</w:t>
+      </w:r>
+      <w:proofErr w:type="spellEnd"/>
     </w:p>
     <w:p>
       <w:pPr>
@@ -14196,7 +14749,39 @@
           <w:rFonts w:ascii="Consolas" w:hAnsi="Consolas" w:cstheme="minorHAnsi"/>
           <w:lang w:val="es-ES"/>
         </w:rPr>
-        <w:t xml:space="preserve">    return [QB, Sigma, DeltaB, {A[4]}, FB];</w:t>
+        <w:t xml:space="preserve">    </w:t>
+      </w:r>
+      <w:proofErr w:type="spellStart"/>
+      <w:r>
+        <w:rPr>
+          <w:rFonts w:ascii="Consolas" w:hAnsi="Consolas" w:cstheme="minorHAnsi"/>
+          <w:lang w:val="es-ES"/>
+        </w:rPr>
+        <w:t>return</w:t>
+      </w:r>
+      <w:proofErr w:type="spellEnd"/>
+      <w:r>
+        <w:rPr>
+          <w:rFonts w:ascii="Consolas" w:hAnsi="Consolas" w:cstheme="minorHAnsi"/>
+          <w:lang w:val="es-ES"/>
+        </w:rPr>
+        <w:t xml:space="preserve"> [QB, Sigma, </w:t>
+      </w:r>
+      <w:proofErr w:type="spellStart"/>
+      <w:r>
+        <w:rPr>
+          <w:rFonts w:ascii="Consolas" w:hAnsi="Consolas" w:cstheme="minorHAnsi"/>
+          <w:lang w:val="es-ES"/>
+        </w:rPr>
+        <w:t>DeltaB</w:t>
+      </w:r>
+      <w:proofErr w:type="spellEnd"/>
+      <w:r>
+        <w:rPr>
+          <w:rFonts w:ascii="Consolas" w:hAnsi="Consolas" w:cstheme="minorHAnsi"/>
+          <w:lang w:val="es-ES"/>
+        </w:rPr>
+        <w:t>, {A[4]}, FB];</w:t>
       </w:r>
     </w:p>
     <w:p>
@@ -16219,6 +16804,7 @@
                 <w:lang w:val="es-ES"/>
               </w:rPr>
             </w:pPr>
+            <w:proofErr w:type="spellStart"/>
             <w:r>
               <w:rPr>
                 <w:b/>
@@ -16229,6 +16815,7 @@
               </w:rPr>
               <w:t>let</w:t>
             </w:r>
+            <w:proofErr w:type="spellEnd"/>
           </w:p>
         </w:tc>
       </w:tr>
@@ -16403,6 +16990,7 @@
                 <w:lang w:val="es-ES"/>
               </w:rPr>
             </w:pPr>
+            <w:proofErr w:type="spellStart"/>
             <w:r>
               <w:rPr>
                 <w:b/>
@@ -16423,6 +17011,7 @@
               </w:rPr>
               <w:t>ush</w:t>
             </w:r>
+            <w:proofErr w:type="spellEnd"/>
           </w:p>
         </w:tc>
       </w:tr>
@@ -16471,6 +17060,7 @@
                 <w:lang w:val="es-ES"/>
               </w:rPr>
             </w:pPr>
+            <w:proofErr w:type="spellStart"/>
             <w:r>
               <w:rPr>
                 <w:b/>
@@ -16491,6 +17081,7 @@
               </w:rPr>
               <w:t>o</w:t>
             </w:r>
+            <w:proofErr w:type="spellEnd"/>
           </w:p>
         </w:tc>
       </w:tr>
@@ -16607,6 +17198,7 @@
                 <w:lang w:val="es-ES"/>
               </w:rPr>
             </w:pPr>
+            <w:proofErr w:type="spellStart"/>
             <w:r>
               <w:rPr>
                 <w:b/>
@@ -16627,6 +17219,7 @@
               </w:rPr>
               <w:t>qrt</w:t>
             </w:r>
+            <w:proofErr w:type="spellEnd"/>
           </w:p>
         </w:tc>
       </w:tr>
@@ -16675,6 +17268,7 @@
                 <w:lang w:val="es-ES"/>
               </w:rPr>
             </w:pPr>
+            <w:proofErr w:type="spellStart"/>
             <w:r>
               <w:rPr>
                 <w:b/>
@@ -16695,6 +17289,7 @@
               </w:rPr>
               <w:t>xp</w:t>
             </w:r>
+            <w:proofErr w:type="spellEnd"/>
           </w:p>
         </w:tc>
       </w:tr>
@@ -16811,6 +17406,7 @@
                 <w:lang w:val="es-ES"/>
               </w:rPr>
             </w:pPr>
+            <w:proofErr w:type="spellStart"/>
             <w:r>
               <w:rPr>
                 <w:b/>
@@ -16821,6 +17417,7 @@
               </w:rPr>
               <w:t>print</w:t>
             </w:r>
+            <w:proofErr w:type="spellEnd"/>
           </w:p>
         </w:tc>
       </w:tr>
@@ -16869,6 +17466,7 @@
                 <w:lang w:val="es-ES"/>
               </w:rPr>
             </w:pPr>
+            <w:proofErr w:type="spellStart"/>
             <w:r>
               <w:rPr>
                 <w:b/>
@@ -16889,6 +17487,7 @@
               </w:rPr>
               <w:t>bs</w:t>
             </w:r>
+            <w:proofErr w:type="spellEnd"/>
           </w:p>
         </w:tc>
       </w:tr>
@@ -16945,7 +17544,29 @@
                 <w:szCs w:val="32"/>
                 <w:lang w:val="es-ES"/>
               </w:rPr>
-              <w:t>[a-zA-Z][a-zA-Z0-9]*</w:t>
+              <w:t>[a-</w:t>
+            </w:r>
+            <w:proofErr w:type="spellStart"/>
+            <w:r>
+              <w:rPr>
+                <w:b/>
+                <w:bCs/>
+                <w:sz w:val="32"/>
+                <w:szCs w:val="32"/>
+                <w:lang w:val="es-ES"/>
+              </w:rPr>
+              <w:t>zA</w:t>
+            </w:r>
+            <w:proofErr w:type="spellEnd"/>
+            <w:r>
+              <w:rPr>
+                <w:b/>
+                <w:bCs/>
+                <w:sz w:val="32"/>
+                <w:szCs w:val="32"/>
+                <w:lang w:val="es-ES"/>
+              </w:rPr>
+              <w:t>-Z][a-zA-Z0-9]*</w:t>
             </w:r>
           </w:p>
         </w:tc>
@@ -17497,26 +18118,124 @@
           <w:sz w:val="20"/>
           <w:szCs w:val="20"/>
         </w:rPr>
-        <w:t>“}</w:t>
-      </w:r>
-      <w:proofErr w:type="gramStart"/>
+        <w:t>“}”</w:t>
+      </w:r>
       <w:r>
         <w:rPr>
           <w:rFonts w:cstheme="minorHAnsi"/>
           <w:sz w:val="20"/>
           <w:szCs w:val="20"/>
         </w:rPr>
-        <w:t>”</w:t>
-      </w:r>
-      <w:r>
+        <w:t xml:space="preserve"> ]</w:t>
+      </w:r>
+    </w:p>
+    <w:p>
+      <w:pPr>
+        <w:tabs>
+          <w:tab w:val="left" w:pos="0"/>
+        </w:tabs>
         <w:rPr>
           <w:rFonts w:cstheme="minorHAnsi"/>
           <w:sz w:val="20"/>
           <w:szCs w:val="20"/>
         </w:rPr>
-        <w:t xml:space="preserve"> ]</w:t>
-      </w:r>
-      <w:proofErr w:type="gramEnd"/>
+      </w:pPr>
+      <w:r>
+        <w:rPr>
+          <w:rFonts w:cstheme="minorHAnsi"/>
+          <w:sz w:val="20"/>
+          <w:szCs w:val="20"/>
+        </w:rPr>
+        <w:t xml:space="preserve">&lt;foreach&gt; -&gt; </w:t>
+      </w:r>
+      <w:r>
+        <w:rPr>
+          <w:rFonts w:cstheme="minorHAnsi"/>
+          <w:sz w:val="20"/>
+          <w:szCs w:val="20"/>
+        </w:rPr>
+        <w:t>“</w:t>
+      </w:r>
+      <w:r>
+        <w:rPr>
+          <w:rFonts w:cstheme="minorHAnsi"/>
+          <w:sz w:val="20"/>
+          <w:szCs w:val="20"/>
+        </w:rPr>
+        <w:t>foreach</w:t>
+      </w:r>
+      <w:r>
+        <w:rPr>
+          <w:rFonts w:cstheme="minorHAnsi"/>
+          <w:sz w:val="20"/>
+          <w:szCs w:val="20"/>
+        </w:rPr>
+        <w:t>”</w:t>
+      </w:r>
+      <w:r>
+        <w:rPr>
+          <w:rFonts w:cstheme="minorHAnsi"/>
+          <w:sz w:val="20"/>
+          <w:szCs w:val="20"/>
+        </w:rPr>
+        <w:t xml:space="preserve"> &lt;identifier&gt; </w:t>
+      </w:r>
+      <w:r>
+        <w:rPr>
+          <w:rFonts w:cstheme="minorHAnsi"/>
+          <w:sz w:val="20"/>
+          <w:szCs w:val="20"/>
+        </w:rPr>
+        <w:t>“</w:t>
+      </w:r>
+      <w:r>
+        <w:rPr>
+          <w:rFonts w:cstheme="minorHAnsi"/>
+          <w:sz w:val="20"/>
+          <w:szCs w:val="20"/>
+        </w:rPr>
+        <w:t>in</w:t>
+      </w:r>
+      <w:r>
+        <w:rPr>
+          <w:rFonts w:cstheme="minorHAnsi"/>
+          <w:sz w:val="20"/>
+          <w:szCs w:val="20"/>
+        </w:rPr>
+        <w:t>”</w:t>
+      </w:r>
+      <w:r>
+        <w:rPr>
+          <w:rFonts w:cstheme="minorHAnsi"/>
+          <w:sz w:val="20"/>
+          <w:szCs w:val="20"/>
+        </w:rPr>
+        <w:t xml:space="preserve"> &lt;set&gt; </w:t>
+      </w:r>
+      <w:r>
+        <w:rPr>
+          <w:rFonts w:cstheme="minorHAnsi"/>
+          <w:sz w:val="20"/>
+          <w:szCs w:val="20"/>
+        </w:rPr>
+        <w:t>“{”</w:t>
+      </w:r>
+      <w:r>
+        <w:rPr>
+          <w:rFonts w:cstheme="minorHAnsi"/>
+          <w:sz w:val="20"/>
+          <w:szCs w:val="20"/>
+        </w:rPr>
+        <w:t xml:space="preserve"> &lt;statement&gt; </w:t>
+      </w:r>
+      <w:r>
+        <w:rPr>
+          <w:rFonts w:cstheme="minorHAnsi"/>
+          <w:sz w:val="20"/>
+          <w:szCs w:val="20"/>
+        </w:rPr>
+        <w:t>“}”</w:t>
+      </w:r>
     </w:p>
     <w:p>
       <w:pPr>
@@ -17535,7 +18254,7 @@
           <w:sz w:val="20"/>
           <w:szCs w:val="20"/>
         </w:rPr>
-        <w:t xml:space="preserve">&lt;foreach&gt; -&gt; </w:t>
+        <w:t xml:space="preserve">&lt;while&gt; -&gt; “while” “(” &lt;logicExpresion&gt; “)” “{” </w:t>
       </w:r>
       <w:r>
         <w:rPr>
@@ -17543,23 +18262,27 @@
           <w:sz w:val="20"/>
           <w:szCs w:val="20"/>
         </w:rPr>
-        <w:t>“</w:t>
-      </w:r>
-      <w:r>
+        <w:t>&lt;statement&gt; “}”</w:t>
+      </w:r>
+    </w:p>
+    <w:p>
+      <w:pPr>
+        <w:tabs>
+          <w:tab w:val="left" w:pos="0"/>
+        </w:tabs>
         <w:rPr>
           <w:rFonts w:cstheme="minorHAnsi"/>
           <w:sz w:val="20"/>
           <w:szCs w:val="20"/>
         </w:rPr>
-        <w:t>foreach</w:t>
-      </w:r>
+      </w:pPr>
       <w:r>
         <w:rPr>
           <w:rFonts w:cstheme="minorHAnsi"/>
           <w:sz w:val="20"/>
           <w:szCs w:val="20"/>
         </w:rPr>
-        <w:t>”</w:t>
+        <w:t>&lt;assignment&gt; -&gt; &lt;identifier&gt; = (</w:t>
       </w:r>
       <w:r>
         <w:rPr>
@@ -17567,7 +18290,7 @@
           <w:sz w:val="20"/>
           <w:szCs w:val="20"/>
         </w:rPr>
-        <w:t xml:space="preserve"> &lt;identifier&gt; </w:t>
+        <w:t xml:space="preserve"> </w:t>
       </w:r>
       <w:r>
         <w:rPr>
@@ -17575,7 +18298,7 @@
           <w:sz w:val="20"/>
           <w:szCs w:val="20"/>
         </w:rPr>
-        <w:t>“</w:t>
+        <w:t>&lt;set&gt; | &lt;list&gt; | &lt;elem&gt;</w:t>
       </w:r>
       <w:r>
         <w:rPr>
@@ -17583,7 +18306,7 @@
           <w:sz w:val="20"/>
           <w:szCs w:val="20"/>
         </w:rPr>
-        <w:t>in</w:t>
+        <w:t xml:space="preserve"> </w:t>
       </w:r>
       <w:r>
         <w:rPr>
@@ -17591,213 +18314,47 @@
           <w:sz w:val="20"/>
           <w:szCs w:val="20"/>
         </w:rPr>
-        <w:t>”</w:t>
-      </w:r>
-      <w:r>
+        <w:t>);</w:t>
+      </w:r>
+    </w:p>
+    <w:p>
+      <w:pPr>
+        <w:tabs>
+          <w:tab w:val="left" w:pos="0"/>
+        </w:tabs>
         <w:rPr>
           <w:rFonts w:cstheme="minorHAnsi"/>
           <w:sz w:val="20"/>
           <w:szCs w:val="20"/>
         </w:rPr>
-        <w:t xml:space="preserve"> &lt;set&gt; </w:t>
-      </w:r>
+      </w:pPr>
       <w:r>
         <w:rPr>
           <w:rFonts w:cstheme="minorHAnsi"/>
           <w:sz w:val="20"/>
           <w:szCs w:val="20"/>
         </w:rPr>
-        <w:t>“{”</w:t>
-      </w:r>
-      <w:r>
+        <w:t>&lt;declaration&gt; -&gt; ( set | list | elem ) &lt;identifier&gt;;</w:t>
+      </w:r>
+    </w:p>
+    <w:p>
+      <w:pPr>
+        <w:tabs>
+          <w:tab w:val="left" w:pos="0"/>
+        </w:tabs>
         <w:rPr>
           <w:rFonts w:cstheme="minorHAnsi"/>
           <w:sz w:val="20"/>
           <w:szCs w:val="20"/>
         </w:rPr>
-        <w:t xml:space="preserve"> &lt;statement&gt; </w:t>
-      </w:r>
+      </w:pPr>
       <w:r>
         <w:rPr>
           <w:rFonts w:cstheme="minorHAnsi"/>
           <w:sz w:val="20"/>
           <w:szCs w:val="20"/>
         </w:rPr>
-        <w:t>“}”</w:t>
-      </w:r>
-    </w:p>
-    <w:p>
-      <w:pPr>
-        <w:tabs>
-          <w:tab w:val="left" w:pos="0"/>
-        </w:tabs>
-        <w:rPr>
-          <w:rFonts w:cstheme="minorHAnsi"/>
-          <w:sz w:val="20"/>
-          <w:szCs w:val="20"/>
-        </w:rPr>
-      </w:pPr>
-      <w:r>
-        <w:rPr>
-          <w:rFonts w:cstheme="minorHAnsi"/>
-          <w:sz w:val="20"/>
-          <w:szCs w:val="20"/>
-        </w:rPr>
-        <w:t xml:space="preserve">&lt;while&gt; -&gt; “while” “(” &lt;logicExpresion&gt; “)” “{” </w:t>
-      </w:r>
-      <w:r>
-        <w:rPr>
-          <w:rFonts w:cstheme="minorHAnsi"/>
-          <w:sz w:val="20"/>
-          <w:szCs w:val="20"/>
-        </w:rPr>
-        <w:t>&lt;statement&gt; “}”</w:t>
-      </w:r>
-    </w:p>
-    <w:p>
-      <w:pPr>
-        <w:tabs>
-          <w:tab w:val="left" w:pos="0"/>
-        </w:tabs>
-        <w:rPr>
-          <w:rFonts w:cstheme="minorHAnsi"/>
-          <w:sz w:val="20"/>
-          <w:szCs w:val="20"/>
-        </w:rPr>
-      </w:pPr>
-      <w:r>
-        <w:rPr>
-          <w:rFonts w:cstheme="minorHAnsi"/>
-          <w:sz w:val="20"/>
-          <w:szCs w:val="20"/>
-        </w:rPr>
-        <w:t xml:space="preserve">&lt;assignment&gt; -&gt; &lt;identifier&gt; = </w:t>
-      </w:r>
-      <w:proofErr w:type="gramStart"/>
-      <w:r>
-        <w:rPr>
-          <w:rFonts w:cstheme="minorHAnsi"/>
-          <w:sz w:val="20"/>
-          <w:szCs w:val="20"/>
-        </w:rPr>
-        <w:t>(</w:t>
-      </w:r>
-      <w:r>
-        <w:rPr>
-          <w:rFonts w:cstheme="minorHAnsi"/>
-          <w:sz w:val="20"/>
-          <w:szCs w:val="20"/>
-        </w:rPr>
-        <w:t xml:space="preserve"> </w:t>
-      </w:r>
-      <w:r>
-        <w:rPr>
-          <w:rFonts w:cstheme="minorHAnsi"/>
-          <w:sz w:val="20"/>
-          <w:szCs w:val="20"/>
-        </w:rPr>
-        <w:t>&lt;</w:t>
-      </w:r>
-      <w:proofErr w:type="gramEnd"/>
-      <w:r>
-        <w:rPr>
-          <w:rFonts w:cstheme="minorHAnsi"/>
-          <w:sz w:val="20"/>
-          <w:szCs w:val="20"/>
-        </w:rPr>
-        <w:t>set&gt; | &lt;list&gt; | &lt;elem&gt;</w:t>
-      </w:r>
-      <w:r>
-        <w:rPr>
-          <w:rFonts w:cstheme="minorHAnsi"/>
-          <w:sz w:val="20"/>
-          <w:szCs w:val="20"/>
-        </w:rPr>
-        <w:t xml:space="preserve"> </w:t>
-      </w:r>
-      <w:r>
-        <w:rPr>
-          <w:rFonts w:cstheme="minorHAnsi"/>
-          <w:sz w:val="20"/>
-          <w:szCs w:val="20"/>
-        </w:rPr>
-        <w:t>);</w:t>
-      </w:r>
-    </w:p>
-    <w:p>
-      <w:pPr>
-        <w:tabs>
-          <w:tab w:val="left" w:pos="0"/>
-        </w:tabs>
-        <w:rPr>
-          <w:rFonts w:cstheme="minorHAnsi"/>
-          <w:sz w:val="20"/>
-          <w:szCs w:val="20"/>
-        </w:rPr>
-      </w:pPr>
-      <w:r>
-        <w:rPr>
-          <w:rFonts w:cstheme="minorHAnsi"/>
-          <w:sz w:val="20"/>
-          <w:szCs w:val="20"/>
-        </w:rPr>
-        <w:t xml:space="preserve">&lt;declaration&gt; -&gt; </w:t>
-      </w:r>
-      <w:proofErr w:type="gramStart"/>
-      <w:r>
-        <w:rPr>
-          <w:rFonts w:cstheme="minorHAnsi"/>
-          <w:sz w:val="20"/>
-          <w:szCs w:val="20"/>
-        </w:rPr>
-        <w:t>( set</w:t>
-      </w:r>
-      <w:proofErr w:type="gramEnd"/>
-      <w:r>
-        <w:rPr>
-          <w:rFonts w:cstheme="minorHAnsi"/>
-          <w:sz w:val="20"/>
-          <w:szCs w:val="20"/>
-        </w:rPr>
-        <w:t xml:space="preserve"> | list | elem ) &lt;identifier&gt;;</w:t>
-      </w:r>
-    </w:p>
-    <w:p>
-      <w:pPr>
-        <w:tabs>
-          <w:tab w:val="left" w:pos="0"/>
-        </w:tabs>
-        <w:rPr>
-          <w:rFonts w:cstheme="minorHAnsi"/>
-          <w:sz w:val="20"/>
-          <w:szCs w:val="20"/>
-        </w:rPr>
-      </w:pPr>
-      <w:r>
-        <w:rPr>
-          <w:rFonts w:cstheme="minorHAnsi"/>
-          <w:sz w:val="20"/>
-          <w:szCs w:val="20"/>
-        </w:rPr>
-        <w:t xml:space="preserve">&lt;assignDeclaration&gt; -&gt; </w:t>
-      </w:r>
-      <w:proofErr w:type="gramStart"/>
-      <w:r>
-        <w:rPr>
-          <w:rFonts w:cstheme="minorHAnsi"/>
-          <w:sz w:val="20"/>
-          <w:szCs w:val="20"/>
-        </w:rPr>
-        <w:t>( set</w:t>
-      </w:r>
-      <w:proofErr w:type="gramEnd"/>
-      <w:r>
-        <w:rPr>
-          <w:rFonts w:cstheme="minorHAnsi"/>
-          <w:sz w:val="20"/>
-          <w:szCs w:val="20"/>
-        </w:rPr>
-        <w:t xml:space="preserve"> | list | elem ) &lt;identifier&gt; = </w:t>
+        <w:t xml:space="preserve">&lt;assignDeclaration&gt; -&gt; ( set | list | elem ) &lt;identifier&gt; = </w:t>
       </w:r>
       <w:r>
         <w:rPr>
@@ -17850,23 +18407,25 @@
           <w:sz w:val="20"/>
           <w:szCs w:val="20"/>
         </w:rPr>
-        <w:t xml:space="preserve"> &lt;manyTypeElems&gt; </w:t>
-      </w:r>
+        <w:t xml:space="preserve"> &lt;</w:t>
+      </w:r>
+      <w:proofErr w:type="spellStart"/>
       <w:r>
         <w:rPr>
           <w:rFonts w:cstheme="minorHAnsi"/>
           <w:sz w:val="20"/>
           <w:szCs w:val="20"/>
         </w:rPr>
-        <w:t>“</w:t>
-      </w:r>
+        <w:t>manyTypeElems</w:t>
+      </w:r>
+      <w:proofErr w:type="spellEnd"/>
       <w:r>
         <w:rPr>
           <w:rFonts w:cstheme="minorHAnsi"/>
           <w:sz w:val="20"/>
           <w:szCs w:val="20"/>
         </w:rPr>
-        <w:t>}</w:t>
+        <w:t xml:space="preserve">&gt; </w:t>
       </w:r>
       <w:r>
         <w:rPr>
@@ -17874,7 +18433,7 @@
           <w:sz w:val="20"/>
           <w:szCs w:val="20"/>
         </w:rPr>
-        <w:t>”</w:t>
+        <w:t>“</w:t>
       </w:r>
       <w:r>
         <w:rPr>
@@ -17882,6 +18441,22 @@
           <w:sz w:val="20"/>
           <w:szCs w:val="20"/>
         </w:rPr>
+        <w:t>}</w:t>
+      </w:r>
+      <w:r>
+        <w:rPr>
+          <w:rFonts w:cstheme="minorHAnsi"/>
+          <w:sz w:val="20"/>
+          <w:szCs w:val="20"/>
+        </w:rPr>
+        <w:t>”</w:t>
+      </w:r>
+      <w:r>
+        <w:rPr>
+          <w:rFonts w:cstheme="minorHAnsi"/>
+          <w:sz w:val="20"/>
+          <w:szCs w:val="20"/>
+        </w:rPr>
         <w:t xml:space="preserve"> | &lt;union&gt; | &lt;inters&gt; | &lt;diff&gt;</w:t>
       </w:r>
     </w:p>
@@ -17910,14 +18485,32 @@
           <w:sz w:val="20"/>
           <w:szCs w:val="20"/>
         </w:rPr>
-        <w:t>“[” &lt;manyTypeElems&gt; “]”</w:t>
-      </w:r>
+        <w:t>“[” &lt;</w:t>
+      </w:r>
+      <w:proofErr w:type="spellStart"/>
       <w:r>
         <w:rPr>
           <w:rFonts w:cstheme="minorHAnsi"/>
           <w:sz w:val="20"/>
           <w:szCs w:val="20"/>
         </w:rPr>
+        <w:t>manyTypeElems</w:t>
+      </w:r>
+      <w:proofErr w:type="spellEnd"/>
+      <w:r>
+        <w:rPr>
+          <w:rFonts w:cstheme="minorHAnsi"/>
+          <w:sz w:val="20"/>
+          <w:szCs w:val="20"/>
+        </w:rPr>
+        <w:t>&gt; “]”</w:t>
+      </w:r>
+      <w:r>
+        <w:rPr>
+          <w:rFonts w:cstheme="minorHAnsi"/>
+          <w:sz w:val="20"/>
+          <w:szCs w:val="20"/>
+        </w:rPr>
         <w:t xml:space="preserve"> | &lt;pop&gt; |</w:t>
       </w:r>
     </w:p>
@@ -17938,41 +18531,41 @@
           <w:sz w:val="20"/>
           <w:szCs w:val="20"/>
         </w:rPr>
-        <w:t xml:space="preserve">&lt;manyElems&gt; -&gt; </w:t>
-      </w:r>
-      <w:proofErr w:type="gramStart"/>
+        <w:t>&lt;manyElems&gt; -&gt; ( &lt;elem&gt; | &lt;set&gt; | &lt;list&gt; ) [</w:t>
+      </w:r>
       <w:r>
         <w:rPr>
           <w:rFonts w:cstheme="minorHAnsi"/>
           <w:sz w:val="20"/>
           <w:szCs w:val="20"/>
         </w:rPr>
-        <w:t>( &lt;</w:t>
-      </w:r>
-      <w:proofErr w:type="gramEnd"/>
+        <w:t>“, ”</w:t>
+      </w:r>
       <w:r>
         <w:rPr>
           <w:rFonts w:cstheme="minorHAnsi"/>
           <w:sz w:val="20"/>
           <w:szCs w:val="20"/>
         </w:rPr>
-        <w:t>elem&gt; | &lt;set&gt; | &lt;list&gt; ) [</w:t>
-      </w:r>
+        <w:t xml:space="preserve"> &lt;</w:t>
+      </w:r>
+      <w:proofErr w:type="spellStart"/>
       <w:r>
         <w:rPr>
           <w:rFonts w:cstheme="minorHAnsi"/>
           <w:sz w:val="20"/>
           <w:szCs w:val="20"/>
         </w:rPr>
-        <w:t>“, ”</w:t>
-      </w:r>
+        <w:t>manyTypeElems</w:t>
+      </w:r>
+      <w:proofErr w:type="spellEnd"/>
       <w:r>
         <w:rPr>
           <w:rFonts w:cstheme="minorHAnsi"/>
           <w:sz w:val="20"/>
           <w:szCs w:val="20"/>
         </w:rPr>
-        <w:t xml:space="preserve"> &lt;manyTypeElems&gt;]</w:t>
+        <w:t>&gt;]</w:t>
       </w:r>
       <w:r>
         <w:rPr>
@@ -18144,7 +18737,35 @@
         <w:rPr>
           <w:lang w:val="es-ES"/>
         </w:rPr>
-        <w:t>Se presentan a continuación las BNF y EBNFs de las diferentes instrucciones que conforman Alpeh.</w:t>
+        <w:t xml:space="preserve">Se presentan a continuación las BNF y </w:t>
+      </w:r>
+      <w:proofErr w:type="spellStart"/>
+      <w:r>
+        <w:rPr>
+          <w:lang w:val="es-ES"/>
+        </w:rPr>
+        <w:t>EBNFs</w:t>
+      </w:r>
+      <w:proofErr w:type="spellEnd"/>
+      <w:r>
+        <w:rPr>
+          <w:lang w:val="es-ES"/>
+        </w:rPr>
+        <w:t xml:space="preserve"> de las diferentes instrucciones que conforman </w:t>
+      </w:r>
+      <w:proofErr w:type="spellStart"/>
+      <w:r>
+        <w:rPr>
+          <w:lang w:val="es-ES"/>
+        </w:rPr>
+        <w:t>Alpeh</w:t>
+      </w:r>
+      <w:proofErr w:type="spellEnd"/>
+      <w:r>
+        <w:rPr>
+          <w:lang w:val="es-ES"/>
+        </w:rPr>
+        <w:t>.</w:t>
       </w:r>
     </w:p>
     <w:p>
@@ -18198,12 +18819,14 @@
           <w:u w:val="single"/>
         </w:rPr>
       </w:pPr>
+      <w:proofErr w:type="spellStart"/>
       <w:r>
         <w:rPr>
           <w:u w:val="single"/>
         </w:rPr>
         <w:t>Asignación</w:t>
       </w:r>
+      <w:proofErr w:type="spellEnd"/>
     </w:p>
     <w:p>
       <w:pPr>
@@ -18221,15 +18844,7 @@
         <w:t>s</w:t>
       </w:r>
       <w:r>
-        <w:t>sign</w:t>
-      </w:r>
-      <w:proofErr w:type="gramStart"/>
-      <w:r>
-        <w:t>&gt;  -</w:t>
-      </w:r>
-      <w:proofErr w:type="gramEnd"/>
-      <w:r>
-        <w:t xml:space="preserve">&gt;  </w:t>
+        <w:t xml:space="preserve">sign&gt;  -&gt;  </w:t>
       </w:r>
       <w:r>
         <w:rPr>
@@ -18368,7 +18983,14 @@
           <w:lang w:val="es-ES"/>
         </w:rPr>
         <w:lastRenderedPageBreak/>
-        <w:t>&lt;a</w:t>
+        <w:t>&lt;</w:t>
+      </w:r>
+      <w:proofErr w:type="spellStart"/>
+      <w:r>
+        <w:rPr>
+          <w:lang w:val="es-ES"/>
+        </w:rPr>
+        <w:t>a</w:t>
       </w:r>
       <w:r>
         <w:rPr>
@@ -18380,7 +19002,14 @@
         <w:rPr>
           <w:lang w:val="es-ES"/>
         </w:rPr>
-        <w:t xml:space="preserve">sign_mult&gt; -&gt; </w:t>
+        <w:t>sign_mult</w:t>
+      </w:r>
+      <w:proofErr w:type="spellEnd"/>
+      <w:r>
+        <w:rPr>
+          <w:lang w:val="es-ES"/>
+        </w:rPr>
+        <w:t xml:space="preserve">&gt; -&gt; </w:t>
       </w:r>
       <w:r>
         <w:rPr>
@@ -18393,7 +19022,21 @@
         <w:rPr>
           <w:lang w:val="es-ES"/>
         </w:rPr>
-        <w:t xml:space="preserve"> &lt;lista_id&gt; </w:t>
+        <w:t xml:space="preserve"> &lt;</w:t>
+      </w:r>
+      <w:proofErr w:type="spellStart"/>
+      <w:r>
+        <w:rPr>
+          <w:lang w:val="es-ES"/>
+        </w:rPr>
+        <w:t>lista_id</w:t>
+      </w:r>
+      <w:proofErr w:type="spellEnd"/>
+      <w:r>
+        <w:rPr>
+          <w:lang w:val="es-ES"/>
+        </w:rPr>
+        <w:t xml:space="preserve">&gt; </w:t>
       </w:r>
       <w:r>
         <w:rPr>
@@ -18419,7 +19062,21 @@
         <w:rPr>
           <w:lang w:val="es-ES"/>
         </w:rPr>
-        <w:t xml:space="preserve"> &lt;lista_expr&gt; </w:t>
+        <w:t xml:space="preserve"> &lt;</w:t>
+      </w:r>
+      <w:proofErr w:type="spellStart"/>
+      <w:r>
+        <w:rPr>
+          <w:lang w:val="es-ES"/>
+        </w:rPr>
+        <w:t>lista_expr</w:t>
+      </w:r>
+      <w:proofErr w:type="spellEnd"/>
+      <w:r>
+        <w:rPr>
+          <w:lang w:val="es-ES"/>
+        </w:rPr>
+        <w:t xml:space="preserve">&gt; </w:t>
       </w:r>
       <w:r>
         <w:rPr>
@@ -18452,7 +19109,21 @@
         <w:rPr>
           <w:lang w:val="es-ES"/>
         </w:rPr>
-        <w:t xml:space="preserve">&lt;lista_id&gt; -&gt; </w:t>
+        <w:t>&lt;</w:t>
+      </w:r>
+      <w:proofErr w:type="spellStart"/>
+      <w:r>
+        <w:rPr>
+          <w:lang w:val="es-ES"/>
+        </w:rPr>
+        <w:t>lista_id</w:t>
+      </w:r>
+      <w:proofErr w:type="spellEnd"/>
+      <w:r>
+        <w:rPr>
+          <w:lang w:val="es-ES"/>
+        </w:rPr>
+        <w:t xml:space="preserve">&gt; -&gt; </w:t>
       </w:r>
       <w:r>
         <w:rPr>
@@ -18498,7 +19169,21 @@
         <w:rPr>
           <w:lang w:val="es-ES"/>
         </w:rPr>
-        <w:t>&lt;lista_id&gt;</w:t>
+        <w:t>&lt;</w:t>
+      </w:r>
+      <w:proofErr w:type="spellStart"/>
+      <w:r>
+        <w:rPr>
+          <w:lang w:val="es-ES"/>
+        </w:rPr>
+        <w:t>lista_id</w:t>
+      </w:r>
+      <w:proofErr w:type="spellEnd"/>
+      <w:r>
+        <w:rPr>
+          <w:lang w:val="es-ES"/>
+        </w:rPr>
+        <w:t>&gt;</w:t>
       </w:r>
     </w:p>
     <w:p>
@@ -18512,7 +19197,49 @@
         <w:rPr>
           <w:lang w:val="es-ES"/>
         </w:rPr>
-        <w:t xml:space="preserve">&lt;lista_expr&gt; -&gt; &lt;expr&gt; | &lt;expr&gt; </w:t>
+        <w:t>&lt;</w:t>
+      </w:r>
+      <w:proofErr w:type="spellStart"/>
+      <w:r>
+        <w:rPr>
+          <w:lang w:val="es-ES"/>
+        </w:rPr>
+        <w:t>lista_expr</w:t>
+      </w:r>
+      <w:proofErr w:type="spellEnd"/>
+      <w:r>
+        <w:rPr>
+          <w:lang w:val="es-ES"/>
+        </w:rPr>
+        <w:t>&gt; -&gt; &lt;</w:t>
+      </w:r>
+      <w:proofErr w:type="spellStart"/>
+      <w:r>
+        <w:rPr>
+          <w:lang w:val="es-ES"/>
+        </w:rPr>
+        <w:t>expr</w:t>
+      </w:r>
+      <w:proofErr w:type="spellEnd"/>
+      <w:r>
+        <w:rPr>
+          <w:lang w:val="es-ES"/>
+        </w:rPr>
+        <w:t>&gt; | &lt;</w:t>
+      </w:r>
+      <w:proofErr w:type="spellStart"/>
+      <w:r>
+        <w:rPr>
+          <w:lang w:val="es-ES"/>
+        </w:rPr>
+        <w:t>expr</w:t>
+      </w:r>
+      <w:proofErr w:type="spellEnd"/>
+      <w:r>
+        <w:rPr>
+          <w:lang w:val="es-ES"/>
+        </w:rPr>
+        <w:t xml:space="preserve">&gt; </w:t>
       </w:r>
       <w:r>
         <w:rPr>
@@ -18525,7 +19252,21 @@
         <w:rPr>
           <w:lang w:val="es-ES"/>
         </w:rPr>
-        <w:t xml:space="preserve"> &lt;lista_expr&gt;</w:t>
+        <w:t xml:space="preserve"> &lt;</w:t>
+      </w:r>
+      <w:proofErr w:type="spellStart"/>
+      <w:r>
+        <w:rPr>
+          <w:lang w:val="es-ES"/>
+        </w:rPr>
+        <w:t>lista_expr</w:t>
+      </w:r>
+      <w:proofErr w:type="spellEnd"/>
+      <w:r>
+        <w:rPr>
+          <w:lang w:val="es-ES"/>
+        </w:rPr>
+        <w:t>&gt;</w:t>
       </w:r>
     </w:p>
     <w:p>
@@ -18753,7 +19494,6 @@
         </w:rPr>
         <w:t xml:space="preserve">&lt;exp&gt; -&gt; </w:t>
       </w:r>
-      <w:proofErr w:type="gramStart"/>
       <w:r>
         <w:rPr>
           <w:rFonts w:ascii="Arial Black" w:hAnsi="Arial Black"/>
@@ -18765,14 +19505,7 @@
         <w:rPr>
           <w:bCs/>
         </w:rPr>
-        <w:t xml:space="preserve"> &lt;</w:t>
-      </w:r>
-      <w:proofErr w:type="gramEnd"/>
-      <w:r>
-        <w:rPr>
-          <w:bCs/>
-        </w:rPr>
-        <w:t>exp</w:t>
+        <w:t xml:space="preserve"> &lt;exp</w:t>
       </w:r>
       <w:r>
         <w:rPr>
@@ -18961,8 +19694,16 @@
         <w:rPr>
           <w:lang w:val="es-ES"/>
         </w:rPr>
-        <w:t>que el parser</w:t>
-      </w:r>
+        <w:t xml:space="preserve">que el </w:t>
+      </w:r>
+      <w:proofErr w:type="spellStart"/>
+      <w:r>
+        <w:rPr>
+          <w:lang w:val="es-ES"/>
+        </w:rPr>
+        <w:t>parser</w:t>
+      </w:r>
+      <w:proofErr w:type="spellEnd"/>
       <w:r>
         <w:rPr>
           <w:lang w:val="es-ES"/>
@@ -19196,21 +19937,7 @@
         <w:rPr>
           <w:lang w:val="es-ES"/>
         </w:rPr>
-        <w:t xml:space="preserve">Los operadores aritméticos a menudo se utilizan para más de un propósito. Por </w:t>
-      </w:r>
-      <w:proofErr w:type="gramStart"/>
-      <w:r>
-        <w:rPr>
-          <w:lang w:val="es-ES"/>
-        </w:rPr>
-        <w:t>ejemplo</w:t>
-      </w:r>
-      <w:proofErr w:type="gramEnd"/>
-      <w:r>
-        <w:rPr>
-          <w:lang w:val="es-ES"/>
-        </w:rPr>
-        <w:t xml:space="preserve"> el símbolo “+” generalmente se utiliza para especificar la adición de enteros y la adición de números de punto flotante. Algunos lenguajes, como Java, también lo utilizan para la concatenación de cadenas. Este uso múltiple de un operador se </w:t>
+        <w:t xml:space="preserve">Los operadores aritméticos a menudo se utilizan para más de un propósito. Por ejemplo el símbolo “+” generalmente se utiliza para especificar la adición de enteros y la adición de números de punto flotante. Algunos lenguajes, como Java, también lo utilizan para la concatenación de cadenas. Este uso múltiple de un operador se </w:t>
       </w:r>
       <w:r>
         <w:rPr>
@@ -19446,9 +20173,11 @@
       <w:r>
         <w:t>&lt;</w:t>
       </w:r>
+      <w:proofErr w:type="spellStart"/>
       <w:r>
         <w:t>is_equal</w:t>
       </w:r>
+      <w:proofErr w:type="spellEnd"/>
       <w:r>
         <w:t>&gt;</w:t>
       </w:r>
@@ -19464,21 +20193,35 @@
         </w:rPr>
       </w:pPr>
       <w:r>
-        <w:t>&lt;not_equal&gt; -</w:t>
-      </w:r>
-      <w:proofErr w:type="gramStart"/>
-      <w:r>
-        <w:t>&gt;  &lt;</w:t>
-      </w:r>
-      <w:proofErr w:type="gramEnd"/>
-      <w:r>
-        <w:t xml:space="preserve">expr&gt; != </w:t>
-      </w:r>
-      <w:r>
-        <w:rPr>
-          <w:lang w:val="es-AR"/>
-        </w:rPr>
-        <w:t>&lt;expr&gt;</w:t>
+        <w:t>&lt;</w:t>
+      </w:r>
+      <w:proofErr w:type="spellStart"/>
+      <w:r>
+        <w:t>not_equal</w:t>
+      </w:r>
+      <w:proofErr w:type="spellEnd"/>
+      <w:r>
+        <w:t xml:space="preserve">&gt; -&gt;  &lt;expr&gt; != </w:t>
+      </w:r>
+      <w:r>
+        <w:rPr>
+          <w:lang w:val="es-AR"/>
+        </w:rPr>
+        <w:t>&lt;</w:t>
+      </w:r>
+      <w:proofErr w:type="spellStart"/>
+      <w:r>
+        <w:rPr>
+          <w:lang w:val="es-AR"/>
+        </w:rPr>
+        <w:t>expr</w:t>
+      </w:r>
+      <w:proofErr w:type="spellEnd"/>
+      <w:r>
+        <w:rPr>
+          <w:lang w:val="es-AR"/>
+        </w:rPr>
+        <w:t>&gt;</w:t>
       </w:r>
     </w:p>
     <w:p>
@@ -19566,11 +20309,16 @@
       <w:r>
         <w:t>&lt;and&gt; -&gt; &lt;</w:t>
       </w:r>
+      <w:proofErr w:type="spellStart"/>
       <w:r>
         <w:t>logic_</w:t>
       </w:r>
       <w:r>
-        <w:t xml:space="preserve">expr&gt; </w:t>
+        <w:t>expr</w:t>
+      </w:r>
+      <w:proofErr w:type="spellEnd"/>
+      <w:r>
+        <w:t xml:space="preserve">&gt; </w:t>
       </w:r>
       <w:r>
         <w:rPr>
@@ -19581,11 +20329,16 @@
       <w:r>
         <w:t xml:space="preserve"> &lt;</w:t>
       </w:r>
+      <w:proofErr w:type="spellStart"/>
       <w:r>
         <w:t>logic_</w:t>
       </w:r>
       <w:r>
-        <w:t>expr&gt;</w:t>
+        <w:t>expr</w:t>
+      </w:r>
+      <w:proofErr w:type="spellEnd"/>
+      <w:r>
+        <w:t>&gt;</w:t>
       </w:r>
     </w:p>
     <w:p>
@@ -19595,11 +20348,16 @@
       <w:r>
         <w:t>&lt;or&gt; -&gt; &lt;</w:t>
       </w:r>
+      <w:proofErr w:type="spellStart"/>
       <w:r>
         <w:t>logic_</w:t>
       </w:r>
       <w:r>
-        <w:t xml:space="preserve">expr&gt; </w:t>
+        <w:t>expr</w:t>
+      </w:r>
+      <w:proofErr w:type="spellEnd"/>
+      <w:r>
+        <w:t xml:space="preserve">&gt; </w:t>
       </w:r>
       <w:r>
         <w:rPr>
@@ -19610,11 +20368,16 @@
       <w:r>
         <w:t xml:space="preserve"> &lt;</w:t>
       </w:r>
+      <w:proofErr w:type="spellStart"/>
       <w:r>
         <w:t>logic_</w:t>
       </w:r>
       <w:r>
-        <w:t>expr&gt;</w:t>
+        <w:t>expr</w:t>
+      </w:r>
+      <w:proofErr w:type="spellEnd"/>
+      <w:r>
+        <w:t>&gt;</w:t>
       </w:r>
     </w:p>
     <w:p>
@@ -19622,9 +20385,216 @@
         <w:spacing w:after="0" w:line="240" w:lineRule="auto"/>
       </w:pPr>
       <w:r>
-        <w:t>&lt;not&gt; -</w:t>
-      </w:r>
-      <w:proofErr w:type="gramStart"/>
+        <w:t xml:space="preserve">&lt;not&gt; -&gt; </w:t>
+      </w:r>
+      <w:r>
+        <w:rPr>
+          <w:rFonts w:ascii="Arial Black" w:hAnsi="Arial Black"/>
+        </w:rPr>
+        <w:t>!</w:t>
+      </w:r>
+      <w:r>
+        <w:t xml:space="preserve"> &lt;</w:t>
+      </w:r>
+      <w:proofErr w:type="spellStart"/>
+      <w:r>
+        <w:t>logic_expr</w:t>
+      </w:r>
+      <w:proofErr w:type="spellEnd"/>
+      <w:r>
+        <w:t>&gt;</w:t>
+      </w:r>
+    </w:p>
+    <w:p>
+      <w:pPr>
+        <w:spacing w:after="0" w:line="240" w:lineRule="auto"/>
+      </w:pPr>
+      <w:r>
+        <w:t>&lt;</w:t>
+      </w:r>
+      <w:proofErr w:type="spellStart"/>
+      <w:r>
+        <w:t>logic_</w:t>
+      </w:r>
+      <w:r>
+        <w:t>expr</w:t>
+      </w:r>
+      <w:proofErr w:type="spellEnd"/>
+      <w:r>
+        <w:t xml:space="preserve">&gt; -&gt; </w:t>
+      </w:r>
+      <w:r>
+        <w:t>&lt;and&gt; | &lt;or&gt; | &lt;not&gt; | &lt;</w:t>
+      </w:r>
+      <w:proofErr w:type="spellStart"/>
+      <w:r>
+        <w:t>is_equal</w:t>
+      </w:r>
+      <w:proofErr w:type="spellEnd"/>
+      <w:r>
+        <w:t>&gt; | &lt;</w:t>
+      </w:r>
+      <w:proofErr w:type="spellStart"/>
+      <w:r>
+        <w:t>not_equal</w:t>
+      </w:r>
+      <w:proofErr w:type="spellEnd"/>
+      <w:r>
+        <w:t xml:space="preserve">&gt; | </w:t>
+      </w:r>
+      <w:r>
+        <w:rPr>
+          <w:rFonts w:ascii="Arial Black" w:hAnsi="Arial Black"/>
+        </w:rPr>
+        <w:t>(</w:t>
+      </w:r>
+      <w:r>
+        <w:t>&lt;</w:t>
+      </w:r>
+      <w:proofErr w:type="spellStart"/>
+      <w:r>
+        <w:t>logic_expr</w:t>
+      </w:r>
+      <w:proofErr w:type="spellEnd"/>
+      <w:r>
+        <w:t>&gt;</w:t>
+      </w:r>
+      <w:r>
+        <w:rPr>
+          <w:rFonts w:ascii="Arial Black" w:hAnsi="Arial Black"/>
+        </w:rPr>
+        <w:t>)</w:t>
+      </w:r>
+    </w:p>
+    <w:p>
+      <w:pPr>
+        <w:spacing w:after="0" w:line="240" w:lineRule="auto"/>
+      </w:pPr>
+    </w:p>
+    <w:p>
+      <w:pPr>
+        <w:rPr>
+          <w:b/>
+          <w:lang w:val="es-ES"/>
+        </w:rPr>
+      </w:pPr>
+      <w:r>
+        <w:rPr>
+          <w:b/>
+          <w:lang w:val="es-ES"/>
+        </w:rPr>
+        <w:t>Estructuras de Control</w:t>
+      </w:r>
+    </w:p>
+    <w:p>
+      <w:pPr>
+        <w:rPr>
+          <w:lang w:val="es-ES"/>
+        </w:rPr>
+      </w:pPr>
+      <w:r>
+        <w:rPr>
+          <w:lang w:val="es-ES"/>
+        </w:rPr>
+        <w:t xml:space="preserve">El control del </w:t>
+      </w:r>
+      <w:r>
+        <w:rPr>
+          <w:lang w:val="es-ES"/>
+        </w:rPr>
+        <w:t>fl</w:t>
+      </w:r>
+      <w:r>
+        <w:rPr>
+          <w:lang w:val="es-ES"/>
+        </w:rPr>
+        <w:t>ujo de ejecuci</w:t>
+      </w:r>
+      <w:r>
+        <w:rPr>
+          <w:lang w:val="es-ES"/>
+        </w:rPr>
+        <w:t>ó</w:t>
+      </w:r>
+      <w:r>
+        <w:rPr>
+          <w:lang w:val="es-ES"/>
+        </w:rPr>
+        <w:t>n de instrucciones permite alterar el orden en</w:t>
+      </w:r>
+      <w:r>
+        <w:rPr>
+          <w:lang w:val="es-ES"/>
+        </w:rPr>
+        <w:t xml:space="preserve"> </w:t>
+      </w:r>
+      <w:r>
+        <w:rPr>
+          <w:lang w:val="es-ES"/>
+        </w:rPr>
+        <w:t>el que cada sentencia es evaluada.</w:t>
+      </w:r>
+    </w:p>
+    <w:p>
+      <w:pPr>
+        <w:spacing w:after="0" w:line="240" w:lineRule="auto"/>
+        <w:rPr>
+          <w:lang w:val="es-ES"/>
+        </w:rPr>
+      </w:pPr>
+    </w:p>
+    <w:p>
+      <w:pPr>
+        <w:spacing w:after="0" w:line="240" w:lineRule="auto"/>
+        <w:rPr>
+          <w:lang w:val="es-ES"/>
+        </w:rPr>
+      </w:pPr>
+    </w:p>
+    <w:p>
+      <w:pPr>
+        <w:spacing w:after="0" w:line="240" w:lineRule="auto"/>
+      </w:pPr>
+      <w:r>
+        <w:t>BNF del if:</w:t>
+      </w:r>
+    </w:p>
+    <w:p>
+      <w:pPr>
+        <w:spacing w:after="0" w:line="240" w:lineRule="auto"/>
+        <w:rPr>
+          <w:rFonts w:cstheme="minorHAnsi"/>
+        </w:rPr>
+      </w:pPr>
+      <w:r>
+        <w:t xml:space="preserve">&lt;if&gt; -&gt;  </w:t>
+      </w:r>
+      <w:r>
+        <w:rPr>
+          <w:rFonts w:ascii="Arial Black" w:hAnsi="Arial Black"/>
+        </w:rPr>
+        <w:t>if</w:t>
+      </w:r>
+      <w:r>
+        <w:t xml:space="preserve"> </w:t>
+      </w:r>
+      <w:r>
+        <w:rPr>
+          <w:rFonts w:ascii="Arial Black" w:hAnsi="Arial Black"/>
+        </w:rPr>
+        <w:t>(</w:t>
+      </w:r>
+      <w:r>
+        <w:t xml:space="preserve"> &lt;</w:t>
+      </w:r>
+      <w:proofErr w:type="spellStart"/>
+      <w:r>
+        <w:t>logic_</w:t>
+      </w:r>
+      <w:r>
+        <w:t>expr</w:t>
+      </w:r>
+      <w:proofErr w:type="spellEnd"/>
       <w:r>
         <w:t xml:space="preserve">&gt; </w:t>
       </w:r>
@@ -19632,748 +20602,647 @@
         <w:rPr>
           <w:rFonts w:ascii="Arial Black" w:hAnsi="Arial Black"/>
         </w:rPr>
-        <w:t>!</w:t>
-      </w:r>
-      <w:proofErr w:type="gramEnd"/>
-      <w:r>
-        <w:t xml:space="preserve"> &lt;logic_expr&gt;</w:t>
+        <w:t xml:space="preserve">) </w:t>
+      </w:r>
+      <w:r>
+        <w:rPr>
+          <w:rFonts w:ascii="Arial Black" w:hAnsi="Arial Black" w:cstheme="minorHAnsi"/>
+        </w:rPr>
+        <w:t>{</w:t>
+      </w:r>
+      <w:r>
+        <w:rPr>
+          <w:rFonts w:cstheme="minorHAnsi"/>
+        </w:rPr>
+        <w:t>&lt;</w:t>
+      </w:r>
+      <w:proofErr w:type="spellStart"/>
+      <w:r>
+        <w:rPr>
+          <w:rFonts w:cstheme="minorHAnsi"/>
+        </w:rPr>
+        <w:t>s</w:t>
+      </w:r>
+      <w:r>
+        <w:rPr>
+          <w:rFonts w:cstheme="minorHAnsi"/>
+        </w:rPr>
+        <w:t>tatement</w:t>
+      </w:r>
+      <w:r>
+        <w:rPr>
+          <w:rFonts w:cstheme="minorHAnsi"/>
+        </w:rPr>
+        <w:t>_list</w:t>
+      </w:r>
+      <w:proofErr w:type="spellEnd"/>
+      <w:r>
+        <w:rPr>
+          <w:rFonts w:cstheme="minorHAnsi"/>
+        </w:rPr>
+        <w:t xml:space="preserve">&gt; </w:t>
+      </w:r>
+      <w:r>
+        <w:rPr>
+          <w:rFonts w:ascii="Arial Black" w:hAnsi="Arial Black" w:cstheme="minorHAnsi"/>
+        </w:rPr>
+        <w:t>}</w:t>
+      </w:r>
+      <w:r>
+        <w:rPr>
+          <w:rFonts w:cstheme="minorHAnsi"/>
+        </w:rPr>
+        <w:t xml:space="preserve"> | </w:t>
+      </w:r>
+      <w:r>
+        <w:rPr>
+          <w:rFonts w:ascii="Arial Black" w:hAnsi="Arial Black" w:cstheme="minorHAnsi"/>
+        </w:rPr>
+        <w:t>if</w:t>
+      </w:r>
+      <w:r>
+        <w:rPr>
+          <w:rFonts w:cstheme="minorHAnsi"/>
+        </w:rPr>
+        <w:t xml:space="preserve"> </w:t>
+      </w:r>
+      <w:r>
+        <w:rPr>
+          <w:rFonts w:ascii="Arial Black" w:hAnsi="Arial Black" w:cstheme="minorHAnsi"/>
+        </w:rPr>
+        <w:t>(</w:t>
+      </w:r>
+      <w:r>
+        <w:rPr>
+          <w:rFonts w:cstheme="minorHAnsi"/>
+        </w:rPr>
+        <w:t>&lt;expr&gt;</w:t>
+      </w:r>
+      <w:r>
+        <w:rPr>
+          <w:rFonts w:ascii="Arial Black" w:hAnsi="Arial Black" w:cstheme="minorHAnsi"/>
+        </w:rPr>
+        <w:t>)</w:t>
+      </w:r>
+      <w:r>
+        <w:rPr>
+          <w:rFonts w:cstheme="minorHAnsi"/>
+        </w:rPr>
+        <w:t xml:space="preserve"> </w:t>
+      </w:r>
+      <w:r>
+        <w:rPr>
+          <w:rFonts w:ascii="Arial Black" w:hAnsi="Arial Black" w:cstheme="minorHAnsi"/>
+        </w:rPr>
+        <w:t>{</w:t>
+      </w:r>
+      <w:r>
+        <w:rPr>
+          <w:rFonts w:ascii="Arial Black" w:hAnsi="Arial Black" w:cstheme="minorHAnsi"/>
+        </w:rPr>
+        <w:t xml:space="preserve"> </w:t>
+      </w:r>
+      <w:r>
+        <w:rPr>
+          <w:rFonts w:cstheme="minorHAnsi"/>
+        </w:rPr>
+        <w:t>&lt;</w:t>
+      </w:r>
+      <w:proofErr w:type="spellStart"/>
+      <w:r>
+        <w:rPr>
+          <w:rFonts w:cstheme="minorHAnsi"/>
+        </w:rPr>
+        <w:t>s</w:t>
+      </w:r>
+      <w:r>
+        <w:rPr>
+          <w:rFonts w:cstheme="minorHAnsi"/>
+        </w:rPr>
+        <w:t>tatement</w:t>
+      </w:r>
+      <w:r>
+        <w:rPr>
+          <w:rFonts w:cstheme="minorHAnsi"/>
+        </w:rPr>
+        <w:t>_list</w:t>
+      </w:r>
+      <w:proofErr w:type="spellEnd"/>
+      <w:r>
+        <w:rPr>
+          <w:rFonts w:cstheme="minorHAnsi"/>
+        </w:rPr>
+        <w:t xml:space="preserve">&gt; </w:t>
+      </w:r>
+      <w:r>
+        <w:rPr>
+          <w:rFonts w:ascii="Arial Black" w:hAnsi="Arial Black" w:cstheme="minorHAnsi"/>
+        </w:rPr>
+        <w:t>}</w:t>
+      </w:r>
+      <w:r>
+        <w:rPr>
+          <w:rFonts w:cstheme="minorHAnsi"/>
+        </w:rPr>
+        <w:t xml:space="preserve"> </w:t>
+      </w:r>
+      <w:r>
+        <w:rPr>
+          <w:rFonts w:cstheme="minorHAnsi"/>
+        </w:rPr>
+        <w:t xml:space="preserve">&gt;  </w:t>
+      </w:r>
+      <w:r>
+        <w:rPr>
+          <w:rFonts w:ascii="Arial Black" w:hAnsi="Arial Black" w:cstheme="minorHAnsi"/>
+        </w:rPr>
+        <w:t xml:space="preserve">else </w:t>
+      </w:r>
+      <w:r>
+        <w:rPr>
+          <w:rFonts w:ascii="Arial Black" w:hAnsi="Arial Black" w:cstheme="minorHAnsi"/>
+        </w:rPr>
+        <w:t>{</w:t>
+      </w:r>
+      <w:r>
+        <w:rPr>
+          <w:rFonts w:ascii="Arial Black" w:hAnsi="Arial Black" w:cstheme="minorHAnsi"/>
+        </w:rPr>
+        <w:t xml:space="preserve"> </w:t>
+      </w:r>
+      <w:r>
+        <w:rPr>
+          <w:rFonts w:cstheme="minorHAnsi"/>
+        </w:rPr>
+        <w:t>&lt;</w:t>
+      </w:r>
+      <w:proofErr w:type="spellStart"/>
+      <w:r>
+        <w:rPr>
+          <w:rFonts w:cstheme="minorHAnsi"/>
+        </w:rPr>
+        <w:t>s</w:t>
+      </w:r>
+      <w:r>
+        <w:rPr>
+          <w:rFonts w:cstheme="minorHAnsi"/>
+        </w:rPr>
+        <w:t>tatement</w:t>
+      </w:r>
+      <w:r>
+        <w:rPr>
+          <w:rFonts w:cstheme="minorHAnsi"/>
+        </w:rPr>
+        <w:t>_list</w:t>
+      </w:r>
+      <w:proofErr w:type="spellEnd"/>
+      <w:r>
+        <w:rPr>
+          <w:rFonts w:cstheme="minorHAnsi"/>
+        </w:rPr>
+        <w:t>&gt;</w:t>
+      </w:r>
+      <w:r>
+        <w:rPr>
+          <w:rFonts w:cstheme="minorHAnsi"/>
+        </w:rPr>
+        <w:t xml:space="preserve"> </w:t>
+      </w:r>
+      <w:r>
+        <w:rPr>
+          <w:rFonts w:ascii="Arial Black" w:hAnsi="Arial Black" w:cstheme="minorHAnsi"/>
+        </w:rPr>
+        <w:t>}</w:t>
       </w:r>
     </w:p>
     <w:p>
       <w:pPr>
         <w:spacing w:after="0" w:line="240" w:lineRule="auto"/>
-      </w:pPr>
-      <w:r>
+        <w:rPr>
+          <w:rFonts w:ascii="Arial Black" w:hAnsi="Arial Black"/>
+        </w:rPr>
+      </w:pPr>
+    </w:p>
+    <w:p>
+      <w:pPr>
+        <w:spacing w:after="0" w:line="240" w:lineRule="auto"/>
+        <w:rPr>
+          <w:rFonts w:cstheme="minorHAnsi"/>
+        </w:rPr>
+      </w:pPr>
+      <w:r>
+        <w:rPr>
+          <w:rFonts w:cstheme="minorHAnsi"/>
+        </w:rPr>
+        <w:t>EBNF del if:</w:t>
+      </w:r>
+    </w:p>
+    <w:p>
+      <w:pPr>
+        <w:spacing w:after="0" w:line="240" w:lineRule="auto"/>
+        <w:rPr>
+          <w:rFonts w:cstheme="minorHAnsi"/>
+        </w:rPr>
+      </w:pPr>
+      <w:r>
+        <w:rPr>
+          <w:rFonts w:cstheme="minorHAnsi"/>
+        </w:rPr>
+        <w:t xml:space="preserve">&lt;if&gt; -&gt; </w:t>
+      </w:r>
+      <w:r>
+        <w:rPr>
+          <w:rFonts w:ascii="Arial Black" w:hAnsi="Arial Black" w:cstheme="minorHAnsi"/>
+        </w:rPr>
+        <w:t>if</w:t>
+      </w:r>
+      <w:r>
+        <w:rPr>
+          <w:rFonts w:cstheme="minorHAnsi"/>
+        </w:rPr>
+        <w:t xml:space="preserve"> ( &lt;</w:t>
+      </w:r>
+      <w:proofErr w:type="spellStart"/>
+      <w:r>
+        <w:rPr>
+          <w:rFonts w:cstheme="minorHAnsi"/>
+        </w:rPr>
+        <w:t>expresion</w:t>
+      </w:r>
+      <w:proofErr w:type="spellEnd"/>
+      <w:r>
+        <w:rPr>
+          <w:rFonts w:cstheme="minorHAnsi"/>
+        </w:rPr>
+        <w:t>&gt; ) &lt;</w:t>
+      </w:r>
+      <w:proofErr w:type="spellStart"/>
+      <w:r>
+        <w:rPr>
+          <w:rFonts w:cstheme="minorHAnsi"/>
+        </w:rPr>
+        <w:t>sentencias</w:t>
+      </w:r>
+      <w:proofErr w:type="spellEnd"/>
+      <w:r>
+        <w:rPr>
+          <w:rFonts w:cstheme="minorHAnsi"/>
+        </w:rPr>
+        <w:t>&gt; [</w:t>
+      </w:r>
+      <w:r>
+        <w:rPr>
+          <w:rFonts w:ascii="Arial Black" w:hAnsi="Arial Black" w:cstheme="minorHAnsi"/>
+        </w:rPr>
+        <w:t>else</w:t>
+      </w:r>
+      <w:r>
+        <w:rPr>
+          <w:rFonts w:cstheme="minorHAnsi"/>
+        </w:rPr>
+        <w:t xml:space="preserve"> &lt;</w:t>
+      </w:r>
+      <w:proofErr w:type="spellStart"/>
+      <w:r>
+        <w:rPr>
+          <w:rFonts w:cstheme="minorHAnsi"/>
+        </w:rPr>
+        <w:t>sentencias</w:t>
+      </w:r>
+      <w:proofErr w:type="spellEnd"/>
+      <w:r>
+        <w:rPr>
+          <w:rFonts w:cstheme="minorHAnsi"/>
+        </w:rPr>
+        <w:t>&gt;]</w:t>
+      </w:r>
+    </w:p>
+    <w:p>
+      <w:pPr>
+        <w:spacing w:after="0" w:line="240" w:lineRule="auto"/>
+        <w:rPr>
+          <w:rFonts w:cstheme="minorHAnsi"/>
+        </w:rPr>
+      </w:pPr>
+    </w:p>
+    <w:p>
+      <w:pPr>
+        <w:spacing w:after="0" w:line="240" w:lineRule="auto"/>
+        <w:rPr>
+          <w:rFonts w:ascii="Arial Black" w:hAnsi="Arial Black" w:cstheme="minorHAnsi"/>
+        </w:rPr>
+      </w:pPr>
+      <w:r>
+        <w:rPr>
+          <w:rFonts w:cstheme="minorHAnsi"/>
+        </w:rPr>
+        <w:t>&lt;foreach&gt;</w:t>
+      </w:r>
+      <w:r>
+        <w:rPr>
+          <w:rFonts w:cstheme="minorHAnsi"/>
+        </w:rPr>
+        <w:t xml:space="preserve"> -&gt; </w:t>
+      </w:r>
+      <w:r>
+        <w:rPr>
+          <w:rFonts w:ascii="Arial Black" w:hAnsi="Arial Black" w:cstheme="minorHAnsi"/>
+        </w:rPr>
+        <w:t>foreach</w:t>
+      </w:r>
+      <w:r>
+        <w:rPr>
+          <w:rFonts w:ascii="Arial Black" w:hAnsi="Arial Black" w:cstheme="minorHAnsi"/>
+        </w:rPr>
+        <w:t xml:space="preserve"> </w:t>
+      </w:r>
+      <w:r>
+        <w:rPr>
+          <w:rFonts w:ascii="Arial Black" w:hAnsi="Arial Black" w:cstheme="minorHAnsi"/>
+        </w:rPr>
+        <w:t>ID</w:t>
+      </w:r>
+      <w:r>
+        <w:rPr>
+          <w:rFonts w:ascii="Arial Black" w:hAnsi="Arial Black" w:cstheme="minorHAnsi"/>
+        </w:rPr>
+        <w:t xml:space="preserve"> </w:t>
+      </w:r>
+      <w:r>
+        <w:rPr>
+          <w:rFonts w:ascii="Arial Black" w:hAnsi="Arial Black" w:cstheme="minorHAnsi"/>
+        </w:rPr>
+        <w:t>in</w:t>
+      </w:r>
+      <w:r>
+        <w:rPr>
+          <w:rFonts w:cstheme="minorHAnsi"/>
+        </w:rPr>
+        <w:t xml:space="preserve"> </w:t>
+      </w:r>
+      <w:r>
+        <w:rPr>
+          <w:rFonts w:cstheme="minorHAnsi"/>
+        </w:rPr>
         <w:t>&lt;</w:t>
       </w:r>
       <w:r>
+        <w:rPr>
+          <w:rFonts w:cstheme="minorHAnsi"/>
+        </w:rPr>
+        <w:t>list</w:t>
+      </w:r>
+      <w:r>
+        <w:rPr>
+          <w:rFonts w:cstheme="minorHAnsi"/>
+        </w:rPr>
+        <w:t>&gt;</w:t>
+      </w:r>
+      <w:r>
+        <w:rPr>
+          <w:rFonts w:cstheme="minorHAnsi"/>
+        </w:rPr>
+        <w:t xml:space="preserve"> </w:t>
+      </w:r>
+      <w:r>
+        <w:rPr>
+          <w:rFonts w:ascii="Arial Black" w:hAnsi="Arial Black" w:cstheme="minorHAnsi"/>
+        </w:rPr>
+        <w:t>{</w:t>
+      </w:r>
+      <w:r>
+        <w:rPr>
+          <w:rFonts w:ascii="Arial Black" w:hAnsi="Arial Black" w:cstheme="minorHAnsi"/>
+        </w:rPr>
+        <w:t xml:space="preserve"> </w:t>
+      </w:r>
+      <w:r>
+        <w:rPr>
+          <w:rFonts w:cstheme="minorHAnsi"/>
+        </w:rPr>
+        <w:t>&lt;</w:t>
+      </w:r>
+      <w:proofErr w:type="spellStart"/>
+      <w:r>
+        <w:rPr>
+          <w:rFonts w:cstheme="minorHAnsi"/>
+        </w:rPr>
+        <w:t>statement_list</w:t>
+      </w:r>
+      <w:proofErr w:type="spellEnd"/>
+      <w:r>
+        <w:rPr>
+          <w:rFonts w:cstheme="minorHAnsi"/>
+        </w:rPr>
+        <w:t xml:space="preserve"> </w:t>
+      </w:r>
+      <w:r>
+        <w:rPr>
+          <w:rFonts w:cstheme="minorHAnsi"/>
+        </w:rPr>
+        <w:t>&gt;</w:t>
+      </w:r>
+      <w:r>
+        <w:rPr>
+          <w:rFonts w:cstheme="minorHAnsi"/>
+        </w:rPr>
+        <w:t xml:space="preserve"> </w:t>
+      </w:r>
+      <w:r>
+        <w:rPr>
+          <w:rFonts w:ascii="Arial Black" w:hAnsi="Arial Black" w:cstheme="minorHAnsi"/>
+        </w:rPr>
+        <w:t>}</w:t>
+      </w:r>
+      <w:r>
+        <w:rPr>
+          <w:rFonts w:ascii="Arial Black" w:hAnsi="Arial Black" w:cstheme="minorHAnsi"/>
+        </w:rPr>
+        <w:t xml:space="preserve"> | </w:t>
+      </w:r>
+      <w:r>
+        <w:rPr>
+          <w:rFonts w:ascii="Arial Black" w:hAnsi="Arial Black" w:cstheme="minorHAnsi"/>
+        </w:rPr>
+        <w:t>foreach</w:t>
+      </w:r>
+      <w:r>
+        <w:rPr>
+          <w:rFonts w:ascii="Arial Black" w:hAnsi="Arial Black" w:cstheme="minorHAnsi"/>
+        </w:rPr>
+        <w:t xml:space="preserve"> </w:t>
+      </w:r>
+      <w:r>
+        <w:rPr>
+          <w:rFonts w:ascii="Arial Black" w:hAnsi="Arial Black" w:cstheme="minorHAnsi"/>
+        </w:rPr>
+        <w:t>ID</w:t>
+      </w:r>
+      <w:r>
+        <w:rPr>
+          <w:rFonts w:cstheme="minorHAnsi"/>
+        </w:rPr>
+        <w:t xml:space="preserve"> </w:t>
+      </w:r>
+      <w:r>
+        <w:rPr>
+          <w:rFonts w:ascii="Arial Black" w:hAnsi="Arial Black" w:cstheme="minorHAnsi"/>
+        </w:rPr>
+        <w:t>in</w:t>
+      </w:r>
+      <w:r>
+        <w:rPr>
+          <w:rFonts w:cstheme="minorHAnsi"/>
+        </w:rPr>
+        <w:t xml:space="preserve"> &lt;set&gt; </w:t>
+      </w:r>
+      <w:r>
+        <w:rPr>
+          <w:rFonts w:ascii="Arial Black" w:hAnsi="Arial Black" w:cstheme="minorHAnsi"/>
+        </w:rPr>
+        <w:t>{</w:t>
+      </w:r>
+      <w:r>
+        <w:rPr>
+          <w:rFonts w:ascii="Arial Black" w:hAnsi="Arial Black" w:cstheme="minorHAnsi"/>
+        </w:rPr>
+        <w:t xml:space="preserve"> </w:t>
+      </w:r>
+      <w:r>
+        <w:rPr>
+          <w:rFonts w:cstheme="minorHAnsi"/>
+        </w:rPr>
+        <w:t>&lt;</w:t>
+      </w:r>
+      <w:proofErr w:type="spellStart"/>
+      <w:r>
+        <w:rPr>
+          <w:rFonts w:cstheme="minorHAnsi"/>
+        </w:rPr>
+        <w:t>statement_list</w:t>
+      </w:r>
+      <w:proofErr w:type="spellEnd"/>
+      <w:r>
+        <w:rPr>
+          <w:rFonts w:cstheme="minorHAnsi"/>
+        </w:rPr>
+        <w:t xml:space="preserve">&gt; </w:t>
+      </w:r>
+      <w:r>
+        <w:rPr>
+          <w:rFonts w:ascii="Arial Black" w:hAnsi="Arial Black" w:cstheme="minorHAnsi"/>
+        </w:rPr>
+        <w:t>}</w:t>
+      </w:r>
+    </w:p>
+    <w:p>
+      <w:pPr>
+        <w:spacing w:after="0" w:line="240" w:lineRule="auto"/>
+        <w:rPr>
+          <w:rFonts w:ascii="Arial Black" w:hAnsi="Arial Black" w:cstheme="minorHAnsi"/>
+        </w:rPr>
+      </w:pPr>
+    </w:p>
+    <w:p>
+      <w:pPr>
+        <w:spacing w:after="0" w:line="240" w:lineRule="auto"/>
+        <w:rPr>
+          <w:rFonts w:cstheme="minorHAnsi"/>
+        </w:rPr>
+      </w:pPr>
+      <w:r>
+        <w:rPr>
+          <w:rFonts w:cstheme="minorHAnsi"/>
+        </w:rPr>
+        <w:t xml:space="preserve">&lt;while&gt; -&gt; </w:t>
+      </w:r>
+      <w:r>
+        <w:rPr>
+          <w:rFonts w:ascii="Arial Black" w:hAnsi="Arial Black" w:cstheme="minorHAnsi"/>
+        </w:rPr>
+        <w:t>WHILE</w:t>
+      </w:r>
+      <w:r>
+        <w:rPr>
+          <w:rFonts w:cstheme="minorHAnsi"/>
+        </w:rPr>
+        <w:t xml:space="preserve"> </w:t>
+      </w:r>
+      <w:r>
+        <w:rPr>
+          <w:rFonts w:ascii="Arial Black" w:hAnsi="Arial Black" w:cstheme="minorHAnsi"/>
+        </w:rPr>
+        <w:t>(</w:t>
+      </w:r>
+      <w:r>
+        <w:rPr>
+          <w:rFonts w:ascii="Arial Black" w:hAnsi="Arial Black" w:cstheme="minorHAnsi"/>
+        </w:rPr>
+        <w:t xml:space="preserve"> </w:t>
+      </w:r>
+      <w:r>
+        <w:rPr>
+          <w:rFonts w:cstheme="minorHAnsi"/>
+        </w:rPr>
+        <w:t>&lt;</w:t>
+      </w:r>
+      <w:proofErr w:type="spellStart"/>
+      <w:r>
+        <w:rPr>
+          <w:rFonts w:cstheme="minorHAnsi"/>
+        </w:rPr>
         <w:t>logic_</w:t>
       </w:r>
       <w:r>
-        <w:t xml:space="preserve">expr&gt; -&gt; </w:t>
-      </w:r>
-      <w:r>
-        <w:t xml:space="preserve">&lt;and&gt; | &lt;or&gt; | &lt;not&gt; | &lt;is_equal&gt; | &lt;not_equal&gt; | </w:t>
-      </w:r>
-      <w:r>
-        <w:rPr>
-          <w:rFonts w:ascii="Arial Black" w:hAnsi="Arial Black"/>
-        </w:rPr>
-        <w:t>(</w:t>
-      </w:r>
-      <w:r>
-        <w:t>&lt;logic_expr&gt;</w:t>
-      </w:r>
-      <w:r>
-        <w:rPr>
-          <w:rFonts w:ascii="Arial Black" w:hAnsi="Arial Black"/>
+        <w:rPr>
+          <w:rFonts w:cstheme="minorHAnsi"/>
+        </w:rPr>
+        <w:t>expr</w:t>
+      </w:r>
+      <w:proofErr w:type="spellEnd"/>
+      <w:r>
+        <w:rPr>
+          <w:rFonts w:cstheme="minorHAnsi"/>
+        </w:rPr>
+        <w:t>&gt;</w:t>
+      </w:r>
+      <w:r>
+        <w:rPr>
+          <w:rFonts w:ascii="Arial Black" w:hAnsi="Arial Black" w:cstheme="minorHAnsi"/>
+        </w:rPr>
+        <w:t xml:space="preserve"> </w:t>
+      </w:r>
+      <w:r>
+        <w:rPr>
+          <w:rFonts w:ascii="Arial Black" w:hAnsi="Arial Black" w:cstheme="minorHAnsi"/>
         </w:rPr>
         <w:t>)</w:t>
       </w:r>
-    </w:p>
-    <w:p>
-      <w:pPr>
-        <w:spacing w:after="0" w:line="240" w:lineRule="auto"/>
-      </w:pPr>
-    </w:p>
-    <w:p>
-      <w:pPr>
-        <w:rPr>
-          <w:b/>
-          <w:lang w:val="es-ES"/>
-        </w:rPr>
-      </w:pPr>
-      <w:r>
-        <w:rPr>
-          <w:b/>
-          <w:lang w:val="es-ES"/>
-        </w:rPr>
-        <w:t>Estructuras de Control</w:t>
-      </w:r>
-    </w:p>
-    <w:p>
-      <w:pPr>
-        <w:rPr>
-          <w:lang w:val="es-ES"/>
-        </w:rPr>
-      </w:pPr>
-      <w:r>
-        <w:rPr>
-          <w:lang w:val="es-ES"/>
-        </w:rPr>
-        <w:t xml:space="preserve">El control del </w:t>
-      </w:r>
-      <w:r>
-        <w:rPr>
-          <w:lang w:val="es-ES"/>
-        </w:rPr>
-        <w:t>fl</w:t>
-      </w:r>
-      <w:r>
-        <w:rPr>
-          <w:lang w:val="es-ES"/>
-        </w:rPr>
-        <w:t>ujo de ejecuci</w:t>
-      </w:r>
-      <w:r>
-        <w:rPr>
-          <w:lang w:val="es-ES"/>
-        </w:rPr>
-        <w:t>ó</w:t>
-      </w:r>
-      <w:r>
-        <w:rPr>
-          <w:lang w:val="es-ES"/>
-        </w:rPr>
-        <w:t>n de instrucciones permite alterar el orden en</w:t>
-      </w:r>
-      <w:r>
-        <w:rPr>
-          <w:lang w:val="es-ES"/>
-        </w:rPr>
-        <w:t xml:space="preserve"> </w:t>
-      </w:r>
-      <w:r>
-        <w:rPr>
-          <w:lang w:val="es-ES"/>
-        </w:rPr>
-        <w:t>el que cada sentencia es evaluada.</w:t>
-      </w:r>
-    </w:p>
-    <w:p>
-      <w:pPr>
-        <w:spacing w:after="0" w:line="240" w:lineRule="auto"/>
-        <w:rPr>
-          <w:lang w:val="es-ES"/>
-        </w:rPr>
-      </w:pPr>
-    </w:p>
-    <w:p>
-      <w:pPr>
-        <w:spacing w:after="0" w:line="240" w:lineRule="auto"/>
-        <w:rPr>
-          <w:lang w:val="es-ES"/>
-        </w:rPr>
-      </w:pPr>
-    </w:p>
-    <w:p>
-      <w:pPr>
-        <w:spacing w:after="0" w:line="240" w:lineRule="auto"/>
-      </w:pPr>
-      <w:r>
-        <w:t>BNF del if:</w:t>
-      </w:r>
-    </w:p>
-    <w:p>
-      <w:pPr>
-        <w:spacing w:after="0" w:line="240" w:lineRule="auto"/>
+      <w:r>
+        <w:rPr>
+          <w:rFonts w:ascii="Arial Black" w:hAnsi="Arial Black" w:cstheme="minorHAnsi"/>
+        </w:rPr>
+        <w:t>{</w:t>
+      </w:r>
+      <w:r>
         <w:rPr>
           <w:rFonts w:cstheme="minorHAnsi"/>
         </w:rPr>
-      </w:pPr>
-      <w:r>
-        <w:t>&lt;if&gt; -</w:t>
-      </w:r>
-      <w:proofErr w:type="gramStart"/>
-      <w:r>
-        <w:t xml:space="preserve">&gt;  </w:t>
-      </w:r>
-      <w:r>
-        <w:rPr>
-          <w:rFonts w:ascii="Arial Black" w:hAnsi="Arial Black"/>
-        </w:rPr>
-        <w:t>if</w:t>
-      </w:r>
-      <w:proofErr w:type="gramEnd"/>
-      <w:r>
-        <w:t xml:space="preserve"> </w:t>
-      </w:r>
-      <w:r>
-        <w:rPr>
-          <w:rFonts w:ascii="Arial Black" w:hAnsi="Arial Black"/>
-        </w:rPr>
-        <w:t>(</w:t>
-      </w:r>
-      <w:r>
         <w:t xml:space="preserve"> &lt;</w:t>
       </w:r>
-      <w:r>
-        <w:t>logic_</w:t>
-      </w:r>
-      <w:r>
-        <w:t xml:space="preserve">expr&gt; </w:t>
-      </w:r>
-      <w:r>
-        <w:rPr>
-          <w:rFonts w:ascii="Arial Black" w:hAnsi="Arial Black"/>
-        </w:rPr>
-        <w:t xml:space="preserve">) </w:t>
-      </w:r>
-      <w:r>
-        <w:rPr>
-          <w:rFonts w:ascii="Arial Black" w:hAnsi="Arial Black" w:cstheme="minorHAnsi"/>
-        </w:rPr>
-        <w:t>{</w:t>
-      </w:r>
+      <w:proofErr w:type="spellStart"/>
       <w:r>
         <w:rPr>
           <w:rFonts w:cstheme="minorHAnsi"/>
         </w:rPr>
-        <w:t>&lt;</w:t>
-      </w:r>
+        <w:t>statement_list</w:t>
+      </w:r>
+      <w:proofErr w:type="spellEnd"/>
       <w:r>
         <w:rPr>
           <w:rFonts w:cstheme="minorHAnsi"/>
         </w:rPr>
-        <w:t>s</w:t>
-      </w:r>
-      <w:r>
-        <w:rPr>
-          <w:rFonts w:cstheme="minorHAnsi"/>
-        </w:rPr>
-        <w:t>tatement</w:t>
-      </w:r>
-      <w:r>
-        <w:rPr>
-          <w:rFonts w:cstheme="minorHAnsi"/>
-        </w:rPr>
-        <w:t>_list</w:t>
-      </w:r>
-      <w:r>
-        <w:rPr>
-          <w:rFonts w:cstheme="minorHAnsi"/>
-        </w:rPr>
-        <w:t xml:space="preserve">&gt; </w:t>
-      </w:r>
-      <w:r>
-        <w:rPr>
-          <w:rFonts w:ascii="Arial Black" w:hAnsi="Arial Black" w:cstheme="minorHAnsi"/>
-        </w:rPr>
-        <w:t>}</w:t>
-      </w:r>
-      <w:r>
-        <w:rPr>
-          <w:rFonts w:cstheme="minorHAnsi"/>
-        </w:rPr>
-        <w:t xml:space="preserve"> | </w:t>
-      </w:r>
-      <w:r>
-        <w:rPr>
-          <w:rFonts w:ascii="Arial Black" w:hAnsi="Arial Black" w:cstheme="minorHAnsi"/>
-        </w:rPr>
-        <w:t>if</w:t>
-      </w:r>
-      <w:r>
-        <w:rPr>
-          <w:rFonts w:cstheme="minorHAnsi"/>
-        </w:rPr>
-        <w:t xml:space="preserve"> </w:t>
-      </w:r>
-      <w:r>
-        <w:rPr>
-          <w:rFonts w:ascii="Arial Black" w:hAnsi="Arial Black" w:cstheme="minorHAnsi"/>
-        </w:rPr>
-        <w:t>(</w:t>
-      </w:r>
-      <w:r>
-        <w:rPr>
-          <w:rFonts w:cstheme="minorHAnsi"/>
-        </w:rPr>
-        <w:t>&lt;expr&gt;</w:t>
-      </w:r>
-      <w:r>
-        <w:rPr>
-          <w:rFonts w:ascii="Arial Black" w:hAnsi="Arial Black" w:cstheme="minorHAnsi"/>
-        </w:rPr>
-        <w:t>)</w:t>
-      </w:r>
-      <w:r>
-        <w:rPr>
-          <w:rFonts w:cstheme="minorHAnsi"/>
-        </w:rPr>
-        <w:t xml:space="preserve"> </w:t>
-      </w:r>
-      <w:r>
-        <w:rPr>
-          <w:rFonts w:ascii="Arial Black" w:hAnsi="Arial Black" w:cstheme="minorHAnsi"/>
-        </w:rPr>
-        <w:t>{</w:t>
-      </w:r>
-      <w:r>
-        <w:rPr>
-          <w:rFonts w:ascii="Arial Black" w:hAnsi="Arial Black" w:cstheme="minorHAnsi"/>
-        </w:rPr>
-        <w:t xml:space="preserve"> </w:t>
-      </w:r>
-      <w:r>
-        <w:rPr>
-          <w:rFonts w:cstheme="minorHAnsi"/>
-        </w:rPr>
-        <w:t>&lt;</w:t>
-      </w:r>
-      <w:r>
-        <w:rPr>
-          <w:rFonts w:cstheme="minorHAnsi"/>
-        </w:rPr>
-        <w:t>s</w:t>
-      </w:r>
-      <w:r>
-        <w:rPr>
-          <w:rFonts w:cstheme="minorHAnsi"/>
-        </w:rPr>
-        <w:t>tatement</w:t>
-      </w:r>
-      <w:r>
-        <w:rPr>
-          <w:rFonts w:cstheme="minorHAnsi"/>
-        </w:rPr>
-        <w:t>_list</w:t>
-      </w:r>
-      <w:r>
-        <w:rPr>
-          <w:rFonts w:cstheme="minorHAnsi"/>
-        </w:rPr>
-        <w:t xml:space="preserve">&gt; </w:t>
-      </w:r>
-      <w:r>
-        <w:rPr>
-          <w:rFonts w:ascii="Arial Black" w:hAnsi="Arial Black" w:cstheme="minorHAnsi"/>
-        </w:rPr>
-        <w:t>}</w:t>
-      </w:r>
-      <w:r>
-        <w:rPr>
-          <w:rFonts w:cstheme="minorHAnsi"/>
-        </w:rPr>
-        <w:t xml:space="preserve"> </w:t>
-      </w:r>
-      <w:r>
-        <w:rPr>
-          <w:rFonts w:cstheme="minorHAnsi"/>
-        </w:rPr>
-        <w:t xml:space="preserve">&gt;  </w:t>
-      </w:r>
-      <w:r>
-        <w:rPr>
-          <w:rFonts w:ascii="Arial Black" w:hAnsi="Arial Black" w:cstheme="minorHAnsi"/>
-        </w:rPr>
-        <w:t xml:space="preserve">else </w:t>
-      </w:r>
-      <w:r>
-        <w:rPr>
-          <w:rFonts w:ascii="Arial Black" w:hAnsi="Arial Black" w:cstheme="minorHAnsi"/>
-        </w:rPr>
-        <w:t>{</w:t>
-      </w:r>
-      <w:r>
-        <w:rPr>
-          <w:rFonts w:ascii="Arial Black" w:hAnsi="Arial Black" w:cstheme="minorHAnsi"/>
-        </w:rPr>
-        <w:t xml:space="preserve"> </w:t>
-      </w:r>
-      <w:r>
-        <w:rPr>
-          <w:rFonts w:cstheme="minorHAnsi"/>
-        </w:rPr>
-        <w:t>&lt;</w:t>
-      </w:r>
-      <w:r>
-        <w:rPr>
-          <w:rFonts w:cstheme="minorHAnsi"/>
-        </w:rPr>
-        <w:t>s</w:t>
-      </w:r>
-      <w:r>
-        <w:rPr>
-          <w:rFonts w:cstheme="minorHAnsi"/>
-        </w:rPr>
-        <w:t>tatement</w:t>
-      </w:r>
-      <w:r>
-        <w:rPr>
-          <w:rFonts w:cstheme="minorHAnsi"/>
-        </w:rPr>
-        <w:t>_list</w:t>
-      </w:r>
-      <w:r>
-        <w:rPr>
-          <w:rFonts w:cstheme="minorHAnsi"/>
-        </w:rPr>
-        <w:t>&gt;</w:t>
-      </w:r>
-      <w:r>
-        <w:rPr>
-          <w:rFonts w:cstheme="minorHAnsi"/>
-        </w:rPr>
-        <w:t xml:space="preserve"> </w:t>
-      </w:r>
-      <w:r>
-        <w:rPr>
-          <w:rFonts w:ascii="Arial Black" w:hAnsi="Arial Black" w:cstheme="minorHAnsi"/>
-        </w:rPr>
-        <w:t>}</w:t>
-      </w:r>
-    </w:p>
-    <w:p>
-      <w:pPr>
-        <w:spacing w:after="0" w:line="240" w:lineRule="auto"/>
-        <w:rPr>
-          <w:rFonts w:ascii="Arial Black" w:hAnsi="Arial Black"/>
-        </w:rPr>
-      </w:pPr>
-    </w:p>
-    <w:p>
-      <w:pPr>
-        <w:spacing w:after="0" w:line="240" w:lineRule="auto"/>
-        <w:rPr>
-          <w:rFonts w:cstheme="minorHAnsi"/>
-        </w:rPr>
-      </w:pPr>
-      <w:r>
-        <w:rPr>
-          <w:rFonts w:cstheme="minorHAnsi"/>
-        </w:rPr>
-        <w:t>EBNF del if:</w:t>
-      </w:r>
-    </w:p>
-    <w:p>
-      <w:pPr>
-        <w:spacing w:after="0" w:line="240" w:lineRule="auto"/>
-        <w:rPr>
-          <w:rFonts w:cstheme="minorHAnsi"/>
-        </w:rPr>
-      </w:pPr>
-      <w:r>
-        <w:rPr>
-          <w:rFonts w:cstheme="minorHAnsi"/>
-        </w:rPr>
-        <w:t xml:space="preserve">&lt;if&gt; -&gt; </w:t>
-      </w:r>
-      <w:r>
-        <w:rPr>
-          <w:rFonts w:ascii="Arial Black" w:hAnsi="Arial Black" w:cstheme="minorHAnsi"/>
-        </w:rPr>
-        <w:t>if</w:t>
-      </w:r>
-      <w:r>
-        <w:rPr>
-          <w:rFonts w:cstheme="minorHAnsi"/>
-        </w:rPr>
-        <w:t xml:space="preserve"> </w:t>
-      </w:r>
-      <w:proofErr w:type="gramStart"/>
-      <w:r>
-        <w:rPr>
-          <w:rFonts w:cstheme="minorHAnsi"/>
-        </w:rPr>
-        <w:t>( &lt;</w:t>
-      </w:r>
-      <w:proofErr w:type="gramEnd"/>
-      <w:r>
-        <w:rPr>
-          <w:rFonts w:cstheme="minorHAnsi"/>
-        </w:rPr>
-        <w:t>expresion&gt; ) &lt;sentencias&gt; [</w:t>
-      </w:r>
-      <w:r>
-        <w:rPr>
-          <w:rFonts w:ascii="Arial Black" w:hAnsi="Arial Black" w:cstheme="minorHAnsi"/>
-        </w:rPr>
-        <w:t>else</w:t>
-      </w:r>
-      <w:r>
-        <w:rPr>
-          <w:rFonts w:cstheme="minorHAnsi"/>
-        </w:rPr>
-        <w:t xml:space="preserve"> &lt;sentencias&gt;]</w:t>
-      </w:r>
-    </w:p>
-    <w:p>
-      <w:pPr>
-        <w:spacing w:after="0" w:line="240" w:lineRule="auto"/>
-        <w:rPr>
-          <w:rFonts w:cstheme="minorHAnsi"/>
-        </w:rPr>
-      </w:pPr>
-    </w:p>
-    <w:p>
-      <w:pPr>
-        <w:spacing w:after="0" w:line="240" w:lineRule="auto"/>
-        <w:rPr>
-          <w:rFonts w:ascii="Arial Black" w:hAnsi="Arial Black" w:cstheme="minorHAnsi"/>
-        </w:rPr>
-      </w:pPr>
-      <w:r>
-        <w:rPr>
-          <w:rFonts w:cstheme="minorHAnsi"/>
-        </w:rPr>
-        <w:t>&lt;foreach&gt;</w:t>
-      </w:r>
-      <w:r>
-        <w:rPr>
-          <w:rFonts w:cstheme="minorHAnsi"/>
-        </w:rPr>
-        <w:t xml:space="preserve"> -&gt; </w:t>
-      </w:r>
-      <w:r>
-        <w:rPr>
-          <w:rFonts w:ascii="Arial Black" w:hAnsi="Arial Black" w:cstheme="minorHAnsi"/>
-        </w:rPr>
-        <w:t>foreach</w:t>
-      </w:r>
-      <w:r>
-        <w:rPr>
-          <w:rFonts w:ascii="Arial Black" w:hAnsi="Arial Black" w:cstheme="minorHAnsi"/>
-        </w:rPr>
-        <w:t xml:space="preserve"> </w:t>
-      </w:r>
-      <w:r>
-        <w:rPr>
-          <w:rFonts w:ascii="Arial Black" w:hAnsi="Arial Black" w:cstheme="minorHAnsi"/>
-        </w:rPr>
-        <w:t>ID</w:t>
-      </w:r>
-      <w:r>
-        <w:rPr>
-          <w:rFonts w:ascii="Arial Black" w:hAnsi="Arial Black" w:cstheme="minorHAnsi"/>
-        </w:rPr>
-        <w:t xml:space="preserve"> </w:t>
-      </w:r>
-      <w:r>
-        <w:rPr>
-          <w:rFonts w:ascii="Arial Black" w:hAnsi="Arial Black" w:cstheme="minorHAnsi"/>
-        </w:rPr>
-        <w:t>in</w:t>
-      </w:r>
-      <w:r>
-        <w:rPr>
-          <w:rFonts w:cstheme="minorHAnsi"/>
-        </w:rPr>
-        <w:t xml:space="preserve"> </w:t>
-      </w:r>
-      <w:r>
-        <w:rPr>
-          <w:rFonts w:cstheme="minorHAnsi"/>
-        </w:rPr>
-        <w:t>&lt;</w:t>
-      </w:r>
-      <w:r>
-        <w:rPr>
-          <w:rFonts w:cstheme="minorHAnsi"/>
-        </w:rPr>
-        <w:t>list</w:t>
-      </w:r>
-      <w:r>
-        <w:rPr>
-          <w:rFonts w:cstheme="minorHAnsi"/>
-        </w:rPr>
-        <w:t>&gt;</w:t>
-      </w:r>
-      <w:r>
-        <w:rPr>
-          <w:rFonts w:cstheme="minorHAnsi"/>
-        </w:rPr>
-        <w:t xml:space="preserve"> </w:t>
-      </w:r>
-      <w:proofErr w:type="gramStart"/>
-      <w:r>
-        <w:rPr>
-          <w:rFonts w:ascii="Arial Black" w:hAnsi="Arial Black" w:cstheme="minorHAnsi"/>
-        </w:rPr>
-        <w:t>{</w:t>
-      </w:r>
-      <w:r>
-        <w:rPr>
-          <w:rFonts w:ascii="Arial Black" w:hAnsi="Arial Black" w:cstheme="minorHAnsi"/>
-        </w:rPr>
-        <w:t xml:space="preserve"> </w:t>
-      </w:r>
-      <w:r>
-        <w:rPr>
-          <w:rFonts w:cstheme="minorHAnsi"/>
-        </w:rPr>
-        <w:t>&lt;</w:t>
-      </w:r>
-      <w:proofErr w:type="gramEnd"/>
-      <w:r>
-        <w:rPr>
-          <w:rFonts w:cstheme="minorHAnsi"/>
-        </w:rPr>
-        <w:t xml:space="preserve">statement_list </w:t>
-      </w:r>
-      <w:r>
-        <w:rPr>
-          <w:rFonts w:cstheme="minorHAnsi"/>
-        </w:rPr>
-        <w:t>&gt;</w:t>
-      </w:r>
-      <w:r>
-        <w:rPr>
-          <w:rFonts w:cstheme="minorHAnsi"/>
-        </w:rPr>
-        <w:t xml:space="preserve"> </w:t>
-      </w:r>
-      <w:r>
-        <w:rPr>
-          <w:rFonts w:ascii="Arial Black" w:hAnsi="Arial Black" w:cstheme="minorHAnsi"/>
-        </w:rPr>
-        <w:t>}</w:t>
-      </w:r>
-      <w:r>
-        <w:rPr>
-          <w:rFonts w:ascii="Arial Black" w:hAnsi="Arial Black" w:cstheme="minorHAnsi"/>
-        </w:rPr>
-        <w:t xml:space="preserve"> | </w:t>
-      </w:r>
-      <w:r>
-        <w:rPr>
-          <w:rFonts w:ascii="Arial Black" w:hAnsi="Arial Black" w:cstheme="minorHAnsi"/>
-        </w:rPr>
-        <w:t>foreach</w:t>
-      </w:r>
-      <w:r>
-        <w:rPr>
-          <w:rFonts w:ascii="Arial Black" w:hAnsi="Arial Black" w:cstheme="minorHAnsi"/>
-        </w:rPr>
-        <w:t xml:space="preserve"> </w:t>
-      </w:r>
-      <w:r>
-        <w:rPr>
-          <w:rFonts w:ascii="Arial Black" w:hAnsi="Arial Black" w:cstheme="minorHAnsi"/>
-        </w:rPr>
-        <w:t>ID</w:t>
-      </w:r>
-      <w:r>
-        <w:rPr>
-          <w:rFonts w:cstheme="minorHAnsi"/>
-        </w:rPr>
-        <w:t xml:space="preserve"> </w:t>
-      </w:r>
-      <w:r>
-        <w:rPr>
-          <w:rFonts w:ascii="Arial Black" w:hAnsi="Arial Black" w:cstheme="minorHAnsi"/>
-        </w:rPr>
-        <w:t>in</w:t>
-      </w:r>
-      <w:r>
-        <w:rPr>
-          <w:rFonts w:cstheme="minorHAnsi"/>
-        </w:rPr>
-        <w:t xml:space="preserve"> &lt;set&gt; </w:t>
-      </w:r>
-      <w:r>
-        <w:rPr>
-          <w:rFonts w:ascii="Arial Black" w:hAnsi="Arial Black" w:cstheme="minorHAnsi"/>
-        </w:rPr>
-        <w:t>{</w:t>
-      </w:r>
-      <w:r>
-        <w:rPr>
-          <w:rFonts w:ascii="Arial Black" w:hAnsi="Arial Black" w:cstheme="minorHAnsi"/>
-        </w:rPr>
-        <w:t xml:space="preserve"> </w:t>
-      </w:r>
-      <w:r>
-        <w:rPr>
-          <w:rFonts w:cstheme="minorHAnsi"/>
-        </w:rPr>
-        <w:t xml:space="preserve">&lt;statement_list&gt; </w:t>
-      </w:r>
-      <w:r>
-        <w:rPr>
-          <w:rFonts w:ascii="Arial Black" w:hAnsi="Arial Black" w:cstheme="minorHAnsi"/>
-        </w:rPr>
-        <w:t>}</w:t>
-      </w:r>
-    </w:p>
-    <w:p>
-      <w:pPr>
-        <w:spacing w:after="0" w:line="240" w:lineRule="auto"/>
-        <w:rPr>
-          <w:rFonts w:ascii="Arial Black" w:hAnsi="Arial Black" w:cstheme="minorHAnsi"/>
-        </w:rPr>
-      </w:pPr>
-    </w:p>
-    <w:p>
-      <w:pPr>
-        <w:spacing w:after="0" w:line="240" w:lineRule="auto"/>
-        <w:rPr>
-          <w:rFonts w:cstheme="minorHAnsi"/>
-        </w:rPr>
-      </w:pPr>
-      <w:r>
-        <w:rPr>
-          <w:rFonts w:cstheme="minorHAnsi"/>
-        </w:rPr>
-        <w:t xml:space="preserve">&lt;while&gt; -&gt; </w:t>
-      </w:r>
-      <w:r>
-        <w:rPr>
-          <w:rFonts w:ascii="Arial Black" w:hAnsi="Arial Black" w:cstheme="minorHAnsi"/>
-        </w:rPr>
-        <w:t>WHILE</w:t>
-      </w:r>
-      <w:r>
-        <w:rPr>
-          <w:rFonts w:cstheme="minorHAnsi"/>
-        </w:rPr>
-        <w:t xml:space="preserve"> </w:t>
-      </w:r>
-      <w:proofErr w:type="gramStart"/>
-      <w:r>
-        <w:rPr>
-          <w:rFonts w:ascii="Arial Black" w:hAnsi="Arial Black" w:cstheme="minorHAnsi"/>
-        </w:rPr>
-        <w:t>(</w:t>
-      </w:r>
-      <w:r>
-        <w:rPr>
-          <w:rFonts w:ascii="Arial Black" w:hAnsi="Arial Black" w:cstheme="minorHAnsi"/>
-        </w:rPr>
-        <w:t xml:space="preserve"> </w:t>
-      </w:r>
-      <w:r>
-        <w:rPr>
-          <w:rFonts w:cstheme="minorHAnsi"/>
-        </w:rPr>
-        <w:t>&lt;</w:t>
-      </w:r>
-      <w:proofErr w:type="gramEnd"/>
-      <w:r>
-        <w:rPr>
-          <w:rFonts w:cstheme="minorHAnsi"/>
-        </w:rPr>
-        <w:t>logic_</w:t>
-      </w:r>
-      <w:r>
-        <w:rPr>
-          <w:rFonts w:cstheme="minorHAnsi"/>
-        </w:rPr>
-        <w:t>expr&gt;</w:t>
-      </w:r>
-      <w:r>
-        <w:rPr>
-          <w:rFonts w:ascii="Arial Black" w:hAnsi="Arial Black" w:cstheme="minorHAnsi"/>
-        </w:rPr>
-        <w:t xml:space="preserve"> </w:t>
-      </w:r>
-      <w:r>
-        <w:rPr>
-          <w:rFonts w:ascii="Arial Black" w:hAnsi="Arial Black" w:cstheme="minorHAnsi"/>
-        </w:rPr>
-        <w:t>)</w:t>
-      </w:r>
-      <w:r>
-        <w:rPr>
-          <w:rFonts w:ascii="Arial Black" w:hAnsi="Arial Black" w:cstheme="minorHAnsi"/>
-        </w:rPr>
-        <w:t>{</w:t>
-      </w:r>
-      <w:r>
-        <w:rPr>
-          <w:rFonts w:cstheme="minorHAnsi"/>
-        </w:rPr>
-        <w:t xml:space="preserve"> &lt;statement_list &gt; </w:t>
+        <w:t xml:space="preserve"> &gt; </w:t>
       </w:r>
       <w:r>
         <w:rPr>
@@ -20430,7 +21299,14 @@
           <w:lang w:val="es-ES"/>
         </w:rPr>
         <w:lastRenderedPageBreak/>
-        <w:t>Las subrutinas permiten la modularizaci</w:t>
+        <w:t xml:space="preserve">Las subrutinas permiten la </w:t>
+      </w:r>
+      <w:proofErr w:type="spellStart"/>
+      <w:r>
+        <w:rPr>
+          <w:lang w:val="es-ES"/>
+        </w:rPr>
+        <w:t>modularizaci</w:t>
       </w:r>
       <w:r>
         <w:rPr>
@@ -20442,7 +21318,14 @@
         <w:rPr>
           <w:lang w:val="es-ES"/>
         </w:rPr>
-        <w:t>n de un programa, de manera que</w:t>
+        <w:t>n</w:t>
+      </w:r>
+      <w:proofErr w:type="spellEnd"/>
+      <w:r>
+        <w:rPr>
+          <w:lang w:val="es-ES"/>
+        </w:rPr>
+        <w:t xml:space="preserve"> de un programa, de manera que</w:t>
       </w:r>
       <w:r>
         <w:rPr>
@@ -20558,9 +21441,16 @@
         </w:rPr>
       </w:pPr>
       <w:r>
-        <w:t xml:space="preserve">&lt;subroutine&gt; -&gt; &lt;data_type&gt; &lt;name&gt; </w:t>
-      </w:r>
-      <w:proofErr w:type="gramStart"/>
+        <w:t>&lt;subroutine&gt; -&gt; &lt;</w:t>
+      </w:r>
+      <w:proofErr w:type="spellStart"/>
+      <w:r>
+        <w:t>data_type</w:t>
+      </w:r>
+      <w:proofErr w:type="spellEnd"/>
+      <w:r>
+        <w:t xml:space="preserve">&gt; &lt;name&gt; </w:t>
+      </w:r>
       <w:r>
         <w:rPr>
           <w:rFonts w:ascii="Arial Black" w:hAnsi="Arial Black"/>
@@ -20570,9 +21460,13 @@
       <w:r>
         <w:t xml:space="preserve"> &lt;</w:t>
       </w:r>
-      <w:proofErr w:type="gramEnd"/>
-      <w:r>
-        <w:t xml:space="preserve">param_list&gt; </w:t>
+      <w:proofErr w:type="spellStart"/>
+      <w:r>
+        <w:t>param_list</w:t>
+      </w:r>
+      <w:proofErr w:type="spellEnd"/>
+      <w:r>
+        <w:t xml:space="preserve">&gt; </w:t>
       </w:r>
       <w:r>
         <w:rPr>
@@ -20611,7 +21505,21 @@
         <w:rPr>
           <w:rFonts w:cstheme="minorHAnsi"/>
         </w:rPr>
-        <w:t xml:space="preserve">&lt;data_type&gt; -&gt; &lt;type&gt; | </w:t>
+        <w:t>&lt;</w:t>
+      </w:r>
+      <w:proofErr w:type="spellStart"/>
+      <w:r>
+        <w:rPr>
+          <w:rFonts w:cstheme="minorHAnsi"/>
+        </w:rPr>
+        <w:t>data_type</w:t>
+      </w:r>
+      <w:proofErr w:type="spellEnd"/>
+      <w:r>
+        <w:rPr>
+          <w:rFonts w:cstheme="minorHAnsi"/>
+        </w:rPr>
+        <w:t xml:space="preserve">&gt; -&gt; &lt;type&gt; | </w:t>
       </w:r>
       <w:r>
         <w:rPr>
@@ -20647,7 +21555,35 @@
         <w:rPr>
           <w:rFonts w:cstheme="minorHAnsi"/>
         </w:rPr>
-        <w:t>&lt;param_list&gt; -&gt; &lt;param&gt; | &lt;param&gt;, &lt;param_list&gt;</w:t>
+        <w:t>&lt;</w:t>
+      </w:r>
+      <w:proofErr w:type="spellStart"/>
+      <w:r>
+        <w:rPr>
+          <w:rFonts w:cstheme="minorHAnsi"/>
+        </w:rPr>
+        <w:t>param_list</w:t>
+      </w:r>
+      <w:proofErr w:type="spellEnd"/>
+      <w:r>
+        <w:rPr>
+          <w:rFonts w:cstheme="minorHAnsi"/>
+        </w:rPr>
+        <w:t>&gt; -&gt; &lt;param&gt; | &lt;param&gt;, &lt;</w:t>
+      </w:r>
+      <w:proofErr w:type="spellStart"/>
+      <w:r>
+        <w:rPr>
+          <w:rFonts w:cstheme="minorHAnsi"/>
+        </w:rPr>
+        <w:t>param_list</w:t>
+      </w:r>
+      <w:proofErr w:type="spellEnd"/>
+      <w:r>
+        <w:rPr>
+          <w:rFonts w:cstheme="minorHAnsi"/>
+        </w:rPr>
+        <w:t>&gt;</w:t>
       </w:r>
     </w:p>
     <w:p>
@@ -20664,7 +21600,39 @@
           <w:rFonts w:cstheme="minorHAnsi"/>
           <w:lang w:val="es-AR"/>
         </w:rPr>
-        <w:t>&lt;param&gt; -&gt; &lt;type&gt; id</w:t>
+        <w:t>&lt;</w:t>
+      </w:r>
+      <w:proofErr w:type="spellStart"/>
+      <w:r>
+        <w:rPr>
+          <w:rFonts w:cstheme="minorHAnsi"/>
+          <w:lang w:val="es-AR"/>
+        </w:rPr>
+        <w:t>param</w:t>
+      </w:r>
+      <w:proofErr w:type="spellEnd"/>
+      <w:r>
+        <w:rPr>
+          <w:rFonts w:cstheme="minorHAnsi"/>
+          <w:lang w:val="es-AR"/>
+        </w:rPr>
+        <w:t>&gt; -&gt; &lt;</w:t>
+      </w:r>
+      <w:proofErr w:type="spellStart"/>
+      <w:r>
+        <w:rPr>
+          <w:rFonts w:cstheme="minorHAnsi"/>
+          <w:lang w:val="es-AR"/>
+        </w:rPr>
+        <w:t>type</w:t>
+      </w:r>
+      <w:proofErr w:type="spellEnd"/>
+      <w:r>
+        <w:rPr>
+          <w:rFonts w:cstheme="minorHAnsi"/>
+          <w:lang w:val="es-AR"/>
+        </w:rPr>
+        <w:t>&gt; id</w:t>
       </w:r>
     </w:p>
     <w:p>
@@ -20711,15 +21679,15 @@
         </w:rPr>
       </w:pPr>
       <w:r>
-        <w:t>&lt;asign</w:t>
-      </w:r>
-      <w:proofErr w:type="gramStart"/>
-      <w:r>
-        <w:t>&gt;  -</w:t>
-      </w:r>
-      <w:proofErr w:type="gramEnd"/>
-      <w:r>
-        <w:t xml:space="preserve">&gt;  id  </w:t>
+        <w:t>&lt;</w:t>
+      </w:r>
+      <w:proofErr w:type="spellStart"/>
+      <w:r>
+        <w:t>asign</w:t>
+      </w:r>
+      <w:proofErr w:type="spellEnd"/>
+      <w:r>
+        <w:t xml:space="preserve">&gt;  -&gt;  id  </w:t>
       </w:r>
       <w:r>
         <w:rPr>
@@ -20745,9 +21713,16 @@
         <w:ind w:left="0"/>
       </w:pPr>
       <w:r>
-        <w:t xml:space="preserve">&lt;asign_mult&gt; -&gt; </w:t>
-      </w:r>
-      <w:proofErr w:type="gramStart"/>
+        <w:t>&lt;</w:t>
+      </w:r>
+      <w:proofErr w:type="spellStart"/>
+      <w:r>
+        <w:t>asign_mult</w:t>
+      </w:r>
+      <w:proofErr w:type="spellEnd"/>
+      <w:r>
+        <w:t xml:space="preserve">&gt; -&gt; </w:t>
+      </w:r>
       <w:r>
         <w:rPr>
           <w:rFonts w:ascii="Arial Black" w:hAnsi="Arial Black"/>
@@ -20757,10 +21732,11 @@
       <w:r>
         <w:t xml:space="preserve"> &lt;</w:t>
       </w:r>
-      <w:proofErr w:type="gramEnd"/>
+      <w:proofErr w:type="spellStart"/>
       <w:r>
         <w:t>id_list</w:t>
       </w:r>
+      <w:proofErr w:type="spellEnd"/>
       <w:r>
         <w:t xml:space="preserve">&gt; </w:t>
       </w:r>
@@ -20782,9 +21758,11 @@
       <w:r>
         <w:t xml:space="preserve"> &lt;</w:t>
       </w:r>
+      <w:proofErr w:type="spellStart"/>
       <w:r>
         <w:t>expr_list</w:t>
       </w:r>
+      <w:proofErr w:type="spellEnd"/>
       <w:r>
         <w:t xml:space="preserve">&gt; </w:t>
       </w:r>
@@ -20809,41 +21787,34 @@
       <w:r>
         <w:t xml:space="preserve"> </w:t>
       </w:r>
+      <w:proofErr w:type="spellStart"/>
       <w:r>
         <w:t>id_list</w:t>
       </w:r>
+      <w:proofErr w:type="spellEnd"/>
       <w:r>
         <w:t xml:space="preserve"> </w:t>
       </w:r>
       <w:r>
-        <w:t xml:space="preserve">&gt; -&gt; id | </w:t>
-      </w:r>
-      <w:proofErr w:type="gramStart"/>
-      <w:r>
-        <w:t xml:space="preserve">id </w:t>
+        <w:t xml:space="preserve">&gt; -&gt; id | id </w:t>
       </w:r>
       <w:r>
         <w:rPr>
           <w:rFonts w:ascii="Arial Black" w:hAnsi="Arial Black"/>
         </w:rPr>
-        <w:t>,</w:t>
-      </w:r>
-      <w:proofErr w:type="gramEnd"/>
-      <w:r>
-        <w:rPr>
-          <w:rFonts w:ascii="Arial Black" w:hAnsi="Arial Black"/>
-        </w:rPr>
+        <w:t xml:space="preserve">, </w:t>
+      </w:r>
+      <w:r>
+        <w:t>&lt;</w:t>
+      </w:r>
+      <w:r>
         <w:t xml:space="preserve"> </w:t>
       </w:r>
-      <w:r>
-        <w:t>&lt;</w:t>
-      </w:r>
-      <w:r>
-        <w:t xml:space="preserve"> </w:t>
-      </w:r>
+      <w:proofErr w:type="spellStart"/>
       <w:r>
         <w:t>id_list</w:t>
       </w:r>
+      <w:proofErr w:type="spellEnd"/>
       <w:r>
         <w:t xml:space="preserve"> </w:t>
       </w:r>
@@ -20859,15 +21830,13 @@
       <w:r>
         <w:t>&lt;</w:t>
       </w:r>
+      <w:proofErr w:type="spellStart"/>
       <w:r>
         <w:t>expr_list</w:t>
       </w:r>
-      <w:r>
-        <w:t>&gt; -&gt; &lt;expr&gt; | &lt;expr</w:t>
-      </w:r>
-      <w:proofErr w:type="gramStart"/>
-      <w:r>
-        <w:t xml:space="preserve">&gt; </w:t>
+      <w:proofErr w:type="spellEnd"/>
+      <w:r>
+        <w:t xml:space="preserve">&gt; -&gt; &lt;expr&gt; | &lt;expr&gt; </w:t>
       </w:r>
       <w:r>
         <w:rPr>
@@ -20875,13 +21844,14 @@
         </w:rPr>
         <w:t>,</w:t>
       </w:r>
-      <w:proofErr w:type="gramEnd"/>
       <w:r>
         <w:t xml:space="preserve"> &lt;</w:t>
       </w:r>
+      <w:proofErr w:type="spellStart"/>
       <w:r>
         <w:t>expr_list</w:t>
       </w:r>
+      <w:proofErr w:type="spellEnd"/>
       <w:r>
         <w:t>&gt;</w:t>
       </w:r>
@@ -21075,7 +22045,6 @@
         </w:rPr>
         <w:t xml:space="preserve">| </w:t>
       </w:r>
-      <w:proofErr w:type="gramStart"/>
       <w:r>
         <w:rPr>
           <w:rFonts w:ascii="Arial Black" w:hAnsi="Arial Black" w:cstheme="minorHAnsi"/>
@@ -21088,10 +22057,11 @@
         </w:rPr>
         <w:t xml:space="preserve"> &lt;</w:t>
       </w:r>
-      <w:proofErr w:type="gramEnd"/>
+      <w:proofErr w:type="spellStart"/>
       <w:r>
         <w:t>expr_list</w:t>
       </w:r>
+      <w:proofErr w:type="spellEnd"/>
       <w:r>
         <w:rPr>
           <w:rFonts w:cstheme="minorHAnsi"/>
@@ -21171,7 +22141,21 @@
         <w:rPr>
           <w:rFonts w:cstheme="minorHAnsi"/>
         </w:rPr>
-        <w:t>&lt;expr_list&gt;</w:t>
+        <w:t>&lt;</w:t>
+      </w:r>
+      <w:proofErr w:type="spellStart"/>
+      <w:r>
+        <w:rPr>
+          <w:rFonts w:cstheme="minorHAnsi"/>
+        </w:rPr>
+        <w:t>expr_list</w:t>
+      </w:r>
+      <w:proofErr w:type="spellEnd"/>
+      <w:r>
+        <w:rPr>
+          <w:rFonts w:cstheme="minorHAnsi"/>
+        </w:rPr>
+        <w:t>&gt;</w:t>
       </w:r>
       <w:r>
         <w:rPr>
@@ -21237,7 +22221,15 @@
         <w:ind w:left="0"/>
       </w:pPr>
       <w:r>
-        <w:t>&lt;is_equal&gt; -&gt; &lt;expr&gt; == &lt;expr&gt;</w:t>
+        <w:t>&lt;</w:t>
+      </w:r>
+      <w:proofErr w:type="spellStart"/>
+      <w:r>
+        <w:t>is_equal</w:t>
+      </w:r>
+      <w:proofErr w:type="spellEnd"/>
+      <w:r>
+        <w:t>&gt; -&gt; &lt;expr&gt; == &lt;expr&gt;</w:t>
       </w:r>
     </w:p>
     <w:p>
@@ -21246,15 +22238,15 @@
         <w:ind w:left="0"/>
       </w:pPr>
       <w:r>
-        <w:t>&lt;not_equal&gt; -</w:t>
-      </w:r>
-      <w:proofErr w:type="gramStart"/>
-      <w:r>
-        <w:t>&gt;  &lt;</w:t>
-      </w:r>
-      <w:proofErr w:type="gramEnd"/>
-      <w:r>
-        <w:t xml:space="preserve">expr&gt; != </w:t>
+        <w:t>&lt;</w:t>
+      </w:r>
+      <w:proofErr w:type="spellStart"/>
+      <w:r>
+        <w:t>not_equal</w:t>
+      </w:r>
+      <w:proofErr w:type="spellEnd"/>
+      <w:r>
+        <w:t xml:space="preserve">&gt; -&gt;  &lt;expr&gt; != </w:t>
       </w:r>
       <w:r>
         <w:t>&lt;expr&gt;</w:t>
@@ -21269,93 +22261,146 @@
         </w:rPr>
       </w:pPr>
       <w:r>
-        <w:t>&lt;if&gt; -</w:t>
-      </w:r>
-      <w:proofErr w:type="gramStart"/>
-      <w:r>
+        <w:t xml:space="preserve">&lt;if&gt; -&gt;  </w:t>
+      </w:r>
+      <w:r>
+        <w:rPr>
+          <w:rFonts w:ascii="Arial Black" w:hAnsi="Arial Black"/>
+        </w:rPr>
+        <w:t xml:space="preserve">IF </w:t>
+      </w:r>
+      <w:r>
+        <w:rPr>
+          <w:rFonts w:ascii="Arial Black" w:hAnsi="Arial Black"/>
+        </w:rPr>
+        <w:t>(</w:t>
+      </w:r>
+      <w:r>
+        <w:t xml:space="preserve"> &lt;</w:t>
+      </w:r>
+      <w:proofErr w:type="spellStart"/>
+      <w:r>
+        <w:t>expresion</w:t>
+      </w:r>
+      <w:proofErr w:type="spellEnd"/>
+      <w:r>
+        <w:t xml:space="preserve">&gt; </w:t>
+      </w:r>
+      <w:r>
+        <w:rPr>
+          <w:rFonts w:ascii="Arial Black" w:hAnsi="Arial Black"/>
+        </w:rPr>
+        <w:t xml:space="preserve">) </w:t>
+      </w:r>
+      <w:r>
+        <w:rPr>
+          <w:rFonts w:cstheme="minorHAnsi"/>
+        </w:rPr>
+        <w:t>&lt;</w:t>
+      </w:r>
+      <w:proofErr w:type="spellStart"/>
+      <w:r>
+        <w:rPr>
+          <w:rFonts w:cstheme="minorHAnsi"/>
+        </w:rPr>
+        <w:t>sentencias</w:t>
+      </w:r>
+      <w:proofErr w:type="spellEnd"/>
+      <w:r>
+        <w:rPr>
+          <w:rFonts w:cstheme="minorHAnsi"/>
+        </w:rPr>
+        <w:t xml:space="preserve">&gt;  | </w:t>
+      </w:r>
+      <w:r>
+        <w:rPr>
+          <w:rFonts w:ascii="Arial Black" w:hAnsi="Arial Black" w:cstheme="minorHAnsi"/>
+        </w:rPr>
+        <w:t xml:space="preserve">IF </w:t>
+      </w:r>
+      <w:r>
+        <w:rPr>
+          <w:rFonts w:ascii="Arial Black" w:hAnsi="Arial Black" w:cstheme="minorHAnsi"/>
+        </w:rPr>
+        <w:t>(</w:t>
+      </w:r>
+      <w:r>
+        <w:rPr>
+          <w:rFonts w:cstheme="minorHAnsi"/>
+        </w:rPr>
+        <w:t>&lt;</w:t>
+      </w:r>
+      <w:proofErr w:type="spellStart"/>
+      <w:r>
+        <w:rPr>
+          <w:rFonts w:cstheme="minorHAnsi"/>
+        </w:rPr>
+        <w:t>expresion</w:t>
+      </w:r>
+      <w:proofErr w:type="spellEnd"/>
+      <w:r>
+        <w:rPr>
+          <w:rFonts w:cstheme="minorHAnsi"/>
+        </w:rPr>
+        <w:t>&gt;</w:t>
+      </w:r>
+      <w:r>
+        <w:rPr>
+          <w:rFonts w:ascii="Arial Black" w:hAnsi="Arial Black" w:cstheme="minorHAnsi"/>
+        </w:rPr>
+        <w:t>)</w:t>
+      </w:r>
+      <w:r>
+        <w:rPr>
+          <w:rFonts w:cstheme="minorHAnsi"/>
+        </w:rPr>
+        <w:t xml:space="preserve"> &lt;</w:t>
+      </w:r>
+      <w:proofErr w:type="spellStart"/>
+      <w:r>
+        <w:rPr>
+          <w:rFonts w:cstheme="minorHAnsi"/>
+        </w:rPr>
+        <w:t>sentencias</w:t>
+      </w:r>
+      <w:proofErr w:type="spellEnd"/>
+      <w:r>
+        <w:rPr>
+          <w:rFonts w:cstheme="minorHAnsi"/>
+        </w:rPr>
         <w:t xml:space="preserve">&gt;  </w:t>
       </w:r>
       <w:r>
         <w:rPr>
-          <w:rFonts w:ascii="Arial Black" w:hAnsi="Arial Black"/>
-        </w:rPr>
-        <w:t>IF</w:t>
-      </w:r>
-      <w:proofErr w:type="gramEnd"/>
-      <w:r>
-        <w:rPr>
-          <w:rFonts w:ascii="Arial Black" w:hAnsi="Arial Black"/>
+          <w:rFonts w:ascii="Arial Black" w:hAnsi="Arial Black" w:cstheme="minorHAnsi"/>
+        </w:rPr>
+        <w:t>ELSE</w:t>
+      </w:r>
+      <w:r>
+        <w:rPr>
+          <w:rFonts w:ascii="Arial Black" w:hAnsi="Arial Black" w:cstheme="minorHAnsi"/>
         </w:rPr>
         <w:t xml:space="preserve"> </w:t>
       </w:r>
       <w:r>
         <w:rPr>
-          <w:rFonts w:ascii="Arial Black" w:hAnsi="Arial Black"/>
-        </w:rPr>
-        <w:t>(</w:t>
-      </w:r>
-      <w:r>
-        <w:t xml:space="preserve"> &lt;expresion&gt; </w:t>
-      </w:r>
-      <w:r>
-        <w:rPr>
-          <w:rFonts w:ascii="Arial Black" w:hAnsi="Arial Black"/>
-        </w:rPr>
-        <w:t xml:space="preserve">) </w:t>
-      </w:r>
-      <w:r>
-        <w:rPr>
           <w:rFonts w:cstheme="minorHAnsi"/>
         </w:rPr>
-        <w:t xml:space="preserve">&lt;sentencias&gt;  | </w:t>
-      </w:r>
-      <w:r>
-        <w:rPr>
-          <w:rFonts w:ascii="Arial Black" w:hAnsi="Arial Black" w:cstheme="minorHAnsi"/>
-        </w:rPr>
-        <w:t xml:space="preserve">IF </w:t>
-      </w:r>
-      <w:r>
-        <w:rPr>
-          <w:rFonts w:ascii="Arial Black" w:hAnsi="Arial Black" w:cstheme="minorHAnsi"/>
-        </w:rPr>
-        <w:t>(</w:t>
-      </w:r>
+        <w:t>&lt;</w:t>
+      </w:r>
+      <w:proofErr w:type="spellStart"/>
       <w:r>
         <w:rPr>
           <w:rFonts w:cstheme="minorHAnsi"/>
         </w:rPr>
-        <w:t>&lt;expresion&gt;</w:t>
-      </w:r>
-      <w:r>
-        <w:rPr>
-          <w:rFonts w:ascii="Arial Black" w:hAnsi="Arial Black" w:cstheme="minorHAnsi"/>
-        </w:rPr>
-        <w:t>)</w:t>
-      </w:r>
+        <w:t>sentencias</w:t>
+      </w:r>
+      <w:proofErr w:type="spellEnd"/>
       <w:r>
         <w:rPr>
           <w:rFonts w:cstheme="minorHAnsi"/>
         </w:rPr>
-        <w:t xml:space="preserve"> &lt;sentencias&gt;  </w:t>
-      </w:r>
-      <w:r>
-        <w:rPr>
-          <w:rFonts w:ascii="Arial Black" w:hAnsi="Arial Black" w:cstheme="minorHAnsi"/>
-        </w:rPr>
-        <w:t>ELSE</w:t>
-      </w:r>
-      <w:r>
-        <w:rPr>
-          <w:rFonts w:ascii="Arial Black" w:hAnsi="Arial Black" w:cstheme="minorHAnsi"/>
-        </w:rPr>
-        <w:t xml:space="preserve"> </w:t>
-      </w:r>
-      <w:r>
-        <w:rPr>
-          <w:rFonts w:cstheme="minorHAnsi"/>
-        </w:rPr>
-        <w:t>&lt;sentencias&gt;</w:t>
+        <w:t>&gt;</w:t>
       </w:r>
     </w:p>
     <w:p>
@@ -21408,7 +22453,6 @@
         </w:rPr>
         <w:t xml:space="preserve"> &lt;list&gt; </w:t>
       </w:r>
-      <w:proofErr w:type="gramStart"/>
       <w:r>
         <w:rPr>
           <w:rFonts w:ascii="Arial Black" w:hAnsi="Arial Black" w:cstheme="minorHAnsi"/>
@@ -21427,12 +22471,19 @@
         </w:rPr>
         <w:t>&lt;</w:t>
       </w:r>
-      <w:proofErr w:type="gramEnd"/>
+      <w:proofErr w:type="spellStart"/>
       <w:r>
         <w:rPr>
           <w:rFonts w:cstheme="minorHAnsi"/>
         </w:rPr>
-        <w:t xml:space="preserve">statement_list &gt; </w:t>
+        <w:t>statement_list</w:t>
+      </w:r>
+      <w:proofErr w:type="spellEnd"/>
+      <w:r>
+        <w:rPr>
+          <w:rFonts w:cstheme="minorHAnsi"/>
+        </w:rPr>
+        <w:t xml:space="preserve"> &gt; </w:t>
       </w:r>
       <w:r>
         <w:rPr>
@@ -21486,7 +22537,21 @@
         <w:rPr>
           <w:rFonts w:cstheme="minorHAnsi"/>
         </w:rPr>
-        <w:t xml:space="preserve">&lt;statement_list&gt; </w:t>
+        <w:t>&lt;</w:t>
+      </w:r>
+      <w:proofErr w:type="spellStart"/>
+      <w:r>
+        <w:rPr>
+          <w:rFonts w:cstheme="minorHAnsi"/>
+        </w:rPr>
+        <w:t>statement_list</w:t>
+      </w:r>
+      <w:proofErr w:type="spellEnd"/>
+      <w:r>
+        <w:rPr>
+          <w:rFonts w:cstheme="minorHAnsi"/>
+        </w:rPr>
+        <w:t xml:space="preserve">&gt; </w:t>
       </w:r>
       <w:r>
         <w:rPr>
@@ -21521,7 +22586,6 @@
         </w:rPr>
         <w:t xml:space="preserve"> </w:t>
       </w:r>
-      <w:proofErr w:type="gramStart"/>
       <w:r>
         <w:rPr>
           <w:rFonts w:ascii="Arial Black" w:hAnsi="Arial Black" w:cstheme="minorHAnsi"/>
@@ -21534,12 +22598,19 @@
         </w:rPr>
         <w:t>&lt;</w:t>
       </w:r>
-      <w:proofErr w:type="gramEnd"/>
+      <w:proofErr w:type="spellStart"/>
       <w:r>
         <w:rPr>
           <w:rFonts w:cstheme="minorHAnsi"/>
         </w:rPr>
-        <w:t>logic_expr&gt;</w:t>
+        <w:t>logic_expr</w:t>
+      </w:r>
+      <w:proofErr w:type="spellEnd"/>
+      <w:r>
+        <w:rPr>
+          <w:rFonts w:cstheme="minorHAnsi"/>
+        </w:rPr>
+        <w:t>&gt;</w:t>
       </w:r>
       <w:r>
         <w:rPr>
@@ -21557,7 +22628,21 @@
         <w:rPr>
           <w:rFonts w:cstheme="minorHAnsi"/>
         </w:rPr>
-        <w:t xml:space="preserve"> &lt;statement_list &gt; </w:t>
+        <w:t xml:space="preserve"> &lt;</w:t>
+      </w:r>
+      <w:proofErr w:type="spellStart"/>
+      <w:r>
+        <w:rPr>
+          <w:rFonts w:cstheme="minorHAnsi"/>
+        </w:rPr>
+        <w:t>statement_list</w:t>
+      </w:r>
+      <w:proofErr w:type="spellEnd"/>
+      <w:r>
+        <w:rPr>
+          <w:rFonts w:cstheme="minorHAnsi"/>
+        </w:rPr>
+        <w:t xml:space="preserve"> &gt; </w:t>
       </w:r>
       <w:r>
         <w:rPr>
@@ -21575,9 +22660,16 @@
         </w:rPr>
       </w:pPr>
       <w:r>
-        <w:t xml:space="preserve">&lt;subroutine&gt; -&gt; &lt;data_type&gt; &lt;name&gt; </w:t>
-      </w:r>
-      <w:proofErr w:type="gramStart"/>
+        <w:t>&lt;subroutine&gt; -&gt; &lt;</w:t>
+      </w:r>
+      <w:proofErr w:type="spellStart"/>
+      <w:r>
+        <w:t>data_type</w:t>
+      </w:r>
+      <w:proofErr w:type="spellEnd"/>
+      <w:r>
+        <w:t xml:space="preserve">&gt; &lt;name&gt; </w:t>
+      </w:r>
       <w:r>
         <w:rPr>
           <w:rFonts w:ascii="Arial Black" w:hAnsi="Arial Black"/>
@@ -21587,9 +22679,13 @@
       <w:r>
         <w:t xml:space="preserve"> &lt;</w:t>
       </w:r>
-      <w:proofErr w:type="gramEnd"/>
-      <w:r>
-        <w:t xml:space="preserve">param_list&gt; </w:t>
+      <w:proofErr w:type="spellStart"/>
+      <w:r>
+        <w:t>param_list</w:t>
+      </w:r>
+      <w:proofErr w:type="spellEnd"/>
+      <w:r>
+        <w:t xml:space="preserve">&gt; </w:t>
       </w:r>
       <w:r>
         <w:rPr>
@@ -21628,7 +22724,21 @@
         <w:rPr>
           <w:rFonts w:cstheme="minorHAnsi"/>
         </w:rPr>
-        <w:t xml:space="preserve">&lt;data_type&gt; -&gt; &lt;type&gt; | </w:t>
+        <w:t>&lt;</w:t>
+      </w:r>
+      <w:proofErr w:type="spellStart"/>
+      <w:r>
+        <w:rPr>
+          <w:rFonts w:cstheme="minorHAnsi"/>
+        </w:rPr>
+        <w:t>data_type</w:t>
+      </w:r>
+      <w:proofErr w:type="spellEnd"/>
+      <w:r>
+        <w:rPr>
+          <w:rFonts w:cstheme="minorHAnsi"/>
+        </w:rPr>
+        <w:t xml:space="preserve">&gt; -&gt; &lt;type&gt; | </w:t>
       </w:r>
       <w:r>
         <w:rPr>
@@ -21664,7 +22774,35 @@
         <w:rPr>
           <w:rFonts w:cstheme="minorHAnsi"/>
         </w:rPr>
-        <w:t>&lt;param_list&gt; -&gt; &lt;param&gt; | &lt;param&gt;, &lt;param_list&gt;</w:t>
+        <w:t>&lt;</w:t>
+      </w:r>
+      <w:proofErr w:type="spellStart"/>
+      <w:r>
+        <w:rPr>
+          <w:rFonts w:cstheme="minorHAnsi"/>
+        </w:rPr>
+        <w:t>param_list</w:t>
+      </w:r>
+      <w:proofErr w:type="spellEnd"/>
+      <w:r>
+        <w:rPr>
+          <w:rFonts w:cstheme="minorHAnsi"/>
+        </w:rPr>
+        <w:t>&gt; -&gt; &lt;param&gt; | &lt;param&gt;, &lt;</w:t>
+      </w:r>
+      <w:proofErr w:type="spellStart"/>
+      <w:r>
+        <w:rPr>
+          <w:rFonts w:cstheme="minorHAnsi"/>
+        </w:rPr>
+        <w:t>param_list</w:t>
+      </w:r>
+      <w:proofErr w:type="spellEnd"/>
+      <w:r>
+        <w:rPr>
+          <w:rFonts w:cstheme="minorHAnsi"/>
+        </w:rPr>
+        <w:t>&gt;</w:t>
       </w:r>
     </w:p>
     <w:p>
@@ -21690,11 +22828,16 @@
       <w:r>
         <w:t>&lt;and&gt; -&gt; &lt;</w:t>
       </w:r>
+      <w:proofErr w:type="spellStart"/>
       <w:r>
         <w:t>logic_</w:t>
       </w:r>
       <w:r>
-        <w:t xml:space="preserve">expr&gt; </w:t>
+        <w:t>expr</w:t>
+      </w:r>
+      <w:proofErr w:type="spellEnd"/>
+      <w:r>
+        <w:t xml:space="preserve">&gt; </w:t>
       </w:r>
       <w:r>
         <w:rPr>
@@ -21705,11 +22848,16 @@
       <w:r>
         <w:t xml:space="preserve"> &lt;</w:t>
       </w:r>
+      <w:proofErr w:type="spellStart"/>
       <w:r>
         <w:t>logic_</w:t>
       </w:r>
       <w:r>
-        <w:t>expr&gt;</w:t>
+        <w:t>expr</w:t>
+      </w:r>
+      <w:proofErr w:type="spellEnd"/>
+      <w:r>
+        <w:t>&gt;</w:t>
       </w:r>
     </w:p>
     <w:p>
@@ -21720,11 +22868,16 @@
       <w:r>
         <w:t>&lt;or&gt; -&gt; &lt;</w:t>
       </w:r>
+      <w:proofErr w:type="spellStart"/>
       <w:r>
         <w:t>logic_</w:t>
       </w:r>
       <w:r>
-        <w:t xml:space="preserve">expr&gt; </w:t>
+        <w:t>expr</w:t>
+      </w:r>
+      <w:proofErr w:type="spellEnd"/>
+      <w:r>
+        <w:t xml:space="preserve">&gt; </w:t>
       </w:r>
       <w:r>
         <w:rPr>
@@ -21735,11 +22888,16 @@
       <w:r>
         <w:t xml:space="preserve"> &lt;</w:t>
       </w:r>
+      <w:proofErr w:type="spellStart"/>
       <w:r>
         <w:t>logic_</w:t>
       </w:r>
       <w:r>
-        <w:t>expr&gt;</w:t>
+        <w:t>expr</w:t>
+      </w:r>
+      <w:proofErr w:type="spellEnd"/>
+      <w:r>
+        <w:t>&gt;</w:t>
       </w:r>
     </w:p>
     <w:p>
@@ -21748,11 +22906,7 @@
         <w:ind w:left="0"/>
       </w:pPr>
       <w:r>
-        <w:t>&lt;not&gt; -</w:t>
-      </w:r>
-      <w:proofErr w:type="gramStart"/>
-      <w:r>
-        <w:t xml:space="preserve">&gt; </w:t>
+        <w:t xml:space="preserve">&lt;not&gt; -&gt; </w:t>
       </w:r>
       <w:r>
         <w:rPr>
@@ -21760,9 +22914,16 @@
         </w:rPr>
         <w:t>!</w:t>
       </w:r>
-      <w:proofErr w:type="gramEnd"/>
-      <w:r>
-        <w:t xml:space="preserve"> &lt;logic_expr&gt;</w:t>
+      <w:r>
+        <w:t xml:space="preserve"> &lt;</w:t>
+      </w:r>
+      <w:proofErr w:type="spellStart"/>
+      <w:r>
+        <w:t>logic_expr</w:t>
+      </w:r>
+      <w:proofErr w:type="spellEnd"/>
+      <w:r>
+        <w:t>&gt;</w:t>
       </w:r>
     </w:p>
     <w:p>
@@ -21774,7 +22935,31 @@
         </w:rPr>
       </w:pPr>
       <w:r>
-        <w:t xml:space="preserve">&lt;logic_expr&gt; -&gt; &lt;and&gt; | &lt;or&gt; | &lt;not&gt; | &lt;is_equal&gt; | &lt;not_equal&gt; | </w:t>
+        <w:t>&lt;</w:t>
+      </w:r>
+      <w:proofErr w:type="spellStart"/>
+      <w:r>
+        <w:t>logic_expr</w:t>
+      </w:r>
+      <w:proofErr w:type="spellEnd"/>
+      <w:r>
+        <w:t>&gt; -&gt; &lt;and&gt; | &lt;or&gt; | &lt;not&gt; | &lt;</w:t>
+      </w:r>
+      <w:proofErr w:type="spellStart"/>
+      <w:r>
+        <w:t>is_equal</w:t>
+      </w:r>
+      <w:proofErr w:type="spellEnd"/>
+      <w:r>
+        <w:t>&gt; | &lt;</w:t>
+      </w:r>
+      <w:proofErr w:type="spellStart"/>
+      <w:r>
+        <w:t>not_equal</w:t>
+      </w:r>
+      <w:proofErr w:type="spellEnd"/>
+      <w:r>
+        <w:t xml:space="preserve">&gt; | </w:t>
       </w:r>
       <w:r>
         <w:rPr>
@@ -21783,7 +22968,15 @@
         <w:t>(</w:t>
       </w:r>
       <w:r>
-        <w:t>&lt;logic_expr&gt;</w:t>
+        <w:t>&lt;</w:t>
+      </w:r>
+      <w:proofErr w:type="spellStart"/>
+      <w:r>
+        <w:t>logic_expr</w:t>
+      </w:r>
+      <w:proofErr w:type="spellEnd"/>
+      <w:r>
+        <w:t>&gt;</w:t>
       </w:r>
       <w:r>
         <w:rPr>
@@ -21804,14 +22997,22 @@
         <w:rPr>
           <w:rFonts w:cstheme="minorHAnsi"/>
         </w:rPr>
-        <w:t>&lt;s</w:t>
-      </w:r>
+        <w:t>&lt;</w:t>
+      </w:r>
+      <w:proofErr w:type="spellStart"/>
       <w:r>
         <w:rPr>
           <w:rFonts w:cstheme="minorHAnsi"/>
         </w:rPr>
+        <w:t>s</w:t>
+      </w:r>
+      <w:r>
+        <w:rPr>
+          <w:rFonts w:cstheme="minorHAnsi"/>
+        </w:rPr>
         <w:t>tatement_list</w:t>
       </w:r>
+      <w:proofErr w:type="spellEnd"/>
       <w:r>
         <w:rPr>
           <w:rFonts w:cstheme="minorHAnsi"/>
@@ -21824,7 +23025,6 @@
         </w:rPr>
         <w:t>statement</w:t>
       </w:r>
-      <w:proofErr w:type="gramStart"/>
       <w:r>
         <w:rPr>
           <w:rFonts w:cstheme="minorHAnsi"/>
@@ -21837,19 +23037,20 @@
         </w:rPr>
         <w:t>;</w:t>
       </w:r>
-      <w:proofErr w:type="gramEnd"/>
       <w:r>
         <w:rPr>
           <w:rFonts w:cstheme="minorHAnsi"/>
         </w:rPr>
         <w:t xml:space="preserve"> &lt;</w:t>
       </w:r>
+      <w:proofErr w:type="spellStart"/>
       <w:r>
         <w:rPr>
           <w:rFonts w:cstheme="minorHAnsi"/>
         </w:rPr>
         <w:t>statement_list</w:t>
       </w:r>
+      <w:proofErr w:type="spellEnd"/>
       <w:r>
         <w:rPr>
           <w:rFonts w:cstheme="minorHAnsi"/>
@@ -21893,7 +23094,21 @@
         <w:rPr>
           <w:rFonts w:cstheme="minorHAnsi"/>
         </w:rPr>
-        <w:t xml:space="preserve"> -&gt; &lt;if&gt; | &lt;while&gt; | &lt;foreach&gt; | &lt;def&gt; | &lt;assign&gt; | &lt;assign_mult&gt;</w:t>
+        <w:t xml:space="preserve"> -&gt; &lt;if&gt; | &lt;while&gt; | &lt;foreach&gt; | &lt;def&gt; | &lt;assign&gt; | &lt;</w:t>
+      </w:r>
+      <w:proofErr w:type="spellStart"/>
+      <w:r>
+        <w:rPr>
+          <w:rFonts w:cstheme="minorHAnsi"/>
+        </w:rPr>
+        <w:t>assign_mult</w:t>
+      </w:r>
+      <w:proofErr w:type="spellEnd"/>
+      <w:r>
+        <w:rPr>
+          <w:rFonts w:cstheme="minorHAnsi"/>
+        </w:rPr>
+        <w:t>&gt;</w:t>
       </w:r>
     </w:p>
     <w:p>
@@ -21905,9 +23120,16 @@
         </w:rPr>
       </w:pPr>
       <w:r>
-        <w:t xml:space="preserve">&lt;subroutine&gt; -&gt; &lt;data_type&gt; &lt;name&gt; </w:t>
-      </w:r>
-      <w:proofErr w:type="gramStart"/>
+        <w:t>&lt;subroutine&gt; -&gt; &lt;</w:t>
+      </w:r>
+      <w:proofErr w:type="spellStart"/>
+      <w:r>
+        <w:t>data_type</w:t>
+      </w:r>
+      <w:proofErr w:type="spellEnd"/>
+      <w:r>
+        <w:t xml:space="preserve">&gt; &lt;name&gt; </w:t>
+      </w:r>
       <w:r>
         <w:rPr>
           <w:rFonts w:ascii="Arial Black" w:hAnsi="Arial Black"/>
@@ -21917,9 +23139,13 @@
       <w:r>
         <w:t xml:space="preserve"> &lt;</w:t>
       </w:r>
-      <w:proofErr w:type="gramEnd"/>
-      <w:r>
-        <w:t xml:space="preserve">param_list&gt; </w:t>
+      <w:proofErr w:type="spellStart"/>
+      <w:r>
+        <w:t>param_list</w:t>
+      </w:r>
+      <w:proofErr w:type="spellEnd"/>
+      <w:r>
+        <w:t xml:space="preserve">&gt; </w:t>
       </w:r>
       <w:r>
         <w:rPr>
@@ -21958,7 +23184,21 @@
         <w:rPr>
           <w:rFonts w:cstheme="minorHAnsi"/>
         </w:rPr>
-        <w:t xml:space="preserve">&lt;data_type&gt; -&gt; &lt;type&gt; | </w:t>
+        <w:t>&lt;</w:t>
+      </w:r>
+      <w:proofErr w:type="spellStart"/>
+      <w:r>
+        <w:rPr>
+          <w:rFonts w:cstheme="minorHAnsi"/>
+        </w:rPr>
+        <w:t>data_type</w:t>
+      </w:r>
+      <w:proofErr w:type="spellEnd"/>
+      <w:r>
+        <w:rPr>
+          <w:rFonts w:cstheme="minorHAnsi"/>
+        </w:rPr>
+        <w:t xml:space="preserve">&gt; -&gt; &lt;type&gt; | </w:t>
       </w:r>
       <w:r>
         <w:rPr>
@@ -21994,7 +23234,35 @@
         <w:rPr>
           <w:rFonts w:cstheme="minorHAnsi"/>
         </w:rPr>
-        <w:t>&lt;param_list&gt; -&gt; &lt;param&gt; | &lt;param&gt;, &lt;param_list&gt;</w:t>
+        <w:t>&lt;</w:t>
+      </w:r>
+      <w:proofErr w:type="spellStart"/>
+      <w:r>
+        <w:rPr>
+          <w:rFonts w:cstheme="minorHAnsi"/>
+        </w:rPr>
+        <w:t>param_list</w:t>
+      </w:r>
+      <w:proofErr w:type="spellEnd"/>
+      <w:r>
+        <w:rPr>
+          <w:rFonts w:cstheme="minorHAnsi"/>
+        </w:rPr>
+        <w:t>&gt; -&gt; &lt;param&gt; | &lt;param&gt;, &lt;</w:t>
+      </w:r>
+      <w:proofErr w:type="spellStart"/>
+      <w:r>
+        <w:rPr>
+          <w:rFonts w:cstheme="minorHAnsi"/>
+        </w:rPr>
+        <w:t>param_list</w:t>
+      </w:r>
+      <w:proofErr w:type="spellEnd"/>
+      <w:r>
+        <w:rPr>
+          <w:rFonts w:cstheme="minorHAnsi"/>
+        </w:rPr>
+        <w:t>&gt;</w:t>
       </w:r>
     </w:p>
     <w:p>
@@ -22011,7 +23279,39 @@
           <w:rFonts w:cstheme="minorHAnsi"/>
           <w:lang w:val="es-AR"/>
         </w:rPr>
-        <w:t>&lt;param&gt; -&gt; &lt;type&gt; id</w:t>
+        <w:t>&lt;</w:t>
+      </w:r>
+      <w:proofErr w:type="spellStart"/>
+      <w:r>
+        <w:rPr>
+          <w:rFonts w:cstheme="minorHAnsi"/>
+          <w:lang w:val="es-AR"/>
+        </w:rPr>
+        <w:t>param</w:t>
+      </w:r>
+      <w:proofErr w:type="spellEnd"/>
+      <w:r>
+        <w:rPr>
+          <w:rFonts w:cstheme="minorHAnsi"/>
+          <w:lang w:val="es-AR"/>
+        </w:rPr>
+        <w:t>&gt; -&gt; &lt;</w:t>
+      </w:r>
+      <w:proofErr w:type="spellStart"/>
+      <w:r>
+        <w:rPr>
+          <w:rFonts w:cstheme="minorHAnsi"/>
+          <w:lang w:val="es-AR"/>
+        </w:rPr>
+        <w:t>type</w:t>
+      </w:r>
+      <w:proofErr w:type="spellEnd"/>
+      <w:r>
+        <w:rPr>
+          <w:rFonts w:cstheme="minorHAnsi"/>
+          <w:lang w:val="es-AR"/>
+        </w:rPr>
+        <w:t>&gt; id</w:t>
       </w:r>
     </w:p>
     <w:p>
@@ -22294,7 +23594,56 @@
           <w:bCs/>
           <w:color w:val="000000" w:themeColor="text1"/>
         </w:rPr>
-        <w:t>Syntax rule: &lt;exp&gt; -&gt; &lt;exp&gt; | &lt;exp&gt;</w:t>
+        <w:t>Syntax rule: &lt;exp&gt;</w:t>
+      </w:r>
+      <w:r>
+        <w:rPr>
+          <w:bCs/>
+          <w:color w:val="000000" w:themeColor="text1"/>
+        </w:rPr>
+        <w:t>[0]</w:t>
+      </w:r>
+      <w:r>
+        <w:rPr>
+          <w:bCs/>
+          <w:color w:val="000000" w:themeColor="text1"/>
+        </w:rPr>
+        <w:t xml:space="preserve"> -&gt; &lt;exp&gt;</w:t>
+      </w:r>
+      <w:r>
+        <w:rPr>
+          <w:bCs/>
+          <w:color w:val="000000" w:themeColor="text1"/>
+        </w:rPr>
+        <w:t>[1]</w:t>
+      </w:r>
+      <w:r>
+        <w:rPr>
+          <w:bCs/>
+          <w:color w:val="000000" w:themeColor="text1"/>
+        </w:rPr>
+        <w:t xml:space="preserve"> </w:t>
+      </w:r>
+      <w:r>
+        <w:rPr>
+          <w:bCs/>
+          <w:color w:val="000000" w:themeColor="text1"/>
+        </w:rPr>
+        <w:t>&amp;!</w:t>
+      </w:r>
+      <w:r>
+        <w:rPr>
+          <w:bCs/>
+          <w:color w:val="000000" w:themeColor="text1"/>
+        </w:rPr>
+        <w:t xml:space="preserve"> &lt;exp&gt;</w:t>
+      </w:r>
+      <w:r>
+        <w:rPr>
+          <w:bCs/>
+          <w:color w:val="000000" w:themeColor="text1"/>
+        </w:rPr>
+        <w:t>[2]</w:t>
       </w:r>
     </w:p>
     <w:p>
@@ -22312,24 +23661,31 @@
           <w:bCs/>
           <w:color w:val="000000" w:themeColor="text1"/>
         </w:rPr>
-        <w:t>Semantic rule: &lt;exp</w:t>
-      </w:r>
-      <w:proofErr w:type="gramStart"/>
+        <w:t>Semantic rule: &lt;exp&gt;</w:t>
+      </w:r>
       <w:r>
         <w:rPr>
           <w:bCs/>
           <w:color w:val="000000" w:themeColor="text1"/>
         </w:rPr>
-        <w:t>&gt;.actual</w:t>
-      </w:r>
-      <w:proofErr w:type="gramEnd"/>
+        <w:t>[0]</w:t>
+      </w:r>
       <w:r>
         <w:rPr>
           <w:bCs/>
           <w:color w:val="000000" w:themeColor="text1"/>
         </w:rPr>
-        <w:t>_type</w:t>
-      </w:r>
+        <w:t>.</w:t>
+      </w:r>
+      <w:proofErr w:type="spellStart"/>
+      <w:r>
+        <w:rPr>
+          <w:bCs/>
+          <w:color w:val="000000" w:themeColor="text1"/>
+        </w:rPr>
+        <w:t>actual_type</w:t>
+      </w:r>
+      <w:proofErr w:type="spellEnd"/>
       <w:r>
         <w:rPr>
           <w:bCs/>
@@ -22417,23 +23773,67 @@
           <w:color w:val="000000" w:themeColor="text1"/>
         </w:rPr>
         <w:tab/>
-        <w:t>If (&lt;exp</w:t>
-      </w:r>
-      <w:proofErr w:type="gramStart"/>
+        <w:t>If (&lt;exp&gt;</w:t>
+      </w:r>
       <w:r>
         <w:rPr>
           <w:bCs/>
           <w:color w:val="000000" w:themeColor="text1"/>
         </w:rPr>
-        <w:t>&gt;.nodetype</w:t>
-      </w:r>
-      <w:proofErr w:type="gramEnd"/>
+        <w:t>[1]</w:t>
+      </w:r>
       <w:r>
         <w:rPr>
           <w:bCs/>
           <w:color w:val="000000" w:themeColor="text1"/>
         </w:rPr>
-        <w:t xml:space="preserve"> = SET) and (&lt;exp&gt;.nodetype = SET)</w:t>
+        <w:t>.</w:t>
+      </w:r>
+      <w:proofErr w:type="spellStart"/>
+      <w:r>
+        <w:rPr>
+          <w:bCs/>
+          <w:color w:val="000000" w:themeColor="text1"/>
+        </w:rPr>
+        <w:t>nodetype</w:t>
+      </w:r>
+      <w:proofErr w:type="spellEnd"/>
+      <w:r>
+        <w:rPr>
+          <w:bCs/>
+          <w:color w:val="000000" w:themeColor="text1"/>
+        </w:rPr>
+        <w:t xml:space="preserve"> = SET) and (&lt;exp&gt;</w:t>
+      </w:r>
+      <w:r>
+        <w:rPr>
+          <w:bCs/>
+          <w:color w:val="000000" w:themeColor="text1"/>
+        </w:rPr>
+        <w:t>[2]</w:t>
+      </w:r>
+      <w:r>
+        <w:rPr>
+          <w:bCs/>
+          <w:color w:val="000000" w:themeColor="text1"/>
+        </w:rPr>
+        <w:t>.</w:t>
+      </w:r>
+      <w:proofErr w:type="spellStart"/>
+      <w:r>
+        <w:rPr>
+          <w:bCs/>
+          <w:color w:val="000000" w:themeColor="text1"/>
+        </w:rPr>
+        <w:t>nodetype</w:t>
+      </w:r>
+      <w:proofErr w:type="spellEnd"/>
+      <w:r>
+        <w:rPr>
+          <w:bCs/>
+          <w:color w:val="000000" w:themeColor="text1"/>
+        </w:rPr>
+        <w:t xml:space="preserve"> = SET)</w:t>
       </w:r>
     </w:p>
     <w:p>
@@ -22668,13 +24068,23 @@
           <w:u w:val="single"/>
         </w:rPr>
       </w:pPr>
+      <w:proofErr w:type="spellStart"/>
       <w:r>
         <w:rPr>
           <w:bCs/>
           <w:color w:val="000000" w:themeColor="text1"/>
           <w:u w:val="single"/>
         </w:rPr>
-        <w:t>Intersección:</w:t>
+        <w:t>Intersección</w:t>
+      </w:r>
+      <w:proofErr w:type="spellEnd"/>
+      <w:r>
+        <w:rPr>
+          <w:bCs/>
+          <w:color w:val="000000" w:themeColor="text1"/>
+          <w:u w:val="single"/>
+        </w:rPr>
+        <w:t>:</w:t>
       </w:r>
     </w:p>
     <w:p>
@@ -22692,21 +24102,56 @@
           <w:bCs/>
           <w:color w:val="000000" w:themeColor="text1"/>
         </w:rPr>
-        <w:t xml:space="preserve">Syntax rule: &lt;exp&gt; -&gt; &lt;exp&gt; </w:t>
+        <w:t>Syntax rule: &lt;exp&gt;</w:t>
       </w:r>
       <w:r>
         <w:rPr>
           <w:bCs/>
           <w:color w:val="000000" w:themeColor="text1"/>
         </w:rPr>
-        <w:t>&amp;</w:t>
+        <w:t>[0]</w:t>
       </w:r>
       <w:r>
         <w:rPr>
           <w:bCs/>
           <w:color w:val="000000" w:themeColor="text1"/>
         </w:rPr>
+        <w:t xml:space="preserve"> -&gt; &lt;exp&gt;</w:t>
+      </w:r>
+      <w:r>
+        <w:rPr>
+          <w:bCs/>
+          <w:color w:val="000000" w:themeColor="text1"/>
+        </w:rPr>
+        <w:t>[1]</w:t>
+      </w:r>
+      <w:r>
+        <w:rPr>
+          <w:bCs/>
+          <w:color w:val="000000" w:themeColor="text1"/>
+        </w:rPr>
+        <w:t xml:space="preserve"> </w:t>
+      </w:r>
+      <w:r>
+        <w:rPr>
+          <w:bCs/>
+          <w:color w:val="000000" w:themeColor="text1"/>
+        </w:rPr>
+        <w:t>&amp;!</w:t>
+      </w:r>
+      <w:r>
+        <w:rPr>
+          <w:bCs/>
+          <w:color w:val="000000" w:themeColor="text1"/>
+        </w:rPr>
         <w:t xml:space="preserve"> &lt;exp&gt;</w:t>
+      </w:r>
+      <w:r>
+        <w:rPr>
+          <w:bCs/>
+          <w:color w:val="000000" w:themeColor="text1"/>
+        </w:rPr>
+        <w:t>[2]</w:t>
       </w:r>
     </w:p>
     <w:p>
@@ -22724,24 +24169,31 @@
           <w:bCs/>
           <w:color w:val="000000" w:themeColor="text1"/>
         </w:rPr>
-        <w:t>Semantic rule: &lt;exp</w:t>
-      </w:r>
-      <w:proofErr w:type="gramStart"/>
+        <w:t>Semantic rule: &lt;exp&gt;</w:t>
+      </w:r>
       <w:r>
         <w:rPr>
           <w:bCs/>
           <w:color w:val="000000" w:themeColor="text1"/>
         </w:rPr>
-        <w:t>&gt;.actual</w:t>
-      </w:r>
-      <w:proofErr w:type="gramEnd"/>
+        <w:t>[0]</w:t>
+      </w:r>
       <w:r>
         <w:rPr>
           <w:bCs/>
           <w:color w:val="000000" w:themeColor="text1"/>
         </w:rPr>
-        <w:t>_type</w:t>
-      </w:r>
+        <w:t>.</w:t>
+      </w:r>
+      <w:proofErr w:type="spellStart"/>
+      <w:r>
+        <w:rPr>
+          <w:bCs/>
+          <w:color w:val="000000" w:themeColor="text1"/>
+        </w:rPr>
+        <w:t>actual_type</w:t>
+      </w:r>
+      <w:proofErr w:type="spellEnd"/>
       <w:r>
         <w:rPr>
           <w:bCs/>
@@ -22829,23 +24281,67 @@
           <w:color w:val="000000" w:themeColor="text1"/>
         </w:rPr>
         <w:tab/>
-        <w:t>If (&lt;exp</w:t>
-      </w:r>
-      <w:proofErr w:type="gramStart"/>
+        <w:t>If (&lt;exp&gt;</w:t>
+      </w:r>
       <w:r>
         <w:rPr>
           <w:bCs/>
           <w:color w:val="000000" w:themeColor="text1"/>
         </w:rPr>
-        <w:t>&gt;.nodetype</w:t>
-      </w:r>
-      <w:proofErr w:type="gramEnd"/>
+        <w:t>[1]</w:t>
+      </w:r>
       <w:r>
         <w:rPr>
           <w:bCs/>
           <w:color w:val="000000" w:themeColor="text1"/>
         </w:rPr>
-        <w:t xml:space="preserve"> = SET) and (&lt;exp&gt;.nodetype = SET)</w:t>
+        <w:t>.</w:t>
+      </w:r>
+      <w:proofErr w:type="spellStart"/>
+      <w:r>
+        <w:rPr>
+          <w:bCs/>
+          <w:color w:val="000000" w:themeColor="text1"/>
+        </w:rPr>
+        <w:t>nodetype</w:t>
+      </w:r>
+      <w:proofErr w:type="spellEnd"/>
+      <w:r>
+        <w:rPr>
+          <w:bCs/>
+          <w:color w:val="000000" w:themeColor="text1"/>
+        </w:rPr>
+        <w:t xml:space="preserve"> = SET) and (&lt;exp&gt;</w:t>
+      </w:r>
+      <w:r>
+        <w:rPr>
+          <w:bCs/>
+          <w:color w:val="000000" w:themeColor="text1"/>
+        </w:rPr>
+        <w:t>[2]</w:t>
+      </w:r>
+      <w:r>
+        <w:rPr>
+          <w:bCs/>
+          <w:color w:val="000000" w:themeColor="text1"/>
+        </w:rPr>
+        <w:t>.</w:t>
+      </w:r>
+      <w:proofErr w:type="spellStart"/>
+      <w:r>
+        <w:rPr>
+          <w:bCs/>
+          <w:color w:val="000000" w:themeColor="text1"/>
+        </w:rPr>
+        <w:t>nodetype</w:t>
+      </w:r>
+      <w:proofErr w:type="spellEnd"/>
+      <w:r>
+        <w:rPr>
+          <w:bCs/>
+          <w:color w:val="000000" w:themeColor="text1"/>
+        </w:rPr>
+        <w:t xml:space="preserve"> = SET)</w:t>
       </w:r>
     </w:p>
     <w:p>
@@ -23069,6 +24565,7 @@
           <w:u w:val="single"/>
         </w:rPr>
       </w:pPr>
+      <w:proofErr w:type="spellStart"/>
       <w:r>
         <w:rPr>
           <w:bCs/>
@@ -23077,6 +24574,7 @@
         </w:rPr>
         <w:t>Diferencia</w:t>
       </w:r>
+      <w:proofErr w:type="spellEnd"/>
       <w:r>
         <w:rPr>
           <w:bCs/>
@@ -23101,37 +24599,63 @@
           <w:bCs/>
           <w:color w:val="000000" w:themeColor="text1"/>
         </w:rPr>
-        <w:t>Syntax rule: &lt;exp&gt; -&gt; &lt;exp</w:t>
-      </w:r>
-      <w:proofErr w:type="gramStart"/>
+        <w:t>Syntax rule: &lt;exp&gt;</w:t>
+      </w:r>
       <w:r>
         <w:rPr>
           <w:bCs/>
           <w:color w:val="000000" w:themeColor="text1"/>
         </w:rPr>
-        <w:t xml:space="preserve">&gt; </w:t>
+        <w:t>[0]</w:t>
       </w:r>
       <w:r>
         <w:rPr>
           <w:bCs/>
           <w:color w:val="000000" w:themeColor="text1"/>
         </w:rPr>
+        <w:t xml:space="preserve"> -&gt; &lt;exp&gt;</w:t>
+      </w:r>
+      <w:r>
+        <w:rPr>
+          <w:bCs/>
+          <w:color w:val="000000" w:themeColor="text1"/>
+        </w:rPr>
+        <w:t>[1]</w:t>
+      </w:r>
+      <w:r>
+        <w:rPr>
+          <w:bCs/>
+          <w:color w:val="000000" w:themeColor="text1"/>
+        </w:rPr>
+        <w:t xml:space="preserve"> </w:t>
+      </w:r>
+      <w:r>
+        <w:rPr>
+          <w:bCs/>
+          <w:color w:val="000000" w:themeColor="text1"/>
+        </w:rPr>
+        <w:t>&amp;</w:t>
+      </w:r>
+      <w:r>
+        <w:rPr>
+          <w:bCs/>
+          <w:color w:val="000000" w:themeColor="text1"/>
+        </w:rPr>
         <w:t>!</w:t>
       </w:r>
-      <w:proofErr w:type="gramEnd"/>
       <w:r>
         <w:rPr>
           <w:bCs/>
           <w:color w:val="000000" w:themeColor="text1"/>
         </w:rPr>
-        <w:t>&amp;</w:t>
+        <w:t xml:space="preserve"> &lt;exp&gt;</w:t>
       </w:r>
       <w:r>
         <w:rPr>
           <w:bCs/>
           <w:color w:val="000000" w:themeColor="text1"/>
         </w:rPr>
-        <w:t xml:space="preserve"> &lt;exp&gt;</w:t>
+        <w:t>[2]</w:t>
       </w:r>
     </w:p>
     <w:p>
@@ -23149,24 +24673,31 @@
           <w:bCs/>
           <w:color w:val="000000" w:themeColor="text1"/>
         </w:rPr>
-        <w:t>Semantic rule: &lt;exp</w:t>
-      </w:r>
-      <w:proofErr w:type="gramStart"/>
+        <w:t>Semantic rule: &lt;exp&gt;</w:t>
+      </w:r>
       <w:r>
         <w:rPr>
           <w:bCs/>
           <w:color w:val="000000" w:themeColor="text1"/>
         </w:rPr>
-        <w:t>&gt;.actual</w:t>
-      </w:r>
-      <w:proofErr w:type="gramEnd"/>
+        <w:t>[0]</w:t>
+      </w:r>
       <w:r>
         <w:rPr>
           <w:bCs/>
           <w:color w:val="000000" w:themeColor="text1"/>
         </w:rPr>
-        <w:t>_type</w:t>
-      </w:r>
+        <w:t>.</w:t>
+      </w:r>
+      <w:proofErr w:type="spellStart"/>
+      <w:r>
+        <w:rPr>
+          <w:bCs/>
+          <w:color w:val="000000" w:themeColor="text1"/>
+        </w:rPr>
+        <w:t>actual_type</w:t>
+      </w:r>
+      <w:proofErr w:type="spellEnd"/>
       <w:r>
         <w:rPr>
           <w:bCs/>
@@ -23254,23 +24785,67 @@
           <w:color w:val="000000" w:themeColor="text1"/>
         </w:rPr>
         <w:tab/>
-        <w:t>If (&lt;exp</w:t>
-      </w:r>
-      <w:proofErr w:type="gramStart"/>
+        <w:t>If (&lt;exp&gt;</w:t>
+      </w:r>
       <w:r>
         <w:rPr>
           <w:bCs/>
           <w:color w:val="000000" w:themeColor="text1"/>
         </w:rPr>
-        <w:t>&gt;.nodetype</w:t>
-      </w:r>
-      <w:proofErr w:type="gramEnd"/>
+        <w:t>[1]</w:t>
+      </w:r>
       <w:r>
         <w:rPr>
           <w:bCs/>
           <w:color w:val="000000" w:themeColor="text1"/>
         </w:rPr>
-        <w:t xml:space="preserve"> = SET) and (&lt;exp&gt;.nodetype = SET)</w:t>
+        <w:t>.</w:t>
+      </w:r>
+      <w:proofErr w:type="spellStart"/>
+      <w:r>
+        <w:rPr>
+          <w:bCs/>
+          <w:color w:val="000000" w:themeColor="text1"/>
+        </w:rPr>
+        <w:t>nodetype</w:t>
+      </w:r>
+      <w:proofErr w:type="spellEnd"/>
+      <w:r>
+        <w:rPr>
+          <w:bCs/>
+          <w:color w:val="000000" w:themeColor="text1"/>
+        </w:rPr>
+        <w:t xml:space="preserve"> = SET) and (&lt;exp&gt;</w:t>
+      </w:r>
+      <w:r>
+        <w:rPr>
+          <w:bCs/>
+          <w:color w:val="000000" w:themeColor="text1"/>
+        </w:rPr>
+        <w:t>[2]</w:t>
+      </w:r>
+      <w:r>
+        <w:rPr>
+          <w:bCs/>
+          <w:color w:val="000000" w:themeColor="text1"/>
+        </w:rPr>
+        <w:t>.</w:t>
+      </w:r>
+      <w:proofErr w:type="spellStart"/>
+      <w:r>
+        <w:rPr>
+          <w:bCs/>
+          <w:color w:val="000000" w:themeColor="text1"/>
+        </w:rPr>
+        <w:t>nodetype</w:t>
+      </w:r>
+      <w:proofErr w:type="spellEnd"/>
+      <w:r>
+        <w:rPr>
+          <w:bCs/>
+          <w:color w:val="000000" w:themeColor="text1"/>
+        </w:rPr>
+        <w:t xml:space="preserve"> = SET)</w:t>
       </w:r>
     </w:p>
     <w:p>
@@ -23632,19 +25207,7 @@
         <w:rPr>
           <w:lang w:val="es-ES"/>
         </w:rPr>
-        <w:t>-</w:t>
-      </w:r>
-      <w:r>
-        <w:rPr>
-          <w:lang w:val="es-ES"/>
-        </w:rPr>
-        <w:t>-</w:t>
-      </w:r>
-      <w:r>
-        <w:rPr>
-          <w:lang w:val="es-ES"/>
-        </w:rPr>
-        <w:t>-&gt;Poner aquí definición de lenguaje intermedio para describir Aleph</w:t>
+        <w:t xml:space="preserve">Para describir la semántica operacional de las sentencias de Aleph, podemos usar una computadora virtual de bajo nivel, implementada como una simulación de software donde los registros, memoria, información de estado y proceso de ejecución pueden ser simulados. El conjunto de instrucciones debe ser diseñado de forma tal que la semántica de cada instrucción sea fácil de describir y entender. </w:t>
       </w:r>
     </w:p>
     <w:p>
@@ -23656,98 +25219,115 @@
       </w:pPr>
       <w:r>
         <w:rPr>
-          <w:lang w:val="es-ES"/>
-        </w:rPr>
-        <w:t xml:space="preserve">Para describir la semántica operacional de las sentencias de Aleph, podemos usar una computadora virtual de bajo nivel, implementada como una simulación de software donde los registros, memoria, información de estado y proceso de ejecución pueden ser simulados. El conjunto de instrucciones debe ser diseñado de forma tal que la semántica de cada instrucción sea fácil de describir y entender. </w:t>
+          <w:u w:val="single"/>
+          <w:lang w:val="es-ES"/>
+        </w:rPr>
+        <w:t>IF en Aleph</w:t>
+      </w:r>
+      <w:r>
+        <w:rPr>
+          <w:lang w:val="es-ES"/>
+        </w:rPr>
+        <w:t>:</w:t>
       </w:r>
     </w:p>
     <w:p>
       <w:pPr>
         <w:jc w:val="both"/>
-        <w:rPr>
-          <w:lang w:val="es-ES"/>
-        </w:rPr>
-      </w:pPr>
-      <w:r>
-        <w:rPr>
-          <w:lang w:val="es-ES"/>
-        </w:rPr>
-        <w:t>---&gt;</w:t>
-      </w:r>
-      <w:r>
-        <w:rPr>
-          <w:lang w:val="es-ES"/>
-        </w:rPr>
-        <w:t>Poner aquí las descripciones de las estructuras de control de Apleh con semántica operacional</w:t>
+      </w:pPr>
+      <w:r>
+        <w:t>If (</w:t>
+      </w:r>
+      <w:proofErr w:type="spellStart"/>
+      <w:r>
+        <w:t>expression_list</w:t>
+      </w:r>
+      <w:proofErr w:type="spellEnd"/>
+      <w:r>
+        <w:t>;) {</w:t>
+      </w:r>
+      <w:proofErr w:type="spellStart"/>
+      <w:r>
+        <w:t>stm_list</w:t>
+      </w:r>
+      <w:r>
+        <w:t>T</w:t>
+      </w:r>
+      <w:proofErr w:type="spellEnd"/>
+      <w:r>
+        <w:t>}</w:t>
+      </w:r>
+      <w:r>
+        <w:t xml:space="preserve"> else {</w:t>
+      </w:r>
+      <w:proofErr w:type="spellStart"/>
+      <w:r>
+        <w:t>stm</w:t>
+      </w:r>
+      <w:r>
+        <w:t>_list</w:t>
+      </w:r>
+      <w:r>
+        <w:t>F</w:t>
+      </w:r>
+      <w:proofErr w:type="spellEnd"/>
+      <w:r>
+        <w:t>}</w:t>
       </w:r>
     </w:p>
     <w:p>
       <w:pPr>
         <w:jc w:val="both"/>
-        <w:rPr>
-          <w:lang w:val="es-ES"/>
-        </w:rPr>
       </w:pPr>
       <w:r>
         <w:rPr>
           <w:u w:val="single"/>
-          <w:lang w:val="es-ES"/>
-        </w:rPr>
-        <w:t>IF en Aleph</w:t>
-      </w:r>
-      <w:r>
-        <w:rPr>
-          <w:lang w:val="es-ES"/>
-        </w:rPr>
+        </w:rPr>
+        <w:t xml:space="preserve">IF </w:t>
+      </w:r>
+      <w:proofErr w:type="spellStart"/>
+      <w:r>
+        <w:rPr>
+          <w:u w:val="single"/>
+        </w:rPr>
+        <w:t>en</w:t>
+      </w:r>
+      <w:proofErr w:type="spellEnd"/>
+      <w:r>
+        <w:rPr>
+          <w:u w:val="single"/>
+        </w:rPr>
+        <w:t xml:space="preserve"> </w:t>
+      </w:r>
+      <w:proofErr w:type="spellStart"/>
+      <w:r>
+        <w:rPr>
+          <w:u w:val="single"/>
+        </w:rPr>
+        <w:t>semantica</w:t>
+      </w:r>
+      <w:proofErr w:type="spellEnd"/>
+      <w:r>
+        <w:rPr>
+          <w:u w:val="single"/>
+        </w:rPr>
+        <w:t xml:space="preserve"> </w:t>
+      </w:r>
+      <w:proofErr w:type="spellStart"/>
+      <w:r>
+        <w:rPr>
+          <w:u w:val="single"/>
+        </w:rPr>
+        <w:t>operacional</w:t>
+      </w:r>
+      <w:proofErr w:type="spellEnd"/>
+      <w:r>
         <w:t>:</w:t>
       </w:r>
     </w:p>
     <w:p>
       <w:pPr>
         <w:jc w:val="both"/>
-      </w:pPr>
-      <w:r>
-        <w:t>If (expression_list;) {</w:t>
-      </w:r>
-      <w:r>
-        <w:t>stm_list</w:t>
-      </w:r>
-      <w:r>
-        <w:t>T</w:t>
-      </w:r>
-      <w:r>
-        <w:t>}</w:t>
-      </w:r>
-      <w:r>
-        <w:t xml:space="preserve"> else {stm</w:t>
-      </w:r>
-      <w:r>
-        <w:t>_list</w:t>
-      </w:r>
-      <w:r>
-        <w:t>F</w:t>
-      </w:r>
-      <w:r>
-        <w:t>}</w:t>
-      </w:r>
-    </w:p>
-    <w:p>
-      <w:pPr>
-        <w:jc w:val="both"/>
-      </w:pPr>
-      <w:r>
-        <w:rPr>
-          <w:u w:val="single"/>
-        </w:rPr>
-        <w:t>IF en semantica operacional</w:t>
-      </w:r>
-      <w:r>
-        <w:t>:</w:t>
-      </w:r>
-    </w:p>
-    <w:p>
-      <w:pPr>
-        <w:jc w:val="both"/>
         <w:rPr>
           <w:lang w:val="es-AR"/>
         </w:rPr>
@@ -23764,6 +25344,7 @@
         </w:rPr>
         <w:t xml:space="preserve">xpr1 false? </w:t>
       </w:r>
+      <w:proofErr w:type="spellStart"/>
       <w:r>
         <w:rPr>
           <w:lang w:val="es-AR"/>
@@ -23774,7 +25355,14 @@
         <w:rPr>
           <w:lang w:val="es-AR"/>
         </w:rPr>
-        <w:t xml:space="preserve">oto </w:t>
+        <w:t>oto</w:t>
+      </w:r>
+      <w:proofErr w:type="spellEnd"/>
+      <w:r>
+        <w:rPr>
+          <w:lang w:val="es-AR"/>
+        </w:rPr>
+        <w:t xml:space="preserve"> </w:t>
       </w:r>
       <w:r>
         <w:rPr>
@@ -23801,7 +25389,21 @@
         <w:rPr>
           <w:lang w:val="es-AR"/>
         </w:rPr>
-        <w:t>expr2 false? goto Else;</w:t>
+        <w:t xml:space="preserve">expr2 false? </w:t>
+      </w:r>
+      <w:proofErr w:type="spellStart"/>
+      <w:r>
+        <w:rPr>
+          <w:lang w:val="es-AR"/>
+        </w:rPr>
+        <w:t>goto</w:t>
+      </w:r>
+      <w:proofErr w:type="spellEnd"/>
+      <w:r>
+        <w:rPr>
+          <w:lang w:val="es-AR"/>
+        </w:rPr>
+        <w:t xml:space="preserve"> Else;</w:t>
       </w:r>
     </w:p>
     <w:p>
@@ -23869,6 +25471,7 @@
         <w:spacing w:line="240" w:lineRule="auto"/>
         <w:jc w:val="both"/>
       </w:pPr>
+      <w:proofErr w:type="spellStart"/>
       <w:r>
         <w:t>g</w:t>
       </w:r>
@@ -23876,7 +25479,11 @@
         <w:t>ot</w:t>
       </w:r>
       <w:r>
-        <w:t>o END;</w:t>
+        <w:t>o</w:t>
+      </w:r>
+      <w:proofErr w:type="spellEnd"/>
+      <w:r>
+        <w:t xml:space="preserve"> END;</w:t>
       </w:r>
     </w:p>
     <w:p>
@@ -23920,8 +25527,13 @@
         <w:spacing w:line="240" w:lineRule="auto"/>
         <w:jc w:val="both"/>
       </w:pPr>
-      <w:r>
-        <w:t>goto END;</w:t>
+      <w:proofErr w:type="spellStart"/>
+      <w:r>
+        <w:t>goto</w:t>
+      </w:r>
+      <w:proofErr w:type="spellEnd"/>
+      <w:r>
+        <w:t xml:space="preserve"> END;</w:t>
       </w:r>
     </w:p>
     <w:p>
@@ -23931,12 +25543,28 @@
           <w:b/>
         </w:rPr>
       </w:pPr>
+      <w:proofErr w:type="spellStart"/>
       <w:r>
         <w:rPr>
           <w:b/>
         </w:rPr>
-        <w:t>Semántica Denotacional</w:t>
-      </w:r>
+        <w:t>Semántica</w:t>
+      </w:r>
+      <w:proofErr w:type="spellEnd"/>
+      <w:r>
+        <w:rPr>
+          <w:b/>
+        </w:rPr>
+        <w:t xml:space="preserve"> </w:t>
+      </w:r>
+      <w:proofErr w:type="spellStart"/>
+      <w:r>
+        <w:rPr>
+          <w:b/>
+        </w:rPr>
+        <w:t>Denotacional</w:t>
+      </w:r>
+      <w:proofErr w:type="spellEnd"/>
     </w:p>
     <w:p>
       <w:pPr>
@@ -23963,12 +25591,14 @@
         </w:rPr>
         <w:t xml:space="preserve">Def Semántica </w:t>
       </w:r>
+      <w:proofErr w:type="spellStart"/>
       <w:r>
         <w:rPr>
           <w:lang w:val="es-ES"/>
         </w:rPr>
         <w:t>Denotacional</w:t>
       </w:r>
+      <w:proofErr w:type="spellEnd"/>
     </w:p>
     <w:p>
       <w:pPr>
@@ -23981,7 +25611,21 @@
         <w:rPr>
           <w:lang w:val="es-ES"/>
         </w:rPr>
-        <w:t>La semántica denotacional es el método formal más riguroso y ampliamente conocido para describir el significado de los programas</w:t>
+        <w:t xml:space="preserve">La semántica </w:t>
+      </w:r>
+      <w:proofErr w:type="spellStart"/>
+      <w:r>
+        <w:rPr>
+          <w:lang w:val="es-ES"/>
+        </w:rPr>
+        <w:t>denotacional</w:t>
+      </w:r>
+      <w:proofErr w:type="spellEnd"/>
+      <w:r>
+        <w:rPr>
+          <w:lang w:val="es-ES"/>
+        </w:rPr>
+        <w:t xml:space="preserve"> es el método formal más riguroso y ampliamente conocido para describir el significado de los programas</w:t>
       </w:r>
       <w:r>
         <w:rPr>
@@ -24036,14 +25680,30 @@
         <w:rPr>
           <w:lang w:val="es-ES"/>
         </w:rPr>
-        <w:t xml:space="preserve">Poner aquí las descripciones de las estructuras de control de Apleh con semántica </w:t>
-      </w:r>
+        <w:t xml:space="preserve">Poner aquí las descripciones de las estructuras de control de </w:t>
+      </w:r>
+      <w:proofErr w:type="spellStart"/>
+      <w:r>
+        <w:rPr>
+          <w:lang w:val="es-ES"/>
+        </w:rPr>
+        <w:t>Apleh</w:t>
+      </w:r>
+      <w:proofErr w:type="spellEnd"/>
+      <w:r>
+        <w:rPr>
+          <w:lang w:val="es-ES"/>
+        </w:rPr>
+        <w:t xml:space="preserve"> con semántica </w:t>
+      </w:r>
+      <w:proofErr w:type="spellStart"/>
       <w:r>
         <w:rPr>
           <w:lang w:val="es-ES"/>
         </w:rPr>
         <w:t>denotacional</w:t>
       </w:r>
+      <w:proofErr w:type="spellEnd"/>
     </w:p>
     <w:p>
       <w:pPr>
@@ -24223,7 +25883,6 @@
         <w:rPr>
           <w:lang w:val="es-ES"/>
         </w:rPr>
-        <w:lastRenderedPageBreak/>
         <w:t xml:space="preserve">--&gt;Avance de código: </w:t>
       </w:r>
       <w:r>
@@ -24293,6 +25952,7 @@
         <w:rPr>
           <w:lang w:val="es-ES"/>
         </w:rPr>
+        <w:lastRenderedPageBreak/>
         <w:t>---&gt;Def de Análisis Sintáctico</w:t>
       </w:r>
     </w:p>
@@ -24458,8 +26118,16 @@
         <w:rPr>
           <w:lang w:val="es-ES"/>
         </w:rPr>
-        <w:t>---&gt;Funcionamiento del analizador generado por Bison</w:t>
-      </w:r>
+        <w:t xml:space="preserve">---&gt;Funcionamiento del analizador generado por </w:t>
+      </w:r>
+      <w:proofErr w:type="spellStart"/>
+      <w:r>
+        <w:rPr>
+          <w:lang w:val="es-ES"/>
+        </w:rPr>
+        <w:t>Bison</w:t>
+      </w:r>
+      <w:proofErr w:type="spellEnd"/>
     </w:p>
     <w:p>
       <w:pPr>
@@ -24689,7 +26357,21 @@
         <w:rPr>
           <w:lang w:val="es-ES"/>
         </w:rPr>
-        <w:t>--&gt;Describa las componentes de la seis-upla que caracteriza a una variable.</w:t>
+        <w:t>--&gt;Describa las componentes de la seis-</w:t>
+      </w:r>
+      <w:proofErr w:type="spellStart"/>
+      <w:r>
+        <w:rPr>
+          <w:lang w:val="es-ES"/>
+        </w:rPr>
+        <w:t>upla</w:t>
+      </w:r>
+      <w:proofErr w:type="spellEnd"/>
+      <w:r>
+        <w:rPr>
+          <w:lang w:val="es-ES"/>
+        </w:rPr>
+        <w:t xml:space="preserve"> que caracteriza a una variable.</w:t>
       </w:r>
     </w:p>
     <w:p>
@@ -24723,8 +26405,16 @@
         <w:rPr>
           <w:lang w:val="es-ES"/>
         </w:rPr>
-        <w:t>la de símbolos y mostrar código en aleph</w:t>
-      </w:r>
+        <w:t xml:space="preserve">la de símbolos y mostrar código en </w:t>
+      </w:r>
+      <w:proofErr w:type="spellStart"/>
+      <w:r>
+        <w:rPr>
+          <w:lang w:val="es-ES"/>
+        </w:rPr>
+        <w:t>aleph</w:t>
+      </w:r>
+      <w:proofErr w:type="spellEnd"/>
     </w:p>
     <w:p>
       <w:pPr>
@@ -24972,7 +26662,6 @@
         <w:rPr>
           <w:lang w:val="es-ES"/>
         </w:rPr>
-        <w:lastRenderedPageBreak/>
         <w:t xml:space="preserve">--&gt;Defina: error de tipo. </w:t>
       </w:r>
     </w:p>
@@ -25021,6 +26710,7 @@
         <w:rPr>
           <w:lang w:val="es-ES"/>
         </w:rPr>
+        <w:lastRenderedPageBreak/>
         <w:t>--&gt;Relacione estos conceptos con la implementación de Aleph</w:t>
       </w:r>
     </w:p>
@@ -25107,16 +26797,16 @@
         <w:rPr>
           <w:lang w:val="es-ES"/>
         </w:rPr>
-        <w:t xml:space="preserve"> 25/11 presentación informe defensa lunes 28/11 15hs </w:t>
-      </w:r>
-      <w:proofErr w:type="gramStart"/>
-      <w:r>
-        <w:rPr>
-          <w:lang w:val="es-ES"/>
-        </w:rPr>
-        <w:t>-  recu</w:t>
-      </w:r>
-      <w:proofErr w:type="gramEnd"/>
+        <w:t xml:space="preserve"> 25/11 presentación informe defensa lunes 28/11 15hs -  </w:t>
+      </w:r>
+      <w:proofErr w:type="spellStart"/>
+      <w:r>
+        <w:rPr>
+          <w:lang w:val="es-ES"/>
+        </w:rPr>
+        <w:t>recu</w:t>
+      </w:r>
+      <w:proofErr w:type="spellEnd"/>
       <w:r>
         <w:rPr>
           <w:lang w:val="es-ES"/>
@@ -25291,7 +26981,7 @@
 </file>
 
 <file path=word/endnotes.xml><?xml version="1.0" encoding="utf-8"?>
-<w:endnotes xmlns:wpc="http://schemas.microsoft.com/office/word/2010/wordprocessingCanvas" xmlns:cx="http://schemas.microsoft.com/office/drawing/2014/chartex" xmlns:cx1="http://schemas.microsoft.com/office/drawing/2015/9/8/chartex" xmlns:cx2="http://schemas.microsoft.com/office/drawing/2015/10/21/chartex" xmlns:cx3="http://schemas.microsoft.com/office/drawing/2016/5/9/chartex" xmlns:cx4="http://schemas.microsoft.com/office/drawing/2016/5/10/chartex" xmlns:cx5="http://schemas.microsoft.com/office/drawing/2016/5/11/chartex" xmlns:cx6="http://schemas.microsoft.com/office/drawing/2016/5/12/chartex" xmlns:cx7="http://schemas.microsoft.com/office/drawing/2016/5/13/chartex" xmlns:cx8="http://schemas.microsoft.com/office/drawing/2016/5/14/chartex" xmlns:mc="http://schemas.openxmlformats.org/markup-compatibility/2006" xmlns:aink="http://schemas.microsoft.com/office/drawing/2016/ink" xmlns:am3d="http://schemas.microsoft.com/office/drawing/2017/model3d" xmlns:o="urn:schemas-microsoft-com:office:office" xmlns:r="http://schemas.openxmlformats.org/officeDocument/2006/relationships" xmlns:m="http://schemas.openxmlformats.org/officeDocument/2006/math" xmlns:v="urn:schemas-microsoft-com:vml" xmlns:wp14="http://schemas.microsoft.com/office/word/2010/wordprocessingDrawing" xmlns:wp="http://schemas.openxmlformats.org/drawingml/2006/wordprocessingDrawing" xmlns:w10="urn:schemas-microsoft-com:office:word" xmlns:w="http://schemas.openxmlformats.org/wordprocessingml/2006/main" xmlns:w14="http://schemas.microsoft.com/office/word/2010/wordml" xmlns:w15="http://schemas.microsoft.com/office/word/2012/wordml" xmlns:w16cex="http://schemas.microsoft.com/office/word/2018/wordml/cex" xmlns:w16cid="http://schemas.microsoft.com/office/word/2016/wordml/cid" xmlns:w16="http://schemas.microsoft.com/office/word/2018/wordml" xmlns:w16sdtdh="http://schemas.microsoft.com/office/word/2020/wordml/sdtdatahash" xmlns:w16se="http://schemas.microsoft.com/office/word/2015/wordml/symex" xmlns:wpg="http://schemas.microsoft.com/office/word/2010/wordprocessingGroup" xmlns:wpi="http://schemas.microsoft.com/office/word/2010/wordprocessingInk" xmlns:wne="http://schemas.microsoft.com/office/word/2006/wordml" xmlns:wps="http://schemas.microsoft.com/office/word/2010/wordprocessingShape" mc:Ignorable="w14 w15 w16se w16cid w16 w16cex w16sdtdh wp14">
+<w:endnotes xmlns:wpc="http://schemas.microsoft.com/office/word/2010/wordprocessingCanvas" xmlns:cx="http://schemas.microsoft.com/office/drawing/2014/chartex" xmlns:cx1="http://schemas.microsoft.com/office/drawing/2015/9/8/chartex" xmlns:cx2="http://schemas.microsoft.com/office/drawing/2015/10/21/chartex" xmlns:cx3="http://schemas.microsoft.com/office/drawing/2016/5/9/chartex" xmlns:cx4="http://schemas.microsoft.com/office/drawing/2016/5/10/chartex" xmlns:cx5="http://schemas.microsoft.com/office/drawing/2016/5/11/chartex" xmlns:cx6="http://schemas.microsoft.com/office/drawing/2016/5/12/chartex" xmlns:cx7="http://schemas.microsoft.com/office/drawing/2016/5/13/chartex" xmlns:cx8="http://schemas.microsoft.com/office/drawing/2016/5/14/chartex" xmlns:mc="http://schemas.openxmlformats.org/markup-compatibility/2006" xmlns:aink="http://schemas.microsoft.com/office/drawing/2016/ink" xmlns:am3d="http://schemas.microsoft.com/office/drawing/2017/model3d" xmlns:o="urn:schemas-microsoft-com:office:office" xmlns:oel="http://schemas.microsoft.com/office/2019/extlst" xmlns:r="http://schemas.openxmlformats.org/officeDocument/2006/relationships" xmlns:m="http://schemas.openxmlformats.org/officeDocument/2006/math" xmlns:v="urn:schemas-microsoft-com:vml" xmlns:wp14="http://schemas.microsoft.com/office/word/2010/wordprocessingDrawing" xmlns:wp="http://schemas.openxmlformats.org/drawingml/2006/wordprocessingDrawing" xmlns:w10="urn:schemas-microsoft-com:office:word" xmlns:w="http://schemas.openxmlformats.org/wordprocessingml/2006/main" xmlns:w14="http://schemas.microsoft.com/office/word/2010/wordml" xmlns:w15="http://schemas.microsoft.com/office/word/2012/wordml" xmlns:w16cex="http://schemas.microsoft.com/office/word/2018/wordml/cex" xmlns:w16cid="http://schemas.microsoft.com/office/word/2016/wordml/cid" xmlns:w16="http://schemas.microsoft.com/office/word/2018/wordml" xmlns:w16sdtdh="http://schemas.microsoft.com/office/word/2020/wordml/sdtdatahash" xmlns:w16se="http://schemas.microsoft.com/office/word/2015/wordml/symex" xmlns:wpg="http://schemas.microsoft.com/office/word/2010/wordprocessingGroup" xmlns:wpi="http://schemas.microsoft.com/office/word/2010/wordprocessingInk" xmlns:wne="http://schemas.microsoft.com/office/word/2006/wordml" xmlns:wps="http://schemas.microsoft.com/office/word/2010/wordprocessingShape" mc:Ignorable="w14 w15 w16se w16cid w16 w16cex w16sdtdh wp14">
   <w:endnote w:type="separator" w:id="-1">
     <w:p>
       <w:pPr>
@@ -25316,7 +27006,7 @@
 </file>
 
 <file path=word/footnotes.xml><?xml version="1.0" encoding="utf-8"?>
-<w:footnotes xmlns:wpc="http://schemas.microsoft.com/office/word/2010/wordprocessingCanvas" xmlns:cx="http://schemas.microsoft.com/office/drawing/2014/chartex" xmlns:cx1="http://schemas.microsoft.com/office/drawing/2015/9/8/chartex" xmlns:cx2="http://schemas.microsoft.com/office/drawing/2015/10/21/chartex" xmlns:cx3="http://schemas.microsoft.com/office/drawing/2016/5/9/chartex" xmlns:cx4="http://schemas.microsoft.com/office/drawing/2016/5/10/chartex" xmlns:cx5="http://schemas.microsoft.com/office/drawing/2016/5/11/chartex" xmlns:cx6="http://schemas.microsoft.com/office/drawing/2016/5/12/chartex" xmlns:cx7="http://schemas.microsoft.com/office/drawing/2016/5/13/chartex" xmlns:cx8="http://schemas.microsoft.com/office/drawing/2016/5/14/chartex" xmlns:mc="http://schemas.openxmlformats.org/markup-compatibility/2006" xmlns:aink="http://schemas.microsoft.com/office/drawing/2016/ink" xmlns:am3d="http://schemas.microsoft.com/office/drawing/2017/model3d" xmlns:o="urn:schemas-microsoft-com:office:office" xmlns:r="http://schemas.openxmlformats.org/officeDocument/2006/relationships" xmlns:m="http://schemas.openxmlformats.org/officeDocument/2006/math" xmlns:v="urn:schemas-microsoft-com:vml" xmlns:wp14="http://schemas.microsoft.com/office/word/2010/wordprocessingDrawing" xmlns:wp="http://schemas.openxmlformats.org/drawingml/2006/wordprocessingDrawing" xmlns:w10="urn:schemas-microsoft-com:office:word" xmlns:w="http://schemas.openxmlformats.org/wordprocessingml/2006/main" xmlns:w14="http://schemas.microsoft.com/office/word/2010/wordml" xmlns:w15="http://schemas.microsoft.com/office/word/2012/wordml" xmlns:w16cex="http://schemas.microsoft.com/office/word/2018/wordml/cex" xmlns:w16cid="http://schemas.microsoft.com/office/word/2016/wordml/cid" xmlns:w16="http://schemas.microsoft.com/office/word/2018/wordml" xmlns:w16sdtdh="http://schemas.microsoft.com/office/word/2020/wordml/sdtdatahash" xmlns:w16se="http://schemas.microsoft.com/office/word/2015/wordml/symex" xmlns:wpg="http://schemas.microsoft.com/office/word/2010/wordprocessingGroup" xmlns:wpi="http://schemas.microsoft.com/office/word/2010/wordprocessingInk" xmlns:wne="http://schemas.microsoft.com/office/word/2006/wordml" xmlns:wps="http://schemas.microsoft.com/office/word/2010/wordprocessingShape" mc:Ignorable="w14 w15 w16se w16cid w16 w16cex w16sdtdh wp14">
+<w:footnotes xmlns:wpc="http://schemas.microsoft.com/office/word/2010/wordprocessingCanvas" xmlns:cx="http://schemas.microsoft.com/office/drawing/2014/chartex" xmlns:cx1="http://schemas.microsoft.com/office/drawing/2015/9/8/chartex" xmlns:cx2="http://schemas.microsoft.com/office/drawing/2015/10/21/chartex" xmlns:cx3="http://schemas.microsoft.com/office/drawing/2016/5/9/chartex" xmlns:cx4="http://schemas.microsoft.com/office/drawing/2016/5/10/chartex" xmlns:cx5="http://schemas.microsoft.com/office/drawing/2016/5/11/chartex" xmlns:cx6="http://schemas.microsoft.com/office/drawing/2016/5/12/chartex" xmlns:cx7="http://schemas.microsoft.com/office/drawing/2016/5/13/chartex" xmlns:cx8="http://schemas.microsoft.com/office/drawing/2016/5/14/chartex" xmlns:mc="http://schemas.openxmlformats.org/markup-compatibility/2006" xmlns:aink="http://schemas.microsoft.com/office/drawing/2016/ink" xmlns:am3d="http://schemas.microsoft.com/office/drawing/2017/model3d" xmlns:o="urn:schemas-microsoft-com:office:office" xmlns:oel="http://schemas.microsoft.com/office/2019/extlst" xmlns:r="http://schemas.openxmlformats.org/officeDocument/2006/relationships" xmlns:m="http://schemas.openxmlformats.org/officeDocument/2006/math" xmlns:v="urn:schemas-microsoft-com:vml" xmlns:wp14="http://schemas.microsoft.com/office/word/2010/wordprocessingDrawing" xmlns:wp="http://schemas.openxmlformats.org/drawingml/2006/wordprocessingDrawing" xmlns:w10="urn:schemas-microsoft-com:office:word" xmlns:w="http://schemas.openxmlformats.org/wordprocessingml/2006/main" xmlns:w14="http://schemas.microsoft.com/office/word/2010/wordml" xmlns:w15="http://schemas.microsoft.com/office/word/2012/wordml" xmlns:w16cex="http://schemas.microsoft.com/office/word/2018/wordml/cex" xmlns:w16cid="http://schemas.microsoft.com/office/word/2016/wordml/cid" xmlns:w16="http://schemas.microsoft.com/office/word/2018/wordml" xmlns:w16sdtdh="http://schemas.microsoft.com/office/word/2020/wordml/sdtdatahash" xmlns:w16se="http://schemas.microsoft.com/office/word/2015/wordml/symex" xmlns:wpg="http://schemas.microsoft.com/office/word/2010/wordprocessingGroup" xmlns:wpi="http://schemas.microsoft.com/office/word/2010/wordprocessingInk" xmlns:wne="http://schemas.microsoft.com/office/word/2006/wordml" xmlns:wps="http://schemas.microsoft.com/office/word/2010/wordprocessingShape" mc:Ignorable="w14 w15 w16se w16cid w16 w16cex w16sdtdh wp14">
   <w:footnote w:type="separator" w:id="-1">
     <w:p>
       <w:pPr>
@@ -25341,7 +27031,7 @@
 </file>
 
 <file path=word/numbering.xml><?xml version="1.0" encoding="utf-8"?>
-<w:numbering xmlns:wpc="http://schemas.microsoft.com/office/word/2010/wordprocessingCanvas" xmlns:cx="http://schemas.microsoft.com/office/drawing/2014/chartex" xmlns:cx1="http://schemas.microsoft.com/office/drawing/2015/9/8/chartex" xmlns:cx2="http://schemas.microsoft.com/office/drawing/2015/10/21/chartex" xmlns:cx3="http://schemas.microsoft.com/office/drawing/2016/5/9/chartex" xmlns:cx4="http://schemas.microsoft.com/office/drawing/2016/5/10/chartex" xmlns:cx5="http://schemas.microsoft.com/office/drawing/2016/5/11/chartex" xmlns:cx6="http://schemas.microsoft.com/office/drawing/2016/5/12/chartex" xmlns:cx7="http://schemas.microsoft.com/office/drawing/2016/5/13/chartex" xmlns:cx8="http://schemas.microsoft.com/office/drawing/2016/5/14/chartex" xmlns:mc="http://schemas.openxmlformats.org/markup-compatibility/2006" xmlns:aink="http://schemas.microsoft.com/office/drawing/2016/ink" xmlns:am3d="http://schemas.microsoft.com/office/drawing/2017/model3d" xmlns:o="urn:schemas-microsoft-com:office:office" xmlns:r="http://schemas.openxmlformats.org/officeDocument/2006/relationships" xmlns:m="http://schemas.openxmlformats.org/officeDocument/2006/math" xmlns:v="urn:schemas-microsoft-com:vml" xmlns:wp14="http://schemas.microsoft.com/office/word/2010/wordprocessingDrawing" xmlns:wp="http://schemas.openxmlformats.org/drawingml/2006/wordprocessingDrawing" xmlns:w10="urn:schemas-microsoft-com:office:word" xmlns:w="http://schemas.openxmlformats.org/wordprocessingml/2006/main" xmlns:w14="http://schemas.microsoft.com/office/word/2010/wordml" xmlns:w15="http://schemas.microsoft.com/office/word/2012/wordml" xmlns:w16cex="http://schemas.microsoft.com/office/word/2018/wordml/cex" xmlns:w16cid="http://schemas.microsoft.com/office/word/2016/wordml/cid" xmlns:w16="http://schemas.microsoft.com/office/word/2018/wordml" xmlns:w16sdtdh="http://schemas.microsoft.com/office/word/2020/wordml/sdtdatahash" xmlns:w16se="http://schemas.microsoft.com/office/word/2015/wordml/symex" xmlns:wpg="http://schemas.microsoft.com/office/word/2010/wordprocessingGroup" xmlns:wpi="http://schemas.microsoft.com/office/word/2010/wordprocessingInk" xmlns:wne="http://schemas.microsoft.com/office/word/2006/wordml" xmlns:wps="http://schemas.microsoft.com/office/word/2010/wordprocessingShape" mc:Ignorable="w14 w15 w16se w16cid w16 w16cex w16sdtdh wp14">
+<w:numbering xmlns:wpc="http://schemas.microsoft.com/office/word/2010/wordprocessingCanvas" xmlns:cx="http://schemas.microsoft.com/office/drawing/2014/chartex" xmlns:cx1="http://schemas.microsoft.com/office/drawing/2015/9/8/chartex" xmlns:cx2="http://schemas.microsoft.com/office/drawing/2015/10/21/chartex" xmlns:cx3="http://schemas.microsoft.com/office/drawing/2016/5/9/chartex" xmlns:cx4="http://schemas.microsoft.com/office/drawing/2016/5/10/chartex" xmlns:cx5="http://schemas.microsoft.com/office/drawing/2016/5/11/chartex" xmlns:cx6="http://schemas.microsoft.com/office/drawing/2016/5/12/chartex" xmlns:cx7="http://schemas.microsoft.com/office/drawing/2016/5/13/chartex" xmlns:cx8="http://schemas.microsoft.com/office/drawing/2016/5/14/chartex" xmlns:mc="http://schemas.openxmlformats.org/markup-compatibility/2006" xmlns:aink="http://schemas.microsoft.com/office/drawing/2016/ink" xmlns:am3d="http://schemas.microsoft.com/office/drawing/2017/model3d" xmlns:o="urn:schemas-microsoft-com:office:office" xmlns:oel="http://schemas.microsoft.com/office/2019/extlst" xmlns:r="http://schemas.openxmlformats.org/officeDocument/2006/relationships" xmlns:m="http://schemas.openxmlformats.org/officeDocument/2006/math" xmlns:v="urn:schemas-microsoft-com:vml" xmlns:wp14="http://schemas.microsoft.com/office/word/2010/wordprocessingDrawing" xmlns:wp="http://schemas.openxmlformats.org/drawingml/2006/wordprocessingDrawing" xmlns:w10="urn:schemas-microsoft-com:office:word" xmlns:w="http://schemas.openxmlformats.org/wordprocessingml/2006/main" xmlns:w14="http://schemas.microsoft.com/office/word/2010/wordml" xmlns:w15="http://schemas.microsoft.com/office/word/2012/wordml" xmlns:w16cex="http://schemas.microsoft.com/office/word/2018/wordml/cex" xmlns:w16cid="http://schemas.microsoft.com/office/word/2016/wordml/cid" xmlns:w16="http://schemas.microsoft.com/office/word/2018/wordml" xmlns:w16sdtdh="http://schemas.microsoft.com/office/word/2020/wordml/sdtdatahash" xmlns:w16se="http://schemas.microsoft.com/office/word/2015/wordml/symex" xmlns:wpg="http://schemas.microsoft.com/office/word/2010/wordprocessingGroup" xmlns:wpi="http://schemas.microsoft.com/office/word/2010/wordprocessingInk" xmlns:wne="http://schemas.microsoft.com/office/word/2006/wordml" xmlns:wps="http://schemas.microsoft.com/office/word/2010/wordprocessingShape" mc:Ignorable="w14 w15 w16se w16cid w16 w16cex w16sdtdh wp14">
   <w:abstractNum w:abstractNumId="0" w15:restartNumberingAfterBreak="0">
     <w:nsid w:val="02791101"/>
     <w:multiLevelType w:val="multilevel"/>
@@ -26625,22 +28315,22 @@
       </w:pPr>
     </w:lvl>
   </w:abstractNum>
-  <w:num w:numId="1">
+  <w:num w:numId="1" w16cid:durableId="323818931">
     <w:abstractNumId w:val="8"/>
   </w:num>
-  <w:num w:numId="2">
+  <w:num w:numId="2" w16cid:durableId="141772145">
     <w:abstractNumId w:val="4"/>
   </w:num>
-  <w:num w:numId="3">
+  <w:num w:numId="3" w16cid:durableId="1817139396">
     <w:abstractNumId w:val="10"/>
   </w:num>
-  <w:num w:numId="4">
+  <w:num w:numId="4" w16cid:durableId="672145049">
     <w:abstractNumId w:val="12"/>
   </w:num>
-  <w:num w:numId="5">
+  <w:num w:numId="5" w16cid:durableId="185294619">
     <w:abstractNumId w:val="3"/>
   </w:num>
-  <w:num w:numId="6">
+  <w:num w:numId="6" w16cid:durableId="1099834531">
     <w:abstractNumId w:val="8"/>
     <w:lvlOverride w:ilvl="0">
       <w:startOverride w:val="1"/>
@@ -26670,19 +28360,19 @@
       <w:startOverride w:val="1"/>
     </w:lvlOverride>
   </w:num>
-  <w:num w:numId="7">
+  <w:num w:numId="7" w16cid:durableId="785586511">
     <w:abstractNumId w:val="11"/>
   </w:num>
-  <w:num w:numId="8">
+  <w:num w:numId="8" w16cid:durableId="1227839854">
     <w:abstractNumId w:val="5"/>
   </w:num>
-  <w:num w:numId="9">
+  <w:num w:numId="9" w16cid:durableId="1395393911">
     <w:abstractNumId w:val="0"/>
   </w:num>
-  <w:num w:numId="10">
+  <w:num w:numId="10" w16cid:durableId="1961380285">
     <w:abstractNumId w:val="1"/>
   </w:num>
-  <w:num w:numId="11">
+  <w:num w:numId="11" w16cid:durableId="2121676441">
     <w:abstractNumId w:val="9"/>
     <w:lvlOverride w:ilvl="0">
       <w:startOverride w:val="1"/>
@@ -26712,7 +28402,7 @@
       <w:startOverride w:val="1"/>
     </w:lvlOverride>
   </w:num>
-  <w:num w:numId="12">
+  <w:num w:numId="12" w16cid:durableId="283734367">
     <w:abstractNumId w:val="10"/>
     <w:lvlOverride w:ilvl="0">
       <w:startOverride w:val="1"/>
@@ -26742,13 +28432,13 @@
       <w:startOverride w:val="1"/>
     </w:lvlOverride>
   </w:num>
-  <w:num w:numId="13">
+  <w:num w:numId="13" w16cid:durableId="138042166">
     <w:abstractNumId w:val="2"/>
   </w:num>
-  <w:num w:numId="14">
+  <w:num w:numId="14" w16cid:durableId="1187913291">
     <w:abstractNumId w:val="6"/>
   </w:num>
-  <w:num w:numId="15">
+  <w:num w:numId="15" w16cid:durableId="1353072470">
     <w:abstractNumId w:val="7"/>
   </w:num>
 </w:numbering>

--- a/Avance_Colque_Fernandez.docx
+++ b/Avance_Colque_Fernandez.docx
@@ -4184,6 +4184,7 @@
         <w:t>(</w:t>
       </w:r>
       <w:proofErr w:type="spellStart"/>
+      <w:proofErr w:type="gramStart"/>
       <w:r>
         <w:rPr>
           <w:rFonts w:ascii="Arial" w:hAnsi="Arial" w:cs="Arial"/>
@@ -4207,6 +4208,7 @@
         <w:t>,a</w:t>
       </w:r>
       <w:proofErr w:type="spellEnd"/>
+      <w:proofErr w:type="gramEnd"/>
       <w:r>
         <w:rPr>
           <w:rFonts w:ascii="Arial" w:eastAsia="Times New Roman" w:hAnsi="Arial" w:cs="Arial"/>
@@ -4424,6 +4426,7 @@
         </w:rPr>
         <w:t xml:space="preserve"> </w:t>
       </w:r>
+      <w:proofErr w:type="gramStart"/>
       <w:r>
         <w:rPr>
           <w:rFonts w:ascii="Cambria Math" w:eastAsia="Times New Roman" w:hAnsi="Cambria Math" w:cs="Cambria Math"/>
@@ -4450,6 +4453,7 @@
         </w:rPr>
         <w:t>δ</w:t>
       </w:r>
+      <w:proofErr w:type="gramEnd"/>
       <w:r>
         <w:rPr>
           <w:rFonts w:ascii="Arial" w:eastAsia="Times New Roman" w:hAnsi="Arial" w:cs="Arial"/>
@@ -5209,6 +5213,7 @@
         <w:t xml:space="preserve"> </w:t>
       </w:r>
       <w:proofErr w:type="spellStart"/>
+      <w:proofErr w:type="gramStart"/>
       <w:r>
         <w:rPr>
           <w:rFonts w:ascii="Consolas" w:eastAsia="Times New Roman" w:hAnsi="Consolas" w:cs="Times New Roman"/>
@@ -5228,6 +5233,7 @@
         </w:rPr>
         <w:t>(</w:t>
       </w:r>
+      <w:proofErr w:type="gramEnd"/>
       <w:r>
         <w:rPr>
           <w:rFonts w:ascii="Consolas" w:eastAsia="Times New Roman" w:hAnsi="Consolas" w:cs="Times New Roman"/>
@@ -5344,6 +5350,7 @@
         <w:t xml:space="preserve"> </w:t>
       </w:r>
       <w:proofErr w:type="spellStart"/>
+      <w:proofErr w:type="gramStart"/>
       <w:r>
         <w:rPr>
           <w:rFonts w:ascii="Consolas" w:eastAsia="Times New Roman" w:hAnsi="Consolas" w:cs="Times New Roman"/>
@@ -5363,6 +5370,7 @@
         </w:rPr>
         <w:t>(</w:t>
       </w:r>
+      <w:proofErr w:type="gramEnd"/>
       <w:r>
         <w:rPr>
           <w:rFonts w:ascii="Consolas" w:eastAsia="Times New Roman" w:hAnsi="Consolas" w:cs="Times New Roman"/>
@@ -5479,6 +5487,7 @@
         <w:t xml:space="preserve"> </w:t>
       </w:r>
       <w:proofErr w:type="spellStart"/>
+      <w:proofErr w:type="gramStart"/>
       <w:r>
         <w:rPr>
           <w:rFonts w:ascii="Consolas" w:eastAsia="Times New Roman" w:hAnsi="Consolas" w:cs="Times New Roman"/>
@@ -5498,6 +5507,7 @@
         </w:rPr>
         <w:t>(</w:t>
       </w:r>
+      <w:proofErr w:type="gramEnd"/>
       <w:r>
         <w:rPr>
           <w:rFonts w:ascii="Consolas" w:eastAsia="Times New Roman" w:hAnsi="Consolas" w:cs="Times New Roman"/>
@@ -5614,6 +5624,7 @@
         <w:t xml:space="preserve"> </w:t>
       </w:r>
       <w:proofErr w:type="spellStart"/>
+      <w:proofErr w:type="gramStart"/>
       <w:r>
         <w:rPr>
           <w:rFonts w:ascii="Consolas" w:eastAsia="Times New Roman" w:hAnsi="Consolas" w:cs="Times New Roman"/>
@@ -5633,6 +5644,7 @@
         </w:rPr>
         <w:t>(</w:t>
       </w:r>
+      <w:proofErr w:type="gramEnd"/>
       <w:r>
         <w:rPr>
           <w:rFonts w:ascii="Consolas" w:eastAsia="Times New Roman" w:hAnsi="Consolas" w:cs="Times New Roman"/>
@@ -5759,6 +5771,7 @@
         <w:t xml:space="preserve"> </w:t>
       </w:r>
       <w:proofErr w:type="spellStart"/>
+      <w:proofErr w:type="gramStart"/>
       <w:r>
         <w:rPr>
           <w:rFonts w:ascii="Consolas" w:eastAsia="Times New Roman" w:hAnsi="Consolas" w:cs="Times New Roman"/>
@@ -5778,6 +5791,7 @@
         </w:rPr>
         <w:t>(</w:t>
       </w:r>
+      <w:proofErr w:type="gramEnd"/>
       <w:r>
         <w:rPr>
           <w:rFonts w:ascii="Consolas" w:eastAsia="Times New Roman" w:hAnsi="Consolas" w:cs="Times New Roman"/>
@@ -5888,6 +5902,7 @@
         <w:t xml:space="preserve"> </w:t>
       </w:r>
       <w:proofErr w:type="spellStart"/>
+      <w:proofErr w:type="gramStart"/>
       <w:r>
         <w:rPr>
           <w:rFonts w:ascii="Consolas" w:eastAsia="Times New Roman" w:hAnsi="Consolas" w:cs="Times New Roman"/>
@@ -5908,6 +5923,7 @@
         <w:t>(</w:t>
       </w:r>
       <w:proofErr w:type="spellStart"/>
+      <w:proofErr w:type="gramEnd"/>
       <w:r>
         <w:rPr>
           <w:rFonts w:ascii="Consolas" w:eastAsia="Times New Roman" w:hAnsi="Consolas" w:cs="Times New Roman"/>
@@ -6025,6 +6041,7 @@
         <w:t xml:space="preserve"> </w:t>
       </w:r>
       <w:proofErr w:type="spellStart"/>
+      <w:proofErr w:type="gramStart"/>
       <w:r>
         <w:rPr>
           <w:rFonts w:ascii="Consolas" w:eastAsia="Times New Roman" w:hAnsi="Consolas" w:cs="Times New Roman"/>
@@ -6045,6 +6062,7 @@
         <w:t>(</w:t>
       </w:r>
       <w:proofErr w:type="spellStart"/>
+      <w:proofErr w:type="gramEnd"/>
       <w:r>
         <w:rPr>
           <w:rFonts w:ascii="Consolas" w:eastAsia="Times New Roman" w:hAnsi="Consolas" w:cs="Times New Roman"/>
@@ -6281,6 +6299,7 @@
         <w:t xml:space="preserve"> </w:t>
       </w:r>
       <w:proofErr w:type="spellStart"/>
+      <w:proofErr w:type="gramStart"/>
       <w:r>
         <w:rPr>
           <w:rFonts w:ascii="Consolas" w:eastAsia="Times New Roman" w:hAnsi="Consolas" w:cs="Times New Roman"/>
@@ -6300,6 +6319,7 @@
         </w:rPr>
         <w:t>(</w:t>
       </w:r>
+      <w:proofErr w:type="gramEnd"/>
       <w:r>
         <w:rPr>
           <w:rFonts w:ascii="Consolas" w:eastAsia="Times New Roman" w:hAnsi="Consolas" w:cs="Times New Roman"/>
@@ -6398,6 +6418,7 @@
         <w:t xml:space="preserve"> </w:t>
       </w:r>
       <w:proofErr w:type="spellStart"/>
+      <w:proofErr w:type="gramStart"/>
       <w:r>
         <w:rPr>
           <w:rFonts w:ascii="Consolas" w:eastAsia="Times New Roman" w:hAnsi="Consolas" w:cs="Times New Roman"/>
@@ -6417,6 +6438,7 @@
         </w:rPr>
         <w:t>(</w:t>
       </w:r>
+      <w:proofErr w:type="gramEnd"/>
       <w:r>
         <w:rPr>
           <w:rFonts w:ascii="Consolas" w:eastAsia="Times New Roman" w:hAnsi="Consolas" w:cs="Times New Roman"/>
@@ -6895,6 +6917,7 @@
         </w:rPr>
         <w:t xml:space="preserve"> </w:t>
       </w:r>
+      <w:proofErr w:type="gramStart"/>
       <w:r>
         <w:rPr>
           <w:rFonts w:ascii="Consolas" w:eastAsia="Times New Roman" w:hAnsi="Consolas" w:cs="Times New Roman"/>
@@ -6914,6 +6937,7 @@
         <w:t>(</w:t>
       </w:r>
       <w:proofErr w:type="spellStart"/>
+      <w:proofErr w:type="gramEnd"/>
       <w:r>
         <w:rPr>
           <w:rFonts w:ascii="Consolas" w:eastAsia="Times New Roman" w:hAnsi="Consolas" w:cs="Times New Roman"/>
@@ -7105,6 +7129,7 @@
         </w:rPr>
         <w:t xml:space="preserve"> </w:t>
       </w:r>
+      <w:proofErr w:type="gramStart"/>
       <w:r>
         <w:rPr>
           <w:rFonts w:ascii="Consolas" w:eastAsia="Times New Roman" w:hAnsi="Consolas" w:cs="Times New Roman"/>
@@ -7124,6 +7149,7 @@
         <w:t>(</w:t>
       </w:r>
       <w:proofErr w:type="spellStart"/>
+      <w:proofErr w:type="gramEnd"/>
       <w:r>
         <w:rPr>
           <w:rFonts w:ascii="Consolas" w:eastAsia="Times New Roman" w:hAnsi="Consolas" w:cs="Times New Roman"/>
@@ -7253,6 +7279,7 @@
         <w:t xml:space="preserve"> </w:t>
       </w:r>
       <w:proofErr w:type="spellStart"/>
+      <w:proofErr w:type="gramStart"/>
       <w:r>
         <w:rPr>
           <w:rFonts w:ascii="Consolas" w:eastAsia="Times New Roman" w:hAnsi="Consolas" w:cs="Times New Roman"/>
@@ -7272,6 +7299,7 @@
         </w:rPr>
         <w:t>(</w:t>
       </w:r>
+      <w:proofErr w:type="gramEnd"/>
       <w:r>
         <w:rPr>
           <w:rFonts w:ascii="Consolas" w:eastAsia="Times New Roman" w:hAnsi="Consolas" w:cs="Times New Roman"/>
@@ -7453,6 +7481,7 @@
         </w:rPr>
         <w:t xml:space="preserve"> </w:t>
       </w:r>
+      <w:proofErr w:type="gramStart"/>
       <w:r>
         <w:rPr>
           <w:rFonts w:ascii="Consolas" w:eastAsia="Times New Roman" w:hAnsi="Consolas" w:cs="Times New Roman"/>
@@ -7472,6 +7501,7 @@
         <w:t>(</w:t>
       </w:r>
       <w:proofErr w:type="spellStart"/>
+      <w:proofErr w:type="gramEnd"/>
       <w:r>
         <w:rPr>
           <w:rFonts w:ascii="Consolas" w:eastAsia="Times New Roman" w:hAnsi="Consolas" w:cs="Times New Roman"/>
@@ -7732,6 +7762,7 @@
         </w:rPr>
         <w:t xml:space="preserve"> </w:t>
       </w:r>
+      <w:proofErr w:type="gramStart"/>
       <w:r>
         <w:rPr>
           <w:rFonts w:ascii="Consolas" w:eastAsia="Times New Roman" w:hAnsi="Consolas" w:cs="Times New Roman"/>
@@ -7751,6 +7782,7 @@
         <w:t>(</w:t>
       </w:r>
       <w:proofErr w:type="spellStart"/>
+      <w:proofErr w:type="gramEnd"/>
       <w:r>
         <w:rPr>
           <w:rFonts w:ascii="Consolas" w:eastAsia="Times New Roman" w:hAnsi="Consolas" w:cs="Times New Roman"/>
@@ -7860,6 +7892,7 @@
         <w:t xml:space="preserve"> (</w:t>
       </w:r>
       <w:proofErr w:type="spellStart"/>
+      <w:proofErr w:type="gramStart"/>
       <w:r>
         <w:rPr>
           <w:rFonts w:ascii="Consolas" w:eastAsia="Times New Roman" w:hAnsi="Consolas" w:cs="Times New Roman"/>
@@ -7880,6 +7913,7 @@
         <w:t>(</w:t>
       </w:r>
       <w:proofErr w:type="spellStart"/>
+      <w:proofErr w:type="gramEnd"/>
       <w:r>
         <w:rPr>
           <w:rFonts w:ascii="Consolas" w:eastAsia="Times New Roman" w:hAnsi="Consolas" w:cs="Times New Roman"/>
@@ -8138,6 +8172,7 @@
         <w:t xml:space="preserve"> (</w:t>
       </w:r>
       <w:proofErr w:type="spellStart"/>
+      <w:proofErr w:type="gramStart"/>
       <w:r>
         <w:rPr>
           <w:rFonts w:ascii="Consolas" w:eastAsia="Times New Roman" w:hAnsi="Consolas" w:cs="Times New Roman"/>
@@ -8158,6 +8193,7 @@
         <w:t>(</w:t>
       </w:r>
       <w:proofErr w:type="spellStart"/>
+      <w:proofErr w:type="gramEnd"/>
       <w:r>
         <w:rPr>
           <w:rFonts w:ascii="Consolas" w:eastAsia="Times New Roman" w:hAnsi="Consolas" w:cs="Times New Roman"/>
@@ -8393,6 +8429,7 @@
         </w:rPr>
         <w:t xml:space="preserve"> </w:t>
       </w:r>
+      <w:proofErr w:type="gramStart"/>
       <w:r>
         <w:rPr>
           <w:rFonts w:ascii="Consolas" w:eastAsia="Times New Roman" w:hAnsi="Consolas" w:cs="Times New Roman"/>
@@ -8412,6 +8449,7 @@
         <w:t>(</w:t>
       </w:r>
       <w:proofErr w:type="spellStart"/>
+      <w:proofErr w:type="gramEnd"/>
       <w:r>
         <w:rPr>
           <w:rFonts w:ascii="Consolas" w:eastAsia="Times New Roman" w:hAnsi="Consolas" w:cs="Times New Roman"/>
@@ -8958,6 +8996,7 @@
         <w:t xml:space="preserve"> </w:t>
       </w:r>
       <w:proofErr w:type="spellStart"/>
+      <w:proofErr w:type="gramStart"/>
       <w:r>
         <w:rPr>
           <w:rFonts w:ascii="Consolas" w:eastAsia="Times New Roman" w:hAnsi="Consolas" w:cs="Times New Roman"/>
@@ -8977,6 +9016,7 @@
         </w:rPr>
         <w:t>(</w:t>
       </w:r>
+      <w:proofErr w:type="gramEnd"/>
       <w:r>
         <w:rPr>
           <w:rFonts w:ascii="Consolas" w:eastAsia="Times New Roman" w:hAnsi="Consolas" w:cs="Times New Roman"/>
@@ -9028,6 +9068,7 @@
         </w:rPr>
         <w:t xml:space="preserve">            </w:t>
       </w:r>
+      <w:proofErr w:type="gramStart"/>
       <w:r>
         <w:rPr>
           <w:rFonts w:ascii="Consolas" w:eastAsia="Times New Roman" w:hAnsi="Consolas" w:cs="Times New Roman"/>
@@ -9047,6 +9088,7 @@
         <w:t>(</w:t>
       </w:r>
       <w:proofErr w:type="spellStart"/>
+      <w:proofErr w:type="gramEnd"/>
       <w:r>
         <w:rPr>
           <w:rFonts w:ascii="Consolas" w:eastAsia="Times New Roman" w:hAnsi="Consolas" w:cs="Times New Roman"/>
@@ -9167,6 +9209,7 @@
         </w:rPr>
         <w:t xml:space="preserve">            </w:t>
       </w:r>
+      <w:proofErr w:type="gramStart"/>
       <w:r>
         <w:rPr>
           <w:rFonts w:ascii="Consolas" w:eastAsia="Times New Roman" w:hAnsi="Consolas" w:cs="Times New Roman"/>
@@ -9186,6 +9229,7 @@
         <w:t>(</w:t>
       </w:r>
       <w:proofErr w:type="spellStart"/>
+      <w:proofErr w:type="gramEnd"/>
       <w:r>
         <w:rPr>
           <w:rFonts w:ascii="Consolas" w:eastAsia="Times New Roman" w:hAnsi="Consolas" w:cs="Times New Roman"/>
@@ -9306,6 +9350,7 @@
         </w:rPr>
         <w:t xml:space="preserve">            </w:t>
       </w:r>
+      <w:proofErr w:type="gramStart"/>
       <w:r>
         <w:rPr>
           <w:rFonts w:ascii="Consolas" w:eastAsia="Times New Roman" w:hAnsi="Consolas" w:cs="Times New Roman"/>
@@ -9325,6 +9370,7 @@
         <w:t>(</w:t>
       </w:r>
       <w:proofErr w:type="spellStart"/>
+      <w:proofErr w:type="gramEnd"/>
       <w:r>
         <w:rPr>
           <w:rFonts w:ascii="Consolas" w:eastAsia="Times New Roman" w:hAnsi="Consolas" w:cs="Times New Roman"/>
@@ -9454,6 +9500,7 @@
         <w:t xml:space="preserve"> </w:t>
       </w:r>
       <w:proofErr w:type="spellStart"/>
+      <w:proofErr w:type="gramStart"/>
       <w:r>
         <w:rPr>
           <w:rFonts w:ascii="Consolas" w:eastAsia="Times New Roman" w:hAnsi="Consolas" w:cs="Times New Roman"/>
@@ -9474,6 +9521,7 @@
         <w:t>(</w:t>
       </w:r>
       <w:proofErr w:type="spellStart"/>
+      <w:proofErr w:type="gramEnd"/>
       <w:r>
         <w:rPr>
           <w:rFonts w:ascii="Consolas" w:eastAsia="Times New Roman" w:hAnsi="Consolas" w:cs="Times New Roman"/>
@@ -9715,6 +9763,7 @@
         </w:rPr>
         <w:t xml:space="preserve"> </w:t>
       </w:r>
+      <w:proofErr w:type="gramStart"/>
       <w:r>
         <w:rPr>
           <w:rFonts w:ascii="Consolas" w:eastAsia="Times New Roman" w:hAnsi="Consolas" w:cs="Times New Roman"/>
@@ -9734,6 +9783,7 @@
         <w:t>(</w:t>
       </w:r>
       <w:proofErr w:type="spellStart"/>
+      <w:proofErr w:type="gramEnd"/>
       <w:r>
         <w:rPr>
           <w:rFonts w:ascii="Consolas" w:eastAsia="Times New Roman" w:hAnsi="Consolas" w:cs="Times New Roman"/>
@@ -10185,7 +10235,17 @@
           <w:sz w:val="21"/>
           <w:szCs w:val="21"/>
         </w:rPr>
-        <w:t xml:space="preserve"> (</w:t>
+        <w:t xml:space="preserve"> </w:t>
+      </w:r>
+      <w:proofErr w:type="gramStart"/>
+      <w:r>
+        <w:rPr>
+          <w:rFonts w:ascii="Consolas" w:eastAsia="Times New Roman" w:hAnsi="Consolas" w:cs="Times New Roman"/>
+          <w:color w:val="CCCCCC"/>
+          <w:sz w:val="21"/>
+          <w:szCs w:val="21"/>
+        </w:rPr>
+        <w:t>(</w:t>
       </w:r>
       <w:r>
         <w:rPr>
@@ -10205,6 +10265,7 @@
         </w:rPr>
         <w:t>IN</w:t>
       </w:r>
+      <w:proofErr w:type="gramEnd"/>
       <w:r>
         <w:rPr>
           <w:rFonts w:ascii="Consolas" w:eastAsia="Times New Roman" w:hAnsi="Consolas" w:cs="Times New Roman"/>
@@ -10333,6 +10394,7 @@
         <w:t xml:space="preserve"> </w:t>
       </w:r>
       <w:proofErr w:type="spellStart"/>
+      <w:proofErr w:type="gramStart"/>
       <w:r>
         <w:rPr>
           <w:rFonts w:ascii="Consolas" w:eastAsia="Times New Roman" w:hAnsi="Consolas" w:cs="Times New Roman"/>
@@ -10353,6 +10415,7 @@
         <w:t>(</w:t>
       </w:r>
       <w:proofErr w:type="spellStart"/>
+      <w:proofErr w:type="gramEnd"/>
       <w:r>
         <w:rPr>
           <w:rFonts w:ascii="Consolas" w:eastAsia="Times New Roman" w:hAnsi="Consolas" w:cs="Times New Roman"/>
@@ -10607,6 +10670,7 @@
         </w:rPr>
         <w:t xml:space="preserve"> </w:t>
       </w:r>
+      <w:proofErr w:type="gramStart"/>
       <w:r>
         <w:rPr>
           <w:rFonts w:ascii="Consolas" w:eastAsia="Times New Roman" w:hAnsi="Consolas" w:cs="Times New Roman"/>
@@ -10626,6 +10690,7 @@
         <w:t>(</w:t>
       </w:r>
       <w:proofErr w:type="spellStart"/>
+      <w:proofErr w:type="gramEnd"/>
       <w:r>
         <w:rPr>
           <w:rFonts w:ascii="Consolas" w:eastAsia="Times New Roman" w:hAnsi="Consolas" w:cs="Times New Roman"/>
@@ -11264,6 +11329,7 @@
         </w:rPr>
         <w:t xml:space="preserve"> </w:t>
       </w:r>
+      <w:proofErr w:type="gramStart"/>
       <w:r>
         <w:rPr>
           <w:rFonts w:ascii="Consolas" w:eastAsia="Times New Roman" w:hAnsi="Consolas" w:cs="Times New Roman"/>
@@ -11283,6 +11349,7 @@
         <w:t>(</w:t>
       </w:r>
       <w:proofErr w:type="spellStart"/>
+      <w:proofErr w:type="gramEnd"/>
       <w:r>
         <w:rPr>
           <w:rFonts w:ascii="Consolas" w:eastAsia="Times New Roman" w:hAnsi="Consolas" w:cs="Times New Roman"/>
@@ -11409,6 +11476,7 @@
         </w:rPr>
         <w:t xml:space="preserve"> </w:t>
       </w:r>
+      <w:proofErr w:type="gramStart"/>
       <w:r>
         <w:rPr>
           <w:rFonts w:ascii="Consolas" w:eastAsia="Times New Roman" w:hAnsi="Consolas" w:cs="Times New Roman"/>
@@ -11428,6 +11496,7 @@
         <w:t>(</w:t>
       </w:r>
       <w:proofErr w:type="spellStart"/>
+      <w:proofErr w:type="gramEnd"/>
       <w:r>
         <w:rPr>
           <w:rFonts w:ascii="Consolas" w:eastAsia="Times New Roman" w:hAnsi="Consolas" w:cs="Times New Roman"/>
@@ -11556,7 +11625,17 @@
           <w:sz w:val="21"/>
           <w:szCs w:val="21"/>
         </w:rPr>
-        <w:t xml:space="preserve"> (</w:t>
+        <w:t xml:space="preserve"> </w:t>
+      </w:r>
+      <w:proofErr w:type="gramStart"/>
+      <w:r>
+        <w:rPr>
+          <w:rFonts w:ascii="Consolas" w:eastAsia="Times New Roman" w:hAnsi="Consolas" w:cs="Times New Roman"/>
+          <w:color w:val="CCCCCC"/>
+          <w:sz w:val="21"/>
+          <w:szCs w:val="21"/>
+        </w:rPr>
+        <w:t>(</w:t>
       </w:r>
       <w:r>
         <w:rPr>
@@ -11578,6 +11657,7 @@
         <w:t>isEmpty</w:t>
       </w:r>
       <w:proofErr w:type="spellEnd"/>
+      <w:proofErr w:type="gramEnd"/>
       <w:r>
         <w:rPr>
           <w:rFonts w:ascii="Consolas" w:eastAsia="Times New Roman" w:hAnsi="Consolas" w:cs="Times New Roman"/>
@@ -11752,6 +11832,7 @@
         <w:t xml:space="preserve"> </w:t>
       </w:r>
       <w:proofErr w:type="spellStart"/>
+      <w:proofErr w:type="gramStart"/>
       <w:r>
         <w:rPr>
           <w:rFonts w:ascii="Consolas" w:eastAsia="Times New Roman" w:hAnsi="Consolas" w:cs="Times New Roman"/>
@@ -11772,6 +11853,7 @@
         <w:t>(</w:t>
       </w:r>
       <w:proofErr w:type="spellStart"/>
+      <w:proofErr w:type="gramEnd"/>
       <w:r>
         <w:rPr>
           <w:rFonts w:ascii="Consolas" w:eastAsia="Times New Roman" w:hAnsi="Consolas" w:cs="Times New Roman"/>
@@ -11906,6 +11988,7 @@
         </w:rPr>
         <w:t xml:space="preserve"> </w:t>
       </w:r>
+      <w:proofErr w:type="gramStart"/>
       <w:r>
         <w:rPr>
           <w:rFonts w:ascii="Consolas" w:eastAsia="Times New Roman" w:hAnsi="Consolas" w:cs="Times New Roman"/>
@@ -11925,6 +12008,7 @@
         <w:t>(</w:t>
       </w:r>
       <w:proofErr w:type="spellStart"/>
+      <w:proofErr w:type="gramEnd"/>
       <w:r>
         <w:rPr>
           <w:rFonts w:ascii="Consolas" w:eastAsia="Times New Roman" w:hAnsi="Consolas" w:cs="Times New Roman"/>
@@ -12351,6 +12435,7 @@
         </w:rPr>
         <w:t xml:space="preserve">    </w:t>
       </w:r>
+      <w:proofErr w:type="gramStart"/>
       <w:r>
         <w:rPr>
           <w:rFonts w:ascii="Consolas" w:eastAsia="Times New Roman" w:hAnsi="Consolas" w:cs="Times New Roman"/>
@@ -12369,6 +12454,7 @@
         </w:rPr>
         <w:t>(</w:t>
       </w:r>
+      <w:proofErr w:type="gramEnd"/>
       <w:r>
         <w:rPr>
           <w:rFonts w:ascii="Consolas" w:eastAsia="Times New Roman" w:hAnsi="Consolas" w:cs="Times New Roman"/>
@@ -12428,6 +12514,7 @@
         </w:rPr>
         <w:t xml:space="preserve">    </w:t>
       </w:r>
+      <w:proofErr w:type="gramStart"/>
       <w:r>
         <w:rPr>
           <w:rFonts w:ascii="Consolas" w:eastAsia="Times New Roman" w:hAnsi="Consolas" w:cs="Times New Roman"/>
@@ -12446,6 +12533,7 @@
         </w:rPr>
         <w:t>(</w:t>
       </w:r>
+      <w:proofErr w:type="gramEnd"/>
       <w:r>
         <w:rPr>
           <w:rFonts w:ascii="Consolas" w:eastAsia="Times New Roman" w:hAnsi="Consolas" w:cs="Times New Roman"/>
@@ -12505,6 +12593,7 @@
         </w:rPr>
         <w:t xml:space="preserve">    </w:t>
       </w:r>
+      <w:proofErr w:type="gramStart"/>
       <w:r>
         <w:rPr>
           <w:rFonts w:ascii="Consolas" w:eastAsia="Times New Roman" w:hAnsi="Consolas" w:cs="Times New Roman"/>
@@ -12523,6 +12612,7 @@
         </w:rPr>
         <w:t>(</w:t>
       </w:r>
+      <w:proofErr w:type="gramEnd"/>
       <w:r>
         <w:rPr>
           <w:rFonts w:ascii="Consolas" w:eastAsia="Times New Roman" w:hAnsi="Consolas" w:cs="Times New Roman"/>
@@ -12582,6 +12672,7 @@
         </w:rPr>
         <w:t xml:space="preserve">    </w:t>
       </w:r>
+      <w:proofErr w:type="gramStart"/>
       <w:r>
         <w:rPr>
           <w:rFonts w:ascii="Consolas" w:eastAsia="Times New Roman" w:hAnsi="Consolas" w:cs="Times New Roman"/>
@@ -12600,6 +12691,7 @@
         </w:rPr>
         <w:t>(</w:t>
       </w:r>
+      <w:proofErr w:type="gramEnd"/>
       <w:r>
         <w:rPr>
           <w:rFonts w:ascii="Consolas" w:eastAsia="Times New Roman" w:hAnsi="Consolas" w:cs="Times New Roman"/>
@@ -12659,6 +12751,7 @@
         </w:rPr>
         <w:t xml:space="preserve">    </w:t>
       </w:r>
+      <w:proofErr w:type="gramStart"/>
       <w:r>
         <w:rPr>
           <w:rFonts w:ascii="Consolas" w:eastAsia="Times New Roman" w:hAnsi="Consolas" w:cs="Times New Roman"/>
@@ -12677,6 +12770,7 @@
         </w:rPr>
         <w:t>(</w:t>
       </w:r>
+      <w:proofErr w:type="gramEnd"/>
       <w:r>
         <w:rPr>
           <w:rFonts w:ascii="Consolas" w:eastAsia="Times New Roman" w:hAnsi="Consolas" w:cs="Times New Roman"/>
@@ -13971,7 +14065,21 @@
         <w:rPr>
           <w:rFonts w:ascii="Consolas" w:hAnsi="Consolas" w:cstheme="minorHAnsi"/>
         </w:rPr>
-        <w:t>list afnd2afd(list A){</w:t>
+        <w:t>list afnd2</w:t>
+      </w:r>
+      <w:proofErr w:type="gramStart"/>
+      <w:r>
+        <w:rPr>
+          <w:rFonts w:ascii="Consolas" w:hAnsi="Consolas" w:cstheme="minorHAnsi"/>
+        </w:rPr>
+        <w:t>afd(</w:t>
+      </w:r>
+      <w:proofErr w:type="gramEnd"/>
+      <w:r>
+        <w:rPr>
+          <w:rFonts w:ascii="Consolas" w:hAnsi="Consolas" w:cstheme="minorHAnsi"/>
+        </w:rPr>
+        <w:t>list A){</w:t>
       </w:r>
     </w:p>
     <w:p>
@@ -13986,7 +14094,21 @@
         <w:rPr>
           <w:rFonts w:ascii="Consolas" w:hAnsi="Consolas" w:cstheme="minorHAnsi"/>
         </w:rPr>
-        <w:t xml:space="preserve">    set Delta = A[3];</w:t>
+        <w:t xml:space="preserve">    set Delta = </w:t>
+      </w:r>
+      <w:proofErr w:type="gramStart"/>
+      <w:r>
+        <w:rPr>
+          <w:rFonts w:ascii="Consolas" w:hAnsi="Consolas" w:cstheme="minorHAnsi"/>
+        </w:rPr>
+        <w:t>A[</w:t>
+      </w:r>
+      <w:proofErr w:type="gramEnd"/>
+      <w:r>
+        <w:rPr>
+          <w:rFonts w:ascii="Consolas" w:hAnsi="Consolas" w:cstheme="minorHAnsi"/>
+        </w:rPr>
+        <w:t>3];</w:t>
       </w:r>
     </w:p>
     <w:p>
@@ -14001,7 +14123,21 @@
         <w:rPr>
           <w:rFonts w:ascii="Consolas" w:hAnsi="Consolas" w:cstheme="minorHAnsi"/>
         </w:rPr>
-        <w:t xml:space="preserve">    set F = A[5];</w:t>
+        <w:t xml:space="preserve">    set F = </w:t>
+      </w:r>
+      <w:proofErr w:type="gramStart"/>
+      <w:r>
+        <w:rPr>
+          <w:rFonts w:ascii="Consolas" w:hAnsi="Consolas" w:cstheme="minorHAnsi"/>
+        </w:rPr>
+        <w:t>A[</w:t>
+      </w:r>
+      <w:proofErr w:type="gramEnd"/>
+      <w:r>
+        <w:rPr>
+          <w:rFonts w:ascii="Consolas" w:hAnsi="Consolas" w:cstheme="minorHAnsi"/>
+        </w:rPr>
+        <w:t>5];</w:t>
       </w:r>
     </w:p>
     <w:p>
@@ -14016,7 +14152,21 @@
         <w:rPr>
           <w:rFonts w:ascii="Consolas" w:hAnsi="Consolas" w:cstheme="minorHAnsi"/>
         </w:rPr>
-        <w:t xml:space="preserve">    set Sigma = A[2]</w:t>
+        <w:t xml:space="preserve">    set Sigma = </w:t>
+      </w:r>
+      <w:proofErr w:type="gramStart"/>
+      <w:r>
+        <w:rPr>
+          <w:rFonts w:ascii="Consolas" w:hAnsi="Consolas" w:cstheme="minorHAnsi"/>
+        </w:rPr>
+        <w:t>A[</w:t>
+      </w:r>
+      <w:proofErr w:type="gramEnd"/>
+      <w:r>
+        <w:rPr>
+          <w:rFonts w:ascii="Consolas" w:hAnsi="Consolas" w:cstheme="minorHAnsi"/>
+        </w:rPr>
+        <w:t>2]</w:t>
       </w:r>
     </w:p>
     <w:p>
@@ -14052,7 +14202,21 @@
         <w:rPr>
           <w:rFonts w:ascii="Consolas" w:hAnsi="Consolas" w:cstheme="minorHAnsi"/>
         </w:rPr>
-        <w:t>= {{A[4]}};</w:t>
+        <w:t>= {{</w:t>
+      </w:r>
+      <w:proofErr w:type="gramStart"/>
+      <w:r>
+        <w:rPr>
+          <w:rFonts w:ascii="Consolas" w:hAnsi="Consolas" w:cstheme="minorHAnsi"/>
+        </w:rPr>
+        <w:t>A[</w:t>
+      </w:r>
+      <w:proofErr w:type="gramEnd"/>
+      <w:r>
+        <w:rPr>
+          <w:rFonts w:ascii="Consolas" w:hAnsi="Consolas" w:cstheme="minorHAnsi"/>
+        </w:rPr>
+        <w:t>4]}};</w:t>
       </w:r>
     </w:p>
     <w:p>
@@ -14138,8 +14302,16 @@
         <w:rPr>
           <w:rFonts w:ascii="Consolas" w:hAnsi="Consolas" w:cstheme="minorHAnsi"/>
         </w:rPr>
-        <w:t xml:space="preserve">    foreach R in QB{</w:t>
-      </w:r>
+        <w:t xml:space="preserve">    foreach R in </w:t>
+      </w:r>
+      <w:proofErr w:type="gramStart"/>
+      <w:r>
+        <w:rPr>
+          <w:rFonts w:ascii="Consolas" w:hAnsi="Consolas" w:cstheme="minorHAnsi"/>
+        </w:rPr>
+        <w:t>QB{</w:t>
+      </w:r>
+      <w:proofErr w:type="gramEnd"/>
     </w:p>
     <w:p>
       <w:pPr>
@@ -14168,8 +14340,16 @@
         <w:rPr>
           <w:rFonts w:ascii="Consolas" w:hAnsi="Consolas" w:cstheme="minorHAnsi"/>
         </w:rPr>
-        <w:t xml:space="preserve">        foreach a in Sigma{</w:t>
-      </w:r>
+        <w:t xml:space="preserve">        foreach a in </w:t>
+      </w:r>
+      <w:proofErr w:type="gramStart"/>
+      <w:r>
+        <w:rPr>
+          <w:rFonts w:ascii="Consolas" w:hAnsi="Consolas" w:cstheme="minorHAnsi"/>
+        </w:rPr>
+        <w:t>Sigma{</w:t>
+      </w:r>
+      <w:proofErr w:type="gramEnd"/>
     </w:p>
     <w:p>
       <w:pPr>
@@ -14200,6 +14380,7 @@
         <w:t xml:space="preserve"> = [</w:t>
       </w:r>
       <w:proofErr w:type="spellStart"/>
+      <w:proofErr w:type="gramStart"/>
       <w:r>
         <w:rPr>
           <w:rFonts w:ascii="Consolas" w:hAnsi="Consolas" w:cstheme="minorHAnsi"/>
@@ -14207,6 +14388,7 @@
         <w:t>R,a</w:t>
       </w:r>
       <w:proofErr w:type="spellEnd"/>
+      <w:proofErr w:type="gramEnd"/>
       <w:r>
         <w:rPr>
           <w:rFonts w:ascii="Consolas" w:hAnsi="Consolas" w:cstheme="minorHAnsi"/>
@@ -14264,8 +14446,16 @@
         <w:rPr>
           <w:rFonts w:ascii="Consolas" w:hAnsi="Consolas" w:cstheme="minorHAnsi"/>
         </w:rPr>
-        <w:t xml:space="preserve">            foreach q in R{</w:t>
-      </w:r>
+        <w:t xml:space="preserve">            foreach q in </w:t>
+      </w:r>
+      <w:proofErr w:type="gramStart"/>
+      <w:r>
+        <w:rPr>
+          <w:rFonts w:ascii="Consolas" w:hAnsi="Consolas" w:cstheme="minorHAnsi"/>
+        </w:rPr>
+        <w:t>R{</w:t>
+      </w:r>
+      <w:proofErr w:type="gramEnd"/>
     </w:p>
     <w:p>
       <w:pPr>
@@ -14294,8 +14484,16 @@
         <w:rPr>
           <w:rFonts w:ascii="Consolas" w:hAnsi="Consolas" w:cstheme="minorHAnsi"/>
         </w:rPr>
-        <w:t xml:space="preserve">                foreach T in Delta{</w:t>
-      </w:r>
+        <w:t xml:space="preserve">                foreach T in </w:t>
+      </w:r>
+      <w:proofErr w:type="gramStart"/>
+      <w:r>
+        <w:rPr>
+          <w:rFonts w:ascii="Consolas" w:hAnsi="Consolas" w:cstheme="minorHAnsi"/>
+        </w:rPr>
+        <w:t>Delta{</w:t>
+      </w:r>
+      <w:proofErr w:type="gramEnd"/>
     </w:p>
     <w:p>
       <w:pPr>
@@ -14656,8 +14854,16 @@
         <w:rPr>
           <w:rFonts w:ascii="Consolas" w:hAnsi="Consolas" w:cstheme="minorHAnsi"/>
         </w:rPr>
-        <w:t xml:space="preserve">    foreach S in QB{</w:t>
-      </w:r>
+        <w:t xml:space="preserve">    foreach S in </w:t>
+      </w:r>
+      <w:proofErr w:type="gramStart"/>
+      <w:r>
+        <w:rPr>
+          <w:rFonts w:ascii="Consolas" w:hAnsi="Consolas" w:cstheme="minorHAnsi"/>
+        </w:rPr>
+        <w:t>QB{</w:t>
+      </w:r>
+      <w:proofErr w:type="gramEnd"/>
     </w:p>
     <w:p>
       <w:pPr>
@@ -14672,7 +14878,21 @@
         <w:rPr>
           <w:rFonts w:ascii="Consolas" w:hAnsi="Consolas" w:cstheme="minorHAnsi"/>
         </w:rPr>
-        <w:t xml:space="preserve">        if((S &amp; F) != </w:t>
+        <w:t xml:space="preserve">        </w:t>
+      </w:r>
+      <w:proofErr w:type="gramStart"/>
+      <w:r>
+        <w:rPr>
+          <w:rFonts w:ascii="Consolas" w:hAnsi="Consolas" w:cstheme="minorHAnsi"/>
+        </w:rPr>
+        <w:t>if(</w:t>
+      </w:r>
+      <w:proofErr w:type="gramEnd"/>
+      <w:r>
+        <w:rPr>
+          <w:rFonts w:ascii="Consolas" w:hAnsi="Consolas" w:cstheme="minorHAnsi"/>
+        </w:rPr>
+        <w:t xml:space="preserve">(S &amp; F) != </w:t>
       </w:r>
       <w:r>
         <w:rPr>
@@ -18118,16 +18338,26 @@
           <w:sz w:val="20"/>
           <w:szCs w:val="20"/>
         </w:rPr>
-        <w:t>“}”</w:t>
-      </w:r>
+        <w:t>“}</w:t>
+      </w:r>
+      <w:proofErr w:type="gramStart"/>
       <w:r>
         <w:rPr>
           <w:rFonts w:cstheme="minorHAnsi"/>
           <w:sz w:val="20"/>
           <w:szCs w:val="20"/>
         </w:rPr>
+        <w:t>”</w:t>
+      </w:r>
+      <w:r>
+        <w:rPr>
+          <w:rFonts w:cstheme="minorHAnsi"/>
+          <w:sz w:val="20"/>
+          <w:szCs w:val="20"/>
+        </w:rPr>
         <w:t xml:space="preserve"> ]</w:t>
       </w:r>
+      <w:proofErr w:type="gramEnd"/>
     </w:p>
     <w:p>
       <w:pPr>
@@ -18282,15 +18512,16 @@
           <w:sz w:val="20"/>
           <w:szCs w:val="20"/>
         </w:rPr>
-        <w:t>&lt;assignment&gt; -&gt; &lt;identifier&gt; = (</w:t>
-      </w:r>
+        <w:t xml:space="preserve">&lt;assignment&gt; -&gt; &lt;identifier&gt; = </w:t>
+      </w:r>
+      <w:proofErr w:type="gramStart"/>
       <w:r>
         <w:rPr>
           <w:rFonts w:cstheme="minorHAnsi"/>
           <w:sz w:val="20"/>
           <w:szCs w:val="20"/>
         </w:rPr>
-        <w:t xml:space="preserve"> </w:t>
+        <w:t>(</w:t>
       </w:r>
       <w:r>
         <w:rPr>
@@ -18298,7 +18529,7 @@
           <w:sz w:val="20"/>
           <w:szCs w:val="20"/>
         </w:rPr>
-        <w:t>&lt;set&gt; | &lt;list&gt; | &lt;elem&gt;</w:t>
+        <w:t xml:space="preserve"> </w:t>
       </w:r>
       <w:r>
         <w:rPr>
@@ -18306,14 +18537,31 @@
           <w:sz w:val="20"/>
           <w:szCs w:val="20"/>
         </w:rPr>
-        <w:t xml:space="preserve"> </w:t>
-      </w:r>
+        <w:t>&lt;</w:t>
+      </w:r>
+      <w:proofErr w:type="gramEnd"/>
       <w:r>
         <w:rPr>
           <w:rFonts w:cstheme="minorHAnsi"/>
           <w:sz w:val="20"/>
           <w:szCs w:val="20"/>
         </w:rPr>
+        <w:t>set&gt; | &lt;list&gt; | &lt;elem&gt;</w:t>
+      </w:r>
+      <w:r>
+        <w:rPr>
+          <w:rFonts w:cstheme="minorHAnsi"/>
+          <w:sz w:val="20"/>
+          <w:szCs w:val="20"/>
+        </w:rPr>
+        <w:t xml:space="preserve"> </w:t>
+      </w:r>
+      <w:r>
+        <w:rPr>
+          <w:rFonts w:cstheme="minorHAnsi"/>
+          <w:sz w:val="20"/>
+          <w:szCs w:val="20"/>
+        </w:rPr>
         <w:t>);</w:t>
       </w:r>
     </w:p>
@@ -18334,7 +18582,25 @@
           <w:sz w:val="20"/>
           <w:szCs w:val="20"/>
         </w:rPr>
-        <w:t>&lt;declaration&gt; -&gt; ( set | list | elem ) &lt;identifier&gt;;</w:t>
+        <w:t xml:space="preserve">&lt;declaration&gt; -&gt; </w:t>
+      </w:r>
+      <w:proofErr w:type="gramStart"/>
+      <w:r>
+        <w:rPr>
+          <w:rFonts w:cstheme="minorHAnsi"/>
+          <w:sz w:val="20"/>
+          <w:szCs w:val="20"/>
+        </w:rPr>
+        <w:t>( set</w:t>
+      </w:r>
+      <w:proofErr w:type="gramEnd"/>
+      <w:r>
+        <w:rPr>
+          <w:rFonts w:cstheme="minorHAnsi"/>
+          <w:sz w:val="20"/>
+          <w:szCs w:val="20"/>
+        </w:rPr>
+        <w:t xml:space="preserve"> | list | elem ) &lt;identifier&gt;;</w:t>
       </w:r>
     </w:p>
     <w:p>
@@ -18354,7 +18620,25 @@
           <w:sz w:val="20"/>
           <w:szCs w:val="20"/>
         </w:rPr>
-        <w:t xml:space="preserve">&lt;assignDeclaration&gt; -&gt; ( set | list | elem ) &lt;identifier&gt; = </w:t>
+        <w:t xml:space="preserve">&lt;assignDeclaration&gt; -&gt; </w:t>
+      </w:r>
+      <w:proofErr w:type="gramStart"/>
+      <w:r>
+        <w:rPr>
+          <w:rFonts w:cstheme="minorHAnsi"/>
+          <w:sz w:val="20"/>
+          <w:szCs w:val="20"/>
+        </w:rPr>
+        <w:t>( set</w:t>
+      </w:r>
+      <w:proofErr w:type="gramEnd"/>
+      <w:r>
+        <w:rPr>
+          <w:rFonts w:cstheme="minorHAnsi"/>
+          <w:sz w:val="20"/>
+          <w:szCs w:val="20"/>
+        </w:rPr>
+        <w:t xml:space="preserve"> | list | elem ) &lt;identifier&gt; = </w:t>
       </w:r>
       <w:r>
         <w:rPr>
@@ -18531,7 +18815,25 @@
           <w:sz w:val="20"/>
           <w:szCs w:val="20"/>
         </w:rPr>
-        <w:t>&lt;manyElems&gt; -&gt; ( &lt;elem&gt; | &lt;set&gt; | &lt;list&gt; ) [</w:t>
+        <w:t xml:space="preserve">&lt;manyElems&gt; -&gt; </w:t>
+      </w:r>
+      <w:proofErr w:type="gramStart"/>
+      <w:r>
+        <w:rPr>
+          <w:rFonts w:cstheme="minorHAnsi"/>
+          <w:sz w:val="20"/>
+          <w:szCs w:val="20"/>
+        </w:rPr>
+        <w:t>( &lt;</w:t>
+      </w:r>
+      <w:proofErr w:type="gramEnd"/>
+      <w:r>
+        <w:rPr>
+          <w:rFonts w:cstheme="minorHAnsi"/>
+          <w:sz w:val="20"/>
+          <w:szCs w:val="20"/>
+        </w:rPr>
+        <w:t>elem&gt; | &lt;set&gt; | &lt;list&gt; ) [</w:t>
       </w:r>
       <w:r>
         <w:rPr>
@@ -18844,7 +19146,15 @@
         <w:t>s</w:t>
       </w:r>
       <w:r>
-        <w:t xml:space="preserve">sign&gt;  -&gt;  </w:t>
+        <w:t>sign</w:t>
+      </w:r>
+      <w:proofErr w:type="gramStart"/>
+      <w:r>
+        <w:t>&gt;  -</w:t>
+      </w:r>
+      <w:proofErr w:type="gramEnd"/>
+      <w:r>
+        <w:t xml:space="preserve">&gt;  </w:t>
       </w:r>
       <w:r>
         <w:rPr>
@@ -19494,6 +19804,7 @@
         </w:rPr>
         <w:t xml:space="preserve">&lt;exp&gt; -&gt; </w:t>
       </w:r>
+      <w:proofErr w:type="gramStart"/>
       <w:r>
         <w:rPr>
           <w:rFonts w:ascii="Arial Black" w:hAnsi="Arial Black"/>
@@ -19505,7 +19816,14 @@
         <w:rPr>
           <w:bCs/>
         </w:rPr>
-        <w:t xml:space="preserve"> &lt;exp</w:t>
+        <w:t xml:space="preserve"> &lt;</w:t>
+      </w:r>
+      <w:proofErr w:type="gramEnd"/>
+      <w:r>
+        <w:rPr>
+          <w:bCs/>
+        </w:rPr>
+        <w:t>exp</w:t>
       </w:r>
       <w:r>
         <w:rPr>
@@ -19937,7 +20255,21 @@
         <w:rPr>
           <w:lang w:val="es-ES"/>
         </w:rPr>
-        <w:t xml:space="preserve">Los operadores aritméticos a menudo se utilizan para más de un propósito. Por ejemplo el símbolo “+” generalmente se utiliza para especificar la adición de enteros y la adición de números de punto flotante. Algunos lenguajes, como Java, también lo utilizan para la concatenación de cadenas. Este uso múltiple de un operador se </w:t>
+        <w:t xml:space="preserve">Los operadores aritméticos a menudo se utilizan para más de un propósito. Por </w:t>
+      </w:r>
+      <w:proofErr w:type="gramStart"/>
+      <w:r>
+        <w:rPr>
+          <w:lang w:val="es-ES"/>
+        </w:rPr>
+        <w:t>ejemplo</w:t>
+      </w:r>
+      <w:proofErr w:type="gramEnd"/>
+      <w:r>
+        <w:rPr>
+          <w:lang w:val="es-ES"/>
+        </w:rPr>
+        <w:t xml:space="preserve"> el símbolo “+” generalmente se utiliza para especificar la adición de enteros y la adición de números de punto flotante. Algunos lenguajes, como Java, también lo utilizan para la concatenación de cadenas. Este uso múltiple de un operador se </w:t>
       </w:r>
       <w:r>
         <w:rPr>
@@ -20201,7 +20533,15 @@
       </w:r>
       <w:proofErr w:type="spellEnd"/>
       <w:r>
-        <w:t xml:space="preserve">&gt; -&gt;  &lt;expr&gt; != </w:t>
+        <w:t>&gt; -</w:t>
+      </w:r>
+      <w:proofErr w:type="gramStart"/>
+      <w:r>
+        <w:t>&gt;  &lt;</w:t>
+      </w:r>
+      <w:proofErr w:type="gramEnd"/>
+      <w:r>
+        <w:t xml:space="preserve">expr&gt; != </w:t>
       </w:r>
       <w:r>
         <w:rPr>
@@ -20385,7 +20725,11 @@
         <w:spacing w:after="0" w:line="240" w:lineRule="auto"/>
       </w:pPr>
       <w:r>
-        <w:t xml:space="preserve">&lt;not&gt; -&gt; </w:t>
+        <w:t>&lt;not&gt; -</w:t>
+      </w:r>
+      <w:proofErr w:type="gramStart"/>
+      <w:r>
+        <w:t xml:space="preserve">&gt; </w:t>
       </w:r>
       <w:r>
         <w:rPr>
@@ -20393,6 +20737,7 @@
         </w:rPr>
         <w:t>!</w:t>
       </w:r>
+      <w:proofErr w:type="gramEnd"/>
       <w:r>
         <w:t xml:space="preserve"> &lt;</w:t>
       </w:r>
@@ -20567,7 +20912,11 @@
         </w:rPr>
       </w:pPr>
       <w:r>
-        <w:t xml:space="preserve">&lt;if&gt; -&gt;  </w:t>
+        <w:t>&lt;if&gt; -</w:t>
+      </w:r>
+      <w:proofErr w:type="gramStart"/>
+      <w:r>
+        <w:t xml:space="preserve">&gt;  </w:t>
       </w:r>
       <w:r>
         <w:rPr>
@@ -20575,6 +20924,7 @@
         </w:rPr>
         <w:t>if</w:t>
       </w:r>
+      <w:proofErr w:type="gramEnd"/>
       <w:r>
         <w:t xml:space="preserve"> </w:t>
       </w:r>
@@ -20860,13 +21210,21 @@
         <w:rPr>
           <w:rFonts w:cstheme="minorHAnsi"/>
         </w:rPr>
-        <w:t xml:space="preserve"> ( &lt;</w:t>
-      </w:r>
-      <w:proofErr w:type="spellStart"/>
+        <w:t xml:space="preserve"> </w:t>
+      </w:r>
+      <w:proofErr w:type="gramStart"/>
       <w:r>
         <w:rPr>
           <w:rFonts w:cstheme="minorHAnsi"/>
         </w:rPr>
+        <w:t>( &lt;</w:t>
+      </w:r>
+      <w:proofErr w:type="spellStart"/>
+      <w:proofErr w:type="gramEnd"/>
+      <w:r>
+        <w:rPr>
+          <w:rFonts w:cstheme="minorHAnsi"/>
+        </w:rPr>
         <w:t>expresion</w:t>
       </w:r>
       <w:proofErr w:type="spellEnd"/>
@@ -21004,6 +21362,7 @@
         </w:rPr>
         <w:t xml:space="preserve"> </w:t>
       </w:r>
+      <w:proofErr w:type="gramStart"/>
       <w:r>
         <w:rPr>
           <w:rFonts w:ascii="Arial Black" w:hAnsi="Arial Black" w:cstheme="minorHAnsi"/>
@@ -21023,6 +21382,7 @@
         <w:t>&lt;</w:t>
       </w:r>
       <w:proofErr w:type="spellStart"/>
+      <w:proofErr w:type="gramEnd"/>
       <w:r>
         <w:rPr>
           <w:rFonts w:cstheme="minorHAnsi"/>
@@ -21168,6 +21528,7 @@
         </w:rPr>
         <w:t xml:space="preserve"> </w:t>
       </w:r>
+      <w:proofErr w:type="gramStart"/>
       <w:r>
         <w:rPr>
           <w:rFonts w:ascii="Arial Black" w:hAnsi="Arial Black" w:cstheme="minorHAnsi"/>
@@ -21187,6 +21548,7 @@
         <w:t>&lt;</w:t>
       </w:r>
       <w:proofErr w:type="spellStart"/>
+      <w:proofErr w:type="gramEnd"/>
       <w:r>
         <w:rPr>
           <w:rFonts w:cstheme="minorHAnsi"/>
@@ -21451,6 +21813,7 @@
       <w:r>
         <w:t xml:space="preserve">&gt; &lt;name&gt; </w:t>
       </w:r>
+      <w:proofErr w:type="gramStart"/>
       <w:r>
         <w:rPr>
           <w:rFonts w:ascii="Arial Black" w:hAnsi="Arial Black"/>
@@ -21461,6 +21824,7 @@
         <w:t xml:space="preserve"> &lt;</w:t>
       </w:r>
       <w:proofErr w:type="spellStart"/>
+      <w:proofErr w:type="gramEnd"/>
       <w:r>
         <w:t>param_list</w:t>
       </w:r>
@@ -21686,8 +22050,13 @@
         <w:t>asign</w:t>
       </w:r>
       <w:proofErr w:type="spellEnd"/>
-      <w:r>
-        <w:t xml:space="preserve">&gt;  -&gt;  id  </w:t>
+      <w:proofErr w:type="gramStart"/>
+      <w:r>
+        <w:t>&gt;  -</w:t>
+      </w:r>
+      <w:proofErr w:type="gramEnd"/>
+      <w:r>
+        <w:t xml:space="preserve">&gt;  id  </w:t>
       </w:r>
       <w:r>
         <w:rPr>
@@ -21723,6 +22092,7 @@
       <w:r>
         <w:t xml:space="preserve">&gt; -&gt; </w:t>
       </w:r>
+      <w:proofErr w:type="gramStart"/>
       <w:r>
         <w:rPr>
           <w:rFonts w:ascii="Arial Black" w:hAnsi="Arial Black"/>
@@ -21733,6 +22103,7 @@
         <w:t xml:space="preserve"> &lt;</w:t>
       </w:r>
       <w:proofErr w:type="spellStart"/>
+      <w:proofErr w:type="gramEnd"/>
       <w:r>
         <w:t>id_list</w:t>
       </w:r>
@@ -21796,13 +22167,24 @@
         <w:t xml:space="preserve"> </w:t>
       </w:r>
       <w:r>
-        <w:t xml:space="preserve">&gt; -&gt; id | id </w:t>
+        <w:t xml:space="preserve">&gt; -&gt; id | </w:t>
+      </w:r>
+      <w:proofErr w:type="gramStart"/>
+      <w:r>
+        <w:t xml:space="preserve">id </w:t>
       </w:r>
       <w:r>
         <w:rPr>
           <w:rFonts w:ascii="Arial Black" w:hAnsi="Arial Black"/>
         </w:rPr>
-        <w:t xml:space="preserve">, </w:t>
+        <w:t>,</w:t>
+      </w:r>
+      <w:proofErr w:type="gramEnd"/>
+      <w:r>
+        <w:rPr>
+          <w:rFonts w:ascii="Arial Black" w:hAnsi="Arial Black"/>
+        </w:rPr>
+        <w:t xml:space="preserve"> </w:t>
       </w:r>
       <w:r>
         <w:t>&lt;</w:t>
@@ -21836,7 +22218,11 @@
       </w:r>
       <w:proofErr w:type="spellEnd"/>
       <w:r>
-        <w:t xml:space="preserve">&gt; -&gt; &lt;expr&gt; | &lt;expr&gt; </w:t>
+        <w:t>&gt; -&gt; &lt;expr&gt; | &lt;expr</w:t>
+      </w:r>
+      <w:proofErr w:type="gramStart"/>
+      <w:r>
+        <w:t xml:space="preserve">&gt; </w:t>
       </w:r>
       <w:r>
         <w:rPr>
@@ -21844,6 +22230,7 @@
         </w:rPr>
         <w:t>,</w:t>
       </w:r>
+      <w:proofErr w:type="gramEnd"/>
       <w:r>
         <w:t xml:space="preserve"> &lt;</w:t>
       </w:r>
@@ -22045,6 +22432,7 @@
         </w:rPr>
         <w:t xml:space="preserve">| </w:t>
       </w:r>
+      <w:proofErr w:type="gramStart"/>
       <w:r>
         <w:rPr>
           <w:rFonts w:ascii="Arial Black" w:hAnsi="Arial Black" w:cstheme="minorHAnsi"/>
@@ -22058,6 +22446,7 @@
         <w:t xml:space="preserve"> &lt;</w:t>
       </w:r>
       <w:proofErr w:type="spellStart"/>
+      <w:proofErr w:type="gramEnd"/>
       <w:r>
         <w:t>expr_list</w:t>
       </w:r>
@@ -22246,7 +22635,15 @@
       </w:r>
       <w:proofErr w:type="spellEnd"/>
       <w:r>
-        <w:t xml:space="preserve">&gt; -&gt;  &lt;expr&gt; != </w:t>
+        <w:t>&gt; -</w:t>
+      </w:r>
+      <w:proofErr w:type="gramStart"/>
+      <w:r>
+        <w:t>&gt;  &lt;</w:t>
+      </w:r>
+      <w:proofErr w:type="gramEnd"/>
+      <w:r>
+        <w:t xml:space="preserve">expr&gt; != </w:t>
       </w:r>
       <w:r>
         <w:t>&lt;expr&gt;</w:t>
@@ -22261,13 +22658,24 @@
         </w:rPr>
       </w:pPr>
       <w:r>
-        <w:t xml:space="preserve">&lt;if&gt; -&gt;  </w:t>
+        <w:t>&lt;if&gt; -</w:t>
+      </w:r>
+      <w:proofErr w:type="gramStart"/>
+      <w:r>
+        <w:t xml:space="preserve">&gt;  </w:t>
       </w:r>
       <w:r>
         <w:rPr>
           <w:rFonts w:ascii="Arial Black" w:hAnsi="Arial Black"/>
         </w:rPr>
-        <w:t xml:space="preserve">IF </w:t>
+        <w:t>IF</w:t>
+      </w:r>
+      <w:proofErr w:type="gramEnd"/>
+      <w:r>
+        <w:rPr>
+          <w:rFonts w:ascii="Arial Black" w:hAnsi="Arial Black"/>
+        </w:rPr>
+        <w:t xml:space="preserve"> </w:t>
       </w:r>
       <w:r>
         <w:rPr>
@@ -22453,6 +22861,7 @@
         </w:rPr>
         <w:t xml:space="preserve"> &lt;list&gt; </w:t>
       </w:r>
+      <w:proofErr w:type="gramStart"/>
       <w:r>
         <w:rPr>
           <w:rFonts w:ascii="Arial Black" w:hAnsi="Arial Black" w:cstheme="minorHAnsi"/>
@@ -22472,6 +22881,7 @@
         <w:t>&lt;</w:t>
       </w:r>
       <w:proofErr w:type="spellStart"/>
+      <w:proofErr w:type="gramEnd"/>
       <w:r>
         <w:rPr>
           <w:rFonts w:cstheme="minorHAnsi"/>
@@ -22586,6 +22996,7 @@
         </w:rPr>
         <w:t xml:space="preserve"> </w:t>
       </w:r>
+      <w:proofErr w:type="gramStart"/>
       <w:r>
         <w:rPr>
           <w:rFonts w:ascii="Arial Black" w:hAnsi="Arial Black" w:cstheme="minorHAnsi"/>
@@ -22599,6 +23010,7 @@
         <w:t>&lt;</w:t>
       </w:r>
       <w:proofErr w:type="spellStart"/>
+      <w:proofErr w:type="gramEnd"/>
       <w:r>
         <w:rPr>
           <w:rFonts w:cstheme="minorHAnsi"/>
@@ -22670,6 +23082,7 @@
       <w:r>
         <w:t xml:space="preserve">&gt; &lt;name&gt; </w:t>
       </w:r>
+      <w:proofErr w:type="gramStart"/>
       <w:r>
         <w:rPr>
           <w:rFonts w:ascii="Arial Black" w:hAnsi="Arial Black"/>
@@ -22680,6 +23093,7 @@
         <w:t xml:space="preserve"> &lt;</w:t>
       </w:r>
       <w:proofErr w:type="spellStart"/>
+      <w:proofErr w:type="gramEnd"/>
       <w:r>
         <w:t>param_list</w:t>
       </w:r>
@@ -22906,7 +23320,11 @@
         <w:ind w:left="0"/>
       </w:pPr>
       <w:r>
-        <w:t xml:space="preserve">&lt;not&gt; -&gt; </w:t>
+        <w:t>&lt;not&gt; -</w:t>
+      </w:r>
+      <w:proofErr w:type="gramStart"/>
+      <w:r>
+        <w:t xml:space="preserve">&gt; </w:t>
       </w:r>
       <w:r>
         <w:rPr>
@@ -22914,6 +23332,7 @@
         </w:rPr>
         <w:t>!</w:t>
       </w:r>
+      <w:proofErr w:type="gramEnd"/>
       <w:r>
         <w:t xml:space="preserve"> &lt;</w:t>
       </w:r>
@@ -23025,6 +23444,7 @@
         </w:rPr>
         <w:t>statement</w:t>
       </w:r>
+      <w:proofErr w:type="gramStart"/>
       <w:r>
         <w:rPr>
           <w:rFonts w:cstheme="minorHAnsi"/>
@@ -23037,6 +23457,7 @@
         </w:rPr>
         <w:t>;</w:t>
       </w:r>
+      <w:proofErr w:type="gramEnd"/>
       <w:r>
         <w:rPr>
           <w:rFonts w:cstheme="minorHAnsi"/>
@@ -23130,6 +23551,7 @@
       <w:r>
         <w:t xml:space="preserve">&gt; &lt;name&gt; </w:t>
       </w:r>
+      <w:proofErr w:type="gramStart"/>
       <w:r>
         <w:rPr>
           <w:rFonts w:ascii="Arial Black" w:hAnsi="Arial Black"/>
@@ -23140,6 +23562,7 @@
         <w:t xml:space="preserve"> &lt;</w:t>
       </w:r>
       <w:proofErr w:type="spellStart"/>
+      <w:proofErr w:type="gramEnd"/>
       <w:r>
         <w:t>param_list</w:t>
       </w:r>
@@ -23594,20 +24017,36 @@
           <w:bCs/>
           <w:color w:val="000000" w:themeColor="text1"/>
         </w:rPr>
-        <w:t>Syntax rule: &lt;exp&gt;</w:t>
-      </w:r>
+        <w:t>Syntax rule: &lt;exp</w:t>
+      </w:r>
+      <w:proofErr w:type="gramStart"/>
       <w:r>
         <w:rPr>
           <w:bCs/>
           <w:color w:val="000000" w:themeColor="text1"/>
         </w:rPr>
-        <w:t>[0]</w:t>
+        <w:t>&gt;</w:t>
       </w:r>
       <w:r>
         <w:rPr>
           <w:bCs/>
           <w:color w:val="000000" w:themeColor="text1"/>
         </w:rPr>
+        <w:t>[</w:t>
+      </w:r>
+      <w:proofErr w:type="gramEnd"/>
+      <w:r>
+        <w:rPr>
+          <w:bCs/>
+          <w:color w:val="000000" w:themeColor="text1"/>
+        </w:rPr>
+        <w:t>0]</w:t>
+      </w:r>
+      <w:r>
+        <w:rPr>
+          <w:bCs/>
+          <w:color w:val="000000" w:themeColor="text1"/>
+        </w:rPr>
         <w:t xml:space="preserve"> -&gt; &lt;exp&gt;</w:t>
       </w:r>
       <w:r>
@@ -23629,7 +24068,7 @@
           <w:bCs/>
           <w:color w:val="000000" w:themeColor="text1"/>
         </w:rPr>
-        <w:t>&amp;!</w:t>
+        <w:t>|</w:t>
       </w:r>
       <w:r>
         <w:rPr>
@@ -23661,14 +24100,30 @@
           <w:bCs/>
           <w:color w:val="000000" w:themeColor="text1"/>
         </w:rPr>
-        <w:t>Semantic rule: &lt;exp&gt;</w:t>
-      </w:r>
+        <w:t>Semantic rule: &lt;exp</w:t>
+      </w:r>
+      <w:proofErr w:type="gramStart"/>
       <w:r>
         <w:rPr>
           <w:bCs/>
           <w:color w:val="000000" w:themeColor="text1"/>
         </w:rPr>
-        <w:t>[0]</w:t>
+        <w:t>&gt;</w:t>
+      </w:r>
+      <w:r>
+        <w:rPr>
+          <w:bCs/>
+          <w:color w:val="000000" w:themeColor="text1"/>
+        </w:rPr>
+        <w:t>[</w:t>
+      </w:r>
+      <w:proofErr w:type="gramEnd"/>
+      <w:r>
+        <w:rPr>
+          <w:bCs/>
+          <w:color w:val="000000" w:themeColor="text1"/>
+        </w:rPr>
+        <w:t>0]</w:t>
       </w:r>
       <w:r>
         <w:rPr>
@@ -23773,14 +24228,30 @@
           <w:color w:val="000000" w:themeColor="text1"/>
         </w:rPr>
         <w:tab/>
-        <w:t>If (&lt;exp&gt;</w:t>
-      </w:r>
+        <w:t>If (&lt;exp</w:t>
+      </w:r>
+      <w:proofErr w:type="gramStart"/>
       <w:r>
         <w:rPr>
           <w:bCs/>
           <w:color w:val="000000" w:themeColor="text1"/>
         </w:rPr>
-        <w:t>[1]</w:t>
+        <w:t>&gt;</w:t>
+      </w:r>
+      <w:r>
+        <w:rPr>
+          <w:bCs/>
+          <w:color w:val="000000" w:themeColor="text1"/>
+        </w:rPr>
+        <w:t>[</w:t>
+      </w:r>
+      <w:proofErr w:type="gramEnd"/>
+      <w:r>
+        <w:rPr>
+          <w:bCs/>
+          <w:color w:val="000000" w:themeColor="text1"/>
+        </w:rPr>
+        <w:t>1]</w:t>
       </w:r>
       <w:r>
         <w:rPr>
@@ -24102,20 +24573,36 @@
           <w:bCs/>
           <w:color w:val="000000" w:themeColor="text1"/>
         </w:rPr>
-        <w:t>Syntax rule: &lt;exp&gt;</w:t>
-      </w:r>
+        <w:t>Syntax rule: &lt;exp</w:t>
+      </w:r>
+      <w:proofErr w:type="gramStart"/>
       <w:r>
         <w:rPr>
           <w:bCs/>
           <w:color w:val="000000" w:themeColor="text1"/>
         </w:rPr>
-        <w:t>[0]</w:t>
+        <w:t>&gt;</w:t>
       </w:r>
       <w:r>
         <w:rPr>
           <w:bCs/>
           <w:color w:val="000000" w:themeColor="text1"/>
         </w:rPr>
+        <w:t>[</w:t>
+      </w:r>
+      <w:proofErr w:type="gramEnd"/>
+      <w:r>
+        <w:rPr>
+          <w:bCs/>
+          <w:color w:val="000000" w:themeColor="text1"/>
+        </w:rPr>
+        <w:t>0]</w:t>
+      </w:r>
+      <w:r>
+        <w:rPr>
+          <w:bCs/>
+          <w:color w:val="000000" w:themeColor="text1"/>
+        </w:rPr>
         <w:t xml:space="preserve"> -&gt; &lt;exp&gt;</w:t>
       </w:r>
       <w:r>
@@ -24137,7 +24624,7 @@
           <w:bCs/>
           <w:color w:val="000000" w:themeColor="text1"/>
         </w:rPr>
-        <w:t>&amp;!</w:t>
+        <w:t>&amp;</w:t>
       </w:r>
       <w:r>
         <w:rPr>
@@ -24169,14 +24656,30 @@
           <w:bCs/>
           <w:color w:val="000000" w:themeColor="text1"/>
         </w:rPr>
-        <w:t>Semantic rule: &lt;exp&gt;</w:t>
-      </w:r>
+        <w:t>Semantic rule: &lt;exp</w:t>
+      </w:r>
+      <w:proofErr w:type="gramStart"/>
       <w:r>
         <w:rPr>
           <w:bCs/>
           <w:color w:val="000000" w:themeColor="text1"/>
         </w:rPr>
-        <w:t>[0]</w:t>
+        <w:t>&gt;</w:t>
+      </w:r>
+      <w:r>
+        <w:rPr>
+          <w:bCs/>
+          <w:color w:val="000000" w:themeColor="text1"/>
+        </w:rPr>
+        <w:t>[</w:t>
+      </w:r>
+      <w:proofErr w:type="gramEnd"/>
+      <w:r>
+        <w:rPr>
+          <w:bCs/>
+          <w:color w:val="000000" w:themeColor="text1"/>
+        </w:rPr>
+        <w:t>0]</w:t>
       </w:r>
       <w:r>
         <w:rPr>
@@ -24281,14 +24784,30 @@
           <w:color w:val="000000" w:themeColor="text1"/>
         </w:rPr>
         <w:tab/>
-        <w:t>If (&lt;exp&gt;</w:t>
-      </w:r>
+        <w:t>If (&lt;exp</w:t>
+      </w:r>
+      <w:proofErr w:type="gramStart"/>
       <w:r>
         <w:rPr>
           <w:bCs/>
           <w:color w:val="000000" w:themeColor="text1"/>
         </w:rPr>
-        <w:t>[1]</w:t>
+        <w:t>&gt;</w:t>
+      </w:r>
+      <w:r>
+        <w:rPr>
+          <w:bCs/>
+          <w:color w:val="000000" w:themeColor="text1"/>
+        </w:rPr>
+        <w:t>[</w:t>
+      </w:r>
+      <w:proofErr w:type="gramEnd"/>
+      <w:r>
+        <w:rPr>
+          <w:bCs/>
+          <w:color w:val="000000" w:themeColor="text1"/>
+        </w:rPr>
+        <w:t>1]</w:t>
       </w:r>
       <w:r>
         <w:rPr>
@@ -24599,20 +25118,36 @@
           <w:bCs/>
           <w:color w:val="000000" w:themeColor="text1"/>
         </w:rPr>
-        <w:t>Syntax rule: &lt;exp&gt;</w:t>
-      </w:r>
+        <w:t>Syntax rule: &lt;exp</w:t>
+      </w:r>
+      <w:proofErr w:type="gramStart"/>
       <w:r>
         <w:rPr>
           <w:bCs/>
           <w:color w:val="000000" w:themeColor="text1"/>
         </w:rPr>
-        <w:t>[0]</w:t>
+        <w:t>&gt;</w:t>
       </w:r>
       <w:r>
         <w:rPr>
           <w:bCs/>
           <w:color w:val="000000" w:themeColor="text1"/>
         </w:rPr>
+        <w:t>[</w:t>
+      </w:r>
+      <w:proofErr w:type="gramEnd"/>
+      <w:r>
+        <w:rPr>
+          <w:bCs/>
+          <w:color w:val="000000" w:themeColor="text1"/>
+        </w:rPr>
+        <w:t>0]</w:t>
+      </w:r>
+      <w:r>
+        <w:rPr>
+          <w:bCs/>
+          <w:color w:val="000000" w:themeColor="text1"/>
+        </w:rPr>
         <w:t xml:space="preserve"> -&gt; &lt;exp&gt;</w:t>
       </w:r>
       <w:r>
@@ -24648,14 +25183,30 @@
           <w:bCs/>
           <w:color w:val="000000" w:themeColor="text1"/>
         </w:rPr>
-        <w:t xml:space="preserve"> &lt;exp&gt;</w:t>
-      </w:r>
+        <w:t xml:space="preserve"> &lt;exp</w:t>
+      </w:r>
+      <w:proofErr w:type="gramStart"/>
       <w:r>
         <w:rPr>
           <w:bCs/>
           <w:color w:val="000000" w:themeColor="text1"/>
         </w:rPr>
-        <w:t>[2]</w:t>
+        <w:t>&gt;</w:t>
+      </w:r>
+      <w:r>
+        <w:rPr>
+          <w:bCs/>
+          <w:color w:val="000000" w:themeColor="text1"/>
+        </w:rPr>
+        <w:t>[</w:t>
+      </w:r>
+      <w:proofErr w:type="gramEnd"/>
+      <w:r>
+        <w:rPr>
+          <w:bCs/>
+          <w:color w:val="000000" w:themeColor="text1"/>
+        </w:rPr>
+        <w:t>2]</w:t>
       </w:r>
     </w:p>
     <w:p>
@@ -24673,14 +25224,30 @@
           <w:bCs/>
           <w:color w:val="000000" w:themeColor="text1"/>
         </w:rPr>
-        <w:t>Semantic rule: &lt;exp&gt;</w:t>
-      </w:r>
+        <w:t>Semantic rule: &lt;exp</w:t>
+      </w:r>
+      <w:proofErr w:type="gramStart"/>
       <w:r>
         <w:rPr>
           <w:bCs/>
           <w:color w:val="000000" w:themeColor="text1"/>
         </w:rPr>
-        <w:t>[0]</w:t>
+        <w:t>&gt;</w:t>
+      </w:r>
+      <w:r>
+        <w:rPr>
+          <w:bCs/>
+          <w:color w:val="000000" w:themeColor="text1"/>
+        </w:rPr>
+        <w:t>[</w:t>
+      </w:r>
+      <w:proofErr w:type="gramEnd"/>
+      <w:r>
+        <w:rPr>
+          <w:bCs/>
+          <w:color w:val="000000" w:themeColor="text1"/>
+        </w:rPr>
+        <w:t>0]</w:t>
       </w:r>
       <w:r>
         <w:rPr>
@@ -24785,14 +25352,30 @@
           <w:color w:val="000000" w:themeColor="text1"/>
         </w:rPr>
         <w:tab/>
-        <w:t>If (&lt;exp&gt;</w:t>
-      </w:r>
+        <w:t>If (&lt;exp</w:t>
+      </w:r>
+      <w:proofErr w:type="gramStart"/>
       <w:r>
         <w:rPr>
           <w:bCs/>
           <w:color w:val="000000" w:themeColor="text1"/>
         </w:rPr>
-        <w:t>[1]</w:t>
+        <w:t>&gt;</w:t>
+      </w:r>
+      <w:r>
+        <w:rPr>
+          <w:bCs/>
+          <w:color w:val="000000" w:themeColor="text1"/>
+        </w:rPr>
+        <w:t>[</w:t>
+      </w:r>
+      <w:proofErr w:type="gramEnd"/>
+      <w:r>
+        <w:rPr>
+          <w:bCs/>
+          <w:color w:val="000000" w:themeColor="text1"/>
+        </w:rPr>
+        <w:t>1]</w:t>
       </w:r>
       <w:r>
         <w:rPr>
@@ -26797,7 +27380,14 @@
         <w:rPr>
           <w:lang w:val="es-ES"/>
         </w:rPr>
-        <w:t xml:space="preserve"> 25/11 presentación informe defensa lunes 28/11 15hs -  </w:t>
+        <w:t xml:space="preserve"> 25/11 presentación informe defensa lunes 28/11 15hs </w:t>
+      </w:r>
+      <w:proofErr w:type="gramStart"/>
+      <w:r>
+        <w:rPr>
+          <w:lang w:val="es-ES"/>
+        </w:rPr>
+        <w:t xml:space="preserve">-  </w:t>
       </w:r>
       <w:proofErr w:type="spellStart"/>
       <w:r>
@@ -26807,6 +27397,7 @@
         <w:t>recu</w:t>
       </w:r>
       <w:proofErr w:type="spellEnd"/>
+      <w:proofErr w:type="gramEnd"/>
       <w:r>
         <w:rPr>
           <w:lang w:val="es-ES"/>

--- a/Avance_Colque_Fernandez.docx
+++ b/Avance_Colque_Fernandez.docx
@@ -1,6 +1,6 @@
 
 <file path=word/document.xml><?xml version="1.0" encoding="utf-8"?>
-<w:document xmlns:wpc="http://schemas.microsoft.com/office/word/2010/wordprocessingCanvas" xmlns:cx="http://schemas.microsoft.com/office/drawing/2014/chartex" xmlns:cx1="http://schemas.microsoft.com/office/drawing/2015/9/8/chartex" xmlns:cx2="http://schemas.microsoft.com/office/drawing/2015/10/21/chartex" xmlns:cx3="http://schemas.microsoft.com/office/drawing/2016/5/9/chartex" xmlns:cx4="http://schemas.microsoft.com/office/drawing/2016/5/10/chartex" xmlns:cx5="http://schemas.microsoft.com/office/drawing/2016/5/11/chartex" xmlns:cx6="http://schemas.microsoft.com/office/drawing/2016/5/12/chartex" xmlns:cx7="http://schemas.microsoft.com/office/drawing/2016/5/13/chartex" xmlns:cx8="http://schemas.microsoft.com/office/drawing/2016/5/14/chartex" xmlns:mc="http://schemas.openxmlformats.org/markup-compatibility/2006" xmlns:aink="http://schemas.microsoft.com/office/drawing/2016/ink" xmlns:am3d="http://schemas.microsoft.com/office/drawing/2017/model3d" xmlns:o="urn:schemas-microsoft-com:office:office" xmlns:oel="http://schemas.microsoft.com/office/2019/extlst" xmlns:r="http://schemas.openxmlformats.org/officeDocument/2006/relationships" xmlns:m="http://schemas.openxmlformats.org/officeDocument/2006/math" xmlns:v="urn:schemas-microsoft-com:vml" xmlns:wp14="http://schemas.microsoft.com/office/word/2010/wordprocessingDrawing" xmlns:wp="http://schemas.openxmlformats.org/drawingml/2006/wordprocessingDrawing" xmlns:w10="urn:schemas-microsoft-com:office:word" xmlns:w="http://schemas.openxmlformats.org/wordprocessingml/2006/main" xmlns:w14="http://schemas.microsoft.com/office/word/2010/wordml" xmlns:w15="http://schemas.microsoft.com/office/word/2012/wordml" xmlns:w16cex="http://schemas.microsoft.com/office/word/2018/wordml/cex" xmlns:w16cid="http://schemas.microsoft.com/office/word/2016/wordml/cid" xmlns:w16="http://schemas.microsoft.com/office/word/2018/wordml" xmlns:w16sdtdh="http://schemas.microsoft.com/office/word/2020/wordml/sdtdatahash" xmlns:w16se="http://schemas.microsoft.com/office/word/2015/wordml/symex" xmlns:wpg="http://schemas.microsoft.com/office/word/2010/wordprocessingGroup" xmlns:wpi="http://schemas.microsoft.com/office/word/2010/wordprocessingInk" xmlns:wne="http://schemas.microsoft.com/office/word/2006/wordml" xmlns:wps="http://schemas.microsoft.com/office/word/2010/wordprocessingShape" mc:Ignorable="w14 w15 w16se w16cid w16 w16cex w16sdtdh wp14">
+<w:document xmlns:wpc="http://schemas.microsoft.com/office/word/2010/wordprocessingCanvas" xmlns:cx="http://schemas.microsoft.com/office/drawing/2014/chartex" xmlns:cx1="http://schemas.microsoft.com/office/drawing/2015/9/8/chartex" xmlns:cx2="http://schemas.microsoft.com/office/drawing/2015/10/21/chartex" xmlns:cx3="http://schemas.microsoft.com/office/drawing/2016/5/9/chartex" xmlns:cx4="http://schemas.microsoft.com/office/drawing/2016/5/10/chartex" xmlns:cx5="http://schemas.microsoft.com/office/drawing/2016/5/11/chartex" xmlns:cx6="http://schemas.microsoft.com/office/drawing/2016/5/12/chartex" xmlns:cx7="http://schemas.microsoft.com/office/drawing/2016/5/13/chartex" xmlns:cx8="http://schemas.microsoft.com/office/drawing/2016/5/14/chartex" xmlns:mc="http://schemas.openxmlformats.org/markup-compatibility/2006" xmlns:aink="http://schemas.microsoft.com/office/drawing/2016/ink" xmlns:am3d="http://schemas.microsoft.com/office/drawing/2017/model3d" xmlns:o="urn:schemas-microsoft-com:office:office" xmlns:r="http://schemas.openxmlformats.org/officeDocument/2006/relationships" xmlns:m="http://schemas.openxmlformats.org/officeDocument/2006/math" xmlns:v="urn:schemas-microsoft-com:vml" xmlns:wp14="http://schemas.microsoft.com/office/word/2010/wordprocessingDrawing" xmlns:wp="http://schemas.openxmlformats.org/drawingml/2006/wordprocessingDrawing" xmlns:w10="urn:schemas-microsoft-com:office:word" xmlns:w="http://schemas.openxmlformats.org/wordprocessingml/2006/main" xmlns:w14="http://schemas.microsoft.com/office/word/2010/wordml" xmlns:w15="http://schemas.microsoft.com/office/word/2012/wordml" xmlns:w16cex="http://schemas.microsoft.com/office/word/2018/wordml/cex" xmlns:w16cid="http://schemas.microsoft.com/office/word/2016/wordml/cid" xmlns:w16="http://schemas.microsoft.com/office/word/2018/wordml" xmlns:w16sdtdh="http://schemas.microsoft.com/office/word/2020/wordml/sdtdatahash" xmlns:w16se="http://schemas.microsoft.com/office/word/2015/wordml/symex" xmlns:wpg="http://schemas.microsoft.com/office/word/2010/wordprocessingGroup" xmlns:wpi="http://schemas.microsoft.com/office/word/2010/wordprocessingInk" xmlns:wne="http://schemas.microsoft.com/office/word/2006/wordml" xmlns:wps="http://schemas.microsoft.com/office/word/2010/wordprocessingShape" mc:Ignorable="w14 w15 w16se w16cid w16 w16cex w16sdtdh wp14">
   <w:body>
     <w:p>
       <w:pPr>
@@ -765,13 +765,8 @@
         </w:rPr>
       </w:pPr>
       <w:r>
-        <w:t xml:space="preserve">El termino </w:t>
-      </w:r>
-      <w:proofErr w:type="spellStart"/>
-      <w:r>
-        <w:t>alef</w:t>
-      </w:r>
-      <w:proofErr w:type="spellEnd"/>
+        <w:t>El termino alef</w:t>
+      </w:r>
       <w:r>
         <w:rPr>
           <w:color w:val="FF0000"/>
@@ -791,21 +786,7 @@
         <w:rPr>
           <w:lang w:val="es-AR"/>
         </w:rPr>
-        <w:t xml:space="preserve">, empleado por Georg Cantor en la formulación de su teoría de conjuntos para representar la cardinalidad de los números infinitos, es decir, para ordenar los números </w:t>
-      </w:r>
-      <w:proofErr w:type="spellStart"/>
-      <w:r>
-        <w:rPr>
-          <w:lang w:val="es-AR"/>
-        </w:rPr>
-        <w:t>transfinitos</w:t>
-      </w:r>
-      <w:proofErr w:type="spellEnd"/>
-      <w:r>
-        <w:rPr>
-          <w:lang w:val="es-AR"/>
-        </w:rPr>
-        <w:t xml:space="preserve"> y así diferenciar los distintos tamaños de infinito.</w:t>
+        <w:t>, empleado por Georg Cantor en la formulación de su teoría de conjuntos para representar la cardinalidad de los números infinitos, es decir, para ordenar los números transfinitos y así diferenciar los distintos tamaños de infinito.</w:t>
       </w:r>
     </w:p>
     <w:p>
@@ -1087,27 +1068,7 @@
           <w:szCs w:val="24"/>
           <w:lang w:val="es-AR"/>
         </w:rPr>
-        <w:t>Un autómata finito determinista (</w:t>
-      </w:r>
-      <w:proofErr w:type="spellStart"/>
-      <w:r>
-        <w:rPr>
-          <w:rFonts w:ascii="Arial" w:hAnsi="Arial" w:cs="Arial"/>
-          <w:sz w:val="24"/>
-          <w:szCs w:val="24"/>
-          <w:lang w:val="es-AR"/>
-        </w:rPr>
-        <w:t>afd</w:t>
-      </w:r>
-      <w:proofErr w:type="spellEnd"/>
-      <w:r>
-        <w:rPr>
-          <w:rFonts w:ascii="Arial" w:hAnsi="Arial" w:cs="Arial"/>
-          <w:sz w:val="24"/>
-          <w:szCs w:val="24"/>
-          <w:lang w:val="es-AR"/>
-        </w:rPr>
-        <w:t>) A es una 5-upla definida por los siguientes elementos:</w:t>
+        <w:t>Un autómata finito determinista (afd) A es una 5-upla definida por los siguientes elementos:</w:t>
       </w:r>
     </w:p>
     <w:p>
@@ -1592,27 +1553,7 @@
           <w:szCs w:val="24"/>
           <w:lang w:val="es-AR"/>
         </w:rPr>
-        <w:t>Un autómata finito no determinista (</w:t>
-      </w:r>
-      <w:proofErr w:type="spellStart"/>
-      <w:r>
-        <w:rPr>
-          <w:rFonts w:ascii="Arial" w:hAnsi="Arial" w:cs="Arial"/>
-          <w:sz w:val="24"/>
-          <w:szCs w:val="24"/>
-          <w:lang w:val="es-AR"/>
-        </w:rPr>
-        <w:t>afnd</w:t>
-      </w:r>
-      <w:proofErr w:type="spellEnd"/>
-      <w:r>
-        <w:rPr>
-          <w:rFonts w:ascii="Arial" w:hAnsi="Arial" w:cs="Arial"/>
-          <w:sz w:val="24"/>
-          <w:szCs w:val="24"/>
-          <w:lang w:val="es-AR"/>
-        </w:rPr>
-        <w:t>) A es una 5-upla definida por los siguientes elementos:</w:t>
+        <w:t>Un autómata finito no determinista (afnd) A es una 5-upla definida por los siguientes elementos:</w:t>
       </w:r>
     </w:p>
     <w:p>
@@ -3450,47 +3391,7 @@
           <w:szCs w:val="24"/>
           <w:lang w:val="es-AR"/>
         </w:rPr>
-        <w:t xml:space="preserve">Los autómatas finitos deterministas y no deterministas aceptan lenguajes regulares, luego, dado un </w:t>
-      </w:r>
-      <w:proofErr w:type="spellStart"/>
-      <w:r>
-        <w:rPr>
-          <w:rFonts w:ascii="Arial" w:hAnsi="Arial" w:cs="Arial"/>
-          <w:sz w:val="24"/>
-          <w:szCs w:val="24"/>
-          <w:lang w:val="es-AR"/>
-        </w:rPr>
-        <w:t>afnd</w:t>
-      </w:r>
-      <w:proofErr w:type="spellEnd"/>
-      <w:r>
-        <w:rPr>
-          <w:rFonts w:ascii="Arial" w:hAnsi="Arial" w:cs="Arial"/>
-          <w:sz w:val="24"/>
-          <w:szCs w:val="24"/>
-          <w:lang w:val="es-AR"/>
-        </w:rPr>
-        <w:t xml:space="preserve"> podemos encontrar un </w:t>
-      </w:r>
-      <w:proofErr w:type="spellStart"/>
-      <w:r>
-        <w:rPr>
-          <w:rFonts w:ascii="Arial" w:hAnsi="Arial" w:cs="Arial"/>
-          <w:sz w:val="24"/>
-          <w:szCs w:val="24"/>
-          <w:lang w:val="es-AR"/>
-        </w:rPr>
-        <w:t>afd</w:t>
-      </w:r>
-      <w:proofErr w:type="spellEnd"/>
-      <w:r>
-        <w:rPr>
-          <w:rFonts w:ascii="Arial" w:hAnsi="Arial" w:cs="Arial"/>
-          <w:sz w:val="24"/>
-          <w:szCs w:val="24"/>
-          <w:lang w:val="es-AR"/>
-        </w:rPr>
-        <w:t xml:space="preserve"> equivalente, es decir, que acepta el mismo lenguaje</w:t>
+        <w:t>Los autómatas finitos deterministas y no deterministas aceptan lenguajes regulares, luego, dado un afnd podemos encontrar un afd equivalente, es decir, que acepta el mismo lenguaje</w:t>
       </w:r>
       <w:r>
         <w:rPr>
@@ -4426,7 +4327,6 @@
         </w:rPr>
         <w:t xml:space="preserve"> </w:t>
       </w:r>
-      <w:proofErr w:type="gramStart"/>
       <w:r>
         <w:rPr>
           <w:rFonts w:ascii="Cambria Math" w:eastAsia="Times New Roman" w:hAnsi="Cambria Math" w:cs="Cambria Math"/>
@@ -4453,7 +4353,6 @@
         </w:rPr>
         <w:t>δ</w:t>
       </w:r>
-      <w:proofErr w:type="gramEnd"/>
       <w:r>
         <w:rPr>
           <w:rFonts w:ascii="Arial" w:eastAsia="Times New Roman" w:hAnsi="Arial" w:cs="Arial"/>
@@ -4497,6 +4396,7 @@
         <w:t>,a</w:t>
       </w:r>
       <w:proofErr w:type="spellEnd"/>
+      <w:proofErr w:type="gramStart"/>
       <w:r>
         <w:rPr>
           <w:rFonts w:ascii="Arial" w:eastAsia="Times New Roman" w:hAnsi="Arial" w:cs="Arial"/>
@@ -4515,6 +4415,7 @@
         </w:rPr>
         <w:t xml:space="preserve"> }</w:t>
       </w:r>
+      <w:proofErr w:type="gramEnd"/>
     </w:p>
     <w:p>
       <w:pPr>
@@ -23882,14 +23783,14 @@
         </w:tabs>
         <w:rPr>
           <w:iCs/>
-          <w:sz w:val="24"/>
+          <w:szCs w:val="20"/>
           <w:lang w:val="es-ES"/>
         </w:rPr>
       </w:pPr>
       <w:r>
         <w:rPr>
           <w:iCs/>
-          <w:sz w:val="24"/>
+          <w:szCs w:val="20"/>
           <w:lang w:val="es-ES"/>
         </w:rPr>
         <w:t>La semántica estática tiene que ver con las formas legales de un programa. Muchas de estas reglas declaran las restricciones de tipos. La semántica estática es muy nombrada debido a que el análisis requerido para validar estas especificaciones puede ser realizado en tiempo de compilación.</w:t>
@@ -23925,48 +23826,27 @@
     </w:p>
     <w:p>
       <w:pPr>
-        <w:jc w:val="both"/>
-        <w:rPr>
-          <w:bCs/>
-          <w:lang w:val="es-ES"/>
-        </w:rPr>
-      </w:pPr>
-      <w:r>
-        <w:rPr>
-          <w:bCs/>
-          <w:lang w:val="es-ES"/>
-        </w:rPr>
-        <w:t>La gramática de atributos es un dispositivo utilizado para describir más de la estructura de un lenguaje de programación de lo que se puede describir con una gramática libre de contexto. Es más, es una extensión de la misma, la cual permite describir convenientemente ciertas reglas del lenguaje, como la compatibilidad de tipos.</w:t>
-      </w:r>
-    </w:p>
-    <w:p>
-      <w:pPr>
         <w:pStyle w:val="Prrafodelista"/>
         <w:ind w:left="0"/>
         <w:jc w:val="both"/>
         <w:rPr>
           <w:bCs/>
-          <w:color w:val="000000" w:themeColor="text1"/>
-          <w:u w:val="single"/>
-          <w:lang w:val="es-ES"/>
-        </w:rPr>
-      </w:pPr>
-      <w:r>
-        <w:rPr>
-          <w:bCs/>
-          <w:u w:val="single"/>
-          <w:lang w:val="es-ES"/>
-        </w:rPr>
-        <w:t xml:space="preserve">Gramática de atributos </w:t>
-      </w:r>
-      <w:r>
-        <w:rPr>
-          <w:bCs/>
-          <w:color w:val="000000" w:themeColor="text1"/>
-          <w:u w:val="single"/>
-          <w:lang w:val="es-ES"/>
-        </w:rPr>
-        <w:t>para las expresiones de Aleph</w:t>
+          <w:lang w:val="es-AR"/>
+        </w:rPr>
+      </w:pPr>
+      <w:r>
+        <w:rPr>
+          <w:bCs/>
+          <w:lang w:val="es-AR"/>
+        </w:rPr>
+        <w:t>Las gramáticas de atributos son gramáticas libres de contexto a las que se les han añadido atributos, funciones de cálculo de atributos y funciones de predicado. Los atributos, que están asociados con los símbolos de la gramática (los símbolos terminales y no terminales), son similares a variables en el sentido de que se les pueden asignar valores</w:t>
+      </w:r>
+      <w:r>
+        <w:rPr>
+          <w:bCs/>
+          <w:lang w:val="es-AR"/>
+        </w:rPr>
+        <w:t>.</w:t>
       </w:r>
     </w:p>
     <w:p>
@@ -23976,11 +23856,44 @@
         <w:jc w:val="both"/>
         <w:rPr>
           <w:bCs/>
-          <w:color w:val="000000" w:themeColor="text1"/>
-          <w:u w:val="single"/>
-          <w:lang w:val="es-ES"/>
-        </w:rPr>
-      </w:pPr>
+          <w:lang w:val="es-AR"/>
+        </w:rPr>
+      </w:pPr>
+      <w:r>
+        <w:rPr>
+          <w:bCs/>
+          <w:lang w:val="es-AR"/>
+        </w:rPr>
+        <w:t xml:space="preserve">Las </w:t>
+      </w:r>
+      <w:r>
+        <w:rPr>
+          <w:b/>
+          <w:lang w:val="es-AR"/>
+        </w:rPr>
+        <w:t>funciones de cálculo de atributos</w:t>
+      </w:r>
+      <w:r>
+        <w:rPr>
+          <w:bCs/>
+          <w:lang w:val="es-AR"/>
+        </w:rPr>
+        <w:t xml:space="preserve">, a veces llamadas funciones semánticas, están asociadas con las reglas de la gramática. Se utilizan para especificar cómo se calculan los valores de los atributos. Las </w:t>
+      </w:r>
+      <w:r>
+        <w:rPr>
+          <w:b/>
+          <w:lang w:val="es-AR"/>
+        </w:rPr>
+        <w:t>funciones de predicado</w:t>
+      </w:r>
+      <w:r>
+        <w:rPr>
+          <w:bCs/>
+          <w:lang w:val="es-AR"/>
+        </w:rPr>
+        <w:t>, que establecen las reglas semánticas estáticas del lenguaje, están asociadas con las reglas de la gramática.</w:t>
+      </w:r>
     </w:p>
     <w:p>
       <w:pPr>
@@ -23989,18 +23902,9 @@
         <w:jc w:val="both"/>
         <w:rPr>
           <w:bCs/>
-          <w:color w:val="000000" w:themeColor="text1"/>
-          <w:u w:val="single"/>
-        </w:rPr>
-      </w:pPr>
-      <w:r>
-        <w:rPr>
-          <w:bCs/>
-          <w:color w:val="000000" w:themeColor="text1"/>
-          <w:u w:val="single"/>
-        </w:rPr>
-        <w:t>Unión:</w:t>
-      </w:r>
+          <w:lang w:val="es-AR"/>
+        </w:rPr>
+      </w:pPr>
     </w:p>
     <w:p>
       <w:pPr>
@@ -24009,80 +23913,58 @@
         <w:jc w:val="both"/>
         <w:rPr>
           <w:bCs/>
-          <w:color w:val="000000" w:themeColor="text1"/>
-        </w:rPr>
-      </w:pPr>
-      <w:r>
-        <w:rPr>
-          <w:bCs/>
-          <w:color w:val="000000" w:themeColor="text1"/>
-        </w:rPr>
-        <w:t>Syntax rule: &lt;exp</w:t>
-      </w:r>
-      <w:proofErr w:type="gramStart"/>
-      <w:r>
-        <w:rPr>
-          <w:bCs/>
-          <w:color w:val="000000" w:themeColor="text1"/>
-        </w:rPr>
-        <w:t>&gt;</w:t>
-      </w:r>
-      <w:r>
-        <w:rPr>
-          <w:bCs/>
-          <w:color w:val="000000" w:themeColor="text1"/>
-        </w:rPr>
-        <w:t>[</w:t>
-      </w:r>
-      <w:proofErr w:type="gramEnd"/>
-      <w:r>
-        <w:rPr>
-          <w:bCs/>
-          <w:color w:val="000000" w:themeColor="text1"/>
-        </w:rPr>
-        <w:t>0]</w:t>
-      </w:r>
-      <w:r>
-        <w:rPr>
-          <w:bCs/>
-          <w:color w:val="000000" w:themeColor="text1"/>
-        </w:rPr>
-        <w:t xml:space="preserve"> -&gt; &lt;exp&gt;</w:t>
-      </w:r>
-      <w:r>
-        <w:rPr>
-          <w:bCs/>
-          <w:color w:val="000000" w:themeColor="text1"/>
-        </w:rPr>
-        <w:t>[1]</w:t>
-      </w:r>
-      <w:r>
-        <w:rPr>
-          <w:bCs/>
-          <w:color w:val="000000" w:themeColor="text1"/>
-        </w:rPr>
-        <w:t xml:space="preserve"> </w:t>
-      </w:r>
-      <w:r>
-        <w:rPr>
-          <w:bCs/>
-          <w:color w:val="000000" w:themeColor="text1"/>
-        </w:rPr>
-        <w:t>|</w:t>
-      </w:r>
-      <w:r>
-        <w:rPr>
-          <w:bCs/>
-          <w:color w:val="000000" w:themeColor="text1"/>
-        </w:rPr>
-        <w:t xml:space="preserve"> &lt;exp&gt;</w:t>
-      </w:r>
-      <w:r>
-        <w:rPr>
-          <w:bCs/>
-          <w:color w:val="000000" w:themeColor="text1"/>
-        </w:rPr>
-        <w:t>[2]</w:t>
+          <w:lang w:val="es-AR"/>
+        </w:rPr>
+      </w:pPr>
+      <w:r>
+        <w:rPr>
+          <w:bCs/>
+          <w:lang w:val="es-AR"/>
+        </w:rPr>
+        <w:t xml:space="preserve">Asociado a cada </w:t>
+      </w:r>
+      <w:r>
+        <w:rPr>
+          <w:bCs/>
+          <w:u w:val="single"/>
+          <w:lang w:val="es-AR"/>
+        </w:rPr>
+        <w:t>símbolo</w:t>
+      </w:r>
+      <w:r>
+        <w:rPr>
+          <w:bCs/>
+          <w:lang w:val="es-AR"/>
+        </w:rPr>
+        <w:t xml:space="preserve"> de la gramática X hay un conjunto de atributos A(X). El conjunto A(X) se compone de dos conjuntos disjuntos, S(X) e I(X), llamados atributos sintetizados y atributos heredados, respectivamente. Los </w:t>
+      </w:r>
+      <w:r>
+        <w:rPr>
+          <w:b/>
+          <w:lang w:val="es-AR"/>
+        </w:rPr>
+        <w:t>atributos sintetizados</w:t>
+      </w:r>
+      <w:r>
+        <w:rPr>
+          <w:bCs/>
+          <w:lang w:val="es-AR"/>
+        </w:rPr>
+        <w:t xml:space="preserve"> se utilizan para transmitir información semántica hacia arriba en un árbol de análisis, mientras que los </w:t>
+      </w:r>
+      <w:r>
+        <w:rPr>
+          <w:b/>
+          <w:lang w:val="es-AR"/>
+        </w:rPr>
+        <w:t>atributos heredados</w:t>
+      </w:r>
+      <w:r>
+        <w:rPr>
+          <w:bCs/>
+          <w:lang w:val="es-AR"/>
+        </w:rPr>
+        <w:t xml:space="preserve"> transmiten información semántica hacia abajo y a través de un árbol.</w:t>
       </w:r>
     </w:p>
     <w:p>
@@ -24092,76 +23974,9 @@
         <w:jc w:val="both"/>
         <w:rPr>
           <w:bCs/>
-          <w:color w:val="000000" w:themeColor="text1"/>
-        </w:rPr>
-      </w:pPr>
-      <w:r>
-        <w:rPr>
-          <w:bCs/>
-          <w:color w:val="000000" w:themeColor="text1"/>
-        </w:rPr>
-        <w:t>Semantic rule: &lt;exp</w:t>
-      </w:r>
-      <w:proofErr w:type="gramStart"/>
-      <w:r>
-        <w:rPr>
-          <w:bCs/>
-          <w:color w:val="000000" w:themeColor="text1"/>
-        </w:rPr>
-        <w:t>&gt;</w:t>
-      </w:r>
-      <w:r>
-        <w:rPr>
-          <w:bCs/>
-          <w:color w:val="000000" w:themeColor="text1"/>
-        </w:rPr>
-        <w:t>[</w:t>
-      </w:r>
-      <w:proofErr w:type="gramEnd"/>
-      <w:r>
-        <w:rPr>
-          <w:bCs/>
-          <w:color w:val="000000" w:themeColor="text1"/>
-        </w:rPr>
-        <w:t>0]</w:t>
-      </w:r>
-      <w:r>
-        <w:rPr>
-          <w:bCs/>
-          <w:color w:val="000000" w:themeColor="text1"/>
-        </w:rPr>
-        <w:t>.</w:t>
-      </w:r>
-      <w:proofErr w:type="spellStart"/>
-      <w:r>
-        <w:rPr>
-          <w:bCs/>
-          <w:color w:val="000000" w:themeColor="text1"/>
-        </w:rPr>
-        <w:t>actual_type</w:t>
-      </w:r>
-      <w:proofErr w:type="spellEnd"/>
-      <w:r>
-        <w:rPr>
-          <w:bCs/>
-          <w:color w:val="000000" w:themeColor="text1"/>
-        </w:rPr>
-        <w:t xml:space="preserve"> </w:t>
-      </w:r>
-      <w:r>
-        <w:rPr>
-          <w:bCs/>
-          <w:color w:val="000000" w:themeColor="text1"/>
-        </w:rPr>
-        <w:t>&lt;-</w:t>
-      </w:r>
-      <w:r>
-        <w:rPr>
-          <w:bCs/>
-          <w:color w:val="000000" w:themeColor="text1"/>
-        </w:rPr>
-        <w:t xml:space="preserve"> </w:t>
-      </w:r>
+          <w:lang w:val="es-AR"/>
+        </w:rPr>
+      </w:pPr>
     </w:p>
     <w:p>
       <w:pPr>
@@ -24170,141 +23985,37 @@
         <w:jc w:val="both"/>
         <w:rPr>
           <w:bCs/>
-          <w:color w:val="000000" w:themeColor="text1"/>
-        </w:rPr>
-      </w:pPr>
-      <w:r>
-        <w:rPr>
-          <w:bCs/>
-          <w:color w:val="000000" w:themeColor="text1"/>
-        </w:rPr>
-        <w:tab/>
-      </w:r>
-      <w:r>
-        <w:rPr>
-          <w:bCs/>
-          <w:color w:val="000000" w:themeColor="text1"/>
-        </w:rPr>
-        <w:tab/>
-      </w:r>
-      <w:r>
-        <w:rPr>
-          <w:bCs/>
-          <w:color w:val="000000" w:themeColor="text1"/>
-        </w:rPr>
-        <w:tab/>
-      </w:r>
-      <w:r>
-        <w:rPr>
-          <w:bCs/>
-          <w:color w:val="000000" w:themeColor="text1"/>
-        </w:rPr>
-        <w:tab/>
-      </w:r>
-      <w:r>
-        <w:rPr>
-          <w:bCs/>
-          <w:color w:val="000000" w:themeColor="text1"/>
-        </w:rPr>
-        <w:tab/>
-      </w:r>
-      <w:r>
-        <w:rPr>
-          <w:bCs/>
-          <w:color w:val="000000" w:themeColor="text1"/>
-        </w:rPr>
-        <w:tab/>
-      </w:r>
-      <w:r>
-        <w:rPr>
-          <w:bCs/>
-          <w:color w:val="000000" w:themeColor="text1"/>
-        </w:rPr>
-        <w:tab/>
-      </w:r>
-      <w:r>
-        <w:rPr>
-          <w:bCs/>
-          <w:color w:val="000000" w:themeColor="text1"/>
-        </w:rPr>
-        <w:tab/>
-        <w:t>If (&lt;exp</w:t>
-      </w:r>
-      <w:proofErr w:type="gramStart"/>
-      <w:r>
-        <w:rPr>
-          <w:bCs/>
-          <w:color w:val="000000" w:themeColor="text1"/>
-        </w:rPr>
-        <w:t>&gt;</w:t>
-      </w:r>
-      <w:r>
-        <w:rPr>
-          <w:bCs/>
-          <w:color w:val="000000" w:themeColor="text1"/>
-        </w:rPr>
-        <w:t>[</w:t>
-      </w:r>
-      <w:proofErr w:type="gramEnd"/>
-      <w:r>
-        <w:rPr>
-          <w:bCs/>
-          <w:color w:val="000000" w:themeColor="text1"/>
-        </w:rPr>
-        <w:t>1]</w:t>
-      </w:r>
-      <w:r>
-        <w:rPr>
-          <w:bCs/>
-          <w:color w:val="000000" w:themeColor="text1"/>
-        </w:rPr>
-        <w:t>.</w:t>
-      </w:r>
-      <w:proofErr w:type="spellStart"/>
-      <w:r>
-        <w:rPr>
-          <w:bCs/>
-          <w:color w:val="000000" w:themeColor="text1"/>
-        </w:rPr>
-        <w:t>nodetype</w:t>
-      </w:r>
-      <w:proofErr w:type="spellEnd"/>
-      <w:r>
-        <w:rPr>
-          <w:bCs/>
-          <w:color w:val="000000" w:themeColor="text1"/>
-        </w:rPr>
-        <w:t xml:space="preserve"> = SET) and (&lt;exp&gt;</w:t>
-      </w:r>
-      <w:r>
-        <w:rPr>
-          <w:bCs/>
-          <w:color w:val="000000" w:themeColor="text1"/>
-        </w:rPr>
-        <w:t>[2]</w:t>
-      </w:r>
-      <w:r>
-        <w:rPr>
-          <w:bCs/>
-          <w:color w:val="000000" w:themeColor="text1"/>
-        </w:rPr>
-        <w:t>.</w:t>
-      </w:r>
-      <w:proofErr w:type="spellStart"/>
-      <w:r>
-        <w:rPr>
-          <w:bCs/>
-          <w:color w:val="000000" w:themeColor="text1"/>
-        </w:rPr>
-        <w:t>nodetype</w:t>
-      </w:r>
-      <w:proofErr w:type="spellEnd"/>
-      <w:r>
-        <w:rPr>
-          <w:bCs/>
-          <w:color w:val="000000" w:themeColor="text1"/>
-        </w:rPr>
-        <w:t xml:space="preserve"> = SET)</w:t>
+          <w:lang w:val="es-AR"/>
+        </w:rPr>
+      </w:pPr>
+      <w:r>
+        <w:rPr>
+          <w:bCs/>
+          <w:lang w:val="es-AR"/>
+        </w:rPr>
+        <w:t xml:space="preserve">Por otro lado, </w:t>
+      </w:r>
+      <w:r>
+        <w:rPr>
+          <w:bCs/>
+          <w:lang w:val="es-AR"/>
+        </w:rPr>
+        <w:t xml:space="preserve">Asociado con cada </w:t>
+      </w:r>
+      <w:r>
+        <w:rPr>
+          <w:bCs/>
+          <w:u w:val="single"/>
+          <w:lang w:val="es-AR"/>
+        </w:rPr>
+        <w:t>regla de gramática</w:t>
+      </w:r>
+      <w:r>
+        <w:rPr>
+          <w:bCs/>
+          <w:lang w:val="es-AR"/>
+        </w:rPr>
+        <w:t xml:space="preserve"> hay un conjunto de funciones semánticas y posiblemente un conjunto vacío de funciones de predicado sobre los atributos de los símbolos en la regla de gramática.</w:t>
       </w:r>
     </w:p>
     <w:p>
@@ -24314,72 +24025,10 @@
         <w:jc w:val="both"/>
         <w:rPr>
           <w:bCs/>
-          <w:color w:val="000000" w:themeColor="text1"/>
-        </w:rPr>
-      </w:pPr>
-      <w:r>
-        <w:rPr>
-          <w:bCs/>
-          <w:color w:val="000000" w:themeColor="text1"/>
-        </w:rPr>
-        <w:tab/>
-      </w:r>
-      <w:r>
-        <w:rPr>
-          <w:bCs/>
-          <w:color w:val="000000" w:themeColor="text1"/>
-        </w:rPr>
-        <w:tab/>
-      </w:r>
-      <w:r>
-        <w:rPr>
-          <w:bCs/>
-          <w:color w:val="000000" w:themeColor="text1"/>
-        </w:rPr>
-        <w:tab/>
-      </w:r>
-      <w:r>
-        <w:rPr>
-          <w:bCs/>
-          <w:color w:val="000000" w:themeColor="text1"/>
-        </w:rPr>
-        <w:tab/>
-      </w:r>
-      <w:r>
-        <w:rPr>
-          <w:bCs/>
-          <w:color w:val="000000" w:themeColor="text1"/>
-        </w:rPr>
-        <w:tab/>
-      </w:r>
-      <w:r>
-        <w:rPr>
-          <w:bCs/>
-          <w:color w:val="000000" w:themeColor="text1"/>
-        </w:rPr>
-        <w:tab/>
-      </w:r>
-      <w:r>
-        <w:rPr>
-          <w:bCs/>
-          <w:color w:val="000000" w:themeColor="text1"/>
-        </w:rPr>
-        <w:tab/>
-      </w:r>
-      <w:r>
-        <w:rPr>
-          <w:bCs/>
-          <w:color w:val="000000" w:themeColor="text1"/>
-        </w:rPr>
-        <w:tab/>
-      </w:r>
-      <w:r>
-        <w:rPr>
-          <w:bCs/>
-          <w:color w:val="000000" w:themeColor="text1"/>
-        </w:rPr>
-        <w:t>then SET</w:t>
-      </w:r>
+          <w:u w:val="single"/>
+          <w:lang w:val="es-ES"/>
+        </w:rPr>
+      </w:pPr>
     </w:p>
     <w:p>
       <w:pPr>
@@ -24388,66 +24037,10 @@
         <w:jc w:val="both"/>
         <w:rPr>
           <w:bCs/>
-          <w:color w:val="000000" w:themeColor="text1"/>
-        </w:rPr>
-      </w:pPr>
-      <w:r>
-        <w:rPr>
-          <w:bCs/>
-          <w:color w:val="000000" w:themeColor="text1"/>
-        </w:rPr>
-        <w:tab/>
-      </w:r>
-      <w:r>
-        <w:rPr>
-          <w:bCs/>
-          <w:color w:val="000000" w:themeColor="text1"/>
-        </w:rPr>
-        <w:tab/>
-      </w:r>
-      <w:r>
-        <w:rPr>
-          <w:bCs/>
-          <w:color w:val="000000" w:themeColor="text1"/>
-        </w:rPr>
-        <w:tab/>
-      </w:r>
-      <w:r>
-        <w:rPr>
-          <w:bCs/>
-          <w:color w:val="000000" w:themeColor="text1"/>
-        </w:rPr>
-        <w:tab/>
-      </w:r>
-      <w:r>
-        <w:rPr>
-          <w:bCs/>
-          <w:color w:val="000000" w:themeColor="text1"/>
-        </w:rPr>
-        <w:tab/>
-      </w:r>
-      <w:r>
-        <w:rPr>
-          <w:bCs/>
-          <w:color w:val="000000" w:themeColor="text1"/>
-        </w:rPr>
-        <w:tab/>
-      </w:r>
-      <w:r>
-        <w:rPr>
-          <w:bCs/>
-          <w:color w:val="000000" w:themeColor="text1"/>
-        </w:rPr>
-        <w:tab/>
-      </w:r>
-      <w:r>
-        <w:rPr>
-          <w:bCs/>
-          <w:color w:val="000000" w:themeColor="text1"/>
-        </w:rPr>
-        <w:tab/>
-        <w:t>else ERROR</w:t>
-      </w:r>
+          <w:u w:val="single"/>
+          <w:lang w:val="es-ES"/>
+        </w:rPr>
+      </w:pPr>
     </w:p>
     <w:p>
       <w:pPr>
@@ -24457,64 +24050,26 @@
         <w:rPr>
           <w:bCs/>
           <w:color w:val="000000" w:themeColor="text1"/>
-        </w:rPr>
-      </w:pPr>
+          <w:u w:val="single"/>
+          <w:lang w:val="es-ES"/>
+        </w:rPr>
+      </w:pPr>
+      <w:r>
+        <w:rPr>
+          <w:bCs/>
+          <w:u w:val="single"/>
+          <w:lang w:val="es-ES"/>
+        </w:rPr>
+        <w:t xml:space="preserve">Gramática de atributos </w:t>
+      </w:r>
       <w:r>
         <w:rPr>
           <w:bCs/>
           <w:color w:val="000000" w:themeColor="text1"/>
-        </w:rPr>
-        <w:tab/>
-      </w:r>
-      <w:r>
-        <w:rPr>
-          <w:bCs/>
-          <w:color w:val="000000" w:themeColor="text1"/>
-        </w:rPr>
-        <w:tab/>
-      </w:r>
-      <w:r>
-        <w:rPr>
-          <w:bCs/>
-          <w:color w:val="000000" w:themeColor="text1"/>
-        </w:rPr>
-        <w:tab/>
-      </w:r>
-      <w:r>
-        <w:rPr>
-          <w:bCs/>
-          <w:color w:val="000000" w:themeColor="text1"/>
-        </w:rPr>
-        <w:tab/>
-      </w:r>
-      <w:r>
-        <w:rPr>
-          <w:bCs/>
-          <w:color w:val="000000" w:themeColor="text1"/>
-        </w:rPr>
-        <w:tab/>
-      </w:r>
-      <w:r>
-        <w:rPr>
-          <w:bCs/>
-          <w:color w:val="000000" w:themeColor="text1"/>
-        </w:rPr>
-        <w:tab/>
-      </w:r>
-      <w:r>
-        <w:rPr>
-          <w:bCs/>
-          <w:color w:val="000000" w:themeColor="text1"/>
-        </w:rPr>
-        <w:tab/>
-      </w:r>
-      <w:r>
-        <w:rPr>
-          <w:bCs/>
-          <w:color w:val="000000" w:themeColor="text1"/>
-        </w:rPr>
-        <w:tab/>
-        <w:t>end if</w:t>
+          <w:u w:val="single"/>
+          <w:lang w:val="es-ES"/>
+        </w:rPr>
+        <w:t>para las expresiones de Aleph</w:t>
       </w:r>
     </w:p>
     <w:p>
@@ -24525,6 +24080,8 @@
         <w:rPr>
           <w:bCs/>
           <w:color w:val="000000" w:themeColor="text1"/>
+          <w:u w:val="single"/>
+          <w:lang w:val="es-ES"/>
         </w:rPr>
       </w:pPr>
     </w:p>
@@ -24539,23 +24096,13 @@
           <w:u w:val="single"/>
         </w:rPr>
       </w:pPr>
-      <w:proofErr w:type="spellStart"/>
       <w:r>
         <w:rPr>
           <w:bCs/>
           <w:color w:val="000000" w:themeColor="text1"/>
           <w:u w:val="single"/>
         </w:rPr>
-        <w:t>Intersección</w:t>
-      </w:r>
-      <w:proofErr w:type="spellEnd"/>
-      <w:r>
-        <w:rPr>
-          <w:bCs/>
-          <w:color w:val="000000" w:themeColor="text1"/>
-          <w:u w:val="single"/>
-        </w:rPr>
-        <w:t>:</w:t>
+        <w:t>Unión:</w:t>
       </w:r>
     </w:p>
     <w:p>
@@ -24624,7 +24171,7 @@
           <w:bCs/>
           <w:color w:val="000000" w:themeColor="text1"/>
         </w:rPr>
-        <w:t>&amp;</w:t>
+        <w:t>|</w:t>
       </w:r>
       <w:r>
         <w:rPr>
@@ -25081,27 +24628,8 @@
         <w:rPr>
           <w:bCs/>
           <w:color w:val="000000" w:themeColor="text1"/>
-          <w:u w:val="single"/>
-        </w:rPr>
-      </w:pPr>
-      <w:proofErr w:type="spellStart"/>
-      <w:r>
-        <w:rPr>
-          <w:bCs/>
-          <w:color w:val="000000" w:themeColor="text1"/>
-          <w:u w:val="single"/>
-        </w:rPr>
-        <w:t>Diferencia</w:t>
-      </w:r>
-      <w:proofErr w:type="spellEnd"/>
-      <w:r>
-        <w:rPr>
-          <w:bCs/>
-          <w:color w:val="000000" w:themeColor="text1"/>
-          <w:u w:val="single"/>
-        </w:rPr>
-        <w:t>:</w:t>
-      </w:r>
+        </w:rPr>
+      </w:pPr>
     </w:p>
     <w:p>
       <w:pPr>
@@ -25111,102 +24639,26 @@
         <w:rPr>
           <w:bCs/>
           <w:color w:val="000000" w:themeColor="text1"/>
-        </w:rPr>
-      </w:pPr>
+          <w:u w:val="single"/>
+        </w:rPr>
+      </w:pPr>
+      <w:proofErr w:type="spellStart"/>
       <w:r>
         <w:rPr>
           <w:bCs/>
           <w:color w:val="000000" w:themeColor="text1"/>
-        </w:rPr>
-        <w:t>Syntax rule: &lt;exp</w:t>
-      </w:r>
-      <w:proofErr w:type="gramStart"/>
+          <w:u w:val="single"/>
+        </w:rPr>
+        <w:t>Intersección</w:t>
+      </w:r>
+      <w:proofErr w:type="spellEnd"/>
       <w:r>
         <w:rPr>
           <w:bCs/>
           <w:color w:val="000000" w:themeColor="text1"/>
-        </w:rPr>
-        <w:t>&gt;</w:t>
-      </w:r>
-      <w:r>
-        <w:rPr>
-          <w:bCs/>
-          <w:color w:val="000000" w:themeColor="text1"/>
-        </w:rPr>
-        <w:t>[</w:t>
-      </w:r>
-      <w:proofErr w:type="gramEnd"/>
-      <w:r>
-        <w:rPr>
-          <w:bCs/>
-          <w:color w:val="000000" w:themeColor="text1"/>
-        </w:rPr>
-        <w:t>0]</w:t>
-      </w:r>
-      <w:r>
-        <w:rPr>
-          <w:bCs/>
-          <w:color w:val="000000" w:themeColor="text1"/>
-        </w:rPr>
-        <w:t xml:space="preserve"> -&gt; &lt;exp&gt;</w:t>
-      </w:r>
-      <w:r>
-        <w:rPr>
-          <w:bCs/>
-          <w:color w:val="000000" w:themeColor="text1"/>
-        </w:rPr>
-        <w:t>[1]</w:t>
-      </w:r>
-      <w:r>
-        <w:rPr>
-          <w:bCs/>
-          <w:color w:val="000000" w:themeColor="text1"/>
-        </w:rPr>
-        <w:t xml:space="preserve"> </w:t>
-      </w:r>
-      <w:r>
-        <w:rPr>
-          <w:bCs/>
-          <w:color w:val="000000" w:themeColor="text1"/>
-        </w:rPr>
-        <w:t>&amp;</w:t>
-      </w:r>
-      <w:r>
-        <w:rPr>
-          <w:bCs/>
-          <w:color w:val="000000" w:themeColor="text1"/>
-        </w:rPr>
-        <w:t>!</w:t>
-      </w:r>
-      <w:r>
-        <w:rPr>
-          <w:bCs/>
-          <w:color w:val="000000" w:themeColor="text1"/>
-        </w:rPr>
-        <w:t xml:space="preserve"> &lt;exp</w:t>
-      </w:r>
-      <w:proofErr w:type="gramStart"/>
-      <w:r>
-        <w:rPr>
-          <w:bCs/>
-          <w:color w:val="000000" w:themeColor="text1"/>
-        </w:rPr>
-        <w:t>&gt;</w:t>
-      </w:r>
-      <w:r>
-        <w:rPr>
-          <w:bCs/>
-          <w:color w:val="000000" w:themeColor="text1"/>
-        </w:rPr>
-        <w:t>[</w:t>
-      </w:r>
-      <w:proofErr w:type="gramEnd"/>
-      <w:r>
-        <w:rPr>
-          <w:bCs/>
-          <w:color w:val="000000" w:themeColor="text1"/>
-        </w:rPr>
-        <w:t>2]</w:t>
+          <w:u w:val="single"/>
+        </w:rPr>
+        <w:t>:</w:t>
       </w:r>
     </w:p>
     <w:p>
@@ -25224,7 +24676,7 @@
           <w:bCs/>
           <w:color w:val="000000" w:themeColor="text1"/>
         </w:rPr>
-        <w:t>Semantic rule: &lt;exp</w:t>
+        <w:t>Syntax rule: &lt;exp</w:t>
       </w:r>
       <w:proofErr w:type="gramStart"/>
       <w:r>
@@ -25254,17 +24706,15 @@
           <w:bCs/>
           <w:color w:val="000000" w:themeColor="text1"/>
         </w:rPr>
-        <w:t>.</w:t>
-      </w:r>
-      <w:proofErr w:type="spellStart"/>
+        <w:t xml:space="preserve"> -&gt; &lt;exp&gt;</w:t>
+      </w:r>
       <w:r>
         <w:rPr>
           <w:bCs/>
           <w:color w:val="000000" w:themeColor="text1"/>
         </w:rPr>
-        <w:t>actual_type</w:t>
-      </w:r>
-      <w:proofErr w:type="spellEnd"/>
+        <w:t>[1]</w:t>
+      </w:r>
       <w:r>
         <w:rPr>
           <w:bCs/>
@@ -25277,14 +24727,21 @@
           <w:bCs/>
           <w:color w:val="000000" w:themeColor="text1"/>
         </w:rPr>
-        <w:t>&lt;-</w:t>
+        <w:t>&amp;</w:t>
       </w:r>
       <w:r>
         <w:rPr>
           <w:bCs/>
           <w:color w:val="000000" w:themeColor="text1"/>
         </w:rPr>
-        <w:t xml:space="preserve"> </w:t>
+        <w:t xml:space="preserve"> &lt;exp&gt;</w:t>
+      </w:r>
+      <w:r>
+        <w:rPr>
+          <w:bCs/>
+          <w:color w:val="000000" w:themeColor="text1"/>
+        </w:rPr>
+        <w:t>[2]</w:t>
       </w:r>
     </w:p>
     <w:p>
@@ -25302,133 +24759,67 @@
           <w:bCs/>
           <w:color w:val="000000" w:themeColor="text1"/>
         </w:rPr>
-        <w:tab/>
-      </w:r>
+        <w:t>Semantic rule: &lt;exp</w:t>
+      </w:r>
+      <w:proofErr w:type="gramStart"/>
       <w:r>
         <w:rPr>
           <w:bCs/>
           <w:color w:val="000000" w:themeColor="text1"/>
         </w:rPr>
-        <w:tab/>
+        <w:t>&gt;</w:t>
       </w:r>
       <w:r>
         <w:rPr>
           <w:bCs/>
           <w:color w:val="000000" w:themeColor="text1"/>
         </w:rPr>
-        <w:tab/>
-      </w:r>
+        <w:t>[</w:t>
+      </w:r>
+      <w:proofErr w:type="gramEnd"/>
       <w:r>
         <w:rPr>
           <w:bCs/>
           <w:color w:val="000000" w:themeColor="text1"/>
         </w:rPr>
-        <w:tab/>
+        <w:t>0]</w:t>
       </w:r>
       <w:r>
         <w:rPr>
           <w:bCs/>
           <w:color w:val="000000" w:themeColor="text1"/>
         </w:rPr>
-        <w:tab/>
-      </w:r>
+        <w:t>.</w:t>
+      </w:r>
+      <w:proofErr w:type="spellStart"/>
       <w:r>
         <w:rPr>
           <w:bCs/>
           <w:color w:val="000000" w:themeColor="text1"/>
         </w:rPr>
-        <w:tab/>
-      </w:r>
+        <w:t>actual_type</w:t>
+      </w:r>
+      <w:proofErr w:type="spellEnd"/>
       <w:r>
         <w:rPr>
           <w:bCs/>
           <w:color w:val="000000" w:themeColor="text1"/>
         </w:rPr>
-        <w:tab/>
+        <w:t xml:space="preserve"> </w:t>
       </w:r>
       <w:r>
         <w:rPr>
           <w:bCs/>
           <w:color w:val="000000" w:themeColor="text1"/>
         </w:rPr>
-        <w:tab/>
-        <w:t>If (&lt;exp</w:t>
-      </w:r>
-      <w:proofErr w:type="gramStart"/>
+        <w:t>&lt;-</w:t>
+      </w:r>
       <w:r>
         <w:rPr>
           <w:bCs/>
           <w:color w:val="000000" w:themeColor="text1"/>
         </w:rPr>
-        <w:t>&gt;</w:t>
-      </w:r>
-      <w:r>
-        <w:rPr>
-          <w:bCs/>
-          <w:color w:val="000000" w:themeColor="text1"/>
-        </w:rPr>
-        <w:t>[</w:t>
-      </w:r>
-      <w:proofErr w:type="gramEnd"/>
-      <w:r>
-        <w:rPr>
-          <w:bCs/>
-          <w:color w:val="000000" w:themeColor="text1"/>
-        </w:rPr>
-        <w:t>1]</w:t>
-      </w:r>
-      <w:r>
-        <w:rPr>
-          <w:bCs/>
-          <w:color w:val="000000" w:themeColor="text1"/>
-        </w:rPr>
-        <w:t>.</w:t>
-      </w:r>
-      <w:proofErr w:type="spellStart"/>
-      <w:r>
-        <w:rPr>
-          <w:bCs/>
-          <w:color w:val="000000" w:themeColor="text1"/>
-        </w:rPr>
-        <w:t>nodetype</w:t>
-      </w:r>
-      <w:proofErr w:type="spellEnd"/>
-      <w:r>
-        <w:rPr>
-          <w:bCs/>
-          <w:color w:val="000000" w:themeColor="text1"/>
-        </w:rPr>
-        <w:t xml:space="preserve"> = SET) and (&lt;exp&gt;</w:t>
-      </w:r>
-      <w:r>
-        <w:rPr>
-          <w:bCs/>
-          <w:color w:val="000000" w:themeColor="text1"/>
-        </w:rPr>
-        <w:t>[2]</w:t>
-      </w:r>
-      <w:r>
-        <w:rPr>
-          <w:bCs/>
-          <w:color w:val="000000" w:themeColor="text1"/>
-        </w:rPr>
-        <w:t>.</w:t>
-      </w:r>
-      <w:proofErr w:type="spellStart"/>
-      <w:r>
-        <w:rPr>
-          <w:bCs/>
-          <w:color w:val="000000" w:themeColor="text1"/>
-        </w:rPr>
-        <w:t>nodetype</w:t>
-      </w:r>
-      <w:proofErr w:type="spellEnd"/>
-      <w:r>
-        <w:rPr>
-          <w:bCs/>
-          <w:color w:val="000000" w:themeColor="text1"/>
-        </w:rPr>
-        <w:t xml:space="preserve"> = SET)</w:t>
+        <w:t xml:space="preserve"> </w:t>
       </w:r>
     </w:p>
     <w:p>
@@ -25496,13 +24887,83 @@
           <w:color w:val="000000" w:themeColor="text1"/>
         </w:rPr>
         <w:tab/>
-      </w:r>
+        <w:t>If (&lt;exp</w:t>
+      </w:r>
+      <w:proofErr w:type="gramStart"/>
       <w:r>
         <w:rPr>
           <w:bCs/>
           <w:color w:val="000000" w:themeColor="text1"/>
         </w:rPr>
-        <w:t>then SET</w:t>
+        <w:t>&gt;</w:t>
+      </w:r>
+      <w:r>
+        <w:rPr>
+          <w:bCs/>
+          <w:color w:val="000000" w:themeColor="text1"/>
+        </w:rPr>
+        <w:t>[</w:t>
+      </w:r>
+      <w:proofErr w:type="gramEnd"/>
+      <w:r>
+        <w:rPr>
+          <w:bCs/>
+          <w:color w:val="000000" w:themeColor="text1"/>
+        </w:rPr>
+        <w:t>1]</w:t>
+      </w:r>
+      <w:r>
+        <w:rPr>
+          <w:bCs/>
+          <w:color w:val="000000" w:themeColor="text1"/>
+        </w:rPr>
+        <w:t>.</w:t>
+      </w:r>
+      <w:proofErr w:type="spellStart"/>
+      <w:r>
+        <w:rPr>
+          <w:bCs/>
+          <w:color w:val="000000" w:themeColor="text1"/>
+        </w:rPr>
+        <w:t>nodetype</w:t>
+      </w:r>
+      <w:proofErr w:type="spellEnd"/>
+      <w:r>
+        <w:rPr>
+          <w:bCs/>
+          <w:color w:val="000000" w:themeColor="text1"/>
+        </w:rPr>
+        <w:t xml:space="preserve"> = SET) and (&lt;exp&gt;</w:t>
+      </w:r>
+      <w:r>
+        <w:rPr>
+          <w:bCs/>
+          <w:color w:val="000000" w:themeColor="text1"/>
+        </w:rPr>
+        <w:t>[2]</w:t>
+      </w:r>
+      <w:r>
+        <w:rPr>
+          <w:bCs/>
+          <w:color w:val="000000" w:themeColor="text1"/>
+        </w:rPr>
+        <w:t>.</w:t>
+      </w:r>
+      <w:proofErr w:type="spellStart"/>
+      <w:r>
+        <w:rPr>
+          <w:bCs/>
+          <w:color w:val="000000" w:themeColor="text1"/>
+        </w:rPr>
+        <w:t>nodetype</w:t>
+      </w:r>
+      <w:proofErr w:type="spellEnd"/>
+      <w:r>
+        <w:rPr>
+          <w:bCs/>
+          <w:color w:val="000000" w:themeColor="text1"/>
+        </w:rPr>
+        <w:t xml:space="preserve"> = SET)</w:t>
       </w:r>
     </w:p>
     <w:p>
@@ -25520,6 +24981,649 @@
           <w:bCs/>
           <w:color w:val="000000" w:themeColor="text1"/>
         </w:rPr>
+        <w:tab/>
+      </w:r>
+      <w:r>
+        <w:rPr>
+          <w:bCs/>
+          <w:color w:val="000000" w:themeColor="text1"/>
+        </w:rPr>
+        <w:tab/>
+      </w:r>
+      <w:r>
+        <w:rPr>
+          <w:bCs/>
+          <w:color w:val="000000" w:themeColor="text1"/>
+        </w:rPr>
+        <w:tab/>
+      </w:r>
+      <w:r>
+        <w:rPr>
+          <w:bCs/>
+          <w:color w:val="000000" w:themeColor="text1"/>
+        </w:rPr>
+        <w:tab/>
+      </w:r>
+      <w:r>
+        <w:rPr>
+          <w:bCs/>
+          <w:color w:val="000000" w:themeColor="text1"/>
+        </w:rPr>
+        <w:tab/>
+      </w:r>
+      <w:r>
+        <w:rPr>
+          <w:bCs/>
+          <w:color w:val="000000" w:themeColor="text1"/>
+        </w:rPr>
+        <w:tab/>
+      </w:r>
+      <w:r>
+        <w:rPr>
+          <w:bCs/>
+          <w:color w:val="000000" w:themeColor="text1"/>
+        </w:rPr>
+        <w:tab/>
+      </w:r>
+      <w:r>
+        <w:rPr>
+          <w:bCs/>
+          <w:color w:val="000000" w:themeColor="text1"/>
+        </w:rPr>
+        <w:tab/>
+      </w:r>
+      <w:r>
+        <w:rPr>
+          <w:bCs/>
+          <w:color w:val="000000" w:themeColor="text1"/>
+        </w:rPr>
+        <w:t>then SET</w:t>
+      </w:r>
+    </w:p>
+    <w:p>
+      <w:pPr>
+        <w:pStyle w:val="Prrafodelista"/>
+        <w:ind w:left="0"/>
+        <w:jc w:val="both"/>
+        <w:rPr>
+          <w:bCs/>
+          <w:color w:val="000000" w:themeColor="text1"/>
+        </w:rPr>
+      </w:pPr>
+      <w:r>
+        <w:rPr>
+          <w:bCs/>
+          <w:color w:val="000000" w:themeColor="text1"/>
+        </w:rPr>
+        <w:tab/>
+      </w:r>
+      <w:r>
+        <w:rPr>
+          <w:bCs/>
+          <w:color w:val="000000" w:themeColor="text1"/>
+        </w:rPr>
+        <w:tab/>
+      </w:r>
+      <w:r>
+        <w:rPr>
+          <w:bCs/>
+          <w:color w:val="000000" w:themeColor="text1"/>
+        </w:rPr>
+        <w:tab/>
+      </w:r>
+      <w:r>
+        <w:rPr>
+          <w:bCs/>
+          <w:color w:val="000000" w:themeColor="text1"/>
+        </w:rPr>
+        <w:tab/>
+      </w:r>
+      <w:r>
+        <w:rPr>
+          <w:bCs/>
+          <w:color w:val="000000" w:themeColor="text1"/>
+        </w:rPr>
+        <w:tab/>
+      </w:r>
+      <w:r>
+        <w:rPr>
+          <w:bCs/>
+          <w:color w:val="000000" w:themeColor="text1"/>
+        </w:rPr>
+        <w:tab/>
+      </w:r>
+      <w:r>
+        <w:rPr>
+          <w:bCs/>
+          <w:color w:val="000000" w:themeColor="text1"/>
+        </w:rPr>
+        <w:tab/>
+      </w:r>
+      <w:r>
+        <w:rPr>
+          <w:bCs/>
+          <w:color w:val="000000" w:themeColor="text1"/>
+        </w:rPr>
+        <w:tab/>
+        <w:t>else ERROR</w:t>
+      </w:r>
+    </w:p>
+    <w:p>
+      <w:pPr>
+        <w:pStyle w:val="Prrafodelista"/>
+        <w:ind w:left="0"/>
+        <w:jc w:val="both"/>
+        <w:rPr>
+          <w:bCs/>
+          <w:color w:val="000000" w:themeColor="text1"/>
+        </w:rPr>
+      </w:pPr>
+      <w:r>
+        <w:rPr>
+          <w:bCs/>
+          <w:color w:val="000000" w:themeColor="text1"/>
+        </w:rPr>
+        <w:tab/>
+      </w:r>
+      <w:r>
+        <w:rPr>
+          <w:bCs/>
+          <w:color w:val="000000" w:themeColor="text1"/>
+        </w:rPr>
+        <w:tab/>
+      </w:r>
+      <w:r>
+        <w:rPr>
+          <w:bCs/>
+          <w:color w:val="000000" w:themeColor="text1"/>
+        </w:rPr>
+        <w:tab/>
+      </w:r>
+      <w:r>
+        <w:rPr>
+          <w:bCs/>
+          <w:color w:val="000000" w:themeColor="text1"/>
+        </w:rPr>
+        <w:tab/>
+      </w:r>
+      <w:r>
+        <w:rPr>
+          <w:bCs/>
+          <w:color w:val="000000" w:themeColor="text1"/>
+        </w:rPr>
+        <w:tab/>
+      </w:r>
+      <w:r>
+        <w:rPr>
+          <w:bCs/>
+          <w:color w:val="000000" w:themeColor="text1"/>
+        </w:rPr>
+        <w:tab/>
+      </w:r>
+      <w:r>
+        <w:rPr>
+          <w:bCs/>
+          <w:color w:val="000000" w:themeColor="text1"/>
+        </w:rPr>
+        <w:tab/>
+      </w:r>
+      <w:r>
+        <w:rPr>
+          <w:bCs/>
+          <w:color w:val="000000" w:themeColor="text1"/>
+        </w:rPr>
+        <w:tab/>
+        <w:t>end if</w:t>
+      </w:r>
+    </w:p>
+    <w:p>
+      <w:pPr>
+        <w:pStyle w:val="Prrafodelista"/>
+        <w:ind w:left="0"/>
+        <w:jc w:val="both"/>
+        <w:rPr>
+          <w:bCs/>
+          <w:color w:val="000000" w:themeColor="text1"/>
+          <w:u w:val="single"/>
+        </w:rPr>
+      </w:pPr>
+      <w:proofErr w:type="spellStart"/>
+      <w:r>
+        <w:rPr>
+          <w:bCs/>
+          <w:color w:val="000000" w:themeColor="text1"/>
+          <w:u w:val="single"/>
+        </w:rPr>
+        <w:t>Diferencia</w:t>
+      </w:r>
+      <w:proofErr w:type="spellEnd"/>
+      <w:r>
+        <w:rPr>
+          <w:bCs/>
+          <w:color w:val="000000" w:themeColor="text1"/>
+          <w:u w:val="single"/>
+        </w:rPr>
+        <w:t>:</w:t>
+      </w:r>
+    </w:p>
+    <w:p>
+      <w:pPr>
+        <w:pStyle w:val="Prrafodelista"/>
+        <w:ind w:left="0"/>
+        <w:jc w:val="both"/>
+        <w:rPr>
+          <w:bCs/>
+          <w:color w:val="000000" w:themeColor="text1"/>
+        </w:rPr>
+      </w:pPr>
+      <w:r>
+        <w:rPr>
+          <w:bCs/>
+          <w:color w:val="000000" w:themeColor="text1"/>
+        </w:rPr>
+        <w:t>Syntax rule: &lt;exp</w:t>
+      </w:r>
+      <w:proofErr w:type="gramStart"/>
+      <w:r>
+        <w:rPr>
+          <w:bCs/>
+          <w:color w:val="000000" w:themeColor="text1"/>
+        </w:rPr>
+        <w:t>&gt;</w:t>
+      </w:r>
+      <w:r>
+        <w:rPr>
+          <w:bCs/>
+          <w:color w:val="000000" w:themeColor="text1"/>
+        </w:rPr>
+        <w:t>[</w:t>
+      </w:r>
+      <w:proofErr w:type="gramEnd"/>
+      <w:r>
+        <w:rPr>
+          <w:bCs/>
+          <w:color w:val="000000" w:themeColor="text1"/>
+        </w:rPr>
+        <w:t>0]</w:t>
+      </w:r>
+      <w:r>
+        <w:rPr>
+          <w:bCs/>
+          <w:color w:val="000000" w:themeColor="text1"/>
+        </w:rPr>
+        <w:t xml:space="preserve"> -&gt; &lt;exp&gt;</w:t>
+      </w:r>
+      <w:r>
+        <w:rPr>
+          <w:bCs/>
+          <w:color w:val="000000" w:themeColor="text1"/>
+        </w:rPr>
+        <w:t>[1]</w:t>
+      </w:r>
+      <w:r>
+        <w:rPr>
+          <w:bCs/>
+          <w:color w:val="000000" w:themeColor="text1"/>
+        </w:rPr>
+        <w:t xml:space="preserve"> </w:t>
+      </w:r>
+      <w:r>
+        <w:rPr>
+          <w:bCs/>
+          <w:color w:val="000000" w:themeColor="text1"/>
+        </w:rPr>
+        <w:t>&amp;</w:t>
+      </w:r>
+      <w:r>
+        <w:rPr>
+          <w:bCs/>
+          <w:color w:val="000000" w:themeColor="text1"/>
+        </w:rPr>
+        <w:t>!</w:t>
+      </w:r>
+      <w:r>
+        <w:rPr>
+          <w:bCs/>
+          <w:color w:val="000000" w:themeColor="text1"/>
+        </w:rPr>
+        <w:t xml:space="preserve"> &lt;exp</w:t>
+      </w:r>
+      <w:proofErr w:type="gramStart"/>
+      <w:r>
+        <w:rPr>
+          <w:bCs/>
+          <w:color w:val="000000" w:themeColor="text1"/>
+        </w:rPr>
+        <w:t>&gt;</w:t>
+      </w:r>
+      <w:r>
+        <w:rPr>
+          <w:bCs/>
+          <w:color w:val="000000" w:themeColor="text1"/>
+        </w:rPr>
+        <w:t>[</w:t>
+      </w:r>
+      <w:proofErr w:type="gramEnd"/>
+      <w:r>
+        <w:rPr>
+          <w:bCs/>
+          <w:color w:val="000000" w:themeColor="text1"/>
+        </w:rPr>
+        <w:t>2]</w:t>
+      </w:r>
+    </w:p>
+    <w:p>
+      <w:pPr>
+        <w:pStyle w:val="Prrafodelista"/>
+        <w:ind w:left="0"/>
+        <w:jc w:val="both"/>
+        <w:rPr>
+          <w:bCs/>
+          <w:color w:val="000000" w:themeColor="text1"/>
+        </w:rPr>
+      </w:pPr>
+      <w:r>
+        <w:rPr>
+          <w:bCs/>
+          <w:color w:val="000000" w:themeColor="text1"/>
+        </w:rPr>
+        <w:t>Semantic rule: &lt;exp</w:t>
+      </w:r>
+      <w:proofErr w:type="gramStart"/>
+      <w:r>
+        <w:rPr>
+          <w:bCs/>
+          <w:color w:val="000000" w:themeColor="text1"/>
+        </w:rPr>
+        <w:t>&gt;</w:t>
+      </w:r>
+      <w:r>
+        <w:rPr>
+          <w:bCs/>
+          <w:color w:val="000000" w:themeColor="text1"/>
+        </w:rPr>
+        <w:t>[</w:t>
+      </w:r>
+      <w:proofErr w:type="gramEnd"/>
+      <w:r>
+        <w:rPr>
+          <w:bCs/>
+          <w:color w:val="000000" w:themeColor="text1"/>
+        </w:rPr>
+        <w:t>0]</w:t>
+      </w:r>
+      <w:r>
+        <w:rPr>
+          <w:bCs/>
+          <w:color w:val="000000" w:themeColor="text1"/>
+        </w:rPr>
+        <w:t>.</w:t>
+      </w:r>
+      <w:proofErr w:type="spellStart"/>
+      <w:r>
+        <w:rPr>
+          <w:bCs/>
+          <w:color w:val="000000" w:themeColor="text1"/>
+        </w:rPr>
+        <w:t>actual_type</w:t>
+      </w:r>
+      <w:proofErr w:type="spellEnd"/>
+      <w:r>
+        <w:rPr>
+          <w:bCs/>
+          <w:color w:val="000000" w:themeColor="text1"/>
+        </w:rPr>
+        <w:t xml:space="preserve"> </w:t>
+      </w:r>
+      <w:r>
+        <w:rPr>
+          <w:bCs/>
+          <w:color w:val="000000" w:themeColor="text1"/>
+        </w:rPr>
+        <w:t>&lt;-</w:t>
+      </w:r>
+      <w:r>
+        <w:rPr>
+          <w:bCs/>
+          <w:color w:val="000000" w:themeColor="text1"/>
+        </w:rPr>
+        <w:t xml:space="preserve"> </w:t>
+      </w:r>
+    </w:p>
+    <w:p>
+      <w:pPr>
+        <w:pStyle w:val="Prrafodelista"/>
+        <w:ind w:left="0"/>
+        <w:jc w:val="both"/>
+        <w:rPr>
+          <w:bCs/>
+          <w:color w:val="000000" w:themeColor="text1"/>
+        </w:rPr>
+      </w:pPr>
+      <w:r>
+        <w:rPr>
+          <w:bCs/>
+          <w:color w:val="000000" w:themeColor="text1"/>
+        </w:rPr>
+        <w:tab/>
+      </w:r>
+      <w:r>
+        <w:rPr>
+          <w:bCs/>
+          <w:color w:val="000000" w:themeColor="text1"/>
+        </w:rPr>
+        <w:tab/>
+      </w:r>
+      <w:r>
+        <w:rPr>
+          <w:bCs/>
+          <w:color w:val="000000" w:themeColor="text1"/>
+        </w:rPr>
+        <w:tab/>
+      </w:r>
+      <w:r>
+        <w:rPr>
+          <w:bCs/>
+          <w:color w:val="000000" w:themeColor="text1"/>
+        </w:rPr>
+        <w:tab/>
+      </w:r>
+      <w:r>
+        <w:rPr>
+          <w:bCs/>
+          <w:color w:val="000000" w:themeColor="text1"/>
+        </w:rPr>
+        <w:tab/>
+      </w:r>
+      <w:r>
+        <w:rPr>
+          <w:bCs/>
+          <w:color w:val="000000" w:themeColor="text1"/>
+        </w:rPr>
+        <w:tab/>
+      </w:r>
+      <w:r>
+        <w:rPr>
+          <w:bCs/>
+          <w:color w:val="000000" w:themeColor="text1"/>
+        </w:rPr>
+        <w:tab/>
+      </w:r>
+      <w:r>
+        <w:rPr>
+          <w:bCs/>
+          <w:color w:val="000000" w:themeColor="text1"/>
+        </w:rPr>
+        <w:tab/>
+        <w:t>If (&lt;exp</w:t>
+      </w:r>
+      <w:proofErr w:type="gramStart"/>
+      <w:r>
+        <w:rPr>
+          <w:bCs/>
+          <w:color w:val="000000" w:themeColor="text1"/>
+        </w:rPr>
+        <w:t>&gt;</w:t>
+      </w:r>
+      <w:r>
+        <w:rPr>
+          <w:bCs/>
+          <w:color w:val="000000" w:themeColor="text1"/>
+        </w:rPr>
+        <w:t>[</w:t>
+      </w:r>
+      <w:proofErr w:type="gramEnd"/>
+      <w:r>
+        <w:rPr>
+          <w:bCs/>
+          <w:color w:val="000000" w:themeColor="text1"/>
+        </w:rPr>
+        <w:t>1]</w:t>
+      </w:r>
+      <w:r>
+        <w:rPr>
+          <w:bCs/>
+          <w:color w:val="000000" w:themeColor="text1"/>
+        </w:rPr>
+        <w:t>.</w:t>
+      </w:r>
+      <w:proofErr w:type="spellStart"/>
+      <w:r>
+        <w:rPr>
+          <w:bCs/>
+          <w:color w:val="000000" w:themeColor="text1"/>
+        </w:rPr>
+        <w:t>nodetype</w:t>
+      </w:r>
+      <w:proofErr w:type="spellEnd"/>
+      <w:r>
+        <w:rPr>
+          <w:bCs/>
+          <w:color w:val="000000" w:themeColor="text1"/>
+        </w:rPr>
+        <w:t xml:space="preserve"> = SET) and (&lt;exp&gt;</w:t>
+      </w:r>
+      <w:r>
+        <w:rPr>
+          <w:bCs/>
+          <w:color w:val="000000" w:themeColor="text1"/>
+        </w:rPr>
+        <w:t>[2]</w:t>
+      </w:r>
+      <w:r>
+        <w:rPr>
+          <w:bCs/>
+          <w:color w:val="000000" w:themeColor="text1"/>
+        </w:rPr>
+        <w:t>.</w:t>
+      </w:r>
+      <w:proofErr w:type="spellStart"/>
+      <w:r>
+        <w:rPr>
+          <w:bCs/>
+          <w:color w:val="000000" w:themeColor="text1"/>
+        </w:rPr>
+        <w:t>nodetype</w:t>
+      </w:r>
+      <w:proofErr w:type="spellEnd"/>
+      <w:r>
+        <w:rPr>
+          <w:bCs/>
+          <w:color w:val="000000" w:themeColor="text1"/>
+        </w:rPr>
+        <w:t xml:space="preserve"> = SET)</w:t>
+      </w:r>
+    </w:p>
+    <w:p>
+      <w:pPr>
+        <w:pStyle w:val="Prrafodelista"/>
+        <w:ind w:left="0"/>
+        <w:jc w:val="both"/>
+        <w:rPr>
+          <w:bCs/>
+          <w:color w:val="000000" w:themeColor="text1"/>
+        </w:rPr>
+      </w:pPr>
+      <w:r>
+        <w:rPr>
+          <w:bCs/>
+          <w:color w:val="000000" w:themeColor="text1"/>
+        </w:rPr>
+        <w:tab/>
+      </w:r>
+      <w:r>
+        <w:rPr>
+          <w:bCs/>
+          <w:color w:val="000000" w:themeColor="text1"/>
+        </w:rPr>
+        <w:tab/>
+      </w:r>
+      <w:r>
+        <w:rPr>
+          <w:bCs/>
+          <w:color w:val="000000" w:themeColor="text1"/>
+        </w:rPr>
+        <w:tab/>
+      </w:r>
+      <w:r>
+        <w:rPr>
+          <w:bCs/>
+          <w:color w:val="000000" w:themeColor="text1"/>
+        </w:rPr>
+        <w:tab/>
+      </w:r>
+      <w:r>
+        <w:rPr>
+          <w:bCs/>
+          <w:color w:val="000000" w:themeColor="text1"/>
+        </w:rPr>
+        <w:tab/>
+      </w:r>
+      <w:r>
+        <w:rPr>
+          <w:bCs/>
+          <w:color w:val="000000" w:themeColor="text1"/>
+        </w:rPr>
+        <w:tab/>
+      </w:r>
+      <w:r>
+        <w:rPr>
+          <w:bCs/>
+          <w:color w:val="000000" w:themeColor="text1"/>
+        </w:rPr>
+        <w:tab/>
+      </w:r>
+      <w:r>
+        <w:rPr>
+          <w:bCs/>
+          <w:color w:val="000000" w:themeColor="text1"/>
+        </w:rPr>
+        <w:tab/>
+      </w:r>
+      <w:r>
+        <w:rPr>
+          <w:bCs/>
+          <w:color w:val="000000" w:themeColor="text1"/>
+        </w:rPr>
+        <w:t>then SET</w:t>
+      </w:r>
+    </w:p>
+    <w:p>
+      <w:pPr>
+        <w:pStyle w:val="Prrafodelista"/>
+        <w:ind w:left="0"/>
+        <w:jc w:val="both"/>
+        <w:rPr>
+          <w:bCs/>
+          <w:color w:val="000000" w:themeColor="text1"/>
+        </w:rPr>
+      </w:pPr>
+      <w:r>
+        <w:rPr>
+          <w:bCs/>
+          <w:color w:val="000000" w:themeColor="text1"/>
+        </w:rPr>
+        <w:lastRenderedPageBreak/>
         <w:tab/>
       </w:r>
       <w:r>
@@ -25693,7 +25797,7 @@
       <w:pPr>
         <w:jc w:val="both"/>
         <w:rPr>
-          <w:lang w:val="es-ES"/>
+          <w:lang w:val="es-AR"/>
         </w:rPr>
       </w:pPr>
       <w:r>
@@ -25713,6 +25817,103 @@
           <w:lang w:val="es-ES"/>
         </w:rPr>
         <w:t xml:space="preserve"> se comporta un programa a medida que se ejecuta en una maquina o un entorno informático</w:t>
+      </w:r>
+      <w:r>
+        <w:rPr>
+          <w:lang w:val="es-ES"/>
+        </w:rPr>
+        <w:t>.</w:t>
+      </w:r>
+      <w:r>
+        <w:rPr>
+          <w:lang w:val="es-ES"/>
+        </w:rPr>
+        <w:t xml:space="preserve"> </w:t>
+      </w:r>
+      <w:r>
+        <w:rPr>
+          <w:lang w:val="es-AR"/>
+        </w:rPr>
+        <w:t>Debido a la potencia y naturalidad de la notación disponible, describir la sintaxis es un asunto relativamente simple. Por otro lado, no se ha ideado una notación o enfoque universalmente aceptado para la semántica dinámica.</w:t>
+      </w:r>
+    </w:p>
+    <w:p>
+      <w:pPr>
+        <w:jc w:val="both"/>
+        <w:rPr>
+          <w:lang w:val="es-AR"/>
+        </w:rPr>
+      </w:pPr>
+    </w:p>
+    <w:p>
+      <w:pPr>
+        <w:jc w:val="both"/>
+        <w:rPr>
+          <w:lang w:val="es-AR"/>
+        </w:rPr>
+      </w:pPr>
+      <w:r>
+        <w:rPr>
+          <w:lang w:val="es-AR"/>
+        </w:rPr>
+        <w:t>Existen 3 enfoques para los lenguajes imperativos:</w:t>
+      </w:r>
+    </w:p>
+    <w:p>
+      <w:pPr>
+        <w:pStyle w:val="Prrafodelista"/>
+        <w:numPr>
+          <w:ilvl w:val="0"/>
+          <w:numId w:val="16"/>
+        </w:numPr>
+        <w:jc w:val="both"/>
+        <w:rPr>
+          <w:lang w:val="es-ES"/>
+        </w:rPr>
+      </w:pPr>
+      <w:r>
+        <w:rPr>
+          <w:lang w:val="es-ES"/>
+        </w:rPr>
+        <w:t>Semántica operacional</w:t>
+      </w:r>
+    </w:p>
+    <w:p>
+      <w:pPr>
+        <w:pStyle w:val="Prrafodelista"/>
+        <w:numPr>
+          <w:ilvl w:val="0"/>
+          <w:numId w:val="16"/>
+        </w:numPr>
+        <w:jc w:val="both"/>
+        <w:rPr>
+          <w:lang w:val="es-ES"/>
+        </w:rPr>
+      </w:pPr>
+      <w:r>
+        <w:rPr>
+          <w:lang w:val="es-ES"/>
+        </w:rPr>
+        <w:t>Semántica denotacional</w:t>
+      </w:r>
+    </w:p>
+    <w:p>
+      <w:pPr>
+        <w:pStyle w:val="Prrafodelista"/>
+        <w:numPr>
+          <w:ilvl w:val="0"/>
+          <w:numId w:val="16"/>
+        </w:numPr>
+        <w:jc w:val="both"/>
+        <w:rPr>
+          <w:lang w:val="es-ES"/>
+        </w:rPr>
+      </w:pPr>
+      <w:r>
+        <w:rPr>
+          <w:lang w:val="es-ES"/>
+        </w:rPr>
+        <w:t>Semántica axiomática</w:t>
       </w:r>
     </w:p>
     <w:p>
@@ -25746,7 +25947,7 @@
           <w:bCs/>
           <w:lang w:val="es-ES"/>
         </w:rPr>
-        <w:t>La semántica operacional se centra en los cambios que ocurren en el estado de la máquina cuando ejecuta una sentencia dada, los cuales definen el significado de esa sentencia.</w:t>
+        <w:t>La idea detrás de la semántica operacional es la de describir el significado de una sentencia o un programa mediante la descripción de los cambios que generan estos en los estados de una computadora al ejecutarlos.</w:t>
       </w:r>
     </w:p>
     <w:p>
@@ -25756,466 +25957,9 @@
         <w:jc w:val="both"/>
         <w:rPr>
           <w:bCs/>
-          <w:u w:val="single"/>
-          <w:lang w:val="es-ES"/>
-        </w:rPr>
-      </w:pPr>
-      <w:r>
-        <w:rPr>
-          <w:bCs/>
-          <w:u w:val="single"/>
-          <w:lang w:val="es-ES"/>
-        </w:rPr>
-        <w:lastRenderedPageBreak/>
-        <w:t>Descripción las estructuras de control</w:t>
-      </w:r>
-      <w:r>
-        <w:rPr>
-          <w:bCs/>
-          <w:color w:val="000000" w:themeColor="text1"/>
-          <w:u w:val="single"/>
-          <w:lang w:val="es-ES"/>
-        </w:rPr>
-        <w:t xml:space="preserve"> de Aleph</w:t>
-      </w:r>
-    </w:p>
-    <w:p>
-      <w:pPr>
-        <w:jc w:val="both"/>
-        <w:rPr>
-          <w:lang w:val="es-ES"/>
-        </w:rPr>
-      </w:pPr>
-      <w:r>
-        <w:rPr>
-          <w:lang w:val="es-ES"/>
-        </w:rPr>
-        <w:t xml:space="preserve">Para describir la semántica operacional de las sentencias de Aleph, podemos usar una computadora virtual de bajo nivel, implementada como una simulación de software donde los registros, memoria, información de estado y proceso de ejecución pueden ser simulados. El conjunto de instrucciones debe ser diseñado de forma tal que la semántica de cada instrucción sea fácil de describir y entender. </w:t>
-      </w:r>
-    </w:p>
-    <w:p>
-      <w:pPr>
-        <w:jc w:val="both"/>
-        <w:rPr>
-          <w:lang w:val="es-ES"/>
-        </w:rPr>
-      </w:pPr>
-      <w:r>
-        <w:rPr>
-          <w:u w:val="single"/>
-          <w:lang w:val="es-ES"/>
-        </w:rPr>
-        <w:t>IF en Aleph</w:t>
-      </w:r>
-      <w:r>
-        <w:rPr>
-          <w:lang w:val="es-ES"/>
-        </w:rPr>
-        <w:t>:</w:t>
-      </w:r>
-    </w:p>
-    <w:p>
-      <w:pPr>
-        <w:jc w:val="both"/>
-      </w:pPr>
-      <w:r>
-        <w:t>If (</w:t>
-      </w:r>
-      <w:proofErr w:type="spellStart"/>
-      <w:r>
-        <w:t>expression_list</w:t>
-      </w:r>
-      <w:proofErr w:type="spellEnd"/>
-      <w:r>
-        <w:t>;) {</w:t>
-      </w:r>
-      <w:proofErr w:type="spellStart"/>
-      <w:r>
-        <w:t>stm_list</w:t>
-      </w:r>
-      <w:r>
-        <w:t>T</w:t>
-      </w:r>
-      <w:proofErr w:type="spellEnd"/>
-      <w:r>
-        <w:t>}</w:t>
-      </w:r>
-      <w:r>
-        <w:t xml:space="preserve"> else {</w:t>
-      </w:r>
-      <w:proofErr w:type="spellStart"/>
-      <w:r>
-        <w:t>stm</w:t>
-      </w:r>
-      <w:r>
-        <w:t>_list</w:t>
-      </w:r>
-      <w:r>
-        <w:t>F</w:t>
-      </w:r>
-      <w:proofErr w:type="spellEnd"/>
-      <w:r>
-        <w:t>}</w:t>
-      </w:r>
-    </w:p>
-    <w:p>
-      <w:pPr>
-        <w:jc w:val="both"/>
-      </w:pPr>
-      <w:r>
-        <w:rPr>
-          <w:u w:val="single"/>
-        </w:rPr>
-        <w:t xml:space="preserve">IF </w:t>
-      </w:r>
-      <w:proofErr w:type="spellStart"/>
-      <w:r>
-        <w:rPr>
-          <w:u w:val="single"/>
-        </w:rPr>
-        <w:t>en</w:t>
-      </w:r>
-      <w:proofErr w:type="spellEnd"/>
-      <w:r>
-        <w:rPr>
-          <w:u w:val="single"/>
-        </w:rPr>
-        <w:t xml:space="preserve"> </w:t>
-      </w:r>
-      <w:proofErr w:type="spellStart"/>
-      <w:r>
-        <w:rPr>
-          <w:u w:val="single"/>
-        </w:rPr>
-        <w:t>semantica</w:t>
-      </w:r>
-      <w:proofErr w:type="spellEnd"/>
-      <w:r>
-        <w:rPr>
-          <w:u w:val="single"/>
-        </w:rPr>
-        <w:t xml:space="preserve"> </w:t>
-      </w:r>
-      <w:proofErr w:type="spellStart"/>
-      <w:r>
-        <w:rPr>
-          <w:u w:val="single"/>
-        </w:rPr>
-        <w:t>operacional</w:t>
-      </w:r>
-      <w:proofErr w:type="spellEnd"/>
-      <w:r>
-        <w:t>:</w:t>
-      </w:r>
-    </w:p>
-    <w:p>
-      <w:pPr>
-        <w:jc w:val="both"/>
-        <w:rPr>
-          <w:lang w:val="es-AR"/>
-        </w:rPr>
-      </w:pPr>
-      <w:r>
-        <w:rPr>
-          <w:lang w:val="es-AR"/>
-        </w:rPr>
-        <w:t>e</w:t>
-      </w:r>
-      <w:r>
-        <w:rPr>
-          <w:lang w:val="es-AR"/>
-        </w:rPr>
-        <w:t xml:space="preserve">xpr1 false? </w:t>
-      </w:r>
-      <w:proofErr w:type="spellStart"/>
-      <w:r>
-        <w:rPr>
-          <w:lang w:val="es-AR"/>
-        </w:rPr>
-        <w:t>g</w:t>
-      </w:r>
-      <w:r>
-        <w:rPr>
-          <w:lang w:val="es-AR"/>
-        </w:rPr>
-        <w:t>oto</w:t>
-      </w:r>
-      <w:proofErr w:type="spellEnd"/>
-      <w:r>
-        <w:rPr>
-          <w:lang w:val="es-AR"/>
-        </w:rPr>
-        <w:t xml:space="preserve"> </w:t>
-      </w:r>
-      <w:r>
-        <w:rPr>
-          <w:lang w:val="es-AR"/>
-        </w:rPr>
-        <w:t>Else</w:t>
-      </w:r>
-      <w:r>
-        <w:rPr>
-          <w:lang w:val="es-AR"/>
-        </w:rPr>
-        <w:t>;</w:t>
-      </w:r>
-    </w:p>
-    <w:p>
-      <w:pPr>
-        <w:spacing w:line="240" w:lineRule="auto"/>
-        <w:jc w:val="both"/>
-        <w:rPr>
-          <w:lang w:val="es-AR"/>
-        </w:rPr>
-      </w:pPr>
-      <w:r>
-        <w:rPr>
-          <w:lang w:val="es-AR"/>
-        </w:rPr>
-        <w:t xml:space="preserve">expr2 false? </w:t>
-      </w:r>
-      <w:proofErr w:type="spellStart"/>
-      <w:r>
-        <w:rPr>
-          <w:lang w:val="es-AR"/>
-        </w:rPr>
-        <w:t>goto</w:t>
-      </w:r>
-      <w:proofErr w:type="spellEnd"/>
-      <w:r>
-        <w:rPr>
-          <w:lang w:val="es-AR"/>
-        </w:rPr>
-        <w:t xml:space="preserve"> Else;</w:t>
-      </w:r>
-    </w:p>
-    <w:p>
-      <w:pPr>
-        <w:spacing w:line="240" w:lineRule="auto"/>
-        <w:jc w:val="both"/>
-        <w:rPr>
-          <w:lang w:val="es-AR"/>
-        </w:rPr>
-      </w:pPr>
-      <w:r>
-        <w:rPr>
-          <w:lang w:val="es-AR"/>
-        </w:rPr>
-        <w:t>…</w:t>
-      </w:r>
-    </w:p>
-    <w:p>
-      <w:pPr>
-        <w:spacing w:line="240" w:lineRule="auto"/>
-        <w:jc w:val="both"/>
-        <w:rPr>
-          <w:lang w:val="es-AR"/>
-        </w:rPr>
-      </w:pPr>
-      <w:r>
-        <w:rPr>
-          <w:lang w:val="es-AR"/>
-        </w:rPr>
-        <w:t>Stm1T;</w:t>
-      </w:r>
-    </w:p>
-    <w:p>
-      <w:pPr>
-        <w:spacing w:line="240" w:lineRule="auto"/>
-        <w:jc w:val="both"/>
-        <w:rPr>
-          <w:lang w:val="es-AR"/>
-        </w:rPr>
-      </w:pPr>
-      <w:r>
-        <w:rPr>
-          <w:lang w:val="es-AR"/>
-        </w:rPr>
-        <w:t>Stm2T;</w:t>
-      </w:r>
-    </w:p>
-    <w:p>
-      <w:pPr>
-        <w:spacing w:line="240" w:lineRule="auto"/>
-        <w:jc w:val="both"/>
-        <w:rPr>
-          <w:lang w:val="es-AR"/>
-        </w:rPr>
-      </w:pPr>
-      <w:r>
-        <w:rPr>
-          <w:lang w:val="es-AR"/>
-        </w:rPr>
-        <w:t>…</w:t>
-      </w:r>
-    </w:p>
-    <w:p>
-      <w:pPr>
-        <w:spacing w:line="240" w:lineRule="auto"/>
-        <w:jc w:val="both"/>
-      </w:pPr>
-      <w:proofErr w:type="spellStart"/>
-      <w:r>
-        <w:t>g</w:t>
-      </w:r>
-      <w:r>
-        <w:t>ot</w:t>
-      </w:r>
-      <w:r>
-        <w:t>o</w:t>
-      </w:r>
-      <w:proofErr w:type="spellEnd"/>
-      <w:r>
-        <w:t xml:space="preserve"> END;</w:t>
-      </w:r>
-    </w:p>
-    <w:p>
-      <w:pPr>
-        <w:spacing w:line="240" w:lineRule="auto"/>
-        <w:jc w:val="both"/>
-      </w:pPr>
-      <w:r>
-        <w:t>Else:</w:t>
-      </w:r>
-    </w:p>
-    <w:p>
-      <w:pPr>
-        <w:spacing w:line="240" w:lineRule="auto"/>
-        <w:jc w:val="both"/>
-      </w:pPr>
-      <w:r>
-        <w:t>Stm1F;</w:t>
-      </w:r>
-    </w:p>
-    <w:p>
-      <w:pPr>
-        <w:spacing w:line="240" w:lineRule="auto"/>
-        <w:jc w:val="both"/>
-      </w:pPr>
-      <w:r>
-        <w:t>Stm2F;</w:t>
-      </w:r>
-    </w:p>
-    <w:p>
-      <w:pPr>
-        <w:spacing w:line="240" w:lineRule="auto"/>
-        <w:jc w:val="both"/>
-      </w:pPr>
-      <w:r>
-        <w:t>…</w:t>
-      </w:r>
-    </w:p>
-    <w:p>
-      <w:pPr>
-        <w:spacing w:line="240" w:lineRule="auto"/>
-        <w:jc w:val="both"/>
-      </w:pPr>
-      <w:proofErr w:type="spellStart"/>
-      <w:r>
-        <w:t>goto</w:t>
-      </w:r>
-      <w:proofErr w:type="spellEnd"/>
-      <w:r>
-        <w:t xml:space="preserve"> END;</w:t>
-      </w:r>
-    </w:p>
-    <w:p>
-      <w:pPr>
-        <w:jc w:val="both"/>
-        <w:rPr>
-          <w:b/>
-        </w:rPr>
-      </w:pPr>
-      <w:proofErr w:type="spellStart"/>
-      <w:r>
-        <w:rPr>
-          <w:b/>
-        </w:rPr>
-        <w:t>Semántica</w:t>
-      </w:r>
-      <w:proofErr w:type="spellEnd"/>
-      <w:r>
-        <w:rPr>
-          <w:b/>
-        </w:rPr>
-        <w:t xml:space="preserve"> </w:t>
-      </w:r>
-      <w:proofErr w:type="spellStart"/>
-      <w:r>
-        <w:rPr>
-          <w:b/>
-        </w:rPr>
-        <w:t>Denotacional</w:t>
-      </w:r>
-      <w:proofErr w:type="spellEnd"/>
-    </w:p>
-    <w:p>
-      <w:pPr>
-        <w:jc w:val="both"/>
-        <w:rPr>
-          <w:lang w:val="es-ES"/>
-        </w:rPr>
-      </w:pPr>
-      <w:r>
-        <w:rPr>
-          <w:lang w:val="es-ES"/>
-        </w:rPr>
-        <w:t>---&gt;</w:t>
-      </w:r>
-      <w:r>
-        <w:rPr>
-          <w:lang w:val="es-ES"/>
-        </w:rPr>
-        <w:t xml:space="preserve">Poner aquí </w:t>
-      </w:r>
-      <w:r>
-        <w:rPr>
-          <w:lang w:val="es-ES"/>
-        </w:rPr>
-        <w:t xml:space="preserve">Def Semántica </w:t>
-      </w:r>
-      <w:proofErr w:type="spellStart"/>
-      <w:r>
-        <w:rPr>
-          <w:lang w:val="es-ES"/>
-        </w:rPr>
-        <w:t>Denotacional</w:t>
-      </w:r>
-      <w:proofErr w:type="spellEnd"/>
-    </w:p>
-    <w:p>
-      <w:pPr>
-        <w:jc w:val="both"/>
-        <w:rPr>
-          <w:lang w:val="es-ES"/>
-        </w:rPr>
-      </w:pPr>
-      <w:r>
-        <w:rPr>
-          <w:lang w:val="es-ES"/>
-        </w:rPr>
-        <w:t xml:space="preserve">La semántica </w:t>
-      </w:r>
-      <w:proofErr w:type="spellStart"/>
-      <w:r>
-        <w:rPr>
-          <w:lang w:val="es-ES"/>
-        </w:rPr>
-        <w:t>denotacional</w:t>
-      </w:r>
-      <w:proofErr w:type="spellEnd"/>
-      <w:r>
-        <w:rPr>
-          <w:lang w:val="es-ES"/>
-        </w:rPr>
-        <w:t xml:space="preserve"> es el método formal más riguroso y ampliamente conocido para describir el significado de los programas</w:t>
-      </w:r>
-      <w:r>
-        <w:rPr>
-          <w:lang w:val="es-ES"/>
-        </w:rPr>
-        <w:t xml:space="preserve">. Se basa en la teoría de dominios matemáticos y utiliza funciones matemáticas para asignar significado a los programas y a sus fragmentos, estas funciones se utilizan para mapear programas a elementos de un dominio matemático, que representan el significado de los programas. </w:t>
-      </w:r>
+          <w:lang w:val="es-ES"/>
+        </w:rPr>
+      </w:pPr>
     </w:p>
     <w:p>
       <w:pPr>
@@ -26224,32 +25968,417 @@
         <w:jc w:val="both"/>
         <w:rPr>
           <w:bCs/>
-          <w:u w:val="single"/>
-          <w:lang w:val="es-ES"/>
-        </w:rPr>
-      </w:pPr>
-      <w:r>
-        <w:rPr>
-          <w:bCs/>
-          <w:u w:val="single"/>
-          <w:lang w:val="es-ES"/>
-        </w:rPr>
-        <w:t>Descripción las estructuras de control</w:t>
-      </w:r>
-      <w:r>
-        <w:rPr>
-          <w:bCs/>
           <w:color w:val="000000" w:themeColor="text1"/>
           <w:u w:val="single"/>
           <w:lang w:val="es-ES"/>
         </w:rPr>
+      </w:pPr>
+      <w:r>
+        <w:rPr>
+          <w:bCs/>
+          <w:u w:val="single"/>
+          <w:lang w:val="es-ES"/>
+        </w:rPr>
+        <w:t>Descripción las estructuras de control</w:t>
+      </w:r>
+      <w:r>
+        <w:rPr>
+          <w:bCs/>
+          <w:color w:val="000000" w:themeColor="text1"/>
+          <w:u w:val="single"/>
+          <w:lang w:val="es-ES"/>
+        </w:rPr>
         <w:t xml:space="preserve"> de Aleph</w:t>
       </w:r>
-    </w:p>
-    <w:p>
-      <w:pPr>
+      <w:r>
+        <w:rPr>
+          <w:bCs/>
+          <w:color w:val="000000" w:themeColor="text1"/>
+          <w:u w:val="single"/>
+          <w:lang w:val="es-ES"/>
+        </w:rPr>
+        <w:t>:</w:t>
+      </w:r>
+    </w:p>
+    <w:p>
+      <w:pPr>
+        <w:pStyle w:val="Prrafodelista"/>
+        <w:ind w:left="0"/>
         <w:jc w:val="both"/>
         <w:rPr>
+          <w:bCs/>
+          <w:color w:val="000000" w:themeColor="text1"/>
+          <w:u w:val="single"/>
+          <w:lang w:val="es-ES"/>
+        </w:rPr>
+      </w:pPr>
+    </w:p>
+    <w:p>
+      <w:pPr>
+        <w:pStyle w:val="Prrafodelista"/>
+        <w:ind w:left="0"/>
+        <w:jc w:val="both"/>
+        <w:rPr>
+          <w:bCs/>
+          <w:lang w:val="es-AR"/>
+        </w:rPr>
+      </w:pPr>
+      <w:r>
+        <w:rPr>
+          <w:bCs/>
+          <w:lang w:val="es-AR"/>
+        </w:rPr>
+        <w:t>El primer paso para crear una descripción de la semántica operativa de un lenguaje es diseñar un lenguaje intermedio adecuado, donde la característica principal del lenguaje sea la claridad. Cada construcción del lenguaje intermedio debe tener un significado obvio y sin ambigüedades. Este lenguaje se encuentra en un nivel intermedio, ya que el lenguaje de máquina es demasiado bajo nivel para ser comprendido fácilmente y otro lenguaje de alto nivel obviamente no es adecuado.</w:t>
+      </w:r>
+    </w:p>
+    <w:p>
+      <w:pPr>
+        <w:pStyle w:val="Prrafodelista"/>
+        <w:ind w:left="0"/>
+        <w:jc w:val="both"/>
+        <w:rPr>
+          <w:bCs/>
+          <w:lang w:val="es-AR"/>
+        </w:rPr>
+      </w:pPr>
+    </w:p>
+    <w:p>
+      <w:pPr>
+        <w:jc w:val="both"/>
+      </w:pPr>
+      <w:r>
+        <w:rPr>
+          <w:u w:val="single"/>
+        </w:rPr>
+        <w:t xml:space="preserve">IF </w:t>
+      </w:r>
+      <w:proofErr w:type="spellStart"/>
+      <w:r>
+        <w:rPr>
+          <w:u w:val="single"/>
+        </w:rPr>
+        <w:t>en</w:t>
+      </w:r>
+      <w:proofErr w:type="spellEnd"/>
+      <w:r>
+        <w:rPr>
+          <w:u w:val="single"/>
+        </w:rPr>
+        <w:t xml:space="preserve"> Aleph</w:t>
+      </w:r>
+      <w:r>
+        <w:t>:</w:t>
+      </w:r>
+    </w:p>
+    <w:p>
+      <w:pPr>
+        <w:jc w:val="both"/>
+      </w:pPr>
+      <w:r>
+        <w:t>If (</w:t>
+      </w:r>
+      <w:proofErr w:type="spellStart"/>
+      <w:r>
+        <w:t>expression_list</w:t>
+      </w:r>
+      <w:proofErr w:type="spellEnd"/>
+      <w:r>
+        <w:t>;) {</w:t>
+      </w:r>
+      <w:proofErr w:type="spellStart"/>
+      <w:r>
+        <w:t>stm_list</w:t>
+      </w:r>
+      <w:r>
+        <w:t>T</w:t>
+      </w:r>
+      <w:proofErr w:type="spellEnd"/>
+      <w:r>
+        <w:t>}</w:t>
+      </w:r>
+      <w:r>
+        <w:t xml:space="preserve"> else {</w:t>
+      </w:r>
+      <w:proofErr w:type="spellStart"/>
+      <w:r>
+        <w:t>stm</w:t>
+      </w:r>
+      <w:r>
+        <w:t>_list</w:t>
+      </w:r>
+      <w:r>
+        <w:t>F</w:t>
+      </w:r>
+      <w:proofErr w:type="spellEnd"/>
+      <w:r>
+        <w:t>}</w:t>
+      </w:r>
+    </w:p>
+    <w:p>
+      <w:pPr>
+        <w:jc w:val="both"/>
+        <w:rPr>
+          <w:lang w:val="es-AR"/>
+        </w:rPr>
+      </w:pPr>
+      <w:r>
+        <w:rPr>
+          <w:u w:val="single"/>
+          <w:lang w:val="es-AR"/>
+        </w:rPr>
+        <w:t xml:space="preserve">IF en </w:t>
+      </w:r>
+      <w:proofErr w:type="spellStart"/>
+      <w:r>
+        <w:rPr>
+          <w:u w:val="single"/>
+          <w:lang w:val="es-AR"/>
+        </w:rPr>
+        <w:t>semantica</w:t>
+      </w:r>
+      <w:proofErr w:type="spellEnd"/>
+      <w:r>
+        <w:rPr>
+          <w:u w:val="single"/>
+          <w:lang w:val="es-AR"/>
+        </w:rPr>
+        <w:t xml:space="preserve"> operacional</w:t>
+      </w:r>
+      <w:r>
+        <w:rPr>
+          <w:lang w:val="es-AR"/>
+        </w:rPr>
+        <w:t>:</w:t>
+      </w:r>
+    </w:p>
+    <w:p>
+      <w:pPr>
+        <w:jc w:val="both"/>
+        <w:rPr>
+          <w:lang w:val="es-AR"/>
+        </w:rPr>
+      </w:pPr>
+      <w:r>
+        <w:rPr>
+          <w:lang w:val="es-AR"/>
+        </w:rPr>
+        <w:t>e</w:t>
+      </w:r>
+      <w:r>
+        <w:rPr>
+          <w:lang w:val="es-AR"/>
+        </w:rPr>
+        <w:t xml:space="preserve">xpr1 false? </w:t>
+      </w:r>
+      <w:proofErr w:type="spellStart"/>
+      <w:r>
+        <w:rPr>
+          <w:lang w:val="es-AR"/>
+        </w:rPr>
+        <w:t>g</w:t>
+      </w:r>
+      <w:r>
+        <w:rPr>
+          <w:lang w:val="es-AR"/>
+        </w:rPr>
+        <w:t>oto</w:t>
+      </w:r>
+      <w:proofErr w:type="spellEnd"/>
+      <w:r>
+        <w:rPr>
+          <w:lang w:val="es-AR"/>
+        </w:rPr>
+        <w:t xml:space="preserve"> </w:t>
+      </w:r>
+      <w:proofErr w:type="spellStart"/>
+      <w:r>
+        <w:rPr>
+          <w:lang w:val="es-AR"/>
+        </w:rPr>
+        <w:t>Else</w:t>
+      </w:r>
+      <w:proofErr w:type="spellEnd"/>
+      <w:r>
+        <w:rPr>
+          <w:lang w:val="es-AR"/>
+        </w:rPr>
+        <w:t>;</w:t>
+      </w:r>
+    </w:p>
+    <w:p>
+      <w:pPr>
+        <w:spacing w:line="240" w:lineRule="auto"/>
+        <w:jc w:val="both"/>
+      </w:pPr>
+      <w:r>
+        <w:t xml:space="preserve">expr2 false? </w:t>
+      </w:r>
+      <w:proofErr w:type="spellStart"/>
+      <w:r>
+        <w:t>goto</w:t>
+      </w:r>
+      <w:proofErr w:type="spellEnd"/>
+      <w:r>
+        <w:t xml:space="preserve"> Else;</w:t>
+      </w:r>
+    </w:p>
+    <w:p>
+      <w:pPr>
+        <w:spacing w:line="240" w:lineRule="auto"/>
+        <w:jc w:val="both"/>
+      </w:pPr>
+      <w:r>
+        <w:t>…</w:t>
+      </w:r>
+    </w:p>
+    <w:p>
+      <w:pPr>
+        <w:spacing w:line="240" w:lineRule="auto"/>
+        <w:jc w:val="both"/>
+      </w:pPr>
+      <w:r>
+        <w:t>Stm1T;</w:t>
+      </w:r>
+    </w:p>
+    <w:p>
+      <w:pPr>
+        <w:spacing w:line="240" w:lineRule="auto"/>
+        <w:jc w:val="both"/>
+      </w:pPr>
+      <w:r>
+        <w:t>Stm2T;</w:t>
+      </w:r>
+    </w:p>
+    <w:p>
+      <w:pPr>
+        <w:spacing w:line="240" w:lineRule="auto"/>
+        <w:jc w:val="both"/>
+      </w:pPr>
+      <w:r>
+        <w:t>…</w:t>
+      </w:r>
+    </w:p>
+    <w:p>
+      <w:pPr>
+        <w:spacing w:line="240" w:lineRule="auto"/>
+        <w:jc w:val="both"/>
+      </w:pPr>
+      <w:proofErr w:type="spellStart"/>
+      <w:r>
+        <w:t>g</w:t>
+      </w:r>
+      <w:r>
+        <w:t>ot</w:t>
+      </w:r>
+      <w:r>
+        <w:t>o</w:t>
+      </w:r>
+      <w:proofErr w:type="spellEnd"/>
+      <w:r>
+        <w:t xml:space="preserve"> END;</w:t>
+      </w:r>
+    </w:p>
+    <w:p>
+      <w:pPr>
+        <w:spacing w:line="240" w:lineRule="auto"/>
+        <w:jc w:val="both"/>
+      </w:pPr>
+      <w:r>
+        <w:t>Else:</w:t>
+      </w:r>
+    </w:p>
+    <w:p>
+      <w:pPr>
+        <w:spacing w:line="240" w:lineRule="auto"/>
+        <w:jc w:val="both"/>
+      </w:pPr>
+      <w:r>
+        <w:t>Stm1F;</w:t>
+      </w:r>
+    </w:p>
+    <w:p>
+      <w:pPr>
+        <w:spacing w:line="240" w:lineRule="auto"/>
+        <w:jc w:val="both"/>
+        <w:rPr>
+          <w:lang w:val="es-AR"/>
+        </w:rPr>
+      </w:pPr>
+      <w:r>
+        <w:rPr>
+          <w:lang w:val="es-AR"/>
+        </w:rPr>
+        <w:t>Stm2F;</w:t>
+      </w:r>
+    </w:p>
+    <w:p>
+      <w:pPr>
+        <w:spacing w:line="240" w:lineRule="auto"/>
+        <w:jc w:val="both"/>
+        <w:rPr>
+          <w:lang w:val="es-AR"/>
+        </w:rPr>
+      </w:pPr>
+      <w:r>
+        <w:rPr>
+          <w:lang w:val="es-AR"/>
+        </w:rPr>
+        <w:t>…</w:t>
+      </w:r>
+    </w:p>
+    <w:p>
+      <w:pPr>
+        <w:spacing w:line="240" w:lineRule="auto"/>
+        <w:jc w:val="both"/>
+        <w:rPr>
+          <w:lang w:val="es-AR"/>
+        </w:rPr>
+      </w:pPr>
+      <w:proofErr w:type="spellStart"/>
+      <w:r>
+        <w:rPr>
+          <w:lang w:val="es-AR"/>
+        </w:rPr>
+        <w:t>goto</w:t>
+      </w:r>
+      <w:proofErr w:type="spellEnd"/>
+      <w:r>
+        <w:rPr>
+          <w:lang w:val="es-AR"/>
+        </w:rPr>
+        <w:t xml:space="preserve"> END;</w:t>
+      </w:r>
+    </w:p>
+    <w:p>
+      <w:pPr>
+        <w:jc w:val="both"/>
+        <w:rPr>
+          <w:b/>
+          <w:lang w:val="es-AR"/>
+        </w:rPr>
+      </w:pPr>
+      <w:r>
+        <w:rPr>
+          <w:b/>
+          <w:lang w:val="es-AR"/>
+        </w:rPr>
+        <w:lastRenderedPageBreak/>
+        <w:t xml:space="preserve">Semántica </w:t>
+      </w:r>
+      <w:proofErr w:type="spellStart"/>
+      <w:r>
+        <w:rPr>
+          <w:b/>
+          <w:lang w:val="es-AR"/>
+        </w:rPr>
+        <w:t>Denotacional</w:t>
+      </w:r>
+      <w:proofErr w:type="spellEnd"/>
+    </w:p>
+    <w:p>
+      <w:pPr>
+        <w:jc w:val="both"/>
+        <w:rPr>
           <w:lang w:val="es-ES"/>
         </w:rPr>
       </w:pPr>
@@ -26263,6 +26392,87 @@
         <w:rPr>
           <w:lang w:val="es-ES"/>
         </w:rPr>
+        <w:t xml:space="preserve">Poner aquí </w:t>
+      </w:r>
+      <w:r>
+        <w:rPr>
+          <w:lang w:val="es-ES"/>
+        </w:rPr>
+        <w:t xml:space="preserve">Def Semántica </w:t>
+      </w:r>
+      <w:r>
+        <w:rPr>
+          <w:lang w:val="es-ES"/>
+        </w:rPr>
+        <w:t>Denotacional</w:t>
+      </w:r>
+    </w:p>
+    <w:p>
+      <w:pPr>
+        <w:jc w:val="both"/>
+        <w:rPr>
+          <w:lang w:val="es-ES"/>
+        </w:rPr>
+      </w:pPr>
+      <w:r>
+        <w:rPr>
+          <w:lang w:val="es-ES"/>
+        </w:rPr>
+        <w:t>La semántica denotacional es el método formal más riguroso y ampliamente conocido para describir el significado de los programas</w:t>
+      </w:r>
+      <w:r>
+        <w:rPr>
+          <w:lang w:val="es-ES"/>
+        </w:rPr>
+        <w:t xml:space="preserve">. Se basa en la teoría de dominios matemáticos y utiliza funciones matemáticas para asignar significado a los programas y a sus fragmentos, estas funciones se utilizan para mapear programas a elementos de un dominio matemático, que representan el significado de los programas. </w:t>
+      </w:r>
+    </w:p>
+    <w:p>
+      <w:pPr>
+        <w:pStyle w:val="Prrafodelista"/>
+        <w:ind w:left="0"/>
+        <w:jc w:val="both"/>
+        <w:rPr>
+          <w:bCs/>
+          <w:u w:val="single"/>
+          <w:lang w:val="es-ES"/>
+        </w:rPr>
+      </w:pPr>
+      <w:r>
+        <w:rPr>
+          <w:bCs/>
+          <w:u w:val="single"/>
+          <w:lang w:val="es-ES"/>
+        </w:rPr>
+        <w:t>Descripción las estructuras de control</w:t>
+      </w:r>
+      <w:r>
+        <w:rPr>
+          <w:bCs/>
+          <w:color w:val="000000" w:themeColor="text1"/>
+          <w:u w:val="single"/>
+          <w:lang w:val="es-ES"/>
+        </w:rPr>
+        <w:t xml:space="preserve"> de Aleph</w:t>
+      </w:r>
+    </w:p>
+    <w:p>
+      <w:pPr>
+        <w:jc w:val="both"/>
+        <w:rPr>
+          <w:lang w:val="es-ES"/>
+        </w:rPr>
+      </w:pPr>
+      <w:r>
+        <w:rPr>
+          <w:lang w:val="es-ES"/>
+        </w:rPr>
+        <w:t>---&gt;</w:t>
+      </w:r>
+      <w:r>
+        <w:rPr>
+          <w:lang w:val="es-ES"/>
+        </w:rPr>
         <w:t xml:space="preserve">Poner aquí las descripciones de las estructuras de control de </w:t>
       </w:r>
       <w:proofErr w:type="spellStart"/>
@@ -26279,14 +26489,12 @@
         </w:rPr>
         <w:t xml:space="preserve"> con semántica </w:t>
       </w:r>
-      <w:proofErr w:type="spellStart"/>
       <w:r>
         <w:rPr>
           <w:lang w:val="es-ES"/>
         </w:rPr>
         <w:t>denotacional</w:t>
       </w:r>
-      <w:proofErr w:type="spellEnd"/>
     </w:p>
     <w:p>
       <w:pPr>
@@ -26535,7 +26743,6 @@
         <w:rPr>
           <w:lang w:val="es-ES"/>
         </w:rPr>
-        <w:lastRenderedPageBreak/>
         <w:t>---&gt;Def de Análisis Sintáctico</w:t>
       </w:r>
     </w:p>
@@ -26970,6 +27177,7 @@
         <w:rPr>
           <w:lang w:val="es-ES"/>
         </w:rPr>
+        <w:lastRenderedPageBreak/>
         <w:t xml:space="preserve">--&gt;Tabla de símbolos, definición </w:t>
       </w:r>
       <w:r>
@@ -27293,7 +27501,6 @@
         <w:rPr>
           <w:lang w:val="es-ES"/>
         </w:rPr>
-        <w:lastRenderedPageBreak/>
         <w:t>--&gt;Relacione estos conceptos con la implementación de Aleph</w:t>
       </w:r>
     </w:p>
@@ -27572,7 +27779,7 @@
 </file>
 
 <file path=word/endnotes.xml><?xml version="1.0" encoding="utf-8"?>
-<w:endnotes xmlns:wpc="http://schemas.microsoft.com/office/word/2010/wordprocessingCanvas" xmlns:cx="http://schemas.microsoft.com/office/drawing/2014/chartex" xmlns:cx1="http://schemas.microsoft.com/office/drawing/2015/9/8/chartex" xmlns:cx2="http://schemas.microsoft.com/office/drawing/2015/10/21/chartex" xmlns:cx3="http://schemas.microsoft.com/office/drawing/2016/5/9/chartex" xmlns:cx4="http://schemas.microsoft.com/office/drawing/2016/5/10/chartex" xmlns:cx5="http://schemas.microsoft.com/office/drawing/2016/5/11/chartex" xmlns:cx6="http://schemas.microsoft.com/office/drawing/2016/5/12/chartex" xmlns:cx7="http://schemas.microsoft.com/office/drawing/2016/5/13/chartex" xmlns:cx8="http://schemas.microsoft.com/office/drawing/2016/5/14/chartex" xmlns:mc="http://schemas.openxmlformats.org/markup-compatibility/2006" xmlns:aink="http://schemas.microsoft.com/office/drawing/2016/ink" xmlns:am3d="http://schemas.microsoft.com/office/drawing/2017/model3d" xmlns:o="urn:schemas-microsoft-com:office:office" xmlns:oel="http://schemas.microsoft.com/office/2019/extlst" xmlns:r="http://schemas.openxmlformats.org/officeDocument/2006/relationships" xmlns:m="http://schemas.openxmlformats.org/officeDocument/2006/math" xmlns:v="urn:schemas-microsoft-com:vml" xmlns:wp14="http://schemas.microsoft.com/office/word/2010/wordprocessingDrawing" xmlns:wp="http://schemas.openxmlformats.org/drawingml/2006/wordprocessingDrawing" xmlns:w10="urn:schemas-microsoft-com:office:word" xmlns:w="http://schemas.openxmlformats.org/wordprocessingml/2006/main" xmlns:w14="http://schemas.microsoft.com/office/word/2010/wordml" xmlns:w15="http://schemas.microsoft.com/office/word/2012/wordml" xmlns:w16cex="http://schemas.microsoft.com/office/word/2018/wordml/cex" xmlns:w16cid="http://schemas.microsoft.com/office/word/2016/wordml/cid" xmlns:w16="http://schemas.microsoft.com/office/word/2018/wordml" xmlns:w16sdtdh="http://schemas.microsoft.com/office/word/2020/wordml/sdtdatahash" xmlns:w16se="http://schemas.microsoft.com/office/word/2015/wordml/symex" xmlns:wpg="http://schemas.microsoft.com/office/word/2010/wordprocessingGroup" xmlns:wpi="http://schemas.microsoft.com/office/word/2010/wordprocessingInk" xmlns:wne="http://schemas.microsoft.com/office/word/2006/wordml" xmlns:wps="http://schemas.microsoft.com/office/word/2010/wordprocessingShape" mc:Ignorable="w14 w15 w16se w16cid w16 w16cex w16sdtdh wp14">
+<w:endnotes xmlns:wpc="http://schemas.microsoft.com/office/word/2010/wordprocessingCanvas" xmlns:cx="http://schemas.microsoft.com/office/drawing/2014/chartex" xmlns:cx1="http://schemas.microsoft.com/office/drawing/2015/9/8/chartex" xmlns:cx2="http://schemas.microsoft.com/office/drawing/2015/10/21/chartex" xmlns:cx3="http://schemas.microsoft.com/office/drawing/2016/5/9/chartex" xmlns:cx4="http://schemas.microsoft.com/office/drawing/2016/5/10/chartex" xmlns:cx5="http://schemas.microsoft.com/office/drawing/2016/5/11/chartex" xmlns:cx6="http://schemas.microsoft.com/office/drawing/2016/5/12/chartex" xmlns:cx7="http://schemas.microsoft.com/office/drawing/2016/5/13/chartex" xmlns:cx8="http://schemas.microsoft.com/office/drawing/2016/5/14/chartex" xmlns:mc="http://schemas.openxmlformats.org/markup-compatibility/2006" xmlns:aink="http://schemas.microsoft.com/office/drawing/2016/ink" xmlns:am3d="http://schemas.microsoft.com/office/drawing/2017/model3d" xmlns:o="urn:schemas-microsoft-com:office:office" xmlns:r="http://schemas.openxmlformats.org/officeDocument/2006/relationships" xmlns:m="http://schemas.openxmlformats.org/officeDocument/2006/math" xmlns:v="urn:schemas-microsoft-com:vml" xmlns:wp14="http://schemas.microsoft.com/office/word/2010/wordprocessingDrawing" xmlns:wp="http://schemas.openxmlformats.org/drawingml/2006/wordprocessingDrawing" xmlns:w10="urn:schemas-microsoft-com:office:word" xmlns:w="http://schemas.openxmlformats.org/wordprocessingml/2006/main" xmlns:w14="http://schemas.microsoft.com/office/word/2010/wordml" xmlns:w15="http://schemas.microsoft.com/office/word/2012/wordml" xmlns:w16cex="http://schemas.microsoft.com/office/word/2018/wordml/cex" xmlns:w16cid="http://schemas.microsoft.com/office/word/2016/wordml/cid" xmlns:w16="http://schemas.microsoft.com/office/word/2018/wordml" xmlns:w16sdtdh="http://schemas.microsoft.com/office/word/2020/wordml/sdtdatahash" xmlns:w16se="http://schemas.microsoft.com/office/word/2015/wordml/symex" xmlns:wpg="http://schemas.microsoft.com/office/word/2010/wordprocessingGroup" xmlns:wpi="http://schemas.microsoft.com/office/word/2010/wordprocessingInk" xmlns:wne="http://schemas.microsoft.com/office/word/2006/wordml" xmlns:wps="http://schemas.microsoft.com/office/word/2010/wordprocessingShape" mc:Ignorable="w14 w15 w16se w16cid w16 w16cex w16sdtdh wp14">
   <w:endnote w:type="separator" w:id="-1">
     <w:p>
       <w:pPr>
@@ -27597,7 +27804,7 @@
 </file>
 
 <file path=word/footnotes.xml><?xml version="1.0" encoding="utf-8"?>
-<w:footnotes xmlns:wpc="http://schemas.microsoft.com/office/word/2010/wordprocessingCanvas" xmlns:cx="http://schemas.microsoft.com/office/drawing/2014/chartex" xmlns:cx1="http://schemas.microsoft.com/office/drawing/2015/9/8/chartex" xmlns:cx2="http://schemas.microsoft.com/office/drawing/2015/10/21/chartex" xmlns:cx3="http://schemas.microsoft.com/office/drawing/2016/5/9/chartex" xmlns:cx4="http://schemas.microsoft.com/office/drawing/2016/5/10/chartex" xmlns:cx5="http://schemas.microsoft.com/office/drawing/2016/5/11/chartex" xmlns:cx6="http://schemas.microsoft.com/office/drawing/2016/5/12/chartex" xmlns:cx7="http://schemas.microsoft.com/office/drawing/2016/5/13/chartex" xmlns:cx8="http://schemas.microsoft.com/office/drawing/2016/5/14/chartex" xmlns:mc="http://schemas.openxmlformats.org/markup-compatibility/2006" xmlns:aink="http://schemas.microsoft.com/office/drawing/2016/ink" xmlns:am3d="http://schemas.microsoft.com/office/drawing/2017/model3d" xmlns:o="urn:schemas-microsoft-com:office:office" xmlns:oel="http://schemas.microsoft.com/office/2019/extlst" xmlns:r="http://schemas.openxmlformats.org/officeDocument/2006/relationships" xmlns:m="http://schemas.openxmlformats.org/officeDocument/2006/math" xmlns:v="urn:schemas-microsoft-com:vml" xmlns:wp14="http://schemas.microsoft.com/office/word/2010/wordprocessingDrawing" xmlns:wp="http://schemas.openxmlformats.org/drawingml/2006/wordprocessingDrawing" xmlns:w10="urn:schemas-microsoft-com:office:word" xmlns:w="http://schemas.openxmlformats.org/wordprocessingml/2006/main" xmlns:w14="http://schemas.microsoft.com/office/word/2010/wordml" xmlns:w15="http://schemas.microsoft.com/office/word/2012/wordml" xmlns:w16cex="http://schemas.microsoft.com/office/word/2018/wordml/cex" xmlns:w16cid="http://schemas.microsoft.com/office/word/2016/wordml/cid" xmlns:w16="http://schemas.microsoft.com/office/word/2018/wordml" xmlns:w16sdtdh="http://schemas.microsoft.com/office/word/2020/wordml/sdtdatahash" xmlns:w16se="http://schemas.microsoft.com/office/word/2015/wordml/symex" xmlns:wpg="http://schemas.microsoft.com/office/word/2010/wordprocessingGroup" xmlns:wpi="http://schemas.microsoft.com/office/word/2010/wordprocessingInk" xmlns:wne="http://schemas.microsoft.com/office/word/2006/wordml" xmlns:wps="http://schemas.microsoft.com/office/word/2010/wordprocessingShape" mc:Ignorable="w14 w15 w16se w16cid w16 w16cex w16sdtdh wp14">
+<w:footnotes xmlns:wpc="http://schemas.microsoft.com/office/word/2010/wordprocessingCanvas" xmlns:cx="http://schemas.microsoft.com/office/drawing/2014/chartex" xmlns:cx1="http://schemas.microsoft.com/office/drawing/2015/9/8/chartex" xmlns:cx2="http://schemas.microsoft.com/office/drawing/2015/10/21/chartex" xmlns:cx3="http://schemas.microsoft.com/office/drawing/2016/5/9/chartex" xmlns:cx4="http://schemas.microsoft.com/office/drawing/2016/5/10/chartex" xmlns:cx5="http://schemas.microsoft.com/office/drawing/2016/5/11/chartex" xmlns:cx6="http://schemas.microsoft.com/office/drawing/2016/5/12/chartex" xmlns:cx7="http://schemas.microsoft.com/office/drawing/2016/5/13/chartex" xmlns:cx8="http://schemas.microsoft.com/office/drawing/2016/5/14/chartex" xmlns:mc="http://schemas.openxmlformats.org/markup-compatibility/2006" xmlns:aink="http://schemas.microsoft.com/office/drawing/2016/ink" xmlns:am3d="http://schemas.microsoft.com/office/drawing/2017/model3d" xmlns:o="urn:schemas-microsoft-com:office:office" xmlns:r="http://schemas.openxmlformats.org/officeDocument/2006/relationships" xmlns:m="http://schemas.openxmlformats.org/officeDocument/2006/math" xmlns:v="urn:schemas-microsoft-com:vml" xmlns:wp14="http://schemas.microsoft.com/office/word/2010/wordprocessingDrawing" xmlns:wp="http://schemas.openxmlformats.org/drawingml/2006/wordprocessingDrawing" xmlns:w10="urn:schemas-microsoft-com:office:word" xmlns:w="http://schemas.openxmlformats.org/wordprocessingml/2006/main" xmlns:w14="http://schemas.microsoft.com/office/word/2010/wordml" xmlns:w15="http://schemas.microsoft.com/office/word/2012/wordml" xmlns:w16cex="http://schemas.microsoft.com/office/word/2018/wordml/cex" xmlns:w16cid="http://schemas.microsoft.com/office/word/2016/wordml/cid" xmlns:w16="http://schemas.microsoft.com/office/word/2018/wordml" xmlns:w16sdtdh="http://schemas.microsoft.com/office/word/2020/wordml/sdtdatahash" xmlns:w16se="http://schemas.microsoft.com/office/word/2015/wordml/symex" xmlns:wpg="http://schemas.microsoft.com/office/word/2010/wordprocessingGroup" xmlns:wpi="http://schemas.microsoft.com/office/word/2010/wordprocessingInk" xmlns:wne="http://schemas.microsoft.com/office/word/2006/wordml" xmlns:wps="http://schemas.microsoft.com/office/word/2010/wordprocessingShape" mc:Ignorable="w14 w15 w16se w16cid w16 w16cex w16sdtdh wp14">
   <w:footnote w:type="separator" w:id="-1">
     <w:p>
       <w:pPr>
@@ -27622,7 +27829,7 @@
 </file>
 
 <file path=word/numbering.xml><?xml version="1.0" encoding="utf-8"?>
-<w:numbering xmlns:wpc="http://schemas.microsoft.com/office/word/2010/wordprocessingCanvas" xmlns:cx="http://schemas.microsoft.com/office/drawing/2014/chartex" xmlns:cx1="http://schemas.microsoft.com/office/drawing/2015/9/8/chartex" xmlns:cx2="http://schemas.microsoft.com/office/drawing/2015/10/21/chartex" xmlns:cx3="http://schemas.microsoft.com/office/drawing/2016/5/9/chartex" xmlns:cx4="http://schemas.microsoft.com/office/drawing/2016/5/10/chartex" xmlns:cx5="http://schemas.microsoft.com/office/drawing/2016/5/11/chartex" xmlns:cx6="http://schemas.microsoft.com/office/drawing/2016/5/12/chartex" xmlns:cx7="http://schemas.microsoft.com/office/drawing/2016/5/13/chartex" xmlns:cx8="http://schemas.microsoft.com/office/drawing/2016/5/14/chartex" xmlns:mc="http://schemas.openxmlformats.org/markup-compatibility/2006" xmlns:aink="http://schemas.microsoft.com/office/drawing/2016/ink" xmlns:am3d="http://schemas.microsoft.com/office/drawing/2017/model3d" xmlns:o="urn:schemas-microsoft-com:office:office" xmlns:oel="http://schemas.microsoft.com/office/2019/extlst" xmlns:r="http://schemas.openxmlformats.org/officeDocument/2006/relationships" xmlns:m="http://schemas.openxmlformats.org/officeDocument/2006/math" xmlns:v="urn:schemas-microsoft-com:vml" xmlns:wp14="http://schemas.microsoft.com/office/word/2010/wordprocessingDrawing" xmlns:wp="http://schemas.openxmlformats.org/drawingml/2006/wordprocessingDrawing" xmlns:w10="urn:schemas-microsoft-com:office:word" xmlns:w="http://schemas.openxmlformats.org/wordprocessingml/2006/main" xmlns:w14="http://schemas.microsoft.com/office/word/2010/wordml" xmlns:w15="http://schemas.microsoft.com/office/word/2012/wordml" xmlns:w16cex="http://schemas.microsoft.com/office/word/2018/wordml/cex" xmlns:w16cid="http://schemas.microsoft.com/office/word/2016/wordml/cid" xmlns:w16="http://schemas.microsoft.com/office/word/2018/wordml" xmlns:w16sdtdh="http://schemas.microsoft.com/office/word/2020/wordml/sdtdatahash" xmlns:w16se="http://schemas.microsoft.com/office/word/2015/wordml/symex" xmlns:wpg="http://schemas.microsoft.com/office/word/2010/wordprocessingGroup" xmlns:wpi="http://schemas.microsoft.com/office/word/2010/wordprocessingInk" xmlns:wne="http://schemas.microsoft.com/office/word/2006/wordml" xmlns:wps="http://schemas.microsoft.com/office/word/2010/wordprocessingShape" mc:Ignorable="w14 w15 w16se w16cid w16 w16cex w16sdtdh wp14">
+<w:numbering xmlns:wpc="http://schemas.microsoft.com/office/word/2010/wordprocessingCanvas" xmlns:cx="http://schemas.microsoft.com/office/drawing/2014/chartex" xmlns:cx1="http://schemas.microsoft.com/office/drawing/2015/9/8/chartex" xmlns:cx2="http://schemas.microsoft.com/office/drawing/2015/10/21/chartex" xmlns:cx3="http://schemas.microsoft.com/office/drawing/2016/5/9/chartex" xmlns:cx4="http://schemas.microsoft.com/office/drawing/2016/5/10/chartex" xmlns:cx5="http://schemas.microsoft.com/office/drawing/2016/5/11/chartex" xmlns:cx6="http://schemas.microsoft.com/office/drawing/2016/5/12/chartex" xmlns:cx7="http://schemas.microsoft.com/office/drawing/2016/5/13/chartex" xmlns:cx8="http://schemas.microsoft.com/office/drawing/2016/5/14/chartex" xmlns:mc="http://schemas.openxmlformats.org/markup-compatibility/2006" xmlns:aink="http://schemas.microsoft.com/office/drawing/2016/ink" xmlns:am3d="http://schemas.microsoft.com/office/drawing/2017/model3d" xmlns:o="urn:schemas-microsoft-com:office:office" xmlns:r="http://schemas.openxmlformats.org/officeDocument/2006/relationships" xmlns:m="http://schemas.openxmlformats.org/officeDocument/2006/math" xmlns:v="urn:schemas-microsoft-com:vml" xmlns:wp14="http://schemas.microsoft.com/office/word/2010/wordprocessingDrawing" xmlns:wp="http://schemas.openxmlformats.org/drawingml/2006/wordprocessingDrawing" xmlns:w10="urn:schemas-microsoft-com:office:word" xmlns:w="http://schemas.openxmlformats.org/wordprocessingml/2006/main" xmlns:w14="http://schemas.microsoft.com/office/word/2010/wordml" xmlns:w15="http://schemas.microsoft.com/office/word/2012/wordml" xmlns:w16cex="http://schemas.microsoft.com/office/word/2018/wordml/cex" xmlns:w16cid="http://schemas.microsoft.com/office/word/2016/wordml/cid" xmlns:w16="http://schemas.microsoft.com/office/word/2018/wordml" xmlns:w16sdtdh="http://schemas.microsoft.com/office/word/2020/wordml/sdtdatahash" xmlns:w16se="http://schemas.microsoft.com/office/word/2015/wordml/symex" xmlns:wpg="http://schemas.microsoft.com/office/word/2010/wordprocessingGroup" xmlns:wpi="http://schemas.microsoft.com/office/word/2010/wordprocessingInk" xmlns:wne="http://schemas.microsoft.com/office/word/2006/wordml" xmlns:wps="http://schemas.microsoft.com/office/word/2010/wordprocessingShape" mc:Ignorable="w14 w15 w16se w16cid w16 w16cex w16sdtdh wp14">
   <w:abstractNum w:abstractNumId="0" w15:restartNumberingAfterBreak="0">
     <w:nsid w:val="02791101"/>
     <w:multiLevelType w:val="multilevel"/>
@@ -28224,6 +28431,119 @@
     </w:lvl>
   </w:abstractNum>
   <w:abstractNum w:abstractNumId="6" w15:restartNumberingAfterBreak="0">
+    <w:nsid w:val="4530026B"/>
+    <w:multiLevelType w:val="hybridMultilevel"/>
+    <w:tmpl w:val="F43EA3EC"/>
+    <w:lvl w:ilvl="0" w:tplc="04090001">
+      <w:start w:val="1"/>
+      <w:numFmt w:val="bullet"/>
+      <w:lvlText w:val=""/>
+      <w:lvlJc w:val="left"/>
+      <w:pPr>
+        <w:ind w:left="720" w:hanging="360"/>
+      </w:pPr>
+      <w:rPr>
+        <w:rFonts w:ascii="Symbol" w:hAnsi="Symbol" w:hint="default"/>
+      </w:rPr>
+    </w:lvl>
+    <w:lvl w:ilvl="1" w:tplc="04090003" w:tentative="1">
+      <w:start w:val="1"/>
+      <w:numFmt w:val="bullet"/>
+      <w:lvlText w:val="o"/>
+      <w:lvlJc w:val="left"/>
+      <w:pPr>
+        <w:ind w:left="1440" w:hanging="360"/>
+      </w:pPr>
+      <w:rPr>
+        <w:rFonts w:ascii="Courier New" w:hAnsi="Courier New" w:cs="Courier New" w:hint="default"/>
+      </w:rPr>
+    </w:lvl>
+    <w:lvl w:ilvl="2" w:tplc="04090005" w:tentative="1">
+      <w:start w:val="1"/>
+      <w:numFmt w:val="bullet"/>
+      <w:lvlText w:val=""/>
+      <w:lvlJc w:val="left"/>
+      <w:pPr>
+        <w:ind w:left="2160" w:hanging="360"/>
+      </w:pPr>
+      <w:rPr>
+        <w:rFonts w:ascii="Wingdings" w:hAnsi="Wingdings" w:hint="default"/>
+      </w:rPr>
+    </w:lvl>
+    <w:lvl w:ilvl="3" w:tplc="04090001" w:tentative="1">
+      <w:start w:val="1"/>
+      <w:numFmt w:val="bullet"/>
+      <w:lvlText w:val=""/>
+      <w:lvlJc w:val="left"/>
+      <w:pPr>
+        <w:ind w:left="2880" w:hanging="360"/>
+      </w:pPr>
+      <w:rPr>
+        <w:rFonts w:ascii="Symbol" w:hAnsi="Symbol" w:hint="default"/>
+      </w:rPr>
+    </w:lvl>
+    <w:lvl w:ilvl="4" w:tplc="04090003" w:tentative="1">
+      <w:start w:val="1"/>
+      <w:numFmt w:val="bullet"/>
+      <w:lvlText w:val="o"/>
+      <w:lvlJc w:val="left"/>
+      <w:pPr>
+        <w:ind w:left="3600" w:hanging="360"/>
+      </w:pPr>
+      <w:rPr>
+        <w:rFonts w:ascii="Courier New" w:hAnsi="Courier New" w:cs="Courier New" w:hint="default"/>
+      </w:rPr>
+    </w:lvl>
+    <w:lvl w:ilvl="5" w:tplc="04090005" w:tentative="1">
+      <w:start w:val="1"/>
+      <w:numFmt w:val="bullet"/>
+      <w:lvlText w:val=""/>
+      <w:lvlJc w:val="left"/>
+      <w:pPr>
+        <w:ind w:left="4320" w:hanging="360"/>
+      </w:pPr>
+      <w:rPr>
+        <w:rFonts w:ascii="Wingdings" w:hAnsi="Wingdings" w:hint="default"/>
+      </w:rPr>
+    </w:lvl>
+    <w:lvl w:ilvl="6" w:tplc="04090001" w:tentative="1">
+      <w:start w:val="1"/>
+      <w:numFmt w:val="bullet"/>
+      <w:lvlText w:val=""/>
+      <w:lvlJc w:val="left"/>
+      <w:pPr>
+        <w:ind w:left="5040" w:hanging="360"/>
+      </w:pPr>
+      <w:rPr>
+        <w:rFonts w:ascii="Symbol" w:hAnsi="Symbol" w:hint="default"/>
+      </w:rPr>
+    </w:lvl>
+    <w:lvl w:ilvl="7" w:tplc="04090003" w:tentative="1">
+      <w:start w:val="1"/>
+      <w:numFmt w:val="bullet"/>
+      <w:lvlText w:val="o"/>
+      <w:lvlJc w:val="left"/>
+      <w:pPr>
+        <w:ind w:left="5760" w:hanging="360"/>
+      </w:pPr>
+      <w:rPr>
+        <w:rFonts w:ascii="Courier New" w:hAnsi="Courier New" w:cs="Courier New" w:hint="default"/>
+      </w:rPr>
+    </w:lvl>
+    <w:lvl w:ilvl="8" w:tplc="04090005" w:tentative="1">
+      <w:start w:val="1"/>
+      <w:numFmt w:val="bullet"/>
+      <w:lvlText w:val=""/>
+      <w:lvlJc w:val="left"/>
+      <w:pPr>
+        <w:ind w:left="6480" w:hanging="360"/>
+      </w:pPr>
+      <w:rPr>
+        <w:rFonts w:ascii="Wingdings" w:hAnsi="Wingdings" w:hint="default"/>
+      </w:rPr>
+    </w:lvl>
+  </w:abstractNum>
+  <w:abstractNum w:abstractNumId="7" w15:restartNumberingAfterBreak="0">
     <w:nsid w:val="453E2260"/>
     <w:multiLevelType w:val="hybridMultilevel"/>
     <w:tmpl w:val="E5AC7F68"/>
@@ -28336,7 +28656,7 @@
       </w:rPr>
     </w:lvl>
   </w:abstractNum>
-  <w:abstractNum w:abstractNumId="7" w15:restartNumberingAfterBreak="0">
+  <w:abstractNum w:abstractNumId="8" w15:restartNumberingAfterBreak="0">
     <w:nsid w:val="65BF17A5"/>
     <w:multiLevelType w:val="hybridMultilevel"/>
     <w:tmpl w:val="5E3EE26A"/>
@@ -28449,7 +28769,7 @@
       </w:rPr>
     </w:lvl>
   </w:abstractNum>
-  <w:abstractNum w:abstractNumId="8" w15:restartNumberingAfterBreak="0">
+  <w:abstractNum w:abstractNumId="9" w15:restartNumberingAfterBreak="0">
     <w:nsid w:val="6D854D81"/>
     <w:multiLevelType w:val="multilevel"/>
     <w:tmpl w:val="0409001F"/>
@@ -28535,7 +28855,7 @@
       </w:pPr>
     </w:lvl>
   </w:abstractNum>
-  <w:abstractNum w:abstractNumId="9" w15:restartNumberingAfterBreak="0">
+  <w:abstractNum w:abstractNumId="10" w15:restartNumberingAfterBreak="0">
     <w:nsid w:val="6E2D1387"/>
     <w:multiLevelType w:val="hybridMultilevel"/>
     <w:tmpl w:val="1EDC2FA4"/>
@@ -28621,7 +28941,7 @@
       </w:pPr>
     </w:lvl>
   </w:abstractNum>
-  <w:abstractNum w:abstractNumId="10" w15:restartNumberingAfterBreak="0">
+  <w:abstractNum w:abstractNumId="11" w15:restartNumberingAfterBreak="0">
     <w:nsid w:val="75D247DD"/>
     <w:multiLevelType w:val="multilevel"/>
     <w:tmpl w:val="69463D2A"/>
@@ -28707,7 +29027,7 @@
       </w:pPr>
     </w:lvl>
   </w:abstractNum>
-  <w:abstractNum w:abstractNumId="11" w15:restartNumberingAfterBreak="0">
+  <w:abstractNum w:abstractNumId="12" w15:restartNumberingAfterBreak="0">
     <w:nsid w:val="76904ADF"/>
     <w:multiLevelType w:val="hybridMultilevel"/>
     <w:tmpl w:val="DBE0B9A0"/>
@@ -28820,7 +29140,7 @@
       </w:rPr>
     </w:lvl>
   </w:abstractNum>
-  <w:abstractNum w:abstractNumId="12" w15:restartNumberingAfterBreak="0">
+  <w:abstractNum w:abstractNumId="13" w15:restartNumberingAfterBreak="0">
     <w:nsid w:val="77831FB6"/>
     <w:multiLevelType w:val="multilevel"/>
     <w:tmpl w:val="0409001F"/>
@@ -28906,64 +29226,22 @@
       </w:pPr>
     </w:lvl>
   </w:abstractNum>
-  <w:num w:numId="1" w16cid:durableId="323818931">
-    <w:abstractNumId w:val="8"/>
+  <w:num w:numId="1">
+    <w:abstractNumId w:val="9"/>
   </w:num>
-  <w:num w:numId="2" w16cid:durableId="141772145">
+  <w:num w:numId="2">
     <w:abstractNumId w:val="4"/>
   </w:num>
-  <w:num w:numId="3" w16cid:durableId="1817139396">
-    <w:abstractNumId w:val="10"/>
+  <w:num w:numId="3">
+    <w:abstractNumId w:val="11"/>
   </w:num>
-  <w:num w:numId="4" w16cid:durableId="672145049">
-    <w:abstractNumId w:val="12"/>
+  <w:num w:numId="4">
+    <w:abstractNumId w:val="13"/>
   </w:num>
-  <w:num w:numId="5" w16cid:durableId="185294619">
+  <w:num w:numId="5">
     <w:abstractNumId w:val="3"/>
   </w:num>
-  <w:num w:numId="6" w16cid:durableId="1099834531">
-    <w:abstractNumId w:val="8"/>
-    <w:lvlOverride w:ilvl="0">
-      <w:startOverride w:val="1"/>
-    </w:lvlOverride>
-    <w:lvlOverride w:ilvl="1">
-      <w:startOverride w:val="1"/>
-    </w:lvlOverride>
-    <w:lvlOverride w:ilvl="2">
-      <w:startOverride w:val="1"/>
-    </w:lvlOverride>
-    <w:lvlOverride w:ilvl="3">
-      <w:startOverride w:val="1"/>
-    </w:lvlOverride>
-    <w:lvlOverride w:ilvl="4">
-      <w:startOverride w:val="1"/>
-    </w:lvlOverride>
-    <w:lvlOverride w:ilvl="5">
-      <w:startOverride w:val="1"/>
-    </w:lvlOverride>
-    <w:lvlOverride w:ilvl="6">
-      <w:startOverride w:val="1"/>
-    </w:lvlOverride>
-    <w:lvlOverride w:ilvl="7">
-      <w:startOverride w:val="1"/>
-    </w:lvlOverride>
-    <w:lvlOverride w:ilvl="8">
-      <w:startOverride w:val="1"/>
-    </w:lvlOverride>
-  </w:num>
-  <w:num w:numId="7" w16cid:durableId="785586511">
-    <w:abstractNumId w:val="11"/>
-  </w:num>
-  <w:num w:numId="8" w16cid:durableId="1227839854">
-    <w:abstractNumId w:val="5"/>
-  </w:num>
-  <w:num w:numId="9" w16cid:durableId="1395393911">
-    <w:abstractNumId w:val="0"/>
-  </w:num>
-  <w:num w:numId="10" w16cid:durableId="1961380285">
-    <w:abstractNumId w:val="1"/>
-  </w:num>
-  <w:num w:numId="11" w16cid:durableId="2121676441">
+  <w:num w:numId="6">
     <w:abstractNumId w:val="9"/>
     <w:lvlOverride w:ilvl="0">
       <w:startOverride w:val="1"/>
@@ -28993,7 +29271,19 @@
       <w:startOverride w:val="1"/>
     </w:lvlOverride>
   </w:num>
-  <w:num w:numId="12" w16cid:durableId="283734367">
+  <w:num w:numId="7">
+    <w:abstractNumId w:val="12"/>
+  </w:num>
+  <w:num w:numId="8">
+    <w:abstractNumId w:val="5"/>
+  </w:num>
+  <w:num w:numId="9">
+    <w:abstractNumId w:val="0"/>
+  </w:num>
+  <w:num w:numId="10">
+    <w:abstractNumId w:val="1"/>
+  </w:num>
+  <w:num w:numId="11">
     <w:abstractNumId w:val="10"/>
     <w:lvlOverride w:ilvl="0">
       <w:startOverride w:val="1"/>
@@ -29023,14 +29313,47 @@
       <w:startOverride w:val="1"/>
     </w:lvlOverride>
   </w:num>
-  <w:num w:numId="13" w16cid:durableId="138042166">
+  <w:num w:numId="12">
+    <w:abstractNumId w:val="11"/>
+    <w:lvlOverride w:ilvl="0">
+      <w:startOverride w:val="1"/>
+    </w:lvlOverride>
+    <w:lvlOverride w:ilvl="1">
+      <w:startOverride w:val="1"/>
+    </w:lvlOverride>
+    <w:lvlOverride w:ilvl="2">
+      <w:startOverride w:val="1"/>
+    </w:lvlOverride>
+    <w:lvlOverride w:ilvl="3">
+      <w:startOverride w:val="1"/>
+    </w:lvlOverride>
+    <w:lvlOverride w:ilvl="4">
+      <w:startOverride w:val="1"/>
+    </w:lvlOverride>
+    <w:lvlOverride w:ilvl="5">
+      <w:startOverride w:val="1"/>
+    </w:lvlOverride>
+    <w:lvlOverride w:ilvl="6">
+      <w:startOverride w:val="1"/>
+    </w:lvlOverride>
+    <w:lvlOverride w:ilvl="7">
+      <w:startOverride w:val="1"/>
+    </w:lvlOverride>
+    <w:lvlOverride w:ilvl="8">
+      <w:startOverride w:val="1"/>
+    </w:lvlOverride>
+  </w:num>
+  <w:num w:numId="13">
     <w:abstractNumId w:val="2"/>
   </w:num>
-  <w:num w:numId="14" w16cid:durableId="1187913291">
+  <w:num w:numId="14">
+    <w:abstractNumId w:val="7"/>
+  </w:num>
+  <w:num w:numId="15">
+    <w:abstractNumId w:val="8"/>
+  </w:num>
+  <w:num w:numId="16">
     <w:abstractNumId w:val="6"/>
-  </w:num>
-  <w:num w:numId="15" w16cid:durableId="1353072470">
-    <w:abstractNumId w:val="7"/>
   </w:num>
 </w:numbering>
 </file>

--- a/Avance_Colque_Fernandez.docx
+++ b/Avance_Colque_Fernandez.docx
@@ -1,6 +1,6 @@
 
 <file path=word/document.xml><?xml version="1.0" encoding="utf-8"?>
-<w:document xmlns:wpc="http://schemas.microsoft.com/office/word/2010/wordprocessingCanvas" xmlns:cx="http://schemas.microsoft.com/office/drawing/2014/chartex" xmlns:cx1="http://schemas.microsoft.com/office/drawing/2015/9/8/chartex" xmlns:cx2="http://schemas.microsoft.com/office/drawing/2015/10/21/chartex" xmlns:cx3="http://schemas.microsoft.com/office/drawing/2016/5/9/chartex" xmlns:cx4="http://schemas.microsoft.com/office/drawing/2016/5/10/chartex" xmlns:cx5="http://schemas.microsoft.com/office/drawing/2016/5/11/chartex" xmlns:cx6="http://schemas.microsoft.com/office/drawing/2016/5/12/chartex" xmlns:cx7="http://schemas.microsoft.com/office/drawing/2016/5/13/chartex" xmlns:cx8="http://schemas.microsoft.com/office/drawing/2016/5/14/chartex" xmlns:mc="http://schemas.openxmlformats.org/markup-compatibility/2006" xmlns:aink="http://schemas.microsoft.com/office/drawing/2016/ink" xmlns:am3d="http://schemas.microsoft.com/office/drawing/2017/model3d" xmlns:o="urn:schemas-microsoft-com:office:office" xmlns:r="http://schemas.openxmlformats.org/officeDocument/2006/relationships" xmlns:m="http://schemas.openxmlformats.org/officeDocument/2006/math" xmlns:v="urn:schemas-microsoft-com:vml" xmlns:wp14="http://schemas.microsoft.com/office/word/2010/wordprocessingDrawing" xmlns:wp="http://schemas.openxmlformats.org/drawingml/2006/wordprocessingDrawing" xmlns:w10="urn:schemas-microsoft-com:office:word" xmlns:w="http://schemas.openxmlformats.org/wordprocessingml/2006/main" xmlns:w14="http://schemas.microsoft.com/office/word/2010/wordml" xmlns:w15="http://schemas.microsoft.com/office/word/2012/wordml" xmlns:w16cex="http://schemas.microsoft.com/office/word/2018/wordml/cex" xmlns:w16cid="http://schemas.microsoft.com/office/word/2016/wordml/cid" xmlns:w16="http://schemas.microsoft.com/office/word/2018/wordml" xmlns:w16sdtdh="http://schemas.microsoft.com/office/word/2020/wordml/sdtdatahash" xmlns:w16se="http://schemas.microsoft.com/office/word/2015/wordml/symex" xmlns:wpg="http://schemas.microsoft.com/office/word/2010/wordprocessingGroup" xmlns:wpi="http://schemas.microsoft.com/office/word/2010/wordprocessingInk" xmlns:wne="http://schemas.microsoft.com/office/word/2006/wordml" xmlns:wps="http://schemas.microsoft.com/office/word/2010/wordprocessingShape" mc:Ignorable="w14 w15 w16se w16cid w16 w16cex w16sdtdh wp14">
+<w:document xmlns:wpc="http://schemas.microsoft.com/office/word/2010/wordprocessingCanvas" xmlns:cx="http://schemas.microsoft.com/office/drawing/2014/chartex" xmlns:cx1="http://schemas.microsoft.com/office/drawing/2015/9/8/chartex" xmlns:cx2="http://schemas.microsoft.com/office/drawing/2015/10/21/chartex" xmlns:cx3="http://schemas.microsoft.com/office/drawing/2016/5/9/chartex" xmlns:cx4="http://schemas.microsoft.com/office/drawing/2016/5/10/chartex" xmlns:cx5="http://schemas.microsoft.com/office/drawing/2016/5/11/chartex" xmlns:cx6="http://schemas.microsoft.com/office/drawing/2016/5/12/chartex" xmlns:cx7="http://schemas.microsoft.com/office/drawing/2016/5/13/chartex" xmlns:cx8="http://schemas.microsoft.com/office/drawing/2016/5/14/chartex" xmlns:mc="http://schemas.openxmlformats.org/markup-compatibility/2006" xmlns:aink="http://schemas.microsoft.com/office/drawing/2016/ink" xmlns:am3d="http://schemas.microsoft.com/office/drawing/2017/model3d" xmlns:o="urn:schemas-microsoft-com:office:office" xmlns:oel="http://schemas.microsoft.com/office/2019/extlst" xmlns:r="http://schemas.openxmlformats.org/officeDocument/2006/relationships" xmlns:m="http://schemas.openxmlformats.org/officeDocument/2006/math" xmlns:v="urn:schemas-microsoft-com:vml" xmlns:wp14="http://schemas.microsoft.com/office/word/2010/wordprocessingDrawing" xmlns:wp="http://schemas.openxmlformats.org/drawingml/2006/wordprocessingDrawing" xmlns:w10="urn:schemas-microsoft-com:office:word" xmlns:w="http://schemas.openxmlformats.org/wordprocessingml/2006/main" xmlns:w14="http://schemas.microsoft.com/office/word/2010/wordml" xmlns:w15="http://schemas.microsoft.com/office/word/2012/wordml" xmlns:w16cex="http://schemas.microsoft.com/office/word/2018/wordml/cex" xmlns:w16cid="http://schemas.microsoft.com/office/word/2016/wordml/cid" xmlns:w16="http://schemas.microsoft.com/office/word/2018/wordml" xmlns:w16sdtdh="http://schemas.microsoft.com/office/word/2020/wordml/sdtdatahash" xmlns:w16se="http://schemas.microsoft.com/office/word/2015/wordml/symex" xmlns:wpg="http://schemas.microsoft.com/office/word/2010/wordprocessingGroup" xmlns:wpi="http://schemas.microsoft.com/office/word/2010/wordprocessingInk" xmlns:wne="http://schemas.microsoft.com/office/word/2006/wordml" xmlns:wps="http://schemas.microsoft.com/office/word/2010/wordprocessingShape" mc:Ignorable="w14 w15 w16se w16cid w16 w16cex w16sdtdh wp14">
   <w:body>
     <w:p>
       <w:pPr>
@@ -4327,6 +4327,7 @@
         </w:rPr>
         <w:t xml:space="preserve"> </w:t>
       </w:r>
+      <w:proofErr w:type="gramStart"/>
       <w:r>
         <w:rPr>
           <w:rFonts w:ascii="Cambria Math" w:eastAsia="Times New Roman" w:hAnsi="Cambria Math" w:cs="Cambria Math"/>
@@ -4353,6 +4354,7 @@
         </w:rPr>
         <w:t>δ</w:t>
       </w:r>
+      <w:proofErr w:type="gramEnd"/>
       <w:r>
         <w:rPr>
           <w:rFonts w:ascii="Arial" w:eastAsia="Times New Roman" w:hAnsi="Arial" w:cs="Arial"/>
@@ -4396,7 +4398,6 @@
         <w:t>,a</w:t>
       </w:r>
       <w:proofErr w:type="spellEnd"/>
-      <w:proofErr w:type="gramStart"/>
       <w:r>
         <w:rPr>
           <w:rFonts w:ascii="Arial" w:eastAsia="Times New Roman" w:hAnsi="Arial" w:cs="Arial"/>
@@ -4415,7 +4416,6 @@
         </w:rPr>
         <w:t xml:space="preserve"> }</w:t>
       </w:r>
-      <w:proofErr w:type="gramEnd"/>
     </w:p>
     <w:p>
       <w:pPr>
@@ -23969,6 +23969,36 @@
     </w:p>
     <w:p>
       <w:pPr>
+        <w:jc w:val="both"/>
+        <w:rPr>
+          <w:bCs/>
+          <w:lang w:val="es-AR"/>
+        </w:rPr>
+      </w:pPr>
+      <w:r>
+        <w:rPr>
+          <w:bCs/>
+          <w:lang w:val="es-AR"/>
+        </w:rPr>
+        <w:t xml:space="preserve">Los atributos </w:t>
+      </w:r>
+      <w:r>
+        <w:rPr>
+          <w:b/>
+          <w:lang w:val="es-AR"/>
+        </w:rPr>
+        <w:t>intrínsecos</w:t>
+      </w:r>
+      <w:r>
+        <w:rPr>
+          <w:bCs/>
+          <w:lang w:val="es-AR"/>
+        </w:rPr>
+        <w:t xml:space="preserve"> son atributos sintetizados de nodos hoja cuyos valores se determinan fuera del árbol de derivación.</w:t>
+      </w:r>
+    </w:p>
+    <w:p>
+      <w:pPr>
         <w:pStyle w:val="Prrafodelista"/>
         <w:ind w:left="0"/>
         <w:jc w:val="both"/>
@@ -23977,6 +24007,98 @@
           <w:lang w:val="es-AR"/>
         </w:rPr>
       </w:pPr>
+      <w:r>
+        <w:rPr>
+          <w:bCs/>
+          <w:lang w:val="es-AR"/>
+        </w:rPr>
+        <w:t xml:space="preserve">Por otro lado, </w:t>
+      </w:r>
+      <w:r>
+        <w:rPr>
+          <w:bCs/>
+          <w:lang w:val="es-AR"/>
+        </w:rPr>
+        <w:t xml:space="preserve">Asociado con cada </w:t>
+      </w:r>
+      <w:r>
+        <w:rPr>
+          <w:bCs/>
+          <w:u w:val="single"/>
+          <w:lang w:val="es-AR"/>
+        </w:rPr>
+        <w:t>regla de gramática</w:t>
+      </w:r>
+      <w:r>
+        <w:rPr>
+          <w:bCs/>
+          <w:lang w:val="es-AR"/>
+        </w:rPr>
+        <w:t xml:space="preserve"> hay un conjunto de funciones semánticas y posiblemente un conjunto vacío de funciones de predicado sobre los atributos de los símbolos en la regla de gramática.</w:t>
+      </w:r>
+      <w:r>
+        <w:rPr>
+          <w:bCs/>
+          <w:lang w:val="es-AR"/>
+        </w:rPr>
+        <w:t xml:space="preserve"> </w:t>
+      </w:r>
+      <w:r>
+        <w:rPr>
+          <w:bCs/>
+          <w:lang w:val="es-ES"/>
+        </w:rPr>
+        <w:t xml:space="preserve">El valor de un atributo sintetizado en un nodo del árbol de </w:t>
+      </w:r>
+      <w:r>
+        <w:rPr>
+          <w:bCs/>
+          <w:lang w:val="es-ES"/>
+        </w:rPr>
+        <w:t>derivación</w:t>
+      </w:r>
+      <w:r>
+        <w:rPr>
+          <w:bCs/>
+          <w:lang w:val="es-ES"/>
+        </w:rPr>
+        <w:t xml:space="preserve"> depende únicamente de los valores de los atributos en los nodos hijos de ese nodo</w:t>
+      </w:r>
+      <w:r>
+        <w:rPr>
+          <w:bCs/>
+          <w:lang w:val="es-ES"/>
+        </w:rPr>
+        <w:t>, mientras que el</w:t>
+      </w:r>
+      <w:r>
+        <w:rPr>
+          <w:bCs/>
+          <w:lang w:val="es-ES"/>
+        </w:rPr>
+        <w:t xml:space="preserve"> valor de un atributo heredado en un nodo del árbol </w:t>
+      </w:r>
+      <w:r>
+        <w:rPr>
+          <w:bCs/>
+          <w:lang w:val="es-ES"/>
+        </w:rPr>
+        <w:t>de</w:t>
+      </w:r>
+      <w:r>
+        <w:rPr>
+          <w:bCs/>
+          <w:lang w:val="es-ES"/>
+        </w:rPr>
+        <w:t xml:space="preserve"> derivación</w:t>
+      </w:r>
+      <w:r>
+        <w:rPr>
+          <w:bCs/>
+          <w:lang w:val="es-ES"/>
+        </w:rPr>
+        <w:t xml:space="preserve"> depende de los valores de los atributos en el nodo padre y los de sus nodos hermanos.</w:t>
+      </w:r>
     </w:p>
     <w:p>
       <w:pPr>
@@ -23985,38 +24107,9 @@
         <w:jc w:val="both"/>
         <w:rPr>
           <w:bCs/>
-          <w:lang w:val="es-AR"/>
-        </w:rPr>
-      </w:pPr>
-      <w:r>
-        <w:rPr>
-          <w:bCs/>
-          <w:lang w:val="es-AR"/>
-        </w:rPr>
-        <w:t xml:space="preserve">Por otro lado, </w:t>
-      </w:r>
-      <w:r>
-        <w:rPr>
-          <w:bCs/>
-          <w:lang w:val="es-AR"/>
-        </w:rPr>
-        <w:t xml:space="preserve">Asociado con cada </w:t>
-      </w:r>
-      <w:r>
-        <w:rPr>
-          <w:bCs/>
-          <w:u w:val="single"/>
-          <w:lang w:val="es-AR"/>
-        </w:rPr>
-        <w:t>regla de gramática</w:t>
-      </w:r>
-      <w:r>
-        <w:rPr>
-          <w:bCs/>
-          <w:lang w:val="es-AR"/>
-        </w:rPr>
-        <w:t xml:space="preserve"> hay un conjunto de funciones semánticas y posiblemente un conjunto vacío de funciones de predicado sobre los atributos de los símbolos en la regla de gramática.</w:t>
-      </w:r>
+          <w:lang w:val="es-ES"/>
+        </w:rPr>
+      </w:pPr>
     </w:p>
     <w:p>
       <w:pPr>
@@ -24025,10 +24118,16 @@
         <w:jc w:val="both"/>
         <w:rPr>
           <w:bCs/>
-          <w:u w:val="single"/>
-          <w:lang w:val="es-ES"/>
-        </w:rPr>
-      </w:pPr>
+          <w:lang w:val="es-ES"/>
+        </w:rPr>
+      </w:pPr>
+      <w:r>
+        <w:rPr>
+          <w:bCs/>
+          <w:lang w:val="es-ES"/>
+        </w:rPr>
+        <w:t>Un árbol de derivación de una gramática de atributos es el árbol de derivación basado en su gramática subyacente BNF, con un conjunto posiblemente vacío de valores de atributos adjuntos a cada nodo.</w:t>
+      </w:r>
     </w:p>
     <w:p>
       <w:pPr>
@@ -24049,27 +24148,103 @@
         <w:jc w:val="both"/>
         <w:rPr>
           <w:bCs/>
-          <w:color w:val="000000" w:themeColor="text1"/>
-          <w:u w:val="single"/>
-          <w:lang w:val="es-ES"/>
-        </w:rPr>
-      </w:pPr>
-      <w:r>
-        <w:rPr>
-          <w:bCs/>
-          <w:u w:val="single"/>
-          <w:lang w:val="es-ES"/>
-        </w:rPr>
-        <w:t xml:space="preserve">Gramática de atributos </w:t>
-      </w:r>
-      <w:r>
-        <w:rPr>
-          <w:bCs/>
-          <w:color w:val="000000" w:themeColor="text1"/>
-          <w:u w:val="single"/>
-          <w:lang w:val="es-ES"/>
-        </w:rPr>
-        <w:t>para las expresiones de Aleph</w:t>
+          <w:lang w:val="es-ES"/>
+        </w:rPr>
+      </w:pPr>
+      <w:r>
+        <w:rPr>
+          <w:bCs/>
+          <w:lang w:val="es-ES"/>
+        </w:rPr>
+        <w:t>Una función predicado tiene la forma de una expresión booleana sobre la unión del conjunto de atributos {A(X</w:t>
+      </w:r>
+      <w:r>
+        <w:rPr>
+          <w:bCs/>
+          <w:vertAlign w:val="subscript"/>
+          <w:lang w:val="es-ES"/>
+        </w:rPr>
+        <w:t>0</w:t>
+      </w:r>
+      <w:r>
+        <w:rPr>
+          <w:bCs/>
+          <w:lang w:val="es-ES"/>
+        </w:rPr>
+        <w:t xml:space="preserve">), </w:t>
+      </w:r>
+      <w:proofErr w:type="gramStart"/>
+      <w:r>
+        <w:rPr>
+          <w:b/>
+          <w:lang w:val="es-ES"/>
+        </w:rPr>
+        <w:t>…</w:t>
+      </w:r>
+      <w:r>
+        <w:rPr>
+          <w:bCs/>
+          <w:lang w:val="es-ES"/>
+        </w:rPr>
+        <w:t xml:space="preserve"> </w:t>
+      </w:r>
+      <w:r>
+        <w:rPr>
+          <w:bCs/>
+          <w:lang w:val="es-ES"/>
+        </w:rPr>
+        <w:t>,</w:t>
+      </w:r>
+      <w:proofErr w:type="gramEnd"/>
+      <w:r>
+        <w:rPr>
+          <w:bCs/>
+          <w:lang w:val="es-ES"/>
+        </w:rPr>
+        <w:t xml:space="preserve"> A(X</w:t>
+      </w:r>
+      <w:r>
+        <w:rPr>
+          <w:bCs/>
+          <w:lang w:val="es-ES"/>
+        </w:rPr>
+        <w:softHyphen/>
+      </w:r>
+      <w:r>
+        <w:rPr>
+          <w:bCs/>
+          <w:lang w:val="es-ES"/>
+        </w:rPr>
+        <w:softHyphen/>
+      </w:r>
+      <w:r>
+        <w:rPr>
+          <w:bCs/>
+          <w:vertAlign w:val="subscript"/>
+          <w:lang w:val="es-ES"/>
+        </w:rPr>
+        <w:t>n</w:t>
+      </w:r>
+      <w:r>
+        <w:rPr>
+          <w:bCs/>
+          <w:lang w:val="es-ES"/>
+        </w:rPr>
+        <w:t>)} y un conjunto de valores de atributos literales. Las únicas derivaciones permitidas con una gramática de atributos son aquellas en las que cada predicado asociado con cada no terminal es verdadero. Un valor de función predicado falso indica una violación de las reglas de sintaxis o semántica estática del lenguaje.</w:t>
+      </w:r>
+      <w:r>
+        <w:rPr>
+          <w:bCs/>
+          <w:lang w:val="es-ES"/>
+        </w:rPr>
+        <w:t xml:space="preserve"> </w:t>
+      </w:r>
+      <w:r>
+        <w:rPr>
+          <w:bCs/>
+          <w:lang w:val="es-ES"/>
+        </w:rPr>
+        <w:t>Dado los valores de atributos intrínsecos en un árbol de derivación, las funciones semánticas pueden utilizarse para calcular los valores restantes de atributos.</w:t>
       </w:r>
     </w:p>
     <w:p>
@@ -24079,7 +24254,6 @@
         <w:jc w:val="both"/>
         <w:rPr>
           <w:bCs/>
-          <w:color w:val="000000" w:themeColor="text1"/>
           <w:u w:val="single"/>
           <w:lang w:val="es-ES"/>
         </w:rPr>
@@ -24094,15 +24268,25 @@
           <w:bCs/>
           <w:color w:val="000000" w:themeColor="text1"/>
           <w:u w:val="single"/>
-        </w:rPr>
-      </w:pPr>
+          <w:lang w:val="es-ES"/>
+        </w:rPr>
+      </w:pPr>
+      <w:r>
+        <w:rPr>
+          <w:bCs/>
+          <w:u w:val="single"/>
+          <w:lang w:val="es-ES"/>
+        </w:rPr>
+        <w:t xml:space="preserve">Gramática de atributos </w:t>
+      </w:r>
       <w:r>
         <w:rPr>
           <w:bCs/>
           <w:color w:val="000000" w:themeColor="text1"/>
           <w:u w:val="single"/>
-        </w:rPr>
-        <w:t>Unión:</w:t>
+          <w:lang w:val="es-ES"/>
+        </w:rPr>
+        <w:t>para las expresiones de Aleph</w:t>
       </w:r>
     </w:p>
     <w:p>
@@ -24113,80 +24297,10 @@
         <w:rPr>
           <w:bCs/>
           <w:color w:val="000000" w:themeColor="text1"/>
-        </w:rPr>
-      </w:pPr>
-      <w:r>
-        <w:rPr>
-          <w:bCs/>
-          <w:color w:val="000000" w:themeColor="text1"/>
-        </w:rPr>
-        <w:t>Syntax rule: &lt;exp</w:t>
-      </w:r>
-      <w:proofErr w:type="gramStart"/>
-      <w:r>
-        <w:rPr>
-          <w:bCs/>
-          <w:color w:val="000000" w:themeColor="text1"/>
-        </w:rPr>
-        <w:t>&gt;</w:t>
-      </w:r>
-      <w:r>
-        <w:rPr>
-          <w:bCs/>
-          <w:color w:val="000000" w:themeColor="text1"/>
-        </w:rPr>
-        <w:t>[</w:t>
-      </w:r>
-      <w:proofErr w:type="gramEnd"/>
-      <w:r>
-        <w:rPr>
-          <w:bCs/>
-          <w:color w:val="000000" w:themeColor="text1"/>
-        </w:rPr>
-        <w:t>0]</w:t>
-      </w:r>
-      <w:r>
-        <w:rPr>
-          <w:bCs/>
-          <w:color w:val="000000" w:themeColor="text1"/>
-        </w:rPr>
-        <w:t xml:space="preserve"> -&gt; &lt;exp&gt;</w:t>
-      </w:r>
-      <w:r>
-        <w:rPr>
-          <w:bCs/>
-          <w:color w:val="000000" w:themeColor="text1"/>
-        </w:rPr>
-        <w:t>[1]</w:t>
-      </w:r>
-      <w:r>
-        <w:rPr>
-          <w:bCs/>
-          <w:color w:val="000000" w:themeColor="text1"/>
-        </w:rPr>
-        <w:t xml:space="preserve"> </w:t>
-      </w:r>
-      <w:r>
-        <w:rPr>
-          <w:bCs/>
-          <w:color w:val="000000" w:themeColor="text1"/>
-        </w:rPr>
-        <w:t>|</w:t>
-      </w:r>
-      <w:r>
-        <w:rPr>
-          <w:bCs/>
-          <w:color w:val="000000" w:themeColor="text1"/>
-        </w:rPr>
-        <w:t xml:space="preserve"> &lt;exp&gt;</w:t>
-      </w:r>
-      <w:r>
-        <w:rPr>
-          <w:bCs/>
-          <w:color w:val="000000" w:themeColor="text1"/>
-        </w:rPr>
-        <w:t>[2]</w:t>
-      </w:r>
+          <w:u w:val="single"/>
+          <w:lang w:val="es-ES"/>
+        </w:rPr>
+      </w:pPr>
     </w:p>
     <w:p>
       <w:pPr>
@@ -24196,72 +24310,33 @@
         <w:rPr>
           <w:bCs/>
           <w:color w:val="000000" w:themeColor="text1"/>
+          <w:u w:val="single"/>
+          <w:lang w:val="es-ES"/>
         </w:rPr>
       </w:pPr>
       <w:r>
         <w:rPr>
           <w:bCs/>
           <w:color w:val="000000" w:themeColor="text1"/>
-        </w:rPr>
-        <w:t>Semantic rule: &lt;exp</w:t>
-      </w:r>
-      <w:proofErr w:type="gramStart"/>
+          <w:u w:val="single"/>
+          <w:lang w:val="es-ES"/>
+        </w:rPr>
+        <w:t xml:space="preserve">Atributos sintetizados: </w:t>
+      </w:r>
       <w:r>
         <w:rPr>
           <w:bCs/>
           <w:color w:val="000000" w:themeColor="text1"/>
-        </w:rPr>
-        <w:t>&gt;</w:t>
+          <w:lang w:val="es-ES"/>
+        </w:rPr>
+        <w:t xml:space="preserve">actual_type, node_type </w:t>
       </w:r>
       <w:r>
         <w:rPr>
           <w:bCs/>
           <w:color w:val="000000" w:themeColor="text1"/>
-        </w:rPr>
-        <w:t>[</w:t>
-      </w:r>
-      <w:proofErr w:type="gramEnd"/>
-      <w:r>
-        <w:rPr>
-          <w:bCs/>
-          <w:color w:val="000000" w:themeColor="text1"/>
-        </w:rPr>
-        <w:t>0]</w:t>
-      </w:r>
-      <w:r>
-        <w:rPr>
-          <w:bCs/>
-          <w:color w:val="000000" w:themeColor="text1"/>
-        </w:rPr>
-        <w:t>.</w:t>
-      </w:r>
-      <w:proofErr w:type="spellStart"/>
-      <w:r>
-        <w:rPr>
-          <w:bCs/>
-          <w:color w:val="000000" w:themeColor="text1"/>
-        </w:rPr>
-        <w:t>actual_type</w:t>
-      </w:r>
-      <w:proofErr w:type="spellEnd"/>
-      <w:r>
-        <w:rPr>
-          <w:bCs/>
-          <w:color w:val="000000" w:themeColor="text1"/>
-        </w:rPr>
-        <w:t xml:space="preserve"> </w:t>
-      </w:r>
-      <w:r>
-        <w:rPr>
-          <w:bCs/>
-          <w:color w:val="000000" w:themeColor="text1"/>
-        </w:rPr>
-        <w:t>&lt;-</w:t>
-      </w:r>
-      <w:r>
-        <w:rPr>
-          <w:bCs/>
-          <w:color w:val="000000" w:themeColor="text1"/>
+          <w:u w:val="single"/>
+          <w:lang w:val="es-ES"/>
         </w:rPr>
         <w:t xml:space="preserve"> </w:t>
       </w:r>
@@ -24274,141 +24349,10 @@
         <w:rPr>
           <w:bCs/>
           <w:color w:val="000000" w:themeColor="text1"/>
-        </w:rPr>
-      </w:pPr>
-      <w:r>
-        <w:rPr>
-          <w:bCs/>
-          <w:color w:val="000000" w:themeColor="text1"/>
-        </w:rPr>
-        <w:tab/>
-      </w:r>
-      <w:r>
-        <w:rPr>
-          <w:bCs/>
-          <w:color w:val="000000" w:themeColor="text1"/>
-        </w:rPr>
-        <w:tab/>
-      </w:r>
-      <w:r>
-        <w:rPr>
-          <w:bCs/>
-          <w:color w:val="000000" w:themeColor="text1"/>
-        </w:rPr>
-        <w:tab/>
-      </w:r>
-      <w:r>
-        <w:rPr>
-          <w:bCs/>
-          <w:color w:val="000000" w:themeColor="text1"/>
-        </w:rPr>
-        <w:tab/>
-      </w:r>
-      <w:r>
-        <w:rPr>
-          <w:bCs/>
-          <w:color w:val="000000" w:themeColor="text1"/>
-        </w:rPr>
-        <w:tab/>
-      </w:r>
-      <w:r>
-        <w:rPr>
-          <w:bCs/>
-          <w:color w:val="000000" w:themeColor="text1"/>
-        </w:rPr>
-        <w:tab/>
-      </w:r>
-      <w:r>
-        <w:rPr>
-          <w:bCs/>
-          <w:color w:val="000000" w:themeColor="text1"/>
-        </w:rPr>
-        <w:tab/>
-      </w:r>
-      <w:r>
-        <w:rPr>
-          <w:bCs/>
-          <w:color w:val="000000" w:themeColor="text1"/>
-        </w:rPr>
-        <w:tab/>
-        <w:t>If (&lt;exp</w:t>
-      </w:r>
-      <w:proofErr w:type="gramStart"/>
-      <w:r>
-        <w:rPr>
-          <w:bCs/>
-          <w:color w:val="000000" w:themeColor="text1"/>
-        </w:rPr>
-        <w:t>&gt;</w:t>
-      </w:r>
-      <w:r>
-        <w:rPr>
-          <w:bCs/>
-          <w:color w:val="000000" w:themeColor="text1"/>
-        </w:rPr>
-        <w:t>[</w:t>
-      </w:r>
-      <w:proofErr w:type="gramEnd"/>
-      <w:r>
-        <w:rPr>
-          <w:bCs/>
-          <w:color w:val="000000" w:themeColor="text1"/>
-        </w:rPr>
-        <w:t>1]</w:t>
-      </w:r>
-      <w:r>
-        <w:rPr>
-          <w:bCs/>
-          <w:color w:val="000000" w:themeColor="text1"/>
-        </w:rPr>
-        <w:t>.</w:t>
-      </w:r>
-      <w:proofErr w:type="spellStart"/>
-      <w:r>
-        <w:rPr>
-          <w:bCs/>
-          <w:color w:val="000000" w:themeColor="text1"/>
-        </w:rPr>
-        <w:t>nodetype</w:t>
-      </w:r>
-      <w:proofErr w:type="spellEnd"/>
-      <w:r>
-        <w:rPr>
-          <w:bCs/>
-          <w:color w:val="000000" w:themeColor="text1"/>
-        </w:rPr>
-        <w:t xml:space="preserve"> = SET) and (&lt;exp&gt;</w:t>
-      </w:r>
-      <w:r>
-        <w:rPr>
-          <w:bCs/>
-          <w:color w:val="000000" w:themeColor="text1"/>
-        </w:rPr>
-        <w:t>[2]</w:t>
-      </w:r>
-      <w:r>
-        <w:rPr>
-          <w:bCs/>
-          <w:color w:val="000000" w:themeColor="text1"/>
-        </w:rPr>
-        <w:t>.</w:t>
-      </w:r>
-      <w:proofErr w:type="spellStart"/>
-      <w:r>
-        <w:rPr>
-          <w:bCs/>
-          <w:color w:val="000000" w:themeColor="text1"/>
-        </w:rPr>
-        <w:t>nodetype</w:t>
-      </w:r>
-      <w:proofErr w:type="spellEnd"/>
-      <w:r>
-        <w:rPr>
-          <w:bCs/>
-          <w:color w:val="000000" w:themeColor="text1"/>
-        </w:rPr>
-        <w:t xml:space="preserve"> = SET)</w:t>
-      </w:r>
+          <w:u w:val="single"/>
+          <w:lang w:val="es-ES"/>
+        </w:rPr>
+      </w:pPr>
     </w:p>
     <w:p>
       <w:pPr>
@@ -24418,71 +24362,10 @@
         <w:rPr>
           <w:bCs/>
           <w:color w:val="000000" w:themeColor="text1"/>
-        </w:rPr>
-      </w:pPr>
-      <w:r>
-        <w:rPr>
-          <w:bCs/>
-          <w:color w:val="000000" w:themeColor="text1"/>
-        </w:rPr>
-        <w:tab/>
-      </w:r>
-      <w:r>
-        <w:rPr>
-          <w:bCs/>
-          <w:color w:val="000000" w:themeColor="text1"/>
-        </w:rPr>
-        <w:tab/>
-      </w:r>
-      <w:r>
-        <w:rPr>
-          <w:bCs/>
-          <w:color w:val="000000" w:themeColor="text1"/>
-        </w:rPr>
-        <w:tab/>
-      </w:r>
-      <w:r>
-        <w:rPr>
-          <w:bCs/>
-          <w:color w:val="000000" w:themeColor="text1"/>
-        </w:rPr>
-        <w:tab/>
-      </w:r>
-      <w:r>
-        <w:rPr>
-          <w:bCs/>
-          <w:color w:val="000000" w:themeColor="text1"/>
-        </w:rPr>
-        <w:tab/>
-      </w:r>
-      <w:r>
-        <w:rPr>
-          <w:bCs/>
-          <w:color w:val="000000" w:themeColor="text1"/>
-        </w:rPr>
-        <w:tab/>
-      </w:r>
-      <w:r>
-        <w:rPr>
-          <w:bCs/>
-          <w:color w:val="000000" w:themeColor="text1"/>
-        </w:rPr>
-        <w:tab/>
-      </w:r>
-      <w:r>
-        <w:rPr>
-          <w:bCs/>
-          <w:color w:val="000000" w:themeColor="text1"/>
-        </w:rPr>
-        <w:tab/>
-      </w:r>
-      <w:r>
-        <w:rPr>
-          <w:bCs/>
-          <w:color w:val="000000" w:themeColor="text1"/>
-        </w:rPr>
-        <w:t>then SET</w:t>
-      </w:r>
+          <w:u w:val="single"/>
+          <w:lang w:val="es-ES"/>
+        </w:rPr>
+      </w:pPr>
     </w:p>
     <w:p>
       <w:pPr>
@@ -24492,65 +24375,10 @@
         <w:rPr>
           <w:bCs/>
           <w:color w:val="000000" w:themeColor="text1"/>
-        </w:rPr>
-      </w:pPr>
-      <w:r>
-        <w:rPr>
-          <w:bCs/>
-          <w:color w:val="000000" w:themeColor="text1"/>
-        </w:rPr>
-        <w:tab/>
-      </w:r>
-      <w:r>
-        <w:rPr>
-          <w:bCs/>
-          <w:color w:val="000000" w:themeColor="text1"/>
-        </w:rPr>
-        <w:tab/>
-      </w:r>
-      <w:r>
-        <w:rPr>
-          <w:bCs/>
-          <w:color w:val="000000" w:themeColor="text1"/>
-        </w:rPr>
-        <w:tab/>
-      </w:r>
-      <w:r>
-        <w:rPr>
-          <w:bCs/>
-          <w:color w:val="000000" w:themeColor="text1"/>
-        </w:rPr>
-        <w:tab/>
-      </w:r>
-      <w:r>
-        <w:rPr>
-          <w:bCs/>
-          <w:color w:val="000000" w:themeColor="text1"/>
-        </w:rPr>
-        <w:tab/>
-      </w:r>
-      <w:r>
-        <w:rPr>
-          <w:bCs/>
-          <w:color w:val="000000" w:themeColor="text1"/>
-        </w:rPr>
-        <w:tab/>
-      </w:r>
-      <w:r>
-        <w:rPr>
-          <w:bCs/>
-          <w:color w:val="000000" w:themeColor="text1"/>
-        </w:rPr>
-        <w:tab/>
-      </w:r>
-      <w:r>
-        <w:rPr>
-          <w:bCs/>
-          <w:color w:val="000000" w:themeColor="text1"/>
-        </w:rPr>
-        <w:tab/>
-        <w:t>else ERROR</w:t>
-      </w:r>
+          <w:u w:val="single"/>
+          <w:lang w:val="es-ES"/>
+        </w:rPr>
+      </w:pPr>
     </w:p>
     <w:p>
       <w:pPr>
@@ -24560,64 +24388,16 @@
         <w:rPr>
           <w:bCs/>
           <w:color w:val="000000" w:themeColor="text1"/>
+          <w:u w:val="single"/>
         </w:rPr>
       </w:pPr>
       <w:r>
         <w:rPr>
           <w:bCs/>
           <w:color w:val="000000" w:themeColor="text1"/>
-        </w:rPr>
-        <w:tab/>
-      </w:r>
-      <w:r>
-        <w:rPr>
-          <w:bCs/>
-          <w:color w:val="000000" w:themeColor="text1"/>
-        </w:rPr>
-        <w:tab/>
-      </w:r>
-      <w:r>
-        <w:rPr>
-          <w:bCs/>
-          <w:color w:val="000000" w:themeColor="text1"/>
-        </w:rPr>
-        <w:tab/>
-      </w:r>
-      <w:r>
-        <w:rPr>
-          <w:bCs/>
-          <w:color w:val="000000" w:themeColor="text1"/>
-        </w:rPr>
-        <w:tab/>
-      </w:r>
-      <w:r>
-        <w:rPr>
-          <w:bCs/>
-          <w:color w:val="000000" w:themeColor="text1"/>
-        </w:rPr>
-        <w:tab/>
-      </w:r>
-      <w:r>
-        <w:rPr>
-          <w:bCs/>
-          <w:color w:val="000000" w:themeColor="text1"/>
-        </w:rPr>
-        <w:tab/>
-      </w:r>
-      <w:r>
-        <w:rPr>
-          <w:bCs/>
-          <w:color w:val="000000" w:themeColor="text1"/>
-        </w:rPr>
-        <w:tab/>
-      </w:r>
-      <w:r>
-        <w:rPr>
-          <w:bCs/>
-          <w:color w:val="000000" w:themeColor="text1"/>
-        </w:rPr>
-        <w:tab/>
-        <w:t>end if</w:t>
+          <w:u w:val="single"/>
+        </w:rPr>
+        <w:t>Unión:</w:t>
       </w:r>
     </w:p>
     <w:p>
@@ -24630,6 +24410,78 @@
           <w:color w:val="000000" w:themeColor="text1"/>
         </w:rPr>
       </w:pPr>
+      <w:r>
+        <w:rPr>
+          <w:bCs/>
+          <w:color w:val="000000" w:themeColor="text1"/>
+        </w:rPr>
+        <w:t>Syntax rule: &lt;exp</w:t>
+      </w:r>
+      <w:proofErr w:type="gramStart"/>
+      <w:r>
+        <w:rPr>
+          <w:bCs/>
+          <w:color w:val="000000" w:themeColor="text1"/>
+        </w:rPr>
+        <w:t>&gt;</w:t>
+      </w:r>
+      <w:r>
+        <w:rPr>
+          <w:bCs/>
+          <w:color w:val="000000" w:themeColor="text1"/>
+        </w:rPr>
+        <w:t>[</w:t>
+      </w:r>
+      <w:proofErr w:type="gramEnd"/>
+      <w:r>
+        <w:rPr>
+          <w:bCs/>
+          <w:color w:val="000000" w:themeColor="text1"/>
+        </w:rPr>
+        <w:t>0]</w:t>
+      </w:r>
+      <w:r>
+        <w:rPr>
+          <w:bCs/>
+          <w:color w:val="000000" w:themeColor="text1"/>
+        </w:rPr>
+        <w:t xml:space="preserve"> -&gt; &lt;exp&gt;</w:t>
+      </w:r>
+      <w:r>
+        <w:rPr>
+          <w:bCs/>
+          <w:color w:val="000000" w:themeColor="text1"/>
+        </w:rPr>
+        <w:t>[1]</w:t>
+      </w:r>
+      <w:r>
+        <w:rPr>
+          <w:bCs/>
+          <w:color w:val="000000" w:themeColor="text1"/>
+        </w:rPr>
+        <w:t xml:space="preserve"> </w:t>
+      </w:r>
+      <w:r>
+        <w:rPr>
+          <w:bCs/>
+          <w:color w:val="000000" w:themeColor="text1"/>
+        </w:rPr>
+        <w:t>|</w:t>
+      </w:r>
+      <w:r>
+        <w:rPr>
+          <w:bCs/>
+          <w:color w:val="000000" w:themeColor="text1"/>
+        </w:rPr>
+        <w:t xml:space="preserve"> &lt;exp&gt;</w:t>
+      </w:r>
+      <w:r>
+        <w:rPr>
+          <w:bCs/>
+          <w:color w:val="000000" w:themeColor="text1"/>
+        </w:rPr>
+        <w:t>[2]</w:t>
+      </w:r>
     </w:p>
     <w:p>
       <w:pPr>
@@ -24639,26 +24491,66 @@
         <w:rPr>
           <w:bCs/>
           <w:color w:val="000000" w:themeColor="text1"/>
-          <w:u w:val="single"/>
-        </w:rPr>
-      </w:pPr>
-      <w:proofErr w:type="spellStart"/>
+        </w:rPr>
+      </w:pPr>
       <w:r>
         <w:rPr>
           <w:bCs/>
           <w:color w:val="000000" w:themeColor="text1"/>
-          <w:u w:val="single"/>
-        </w:rPr>
-        <w:t>Intersección</w:t>
-      </w:r>
-      <w:proofErr w:type="spellEnd"/>
+        </w:rPr>
+        <w:lastRenderedPageBreak/>
+        <w:t>Semantic rule: &lt;exp</w:t>
+      </w:r>
+      <w:proofErr w:type="gramStart"/>
       <w:r>
         <w:rPr>
           <w:bCs/>
           <w:color w:val="000000" w:themeColor="text1"/>
-          <w:u w:val="single"/>
-        </w:rPr>
-        <w:t>:</w:t>
+        </w:rPr>
+        <w:t>&gt;</w:t>
+      </w:r>
+      <w:r>
+        <w:rPr>
+          <w:bCs/>
+          <w:color w:val="000000" w:themeColor="text1"/>
+        </w:rPr>
+        <w:t>[</w:t>
+      </w:r>
+      <w:proofErr w:type="gramEnd"/>
+      <w:r>
+        <w:rPr>
+          <w:bCs/>
+          <w:color w:val="000000" w:themeColor="text1"/>
+        </w:rPr>
+        <w:t>0]</w:t>
+      </w:r>
+      <w:r>
+        <w:rPr>
+          <w:bCs/>
+          <w:color w:val="000000" w:themeColor="text1"/>
+        </w:rPr>
+        <w:t>.actual_type</w:t>
+      </w:r>
+      <w:r>
+        <w:rPr>
+          <w:bCs/>
+          <w:color w:val="000000" w:themeColor="text1"/>
+        </w:rPr>
+        <w:t xml:space="preserve"> </w:t>
+      </w:r>
+      <w:r>
+        <w:rPr>
+          <w:bCs/>
+          <w:color w:val="000000" w:themeColor="text1"/>
+        </w:rPr>
+        <w:t>&lt;-</w:t>
+      </w:r>
+      <w:r>
+        <w:rPr>
+          <w:bCs/>
+          <w:color w:val="000000" w:themeColor="text1"/>
+        </w:rPr>
+        <w:t xml:space="preserve"> </w:t>
       </w:r>
     </w:p>
     <w:p>
@@ -24676,7 +24568,57 @@
           <w:bCs/>
           <w:color w:val="000000" w:themeColor="text1"/>
         </w:rPr>
-        <w:t>Syntax rule: &lt;exp</w:t>
+        <w:tab/>
+      </w:r>
+      <w:r>
+        <w:rPr>
+          <w:bCs/>
+          <w:color w:val="000000" w:themeColor="text1"/>
+        </w:rPr>
+        <w:tab/>
+      </w:r>
+      <w:r>
+        <w:rPr>
+          <w:bCs/>
+          <w:color w:val="000000" w:themeColor="text1"/>
+        </w:rPr>
+        <w:tab/>
+      </w:r>
+      <w:r>
+        <w:rPr>
+          <w:bCs/>
+          <w:color w:val="000000" w:themeColor="text1"/>
+        </w:rPr>
+        <w:tab/>
+      </w:r>
+      <w:r>
+        <w:rPr>
+          <w:bCs/>
+          <w:color w:val="000000" w:themeColor="text1"/>
+        </w:rPr>
+        <w:tab/>
+      </w:r>
+      <w:r>
+        <w:rPr>
+          <w:bCs/>
+          <w:color w:val="000000" w:themeColor="text1"/>
+        </w:rPr>
+        <w:tab/>
+      </w:r>
+      <w:r>
+        <w:rPr>
+          <w:bCs/>
+          <w:color w:val="000000" w:themeColor="text1"/>
+        </w:rPr>
+        <w:tab/>
+      </w:r>
+      <w:r>
+        <w:rPr>
+          <w:bCs/>
+          <w:color w:val="000000" w:themeColor="text1"/>
+        </w:rPr>
+        <w:tab/>
+        <w:t>If (&lt;exp</w:t>
       </w:r>
       <w:proofErr w:type="gramStart"/>
       <w:r>
@@ -24699,27 +24641,48 @@
           <w:bCs/>
           <w:color w:val="000000" w:themeColor="text1"/>
         </w:rPr>
-        <w:t>0]</w:t>
+        <w:t>1]</w:t>
       </w:r>
       <w:r>
         <w:rPr>
           <w:bCs/>
           <w:color w:val="000000" w:themeColor="text1"/>
         </w:rPr>
-        <w:t xml:space="preserve"> -&gt; &lt;exp&gt;</w:t>
+        <w:t>.node</w:t>
       </w:r>
       <w:r>
         <w:rPr>
           <w:bCs/>
           <w:color w:val="000000" w:themeColor="text1"/>
         </w:rPr>
-        <w:t>[1]</w:t>
+        <w:t>_</w:t>
       </w:r>
       <w:r>
         <w:rPr>
           <w:bCs/>
           <w:color w:val="000000" w:themeColor="text1"/>
         </w:rPr>
+        <w:t>type = SET) and (&lt;exp&gt;</w:t>
+      </w:r>
+      <w:r>
+        <w:rPr>
+          <w:bCs/>
+          <w:color w:val="000000" w:themeColor="text1"/>
+        </w:rPr>
+        <w:t>[2]</w:t>
+      </w:r>
+      <w:r>
+        <w:rPr>
+          <w:bCs/>
+          <w:color w:val="000000" w:themeColor="text1"/>
+        </w:rPr>
+        <w:t>.</w:t>
+      </w:r>
+      <w:r>
+        <w:rPr>
+          <w:bCs/>
+          <w:color w:val="000000" w:themeColor="text1"/>
+        </w:rPr>
         <w:t xml:space="preserve"> </w:t>
       </w:r>
       <w:r>
@@ -24727,21 +24690,14 @@
           <w:bCs/>
           <w:color w:val="000000" w:themeColor="text1"/>
         </w:rPr>
-        <w:t>&amp;</w:t>
+        <w:t xml:space="preserve">node_type </w:t>
       </w:r>
       <w:r>
         <w:rPr>
           <w:bCs/>
           <w:color w:val="000000" w:themeColor="text1"/>
         </w:rPr>
-        <w:t xml:space="preserve"> &lt;exp&gt;</w:t>
-      </w:r>
-      <w:r>
-        <w:rPr>
-          <w:bCs/>
-          <w:color w:val="000000" w:themeColor="text1"/>
-        </w:rPr>
-        <w:t>[2]</w:t>
+        <w:t>= SET)</w:t>
       </w:r>
     </w:p>
     <w:p>
@@ -24759,67 +24715,63 @@
           <w:bCs/>
           <w:color w:val="000000" w:themeColor="text1"/>
         </w:rPr>
-        <w:t>Semantic rule: &lt;exp</w:t>
-      </w:r>
-      <w:proofErr w:type="gramStart"/>
+        <w:tab/>
+      </w:r>
       <w:r>
         <w:rPr>
           <w:bCs/>
           <w:color w:val="000000" w:themeColor="text1"/>
         </w:rPr>
-        <w:t>&gt;</w:t>
+        <w:tab/>
       </w:r>
       <w:r>
         <w:rPr>
           <w:bCs/>
           <w:color w:val="000000" w:themeColor="text1"/>
         </w:rPr>
-        <w:t>[</w:t>
-      </w:r>
-      <w:proofErr w:type="gramEnd"/>
+        <w:tab/>
+      </w:r>
       <w:r>
         <w:rPr>
           <w:bCs/>
           <w:color w:val="000000" w:themeColor="text1"/>
         </w:rPr>
-        <w:t>0]</w:t>
+        <w:tab/>
       </w:r>
       <w:r>
         <w:rPr>
           <w:bCs/>
           <w:color w:val="000000" w:themeColor="text1"/>
         </w:rPr>
-        <w:t>.</w:t>
-      </w:r>
-      <w:proofErr w:type="spellStart"/>
+        <w:tab/>
+      </w:r>
       <w:r>
         <w:rPr>
           <w:bCs/>
           <w:color w:val="000000" w:themeColor="text1"/>
         </w:rPr>
-        <w:t>actual_type</w:t>
-      </w:r>
-      <w:proofErr w:type="spellEnd"/>
+        <w:tab/>
+      </w:r>
       <w:r>
         <w:rPr>
           <w:bCs/>
           <w:color w:val="000000" w:themeColor="text1"/>
         </w:rPr>
-        <w:t xml:space="preserve"> </w:t>
+        <w:tab/>
       </w:r>
       <w:r>
         <w:rPr>
           <w:bCs/>
           <w:color w:val="000000" w:themeColor="text1"/>
         </w:rPr>
-        <w:t>&lt;-</w:t>
+        <w:tab/>
       </w:r>
       <w:r>
         <w:rPr>
           <w:bCs/>
           <w:color w:val="000000" w:themeColor="text1"/>
         </w:rPr>
-        <w:t xml:space="preserve"> </w:t>
+        <w:t>then SET</w:t>
       </w:r>
     </w:p>
     <w:p>
@@ -24887,83 +24839,14 @@
           <w:color w:val="000000" w:themeColor="text1"/>
         </w:rPr>
         <w:tab/>
-        <w:t>If (&lt;exp</w:t>
-      </w:r>
-      <w:proofErr w:type="gramStart"/>
+        <w:t xml:space="preserve">else </w:t>
+      </w:r>
       <w:r>
         <w:rPr>
           <w:bCs/>
           <w:color w:val="000000" w:themeColor="text1"/>
         </w:rPr>
-        <w:t>&gt;</w:t>
-      </w:r>
-      <w:r>
-        <w:rPr>
-          <w:bCs/>
-          <w:color w:val="000000" w:themeColor="text1"/>
-        </w:rPr>
-        <w:t>[</w:t>
-      </w:r>
-      <w:proofErr w:type="gramEnd"/>
-      <w:r>
-        <w:rPr>
-          <w:bCs/>
-          <w:color w:val="000000" w:themeColor="text1"/>
-        </w:rPr>
-        <w:t>1]</w:t>
-      </w:r>
-      <w:r>
-        <w:rPr>
-          <w:bCs/>
-          <w:color w:val="000000" w:themeColor="text1"/>
-        </w:rPr>
-        <w:t>.</w:t>
-      </w:r>
-      <w:proofErr w:type="spellStart"/>
-      <w:r>
-        <w:rPr>
-          <w:bCs/>
-          <w:color w:val="000000" w:themeColor="text1"/>
-        </w:rPr>
-        <w:t>nodetype</w:t>
-      </w:r>
-      <w:proofErr w:type="spellEnd"/>
-      <w:r>
-        <w:rPr>
-          <w:bCs/>
-          <w:color w:val="000000" w:themeColor="text1"/>
-        </w:rPr>
-        <w:t xml:space="preserve"> = SET) and (&lt;exp&gt;</w:t>
-      </w:r>
-      <w:r>
-        <w:rPr>
-          <w:bCs/>
-          <w:color w:val="000000" w:themeColor="text1"/>
-        </w:rPr>
-        <w:t>[2]</w:t>
-      </w:r>
-      <w:r>
-        <w:rPr>
-          <w:bCs/>
-          <w:color w:val="000000" w:themeColor="text1"/>
-        </w:rPr>
-        <w:t>.</w:t>
-      </w:r>
-      <w:proofErr w:type="spellStart"/>
-      <w:r>
-        <w:rPr>
-          <w:bCs/>
-          <w:color w:val="000000" w:themeColor="text1"/>
-        </w:rPr>
-        <w:t>nodetype</w:t>
-      </w:r>
-      <w:proofErr w:type="spellEnd"/>
-      <w:r>
-        <w:rPr>
-          <w:bCs/>
-          <w:color w:val="000000" w:themeColor="text1"/>
-        </w:rPr>
-        <w:t xml:space="preserve"> = SET)</w:t>
+        <w:t>INVALID_OP</w:t>
       </w:r>
     </w:p>
     <w:p>
@@ -25031,13 +24914,7 @@
           <w:color w:val="000000" w:themeColor="text1"/>
         </w:rPr>
         <w:tab/>
-      </w:r>
-      <w:r>
-        <w:rPr>
-          <w:bCs/>
-          <w:color w:val="000000" w:themeColor="text1"/>
-        </w:rPr>
-        <w:t>then SET</w:t>
+        <w:t>end if</w:t>
       </w:r>
     </w:p>
     <w:p>
@@ -25055,57 +24932,23 @@
           <w:bCs/>
           <w:color w:val="000000" w:themeColor="text1"/>
         </w:rPr>
-        <w:tab/>
-      </w:r>
+        <w:t>Predicate: &lt;exp</w:t>
+      </w:r>
+      <w:proofErr w:type="gramStart"/>
       <w:r>
         <w:rPr>
           <w:bCs/>
           <w:color w:val="000000" w:themeColor="text1"/>
         </w:rPr>
-        <w:tab/>
-      </w:r>
+        <w:t>&gt;[</w:t>
+      </w:r>
+      <w:proofErr w:type="gramEnd"/>
       <w:r>
         <w:rPr>
           <w:bCs/>
           <w:color w:val="000000" w:themeColor="text1"/>
         </w:rPr>
-        <w:tab/>
-      </w:r>
-      <w:r>
-        <w:rPr>
-          <w:bCs/>
-          <w:color w:val="000000" w:themeColor="text1"/>
-        </w:rPr>
-        <w:tab/>
-      </w:r>
-      <w:r>
-        <w:rPr>
-          <w:bCs/>
-          <w:color w:val="000000" w:themeColor="text1"/>
-        </w:rPr>
-        <w:tab/>
-      </w:r>
-      <w:r>
-        <w:rPr>
-          <w:bCs/>
-          <w:color w:val="000000" w:themeColor="text1"/>
-        </w:rPr>
-        <w:tab/>
-      </w:r>
-      <w:r>
-        <w:rPr>
-          <w:bCs/>
-          <w:color w:val="000000" w:themeColor="text1"/>
-        </w:rPr>
-        <w:tab/>
-      </w:r>
-      <w:r>
-        <w:rPr>
-          <w:bCs/>
-          <w:color w:val="000000" w:themeColor="text1"/>
-        </w:rPr>
-        <w:tab/>
-        <w:t>else ERROR</w:t>
+        <w:t>0].actual_type == SET</w:t>
       </w:r>
     </w:p>
     <w:p>
@@ -25118,63 +24961,6 @@
           <w:color w:val="000000" w:themeColor="text1"/>
         </w:rPr>
       </w:pPr>
-      <w:r>
-        <w:rPr>
-          <w:bCs/>
-          <w:color w:val="000000" w:themeColor="text1"/>
-        </w:rPr>
-        <w:tab/>
-      </w:r>
-      <w:r>
-        <w:rPr>
-          <w:bCs/>
-          <w:color w:val="000000" w:themeColor="text1"/>
-        </w:rPr>
-        <w:tab/>
-      </w:r>
-      <w:r>
-        <w:rPr>
-          <w:bCs/>
-          <w:color w:val="000000" w:themeColor="text1"/>
-        </w:rPr>
-        <w:tab/>
-      </w:r>
-      <w:r>
-        <w:rPr>
-          <w:bCs/>
-          <w:color w:val="000000" w:themeColor="text1"/>
-        </w:rPr>
-        <w:tab/>
-      </w:r>
-      <w:r>
-        <w:rPr>
-          <w:bCs/>
-          <w:color w:val="000000" w:themeColor="text1"/>
-        </w:rPr>
-        <w:tab/>
-      </w:r>
-      <w:r>
-        <w:rPr>
-          <w:bCs/>
-          <w:color w:val="000000" w:themeColor="text1"/>
-        </w:rPr>
-        <w:tab/>
-      </w:r>
-      <w:r>
-        <w:rPr>
-          <w:bCs/>
-          <w:color w:val="000000" w:themeColor="text1"/>
-        </w:rPr>
-        <w:tab/>
-      </w:r>
-      <w:r>
-        <w:rPr>
-          <w:bCs/>
-          <w:color w:val="000000" w:themeColor="text1"/>
-        </w:rPr>
-        <w:tab/>
-        <w:t>end if</w:t>
-      </w:r>
     </w:p>
     <w:p>
       <w:pPr>
@@ -25187,16 +24973,15 @@
           <w:u w:val="single"/>
         </w:rPr>
       </w:pPr>
-      <w:proofErr w:type="spellStart"/>
       <w:r>
         <w:rPr>
           <w:bCs/>
           <w:color w:val="000000" w:themeColor="text1"/>
           <w:u w:val="single"/>
-        </w:rPr>
-        <w:t>Diferencia</w:t>
-      </w:r>
-      <w:proofErr w:type="spellEnd"/>
+          <w:lang w:val="es-AR"/>
+        </w:rPr>
+        <w:t>Intersección</w:t>
+      </w:r>
       <w:r>
         <w:rPr>
           <w:bCs/>
@@ -25279,37 +25064,14 @@
           <w:bCs/>
           <w:color w:val="000000" w:themeColor="text1"/>
         </w:rPr>
-        <w:t>!</w:t>
+        <w:t xml:space="preserve"> &lt;exp&gt;</w:t>
       </w:r>
       <w:r>
         <w:rPr>
           <w:bCs/>
           <w:color w:val="000000" w:themeColor="text1"/>
         </w:rPr>
-        <w:t xml:space="preserve"> &lt;exp</w:t>
-      </w:r>
-      <w:proofErr w:type="gramStart"/>
-      <w:r>
-        <w:rPr>
-          <w:bCs/>
-          <w:color w:val="000000" w:themeColor="text1"/>
-        </w:rPr>
-        <w:t>&gt;</w:t>
-      </w:r>
-      <w:r>
-        <w:rPr>
-          <w:bCs/>
-          <w:color w:val="000000" w:themeColor="text1"/>
-        </w:rPr>
-        <w:t>[</w:t>
-      </w:r>
-      <w:proofErr w:type="gramEnd"/>
-      <w:r>
-        <w:rPr>
-          <w:bCs/>
-          <w:color w:val="000000" w:themeColor="text1"/>
-        </w:rPr>
-        <w:t>2]</w:t>
+        <w:t>[2]</w:t>
       </w:r>
     </w:p>
     <w:p>
@@ -25357,17 +25119,8 @@
           <w:bCs/>
           <w:color w:val="000000" w:themeColor="text1"/>
         </w:rPr>
-        <w:t>.</w:t>
-      </w:r>
-      <w:proofErr w:type="spellStart"/>
-      <w:r>
-        <w:rPr>
-          <w:bCs/>
-          <w:color w:val="000000" w:themeColor="text1"/>
-        </w:rPr>
-        <w:t>actual_type</w:t>
-      </w:r>
-      <w:proofErr w:type="spellEnd"/>
+        <w:t>.actual_type</w:t>
+      </w:r>
       <w:r>
         <w:rPr>
           <w:bCs/>
@@ -25487,51 +25240,77 @@
         </w:rPr>
         <w:t>.</w:t>
       </w:r>
-      <w:proofErr w:type="spellStart"/>
       <w:r>
         <w:rPr>
           <w:bCs/>
           <w:color w:val="000000" w:themeColor="text1"/>
         </w:rPr>
-        <w:t>nodetype</w:t>
-      </w:r>
-      <w:proofErr w:type="spellEnd"/>
+        <w:t xml:space="preserve"> </w:t>
+      </w:r>
       <w:r>
         <w:rPr>
           <w:bCs/>
           <w:color w:val="000000" w:themeColor="text1"/>
         </w:rPr>
-        <w:t xml:space="preserve"> = SET) and (&lt;exp&gt;</w:t>
+        <w:t xml:space="preserve">node_type </w:t>
       </w:r>
       <w:r>
         <w:rPr>
           <w:bCs/>
           <w:color w:val="000000" w:themeColor="text1"/>
         </w:rPr>
-        <w:t>[2]</w:t>
-      </w:r>
+        <w:t>= SET) and (&lt;exp</w:t>
+      </w:r>
+      <w:proofErr w:type="gramStart"/>
       <w:r>
         <w:rPr>
           <w:bCs/>
           <w:color w:val="000000" w:themeColor="text1"/>
         </w:rPr>
+        <w:t>&gt;</w:t>
+      </w:r>
+      <w:r>
+        <w:rPr>
+          <w:bCs/>
+          <w:color w:val="000000" w:themeColor="text1"/>
+        </w:rPr>
+        <w:t>[</w:t>
+      </w:r>
+      <w:proofErr w:type="gramEnd"/>
+      <w:r>
+        <w:rPr>
+          <w:bCs/>
+          <w:color w:val="000000" w:themeColor="text1"/>
+        </w:rPr>
+        <w:t>2]</w:t>
+      </w:r>
+      <w:r>
+        <w:rPr>
+          <w:bCs/>
+          <w:color w:val="000000" w:themeColor="text1"/>
+        </w:rPr>
         <w:t>.</w:t>
       </w:r>
-      <w:proofErr w:type="spellStart"/>
       <w:r>
         <w:rPr>
           <w:bCs/>
           <w:color w:val="000000" w:themeColor="text1"/>
         </w:rPr>
-        <w:t>nodetype</w:t>
-      </w:r>
-      <w:proofErr w:type="spellEnd"/>
+        <w:t xml:space="preserve"> </w:t>
+      </w:r>
       <w:r>
         <w:rPr>
           <w:bCs/>
           <w:color w:val="000000" w:themeColor="text1"/>
         </w:rPr>
-        <w:t xml:space="preserve"> = SET)</w:t>
+        <w:t xml:space="preserve">node_type </w:t>
+      </w:r>
+      <w:r>
+        <w:rPr>
+          <w:bCs/>
+          <w:color w:val="000000" w:themeColor="text1"/>
+        </w:rPr>
+        <w:t>= SET)</w:t>
       </w:r>
     </w:p>
     <w:p>
@@ -25623,7 +25402,6 @@
           <w:bCs/>
           <w:color w:val="000000" w:themeColor="text1"/>
         </w:rPr>
-        <w:lastRenderedPageBreak/>
         <w:tab/>
       </w:r>
       <w:r>
@@ -25674,7 +25452,14 @@
           <w:color w:val="000000" w:themeColor="text1"/>
         </w:rPr>
         <w:tab/>
-        <w:t>else ERROR</w:t>
+        <w:t xml:space="preserve">else </w:t>
+      </w:r>
+      <w:r>
+        <w:rPr>
+          <w:bCs/>
+          <w:color w:val="000000" w:themeColor="text1"/>
+        </w:rPr>
+        <w:t>INVALID_OP</w:t>
       </w:r>
     </w:p>
     <w:p>
@@ -25744,6 +25529,687 @@
         <w:tab/>
         <w:t>end if</w:t>
       </w:r>
+    </w:p>
+    <w:p>
+      <w:pPr>
+        <w:pStyle w:val="Prrafodelista"/>
+        <w:ind w:left="0"/>
+        <w:jc w:val="both"/>
+        <w:rPr>
+          <w:bCs/>
+          <w:color w:val="000000" w:themeColor="text1"/>
+        </w:rPr>
+      </w:pPr>
+      <w:r>
+        <w:rPr>
+          <w:bCs/>
+          <w:color w:val="000000" w:themeColor="text1"/>
+        </w:rPr>
+        <w:t>Predicate: &lt;exp</w:t>
+      </w:r>
+      <w:proofErr w:type="gramStart"/>
+      <w:r>
+        <w:rPr>
+          <w:bCs/>
+          <w:color w:val="000000" w:themeColor="text1"/>
+        </w:rPr>
+        <w:t>&gt;[</w:t>
+      </w:r>
+      <w:proofErr w:type="gramEnd"/>
+      <w:r>
+        <w:rPr>
+          <w:bCs/>
+          <w:color w:val="000000" w:themeColor="text1"/>
+        </w:rPr>
+        <w:t>0].actual_type == SET</w:t>
+      </w:r>
+    </w:p>
+    <w:p>
+      <w:pPr>
+        <w:pStyle w:val="Prrafodelista"/>
+        <w:ind w:left="0"/>
+        <w:jc w:val="both"/>
+        <w:rPr>
+          <w:bCs/>
+          <w:color w:val="000000" w:themeColor="text1"/>
+        </w:rPr>
+      </w:pPr>
+    </w:p>
+    <w:p>
+      <w:pPr>
+        <w:pStyle w:val="Prrafodelista"/>
+        <w:ind w:left="0"/>
+        <w:jc w:val="both"/>
+        <w:rPr>
+          <w:bCs/>
+          <w:color w:val="000000" w:themeColor="text1"/>
+          <w:u w:val="single"/>
+        </w:rPr>
+      </w:pPr>
+      <w:r>
+        <w:rPr>
+          <w:bCs/>
+          <w:color w:val="000000" w:themeColor="text1"/>
+          <w:u w:val="single"/>
+          <w:lang w:val="es-AR"/>
+        </w:rPr>
+        <w:t>Diferencia</w:t>
+      </w:r>
+      <w:r>
+        <w:rPr>
+          <w:bCs/>
+          <w:color w:val="000000" w:themeColor="text1"/>
+          <w:u w:val="single"/>
+        </w:rPr>
+        <w:t>:</w:t>
+      </w:r>
+    </w:p>
+    <w:p>
+      <w:pPr>
+        <w:pStyle w:val="Prrafodelista"/>
+        <w:ind w:left="0"/>
+        <w:jc w:val="both"/>
+        <w:rPr>
+          <w:bCs/>
+          <w:color w:val="000000" w:themeColor="text1"/>
+        </w:rPr>
+      </w:pPr>
+      <w:r>
+        <w:rPr>
+          <w:bCs/>
+          <w:color w:val="000000" w:themeColor="text1"/>
+        </w:rPr>
+        <w:t>Syntax rule: &lt;exp</w:t>
+      </w:r>
+      <w:proofErr w:type="gramStart"/>
+      <w:r>
+        <w:rPr>
+          <w:bCs/>
+          <w:color w:val="000000" w:themeColor="text1"/>
+        </w:rPr>
+        <w:t>&gt;</w:t>
+      </w:r>
+      <w:r>
+        <w:rPr>
+          <w:bCs/>
+          <w:color w:val="000000" w:themeColor="text1"/>
+        </w:rPr>
+        <w:t>[</w:t>
+      </w:r>
+      <w:proofErr w:type="gramEnd"/>
+      <w:r>
+        <w:rPr>
+          <w:bCs/>
+          <w:color w:val="000000" w:themeColor="text1"/>
+        </w:rPr>
+        <w:t>0]</w:t>
+      </w:r>
+      <w:r>
+        <w:rPr>
+          <w:bCs/>
+          <w:color w:val="000000" w:themeColor="text1"/>
+        </w:rPr>
+        <w:t xml:space="preserve"> -&gt; &lt;exp&gt;</w:t>
+      </w:r>
+      <w:r>
+        <w:rPr>
+          <w:bCs/>
+          <w:color w:val="000000" w:themeColor="text1"/>
+        </w:rPr>
+        <w:t>[1]</w:t>
+      </w:r>
+      <w:r>
+        <w:rPr>
+          <w:bCs/>
+          <w:color w:val="000000" w:themeColor="text1"/>
+        </w:rPr>
+        <w:t xml:space="preserve"> </w:t>
+      </w:r>
+      <w:r>
+        <w:rPr>
+          <w:bCs/>
+          <w:color w:val="000000" w:themeColor="text1"/>
+        </w:rPr>
+        <w:t>&amp;</w:t>
+      </w:r>
+      <w:r>
+        <w:rPr>
+          <w:bCs/>
+          <w:color w:val="000000" w:themeColor="text1"/>
+        </w:rPr>
+        <w:t>!</w:t>
+      </w:r>
+      <w:r>
+        <w:rPr>
+          <w:bCs/>
+          <w:color w:val="000000" w:themeColor="text1"/>
+        </w:rPr>
+        <w:t xml:space="preserve"> &lt;exp</w:t>
+      </w:r>
+      <w:proofErr w:type="gramStart"/>
+      <w:r>
+        <w:rPr>
+          <w:bCs/>
+          <w:color w:val="000000" w:themeColor="text1"/>
+        </w:rPr>
+        <w:t>&gt;</w:t>
+      </w:r>
+      <w:r>
+        <w:rPr>
+          <w:bCs/>
+          <w:color w:val="000000" w:themeColor="text1"/>
+        </w:rPr>
+        <w:t>[</w:t>
+      </w:r>
+      <w:proofErr w:type="gramEnd"/>
+      <w:r>
+        <w:rPr>
+          <w:bCs/>
+          <w:color w:val="000000" w:themeColor="text1"/>
+        </w:rPr>
+        <w:t>2]</w:t>
+      </w:r>
+    </w:p>
+    <w:p>
+      <w:pPr>
+        <w:pStyle w:val="Prrafodelista"/>
+        <w:ind w:left="0"/>
+        <w:jc w:val="both"/>
+        <w:rPr>
+          <w:bCs/>
+          <w:color w:val="000000" w:themeColor="text1"/>
+        </w:rPr>
+      </w:pPr>
+      <w:r>
+        <w:rPr>
+          <w:bCs/>
+          <w:color w:val="000000" w:themeColor="text1"/>
+        </w:rPr>
+        <w:t>Semantic rule: &lt;exp</w:t>
+      </w:r>
+      <w:proofErr w:type="gramStart"/>
+      <w:r>
+        <w:rPr>
+          <w:bCs/>
+          <w:color w:val="000000" w:themeColor="text1"/>
+        </w:rPr>
+        <w:t>&gt;</w:t>
+      </w:r>
+      <w:r>
+        <w:rPr>
+          <w:bCs/>
+          <w:color w:val="000000" w:themeColor="text1"/>
+        </w:rPr>
+        <w:t>[</w:t>
+      </w:r>
+      <w:proofErr w:type="gramEnd"/>
+      <w:r>
+        <w:rPr>
+          <w:bCs/>
+          <w:color w:val="000000" w:themeColor="text1"/>
+        </w:rPr>
+        <w:t>0]</w:t>
+      </w:r>
+      <w:r>
+        <w:rPr>
+          <w:bCs/>
+          <w:color w:val="000000" w:themeColor="text1"/>
+        </w:rPr>
+        <w:t>.actual_type</w:t>
+      </w:r>
+      <w:r>
+        <w:rPr>
+          <w:bCs/>
+          <w:color w:val="000000" w:themeColor="text1"/>
+        </w:rPr>
+        <w:t xml:space="preserve"> </w:t>
+      </w:r>
+      <w:r>
+        <w:rPr>
+          <w:bCs/>
+          <w:color w:val="000000" w:themeColor="text1"/>
+        </w:rPr>
+        <w:t>&lt;-</w:t>
+      </w:r>
+      <w:r>
+        <w:rPr>
+          <w:bCs/>
+          <w:color w:val="000000" w:themeColor="text1"/>
+        </w:rPr>
+        <w:t xml:space="preserve"> </w:t>
+      </w:r>
+    </w:p>
+    <w:p>
+      <w:pPr>
+        <w:pStyle w:val="Prrafodelista"/>
+        <w:ind w:left="0"/>
+        <w:jc w:val="both"/>
+        <w:rPr>
+          <w:bCs/>
+          <w:color w:val="000000" w:themeColor="text1"/>
+        </w:rPr>
+      </w:pPr>
+      <w:r>
+        <w:rPr>
+          <w:bCs/>
+          <w:color w:val="000000" w:themeColor="text1"/>
+        </w:rPr>
+        <w:tab/>
+      </w:r>
+      <w:r>
+        <w:rPr>
+          <w:bCs/>
+          <w:color w:val="000000" w:themeColor="text1"/>
+        </w:rPr>
+        <w:tab/>
+      </w:r>
+      <w:r>
+        <w:rPr>
+          <w:bCs/>
+          <w:color w:val="000000" w:themeColor="text1"/>
+        </w:rPr>
+        <w:tab/>
+      </w:r>
+      <w:r>
+        <w:rPr>
+          <w:bCs/>
+          <w:color w:val="000000" w:themeColor="text1"/>
+        </w:rPr>
+        <w:tab/>
+      </w:r>
+      <w:r>
+        <w:rPr>
+          <w:bCs/>
+          <w:color w:val="000000" w:themeColor="text1"/>
+        </w:rPr>
+        <w:tab/>
+      </w:r>
+      <w:r>
+        <w:rPr>
+          <w:bCs/>
+          <w:color w:val="000000" w:themeColor="text1"/>
+        </w:rPr>
+        <w:tab/>
+      </w:r>
+      <w:r>
+        <w:rPr>
+          <w:bCs/>
+          <w:color w:val="000000" w:themeColor="text1"/>
+        </w:rPr>
+        <w:tab/>
+      </w:r>
+      <w:r>
+        <w:rPr>
+          <w:bCs/>
+          <w:color w:val="000000" w:themeColor="text1"/>
+        </w:rPr>
+        <w:tab/>
+        <w:t>If (&lt;exp</w:t>
+      </w:r>
+      <w:proofErr w:type="gramStart"/>
+      <w:r>
+        <w:rPr>
+          <w:bCs/>
+          <w:color w:val="000000" w:themeColor="text1"/>
+        </w:rPr>
+        <w:t>&gt;</w:t>
+      </w:r>
+      <w:r>
+        <w:rPr>
+          <w:bCs/>
+          <w:color w:val="000000" w:themeColor="text1"/>
+        </w:rPr>
+        <w:t>[</w:t>
+      </w:r>
+      <w:proofErr w:type="gramEnd"/>
+      <w:r>
+        <w:rPr>
+          <w:bCs/>
+          <w:color w:val="000000" w:themeColor="text1"/>
+        </w:rPr>
+        <w:t>1]</w:t>
+      </w:r>
+      <w:r>
+        <w:rPr>
+          <w:bCs/>
+          <w:color w:val="000000" w:themeColor="text1"/>
+        </w:rPr>
+        <w:t>.</w:t>
+      </w:r>
+      <w:r>
+        <w:rPr>
+          <w:bCs/>
+          <w:color w:val="000000" w:themeColor="text1"/>
+        </w:rPr>
+        <w:t xml:space="preserve"> </w:t>
+      </w:r>
+      <w:r>
+        <w:rPr>
+          <w:bCs/>
+          <w:color w:val="000000" w:themeColor="text1"/>
+        </w:rPr>
+        <w:t xml:space="preserve">node_type </w:t>
+      </w:r>
+      <w:r>
+        <w:rPr>
+          <w:bCs/>
+          <w:color w:val="000000" w:themeColor="text1"/>
+        </w:rPr>
+        <w:t>= SET) and (&lt;exp</w:t>
+      </w:r>
+      <w:proofErr w:type="gramStart"/>
+      <w:r>
+        <w:rPr>
+          <w:bCs/>
+          <w:color w:val="000000" w:themeColor="text1"/>
+        </w:rPr>
+        <w:t>&gt;</w:t>
+      </w:r>
+      <w:r>
+        <w:rPr>
+          <w:bCs/>
+          <w:color w:val="000000" w:themeColor="text1"/>
+        </w:rPr>
+        <w:t>[</w:t>
+      </w:r>
+      <w:proofErr w:type="gramEnd"/>
+      <w:r>
+        <w:rPr>
+          <w:bCs/>
+          <w:color w:val="000000" w:themeColor="text1"/>
+        </w:rPr>
+        <w:t>2]</w:t>
+      </w:r>
+      <w:r>
+        <w:rPr>
+          <w:bCs/>
+          <w:color w:val="000000" w:themeColor="text1"/>
+        </w:rPr>
+        <w:t>.</w:t>
+      </w:r>
+      <w:r>
+        <w:rPr>
+          <w:bCs/>
+          <w:color w:val="000000" w:themeColor="text1"/>
+        </w:rPr>
+        <w:t xml:space="preserve"> </w:t>
+      </w:r>
+      <w:r>
+        <w:rPr>
+          <w:bCs/>
+          <w:color w:val="000000" w:themeColor="text1"/>
+        </w:rPr>
+        <w:t xml:space="preserve">node_type </w:t>
+      </w:r>
+      <w:r>
+        <w:rPr>
+          <w:bCs/>
+          <w:color w:val="000000" w:themeColor="text1"/>
+        </w:rPr>
+        <w:t>= SET)</w:t>
+      </w:r>
+    </w:p>
+    <w:p>
+      <w:pPr>
+        <w:pStyle w:val="Prrafodelista"/>
+        <w:ind w:left="0"/>
+        <w:jc w:val="both"/>
+        <w:rPr>
+          <w:bCs/>
+          <w:color w:val="000000" w:themeColor="text1"/>
+        </w:rPr>
+      </w:pPr>
+      <w:r>
+        <w:rPr>
+          <w:bCs/>
+          <w:color w:val="000000" w:themeColor="text1"/>
+        </w:rPr>
+        <w:tab/>
+      </w:r>
+      <w:r>
+        <w:rPr>
+          <w:bCs/>
+          <w:color w:val="000000" w:themeColor="text1"/>
+        </w:rPr>
+        <w:tab/>
+      </w:r>
+      <w:r>
+        <w:rPr>
+          <w:bCs/>
+          <w:color w:val="000000" w:themeColor="text1"/>
+        </w:rPr>
+        <w:tab/>
+      </w:r>
+      <w:r>
+        <w:rPr>
+          <w:bCs/>
+          <w:color w:val="000000" w:themeColor="text1"/>
+        </w:rPr>
+        <w:tab/>
+      </w:r>
+      <w:r>
+        <w:rPr>
+          <w:bCs/>
+          <w:color w:val="000000" w:themeColor="text1"/>
+        </w:rPr>
+        <w:tab/>
+      </w:r>
+      <w:r>
+        <w:rPr>
+          <w:bCs/>
+          <w:color w:val="000000" w:themeColor="text1"/>
+        </w:rPr>
+        <w:tab/>
+      </w:r>
+      <w:r>
+        <w:rPr>
+          <w:bCs/>
+          <w:color w:val="000000" w:themeColor="text1"/>
+        </w:rPr>
+        <w:tab/>
+      </w:r>
+      <w:r>
+        <w:rPr>
+          <w:bCs/>
+          <w:color w:val="000000" w:themeColor="text1"/>
+        </w:rPr>
+        <w:tab/>
+      </w:r>
+      <w:r>
+        <w:rPr>
+          <w:bCs/>
+          <w:color w:val="000000" w:themeColor="text1"/>
+        </w:rPr>
+        <w:t>then SET</w:t>
+      </w:r>
+    </w:p>
+    <w:p>
+      <w:pPr>
+        <w:pStyle w:val="Prrafodelista"/>
+        <w:ind w:left="0"/>
+        <w:jc w:val="both"/>
+        <w:rPr>
+          <w:bCs/>
+          <w:color w:val="000000" w:themeColor="text1"/>
+        </w:rPr>
+      </w:pPr>
+      <w:r>
+        <w:rPr>
+          <w:bCs/>
+          <w:color w:val="000000" w:themeColor="text1"/>
+        </w:rPr>
+        <w:tab/>
+      </w:r>
+      <w:r>
+        <w:rPr>
+          <w:bCs/>
+          <w:color w:val="000000" w:themeColor="text1"/>
+        </w:rPr>
+        <w:tab/>
+      </w:r>
+      <w:r>
+        <w:rPr>
+          <w:bCs/>
+          <w:color w:val="000000" w:themeColor="text1"/>
+        </w:rPr>
+        <w:tab/>
+      </w:r>
+      <w:r>
+        <w:rPr>
+          <w:bCs/>
+          <w:color w:val="000000" w:themeColor="text1"/>
+        </w:rPr>
+        <w:tab/>
+      </w:r>
+      <w:r>
+        <w:rPr>
+          <w:bCs/>
+          <w:color w:val="000000" w:themeColor="text1"/>
+        </w:rPr>
+        <w:tab/>
+      </w:r>
+      <w:r>
+        <w:rPr>
+          <w:bCs/>
+          <w:color w:val="000000" w:themeColor="text1"/>
+        </w:rPr>
+        <w:tab/>
+      </w:r>
+      <w:r>
+        <w:rPr>
+          <w:bCs/>
+          <w:color w:val="000000" w:themeColor="text1"/>
+        </w:rPr>
+        <w:tab/>
+      </w:r>
+      <w:r>
+        <w:rPr>
+          <w:bCs/>
+          <w:color w:val="000000" w:themeColor="text1"/>
+        </w:rPr>
+        <w:tab/>
+        <w:t xml:space="preserve">else </w:t>
+      </w:r>
+      <w:r>
+        <w:rPr>
+          <w:bCs/>
+          <w:color w:val="000000" w:themeColor="text1"/>
+        </w:rPr>
+        <w:t>INVALID_OP</w:t>
+      </w:r>
+    </w:p>
+    <w:p>
+      <w:pPr>
+        <w:pStyle w:val="Prrafodelista"/>
+        <w:ind w:left="0"/>
+        <w:jc w:val="both"/>
+        <w:rPr>
+          <w:bCs/>
+          <w:color w:val="000000" w:themeColor="text1"/>
+        </w:rPr>
+      </w:pPr>
+      <w:r>
+        <w:rPr>
+          <w:bCs/>
+          <w:color w:val="000000" w:themeColor="text1"/>
+        </w:rPr>
+        <w:tab/>
+      </w:r>
+      <w:r>
+        <w:rPr>
+          <w:bCs/>
+          <w:color w:val="000000" w:themeColor="text1"/>
+        </w:rPr>
+        <w:tab/>
+      </w:r>
+      <w:r>
+        <w:rPr>
+          <w:bCs/>
+          <w:color w:val="000000" w:themeColor="text1"/>
+        </w:rPr>
+        <w:tab/>
+      </w:r>
+      <w:r>
+        <w:rPr>
+          <w:bCs/>
+          <w:color w:val="000000" w:themeColor="text1"/>
+        </w:rPr>
+        <w:tab/>
+      </w:r>
+      <w:r>
+        <w:rPr>
+          <w:bCs/>
+          <w:color w:val="000000" w:themeColor="text1"/>
+        </w:rPr>
+        <w:tab/>
+      </w:r>
+      <w:r>
+        <w:rPr>
+          <w:bCs/>
+          <w:color w:val="000000" w:themeColor="text1"/>
+        </w:rPr>
+        <w:tab/>
+      </w:r>
+      <w:r>
+        <w:rPr>
+          <w:bCs/>
+          <w:color w:val="000000" w:themeColor="text1"/>
+        </w:rPr>
+        <w:tab/>
+      </w:r>
+      <w:r>
+        <w:rPr>
+          <w:bCs/>
+          <w:color w:val="000000" w:themeColor="text1"/>
+        </w:rPr>
+        <w:tab/>
+        <w:t>end if</w:t>
+      </w:r>
+    </w:p>
+    <w:p>
+      <w:pPr>
+        <w:pStyle w:val="Prrafodelista"/>
+        <w:ind w:left="0"/>
+        <w:jc w:val="both"/>
+        <w:rPr>
+          <w:bCs/>
+          <w:color w:val="000000" w:themeColor="text1"/>
+        </w:rPr>
+      </w:pPr>
+      <w:r>
+        <w:rPr>
+          <w:bCs/>
+          <w:color w:val="000000" w:themeColor="text1"/>
+        </w:rPr>
+        <w:t>Predicate: &lt;exp</w:t>
+      </w:r>
+      <w:proofErr w:type="gramStart"/>
+      <w:r>
+        <w:rPr>
+          <w:bCs/>
+          <w:color w:val="000000" w:themeColor="text1"/>
+        </w:rPr>
+        <w:t>&gt;[</w:t>
+      </w:r>
+      <w:proofErr w:type="gramEnd"/>
+      <w:r>
+        <w:rPr>
+          <w:bCs/>
+          <w:color w:val="000000" w:themeColor="text1"/>
+        </w:rPr>
+        <w:t>0].actual_type == SET</w:t>
+      </w:r>
+    </w:p>
+    <w:p>
+      <w:pPr>
+        <w:pStyle w:val="Prrafodelista"/>
+        <w:ind w:left="0"/>
+        <w:jc w:val="both"/>
+        <w:rPr>
+          <w:bCs/>
+          <w:color w:val="000000" w:themeColor="text1"/>
+        </w:rPr>
+      </w:pPr>
     </w:p>
     <w:p>
       <w:pPr>
@@ -26190,14 +26656,12 @@
         </w:rPr>
         <w:t xml:space="preserve"> </w:t>
       </w:r>
-      <w:proofErr w:type="spellStart"/>
       <w:r>
         <w:rPr>
           <w:lang w:val="es-AR"/>
         </w:rPr>
         <w:t>Else</w:t>
       </w:r>
-      <w:proofErr w:type="spellEnd"/>
       <w:r>
         <w:rPr>
           <w:lang w:val="es-AR"/>
@@ -26362,7 +26826,6 @@
           <w:b/>
           <w:lang w:val="es-AR"/>
         </w:rPr>
-        <w:lastRenderedPageBreak/>
         <w:t xml:space="preserve">Semántica </w:t>
       </w:r>
       <w:proofErr w:type="spellStart"/>
@@ -26489,12 +26952,14 @@
         </w:rPr>
         <w:t xml:space="preserve"> con semántica </w:t>
       </w:r>
+      <w:proofErr w:type="spellStart"/>
       <w:r>
         <w:rPr>
           <w:lang w:val="es-ES"/>
         </w:rPr>
         <w:t>denotacional</w:t>
       </w:r>
+      <w:proofErr w:type="spellEnd"/>
     </w:p>
     <w:p>
       <w:pPr>
@@ -26803,6 +27268,7 @@
         <w:rPr>
           <w:lang w:val="es-ES"/>
         </w:rPr>
+        <w:lastRenderedPageBreak/>
         <w:t>---&gt;Analizadores Descendentes Recursivos</w:t>
       </w:r>
     </w:p>
@@ -27177,7 +27643,6 @@
         <w:rPr>
           <w:lang w:val="es-ES"/>
         </w:rPr>
-        <w:lastRenderedPageBreak/>
         <w:t xml:space="preserve">--&gt;Tabla de símbolos, definición </w:t>
       </w:r>
       <w:r>
@@ -27543,6 +28008,7 @@
         <w:rPr>
           <w:lang w:val="es-ES"/>
         </w:rPr>
+        <w:lastRenderedPageBreak/>
         <w:t>--&gt;Explicar y mostrar la implementación de las asignaciones y expresiones de Aleph</w:t>
       </w:r>
     </w:p>
@@ -27779,7 +28245,7 @@
 </file>
 
 <file path=word/endnotes.xml><?xml version="1.0" encoding="utf-8"?>
-<w:endnotes xmlns:wpc="http://schemas.microsoft.com/office/word/2010/wordprocessingCanvas" xmlns:cx="http://schemas.microsoft.com/office/drawing/2014/chartex" xmlns:cx1="http://schemas.microsoft.com/office/drawing/2015/9/8/chartex" xmlns:cx2="http://schemas.microsoft.com/office/drawing/2015/10/21/chartex" xmlns:cx3="http://schemas.microsoft.com/office/drawing/2016/5/9/chartex" xmlns:cx4="http://schemas.microsoft.com/office/drawing/2016/5/10/chartex" xmlns:cx5="http://schemas.microsoft.com/office/drawing/2016/5/11/chartex" xmlns:cx6="http://schemas.microsoft.com/office/drawing/2016/5/12/chartex" xmlns:cx7="http://schemas.microsoft.com/office/drawing/2016/5/13/chartex" xmlns:cx8="http://schemas.microsoft.com/office/drawing/2016/5/14/chartex" xmlns:mc="http://schemas.openxmlformats.org/markup-compatibility/2006" xmlns:aink="http://schemas.microsoft.com/office/drawing/2016/ink" xmlns:am3d="http://schemas.microsoft.com/office/drawing/2017/model3d" xmlns:o="urn:schemas-microsoft-com:office:office" xmlns:r="http://schemas.openxmlformats.org/officeDocument/2006/relationships" xmlns:m="http://schemas.openxmlformats.org/officeDocument/2006/math" xmlns:v="urn:schemas-microsoft-com:vml" xmlns:wp14="http://schemas.microsoft.com/office/word/2010/wordprocessingDrawing" xmlns:wp="http://schemas.openxmlformats.org/drawingml/2006/wordprocessingDrawing" xmlns:w10="urn:schemas-microsoft-com:office:word" xmlns:w="http://schemas.openxmlformats.org/wordprocessingml/2006/main" xmlns:w14="http://schemas.microsoft.com/office/word/2010/wordml" xmlns:w15="http://schemas.microsoft.com/office/word/2012/wordml" xmlns:w16cex="http://schemas.microsoft.com/office/word/2018/wordml/cex" xmlns:w16cid="http://schemas.microsoft.com/office/word/2016/wordml/cid" xmlns:w16="http://schemas.microsoft.com/office/word/2018/wordml" xmlns:w16sdtdh="http://schemas.microsoft.com/office/word/2020/wordml/sdtdatahash" xmlns:w16se="http://schemas.microsoft.com/office/word/2015/wordml/symex" xmlns:wpg="http://schemas.microsoft.com/office/word/2010/wordprocessingGroup" xmlns:wpi="http://schemas.microsoft.com/office/word/2010/wordprocessingInk" xmlns:wne="http://schemas.microsoft.com/office/word/2006/wordml" xmlns:wps="http://schemas.microsoft.com/office/word/2010/wordprocessingShape" mc:Ignorable="w14 w15 w16se w16cid w16 w16cex w16sdtdh wp14">
+<w:endnotes xmlns:wpc="http://schemas.microsoft.com/office/word/2010/wordprocessingCanvas" xmlns:cx="http://schemas.microsoft.com/office/drawing/2014/chartex" xmlns:cx1="http://schemas.microsoft.com/office/drawing/2015/9/8/chartex" xmlns:cx2="http://schemas.microsoft.com/office/drawing/2015/10/21/chartex" xmlns:cx3="http://schemas.microsoft.com/office/drawing/2016/5/9/chartex" xmlns:cx4="http://schemas.microsoft.com/office/drawing/2016/5/10/chartex" xmlns:cx5="http://schemas.microsoft.com/office/drawing/2016/5/11/chartex" xmlns:cx6="http://schemas.microsoft.com/office/drawing/2016/5/12/chartex" xmlns:cx7="http://schemas.microsoft.com/office/drawing/2016/5/13/chartex" xmlns:cx8="http://schemas.microsoft.com/office/drawing/2016/5/14/chartex" xmlns:mc="http://schemas.openxmlformats.org/markup-compatibility/2006" xmlns:aink="http://schemas.microsoft.com/office/drawing/2016/ink" xmlns:am3d="http://schemas.microsoft.com/office/drawing/2017/model3d" xmlns:o="urn:schemas-microsoft-com:office:office" xmlns:oel="http://schemas.microsoft.com/office/2019/extlst" xmlns:r="http://schemas.openxmlformats.org/officeDocument/2006/relationships" xmlns:m="http://schemas.openxmlformats.org/officeDocument/2006/math" xmlns:v="urn:schemas-microsoft-com:vml" xmlns:wp14="http://schemas.microsoft.com/office/word/2010/wordprocessingDrawing" xmlns:wp="http://schemas.openxmlformats.org/drawingml/2006/wordprocessingDrawing" xmlns:w10="urn:schemas-microsoft-com:office:word" xmlns:w="http://schemas.openxmlformats.org/wordprocessingml/2006/main" xmlns:w14="http://schemas.microsoft.com/office/word/2010/wordml" xmlns:w15="http://schemas.microsoft.com/office/word/2012/wordml" xmlns:w16cex="http://schemas.microsoft.com/office/word/2018/wordml/cex" xmlns:w16cid="http://schemas.microsoft.com/office/word/2016/wordml/cid" xmlns:w16="http://schemas.microsoft.com/office/word/2018/wordml" xmlns:w16sdtdh="http://schemas.microsoft.com/office/word/2020/wordml/sdtdatahash" xmlns:w16se="http://schemas.microsoft.com/office/word/2015/wordml/symex" xmlns:wpg="http://schemas.microsoft.com/office/word/2010/wordprocessingGroup" xmlns:wpi="http://schemas.microsoft.com/office/word/2010/wordprocessingInk" xmlns:wne="http://schemas.microsoft.com/office/word/2006/wordml" xmlns:wps="http://schemas.microsoft.com/office/word/2010/wordprocessingShape" mc:Ignorable="w14 w15 w16se w16cid w16 w16cex w16sdtdh wp14">
   <w:endnote w:type="separator" w:id="-1">
     <w:p>
       <w:pPr>
@@ -27804,7 +28270,7 @@
 </file>
 
 <file path=word/footnotes.xml><?xml version="1.0" encoding="utf-8"?>
-<w:footnotes xmlns:wpc="http://schemas.microsoft.com/office/word/2010/wordprocessingCanvas" xmlns:cx="http://schemas.microsoft.com/office/drawing/2014/chartex" xmlns:cx1="http://schemas.microsoft.com/office/drawing/2015/9/8/chartex" xmlns:cx2="http://schemas.microsoft.com/office/drawing/2015/10/21/chartex" xmlns:cx3="http://schemas.microsoft.com/office/drawing/2016/5/9/chartex" xmlns:cx4="http://schemas.microsoft.com/office/drawing/2016/5/10/chartex" xmlns:cx5="http://schemas.microsoft.com/office/drawing/2016/5/11/chartex" xmlns:cx6="http://schemas.microsoft.com/office/drawing/2016/5/12/chartex" xmlns:cx7="http://schemas.microsoft.com/office/drawing/2016/5/13/chartex" xmlns:cx8="http://schemas.microsoft.com/office/drawing/2016/5/14/chartex" xmlns:mc="http://schemas.openxmlformats.org/markup-compatibility/2006" xmlns:aink="http://schemas.microsoft.com/office/drawing/2016/ink" xmlns:am3d="http://schemas.microsoft.com/office/drawing/2017/model3d" xmlns:o="urn:schemas-microsoft-com:office:office" xmlns:r="http://schemas.openxmlformats.org/officeDocument/2006/relationships" xmlns:m="http://schemas.openxmlformats.org/officeDocument/2006/math" xmlns:v="urn:schemas-microsoft-com:vml" xmlns:wp14="http://schemas.microsoft.com/office/word/2010/wordprocessingDrawing" xmlns:wp="http://schemas.openxmlformats.org/drawingml/2006/wordprocessingDrawing" xmlns:w10="urn:schemas-microsoft-com:office:word" xmlns:w="http://schemas.openxmlformats.org/wordprocessingml/2006/main" xmlns:w14="http://schemas.microsoft.com/office/word/2010/wordml" xmlns:w15="http://schemas.microsoft.com/office/word/2012/wordml" xmlns:w16cex="http://schemas.microsoft.com/office/word/2018/wordml/cex" xmlns:w16cid="http://schemas.microsoft.com/office/word/2016/wordml/cid" xmlns:w16="http://schemas.microsoft.com/office/word/2018/wordml" xmlns:w16sdtdh="http://schemas.microsoft.com/office/word/2020/wordml/sdtdatahash" xmlns:w16se="http://schemas.microsoft.com/office/word/2015/wordml/symex" xmlns:wpg="http://schemas.microsoft.com/office/word/2010/wordprocessingGroup" xmlns:wpi="http://schemas.microsoft.com/office/word/2010/wordprocessingInk" xmlns:wne="http://schemas.microsoft.com/office/word/2006/wordml" xmlns:wps="http://schemas.microsoft.com/office/word/2010/wordprocessingShape" mc:Ignorable="w14 w15 w16se w16cid w16 w16cex w16sdtdh wp14">
+<w:footnotes xmlns:wpc="http://schemas.microsoft.com/office/word/2010/wordprocessingCanvas" xmlns:cx="http://schemas.microsoft.com/office/drawing/2014/chartex" xmlns:cx1="http://schemas.microsoft.com/office/drawing/2015/9/8/chartex" xmlns:cx2="http://schemas.microsoft.com/office/drawing/2015/10/21/chartex" xmlns:cx3="http://schemas.microsoft.com/office/drawing/2016/5/9/chartex" xmlns:cx4="http://schemas.microsoft.com/office/drawing/2016/5/10/chartex" xmlns:cx5="http://schemas.microsoft.com/office/drawing/2016/5/11/chartex" xmlns:cx6="http://schemas.microsoft.com/office/drawing/2016/5/12/chartex" xmlns:cx7="http://schemas.microsoft.com/office/drawing/2016/5/13/chartex" xmlns:cx8="http://schemas.microsoft.com/office/drawing/2016/5/14/chartex" xmlns:mc="http://schemas.openxmlformats.org/markup-compatibility/2006" xmlns:aink="http://schemas.microsoft.com/office/drawing/2016/ink" xmlns:am3d="http://schemas.microsoft.com/office/drawing/2017/model3d" xmlns:o="urn:schemas-microsoft-com:office:office" xmlns:oel="http://schemas.microsoft.com/office/2019/extlst" xmlns:r="http://schemas.openxmlformats.org/officeDocument/2006/relationships" xmlns:m="http://schemas.openxmlformats.org/officeDocument/2006/math" xmlns:v="urn:schemas-microsoft-com:vml" xmlns:wp14="http://schemas.microsoft.com/office/word/2010/wordprocessingDrawing" xmlns:wp="http://schemas.openxmlformats.org/drawingml/2006/wordprocessingDrawing" xmlns:w10="urn:schemas-microsoft-com:office:word" xmlns:w="http://schemas.openxmlformats.org/wordprocessingml/2006/main" xmlns:w14="http://schemas.microsoft.com/office/word/2010/wordml" xmlns:w15="http://schemas.microsoft.com/office/word/2012/wordml" xmlns:w16cex="http://schemas.microsoft.com/office/word/2018/wordml/cex" xmlns:w16cid="http://schemas.microsoft.com/office/word/2016/wordml/cid" xmlns:w16="http://schemas.microsoft.com/office/word/2018/wordml" xmlns:w16sdtdh="http://schemas.microsoft.com/office/word/2020/wordml/sdtdatahash" xmlns:w16se="http://schemas.microsoft.com/office/word/2015/wordml/symex" xmlns:wpg="http://schemas.microsoft.com/office/word/2010/wordprocessingGroup" xmlns:wpi="http://schemas.microsoft.com/office/word/2010/wordprocessingInk" xmlns:wne="http://schemas.microsoft.com/office/word/2006/wordml" xmlns:wps="http://schemas.microsoft.com/office/word/2010/wordprocessingShape" mc:Ignorable="w14 w15 w16se w16cid w16 w16cex w16sdtdh wp14">
   <w:footnote w:type="separator" w:id="-1">
     <w:p>
       <w:pPr>
@@ -27829,7 +28295,7 @@
 </file>
 
 <file path=word/numbering.xml><?xml version="1.0" encoding="utf-8"?>
-<w:numbering xmlns:wpc="http://schemas.microsoft.com/office/word/2010/wordprocessingCanvas" xmlns:cx="http://schemas.microsoft.com/office/drawing/2014/chartex" xmlns:cx1="http://schemas.microsoft.com/office/drawing/2015/9/8/chartex" xmlns:cx2="http://schemas.microsoft.com/office/drawing/2015/10/21/chartex" xmlns:cx3="http://schemas.microsoft.com/office/drawing/2016/5/9/chartex" xmlns:cx4="http://schemas.microsoft.com/office/drawing/2016/5/10/chartex" xmlns:cx5="http://schemas.microsoft.com/office/drawing/2016/5/11/chartex" xmlns:cx6="http://schemas.microsoft.com/office/drawing/2016/5/12/chartex" xmlns:cx7="http://schemas.microsoft.com/office/drawing/2016/5/13/chartex" xmlns:cx8="http://schemas.microsoft.com/office/drawing/2016/5/14/chartex" xmlns:mc="http://schemas.openxmlformats.org/markup-compatibility/2006" xmlns:aink="http://schemas.microsoft.com/office/drawing/2016/ink" xmlns:am3d="http://schemas.microsoft.com/office/drawing/2017/model3d" xmlns:o="urn:schemas-microsoft-com:office:office" xmlns:r="http://schemas.openxmlformats.org/officeDocument/2006/relationships" xmlns:m="http://schemas.openxmlformats.org/officeDocument/2006/math" xmlns:v="urn:schemas-microsoft-com:vml" xmlns:wp14="http://schemas.microsoft.com/office/word/2010/wordprocessingDrawing" xmlns:wp="http://schemas.openxmlformats.org/drawingml/2006/wordprocessingDrawing" xmlns:w10="urn:schemas-microsoft-com:office:word" xmlns:w="http://schemas.openxmlformats.org/wordprocessingml/2006/main" xmlns:w14="http://schemas.microsoft.com/office/word/2010/wordml" xmlns:w15="http://schemas.microsoft.com/office/word/2012/wordml" xmlns:w16cex="http://schemas.microsoft.com/office/word/2018/wordml/cex" xmlns:w16cid="http://schemas.microsoft.com/office/word/2016/wordml/cid" xmlns:w16="http://schemas.microsoft.com/office/word/2018/wordml" xmlns:w16sdtdh="http://schemas.microsoft.com/office/word/2020/wordml/sdtdatahash" xmlns:w16se="http://schemas.microsoft.com/office/word/2015/wordml/symex" xmlns:wpg="http://schemas.microsoft.com/office/word/2010/wordprocessingGroup" xmlns:wpi="http://schemas.microsoft.com/office/word/2010/wordprocessingInk" xmlns:wne="http://schemas.microsoft.com/office/word/2006/wordml" xmlns:wps="http://schemas.microsoft.com/office/word/2010/wordprocessingShape" mc:Ignorable="w14 w15 w16se w16cid w16 w16cex w16sdtdh wp14">
+<w:numbering xmlns:wpc="http://schemas.microsoft.com/office/word/2010/wordprocessingCanvas" xmlns:cx="http://schemas.microsoft.com/office/drawing/2014/chartex" xmlns:cx1="http://schemas.microsoft.com/office/drawing/2015/9/8/chartex" xmlns:cx2="http://schemas.microsoft.com/office/drawing/2015/10/21/chartex" xmlns:cx3="http://schemas.microsoft.com/office/drawing/2016/5/9/chartex" xmlns:cx4="http://schemas.microsoft.com/office/drawing/2016/5/10/chartex" xmlns:cx5="http://schemas.microsoft.com/office/drawing/2016/5/11/chartex" xmlns:cx6="http://schemas.microsoft.com/office/drawing/2016/5/12/chartex" xmlns:cx7="http://schemas.microsoft.com/office/drawing/2016/5/13/chartex" xmlns:cx8="http://schemas.microsoft.com/office/drawing/2016/5/14/chartex" xmlns:mc="http://schemas.openxmlformats.org/markup-compatibility/2006" xmlns:aink="http://schemas.microsoft.com/office/drawing/2016/ink" xmlns:am3d="http://schemas.microsoft.com/office/drawing/2017/model3d" xmlns:o="urn:schemas-microsoft-com:office:office" xmlns:oel="http://schemas.microsoft.com/office/2019/extlst" xmlns:r="http://schemas.openxmlformats.org/officeDocument/2006/relationships" xmlns:m="http://schemas.openxmlformats.org/officeDocument/2006/math" xmlns:v="urn:schemas-microsoft-com:vml" xmlns:wp14="http://schemas.microsoft.com/office/word/2010/wordprocessingDrawing" xmlns:wp="http://schemas.openxmlformats.org/drawingml/2006/wordprocessingDrawing" xmlns:w10="urn:schemas-microsoft-com:office:word" xmlns:w="http://schemas.openxmlformats.org/wordprocessingml/2006/main" xmlns:w14="http://schemas.microsoft.com/office/word/2010/wordml" xmlns:w15="http://schemas.microsoft.com/office/word/2012/wordml" xmlns:w16cex="http://schemas.microsoft.com/office/word/2018/wordml/cex" xmlns:w16cid="http://schemas.microsoft.com/office/word/2016/wordml/cid" xmlns:w16="http://schemas.microsoft.com/office/word/2018/wordml" xmlns:w16sdtdh="http://schemas.microsoft.com/office/word/2020/wordml/sdtdatahash" xmlns:w16se="http://schemas.microsoft.com/office/word/2015/wordml/symex" xmlns:wpg="http://schemas.microsoft.com/office/word/2010/wordprocessingGroup" xmlns:wpi="http://schemas.microsoft.com/office/word/2010/wordprocessingInk" xmlns:wne="http://schemas.microsoft.com/office/word/2006/wordml" xmlns:wps="http://schemas.microsoft.com/office/word/2010/wordprocessingShape" mc:Ignorable="w14 w15 w16se w16cid w16 w16cex w16sdtdh wp14">
   <w:abstractNum w:abstractNumId="0" w15:restartNumberingAfterBreak="0">
     <w:nsid w:val="02791101"/>
     <w:multiLevelType w:val="multilevel"/>
@@ -29226,22 +29692,22 @@
       </w:pPr>
     </w:lvl>
   </w:abstractNum>
-  <w:num w:numId="1">
+  <w:num w:numId="1" w16cid:durableId="1409619716">
     <w:abstractNumId w:val="9"/>
   </w:num>
-  <w:num w:numId="2">
+  <w:num w:numId="2" w16cid:durableId="704478946">
     <w:abstractNumId w:val="4"/>
   </w:num>
-  <w:num w:numId="3">
+  <w:num w:numId="3" w16cid:durableId="210966335">
     <w:abstractNumId w:val="11"/>
   </w:num>
-  <w:num w:numId="4">
+  <w:num w:numId="4" w16cid:durableId="835917679">
     <w:abstractNumId w:val="13"/>
   </w:num>
-  <w:num w:numId="5">
+  <w:num w:numId="5" w16cid:durableId="299769585">
     <w:abstractNumId w:val="3"/>
   </w:num>
-  <w:num w:numId="6">
+  <w:num w:numId="6" w16cid:durableId="1430395170">
     <w:abstractNumId w:val="9"/>
     <w:lvlOverride w:ilvl="0">
       <w:startOverride w:val="1"/>
@@ -29271,19 +29737,19 @@
       <w:startOverride w:val="1"/>
     </w:lvlOverride>
   </w:num>
-  <w:num w:numId="7">
+  <w:num w:numId="7" w16cid:durableId="1184899871">
     <w:abstractNumId w:val="12"/>
   </w:num>
-  <w:num w:numId="8">
+  <w:num w:numId="8" w16cid:durableId="1978873032">
     <w:abstractNumId w:val="5"/>
   </w:num>
-  <w:num w:numId="9">
+  <w:num w:numId="9" w16cid:durableId="959147303">
     <w:abstractNumId w:val="0"/>
   </w:num>
-  <w:num w:numId="10">
+  <w:num w:numId="10" w16cid:durableId="504831898">
     <w:abstractNumId w:val="1"/>
   </w:num>
-  <w:num w:numId="11">
+  <w:num w:numId="11" w16cid:durableId="290594965">
     <w:abstractNumId w:val="10"/>
     <w:lvlOverride w:ilvl="0">
       <w:startOverride w:val="1"/>
@@ -29313,7 +29779,7 @@
       <w:startOverride w:val="1"/>
     </w:lvlOverride>
   </w:num>
-  <w:num w:numId="12">
+  <w:num w:numId="12" w16cid:durableId="326252648">
     <w:abstractNumId w:val="11"/>
     <w:lvlOverride w:ilvl="0">
       <w:startOverride w:val="1"/>
@@ -29343,17 +29809,20 @@
       <w:startOverride w:val="1"/>
     </w:lvlOverride>
   </w:num>
-  <w:num w:numId="13">
+  <w:num w:numId="13" w16cid:durableId="610477235">
     <w:abstractNumId w:val="2"/>
   </w:num>
-  <w:num w:numId="14">
+  <w:num w:numId="14" w16cid:durableId="930091401">
     <w:abstractNumId w:val="7"/>
   </w:num>
-  <w:num w:numId="15">
+  <w:num w:numId="15" w16cid:durableId="1323005778">
     <w:abstractNumId w:val="8"/>
   </w:num>
-  <w:num w:numId="16">
+  <w:num w:numId="16" w16cid:durableId="2015573717">
     <w:abstractNumId w:val="6"/>
+  </w:num>
+  <w:num w:numId="17" w16cid:durableId="981695521">
+    <w:abstractNumId w:val="10"/>
   </w:num>
 </w:numbering>
 </file>

--- a/Avance_Colque_Fernandez.docx
+++ b/Avance_Colque_Fernandez.docx
@@ -1,6 +1,6 @@
 
 <file path=word/document.xml><?xml version="1.0" encoding="utf-8"?>
-<w:document xmlns:wpc="http://schemas.microsoft.com/office/word/2010/wordprocessingCanvas" xmlns:cx="http://schemas.microsoft.com/office/drawing/2014/chartex" xmlns:cx1="http://schemas.microsoft.com/office/drawing/2015/9/8/chartex" xmlns:cx2="http://schemas.microsoft.com/office/drawing/2015/10/21/chartex" xmlns:cx3="http://schemas.microsoft.com/office/drawing/2016/5/9/chartex" xmlns:cx4="http://schemas.microsoft.com/office/drawing/2016/5/10/chartex" xmlns:cx5="http://schemas.microsoft.com/office/drawing/2016/5/11/chartex" xmlns:cx6="http://schemas.microsoft.com/office/drawing/2016/5/12/chartex" xmlns:cx7="http://schemas.microsoft.com/office/drawing/2016/5/13/chartex" xmlns:cx8="http://schemas.microsoft.com/office/drawing/2016/5/14/chartex" xmlns:mc="http://schemas.openxmlformats.org/markup-compatibility/2006" xmlns:aink="http://schemas.microsoft.com/office/drawing/2016/ink" xmlns:am3d="http://schemas.microsoft.com/office/drawing/2017/model3d" xmlns:o="urn:schemas-microsoft-com:office:office" xmlns:oel="http://schemas.microsoft.com/office/2019/extlst" xmlns:r="http://schemas.openxmlformats.org/officeDocument/2006/relationships" xmlns:m="http://schemas.openxmlformats.org/officeDocument/2006/math" xmlns:v="urn:schemas-microsoft-com:vml" xmlns:wp14="http://schemas.microsoft.com/office/word/2010/wordprocessingDrawing" xmlns:wp="http://schemas.openxmlformats.org/drawingml/2006/wordprocessingDrawing" xmlns:w10="urn:schemas-microsoft-com:office:word" xmlns:w="http://schemas.openxmlformats.org/wordprocessingml/2006/main" xmlns:w14="http://schemas.microsoft.com/office/word/2010/wordml" xmlns:w15="http://schemas.microsoft.com/office/word/2012/wordml" xmlns:w16cex="http://schemas.microsoft.com/office/word/2018/wordml/cex" xmlns:w16cid="http://schemas.microsoft.com/office/word/2016/wordml/cid" xmlns:w16="http://schemas.microsoft.com/office/word/2018/wordml" xmlns:w16sdtdh="http://schemas.microsoft.com/office/word/2020/wordml/sdtdatahash" xmlns:w16se="http://schemas.microsoft.com/office/word/2015/wordml/symex" xmlns:wpg="http://schemas.microsoft.com/office/word/2010/wordprocessingGroup" xmlns:wpi="http://schemas.microsoft.com/office/word/2010/wordprocessingInk" xmlns:wne="http://schemas.microsoft.com/office/word/2006/wordml" xmlns:wps="http://schemas.microsoft.com/office/word/2010/wordprocessingShape" mc:Ignorable="w14 w15 w16se w16cid w16 w16cex w16sdtdh wp14">
+<w:document xmlns:wpc="http://schemas.microsoft.com/office/word/2010/wordprocessingCanvas" xmlns:cx="http://schemas.microsoft.com/office/drawing/2014/chartex" xmlns:cx1="http://schemas.microsoft.com/office/drawing/2015/9/8/chartex" xmlns:cx2="http://schemas.microsoft.com/office/drawing/2015/10/21/chartex" xmlns:cx3="http://schemas.microsoft.com/office/drawing/2016/5/9/chartex" xmlns:cx4="http://schemas.microsoft.com/office/drawing/2016/5/10/chartex" xmlns:cx5="http://schemas.microsoft.com/office/drawing/2016/5/11/chartex" xmlns:cx6="http://schemas.microsoft.com/office/drawing/2016/5/12/chartex" xmlns:cx7="http://schemas.microsoft.com/office/drawing/2016/5/13/chartex" xmlns:cx8="http://schemas.microsoft.com/office/drawing/2016/5/14/chartex" xmlns:mc="http://schemas.openxmlformats.org/markup-compatibility/2006" xmlns:aink="http://schemas.microsoft.com/office/drawing/2016/ink" xmlns:am3d="http://schemas.microsoft.com/office/drawing/2017/model3d" xmlns:o="urn:schemas-microsoft-com:office:office" xmlns:r="http://schemas.openxmlformats.org/officeDocument/2006/relationships" xmlns:m="http://schemas.openxmlformats.org/officeDocument/2006/math" xmlns:v="urn:schemas-microsoft-com:vml" xmlns:wp14="http://schemas.microsoft.com/office/word/2010/wordprocessingDrawing" xmlns:wp="http://schemas.openxmlformats.org/drawingml/2006/wordprocessingDrawing" xmlns:w10="urn:schemas-microsoft-com:office:word" xmlns:w="http://schemas.openxmlformats.org/wordprocessingml/2006/main" xmlns:w14="http://schemas.microsoft.com/office/word/2010/wordml" xmlns:w15="http://schemas.microsoft.com/office/word/2012/wordml" xmlns:w16cex="http://schemas.microsoft.com/office/word/2018/wordml/cex" xmlns:w16cid="http://schemas.microsoft.com/office/word/2016/wordml/cid" xmlns:w16="http://schemas.microsoft.com/office/word/2018/wordml" xmlns:w16sdtdh="http://schemas.microsoft.com/office/word/2020/wordml/sdtdatahash" xmlns:w16se="http://schemas.microsoft.com/office/word/2015/wordml/symex" xmlns:wpg="http://schemas.microsoft.com/office/word/2010/wordprocessingGroup" xmlns:wpi="http://schemas.microsoft.com/office/word/2010/wordprocessingInk" xmlns:wne="http://schemas.microsoft.com/office/word/2006/wordml" xmlns:wps="http://schemas.microsoft.com/office/word/2010/wordprocessingShape" mc:Ignorable="w14 w15 w16se w16cid w16 w16cex w16sdtdh wp14">
   <w:body>
     <w:p>
       <w:pPr>
@@ -4327,7 +4327,6 @@
         </w:rPr>
         <w:t xml:space="preserve"> </w:t>
       </w:r>
-      <w:proofErr w:type="gramStart"/>
       <w:r>
         <w:rPr>
           <w:rFonts w:ascii="Cambria Math" w:eastAsia="Times New Roman" w:hAnsi="Cambria Math" w:cs="Cambria Math"/>
@@ -4354,7 +4353,6 @@
         </w:rPr>
         <w:t>δ</w:t>
       </w:r>
-      <w:proofErr w:type="gramEnd"/>
       <w:r>
         <w:rPr>
           <w:rFonts w:ascii="Arial" w:eastAsia="Times New Roman" w:hAnsi="Arial" w:cs="Arial"/>
@@ -4398,6 +4396,7 @@
         <w:t>,a</w:t>
       </w:r>
       <w:proofErr w:type="spellEnd"/>
+      <w:proofErr w:type="gramStart"/>
       <w:r>
         <w:rPr>
           <w:rFonts w:ascii="Arial" w:eastAsia="Times New Roman" w:hAnsi="Arial" w:cs="Arial"/>
@@ -4416,6 +4415,7 @@
         </w:rPr>
         <w:t xml:space="preserve"> }</w:t>
       </w:r>
+      <w:proofErr w:type="gramEnd"/>
     </w:p>
     <w:p>
       <w:pPr>
@@ -20421,9 +20421,6 @@
     <w:p>
       <w:pPr>
         <w:spacing w:after="0" w:line="240" w:lineRule="auto"/>
-        <w:rPr>
-          <w:lang w:val="es-AR"/>
-        </w:rPr>
       </w:pPr>
       <w:r>
         <w:t>&lt;</w:t>
@@ -20445,40 +20442,17 @@
         <w:t xml:space="preserve">expr&gt; != </w:t>
       </w:r>
       <w:r>
-        <w:rPr>
-          <w:lang w:val="es-AR"/>
-        </w:rPr>
-        <w:t>&lt;</w:t>
-      </w:r>
-      <w:proofErr w:type="spellStart"/>
-      <w:r>
-        <w:rPr>
-          <w:lang w:val="es-AR"/>
-        </w:rPr>
-        <w:t>expr</w:t>
-      </w:r>
-      <w:proofErr w:type="spellEnd"/>
-      <w:r>
-        <w:rPr>
-          <w:lang w:val="es-AR"/>
-        </w:rPr>
-        <w:t>&gt;</w:t>
+        <w:t>&lt;expr&gt;</w:t>
       </w:r>
     </w:p>
     <w:p>
       <w:pPr>
         <w:spacing w:after="0" w:line="240" w:lineRule="auto"/>
-        <w:rPr>
-          <w:lang w:val="es-AR"/>
-        </w:rPr>
       </w:pPr>
     </w:p>
     <w:p>
       <w:pPr>
         <w:spacing w:after="0" w:line="240" w:lineRule="auto"/>
-        <w:rPr>
-          <w:lang w:val="es-AR"/>
-        </w:rPr>
       </w:pPr>
     </w:p>
     <w:p>
@@ -24076,14 +24050,7 @@
           <w:bCs/>
           <w:lang w:val="es-ES"/>
         </w:rPr>
-        <w:t xml:space="preserve"> valor de un atributo heredado en un nodo del árbol </w:t>
-      </w:r>
-      <w:r>
-        <w:rPr>
-          <w:bCs/>
-          <w:lang w:val="es-ES"/>
-        </w:rPr>
-        <w:t>de</w:t>
+        <w:t xml:space="preserve"> valor de un atributo heredado en un nodo del árbol de</w:t>
       </w:r>
       <w:r>
         <w:rPr>
@@ -24156,7 +24123,23 @@
           <w:bCs/>
           <w:lang w:val="es-ES"/>
         </w:rPr>
-        <w:t>Una función predicado tiene la forma de una expresión booleana sobre la unión del conjunto de atributos {A(X</w:t>
+        <w:t xml:space="preserve">Una </w:t>
+      </w:r>
+      <w:proofErr w:type="gramStart"/>
+      <w:r>
+        <w:rPr>
+          <w:bCs/>
+          <w:lang w:val="es-ES"/>
+        </w:rPr>
+        <w:t>función predicado</w:t>
+      </w:r>
+      <w:proofErr w:type="gramEnd"/>
+      <w:r>
+        <w:rPr>
+          <w:bCs/>
+          <w:lang w:val="es-ES"/>
+        </w:rPr>
+        <w:t xml:space="preserve"> tiene la forma de una expresión booleana sobre la unión del conjunto de atributos {A(X</w:t>
       </w:r>
       <w:r>
         <w:rPr>
@@ -24173,7 +24156,6 @@
         </w:rPr>
         <w:t xml:space="preserve">), </w:t>
       </w:r>
-      <w:proofErr w:type="gramStart"/>
       <w:r>
         <w:rPr>
           <w:b/>
@@ -24193,15 +24175,7 @@
           <w:bCs/>
           <w:lang w:val="es-ES"/>
         </w:rPr>
-        <w:t>,</w:t>
-      </w:r>
-      <w:proofErr w:type="gramEnd"/>
-      <w:r>
-        <w:rPr>
-          <w:bCs/>
-          <w:lang w:val="es-ES"/>
-        </w:rPr>
-        <w:t xml:space="preserve"> A(X</w:t>
+        <w:t>, A(X</w:t>
       </w:r>
       <w:r>
         <w:rPr>
@@ -24350,7 +24324,6 @@
           <w:bCs/>
           <w:color w:val="000000" w:themeColor="text1"/>
           <w:u w:val="single"/>
-          <w:lang w:val="es-ES"/>
         </w:rPr>
       </w:pPr>
     </w:p>
@@ -24363,9 +24336,32 @@
           <w:bCs/>
           <w:color w:val="000000" w:themeColor="text1"/>
           <w:u w:val="single"/>
-          <w:lang w:val="es-ES"/>
-        </w:rPr>
-      </w:pPr>
+        </w:rPr>
+      </w:pPr>
+      <w:r>
+        <w:rPr>
+          <w:bCs/>
+          <w:color w:val="000000" w:themeColor="text1"/>
+          <w:u w:val="single"/>
+        </w:rPr>
+        <w:t>Uni</w:t>
+      </w:r>
+      <w:r>
+        <w:rPr>
+          <w:bCs/>
+          <w:color w:val="000000" w:themeColor="text1"/>
+          <w:u w:val="single"/>
+        </w:rPr>
+        <w:t>o</w:t>
+      </w:r>
+      <w:r>
+        <w:rPr>
+          <w:bCs/>
+          <w:color w:val="000000" w:themeColor="text1"/>
+          <w:u w:val="single"/>
+        </w:rPr>
+        <w:t>n:</w:t>
+      </w:r>
     </w:p>
     <w:p>
       <w:pPr>
@@ -24375,10 +24371,80 @@
         <w:rPr>
           <w:bCs/>
           <w:color w:val="000000" w:themeColor="text1"/>
-          <w:u w:val="single"/>
-          <w:lang w:val="es-ES"/>
-        </w:rPr>
-      </w:pPr>
+        </w:rPr>
+      </w:pPr>
+      <w:r>
+        <w:rPr>
+          <w:bCs/>
+          <w:color w:val="000000" w:themeColor="text1"/>
+        </w:rPr>
+        <w:t>Syntax rule: &lt;exp</w:t>
+      </w:r>
+      <w:proofErr w:type="gramStart"/>
+      <w:r>
+        <w:rPr>
+          <w:bCs/>
+          <w:color w:val="000000" w:themeColor="text1"/>
+        </w:rPr>
+        <w:t>&gt;</w:t>
+      </w:r>
+      <w:r>
+        <w:rPr>
+          <w:bCs/>
+          <w:color w:val="000000" w:themeColor="text1"/>
+        </w:rPr>
+        <w:t>[</w:t>
+      </w:r>
+      <w:proofErr w:type="gramEnd"/>
+      <w:r>
+        <w:rPr>
+          <w:bCs/>
+          <w:color w:val="000000" w:themeColor="text1"/>
+        </w:rPr>
+        <w:t>0]</w:t>
+      </w:r>
+      <w:r>
+        <w:rPr>
+          <w:bCs/>
+          <w:color w:val="000000" w:themeColor="text1"/>
+        </w:rPr>
+        <w:t xml:space="preserve"> -&gt; &lt;exp&gt;</w:t>
+      </w:r>
+      <w:r>
+        <w:rPr>
+          <w:bCs/>
+          <w:color w:val="000000" w:themeColor="text1"/>
+        </w:rPr>
+        <w:t>[1]</w:t>
+      </w:r>
+      <w:r>
+        <w:rPr>
+          <w:bCs/>
+          <w:color w:val="000000" w:themeColor="text1"/>
+        </w:rPr>
+        <w:t xml:space="preserve"> </w:t>
+      </w:r>
+      <w:r>
+        <w:rPr>
+          <w:bCs/>
+          <w:color w:val="000000" w:themeColor="text1"/>
+        </w:rPr>
+        <w:t>|</w:t>
+      </w:r>
+      <w:r>
+        <w:rPr>
+          <w:bCs/>
+          <w:color w:val="000000" w:themeColor="text1"/>
+        </w:rPr>
+        <w:t xml:space="preserve"> &lt;exp&gt;</w:t>
+      </w:r>
+      <w:r>
+        <w:rPr>
+          <w:bCs/>
+          <w:color w:val="000000" w:themeColor="text1"/>
+        </w:rPr>
+        <w:t>[2]</w:t>
+      </w:r>
     </w:p>
     <w:p>
       <w:pPr>
@@ -24388,16 +24454,65 @@
         <w:rPr>
           <w:bCs/>
           <w:color w:val="000000" w:themeColor="text1"/>
-          <w:u w:val="single"/>
-        </w:rPr>
-      </w:pPr>
-      <w:r>
-        <w:rPr>
-          <w:bCs/>
-          <w:color w:val="000000" w:themeColor="text1"/>
-          <w:u w:val="single"/>
-        </w:rPr>
-        <w:t>Unión:</w:t>
+        </w:rPr>
+      </w:pPr>
+      <w:r>
+        <w:rPr>
+          <w:bCs/>
+          <w:color w:val="000000" w:themeColor="text1"/>
+        </w:rPr>
+        <w:t>Semantic rule: &lt;exp</w:t>
+      </w:r>
+      <w:proofErr w:type="gramStart"/>
+      <w:r>
+        <w:rPr>
+          <w:bCs/>
+          <w:color w:val="000000" w:themeColor="text1"/>
+        </w:rPr>
+        <w:t>&gt;</w:t>
+      </w:r>
+      <w:r>
+        <w:rPr>
+          <w:bCs/>
+          <w:color w:val="000000" w:themeColor="text1"/>
+        </w:rPr>
+        <w:t>[</w:t>
+      </w:r>
+      <w:proofErr w:type="gramEnd"/>
+      <w:r>
+        <w:rPr>
+          <w:bCs/>
+          <w:color w:val="000000" w:themeColor="text1"/>
+        </w:rPr>
+        <w:t>0]</w:t>
+      </w:r>
+      <w:r>
+        <w:rPr>
+          <w:bCs/>
+          <w:color w:val="000000" w:themeColor="text1"/>
+        </w:rPr>
+        <w:t>.actual_type</w:t>
+      </w:r>
+      <w:r>
+        <w:rPr>
+          <w:bCs/>
+          <w:color w:val="000000" w:themeColor="text1"/>
+        </w:rPr>
+        <w:t xml:space="preserve"> </w:t>
+      </w:r>
+      <w:r>
+        <w:rPr>
+          <w:bCs/>
+          <w:color w:val="000000" w:themeColor="text1"/>
+        </w:rPr>
+        <w:t>&lt;-</w:t>
+      </w:r>
+      <w:r>
+        <w:rPr>
+          <w:bCs/>
+          <w:color w:val="000000" w:themeColor="text1"/>
+        </w:rPr>
+        <w:t xml:space="preserve"> </w:t>
       </w:r>
     </w:p>
     <w:p>
@@ -24415,7 +24530,57 @@
           <w:bCs/>
           <w:color w:val="000000" w:themeColor="text1"/>
         </w:rPr>
-        <w:t>Syntax rule: &lt;exp</w:t>
+        <w:tab/>
+      </w:r>
+      <w:r>
+        <w:rPr>
+          <w:bCs/>
+          <w:color w:val="000000" w:themeColor="text1"/>
+        </w:rPr>
+        <w:tab/>
+      </w:r>
+      <w:r>
+        <w:rPr>
+          <w:bCs/>
+          <w:color w:val="000000" w:themeColor="text1"/>
+        </w:rPr>
+        <w:tab/>
+      </w:r>
+      <w:r>
+        <w:rPr>
+          <w:bCs/>
+          <w:color w:val="000000" w:themeColor="text1"/>
+        </w:rPr>
+        <w:tab/>
+      </w:r>
+      <w:r>
+        <w:rPr>
+          <w:bCs/>
+          <w:color w:val="000000" w:themeColor="text1"/>
+        </w:rPr>
+        <w:tab/>
+      </w:r>
+      <w:r>
+        <w:rPr>
+          <w:bCs/>
+          <w:color w:val="000000" w:themeColor="text1"/>
+        </w:rPr>
+        <w:tab/>
+      </w:r>
+      <w:r>
+        <w:rPr>
+          <w:bCs/>
+          <w:color w:val="000000" w:themeColor="text1"/>
+        </w:rPr>
+        <w:tab/>
+      </w:r>
+      <w:r>
+        <w:rPr>
+          <w:bCs/>
+          <w:color w:val="000000" w:themeColor="text1"/>
+        </w:rPr>
+        <w:tab/>
+        <w:t>If (&lt;exp</w:t>
       </w:r>
       <w:proofErr w:type="gramStart"/>
       <w:r>
@@ -24438,21 +24603,42 @@
           <w:bCs/>
           <w:color w:val="000000" w:themeColor="text1"/>
         </w:rPr>
-        <w:t>0]</w:t>
-      </w:r>
-      <w:r>
-        <w:rPr>
-          <w:bCs/>
-          <w:color w:val="000000" w:themeColor="text1"/>
-        </w:rPr>
-        <w:t xml:space="preserve"> -&gt; &lt;exp&gt;</w:t>
-      </w:r>
-      <w:r>
-        <w:rPr>
-          <w:bCs/>
-          <w:color w:val="000000" w:themeColor="text1"/>
-        </w:rPr>
-        <w:t>[1]</w:t>
+        <w:t>1]</w:t>
+      </w:r>
+      <w:r>
+        <w:rPr>
+          <w:bCs/>
+          <w:color w:val="000000" w:themeColor="text1"/>
+        </w:rPr>
+        <w:t>.node</w:t>
+      </w:r>
+      <w:r>
+        <w:rPr>
+          <w:bCs/>
+          <w:color w:val="000000" w:themeColor="text1"/>
+        </w:rPr>
+        <w:t>_</w:t>
+      </w:r>
+      <w:r>
+        <w:rPr>
+          <w:bCs/>
+          <w:color w:val="000000" w:themeColor="text1"/>
+        </w:rPr>
+        <w:t>type = SET) and (&lt;exp&gt;</w:t>
+      </w:r>
+      <w:r>
+        <w:rPr>
+          <w:bCs/>
+          <w:color w:val="000000" w:themeColor="text1"/>
+        </w:rPr>
+        <w:t>[2]</w:t>
+      </w:r>
+      <w:r>
+        <w:rPr>
+          <w:bCs/>
+          <w:color w:val="000000" w:themeColor="text1"/>
+        </w:rPr>
+        <w:t>.</w:t>
       </w:r>
       <w:r>
         <w:rPr>
@@ -24466,21 +24652,14 @@
           <w:bCs/>
           <w:color w:val="000000" w:themeColor="text1"/>
         </w:rPr>
-        <w:t>|</w:t>
-      </w:r>
-      <w:r>
-        <w:rPr>
-          <w:bCs/>
-          <w:color w:val="000000" w:themeColor="text1"/>
-        </w:rPr>
-        <w:t xml:space="preserve"> &lt;exp&gt;</w:t>
-      </w:r>
-      <w:r>
-        <w:rPr>
-          <w:bCs/>
-          <w:color w:val="000000" w:themeColor="text1"/>
-        </w:rPr>
-        <w:t>[2]</w:t>
+        <w:t xml:space="preserve">node_type </w:t>
+      </w:r>
+      <w:r>
+        <w:rPr>
+          <w:bCs/>
+          <w:color w:val="000000" w:themeColor="text1"/>
+        </w:rPr>
+        <w:t>= SET)</w:t>
       </w:r>
     </w:p>
     <w:p>
@@ -24499,58 +24678,63 @@
           <w:color w:val="000000" w:themeColor="text1"/>
         </w:rPr>
         <w:lastRenderedPageBreak/>
-        <w:t>Semantic rule: &lt;exp</w:t>
-      </w:r>
-      <w:proofErr w:type="gramStart"/>
-      <w:r>
-        <w:rPr>
-          <w:bCs/>
-          <w:color w:val="000000" w:themeColor="text1"/>
-        </w:rPr>
-        <w:t>&gt;</w:t>
-      </w:r>
-      <w:r>
-        <w:rPr>
-          <w:bCs/>
-          <w:color w:val="000000" w:themeColor="text1"/>
-        </w:rPr>
-        <w:t>[</w:t>
-      </w:r>
-      <w:proofErr w:type="gramEnd"/>
-      <w:r>
-        <w:rPr>
-          <w:bCs/>
-          <w:color w:val="000000" w:themeColor="text1"/>
-        </w:rPr>
-        <w:t>0]</w:t>
-      </w:r>
-      <w:r>
-        <w:rPr>
-          <w:bCs/>
-          <w:color w:val="000000" w:themeColor="text1"/>
-        </w:rPr>
-        <w:t>.actual_type</w:t>
-      </w:r>
-      <w:r>
-        <w:rPr>
-          <w:bCs/>
-          <w:color w:val="000000" w:themeColor="text1"/>
-        </w:rPr>
-        <w:t xml:space="preserve"> </w:t>
-      </w:r>
-      <w:r>
-        <w:rPr>
-          <w:bCs/>
-          <w:color w:val="000000" w:themeColor="text1"/>
-        </w:rPr>
-        <w:t>&lt;-</w:t>
-      </w:r>
-      <w:r>
-        <w:rPr>
-          <w:bCs/>
-          <w:color w:val="000000" w:themeColor="text1"/>
-        </w:rPr>
-        <w:t xml:space="preserve"> </w:t>
+        <w:tab/>
+      </w:r>
+      <w:r>
+        <w:rPr>
+          <w:bCs/>
+          <w:color w:val="000000" w:themeColor="text1"/>
+        </w:rPr>
+        <w:tab/>
+      </w:r>
+      <w:r>
+        <w:rPr>
+          <w:bCs/>
+          <w:color w:val="000000" w:themeColor="text1"/>
+        </w:rPr>
+        <w:tab/>
+      </w:r>
+      <w:r>
+        <w:rPr>
+          <w:bCs/>
+          <w:color w:val="000000" w:themeColor="text1"/>
+        </w:rPr>
+        <w:tab/>
+      </w:r>
+      <w:r>
+        <w:rPr>
+          <w:bCs/>
+          <w:color w:val="000000" w:themeColor="text1"/>
+        </w:rPr>
+        <w:tab/>
+      </w:r>
+      <w:r>
+        <w:rPr>
+          <w:bCs/>
+          <w:color w:val="000000" w:themeColor="text1"/>
+        </w:rPr>
+        <w:tab/>
+      </w:r>
+      <w:r>
+        <w:rPr>
+          <w:bCs/>
+          <w:color w:val="000000" w:themeColor="text1"/>
+        </w:rPr>
+        <w:tab/>
+      </w:r>
+      <w:r>
+        <w:rPr>
+          <w:bCs/>
+          <w:color w:val="000000" w:themeColor="text1"/>
+        </w:rPr>
+        <w:tab/>
+      </w:r>
+      <w:r>
+        <w:rPr>
+          <w:bCs/>
+          <w:color w:val="000000" w:themeColor="text1"/>
+        </w:rPr>
+        <w:t>then SET</w:t>
       </w:r>
     </w:p>
     <w:p>
@@ -24618,86 +24802,14 @@
           <w:color w:val="000000" w:themeColor="text1"/>
         </w:rPr>
         <w:tab/>
-        <w:t>If (&lt;exp</w:t>
-      </w:r>
-      <w:proofErr w:type="gramStart"/>
-      <w:r>
-        <w:rPr>
-          <w:bCs/>
-          <w:color w:val="000000" w:themeColor="text1"/>
-        </w:rPr>
-        <w:t>&gt;</w:t>
-      </w:r>
-      <w:r>
-        <w:rPr>
-          <w:bCs/>
-          <w:color w:val="000000" w:themeColor="text1"/>
-        </w:rPr>
-        <w:t>[</w:t>
-      </w:r>
-      <w:proofErr w:type="gramEnd"/>
-      <w:r>
-        <w:rPr>
-          <w:bCs/>
-          <w:color w:val="000000" w:themeColor="text1"/>
-        </w:rPr>
-        <w:t>1]</w:t>
-      </w:r>
-      <w:r>
-        <w:rPr>
-          <w:bCs/>
-          <w:color w:val="000000" w:themeColor="text1"/>
-        </w:rPr>
-        <w:t>.node</w:t>
-      </w:r>
-      <w:r>
-        <w:rPr>
-          <w:bCs/>
-          <w:color w:val="000000" w:themeColor="text1"/>
-        </w:rPr>
-        <w:t>_</w:t>
-      </w:r>
-      <w:r>
-        <w:rPr>
-          <w:bCs/>
-          <w:color w:val="000000" w:themeColor="text1"/>
-        </w:rPr>
-        <w:t>type = SET) and (&lt;exp&gt;</w:t>
-      </w:r>
-      <w:r>
-        <w:rPr>
-          <w:bCs/>
-          <w:color w:val="000000" w:themeColor="text1"/>
-        </w:rPr>
-        <w:t>[2]</w:t>
-      </w:r>
-      <w:r>
-        <w:rPr>
-          <w:bCs/>
-          <w:color w:val="000000" w:themeColor="text1"/>
-        </w:rPr>
-        <w:t>.</w:t>
-      </w:r>
-      <w:r>
-        <w:rPr>
-          <w:bCs/>
-          <w:color w:val="000000" w:themeColor="text1"/>
-        </w:rPr>
-        <w:t xml:space="preserve"> </w:t>
-      </w:r>
-      <w:r>
-        <w:rPr>
-          <w:bCs/>
-          <w:color w:val="000000" w:themeColor="text1"/>
-        </w:rPr>
-        <w:t xml:space="preserve">node_type </w:t>
-      </w:r>
-      <w:r>
-        <w:rPr>
-          <w:bCs/>
-          <w:color w:val="000000" w:themeColor="text1"/>
-        </w:rPr>
-        <w:t>= SET)</w:t>
+        <w:t xml:space="preserve">else </w:t>
+      </w:r>
+      <w:r>
+        <w:rPr>
+          <w:bCs/>
+          <w:color w:val="000000" w:themeColor="text1"/>
+        </w:rPr>
+        <w:t>INVALID_OP</w:t>
       </w:r>
     </w:p>
     <w:p>
@@ -24765,13 +24877,7 @@
           <w:color w:val="000000" w:themeColor="text1"/>
         </w:rPr>
         <w:tab/>
-      </w:r>
-      <w:r>
-        <w:rPr>
-          <w:bCs/>
-          <w:color w:val="000000" w:themeColor="text1"/>
-        </w:rPr>
-        <w:t>then SET</w:t>
+        <w:t>end if</w:t>
       </w:r>
     </w:p>
     <w:p>
@@ -24789,64 +24895,23 @@
           <w:bCs/>
           <w:color w:val="000000" w:themeColor="text1"/>
         </w:rPr>
-        <w:tab/>
-      </w:r>
-      <w:r>
-        <w:rPr>
-          <w:bCs/>
-          <w:color w:val="000000" w:themeColor="text1"/>
-        </w:rPr>
-        <w:tab/>
-      </w:r>
-      <w:r>
-        <w:rPr>
-          <w:bCs/>
-          <w:color w:val="000000" w:themeColor="text1"/>
-        </w:rPr>
-        <w:tab/>
-      </w:r>
-      <w:r>
-        <w:rPr>
-          <w:bCs/>
-          <w:color w:val="000000" w:themeColor="text1"/>
-        </w:rPr>
-        <w:tab/>
-      </w:r>
-      <w:r>
-        <w:rPr>
-          <w:bCs/>
-          <w:color w:val="000000" w:themeColor="text1"/>
-        </w:rPr>
-        <w:tab/>
-      </w:r>
-      <w:r>
-        <w:rPr>
-          <w:bCs/>
-          <w:color w:val="000000" w:themeColor="text1"/>
-        </w:rPr>
-        <w:tab/>
-      </w:r>
-      <w:r>
-        <w:rPr>
-          <w:bCs/>
-          <w:color w:val="000000" w:themeColor="text1"/>
-        </w:rPr>
-        <w:tab/>
-      </w:r>
-      <w:r>
-        <w:rPr>
-          <w:bCs/>
-          <w:color w:val="000000" w:themeColor="text1"/>
-        </w:rPr>
-        <w:tab/>
-        <w:t xml:space="preserve">else </w:t>
-      </w:r>
-      <w:r>
-        <w:rPr>
-          <w:bCs/>
-          <w:color w:val="000000" w:themeColor="text1"/>
-        </w:rPr>
-        <w:t>INVALID_OP</w:t>
+        <w:t>Predicate: &lt;exp</w:t>
+      </w:r>
+      <w:proofErr w:type="gramStart"/>
+      <w:r>
+        <w:rPr>
+          <w:bCs/>
+          <w:color w:val="000000" w:themeColor="text1"/>
+        </w:rPr>
+        <w:t>&gt;[</w:t>
+      </w:r>
+      <w:proofErr w:type="gramEnd"/>
+      <w:r>
+        <w:rPr>
+          <w:bCs/>
+          <w:color w:val="000000" w:themeColor="text1"/>
+        </w:rPr>
+        <w:t>0].actual_type == SET</w:t>
       </w:r>
     </w:p>
     <w:p>
@@ -24859,63 +24924,6 @@
           <w:color w:val="000000" w:themeColor="text1"/>
         </w:rPr>
       </w:pPr>
-      <w:r>
-        <w:rPr>
-          <w:bCs/>
-          <w:color w:val="000000" w:themeColor="text1"/>
-        </w:rPr>
-        <w:tab/>
-      </w:r>
-      <w:r>
-        <w:rPr>
-          <w:bCs/>
-          <w:color w:val="000000" w:themeColor="text1"/>
-        </w:rPr>
-        <w:tab/>
-      </w:r>
-      <w:r>
-        <w:rPr>
-          <w:bCs/>
-          <w:color w:val="000000" w:themeColor="text1"/>
-        </w:rPr>
-        <w:tab/>
-      </w:r>
-      <w:r>
-        <w:rPr>
-          <w:bCs/>
-          <w:color w:val="000000" w:themeColor="text1"/>
-        </w:rPr>
-        <w:tab/>
-      </w:r>
-      <w:r>
-        <w:rPr>
-          <w:bCs/>
-          <w:color w:val="000000" w:themeColor="text1"/>
-        </w:rPr>
-        <w:tab/>
-      </w:r>
-      <w:r>
-        <w:rPr>
-          <w:bCs/>
-          <w:color w:val="000000" w:themeColor="text1"/>
-        </w:rPr>
-        <w:tab/>
-      </w:r>
-      <w:r>
-        <w:rPr>
-          <w:bCs/>
-          <w:color w:val="000000" w:themeColor="text1"/>
-        </w:rPr>
-        <w:tab/>
-      </w:r>
-      <w:r>
-        <w:rPr>
-          <w:bCs/>
-          <w:color w:val="000000" w:themeColor="text1"/>
-        </w:rPr>
-        <w:tab/>
-        <w:t>end if</w:t>
-      </w:r>
     </w:p>
     <w:p>
       <w:pPr>
@@ -24925,30 +24933,32 @@
         <w:rPr>
           <w:bCs/>
           <w:color w:val="000000" w:themeColor="text1"/>
-        </w:rPr>
-      </w:pPr>
-      <w:r>
-        <w:rPr>
-          <w:bCs/>
-          <w:color w:val="000000" w:themeColor="text1"/>
-        </w:rPr>
-        <w:t>Predicate: &lt;exp</w:t>
-      </w:r>
-      <w:proofErr w:type="gramStart"/>
-      <w:r>
-        <w:rPr>
-          <w:bCs/>
-          <w:color w:val="000000" w:themeColor="text1"/>
-        </w:rPr>
-        <w:t>&gt;[</w:t>
-      </w:r>
-      <w:proofErr w:type="gramEnd"/>
-      <w:r>
-        <w:rPr>
-          <w:bCs/>
-          <w:color w:val="000000" w:themeColor="text1"/>
-        </w:rPr>
-        <w:t>0].actual_type == SET</w:t>
+          <w:u w:val="single"/>
+        </w:rPr>
+      </w:pPr>
+      <w:r>
+        <w:rPr>
+          <w:bCs/>
+          <w:color w:val="000000" w:themeColor="text1"/>
+          <w:u w:val="single"/>
+        </w:rPr>
+        <w:t>Interse</w:t>
+      </w:r>
+      <w:r>
+        <w:rPr>
+          <w:bCs/>
+          <w:color w:val="000000" w:themeColor="text1"/>
+          <w:u w:val="single"/>
+        </w:rPr>
+        <w:t>ction</w:t>
+      </w:r>
+      <w:r>
+        <w:rPr>
+          <w:bCs/>
+          <w:color w:val="000000" w:themeColor="text1"/>
+          <w:u w:val="single"/>
+        </w:rPr>
+        <w:t>:</w:t>
       </w:r>
     </w:p>
     <w:p>
@@ -24961,6 +24971,78 @@
           <w:color w:val="000000" w:themeColor="text1"/>
         </w:rPr>
       </w:pPr>
+      <w:r>
+        <w:rPr>
+          <w:bCs/>
+          <w:color w:val="000000" w:themeColor="text1"/>
+        </w:rPr>
+        <w:t>Syntax rule: &lt;exp</w:t>
+      </w:r>
+      <w:proofErr w:type="gramStart"/>
+      <w:r>
+        <w:rPr>
+          <w:bCs/>
+          <w:color w:val="000000" w:themeColor="text1"/>
+        </w:rPr>
+        <w:t>&gt;</w:t>
+      </w:r>
+      <w:r>
+        <w:rPr>
+          <w:bCs/>
+          <w:color w:val="000000" w:themeColor="text1"/>
+        </w:rPr>
+        <w:t>[</w:t>
+      </w:r>
+      <w:proofErr w:type="gramEnd"/>
+      <w:r>
+        <w:rPr>
+          <w:bCs/>
+          <w:color w:val="000000" w:themeColor="text1"/>
+        </w:rPr>
+        <w:t>0]</w:t>
+      </w:r>
+      <w:r>
+        <w:rPr>
+          <w:bCs/>
+          <w:color w:val="000000" w:themeColor="text1"/>
+        </w:rPr>
+        <w:t xml:space="preserve"> -&gt; &lt;exp&gt;</w:t>
+      </w:r>
+      <w:r>
+        <w:rPr>
+          <w:bCs/>
+          <w:color w:val="000000" w:themeColor="text1"/>
+        </w:rPr>
+        <w:t>[1]</w:t>
+      </w:r>
+      <w:r>
+        <w:rPr>
+          <w:bCs/>
+          <w:color w:val="000000" w:themeColor="text1"/>
+        </w:rPr>
+        <w:t xml:space="preserve"> </w:t>
+      </w:r>
+      <w:r>
+        <w:rPr>
+          <w:bCs/>
+          <w:color w:val="000000" w:themeColor="text1"/>
+        </w:rPr>
+        <w:t>&amp;</w:t>
+      </w:r>
+      <w:r>
+        <w:rPr>
+          <w:bCs/>
+          <w:color w:val="000000" w:themeColor="text1"/>
+        </w:rPr>
+        <w:t xml:space="preserve"> &lt;exp&gt;</w:t>
+      </w:r>
+      <w:r>
+        <w:rPr>
+          <w:bCs/>
+          <w:color w:val="000000" w:themeColor="text1"/>
+        </w:rPr>
+        <w:t>[2]</w:t>
+      </w:r>
     </w:p>
     <w:p>
       <w:pPr>
@@ -24970,25 +25052,65 @@
         <w:rPr>
           <w:bCs/>
           <w:color w:val="000000" w:themeColor="text1"/>
-          <w:u w:val="single"/>
-        </w:rPr>
-      </w:pPr>
-      <w:r>
-        <w:rPr>
-          <w:bCs/>
-          <w:color w:val="000000" w:themeColor="text1"/>
-          <w:u w:val="single"/>
-          <w:lang w:val="es-AR"/>
-        </w:rPr>
-        <w:t>Intersección</w:t>
-      </w:r>
-      <w:r>
-        <w:rPr>
-          <w:bCs/>
-          <w:color w:val="000000" w:themeColor="text1"/>
-          <w:u w:val="single"/>
-        </w:rPr>
-        <w:t>:</w:t>
+        </w:rPr>
+      </w:pPr>
+      <w:r>
+        <w:rPr>
+          <w:bCs/>
+          <w:color w:val="000000" w:themeColor="text1"/>
+        </w:rPr>
+        <w:t>Semantic rule: &lt;exp</w:t>
+      </w:r>
+      <w:proofErr w:type="gramStart"/>
+      <w:r>
+        <w:rPr>
+          <w:bCs/>
+          <w:color w:val="000000" w:themeColor="text1"/>
+        </w:rPr>
+        <w:t>&gt;</w:t>
+      </w:r>
+      <w:r>
+        <w:rPr>
+          <w:bCs/>
+          <w:color w:val="000000" w:themeColor="text1"/>
+        </w:rPr>
+        <w:t>[</w:t>
+      </w:r>
+      <w:proofErr w:type="gramEnd"/>
+      <w:r>
+        <w:rPr>
+          <w:bCs/>
+          <w:color w:val="000000" w:themeColor="text1"/>
+        </w:rPr>
+        <w:t>0]</w:t>
+      </w:r>
+      <w:r>
+        <w:rPr>
+          <w:bCs/>
+          <w:color w:val="000000" w:themeColor="text1"/>
+        </w:rPr>
+        <w:t>.actual_type</w:t>
+      </w:r>
+      <w:r>
+        <w:rPr>
+          <w:bCs/>
+          <w:color w:val="000000" w:themeColor="text1"/>
+        </w:rPr>
+        <w:t xml:space="preserve"> </w:t>
+      </w:r>
+      <w:r>
+        <w:rPr>
+          <w:bCs/>
+          <w:color w:val="000000" w:themeColor="text1"/>
+        </w:rPr>
+        <w:t>&lt;-</w:t>
+      </w:r>
+      <w:r>
+        <w:rPr>
+          <w:bCs/>
+          <w:color w:val="000000" w:themeColor="text1"/>
+        </w:rPr>
+        <w:t xml:space="preserve"> </w:t>
       </w:r>
     </w:p>
     <w:p>
@@ -25006,7 +25128,57 @@
           <w:bCs/>
           <w:color w:val="000000" w:themeColor="text1"/>
         </w:rPr>
-        <w:t>Syntax rule: &lt;exp</w:t>
+        <w:tab/>
+      </w:r>
+      <w:r>
+        <w:rPr>
+          <w:bCs/>
+          <w:color w:val="000000" w:themeColor="text1"/>
+        </w:rPr>
+        <w:tab/>
+      </w:r>
+      <w:r>
+        <w:rPr>
+          <w:bCs/>
+          <w:color w:val="000000" w:themeColor="text1"/>
+        </w:rPr>
+        <w:tab/>
+      </w:r>
+      <w:r>
+        <w:rPr>
+          <w:bCs/>
+          <w:color w:val="000000" w:themeColor="text1"/>
+        </w:rPr>
+        <w:tab/>
+      </w:r>
+      <w:r>
+        <w:rPr>
+          <w:bCs/>
+          <w:color w:val="000000" w:themeColor="text1"/>
+        </w:rPr>
+        <w:tab/>
+      </w:r>
+      <w:r>
+        <w:rPr>
+          <w:bCs/>
+          <w:color w:val="000000" w:themeColor="text1"/>
+        </w:rPr>
+        <w:tab/>
+      </w:r>
+      <w:r>
+        <w:rPr>
+          <w:bCs/>
+          <w:color w:val="000000" w:themeColor="text1"/>
+        </w:rPr>
+        <w:tab/>
+      </w:r>
+      <w:r>
+        <w:rPr>
+          <w:bCs/>
+          <w:color w:val="000000" w:themeColor="text1"/>
+        </w:rPr>
+        <w:tab/>
+        <w:t>If (&lt;exp</w:t>
       </w:r>
       <w:proofErr w:type="gramStart"/>
       <w:r>
@@ -25029,21 +25201,14 @@
           <w:bCs/>
           <w:color w:val="000000" w:themeColor="text1"/>
         </w:rPr>
-        <w:t>0]</w:t>
-      </w:r>
-      <w:r>
-        <w:rPr>
-          <w:bCs/>
-          <w:color w:val="000000" w:themeColor="text1"/>
-        </w:rPr>
-        <w:t xml:space="preserve"> -&gt; &lt;exp&gt;</w:t>
-      </w:r>
-      <w:r>
-        <w:rPr>
-          <w:bCs/>
-          <w:color w:val="000000" w:themeColor="text1"/>
-        </w:rPr>
-        <w:t>[1]</w:t>
+        <w:t>1]</w:t>
+      </w:r>
+      <w:r>
+        <w:rPr>
+          <w:bCs/>
+          <w:color w:val="000000" w:themeColor="text1"/>
+        </w:rPr>
+        <w:t>.</w:t>
       </w:r>
       <w:r>
         <w:rPr>
@@ -25057,21 +25222,65 @@
           <w:bCs/>
           <w:color w:val="000000" w:themeColor="text1"/>
         </w:rPr>
-        <w:t>&amp;</w:t>
-      </w:r>
-      <w:r>
-        <w:rPr>
-          <w:bCs/>
-          <w:color w:val="000000" w:themeColor="text1"/>
-        </w:rPr>
-        <w:t xml:space="preserve"> &lt;exp&gt;</w:t>
-      </w:r>
-      <w:r>
-        <w:rPr>
-          <w:bCs/>
-          <w:color w:val="000000" w:themeColor="text1"/>
-        </w:rPr>
-        <w:t>[2]</w:t>
+        <w:t xml:space="preserve">node_type </w:t>
+      </w:r>
+      <w:r>
+        <w:rPr>
+          <w:bCs/>
+          <w:color w:val="000000" w:themeColor="text1"/>
+        </w:rPr>
+        <w:t>= SET) and (&lt;exp</w:t>
+      </w:r>
+      <w:proofErr w:type="gramStart"/>
+      <w:r>
+        <w:rPr>
+          <w:bCs/>
+          <w:color w:val="000000" w:themeColor="text1"/>
+        </w:rPr>
+        <w:t>&gt;</w:t>
+      </w:r>
+      <w:r>
+        <w:rPr>
+          <w:bCs/>
+          <w:color w:val="000000" w:themeColor="text1"/>
+        </w:rPr>
+        <w:t>[</w:t>
+      </w:r>
+      <w:proofErr w:type="gramEnd"/>
+      <w:r>
+        <w:rPr>
+          <w:bCs/>
+          <w:color w:val="000000" w:themeColor="text1"/>
+        </w:rPr>
+        <w:t>2]</w:t>
+      </w:r>
+      <w:r>
+        <w:rPr>
+          <w:bCs/>
+          <w:color w:val="000000" w:themeColor="text1"/>
+        </w:rPr>
+        <w:t>.</w:t>
+      </w:r>
+      <w:r>
+        <w:rPr>
+          <w:bCs/>
+          <w:color w:val="000000" w:themeColor="text1"/>
+        </w:rPr>
+        <w:t xml:space="preserve"> </w:t>
+      </w:r>
+      <w:r>
+        <w:rPr>
+          <w:bCs/>
+          <w:color w:val="000000" w:themeColor="text1"/>
+        </w:rPr>
+        <w:t xml:space="preserve">node_type </w:t>
+      </w:r>
+      <w:r>
+        <w:rPr>
+          <w:bCs/>
+          <w:color w:val="000000" w:themeColor="text1"/>
+        </w:rPr>
+        <w:t>= SET)</w:t>
       </w:r>
     </w:p>
     <w:p>
@@ -25089,58 +25298,63 @@
           <w:bCs/>
           <w:color w:val="000000" w:themeColor="text1"/>
         </w:rPr>
-        <w:t>Semantic rule: &lt;exp</w:t>
-      </w:r>
-      <w:proofErr w:type="gramStart"/>
-      <w:r>
-        <w:rPr>
-          <w:bCs/>
-          <w:color w:val="000000" w:themeColor="text1"/>
-        </w:rPr>
-        <w:t>&gt;</w:t>
-      </w:r>
-      <w:r>
-        <w:rPr>
-          <w:bCs/>
-          <w:color w:val="000000" w:themeColor="text1"/>
-        </w:rPr>
-        <w:t>[</w:t>
-      </w:r>
-      <w:proofErr w:type="gramEnd"/>
-      <w:r>
-        <w:rPr>
-          <w:bCs/>
-          <w:color w:val="000000" w:themeColor="text1"/>
-        </w:rPr>
-        <w:t>0]</w:t>
-      </w:r>
-      <w:r>
-        <w:rPr>
-          <w:bCs/>
-          <w:color w:val="000000" w:themeColor="text1"/>
-        </w:rPr>
-        <w:t>.actual_type</w:t>
-      </w:r>
-      <w:r>
-        <w:rPr>
-          <w:bCs/>
-          <w:color w:val="000000" w:themeColor="text1"/>
-        </w:rPr>
-        <w:t xml:space="preserve"> </w:t>
-      </w:r>
-      <w:r>
-        <w:rPr>
-          <w:bCs/>
-          <w:color w:val="000000" w:themeColor="text1"/>
-        </w:rPr>
-        <w:t>&lt;-</w:t>
-      </w:r>
-      <w:r>
-        <w:rPr>
-          <w:bCs/>
-          <w:color w:val="000000" w:themeColor="text1"/>
-        </w:rPr>
-        <w:t xml:space="preserve"> </w:t>
+        <w:tab/>
+      </w:r>
+      <w:r>
+        <w:rPr>
+          <w:bCs/>
+          <w:color w:val="000000" w:themeColor="text1"/>
+        </w:rPr>
+        <w:tab/>
+      </w:r>
+      <w:r>
+        <w:rPr>
+          <w:bCs/>
+          <w:color w:val="000000" w:themeColor="text1"/>
+        </w:rPr>
+        <w:tab/>
+      </w:r>
+      <w:r>
+        <w:rPr>
+          <w:bCs/>
+          <w:color w:val="000000" w:themeColor="text1"/>
+        </w:rPr>
+        <w:tab/>
+      </w:r>
+      <w:r>
+        <w:rPr>
+          <w:bCs/>
+          <w:color w:val="000000" w:themeColor="text1"/>
+        </w:rPr>
+        <w:tab/>
+      </w:r>
+      <w:r>
+        <w:rPr>
+          <w:bCs/>
+          <w:color w:val="000000" w:themeColor="text1"/>
+        </w:rPr>
+        <w:tab/>
+      </w:r>
+      <w:r>
+        <w:rPr>
+          <w:bCs/>
+          <w:color w:val="000000" w:themeColor="text1"/>
+        </w:rPr>
+        <w:tab/>
+      </w:r>
+      <w:r>
+        <w:rPr>
+          <w:bCs/>
+          <w:color w:val="000000" w:themeColor="text1"/>
+        </w:rPr>
+        <w:tab/>
+      </w:r>
+      <w:r>
+        <w:rPr>
+          <w:bCs/>
+          <w:color w:val="000000" w:themeColor="text1"/>
+        </w:rPr>
+        <w:t>then SET</w:t>
       </w:r>
     </w:p>
     <w:p>
@@ -25208,109 +25422,14 @@
           <w:color w:val="000000" w:themeColor="text1"/>
         </w:rPr>
         <w:tab/>
-        <w:t>If (&lt;exp</w:t>
-      </w:r>
-      <w:proofErr w:type="gramStart"/>
-      <w:r>
-        <w:rPr>
-          <w:bCs/>
-          <w:color w:val="000000" w:themeColor="text1"/>
-        </w:rPr>
-        <w:t>&gt;</w:t>
-      </w:r>
-      <w:r>
-        <w:rPr>
-          <w:bCs/>
-          <w:color w:val="000000" w:themeColor="text1"/>
-        </w:rPr>
-        <w:t>[</w:t>
-      </w:r>
-      <w:proofErr w:type="gramEnd"/>
-      <w:r>
-        <w:rPr>
-          <w:bCs/>
-          <w:color w:val="000000" w:themeColor="text1"/>
-        </w:rPr>
-        <w:t>1]</w:t>
-      </w:r>
-      <w:r>
-        <w:rPr>
-          <w:bCs/>
-          <w:color w:val="000000" w:themeColor="text1"/>
-        </w:rPr>
-        <w:t>.</w:t>
-      </w:r>
-      <w:r>
-        <w:rPr>
-          <w:bCs/>
-          <w:color w:val="000000" w:themeColor="text1"/>
-        </w:rPr>
-        <w:t xml:space="preserve"> </w:t>
-      </w:r>
-      <w:r>
-        <w:rPr>
-          <w:bCs/>
-          <w:color w:val="000000" w:themeColor="text1"/>
-        </w:rPr>
-        <w:t xml:space="preserve">node_type </w:t>
-      </w:r>
-      <w:r>
-        <w:rPr>
-          <w:bCs/>
-          <w:color w:val="000000" w:themeColor="text1"/>
-        </w:rPr>
-        <w:t>= SET) and (&lt;exp</w:t>
-      </w:r>
-      <w:proofErr w:type="gramStart"/>
-      <w:r>
-        <w:rPr>
-          <w:bCs/>
-          <w:color w:val="000000" w:themeColor="text1"/>
-        </w:rPr>
-        <w:t>&gt;</w:t>
-      </w:r>
-      <w:r>
-        <w:rPr>
-          <w:bCs/>
-          <w:color w:val="000000" w:themeColor="text1"/>
-        </w:rPr>
-        <w:t>[</w:t>
-      </w:r>
-      <w:proofErr w:type="gramEnd"/>
-      <w:r>
-        <w:rPr>
-          <w:bCs/>
-          <w:color w:val="000000" w:themeColor="text1"/>
-        </w:rPr>
-        <w:t>2]</w:t>
-      </w:r>
-      <w:r>
-        <w:rPr>
-          <w:bCs/>
-          <w:color w:val="000000" w:themeColor="text1"/>
-        </w:rPr>
-        <w:t>.</w:t>
-      </w:r>
-      <w:r>
-        <w:rPr>
-          <w:bCs/>
-          <w:color w:val="000000" w:themeColor="text1"/>
-        </w:rPr>
-        <w:t xml:space="preserve"> </w:t>
-      </w:r>
-      <w:r>
-        <w:rPr>
-          <w:bCs/>
-          <w:color w:val="000000" w:themeColor="text1"/>
-        </w:rPr>
-        <w:t xml:space="preserve">node_type </w:t>
-      </w:r>
-      <w:r>
-        <w:rPr>
-          <w:bCs/>
-          <w:color w:val="000000" w:themeColor="text1"/>
-        </w:rPr>
-        <w:t>= SET)</w:t>
+        <w:t xml:space="preserve">else </w:t>
+      </w:r>
+      <w:r>
+        <w:rPr>
+          <w:bCs/>
+          <w:color w:val="000000" w:themeColor="text1"/>
+        </w:rPr>
+        <w:t>INVALID_OP</w:t>
       </w:r>
     </w:p>
     <w:p>
@@ -25378,13 +25497,7 @@
           <w:color w:val="000000" w:themeColor="text1"/>
         </w:rPr>
         <w:tab/>
-      </w:r>
-      <w:r>
-        <w:rPr>
-          <w:bCs/>
-          <w:color w:val="000000" w:themeColor="text1"/>
-        </w:rPr>
-        <w:t>then SET</w:t>
+        <w:t>end if</w:t>
       </w:r>
     </w:p>
     <w:p>
@@ -25402,64 +25515,23 @@
           <w:bCs/>
           <w:color w:val="000000" w:themeColor="text1"/>
         </w:rPr>
-        <w:tab/>
-      </w:r>
-      <w:r>
-        <w:rPr>
-          <w:bCs/>
-          <w:color w:val="000000" w:themeColor="text1"/>
-        </w:rPr>
-        <w:tab/>
-      </w:r>
-      <w:r>
-        <w:rPr>
-          <w:bCs/>
-          <w:color w:val="000000" w:themeColor="text1"/>
-        </w:rPr>
-        <w:tab/>
-      </w:r>
-      <w:r>
-        <w:rPr>
-          <w:bCs/>
-          <w:color w:val="000000" w:themeColor="text1"/>
-        </w:rPr>
-        <w:tab/>
-      </w:r>
-      <w:r>
-        <w:rPr>
-          <w:bCs/>
-          <w:color w:val="000000" w:themeColor="text1"/>
-        </w:rPr>
-        <w:tab/>
-      </w:r>
-      <w:r>
-        <w:rPr>
-          <w:bCs/>
-          <w:color w:val="000000" w:themeColor="text1"/>
-        </w:rPr>
-        <w:tab/>
-      </w:r>
-      <w:r>
-        <w:rPr>
-          <w:bCs/>
-          <w:color w:val="000000" w:themeColor="text1"/>
-        </w:rPr>
-        <w:tab/>
-      </w:r>
-      <w:r>
-        <w:rPr>
-          <w:bCs/>
-          <w:color w:val="000000" w:themeColor="text1"/>
-        </w:rPr>
-        <w:tab/>
-        <w:t xml:space="preserve">else </w:t>
-      </w:r>
-      <w:r>
-        <w:rPr>
-          <w:bCs/>
-          <w:color w:val="000000" w:themeColor="text1"/>
-        </w:rPr>
-        <w:t>INVALID_OP</w:t>
+        <w:t>Predicate: &lt;exp</w:t>
+      </w:r>
+      <w:proofErr w:type="gramStart"/>
+      <w:r>
+        <w:rPr>
+          <w:bCs/>
+          <w:color w:val="000000" w:themeColor="text1"/>
+        </w:rPr>
+        <w:t>&gt;[</w:t>
+      </w:r>
+      <w:proofErr w:type="gramEnd"/>
+      <w:r>
+        <w:rPr>
+          <w:bCs/>
+          <w:color w:val="000000" w:themeColor="text1"/>
+        </w:rPr>
+        <w:t>0].actual_type == SET</w:t>
       </w:r>
     </w:p>
     <w:p>
@@ -25472,63 +25544,6 @@
           <w:color w:val="000000" w:themeColor="text1"/>
         </w:rPr>
       </w:pPr>
-      <w:r>
-        <w:rPr>
-          <w:bCs/>
-          <w:color w:val="000000" w:themeColor="text1"/>
-        </w:rPr>
-        <w:tab/>
-      </w:r>
-      <w:r>
-        <w:rPr>
-          <w:bCs/>
-          <w:color w:val="000000" w:themeColor="text1"/>
-        </w:rPr>
-        <w:tab/>
-      </w:r>
-      <w:r>
-        <w:rPr>
-          <w:bCs/>
-          <w:color w:val="000000" w:themeColor="text1"/>
-        </w:rPr>
-        <w:tab/>
-      </w:r>
-      <w:r>
-        <w:rPr>
-          <w:bCs/>
-          <w:color w:val="000000" w:themeColor="text1"/>
-        </w:rPr>
-        <w:tab/>
-      </w:r>
-      <w:r>
-        <w:rPr>
-          <w:bCs/>
-          <w:color w:val="000000" w:themeColor="text1"/>
-        </w:rPr>
-        <w:tab/>
-      </w:r>
-      <w:r>
-        <w:rPr>
-          <w:bCs/>
-          <w:color w:val="000000" w:themeColor="text1"/>
-        </w:rPr>
-        <w:tab/>
-      </w:r>
-      <w:r>
-        <w:rPr>
-          <w:bCs/>
-          <w:color w:val="000000" w:themeColor="text1"/>
-        </w:rPr>
-        <w:tab/>
-      </w:r>
-      <w:r>
-        <w:rPr>
-          <w:bCs/>
-          <w:color w:val="000000" w:themeColor="text1"/>
-        </w:rPr>
-        <w:tab/>
-        <w:t>end if</w:t>
-      </w:r>
     </w:p>
     <w:p>
       <w:pPr>
@@ -25538,30 +25553,32 @@
         <w:rPr>
           <w:bCs/>
           <w:color w:val="000000" w:themeColor="text1"/>
-        </w:rPr>
-      </w:pPr>
-      <w:r>
-        <w:rPr>
-          <w:bCs/>
-          <w:color w:val="000000" w:themeColor="text1"/>
-        </w:rPr>
-        <w:t>Predicate: &lt;exp</w:t>
-      </w:r>
-      <w:proofErr w:type="gramStart"/>
-      <w:r>
-        <w:rPr>
-          <w:bCs/>
-          <w:color w:val="000000" w:themeColor="text1"/>
-        </w:rPr>
-        <w:t>&gt;[</w:t>
-      </w:r>
-      <w:proofErr w:type="gramEnd"/>
-      <w:r>
-        <w:rPr>
-          <w:bCs/>
-          <w:color w:val="000000" w:themeColor="text1"/>
-        </w:rPr>
-        <w:t>0].actual_type == SET</w:t>
+          <w:u w:val="single"/>
+        </w:rPr>
+      </w:pPr>
+      <w:r>
+        <w:rPr>
+          <w:bCs/>
+          <w:color w:val="000000" w:themeColor="text1"/>
+          <w:u w:val="single"/>
+        </w:rPr>
+        <w:t>Dif</w:t>
+      </w:r>
+      <w:r>
+        <w:rPr>
+          <w:bCs/>
+          <w:color w:val="000000" w:themeColor="text1"/>
+          <w:u w:val="single"/>
+        </w:rPr>
+        <w:t>ference</w:t>
+      </w:r>
+      <w:r>
+        <w:rPr>
+          <w:bCs/>
+          <w:color w:val="000000" w:themeColor="text1"/>
+          <w:u w:val="single"/>
+        </w:rPr>
+        <w:t>:</w:t>
       </w:r>
     </w:p>
     <w:p>
@@ -25574,6 +25591,101 @@
           <w:color w:val="000000" w:themeColor="text1"/>
         </w:rPr>
       </w:pPr>
+      <w:r>
+        <w:rPr>
+          <w:bCs/>
+          <w:color w:val="000000" w:themeColor="text1"/>
+        </w:rPr>
+        <w:t>Syntax rule: &lt;exp</w:t>
+      </w:r>
+      <w:proofErr w:type="gramStart"/>
+      <w:r>
+        <w:rPr>
+          <w:bCs/>
+          <w:color w:val="000000" w:themeColor="text1"/>
+        </w:rPr>
+        <w:t>&gt;</w:t>
+      </w:r>
+      <w:r>
+        <w:rPr>
+          <w:bCs/>
+          <w:color w:val="000000" w:themeColor="text1"/>
+        </w:rPr>
+        <w:t>[</w:t>
+      </w:r>
+      <w:proofErr w:type="gramEnd"/>
+      <w:r>
+        <w:rPr>
+          <w:bCs/>
+          <w:color w:val="000000" w:themeColor="text1"/>
+        </w:rPr>
+        <w:t>0]</w:t>
+      </w:r>
+      <w:r>
+        <w:rPr>
+          <w:bCs/>
+          <w:color w:val="000000" w:themeColor="text1"/>
+        </w:rPr>
+        <w:t xml:space="preserve"> -&gt; &lt;exp&gt;</w:t>
+      </w:r>
+      <w:r>
+        <w:rPr>
+          <w:bCs/>
+          <w:color w:val="000000" w:themeColor="text1"/>
+        </w:rPr>
+        <w:t>[1]</w:t>
+      </w:r>
+      <w:r>
+        <w:rPr>
+          <w:bCs/>
+          <w:color w:val="000000" w:themeColor="text1"/>
+        </w:rPr>
+        <w:t xml:space="preserve"> </w:t>
+      </w:r>
+      <w:r>
+        <w:rPr>
+          <w:bCs/>
+          <w:color w:val="000000" w:themeColor="text1"/>
+        </w:rPr>
+        <w:t>&amp;</w:t>
+      </w:r>
+      <w:r>
+        <w:rPr>
+          <w:bCs/>
+          <w:color w:val="000000" w:themeColor="text1"/>
+        </w:rPr>
+        <w:t>!</w:t>
+      </w:r>
+      <w:r>
+        <w:rPr>
+          <w:bCs/>
+          <w:color w:val="000000" w:themeColor="text1"/>
+        </w:rPr>
+        <w:t xml:space="preserve"> &lt;exp</w:t>
+      </w:r>
+      <w:proofErr w:type="gramStart"/>
+      <w:r>
+        <w:rPr>
+          <w:bCs/>
+          <w:color w:val="000000" w:themeColor="text1"/>
+        </w:rPr>
+        <w:t>&gt;</w:t>
+      </w:r>
+      <w:r>
+        <w:rPr>
+          <w:bCs/>
+          <w:color w:val="000000" w:themeColor="text1"/>
+        </w:rPr>
+        <w:t>[</w:t>
+      </w:r>
+      <w:proofErr w:type="gramEnd"/>
+      <w:r>
+        <w:rPr>
+          <w:bCs/>
+          <w:color w:val="000000" w:themeColor="text1"/>
+        </w:rPr>
+        <w:t>2]</w:t>
+      </w:r>
     </w:p>
     <w:p>
       <w:pPr>
@@ -25583,25 +25695,65 @@
         <w:rPr>
           <w:bCs/>
           <w:color w:val="000000" w:themeColor="text1"/>
-          <w:u w:val="single"/>
-        </w:rPr>
-      </w:pPr>
-      <w:r>
-        <w:rPr>
-          <w:bCs/>
-          <w:color w:val="000000" w:themeColor="text1"/>
-          <w:u w:val="single"/>
-          <w:lang w:val="es-AR"/>
-        </w:rPr>
-        <w:t>Diferencia</w:t>
-      </w:r>
-      <w:r>
-        <w:rPr>
-          <w:bCs/>
-          <w:color w:val="000000" w:themeColor="text1"/>
-          <w:u w:val="single"/>
-        </w:rPr>
-        <w:t>:</w:t>
+        </w:rPr>
+      </w:pPr>
+      <w:r>
+        <w:rPr>
+          <w:bCs/>
+          <w:color w:val="000000" w:themeColor="text1"/>
+        </w:rPr>
+        <w:t>Semantic rule: &lt;exp</w:t>
+      </w:r>
+      <w:proofErr w:type="gramStart"/>
+      <w:r>
+        <w:rPr>
+          <w:bCs/>
+          <w:color w:val="000000" w:themeColor="text1"/>
+        </w:rPr>
+        <w:t>&gt;</w:t>
+      </w:r>
+      <w:r>
+        <w:rPr>
+          <w:bCs/>
+          <w:color w:val="000000" w:themeColor="text1"/>
+        </w:rPr>
+        <w:t>[</w:t>
+      </w:r>
+      <w:proofErr w:type="gramEnd"/>
+      <w:r>
+        <w:rPr>
+          <w:bCs/>
+          <w:color w:val="000000" w:themeColor="text1"/>
+        </w:rPr>
+        <w:t>0]</w:t>
+      </w:r>
+      <w:r>
+        <w:rPr>
+          <w:bCs/>
+          <w:color w:val="000000" w:themeColor="text1"/>
+        </w:rPr>
+        <w:t>.actual_type</w:t>
+      </w:r>
+      <w:r>
+        <w:rPr>
+          <w:bCs/>
+          <w:color w:val="000000" w:themeColor="text1"/>
+        </w:rPr>
+        <w:t xml:space="preserve"> </w:t>
+      </w:r>
+      <w:r>
+        <w:rPr>
+          <w:bCs/>
+          <w:color w:val="000000" w:themeColor="text1"/>
+        </w:rPr>
+        <w:t>&lt;-</w:t>
+      </w:r>
+      <w:r>
+        <w:rPr>
+          <w:bCs/>
+          <w:color w:val="000000" w:themeColor="text1"/>
+        </w:rPr>
+        <w:t xml:space="preserve"> </w:t>
       </w:r>
     </w:p>
     <w:p>
@@ -25619,7 +25771,57 @@
           <w:bCs/>
           <w:color w:val="000000" w:themeColor="text1"/>
         </w:rPr>
-        <w:t>Syntax rule: &lt;exp</w:t>
+        <w:tab/>
+      </w:r>
+      <w:r>
+        <w:rPr>
+          <w:bCs/>
+          <w:color w:val="000000" w:themeColor="text1"/>
+        </w:rPr>
+        <w:tab/>
+      </w:r>
+      <w:r>
+        <w:rPr>
+          <w:bCs/>
+          <w:color w:val="000000" w:themeColor="text1"/>
+        </w:rPr>
+        <w:tab/>
+      </w:r>
+      <w:r>
+        <w:rPr>
+          <w:bCs/>
+          <w:color w:val="000000" w:themeColor="text1"/>
+        </w:rPr>
+        <w:tab/>
+      </w:r>
+      <w:r>
+        <w:rPr>
+          <w:bCs/>
+          <w:color w:val="000000" w:themeColor="text1"/>
+        </w:rPr>
+        <w:tab/>
+      </w:r>
+      <w:r>
+        <w:rPr>
+          <w:bCs/>
+          <w:color w:val="000000" w:themeColor="text1"/>
+        </w:rPr>
+        <w:tab/>
+      </w:r>
+      <w:r>
+        <w:rPr>
+          <w:bCs/>
+          <w:color w:val="000000" w:themeColor="text1"/>
+        </w:rPr>
+        <w:tab/>
+      </w:r>
+      <w:r>
+        <w:rPr>
+          <w:bCs/>
+          <w:color w:val="000000" w:themeColor="text1"/>
+        </w:rPr>
+        <w:tab/>
+        <w:t>If (&lt;exp</w:t>
       </w:r>
       <w:proofErr w:type="gramStart"/>
       <w:r>
@@ -25642,21 +25844,14 @@
           <w:bCs/>
           <w:color w:val="000000" w:themeColor="text1"/>
         </w:rPr>
-        <w:t>0]</w:t>
-      </w:r>
-      <w:r>
-        <w:rPr>
-          <w:bCs/>
-          <w:color w:val="000000" w:themeColor="text1"/>
-        </w:rPr>
-        <w:t xml:space="preserve"> -&gt; &lt;exp&gt;</w:t>
-      </w:r>
-      <w:r>
-        <w:rPr>
-          <w:bCs/>
-          <w:color w:val="000000" w:themeColor="text1"/>
-        </w:rPr>
-        <w:t>[1]</w:t>
+        <w:t>1]</w:t>
+      </w:r>
+      <w:r>
+        <w:rPr>
+          <w:bCs/>
+          <w:color w:val="000000" w:themeColor="text1"/>
+        </w:rPr>
+        <w:t>.</w:t>
       </w:r>
       <w:r>
         <w:rPr>
@@ -25670,21 +25865,14 @@
           <w:bCs/>
           <w:color w:val="000000" w:themeColor="text1"/>
         </w:rPr>
-        <w:t>&amp;</w:t>
-      </w:r>
-      <w:r>
-        <w:rPr>
-          <w:bCs/>
-          <w:color w:val="000000" w:themeColor="text1"/>
-        </w:rPr>
-        <w:t>!</w:t>
-      </w:r>
-      <w:r>
-        <w:rPr>
-          <w:bCs/>
-          <w:color w:val="000000" w:themeColor="text1"/>
-        </w:rPr>
-        <w:t xml:space="preserve"> &lt;exp</w:t>
+        <w:t xml:space="preserve">node_type </w:t>
+      </w:r>
+      <w:r>
+        <w:rPr>
+          <w:bCs/>
+          <w:color w:val="000000" w:themeColor="text1"/>
+        </w:rPr>
+        <w:t>= SET) and (&lt;exp</w:t>
       </w:r>
       <w:proofErr w:type="gramStart"/>
       <w:r>
@@ -25708,6 +25896,34 @@
           <w:color w:val="000000" w:themeColor="text1"/>
         </w:rPr>
         <w:t>2]</w:t>
+      </w:r>
+      <w:r>
+        <w:rPr>
+          <w:bCs/>
+          <w:color w:val="000000" w:themeColor="text1"/>
+        </w:rPr>
+        <w:t>.</w:t>
+      </w:r>
+      <w:r>
+        <w:rPr>
+          <w:bCs/>
+          <w:color w:val="000000" w:themeColor="text1"/>
+        </w:rPr>
+        <w:t xml:space="preserve"> </w:t>
+      </w:r>
+      <w:r>
+        <w:rPr>
+          <w:bCs/>
+          <w:color w:val="000000" w:themeColor="text1"/>
+        </w:rPr>
+        <w:t xml:space="preserve">node_type </w:t>
+      </w:r>
+      <w:r>
+        <w:rPr>
+          <w:bCs/>
+          <w:color w:val="000000" w:themeColor="text1"/>
+        </w:rPr>
+        <w:t>= SET)</w:t>
       </w:r>
     </w:p>
     <w:p>
@@ -25725,58 +25941,63 @@
           <w:bCs/>
           <w:color w:val="000000" w:themeColor="text1"/>
         </w:rPr>
-        <w:t>Semantic rule: &lt;exp</w:t>
-      </w:r>
-      <w:proofErr w:type="gramStart"/>
-      <w:r>
-        <w:rPr>
-          <w:bCs/>
-          <w:color w:val="000000" w:themeColor="text1"/>
-        </w:rPr>
-        <w:t>&gt;</w:t>
-      </w:r>
-      <w:r>
-        <w:rPr>
-          <w:bCs/>
-          <w:color w:val="000000" w:themeColor="text1"/>
-        </w:rPr>
-        <w:t>[</w:t>
-      </w:r>
-      <w:proofErr w:type="gramEnd"/>
-      <w:r>
-        <w:rPr>
-          <w:bCs/>
-          <w:color w:val="000000" w:themeColor="text1"/>
-        </w:rPr>
-        <w:t>0]</w:t>
-      </w:r>
-      <w:r>
-        <w:rPr>
-          <w:bCs/>
-          <w:color w:val="000000" w:themeColor="text1"/>
-        </w:rPr>
-        <w:t>.actual_type</w:t>
-      </w:r>
-      <w:r>
-        <w:rPr>
-          <w:bCs/>
-          <w:color w:val="000000" w:themeColor="text1"/>
-        </w:rPr>
-        <w:t xml:space="preserve"> </w:t>
-      </w:r>
-      <w:r>
-        <w:rPr>
-          <w:bCs/>
-          <w:color w:val="000000" w:themeColor="text1"/>
-        </w:rPr>
-        <w:t>&lt;-</w:t>
-      </w:r>
-      <w:r>
-        <w:rPr>
-          <w:bCs/>
-          <w:color w:val="000000" w:themeColor="text1"/>
-        </w:rPr>
-        <w:t xml:space="preserve"> </w:t>
+        <w:tab/>
+      </w:r>
+      <w:r>
+        <w:rPr>
+          <w:bCs/>
+          <w:color w:val="000000" w:themeColor="text1"/>
+        </w:rPr>
+        <w:tab/>
+      </w:r>
+      <w:r>
+        <w:rPr>
+          <w:bCs/>
+          <w:color w:val="000000" w:themeColor="text1"/>
+        </w:rPr>
+        <w:tab/>
+      </w:r>
+      <w:r>
+        <w:rPr>
+          <w:bCs/>
+          <w:color w:val="000000" w:themeColor="text1"/>
+        </w:rPr>
+        <w:tab/>
+      </w:r>
+      <w:r>
+        <w:rPr>
+          <w:bCs/>
+          <w:color w:val="000000" w:themeColor="text1"/>
+        </w:rPr>
+        <w:tab/>
+      </w:r>
+      <w:r>
+        <w:rPr>
+          <w:bCs/>
+          <w:color w:val="000000" w:themeColor="text1"/>
+        </w:rPr>
+        <w:tab/>
+      </w:r>
+      <w:r>
+        <w:rPr>
+          <w:bCs/>
+          <w:color w:val="000000" w:themeColor="text1"/>
+        </w:rPr>
+        <w:tab/>
+      </w:r>
+      <w:r>
+        <w:rPr>
+          <w:bCs/>
+          <w:color w:val="000000" w:themeColor="text1"/>
+        </w:rPr>
+        <w:tab/>
+      </w:r>
+      <w:r>
+        <w:rPr>
+          <w:bCs/>
+          <w:color w:val="000000" w:themeColor="text1"/>
+        </w:rPr>
+        <w:t>then SET</w:t>
       </w:r>
     </w:p>
     <w:p>
@@ -25844,109 +26065,14 @@
           <w:color w:val="000000" w:themeColor="text1"/>
         </w:rPr>
         <w:tab/>
-        <w:t>If (&lt;exp</w:t>
-      </w:r>
-      <w:proofErr w:type="gramStart"/>
-      <w:r>
-        <w:rPr>
-          <w:bCs/>
-          <w:color w:val="000000" w:themeColor="text1"/>
-        </w:rPr>
-        <w:t>&gt;</w:t>
-      </w:r>
-      <w:r>
-        <w:rPr>
-          <w:bCs/>
-          <w:color w:val="000000" w:themeColor="text1"/>
-        </w:rPr>
-        <w:t>[</w:t>
-      </w:r>
-      <w:proofErr w:type="gramEnd"/>
-      <w:r>
-        <w:rPr>
-          <w:bCs/>
-          <w:color w:val="000000" w:themeColor="text1"/>
-        </w:rPr>
-        <w:t>1]</w:t>
-      </w:r>
-      <w:r>
-        <w:rPr>
-          <w:bCs/>
-          <w:color w:val="000000" w:themeColor="text1"/>
-        </w:rPr>
-        <w:t>.</w:t>
-      </w:r>
-      <w:r>
-        <w:rPr>
-          <w:bCs/>
-          <w:color w:val="000000" w:themeColor="text1"/>
-        </w:rPr>
-        <w:t xml:space="preserve"> </w:t>
-      </w:r>
-      <w:r>
-        <w:rPr>
-          <w:bCs/>
-          <w:color w:val="000000" w:themeColor="text1"/>
-        </w:rPr>
-        <w:t xml:space="preserve">node_type </w:t>
-      </w:r>
-      <w:r>
-        <w:rPr>
-          <w:bCs/>
-          <w:color w:val="000000" w:themeColor="text1"/>
-        </w:rPr>
-        <w:t>= SET) and (&lt;exp</w:t>
-      </w:r>
-      <w:proofErr w:type="gramStart"/>
-      <w:r>
-        <w:rPr>
-          <w:bCs/>
-          <w:color w:val="000000" w:themeColor="text1"/>
-        </w:rPr>
-        <w:t>&gt;</w:t>
-      </w:r>
-      <w:r>
-        <w:rPr>
-          <w:bCs/>
-          <w:color w:val="000000" w:themeColor="text1"/>
-        </w:rPr>
-        <w:t>[</w:t>
-      </w:r>
-      <w:proofErr w:type="gramEnd"/>
-      <w:r>
-        <w:rPr>
-          <w:bCs/>
-          <w:color w:val="000000" w:themeColor="text1"/>
-        </w:rPr>
-        <w:t>2]</w:t>
-      </w:r>
-      <w:r>
-        <w:rPr>
-          <w:bCs/>
-          <w:color w:val="000000" w:themeColor="text1"/>
-        </w:rPr>
-        <w:t>.</w:t>
-      </w:r>
-      <w:r>
-        <w:rPr>
-          <w:bCs/>
-          <w:color w:val="000000" w:themeColor="text1"/>
-        </w:rPr>
-        <w:t xml:space="preserve"> </w:t>
-      </w:r>
-      <w:r>
-        <w:rPr>
-          <w:bCs/>
-          <w:color w:val="000000" w:themeColor="text1"/>
-        </w:rPr>
-        <w:t xml:space="preserve">node_type </w:t>
-      </w:r>
-      <w:r>
-        <w:rPr>
-          <w:bCs/>
-          <w:color w:val="000000" w:themeColor="text1"/>
-        </w:rPr>
-        <w:t>= SET)</w:t>
+        <w:t xml:space="preserve">else </w:t>
+      </w:r>
+      <w:r>
+        <w:rPr>
+          <w:bCs/>
+          <w:color w:val="000000" w:themeColor="text1"/>
+        </w:rPr>
+        <w:t>INVALID_OP</w:t>
       </w:r>
     </w:p>
     <w:p>
@@ -26014,13 +26140,7 @@
           <w:color w:val="000000" w:themeColor="text1"/>
         </w:rPr>
         <w:tab/>
-      </w:r>
-      <w:r>
-        <w:rPr>
-          <w:bCs/>
-          <w:color w:val="000000" w:themeColor="text1"/>
-        </w:rPr>
-        <w:t>then SET</w:t>
+        <w:t>end if</w:t>
       </w:r>
     </w:p>
     <w:p>
@@ -26038,64 +26158,23 @@
           <w:bCs/>
           <w:color w:val="000000" w:themeColor="text1"/>
         </w:rPr>
-        <w:tab/>
-      </w:r>
-      <w:r>
-        <w:rPr>
-          <w:bCs/>
-          <w:color w:val="000000" w:themeColor="text1"/>
-        </w:rPr>
-        <w:tab/>
-      </w:r>
-      <w:r>
-        <w:rPr>
-          <w:bCs/>
-          <w:color w:val="000000" w:themeColor="text1"/>
-        </w:rPr>
-        <w:tab/>
-      </w:r>
-      <w:r>
-        <w:rPr>
-          <w:bCs/>
-          <w:color w:val="000000" w:themeColor="text1"/>
-        </w:rPr>
-        <w:tab/>
-      </w:r>
-      <w:r>
-        <w:rPr>
-          <w:bCs/>
-          <w:color w:val="000000" w:themeColor="text1"/>
-        </w:rPr>
-        <w:tab/>
-      </w:r>
-      <w:r>
-        <w:rPr>
-          <w:bCs/>
-          <w:color w:val="000000" w:themeColor="text1"/>
-        </w:rPr>
-        <w:tab/>
-      </w:r>
-      <w:r>
-        <w:rPr>
-          <w:bCs/>
-          <w:color w:val="000000" w:themeColor="text1"/>
-        </w:rPr>
-        <w:tab/>
-      </w:r>
-      <w:r>
-        <w:rPr>
-          <w:bCs/>
-          <w:color w:val="000000" w:themeColor="text1"/>
-        </w:rPr>
-        <w:tab/>
-        <w:t xml:space="preserve">else </w:t>
-      </w:r>
-      <w:r>
-        <w:rPr>
-          <w:bCs/>
-          <w:color w:val="000000" w:themeColor="text1"/>
-        </w:rPr>
-        <w:t>INVALID_OP</w:t>
+        <w:t>Predicate: &lt;exp</w:t>
+      </w:r>
+      <w:proofErr w:type="gramStart"/>
+      <w:r>
+        <w:rPr>
+          <w:bCs/>
+          <w:color w:val="000000" w:themeColor="text1"/>
+        </w:rPr>
+        <w:t>&gt;[</w:t>
+      </w:r>
+      <w:proofErr w:type="gramEnd"/>
+      <w:r>
+        <w:rPr>
+          <w:bCs/>
+          <w:color w:val="000000" w:themeColor="text1"/>
+        </w:rPr>
+        <w:t>0].actual_type == SET</w:t>
       </w:r>
     </w:p>
     <w:p>
@@ -26108,63 +26187,6 @@
           <w:color w:val="000000" w:themeColor="text1"/>
         </w:rPr>
       </w:pPr>
-      <w:r>
-        <w:rPr>
-          <w:bCs/>
-          <w:color w:val="000000" w:themeColor="text1"/>
-        </w:rPr>
-        <w:tab/>
-      </w:r>
-      <w:r>
-        <w:rPr>
-          <w:bCs/>
-          <w:color w:val="000000" w:themeColor="text1"/>
-        </w:rPr>
-        <w:tab/>
-      </w:r>
-      <w:r>
-        <w:rPr>
-          <w:bCs/>
-          <w:color w:val="000000" w:themeColor="text1"/>
-        </w:rPr>
-        <w:tab/>
-      </w:r>
-      <w:r>
-        <w:rPr>
-          <w:bCs/>
-          <w:color w:val="000000" w:themeColor="text1"/>
-        </w:rPr>
-        <w:tab/>
-      </w:r>
-      <w:r>
-        <w:rPr>
-          <w:bCs/>
-          <w:color w:val="000000" w:themeColor="text1"/>
-        </w:rPr>
-        <w:tab/>
-      </w:r>
-      <w:r>
-        <w:rPr>
-          <w:bCs/>
-          <w:color w:val="000000" w:themeColor="text1"/>
-        </w:rPr>
-        <w:tab/>
-      </w:r>
-      <w:r>
-        <w:rPr>
-          <w:bCs/>
-          <w:color w:val="000000" w:themeColor="text1"/>
-        </w:rPr>
-        <w:tab/>
-      </w:r>
-      <w:r>
-        <w:rPr>
-          <w:bCs/>
-          <w:color w:val="000000" w:themeColor="text1"/>
-        </w:rPr>
-        <w:tab/>
-        <w:t>end if</w:t>
-      </w:r>
     </w:p>
     <w:p>
       <w:pPr>
@@ -26174,30 +26196,24 @@
         <w:rPr>
           <w:bCs/>
           <w:color w:val="000000" w:themeColor="text1"/>
-        </w:rPr>
-      </w:pPr>
-      <w:r>
-        <w:rPr>
-          <w:bCs/>
-          <w:color w:val="000000" w:themeColor="text1"/>
-        </w:rPr>
-        <w:t>Predicate: &lt;exp</w:t>
-      </w:r>
-      <w:proofErr w:type="gramStart"/>
-      <w:r>
-        <w:rPr>
-          <w:bCs/>
-          <w:color w:val="000000" w:themeColor="text1"/>
-        </w:rPr>
-        <w:t>&gt;[</w:t>
-      </w:r>
-      <w:proofErr w:type="gramEnd"/>
-      <w:r>
-        <w:rPr>
-          <w:bCs/>
-          <w:color w:val="000000" w:themeColor="text1"/>
-        </w:rPr>
-        <w:t>0].actual_type == SET</w:t>
+          <w:u w:val="single"/>
+        </w:rPr>
+      </w:pPr>
+      <w:r>
+        <w:rPr>
+          <w:bCs/>
+          <w:color w:val="000000" w:themeColor="text1"/>
+          <w:u w:val="single"/>
+        </w:rPr>
+        <w:t>NAME</w:t>
+      </w:r>
+      <w:r>
+        <w:rPr>
+          <w:bCs/>
+          <w:color w:val="000000" w:themeColor="text1"/>
+          <w:u w:val="single"/>
+        </w:rPr>
+        <w:t>:</w:t>
       </w:r>
     </w:p>
     <w:p>
@@ -26210,6 +26226,13 @@
           <w:color w:val="000000" w:themeColor="text1"/>
         </w:rPr>
       </w:pPr>
+      <w:r>
+        <w:rPr>
+          <w:bCs/>
+          <w:color w:val="000000" w:themeColor="text1"/>
+        </w:rPr>
+        <w:t>Syntax rule: &lt;exp&gt; -&gt; NAME</w:t>
+      </w:r>
     </w:p>
     <w:p>
       <w:pPr>
@@ -26221,6 +26244,1039 @@
           <w:color w:val="000000" w:themeColor="text1"/>
         </w:rPr>
       </w:pPr>
+      <w:r>
+        <w:rPr>
+          <w:bCs/>
+          <w:color w:val="000000" w:themeColor="text1"/>
+        </w:rPr>
+        <w:t>Semantic rule: &lt;exp&gt;.actual_type &lt;- lookup(NAME.string)</w:t>
+      </w:r>
+    </w:p>
+    <w:p>
+      <w:pPr>
+        <w:pStyle w:val="Prrafodelista"/>
+        <w:ind w:left="0"/>
+        <w:jc w:val="both"/>
+        <w:rPr>
+          <w:bCs/>
+          <w:color w:val="000000" w:themeColor="text1"/>
+        </w:rPr>
+      </w:pPr>
+    </w:p>
+    <w:p>
+      <w:pPr>
+        <w:pStyle w:val="Prrafodelista"/>
+        <w:ind w:left="0"/>
+        <w:jc w:val="both"/>
+        <w:rPr>
+          <w:bCs/>
+          <w:color w:val="000000" w:themeColor="text1"/>
+          <w:u w:val="single"/>
+        </w:rPr>
+      </w:pPr>
+      <w:r>
+        <w:rPr>
+          <w:bCs/>
+          <w:color w:val="000000" w:themeColor="text1"/>
+          <w:u w:val="single"/>
+        </w:rPr>
+        <w:t xml:space="preserve">Literal </w:t>
+      </w:r>
+      <w:r>
+        <w:rPr>
+          <w:bCs/>
+          <w:color w:val="000000" w:themeColor="text1"/>
+          <w:u w:val="single"/>
+        </w:rPr>
+        <w:t>S</w:t>
+      </w:r>
+      <w:r>
+        <w:rPr>
+          <w:bCs/>
+          <w:color w:val="000000" w:themeColor="text1"/>
+          <w:u w:val="single"/>
+        </w:rPr>
+        <w:t>et:</w:t>
+      </w:r>
+    </w:p>
+    <w:p>
+      <w:pPr>
+        <w:pStyle w:val="Prrafodelista"/>
+        <w:ind w:left="0"/>
+        <w:jc w:val="both"/>
+        <w:rPr>
+          <w:bCs/>
+          <w:color w:val="000000" w:themeColor="text1"/>
+        </w:rPr>
+      </w:pPr>
+      <w:r>
+        <w:rPr>
+          <w:bCs/>
+          <w:color w:val="000000" w:themeColor="text1"/>
+        </w:rPr>
+        <w:t xml:space="preserve">Syntax rule: &lt;exp&gt; -&gt; {} </w:t>
+      </w:r>
+      <w:r>
+        <w:rPr>
+          <w:bCs/>
+          <w:color w:val="000000" w:themeColor="text1"/>
+        </w:rPr>
+        <w:t>| {&lt;explist&gt;</w:t>
+      </w:r>
+      <w:r>
+        <w:rPr>
+          <w:bCs/>
+          <w:color w:val="000000" w:themeColor="text1"/>
+        </w:rPr>
+        <w:t>}</w:t>
+      </w:r>
+    </w:p>
+    <w:p>
+      <w:pPr>
+        <w:pStyle w:val="Prrafodelista"/>
+        <w:ind w:left="0"/>
+        <w:jc w:val="both"/>
+        <w:rPr>
+          <w:bCs/>
+          <w:color w:val="000000" w:themeColor="text1"/>
+        </w:rPr>
+      </w:pPr>
+      <w:r>
+        <w:rPr>
+          <w:bCs/>
+          <w:color w:val="000000" w:themeColor="text1"/>
+        </w:rPr>
+        <w:t>Semantic rule: &lt;exp</w:t>
+      </w:r>
+      <w:proofErr w:type="gramStart"/>
+      <w:r>
+        <w:rPr>
+          <w:bCs/>
+          <w:color w:val="000000" w:themeColor="text1"/>
+        </w:rPr>
+        <w:t>&gt;.actual</w:t>
+      </w:r>
+      <w:proofErr w:type="gramEnd"/>
+      <w:r>
+        <w:rPr>
+          <w:bCs/>
+          <w:color w:val="000000" w:themeColor="text1"/>
+        </w:rPr>
+        <w:t>_type &lt;- SET</w:t>
+      </w:r>
+    </w:p>
+    <w:p>
+      <w:pPr>
+        <w:pStyle w:val="Prrafodelista"/>
+        <w:ind w:left="0"/>
+        <w:jc w:val="both"/>
+        <w:rPr>
+          <w:bCs/>
+          <w:color w:val="000000" w:themeColor="text1"/>
+        </w:rPr>
+      </w:pPr>
+    </w:p>
+    <w:p>
+      <w:pPr>
+        <w:pStyle w:val="Prrafodelista"/>
+        <w:ind w:left="0"/>
+        <w:jc w:val="both"/>
+        <w:rPr>
+          <w:bCs/>
+          <w:color w:val="000000" w:themeColor="text1"/>
+          <w:u w:val="single"/>
+        </w:rPr>
+      </w:pPr>
+      <w:r>
+        <w:rPr>
+          <w:bCs/>
+          <w:color w:val="000000" w:themeColor="text1"/>
+          <w:u w:val="single"/>
+        </w:rPr>
+        <w:t>Literal List:</w:t>
+      </w:r>
+    </w:p>
+    <w:p>
+      <w:pPr>
+        <w:pStyle w:val="Prrafodelista"/>
+        <w:ind w:left="0"/>
+        <w:jc w:val="both"/>
+        <w:rPr>
+          <w:bCs/>
+          <w:color w:val="000000" w:themeColor="text1"/>
+        </w:rPr>
+      </w:pPr>
+      <w:r>
+        <w:rPr>
+          <w:bCs/>
+          <w:color w:val="000000" w:themeColor="text1"/>
+        </w:rPr>
+        <w:t xml:space="preserve">Syntax rule: &lt;exp&gt; -&gt; [] </w:t>
+      </w:r>
+      <w:r>
+        <w:rPr>
+          <w:bCs/>
+          <w:color w:val="000000" w:themeColor="text1"/>
+        </w:rPr>
+        <w:t xml:space="preserve">| </w:t>
+      </w:r>
+      <w:r>
+        <w:rPr>
+          <w:bCs/>
+          <w:color w:val="000000" w:themeColor="text1"/>
+        </w:rPr>
+        <w:t>[</w:t>
+      </w:r>
+      <w:r>
+        <w:rPr>
+          <w:bCs/>
+          <w:color w:val="000000" w:themeColor="text1"/>
+        </w:rPr>
+        <w:t>&lt;explist&gt;</w:t>
+      </w:r>
+      <w:r>
+        <w:rPr>
+          <w:bCs/>
+          <w:color w:val="000000" w:themeColor="text1"/>
+        </w:rPr>
+        <w:t>]</w:t>
+      </w:r>
+    </w:p>
+    <w:p>
+      <w:pPr>
+        <w:pStyle w:val="Prrafodelista"/>
+        <w:ind w:left="0"/>
+        <w:jc w:val="both"/>
+        <w:rPr>
+          <w:bCs/>
+          <w:color w:val="000000" w:themeColor="text1"/>
+        </w:rPr>
+      </w:pPr>
+      <w:r>
+        <w:rPr>
+          <w:bCs/>
+          <w:color w:val="000000" w:themeColor="text1"/>
+        </w:rPr>
+        <w:t>Semantic rule: &lt;exp</w:t>
+      </w:r>
+      <w:proofErr w:type="gramStart"/>
+      <w:r>
+        <w:rPr>
+          <w:bCs/>
+          <w:color w:val="000000" w:themeColor="text1"/>
+        </w:rPr>
+        <w:t>&gt;.actual</w:t>
+      </w:r>
+      <w:proofErr w:type="gramEnd"/>
+      <w:r>
+        <w:rPr>
+          <w:bCs/>
+          <w:color w:val="000000" w:themeColor="text1"/>
+        </w:rPr>
+        <w:t>_type &lt;- LIST</w:t>
+      </w:r>
+    </w:p>
+    <w:p>
+      <w:pPr>
+        <w:pStyle w:val="Prrafodelista"/>
+        <w:ind w:left="0"/>
+        <w:jc w:val="both"/>
+        <w:rPr>
+          <w:bCs/>
+          <w:color w:val="000000" w:themeColor="text1"/>
+        </w:rPr>
+      </w:pPr>
+    </w:p>
+    <w:p>
+      <w:pPr>
+        <w:pStyle w:val="Prrafodelista"/>
+        <w:ind w:left="0"/>
+        <w:jc w:val="both"/>
+        <w:rPr>
+          <w:bCs/>
+          <w:color w:val="000000" w:themeColor="text1"/>
+          <w:u w:val="single"/>
+        </w:rPr>
+      </w:pPr>
+      <w:r>
+        <w:rPr>
+          <w:bCs/>
+          <w:color w:val="000000" w:themeColor="text1"/>
+          <w:u w:val="single"/>
+        </w:rPr>
+        <w:t>Elem:</w:t>
+      </w:r>
+    </w:p>
+    <w:p>
+      <w:pPr>
+        <w:pStyle w:val="Prrafodelista"/>
+        <w:ind w:left="0"/>
+        <w:jc w:val="both"/>
+        <w:rPr>
+          <w:bCs/>
+          <w:color w:val="000000" w:themeColor="text1"/>
+        </w:rPr>
+      </w:pPr>
+      <w:r>
+        <w:rPr>
+          <w:bCs/>
+          <w:color w:val="000000" w:themeColor="text1"/>
+        </w:rPr>
+        <w:t>Syntax rule</w:t>
+      </w:r>
+      <w:r>
+        <w:rPr>
+          <w:bCs/>
+          <w:color w:val="000000" w:themeColor="text1"/>
+        </w:rPr>
+        <w:t>:</w:t>
+      </w:r>
+      <w:r>
+        <w:rPr>
+          <w:bCs/>
+          <w:color w:val="000000" w:themeColor="text1"/>
+        </w:rPr>
+        <w:t xml:space="preserve"> &lt;exp&gt; -&gt; ELEM</w:t>
+      </w:r>
+    </w:p>
+    <w:p>
+      <w:pPr>
+        <w:pStyle w:val="Prrafodelista"/>
+        <w:ind w:left="0"/>
+        <w:jc w:val="both"/>
+        <w:rPr>
+          <w:bCs/>
+          <w:color w:val="000000" w:themeColor="text1"/>
+        </w:rPr>
+      </w:pPr>
+      <w:r>
+        <w:rPr>
+          <w:bCs/>
+          <w:color w:val="000000" w:themeColor="text1"/>
+        </w:rPr>
+        <w:t>Semantic rule: &lt;exp</w:t>
+      </w:r>
+      <w:proofErr w:type="gramStart"/>
+      <w:r>
+        <w:rPr>
+          <w:bCs/>
+          <w:color w:val="000000" w:themeColor="text1"/>
+        </w:rPr>
+        <w:t>&gt;.actual</w:t>
+      </w:r>
+      <w:proofErr w:type="gramEnd"/>
+      <w:r>
+        <w:rPr>
+          <w:bCs/>
+          <w:color w:val="000000" w:themeColor="text1"/>
+        </w:rPr>
+        <w:t>_type &lt;- ELEM_TYPE</w:t>
+      </w:r>
+    </w:p>
+    <w:p>
+      <w:pPr>
+        <w:pStyle w:val="Prrafodelista"/>
+        <w:ind w:left="0"/>
+        <w:jc w:val="both"/>
+        <w:rPr>
+          <w:bCs/>
+          <w:color w:val="000000" w:themeColor="text1"/>
+        </w:rPr>
+      </w:pPr>
+    </w:p>
+    <w:p>
+      <w:pPr>
+        <w:pStyle w:val="Prrafodelista"/>
+        <w:ind w:left="0"/>
+        <w:jc w:val="both"/>
+        <w:rPr>
+          <w:bCs/>
+          <w:color w:val="000000" w:themeColor="text1"/>
+          <w:u w:val="single"/>
+        </w:rPr>
+      </w:pPr>
+      <w:r>
+        <w:rPr>
+          <w:bCs/>
+          <w:color w:val="000000" w:themeColor="text1"/>
+          <w:u w:val="single"/>
+        </w:rPr>
+        <w:t>Assign:</w:t>
+      </w:r>
+    </w:p>
+    <w:p>
+      <w:pPr>
+        <w:pStyle w:val="Prrafodelista"/>
+        <w:ind w:left="0"/>
+        <w:jc w:val="both"/>
+        <w:rPr>
+          <w:bCs/>
+          <w:color w:val="000000" w:themeColor="text1"/>
+        </w:rPr>
+      </w:pPr>
+      <w:r>
+        <w:rPr>
+          <w:bCs/>
+          <w:color w:val="000000" w:themeColor="text1"/>
+        </w:rPr>
+        <w:t>Syntax rule: &lt;exp</w:t>
+      </w:r>
+      <w:proofErr w:type="gramStart"/>
+      <w:r>
+        <w:rPr>
+          <w:bCs/>
+          <w:color w:val="000000" w:themeColor="text1"/>
+        </w:rPr>
+        <w:t>&gt;[</w:t>
+      </w:r>
+      <w:proofErr w:type="gramEnd"/>
+      <w:r>
+        <w:rPr>
+          <w:bCs/>
+          <w:color w:val="000000" w:themeColor="text1"/>
+        </w:rPr>
+        <w:t>0] -&gt; NAME = &lt;exp&gt;[1]</w:t>
+      </w:r>
+    </w:p>
+    <w:p>
+      <w:pPr>
+        <w:pStyle w:val="Prrafodelista"/>
+        <w:ind w:left="0"/>
+        <w:jc w:val="both"/>
+        <w:rPr>
+          <w:bCs/>
+          <w:color w:val="000000" w:themeColor="text1"/>
+        </w:rPr>
+      </w:pPr>
+      <w:r>
+        <w:rPr>
+          <w:bCs/>
+          <w:color w:val="000000" w:themeColor="text1"/>
+        </w:rPr>
+        <w:t>Semantic rule: &lt;exp</w:t>
+      </w:r>
+      <w:proofErr w:type="gramStart"/>
+      <w:r>
+        <w:rPr>
+          <w:bCs/>
+          <w:color w:val="000000" w:themeColor="text1"/>
+        </w:rPr>
+        <w:t>&gt;[</w:t>
+      </w:r>
+      <w:proofErr w:type="gramEnd"/>
+      <w:r>
+        <w:rPr>
+          <w:bCs/>
+          <w:color w:val="000000" w:themeColor="text1"/>
+        </w:rPr>
+        <w:t xml:space="preserve">0].actual_type </w:t>
+      </w:r>
+      <w:r>
+        <w:rPr>
+          <w:bCs/>
+          <w:color w:val="000000" w:themeColor="text1"/>
+        </w:rPr>
+        <w:t>&lt;- &lt;exp&gt;</w:t>
+      </w:r>
+      <w:r>
+        <w:rPr>
+          <w:bCs/>
+          <w:color w:val="000000" w:themeColor="text1"/>
+        </w:rPr>
+        <w:t>[1]</w:t>
+      </w:r>
+      <w:r>
+        <w:rPr>
+          <w:bCs/>
+          <w:color w:val="000000" w:themeColor="text1"/>
+        </w:rPr>
+        <w:t>.</w:t>
+      </w:r>
+      <w:r>
+        <w:rPr>
+          <w:bCs/>
+          <w:color w:val="000000" w:themeColor="text1"/>
+        </w:rPr>
+        <w:t>actual_type</w:t>
+      </w:r>
+    </w:p>
+    <w:p>
+      <w:pPr>
+        <w:pStyle w:val="Prrafodelista"/>
+        <w:ind w:left="0"/>
+        <w:jc w:val="both"/>
+        <w:rPr>
+          <w:bCs/>
+          <w:color w:val="000000" w:themeColor="text1"/>
+        </w:rPr>
+      </w:pPr>
+    </w:p>
+    <w:p>
+      <w:pPr>
+        <w:pStyle w:val="Prrafodelista"/>
+        <w:ind w:left="0"/>
+        <w:jc w:val="both"/>
+        <w:rPr>
+          <w:bCs/>
+          <w:color w:val="000000" w:themeColor="text1"/>
+          <w:u w:val="single"/>
+        </w:rPr>
+      </w:pPr>
+      <w:r>
+        <w:rPr>
+          <w:bCs/>
+          <w:color w:val="000000" w:themeColor="text1"/>
+          <w:u w:val="single"/>
+        </w:rPr>
+        <w:t>Positioned element:</w:t>
+      </w:r>
+    </w:p>
+    <w:p>
+      <w:pPr>
+        <w:pStyle w:val="Prrafodelista"/>
+        <w:ind w:left="0"/>
+        <w:jc w:val="both"/>
+        <w:rPr>
+          <w:bCs/>
+          <w:color w:val="000000" w:themeColor="text1"/>
+        </w:rPr>
+      </w:pPr>
+      <w:r>
+        <w:rPr>
+          <w:bCs/>
+          <w:color w:val="000000" w:themeColor="text1"/>
+        </w:rPr>
+        <w:t>Syntax rule: &lt;exp</w:t>
+      </w:r>
+      <w:proofErr w:type="gramStart"/>
+      <w:r>
+        <w:rPr>
+          <w:bCs/>
+          <w:color w:val="000000" w:themeColor="text1"/>
+        </w:rPr>
+        <w:t>&gt;[</w:t>
+      </w:r>
+      <w:proofErr w:type="gramEnd"/>
+      <w:r>
+        <w:rPr>
+          <w:bCs/>
+          <w:color w:val="000000" w:themeColor="text1"/>
+        </w:rPr>
+        <w:t xml:space="preserve">0] -&gt; </w:t>
+      </w:r>
+      <w:r>
+        <w:rPr>
+          <w:bCs/>
+          <w:color w:val="000000" w:themeColor="text1"/>
+        </w:rPr>
+        <w:t>&lt;exp&gt;</w:t>
+      </w:r>
+      <w:r>
+        <w:rPr>
+          <w:bCs/>
+          <w:color w:val="000000" w:themeColor="text1"/>
+        </w:rPr>
+        <w:t xml:space="preserve">[1]  </w:t>
+      </w:r>
+      <w:r>
+        <w:rPr>
+          <w:bCs/>
+          <w:color w:val="000000" w:themeColor="text1"/>
+        </w:rPr>
+        <w:t>“</w:t>
+      </w:r>
+      <w:r>
+        <w:rPr>
+          <w:bCs/>
+          <w:color w:val="000000" w:themeColor="text1"/>
+        </w:rPr>
+        <w:t>[</w:t>
+      </w:r>
+      <w:r>
+        <w:rPr>
+          <w:bCs/>
+          <w:color w:val="000000" w:themeColor="text1"/>
+        </w:rPr>
+        <w:t>”  &lt;exp&gt;</w:t>
+      </w:r>
+      <w:r>
+        <w:rPr>
+          <w:bCs/>
+          <w:color w:val="000000" w:themeColor="text1"/>
+        </w:rPr>
+        <w:t>[2]</w:t>
+      </w:r>
+      <w:r>
+        <w:rPr>
+          <w:bCs/>
+          <w:color w:val="000000" w:themeColor="text1"/>
+        </w:rPr>
+        <w:t xml:space="preserve">  “</w:t>
+      </w:r>
+      <w:r>
+        <w:rPr>
+          <w:bCs/>
+          <w:color w:val="000000" w:themeColor="text1"/>
+        </w:rPr>
+        <w:t>]</w:t>
+      </w:r>
+      <w:r>
+        <w:rPr>
+          <w:bCs/>
+          <w:color w:val="000000" w:themeColor="text1"/>
+        </w:rPr>
+        <w:t>”</w:t>
+      </w:r>
+      <w:r>
+        <w:rPr>
+          <w:bCs/>
+          <w:color w:val="000000" w:themeColor="text1"/>
+        </w:rPr>
+        <w:t xml:space="preserve"> </w:t>
+      </w:r>
+    </w:p>
+    <w:p>
+      <w:pPr>
+        <w:pStyle w:val="Prrafodelista"/>
+        <w:ind w:left="0"/>
+        <w:jc w:val="both"/>
+        <w:rPr>
+          <w:bCs/>
+          <w:color w:val="000000" w:themeColor="text1"/>
+        </w:rPr>
+      </w:pPr>
+      <w:r>
+        <w:rPr>
+          <w:bCs/>
+          <w:color w:val="000000" w:themeColor="text1"/>
+        </w:rPr>
+        <w:t xml:space="preserve">Predicate: </w:t>
+      </w:r>
+      <w:r>
+        <w:rPr>
+          <w:bCs/>
+          <w:color w:val="000000" w:themeColor="text1"/>
+        </w:rPr>
+        <w:t>(&lt;exp</w:t>
+      </w:r>
+      <w:proofErr w:type="gramStart"/>
+      <w:r>
+        <w:rPr>
+          <w:bCs/>
+          <w:color w:val="000000" w:themeColor="text1"/>
+        </w:rPr>
+        <w:t>&gt;[</w:t>
+      </w:r>
+      <w:proofErr w:type="gramEnd"/>
+      <w:r>
+        <w:rPr>
+          <w:bCs/>
+          <w:color w:val="000000" w:themeColor="text1"/>
+        </w:rPr>
+        <w:t xml:space="preserve">1].actual_type == SET || &lt;exp&gt;[1].actual_type == LIST) </w:t>
+      </w:r>
+      <w:r>
+        <w:rPr>
+          <w:bCs/>
+          <w:color w:val="000000" w:themeColor="text1"/>
+        </w:rPr>
+        <w:t xml:space="preserve"> </w:t>
+      </w:r>
+      <w:r>
+        <w:rPr>
+          <w:bCs/>
+          <w:color w:val="000000" w:themeColor="text1"/>
+        </w:rPr>
+        <w:t>&amp;&amp;</w:t>
+      </w:r>
+      <w:r>
+        <w:rPr>
+          <w:bCs/>
+          <w:color w:val="000000" w:themeColor="text1"/>
+        </w:rPr>
+        <w:t xml:space="preserve"> </w:t>
+      </w:r>
+      <w:r>
+        <w:rPr>
+          <w:bCs/>
+          <w:color w:val="000000" w:themeColor="text1"/>
+        </w:rPr>
+        <w:t>(&lt;exp&gt;[2].actual_type == NUMBER)</w:t>
+      </w:r>
+    </w:p>
+    <w:p>
+      <w:pPr>
+        <w:pStyle w:val="Prrafodelista"/>
+        <w:ind w:left="0"/>
+        <w:jc w:val="both"/>
+        <w:rPr>
+          <w:bCs/>
+          <w:color w:val="000000" w:themeColor="text1"/>
+        </w:rPr>
+      </w:pPr>
+    </w:p>
+    <w:p>
+      <w:pPr>
+        <w:pStyle w:val="Prrafodelista"/>
+        <w:ind w:left="0"/>
+        <w:jc w:val="both"/>
+        <w:rPr>
+          <w:bCs/>
+          <w:color w:val="000000" w:themeColor="text1"/>
+          <w:u w:val="single"/>
+        </w:rPr>
+      </w:pPr>
+      <w:r>
+        <w:rPr>
+          <w:bCs/>
+          <w:color w:val="000000" w:themeColor="text1"/>
+          <w:u w:val="single"/>
+        </w:rPr>
+        <w:t>Pop:</w:t>
+      </w:r>
+    </w:p>
+    <w:p>
+      <w:pPr>
+        <w:pStyle w:val="Prrafodelista"/>
+        <w:ind w:left="0"/>
+        <w:jc w:val="both"/>
+        <w:rPr>
+          <w:bCs/>
+          <w:color w:val="000000" w:themeColor="text1"/>
+        </w:rPr>
+      </w:pPr>
+      <w:r>
+        <w:rPr>
+          <w:bCs/>
+          <w:color w:val="000000" w:themeColor="text1"/>
+        </w:rPr>
+        <w:t>Syntax rule: &lt;exp</w:t>
+      </w:r>
+      <w:proofErr w:type="gramStart"/>
+      <w:r>
+        <w:rPr>
+          <w:bCs/>
+          <w:color w:val="000000" w:themeColor="text1"/>
+        </w:rPr>
+        <w:t>&gt;[</w:t>
+      </w:r>
+      <w:proofErr w:type="gramEnd"/>
+      <w:r>
+        <w:rPr>
+          <w:bCs/>
+          <w:color w:val="000000" w:themeColor="text1"/>
+        </w:rPr>
+        <w:t xml:space="preserve">0] -&gt; POP </w:t>
+      </w:r>
+      <w:r>
+        <w:rPr>
+          <w:bCs/>
+          <w:color w:val="000000" w:themeColor="text1"/>
+        </w:rPr>
+        <w:t>&lt;exp&gt;</w:t>
+      </w:r>
+      <w:r>
+        <w:rPr>
+          <w:bCs/>
+          <w:color w:val="000000" w:themeColor="text1"/>
+        </w:rPr>
+        <w:t>[1]</w:t>
+      </w:r>
+    </w:p>
+    <w:p>
+      <w:pPr>
+        <w:pStyle w:val="Prrafodelista"/>
+        <w:ind w:left="0"/>
+        <w:jc w:val="both"/>
+        <w:rPr>
+          <w:bCs/>
+          <w:color w:val="000000" w:themeColor="text1"/>
+        </w:rPr>
+      </w:pPr>
+      <w:r>
+        <w:rPr>
+          <w:bCs/>
+          <w:color w:val="000000" w:themeColor="text1"/>
+        </w:rPr>
+        <w:t>Predicate</w:t>
+      </w:r>
+      <w:r>
+        <w:rPr>
+          <w:bCs/>
+          <w:color w:val="000000" w:themeColor="text1"/>
+        </w:rPr>
+        <w:t>: &lt;exp</w:t>
+      </w:r>
+      <w:proofErr w:type="gramStart"/>
+      <w:r>
+        <w:rPr>
+          <w:bCs/>
+          <w:color w:val="000000" w:themeColor="text1"/>
+        </w:rPr>
+        <w:t>&gt;</w:t>
+      </w:r>
+      <w:r>
+        <w:rPr>
+          <w:bCs/>
+          <w:color w:val="000000" w:themeColor="text1"/>
+        </w:rPr>
+        <w:t>[</w:t>
+      </w:r>
+      <w:proofErr w:type="gramEnd"/>
+      <w:r>
+        <w:rPr>
+          <w:bCs/>
+          <w:color w:val="000000" w:themeColor="text1"/>
+        </w:rPr>
+        <w:t>1].actual</w:t>
+      </w:r>
+      <w:r>
+        <w:rPr>
+          <w:bCs/>
+          <w:color w:val="000000" w:themeColor="text1"/>
+        </w:rPr>
+        <w:t>_type == L</w:t>
+      </w:r>
+      <w:r>
+        <w:rPr>
+          <w:bCs/>
+          <w:color w:val="000000" w:themeColor="text1"/>
+        </w:rPr>
+        <w:t>IST</w:t>
+      </w:r>
+    </w:p>
+    <w:p>
+      <w:pPr>
+        <w:pStyle w:val="Prrafodelista"/>
+        <w:ind w:left="0"/>
+        <w:jc w:val="both"/>
+        <w:rPr>
+          <w:bCs/>
+          <w:color w:val="000000" w:themeColor="text1"/>
+        </w:rPr>
+      </w:pPr>
+    </w:p>
+    <w:p>
+      <w:pPr>
+        <w:pStyle w:val="Prrafodelista"/>
+        <w:ind w:left="0"/>
+        <w:jc w:val="both"/>
+        <w:rPr>
+          <w:bCs/>
+          <w:color w:val="000000" w:themeColor="text1"/>
+        </w:rPr>
+      </w:pPr>
+    </w:p>
+    <w:p>
+      <w:pPr>
+        <w:pStyle w:val="Prrafodelista"/>
+        <w:ind w:left="0"/>
+        <w:jc w:val="both"/>
+        <w:rPr>
+          <w:bCs/>
+          <w:color w:val="000000" w:themeColor="text1"/>
+        </w:rPr>
+      </w:pPr>
+    </w:p>
+    <w:p>
+      <w:pPr>
+        <w:pStyle w:val="Prrafodelista"/>
+        <w:ind w:left="0"/>
+        <w:jc w:val="both"/>
+        <w:rPr>
+          <w:bCs/>
+          <w:color w:val="000000" w:themeColor="text1"/>
+          <w:u w:val="single"/>
+        </w:rPr>
+      </w:pPr>
+      <w:r>
+        <w:rPr>
+          <w:bCs/>
+          <w:color w:val="000000" w:themeColor="text1"/>
+          <w:u w:val="single"/>
+        </w:rPr>
+        <w:lastRenderedPageBreak/>
+        <w:t>Is Contained:</w:t>
+      </w:r>
+    </w:p>
+    <w:p>
+      <w:pPr>
+        <w:pStyle w:val="Prrafodelista"/>
+        <w:ind w:left="0"/>
+        <w:jc w:val="both"/>
+        <w:rPr>
+          <w:bCs/>
+          <w:color w:val="000000" w:themeColor="text1"/>
+        </w:rPr>
+      </w:pPr>
+      <w:r>
+        <w:rPr>
+          <w:bCs/>
+          <w:color w:val="000000" w:themeColor="text1"/>
+        </w:rPr>
+        <w:t>Syntax rule: &lt;exp</w:t>
+      </w:r>
+      <w:proofErr w:type="gramStart"/>
+      <w:r>
+        <w:rPr>
+          <w:bCs/>
+          <w:color w:val="000000" w:themeColor="text1"/>
+        </w:rPr>
+        <w:t>&gt;[</w:t>
+      </w:r>
+      <w:proofErr w:type="gramEnd"/>
+      <w:r>
+        <w:rPr>
+          <w:bCs/>
+          <w:color w:val="000000" w:themeColor="text1"/>
+        </w:rPr>
+        <w:t>0] -&gt; &lt;exp&gt;[1]</w:t>
+      </w:r>
+      <w:r>
+        <w:rPr>
+          <w:bCs/>
+          <w:color w:val="000000" w:themeColor="text1"/>
+        </w:rPr>
+        <w:t xml:space="preserve"> : &lt;exp&gt;</w:t>
+      </w:r>
+      <w:r>
+        <w:rPr>
+          <w:bCs/>
+          <w:color w:val="000000" w:themeColor="text1"/>
+        </w:rPr>
+        <w:t>[2]</w:t>
+      </w:r>
+    </w:p>
+    <w:p>
+      <w:pPr>
+        <w:pStyle w:val="Prrafodelista"/>
+        <w:ind w:left="0"/>
+        <w:jc w:val="both"/>
+        <w:rPr>
+          <w:bCs/>
+          <w:color w:val="000000" w:themeColor="text1"/>
+        </w:rPr>
+      </w:pPr>
+      <w:r>
+        <w:rPr>
+          <w:bCs/>
+          <w:color w:val="000000" w:themeColor="text1"/>
+        </w:rPr>
+        <w:t>Semantic rule: &lt;exp</w:t>
+      </w:r>
+      <w:proofErr w:type="gramStart"/>
+      <w:r>
+        <w:rPr>
+          <w:bCs/>
+          <w:color w:val="000000" w:themeColor="text1"/>
+        </w:rPr>
+        <w:t>&gt;[</w:t>
+      </w:r>
+      <w:proofErr w:type="gramEnd"/>
+      <w:r>
+        <w:rPr>
+          <w:bCs/>
+          <w:color w:val="000000" w:themeColor="text1"/>
+        </w:rPr>
+        <w:t xml:space="preserve">0].actual_type </w:t>
+      </w:r>
+      <w:r>
+        <w:rPr>
+          <w:bCs/>
+          <w:color w:val="000000" w:themeColor="text1"/>
+        </w:rPr>
+        <w:t>&lt;- NUMBER</w:t>
+      </w:r>
+    </w:p>
+    <w:p>
+      <w:pPr>
+        <w:pStyle w:val="Prrafodelista"/>
+        <w:ind w:left="0"/>
+        <w:jc w:val="both"/>
+        <w:rPr>
+          <w:bCs/>
+          <w:color w:val="000000" w:themeColor="text1"/>
+        </w:rPr>
+      </w:pPr>
+      <w:r>
+        <w:rPr>
+          <w:bCs/>
+          <w:color w:val="000000" w:themeColor="text1"/>
+        </w:rPr>
+        <w:t xml:space="preserve">Predicate: </w:t>
+      </w:r>
+      <w:r>
+        <w:rPr>
+          <w:bCs/>
+          <w:color w:val="000000" w:themeColor="text1"/>
+        </w:rPr>
+        <w:t>(&lt;exp</w:t>
+      </w:r>
+      <w:proofErr w:type="gramStart"/>
+      <w:r>
+        <w:rPr>
+          <w:bCs/>
+          <w:color w:val="000000" w:themeColor="text1"/>
+        </w:rPr>
+        <w:t>&gt;[</w:t>
+      </w:r>
+      <w:proofErr w:type="gramEnd"/>
+      <w:r>
+        <w:rPr>
+          <w:bCs/>
+          <w:color w:val="000000" w:themeColor="text1"/>
+        </w:rPr>
+        <w:t xml:space="preserve">1].actual_type == SET </w:t>
+      </w:r>
+      <w:r>
+        <w:rPr>
+          <w:bCs/>
+          <w:color w:val="000000" w:themeColor="text1"/>
+        </w:rPr>
+        <w:t>&amp;&amp;</w:t>
+      </w:r>
+      <w:r>
+        <w:rPr>
+          <w:bCs/>
+          <w:color w:val="000000" w:themeColor="text1"/>
+        </w:rPr>
+        <w:t xml:space="preserve"> &lt;exp&gt;[</w:t>
+      </w:r>
+      <w:r>
+        <w:rPr>
+          <w:bCs/>
+          <w:color w:val="000000" w:themeColor="text1"/>
+        </w:rPr>
+        <w:t>2</w:t>
+      </w:r>
+      <w:r>
+        <w:rPr>
+          <w:bCs/>
+          <w:color w:val="000000" w:themeColor="text1"/>
+        </w:rPr>
+        <w:t xml:space="preserve">].actual_type == </w:t>
+      </w:r>
+      <w:r>
+        <w:rPr>
+          <w:bCs/>
+          <w:color w:val="000000" w:themeColor="text1"/>
+        </w:rPr>
+        <w:t>SET</w:t>
+      </w:r>
+      <w:r>
+        <w:rPr>
+          <w:bCs/>
+          <w:color w:val="000000" w:themeColor="text1"/>
+        </w:rPr>
+        <w:t xml:space="preserve">) </w:t>
+      </w:r>
+      <w:r>
+        <w:rPr>
+          <w:bCs/>
+          <w:color w:val="000000" w:themeColor="text1"/>
+        </w:rPr>
+        <w:t xml:space="preserve"> </w:t>
+      </w:r>
     </w:p>
     <w:p>
       <w:pPr>
@@ -26310,14 +27366,6 @@
           <w:lang w:val="es-AR"/>
         </w:rPr>
       </w:pPr>
-    </w:p>
-    <w:p>
-      <w:pPr>
-        <w:jc w:val="both"/>
-        <w:rPr>
-          <w:lang w:val="es-AR"/>
-        </w:rPr>
-      </w:pPr>
       <w:r>
         <w:rPr>
           <w:lang w:val="es-AR"/>
@@ -26507,165 +27555,587 @@
           <w:lang w:val="es-AR"/>
         </w:rPr>
       </w:pPr>
-    </w:p>
-    <w:p>
-      <w:pPr>
+      <w:r>
+        <w:rPr>
+          <w:bCs/>
+          <w:lang w:val="es-AR"/>
+        </w:rPr>
+        <w:t xml:space="preserve">Como ejemplo, </w:t>
+      </w:r>
+      <w:r>
+        <w:rPr>
+          <w:bCs/>
+          <w:lang w:val="es-AR"/>
+        </w:rPr>
+        <w:t>usaremos la</w:t>
+      </w:r>
+      <w:r>
+        <w:rPr>
+          <w:bCs/>
+          <w:lang w:val="es-AR"/>
+        </w:rPr>
+        <w:t xml:space="preserve"> siguiente lista de</w:t>
+      </w:r>
+      <w:r>
+        <w:rPr>
+          <w:bCs/>
+          <w:lang w:val="es-AR"/>
+        </w:rPr>
+        <w:t xml:space="preserve"> sentencias</w:t>
+      </w:r>
+      <w:r>
+        <w:rPr>
+          <w:bCs/>
+          <w:lang w:val="es-AR"/>
+        </w:rPr>
+        <w:t>, para describir la semántica de</w:t>
+      </w:r>
+      <w:r>
+        <w:rPr>
+          <w:bCs/>
+          <w:lang w:val="es-AR"/>
+        </w:rPr>
+        <w:t xml:space="preserve"> las</w:t>
+      </w:r>
+      <w:r>
+        <w:rPr>
+          <w:bCs/>
+          <w:lang w:val="es-AR"/>
+        </w:rPr>
+        <w:t xml:space="preserve"> </w:t>
+      </w:r>
+      <w:r>
+        <w:rPr>
+          <w:bCs/>
+          <w:lang w:val="es-AR"/>
+        </w:rPr>
+        <w:t>estructuras</w:t>
+      </w:r>
+      <w:r>
+        <w:rPr>
+          <w:bCs/>
+          <w:lang w:val="es-AR"/>
+        </w:rPr>
+        <w:t xml:space="preserve"> de control</w:t>
+      </w:r>
+      <w:r>
+        <w:rPr>
+          <w:bCs/>
+          <w:lang w:val="es-AR"/>
+        </w:rPr>
+        <w:t xml:space="preserve"> de aleph</w:t>
+      </w:r>
+      <w:r>
+        <w:rPr>
+          <w:bCs/>
+          <w:lang w:val="es-AR"/>
+        </w:rPr>
+        <w:t>:</w:t>
+      </w:r>
+    </w:p>
+    <w:p>
+      <w:pPr>
+        <w:spacing w:after="0"/>
         <w:jc w:val="both"/>
+        <w:rPr>
+          <w:bCs/>
+        </w:rPr>
+      </w:pPr>
+      <w:r>
+        <w:rPr>
+          <w:bCs/>
+        </w:rPr>
+        <w:t>ident = var</w:t>
+      </w:r>
+      <w:r>
+        <w:rPr>
+          <w:bCs/>
+        </w:rPr>
+        <w:t xml:space="preserve"> ;</w:t>
+      </w:r>
+    </w:p>
+    <w:p>
+      <w:pPr>
+        <w:spacing w:after="0"/>
+        <w:jc w:val="both"/>
+        <w:rPr>
+          <w:bCs/>
+        </w:rPr>
+      </w:pPr>
+      <w:r>
+        <w:rPr>
+          <w:bCs/>
+        </w:rPr>
+        <w:t>ident = ident + 1</w:t>
+      </w:r>
+      <w:r>
+        <w:rPr>
+          <w:bCs/>
+        </w:rPr>
+        <w:t xml:space="preserve"> ;</w:t>
+      </w:r>
+    </w:p>
+    <w:p>
+      <w:pPr>
+        <w:spacing w:after="0"/>
+        <w:jc w:val="both"/>
+        <w:rPr>
+          <w:bCs/>
+        </w:rPr>
+      </w:pPr>
+      <w:r>
+        <w:rPr>
+          <w:bCs/>
+        </w:rPr>
+        <w:t>ident = ident – 1</w:t>
+      </w:r>
+      <w:r>
+        <w:rPr>
+          <w:bCs/>
+        </w:rPr>
+        <w:t xml:space="preserve"> ;</w:t>
+      </w:r>
+    </w:p>
+    <w:p>
+      <w:pPr>
+        <w:spacing w:after="0"/>
+        <w:jc w:val="both"/>
+        <w:rPr>
+          <w:bCs/>
+        </w:rPr>
+      </w:pPr>
+      <w:r>
+        <w:rPr>
+          <w:bCs/>
+        </w:rPr>
+        <w:t>goto label</w:t>
+      </w:r>
+      <w:r>
+        <w:rPr>
+          <w:bCs/>
+        </w:rPr>
+        <w:t xml:space="preserve"> ;</w:t>
+      </w:r>
+    </w:p>
+    <w:p>
+      <w:pPr>
+        <w:spacing w:after="0"/>
+        <w:jc w:val="both"/>
+        <w:rPr>
+          <w:bCs/>
+        </w:rPr>
+      </w:pPr>
+      <w:r>
+        <w:rPr>
+          <w:bCs/>
+        </w:rPr>
+        <w:t>if var relop var</w:t>
+      </w:r>
+      <w:r>
+        <w:rPr>
+          <w:bCs/>
+        </w:rPr>
+        <w:t xml:space="preserve"> </w:t>
+      </w:r>
+      <w:r>
+        <w:rPr>
+          <w:bCs/>
+        </w:rPr>
+        <w:t>?</w:t>
+      </w:r>
+      <w:r>
+        <w:rPr>
+          <w:bCs/>
+        </w:rPr>
+        <w:t xml:space="preserve"> goto label</w:t>
+      </w:r>
+      <w:r>
+        <w:rPr>
+          <w:bCs/>
+        </w:rPr>
+        <w:t xml:space="preserve"> ;</w:t>
+      </w:r>
+    </w:p>
+    <w:p>
+      <w:pPr>
+        <w:spacing w:after="0"/>
+        <w:jc w:val="both"/>
+        <w:rPr>
+          <w:bCs/>
+        </w:rPr>
+      </w:pPr>
+      <w:r>
+        <w:rPr>
+          <w:bCs/>
+        </w:rPr>
+        <w:t xml:space="preserve">ident </w:t>
+      </w:r>
+      <w:r>
+        <w:rPr>
+          <w:bCs/>
+        </w:rPr>
+        <w:t>= set</w:t>
+      </w:r>
+      <w:r>
+        <w:rPr>
+          <w:bCs/>
+        </w:rPr>
+        <w:t xml:space="preserve">[number] </w:t>
+      </w:r>
+      <w:r>
+        <w:rPr>
+          <w:bCs/>
+        </w:rPr>
+        <w:t>;</w:t>
+      </w:r>
+    </w:p>
+    <w:p>
+      <w:pPr>
+        <w:spacing w:after="0"/>
+        <w:jc w:val="both"/>
+        <w:rPr>
+          <w:bCs/>
+        </w:rPr>
+      </w:pPr>
+      <w:r>
+        <w:rPr>
+          <w:bCs/>
+        </w:rPr>
+        <w:t>ident = list</w:t>
+      </w:r>
+      <w:r>
+        <w:rPr>
+          <w:bCs/>
+        </w:rPr>
+        <w:t>[</w:t>
+      </w:r>
+      <w:r>
+        <w:rPr>
+          <w:bCs/>
+        </w:rPr>
+        <w:t>number</w:t>
+      </w:r>
+      <w:r>
+        <w:rPr>
+          <w:bCs/>
+        </w:rPr>
+        <w:t>] ;</w:t>
+      </w:r>
+    </w:p>
+    <w:p>
+      <w:pPr>
+        <w:spacing w:after="0"/>
+        <w:jc w:val="both"/>
+        <w:rPr>
+          <w:bCs/>
+        </w:rPr>
+      </w:pPr>
+      <w:r>
+        <w:rPr>
+          <w:bCs/>
+        </w:rPr>
+        <w:t>ident = size_of(set) ;</w:t>
+      </w:r>
+    </w:p>
+    <w:p>
+      <w:pPr>
+        <w:spacing w:after="0"/>
+        <w:jc w:val="both"/>
+        <w:rPr>
+          <w:bCs/>
+        </w:rPr>
+      </w:pPr>
+      <w:r>
+        <w:rPr>
+          <w:bCs/>
+        </w:rPr>
+        <w:t>ident = size_of(list);</w:t>
+      </w:r>
+    </w:p>
+    <w:p>
+      <w:pPr>
+        <w:spacing w:after="0"/>
+        <w:jc w:val="both"/>
+        <w:rPr>
+          <w:bCs/>
+        </w:rPr>
+      </w:pPr>
+    </w:p>
+    <w:p>
+      <w:pPr>
+        <w:jc w:val="both"/>
       </w:pPr>
       <w:r>
         <w:rPr>
           <w:u w:val="single"/>
         </w:rPr>
-        <w:t xml:space="preserve">IF </w:t>
-      </w:r>
-      <w:proofErr w:type="spellStart"/>
+        <w:t>IF en Aleph</w:t>
+      </w:r>
+      <w:r>
+        <w:t>:</w:t>
+      </w:r>
+    </w:p>
+    <w:p>
+      <w:pPr>
+        <w:jc w:val="both"/>
+      </w:pPr>
+      <w:r>
+        <w:t>If (exp) {</w:t>
+      </w:r>
+      <w:r>
+        <w:t>statement_TRUE</w:t>
+      </w:r>
+      <w:r>
+        <w:t>}</w:t>
+      </w:r>
+      <w:r>
+        <w:t xml:space="preserve"> else {s</w:t>
+      </w:r>
+      <w:r>
+        <w:t>tatement_FALSE</w:t>
+      </w:r>
+      <w:r>
+        <w:t>}</w:t>
+      </w:r>
+    </w:p>
+    <w:p>
+      <w:pPr>
+        <w:jc w:val="both"/>
+        <w:rPr>
+          <w:lang w:val="es-AR"/>
+        </w:rPr>
+      </w:pPr>
       <w:r>
         <w:rPr>
           <w:u w:val="single"/>
-        </w:rPr>
-        <w:t>en</w:t>
-      </w:r>
-      <w:proofErr w:type="spellEnd"/>
+          <w:lang w:val="es-AR"/>
+        </w:rPr>
+        <w:t xml:space="preserve">IF en </w:t>
+      </w:r>
       <w:r>
         <w:rPr>
           <w:u w:val="single"/>
-        </w:rPr>
-        <w:t xml:space="preserve"> Aleph</w:t>
-      </w:r>
-      <w:r>
+          <w:lang w:val="es-AR"/>
+        </w:rPr>
+        <w:t>semántica</w:t>
+      </w:r>
+      <w:r>
+        <w:rPr>
+          <w:u w:val="single"/>
+          <w:lang w:val="es-AR"/>
+        </w:rPr>
+        <w:t xml:space="preserve"> operacional</w:t>
+      </w:r>
+      <w:r>
+        <w:rPr>
+          <w:lang w:val="es-AR"/>
+        </w:rPr>
         <w:t>:</w:t>
       </w:r>
     </w:p>
     <w:p>
       <w:pPr>
+        <w:spacing w:after="0"/>
         <w:jc w:val="both"/>
       </w:pPr>
       <w:r>
-        <w:t>If (</w:t>
-      </w:r>
-      <w:proofErr w:type="spellStart"/>
-      <w:r>
-        <w:t>expression_list</w:t>
-      </w:r>
-      <w:proofErr w:type="spellEnd"/>
-      <w:r>
-        <w:t>;) {</w:t>
-      </w:r>
-      <w:proofErr w:type="spellStart"/>
-      <w:r>
-        <w:t>stm_list</w:t>
-      </w:r>
-      <w:r>
-        <w:t>T</w:t>
-      </w:r>
-      <w:proofErr w:type="spellEnd"/>
-      <w:r>
-        <w:t>}</w:t>
-      </w:r>
-      <w:r>
-        <w:t xml:space="preserve"> else {</w:t>
-      </w:r>
-      <w:proofErr w:type="spellStart"/>
-      <w:r>
-        <w:t>stm</w:t>
-      </w:r>
-      <w:r>
-        <w:t>_list</w:t>
-      </w:r>
-      <w:r>
-        <w:t>F</w:t>
-      </w:r>
-      <w:proofErr w:type="spellEnd"/>
-      <w:r>
-        <w:t>}</w:t>
-      </w:r>
-    </w:p>
-    <w:p>
-      <w:pPr>
+        <w:t xml:space="preserve">If </w:t>
+      </w:r>
+      <w:r>
+        <w:t>exp</w:t>
+      </w:r>
+      <w:r>
+        <w:t xml:space="preserve"> ? </w:t>
+      </w:r>
+      <w:r>
+        <w:t>g</w:t>
+      </w:r>
+      <w:r>
+        <w:t xml:space="preserve">oto </w:t>
+      </w:r>
+      <w:r>
+        <w:rPr>
+          <w:b/>
+          <w:bCs/>
+        </w:rPr>
+        <w:t>t</w:t>
+      </w:r>
+      <w:r>
+        <w:rPr>
+          <w:b/>
+          <w:bCs/>
+        </w:rPr>
+        <w:t>rue</w:t>
+      </w:r>
+      <w:r>
+        <w:rPr>
+          <w:b/>
+          <w:bCs/>
+        </w:rPr>
+        <w:t>_if</w:t>
+      </w:r>
+      <w:r>
+        <w:t>;</w:t>
+      </w:r>
+    </w:p>
+    <w:p>
+      <w:pPr>
+        <w:spacing w:after="0"/>
         <w:jc w:val="both"/>
-        <w:rPr>
-          <w:lang w:val="es-AR"/>
-        </w:rPr>
-      </w:pPr>
-      <w:r>
-        <w:rPr>
-          <w:u w:val="single"/>
-          <w:lang w:val="es-AR"/>
-        </w:rPr>
-        <w:t xml:space="preserve">IF en </w:t>
-      </w:r>
-      <w:proofErr w:type="spellStart"/>
-      <w:r>
-        <w:rPr>
-          <w:u w:val="single"/>
-          <w:lang w:val="es-AR"/>
-        </w:rPr>
-        <w:t>semantica</w:t>
-      </w:r>
-      <w:proofErr w:type="spellEnd"/>
-      <w:r>
-        <w:rPr>
-          <w:u w:val="single"/>
-          <w:lang w:val="es-AR"/>
-        </w:rPr>
-        <w:t xml:space="preserve"> operacional</w:t>
-      </w:r>
-      <w:r>
-        <w:rPr>
-          <w:lang w:val="es-AR"/>
+      </w:pPr>
+      <w:r>
+        <w:t>Statement_</w:t>
+      </w:r>
+      <w:r>
+        <w:t>false</w:t>
+      </w:r>
+      <w:r>
+        <w:t>_1</w:t>
+      </w:r>
+      <w:r>
+        <w:t>;</w:t>
+      </w:r>
+    </w:p>
+    <w:p>
+      <w:pPr>
+        <w:spacing w:after="0"/>
+        <w:jc w:val="both"/>
+      </w:pPr>
+      <w:r>
+        <w:t>Statement_false_</w:t>
+      </w:r>
+      <w:r>
+        <w:t>2;</w:t>
+      </w:r>
+    </w:p>
+    <w:p>
+      <w:pPr>
+        <w:spacing w:after="0"/>
+        <w:jc w:val="both"/>
+      </w:pPr>
+      <w:r>
+        <w:t>…</w:t>
+      </w:r>
+    </w:p>
+    <w:p>
+      <w:pPr>
+        <w:spacing w:after="0"/>
+        <w:jc w:val="both"/>
+      </w:pPr>
+      <w:r>
+        <w:t xml:space="preserve">goto </w:t>
+      </w:r>
+      <w:r>
+        <w:rPr>
+          <w:b/>
+          <w:bCs/>
+        </w:rPr>
+        <w:t>END</w:t>
+      </w:r>
+      <w:r>
+        <w:t>;</w:t>
+      </w:r>
+    </w:p>
+    <w:p>
+      <w:pPr>
+        <w:spacing w:after="0" w:line="240" w:lineRule="auto"/>
+        <w:jc w:val="both"/>
+        <w:rPr>
+          <w:b/>
+          <w:bCs/>
+        </w:rPr>
+      </w:pPr>
+      <w:r>
+        <w:rPr>
+          <w:b/>
+          <w:bCs/>
+        </w:rPr>
+        <w:t>t</w:t>
+      </w:r>
+      <w:r>
+        <w:rPr>
+          <w:b/>
+          <w:bCs/>
+        </w:rPr>
+        <w:t>rue</w:t>
+      </w:r>
+      <w:r>
+        <w:rPr>
+          <w:b/>
+          <w:bCs/>
+        </w:rPr>
+        <w:t>_if</w:t>
+      </w:r>
+      <w:r>
+        <w:rPr>
+          <w:b/>
+          <w:bCs/>
         </w:rPr>
         <w:t>:</w:t>
       </w:r>
     </w:p>
     <w:p>
       <w:pPr>
+        <w:spacing w:after="0" w:line="240" w:lineRule="auto"/>
         <w:jc w:val="both"/>
-        <w:rPr>
-          <w:lang w:val="es-AR"/>
-        </w:rPr>
-      </w:pPr>
-      <w:r>
-        <w:rPr>
-          <w:lang w:val="es-AR"/>
-        </w:rPr>
-        <w:t>e</w:t>
-      </w:r>
-      <w:r>
-        <w:rPr>
-          <w:lang w:val="es-AR"/>
-        </w:rPr>
-        <w:t xml:space="preserve">xpr1 false? </w:t>
-      </w:r>
-      <w:proofErr w:type="spellStart"/>
-      <w:r>
-        <w:rPr>
-          <w:lang w:val="es-AR"/>
-        </w:rPr>
+      </w:pPr>
+      <w:r>
+        <w:t>Statement_true_1;</w:t>
+      </w:r>
+    </w:p>
+    <w:p>
+      <w:pPr>
+        <w:spacing w:after="0" w:line="240" w:lineRule="auto"/>
+        <w:jc w:val="both"/>
+      </w:pPr>
+      <w:r>
+        <w:lastRenderedPageBreak/>
+        <w:t>St</w:t>
+      </w:r>
+      <w:r>
+        <w:t>ate</w:t>
+      </w:r>
+      <w:r>
+        <w:t>m</w:t>
+      </w:r>
+      <w:r>
+        <w:t>ent_true_</w:t>
+      </w:r>
+      <w:r>
+        <w:t>2;</w:t>
+      </w:r>
+    </w:p>
+    <w:p>
+      <w:pPr>
+        <w:spacing w:after="0" w:line="240" w:lineRule="auto"/>
+        <w:jc w:val="both"/>
+      </w:pPr>
+      <w:r>
+        <w:t>…</w:t>
+      </w:r>
+    </w:p>
+    <w:p>
+      <w:pPr>
+        <w:spacing w:after="0" w:line="240" w:lineRule="auto"/>
+        <w:jc w:val="both"/>
+      </w:pPr>
+      <w:r>
         <w:t>g</w:t>
       </w:r>
       <w:r>
-        <w:rPr>
-          <w:lang w:val="es-AR"/>
-        </w:rPr>
-        <w:t>oto</w:t>
-      </w:r>
-      <w:proofErr w:type="spellEnd"/>
-      <w:r>
-        <w:rPr>
-          <w:lang w:val="es-AR"/>
-        </w:rPr>
-        <w:t xml:space="preserve"> </w:t>
-      </w:r>
-      <w:r>
-        <w:rPr>
-          <w:lang w:val="es-AR"/>
-        </w:rPr>
-        <w:t>Else</w:t>
-      </w:r>
-      <w:r>
-        <w:rPr>
-          <w:lang w:val="es-AR"/>
-        </w:rPr>
+        <w:t>ot</w:t>
+      </w:r>
+      <w:r>
+        <w:t xml:space="preserve">o </w:t>
+      </w:r>
+      <w:r>
+        <w:rPr>
+          <w:b/>
+          <w:bCs/>
+        </w:rPr>
+        <w:t>END</w:t>
+      </w:r>
+      <w:r>
         <w:t>;</w:t>
       </w:r>
     </w:p>
@@ -26674,43 +28144,202 @@
         <w:spacing w:line="240" w:lineRule="auto"/>
         <w:jc w:val="both"/>
       </w:pPr>
-      <w:r>
-        <w:t xml:space="preserve">expr2 false? </w:t>
-      </w:r>
-      <w:proofErr w:type="spellStart"/>
-      <w:r>
-        <w:t>goto</w:t>
-      </w:r>
-      <w:proofErr w:type="spellEnd"/>
-      <w:r>
-        <w:t xml:space="preserve"> Else;</w:t>
-      </w:r>
     </w:p>
     <w:p>
       <w:pPr>
         <w:spacing w:line="240" w:lineRule="auto"/>
         <w:jc w:val="both"/>
-      </w:pPr>
-      <w:r>
-        <w:t>…</w:t>
+        <w:rPr>
+          <w:u w:val="single"/>
+          <w:lang w:val="es-AR"/>
+        </w:rPr>
+      </w:pPr>
+      <w:r>
+        <w:rPr>
+          <w:u w:val="single"/>
+          <w:lang w:val="es-AR"/>
+        </w:rPr>
+        <w:t>While en a</w:t>
+      </w:r>
+      <w:r>
+        <w:rPr>
+          <w:u w:val="single"/>
+          <w:lang w:val="es-AR"/>
+        </w:rPr>
+        <w:t>leph:</w:t>
       </w:r>
     </w:p>
     <w:p>
       <w:pPr>
         <w:spacing w:line="240" w:lineRule="auto"/>
         <w:jc w:val="both"/>
-      </w:pPr>
-      <w:r>
-        <w:t>Stm1T;</w:t>
+        <w:rPr>
+          <w:lang w:val="es-AR"/>
+        </w:rPr>
+      </w:pPr>
+      <w:r>
+        <w:rPr>
+          <w:lang w:val="es-AR"/>
+        </w:rPr>
+        <w:t>while (exp) {stm_list</w:t>
+      </w:r>
+      <w:r>
+        <w:rPr>
+          <w:lang w:val="es-AR"/>
+        </w:rPr>
+        <w:t>}</w:t>
       </w:r>
     </w:p>
     <w:p>
       <w:pPr>
         <w:spacing w:line="240" w:lineRule="auto"/>
         <w:jc w:val="both"/>
-      </w:pPr>
-      <w:r>
-        <w:t>Stm2T;</w:t>
+        <w:rPr>
+          <w:u w:val="single"/>
+          <w:lang w:val="es-AR"/>
+        </w:rPr>
+      </w:pPr>
+      <w:r>
+        <w:rPr>
+          <w:u w:val="single"/>
+          <w:lang w:val="es-AR"/>
+        </w:rPr>
+        <w:t>While en semántica operacional:</w:t>
+      </w:r>
+    </w:p>
+    <w:p>
+      <w:pPr>
+        <w:spacing w:after="0" w:line="240" w:lineRule="auto"/>
+        <w:jc w:val="both"/>
+        <w:rPr>
+          <w:b/>
+          <w:bCs/>
+        </w:rPr>
+      </w:pPr>
+      <w:r>
+        <w:rPr>
+          <w:b/>
+          <w:bCs/>
+        </w:rPr>
+        <w:t>while:</w:t>
+      </w:r>
+    </w:p>
+    <w:p>
+      <w:pPr>
+        <w:spacing w:after="0" w:line="240" w:lineRule="auto"/>
+        <w:jc w:val="both"/>
+      </w:pPr>
+      <w:r>
+        <w:t xml:space="preserve">if </w:t>
+      </w:r>
+      <w:r>
+        <w:t xml:space="preserve">exp ? goto </w:t>
+      </w:r>
+      <w:r>
+        <w:rPr>
+          <w:b/>
+          <w:bCs/>
+        </w:rPr>
+        <w:t>true</w:t>
+      </w:r>
+      <w:r>
+        <w:rPr>
+          <w:b/>
+          <w:bCs/>
+        </w:rPr>
+        <w:t>_while</w:t>
+      </w:r>
+    </w:p>
+    <w:p>
+      <w:pPr>
+        <w:spacing w:after="0" w:line="240" w:lineRule="auto"/>
+        <w:jc w:val="both"/>
+      </w:pPr>
+      <w:r>
+        <w:t xml:space="preserve">goto </w:t>
+      </w:r>
+      <w:r>
+        <w:rPr>
+          <w:b/>
+        </w:rPr>
+        <w:t>END</w:t>
+      </w:r>
+      <w:r>
+        <w:t>;</w:t>
+      </w:r>
+    </w:p>
+    <w:p>
+      <w:pPr>
+        <w:spacing w:after="0" w:line="240" w:lineRule="auto"/>
+        <w:jc w:val="both"/>
+      </w:pPr>
+    </w:p>
+    <w:p>
+      <w:pPr>
+        <w:spacing w:after="0" w:line="240" w:lineRule="auto"/>
+        <w:jc w:val="both"/>
+      </w:pPr>
+      <w:r>
+        <w:rPr>
+          <w:b/>
+          <w:bCs/>
+        </w:rPr>
+        <w:t>true</w:t>
+      </w:r>
+      <w:r>
+        <w:rPr>
+          <w:b/>
+          <w:bCs/>
+        </w:rPr>
+        <w:t>_while</w:t>
+      </w:r>
+      <w:r>
+        <w:t>:</w:t>
+      </w:r>
+    </w:p>
+    <w:p>
+      <w:pPr>
+        <w:spacing w:after="0" w:line="240" w:lineRule="auto"/>
+        <w:jc w:val="both"/>
+      </w:pPr>
+      <w:r>
+        <w:t>stm1;</w:t>
+      </w:r>
+    </w:p>
+    <w:p>
+      <w:pPr>
+        <w:spacing w:after="0" w:line="240" w:lineRule="auto"/>
+        <w:jc w:val="both"/>
+      </w:pPr>
+      <w:r>
+        <w:t>stm2;</w:t>
+      </w:r>
+    </w:p>
+    <w:p>
+      <w:pPr>
+        <w:spacing w:after="0" w:line="240" w:lineRule="auto"/>
+        <w:jc w:val="both"/>
+      </w:pPr>
+      <w:r>
+        <w:t>...</w:t>
+      </w:r>
+    </w:p>
+    <w:p>
+      <w:pPr>
+        <w:spacing w:after="0" w:line="240" w:lineRule="auto"/>
+        <w:jc w:val="both"/>
+      </w:pPr>
+      <w:r>
+        <w:t xml:space="preserve">goto </w:t>
+      </w:r>
+      <w:r>
+        <w:rPr>
+          <w:b/>
+        </w:rPr>
+        <w:t>while</w:t>
+      </w:r>
+      <w:r>
+        <w:t>;</w:t>
       </w:r>
     </w:p>
     <w:p>
@@ -26719,175 +28348,308 @@
         <w:jc w:val="both"/>
       </w:pPr>
       <w:r>
-        <w:t>…</w:t>
+        <w:t xml:space="preserve"> </w:t>
       </w:r>
     </w:p>
     <w:p>
       <w:pPr>
         <w:spacing w:line="240" w:lineRule="auto"/>
         <w:jc w:val="both"/>
-      </w:pPr>
-      <w:proofErr w:type="spellStart"/>
-      <w:r>
-        <w:t>g</w:t>
-      </w:r>
-      <w:r>
-        <w:t>ot</w:t>
-      </w:r>
-      <w:r>
-        <w:t>o</w:t>
-      </w:r>
-      <w:proofErr w:type="spellEnd"/>
-      <w:r>
-        <w:t xml:space="preserve"> END;</w:t>
-      </w:r>
-    </w:p>
-    <w:p>
-      <w:pPr>
-        <w:spacing w:line="240" w:lineRule="auto"/>
+        <w:rPr>
+          <w:u w:val="single"/>
+          <w:lang w:val="es-AR"/>
+        </w:rPr>
+      </w:pPr>
+      <w:r>
+        <w:rPr>
+          <w:u w:val="single"/>
+          <w:lang w:val="es-AR"/>
+        </w:rPr>
+        <w:t>F</w:t>
+      </w:r>
+      <w:r>
+        <w:rPr>
+          <w:u w:val="single"/>
+          <w:lang w:val="es-AR"/>
+        </w:rPr>
+        <w:t>oreach en aleph</w:t>
+      </w:r>
+      <w:r>
+        <w:rPr>
+          <w:u w:val="single"/>
+          <w:lang w:val="es-AR"/>
+        </w:rPr>
+        <w:t>:</w:t>
+      </w:r>
+    </w:p>
+    <w:p>
+      <w:pPr>
+        <w:spacing w:after="0" w:line="240" w:lineRule="auto"/>
         <w:jc w:val="both"/>
       </w:pPr>
       <w:r>
-        <w:t>Else:</w:t>
-      </w:r>
-    </w:p>
-    <w:p>
-      <w:pPr>
-        <w:spacing w:line="240" w:lineRule="auto"/>
+        <w:t>foreach ident in exp {stm_list}</w:t>
+      </w:r>
+    </w:p>
+    <w:p>
+      <w:pPr>
+        <w:spacing w:after="0" w:line="240" w:lineRule="auto"/>
         <w:jc w:val="both"/>
       </w:pPr>
-      <w:r>
-        <w:t>Stm1F;</w:t>
-      </w:r>
-    </w:p>
-    <w:p>
-      <w:pPr>
-        <w:spacing w:line="240" w:lineRule="auto"/>
+    </w:p>
+    <w:p>
+      <w:pPr>
+        <w:spacing w:after="0" w:line="240" w:lineRule="auto"/>
+        <w:rPr>
+          <w:u w:val="single"/>
+        </w:rPr>
+      </w:pPr>
+      <w:r>
+        <w:rPr>
+          <w:u w:val="single"/>
+        </w:rPr>
+        <w:t>Foreach en semántica operacional:</w:t>
+      </w:r>
+    </w:p>
+    <w:p>
+      <w:pPr>
+        <w:spacing w:after="0" w:line="240" w:lineRule="auto"/>
+      </w:pPr>
+      <w:r>
+        <w:t>count = 0;</w:t>
+      </w:r>
+    </w:p>
+    <w:p>
+      <w:pPr>
+        <w:spacing w:after="0" w:line="240" w:lineRule="auto"/>
+      </w:pPr>
+      <w:r>
+        <w:rPr>
+          <w:b/>
+          <w:bCs/>
+        </w:rPr>
+        <w:t>foreach</w:t>
+      </w:r>
+      <w:r>
+        <w:t>:</w:t>
+      </w:r>
+    </w:p>
+    <w:p>
+      <w:pPr>
+        <w:spacing w:after="0" w:line="240" w:lineRule="auto"/>
+      </w:pPr>
+      <w:r>
+        <w:t xml:space="preserve">if count == size_of(exp) ? goto </w:t>
+      </w:r>
+      <w:r>
+        <w:rPr>
+          <w:b/>
+          <w:bCs/>
+        </w:rPr>
+        <w:t>END</w:t>
+      </w:r>
+      <w:r>
+        <w:t>;</w:t>
+      </w:r>
+    </w:p>
+    <w:p>
+      <w:pPr>
+        <w:spacing w:after="0" w:line="240" w:lineRule="auto"/>
+      </w:pPr>
+      <w:r>
+        <w:t>ident = exp[count]</w:t>
+      </w:r>
+    </w:p>
+    <w:p>
+      <w:pPr>
+        <w:spacing w:after="0" w:line="240" w:lineRule="auto"/>
+      </w:pPr>
+      <w:r>
+        <w:t>smt1;</w:t>
+      </w:r>
+    </w:p>
+    <w:p>
+      <w:pPr>
+        <w:spacing w:after="0" w:line="240" w:lineRule="auto"/>
+      </w:pPr>
+      <w:r>
+        <w:t>smt2;</w:t>
+      </w:r>
+    </w:p>
+    <w:p>
+      <w:pPr>
+        <w:spacing w:after="0" w:line="240" w:lineRule="auto"/>
+      </w:pPr>
+      <w:r>
+        <w:t>...</w:t>
+      </w:r>
+    </w:p>
+    <w:p>
+      <w:pPr>
+        <w:spacing w:after="0" w:line="240" w:lineRule="auto"/>
+      </w:pPr>
+      <w:r>
+        <w:t>count = count + 1;</w:t>
+      </w:r>
+    </w:p>
+    <w:p>
+      <w:pPr>
+        <w:spacing w:after="0" w:line="240" w:lineRule="auto"/>
+      </w:pPr>
+      <w:r>
+        <w:t xml:space="preserve">goto </w:t>
+      </w:r>
+      <w:r>
+        <w:rPr>
+          <w:b/>
+          <w:bCs/>
+        </w:rPr>
+        <w:t>foreach</w:t>
+      </w:r>
+      <w:r>
+        <w:t>;</w:t>
+      </w:r>
+    </w:p>
+    <w:p>
+      <w:pPr>
+        <w:spacing w:after="0" w:line="240" w:lineRule="auto"/>
+        <w:rPr>
+          <w:u w:val="single"/>
+        </w:rPr>
+      </w:pPr>
+    </w:p>
+    <w:p>
+      <w:pPr>
         <w:jc w:val="both"/>
         <w:rPr>
-          <w:lang w:val="es-AR"/>
-        </w:rPr>
-      </w:pPr>
-      <w:r>
-        <w:rPr>
-          <w:lang w:val="es-AR"/>
-        </w:rPr>
-        <w:t>Stm2F;</w:t>
-      </w:r>
-    </w:p>
-    <w:p>
-      <w:pPr>
-        <w:spacing w:line="240" w:lineRule="auto"/>
+          <w:b/>
+          <w:lang w:val="es-AR"/>
+        </w:rPr>
+      </w:pPr>
+      <w:r>
+        <w:rPr>
+          <w:b/>
+          <w:lang w:val="es-AR"/>
+        </w:rPr>
+        <w:t>Semántica Denotacional</w:t>
+      </w:r>
+    </w:p>
+    <w:p>
+      <w:pPr>
         <w:jc w:val="both"/>
         <w:rPr>
-          <w:lang w:val="es-AR"/>
-        </w:rPr>
-      </w:pPr>
-      <w:r>
-        <w:rPr>
-          <w:lang w:val="es-AR"/>
-        </w:rPr>
-        <w:t>…</w:t>
-      </w:r>
-    </w:p>
-    <w:p>
-      <w:pPr>
-        <w:spacing w:line="240" w:lineRule="auto"/>
+          <w:lang w:val="es-ES"/>
+        </w:rPr>
+      </w:pPr>
+      <w:r>
+        <w:rPr>
+          <w:lang w:val="es-ES"/>
+        </w:rPr>
+        <w:t>La semántica denotacional es el método formal más riguroso y ampliamente conocido para describir el significado de los programas</w:t>
+      </w:r>
+      <w:r>
+        <w:rPr>
+          <w:lang w:val="es-ES"/>
+        </w:rPr>
+        <w:t xml:space="preserve">. Se basa en la teoría de dominios matemáticos y utiliza funciones matemáticas para asignar significado a los programas y a sus fragmentos, estas funciones se utilizan para mapear programas a elementos de un dominio matemático, que representan el significado de los programas. </w:t>
+      </w:r>
+    </w:p>
+    <w:p>
+      <w:pPr>
         <w:jc w:val="both"/>
         <w:rPr>
-          <w:lang w:val="es-AR"/>
-        </w:rPr>
-      </w:pPr>
-      <w:proofErr w:type="spellStart"/>
-      <w:r>
-        <w:rPr>
-          <w:lang w:val="es-AR"/>
-        </w:rPr>
-        <w:t>goto</w:t>
-      </w:r>
-      <w:proofErr w:type="spellEnd"/>
-      <w:r>
-        <w:rPr>
-          <w:lang w:val="es-AR"/>
-        </w:rPr>
-        <w:t xml:space="preserve"> END;</w:t>
+          <w:lang w:val="es-ES"/>
+        </w:rPr>
+      </w:pPr>
+      <w:r>
+        <w:rPr>
+          <w:lang w:val="es-ES"/>
+        </w:rPr>
+        <w:t>Las funciones de asignación de una especificación de lenguaje de programación mediante semántica denotacional, al igual que todas las funciones en matemáticas, tienen un dominio y un codominio. El dominio es la colección de valores que son parámetros legítimos para la función; el codominio es la colección de objetos a los cuales se asignan los parámetros. En la semántica denotacional, el dominio se llama dominio sintáctico, porque son las estructuras sintácticas las que se asignan. El codominio se llama dominio semántico.</w:t>
       </w:r>
     </w:p>
     <w:p>
       <w:pPr>
         <w:jc w:val="both"/>
         <w:rPr>
-          <w:b/>
-          <w:lang w:val="es-AR"/>
-        </w:rPr>
-      </w:pPr>
-      <w:r>
-        <w:rPr>
-          <w:b/>
-          <w:lang w:val="es-AR"/>
-        </w:rPr>
-        <w:t xml:space="preserve">Semántica </w:t>
-      </w:r>
-      <w:proofErr w:type="spellStart"/>
-      <w:r>
-        <w:rPr>
-          <w:b/>
-          <w:lang w:val="es-AR"/>
-        </w:rPr>
-        <w:t>Denotacional</w:t>
-      </w:r>
-      <w:proofErr w:type="spellEnd"/>
+          <w:lang w:val="es-AR"/>
+        </w:rPr>
+      </w:pPr>
+      <w:r>
+        <w:rPr>
+          <w:lang w:val="es-AR"/>
+        </w:rPr>
+        <w:t>La semántica denotacional de un programa podría definirse en términos de cambios de estado en una computadora ideal</w:t>
+      </w:r>
+      <w:r>
+        <w:rPr>
+          <w:lang w:val="es-AR"/>
+        </w:rPr>
+        <w:t>. E</w:t>
+      </w:r>
+      <w:r>
+        <w:rPr>
+          <w:lang w:val="es-AR"/>
+        </w:rPr>
+        <w:t>l estado "s" de un programa se</w:t>
+      </w:r>
+      <w:r>
+        <w:rPr>
+          <w:lang w:val="es-AR"/>
+        </w:rPr>
+        <w:t xml:space="preserve"> puede</w:t>
+      </w:r>
+      <w:r>
+        <w:rPr>
+          <w:lang w:val="es-AR"/>
+        </w:rPr>
+        <w:t xml:space="preserve"> represent</w:t>
+      </w:r>
+      <w:r>
+        <w:rPr>
+          <w:lang w:val="es-AR"/>
+        </w:rPr>
+        <w:t>ar</w:t>
+      </w:r>
+      <w:r>
+        <w:rPr>
+          <w:lang w:val="es-AR"/>
+        </w:rPr>
+        <w:t xml:space="preserve"> como un conjunto de pares ordenados, de la siguiente manera</w:t>
+      </w:r>
+      <w:r>
+        <w:rPr>
+          <w:lang w:val="es-AR"/>
+        </w:rPr>
+        <w:t>:</w:t>
+      </w:r>
     </w:p>
     <w:p>
       <w:pPr>
         <w:jc w:val="both"/>
         <w:rPr>
-          <w:lang w:val="es-ES"/>
-        </w:rPr>
-      </w:pPr>
-      <w:r>
-        <w:rPr>
-          <w:lang w:val="es-ES"/>
-        </w:rPr>
-        <w:t>---&gt;</w:t>
-      </w:r>
-      <w:r>
-        <w:rPr>
-          <w:lang w:val="es-ES"/>
-        </w:rPr>
-        <w:t xml:space="preserve">Poner aquí </w:t>
-      </w:r>
-      <w:r>
-        <w:rPr>
-          <w:lang w:val="es-ES"/>
-        </w:rPr>
-        <w:t xml:space="preserve">Def Semántica </w:t>
-      </w:r>
-      <w:r>
-        <w:rPr>
-          <w:lang w:val="es-ES"/>
-        </w:rPr>
-        <w:t>Denotacional</w:t>
+          <w:lang w:val="es-AR"/>
+        </w:rPr>
+      </w:pPr>
+      <w:r>
+        <w:rPr>
+          <w:lang w:val="es-AR"/>
+        </w:rPr>
+        <w:t>s = {&lt;i1, v1&gt;, &lt;i2, v2&gt;, . . . , &lt;in, vn&gt;}</w:t>
       </w:r>
     </w:p>
     <w:p>
       <w:pPr>
         <w:jc w:val="both"/>
         <w:rPr>
-          <w:lang w:val="es-ES"/>
-        </w:rPr>
-      </w:pPr>
-      <w:r>
-        <w:rPr>
-          <w:lang w:val="es-ES"/>
-        </w:rPr>
-        <w:t>La semántica denotacional es el método formal más riguroso y ampliamente conocido para describir el significado de los programas</w:t>
-      </w:r>
-      <w:r>
-        <w:rPr>
-          <w:lang w:val="es-ES"/>
-        </w:rPr>
-        <w:t xml:space="preserve">. Se basa en la teoría de dominios matemáticos y utiliza funciones matemáticas para asignar significado a los programas y a sus fragmentos, estas funciones se utilizan para mapear programas a elementos de un dominio matemático, que representan el significado de los programas. </w:t>
+          <w:lang w:val="es-AR"/>
+        </w:rPr>
+      </w:pPr>
+      <w:r>
+        <w:rPr>
+          <w:lang w:val="es-AR"/>
+        </w:rPr>
+        <w:t>Cada "i" es el nombre de una variable, y los "v" asociados son los valores actuales de esas variables. Cualquiera de los "v" puede tener el valor especial "undef", lo que indica que su variable asociada actualmente no está definida.</w:t>
       </w:r>
     </w:p>
     <w:p>
@@ -26923,51 +28685,1147 @@
       <w:pPr>
         <w:jc w:val="both"/>
         <w:rPr>
-          <w:lang w:val="es-ES"/>
-        </w:rPr>
-      </w:pPr>
-      <w:r>
-        <w:rPr>
-          <w:lang w:val="es-ES"/>
-        </w:rPr>
-        <w:t>---&gt;</w:t>
-      </w:r>
-      <w:r>
-        <w:rPr>
-          <w:lang w:val="es-ES"/>
-        </w:rPr>
-        <w:t xml:space="preserve">Poner aquí las descripciones de las estructuras de control de </w:t>
-      </w:r>
+          <w:lang w:val="es-AR"/>
+        </w:rPr>
+      </w:pPr>
+      <w:r>
+        <w:rPr>
+          <w:lang w:val="es-AR"/>
+        </w:rPr>
+        <w:lastRenderedPageBreak/>
+        <w:t>Para cada estructura, asumimos que ya existen las siguientes funciones:</w:t>
+      </w:r>
+    </w:p>
+    <w:p>
+      <w:pPr>
+        <w:jc w:val="both"/>
+        <w:rPr>
+          <w:lang w:val="es-AR"/>
+        </w:rPr>
+      </w:pPr>
+      <w:r>
+        <w:rPr>
+          <w:lang w:val="es-AR"/>
+        </w:rPr>
+        <w:t>M</w:t>
+      </w:r>
+      <w:r>
+        <w:rPr>
+          <w:vertAlign w:val="subscript"/>
+          <w:lang w:val="es-AR"/>
+        </w:rPr>
+        <w:t>b</w:t>
+      </w:r>
+      <w:r>
+        <w:rPr>
+          <w:lang w:val="es-AR"/>
+        </w:rPr>
+        <w:t xml:space="preserve">(B, s) donde B es una expresión booleana que evalúa la función y devuelve </w:t>
+      </w:r>
+      <w:r>
+        <w:rPr>
+          <w:b/>
+          <w:bCs/>
+          <w:lang w:val="es-AR"/>
+        </w:rPr>
+        <w:t>true</w:t>
+      </w:r>
+      <w:r>
+        <w:rPr>
+          <w:b/>
+          <w:bCs/>
+          <w:lang w:val="es-AR"/>
+        </w:rPr>
+        <w:t xml:space="preserve"> </w:t>
+      </w:r>
+      <w:r>
+        <w:rPr>
+          <w:lang w:val="es-AR"/>
+        </w:rPr>
+        <w:t xml:space="preserve">o </w:t>
+      </w:r>
+      <w:r>
+        <w:rPr>
+          <w:b/>
+          <w:bCs/>
+          <w:lang w:val="es-AR"/>
+        </w:rPr>
+        <w:t>false</w:t>
+      </w:r>
+      <w:r>
+        <w:rPr>
+          <w:lang w:val="es-AR"/>
+        </w:rPr>
+        <w:t xml:space="preserve"> según corresponda. También puede devolver </w:t>
+      </w:r>
+      <w:r>
+        <w:rPr>
+          <w:b/>
+          <w:bCs/>
+          <w:lang w:val="es-AR"/>
+        </w:rPr>
+        <w:t xml:space="preserve">undef </w:t>
+      </w:r>
+      <w:r>
+        <w:rPr>
+          <w:lang w:val="es-AR"/>
+        </w:rPr>
+        <w:t>si la expresión no está definida.</w:t>
+      </w:r>
+    </w:p>
+    <w:p>
+      <w:pPr>
+        <w:jc w:val="both"/>
+        <w:rPr>
+          <w:lang w:val="es-AR"/>
+        </w:rPr>
+      </w:pPr>
+      <w:r>
+        <w:rPr>
+          <w:lang w:val="es-AR"/>
+        </w:rPr>
+        <w:t>M</w:t>
+      </w:r>
+      <w:r>
+        <w:rPr>
+          <w:vertAlign w:val="subscript"/>
+          <w:lang w:val="es-AR"/>
+        </w:rPr>
+        <w:t>sl</w:t>
+      </w:r>
+      <w:r>
+        <w:rPr>
+          <w:lang w:val="es-AR"/>
+        </w:rPr>
+        <w:t>(L, s) donde L es una lista de sentencias las cuales ejecuta la función, y devuelve un nuevo estado de la máquina.</w:t>
+      </w:r>
+    </w:p>
+    <w:p>
+      <w:pPr>
+        <w:jc w:val="both"/>
+        <w:rPr>
+          <w:lang w:val="es-AR"/>
+        </w:rPr>
+      </w:pPr>
+      <w:r>
+        <w:rPr>
+          <w:lang w:val="es-AR"/>
+        </w:rPr>
+        <w:t>M</w:t>
+      </w:r>
+      <w:r>
+        <w:rPr>
+          <w:vertAlign w:val="subscript"/>
+          <w:lang w:val="es-AR"/>
+        </w:rPr>
+        <w:t>d</w:t>
+      </w:r>
+      <w:r>
+        <w:rPr>
+          <w:lang w:val="es-AR"/>
+        </w:rPr>
+        <w:t xml:space="preserve">(EXP, s) donde EXP es una expresión, y la función devuelve </w:t>
+      </w:r>
+      <w:r>
+        <w:rPr>
+          <w:b/>
+          <w:bCs/>
+          <w:lang w:val="es-AR"/>
+        </w:rPr>
+        <w:t>true</w:t>
+      </w:r>
+      <w:r>
+        <w:rPr>
+          <w:lang w:val="es-AR"/>
+        </w:rPr>
+        <w:t xml:space="preserve"> si EXP es una lista o conjunto, y </w:t>
+      </w:r>
+      <w:r>
+        <w:rPr>
+          <w:b/>
+          <w:bCs/>
+          <w:lang w:val="es-AR"/>
+        </w:rPr>
+        <w:t>false</w:t>
+      </w:r>
+      <w:r>
+        <w:rPr>
+          <w:lang w:val="es-AR"/>
+        </w:rPr>
+        <w:t xml:space="preserve"> si EXP no es lista o conjunto o no está definida. </w:t>
+      </w:r>
+    </w:p>
+    <w:p>
+      <w:pPr>
+        <w:jc w:val="both"/>
+        <w:rPr>
+          <w:lang w:val="es-AR"/>
+        </w:rPr>
+      </w:pPr>
+      <w:r>
+        <w:rPr>
+          <w:lang w:val="es-AR"/>
+        </w:rPr>
+        <w:t>M</w:t>
+      </w:r>
+      <w:r>
+        <w:rPr>
+          <w:vertAlign w:val="subscript"/>
+          <w:lang w:val="es-AR"/>
+        </w:rPr>
+        <w:t>sizeof</w:t>
+      </w:r>
+      <w:r>
+        <w:rPr>
+          <w:lang w:val="es-AR"/>
+        </w:rPr>
+        <w:t>(</w:t>
+      </w:r>
+      <w:r>
+        <w:rPr>
+          <w:lang w:val="es-AR"/>
+        </w:rPr>
+        <w:t>EXP, s) donde EXP es una lista o conjunto, y la función devuelve el tamaño de EXP.</w:t>
+      </w:r>
+    </w:p>
+    <w:p>
+      <w:pPr>
+        <w:jc w:val="both"/>
+        <w:rPr>
+          <w:lang w:val="es-AR"/>
+        </w:rPr>
+      </w:pPr>
+      <w:r>
+        <w:rPr>
+          <w:lang w:val="es-AR"/>
+        </w:rPr>
+        <w:t>M</w:t>
+      </w:r>
+      <w:r>
+        <w:rPr>
+          <w:vertAlign w:val="subscript"/>
+          <w:lang w:val="es-AR"/>
+        </w:rPr>
+        <w:t>pos_elem</w:t>
+      </w:r>
+      <w:r>
+        <w:rPr>
+          <w:lang w:val="es-AR"/>
+        </w:rPr>
+        <w:t>(</w:t>
+      </w:r>
+      <w:r>
+        <w:rPr>
+          <w:lang w:val="es-AR"/>
+        </w:rPr>
+        <w:t>EXP, i, s) donde EXP es una lista o conjunto, i es el índice y la función devuelve el elemento que está en la posición i de EXP.</w:t>
+      </w:r>
+    </w:p>
+    <w:p>
+      <w:pPr>
+        <w:jc w:val="both"/>
+        <w:rPr>
+          <w:lang w:val="es-AR"/>
+        </w:rPr>
+      </w:pPr>
+      <w:r>
+        <w:rPr>
+          <w:lang w:val="es-AR"/>
+        </w:rPr>
+        <w:t>M</w:t>
+      </w:r>
+      <w:r>
+        <w:rPr>
+          <w:vertAlign w:val="subscript"/>
+          <w:lang w:val="es-AR"/>
+        </w:rPr>
+        <w:t>feach_sl</w:t>
+      </w:r>
+      <w:r>
+        <w:rPr>
+          <w:lang w:val="es-AR"/>
+        </w:rPr>
+        <w:t>(L, EXP, s) donde L es una lista de sentencias las cuales ejecuta la función y EXP es una expresión que pueden usar las sentencias.</w:t>
+      </w:r>
+    </w:p>
+    <w:p>
+      <w:pPr>
+        <w:jc w:val="both"/>
+        <w:rPr>
+          <w:u w:val="single"/>
+          <w:lang w:val="es-AR"/>
+        </w:rPr>
+      </w:pPr>
       <w:proofErr w:type="spellStart"/>
       <w:r>
         <w:rPr>
-          <w:lang w:val="es-ES"/>
-        </w:rPr>
-        <w:t>Apleh</w:t>
+          <w:u w:val="single"/>
+          <w:lang w:val="es-AR"/>
+        </w:rPr>
+        <w:t>If</w:t>
       </w:r>
       <w:proofErr w:type="spellEnd"/>
       <w:r>
         <w:rPr>
-          <w:lang w:val="es-ES"/>
-        </w:rPr>
-        <w:t xml:space="preserve"> con semántica </w:t>
-      </w:r>
-      <w:proofErr w:type="spellStart"/>
-      <w:r>
-        <w:rPr>
-          <w:lang w:val="es-ES"/>
-        </w:rPr>
-        <w:t>denotacional</w:t>
-      </w:r>
-      <w:proofErr w:type="spellEnd"/>
+          <w:u w:val="single"/>
+          <w:lang w:val="es-AR"/>
+        </w:rPr>
+        <w:t xml:space="preserve"> en semántica denotacional:</w:t>
+      </w:r>
     </w:p>
     <w:p>
       <w:pPr>
         <w:spacing w:after="0" w:line="240" w:lineRule="auto"/>
-        <w:rPr>
-          <w:lang w:val="es-ES"/>
-        </w:rPr>
-      </w:pPr>
+      </w:pPr>
+      <w:proofErr w:type="gramStart"/>
+      <w:r>
+        <w:t>M</w:t>
+      </w:r>
+      <w:r>
+        <w:rPr>
+          <w:vertAlign w:val="subscript"/>
+        </w:rPr>
+        <w:t>if</w:t>
+      </w:r>
+      <w:r>
+        <w:t>(</w:t>
+      </w:r>
+      <w:proofErr w:type="gramEnd"/>
+      <w:r>
+        <w:t>if EXP then LT else LF ,s)</w:t>
+      </w:r>
+      <w:r>
+        <w:t xml:space="preserve"> </w:t>
+      </w:r>
+      <w:r>
+        <w:rPr>
+          <w:lang w:val="es-ES"/>
+        </w:rPr>
+        <w:t>Δ</w:t>
+      </w:r>
+      <w:r>
+        <w:t xml:space="preserve"> = if </w:t>
+      </w:r>
+      <w:r>
+        <w:t>M</w:t>
+      </w:r>
+      <w:r>
+        <w:rPr>
+          <w:vertAlign w:val="subscript"/>
+        </w:rPr>
+        <w:t>b</w:t>
+      </w:r>
+      <w:r>
+        <w:t>(EXP, s)</w:t>
+      </w:r>
+      <w:r>
+        <w:t xml:space="preserve">== </w:t>
+      </w:r>
+      <w:r>
+        <w:rPr>
+          <w:b/>
+          <w:bCs/>
+        </w:rPr>
+        <w:t>undef</w:t>
+      </w:r>
+    </w:p>
+    <w:p>
+      <w:pPr>
+        <w:spacing w:after="0" w:line="240" w:lineRule="auto"/>
+      </w:pPr>
+      <w:r>
+        <w:tab/>
+      </w:r>
+      <w:r>
+        <w:tab/>
+      </w:r>
+      <w:r>
+        <w:tab/>
+      </w:r>
+      <w:r>
+        <w:tab/>
+      </w:r>
+      <w:r>
+        <w:tab/>
+      </w:r>
+      <w:r>
+        <w:tab/>
+      </w:r>
+      <w:r>
+        <w:tab/>
+      </w:r>
+      <w:r>
+        <w:tab/>
+      </w:r>
+      <w:r>
+        <w:tab/>
+      </w:r>
+      <w:r>
+        <w:tab/>
+        <w:t xml:space="preserve">then  </w:t>
+      </w:r>
+      <w:r>
+        <w:rPr>
+          <w:b/>
+          <w:bCs/>
+        </w:rPr>
+        <w:t>error</w:t>
+      </w:r>
+    </w:p>
+    <w:p>
+      <w:pPr>
+        <w:spacing w:after="0" w:line="240" w:lineRule="auto"/>
+      </w:pPr>
+      <w:r>
+        <w:tab/>
+      </w:r>
+      <w:r>
+        <w:tab/>
+      </w:r>
+      <w:r>
+        <w:tab/>
+      </w:r>
+      <w:r>
+        <w:tab/>
+      </w:r>
+      <w:r>
+        <w:tab/>
+      </w:r>
+      <w:r>
+        <w:tab/>
+      </w:r>
+      <w:r>
+        <w:tab/>
+      </w:r>
+      <w:r>
+        <w:tab/>
+      </w:r>
+      <w:r>
+        <w:tab/>
+      </w:r>
+      <w:r>
+        <w:tab/>
+        <w:t xml:space="preserve">else </w:t>
+      </w:r>
+      <w:r>
+        <w:tab/>
+        <w:t>if M</w:t>
+      </w:r>
+      <w:r>
+        <w:rPr>
+          <w:vertAlign w:val="subscript"/>
+        </w:rPr>
+        <w:t>b</w:t>
+      </w:r>
+      <w:r>
+        <w:t>(EXP, s) == true</w:t>
+      </w:r>
+    </w:p>
+    <w:p>
+      <w:pPr>
+        <w:spacing w:after="0" w:line="240" w:lineRule="auto"/>
+      </w:pPr>
+      <w:r>
+        <w:tab/>
+      </w:r>
+      <w:r>
+        <w:tab/>
+      </w:r>
+      <w:r>
+        <w:tab/>
+      </w:r>
+      <w:r>
+        <w:tab/>
+      </w:r>
+      <w:r>
+        <w:tab/>
+      </w:r>
+      <w:r>
+        <w:tab/>
+      </w:r>
+      <w:r>
+        <w:tab/>
+      </w:r>
+      <w:r>
+        <w:tab/>
+      </w:r>
+      <w:r>
+        <w:tab/>
+      </w:r>
+      <w:r>
+        <w:tab/>
+      </w:r>
+      <w:r>
+        <w:tab/>
+      </w:r>
+      <w:r>
+        <w:tab/>
+        <w:t xml:space="preserve">then </w:t>
+      </w:r>
+      <w:r>
+        <w:t>M</w:t>
+      </w:r>
+      <w:r>
+        <w:rPr>
+          <w:vertAlign w:val="subscript"/>
+        </w:rPr>
+        <w:t>sl</w:t>
+      </w:r>
+      <w:r>
+        <w:t>(LT, s)</w:t>
+      </w:r>
+    </w:p>
+    <w:p>
+      <w:pPr>
+        <w:spacing w:after="0" w:line="240" w:lineRule="auto"/>
+        <w:rPr>
+          <w:vertAlign w:val="subscript"/>
+        </w:rPr>
+      </w:pPr>
+      <w:r>
+        <w:tab/>
+      </w:r>
+      <w:r>
+        <w:tab/>
+      </w:r>
+      <w:r>
+        <w:tab/>
+      </w:r>
+      <w:r>
+        <w:tab/>
+      </w:r>
+      <w:r>
+        <w:tab/>
+      </w:r>
+      <w:r>
+        <w:tab/>
+      </w:r>
+      <w:r>
+        <w:tab/>
+      </w:r>
+      <w:r>
+        <w:tab/>
+      </w:r>
+      <w:r>
+        <w:tab/>
+      </w:r>
+      <w:r>
+        <w:tab/>
+      </w:r>
+      <w:r>
+        <w:tab/>
+      </w:r>
+      <w:r>
+        <w:tab/>
+        <w:t xml:space="preserve">else  </w:t>
+      </w:r>
+      <w:r>
+        <w:t>M</w:t>
+      </w:r>
+      <w:r>
+        <w:rPr>
+          <w:vertAlign w:val="subscript"/>
+        </w:rPr>
+        <w:t>sl</w:t>
+      </w:r>
+      <w:r>
+        <w:t>(L</w:t>
+      </w:r>
+      <w:r>
+        <w:t>F</w:t>
+      </w:r>
+      <w:r>
+        <w:t>, s)</w:t>
+      </w:r>
+    </w:p>
+    <w:p>
+      <w:pPr>
+        <w:spacing w:after="0" w:line="240" w:lineRule="auto"/>
+        <w:rPr>
+          <w:u w:val="single"/>
+        </w:rPr>
+      </w:pPr>
+      <w:r>
+        <w:rPr>
+          <w:u w:val="single"/>
+        </w:rPr>
+        <w:t>While en semántica denotacional:</w:t>
+      </w:r>
+    </w:p>
+    <w:p>
+      <w:pPr>
+        <w:spacing w:after="0" w:line="240" w:lineRule="auto"/>
+      </w:pPr>
+      <w:proofErr w:type="gramStart"/>
+      <w:r>
+        <w:t>M</w:t>
+      </w:r>
+      <w:r>
+        <w:rPr>
+          <w:vertAlign w:val="subscript"/>
+        </w:rPr>
+        <w:t>w</w:t>
+      </w:r>
+      <w:r>
+        <w:t>(</w:t>
+      </w:r>
+      <w:proofErr w:type="gramEnd"/>
+      <w:r>
+        <w:t xml:space="preserve">while </w:t>
+      </w:r>
+      <w:r>
+        <w:t>EXP</w:t>
+      </w:r>
+      <w:r>
+        <w:t xml:space="preserve"> do L, s) Δ= </w:t>
+      </w:r>
+      <w:r>
+        <w:tab/>
+      </w:r>
+      <w:r>
+        <w:t>if M</w:t>
+      </w:r>
+      <w:r>
+        <w:rPr>
+          <w:vertAlign w:val="subscript"/>
+        </w:rPr>
+        <w:t>b</w:t>
+      </w:r>
+      <w:r>
+        <w:t>(</w:t>
+      </w:r>
+      <w:r>
+        <w:t>EXP</w:t>
+      </w:r>
+      <w:r>
+        <w:t xml:space="preserve">, s) == </w:t>
+      </w:r>
+      <w:r>
+        <w:rPr>
+          <w:b/>
+          <w:bCs/>
+        </w:rPr>
+        <w:t>undef</w:t>
+      </w:r>
+    </w:p>
+    <w:p>
+      <w:pPr>
+        <w:spacing w:after="0" w:line="240" w:lineRule="auto"/>
+        <w:ind w:left="1988" w:firstLine="284"/>
+      </w:pPr>
+      <w:r>
+        <w:t xml:space="preserve">then </w:t>
+      </w:r>
+      <w:r>
+        <w:rPr>
+          <w:b/>
+          <w:bCs/>
+        </w:rPr>
+        <w:t>error</w:t>
+      </w:r>
+    </w:p>
+    <w:p>
+      <w:pPr>
+        <w:spacing w:after="0" w:line="240" w:lineRule="auto"/>
+        <w:ind w:left="1988" w:firstLine="284"/>
+      </w:pPr>
+      <w:r>
+        <w:t>else</w:t>
+      </w:r>
+      <w:r>
+        <w:tab/>
+      </w:r>
+      <w:r>
+        <w:t>if M</w:t>
+      </w:r>
+      <w:r>
+        <w:rPr>
+          <w:vertAlign w:val="subscript"/>
+        </w:rPr>
+        <w:t>b</w:t>
+      </w:r>
+      <w:r>
+        <w:t>(</w:t>
+      </w:r>
+      <w:r>
+        <w:t>EXP</w:t>
+      </w:r>
+      <w:r>
+        <w:t>, s) == false</w:t>
+      </w:r>
+    </w:p>
+    <w:p>
+      <w:pPr>
+        <w:spacing w:after="0" w:line="240" w:lineRule="auto"/>
+        <w:ind w:left="2556" w:firstLine="284"/>
+      </w:pPr>
+      <w:r>
+        <w:t>then s</w:t>
+      </w:r>
+    </w:p>
+    <w:p>
+      <w:pPr>
+        <w:spacing w:after="0" w:line="240" w:lineRule="auto"/>
+        <w:ind w:left="2556" w:firstLine="284"/>
+      </w:pPr>
+      <w:r>
+        <w:t xml:space="preserve">else </w:t>
+      </w:r>
+      <w:r>
+        <w:tab/>
+      </w:r>
+      <w:r>
+        <w:t>if M</w:t>
+      </w:r>
+      <w:r>
+        <w:rPr>
+          <w:vertAlign w:val="subscript"/>
+        </w:rPr>
+        <w:t>sl</w:t>
+      </w:r>
+      <w:r>
+        <w:t xml:space="preserve">(L, s) == </w:t>
+      </w:r>
+      <w:r>
+        <w:rPr>
+          <w:b/>
+          <w:bCs/>
+        </w:rPr>
+        <w:t>error</w:t>
+      </w:r>
+    </w:p>
+    <w:p>
+      <w:pPr>
+        <w:spacing w:after="0" w:line="240" w:lineRule="auto"/>
+        <w:ind w:left="3124" w:firstLine="284"/>
+      </w:pPr>
+      <w:r>
+        <w:t xml:space="preserve">then </w:t>
+      </w:r>
+      <w:r>
+        <w:rPr>
+          <w:b/>
+          <w:bCs/>
+        </w:rPr>
+        <w:t>error</w:t>
+      </w:r>
+    </w:p>
+    <w:p>
+      <w:pPr>
+        <w:spacing w:after="0" w:line="240" w:lineRule="auto"/>
+        <w:ind w:left="3124" w:firstLine="284"/>
+      </w:pPr>
+      <w:r>
+        <w:t>else M</w:t>
+      </w:r>
+      <w:r>
+        <w:rPr>
+          <w:vertAlign w:val="subscript"/>
+        </w:rPr>
+        <w:t>w</w:t>
+      </w:r>
+      <w:r>
+        <w:t xml:space="preserve">(while </w:t>
+      </w:r>
+      <w:r>
+        <w:t>EXP</w:t>
+      </w:r>
+      <w:r>
+        <w:t xml:space="preserve"> do L, M</w:t>
+      </w:r>
+      <w:r>
+        <w:rPr>
+          <w:vertAlign w:val="subscript"/>
+        </w:rPr>
+        <w:t>sl</w:t>
+      </w:r>
+      <w:r>
+        <w:t>(L, s))</w:t>
+      </w:r>
+    </w:p>
+    <w:p>
+      <w:pPr>
+        <w:spacing w:after="0" w:line="240" w:lineRule="auto"/>
+        <w:ind w:left="3124" w:firstLine="284"/>
+      </w:pPr>
+    </w:p>
+    <w:p>
+      <w:pPr>
+        <w:spacing w:after="0" w:line="240" w:lineRule="auto"/>
+        <w:jc w:val="both"/>
+        <w:rPr>
+          <w:u w:val="single"/>
+        </w:rPr>
+      </w:pPr>
+      <w:r>
+        <w:rPr>
+          <w:u w:val="single"/>
+        </w:rPr>
+        <w:t>Foreach en semántica denotacional:</w:t>
+      </w:r>
+    </w:p>
+    <w:p>
+      <w:pPr>
+        <w:spacing w:after="0" w:line="240" w:lineRule="auto"/>
+        <w:jc w:val="both"/>
+        <w:rPr>
+          <w:b/>
+          <w:bCs/>
+        </w:rPr>
+      </w:pPr>
+      <w:r>
+        <w:t>M</w:t>
+      </w:r>
+      <w:r>
+        <w:rPr>
+          <w:vertAlign w:val="subscript"/>
+        </w:rPr>
+        <w:t>feach</w:t>
+      </w:r>
+      <w:r>
+        <w:t>(foreach x in EXP do L, s)</w:t>
+      </w:r>
+      <w:r>
+        <w:t xml:space="preserve"> </w:t>
+      </w:r>
+      <w:r>
+        <w:t>Δ</w:t>
+      </w:r>
+      <w:r>
+        <w:t xml:space="preserve"> =  if </w:t>
+      </w:r>
+      <w:r>
+        <w:t>M</w:t>
+      </w:r>
+      <w:r>
+        <w:rPr>
+          <w:vertAlign w:val="subscript"/>
+        </w:rPr>
+        <w:t>d</w:t>
+      </w:r>
+      <w:r>
+        <w:t xml:space="preserve">(EXP, s) == </w:t>
+      </w:r>
+      <w:r>
+        <w:rPr>
+          <w:b/>
+          <w:bCs/>
+        </w:rPr>
+        <w:t>false</w:t>
+      </w:r>
+    </w:p>
+    <w:p>
+      <w:pPr>
+        <w:spacing w:after="0" w:line="240" w:lineRule="auto"/>
+        <w:jc w:val="both"/>
+      </w:pPr>
+      <w:r>
+        <w:rPr>
+          <w:b/>
+          <w:bCs/>
+        </w:rPr>
+        <w:tab/>
+      </w:r>
+      <w:r>
+        <w:rPr>
+          <w:b/>
+          <w:bCs/>
+        </w:rPr>
+        <w:tab/>
+      </w:r>
+      <w:r>
+        <w:rPr>
+          <w:b/>
+          <w:bCs/>
+        </w:rPr>
+        <w:tab/>
+      </w:r>
+      <w:r>
+        <w:rPr>
+          <w:b/>
+          <w:bCs/>
+        </w:rPr>
+        <w:tab/>
+      </w:r>
+      <w:r>
+        <w:rPr>
+          <w:b/>
+          <w:bCs/>
+        </w:rPr>
+        <w:tab/>
+      </w:r>
+      <w:r>
+        <w:rPr>
+          <w:b/>
+          <w:bCs/>
+        </w:rPr>
+        <w:tab/>
+      </w:r>
+      <w:r>
+        <w:rPr>
+          <w:b/>
+          <w:bCs/>
+        </w:rPr>
+        <w:tab/>
+      </w:r>
+      <w:r>
+        <w:rPr>
+          <w:b/>
+          <w:bCs/>
+        </w:rPr>
+        <w:tab/>
+      </w:r>
+      <w:r>
+        <w:rPr>
+          <w:b/>
+          <w:bCs/>
+        </w:rPr>
+        <w:tab/>
+      </w:r>
+      <w:r>
+        <w:rPr>
+          <w:b/>
+          <w:bCs/>
+        </w:rPr>
+        <w:tab/>
+      </w:r>
+      <w:r>
+        <w:rPr>
+          <w:b/>
+          <w:bCs/>
+        </w:rPr>
+        <w:tab/>
+      </w:r>
+      <w:r>
+        <w:t xml:space="preserve">then </w:t>
+      </w:r>
+      <w:r>
+        <w:rPr>
+          <w:b/>
+          <w:bCs/>
+        </w:rPr>
+        <w:t>error</w:t>
+      </w:r>
+    </w:p>
+    <w:p>
+      <w:pPr>
+        <w:spacing w:after="0" w:line="240" w:lineRule="auto"/>
+        <w:jc w:val="both"/>
+      </w:pPr>
+      <w:r>
+        <w:tab/>
+      </w:r>
+      <w:r>
+        <w:tab/>
+      </w:r>
+      <w:r>
+        <w:tab/>
+      </w:r>
+      <w:r>
+        <w:tab/>
+      </w:r>
+      <w:r>
+        <w:tab/>
+      </w:r>
+      <w:r>
+        <w:tab/>
+      </w:r>
+      <w:r>
+        <w:tab/>
+      </w:r>
+      <w:r>
+        <w:tab/>
+      </w:r>
+      <w:r>
+        <w:tab/>
+      </w:r>
+      <w:r>
+        <w:tab/>
+      </w:r>
+      <w:r>
+        <w:tab/>
+        <w:t>else M</w:t>
+      </w:r>
+      <w:r>
+        <w:rPr>
+          <w:vertAlign w:val="subscript"/>
+        </w:rPr>
+        <w:t>feach_rec</w:t>
+      </w:r>
+      <w:r>
+        <w:t>(foreach x in EXP do L, 0, s)</w:t>
+      </w:r>
+    </w:p>
+    <w:p>
+      <w:pPr>
+        <w:spacing w:after="0" w:line="240" w:lineRule="auto"/>
+      </w:pPr>
+    </w:p>
+    <w:p>
+      <w:pPr>
+        <w:spacing w:after="0" w:line="240" w:lineRule="auto"/>
+      </w:pPr>
+      <w:r>
+        <w:t>M</w:t>
+      </w:r>
+      <w:r>
+        <w:rPr>
+          <w:vertAlign w:val="subscript"/>
+        </w:rPr>
+        <w:t>feach_rec</w:t>
+      </w:r>
+      <w:r>
+        <w:t xml:space="preserve">(foreach x in EXP do L, </w:t>
+      </w:r>
+      <w:r>
+        <w:t>i</w:t>
+      </w:r>
+      <w:r>
+        <w:t>, s)</w:t>
+      </w:r>
+      <w:r>
+        <w:t xml:space="preserve"> </w:t>
+      </w:r>
+      <w:r>
+        <w:t>Δ</w:t>
+      </w:r>
+      <w:r>
+        <w:t xml:space="preserve">= </w:t>
+      </w:r>
+      <w:r>
+        <w:t>if M</w:t>
+      </w:r>
+      <w:r>
+        <w:rPr>
+          <w:vertAlign w:val="subscript"/>
+        </w:rPr>
+        <w:t>sizeof</w:t>
+      </w:r>
+      <w:r>
+        <w:t>(EXP, s) &gt; i</w:t>
+      </w:r>
+    </w:p>
+    <w:p>
+      <w:pPr>
+        <w:spacing w:after="0" w:line="240" w:lineRule="auto"/>
+      </w:pPr>
+      <w:r>
+        <w:tab/>
+      </w:r>
+      <w:r>
+        <w:tab/>
+      </w:r>
+      <w:r>
+        <w:tab/>
+      </w:r>
+      <w:r>
+        <w:tab/>
+      </w:r>
+      <w:r>
+        <w:tab/>
+      </w:r>
+      <w:r>
+        <w:tab/>
+      </w:r>
+      <w:r>
+        <w:tab/>
+      </w:r>
+      <w:r>
+        <w:tab/>
+      </w:r>
+      <w:r>
+        <w:tab/>
+      </w:r>
+      <w:r>
+        <w:tab/>
+      </w:r>
+      <w:r>
+        <w:tab/>
+      </w:r>
+      <w:r>
+        <w:tab/>
+        <w:t>then M</w:t>
+      </w:r>
+      <w:r>
+        <w:rPr>
+          <w:vertAlign w:val="subscript"/>
+        </w:rPr>
+        <w:t>feach_rec</w:t>
+      </w:r>
+      <w:r>
+        <w:t>(foreach x in EXP do L, i+1, M</w:t>
+      </w:r>
+      <w:r>
+        <w:rPr>
+          <w:vertAlign w:val="subscript"/>
+        </w:rPr>
+        <w:t>feach_sl</w:t>
+      </w:r>
+      <w:r>
+        <w:t>(L, M</w:t>
+      </w:r>
+      <w:r>
+        <w:rPr>
+          <w:vertAlign w:val="subscript"/>
+        </w:rPr>
+        <w:t>pos_</w:t>
+      </w:r>
+      <w:proofErr w:type="gramStart"/>
+      <w:r>
+        <w:rPr>
+          <w:vertAlign w:val="subscript"/>
+        </w:rPr>
+        <w:t>elem</w:t>
+      </w:r>
+      <w:r>
+        <w:t>(</w:t>
+      </w:r>
+      <w:proofErr w:type="gramEnd"/>
+      <w:r>
+        <w:t>EXP, i, s), s))</w:t>
+      </w:r>
+    </w:p>
+    <w:p>
+      <w:pPr>
+        <w:spacing w:after="0" w:line="240" w:lineRule="auto"/>
+      </w:pPr>
+      <w:r>
+        <w:tab/>
+      </w:r>
+      <w:r>
+        <w:tab/>
+      </w:r>
+      <w:r>
+        <w:tab/>
+      </w:r>
+      <w:r>
+        <w:tab/>
+      </w:r>
+      <w:r>
+        <w:tab/>
+      </w:r>
+      <w:r>
+        <w:tab/>
+      </w:r>
+      <w:r>
+        <w:tab/>
+      </w:r>
+      <w:r>
+        <w:tab/>
+      </w:r>
+      <w:r>
+        <w:tab/>
+      </w:r>
+      <w:r>
+        <w:tab/>
+      </w:r>
+      <w:r>
+        <w:tab/>
+      </w:r>
+      <w:r>
+        <w:tab/>
+        <w:t>else s</w:t>
+      </w:r>
     </w:p>
     <w:p>
       <w:pPr>
@@ -27253,6 +30111,7 @@
         <w:rPr>
           <w:lang w:val="es-ES"/>
         </w:rPr>
+        <w:lastRenderedPageBreak/>
         <w:t>---&gt;Gramáticas LL</w:t>
       </w:r>
     </w:p>
@@ -27268,7 +30127,6 @@
         <w:rPr>
           <w:lang w:val="es-ES"/>
         </w:rPr>
-        <w:lastRenderedPageBreak/>
         <w:t>---&gt;Analizadores Descendentes Recursivos</w:t>
       </w:r>
     </w:p>
@@ -28245,7 +31103,7 @@
 </file>
 
 <file path=word/endnotes.xml><?xml version="1.0" encoding="utf-8"?>
-<w:endnotes xmlns:wpc="http://schemas.microsoft.com/office/word/2010/wordprocessingCanvas" xmlns:cx="http://schemas.microsoft.com/office/drawing/2014/chartex" xmlns:cx1="http://schemas.microsoft.com/office/drawing/2015/9/8/chartex" xmlns:cx2="http://schemas.microsoft.com/office/drawing/2015/10/21/chartex" xmlns:cx3="http://schemas.microsoft.com/office/drawing/2016/5/9/chartex" xmlns:cx4="http://schemas.microsoft.com/office/drawing/2016/5/10/chartex" xmlns:cx5="http://schemas.microsoft.com/office/drawing/2016/5/11/chartex" xmlns:cx6="http://schemas.microsoft.com/office/drawing/2016/5/12/chartex" xmlns:cx7="http://schemas.microsoft.com/office/drawing/2016/5/13/chartex" xmlns:cx8="http://schemas.microsoft.com/office/drawing/2016/5/14/chartex" xmlns:mc="http://schemas.openxmlformats.org/markup-compatibility/2006" xmlns:aink="http://schemas.microsoft.com/office/drawing/2016/ink" xmlns:am3d="http://schemas.microsoft.com/office/drawing/2017/model3d" xmlns:o="urn:schemas-microsoft-com:office:office" xmlns:oel="http://schemas.microsoft.com/office/2019/extlst" xmlns:r="http://schemas.openxmlformats.org/officeDocument/2006/relationships" xmlns:m="http://schemas.openxmlformats.org/officeDocument/2006/math" xmlns:v="urn:schemas-microsoft-com:vml" xmlns:wp14="http://schemas.microsoft.com/office/word/2010/wordprocessingDrawing" xmlns:wp="http://schemas.openxmlformats.org/drawingml/2006/wordprocessingDrawing" xmlns:w10="urn:schemas-microsoft-com:office:word" xmlns:w="http://schemas.openxmlformats.org/wordprocessingml/2006/main" xmlns:w14="http://schemas.microsoft.com/office/word/2010/wordml" xmlns:w15="http://schemas.microsoft.com/office/word/2012/wordml" xmlns:w16cex="http://schemas.microsoft.com/office/word/2018/wordml/cex" xmlns:w16cid="http://schemas.microsoft.com/office/word/2016/wordml/cid" xmlns:w16="http://schemas.microsoft.com/office/word/2018/wordml" xmlns:w16sdtdh="http://schemas.microsoft.com/office/word/2020/wordml/sdtdatahash" xmlns:w16se="http://schemas.microsoft.com/office/word/2015/wordml/symex" xmlns:wpg="http://schemas.microsoft.com/office/word/2010/wordprocessingGroup" xmlns:wpi="http://schemas.microsoft.com/office/word/2010/wordprocessingInk" xmlns:wne="http://schemas.microsoft.com/office/word/2006/wordml" xmlns:wps="http://schemas.microsoft.com/office/word/2010/wordprocessingShape" mc:Ignorable="w14 w15 w16se w16cid w16 w16cex w16sdtdh wp14">
+<w:endnotes xmlns:wpc="http://schemas.microsoft.com/office/word/2010/wordprocessingCanvas" xmlns:cx="http://schemas.microsoft.com/office/drawing/2014/chartex" xmlns:cx1="http://schemas.microsoft.com/office/drawing/2015/9/8/chartex" xmlns:cx2="http://schemas.microsoft.com/office/drawing/2015/10/21/chartex" xmlns:cx3="http://schemas.microsoft.com/office/drawing/2016/5/9/chartex" xmlns:cx4="http://schemas.microsoft.com/office/drawing/2016/5/10/chartex" xmlns:cx5="http://schemas.microsoft.com/office/drawing/2016/5/11/chartex" xmlns:cx6="http://schemas.microsoft.com/office/drawing/2016/5/12/chartex" xmlns:cx7="http://schemas.microsoft.com/office/drawing/2016/5/13/chartex" xmlns:cx8="http://schemas.microsoft.com/office/drawing/2016/5/14/chartex" xmlns:mc="http://schemas.openxmlformats.org/markup-compatibility/2006" xmlns:aink="http://schemas.microsoft.com/office/drawing/2016/ink" xmlns:am3d="http://schemas.microsoft.com/office/drawing/2017/model3d" xmlns:o="urn:schemas-microsoft-com:office:office" xmlns:r="http://schemas.openxmlformats.org/officeDocument/2006/relationships" xmlns:m="http://schemas.openxmlformats.org/officeDocument/2006/math" xmlns:v="urn:schemas-microsoft-com:vml" xmlns:wp14="http://schemas.microsoft.com/office/word/2010/wordprocessingDrawing" xmlns:wp="http://schemas.openxmlformats.org/drawingml/2006/wordprocessingDrawing" xmlns:w10="urn:schemas-microsoft-com:office:word" xmlns:w="http://schemas.openxmlformats.org/wordprocessingml/2006/main" xmlns:w14="http://schemas.microsoft.com/office/word/2010/wordml" xmlns:w15="http://schemas.microsoft.com/office/word/2012/wordml" xmlns:w16cex="http://schemas.microsoft.com/office/word/2018/wordml/cex" xmlns:w16cid="http://schemas.microsoft.com/office/word/2016/wordml/cid" xmlns:w16="http://schemas.microsoft.com/office/word/2018/wordml" xmlns:w16sdtdh="http://schemas.microsoft.com/office/word/2020/wordml/sdtdatahash" xmlns:w16se="http://schemas.microsoft.com/office/word/2015/wordml/symex" xmlns:wpg="http://schemas.microsoft.com/office/word/2010/wordprocessingGroup" xmlns:wpi="http://schemas.microsoft.com/office/word/2010/wordprocessingInk" xmlns:wne="http://schemas.microsoft.com/office/word/2006/wordml" xmlns:wps="http://schemas.microsoft.com/office/word/2010/wordprocessingShape" mc:Ignorable="w14 w15 w16se w16cid w16 w16cex w16sdtdh wp14">
   <w:endnote w:type="separator" w:id="-1">
     <w:p>
       <w:pPr>
@@ -28270,7 +31128,7 @@
 </file>
 
 <file path=word/footnotes.xml><?xml version="1.0" encoding="utf-8"?>
-<w:footnotes xmlns:wpc="http://schemas.microsoft.com/office/word/2010/wordprocessingCanvas" xmlns:cx="http://schemas.microsoft.com/office/drawing/2014/chartex" xmlns:cx1="http://schemas.microsoft.com/office/drawing/2015/9/8/chartex" xmlns:cx2="http://schemas.microsoft.com/office/drawing/2015/10/21/chartex" xmlns:cx3="http://schemas.microsoft.com/office/drawing/2016/5/9/chartex" xmlns:cx4="http://schemas.microsoft.com/office/drawing/2016/5/10/chartex" xmlns:cx5="http://schemas.microsoft.com/office/drawing/2016/5/11/chartex" xmlns:cx6="http://schemas.microsoft.com/office/drawing/2016/5/12/chartex" xmlns:cx7="http://schemas.microsoft.com/office/drawing/2016/5/13/chartex" xmlns:cx8="http://schemas.microsoft.com/office/drawing/2016/5/14/chartex" xmlns:mc="http://schemas.openxmlformats.org/markup-compatibility/2006" xmlns:aink="http://schemas.microsoft.com/office/drawing/2016/ink" xmlns:am3d="http://schemas.microsoft.com/office/drawing/2017/model3d" xmlns:o="urn:schemas-microsoft-com:office:office" xmlns:oel="http://schemas.microsoft.com/office/2019/extlst" xmlns:r="http://schemas.openxmlformats.org/officeDocument/2006/relationships" xmlns:m="http://schemas.openxmlformats.org/officeDocument/2006/math" xmlns:v="urn:schemas-microsoft-com:vml" xmlns:wp14="http://schemas.microsoft.com/office/word/2010/wordprocessingDrawing" xmlns:wp="http://schemas.openxmlformats.org/drawingml/2006/wordprocessingDrawing" xmlns:w10="urn:schemas-microsoft-com:office:word" xmlns:w="http://schemas.openxmlformats.org/wordprocessingml/2006/main" xmlns:w14="http://schemas.microsoft.com/office/word/2010/wordml" xmlns:w15="http://schemas.microsoft.com/office/word/2012/wordml" xmlns:w16cex="http://schemas.microsoft.com/office/word/2018/wordml/cex" xmlns:w16cid="http://schemas.microsoft.com/office/word/2016/wordml/cid" xmlns:w16="http://schemas.microsoft.com/office/word/2018/wordml" xmlns:w16sdtdh="http://schemas.microsoft.com/office/word/2020/wordml/sdtdatahash" xmlns:w16se="http://schemas.microsoft.com/office/word/2015/wordml/symex" xmlns:wpg="http://schemas.microsoft.com/office/word/2010/wordprocessingGroup" xmlns:wpi="http://schemas.microsoft.com/office/word/2010/wordprocessingInk" xmlns:wne="http://schemas.microsoft.com/office/word/2006/wordml" xmlns:wps="http://schemas.microsoft.com/office/word/2010/wordprocessingShape" mc:Ignorable="w14 w15 w16se w16cid w16 w16cex w16sdtdh wp14">
+<w:footnotes xmlns:wpc="http://schemas.microsoft.com/office/word/2010/wordprocessingCanvas" xmlns:cx="http://schemas.microsoft.com/office/drawing/2014/chartex" xmlns:cx1="http://schemas.microsoft.com/office/drawing/2015/9/8/chartex" xmlns:cx2="http://schemas.microsoft.com/office/drawing/2015/10/21/chartex" xmlns:cx3="http://schemas.microsoft.com/office/drawing/2016/5/9/chartex" xmlns:cx4="http://schemas.microsoft.com/office/drawing/2016/5/10/chartex" xmlns:cx5="http://schemas.microsoft.com/office/drawing/2016/5/11/chartex" xmlns:cx6="http://schemas.microsoft.com/office/drawing/2016/5/12/chartex" xmlns:cx7="http://schemas.microsoft.com/office/drawing/2016/5/13/chartex" xmlns:cx8="http://schemas.microsoft.com/office/drawing/2016/5/14/chartex" xmlns:mc="http://schemas.openxmlformats.org/markup-compatibility/2006" xmlns:aink="http://schemas.microsoft.com/office/drawing/2016/ink" xmlns:am3d="http://schemas.microsoft.com/office/drawing/2017/model3d" xmlns:o="urn:schemas-microsoft-com:office:office" xmlns:r="http://schemas.openxmlformats.org/officeDocument/2006/relationships" xmlns:m="http://schemas.openxmlformats.org/officeDocument/2006/math" xmlns:v="urn:schemas-microsoft-com:vml" xmlns:wp14="http://schemas.microsoft.com/office/word/2010/wordprocessingDrawing" xmlns:wp="http://schemas.openxmlformats.org/drawingml/2006/wordprocessingDrawing" xmlns:w10="urn:schemas-microsoft-com:office:word" xmlns:w="http://schemas.openxmlformats.org/wordprocessingml/2006/main" xmlns:w14="http://schemas.microsoft.com/office/word/2010/wordml" xmlns:w15="http://schemas.microsoft.com/office/word/2012/wordml" xmlns:w16cex="http://schemas.microsoft.com/office/word/2018/wordml/cex" xmlns:w16cid="http://schemas.microsoft.com/office/word/2016/wordml/cid" xmlns:w16="http://schemas.microsoft.com/office/word/2018/wordml" xmlns:w16sdtdh="http://schemas.microsoft.com/office/word/2020/wordml/sdtdatahash" xmlns:w16se="http://schemas.microsoft.com/office/word/2015/wordml/symex" xmlns:wpg="http://schemas.microsoft.com/office/word/2010/wordprocessingGroup" xmlns:wpi="http://schemas.microsoft.com/office/word/2010/wordprocessingInk" xmlns:wne="http://schemas.microsoft.com/office/word/2006/wordml" xmlns:wps="http://schemas.microsoft.com/office/word/2010/wordprocessingShape" mc:Ignorable="w14 w15 w16se w16cid w16 w16cex w16sdtdh wp14">
   <w:footnote w:type="separator" w:id="-1">
     <w:p>
       <w:pPr>
@@ -28295,7 +31153,7 @@
 </file>
 
 <file path=word/numbering.xml><?xml version="1.0" encoding="utf-8"?>
-<w:numbering xmlns:wpc="http://schemas.microsoft.com/office/word/2010/wordprocessingCanvas" xmlns:cx="http://schemas.microsoft.com/office/drawing/2014/chartex" xmlns:cx1="http://schemas.microsoft.com/office/drawing/2015/9/8/chartex" xmlns:cx2="http://schemas.microsoft.com/office/drawing/2015/10/21/chartex" xmlns:cx3="http://schemas.microsoft.com/office/drawing/2016/5/9/chartex" xmlns:cx4="http://schemas.microsoft.com/office/drawing/2016/5/10/chartex" xmlns:cx5="http://schemas.microsoft.com/office/drawing/2016/5/11/chartex" xmlns:cx6="http://schemas.microsoft.com/office/drawing/2016/5/12/chartex" xmlns:cx7="http://schemas.microsoft.com/office/drawing/2016/5/13/chartex" xmlns:cx8="http://schemas.microsoft.com/office/drawing/2016/5/14/chartex" xmlns:mc="http://schemas.openxmlformats.org/markup-compatibility/2006" xmlns:aink="http://schemas.microsoft.com/office/drawing/2016/ink" xmlns:am3d="http://schemas.microsoft.com/office/drawing/2017/model3d" xmlns:o="urn:schemas-microsoft-com:office:office" xmlns:oel="http://schemas.microsoft.com/office/2019/extlst" xmlns:r="http://schemas.openxmlformats.org/officeDocument/2006/relationships" xmlns:m="http://schemas.openxmlformats.org/officeDocument/2006/math" xmlns:v="urn:schemas-microsoft-com:vml" xmlns:wp14="http://schemas.microsoft.com/office/word/2010/wordprocessingDrawing" xmlns:wp="http://schemas.openxmlformats.org/drawingml/2006/wordprocessingDrawing" xmlns:w10="urn:schemas-microsoft-com:office:word" xmlns:w="http://schemas.openxmlformats.org/wordprocessingml/2006/main" xmlns:w14="http://schemas.microsoft.com/office/word/2010/wordml" xmlns:w15="http://schemas.microsoft.com/office/word/2012/wordml" xmlns:w16cex="http://schemas.microsoft.com/office/word/2018/wordml/cex" xmlns:w16cid="http://schemas.microsoft.com/office/word/2016/wordml/cid" xmlns:w16="http://schemas.microsoft.com/office/word/2018/wordml" xmlns:w16sdtdh="http://schemas.microsoft.com/office/word/2020/wordml/sdtdatahash" xmlns:w16se="http://schemas.microsoft.com/office/word/2015/wordml/symex" xmlns:wpg="http://schemas.microsoft.com/office/word/2010/wordprocessingGroup" xmlns:wpi="http://schemas.microsoft.com/office/word/2010/wordprocessingInk" xmlns:wne="http://schemas.microsoft.com/office/word/2006/wordml" xmlns:wps="http://schemas.microsoft.com/office/word/2010/wordprocessingShape" mc:Ignorable="w14 w15 w16se w16cid w16 w16cex w16sdtdh wp14">
+<w:numbering xmlns:wpc="http://schemas.microsoft.com/office/word/2010/wordprocessingCanvas" xmlns:cx="http://schemas.microsoft.com/office/drawing/2014/chartex" xmlns:cx1="http://schemas.microsoft.com/office/drawing/2015/9/8/chartex" xmlns:cx2="http://schemas.microsoft.com/office/drawing/2015/10/21/chartex" xmlns:cx3="http://schemas.microsoft.com/office/drawing/2016/5/9/chartex" xmlns:cx4="http://schemas.microsoft.com/office/drawing/2016/5/10/chartex" xmlns:cx5="http://schemas.microsoft.com/office/drawing/2016/5/11/chartex" xmlns:cx6="http://schemas.microsoft.com/office/drawing/2016/5/12/chartex" xmlns:cx7="http://schemas.microsoft.com/office/drawing/2016/5/13/chartex" xmlns:cx8="http://schemas.microsoft.com/office/drawing/2016/5/14/chartex" xmlns:mc="http://schemas.openxmlformats.org/markup-compatibility/2006" xmlns:aink="http://schemas.microsoft.com/office/drawing/2016/ink" xmlns:am3d="http://schemas.microsoft.com/office/drawing/2017/model3d" xmlns:o="urn:schemas-microsoft-com:office:office" xmlns:r="http://schemas.openxmlformats.org/officeDocument/2006/relationships" xmlns:m="http://schemas.openxmlformats.org/officeDocument/2006/math" xmlns:v="urn:schemas-microsoft-com:vml" xmlns:wp14="http://schemas.microsoft.com/office/word/2010/wordprocessingDrawing" xmlns:wp="http://schemas.openxmlformats.org/drawingml/2006/wordprocessingDrawing" xmlns:w10="urn:schemas-microsoft-com:office:word" xmlns:w="http://schemas.openxmlformats.org/wordprocessingml/2006/main" xmlns:w14="http://schemas.microsoft.com/office/word/2010/wordml" xmlns:w15="http://schemas.microsoft.com/office/word/2012/wordml" xmlns:w16cex="http://schemas.microsoft.com/office/word/2018/wordml/cex" xmlns:w16cid="http://schemas.microsoft.com/office/word/2016/wordml/cid" xmlns:w16="http://schemas.microsoft.com/office/word/2018/wordml" xmlns:w16sdtdh="http://schemas.microsoft.com/office/word/2020/wordml/sdtdatahash" xmlns:w16se="http://schemas.microsoft.com/office/word/2015/wordml/symex" xmlns:wpg="http://schemas.microsoft.com/office/word/2010/wordprocessingGroup" xmlns:wpi="http://schemas.microsoft.com/office/word/2010/wordprocessingInk" xmlns:wne="http://schemas.microsoft.com/office/word/2006/wordml" xmlns:wps="http://schemas.microsoft.com/office/word/2010/wordprocessingShape" mc:Ignorable="w14 w15 w16se w16cid w16 w16cex w16sdtdh wp14">
   <w:abstractNum w:abstractNumId="0" w15:restartNumberingAfterBreak="0">
     <w:nsid w:val="02791101"/>
     <w:multiLevelType w:val="multilevel"/>
@@ -29692,22 +32550,22 @@
       </w:pPr>
     </w:lvl>
   </w:abstractNum>
-  <w:num w:numId="1" w16cid:durableId="1409619716">
+  <w:num w:numId="1">
     <w:abstractNumId w:val="9"/>
   </w:num>
-  <w:num w:numId="2" w16cid:durableId="704478946">
+  <w:num w:numId="2">
     <w:abstractNumId w:val="4"/>
   </w:num>
-  <w:num w:numId="3" w16cid:durableId="210966335">
+  <w:num w:numId="3">
     <w:abstractNumId w:val="11"/>
   </w:num>
-  <w:num w:numId="4" w16cid:durableId="835917679">
+  <w:num w:numId="4">
     <w:abstractNumId w:val="13"/>
   </w:num>
-  <w:num w:numId="5" w16cid:durableId="299769585">
+  <w:num w:numId="5">
     <w:abstractNumId w:val="3"/>
   </w:num>
-  <w:num w:numId="6" w16cid:durableId="1430395170">
+  <w:num w:numId="6">
     <w:abstractNumId w:val="9"/>
     <w:lvlOverride w:ilvl="0">
       <w:startOverride w:val="1"/>
@@ -29737,19 +32595,19 @@
       <w:startOverride w:val="1"/>
     </w:lvlOverride>
   </w:num>
-  <w:num w:numId="7" w16cid:durableId="1184899871">
+  <w:num w:numId="7">
     <w:abstractNumId w:val="12"/>
   </w:num>
-  <w:num w:numId="8" w16cid:durableId="1978873032">
+  <w:num w:numId="8">
     <w:abstractNumId w:val="5"/>
   </w:num>
-  <w:num w:numId="9" w16cid:durableId="959147303">
+  <w:num w:numId="9">
     <w:abstractNumId w:val="0"/>
   </w:num>
-  <w:num w:numId="10" w16cid:durableId="504831898">
+  <w:num w:numId="10">
     <w:abstractNumId w:val="1"/>
   </w:num>
-  <w:num w:numId="11" w16cid:durableId="290594965">
+  <w:num w:numId="11">
     <w:abstractNumId w:val="10"/>
     <w:lvlOverride w:ilvl="0">
       <w:startOverride w:val="1"/>
@@ -29779,7 +32637,7 @@
       <w:startOverride w:val="1"/>
     </w:lvlOverride>
   </w:num>
-  <w:num w:numId="12" w16cid:durableId="326252648">
+  <w:num w:numId="12">
     <w:abstractNumId w:val="11"/>
     <w:lvlOverride w:ilvl="0">
       <w:startOverride w:val="1"/>
@@ -29809,19 +32667,19 @@
       <w:startOverride w:val="1"/>
     </w:lvlOverride>
   </w:num>
-  <w:num w:numId="13" w16cid:durableId="610477235">
+  <w:num w:numId="13">
     <w:abstractNumId w:val="2"/>
   </w:num>
-  <w:num w:numId="14" w16cid:durableId="930091401">
+  <w:num w:numId="14">
     <w:abstractNumId w:val="7"/>
   </w:num>
-  <w:num w:numId="15" w16cid:durableId="1323005778">
+  <w:num w:numId="15">
     <w:abstractNumId w:val="8"/>
   </w:num>
-  <w:num w:numId="16" w16cid:durableId="2015573717">
+  <w:num w:numId="16">
     <w:abstractNumId w:val="6"/>
   </w:num>
-  <w:num w:numId="17" w16cid:durableId="981695521">
+  <w:num w:numId="17">
     <w:abstractNumId w:val="10"/>
   </w:num>
 </w:numbering>

--- a/Avance_Colque_Fernandez.docx
+++ b/Avance_Colque_Fernandez.docx
@@ -1,6 +1,6 @@
 
 <file path=word/document.xml><?xml version="1.0" encoding="utf-8"?>
-<w:document xmlns:wpc="http://schemas.microsoft.com/office/word/2010/wordprocessingCanvas" xmlns:cx="http://schemas.microsoft.com/office/drawing/2014/chartex" xmlns:cx1="http://schemas.microsoft.com/office/drawing/2015/9/8/chartex" xmlns:cx2="http://schemas.microsoft.com/office/drawing/2015/10/21/chartex" xmlns:cx3="http://schemas.microsoft.com/office/drawing/2016/5/9/chartex" xmlns:cx4="http://schemas.microsoft.com/office/drawing/2016/5/10/chartex" xmlns:cx5="http://schemas.microsoft.com/office/drawing/2016/5/11/chartex" xmlns:cx6="http://schemas.microsoft.com/office/drawing/2016/5/12/chartex" xmlns:cx7="http://schemas.microsoft.com/office/drawing/2016/5/13/chartex" xmlns:cx8="http://schemas.microsoft.com/office/drawing/2016/5/14/chartex" xmlns:mc="http://schemas.openxmlformats.org/markup-compatibility/2006" xmlns:aink="http://schemas.microsoft.com/office/drawing/2016/ink" xmlns:am3d="http://schemas.microsoft.com/office/drawing/2017/model3d" xmlns:o="urn:schemas-microsoft-com:office:office" xmlns:r="http://schemas.openxmlformats.org/officeDocument/2006/relationships" xmlns:m="http://schemas.openxmlformats.org/officeDocument/2006/math" xmlns:v="urn:schemas-microsoft-com:vml" xmlns:wp14="http://schemas.microsoft.com/office/word/2010/wordprocessingDrawing" xmlns:wp="http://schemas.openxmlformats.org/drawingml/2006/wordprocessingDrawing" xmlns:w10="urn:schemas-microsoft-com:office:word" xmlns:w="http://schemas.openxmlformats.org/wordprocessingml/2006/main" xmlns:w14="http://schemas.microsoft.com/office/word/2010/wordml" xmlns:w15="http://schemas.microsoft.com/office/word/2012/wordml" xmlns:w16cex="http://schemas.microsoft.com/office/word/2018/wordml/cex" xmlns:w16cid="http://schemas.microsoft.com/office/word/2016/wordml/cid" xmlns:w16="http://schemas.microsoft.com/office/word/2018/wordml" xmlns:w16sdtdh="http://schemas.microsoft.com/office/word/2020/wordml/sdtdatahash" xmlns:w16se="http://schemas.microsoft.com/office/word/2015/wordml/symex" xmlns:wpg="http://schemas.microsoft.com/office/word/2010/wordprocessingGroup" xmlns:wpi="http://schemas.microsoft.com/office/word/2010/wordprocessingInk" xmlns:wne="http://schemas.microsoft.com/office/word/2006/wordml" xmlns:wps="http://schemas.microsoft.com/office/word/2010/wordprocessingShape" mc:Ignorable="w14 w15 w16se w16cid w16 w16cex w16sdtdh wp14">
+<w:document xmlns:wpc="http://schemas.microsoft.com/office/word/2010/wordprocessingCanvas" xmlns:cx="http://schemas.microsoft.com/office/drawing/2014/chartex" xmlns:cx1="http://schemas.microsoft.com/office/drawing/2015/9/8/chartex" xmlns:cx2="http://schemas.microsoft.com/office/drawing/2015/10/21/chartex" xmlns:cx3="http://schemas.microsoft.com/office/drawing/2016/5/9/chartex" xmlns:cx4="http://schemas.microsoft.com/office/drawing/2016/5/10/chartex" xmlns:cx5="http://schemas.microsoft.com/office/drawing/2016/5/11/chartex" xmlns:cx6="http://schemas.microsoft.com/office/drawing/2016/5/12/chartex" xmlns:cx7="http://schemas.microsoft.com/office/drawing/2016/5/13/chartex" xmlns:cx8="http://schemas.microsoft.com/office/drawing/2016/5/14/chartex" xmlns:mc="http://schemas.openxmlformats.org/markup-compatibility/2006" xmlns:aink="http://schemas.microsoft.com/office/drawing/2016/ink" xmlns:am3d="http://schemas.microsoft.com/office/drawing/2017/model3d" xmlns:o="urn:schemas-microsoft-com:office:office" xmlns:oel="http://schemas.microsoft.com/office/2019/extlst" xmlns:r="http://schemas.openxmlformats.org/officeDocument/2006/relationships" xmlns:m="http://schemas.openxmlformats.org/officeDocument/2006/math" xmlns:v="urn:schemas-microsoft-com:vml" xmlns:wp14="http://schemas.microsoft.com/office/word/2010/wordprocessingDrawing" xmlns:wp="http://schemas.openxmlformats.org/drawingml/2006/wordprocessingDrawing" xmlns:w10="urn:schemas-microsoft-com:office:word" xmlns:w="http://schemas.openxmlformats.org/wordprocessingml/2006/main" xmlns:w14="http://schemas.microsoft.com/office/word/2010/wordml" xmlns:w15="http://schemas.microsoft.com/office/word/2012/wordml" xmlns:w16cex="http://schemas.microsoft.com/office/word/2018/wordml/cex" xmlns:w16cid="http://schemas.microsoft.com/office/word/2016/wordml/cid" xmlns:w16="http://schemas.microsoft.com/office/word/2018/wordml" xmlns:w16sdtdh="http://schemas.microsoft.com/office/word/2020/wordml/sdtdatahash" xmlns:w16se="http://schemas.microsoft.com/office/word/2015/wordml/symex" xmlns:wpg="http://schemas.microsoft.com/office/word/2010/wordprocessingGroup" xmlns:wpi="http://schemas.microsoft.com/office/word/2010/wordprocessingInk" xmlns:wne="http://schemas.microsoft.com/office/word/2006/wordml" xmlns:wps="http://schemas.microsoft.com/office/word/2010/wordprocessingShape" mc:Ignorable="w14 w15 w16se w16cid w16 w16cex w16sdtdh wp14">
   <w:body>
     <w:p>
       <w:pPr>
@@ -4327,6 +4327,7 @@
         </w:rPr>
         <w:t xml:space="preserve"> </w:t>
       </w:r>
+      <w:proofErr w:type="gramStart"/>
       <w:r>
         <w:rPr>
           <w:rFonts w:ascii="Cambria Math" w:eastAsia="Times New Roman" w:hAnsi="Cambria Math" w:cs="Cambria Math"/>
@@ -4353,6 +4354,7 @@
         </w:rPr>
         <w:t>δ</w:t>
       </w:r>
+      <w:proofErr w:type="gramEnd"/>
       <w:r>
         <w:rPr>
           <w:rFonts w:ascii="Arial" w:eastAsia="Times New Roman" w:hAnsi="Arial" w:cs="Arial"/>
@@ -4396,7 +4398,6 @@
         <w:t>,a</w:t>
       </w:r>
       <w:proofErr w:type="spellEnd"/>
-      <w:proofErr w:type="gramStart"/>
       <w:r>
         <w:rPr>
           <w:rFonts w:ascii="Arial" w:eastAsia="Times New Roman" w:hAnsi="Arial" w:cs="Arial"/>
@@ -4415,7 +4416,6 @@
         </w:rPr>
         <w:t xml:space="preserve"> }</w:t>
       </w:r>
-      <w:proofErr w:type="gramEnd"/>
     </w:p>
     <w:p>
       <w:pPr>
@@ -24123,15 +24123,44 @@
           <w:bCs/>
           <w:lang w:val="es-ES"/>
         </w:rPr>
-        <w:t xml:space="preserve">Una </w:t>
+        <w:t>Una función predicado tiene la forma de una expresión booleana sobre la unión del conjunto de atributos {A(X</w:t>
+      </w:r>
+      <w:r>
+        <w:rPr>
+          <w:bCs/>
+          <w:vertAlign w:val="subscript"/>
+          <w:lang w:val="es-ES"/>
+        </w:rPr>
+        <w:t>0</w:t>
+      </w:r>
+      <w:r>
+        <w:rPr>
+          <w:bCs/>
+          <w:lang w:val="es-ES"/>
+        </w:rPr>
+        <w:t xml:space="preserve">), </w:t>
       </w:r>
       <w:proofErr w:type="gramStart"/>
       <w:r>
         <w:rPr>
-          <w:bCs/>
-          <w:lang w:val="es-ES"/>
-        </w:rPr>
-        <w:t>función predicado</w:t>
+          <w:b/>
+          <w:lang w:val="es-ES"/>
+        </w:rPr>
+        <w:t>…</w:t>
+      </w:r>
+      <w:r>
+        <w:rPr>
+          <w:bCs/>
+          <w:lang w:val="es-ES"/>
+        </w:rPr>
+        <w:t xml:space="preserve"> </w:t>
+      </w:r>
+      <w:r>
+        <w:rPr>
+          <w:bCs/>
+          <w:lang w:val="es-ES"/>
+        </w:rPr>
+        <w:t>,</w:t>
       </w:r>
       <w:proofErr w:type="gramEnd"/>
       <w:r>
@@ -24139,43 +24168,7 @@
           <w:bCs/>
           <w:lang w:val="es-ES"/>
         </w:rPr>
-        <w:t xml:space="preserve"> tiene la forma de una expresión booleana sobre la unión del conjunto de atributos {A(X</w:t>
-      </w:r>
-      <w:r>
-        <w:rPr>
-          <w:bCs/>
-          <w:vertAlign w:val="subscript"/>
-          <w:lang w:val="es-ES"/>
-        </w:rPr>
-        <w:t>0</w:t>
-      </w:r>
-      <w:r>
-        <w:rPr>
-          <w:bCs/>
-          <w:lang w:val="es-ES"/>
-        </w:rPr>
-        <w:t xml:space="preserve">), </w:t>
-      </w:r>
-      <w:r>
-        <w:rPr>
-          <w:b/>
-          <w:lang w:val="es-ES"/>
-        </w:rPr>
-        <w:t>…</w:t>
-      </w:r>
-      <w:r>
-        <w:rPr>
-          <w:bCs/>
-          <w:lang w:val="es-ES"/>
-        </w:rPr>
-        <w:t xml:space="preserve"> </w:t>
-      </w:r>
-      <w:r>
-        <w:rPr>
-          <w:bCs/>
-          <w:lang w:val="es-ES"/>
-        </w:rPr>
-        <w:t>, A(X</w:t>
+        <w:t xml:space="preserve"> A(X</w:t>
       </w:r>
       <w:r>
         <w:rPr>
@@ -27741,13 +27734,7 @@
         <w:rPr>
           <w:bCs/>
         </w:rPr>
-        <w:t>?</w:t>
-      </w:r>
-      <w:r>
-        <w:rPr>
-          <w:bCs/>
-        </w:rPr>
-        <w:t xml:space="preserve"> goto label</w:t>
+        <w:t>? goto label</w:t>
       </w:r>
       <w:r>
         <w:rPr>
@@ -27984,16 +27971,7 @@
         <w:jc w:val="both"/>
       </w:pPr>
       <w:r>
-        <w:t>Statement_</w:t>
-      </w:r>
-      <w:r>
-        <w:t>false</w:t>
-      </w:r>
-      <w:r>
-        <w:t>_1</w:t>
-      </w:r>
-      <w:r>
-        <w:t>;</w:t>
+        <w:t>Statement_false_1;</w:t>
       </w:r>
     </w:p>
     <w:p>
@@ -28002,10 +27980,7 @@
         <w:jc w:val="both"/>
       </w:pPr>
       <w:r>
-        <w:t>Statement_false_</w:t>
-      </w:r>
-      <w:r>
-        <w:t>2;</w:t>
+        <w:t>Statement_false_2;</w:t>
       </w:r>
     </w:p>
     <w:p>
@@ -28240,14 +28215,7 @@
           <w:b/>
           <w:bCs/>
         </w:rPr>
-        <w:t>true</w:t>
-      </w:r>
-      <w:r>
-        <w:rPr>
-          <w:b/>
-          <w:bCs/>
-        </w:rPr>
-        <w:t>_while</w:t>
+        <w:t>true_while</w:t>
       </w:r>
     </w:p>
     <w:p>
@@ -28284,14 +28252,7 @@
           <w:b/>
           <w:bCs/>
         </w:rPr>
-        <w:t>true</w:t>
-      </w:r>
-      <w:r>
-        <w:rPr>
-          <w:b/>
-          <w:bCs/>
-        </w:rPr>
-        <w:t>_while</w:t>
+        <w:t>true_while</w:t>
       </w:r>
       <w:r>
         <w:t>:</w:t>
@@ -28956,13 +28917,20 @@
           <w:lang w:val="es-AR"/>
         </w:rPr>
       </w:pPr>
+      <w:r>
+        <w:rPr>
+          <w:u w:val="single"/>
+          <w:lang w:val="es-AR"/>
+        </w:rPr>
+        <w:t xml:space="preserve">If en semántica </w:t>
+      </w:r>
       <w:proofErr w:type="spellStart"/>
       <w:r>
         <w:rPr>
           <w:u w:val="single"/>
           <w:lang w:val="es-AR"/>
         </w:rPr>
-        <w:t>If</w:t>
+        <w:t>denotacional</w:t>
       </w:r>
       <w:proofErr w:type="spellEnd"/>
       <w:r>
@@ -28970,7 +28938,7 @@
           <w:u w:val="single"/>
           <w:lang w:val="es-AR"/>
         </w:rPr>
-        <w:t xml:space="preserve"> en semántica denotacional:</w:t>
+        <w:t>:</w:t>
       </w:r>
     </w:p>
     <w:p>
@@ -29160,8 +29128,91 @@
       </w:r>
       <w:r>
         <w:tab/>
-        <w:t xml:space="preserve">then </w:t>
-      </w:r>
+        <w:t>then M</w:t>
+      </w:r>
+      <w:r>
+        <w:rPr>
+          <w:vertAlign w:val="subscript"/>
+        </w:rPr>
+        <w:t>sl</w:t>
+      </w:r>
+      <w:r>
+        <w:t>(LT, s)</w:t>
+      </w:r>
+    </w:p>
+    <w:p>
+      <w:pPr>
+        <w:spacing w:after="0" w:line="240" w:lineRule="auto"/>
+        <w:rPr>
+          <w:vertAlign w:val="subscript"/>
+        </w:rPr>
+      </w:pPr>
+      <w:r>
+        <w:tab/>
+      </w:r>
+      <w:r>
+        <w:tab/>
+      </w:r>
+      <w:r>
+        <w:tab/>
+      </w:r>
+      <w:r>
+        <w:tab/>
+      </w:r>
+      <w:r>
+        <w:tab/>
+      </w:r>
+      <w:r>
+        <w:tab/>
+      </w:r>
+      <w:r>
+        <w:tab/>
+      </w:r>
+      <w:r>
+        <w:tab/>
+      </w:r>
+      <w:r>
+        <w:tab/>
+      </w:r>
+      <w:r>
+        <w:tab/>
+      </w:r>
+      <w:r>
+        <w:tab/>
+      </w:r>
+      <w:r>
+        <w:tab/>
+        <w:t>else  M</w:t>
+      </w:r>
+      <w:r>
+        <w:rPr>
+          <w:vertAlign w:val="subscript"/>
+        </w:rPr>
+        <w:t>sl</w:t>
+      </w:r>
+      <w:r>
+        <w:t>(LF, s)</w:t>
+      </w:r>
+    </w:p>
+    <w:p>
+      <w:pPr>
+        <w:spacing w:after="0" w:line="240" w:lineRule="auto"/>
+        <w:rPr>
+          <w:u w:val="single"/>
+        </w:rPr>
+      </w:pPr>
+      <w:r>
+        <w:rPr>
+          <w:u w:val="single"/>
+        </w:rPr>
+        <w:t>While en semántica denotacional:</w:t>
+      </w:r>
+    </w:p>
+    <w:p>
+      <w:pPr>
+        <w:spacing w:after="0" w:line="240" w:lineRule="auto"/>
+      </w:pPr>
+      <w:proofErr w:type="gramStart"/>
       <w:r>
         <w:t>M</w:t>
       </w:r>
@@ -29169,136 +29220,27 @@
         <w:rPr>
           <w:vertAlign w:val="subscript"/>
         </w:rPr>
-        <w:t>sl</w:t>
-      </w:r>
-      <w:r>
-        <w:t>(LT, s)</w:t>
-      </w:r>
-    </w:p>
-    <w:p>
-      <w:pPr>
-        <w:spacing w:after="0" w:line="240" w:lineRule="auto"/>
+        <w:t>w</w:t>
+      </w:r>
+      <w:r>
+        <w:t>(</w:t>
+      </w:r>
+      <w:proofErr w:type="gramEnd"/>
+      <w:r>
+        <w:t xml:space="preserve">while EXP do L, s) Δ= </w:t>
+      </w:r>
+      <w:r>
+        <w:tab/>
+        <w:t>if M</w:t>
+      </w:r>
+      <w:r>
         <w:rPr>
           <w:vertAlign w:val="subscript"/>
         </w:rPr>
-      </w:pPr>
-      <w:r>
-        <w:tab/>
-      </w:r>
-      <w:r>
-        <w:tab/>
-      </w:r>
-      <w:r>
-        <w:tab/>
-      </w:r>
-      <w:r>
-        <w:tab/>
-      </w:r>
-      <w:r>
-        <w:tab/>
-      </w:r>
-      <w:r>
-        <w:tab/>
-      </w:r>
-      <w:r>
-        <w:tab/>
-      </w:r>
-      <w:r>
-        <w:tab/>
-      </w:r>
-      <w:r>
-        <w:tab/>
-      </w:r>
-      <w:r>
-        <w:tab/>
-      </w:r>
-      <w:r>
-        <w:tab/>
-      </w:r>
-      <w:r>
-        <w:tab/>
-        <w:t xml:space="preserve">else  </w:t>
-      </w:r>
-      <w:r>
-        <w:t>M</w:t>
-      </w:r>
-      <w:r>
-        <w:rPr>
-          <w:vertAlign w:val="subscript"/>
-        </w:rPr>
-        <w:t>sl</w:t>
-      </w:r>
-      <w:r>
-        <w:t>(L</w:t>
-      </w:r>
-      <w:r>
-        <w:t>F</w:t>
-      </w:r>
-      <w:r>
-        <w:t>, s)</w:t>
-      </w:r>
-    </w:p>
-    <w:p>
-      <w:pPr>
-        <w:spacing w:after="0" w:line="240" w:lineRule="auto"/>
-        <w:rPr>
-          <w:u w:val="single"/>
-        </w:rPr>
-      </w:pPr>
-      <w:r>
-        <w:rPr>
-          <w:u w:val="single"/>
-        </w:rPr>
-        <w:t>While en semántica denotacional:</w:t>
-      </w:r>
-    </w:p>
-    <w:p>
-      <w:pPr>
-        <w:spacing w:after="0" w:line="240" w:lineRule="auto"/>
-      </w:pPr>
-      <w:proofErr w:type="gramStart"/>
-      <w:r>
-        <w:t>M</w:t>
-      </w:r>
-      <w:r>
-        <w:rPr>
-          <w:vertAlign w:val="subscript"/>
-        </w:rPr>
-        <w:t>w</w:t>
-      </w:r>
-      <w:r>
-        <w:t>(</w:t>
-      </w:r>
-      <w:proofErr w:type="gramEnd"/>
-      <w:r>
-        <w:t xml:space="preserve">while </w:t>
-      </w:r>
-      <w:r>
-        <w:t>EXP</w:t>
-      </w:r>
-      <w:r>
-        <w:t xml:space="preserve"> do L, s) Δ= </w:t>
-      </w:r>
-      <w:r>
-        <w:tab/>
-      </w:r>
-      <w:r>
-        <w:t>if M</w:t>
-      </w:r>
-      <w:r>
-        <w:rPr>
-          <w:vertAlign w:val="subscript"/>
-        </w:rPr>
         <w:t>b</w:t>
       </w:r>
       <w:r>
-        <w:t>(</w:t>
-      </w:r>
-      <w:r>
-        <w:t>EXP</w:t>
-      </w:r>
-      <w:r>
-        <w:t xml:space="preserve">, s) == </w:t>
+        <w:t xml:space="preserve">(EXP, s) == </w:t>
       </w:r>
       <w:r>
         <w:rPr>
@@ -29334,8 +29276,6 @@
       </w:r>
       <w:r>
         <w:tab/>
-      </w:r>
-      <w:r>
         <w:t>if M</w:t>
       </w:r>
       <w:r>
@@ -29345,13 +29285,7 @@
         <w:t>b</w:t>
       </w:r>
       <w:r>
-        <w:t>(</w:t>
-      </w:r>
-      <w:r>
-        <w:t>EXP</w:t>
-      </w:r>
-      <w:r>
-        <w:t>, s) == false</w:t>
+        <w:t>(EXP, s) == false</w:t>
       </w:r>
     </w:p>
     <w:p>
@@ -29373,8 +29307,6 @@
       </w:r>
       <w:r>
         <w:tab/>
-      </w:r>
-      <w:r>
         <w:t>if M</w:t>
       </w:r>
       <w:r>
@@ -29425,13 +29357,7 @@
         <w:t>w</w:t>
       </w:r>
       <w:r>
-        <w:t xml:space="preserve">(while </w:t>
-      </w:r>
-      <w:r>
-        <w:t>EXP</w:t>
-      </w:r>
-      <w:r>
-        <w:t xml:space="preserve"> do L, M</w:t>
+        <w:t>(while EXP do L, M</w:t>
       </w:r>
       <w:r>
         <w:rPr>
@@ -29489,13 +29415,7 @@
         <w:t xml:space="preserve"> </w:t>
       </w:r>
       <w:r>
-        <w:t>Δ</w:t>
-      </w:r>
-      <w:r>
-        <w:t xml:space="preserve"> =  if </w:t>
-      </w:r>
-      <w:r>
-        <w:t>M</w:t>
+        <w:t>Δ =  if M</w:t>
       </w:r>
       <w:r>
         <w:rPr>
@@ -29675,22 +29595,13 @@
         <w:t>feach_rec</w:t>
       </w:r>
       <w:r>
-        <w:t xml:space="preserve">(foreach x in EXP do L, </w:t>
-      </w:r>
-      <w:r>
-        <w:t>i</w:t>
-      </w:r>
-      <w:r>
-        <w:t>, s)</w:t>
+        <w:t>(foreach x in EXP do L, i, s)</w:t>
       </w:r>
       <w:r>
         <w:t xml:space="preserve"> </w:t>
       </w:r>
       <w:r>
-        <w:t>Δ</w:t>
-      </w:r>
-      <w:r>
-        <w:t xml:space="preserve">= </w:t>
+        <w:t xml:space="preserve">Δ= </w:t>
       </w:r>
       <w:r>
         <w:t>if M</w:t>
@@ -29750,15 +29661,26 @@
         <w:rPr>
           <w:vertAlign w:val="subscript"/>
         </w:rPr>
-        <w:t>feach_rec</w:t>
-      </w:r>
-      <w:r>
-        <w:t>(foreach x in EXP do L, i+1, M</w:t>
-      </w:r>
+        <w:t>feach_</w:t>
+      </w:r>
+      <w:proofErr w:type="gramStart"/>
       <w:r>
         <w:rPr>
           <w:vertAlign w:val="subscript"/>
         </w:rPr>
+        <w:t>rec</w:t>
+      </w:r>
+      <w:r>
+        <w:t>(</w:t>
+      </w:r>
+      <w:proofErr w:type="gramEnd"/>
+      <w:r>
+        <w:t>foreach x in EXP do L, i+1, M</w:t>
+      </w:r>
+      <w:r>
+        <w:rPr>
+          <w:vertAlign w:val="subscript"/>
+        </w:rPr>
         <w:t>feach_sl</w:t>
       </w:r>
       <w:r>
@@ -29768,21 +29690,10 @@
         <w:rPr>
           <w:vertAlign w:val="subscript"/>
         </w:rPr>
-        <w:t>pos_</w:t>
-      </w:r>
-      <w:proofErr w:type="gramStart"/>
-      <w:r>
-        <w:rPr>
-          <w:vertAlign w:val="subscript"/>
-        </w:rPr>
-        <w:t>elem</w:t>
-      </w:r>
-      <w:r>
-        <w:t>(</w:t>
-      </w:r>
-      <w:proofErr w:type="gramEnd"/>
-      <w:r>
-        <w:t>EXP, i, s), s))</w:t>
+        <w:t>pos_elem</w:t>
+      </w:r>
+      <w:r>
+        <w:t>(EXP, i, s), s))</w:t>
       </w:r>
     </w:p>
     <w:p>
@@ -30890,62 +30801,6 @@
           <w:lang w:val="es-ES"/>
         </w:rPr>
         <w:t xml:space="preserve"> Evaluación de asignaciones </w:t>
-      </w:r>
-    </w:p>
-    <w:p>
-      <w:pPr>
-        <w:tabs>
-          <w:tab w:val="left" w:pos="0"/>
-        </w:tabs>
-        <w:rPr>
-          <w:lang w:val="es-ES"/>
-        </w:rPr>
-      </w:pPr>
-      <w:r>
-        <w:rPr>
-          <w:lang w:val="es-ES"/>
-        </w:rPr>
-        <w:t>(segundo parcial</w:t>
-      </w:r>
-      <w:r>
-        <w:rPr>
-          <w:lang w:val="es-ES"/>
-        </w:rPr>
-        <w:t xml:space="preserve"> 25/11 presentación informe defensa lunes 28/11 15hs </w:t>
-      </w:r>
-      <w:proofErr w:type="gramStart"/>
-      <w:r>
-        <w:rPr>
-          <w:lang w:val="es-ES"/>
-        </w:rPr>
-        <w:t xml:space="preserve">-  </w:t>
-      </w:r>
-      <w:proofErr w:type="spellStart"/>
-      <w:r>
-        <w:rPr>
-          <w:lang w:val="es-ES"/>
-        </w:rPr>
-        <w:t>recu</w:t>
-      </w:r>
-      <w:proofErr w:type="spellEnd"/>
-      <w:proofErr w:type="gramEnd"/>
-      <w:r>
-        <w:rPr>
-          <w:lang w:val="es-ES"/>
-        </w:rPr>
-        <w:t xml:space="preserve">: </w:t>
-      </w:r>
-      <w:r>
-        <w:rPr>
-          <w:lang w:val="es-ES"/>
-        </w:rPr>
-        <w:t>sábado 03/12</w:t>
-      </w:r>
-      <w:r>
-        <w:rPr>
-          <w:lang w:val="es-ES"/>
-        </w:rPr>
-        <w:t>)</w:t>
       </w:r>
     </w:p>
     <w:p>
@@ -31103,7 +30958,7 @@
 </file>
 
 <file path=word/endnotes.xml><?xml version="1.0" encoding="utf-8"?>
-<w:endnotes xmlns:wpc="http://schemas.microsoft.com/office/word/2010/wordprocessingCanvas" xmlns:cx="http://schemas.microsoft.com/office/drawing/2014/chartex" xmlns:cx1="http://schemas.microsoft.com/office/drawing/2015/9/8/chartex" xmlns:cx2="http://schemas.microsoft.com/office/drawing/2015/10/21/chartex" xmlns:cx3="http://schemas.microsoft.com/office/drawing/2016/5/9/chartex" xmlns:cx4="http://schemas.microsoft.com/office/drawing/2016/5/10/chartex" xmlns:cx5="http://schemas.microsoft.com/office/drawing/2016/5/11/chartex" xmlns:cx6="http://schemas.microsoft.com/office/drawing/2016/5/12/chartex" xmlns:cx7="http://schemas.microsoft.com/office/drawing/2016/5/13/chartex" xmlns:cx8="http://schemas.microsoft.com/office/drawing/2016/5/14/chartex" xmlns:mc="http://schemas.openxmlformats.org/markup-compatibility/2006" xmlns:aink="http://schemas.microsoft.com/office/drawing/2016/ink" xmlns:am3d="http://schemas.microsoft.com/office/drawing/2017/model3d" xmlns:o="urn:schemas-microsoft-com:office:office" xmlns:r="http://schemas.openxmlformats.org/officeDocument/2006/relationships" xmlns:m="http://schemas.openxmlformats.org/officeDocument/2006/math" xmlns:v="urn:schemas-microsoft-com:vml" xmlns:wp14="http://schemas.microsoft.com/office/word/2010/wordprocessingDrawing" xmlns:wp="http://schemas.openxmlformats.org/drawingml/2006/wordprocessingDrawing" xmlns:w10="urn:schemas-microsoft-com:office:word" xmlns:w="http://schemas.openxmlformats.org/wordprocessingml/2006/main" xmlns:w14="http://schemas.microsoft.com/office/word/2010/wordml" xmlns:w15="http://schemas.microsoft.com/office/word/2012/wordml" xmlns:w16cex="http://schemas.microsoft.com/office/word/2018/wordml/cex" xmlns:w16cid="http://schemas.microsoft.com/office/word/2016/wordml/cid" xmlns:w16="http://schemas.microsoft.com/office/word/2018/wordml" xmlns:w16sdtdh="http://schemas.microsoft.com/office/word/2020/wordml/sdtdatahash" xmlns:w16se="http://schemas.microsoft.com/office/word/2015/wordml/symex" xmlns:wpg="http://schemas.microsoft.com/office/word/2010/wordprocessingGroup" xmlns:wpi="http://schemas.microsoft.com/office/word/2010/wordprocessingInk" xmlns:wne="http://schemas.microsoft.com/office/word/2006/wordml" xmlns:wps="http://schemas.microsoft.com/office/word/2010/wordprocessingShape" mc:Ignorable="w14 w15 w16se w16cid w16 w16cex w16sdtdh wp14">
+<w:endnotes xmlns:wpc="http://schemas.microsoft.com/office/word/2010/wordprocessingCanvas" xmlns:cx="http://schemas.microsoft.com/office/drawing/2014/chartex" xmlns:cx1="http://schemas.microsoft.com/office/drawing/2015/9/8/chartex" xmlns:cx2="http://schemas.microsoft.com/office/drawing/2015/10/21/chartex" xmlns:cx3="http://schemas.microsoft.com/office/drawing/2016/5/9/chartex" xmlns:cx4="http://schemas.microsoft.com/office/drawing/2016/5/10/chartex" xmlns:cx5="http://schemas.microsoft.com/office/drawing/2016/5/11/chartex" xmlns:cx6="http://schemas.microsoft.com/office/drawing/2016/5/12/chartex" xmlns:cx7="http://schemas.microsoft.com/office/drawing/2016/5/13/chartex" xmlns:cx8="http://schemas.microsoft.com/office/drawing/2016/5/14/chartex" xmlns:mc="http://schemas.openxmlformats.org/markup-compatibility/2006" xmlns:aink="http://schemas.microsoft.com/office/drawing/2016/ink" xmlns:am3d="http://schemas.microsoft.com/office/drawing/2017/model3d" xmlns:o="urn:schemas-microsoft-com:office:office" xmlns:oel="http://schemas.microsoft.com/office/2019/extlst" xmlns:r="http://schemas.openxmlformats.org/officeDocument/2006/relationships" xmlns:m="http://schemas.openxmlformats.org/officeDocument/2006/math" xmlns:v="urn:schemas-microsoft-com:vml" xmlns:wp14="http://schemas.microsoft.com/office/word/2010/wordprocessingDrawing" xmlns:wp="http://schemas.openxmlformats.org/drawingml/2006/wordprocessingDrawing" xmlns:w10="urn:schemas-microsoft-com:office:word" xmlns:w="http://schemas.openxmlformats.org/wordprocessingml/2006/main" xmlns:w14="http://schemas.microsoft.com/office/word/2010/wordml" xmlns:w15="http://schemas.microsoft.com/office/word/2012/wordml" xmlns:w16cex="http://schemas.microsoft.com/office/word/2018/wordml/cex" xmlns:w16cid="http://schemas.microsoft.com/office/word/2016/wordml/cid" xmlns:w16="http://schemas.microsoft.com/office/word/2018/wordml" xmlns:w16sdtdh="http://schemas.microsoft.com/office/word/2020/wordml/sdtdatahash" xmlns:w16se="http://schemas.microsoft.com/office/word/2015/wordml/symex" xmlns:wpg="http://schemas.microsoft.com/office/word/2010/wordprocessingGroup" xmlns:wpi="http://schemas.microsoft.com/office/word/2010/wordprocessingInk" xmlns:wne="http://schemas.microsoft.com/office/word/2006/wordml" xmlns:wps="http://schemas.microsoft.com/office/word/2010/wordprocessingShape" mc:Ignorable="w14 w15 w16se w16cid w16 w16cex w16sdtdh wp14">
   <w:endnote w:type="separator" w:id="-1">
     <w:p>
       <w:pPr>
@@ -31128,7 +30983,7 @@
 </file>
 
 <file path=word/footnotes.xml><?xml version="1.0" encoding="utf-8"?>
-<w:footnotes xmlns:wpc="http://schemas.microsoft.com/office/word/2010/wordprocessingCanvas" xmlns:cx="http://schemas.microsoft.com/office/drawing/2014/chartex" xmlns:cx1="http://schemas.microsoft.com/office/drawing/2015/9/8/chartex" xmlns:cx2="http://schemas.microsoft.com/office/drawing/2015/10/21/chartex" xmlns:cx3="http://schemas.microsoft.com/office/drawing/2016/5/9/chartex" xmlns:cx4="http://schemas.microsoft.com/office/drawing/2016/5/10/chartex" xmlns:cx5="http://schemas.microsoft.com/office/drawing/2016/5/11/chartex" xmlns:cx6="http://schemas.microsoft.com/office/drawing/2016/5/12/chartex" xmlns:cx7="http://schemas.microsoft.com/office/drawing/2016/5/13/chartex" xmlns:cx8="http://schemas.microsoft.com/office/drawing/2016/5/14/chartex" xmlns:mc="http://schemas.openxmlformats.org/markup-compatibility/2006" xmlns:aink="http://schemas.microsoft.com/office/drawing/2016/ink" xmlns:am3d="http://schemas.microsoft.com/office/drawing/2017/model3d" xmlns:o="urn:schemas-microsoft-com:office:office" xmlns:r="http://schemas.openxmlformats.org/officeDocument/2006/relationships" xmlns:m="http://schemas.openxmlformats.org/officeDocument/2006/math" xmlns:v="urn:schemas-microsoft-com:vml" xmlns:wp14="http://schemas.microsoft.com/office/word/2010/wordprocessingDrawing" xmlns:wp="http://schemas.openxmlformats.org/drawingml/2006/wordprocessingDrawing" xmlns:w10="urn:schemas-microsoft-com:office:word" xmlns:w="http://schemas.openxmlformats.org/wordprocessingml/2006/main" xmlns:w14="http://schemas.microsoft.com/office/word/2010/wordml" xmlns:w15="http://schemas.microsoft.com/office/word/2012/wordml" xmlns:w16cex="http://schemas.microsoft.com/office/word/2018/wordml/cex" xmlns:w16cid="http://schemas.microsoft.com/office/word/2016/wordml/cid" xmlns:w16="http://schemas.microsoft.com/office/word/2018/wordml" xmlns:w16sdtdh="http://schemas.microsoft.com/office/word/2020/wordml/sdtdatahash" xmlns:w16se="http://schemas.microsoft.com/office/word/2015/wordml/symex" xmlns:wpg="http://schemas.microsoft.com/office/word/2010/wordprocessingGroup" xmlns:wpi="http://schemas.microsoft.com/office/word/2010/wordprocessingInk" xmlns:wne="http://schemas.microsoft.com/office/word/2006/wordml" xmlns:wps="http://schemas.microsoft.com/office/word/2010/wordprocessingShape" mc:Ignorable="w14 w15 w16se w16cid w16 w16cex w16sdtdh wp14">
+<w:footnotes xmlns:wpc="http://schemas.microsoft.com/office/word/2010/wordprocessingCanvas" xmlns:cx="http://schemas.microsoft.com/office/drawing/2014/chartex" xmlns:cx1="http://schemas.microsoft.com/office/drawing/2015/9/8/chartex" xmlns:cx2="http://schemas.microsoft.com/office/drawing/2015/10/21/chartex" xmlns:cx3="http://schemas.microsoft.com/office/drawing/2016/5/9/chartex" xmlns:cx4="http://schemas.microsoft.com/office/drawing/2016/5/10/chartex" xmlns:cx5="http://schemas.microsoft.com/office/drawing/2016/5/11/chartex" xmlns:cx6="http://schemas.microsoft.com/office/drawing/2016/5/12/chartex" xmlns:cx7="http://schemas.microsoft.com/office/drawing/2016/5/13/chartex" xmlns:cx8="http://schemas.microsoft.com/office/drawing/2016/5/14/chartex" xmlns:mc="http://schemas.openxmlformats.org/markup-compatibility/2006" xmlns:aink="http://schemas.microsoft.com/office/drawing/2016/ink" xmlns:am3d="http://schemas.microsoft.com/office/drawing/2017/model3d" xmlns:o="urn:schemas-microsoft-com:office:office" xmlns:oel="http://schemas.microsoft.com/office/2019/extlst" xmlns:r="http://schemas.openxmlformats.org/officeDocument/2006/relationships" xmlns:m="http://schemas.openxmlformats.org/officeDocument/2006/math" xmlns:v="urn:schemas-microsoft-com:vml" xmlns:wp14="http://schemas.microsoft.com/office/word/2010/wordprocessingDrawing" xmlns:wp="http://schemas.openxmlformats.org/drawingml/2006/wordprocessingDrawing" xmlns:w10="urn:schemas-microsoft-com:office:word" xmlns:w="http://schemas.openxmlformats.org/wordprocessingml/2006/main" xmlns:w14="http://schemas.microsoft.com/office/word/2010/wordml" xmlns:w15="http://schemas.microsoft.com/office/word/2012/wordml" xmlns:w16cex="http://schemas.microsoft.com/office/word/2018/wordml/cex" xmlns:w16cid="http://schemas.microsoft.com/office/word/2016/wordml/cid" xmlns:w16="http://schemas.microsoft.com/office/word/2018/wordml" xmlns:w16sdtdh="http://schemas.microsoft.com/office/word/2020/wordml/sdtdatahash" xmlns:w16se="http://schemas.microsoft.com/office/word/2015/wordml/symex" xmlns:wpg="http://schemas.microsoft.com/office/word/2010/wordprocessingGroup" xmlns:wpi="http://schemas.microsoft.com/office/word/2010/wordprocessingInk" xmlns:wne="http://schemas.microsoft.com/office/word/2006/wordml" xmlns:wps="http://schemas.microsoft.com/office/word/2010/wordprocessingShape" mc:Ignorable="w14 w15 w16se w16cid w16 w16cex w16sdtdh wp14">
   <w:footnote w:type="separator" w:id="-1">
     <w:p>
       <w:pPr>
@@ -31153,7 +31008,7 @@
 </file>
 
 <file path=word/numbering.xml><?xml version="1.0" encoding="utf-8"?>
-<w:numbering xmlns:wpc="http://schemas.microsoft.com/office/word/2010/wordprocessingCanvas" xmlns:cx="http://schemas.microsoft.com/office/drawing/2014/chartex" xmlns:cx1="http://schemas.microsoft.com/office/drawing/2015/9/8/chartex" xmlns:cx2="http://schemas.microsoft.com/office/drawing/2015/10/21/chartex" xmlns:cx3="http://schemas.microsoft.com/office/drawing/2016/5/9/chartex" xmlns:cx4="http://schemas.microsoft.com/office/drawing/2016/5/10/chartex" xmlns:cx5="http://schemas.microsoft.com/office/drawing/2016/5/11/chartex" xmlns:cx6="http://schemas.microsoft.com/office/drawing/2016/5/12/chartex" xmlns:cx7="http://schemas.microsoft.com/office/drawing/2016/5/13/chartex" xmlns:cx8="http://schemas.microsoft.com/office/drawing/2016/5/14/chartex" xmlns:mc="http://schemas.openxmlformats.org/markup-compatibility/2006" xmlns:aink="http://schemas.microsoft.com/office/drawing/2016/ink" xmlns:am3d="http://schemas.microsoft.com/office/drawing/2017/model3d" xmlns:o="urn:schemas-microsoft-com:office:office" xmlns:r="http://schemas.openxmlformats.org/officeDocument/2006/relationships" xmlns:m="http://schemas.openxmlformats.org/officeDocument/2006/math" xmlns:v="urn:schemas-microsoft-com:vml" xmlns:wp14="http://schemas.microsoft.com/office/word/2010/wordprocessingDrawing" xmlns:wp="http://schemas.openxmlformats.org/drawingml/2006/wordprocessingDrawing" xmlns:w10="urn:schemas-microsoft-com:office:word" xmlns:w="http://schemas.openxmlformats.org/wordprocessingml/2006/main" xmlns:w14="http://schemas.microsoft.com/office/word/2010/wordml" xmlns:w15="http://schemas.microsoft.com/office/word/2012/wordml" xmlns:w16cex="http://schemas.microsoft.com/office/word/2018/wordml/cex" xmlns:w16cid="http://schemas.microsoft.com/office/word/2016/wordml/cid" xmlns:w16="http://schemas.microsoft.com/office/word/2018/wordml" xmlns:w16sdtdh="http://schemas.microsoft.com/office/word/2020/wordml/sdtdatahash" xmlns:w16se="http://schemas.microsoft.com/office/word/2015/wordml/symex" xmlns:wpg="http://schemas.microsoft.com/office/word/2010/wordprocessingGroup" xmlns:wpi="http://schemas.microsoft.com/office/word/2010/wordprocessingInk" xmlns:wne="http://schemas.microsoft.com/office/word/2006/wordml" xmlns:wps="http://schemas.microsoft.com/office/word/2010/wordprocessingShape" mc:Ignorable="w14 w15 w16se w16cid w16 w16cex w16sdtdh wp14">
+<w:numbering xmlns:wpc="http://schemas.microsoft.com/office/word/2010/wordprocessingCanvas" xmlns:cx="http://schemas.microsoft.com/office/drawing/2014/chartex" xmlns:cx1="http://schemas.microsoft.com/office/drawing/2015/9/8/chartex" xmlns:cx2="http://schemas.microsoft.com/office/drawing/2015/10/21/chartex" xmlns:cx3="http://schemas.microsoft.com/office/drawing/2016/5/9/chartex" xmlns:cx4="http://schemas.microsoft.com/office/drawing/2016/5/10/chartex" xmlns:cx5="http://schemas.microsoft.com/office/drawing/2016/5/11/chartex" xmlns:cx6="http://schemas.microsoft.com/office/drawing/2016/5/12/chartex" xmlns:cx7="http://schemas.microsoft.com/office/drawing/2016/5/13/chartex" xmlns:cx8="http://schemas.microsoft.com/office/drawing/2016/5/14/chartex" xmlns:mc="http://schemas.openxmlformats.org/markup-compatibility/2006" xmlns:aink="http://schemas.microsoft.com/office/drawing/2016/ink" xmlns:am3d="http://schemas.microsoft.com/office/drawing/2017/model3d" xmlns:o="urn:schemas-microsoft-com:office:office" xmlns:oel="http://schemas.microsoft.com/office/2019/extlst" xmlns:r="http://schemas.openxmlformats.org/officeDocument/2006/relationships" xmlns:m="http://schemas.openxmlformats.org/officeDocument/2006/math" xmlns:v="urn:schemas-microsoft-com:vml" xmlns:wp14="http://schemas.microsoft.com/office/word/2010/wordprocessingDrawing" xmlns:wp="http://schemas.openxmlformats.org/drawingml/2006/wordprocessingDrawing" xmlns:w10="urn:schemas-microsoft-com:office:word" xmlns:w="http://schemas.openxmlformats.org/wordprocessingml/2006/main" xmlns:w14="http://schemas.microsoft.com/office/word/2010/wordml" xmlns:w15="http://schemas.microsoft.com/office/word/2012/wordml" xmlns:w16cex="http://schemas.microsoft.com/office/word/2018/wordml/cex" xmlns:w16cid="http://schemas.microsoft.com/office/word/2016/wordml/cid" xmlns:w16="http://schemas.microsoft.com/office/word/2018/wordml" xmlns:w16sdtdh="http://schemas.microsoft.com/office/word/2020/wordml/sdtdatahash" xmlns:w16se="http://schemas.microsoft.com/office/word/2015/wordml/symex" xmlns:wpg="http://schemas.microsoft.com/office/word/2010/wordprocessingGroup" xmlns:wpi="http://schemas.microsoft.com/office/word/2010/wordprocessingInk" xmlns:wne="http://schemas.microsoft.com/office/word/2006/wordml" xmlns:wps="http://schemas.microsoft.com/office/word/2010/wordprocessingShape" mc:Ignorable="w14 w15 w16se w16cid w16 w16cex w16sdtdh wp14">
   <w:abstractNum w:abstractNumId="0" w15:restartNumberingAfterBreak="0">
     <w:nsid w:val="02791101"/>
     <w:multiLevelType w:val="multilevel"/>
@@ -32550,22 +32405,22 @@
       </w:pPr>
     </w:lvl>
   </w:abstractNum>
-  <w:num w:numId="1">
+  <w:num w:numId="1" w16cid:durableId="1114206084">
     <w:abstractNumId w:val="9"/>
   </w:num>
-  <w:num w:numId="2">
+  <w:num w:numId="2" w16cid:durableId="947662250">
     <w:abstractNumId w:val="4"/>
   </w:num>
-  <w:num w:numId="3">
+  <w:num w:numId="3" w16cid:durableId="1852065953">
     <w:abstractNumId w:val="11"/>
   </w:num>
-  <w:num w:numId="4">
+  <w:num w:numId="4" w16cid:durableId="2070688221">
     <w:abstractNumId w:val="13"/>
   </w:num>
-  <w:num w:numId="5">
+  <w:num w:numId="5" w16cid:durableId="1673487255">
     <w:abstractNumId w:val="3"/>
   </w:num>
-  <w:num w:numId="6">
+  <w:num w:numId="6" w16cid:durableId="1494568219">
     <w:abstractNumId w:val="9"/>
     <w:lvlOverride w:ilvl="0">
       <w:startOverride w:val="1"/>
@@ -32595,19 +32450,19 @@
       <w:startOverride w:val="1"/>
     </w:lvlOverride>
   </w:num>
-  <w:num w:numId="7">
+  <w:num w:numId="7" w16cid:durableId="777679801">
     <w:abstractNumId w:val="12"/>
   </w:num>
-  <w:num w:numId="8">
+  <w:num w:numId="8" w16cid:durableId="358314984">
     <w:abstractNumId w:val="5"/>
   </w:num>
-  <w:num w:numId="9">
+  <w:num w:numId="9" w16cid:durableId="1775632823">
     <w:abstractNumId w:val="0"/>
   </w:num>
-  <w:num w:numId="10">
+  <w:num w:numId="10" w16cid:durableId="350686523">
     <w:abstractNumId w:val="1"/>
   </w:num>
-  <w:num w:numId="11">
+  <w:num w:numId="11" w16cid:durableId="2064403223">
     <w:abstractNumId w:val="10"/>
     <w:lvlOverride w:ilvl="0">
       <w:startOverride w:val="1"/>
@@ -32637,7 +32492,7 @@
       <w:startOverride w:val="1"/>
     </w:lvlOverride>
   </w:num>
-  <w:num w:numId="12">
+  <w:num w:numId="12" w16cid:durableId="1332559972">
     <w:abstractNumId w:val="11"/>
     <w:lvlOverride w:ilvl="0">
       <w:startOverride w:val="1"/>
@@ -32667,19 +32522,19 @@
       <w:startOverride w:val="1"/>
     </w:lvlOverride>
   </w:num>
-  <w:num w:numId="13">
+  <w:num w:numId="13" w16cid:durableId="775637915">
     <w:abstractNumId w:val="2"/>
   </w:num>
-  <w:num w:numId="14">
+  <w:num w:numId="14" w16cid:durableId="2138134445">
     <w:abstractNumId w:val="7"/>
   </w:num>
-  <w:num w:numId="15">
+  <w:num w:numId="15" w16cid:durableId="1512331004">
     <w:abstractNumId w:val="8"/>
   </w:num>
-  <w:num w:numId="16">
+  <w:num w:numId="16" w16cid:durableId="533999973">
     <w:abstractNumId w:val="6"/>
   </w:num>
-  <w:num w:numId="17">
+  <w:num w:numId="17" w16cid:durableId="666130827">
     <w:abstractNumId w:val="10"/>
   </w:num>
 </w:numbering>
